--- a/7 семестр/ИСИС КП/ПЗ.docx
+++ b/7 семестр/ИСИС КП/ПЗ.docx
@@ -6172,7 +6172,10 @@
         <w:t>сети</w:t>
       </w:r>
       <w:r>
-        <w:t xml:space="preserve"> надежное функционирование в соответствии с техническим заданием. </w:t>
+        <w:t xml:space="preserve"> надежное функционирование в соответствии с </w:t>
+      </w:r>
+      <w:r>
+        <w:t xml:space="preserve">техническим заданием. </w:t>
       </w:r>
     </w:p>
     <w:p>
@@ -6188,22 +6191,13 @@
     </w:p>
     <w:p>
       <w:r>
-        <w:t xml:space="preserve">Организация </w:t>
-      </w:r>
-      <w:r>
-        <w:t>располагается в одном одноэтажном здании</w:t>
+        <w:t>Организация располагается в одном одноэтажном здании</w:t>
       </w:r>
       <w:r>
         <w:t xml:space="preserve"> (ч</w:t>
       </w:r>
       <w:r>
-        <w:t>ерт</w:t>
-      </w:r>
-      <w:r>
-        <w:t>ё</w:t>
-      </w:r>
-      <w:r>
-        <w:t>ж расположения офисных помещений расположен в приложении А</w:t>
+        <w:t>ертёж расположения офисных помещений расположен в приложении А</w:t>
       </w:r>
       <w:r>
         <w:t>)</w:t>
@@ -6215,10 +6209,7 @@
         <w:t>В ней</w:t>
       </w:r>
       <w:r>
-        <w:t xml:space="preserve"> функционирует </w:t>
-      </w:r>
-      <w:r>
-        <w:t>четыре внутренних и два внешних сервера.</w:t>
+        <w:t xml:space="preserve"> функционирует четыре внутренних и два внешних сервера.</w:t>
       </w:r>
       <w:r>
         <w:t xml:space="preserve"> </w:t>
@@ -6228,7 +6219,7 @@
           <w:rFonts w:cs="Times New Roman"/>
           <w:szCs w:val="28"/>
         </w:rPr>
-        <w:t xml:space="preserve">Сервера подключаются </w:t>
+        <w:t>Сервера подключаются в узлах</w:t>
       </w:r>
       <w:r>
         <w:rPr>
@@ -6236,200 +6227,169 @@
           <w:color w:val="EE0000"/>
           <w:szCs w:val="28"/>
         </w:rPr>
-        <w:t xml:space="preserve">в узлах </w:t>
+        <w:t xml:space="preserve"> </w:t>
       </w:r>
       <w:r>
         <w:rPr>
           <w:rFonts w:cs="Times New Roman"/>
           <w:szCs w:val="28"/>
         </w:rPr>
-        <w:t>этажа</w:t>
-      </w:r>
-      <w:r>
+        <w:t>этажа.</w:t>
+      </w:r>
+      <w:r>
+        <w:t xml:space="preserve"> </w:t>
+      </w:r>
+    </w:p>
+    <w:p>
+      <w:pPr>
         <w:rPr>
           <w:rFonts w:cs="Times New Roman"/>
           <w:szCs w:val="28"/>
         </w:rPr>
+      </w:pPr>
+      <w:r>
+        <w:t xml:space="preserve">Сеть реализована на </w:t>
+      </w:r>
+      <w:r>
+        <w:rPr>
+          <w:color w:val="EE0000"/>
+        </w:rPr>
+        <w:t>коммутаторах</w:t>
+      </w:r>
+      <w:r>
         <w:t>.</w:t>
       </w:r>
       <w:r>
         <w:t xml:space="preserve"> </w:t>
+      </w:r>
+      <w:r>
+        <w:t xml:space="preserve">Присутствует </w:t>
+      </w:r>
+      <w:r>
+        <w:t>поддержка технологии</w:t>
+      </w:r>
+      <w:r>
+        <w:t xml:space="preserve"> </w:t>
+      </w:r>
+      <w:r>
+        <w:rPr>
+          <w:lang w:val="en-US"/>
+        </w:rPr>
+        <w:t>VLAN</w:t>
+      </w:r>
+      <w:r>
+        <w:t xml:space="preserve"> (</w:t>
+      </w:r>
+      <w:r>
+        <w:rPr>
+          <w:rFonts w:cs="Times New Roman"/>
+          <w:szCs w:val="28"/>
+        </w:rPr>
+        <w:t xml:space="preserve">виртуальные локальные сети). </w:t>
+      </w:r>
+      <w:r>
+        <w:rPr>
+          <w:rFonts w:cs="Times New Roman"/>
+          <w:szCs w:val="28"/>
+        </w:rPr>
+        <w:t>Также реализовано</w:t>
+      </w:r>
+      <w:r>
+        <w:rPr>
+          <w:rFonts w:cs="Times New Roman"/>
+          <w:szCs w:val="28"/>
+        </w:rPr>
+        <w:t xml:space="preserve"> резервирование. Допустимая отказоустойчивость сети – 0,2 сек.</w:t>
       </w:r>
     </w:p>
     <w:p>
-      <w:pPr>
-        <w:rPr>
-          <w:rFonts w:cs="Times New Roman"/>
-          <w:szCs w:val="28"/>
-        </w:rPr>
-      </w:pPr>
-      <w:r>
-        <w:t xml:space="preserve">Сеть </w:t>
-      </w:r>
-      <w:r>
-        <w:t>реализована на основе</w:t>
+      <w:r>
+        <w:t>Связь с провайдером глобальной сети (Интернет) осуществляется по двум каналам через технологию</w:t>
+      </w:r>
+      <w:r>
+        <w:t xml:space="preserve"> Fast Ethernet.</w:t>
       </w:r>
       <w:r>
         <w:t xml:space="preserve"> </w:t>
       </w:r>
       <w:r>
-        <w:rPr>
-          <w:highlight w:val="red"/>
-        </w:rPr>
-        <w:t>ЧЕГО</w:t>
-      </w:r>
-      <w:r>
-        <w:t>.</w:t>
-      </w:r>
-      <w:r>
-        <w:t xml:space="preserve"> </w:t>
-      </w:r>
-      <w:r>
-        <w:t xml:space="preserve">Присутствует </w:t>
-      </w:r>
-      <w:r>
-        <w:t>поддержка технологии</w:t>
-      </w:r>
-      <w:r>
-        <w:t xml:space="preserve"> </w:t>
-      </w:r>
-      <w:r>
-        <w:rPr>
-          <w:lang w:val="en-US"/>
-        </w:rPr>
-        <w:t>VLAN</w:t>
-      </w:r>
-      <w:r>
-        <w:t xml:space="preserve"> (</w:t>
-      </w:r>
-      <w:r>
-        <w:rPr>
-          <w:rFonts w:cs="Times New Roman"/>
-          <w:szCs w:val="28"/>
-        </w:rPr>
-        <w:t xml:space="preserve">виртуальные локальные сети). </w:t>
+        <w:t>Способ адресации – бесклассовый.</w:t>
       </w:r>
     </w:p>
     <w:p>
       <w:r>
-        <w:t>Связь с провайдером глобальной сети (Интернет) осуществляется</w:t>
-      </w:r>
-      <w:r>
+        <w:t xml:space="preserve">Внутренняя безопасность низкая. </w:t>
+      </w:r>
+      <w:r>
+        <w:t>Политика безопасности</w:t>
+      </w:r>
+      <w:r>
+        <w:t xml:space="preserve"> регламентирует</w:t>
+      </w:r>
+      <w:r>
+        <w:t xml:space="preserve"> взаимодействи</w:t>
+      </w:r>
+      <w:r>
+        <w:t xml:space="preserve">е </w:t>
+      </w:r>
+      <w:r>
+        <w:t>пользователей</w:t>
+      </w:r>
+      <w:r>
+        <w:t xml:space="preserve"> с</w:t>
+      </w:r>
+      <w:r>
+        <w:rPr>
+          <w:i/>
+          <w:iCs/>
+        </w:rPr>
         <w:t xml:space="preserve"> </w:t>
       </w:r>
       <w:r>
-        <w:t>по двум каналам через технологию</w:t>
-      </w:r>
-      <w:r>
-        <w:t xml:space="preserve"> </w:t>
-      </w:r>
-      <w:r>
-        <w:t>Fast</w:t>
-      </w:r>
-      <w:r>
-        <w:t xml:space="preserve"> </w:t>
-      </w:r>
-      <w:r>
-        <w:t>Ethernet</w:t>
+        <w:t>Интернет</w:t>
+      </w:r>
+      <w:r>
+        <w:t xml:space="preserve">, </w:t>
+      </w:r>
+      <w:r>
+        <w:t xml:space="preserve">а также правила </w:t>
+      </w:r>
+      <w:r>
+        <w:t>удалённого доступа</w:t>
       </w:r>
       <w:r>
         <w:t>.</w:t>
-      </w:r>
-      <w:r>
-        <w:t xml:space="preserve"> </w:t>
-      </w:r>
-      <w:r>
-        <w:t>Способ адресации – бесклассовый.</w:t>
       </w:r>
     </w:p>
     <w:p>
-      <w:pPr>
-        <w:pStyle w:val="a7"/>
-        <w:numPr>
-          <w:ilvl w:val="0"/>
-          <w:numId w:val="45"/>
-        </w:numPr>
-        <w:rPr>
-          <w:color w:val="EE0000"/>
-        </w:rPr>
-      </w:pPr>
-      <w:r>
-        <w:rPr>
-          <w:color w:val="EE0000"/>
-        </w:rPr>
-        <w:t>ЛЮДЕЙ СЧИТАТЬ НАДО?</w:t>
+      <w:r>
+        <w:t xml:space="preserve">В основном компания использует нетребовательное программное обеспечение: продукты </w:t>
+      </w:r>
+      <w:r>
+        <w:rPr>
+          <w:lang w:val="en-US"/>
+        </w:rPr>
+        <w:t>Microsoft</w:t>
+      </w:r>
+      <w:r>
+        <w:t xml:space="preserve"> </w:t>
+      </w:r>
+      <w:r>
+        <w:rPr>
+          <w:lang w:val="en-US"/>
+        </w:rPr>
+        <w:t>Office</w:t>
+      </w:r>
+      <w:r>
+        <w:t xml:space="preserve">, </w:t>
+      </w:r>
+      <w:r>
+        <w:t>1С: Бухгалтерия, Интернет-браузер. Интернет по необходимости доступен всем сотрудникам.</w:t>
       </w:r>
     </w:p>
+    <w:p/>
     <w:p>
       <w:r>
-        <w:t xml:space="preserve">Допустимая отказоустойчивость сети </w:t>
-      </w:r>
-      <w:r>
-        <w:t xml:space="preserve">– 120 сек. </w:t>
-      </w:r>
-      <w:r>
-        <w:t xml:space="preserve">Внутренняя безопасность низкая. </w:t>
-      </w:r>
-      <w:r>
-        <w:t>Политика безопасности регламентирует</w:t>
-      </w:r>
-      <w:r>
-        <w:t xml:space="preserve"> взаимодействи</w:t>
-      </w:r>
-      <w:r>
-        <w:t>е пользователей</w:t>
-      </w:r>
-      <w:r>
-        <w:t xml:space="preserve"> с Интернет, </w:t>
-      </w:r>
-      <w:r>
-        <w:t>а также правила удалённого доступа</w:t>
-      </w:r>
-      <w:r>
-        <w:t>.</w:t>
-      </w:r>
-    </w:p>
-    <w:p>
-      <w:r>
-        <w:t xml:space="preserve">В основном компания использует нетребовательное программное обеспечение: продукты </w:t>
-      </w:r>
-      <w:r>
-        <w:rPr>
-          <w:lang w:val="en-US"/>
-        </w:rPr>
-        <w:t>Microsoft</w:t>
-      </w:r>
-      <w:r>
-        <w:t xml:space="preserve"> </w:t>
-      </w:r>
-      <w:r>
-        <w:rPr>
-          <w:lang w:val="en-US"/>
-        </w:rPr>
-        <w:t>Office</w:t>
-      </w:r>
-      <w:r>
-        <w:t xml:space="preserve">, </w:t>
-      </w:r>
-      <w:r>
-        <w:t>1С: Бухгалтерия, Интернет-браузер. Интернет по необходимости доступен всем сотрудникам.</w:t>
-      </w:r>
-    </w:p>
-    <w:p>
-      <w:pPr>
-        <w:spacing w:after="160" w:line="259" w:lineRule="auto"/>
-        <w:ind w:firstLine="0"/>
-        <w:jc w:val="left"/>
-        <w:rPr>
-          <w:rFonts w:cs="Times New Roman"/>
-          <w:szCs w:val="28"/>
-        </w:rPr>
-      </w:pPr>
-      <w:r>
-        <w:rPr>
-          <w:rFonts w:cs="Times New Roman"/>
-          <w:szCs w:val="28"/>
-        </w:rPr>
         <w:br w:type="page"/>
       </w:r>
     </w:p>
@@ -6459,9 +6419,78 @@
     <w:p/>
     <w:p>
       <w:r>
+        <w:t xml:space="preserve">Организация располагается в </w:t>
+      </w:r>
+      <w:r>
+        <w:t>одноэтажном</w:t>
+      </w:r>
+      <w:r>
+        <w:t xml:space="preserve"> здании</w:t>
+      </w:r>
+      <w:r>
+        <w:t>, где</w:t>
+      </w:r>
+      <w:r>
+        <w:t xml:space="preserve"> имеется 14 помещений</w:t>
+      </w:r>
+      <w:r>
         <w:t>.</w:t>
       </w:r>
+      <w:r>
+        <w:t xml:space="preserve"> </w:t>
+      </w:r>
     </w:p>
+    <w:p/>
+    <w:p>
+      <w:r>
+        <w:rPr>
+          <w:noProof/>
+        </w:rPr>
+        <w:drawing>
+          <wp:inline distT="0" distB="0" distL="0" distR="0" wp14:anchorId="5DFB06D4" wp14:editId="0241EA88">
+            <wp:extent cx="5181866" cy="1955901"/>
+            <wp:effectExtent l="0" t="0" r="0" b="6350"/>
+            <wp:docPr id="772359171" name="Рисунок 4"/>
+            <wp:cNvGraphicFramePr>
+              <a:graphicFrameLocks xmlns:a="http://schemas.openxmlformats.org/drawingml/2006/main" noChangeAspect="1"/>
+            </wp:cNvGraphicFramePr>
+            <a:graphic xmlns:a="http://schemas.openxmlformats.org/drawingml/2006/main">
+              <a:graphicData uri="http://schemas.openxmlformats.org/drawingml/2006/picture">
+                <pic:pic xmlns:pic="http://schemas.openxmlformats.org/drawingml/2006/picture">
+                  <pic:nvPicPr>
+                    <pic:cNvPr id="1793636920" name="Рисунок 1793636920"/>
+                    <pic:cNvPicPr/>
+                  </pic:nvPicPr>
+                  <pic:blipFill>
+                    <a:blip r:embed="rId8">
+                      <a:extLst>
+                        <a:ext uri="{28A0092B-C50C-407E-A947-70E740481C1C}">
+                          <a14:useLocalDpi xmlns:a14="http://schemas.microsoft.com/office/drawing/2010/main" val="0"/>
+                        </a:ext>
+                      </a:extLst>
+                    </a:blip>
+                    <a:stretch>
+                      <a:fillRect/>
+                    </a:stretch>
+                  </pic:blipFill>
+                  <pic:spPr>
+                    <a:xfrm>
+                      <a:off x="0" y="0"/>
+                      <a:ext cx="5181866" cy="1955901"/>
+                    </a:xfrm>
+                    <a:prstGeom prst="rect">
+                      <a:avLst/>
+                    </a:prstGeom>
+                  </pic:spPr>
+                </pic:pic>
+              </a:graphicData>
+            </a:graphic>
+          </wp:inline>
+        </w:drawing>
+      </w:r>
+    </w:p>
+    <w:p/>
+    <w:p/>
     <w:bookmarkEnd w:id="3"/>
     <w:p>
       <w:pPr>
@@ -7282,7 +7311,7 @@
       <w:r>
         <w:t>. — М.: ФИЗМАТЛИТ, 2008. — 456 с. — ISBN 978-5-9221-0846-1.</w:t>
       </w:r>
-      <w:hyperlink r:id="rId8" w:history="1">
+      <w:hyperlink r:id="rId9" w:history="1">
         <w:r>
           <w:rPr>
             <w:rStyle w:val="a4"/>
@@ -7397,7 +7426,7 @@
                     <pic:cNvPicPr/>
                   </pic:nvPicPr>
                   <pic:blipFill>
-                    <a:blip r:embed="rId9">
+                    <a:blip r:embed="rId8">
                       <a:extLst>
                         <a:ext uri="{28A0092B-C50C-407E-A947-70E740481C1C}">
                           <a14:useLocalDpi xmlns:a14="http://schemas.microsoft.com/office/drawing/2010/main" val="0"/>

--- a/7 семестр/ИСИС КП/ПЗ.docx
+++ b/7 семестр/ИСИС КП/ПЗ.docx
@@ -5355,8 +5355,11 @@
       </w:r>
       <w:bookmarkEnd w:id="0"/>
     </w:p>
-    <w:p/>
-    <w:p/>
+    <w:p>
+      <w:pPr>
+        <w:ind w:firstLine="0"/>
+      </w:pPr>
+    </w:p>
     <w:p>
       <w:pPr>
         <w:ind w:left="113" w:right="57"/>
@@ -5941,7 +5944,6 @@
         <w:rPr>
           <w:szCs w:val="28"/>
         </w:rPr>
-        <w:lastRenderedPageBreak/>
         <w:t>Выбор топологии сети и метода доступа для обеспечения надёжности её функционирования</w:t>
       </w:r>
       <w:r>
@@ -5967,6 +5969,7 @@
         <w:rPr>
           <w:szCs w:val="28"/>
         </w:rPr>
+        <w:lastRenderedPageBreak/>
         <w:t>Подбор необходимого активного и пассивного оборудования (коммутаторы, роутеры, кабеля и др.)</w:t>
       </w:r>
       <w:r>
@@ -6144,8 +6147,11 @@
       </w:r>
       <w:bookmarkEnd w:id="1"/>
     </w:p>
-    <w:p/>
-    <w:p/>
+    <w:p>
+      <w:pPr>
+        <w:ind w:firstLine="0"/>
+      </w:pPr>
+    </w:p>
     <w:p>
       <w:r>
         <w:t xml:space="preserve">Необходимо создать </w:t>
@@ -6315,6 +6321,9 @@
       <w:r>
         <w:t>Способ адресации – бесклассовый.</w:t>
       </w:r>
+      <w:r>
+        <w:t xml:space="preserve"> Имеется демилитаризованная зона.</w:t>
+      </w:r>
     </w:p>
     <w:p>
       <w:r>
@@ -6409,7 +6418,16 @@
         <w:t>ОРАСПОЛОЖЕНИЯ</w:t>
       </w:r>
       <w:r>
-        <w:t xml:space="preserve"> КРОССОВЫХ, СЕРВЕРНЫХ ПОМЕЩЕНИЙ И ТЕЛЕКОММУНИКАЦИОННЫХ РОЗЕТОК СЕТИ</w:t>
+        <w:t xml:space="preserve"> </w:t>
+      </w:r>
+      <w:r>
+        <w:t>КРОССОВЫХ, СЕРВЕРНЫХ ПОМЕЩЕНИЙ И</w:t>
+      </w:r>
+      <w:r>
+        <w:t xml:space="preserve"> </w:t>
+      </w:r>
+      <w:r>
+        <w:t>ТЕЛЕКОММУНИКАЦИОННЫХ РОЗЕТОК СЕТИ</w:t>
       </w:r>
       <w:bookmarkEnd w:id="2"/>
     </w:p>
@@ -6418,6 +6436,12 @@
     </w:p>
     <w:p/>
     <w:p>
+      <w:pPr>
+        <w:rPr>
+          <w:i/>
+          <w:iCs/>
+        </w:rPr>
+      </w:pPr>
       <w:r>
         <w:t xml:space="preserve">Организация располагается в </w:t>
       </w:r>
@@ -6434,63 +6458,3178 @@
         <w:t xml:space="preserve"> имеется 14 помещений</w:t>
       </w:r>
       <w:r>
+        <w:t>, размеры указаны на чертеже</w:t>
+      </w:r>
+      <w:r>
         <w:t>.</w:t>
       </w:r>
       <w:r>
         <w:t xml:space="preserve"> </w:t>
+      </w:r>
+      <w:r>
+        <w:t>Длина коридора</w:t>
+      </w:r>
+      <w:r>
+        <w:t xml:space="preserve"> – 48</w:t>
+      </w:r>
+      <w:r>
+        <w:t>,7 метров</w:t>
+      </w:r>
+      <w:r>
+        <w:t xml:space="preserve"> (т.е. диаметр сети не превышает 200 метров). </w:t>
+      </w:r>
+      <w:r>
+        <w:t>Общая п</w:t>
+      </w:r>
+      <w:r>
+        <w:t>лощадь здания – 730</w:t>
+      </w:r>
+      <w:r>
+        <w:t>,</w:t>
+      </w:r>
+      <w:r>
+        <w:t xml:space="preserve">5 </w:t>
+      </w:r>
+      <w:r>
+        <w:t>м</w:t>
+      </w:r>
+      <w:r>
+        <w:rPr>
+          <w:vertAlign w:val="superscript"/>
+        </w:rPr>
+        <w:t>2</w:t>
+      </w:r>
+      <w:r>
+        <w:t>.</w:t>
+      </w:r>
+      <w:r>
+        <w:t xml:space="preserve"> </w:t>
+      </w:r>
+    </w:p>
+    <w:p>
+      <w:r>
+        <w:t>Согласно стандарту EIA/TIA-569</w:t>
+      </w:r>
+      <w:r>
+        <w:t xml:space="preserve"> на один этаж требуется </w:t>
+      </w:r>
+      <w:r>
+        <w:t>одно телекоммуникационное помещение</w:t>
+      </w:r>
+      <w:r>
+        <w:t xml:space="preserve">. </w:t>
+      </w:r>
+      <w:r>
+        <w:t xml:space="preserve">Поскольку площадь относительно мала, </w:t>
+      </w:r>
+      <w:r>
+        <w:t xml:space="preserve">для расположения серверов и коммутационного оборудования </w:t>
+      </w:r>
+      <w:r>
+        <w:t xml:space="preserve">целесообразно всё активное оборудование размещать в одном месте. </w:t>
+      </w:r>
+      <w:r>
+        <w:t>Ч</w:t>
+      </w:r>
+      <w:r>
+        <w:t>тобы кабельные линии до рабочих мест не превышали норматив</w:t>
+      </w:r>
+      <w:r>
+        <w:t xml:space="preserve"> в 90 метров, аппаратная должна располагаться в центре здания. </w:t>
+      </w:r>
+      <w:r>
+        <w:t xml:space="preserve">По этим причинам </w:t>
+      </w:r>
+      <w:r>
+        <w:rPr>
+          <w:b/>
+          <w:bCs/>
+        </w:rPr>
+        <w:t>для технических нужд была выделена комната 312 площадью 16,2 м</w:t>
+      </w:r>
+      <w:r>
+        <w:rPr>
+          <w:b/>
+          <w:bCs/>
+          <w:vertAlign w:val="superscript"/>
+        </w:rPr>
+        <w:t>2</w:t>
+      </w:r>
+      <w:r>
+        <w:t>.</w:t>
+      </w:r>
+      <w:r>
+        <w:t xml:space="preserve"> </w:t>
+      </w:r>
+      <w:r>
+        <w:t>Там</w:t>
+      </w:r>
+      <w:r>
+        <w:t xml:space="preserve"> будет установлена система кондиционирования, внутренние и внешние сервера, коммутационный шкаф.</w:t>
+      </w:r>
+    </w:p>
+    <w:p>
+      <w:r>
+        <w:t xml:space="preserve">Количество пользователей сети не определено, а число рабочих мест </w:t>
+      </w:r>
+      <w:r>
+        <w:t xml:space="preserve">определяется из расчета </w:t>
+      </w:r>
+      <w:r>
+        <w:t>5 м</w:t>
+      </w:r>
+      <w:r>
+        <w:rPr>
+          <w:vertAlign w:val="superscript"/>
+        </w:rPr>
+        <w:t>2</w:t>
+      </w:r>
+      <w:r>
+        <w:t xml:space="preserve"> на одно место</w:t>
+      </w:r>
+      <w:r>
+        <w:t>.</w:t>
+      </w:r>
+      <w:r>
+        <w:t xml:space="preserve"> </w:t>
+      </w:r>
+      <w:r>
+        <w:t>Полагаем, что в комнате площадью до 40 м</w:t>
+      </w:r>
+      <w:r>
+        <w:rPr>
+          <w:vertAlign w:val="superscript"/>
+        </w:rPr>
+        <w:t>2</w:t>
+      </w:r>
+      <w:r>
+        <w:t xml:space="preserve"> располагается одна рабочая группа, а в комнате свыше 40 м</w:t>
+      </w:r>
+      <w:r>
+        <w:rPr>
+          <w:vertAlign w:val="superscript"/>
+        </w:rPr>
+        <w:t>2</w:t>
+      </w:r>
+      <w:r>
+        <w:t xml:space="preserve"> – две. </w:t>
+      </w:r>
+      <w:r>
+        <w:t>Число компьютеров в рабочей группе не должно превышать 14</w:t>
+      </w:r>
+      <w:r>
+        <w:t>.</w:t>
+      </w:r>
+    </w:p>
+    <w:p>
+      <w:r>
+        <w:t xml:space="preserve">На одно рабочее место приходится </w:t>
+      </w:r>
+      <w:r>
+        <w:t>1 розетка телекоммуникационная, 1 розетка телефонная, 2 розетки электрические</w:t>
+      </w:r>
+      <w:r>
+        <w:t xml:space="preserve"> (4 розетки)</w:t>
+      </w:r>
+      <w:r>
+        <w:t xml:space="preserve">. </w:t>
+      </w:r>
+      <w:r>
+        <w:t>Также н</w:t>
+      </w:r>
+      <w:r>
+        <w:t>а каждое помещение предусматривается 4 электрические</w:t>
+      </w:r>
+      <w:r>
+        <w:t xml:space="preserve"> и 1 телефонная</w:t>
+      </w:r>
+      <w:r>
+        <w:t xml:space="preserve"> розетк</w:t>
+      </w:r>
+      <w:r>
+        <w:t xml:space="preserve">а. </w:t>
+      </w:r>
+      <w:r>
+        <w:t>Таким образом на одного пользователя приходится одна телекоммуникационная розетка (ТР), в крупных помещениях предусмотрена запасная.</w:t>
+      </w:r>
+    </w:p>
+    <w:p>
+      <w:r>
+        <w:t xml:space="preserve">Распределение рабочих мест </w:t>
+      </w:r>
+      <w:r>
+        <w:t xml:space="preserve">на этаже было </w:t>
+      </w:r>
+      <w:r>
+        <w:t>представ</w:t>
+      </w:r>
+      <w:r>
+        <w:t>лено</w:t>
+      </w:r>
+      <w:r>
+        <w:t xml:space="preserve"> в форме таблицы</w:t>
+      </w:r>
+      <w:r>
+        <w:t xml:space="preserve"> (таблица 1.1).</w:t>
+      </w:r>
+    </w:p>
+    <w:p>
+      <w:r>
+        <w:lastRenderedPageBreak/>
+        <w:t>В результате анализа плана этажа и расч</w:t>
+      </w:r>
+      <w:r>
+        <w:t>ё</w:t>
+      </w:r>
+      <w:r>
+        <w:t xml:space="preserve">тных данных предлагается для размещения администратора сети и технического персонала </w:t>
+      </w:r>
+      <w:r>
+        <w:rPr>
+          <w:color w:val="EE0000"/>
+        </w:rPr>
+        <w:t>выделить комнату 306</w:t>
+      </w:r>
+      <w:r>
+        <w:t>.</w:t>
       </w:r>
     </w:p>
     <w:p/>
     <w:p>
       <w:r>
-        <w:rPr>
-          <w:noProof/>
-        </w:rPr>
-        <w:drawing>
-          <wp:inline distT="0" distB="0" distL="0" distR="0" wp14:anchorId="5DFB06D4" wp14:editId="0241EA88">
-            <wp:extent cx="5181866" cy="1955901"/>
-            <wp:effectExtent l="0" t="0" r="0" b="6350"/>
-            <wp:docPr id="772359171" name="Рисунок 4"/>
-            <wp:cNvGraphicFramePr>
-              <a:graphicFrameLocks xmlns:a="http://schemas.openxmlformats.org/drawingml/2006/main" noChangeAspect="1"/>
-            </wp:cNvGraphicFramePr>
-            <a:graphic xmlns:a="http://schemas.openxmlformats.org/drawingml/2006/main">
-              <a:graphicData uri="http://schemas.openxmlformats.org/drawingml/2006/picture">
-                <pic:pic xmlns:pic="http://schemas.openxmlformats.org/drawingml/2006/picture">
-                  <pic:nvPicPr>
-                    <pic:cNvPr id="1793636920" name="Рисунок 1793636920"/>
-                    <pic:cNvPicPr/>
-                  </pic:nvPicPr>
-                  <pic:blipFill>
-                    <a:blip r:embed="rId8">
-                      <a:extLst>
-                        <a:ext uri="{28A0092B-C50C-407E-A947-70E740481C1C}">
-                          <a14:useLocalDpi xmlns:a14="http://schemas.microsoft.com/office/drawing/2010/main" val="0"/>
-                        </a:ext>
-                      </a:extLst>
-                    </a:blip>
-                    <a:stretch>
-                      <a:fillRect/>
-                    </a:stretch>
-                  </pic:blipFill>
-                  <pic:spPr>
-                    <a:xfrm>
-                      <a:off x="0" y="0"/>
-                      <a:ext cx="5181866" cy="1955901"/>
-                    </a:xfrm>
-                    <a:prstGeom prst="rect">
-                      <a:avLst/>
-                    </a:prstGeom>
-                  </pic:spPr>
-                </pic:pic>
-              </a:graphicData>
-            </a:graphic>
-          </wp:inline>
-        </w:drawing>
+        <w:t xml:space="preserve">Таблица 1.1 </w:t>
+      </w:r>
+      <w:r>
+        <w:sym w:font="Symbol" w:char="F02D"/>
+      </w:r>
+      <w:r>
+        <w:t xml:space="preserve"> </w:t>
+      </w:r>
+      <w:r>
+        <w:t>Площадь помещений и распределение ТР</w:t>
       </w:r>
     </w:p>
-    <w:p/>
-    <w:p/>
+    <w:tbl>
+      <w:tblPr>
+        <w:tblStyle w:val="af0"/>
+        <w:tblW w:w="9351" w:type="dxa"/>
+        <w:tblLayout w:type="fixed"/>
+        <w:tblLook w:val="04A0" w:firstRow="1" w:lastRow="0" w:firstColumn="1" w:lastColumn="0" w:noHBand="0" w:noVBand="1"/>
+      </w:tblPr>
+      <w:tblGrid>
+        <w:gridCol w:w="704"/>
+        <w:gridCol w:w="1559"/>
+        <w:gridCol w:w="1276"/>
+        <w:gridCol w:w="1418"/>
+        <w:gridCol w:w="1134"/>
+        <w:gridCol w:w="1134"/>
+        <w:gridCol w:w="2126"/>
+      </w:tblGrid>
+      <w:tr>
+        <w:tc>
+          <w:tcPr>
+            <w:tcW w:w="704" w:type="dxa"/>
+            <w:vAlign w:val="center"/>
+          </w:tcPr>
+          <w:p>
+            <w:pPr>
+              <w:spacing w:line="240" w:lineRule="auto"/>
+              <w:ind w:firstLine="0"/>
+              <w:jc w:val="center"/>
+              <w:rPr>
+                <w:b/>
+                <w:bCs/>
+                <w:sz w:val="24"/>
+                <w:szCs w:val="24"/>
+              </w:rPr>
+            </w:pPr>
+            <w:r>
+              <w:rPr>
+                <w:b/>
+                <w:bCs/>
+                <w:color w:val="000000" w:themeColor="text1"/>
+                <w:sz w:val="24"/>
+                <w:szCs w:val="24"/>
+              </w:rPr>
+              <w:t>№</w:t>
+            </w:r>
+          </w:p>
+        </w:tc>
+        <w:tc>
+          <w:tcPr>
+            <w:tcW w:w="1559" w:type="dxa"/>
+            <w:vAlign w:val="center"/>
+          </w:tcPr>
+          <w:p>
+            <w:pPr>
+              <w:spacing w:line="240" w:lineRule="auto"/>
+              <w:ind w:firstLine="0"/>
+              <w:jc w:val="center"/>
+              <w:rPr>
+                <w:b/>
+                <w:bCs/>
+                <w:sz w:val="24"/>
+                <w:szCs w:val="24"/>
+              </w:rPr>
+            </w:pPr>
+            <w:r>
+              <w:rPr>
+                <w:b/>
+                <w:bCs/>
+                <w:color w:val="000000" w:themeColor="text1"/>
+                <w:sz w:val="24"/>
+                <w:szCs w:val="24"/>
+              </w:rPr>
+              <w:t>Площадь помещения, м</w:t>
+            </w:r>
+            <w:r>
+              <w:rPr>
+                <w:b/>
+                <w:bCs/>
+                <w:color w:val="000000" w:themeColor="text1"/>
+                <w:sz w:val="24"/>
+                <w:szCs w:val="24"/>
+                <w:vertAlign w:val="superscript"/>
+              </w:rPr>
+              <w:t>2</w:t>
+            </w:r>
+          </w:p>
+        </w:tc>
+        <w:tc>
+          <w:tcPr>
+            <w:tcW w:w="1276" w:type="dxa"/>
+            <w:vAlign w:val="center"/>
+          </w:tcPr>
+          <w:p>
+            <w:pPr>
+              <w:spacing w:line="240" w:lineRule="auto"/>
+              <w:ind w:firstLine="0"/>
+              <w:jc w:val="center"/>
+              <w:rPr>
+                <w:b/>
+                <w:bCs/>
+                <w:sz w:val="24"/>
+                <w:szCs w:val="24"/>
+              </w:rPr>
+            </w:pPr>
+            <w:r>
+              <w:rPr>
+                <w:b/>
+                <w:bCs/>
+                <w:color w:val="000000" w:themeColor="text1"/>
+                <w:sz w:val="24"/>
+                <w:szCs w:val="24"/>
+              </w:rPr>
+              <w:t>Число рабочих мест</w:t>
+            </w:r>
+          </w:p>
+        </w:tc>
+        <w:tc>
+          <w:tcPr>
+            <w:tcW w:w="1418" w:type="dxa"/>
+            <w:vAlign w:val="center"/>
+          </w:tcPr>
+          <w:p>
+            <w:pPr>
+              <w:spacing w:line="240" w:lineRule="auto"/>
+              <w:ind w:firstLine="0"/>
+              <w:jc w:val="center"/>
+              <w:rPr>
+                <w:b/>
+                <w:bCs/>
+                <w:sz w:val="24"/>
+                <w:szCs w:val="24"/>
+              </w:rPr>
+            </w:pPr>
+            <w:r>
+              <w:rPr>
+                <w:b/>
+                <w:bCs/>
+                <w:color w:val="EE0000"/>
+                <w:sz w:val="24"/>
+                <w:szCs w:val="24"/>
+              </w:rPr>
+              <w:t>Номера</w:t>
+            </w:r>
+            <w:r>
+              <w:rPr>
+                <w:b/>
+                <w:bCs/>
+                <w:color w:val="EE0000"/>
+                <w:sz w:val="24"/>
+                <w:szCs w:val="24"/>
+              </w:rPr>
+              <w:t xml:space="preserve"> </w:t>
+            </w:r>
+            <w:r>
+              <w:rPr>
+                <w:b/>
+                <w:bCs/>
+                <w:color w:val="EE0000"/>
+                <w:sz w:val="24"/>
+                <w:szCs w:val="24"/>
+              </w:rPr>
+              <w:t>рабочих групп</w:t>
+            </w:r>
+          </w:p>
+        </w:tc>
+        <w:tc>
+          <w:tcPr>
+            <w:tcW w:w="1134" w:type="dxa"/>
+            <w:vAlign w:val="center"/>
+          </w:tcPr>
+          <w:p>
+            <w:pPr>
+              <w:spacing w:line="240" w:lineRule="auto"/>
+              <w:ind w:firstLine="0"/>
+              <w:jc w:val="center"/>
+              <w:rPr>
+                <w:b/>
+                <w:bCs/>
+                <w:color w:val="000000" w:themeColor="text1"/>
+                <w:sz w:val="24"/>
+                <w:szCs w:val="24"/>
+              </w:rPr>
+            </w:pPr>
+            <w:r>
+              <w:rPr>
+                <w:b/>
+                <w:bCs/>
+                <w:color w:val="000000" w:themeColor="text1"/>
+                <w:sz w:val="24"/>
+                <w:szCs w:val="24"/>
+              </w:rPr>
+              <w:t>Число ТР</w:t>
+            </w:r>
+          </w:p>
+        </w:tc>
+        <w:tc>
+          <w:tcPr>
+            <w:tcW w:w="1134" w:type="dxa"/>
+            <w:vAlign w:val="center"/>
+          </w:tcPr>
+          <w:p>
+            <w:pPr>
+              <w:spacing w:line="240" w:lineRule="auto"/>
+              <w:ind w:firstLine="0"/>
+              <w:jc w:val="center"/>
+              <w:rPr>
+                <w:b/>
+                <w:bCs/>
+                <w:color w:val="000000" w:themeColor="text1"/>
+                <w:sz w:val="24"/>
+                <w:szCs w:val="24"/>
+              </w:rPr>
+            </w:pPr>
+            <w:r>
+              <w:rPr>
+                <w:b/>
+                <w:bCs/>
+                <w:color w:val="000000" w:themeColor="text1"/>
+                <w:sz w:val="24"/>
+                <w:szCs w:val="24"/>
+              </w:rPr>
+              <w:t>Число розеток</w:t>
+            </w:r>
+          </w:p>
+        </w:tc>
+        <w:tc>
+          <w:tcPr>
+            <w:tcW w:w="2126" w:type="dxa"/>
+            <w:vAlign w:val="center"/>
+          </w:tcPr>
+          <w:p>
+            <w:pPr>
+              <w:spacing w:line="240" w:lineRule="auto"/>
+              <w:ind w:firstLine="0"/>
+              <w:jc w:val="center"/>
+              <w:rPr>
+                <w:b/>
+                <w:bCs/>
+                <w:color w:val="000000" w:themeColor="text1"/>
+                <w:sz w:val="24"/>
+                <w:szCs w:val="24"/>
+              </w:rPr>
+            </w:pPr>
+            <w:r>
+              <w:rPr>
+                <w:b/>
+                <w:bCs/>
+                <w:color w:val="000000" w:themeColor="text1"/>
+                <w:sz w:val="24"/>
+                <w:szCs w:val="24"/>
+              </w:rPr>
+              <w:t>Примечания</w:t>
+            </w:r>
+          </w:p>
+        </w:tc>
+      </w:tr>
+      <w:tr>
+        <w:tc>
+          <w:tcPr>
+            <w:tcW w:w="704" w:type="dxa"/>
+          </w:tcPr>
+          <w:p>
+            <w:pPr>
+              <w:spacing w:line="240" w:lineRule="auto"/>
+              <w:ind w:firstLine="0"/>
+              <w:rPr>
+                <w:sz w:val="24"/>
+                <w:szCs w:val="24"/>
+              </w:rPr>
+            </w:pPr>
+            <w:r>
+              <w:rPr>
+                <w:sz w:val="24"/>
+                <w:szCs w:val="24"/>
+              </w:rPr>
+              <w:t>301</w:t>
+            </w:r>
+          </w:p>
+        </w:tc>
+        <w:tc>
+          <w:tcPr>
+            <w:tcW w:w="1559" w:type="dxa"/>
+          </w:tcPr>
+          <w:p>
+            <w:pPr>
+              <w:spacing w:line="240" w:lineRule="auto"/>
+              <w:ind w:firstLine="0"/>
+              <w:rPr>
+                <w:sz w:val="24"/>
+                <w:szCs w:val="24"/>
+                <w:lang w:val="en-US"/>
+              </w:rPr>
+            </w:pPr>
+            <w:r>
+              <w:rPr>
+                <w:sz w:val="24"/>
+                <w:szCs w:val="24"/>
+              </w:rPr>
+              <w:t>34</w:t>
+            </w:r>
+            <w:r>
+              <w:rPr>
+                <w:sz w:val="24"/>
+                <w:szCs w:val="24"/>
+                <w:lang w:val="en-US"/>
+              </w:rPr>
+              <w:t>,8</w:t>
+            </w:r>
+          </w:p>
+        </w:tc>
+        <w:tc>
+          <w:tcPr>
+            <w:tcW w:w="1276" w:type="dxa"/>
+          </w:tcPr>
+          <w:p>
+            <w:pPr>
+              <w:spacing w:line="240" w:lineRule="auto"/>
+              <w:ind w:firstLine="0"/>
+              <w:rPr>
+                <w:sz w:val="24"/>
+                <w:szCs w:val="24"/>
+              </w:rPr>
+            </w:pPr>
+            <w:r>
+              <w:rPr>
+                <w:sz w:val="24"/>
+                <w:szCs w:val="24"/>
+              </w:rPr>
+              <w:t>7</w:t>
+            </w:r>
+          </w:p>
+        </w:tc>
+        <w:tc>
+          <w:tcPr>
+            <w:tcW w:w="1418" w:type="dxa"/>
+            <w:vAlign w:val="center"/>
+          </w:tcPr>
+          <w:p>
+            <w:pPr>
+              <w:spacing w:line="240" w:lineRule="auto"/>
+              <w:ind w:firstLine="0"/>
+              <w:rPr>
+                <w:sz w:val="24"/>
+                <w:szCs w:val="24"/>
+              </w:rPr>
+            </w:pPr>
+            <w:r>
+              <w:rPr>
+                <w:sz w:val="24"/>
+                <w:szCs w:val="24"/>
+              </w:rPr>
+              <w:t>1</w:t>
+            </w:r>
+          </w:p>
+        </w:tc>
+        <w:tc>
+          <w:tcPr>
+            <w:tcW w:w="1134" w:type="dxa"/>
+          </w:tcPr>
+          <w:p>
+            <w:pPr>
+              <w:spacing w:line="240" w:lineRule="auto"/>
+              <w:ind w:firstLine="0"/>
+              <w:rPr>
+                <w:sz w:val="24"/>
+                <w:szCs w:val="20"/>
+              </w:rPr>
+            </w:pPr>
+            <w:r>
+              <w:rPr>
+                <w:sz w:val="24"/>
+                <w:szCs w:val="20"/>
+              </w:rPr>
+              <w:t>7</w:t>
+            </w:r>
+          </w:p>
+        </w:tc>
+        <w:tc>
+          <w:tcPr>
+            <w:tcW w:w="1134" w:type="dxa"/>
+          </w:tcPr>
+          <w:p>
+            <w:pPr>
+              <w:spacing w:line="240" w:lineRule="auto"/>
+              <w:ind w:firstLine="0"/>
+              <w:rPr>
+                <w:sz w:val="24"/>
+                <w:szCs w:val="20"/>
+              </w:rPr>
+            </w:pPr>
+            <w:r>
+              <w:rPr>
+                <w:sz w:val="24"/>
+                <w:szCs w:val="20"/>
+              </w:rPr>
+              <w:t>33</w:t>
+            </w:r>
+          </w:p>
+        </w:tc>
+        <w:tc>
+          <w:tcPr>
+            <w:tcW w:w="2126" w:type="dxa"/>
+          </w:tcPr>
+          <w:p>
+            <w:pPr>
+              <w:spacing w:line="240" w:lineRule="auto"/>
+              <w:ind w:firstLine="0"/>
+              <w:rPr>
+                <w:sz w:val="24"/>
+                <w:szCs w:val="20"/>
+              </w:rPr>
+            </w:pPr>
+          </w:p>
+        </w:tc>
+      </w:tr>
+      <w:tr>
+        <w:tc>
+          <w:tcPr>
+            <w:tcW w:w="704" w:type="dxa"/>
+          </w:tcPr>
+          <w:p>
+            <w:pPr>
+              <w:spacing w:line="240" w:lineRule="auto"/>
+              <w:ind w:firstLine="0"/>
+              <w:rPr>
+                <w:sz w:val="24"/>
+                <w:szCs w:val="24"/>
+              </w:rPr>
+            </w:pPr>
+            <w:r>
+              <w:rPr>
+                <w:sz w:val="24"/>
+                <w:szCs w:val="24"/>
+              </w:rPr>
+              <w:t>302</w:t>
+            </w:r>
+          </w:p>
+        </w:tc>
+        <w:tc>
+          <w:tcPr>
+            <w:tcW w:w="1559" w:type="dxa"/>
+          </w:tcPr>
+          <w:p>
+            <w:pPr>
+              <w:spacing w:line="240" w:lineRule="auto"/>
+              <w:ind w:firstLine="0"/>
+              <w:rPr>
+                <w:sz w:val="24"/>
+                <w:szCs w:val="24"/>
+                <w:lang w:val="en-US"/>
+              </w:rPr>
+            </w:pPr>
+            <w:r>
+              <w:rPr>
+                <w:sz w:val="24"/>
+                <w:szCs w:val="24"/>
+                <w:lang w:val="en-US"/>
+              </w:rPr>
+              <w:t>17,4</w:t>
+            </w:r>
+          </w:p>
+        </w:tc>
+        <w:tc>
+          <w:tcPr>
+            <w:tcW w:w="1276" w:type="dxa"/>
+          </w:tcPr>
+          <w:p>
+            <w:pPr>
+              <w:spacing w:line="240" w:lineRule="auto"/>
+              <w:ind w:firstLine="0"/>
+              <w:rPr>
+                <w:sz w:val="24"/>
+                <w:szCs w:val="24"/>
+              </w:rPr>
+            </w:pPr>
+            <w:r>
+              <w:rPr>
+                <w:sz w:val="24"/>
+                <w:szCs w:val="24"/>
+              </w:rPr>
+              <w:t>3</w:t>
+            </w:r>
+          </w:p>
+        </w:tc>
+        <w:tc>
+          <w:tcPr>
+            <w:tcW w:w="1418" w:type="dxa"/>
+            <w:vAlign w:val="center"/>
+          </w:tcPr>
+          <w:p>
+            <w:pPr>
+              <w:spacing w:line="240" w:lineRule="auto"/>
+              <w:ind w:firstLine="0"/>
+              <w:rPr>
+                <w:sz w:val="24"/>
+                <w:szCs w:val="24"/>
+              </w:rPr>
+            </w:pPr>
+            <w:r>
+              <w:rPr>
+                <w:sz w:val="24"/>
+                <w:szCs w:val="24"/>
+              </w:rPr>
+              <w:t>1</w:t>
+            </w:r>
+          </w:p>
+        </w:tc>
+        <w:tc>
+          <w:tcPr>
+            <w:tcW w:w="1134" w:type="dxa"/>
+          </w:tcPr>
+          <w:p>
+            <w:pPr>
+              <w:spacing w:line="240" w:lineRule="auto"/>
+              <w:ind w:firstLine="0"/>
+              <w:rPr>
+                <w:sz w:val="24"/>
+                <w:szCs w:val="20"/>
+              </w:rPr>
+            </w:pPr>
+            <w:r>
+              <w:rPr>
+                <w:sz w:val="24"/>
+                <w:szCs w:val="20"/>
+              </w:rPr>
+              <w:t>3</w:t>
+            </w:r>
+          </w:p>
+        </w:tc>
+        <w:tc>
+          <w:tcPr>
+            <w:tcW w:w="1134" w:type="dxa"/>
+          </w:tcPr>
+          <w:p>
+            <w:pPr>
+              <w:spacing w:line="240" w:lineRule="auto"/>
+              <w:ind w:firstLine="0"/>
+              <w:rPr>
+                <w:sz w:val="24"/>
+                <w:szCs w:val="20"/>
+              </w:rPr>
+            </w:pPr>
+            <w:r>
+              <w:rPr>
+                <w:sz w:val="24"/>
+                <w:szCs w:val="20"/>
+              </w:rPr>
+              <w:t>17</w:t>
+            </w:r>
+          </w:p>
+        </w:tc>
+        <w:tc>
+          <w:tcPr>
+            <w:tcW w:w="2126" w:type="dxa"/>
+          </w:tcPr>
+          <w:p>
+            <w:pPr>
+              <w:spacing w:line="240" w:lineRule="auto"/>
+              <w:ind w:firstLine="0"/>
+              <w:rPr>
+                <w:sz w:val="24"/>
+                <w:szCs w:val="20"/>
+              </w:rPr>
+            </w:pPr>
+          </w:p>
+        </w:tc>
+      </w:tr>
+      <w:tr>
+        <w:tc>
+          <w:tcPr>
+            <w:tcW w:w="704" w:type="dxa"/>
+          </w:tcPr>
+          <w:p>
+            <w:pPr>
+              <w:spacing w:line="240" w:lineRule="auto"/>
+              <w:ind w:firstLine="0"/>
+              <w:rPr>
+                <w:sz w:val="24"/>
+                <w:szCs w:val="24"/>
+              </w:rPr>
+            </w:pPr>
+            <w:r>
+              <w:rPr>
+                <w:sz w:val="24"/>
+                <w:szCs w:val="24"/>
+              </w:rPr>
+              <w:t>303</w:t>
+            </w:r>
+          </w:p>
+        </w:tc>
+        <w:tc>
+          <w:tcPr>
+            <w:tcW w:w="1559" w:type="dxa"/>
+          </w:tcPr>
+          <w:p>
+            <w:pPr>
+              <w:spacing w:line="240" w:lineRule="auto"/>
+              <w:ind w:firstLine="0"/>
+              <w:rPr>
+                <w:sz w:val="24"/>
+                <w:szCs w:val="24"/>
+                <w:lang w:val="en-US"/>
+              </w:rPr>
+            </w:pPr>
+            <w:r>
+              <w:rPr>
+                <w:sz w:val="24"/>
+                <w:szCs w:val="24"/>
+                <w:lang w:val="en-US"/>
+              </w:rPr>
+              <w:t>55,2</w:t>
+            </w:r>
+          </w:p>
+        </w:tc>
+        <w:tc>
+          <w:tcPr>
+            <w:tcW w:w="1276" w:type="dxa"/>
+          </w:tcPr>
+          <w:p>
+            <w:pPr>
+              <w:spacing w:line="240" w:lineRule="auto"/>
+              <w:ind w:firstLine="0"/>
+              <w:rPr>
+                <w:sz w:val="24"/>
+                <w:szCs w:val="24"/>
+              </w:rPr>
+            </w:pPr>
+            <w:r>
+              <w:rPr>
+                <w:sz w:val="24"/>
+                <w:szCs w:val="24"/>
+              </w:rPr>
+              <w:t>11</w:t>
+            </w:r>
+          </w:p>
+        </w:tc>
+        <w:tc>
+          <w:tcPr>
+            <w:tcW w:w="1418" w:type="dxa"/>
+            <w:vAlign w:val="center"/>
+          </w:tcPr>
+          <w:p>
+            <w:pPr>
+              <w:spacing w:line="240" w:lineRule="auto"/>
+              <w:ind w:firstLine="0"/>
+              <w:rPr>
+                <w:sz w:val="24"/>
+                <w:szCs w:val="24"/>
+              </w:rPr>
+            </w:pPr>
+            <w:r>
+              <w:rPr>
+                <w:sz w:val="24"/>
+                <w:szCs w:val="24"/>
+              </w:rPr>
+              <w:t>2</w:t>
+            </w:r>
+          </w:p>
+        </w:tc>
+        <w:tc>
+          <w:tcPr>
+            <w:tcW w:w="1134" w:type="dxa"/>
+          </w:tcPr>
+          <w:p>
+            <w:pPr>
+              <w:spacing w:line="240" w:lineRule="auto"/>
+              <w:ind w:firstLine="0"/>
+              <w:rPr>
+                <w:sz w:val="24"/>
+                <w:szCs w:val="20"/>
+              </w:rPr>
+            </w:pPr>
+            <w:r>
+              <w:rPr>
+                <w:sz w:val="24"/>
+                <w:szCs w:val="20"/>
+              </w:rPr>
+              <w:t>11</w:t>
+            </w:r>
+          </w:p>
+        </w:tc>
+        <w:tc>
+          <w:tcPr>
+            <w:tcW w:w="1134" w:type="dxa"/>
+          </w:tcPr>
+          <w:p>
+            <w:pPr>
+              <w:spacing w:line="240" w:lineRule="auto"/>
+              <w:ind w:firstLine="0"/>
+              <w:rPr>
+                <w:sz w:val="24"/>
+                <w:szCs w:val="20"/>
+              </w:rPr>
+            </w:pPr>
+            <w:r>
+              <w:rPr>
+                <w:sz w:val="24"/>
+                <w:szCs w:val="20"/>
+              </w:rPr>
+              <w:t>49</w:t>
+            </w:r>
+          </w:p>
+        </w:tc>
+        <w:tc>
+          <w:tcPr>
+            <w:tcW w:w="2126" w:type="dxa"/>
+          </w:tcPr>
+          <w:p>
+            <w:pPr>
+              <w:spacing w:line="240" w:lineRule="auto"/>
+              <w:ind w:firstLine="0"/>
+              <w:rPr>
+                <w:sz w:val="24"/>
+                <w:szCs w:val="20"/>
+              </w:rPr>
+            </w:pPr>
+          </w:p>
+        </w:tc>
+      </w:tr>
+      <w:tr>
+        <w:tc>
+          <w:tcPr>
+            <w:tcW w:w="704" w:type="dxa"/>
+          </w:tcPr>
+          <w:p>
+            <w:pPr>
+              <w:spacing w:line="240" w:lineRule="auto"/>
+              <w:ind w:firstLine="0"/>
+              <w:rPr>
+                <w:sz w:val="24"/>
+                <w:szCs w:val="24"/>
+              </w:rPr>
+            </w:pPr>
+            <w:r>
+              <w:rPr>
+                <w:sz w:val="24"/>
+                <w:szCs w:val="24"/>
+              </w:rPr>
+              <w:t>304</w:t>
+            </w:r>
+          </w:p>
+        </w:tc>
+        <w:tc>
+          <w:tcPr>
+            <w:tcW w:w="1559" w:type="dxa"/>
+          </w:tcPr>
+          <w:p>
+            <w:pPr>
+              <w:spacing w:line="240" w:lineRule="auto"/>
+              <w:ind w:firstLine="0"/>
+              <w:rPr>
+                <w:sz w:val="24"/>
+                <w:szCs w:val="24"/>
+                <w:lang w:val="en-US"/>
+              </w:rPr>
+            </w:pPr>
+            <w:r>
+              <w:rPr>
+                <w:sz w:val="24"/>
+                <w:szCs w:val="24"/>
+                <w:lang w:val="en-US"/>
+              </w:rPr>
+              <w:t>30,0</w:t>
+            </w:r>
+          </w:p>
+        </w:tc>
+        <w:tc>
+          <w:tcPr>
+            <w:tcW w:w="1276" w:type="dxa"/>
+          </w:tcPr>
+          <w:p>
+            <w:pPr>
+              <w:spacing w:line="240" w:lineRule="auto"/>
+              <w:ind w:firstLine="0"/>
+              <w:rPr>
+                <w:sz w:val="24"/>
+                <w:szCs w:val="24"/>
+              </w:rPr>
+            </w:pPr>
+            <w:r>
+              <w:rPr>
+                <w:sz w:val="24"/>
+                <w:szCs w:val="24"/>
+              </w:rPr>
+              <w:t>6</w:t>
+            </w:r>
+          </w:p>
+        </w:tc>
+        <w:tc>
+          <w:tcPr>
+            <w:tcW w:w="1418" w:type="dxa"/>
+            <w:vAlign w:val="center"/>
+          </w:tcPr>
+          <w:p>
+            <w:pPr>
+              <w:spacing w:line="240" w:lineRule="auto"/>
+              <w:ind w:firstLine="0"/>
+              <w:rPr>
+                <w:sz w:val="24"/>
+                <w:szCs w:val="24"/>
+              </w:rPr>
+            </w:pPr>
+            <w:r>
+              <w:rPr>
+                <w:sz w:val="24"/>
+                <w:szCs w:val="24"/>
+              </w:rPr>
+              <w:t>1</w:t>
+            </w:r>
+          </w:p>
+        </w:tc>
+        <w:tc>
+          <w:tcPr>
+            <w:tcW w:w="1134" w:type="dxa"/>
+          </w:tcPr>
+          <w:p>
+            <w:pPr>
+              <w:spacing w:line="240" w:lineRule="auto"/>
+              <w:ind w:firstLine="0"/>
+              <w:rPr>
+                <w:sz w:val="24"/>
+                <w:szCs w:val="20"/>
+              </w:rPr>
+            </w:pPr>
+            <w:r>
+              <w:rPr>
+                <w:sz w:val="24"/>
+                <w:szCs w:val="20"/>
+              </w:rPr>
+              <w:t>6</w:t>
+            </w:r>
+          </w:p>
+        </w:tc>
+        <w:tc>
+          <w:tcPr>
+            <w:tcW w:w="1134" w:type="dxa"/>
+          </w:tcPr>
+          <w:p>
+            <w:pPr>
+              <w:spacing w:line="240" w:lineRule="auto"/>
+              <w:ind w:firstLine="0"/>
+              <w:rPr>
+                <w:sz w:val="24"/>
+                <w:szCs w:val="20"/>
+              </w:rPr>
+            </w:pPr>
+            <w:r>
+              <w:rPr>
+                <w:sz w:val="24"/>
+                <w:szCs w:val="20"/>
+              </w:rPr>
+              <w:t>29</w:t>
+            </w:r>
+          </w:p>
+        </w:tc>
+        <w:tc>
+          <w:tcPr>
+            <w:tcW w:w="2126" w:type="dxa"/>
+          </w:tcPr>
+          <w:p>
+            <w:pPr>
+              <w:spacing w:line="240" w:lineRule="auto"/>
+              <w:ind w:firstLine="0"/>
+              <w:rPr>
+                <w:sz w:val="24"/>
+                <w:szCs w:val="20"/>
+              </w:rPr>
+            </w:pPr>
+          </w:p>
+        </w:tc>
+      </w:tr>
+      <w:tr>
+        <w:tc>
+          <w:tcPr>
+            <w:tcW w:w="704" w:type="dxa"/>
+          </w:tcPr>
+          <w:p>
+            <w:pPr>
+              <w:spacing w:line="240" w:lineRule="auto"/>
+              <w:ind w:firstLine="0"/>
+              <w:rPr>
+                <w:sz w:val="24"/>
+                <w:szCs w:val="24"/>
+              </w:rPr>
+            </w:pPr>
+            <w:r>
+              <w:rPr>
+                <w:sz w:val="24"/>
+                <w:szCs w:val="24"/>
+              </w:rPr>
+              <w:t>305</w:t>
+            </w:r>
+          </w:p>
+        </w:tc>
+        <w:tc>
+          <w:tcPr>
+            <w:tcW w:w="1559" w:type="dxa"/>
+          </w:tcPr>
+          <w:p>
+            <w:pPr>
+              <w:spacing w:line="240" w:lineRule="auto"/>
+              <w:ind w:firstLine="0"/>
+              <w:rPr>
+                <w:sz w:val="24"/>
+                <w:szCs w:val="24"/>
+                <w:lang w:val="en-US"/>
+              </w:rPr>
+            </w:pPr>
+            <w:r>
+              <w:rPr>
+                <w:sz w:val="24"/>
+                <w:szCs w:val="24"/>
+                <w:lang w:val="en-US"/>
+              </w:rPr>
+              <w:t>36,0</w:t>
+            </w:r>
+          </w:p>
+        </w:tc>
+        <w:tc>
+          <w:tcPr>
+            <w:tcW w:w="1276" w:type="dxa"/>
+          </w:tcPr>
+          <w:p>
+            <w:pPr>
+              <w:spacing w:line="240" w:lineRule="auto"/>
+              <w:ind w:firstLine="0"/>
+              <w:rPr>
+                <w:sz w:val="24"/>
+                <w:szCs w:val="24"/>
+              </w:rPr>
+            </w:pPr>
+            <w:r>
+              <w:rPr>
+                <w:sz w:val="24"/>
+                <w:szCs w:val="24"/>
+              </w:rPr>
+              <w:t>7</w:t>
+            </w:r>
+          </w:p>
+        </w:tc>
+        <w:tc>
+          <w:tcPr>
+            <w:tcW w:w="1418" w:type="dxa"/>
+            <w:vAlign w:val="center"/>
+          </w:tcPr>
+          <w:p>
+            <w:pPr>
+              <w:spacing w:line="240" w:lineRule="auto"/>
+              <w:ind w:firstLine="0"/>
+              <w:rPr>
+                <w:sz w:val="24"/>
+                <w:szCs w:val="24"/>
+              </w:rPr>
+            </w:pPr>
+            <w:r>
+              <w:rPr>
+                <w:sz w:val="24"/>
+                <w:szCs w:val="24"/>
+              </w:rPr>
+              <w:t>1</w:t>
+            </w:r>
+          </w:p>
+        </w:tc>
+        <w:tc>
+          <w:tcPr>
+            <w:tcW w:w="1134" w:type="dxa"/>
+          </w:tcPr>
+          <w:p>
+            <w:pPr>
+              <w:spacing w:line="240" w:lineRule="auto"/>
+              <w:ind w:firstLine="0"/>
+              <w:rPr>
+                <w:sz w:val="24"/>
+                <w:szCs w:val="20"/>
+              </w:rPr>
+            </w:pPr>
+            <w:r>
+              <w:rPr>
+                <w:sz w:val="24"/>
+                <w:szCs w:val="20"/>
+              </w:rPr>
+              <w:t>7</w:t>
+            </w:r>
+          </w:p>
+        </w:tc>
+        <w:tc>
+          <w:tcPr>
+            <w:tcW w:w="1134" w:type="dxa"/>
+          </w:tcPr>
+          <w:p>
+            <w:pPr>
+              <w:spacing w:line="240" w:lineRule="auto"/>
+              <w:ind w:firstLine="0"/>
+              <w:rPr>
+                <w:sz w:val="24"/>
+                <w:szCs w:val="20"/>
+              </w:rPr>
+            </w:pPr>
+            <w:r>
+              <w:rPr>
+                <w:sz w:val="24"/>
+                <w:szCs w:val="20"/>
+              </w:rPr>
+              <w:t>33</w:t>
+            </w:r>
+          </w:p>
+        </w:tc>
+        <w:tc>
+          <w:tcPr>
+            <w:tcW w:w="2126" w:type="dxa"/>
+          </w:tcPr>
+          <w:p>
+            <w:pPr>
+              <w:spacing w:line="240" w:lineRule="auto"/>
+              <w:ind w:firstLine="0"/>
+              <w:rPr>
+                <w:sz w:val="24"/>
+                <w:szCs w:val="20"/>
+              </w:rPr>
+            </w:pPr>
+          </w:p>
+        </w:tc>
+      </w:tr>
+      <w:tr>
+        <w:tc>
+          <w:tcPr>
+            <w:tcW w:w="704" w:type="dxa"/>
+          </w:tcPr>
+          <w:p>
+            <w:pPr>
+              <w:spacing w:line="240" w:lineRule="auto"/>
+              <w:ind w:firstLine="0"/>
+              <w:rPr>
+                <w:b/>
+                <w:bCs/>
+                <w:sz w:val="24"/>
+                <w:szCs w:val="24"/>
+              </w:rPr>
+            </w:pPr>
+            <w:r>
+              <w:rPr>
+                <w:b/>
+                <w:bCs/>
+                <w:sz w:val="24"/>
+                <w:szCs w:val="24"/>
+              </w:rPr>
+              <w:t>306</w:t>
+            </w:r>
+          </w:p>
+        </w:tc>
+        <w:tc>
+          <w:tcPr>
+            <w:tcW w:w="1559" w:type="dxa"/>
+          </w:tcPr>
+          <w:p>
+            <w:pPr>
+              <w:spacing w:line="240" w:lineRule="auto"/>
+              <w:ind w:firstLine="0"/>
+              <w:rPr>
+                <w:sz w:val="24"/>
+                <w:szCs w:val="24"/>
+                <w:lang w:val="en-US"/>
+              </w:rPr>
+            </w:pPr>
+            <w:r>
+              <w:rPr>
+                <w:sz w:val="24"/>
+                <w:szCs w:val="24"/>
+                <w:lang w:val="en-US"/>
+              </w:rPr>
+              <w:t>17,4</w:t>
+            </w:r>
+          </w:p>
+        </w:tc>
+        <w:tc>
+          <w:tcPr>
+            <w:tcW w:w="1276" w:type="dxa"/>
+          </w:tcPr>
+          <w:p>
+            <w:pPr>
+              <w:spacing w:line="240" w:lineRule="auto"/>
+              <w:ind w:firstLine="0"/>
+              <w:rPr>
+                <w:sz w:val="24"/>
+                <w:szCs w:val="24"/>
+              </w:rPr>
+            </w:pPr>
+            <w:r>
+              <w:rPr>
+                <w:sz w:val="24"/>
+                <w:szCs w:val="24"/>
+              </w:rPr>
+              <w:t>3</w:t>
+            </w:r>
+          </w:p>
+        </w:tc>
+        <w:tc>
+          <w:tcPr>
+            <w:tcW w:w="1418" w:type="dxa"/>
+            <w:vAlign w:val="center"/>
+          </w:tcPr>
+          <w:p>
+            <w:pPr>
+              <w:spacing w:line="240" w:lineRule="auto"/>
+              <w:ind w:firstLine="0"/>
+              <w:rPr>
+                <w:sz w:val="24"/>
+                <w:szCs w:val="24"/>
+              </w:rPr>
+            </w:pPr>
+            <w:r>
+              <w:rPr>
+                <w:sz w:val="24"/>
+                <w:szCs w:val="24"/>
+              </w:rPr>
+              <w:t>1</w:t>
+            </w:r>
+          </w:p>
+        </w:tc>
+        <w:tc>
+          <w:tcPr>
+            <w:tcW w:w="1134" w:type="dxa"/>
+          </w:tcPr>
+          <w:p>
+            <w:pPr>
+              <w:spacing w:line="240" w:lineRule="auto"/>
+              <w:ind w:firstLine="0"/>
+              <w:rPr>
+                <w:sz w:val="24"/>
+                <w:szCs w:val="20"/>
+              </w:rPr>
+            </w:pPr>
+            <w:r>
+              <w:rPr>
+                <w:sz w:val="24"/>
+                <w:szCs w:val="20"/>
+              </w:rPr>
+              <w:t>3</w:t>
+            </w:r>
+          </w:p>
+        </w:tc>
+        <w:tc>
+          <w:tcPr>
+            <w:tcW w:w="1134" w:type="dxa"/>
+          </w:tcPr>
+          <w:p>
+            <w:pPr>
+              <w:spacing w:line="240" w:lineRule="auto"/>
+              <w:ind w:firstLine="0"/>
+              <w:rPr>
+                <w:sz w:val="24"/>
+                <w:szCs w:val="20"/>
+              </w:rPr>
+            </w:pPr>
+            <w:r>
+              <w:rPr>
+                <w:sz w:val="24"/>
+                <w:szCs w:val="20"/>
+              </w:rPr>
+              <w:t>17</w:t>
+            </w:r>
+          </w:p>
+        </w:tc>
+        <w:tc>
+          <w:tcPr>
+            <w:tcW w:w="2126" w:type="dxa"/>
+          </w:tcPr>
+          <w:p>
+            <w:pPr>
+              <w:spacing w:line="240" w:lineRule="auto"/>
+              <w:ind w:firstLine="0"/>
+              <w:rPr>
+                <w:sz w:val="24"/>
+                <w:szCs w:val="20"/>
+              </w:rPr>
+            </w:pPr>
+            <w:r>
+              <w:rPr>
+                <w:sz w:val="24"/>
+                <w:szCs w:val="20"/>
+              </w:rPr>
+              <w:t>Админ</w:t>
+            </w:r>
+            <w:r>
+              <w:rPr>
+                <w:sz w:val="24"/>
+                <w:szCs w:val="20"/>
+                <w:lang w:val="en-US"/>
+              </w:rPr>
+              <w:t xml:space="preserve"> </w:t>
+            </w:r>
+            <w:r>
+              <w:rPr>
+                <w:sz w:val="24"/>
+                <w:szCs w:val="20"/>
+              </w:rPr>
+              <w:t>сервера</w:t>
+            </w:r>
+          </w:p>
+        </w:tc>
+      </w:tr>
+      <w:tr>
+        <w:tc>
+          <w:tcPr>
+            <w:tcW w:w="704" w:type="dxa"/>
+          </w:tcPr>
+          <w:p>
+            <w:pPr>
+              <w:spacing w:line="240" w:lineRule="auto"/>
+              <w:ind w:firstLine="0"/>
+              <w:rPr>
+                <w:sz w:val="24"/>
+                <w:szCs w:val="24"/>
+              </w:rPr>
+            </w:pPr>
+            <w:r>
+              <w:rPr>
+                <w:sz w:val="24"/>
+                <w:szCs w:val="24"/>
+              </w:rPr>
+              <w:t>307</w:t>
+            </w:r>
+          </w:p>
+        </w:tc>
+        <w:tc>
+          <w:tcPr>
+            <w:tcW w:w="1559" w:type="dxa"/>
+          </w:tcPr>
+          <w:p>
+            <w:pPr>
+              <w:spacing w:line="240" w:lineRule="auto"/>
+              <w:ind w:firstLine="0"/>
+              <w:rPr>
+                <w:sz w:val="24"/>
+                <w:szCs w:val="24"/>
+                <w:lang w:val="en-US"/>
+              </w:rPr>
+            </w:pPr>
+            <w:r>
+              <w:rPr>
+                <w:sz w:val="24"/>
+                <w:szCs w:val="24"/>
+                <w:lang w:val="en-US"/>
+              </w:rPr>
+              <w:t>17,4</w:t>
+            </w:r>
+          </w:p>
+        </w:tc>
+        <w:tc>
+          <w:tcPr>
+            <w:tcW w:w="1276" w:type="dxa"/>
+          </w:tcPr>
+          <w:p>
+            <w:pPr>
+              <w:spacing w:line="240" w:lineRule="auto"/>
+              <w:ind w:firstLine="0"/>
+              <w:rPr>
+                <w:sz w:val="24"/>
+                <w:szCs w:val="24"/>
+              </w:rPr>
+            </w:pPr>
+            <w:r>
+              <w:rPr>
+                <w:sz w:val="24"/>
+                <w:szCs w:val="24"/>
+              </w:rPr>
+              <w:t>3</w:t>
+            </w:r>
+          </w:p>
+        </w:tc>
+        <w:tc>
+          <w:tcPr>
+            <w:tcW w:w="1418" w:type="dxa"/>
+            <w:vAlign w:val="center"/>
+          </w:tcPr>
+          <w:p>
+            <w:pPr>
+              <w:spacing w:line="240" w:lineRule="auto"/>
+              <w:ind w:firstLine="0"/>
+              <w:rPr>
+                <w:sz w:val="24"/>
+                <w:szCs w:val="24"/>
+              </w:rPr>
+            </w:pPr>
+            <w:r>
+              <w:rPr>
+                <w:sz w:val="24"/>
+                <w:szCs w:val="24"/>
+              </w:rPr>
+              <w:t>1</w:t>
+            </w:r>
+          </w:p>
+        </w:tc>
+        <w:tc>
+          <w:tcPr>
+            <w:tcW w:w="1134" w:type="dxa"/>
+          </w:tcPr>
+          <w:p>
+            <w:pPr>
+              <w:spacing w:line="240" w:lineRule="auto"/>
+              <w:ind w:firstLine="0"/>
+              <w:rPr>
+                <w:sz w:val="24"/>
+                <w:szCs w:val="20"/>
+              </w:rPr>
+            </w:pPr>
+            <w:r>
+              <w:rPr>
+                <w:sz w:val="24"/>
+                <w:szCs w:val="20"/>
+              </w:rPr>
+              <w:t>3</w:t>
+            </w:r>
+          </w:p>
+        </w:tc>
+        <w:tc>
+          <w:tcPr>
+            <w:tcW w:w="1134" w:type="dxa"/>
+          </w:tcPr>
+          <w:p>
+            <w:pPr>
+              <w:spacing w:line="240" w:lineRule="auto"/>
+              <w:ind w:firstLine="0"/>
+              <w:rPr>
+                <w:sz w:val="24"/>
+                <w:szCs w:val="20"/>
+              </w:rPr>
+            </w:pPr>
+            <w:r>
+              <w:rPr>
+                <w:sz w:val="24"/>
+                <w:szCs w:val="20"/>
+              </w:rPr>
+              <w:t>17</w:t>
+            </w:r>
+          </w:p>
+        </w:tc>
+        <w:tc>
+          <w:tcPr>
+            <w:tcW w:w="2126" w:type="dxa"/>
+          </w:tcPr>
+          <w:p>
+            <w:pPr>
+              <w:spacing w:line="240" w:lineRule="auto"/>
+              <w:ind w:firstLine="0"/>
+              <w:rPr>
+                <w:sz w:val="24"/>
+                <w:szCs w:val="20"/>
+              </w:rPr>
+            </w:pPr>
+          </w:p>
+        </w:tc>
+      </w:tr>
+      <w:tr>
+        <w:tc>
+          <w:tcPr>
+            <w:tcW w:w="704" w:type="dxa"/>
+          </w:tcPr>
+          <w:p>
+            <w:pPr>
+              <w:spacing w:line="240" w:lineRule="auto"/>
+              <w:ind w:firstLine="0"/>
+              <w:rPr>
+                <w:sz w:val="24"/>
+                <w:szCs w:val="24"/>
+              </w:rPr>
+            </w:pPr>
+            <w:r>
+              <w:rPr>
+                <w:sz w:val="24"/>
+                <w:szCs w:val="24"/>
+              </w:rPr>
+              <w:t>308</w:t>
+            </w:r>
+          </w:p>
+        </w:tc>
+        <w:tc>
+          <w:tcPr>
+            <w:tcW w:w="1559" w:type="dxa"/>
+          </w:tcPr>
+          <w:p>
+            <w:pPr>
+              <w:spacing w:line="240" w:lineRule="auto"/>
+              <w:ind w:firstLine="0"/>
+              <w:rPr>
+                <w:sz w:val="24"/>
+                <w:szCs w:val="24"/>
+                <w:lang w:val="en-US"/>
+              </w:rPr>
+            </w:pPr>
+            <w:r>
+              <w:rPr>
+                <w:sz w:val="24"/>
+                <w:szCs w:val="24"/>
+                <w:lang w:val="en-US"/>
+              </w:rPr>
+              <w:t>36,0</w:t>
+            </w:r>
+          </w:p>
+        </w:tc>
+        <w:tc>
+          <w:tcPr>
+            <w:tcW w:w="1276" w:type="dxa"/>
+          </w:tcPr>
+          <w:p>
+            <w:pPr>
+              <w:spacing w:line="240" w:lineRule="auto"/>
+              <w:ind w:firstLine="0"/>
+              <w:rPr>
+                <w:sz w:val="24"/>
+                <w:szCs w:val="24"/>
+              </w:rPr>
+            </w:pPr>
+            <w:r>
+              <w:rPr>
+                <w:sz w:val="24"/>
+                <w:szCs w:val="24"/>
+              </w:rPr>
+              <w:t>7</w:t>
+            </w:r>
+          </w:p>
+        </w:tc>
+        <w:tc>
+          <w:tcPr>
+            <w:tcW w:w="1418" w:type="dxa"/>
+            <w:vAlign w:val="center"/>
+          </w:tcPr>
+          <w:p>
+            <w:pPr>
+              <w:spacing w:line="240" w:lineRule="auto"/>
+              <w:ind w:firstLine="0"/>
+              <w:rPr>
+                <w:sz w:val="24"/>
+                <w:szCs w:val="24"/>
+              </w:rPr>
+            </w:pPr>
+            <w:r>
+              <w:rPr>
+                <w:sz w:val="24"/>
+                <w:szCs w:val="24"/>
+              </w:rPr>
+              <w:t>1</w:t>
+            </w:r>
+          </w:p>
+        </w:tc>
+        <w:tc>
+          <w:tcPr>
+            <w:tcW w:w="1134" w:type="dxa"/>
+          </w:tcPr>
+          <w:p>
+            <w:pPr>
+              <w:spacing w:line="240" w:lineRule="auto"/>
+              <w:ind w:firstLine="0"/>
+              <w:rPr>
+                <w:sz w:val="24"/>
+                <w:szCs w:val="20"/>
+              </w:rPr>
+            </w:pPr>
+            <w:r>
+              <w:rPr>
+                <w:sz w:val="24"/>
+                <w:szCs w:val="20"/>
+              </w:rPr>
+              <w:t>7</w:t>
+            </w:r>
+          </w:p>
+        </w:tc>
+        <w:tc>
+          <w:tcPr>
+            <w:tcW w:w="1134" w:type="dxa"/>
+          </w:tcPr>
+          <w:p>
+            <w:pPr>
+              <w:spacing w:line="240" w:lineRule="auto"/>
+              <w:ind w:firstLine="0"/>
+              <w:rPr>
+                <w:sz w:val="24"/>
+                <w:szCs w:val="20"/>
+              </w:rPr>
+            </w:pPr>
+            <w:r>
+              <w:rPr>
+                <w:sz w:val="24"/>
+                <w:szCs w:val="20"/>
+              </w:rPr>
+              <w:t>33</w:t>
+            </w:r>
+          </w:p>
+        </w:tc>
+        <w:tc>
+          <w:tcPr>
+            <w:tcW w:w="2126" w:type="dxa"/>
+          </w:tcPr>
+          <w:p>
+            <w:pPr>
+              <w:spacing w:line="240" w:lineRule="auto"/>
+              <w:ind w:firstLine="0"/>
+              <w:rPr>
+                <w:sz w:val="24"/>
+                <w:szCs w:val="20"/>
+              </w:rPr>
+            </w:pPr>
+          </w:p>
+        </w:tc>
+      </w:tr>
+      <w:tr>
+        <w:tc>
+          <w:tcPr>
+            <w:tcW w:w="704" w:type="dxa"/>
+          </w:tcPr>
+          <w:p>
+            <w:pPr>
+              <w:spacing w:line="240" w:lineRule="auto"/>
+              <w:ind w:firstLine="0"/>
+              <w:rPr>
+                <w:sz w:val="24"/>
+                <w:szCs w:val="24"/>
+              </w:rPr>
+            </w:pPr>
+            <w:r>
+              <w:rPr>
+                <w:sz w:val="24"/>
+                <w:szCs w:val="24"/>
+              </w:rPr>
+              <w:t>309</w:t>
+            </w:r>
+          </w:p>
+        </w:tc>
+        <w:tc>
+          <w:tcPr>
+            <w:tcW w:w="1559" w:type="dxa"/>
+          </w:tcPr>
+          <w:p>
+            <w:pPr>
+              <w:spacing w:line="240" w:lineRule="auto"/>
+              <w:ind w:firstLine="0"/>
+              <w:rPr>
+                <w:sz w:val="24"/>
+                <w:szCs w:val="24"/>
+                <w:lang w:val="en-US"/>
+              </w:rPr>
+            </w:pPr>
+            <w:r>
+              <w:rPr>
+                <w:sz w:val="24"/>
+                <w:szCs w:val="24"/>
+                <w:lang w:val="en-US"/>
+              </w:rPr>
+              <w:t>35,4</w:t>
+            </w:r>
+          </w:p>
+        </w:tc>
+        <w:tc>
+          <w:tcPr>
+            <w:tcW w:w="1276" w:type="dxa"/>
+          </w:tcPr>
+          <w:p>
+            <w:pPr>
+              <w:spacing w:line="240" w:lineRule="auto"/>
+              <w:ind w:firstLine="0"/>
+              <w:rPr>
+                <w:sz w:val="24"/>
+                <w:szCs w:val="24"/>
+              </w:rPr>
+            </w:pPr>
+            <w:r>
+              <w:rPr>
+                <w:sz w:val="24"/>
+                <w:szCs w:val="24"/>
+              </w:rPr>
+              <w:t>7</w:t>
+            </w:r>
+          </w:p>
+        </w:tc>
+        <w:tc>
+          <w:tcPr>
+            <w:tcW w:w="1418" w:type="dxa"/>
+            <w:vAlign w:val="center"/>
+          </w:tcPr>
+          <w:p>
+            <w:pPr>
+              <w:spacing w:line="240" w:lineRule="auto"/>
+              <w:ind w:firstLine="0"/>
+              <w:rPr>
+                <w:sz w:val="24"/>
+                <w:szCs w:val="24"/>
+              </w:rPr>
+            </w:pPr>
+            <w:r>
+              <w:rPr>
+                <w:sz w:val="24"/>
+                <w:szCs w:val="24"/>
+              </w:rPr>
+              <w:t>1</w:t>
+            </w:r>
+          </w:p>
+        </w:tc>
+        <w:tc>
+          <w:tcPr>
+            <w:tcW w:w="1134" w:type="dxa"/>
+          </w:tcPr>
+          <w:p>
+            <w:pPr>
+              <w:spacing w:line="240" w:lineRule="auto"/>
+              <w:ind w:firstLine="0"/>
+              <w:rPr>
+                <w:sz w:val="24"/>
+                <w:szCs w:val="20"/>
+              </w:rPr>
+            </w:pPr>
+            <w:r>
+              <w:rPr>
+                <w:sz w:val="24"/>
+                <w:szCs w:val="20"/>
+              </w:rPr>
+              <w:t>7</w:t>
+            </w:r>
+          </w:p>
+        </w:tc>
+        <w:tc>
+          <w:tcPr>
+            <w:tcW w:w="1134" w:type="dxa"/>
+          </w:tcPr>
+          <w:p>
+            <w:pPr>
+              <w:spacing w:line="240" w:lineRule="auto"/>
+              <w:ind w:firstLine="0"/>
+              <w:rPr>
+                <w:sz w:val="24"/>
+                <w:szCs w:val="20"/>
+              </w:rPr>
+            </w:pPr>
+            <w:r>
+              <w:rPr>
+                <w:sz w:val="24"/>
+                <w:szCs w:val="20"/>
+              </w:rPr>
+              <w:t>33</w:t>
+            </w:r>
+          </w:p>
+        </w:tc>
+        <w:tc>
+          <w:tcPr>
+            <w:tcW w:w="2126" w:type="dxa"/>
+          </w:tcPr>
+          <w:p>
+            <w:pPr>
+              <w:spacing w:line="240" w:lineRule="auto"/>
+              <w:ind w:firstLine="0"/>
+              <w:rPr>
+                <w:sz w:val="24"/>
+                <w:szCs w:val="20"/>
+              </w:rPr>
+            </w:pPr>
+          </w:p>
+        </w:tc>
+      </w:tr>
+      <w:tr>
+        <w:trPr>
+          <w:trHeight w:val="50"/>
+        </w:trPr>
+        <w:tc>
+          <w:tcPr>
+            <w:tcW w:w="704" w:type="dxa"/>
+          </w:tcPr>
+          <w:p>
+            <w:pPr>
+              <w:spacing w:line="240" w:lineRule="auto"/>
+              <w:ind w:firstLine="0"/>
+              <w:rPr>
+                <w:sz w:val="24"/>
+                <w:szCs w:val="24"/>
+              </w:rPr>
+            </w:pPr>
+            <w:r>
+              <w:rPr>
+                <w:sz w:val="24"/>
+                <w:szCs w:val="24"/>
+              </w:rPr>
+              <w:t>310</w:t>
+            </w:r>
+          </w:p>
+        </w:tc>
+        <w:tc>
+          <w:tcPr>
+            <w:tcW w:w="1559" w:type="dxa"/>
+          </w:tcPr>
+          <w:p>
+            <w:pPr>
+              <w:spacing w:line="240" w:lineRule="auto"/>
+              <w:ind w:firstLine="0"/>
+              <w:rPr>
+                <w:sz w:val="24"/>
+                <w:szCs w:val="24"/>
+                <w:lang w:val="en-US"/>
+              </w:rPr>
+            </w:pPr>
+            <w:r>
+              <w:rPr>
+                <w:sz w:val="24"/>
+                <w:szCs w:val="24"/>
+                <w:lang w:val="en-US"/>
+              </w:rPr>
+              <w:t>54,0</w:t>
+            </w:r>
+          </w:p>
+        </w:tc>
+        <w:tc>
+          <w:tcPr>
+            <w:tcW w:w="1276" w:type="dxa"/>
+          </w:tcPr>
+          <w:p>
+            <w:pPr>
+              <w:spacing w:line="240" w:lineRule="auto"/>
+              <w:ind w:firstLine="0"/>
+              <w:rPr>
+                <w:i/>
+                <w:iCs/>
+                <w:sz w:val="24"/>
+                <w:szCs w:val="24"/>
+              </w:rPr>
+            </w:pPr>
+            <w:r>
+              <w:rPr>
+                <w:i/>
+                <w:iCs/>
+                <w:sz w:val="24"/>
+                <w:szCs w:val="24"/>
+              </w:rPr>
+              <w:t>10</w:t>
+            </w:r>
+          </w:p>
+        </w:tc>
+        <w:tc>
+          <w:tcPr>
+            <w:tcW w:w="1418" w:type="dxa"/>
+            <w:vAlign w:val="center"/>
+          </w:tcPr>
+          <w:p>
+            <w:pPr>
+              <w:spacing w:line="240" w:lineRule="auto"/>
+              <w:ind w:firstLine="0"/>
+              <w:rPr>
+                <w:sz w:val="24"/>
+                <w:szCs w:val="24"/>
+              </w:rPr>
+            </w:pPr>
+            <w:r>
+              <w:rPr>
+                <w:sz w:val="24"/>
+                <w:szCs w:val="24"/>
+              </w:rPr>
+              <w:t>2</w:t>
+            </w:r>
+          </w:p>
+        </w:tc>
+        <w:tc>
+          <w:tcPr>
+            <w:tcW w:w="1134" w:type="dxa"/>
+          </w:tcPr>
+          <w:p>
+            <w:pPr>
+              <w:spacing w:line="240" w:lineRule="auto"/>
+              <w:ind w:firstLine="0"/>
+              <w:rPr>
+                <w:i/>
+                <w:iCs/>
+                <w:sz w:val="24"/>
+                <w:szCs w:val="20"/>
+              </w:rPr>
+            </w:pPr>
+            <w:r>
+              <w:rPr>
+                <w:i/>
+                <w:iCs/>
+                <w:sz w:val="24"/>
+                <w:szCs w:val="20"/>
+              </w:rPr>
+              <w:t>11</w:t>
+            </w:r>
+          </w:p>
+        </w:tc>
+        <w:tc>
+          <w:tcPr>
+            <w:tcW w:w="1134" w:type="dxa"/>
+          </w:tcPr>
+          <w:p>
+            <w:pPr>
+              <w:spacing w:line="240" w:lineRule="auto"/>
+              <w:ind w:firstLine="0"/>
+              <w:rPr>
+                <w:i/>
+                <w:iCs/>
+                <w:sz w:val="24"/>
+                <w:szCs w:val="20"/>
+                <w:lang w:val="en-US"/>
+              </w:rPr>
+            </w:pPr>
+            <w:r>
+              <w:rPr>
+                <w:i/>
+                <w:iCs/>
+                <w:sz w:val="24"/>
+                <w:szCs w:val="20"/>
+              </w:rPr>
+              <w:t>4</w:t>
+            </w:r>
+            <w:r>
+              <w:rPr>
+                <w:i/>
+                <w:iCs/>
+                <w:sz w:val="24"/>
+                <w:szCs w:val="20"/>
+                <w:lang w:val="en-US"/>
+              </w:rPr>
+              <w:t>6</w:t>
+            </w:r>
+          </w:p>
+        </w:tc>
+        <w:tc>
+          <w:tcPr>
+            <w:tcW w:w="2126" w:type="dxa"/>
+          </w:tcPr>
+          <w:p>
+            <w:pPr>
+              <w:spacing w:line="240" w:lineRule="auto"/>
+              <w:ind w:firstLine="0"/>
+              <w:rPr>
+                <w:i/>
+                <w:iCs/>
+                <w:sz w:val="24"/>
+                <w:szCs w:val="20"/>
+              </w:rPr>
+            </w:pPr>
+          </w:p>
+        </w:tc>
+      </w:tr>
+      <w:tr>
+        <w:tc>
+          <w:tcPr>
+            <w:tcW w:w="704" w:type="dxa"/>
+          </w:tcPr>
+          <w:p>
+            <w:pPr>
+              <w:spacing w:line="240" w:lineRule="auto"/>
+              <w:ind w:firstLine="0"/>
+              <w:rPr>
+                <w:sz w:val="24"/>
+                <w:szCs w:val="24"/>
+              </w:rPr>
+            </w:pPr>
+            <w:r>
+              <w:rPr>
+                <w:sz w:val="24"/>
+                <w:szCs w:val="24"/>
+              </w:rPr>
+              <w:t>311</w:t>
+            </w:r>
+          </w:p>
+        </w:tc>
+        <w:tc>
+          <w:tcPr>
+            <w:tcW w:w="1559" w:type="dxa"/>
+          </w:tcPr>
+          <w:p>
+            <w:pPr>
+              <w:spacing w:line="240" w:lineRule="auto"/>
+              <w:ind w:firstLine="0"/>
+              <w:rPr>
+                <w:sz w:val="24"/>
+                <w:szCs w:val="24"/>
+                <w:lang w:val="en-US"/>
+              </w:rPr>
+            </w:pPr>
+            <w:r>
+              <w:rPr>
+                <w:sz w:val="24"/>
+                <w:szCs w:val="24"/>
+                <w:lang w:val="en-US"/>
+              </w:rPr>
+              <w:t>34,2</w:t>
+            </w:r>
+          </w:p>
+        </w:tc>
+        <w:tc>
+          <w:tcPr>
+            <w:tcW w:w="1276" w:type="dxa"/>
+          </w:tcPr>
+          <w:p>
+            <w:pPr>
+              <w:spacing w:line="240" w:lineRule="auto"/>
+              <w:ind w:firstLine="0"/>
+              <w:rPr>
+                <w:i/>
+                <w:iCs/>
+                <w:sz w:val="24"/>
+                <w:szCs w:val="24"/>
+              </w:rPr>
+            </w:pPr>
+            <w:r>
+              <w:rPr>
+                <w:i/>
+                <w:iCs/>
+                <w:sz w:val="24"/>
+                <w:szCs w:val="24"/>
+              </w:rPr>
+              <w:t>6</w:t>
+            </w:r>
+          </w:p>
+        </w:tc>
+        <w:tc>
+          <w:tcPr>
+            <w:tcW w:w="1418" w:type="dxa"/>
+            <w:vAlign w:val="center"/>
+          </w:tcPr>
+          <w:p>
+            <w:pPr>
+              <w:spacing w:line="240" w:lineRule="auto"/>
+              <w:ind w:firstLine="0"/>
+              <w:rPr>
+                <w:sz w:val="24"/>
+                <w:szCs w:val="24"/>
+              </w:rPr>
+            </w:pPr>
+            <w:r>
+              <w:rPr>
+                <w:sz w:val="24"/>
+                <w:szCs w:val="24"/>
+              </w:rPr>
+              <w:t>1</w:t>
+            </w:r>
+          </w:p>
+        </w:tc>
+        <w:tc>
+          <w:tcPr>
+            <w:tcW w:w="1134" w:type="dxa"/>
+          </w:tcPr>
+          <w:p>
+            <w:pPr>
+              <w:spacing w:line="240" w:lineRule="auto"/>
+              <w:ind w:firstLine="0"/>
+              <w:rPr>
+                <w:i/>
+                <w:iCs/>
+                <w:sz w:val="24"/>
+                <w:szCs w:val="20"/>
+              </w:rPr>
+            </w:pPr>
+            <w:r>
+              <w:rPr>
+                <w:i/>
+                <w:iCs/>
+                <w:sz w:val="24"/>
+                <w:szCs w:val="20"/>
+              </w:rPr>
+              <w:t>7</w:t>
+            </w:r>
+          </w:p>
+        </w:tc>
+        <w:tc>
+          <w:tcPr>
+            <w:tcW w:w="1134" w:type="dxa"/>
+          </w:tcPr>
+          <w:p>
+            <w:pPr>
+              <w:spacing w:line="240" w:lineRule="auto"/>
+              <w:ind w:firstLine="0"/>
+              <w:rPr>
+                <w:i/>
+                <w:iCs/>
+                <w:sz w:val="24"/>
+                <w:szCs w:val="20"/>
+                <w:lang w:val="en-US"/>
+              </w:rPr>
+            </w:pPr>
+            <w:r>
+              <w:rPr>
+                <w:i/>
+                <w:iCs/>
+                <w:sz w:val="24"/>
+                <w:szCs w:val="20"/>
+                <w:lang w:val="en-US"/>
+              </w:rPr>
+              <w:t>30</w:t>
+            </w:r>
+          </w:p>
+        </w:tc>
+        <w:tc>
+          <w:tcPr>
+            <w:tcW w:w="2126" w:type="dxa"/>
+          </w:tcPr>
+          <w:p>
+            <w:pPr>
+              <w:spacing w:line="240" w:lineRule="auto"/>
+              <w:ind w:firstLine="0"/>
+              <w:rPr>
+                <w:sz w:val="24"/>
+                <w:szCs w:val="20"/>
+                <w:lang w:val="en-US"/>
+              </w:rPr>
+            </w:pPr>
+          </w:p>
+        </w:tc>
+      </w:tr>
+      <w:tr>
+        <w:tc>
+          <w:tcPr>
+            <w:tcW w:w="704" w:type="dxa"/>
+          </w:tcPr>
+          <w:p>
+            <w:pPr>
+              <w:spacing w:line="240" w:lineRule="auto"/>
+              <w:ind w:firstLine="0"/>
+              <w:rPr>
+                <w:b/>
+                <w:bCs/>
+                <w:sz w:val="24"/>
+                <w:szCs w:val="24"/>
+              </w:rPr>
+            </w:pPr>
+            <w:r>
+              <w:rPr>
+                <w:b/>
+                <w:bCs/>
+                <w:sz w:val="24"/>
+                <w:szCs w:val="24"/>
+              </w:rPr>
+              <w:t>312</w:t>
+            </w:r>
+          </w:p>
+        </w:tc>
+        <w:tc>
+          <w:tcPr>
+            <w:tcW w:w="1559" w:type="dxa"/>
+          </w:tcPr>
+          <w:p>
+            <w:pPr>
+              <w:spacing w:line="240" w:lineRule="auto"/>
+              <w:ind w:firstLine="0"/>
+              <w:rPr>
+                <w:sz w:val="24"/>
+                <w:szCs w:val="24"/>
+                <w:lang w:val="en-US"/>
+              </w:rPr>
+            </w:pPr>
+            <w:r>
+              <w:rPr>
+                <w:sz w:val="24"/>
+                <w:szCs w:val="24"/>
+                <w:lang w:val="en-US"/>
+              </w:rPr>
+              <w:t>16,2</w:t>
+            </w:r>
+          </w:p>
+        </w:tc>
+        <w:tc>
+          <w:tcPr>
+            <w:tcW w:w="1276" w:type="dxa"/>
+          </w:tcPr>
+          <w:p>
+            <w:pPr>
+              <w:spacing w:line="240" w:lineRule="auto"/>
+              <w:ind w:firstLine="0"/>
+              <w:rPr>
+                <w:color w:val="EE0000"/>
+                <w:sz w:val="24"/>
+                <w:szCs w:val="24"/>
+              </w:rPr>
+            </w:pPr>
+            <w:r>
+              <w:rPr>
+                <w:color w:val="EE0000"/>
+                <w:sz w:val="24"/>
+                <w:szCs w:val="24"/>
+              </w:rPr>
+              <w:t>?</w:t>
+            </w:r>
+          </w:p>
+        </w:tc>
+        <w:tc>
+          <w:tcPr>
+            <w:tcW w:w="1418" w:type="dxa"/>
+            <w:vAlign w:val="center"/>
+          </w:tcPr>
+          <w:p>
+            <w:pPr>
+              <w:spacing w:line="240" w:lineRule="auto"/>
+              <w:ind w:firstLine="0"/>
+              <w:rPr>
+                <w:color w:val="EE0000"/>
+                <w:sz w:val="24"/>
+                <w:szCs w:val="24"/>
+              </w:rPr>
+            </w:pPr>
+            <w:r>
+              <w:rPr>
+                <w:color w:val="EE0000"/>
+                <w:sz w:val="24"/>
+                <w:szCs w:val="24"/>
+              </w:rPr>
+              <w:t>1</w:t>
+            </w:r>
+          </w:p>
+        </w:tc>
+        <w:tc>
+          <w:tcPr>
+            <w:tcW w:w="1134" w:type="dxa"/>
+          </w:tcPr>
+          <w:p>
+            <w:pPr>
+              <w:spacing w:line="240" w:lineRule="auto"/>
+              <w:ind w:firstLine="0"/>
+              <w:rPr>
+                <w:color w:val="EE0000"/>
+                <w:sz w:val="24"/>
+                <w:szCs w:val="20"/>
+              </w:rPr>
+            </w:pPr>
+            <w:r>
+              <w:rPr>
+                <w:color w:val="EE0000"/>
+                <w:sz w:val="24"/>
+                <w:szCs w:val="20"/>
+              </w:rPr>
+              <w:t>?</w:t>
+            </w:r>
+          </w:p>
+        </w:tc>
+        <w:tc>
+          <w:tcPr>
+            <w:tcW w:w="1134" w:type="dxa"/>
+          </w:tcPr>
+          <w:p>
+            <w:pPr>
+              <w:spacing w:line="240" w:lineRule="auto"/>
+              <w:ind w:firstLine="0"/>
+              <w:rPr>
+                <w:color w:val="EE0000"/>
+                <w:sz w:val="24"/>
+                <w:szCs w:val="20"/>
+              </w:rPr>
+            </w:pPr>
+            <w:r>
+              <w:rPr>
+                <w:color w:val="EE0000"/>
+                <w:sz w:val="24"/>
+                <w:szCs w:val="20"/>
+              </w:rPr>
+              <w:t>?</w:t>
+            </w:r>
+          </w:p>
+        </w:tc>
+        <w:tc>
+          <w:tcPr>
+            <w:tcW w:w="2126" w:type="dxa"/>
+          </w:tcPr>
+          <w:p>
+            <w:pPr>
+              <w:spacing w:line="240" w:lineRule="auto"/>
+              <w:ind w:firstLine="0"/>
+              <w:rPr>
+                <w:sz w:val="24"/>
+                <w:szCs w:val="20"/>
+              </w:rPr>
+            </w:pPr>
+            <w:r>
+              <w:rPr>
+                <w:sz w:val="24"/>
+                <w:szCs w:val="20"/>
+              </w:rPr>
+              <w:t>Аппаратная</w:t>
+            </w:r>
+          </w:p>
+        </w:tc>
+      </w:tr>
+      <w:tr>
+        <w:tc>
+          <w:tcPr>
+            <w:tcW w:w="704" w:type="dxa"/>
+          </w:tcPr>
+          <w:p>
+            <w:pPr>
+              <w:spacing w:line="240" w:lineRule="auto"/>
+              <w:ind w:firstLine="0"/>
+              <w:rPr>
+                <w:sz w:val="24"/>
+                <w:szCs w:val="24"/>
+              </w:rPr>
+            </w:pPr>
+            <w:r>
+              <w:rPr>
+                <w:sz w:val="24"/>
+                <w:szCs w:val="24"/>
+              </w:rPr>
+              <w:t>313</w:t>
+            </w:r>
+          </w:p>
+        </w:tc>
+        <w:tc>
+          <w:tcPr>
+            <w:tcW w:w="1559" w:type="dxa"/>
+          </w:tcPr>
+          <w:p>
+            <w:pPr>
+              <w:spacing w:line="240" w:lineRule="auto"/>
+              <w:ind w:firstLine="0"/>
+              <w:rPr>
+                <w:sz w:val="24"/>
+                <w:szCs w:val="24"/>
+                <w:lang w:val="en-US"/>
+              </w:rPr>
+            </w:pPr>
+            <w:r>
+              <w:rPr>
+                <w:sz w:val="24"/>
+                <w:szCs w:val="24"/>
+                <w:lang w:val="en-US"/>
+              </w:rPr>
+              <w:t>54,0</w:t>
+            </w:r>
+          </w:p>
+        </w:tc>
+        <w:tc>
+          <w:tcPr>
+            <w:tcW w:w="1276" w:type="dxa"/>
+          </w:tcPr>
+          <w:p>
+            <w:pPr>
+              <w:spacing w:line="240" w:lineRule="auto"/>
+              <w:ind w:firstLine="0"/>
+              <w:rPr>
+                <w:i/>
+                <w:iCs/>
+                <w:sz w:val="24"/>
+                <w:szCs w:val="24"/>
+              </w:rPr>
+            </w:pPr>
+            <w:r>
+              <w:rPr>
+                <w:i/>
+                <w:iCs/>
+                <w:sz w:val="24"/>
+                <w:szCs w:val="24"/>
+              </w:rPr>
+              <w:t>1</w:t>
+            </w:r>
+            <w:r>
+              <w:rPr>
+                <w:i/>
+                <w:iCs/>
+                <w:sz w:val="24"/>
+                <w:szCs w:val="24"/>
+              </w:rPr>
+              <w:t>0</w:t>
+            </w:r>
+          </w:p>
+        </w:tc>
+        <w:tc>
+          <w:tcPr>
+            <w:tcW w:w="1418" w:type="dxa"/>
+            <w:vAlign w:val="center"/>
+          </w:tcPr>
+          <w:p>
+            <w:pPr>
+              <w:spacing w:line="240" w:lineRule="auto"/>
+              <w:ind w:firstLine="0"/>
+              <w:rPr>
+                <w:sz w:val="24"/>
+                <w:szCs w:val="24"/>
+              </w:rPr>
+            </w:pPr>
+            <w:r>
+              <w:rPr>
+                <w:sz w:val="24"/>
+                <w:szCs w:val="24"/>
+              </w:rPr>
+              <w:t>2</w:t>
+            </w:r>
+          </w:p>
+        </w:tc>
+        <w:tc>
+          <w:tcPr>
+            <w:tcW w:w="1134" w:type="dxa"/>
+          </w:tcPr>
+          <w:p>
+            <w:pPr>
+              <w:spacing w:line="240" w:lineRule="auto"/>
+              <w:ind w:firstLine="0"/>
+              <w:rPr>
+                <w:i/>
+                <w:iCs/>
+                <w:sz w:val="24"/>
+                <w:szCs w:val="20"/>
+              </w:rPr>
+            </w:pPr>
+            <w:r>
+              <w:rPr>
+                <w:i/>
+                <w:iCs/>
+                <w:sz w:val="24"/>
+                <w:szCs w:val="20"/>
+              </w:rPr>
+              <w:t>11</w:t>
+            </w:r>
+          </w:p>
+        </w:tc>
+        <w:tc>
+          <w:tcPr>
+            <w:tcW w:w="1134" w:type="dxa"/>
+          </w:tcPr>
+          <w:p>
+            <w:pPr>
+              <w:spacing w:line="240" w:lineRule="auto"/>
+              <w:ind w:firstLine="0"/>
+              <w:rPr>
+                <w:i/>
+                <w:iCs/>
+                <w:sz w:val="24"/>
+                <w:szCs w:val="20"/>
+                <w:lang w:val="en-US"/>
+              </w:rPr>
+            </w:pPr>
+            <w:r>
+              <w:rPr>
+                <w:i/>
+                <w:iCs/>
+                <w:sz w:val="24"/>
+                <w:szCs w:val="20"/>
+                <w:lang w:val="en-US"/>
+              </w:rPr>
+              <w:t>46</w:t>
+            </w:r>
+          </w:p>
+        </w:tc>
+        <w:tc>
+          <w:tcPr>
+            <w:tcW w:w="2126" w:type="dxa"/>
+          </w:tcPr>
+          <w:p>
+            <w:pPr>
+              <w:spacing w:line="240" w:lineRule="auto"/>
+              <w:ind w:firstLine="0"/>
+              <w:rPr>
+                <w:sz w:val="24"/>
+                <w:szCs w:val="20"/>
+                <w:lang w:val="en-US"/>
+              </w:rPr>
+            </w:pPr>
+          </w:p>
+        </w:tc>
+      </w:tr>
+      <w:tr>
+        <w:tc>
+          <w:tcPr>
+            <w:tcW w:w="704" w:type="dxa"/>
+          </w:tcPr>
+          <w:p>
+            <w:pPr>
+              <w:spacing w:line="240" w:lineRule="auto"/>
+              <w:ind w:firstLine="0"/>
+              <w:rPr>
+                <w:sz w:val="24"/>
+                <w:szCs w:val="24"/>
+              </w:rPr>
+            </w:pPr>
+            <w:r>
+              <w:rPr>
+                <w:sz w:val="24"/>
+                <w:szCs w:val="24"/>
+              </w:rPr>
+              <w:t>314</w:t>
+            </w:r>
+          </w:p>
+        </w:tc>
+        <w:tc>
+          <w:tcPr>
+            <w:tcW w:w="1559" w:type="dxa"/>
+          </w:tcPr>
+          <w:p>
+            <w:pPr>
+              <w:spacing w:line="240" w:lineRule="auto"/>
+              <w:ind w:firstLine="0"/>
+              <w:rPr>
+                <w:sz w:val="24"/>
+                <w:szCs w:val="24"/>
+                <w:lang w:val="en-US"/>
+              </w:rPr>
+            </w:pPr>
+            <w:r>
+              <w:rPr>
+                <w:sz w:val="24"/>
+                <w:szCs w:val="24"/>
+                <w:lang w:val="en-US"/>
+              </w:rPr>
+              <w:t>54,0</w:t>
+            </w:r>
+          </w:p>
+        </w:tc>
+        <w:tc>
+          <w:tcPr>
+            <w:tcW w:w="1276" w:type="dxa"/>
+          </w:tcPr>
+          <w:p>
+            <w:pPr>
+              <w:spacing w:line="240" w:lineRule="auto"/>
+              <w:ind w:firstLine="0"/>
+              <w:rPr>
+                <w:i/>
+                <w:iCs/>
+                <w:sz w:val="24"/>
+                <w:szCs w:val="24"/>
+              </w:rPr>
+            </w:pPr>
+            <w:r>
+              <w:rPr>
+                <w:i/>
+                <w:iCs/>
+                <w:sz w:val="24"/>
+                <w:szCs w:val="24"/>
+              </w:rPr>
+              <w:t>1</w:t>
+            </w:r>
+            <w:r>
+              <w:rPr>
+                <w:i/>
+                <w:iCs/>
+                <w:sz w:val="24"/>
+                <w:szCs w:val="24"/>
+              </w:rPr>
+              <w:t>0</w:t>
+            </w:r>
+          </w:p>
+        </w:tc>
+        <w:tc>
+          <w:tcPr>
+            <w:tcW w:w="1418" w:type="dxa"/>
+            <w:vAlign w:val="center"/>
+          </w:tcPr>
+          <w:p>
+            <w:pPr>
+              <w:spacing w:line="240" w:lineRule="auto"/>
+              <w:ind w:firstLine="0"/>
+              <w:rPr>
+                <w:sz w:val="24"/>
+                <w:szCs w:val="24"/>
+              </w:rPr>
+            </w:pPr>
+            <w:r>
+              <w:rPr>
+                <w:sz w:val="24"/>
+                <w:szCs w:val="24"/>
+              </w:rPr>
+              <w:t>2</w:t>
+            </w:r>
+          </w:p>
+        </w:tc>
+        <w:tc>
+          <w:tcPr>
+            <w:tcW w:w="1134" w:type="dxa"/>
+          </w:tcPr>
+          <w:p>
+            <w:pPr>
+              <w:tabs>
+                <w:tab w:val="left" w:pos="702"/>
+              </w:tabs>
+              <w:spacing w:line="240" w:lineRule="auto"/>
+              <w:ind w:firstLine="0"/>
+              <w:rPr>
+                <w:i/>
+                <w:iCs/>
+                <w:sz w:val="24"/>
+                <w:szCs w:val="20"/>
+              </w:rPr>
+            </w:pPr>
+            <w:r>
+              <w:rPr>
+                <w:i/>
+                <w:iCs/>
+                <w:sz w:val="24"/>
+                <w:szCs w:val="20"/>
+              </w:rPr>
+              <w:t>11</w:t>
+            </w:r>
+          </w:p>
+        </w:tc>
+        <w:tc>
+          <w:tcPr>
+            <w:tcW w:w="1134" w:type="dxa"/>
+          </w:tcPr>
+          <w:p>
+            <w:pPr>
+              <w:spacing w:line="240" w:lineRule="auto"/>
+              <w:ind w:firstLine="0"/>
+              <w:rPr>
+                <w:i/>
+                <w:iCs/>
+                <w:sz w:val="24"/>
+                <w:szCs w:val="20"/>
+                <w:lang w:val="en-US"/>
+              </w:rPr>
+            </w:pPr>
+            <w:r>
+              <w:rPr>
+                <w:i/>
+                <w:iCs/>
+                <w:sz w:val="24"/>
+                <w:szCs w:val="20"/>
+                <w:lang w:val="en-US"/>
+              </w:rPr>
+              <w:t>46</w:t>
+            </w:r>
+          </w:p>
+        </w:tc>
+        <w:tc>
+          <w:tcPr>
+            <w:tcW w:w="2126" w:type="dxa"/>
+          </w:tcPr>
+          <w:p>
+            <w:pPr>
+              <w:spacing w:line="240" w:lineRule="auto"/>
+              <w:ind w:firstLine="0"/>
+              <w:rPr>
+                <w:sz w:val="24"/>
+                <w:szCs w:val="20"/>
+                <w:lang w:val="en-US"/>
+              </w:rPr>
+            </w:pPr>
+          </w:p>
+        </w:tc>
+      </w:tr>
+      <w:tr>
+        <w:tc>
+          <w:tcPr>
+            <w:tcW w:w="704" w:type="dxa"/>
+          </w:tcPr>
+          <w:p>
+            <w:pPr>
+              <w:spacing w:line="240" w:lineRule="auto"/>
+              <w:ind w:firstLine="0"/>
+              <w:rPr>
+                <w:sz w:val="24"/>
+                <w:szCs w:val="24"/>
+              </w:rPr>
+            </w:pPr>
+            <w:r>
+              <w:rPr>
+                <w:sz w:val="24"/>
+                <w:szCs w:val="24"/>
+              </w:rPr>
+              <w:t>Итого:</w:t>
+            </w:r>
+          </w:p>
+        </w:tc>
+        <w:tc>
+          <w:tcPr>
+            <w:tcW w:w="1559" w:type="dxa"/>
+          </w:tcPr>
+          <w:p>
+            <w:pPr>
+              <w:spacing w:line="240" w:lineRule="auto"/>
+              <w:ind w:firstLine="0"/>
+              <w:rPr>
+                <w:sz w:val="24"/>
+                <w:szCs w:val="24"/>
+                <w:lang w:val="en-US"/>
+              </w:rPr>
+            </w:pPr>
+            <w:r>
+              <w:rPr>
+                <w:sz w:val="24"/>
+                <w:szCs w:val="24"/>
+                <w:lang w:val="en-US"/>
+              </w:rPr>
+              <w:fldChar w:fldCharType="begin"/>
+            </w:r>
+            <w:r>
+              <w:rPr>
+                <w:sz w:val="24"/>
+                <w:szCs w:val="24"/>
+                <w:lang w:val="en-US"/>
+              </w:rPr>
+              <w:instrText xml:space="preserve"> =SUM(B2:B15) </w:instrText>
+            </w:r>
+            <w:r>
+              <w:rPr>
+                <w:sz w:val="24"/>
+                <w:szCs w:val="24"/>
+                <w:lang w:val="en-US"/>
+              </w:rPr>
+              <w:fldChar w:fldCharType="separate"/>
+            </w:r>
+            <w:r>
+              <w:rPr>
+                <w:noProof/>
+                <w:sz w:val="24"/>
+                <w:szCs w:val="24"/>
+                <w:lang w:val="en-US"/>
+              </w:rPr>
+              <w:t>492</w:t>
+            </w:r>
+            <w:r>
+              <w:rPr>
+                <w:sz w:val="24"/>
+                <w:szCs w:val="24"/>
+                <w:lang w:val="en-US"/>
+              </w:rPr>
+              <w:fldChar w:fldCharType="end"/>
+            </w:r>
+          </w:p>
+        </w:tc>
+        <w:tc>
+          <w:tcPr>
+            <w:tcW w:w="1276" w:type="dxa"/>
+          </w:tcPr>
+          <w:p>
+            <w:pPr>
+              <w:spacing w:line="240" w:lineRule="auto"/>
+              <w:ind w:firstLine="0"/>
+              <w:rPr>
+                <w:i/>
+                <w:iCs/>
+                <w:sz w:val="24"/>
+                <w:szCs w:val="24"/>
+              </w:rPr>
+            </w:pPr>
+            <w:r>
+              <w:rPr>
+                <w:i/>
+                <w:iCs/>
+                <w:sz w:val="24"/>
+                <w:szCs w:val="24"/>
+              </w:rPr>
+              <w:fldChar w:fldCharType="begin"/>
+            </w:r>
+            <w:r>
+              <w:rPr>
+                <w:i/>
+                <w:iCs/>
+                <w:sz w:val="24"/>
+                <w:szCs w:val="24"/>
+              </w:rPr>
+              <w:instrText xml:space="preserve"> =SUM(C2:C15) </w:instrText>
+            </w:r>
+            <w:r>
+              <w:rPr>
+                <w:i/>
+                <w:iCs/>
+                <w:sz w:val="24"/>
+                <w:szCs w:val="24"/>
+              </w:rPr>
+              <w:fldChar w:fldCharType="separate"/>
+            </w:r>
+            <w:r>
+              <w:rPr>
+                <w:i/>
+                <w:iCs/>
+                <w:noProof/>
+                <w:sz w:val="24"/>
+                <w:szCs w:val="24"/>
+              </w:rPr>
+              <w:t>90</w:t>
+            </w:r>
+            <w:r>
+              <w:rPr>
+                <w:i/>
+                <w:iCs/>
+                <w:sz w:val="24"/>
+                <w:szCs w:val="24"/>
+              </w:rPr>
+              <w:fldChar w:fldCharType="end"/>
+            </w:r>
+          </w:p>
+        </w:tc>
+        <w:tc>
+          <w:tcPr>
+            <w:tcW w:w="1418" w:type="dxa"/>
+          </w:tcPr>
+          <w:p>
+            <w:pPr>
+              <w:spacing w:line="240" w:lineRule="auto"/>
+              <w:ind w:firstLine="0"/>
+              <w:rPr>
+                <w:sz w:val="24"/>
+                <w:szCs w:val="24"/>
+              </w:rPr>
+            </w:pPr>
+            <w:r>
+              <w:rPr>
+                <w:sz w:val="24"/>
+                <w:szCs w:val="24"/>
+              </w:rPr>
+              <w:fldChar w:fldCharType="begin"/>
+            </w:r>
+            <w:r>
+              <w:rPr>
+                <w:sz w:val="24"/>
+                <w:szCs w:val="24"/>
+              </w:rPr>
+              <w:instrText xml:space="preserve"> =SUM(D2:D15) </w:instrText>
+            </w:r>
+            <w:r>
+              <w:rPr>
+                <w:sz w:val="24"/>
+                <w:szCs w:val="24"/>
+              </w:rPr>
+              <w:fldChar w:fldCharType="separate"/>
+            </w:r>
+            <w:r>
+              <w:rPr>
+                <w:noProof/>
+                <w:sz w:val="24"/>
+                <w:szCs w:val="24"/>
+              </w:rPr>
+              <w:t>18</w:t>
+            </w:r>
+            <w:r>
+              <w:rPr>
+                <w:sz w:val="24"/>
+                <w:szCs w:val="24"/>
+              </w:rPr>
+              <w:fldChar w:fldCharType="end"/>
+            </w:r>
+          </w:p>
+        </w:tc>
+        <w:tc>
+          <w:tcPr>
+            <w:tcW w:w="1134" w:type="dxa"/>
+          </w:tcPr>
+          <w:p>
+            <w:pPr>
+              <w:tabs>
+                <w:tab w:val="left" w:pos="702"/>
+              </w:tabs>
+              <w:spacing w:line="240" w:lineRule="auto"/>
+              <w:ind w:firstLine="0"/>
+              <w:rPr>
+                <w:i/>
+                <w:iCs/>
+                <w:sz w:val="24"/>
+                <w:szCs w:val="20"/>
+              </w:rPr>
+            </w:pPr>
+            <w:r>
+              <w:rPr>
+                <w:i/>
+                <w:iCs/>
+                <w:sz w:val="24"/>
+                <w:szCs w:val="20"/>
+              </w:rPr>
+              <w:fldChar w:fldCharType="begin"/>
+            </w:r>
+            <w:r>
+              <w:rPr>
+                <w:i/>
+                <w:iCs/>
+                <w:sz w:val="24"/>
+                <w:szCs w:val="20"/>
+              </w:rPr>
+              <w:instrText xml:space="preserve"> =SUM(E2:E15) </w:instrText>
+            </w:r>
+            <w:r>
+              <w:rPr>
+                <w:i/>
+                <w:iCs/>
+                <w:sz w:val="24"/>
+                <w:szCs w:val="20"/>
+              </w:rPr>
+              <w:fldChar w:fldCharType="separate"/>
+            </w:r>
+            <w:r>
+              <w:rPr>
+                <w:i/>
+                <w:iCs/>
+                <w:noProof/>
+                <w:sz w:val="24"/>
+                <w:szCs w:val="20"/>
+              </w:rPr>
+              <w:t>94</w:t>
+            </w:r>
+            <w:r>
+              <w:rPr>
+                <w:i/>
+                <w:iCs/>
+                <w:sz w:val="24"/>
+                <w:szCs w:val="20"/>
+              </w:rPr>
+              <w:fldChar w:fldCharType="end"/>
+            </w:r>
+          </w:p>
+        </w:tc>
+        <w:tc>
+          <w:tcPr>
+            <w:tcW w:w="1134" w:type="dxa"/>
+          </w:tcPr>
+          <w:p>
+            <w:pPr>
+              <w:spacing w:line="240" w:lineRule="auto"/>
+              <w:ind w:firstLine="0"/>
+              <w:rPr>
+                <w:i/>
+                <w:iCs/>
+                <w:sz w:val="24"/>
+                <w:szCs w:val="20"/>
+                <w:lang w:val="en-US"/>
+              </w:rPr>
+            </w:pPr>
+            <w:r>
+              <w:rPr>
+                <w:i/>
+                <w:iCs/>
+                <w:sz w:val="24"/>
+                <w:szCs w:val="20"/>
+              </w:rPr>
+              <w:fldChar w:fldCharType="begin"/>
+            </w:r>
+            <w:r>
+              <w:rPr>
+                <w:i/>
+                <w:iCs/>
+                <w:sz w:val="24"/>
+                <w:szCs w:val="20"/>
+              </w:rPr>
+              <w:instrText xml:space="preserve"> =SUM(F2:F15) </w:instrText>
+            </w:r>
+            <w:r>
+              <w:rPr>
+                <w:i/>
+                <w:iCs/>
+                <w:sz w:val="24"/>
+                <w:szCs w:val="20"/>
+              </w:rPr>
+              <w:fldChar w:fldCharType="separate"/>
+            </w:r>
+            <w:r>
+              <w:rPr>
+                <w:i/>
+                <w:iCs/>
+                <w:noProof/>
+                <w:sz w:val="24"/>
+                <w:szCs w:val="20"/>
+              </w:rPr>
+              <w:t>429</w:t>
+            </w:r>
+            <w:r>
+              <w:rPr>
+                <w:i/>
+                <w:iCs/>
+                <w:sz w:val="24"/>
+                <w:szCs w:val="20"/>
+              </w:rPr>
+              <w:fldChar w:fldCharType="end"/>
+            </w:r>
+          </w:p>
+        </w:tc>
+        <w:tc>
+          <w:tcPr>
+            <w:tcW w:w="2126" w:type="dxa"/>
+          </w:tcPr>
+          <w:p>
+            <w:pPr>
+              <w:spacing w:line="240" w:lineRule="auto"/>
+              <w:ind w:firstLine="0"/>
+              <w:rPr>
+                <w:sz w:val="24"/>
+                <w:szCs w:val="20"/>
+              </w:rPr>
+            </w:pPr>
+          </w:p>
+        </w:tc>
+      </w:tr>
+    </w:tbl>
+    <w:p>
+      <w:pPr>
+        <w:ind w:firstLine="0"/>
+      </w:pPr>
+    </w:p>
+    <w:p>
+      <w:r>
+        <w:t>Итого</w:t>
+      </w:r>
+      <w:r>
+        <w:t xml:space="preserve">, общая </w:t>
+      </w:r>
+      <w:r>
+        <w:t>площадь</w:t>
+      </w:r>
+      <w:r>
+        <w:t xml:space="preserve"> рабочих помещений составляет </w:t>
+      </w:r>
+      <w:r>
+        <w:t>492</w:t>
+      </w:r>
+      <w:r>
+        <w:t xml:space="preserve"> м</w:t>
+      </w:r>
+      <w:r>
+        <w:rPr>
+          <w:vertAlign w:val="superscript"/>
+        </w:rPr>
+        <w:t>2</w:t>
+      </w:r>
+      <w:r>
+        <w:t xml:space="preserve">, из чего следует, что </w:t>
+      </w:r>
+      <w:r>
+        <w:t>в перспективе</w:t>
+      </w:r>
+      <w:r>
+        <w:t xml:space="preserve"> общее </w:t>
+      </w:r>
+      <w:r>
+        <w:t>число</w:t>
+      </w:r>
+      <w:r>
+        <w:t xml:space="preserve"> рабочих мест может составлять приблизительно 90.</w:t>
+      </w:r>
+    </w:p>
+    <w:p>
+      <w:pPr>
+        <w:ind w:firstLine="0"/>
+      </w:pPr>
+    </w:p>
     <w:bookmarkEnd w:id="3"/>
     <w:p>
       <w:pPr>
@@ -6539,10 +9678,421 @@
     </w:p>
     <w:p/>
     <w:p>
+      <w:r>
+        <w:t xml:space="preserve">В проектируемой сети имеется </w:t>
+      </w:r>
+      <w:r>
+        <w:t xml:space="preserve">90 рабочих станций, объединённых в </w:t>
+      </w:r>
+      <w:r>
+        <w:rPr>
+          <w:b/>
+          <w:bCs/>
+        </w:rPr>
+        <w:t>18 рабочих групп</w:t>
+      </w:r>
+      <w:r>
+        <w:t xml:space="preserve">. Для обеспечения работы пользователей предусмотрены </w:t>
+      </w:r>
+      <w:r>
+        <w:rPr>
+          <w:b/>
+          <w:bCs/>
+        </w:rPr>
+        <w:t xml:space="preserve">4 внутренних </w:t>
+      </w:r>
+      <w:r>
+        <w:t xml:space="preserve">и </w:t>
+      </w:r>
+      <w:r>
+        <w:rPr>
+          <w:b/>
+          <w:bCs/>
+        </w:rPr>
+        <w:t>2 внешних сервера</w:t>
+      </w:r>
+      <w:r>
+        <w:t xml:space="preserve">, подключаемых через аппаратную комнату. </w:t>
+      </w:r>
+    </w:p>
+    <w:p>
+      <w:r>
+        <w:t>С</w:t>
+      </w:r>
+      <w:r>
+        <w:t>еть должна обеспечи</w:t>
+      </w:r>
+      <w:r>
+        <w:t>ва</w:t>
+      </w:r>
+      <w:r>
+        <w:t>ть выход в Интернет для внутренних пользователей сети</w:t>
+      </w:r>
+      <w:r>
+        <w:t xml:space="preserve"> и</w:t>
+      </w:r>
+      <w:r>
+        <w:t xml:space="preserve"> доступ </w:t>
+      </w:r>
+      <w:r>
+        <w:t xml:space="preserve">к почтовому и </w:t>
+      </w:r>
+      <w:r>
+        <w:t>Web-сервер</w:t>
+      </w:r>
+      <w:r>
+        <w:t>ам из внешней сети.</w:t>
+      </w:r>
+    </w:p>
+    <w:p>
+      <w:r>
+        <w:t xml:space="preserve">С учётом требований безопасности все серверы, взаимодействующие с Интернет, вынесены в отдельную подсеть </w:t>
+      </w:r>
+      <w:r>
+        <w:sym w:font="Symbol" w:char="F02D"/>
+      </w:r>
+      <w:r>
+        <w:t xml:space="preserve"> демилитаризованную зону (DMZ).</w:t>
+      </w:r>
+      <w:r>
+        <w:t xml:space="preserve"> </w:t>
+      </w:r>
+      <w:r>
+        <w:t>В неё входят:</w:t>
+      </w:r>
+    </w:p>
+    <w:p>
+      <w:pPr>
+        <w:pStyle w:val="a7"/>
+        <w:numPr>
+          <w:ilvl w:val="0"/>
+          <w:numId w:val="51"/>
+        </w:numPr>
+      </w:pPr>
+      <w:r>
+        <w:t>почтовый сервер</w:t>
+      </w:r>
+      <w:r>
+        <w:rPr>
+          <w:lang w:val="en-US"/>
+        </w:rPr>
+        <w:t>;</w:t>
+      </w:r>
+    </w:p>
+    <w:p>
+      <w:pPr>
+        <w:pStyle w:val="a7"/>
+        <w:numPr>
+          <w:ilvl w:val="0"/>
+          <w:numId w:val="51"/>
+        </w:numPr>
+      </w:pPr>
+      <w:r>
+        <w:t>Web-сервер</w:t>
+      </w:r>
+      <w:r>
+        <w:rPr>
+          <w:lang w:val="en-US"/>
+        </w:rPr>
+        <w:t>;</w:t>
+      </w:r>
+    </w:p>
+    <w:p>
+      <w:pPr>
+        <w:pStyle w:val="a7"/>
+        <w:numPr>
+          <w:ilvl w:val="0"/>
+          <w:numId w:val="51"/>
+        </w:numPr>
+      </w:pPr>
+      <w:r>
+        <w:t>FTP-сервер</w:t>
+      </w:r>
+      <w:r>
+        <w:rPr>
+          <w:lang w:val="en-US"/>
+        </w:rPr>
+        <w:t>;</w:t>
+      </w:r>
+    </w:p>
+    <w:p>
+      <w:r>
+        <w:t>Внутри локальной сети предприятия располагаются:</w:t>
+      </w:r>
+    </w:p>
+    <w:p>
+      <w:pPr>
+        <w:pStyle w:val="a7"/>
+        <w:numPr>
+          <w:ilvl w:val="0"/>
+          <w:numId w:val="52"/>
+        </w:numPr>
+      </w:pPr>
+      <w:r>
+        <w:t>файловый сервер</w:t>
+      </w:r>
+      <w:r>
+        <w:rPr>
+          <w:lang w:val="en-US"/>
+        </w:rPr>
+        <w:t>;</w:t>
+      </w:r>
+    </w:p>
+    <w:p>
+      <w:pPr>
+        <w:pStyle w:val="a7"/>
+        <w:numPr>
+          <w:ilvl w:val="0"/>
+          <w:numId w:val="52"/>
+        </w:numPr>
+      </w:pPr>
+      <w:r>
+        <w:t>сервер печати</w:t>
+      </w:r>
+      <w:r>
+        <w:rPr>
+          <w:lang w:val="en-US"/>
+        </w:rPr>
+        <w:t>;</w:t>
+      </w:r>
+    </w:p>
+    <w:p>
+      <w:pPr>
+        <w:pStyle w:val="a7"/>
+        <w:numPr>
+          <w:ilvl w:val="0"/>
+          <w:numId w:val="52"/>
+        </w:numPr>
+      </w:pPr>
+      <w:r>
+        <w:t>сервер авторизации</w:t>
+      </w:r>
+      <w:r>
+        <w:rPr>
+          <w:lang w:val="en-US"/>
+        </w:rPr>
+        <w:t>;</w:t>
+      </w:r>
+    </w:p>
+    <w:p>
+      <w:pPr>
+        <w:pStyle w:val="a7"/>
+        <w:numPr>
+          <w:ilvl w:val="0"/>
+          <w:numId w:val="52"/>
+        </w:numPr>
+      </w:pPr>
+      <w:r>
+        <w:t>DHCP- и DNS-сервер</w:t>
+      </w:r>
+      <w:r>
+        <w:rPr>
+          <w:lang w:val="en-US"/>
+        </w:rPr>
+        <w:t>;</w:t>
+      </w:r>
+    </w:p>
+    <w:p>
+      <w:pPr>
+        <w:pStyle w:val="a7"/>
+        <w:numPr>
+          <w:ilvl w:val="0"/>
+          <w:numId w:val="52"/>
+        </w:numPr>
+      </w:pPr>
+      <w:r>
+        <w:t>рабочие станции сотрудников</w:t>
+      </w:r>
+      <w:r>
+        <w:rPr>
+          <w:lang w:val="en-US"/>
+        </w:rPr>
+        <w:t>;</w:t>
+      </w:r>
+    </w:p>
+    <w:p>
+      <w:r>
+        <w:t>Таким образом извне доступен только ряд разрешённых серверов, всё остальное находится в локальной защищённой зоне.</w:t>
+      </w:r>
+    </w:p>
+    <w:p>
+      <w:r>
+        <w:t xml:space="preserve">Для подключения рабочих станций используется несколько коммутаторов </w:t>
+      </w:r>
+      <w:r>
+        <w:t>уровн</w:t>
+      </w:r>
+      <w:r>
+        <w:t>я</w:t>
+      </w:r>
+      <w:r>
+        <w:t xml:space="preserve"> доступа</w:t>
+      </w:r>
+      <w:r>
+        <w:t xml:space="preserve"> (</w:t>
+      </w:r>
+      <w:r>
+        <w:rPr>
+          <w:lang w:val="en-US"/>
+        </w:rPr>
+        <w:t>L</w:t>
+      </w:r>
+      <w:r>
+        <w:t>2)</w:t>
+      </w:r>
+      <w:r>
+        <w:t>. Они объединяются через маршрутизирующий коммутатор</w:t>
+      </w:r>
+      <w:r>
+        <w:t xml:space="preserve"> (</w:t>
+      </w:r>
+      <w:r>
+        <w:rPr>
+          <w:lang w:val="en-US"/>
+        </w:rPr>
+        <w:t>L</w:t>
+      </w:r>
+      <w:r>
+        <w:t>3)</w:t>
+      </w:r>
+      <w:r>
+        <w:t>, который обеспечивает маршрутизацию между VLAN.</w:t>
+      </w:r>
+    </w:p>
+    <w:p>
+      <w:r>
+        <w:lastRenderedPageBreak/>
+        <w:t>Передача данных между л</w:t>
+      </w:r>
+      <w:r>
+        <w:t>окальн</w:t>
+      </w:r>
+      <w:r>
+        <w:t>ой</w:t>
+      </w:r>
+      <w:r>
+        <w:t xml:space="preserve"> сеть</w:t>
+      </w:r>
+      <w:r>
+        <w:t>ю</w:t>
+      </w:r>
+      <w:r>
+        <w:t xml:space="preserve"> и </w:t>
+      </w:r>
+      <w:r>
+        <w:rPr>
+          <w:lang w:val="en-US"/>
+        </w:rPr>
+        <w:t>DMZ</w:t>
+      </w:r>
+      <w:r>
+        <w:t xml:space="preserve"> буд</w:t>
+      </w:r>
+      <w:r>
+        <w:t>е</w:t>
+      </w:r>
+      <w:r>
+        <w:t xml:space="preserve">т </w:t>
+      </w:r>
+      <w:r>
+        <w:t>о</w:t>
+      </w:r>
+      <w:r>
+        <w:t>существляется через маршрутизатор</w:t>
+      </w:r>
+      <w:r>
+        <w:t xml:space="preserve">, имеющий выход в Интернет. </w:t>
+      </w:r>
+      <w:r>
+        <w:t>На маршрутизаторе настроен</w:t>
+      </w:r>
+      <w:r>
+        <w:t>ы</w:t>
+      </w:r>
+      <w:r>
+        <w:t xml:space="preserve"> </w:t>
+      </w:r>
+      <w:r>
+        <w:t>межсетевой экран (</w:t>
+      </w:r>
+      <w:r>
+        <w:rPr>
+          <w:lang w:val="en-US"/>
+        </w:rPr>
+        <w:t>Fi</w:t>
+      </w:r>
+      <w:proofErr w:type="spellStart"/>
+      <w:r>
+        <w:t>rewall</w:t>
+      </w:r>
+      <w:proofErr w:type="spellEnd"/>
+      <w:r>
+        <w:t>)</w:t>
+      </w:r>
+      <w:r>
+        <w:t xml:space="preserve"> и </w:t>
+      </w:r>
+      <w:r>
+        <w:t>трансляция сетевых адресов (</w:t>
+      </w:r>
+      <w:r>
+        <w:t>NAT</w:t>
+      </w:r>
+      <w:r>
+        <w:t>)</w:t>
+      </w:r>
+      <w:r>
+        <w:t>.</w:t>
+      </w:r>
+    </w:p>
+    <w:p>
+      <w:r>
+        <w:t xml:space="preserve">Логическая структура сети </w:t>
+      </w:r>
+      <w:r>
+        <w:t>имеет централизованную архитектуру</w:t>
+      </w:r>
+      <w:r>
+        <w:t>: вс</w:t>
+      </w:r>
+      <w:r>
+        <w:t>ё</w:t>
+      </w:r>
+      <w:r>
+        <w:t xml:space="preserve"> активное оборудование размещено в </w:t>
+      </w:r>
+      <w:r>
+        <w:t>аппаратной</w:t>
+      </w:r>
+      <w:r>
+        <w:t xml:space="preserve"> комнате, а рабочие группы подключаются через коммутаторы</w:t>
+      </w:r>
+      <w:r>
+        <w:t xml:space="preserve"> </w:t>
+      </w:r>
+      <w:r>
+        <w:rPr>
+          <w:lang w:val="en-US"/>
+        </w:rPr>
+        <w:t>L</w:t>
+      </w:r>
+      <w:r>
+        <w:t>2</w:t>
+      </w:r>
+      <w:r>
+        <w:t>.</w:t>
+      </w:r>
+    </w:p>
+    <w:p>
+      <w:pPr>
+        <w:ind w:firstLine="0"/>
+      </w:pPr>
       <w:bookmarkStart w:id="6" w:name="_Hlk158638006"/>
-      <w:r>
-        <w:t>.</w:t>
-      </w:r>
+    </w:p>
+    <w:p>
+      <w:pPr>
+        <w:ind w:firstLine="0"/>
+      </w:pPr>
     </w:p>
     <w:p>
       <w:pPr>
@@ -6560,13 +10110,477 @@
       <w:bookmarkEnd w:id="7"/>
     </w:p>
     <w:p/>
+    <w:p>
+      <w:r>
+        <w:t xml:space="preserve">Для </w:t>
+      </w:r>
+      <w:r>
+        <w:t xml:space="preserve">достижения </w:t>
+      </w:r>
+      <w:r>
+        <w:t>повышения</w:t>
+      </w:r>
+      <w:r>
+        <w:t xml:space="preserve"> производительности и </w:t>
+      </w:r>
+      <w:r>
+        <w:t xml:space="preserve">уровня </w:t>
+      </w:r>
+      <w:r>
+        <w:t>защи</w:t>
+      </w:r>
+      <w:r>
+        <w:t>ты</w:t>
+      </w:r>
+      <w:r>
+        <w:t xml:space="preserve"> отдельных рабочих групп</w:t>
+      </w:r>
+      <w:r>
+        <w:t xml:space="preserve"> </w:t>
+      </w:r>
+      <w:r>
+        <w:t>сеть разделена на несколько VLAN</w:t>
+      </w:r>
+      <w:r>
+        <w:t xml:space="preserve">. </w:t>
+      </w:r>
+    </w:p>
+    <w:p>
+      <w:r>
+        <w:t>К</w:t>
+      </w:r>
+      <w:r>
+        <w:t>оличество и состав виртуальных сетей определяются рабочими группами пользователей</w:t>
+      </w:r>
+      <w:r>
+        <w:t xml:space="preserve">, которые были </w:t>
+      </w:r>
+      <w:r>
+        <w:t>выделены</w:t>
+      </w:r>
+      <w:r>
+        <w:t xml:space="preserve"> </w:t>
+      </w:r>
+      <w:r>
+        <w:t xml:space="preserve">относительно числа </w:t>
+      </w:r>
+      <w:r>
+        <w:t>рабочих станций</w:t>
+      </w:r>
+      <w:r>
+        <w:t xml:space="preserve"> на комнату.</w:t>
+      </w:r>
+      <w:r>
+        <w:t xml:space="preserve"> </w:t>
+      </w:r>
+      <w:r>
+        <w:t xml:space="preserve">Для комнат с несколькими рабочими группами пользователи были поделены по </w:t>
+      </w:r>
+      <w:r>
+        <w:rPr>
+          <w:lang w:val="en-US"/>
+        </w:rPr>
+        <w:t>VLAN</w:t>
+      </w:r>
+      <w:r>
+        <w:t xml:space="preserve"> </w:t>
+      </w:r>
+      <w:r>
+        <w:t>пополам.</w:t>
+      </w:r>
+    </w:p>
+    <w:p>
+      <w:r>
+        <w:t xml:space="preserve">Все </w:t>
+      </w:r>
+      <w:r>
+        <w:rPr>
+          <w:lang w:val="en-US"/>
+        </w:rPr>
+        <w:t>VLAN</w:t>
+      </w:r>
+      <w:r>
+        <w:t xml:space="preserve"> </w:t>
+      </w:r>
+      <w:r>
+        <w:t xml:space="preserve">получили уникальные номера с диапазоном для возможного расширения. </w:t>
+      </w:r>
+      <w:r>
+        <w:t>Группировка представлена в таблиц</w:t>
+      </w:r>
+      <w:r>
+        <w:t>е 2.1.</w:t>
+      </w:r>
+    </w:p>
     <w:p/>
     <w:p>
+      <w:r>
+        <w:t xml:space="preserve">Таблица 2.1 – Распределение рабочих групп по </w:t>
+      </w:r>
+      <w:r>
+        <w:rPr>
+          <w:lang w:val="en-US"/>
+        </w:rPr>
+        <w:t>VLAN</w:t>
+      </w:r>
+    </w:p>
+    <w:tbl>
+      <w:tblPr>
+        <w:tblStyle w:val="af0"/>
+        <w:tblW w:w="0" w:type="auto"/>
+        <w:tblLook w:val="04A0" w:firstRow="1" w:lastRow="0" w:firstColumn="1" w:lastColumn="0" w:noHBand="0" w:noVBand="1"/>
+      </w:tblPr>
+      <w:tblGrid>
+        <w:gridCol w:w="2122"/>
+        <w:gridCol w:w="3827"/>
+        <w:gridCol w:w="3396"/>
+      </w:tblGrid>
+      <w:tr>
+        <w:tc>
+          <w:tcPr>
+            <w:tcW w:w="2122" w:type="dxa"/>
+            <w:vAlign w:val="center"/>
+          </w:tcPr>
+          <w:p>
+            <w:pPr>
+              <w:ind w:firstLine="0"/>
+              <w:jc w:val="center"/>
+              <w:rPr>
+                <w:b/>
+                <w:bCs/>
+              </w:rPr>
+            </w:pPr>
+            <w:r>
+              <w:rPr>
+                <w:b/>
+                <w:bCs/>
+                <w:lang w:val="en-US"/>
+              </w:rPr>
+              <w:t>VLAN</w:t>
+            </w:r>
+          </w:p>
+        </w:tc>
+        <w:tc>
+          <w:tcPr>
+            <w:tcW w:w="3827" w:type="dxa"/>
+            <w:vAlign w:val="center"/>
+          </w:tcPr>
+          <w:p>
+            <w:pPr>
+              <w:ind w:firstLine="0"/>
+              <w:jc w:val="center"/>
+              <w:rPr>
+                <w:b/>
+                <w:bCs/>
+              </w:rPr>
+            </w:pPr>
+            <w:r>
+              <w:rPr>
+                <w:b/>
+                <w:bCs/>
+              </w:rPr>
+              <w:t>Рабоч</w:t>
+            </w:r>
+            <w:r>
+              <w:rPr>
+                <w:b/>
+                <w:bCs/>
+              </w:rPr>
+              <w:t>ие</w:t>
+            </w:r>
+            <w:r>
+              <w:rPr>
+                <w:b/>
+                <w:bCs/>
+              </w:rPr>
+              <w:t xml:space="preserve"> групп</w:t>
+            </w:r>
+            <w:r>
+              <w:rPr>
+                <w:b/>
+                <w:bCs/>
+              </w:rPr>
+              <w:t>ы</w:t>
+            </w:r>
+          </w:p>
+        </w:tc>
+        <w:tc>
+          <w:tcPr>
+            <w:tcW w:w="3396" w:type="dxa"/>
+            <w:vAlign w:val="center"/>
+          </w:tcPr>
+          <w:p>
+            <w:pPr>
+              <w:ind w:firstLine="0"/>
+              <w:jc w:val="center"/>
+              <w:rPr>
+                <w:b/>
+                <w:bCs/>
+              </w:rPr>
+            </w:pPr>
+            <w:r>
+              <w:rPr>
+                <w:b/>
+                <w:bCs/>
+              </w:rPr>
+              <w:t>Назначение</w:t>
+            </w:r>
+          </w:p>
+        </w:tc>
+      </w:tr>
+      <w:tr>
+        <w:tc>
+          <w:tcPr>
+            <w:tcW w:w="2122" w:type="dxa"/>
+          </w:tcPr>
+          <w:p>
+            <w:pPr>
+              <w:ind w:firstLine="0"/>
+            </w:pPr>
+            <w:r>
+              <w:t>10</w:t>
+            </w:r>
+          </w:p>
+        </w:tc>
+        <w:tc>
+          <w:tcPr>
+            <w:tcW w:w="3827" w:type="dxa"/>
+          </w:tcPr>
+          <w:p>
+            <w:pPr>
+              <w:ind w:firstLine="0"/>
+            </w:pPr>
+            <w:r>
+              <w:t>306</w:t>
+            </w:r>
+          </w:p>
+        </w:tc>
+        <w:tc>
+          <w:tcPr>
+            <w:tcW w:w="3396" w:type="dxa"/>
+          </w:tcPr>
+          <w:p>
+            <w:pPr>
+              <w:ind w:firstLine="0"/>
+            </w:pPr>
+            <w:r>
+              <w:t>Управление сетью</w:t>
+            </w:r>
+          </w:p>
+        </w:tc>
+      </w:tr>
+      <w:tr>
+        <w:tc>
+          <w:tcPr>
+            <w:tcW w:w="2122" w:type="dxa"/>
+          </w:tcPr>
+          <w:p>
+            <w:pPr>
+              <w:ind w:firstLine="0"/>
+            </w:pPr>
+            <w:r>
+              <w:t>20</w:t>
+            </w:r>
+          </w:p>
+        </w:tc>
+        <w:tc>
+          <w:tcPr>
+            <w:tcW w:w="3827" w:type="dxa"/>
+          </w:tcPr>
+          <w:p>
+            <w:pPr>
+              <w:ind w:firstLine="0"/>
+            </w:pPr>
+            <w:r>
+              <w:t>302, 307</w:t>
+            </w:r>
+          </w:p>
+        </w:tc>
+        <w:tc>
+          <w:tcPr>
+            <w:tcW w:w="3396" w:type="dxa"/>
+          </w:tcPr>
+          <w:p>
+            <w:pPr>
+              <w:ind w:firstLine="0"/>
+              <w:rPr>
+                <w:color w:val="EE0000"/>
+              </w:rPr>
+            </w:pPr>
+            <w:r>
+              <w:rPr>
+                <w:color w:val="EE0000"/>
+              </w:rPr>
+              <w:t>Администрация</w:t>
+            </w:r>
+          </w:p>
+        </w:tc>
+      </w:tr>
+      <w:tr>
+        <w:tc>
+          <w:tcPr>
+            <w:tcW w:w="2122" w:type="dxa"/>
+          </w:tcPr>
+          <w:p>
+            <w:pPr>
+              <w:ind w:firstLine="0"/>
+            </w:pPr>
+            <w:r>
+              <w:t>30</w:t>
+            </w:r>
+          </w:p>
+        </w:tc>
+        <w:tc>
+          <w:tcPr>
+            <w:tcW w:w="3827" w:type="dxa"/>
+          </w:tcPr>
+          <w:p>
+            <w:pPr>
+              <w:ind w:firstLine="0"/>
+            </w:pPr>
+            <w:r>
+              <w:t>304, 311</w:t>
+            </w:r>
+          </w:p>
+        </w:tc>
+        <w:tc>
+          <w:tcPr>
+            <w:tcW w:w="3396" w:type="dxa"/>
+          </w:tcPr>
+          <w:p>
+            <w:pPr>
+              <w:ind w:firstLine="0"/>
+              <w:rPr>
+                <w:color w:val="EE0000"/>
+              </w:rPr>
+            </w:pPr>
+            <w:r>
+              <w:rPr>
+                <w:color w:val="EE0000"/>
+              </w:rPr>
+              <w:t>Бухгалтерия</w:t>
+            </w:r>
+          </w:p>
+        </w:tc>
+      </w:tr>
+      <w:tr>
+        <w:tc>
+          <w:tcPr>
+            <w:tcW w:w="2122" w:type="dxa"/>
+          </w:tcPr>
+          <w:p>
+            <w:pPr>
+              <w:ind w:firstLine="0"/>
+            </w:pPr>
+            <w:r>
+              <w:t>40</w:t>
+            </w:r>
+          </w:p>
+        </w:tc>
+        <w:tc>
+          <w:tcPr>
+            <w:tcW w:w="3827" w:type="dxa"/>
+          </w:tcPr>
+          <w:p>
+            <w:pPr>
+              <w:ind w:firstLine="0"/>
+            </w:pPr>
+            <w:r>
+              <w:t>310 (1-2), 313 (1-2), 314 (1-2)</w:t>
+            </w:r>
+          </w:p>
+        </w:tc>
+        <w:tc>
+          <w:tcPr>
+            <w:tcW w:w="3396" w:type="dxa"/>
+          </w:tcPr>
+          <w:p>
+            <w:pPr>
+              <w:ind w:firstLine="0"/>
+              <w:rPr>
+                <w:color w:val="EE0000"/>
+              </w:rPr>
+            </w:pPr>
+            <w:r>
+              <w:rPr>
+                <w:color w:val="EE0000"/>
+              </w:rPr>
+              <w:t>Общие пользователи</w:t>
+            </w:r>
+          </w:p>
+        </w:tc>
+      </w:tr>
+      <w:tr>
+        <w:tc>
+          <w:tcPr>
+            <w:tcW w:w="2122" w:type="dxa"/>
+          </w:tcPr>
+          <w:p>
+            <w:pPr>
+              <w:ind w:firstLine="0"/>
+            </w:pPr>
+            <w:r>
+              <w:t>50</w:t>
+            </w:r>
+          </w:p>
+        </w:tc>
+        <w:tc>
+          <w:tcPr>
+            <w:tcW w:w="3827" w:type="dxa"/>
+          </w:tcPr>
+          <w:p>
+            <w:pPr>
+              <w:ind w:firstLine="0"/>
+            </w:pPr>
+            <w:r>
+              <w:rPr>
+                <w:lang w:val="en-US"/>
+              </w:rPr>
+              <w:t>301</w:t>
+            </w:r>
+            <w:r>
+              <w:t>, 305, 308, 309</w:t>
+            </w:r>
+          </w:p>
+        </w:tc>
+        <w:tc>
+          <w:tcPr>
+            <w:tcW w:w="3396" w:type="dxa"/>
+          </w:tcPr>
+          <w:p>
+            <w:pPr>
+              <w:ind w:firstLine="0"/>
+              <w:rPr>
+                <w:color w:val="EE0000"/>
+              </w:rPr>
+            </w:pPr>
+            <w:r>
+              <w:rPr>
+                <w:color w:val="EE0000"/>
+              </w:rPr>
+              <w:t>Технический персонал</w:t>
+            </w:r>
+          </w:p>
+        </w:tc>
+      </w:tr>
+    </w:tbl>
+    <w:p>
+      <w:pPr>
+        <w:ind w:firstLine="0"/>
+      </w:pPr>
+    </w:p>
+    <w:p>
+      <w:pPr>
+        <w:ind w:firstLine="0"/>
+      </w:pPr>
+    </w:p>
+    <w:p>
       <w:pPr>
         <w:pStyle w:val="2"/>
       </w:pPr>
       <w:bookmarkStart w:id="9" w:name="_Toc216691453"/>
       <w:r>
+        <w:lastRenderedPageBreak/>
         <w:t xml:space="preserve">2.3 </w:t>
       </w:r>
       <w:r>
@@ -6575,6 +10589,74 @@
       <w:bookmarkEnd w:id="9"/>
     </w:p>
     <w:p/>
+    <w:p>
+      <w:r>
+        <w:t xml:space="preserve">Необходимо </w:t>
+      </w:r>
+      <w:r>
+        <w:t>обеспечить бесперебойное функционирование сети даже в случае отказа одного или нескольких компонентов</w:t>
+      </w:r>
+      <w:r>
+        <w:t xml:space="preserve">. Для этого в сети поддерживается </w:t>
+      </w:r>
+      <w:r>
+        <w:t>отказоустойчивост</w:t>
+      </w:r>
+      <w:r>
+        <w:t>ь</w:t>
+      </w:r>
+      <w:r>
+        <w:t>, достигаем</w:t>
+      </w:r>
+      <w:r>
+        <w:t xml:space="preserve">ая за счёт </w:t>
+      </w:r>
+      <w:r>
+        <w:t>резервирования</w:t>
+      </w:r>
+      <w:r>
+        <w:t xml:space="preserve"> оборудования, т.е. создания избыточных элементов в сети. </w:t>
+      </w:r>
+    </w:p>
+    <w:p>
+      <w:r>
+        <w:t xml:space="preserve">«Бесшовное» резервирование для указанной задачи излишне трудоёмко, </w:t>
+      </w:r>
+      <w:r>
+        <w:t>поэтому отказоустойчивость реализуется через технологию изменения топологии сети. Данный метод работает по протоколам, предотвращающим зацикливание путей между устройствами.</w:t>
+      </w:r>
+    </w:p>
+    <w:p>
+      <w:r>
+        <w:t xml:space="preserve">Мера отказоустойчивости – время схождения (конвергенции) сети, которое для данной задачи крайне мало – 0,2 секунды. По этой причине </w:t>
+      </w:r>
+      <w:r>
+        <w:t xml:space="preserve">на коммутаторах будет настроен протокол </w:t>
+      </w:r>
+      <w:r>
+        <w:rPr>
+          <w:lang w:val="en-US"/>
+        </w:rPr>
+        <w:t>RSTP</w:t>
+      </w:r>
+      <w:r>
+        <w:t xml:space="preserve">, ускоренное расширение стандартного протокола </w:t>
+      </w:r>
+      <w:r>
+        <w:rPr>
+          <w:lang w:val="en-US"/>
+        </w:rPr>
+        <w:t>STP</w:t>
+      </w:r>
+      <w:r>
+        <w:t>.</w:t>
+      </w:r>
+    </w:p>
+    <w:p>
+      <w:r>
+        <w:t>В случае возникновения неисправности сеть будет динамически перестроена с учётом зарезервированных каналов передачи данных.</w:t>
+      </w:r>
+    </w:p>
     <w:p/>
     <w:bookmarkEnd w:id="8"/>
     <w:p>
@@ -7289,36 +11371,6 @@
         </w:tabs>
         <w:ind w:left="0" w:firstLine="709"/>
       </w:pPr>
-      <w:proofErr w:type="spellStart"/>
-      <w:r>
-        <w:t>Воро</w:t>
-      </w:r>
-      <w:r>
-        <w:t>й</w:t>
-      </w:r>
-      <w:r>
-        <w:t>ский</w:t>
-      </w:r>
-      <w:proofErr w:type="spellEnd"/>
-      <w:r>
-        <w:t xml:space="preserve"> Ф.С. Основы проектирования автоматизированных библиотечно-информационных систем. — 2-е изд., доп. и </w:t>
-      </w:r>
-      <w:proofErr w:type="spellStart"/>
-      <w:r>
-        <w:t>перераб</w:t>
-      </w:r>
-      <w:proofErr w:type="spellEnd"/>
-      <w:r>
-        <w:t>. — М.: ФИЗМАТЛИТ, 2008. — 456 с. — ISBN 978-5-9221-0846-1.</w:t>
-      </w:r>
-      <w:hyperlink r:id="rId9" w:history="1">
-        <w:r>
-          <w:rPr>
-            <w:rStyle w:val="a4"/>
-          </w:rPr>
-          <w:t>https://www.cyberforum.ru/cpp-beginners/</w:t>
-        </w:r>
-      </w:hyperlink>
     </w:p>
     <w:p>
       <w:pPr>
@@ -7516,8 +11568,8 @@
       </w:pPr>
     </w:p>
     <w:sectPr>
-      <w:headerReference w:type="default" r:id="rId10"/>
-      <w:footerReference w:type="default" r:id="rId11"/>
+      <w:headerReference w:type="default" r:id="rId9"/>
+      <w:footerReference w:type="default" r:id="rId10"/>
       <w:pgSz w:w="11906" w:h="16838"/>
       <w:pgMar w:top="1134" w:right="850" w:bottom="1134" w:left="1701" w:header="708" w:footer="708" w:gutter="0"/>
       <w:pgNumType w:start="1"/>
@@ -7750,6 +11802,119 @@
     </w:lvl>
   </w:abstractNum>
   <w:abstractNum w:abstractNumId="1" w15:restartNumberingAfterBreak="0">
+    <w:nsid w:val="0C833930"/>
+    <w:multiLevelType w:val="hybridMultilevel"/>
+    <w:tmpl w:val="69DC8738"/>
+    <w:lvl w:ilvl="0" w:tplc="9C8078D6">
+      <w:start w:val="1"/>
+      <w:numFmt w:val="bullet"/>
+      <w:lvlText w:val=""/>
+      <w:lvlJc w:val="left"/>
+      <w:pPr>
+        <w:ind w:left="1429" w:hanging="360"/>
+      </w:pPr>
+      <w:rPr>
+        <w:rFonts w:ascii="Symbol" w:hAnsi="Symbol" w:hint="default"/>
+      </w:rPr>
+    </w:lvl>
+    <w:lvl w:ilvl="1" w:tplc="04190003" w:tentative="1">
+      <w:start w:val="1"/>
+      <w:numFmt w:val="bullet"/>
+      <w:lvlText w:val="o"/>
+      <w:lvlJc w:val="left"/>
+      <w:pPr>
+        <w:ind w:left="2149" w:hanging="360"/>
+      </w:pPr>
+      <w:rPr>
+        <w:rFonts w:ascii="Courier New" w:hAnsi="Courier New" w:cs="Courier New" w:hint="default"/>
+      </w:rPr>
+    </w:lvl>
+    <w:lvl w:ilvl="2" w:tplc="04190005" w:tentative="1">
+      <w:start w:val="1"/>
+      <w:numFmt w:val="bullet"/>
+      <w:lvlText w:val=""/>
+      <w:lvlJc w:val="left"/>
+      <w:pPr>
+        <w:ind w:left="2869" w:hanging="360"/>
+      </w:pPr>
+      <w:rPr>
+        <w:rFonts w:ascii="Wingdings" w:hAnsi="Wingdings" w:hint="default"/>
+      </w:rPr>
+    </w:lvl>
+    <w:lvl w:ilvl="3" w:tplc="04190001" w:tentative="1">
+      <w:start w:val="1"/>
+      <w:numFmt w:val="bullet"/>
+      <w:lvlText w:val=""/>
+      <w:lvlJc w:val="left"/>
+      <w:pPr>
+        <w:ind w:left="3589" w:hanging="360"/>
+      </w:pPr>
+      <w:rPr>
+        <w:rFonts w:ascii="Symbol" w:hAnsi="Symbol" w:hint="default"/>
+      </w:rPr>
+    </w:lvl>
+    <w:lvl w:ilvl="4" w:tplc="04190003" w:tentative="1">
+      <w:start w:val="1"/>
+      <w:numFmt w:val="bullet"/>
+      <w:lvlText w:val="o"/>
+      <w:lvlJc w:val="left"/>
+      <w:pPr>
+        <w:ind w:left="4309" w:hanging="360"/>
+      </w:pPr>
+      <w:rPr>
+        <w:rFonts w:ascii="Courier New" w:hAnsi="Courier New" w:cs="Courier New" w:hint="default"/>
+      </w:rPr>
+    </w:lvl>
+    <w:lvl w:ilvl="5" w:tplc="04190005" w:tentative="1">
+      <w:start w:val="1"/>
+      <w:numFmt w:val="bullet"/>
+      <w:lvlText w:val=""/>
+      <w:lvlJc w:val="left"/>
+      <w:pPr>
+        <w:ind w:left="5029" w:hanging="360"/>
+      </w:pPr>
+      <w:rPr>
+        <w:rFonts w:ascii="Wingdings" w:hAnsi="Wingdings" w:hint="default"/>
+      </w:rPr>
+    </w:lvl>
+    <w:lvl w:ilvl="6" w:tplc="04190001" w:tentative="1">
+      <w:start w:val="1"/>
+      <w:numFmt w:val="bullet"/>
+      <w:lvlText w:val=""/>
+      <w:lvlJc w:val="left"/>
+      <w:pPr>
+        <w:ind w:left="5749" w:hanging="360"/>
+      </w:pPr>
+      <w:rPr>
+        <w:rFonts w:ascii="Symbol" w:hAnsi="Symbol" w:hint="default"/>
+      </w:rPr>
+    </w:lvl>
+    <w:lvl w:ilvl="7" w:tplc="04190003" w:tentative="1">
+      <w:start w:val="1"/>
+      <w:numFmt w:val="bullet"/>
+      <w:lvlText w:val="o"/>
+      <w:lvlJc w:val="left"/>
+      <w:pPr>
+        <w:ind w:left="6469" w:hanging="360"/>
+      </w:pPr>
+      <w:rPr>
+        <w:rFonts w:ascii="Courier New" w:hAnsi="Courier New" w:cs="Courier New" w:hint="default"/>
+      </w:rPr>
+    </w:lvl>
+    <w:lvl w:ilvl="8" w:tplc="04190005" w:tentative="1">
+      <w:start w:val="1"/>
+      <w:numFmt w:val="bullet"/>
+      <w:lvlText w:val=""/>
+      <w:lvlJc w:val="left"/>
+      <w:pPr>
+        <w:ind w:left="7189" w:hanging="360"/>
+      </w:pPr>
+      <w:rPr>
+        <w:rFonts w:ascii="Wingdings" w:hAnsi="Wingdings" w:hint="default"/>
+      </w:rPr>
+    </w:lvl>
+  </w:abstractNum>
+  <w:abstractNum w:abstractNumId="2" w15:restartNumberingAfterBreak="0">
     <w:nsid w:val="0E9F267E"/>
     <w:multiLevelType w:val="hybridMultilevel"/>
     <w:tmpl w:val="F5D485A2"/>
@@ -7835,7 +12000,7 @@
       </w:pPr>
     </w:lvl>
   </w:abstractNum>
-  <w:abstractNum w:abstractNumId="2" w15:restartNumberingAfterBreak="0">
+  <w:abstractNum w:abstractNumId="3" w15:restartNumberingAfterBreak="0">
     <w:nsid w:val="10426A89"/>
     <w:multiLevelType w:val="hybridMultilevel"/>
     <w:tmpl w:val="ADD092EA"/>
@@ -7921,7 +12086,120 @@
       </w:pPr>
     </w:lvl>
   </w:abstractNum>
-  <w:abstractNum w:abstractNumId="3" w15:restartNumberingAfterBreak="0">
+  <w:abstractNum w:abstractNumId="4" w15:restartNumberingAfterBreak="0">
+    <w:nsid w:val="1657457E"/>
+    <w:multiLevelType w:val="hybridMultilevel"/>
+    <w:tmpl w:val="865AA6B2"/>
+    <w:lvl w:ilvl="0" w:tplc="9C8078D6">
+      <w:start w:val="1"/>
+      <w:numFmt w:val="bullet"/>
+      <w:lvlText w:val=""/>
+      <w:lvlJc w:val="left"/>
+      <w:pPr>
+        <w:ind w:left="1429" w:hanging="360"/>
+      </w:pPr>
+      <w:rPr>
+        <w:rFonts w:ascii="Symbol" w:hAnsi="Symbol" w:hint="default"/>
+      </w:rPr>
+    </w:lvl>
+    <w:lvl w:ilvl="1" w:tplc="04190003" w:tentative="1">
+      <w:start w:val="1"/>
+      <w:numFmt w:val="bullet"/>
+      <w:lvlText w:val="o"/>
+      <w:lvlJc w:val="left"/>
+      <w:pPr>
+        <w:ind w:left="2149" w:hanging="360"/>
+      </w:pPr>
+      <w:rPr>
+        <w:rFonts w:ascii="Courier New" w:hAnsi="Courier New" w:cs="Courier New" w:hint="default"/>
+      </w:rPr>
+    </w:lvl>
+    <w:lvl w:ilvl="2" w:tplc="04190005" w:tentative="1">
+      <w:start w:val="1"/>
+      <w:numFmt w:val="bullet"/>
+      <w:lvlText w:val=""/>
+      <w:lvlJc w:val="left"/>
+      <w:pPr>
+        <w:ind w:left="2869" w:hanging="360"/>
+      </w:pPr>
+      <w:rPr>
+        <w:rFonts w:ascii="Wingdings" w:hAnsi="Wingdings" w:hint="default"/>
+      </w:rPr>
+    </w:lvl>
+    <w:lvl w:ilvl="3" w:tplc="04190001" w:tentative="1">
+      <w:start w:val="1"/>
+      <w:numFmt w:val="bullet"/>
+      <w:lvlText w:val=""/>
+      <w:lvlJc w:val="left"/>
+      <w:pPr>
+        <w:ind w:left="3589" w:hanging="360"/>
+      </w:pPr>
+      <w:rPr>
+        <w:rFonts w:ascii="Symbol" w:hAnsi="Symbol" w:hint="default"/>
+      </w:rPr>
+    </w:lvl>
+    <w:lvl w:ilvl="4" w:tplc="04190003" w:tentative="1">
+      <w:start w:val="1"/>
+      <w:numFmt w:val="bullet"/>
+      <w:lvlText w:val="o"/>
+      <w:lvlJc w:val="left"/>
+      <w:pPr>
+        <w:ind w:left="4309" w:hanging="360"/>
+      </w:pPr>
+      <w:rPr>
+        <w:rFonts w:ascii="Courier New" w:hAnsi="Courier New" w:cs="Courier New" w:hint="default"/>
+      </w:rPr>
+    </w:lvl>
+    <w:lvl w:ilvl="5" w:tplc="04190005" w:tentative="1">
+      <w:start w:val="1"/>
+      <w:numFmt w:val="bullet"/>
+      <w:lvlText w:val=""/>
+      <w:lvlJc w:val="left"/>
+      <w:pPr>
+        <w:ind w:left="5029" w:hanging="360"/>
+      </w:pPr>
+      <w:rPr>
+        <w:rFonts w:ascii="Wingdings" w:hAnsi="Wingdings" w:hint="default"/>
+      </w:rPr>
+    </w:lvl>
+    <w:lvl w:ilvl="6" w:tplc="04190001" w:tentative="1">
+      <w:start w:val="1"/>
+      <w:numFmt w:val="bullet"/>
+      <w:lvlText w:val=""/>
+      <w:lvlJc w:val="left"/>
+      <w:pPr>
+        <w:ind w:left="5749" w:hanging="360"/>
+      </w:pPr>
+      <w:rPr>
+        <w:rFonts w:ascii="Symbol" w:hAnsi="Symbol" w:hint="default"/>
+      </w:rPr>
+    </w:lvl>
+    <w:lvl w:ilvl="7" w:tplc="04190003" w:tentative="1">
+      <w:start w:val="1"/>
+      <w:numFmt w:val="bullet"/>
+      <w:lvlText w:val="o"/>
+      <w:lvlJc w:val="left"/>
+      <w:pPr>
+        <w:ind w:left="6469" w:hanging="360"/>
+      </w:pPr>
+      <w:rPr>
+        <w:rFonts w:ascii="Courier New" w:hAnsi="Courier New" w:cs="Courier New" w:hint="default"/>
+      </w:rPr>
+    </w:lvl>
+    <w:lvl w:ilvl="8" w:tplc="04190005" w:tentative="1">
+      <w:start w:val="1"/>
+      <w:numFmt w:val="bullet"/>
+      <w:lvlText w:val=""/>
+      <w:lvlJc w:val="left"/>
+      <w:pPr>
+        <w:ind w:left="7189" w:hanging="360"/>
+      </w:pPr>
+      <w:rPr>
+        <w:rFonts w:ascii="Wingdings" w:hAnsi="Wingdings" w:hint="default"/>
+      </w:rPr>
+    </w:lvl>
+  </w:abstractNum>
+  <w:abstractNum w:abstractNumId="5" w15:restartNumberingAfterBreak="0">
     <w:nsid w:val="17B93D4E"/>
     <w:multiLevelType w:val="multilevel"/>
     <w:tmpl w:val="0419001D"/>
@@ -8007,7 +12285,7 @@
       </w:pPr>
     </w:lvl>
   </w:abstractNum>
-  <w:abstractNum w:abstractNumId="4" w15:restartNumberingAfterBreak="0">
+  <w:abstractNum w:abstractNumId="6" w15:restartNumberingAfterBreak="0">
     <w:nsid w:val="18B754E4"/>
     <w:multiLevelType w:val="hybridMultilevel"/>
     <w:tmpl w:val="76E0D590"/>
@@ -8120,7 +12398,7 @@
       </w:rPr>
     </w:lvl>
   </w:abstractNum>
-  <w:abstractNum w:abstractNumId="5" w15:restartNumberingAfterBreak="0">
+  <w:abstractNum w:abstractNumId="7" w15:restartNumberingAfterBreak="0">
     <w:nsid w:val="1A9866DF"/>
     <w:multiLevelType w:val="multilevel"/>
     <w:tmpl w:val="17BE41F2"/>
@@ -8206,7 +12484,7 @@
       </w:pPr>
     </w:lvl>
   </w:abstractNum>
-  <w:abstractNum w:abstractNumId="6" w15:restartNumberingAfterBreak="0">
+  <w:abstractNum w:abstractNumId="8" w15:restartNumberingAfterBreak="0">
     <w:nsid w:val="1BDD320D"/>
     <w:multiLevelType w:val="hybridMultilevel"/>
     <w:tmpl w:val="C1E05D0C"/>
@@ -8292,7 +12570,7 @@
       </w:pPr>
     </w:lvl>
   </w:abstractNum>
-  <w:abstractNum w:abstractNumId="7" w15:restartNumberingAfterBreak="0">
+  <w:abstractNum w:abstractNumId="9" w15:restartNumberingAfterBreak="0">
     <w:nsid w:val="20465280"/>
     <w:multiLevelType w:val="hybridMultilevel"/>
     <w:tmpl w:val="FC1438E2"/>
@@ -8406,7 +12684,7 @@
       </w:rPr>
     </w:lvl>
   </w:abstractNum>
-  <w:abstractNum w:abstractNumId="8" w15:restartNumberingAfterBreak="0">
+  <w:abstractNum w:abstractNumId="10" w15:restartNumberingAfterBreak="0">
     <w:nsid w:val="221A09CB"/>
     <w:multiLevelType w:val="hybridMultilevel"/>
     <w:tmpl w:val="A0F2CDE2"/>
@@ -8492,7 +12770,120 @@
       </w:pPr>
     </w:lvl>
   </w:abstractNum>
-  <w:abstractNum w:abstractNumId="9" w15:restartNumberingAfterBreak="0">
+  <w:abstractNum w:abstractNumId="11" w15:restartNumberingAfterBreak="0">
+    <w:nsid w:val="26332F5E"/>
+    <w:multiLevelType w:val="hybridMultilevel"/>
+    <w:tmpl w:val="EC10E89E"/>
+    <w:lvl w:ilvl="0" w:tplc="9C8078D6">
+      <w:start w:val="1"/>
+      <w:numFmt w:val="bullet"/>
+      <w:lvlText w:val=""/>
+      <w:lvlJc w:val="left"/>
+      <w:pPr>
+        <w:ind w:left="1429" w:hanging="360"/>
+      </w:pPr>
+      <w:rPr>
+        <w:rFonts w:ascii="Symbol" w:hAnsi="Symbol" w:hint="default"/>
+      </w:rPr>
+    </w:lvl>
+    <w:lvl w:ilvl="1" w:tplc="04190003" w:tentative="1">
+      <w:start w:val="1"/>
+      <w:numFmt w:val="bullet"/>
+      <w:lvlText w:val="o"/>
+      <w:lvlJc w:val="left"/>
+      <w:pPr>
+        <w:ind w:left="2149" w:hanging="360"/>
+      </w:pPr>
+      <w:rPr>
+        <w:rFonts w:ascii="Courier New" w:hAnsi="Courier New" w:cs="Courier New" w:hint="default"/>
+      </w:rPr>
+    </w:lvl>
+    <w:lvl w:ilvl="2" w:tplc="04190005" w:tentative="1">
+      <w:start w:val="1"/>
+      <w:numFmt w:val="bullet"/>
+      <w:lvlText w:val=""/>
+      <w:lvlJc w:val="left"/>
+      <w:pPr>
+        <w:ind w:left="2869" w:hanging="360"/>
+      </w:pPr>
+      <w:rPr>
+        <w:rFonts w:ascii="Wingdings" w:hAnsi="Wingdings" w:hint="default"/>
+      </w:rPr>
+    </w:lvl>
+    <w:lvl w:ilvl="3" w:tplc="04190001" w:tentative="1">
+      <w:start w:val="1"/>
+      <w:numFmt w:val="bullet"/>
+      <w:lvlText w:val=""/>
+      <w:lvlJc w:val="left"/>
+      <w:pPr>
+        <w:ind w:left="3589" w:hanging="360"/>
+      </w:pPr>
+      <w:rPr>
+        <w:rFonts w:ascii="Symbol" w:hAnsi="Symbol" w:hint="default"/>
+      </w:rPr>
+    </w:lvl>
+    <w:lvl w:ilvl="4" w:tplc="04190003" w:tentative="1">
+      <w:start w:val="1"/>
+      <w:numFmt w:val="bullet"/>
+      <w:lvlText w:val="o"/>
+      <w:lvlJc w:val="left"/>
+      <w:pPr>
+        <w:ind w:left="4309" w:hanging="360"/>
+      </w:pPr>
+      <w:rPr>
+        <w:rFonts w:ascii="Courier New" w:hAnsi="Courier New" w:cs="Courier New" w:hint="default"/>
+      </w:rPr>
+    </w:lvl>
+    <w:lvl w:ilvl="5" w:tplc="04190005" w:tentative="1">
+      <w:start w:val="1"/>
+      <w:numFmt w:val="bullet"/>
+      <w:lvlText w:val=""/>
+      <w:lvlJc w:val="left"/>
+      <w:pPr>
+        <w:ind w:left="5029" w:hanging="360"/>
+      </w:pPr>
+      <w:rPr>
+        <w:rFonts w:ascii="Wingdings" w:hAnsi="Wingdings" w:hint="default"/>
+      </w:rPr>
+    </w:lvl>
+    <w:lvl w:ilvl="6" w:tplc="04190001" w:tentative="1">
+      <w:start w:val="1"/>
+      <w:numFmt w:val="bullet"/>
+      <w:lvlText w:val=""/>
+      <w:lvlJc w:val="left"/>
+      <w:pPr>
+        <w:ind w:left="5749" w:hanging="360"/>
+      </w:pPr>
+      <w:rPr>
+        <w:rFonts w:ascii="Symbol" w:hAnsi="Symbol" w:hint="default"/>
+      </w:rPr>
+    </w:lvl>
+    <w:lvl w:ilvl="7" w:tplc="04190003" w:tentative="1">
+      <w:start w:val="1"/>
+      <w:numFmt w:val="bullet"/>
+      <w:lvlText w:val="o"/>
+      <w:lvlJc w:val="left"/>
+      <w:pPr>
+        <w:ind w:left="6469" w:hanging="360"/>
+      </w:pPr>
+      <w:rPr>
+        <w:rFonts w:ascii="Courier New" w:hAnsi="Courier New" w:cs="Courier New" w:hint="default"/>
+      </w:rPr>
+    </w:lvl>
+    <w:lvl w:ilvl="8" w:tplc="04190005" w:tentative="1">
+      <w:start w:val="1"/>
+      <w:numFmt w:val="bullet"/>
+      <w:lvlText w:val=""/>
+      <w:lvlJc w:val="left"/>
+      <w:pPr>
+        <w:ind w:left="7189" w:hanging="360"/>
+      </w:pPr>
+      <w:rPr>
+        <w:rFonts w:ascii="Wingdings" w:hAnsi="Wingdings" w:hint="default"/>
+      </w:rPr>
+    </w:lvl>
+  </w:abstractNum>
+  <w:abstractNum w:abstractNumId="12" w15:restartNumberingAfterBreak="0">
     <w:nsid w:val="265E1664"/>
     <w:multiLevelType w:val="hybridMultilevel"/>
     <w:tmpl w:val="29FE40AC"/>
@@ -8581,7 +12972,7 @@
       </w:pPr>
     </w:lvl>
   </w:abstractNum>
-  <w:abstractNum w:abstractNumId="10" w15:restartNumberingAfterBreak="0">
+  <w:abstractNum w:abstractNumId="13" w15:restartNumberingAfterBreak="0">
     <w:nsid w:val="279C49F1"/>
     <w:multiLevelType w:val="hybridMultilevel"/>
     <w:tmpl w:val="DD1ADE44"/>
@@ -8667,7 +13058,7 @@
       </w:pPr>
     </w:lvl>
   </w:abstractNum>
-  <w:abstractNum w:abstractNumId="11" w15:restartNumberingAfterBreak="0">
+  <w:abstractNum w:abstractNumId="14" w15:restartNumberingAfterBreak="0">
     <w:nsid w:val="28975013"/>
     <w:multiLevelType w:val="multilevel"/>
     <w:tmpl w:val="0419001D"/>
@@ -8753,7 +13144,7 @@
       </w:pPr>
     </w:lvl>
   </w:abstractNum>
-  <w:abstractNum w:abstractNumId="12" w15:restartNumberingAfterBreak="0">
+  <w:abstractNum w:abstractNumId="15" w15:restartNumberingAfterBreak="0">
     <w:nsid w:val="317648F1"/>
     <w:multiLevelType w:val="hybridMultilevel"/>
     <w:tmpl w:val="F2FEA51C"/>
@@ -8866,7 +13257,7 @@
       </w:rPr>
     </w:lvl>
   </w:abstractNum>
-  <w:abstractNum w:abstractNumId="13" w15:restartNumberingAfterBreak="0">
+  <w:abstractNum w:abstractNumId="16" w15:restartNumberingAfterBreak="0">
     <w:nsid w:val="32E11DDE"/>
     <w:multiLevelType w:val="hybridMultilevel"/>
     <w:tmpl w:val="904891C8"/>
@@ -8979,7 +13370,7 @@
       </w:rPr>
     </w:lvl>
   </w:abstractNum>
-  <w:abstractNum w:abstractNumId="14" w15:restartNumberingAfterBreak="0">
+  <w:abstractNum w:abstractNumId="17" w15:restartNumberingAfterBreak="0">
     <w:nsid w:val="34D20C41"/>
     <w:multiLevelType w:val="hybridMultilevel"/>
     <w:tmpl w:val="B838D120"/>
@@ -9092,7 +13483,7 @@
       </w:rPr>
     </w:lvl>
   </w:abstractNum>
-  <w:abstractNum w:abstractNumId="15" w15:restartNumberingAfterBreak="0">
+  <w:abstractNum w:abstractNumId="18" w15:restartNumberingAfterBreak="0">
     <w:nsid w:val="3A017D69"/>
     <w:multiLevelType w:val="hybridMultilevel"/>
     <w:tmpl w:val="D9D090D8"/>
@@ -9178,7 +13569,7 @@
       </w:pPr>
     </w:lvl>
   </w:abstractNum>
-  <w:abstractNum w:abstractNumId="16" w15:restartNumberingAfterBreak="0">
+  <w:abstractNum w:abstractNumId="19" w15:restartNumberingAfterBreak="0">
     <w:nsid w:val="402D3E8C"/>
     <w:multiLevelType w:val="hybridMultilevel"/>
     <w:tmpl w:val="A5E6D222"/>
@@ -9267,7 +13658,156 @@
       </w:pPr>
     </w:lvl>
   </w:abstractNum>
-  <w:abstractNum w:abstractNumId="17" w15:restartNumberingAfterBreak="0">
+  <w:abstractNum w:abstractNumId="20" w15:restartNumberingAfterBreak="0">
+    <w:nsid w:val="4139751C"/>
+    <w:multiLevelType w:val="multilevel"/>
+    <w:tmpl w:val="F11435C6"/>
+    <w:lvl w:ilvl="0">
+      <w:start w:val="1"/>
+      <w:numFmt w:val="bullet"/>
+      <w:lvlText w:val=""/>
+      <w:lvlJc w:val="left"/>
+      <w:pPr>
+        <w:tabs>
+          <w:tab w:val="num" w:pos="720"/>
+        </w:tabs>
+        <w:ind w:left="720" w:hanging="360"/>
+      </w:pPr>
+      <w:rPr>
+        <w:rFonts w:ascii="Symbol" w:hAnsi="Symbol" w:hint="default"/>
+        <w:sz w:val="20"/>
+      </w:rPr>
+    </w:lvl>
+    <w:lvl w:ilvl="1" w:tentative="1">
+      <w:start w:val="1"/>
+      <w:numFmt w:val="bullet"/>
+      <w:lvlText w:val="o"/>
+      <w:lvlJc w:val="left"/>
+      <w:pPr>
+        <w:tabs>
+          <w:tab w:val="num" w:pos="1440"/>
+        </w:tabs>
+        <w:ind w:left="1440" w:hanging="360"/>
+      </w:pPr>
+      <w:rPr>
+        <w:rFonts w:ascii="Courier New" w:hAnsi="Courier New" w:hint="default"/>
+        <w:sz w:val="20"/>
+      </w:rPr>
+    </w:lvl>
+    <w:lvl w:ilvl="2" w:tentative="1">
+      <w:start w:val="1"/>
+      <w:numFmt w:val="bullet"/>
+      <w:lvlText w:val=""/>
+      <w:lvlJc w:val="left"/>
+      <w:pPr>
+        <w:tabs>
+          <w:tab w:val="num" w:pos="2160"/>
+        </w:tabs>
+        <w:ind w:left="2160" w:hanging="360"/>
+      </w:pPr>
+      <w:rPr>
+        <w:rFonts w:ascii="Wingdings" w:hAnsi="Wingdings" w:hint="default"/>
+        <w:sz w:val="20"/>
+      </w:rPr>
+    </w:lvl>
+    <w:lvl w:ilvl="3" w:tentative="1">
+      <w:start w:val="1"/>
+      <w:numFmt w:val="bullet"/>
+      <w:lvlText w:val=""/>
+      <w:lvlJc w:val="left"/>
+      <w:pPr>
+        <w:tabs>
+          <w:tab w:val="num" w:pos="2880"/>
+        </w:tabs>
+        <w:ind w:left="2880" w:hanging="360"/>
+      </w:pPr>
+      <w:rPr>
+        <w:rFonts w:ascii="Wingdings" w:hAnsi="Wingdings" w:hint="default"/>
+        <w:sz w:val="20"/>
+      </w:rPr>
+    </w:lvl>
+    <w:lvl w:ilvl="4" w:tentative="1">
+      <w:start w:val="1"/>
+      <w:numFmt w:val="bullet"/>
+      <w:lvlText w:val=""/>
+      <w:lvlJc w:val="left"/>
+      <w:pPr>
+        <w:tabs>
+          <w:tab w:val="num" w:pos="3600"/>
+        </w:tabs>
+        <w:ind w:left="3600" w:hanging="360"/>
+      </w:pPr>
+      <w:rPr>
+        <w:rFonts w:ascii="Wingdings" w:hAnsi="Wingdings" w:hint="default"/>
+        <w:sz w:val="20"/>
+      </w:rPr>
+    </w:lvl>
+    <w:lvl w:ilvl="5" w:tentative="1">
+      <w:start w:val="1"/>
+      <w:numFmt w:val="bullet"/>
+      <w:lvlText w:val=""/>
+      <w:lvlJc w:val="left"/>
+      <w:pPr>
+        <w:tabs>
+          <w:tab w:val="num" w:pos="4320"/>
+        </w:tabs>
+        <w:ind w:left="4320" w:hanging="360"/>
+      </w:pPr>
+      <w:rPr>
+        <w:rFonts w:ascii="Wingdings" w:hAnsi="Wingdings" w:hint="default"/>
+        <w:sz w:val="20"/>
+      </w:rPr>
+    </w:lvl>
+    <w:lvl w:ilvl="6" w:tentative="1">
+      <w:start w:val="1"/>
+      <w:numFmt w:val="bullet"/>
+      <w:lvlText w:val=""/>
+      <w:lvlJc w:val="left"/>
+      <w:pPr>
+        <w:tabs>
+          <w:tab w:val="num" w:pos="5040"/>
+        </w:tabs>
+        <w:ind w:left="5040" w:hanging="360"/>
+      </w:pPr>
+      <w:rPr>
+        <w:rFonts w:ascii="Wingdings" w:hAnsi="Wingdings" w:hint="default"/>
+        <w:sz w:val="20"/>
+      </w:rPr>
+    </w:lvl>
+    <w:lvl w:ilvl="7" w:tentative="1">
+      <w:start w:val="1"/>
+      <w:numFmt w:val="bullet"/>
+      <w:lvlText w:val=""/>
+      <w:lvlJc w:val="left"/>
+      <w:pPr>
+        <w:tabs>
+          <w:tab w:val="num" w:pos="5760"/>
+        </w:tabs>
+        <w:ind w:left="5760" w:hanging="360"/>
+      </w:pPr>
+      <w:rPr>
+        <w:rFonts w:ascii="Wingdings" w:hAnsi="Wingdings" w:hint="default"/>
+        <w:sz w:val="20"/>
+      </w:rPr>
+    </w:lvl>
+    <w:lvl w:ilvl="8" w:tentative="1">
+      <w:start w:val="1"/>
+      <w:numFmt w:val="bullet"/>
+      <w:lvlText w:val=""/>
+      <w:lvlJc w:val="left"/>
+      <w:pPr>
+        <w:tabs>
+          <w:tab w:val="num" w:pos="6480"/>
+        </w:tabs>
+        <w:ind w:left="6480" w:hanging="360"/>
+      </w:pPr>
+      <w:rPr>
+        <w:rFonts w:ascii="Wingdings" w:hAnsi="Wingdings" w:hint="default"/>
+        <w:sz w:val="20"/>
+      </w:rPr>
+    </w:lvl>
+  </w:abstractNum>
+  <w:abstractNum w:abstractNumId="21" w15:restartNumberingAfterBreak="0">
     <w:nsid w:val="419231C5"/>
     <w:multiLevelType w:val="hybridMultilevel"/>
     <w:tmpl w:val="3F90C1EE"/>
@@ -9380,7 +13920,7 @@
       </w:rPr>
     </w:lvl>
   </w:abstractNum>
-  <w:abstractNum w:abstractNumId="18" w15:restartNumberingAfterBreak="0">
+  <w:abstractNum w:abstractNumId="22" w15:restartNumberingAfterBreak="0">
     <w:nsid w:val="44AB188F"/>
     <w:multiLevelType w:val="hybridMultilevel"/>
     <w:tmpl w:val="86D2967A"/>
@@ -9492,7 +14032,7 @@
       </w:rPr>
     </w:lvl>
   </w:abstractNum>
-  <w:abstractNum w:abstractNumId="19" w15:restartNumberingAfterBreak="0">
+  <w:abstractNum w:abstractNumId="23" w15:restartNumberingAfterBreak="0">
     <w:nsid w:val="46CF3878"/>
     <w:multiLevelType w:val="hybridMultilevel"/>
     <w:tmpl w:val="3168F21C"/>
@@ -9605,7 +14145,7 @@
       </w:rPr>
     </w:lvl>
   </w:abstractNum>
-  <w:abstractNum w:abstractNumId="20" w15:restartNumberingAfterBreak="0">
+  <w:abstractNum w:abstractNumId="24" w15:restartNumberingAfterBreak="0">
     <w:nsid w:val="47926F48"/>
     <w:multiLevelType w:val="hybridMultilevel"/>
     <w:tmpl w:val="C116FB4E"/>
@@ -9718,7 +14258,7 @@
       </w:rPr>
     </w:lvl>
   </w:abstractNum>
-  <w:abstractNum w:abstractNumId="21" w15:restartNumberingAfterBreak="0">
+  <w:abstractNum w:abstractNumId="25" w15:restartNumberingAfterBreak="0">
     <w:nsid w:val="47AC498F"/>
     <w:multiLevelType w:val="hybridMultilevel"/>
     <w:tmpl w:val="1F28C640"/>
@@ -9831,7 +14371,7 @@
       </w:rPr>
     </w:lvl>
   </w:abstractNum>
-  <w:abstractNum w:abstractNumId="22" w15:restartNumberingAfterBreak="0">
+  <w:abstractNum w:abstractNumId="26" w15:restartNumberingAfterBreak="0">
     <w:nsid w:val="49CB4490"/>
     <w:multiLevelType w:val="hybridMultilevel"/>
     <w:tmpl w:val="EA7E8504"/>
@@ -9944,7 +14484,7 @@
       </w:rPr>
     </w:lvl>
   </w:abstractNum>
-  <w:abstractNum w:abstractNumId="23" w15:restartNumberingAfterBreak="0">
+  <w:abstractNum w:abstractNumId="27" w15:restartNumberingAfterBreak="0">
     <w:nsid w:val="4BC75338"/>
     <w:multiLevelType w:val="hybridMultilevel"/>
     <w:tmpl w:val="6016B496"/>
@@ -10057,7 +14597,120 @@
       </w:rPr>
     </w:lvl>
   </w:abstractNum>
-  <w:abstractNum w:abstractNumId="24" w15:restartNumberingAfterBreak="0">
+  <w:abstractNum w:abstractNumId="28" w15:restartNumberingAfterBreak="0">
+    <w:nsid w:val="4BD86AF7"/>
+    <w:multiLevelType w:val="hybridMultilevel"/>
+    <w:tmpl w:val="88943640"/>
+    <w:lvl w:ilvl="0" w:tplc="9C8078D6">
+      <w:start w:val="1"/>
+      <w:numFmt w:val="bullet"/>
+      <w:lvlText w:val=""/>
+      <w:lvlJc w:val="left"/>
+      <w:pPr>
+        <w:ind w:left="1429" w:hanging="360"/>
+      </w:pPr>
+      <w:rPr>
+        <w:rFonts w:ascii="Symbol" w:hAnsi="Symbol" w:hint="default"/>
+      </w:rPr>
+    </w:lvl>
+    <w:lvl w:ilvl="1" w:tplc="04190003" w:tentative="1">
+      <w:start w:val="1"/>
+      <w:numFmt w:val="bullet"/>
+      <w:lvlText w:val="o"/>
+      <w:lvlJc w:val="left"/>
+      <w:pPr>
+        <w:ind w:left="2149" w:hanging="360"/>
+      </w:pPr>
+      <w:rPr>
+        <w:rFonts w:ascii="Courier New" w:hAnsi="Courier New" w:cs="Courier New" w:hint="default"/>
+      </w:rPr>
+    </w:lvl>
+    <w:lvl w:ilvl="2" w:tplc="04190005" w:tentative="1">
+      <w:start w:val="1"/>
+      <w:numFmt w:val="bullet"/>
+      <w:lvlText w:val=""/>
+      <w:lvlJc w:val="left"/>
+      <w:pPr>
+        <w:ind w:left="2869" w:hanging="360"/>
+      </w:pPr>
+      <w:rPr>
+        <w:rFonts w:ascii="Wingdings" w:hAnsi="Wingdings" w:hint="default"/>
+      </w:rPr>
+    </w:lvl>
+    <w:lvl w:ilvl="3" w:tplc="04190001" w:tentative="1">
+      <w:start w:val="1"/>
+      <w:numFmt w:val="bullet"/>
+      <w:lvlText w:val=""/>
+      <w:lvlJc w:val="left"/>
+      <w:pPr>
+        <w:ind w:left="3589" w:hanging="360"/>
+      </w:pPr>
+      <w:rPr>
+        <w:rFonts w:ascii="Symbol" w:hAnsi="Symbol" w:hint="default"/>
+      </w:rPr>
+    </w:lvl>
+    <w:lvl w:ilvl="4" w:tplc="04190003" w:tentative="1">
+      <w:start w:val="1"/>
+      <w:numFmt w:val="bullet"/>
+      <w:lvlText w:val="o"/>
+      <w:lvlJc w:val="left"/>
+      <w:pPr>
+        <w:ind w:left="4309" w:hanging="360"/>
+      </w:pPr>
+      <w:rPr>
+        <w:rFonts w:ascii="Courier New" w:hAnsi="Courier New" w:cs="Courier New" w:hint="default"/>
+      </w:rPr>
+    </w:lvl>
+    <w:lvl w:ilvl="5" w:tplc="04190005" w:tentative="1">
+      <w:start w:val="1"/>
+      <w:numFmt w:val="bullet"/>
+      <w:lvlText w:val=""/>
+      <w:lvlJc w:val="left"/>
+      <w:pPr>
+        <w:ind w:left="5029" w:hanging="360"/>
+      </w:pPr>
+      <w:rPr>
+        <w:rFonts w:ascii="Wingdings" w:hAnsi="Wingdings" w:hint="default"/>
+      </w:rPr>
+    </w:lvl>
+    <w:lvl w:ilvl="6" w:tplc="04190001" w:tentative="1">
+      <w:start w:val="1"/>
+      <w:numFmt w:val="bullet"/>
+      <w:lvlText w:val=""/>
+      <w:lvlJc w:val="left"/>
+      <w:pPr>
+        <w:ind w:left="5749" w:hanging="360"/>
+      </w:pPr>
+      <w:rPr>
+        <w:rFonts w:ascii="Symbol" w:hAnsi="Symbol" w:hint="default"/>
+      </w:rPr>
+    </w:lvl>
+    <w:lvl w:ilvl="7" w:tplc="04190003" w:tentative="1">
+      <w:start w:val="1"/>
+      <w:numFmt w:val="bullet"/>
+      <w:lvlText w:val="o"/>
+      <w:lvlJc w:val="left"/>
+      <w:pPr>
+        <w:ind w:left="6469" w:hanging="360"/>
+      </w:pPr>
+      <w:rPr>
+        <w:rFonts w:ascii="Courier New" w:hAnsi="Courier New" w:cs="Courier New" w:hint="default"/>
+      </w:rPr>
+    </w:lvl>
+    <w:lvl w:ilvl="8" w:tplc="04190005" w:tentative="1">
+      <w:start w:val="1"/>
+      <w:numFmt w:val="bullet"/>
+      <w:lvlText w:val=""/>
+      <w:lvlJc w:val="left"/>
+      <w:pPr>
+        <w:ind w:left="7189" w:hanging="360"/>
+      </w:pPr>
+      <w:rPr>
+        <w:rFonts w:ascii="Wingdings" w:hAnsi="Wingdings" w:hint="default"/>
+      </w:rPr>
+    </w:lvl>
+  </w:abstractNum>
+  <w:abstractNum w:abstractNumId="29" w15:restartNumberingAfterBreak="0">
     <w:nsid w:val="4BF37FE7"/>
     <w:multiLevelType w:val="hybridMultilevel"/>
     <w:tmpl w:val="1E7E097A"/>
@@ -10143,7 +14796,7 @@
       </w:pPr>
     </w:lvl>
   </w:abstractNum>
-  <w:abstractNum w:abstractNumId="25" w15:restartNumberingAfterBreak="0">
+  <w:abstractNum w:abstractNumId="30" w15:restartNumberingAfterBreak="0">
     <w:nsid w:val="4DE22E81"/>
     <w:multiLevelType w:val="multilevel"/>
     <w:tmpl w:val="A8E02840"/>
@@ -10261,7 +14914,7 @@
       </w:rPr>
     </w:lvl>
   </w:abstractNum>
-  <w:abstractNum w:abstractNumId="26" w15:restartNumberingAfterBreak="0">
+  <w:abstractNum w:abstractNumId="31" w15:restartNumberingAfterBreak="0">
     <w:nsid w:val="4EF66F97"/>
     <w:multiLevelType w:val="multilevel"/>
     <w:tmpl w:val="0419001D"/>
@@ -10347,7 +15000,7 @@
       </w:pPr>
     </w:lvl>
   </w:abstractNum>
-  <w:abstractNum w:abstractNumId="27" w15:restartNumberingAfterBreak="0">
+  <w:abstractNum w:abstractNumId="32" w15:restartNumberingAfterBreak="0">
     <w:nsid w:val="4F621ACF"/>
     <w:multiLevelType w:val="hybridMultilevel"/>
     <w:tmpl w:val="4F6C6A48"/>
@@ -10433,7 +15086,7 @@
       </w:pPr>
     </w:lvl>
   </w:abstractNum>
-  <w:abstractNum w:abstractNumId="28" w15:restartNumberingAfterBreak="0">
+  <w:abstractNum w:abstractNumId="33" w15:restartNumberingAfterBreak="0">
     <w:nsid w:val="55630DB9"/>
     <w:multiLevelType w:val="hybridMultilevel"/>
     <w:tmpl w:val="3F1A2AC4"/>
@@ -10519,7 +15172,156 @@
       </w:pPr>
     </w:lvl>
   </w:abstractNum>
-  <w:abstractNum w:abstractNumId="29" w15:restartNumberingAfterBreak="0">
+  <w:abstractNum w:abstractNumId="34" w15:restartNumberingAfterBreak="0">
+    <w:nsid w:val="57C31FC3"/>
+    <w:multiLevelType w:val="multilevel"/>
+    <w:tmpl w:val="617C602A"/>
+    <w:lvl w:ilvl="0">
+      <w:start w:val="1"/>
+      <w:numFmt w:val="bullet"/>
+      <w:lvlText w:val=""/>
+      <w:lvlJc w:val="left"/>
+      <w:pPr>
+        <w:tabs>
+          <w:tab w:val="num" w:pos="720"/>
+        </w:tabs>
+        <w:ind w:left="720" w:hanging="360"/>
+      </w:pPr>
+      <w:rPr>
+        <w:rFonts w:ascii="Symbol" w:hAnsi="Symbol" w:hint="default"/>
+        <w:sz w:val="20"/>
+      </w:rPr>
+    </w:lvl>
+    <w:lvl w:ilvl="1" w:tentative="1">
+      <w:start w:val="1"/>
+      <w:numFmt w:val="bullet"/>
+      <w:lvlText w:val="o"/>
+      <w:lvlJc w:val="left"/>
+      <w:pPr>
+        <w:tabs>
+          <w:tab w:val="num" w:pos="1440"/>
+        </w:tabs>
+        <w:ind w:left="1440" w:hanging="360"/>
+      </w:pPr>
+      <w:rPr>
+        <w:rFonts w:ascii="Courier New" w:hAnsi="Courier New" w:hint="default"/>
+        <w:sz w:val="20"/>
+      </w:rPr>
+    </w:lvl>
+    <w:lvl w:ilvl="2" w:tentative="1">
+      <w:start w:val="1"/>
+      <w:numFmt w:val="bullet"/>
+      <w:lvlText w:val=""/>
+      <w:lvlJc w:val="left"/>
+      <w:pPr>
+        <w:tabs>
+          <w:tab w:val="num" w:pos="2160"/>
+        </w:tabs>
+        <w:ind w:left="2160" w:hanging="360"/>
+      </w:pPr>
+      <w:rPr>
+        <w:rFonts w:ascii="Wingdings" w:hAnsi="Wingdings" w:hint="default"/>
+        <w:sz w:val="20"/>
+      </w:rPr>
+    </w:lvl>
+    <w:lvl w:ilvl="3" w:tentative="1">
+      <w:start w:val="1"/>
+      <w:numFmt w:val="bullet"/>
+      <w:lvlText w:val=""/>
+      <w:lvlJc w:val="left"/>
+      <w:pPr>
+        <w:tabs>
+          <w:tab w:val="num" w:pos="2880"/>
+        </w:tabs>
+        <w:ind w:left="2880" w:hanging="360"/>
+      </w:pPr>
+      <w:rPr>
+        <w:rFonts w:ascii="Wingdings" w:hAnsi="Wingdings" w:hint="default"/>
+        <w:sz w:val="20"/>
+      </w:rPr>
+    </w:lvl>
+    <w:lvl w:ilvl="4" w:tentative="1">
+      <w:start w:val="1"/>
+      <w:numFmt w:val="bullet"/>
+      <w:lvlText w:val=""/>
+      <w:lvlJc w:val="left"/>
+      <w:pPr>
+        <w:tabs>
+          <w:tab w:val="num" w:pos="3600"/>
+        </w:tabs>
+        <w:ind w:left="3600" w:hanging="360"/>
+      </w:pPr>
+      <w:rPr>
+        <w:rFonts w:ascii="Wingdings" w:hAnsi="Wingdings" w:hint="default"/>
+        <w:sz w:val="20"/>
+      </w:rPr>
+    </w:lvl>
+    <w:lvl w:ilvl="5" w:tentative="1">
+      <w:start w:val="1"/>
+      <w:numFmt w:val="bullet"/>
+      <w:lvlText w:val=""/>
+      <w:lvlJc w:val="left"/>
+      <w:pPr>
+        <w:tabs>
+          <w:tab w:val="num" w:pos="4320"/>
+        </w:tabs>
+        <w:ind w:left="4320" w:hanging="360"/>
+      </w:pPr>
+      <w:rPr>
+        <w:rFonts w:ascii="Wingdings" w:hAnsi="Wingdings" w:hint="default"/>
+        <w:sz w:val="20"/>
+      </w:rPr>
+    </w:lvl>
+    <w:lvl w:ilvl="6" w:tentative="1">
+      <w:start w:val="1"/>
+      <w:numFmt w:val="bullet"/>
+      <w:lvlText w:val=""/>
+      <w:lvlJc w:val="left"/>
+      <w:pPr>
+        <w:tabs>
+          <w:tab w:val="num" w:pos="5040"/>
+        </w:tabs>
+        <w:ind w:left="5040" w:hanging="360"/>
+      </w:pPr>
+      <w:rPr>
+        <w:rFonts w:ascii="Wingdings" w:hAnsi="Wingdings" w:hint="default"/>
+        <w:sz w:val="20"/>
+      </w:rPr>
+    </w:lvl>
+    <w:lvl w:ilvl="7" w:tentative="1">
+      <w:start w:val="1"/>
+      <w:numFmt w:val="bullet"/>
+      <w:lvlText w:val=""/>
+      <w:lvlJc w:val="left"/>
+      <w:pPr>
+        <w:tabs>
+          <w:tab w:val="num" w:pos="5760"/>
+        </w:tabs>
+        <w:ind w:left="5760" w:hanging="360"/>
+      </w:pPr>
+      <w:rPr>
+        <w:rFonts w:ascii="Wingdings" w:hAnsi="Wingdings" w:hint="default"/>
+        <w:sz w:val="20"/>
+      </w:rPr>
+    </w:lvl>
+    <w:lvl w:ilvl="8" w:tentative="1">
+      <w:start w:val="1"/>
+      <w:numFmt w:val="bullet"/>
+      <w:lvlText w:val=""/>
+      <w:lvlJc w:val="left"/>
+      <w:pPr>
+        <w:tabs>
+          <w:tab w:val="num" w:pos="6480"/>
+        </w:tabs>
+        <w:ind w:left="6480" w:hanging="360"/>
+      </w:pPr>
+      <w:rPr>
+        <w:rFonts w:ascii="Wingdings" w:hAnsi="Wingdings" w:hint="default"/>
+        <w:sz w:val="20"/>
+      </w:rPr>
+    </w:lvl>
+  </w:abstractNum>
+  <w:abstractNum w:abstractNumId="35" w15:restartNumberingAfterBreak="0">
     <w:nsid w:val="5D886975"/>
     <w:multiLevelType w:val="multilevel"/>
     <w:tmpl w:val="D090A06C"/>
@@ -10632,7 +15434,269 @@
       </w:rPr>
     </w:lvl>
   </w:abstractNum>
-  <w:abstractNum w:abstractNumId="30" w15:restartNumberingAfterBreak="0">
+  <w:abstractNum w:abstractNumId="36" w15:restartNumberingAfterBreak="0">
+    <w:nsid w:val="5F852A07"/>
+    <w:multiLevelType w:val="hybridMultilevel"/>
+    <w:tmpl w:val="FA0E8B22"/>
+    <w:lvl w:ilvl="0" w:tplc="9C8078D6">
+      <w:start w:val="1"/>
+      <w:numFmt w:val="bullet"/>
+      <w:lvlText w:val=""/>
+      <w:lvlJc w:val="left"/>
+      <w:pPr>
+        <w:ind w:left="1429" w:hanging="360"/>
+      </w:pPr>
+      <w:rPr>
+        <w:rFonts w:ascii="Symbol" w:hAnsi="Symbol" w:hint="default"/>
+      </w:rPr>
+    </w:lvl>
+    <w:lvl w:ilvl="1" w:tplc="04190003" w:tentative="1">
+      <w:start w:val="1"/>
+      <w:numFmt w:val="bullet"/>
+      <w:lvlText w:val="o"/>
+      <w:lvlJc w:val="left"/>
+      <w:pPr>
+        <w:ind w:left="2149" w:hanging="360"/>
+      </w:pPr>
+      <w:rPr>
+        <w:rFonts w:ascii="Courier New" w:hAnsi="Courier New" w:cs="Courier New" w:hint="default"/>
+      </w:rPr>
+    </w:lvl>
+    <w:lvl w:ilvl="2" w:tplc="04190005" w:tentative="1">
+      <w:start w:val="1"/>
+      <w:numFmt w:val="bullet"/>
+      <w:lvlText w:val=""/>
+      <w:lvlJc w:val="left"/>
+      <w:pPr>
+        <w:ind w:left="2869" w:hanging="360"/>
+      </w:pPr>
+      <w:rPr>
+        <w:rFonts w:ascii="Wingdings" w:hAnsi="Wingdings" w:hint="default"/>
+      </w:rPr>
+    </w:lvl>
+    <w:lvl w:ilvl="3" w:tplc="04190001" w:tentative="1">
+      <w:start w:val="1"/>
+      <w:numFmt w:val="bullet"/>
+      <w:lvlText w:val=""/>
+      <w:lvlJc w:val="left"/>
+      <w:pPr>
+        <w:ind w:left="3589" w:hanging="360"/>
+      </w:pPr>
+      <w:rPr>
+        <w:rFonts w:ascii="Symbol" w:hAnsi="Symbol" w:hint="default"/>
+      </w:rPr>
+    </w:lvl>
+    <w:lvl w:ilvl="4" w:tplc="04190003" w:tentative="1">
+      <w:start w:val="1"/>
+      <w:numFmt w:val="bullet"/>
+      <w:lvlText w:val="o"/>
+      <w:lvlJc w:val="left"/>
+      <w:pPr>
+        <w:ind w:left="4309" w:hanging="360"/>
+      </w:pPr>
+      <w:rPr>
+        <w:rFonts w:ascii="Courier New" w:hAnsi="Courier New" w:cs="Courier New" w:hint="default"/>
+      </w:rPr>
+    </w:lvl>
+    <w:lvl w:ilvl="5" w:tplc="04190005" w:tentative="1">
+      <w:start w:val="1"/>
+      <w:numFmt w:val="bullet"/>
+      <w:lvlText w:val=""/>
+      <w:lvlJc w:val="left"/>
+      <w:pPr>
+        <w:ind w:left="5029" w:hanging="360"/>
+      </w:pPr>
+      <w:rPr>
+        <w:rFonts w:ascii="Wingdings" w:hAnsi="Wingdings" w:hint="default"/>
+      </w:rPr>
+    </w:lvl>
+    <w:lvl w:ilvl="6" w:tplc="04190001" w:tentative="1">
+      <w:start w:val="1"/>
+      <w:numFmt w:val="bullet"/>
+      <w:lvlText w:val=""/>
+      <w:lvlJc w:val="left"/>
+      <w:pPr>
+        <w:ind w:left="5749" w:hanging="360"/>
+      </w:pPr>
+      <w:rPr>
+        <w:rFonts w:ascii="Symbol" w:hAnsi="Symbol" w:hint="default"/>
+      </w:rPr>
+    </w:lvl>
+    <w:lvl w:ilvl="7" w:tplc="04190003" w:tentative="1">
+      <w:start w:val="1"/>
+      <w:numFmt w:val="bullet"/>
+      <w:lvlText w:val="o"/>
+      <w:lvlJc w:val="left"/>
+      <w:pPr>
+        <w:ind w:left="6469" w:hanging="360"/>
+      </w:pPr>
+      <w:rPr>
+        <w:rFonts w:ascii="Courier New" w:hAnsi="Courier New" w:cs="Courier New" w:hint="default"/>
+      </w:rPr>
+    </w:lvl>
+    <w:lvl w:ilvl="8" w:tplc="04190005" w:tentative="1">
+      <w:start w:val="1"/>
+      <w:numFmt w:val="bullet"/>
+      <w:lvlText w:val=""/>
+      <w:lvlJc w:val="left"/>
+      <w:pPr>
+        <w:ind w:left="7189" w:hanging="360"/>
+      </w:pPr>
+      <w:rPr>
+        <w:rFonts w:ascii="Wingdings" w:hAnsi="Wingdings" w:hint="default"/>
+      </w:rPr>
+    </w:lvl>
+  </w:abstractNum>
+  <w:abstractNum w:abstractNumId="37" w15:restartNumberingAfterBreak="0">
+    <w:nsid w:val="606D08AA"/>
+    <w:multiLevelType w:val="multilevel"/>
+    <w:tmpl w:val="3FAC0706"/>
+    <w:lvl w:ilvl="0">
+      <w:start w:val="1"/>
+      <w:numFmt w:val="bullet"/>
+      <w:lvlText w:val=""/>
+      <w:lvlJc w:val="left"/>
+      <w:pPr>
+        <w:tabs>
+          <w:tab w:val="num" w:pos="720"/>
+        </w:tabs>
+        <w:ind w:left="720" w:hanging="360"/>
+      </w:pPr>
+      <w:rPr>
+        <w:rFonts w:ascii="Symbol" w:hAnsi="Symbol" w:hint="default"/>
+        <w:sz w:val="20"/>
+      </w:rPr>
+    </w:lvl>
+    <w:lvl w:ilvl="1" w:tentative="1">
+      <w:start w:val="1"/>
+      <w:numFmt w:val="bullet"/>
+      <w:lvlText w:val="o"/>
+      <w:lvlJc w:val="left"/>
+      <w:pPr>
+        <w:tabs>
+          <w:tab w:val="num" w:pos="1440"/>
+        </w:tabs>
+        <w:ind w:left="1440" w:hanging="360"/>
+      </w:pPr>
+      <w:rPr>
+        <w:rFonts w:ascii="Courier New" w:hAnsi="Courier New" w:hint="default"/>
+        <w:sz w:val="20"/>
+      </w:rPr>
+    </w:lvl>
+    <w:lvl w:ilvl="2" w:tentative="1">
+      <w:start w:val="1"/>
+      <w:numFmt w:val="bullet"/>
+      <w:lvlText w:val=""/>
+      <w:lvlJc w:val="left"/>
+      <w:pPr>
+        <w:tabs>
+          <w:tab w:val="num" w:pos="2160"/>
+        </w:tabs>
+        <w:ind w:left="2160" w:hanging="360"/>
+      </w:pPr>
+      <w:rPr>
+        <w:rFonts w:ascii="Wingdings" w:hAnsi="Wingdings" w:hint="default"/>
+        <w:sz w:val="20"/>
+      </w:rPr>
+    </w:lvl>
+    <w:lvl w:ilvl="3" w:tentative="1">
+      <w:start w:val="1"/>
+      <w:numFmt w:val="bullet"/>
+      <w:lvlText w:val=""/>
+      <w:lvlJc w:val="left"/>
+      <w:pPr>
+        <w:tabs>
+          <w:tab w:val="num" w:pos="2880"/>
+        </w:tabs>
+        <w:ind w:left="2880" w:hanging="360"/>
+      </w:pPr>
+      <w:rPr>
+        <w:rFonts w:ascii="Wingdings" w:hAnsi="Wingdings" w:hint="default"/>
+        <w:sz w:val="20"/>
+      </w:rPr>
+    </w:lvl>
+    <w:lvl w:ilvl="4" w:tentative="1">
+      <w:start w:val="1"/>
+      <w:numFmt w:val="bullet"/>
+      <w:lvlText w:val=""/>
+      <w:lvlJc w:val="left"/>
+      <w:pPr>
+        <w:tabs>
+          <w:tab w:val="num" w:pos="3600"/>
+        </w:tabs>
+        <w:ind w:left="3600" w:hanging="360"/>
+      </w:pPr>
+      <w:rPr>
+        <w:rFonts w:ascii="Wingdings" w:hAnsi="Wingdings" w:hint="default"/>
+        <w:sz w:val="20"/>
+      </w:rPr>
+    </w:lvl>
+    <w:lvl w:ilvl="5" w:tentative="1">
+      <w:start w:val="1"/>
+      <w:numFmt w:val="bullet"/>
+      <w:lvlText w:val=""/>
+      <w:lvlJc w:val="left"/>
+      <w:pPr>
+        <w:tabs>
+          <w:tab w:val="num" w:pos="4320"/>
+        </w:tabs>
+        <w:ind w:left="4320" w:hanging="360"/>
+      </w:pPr>
+      <w:rPr>
+        <w:rFonts w:ascii="Wingdings" w:hAnsi="Wingdings" w:hint="default"/>
+        <w:sz w:val="20"/>
+      </w:rPr>
+    </w:lvl>
+    <w:lvl w:ilvl="6" w:tentative="1">
+      <w:start w:val="1"/>
+      <w:numFmt w:val="bullet"/>
+      <w:lvlText w:val=""/>
+      <w:lvlJc w:val="left"/>
+      <w:pPr>
+        <w:tabs>
+          <w:tab w:val="num" w:pos="5040"/>
+        </w:tabs>
+        <w:ind w:left="5040" w:hanging="360"/>
+      </w:pPr>
+      <w:rPr>
+        <w:rFonts w:ascii="Wingdings" w:hAnsi="Wingdings" w:hint="default"/>
+        <w:sz w:val="20"/>
+      </w:rPr>
+    </w:lvl>
+    <w:lvl w:ilvl="7" w:tentative="1">
+      <w:start w:val="1"/>
+      <w:numFmt w:val="bullet"/>
+      <w:lvlText w:val=""/>
+      <w:lvlJc w:val="left"/>
+      <w:pPr>
+        <w:tabs>
+          <w:tab w:val="num" w:pos="5760"/>
+        </w:tabs>
+        <w:ind w:left="5760" w:hanging="360"/>
+      </w:pPr>
+      <w:rPr>
+        <w:rFonts w:ascii="Wingdings" w:hAnsi="Wingdings" w:hint="default"/>
+        <w:sz w:val="20"/>
+      </w:rPr>
+    </w:lvl>
+    <w:lvl w:ilvl="8" w:tentative="1">
+      <w:start w:val="1"/>
+      <w:numFmt w:val="bullet"/>
+      <w:lvlText w:val=""/>
+      <w:lvlJc w:val="left"/>
+      <w:pPr>
+        <w:tabs>
+          <w:tab w:val="num" w:pos="6480"/>
+        </w:tabs>
+        <w:ind w:left="6480" w:hanging="360"/>
+      </w:pPr>
+      <w:rPr>
+        <w:rFonts w:ascii="Wingdings" w:hAnsi="Wingdings" w:hint="default"/>
+        <w:sz w:val="20"/>
+      </w:rPr>
+    </w:lvl>
+  </w:abstractNum>
+  <w:abstractNum w:abstractNumId="38" w15:restartNumberingAfterBreak="0">
     <w:nsid w:val="621B7FAD"/>
     <w:multiLevelType w:val="hybridMultilevel"/>
     <w:tmpl w:val="29B2E4B8"/>
@@ -10744,7 +15808,7 @@
       </w:rPr>
     </w:lvl>
   </w:abstractNum>
-  <w:abstractNum w:abstractNumId="31" w15:restartNumberingAfterBreak="0">
+  <w:abstractNum w:abstractNumId="39" w15:restartNumberingAfterBreak="0">
     <w:nsid w:val="64222EC2"/>
     <w:multiLevelType w:val="multilevel"/>
     <w:tmpl w:val="0419001D"/>
@@ -10830,7 +15894,7 @@
       </w:pPr>
     </w:lvl>
   </w:abstractNum>
-  <w:abstractNum w:abstractNumId="32" w15:restartNumberingAfterBreak="0">
+  <w:abstractNum w:abstractNumId="40" w15:restartNumberingAfterBreak="0">
     <w:nsid w:val="66644B50"/>
     <w:multiLevelType w:val="hybridMultilevel"/>
     <w:tmpl w:val="F77CFEEA"/>
@@ -10919,7 +15983,7 @@
       </w:pPr>
     </w:lvl>
   </w:abstractNum>
-  <w:abstractNum w:abstractNumId="33" w15:restartNumberingAfterBreak="0">
+  <w:abstractNum w:abstractNumId="41" w15:restartNumberingAfterBreak="0">
     <w:nsid w:val="67B67596"/>
     <w:multiLevelType w:val="hybridMultilevel"/>
     <w:tmpl w:val="4F6C6A48"/>
@@ -11005,7 +16069,7 @@
       </w:pPr>
     </w:lvl>
   </w:abstractNum>
-  <w:abstractNum w:abstractNumId="34" w15:restartNumberingAfterBreak="0">
+  <w:abstractNum w:abstractNumId="42" w15:restartNumberingAfterBreak="0">
     <w:nsid w:val="6C670163"/>
     <w:multiLevelType w:val="multilevel"/>
     <w:tmpl w:val="17BE41F2"/>
@@ -11091,7 +16155,7 @@
       </w:pPr>
     </w:lvl>
   </w:abstractNum>
-  <w:abstractNum w:abstractNumId="35" w15:restartNumberingAfterBreak="0">
+  <w:abstractNum w:abstractNumId="43" w15:restartNumberingAfterBreak="0">
     <w:nsid w:val="6D8307C0"/>
     <w:multiLevelType w:val="multilevel"/>
     <w:tmpl w:val="17BE41F2"/>
@@ -11177,7 +16241,7 @@
       </w:pPr>
     </w:lvl>
   </w:abstractNum>
-  <w:abstractNum w:abstractNumId="36" w15:restartNumberingAfterBreak="0">
+  <w:abstractNum w:abstractNumId="44" w15:restartNumberingAfterBreak="0">
     <w:nsid w:val="70750E8C"/>
     <w:multiLevelType w:val="hybridMultilevel"/>
     <w:tmpl w:val="837A4744"/>
@@ -11263,7 +16327,7 @@
       </w:pPr>
     </w:lvl>
   </w:abstractNum>
-  <w:abstractNum w:abstractNumId="37" w15:restartNumberingAfterBreak="0">
+  <w:abstractNum w:abstractNumId="45" w15:restartNumberingAfterBreak="0">
     <w:nsid w:val="71F920E6"/>
     <w:multiLevelType w:val="hybridMultilevel"/>
     <w:tmpl w:val="8CAAC054"/>
@@ -11349,7 +16413,7 @@
       </w:pPr>
     </w:lvl>
   </w:abstractNum>
-  <w:abstractNum w:abstractNumId="38" w15:restartNumberingAfterBreak="0">
+  <w:abstractNum w:abstractNumId="46" w15:restartNumberingAfterBreak="0">
     <w:nsid w:val="72380BC2"/>
     <w:multiLevelType w:val="hybridMultilevel"/>
     <w:tmpl w:val="4E740942"/>
@@ -11438,7 +16502,7 @@
       </w:pPr>
     </w:lvl>
   </w:abstractNum>
-  <w:abstractNum w:abstractNumId="39" w15:restartNumberingAfterBreak="0">
+  <w:abstractNum w:abstractNumId="47" w15:restartNumberingAfterBreak="0">
     <w:nsid w:val="73043927"/>
     <w:multiLevelType w:val="hybridMultilevel"/>
     <w:tmpl w:val="380A6778"/>
@@ -11551,7 +16615,7 @@
       </w:rPr>
     </w:lvl>
   </w:abstractNum>
-  <w:abstractNum w:abstractNumId="40" w15:restartNumberingAfterBreak="0">
+  <w:abstractNum w:abstractNumId="48" w15:restartNumberingAfterBreak="0">
     <w:nsid w:val="73A13C0A"/>
     <w:multiLevelType w:val="hybridMultilevel"/>
     <w:tmpl w:val="F73443D8"/>
@@ -11664,7 +16728,7 @@
       </w:rPr>
     </w:lvl>
   </w:abstractNum>
-  <w:abstractNum w:abstractNumId="41" w15:restartNumberingAfterBreak="0">
+  <w:abstractNum w:abstractNumId="49" w15:restartNumberingAfterBreak="0">
     <w:nsid w:val="74203836"/>
     <w:multiLevelType w:val="hybridMultilevel"/>
     <w:tmpl w:val="803036B6"/>
@@ -11777,7 +16841,7 @@
       </w:rPr>
     </w:lvl>
   </w:abstractNum>
-  <w:abstractNum w:abstractNumId="42" w15:restartNumberingAfterBreak="0">
+  <w:abstractNum w:abstractNumId="50" w15:restartNumberingAfterBreak="0">
     <w:nsid w:val="74FD50E2"/>
     <w:multiLevelType w:val="hybridMultilevel"/>
     <w:tmpl w:val="654200CC"/>
@@ -11890,7 +16954,7 @@
       </w:rPr>
     </w:lvl>
   </w:abstractNum>
-  <w:abstractNum w:abstractNumId="43" w15:restartNumberingAfterBreak="0">
+  <w:abstractNum w:abstractNumId="51" w15:restartNumberingAfterBreak="0">
     <w:nsid w:val="78CC00C4"/>
     <w:multiLevelType w:val="hybridMultilevel"/>
     <w:tmpl w:val="82965CA0"/>
@@ -11976,7 +17040,7 @@
       </w:pPr>
     </w:lvl>
   </w:abstractNum>
-  <w:abstractNum w:abstractNumId="44" w15:restartNumberingAfterBreak="0">
+  <w:abstractNum w:abstractNumId="52" w15:restartNumberingAfterBreak="0">
     <w:nsid w:val="78CF7495"/>
     <w:multiLevelType w:val="hybridMultilevel"/>
     <w:tmpl w:val="B352D8F4"/>
@@ -12090,139 +17154,163 @@
     </w:lvl>
   </w:abstractNum>
   <w:num w:numId="1" w16cid:durableId="1357850578">
+    <w:abstractNumId w:val="51"/>
+  </w:num>
+  <w:num w:numId="2" w16cid:durableId="56056750">
+    <w:abstractNumId w:val="18"/>
+  </w:num>
+  <w:num w:numId="3" w16cid:durableId="1904564273">
+    <w:abstractNumId w:val="10"/>
+  </w:num>
+  <w:num w:numId="4" w16cid:durableId="413236192">
+    <w:abstractNumId w:val="33"/>
+  </w:num>
+  <w:num w:numId="5" w16cid:durableId="910116762">
+    <w:abstractNumId w:val="31"/>
+  </w:num>
+  <w:num w:numId="6" w16cid:durableId="2066752416">
+    <w:abstractNumId w:val="14"/>
+  </w:num>
+  <w:num w:numId="7" w16cid:durableId="128860038">
+    <w:abstractNumId w:val="5"/>
+  </w:num>
+  <w:num w:numId="8" w16cid:durableId="1339694181">
+    <w:abstractNumId w:val="39"/>
+  </w:num>
+  <w:num w:numId="9" w16cid:durableId="668674779">
     <w:abstractNumId w:val="43"/>
   </w:num>
-  <w:num w:numId="2" w16cid:durableId="56056750">
+  <w:num w:numId="10" w16cid:durableId="1109592849">
+    <w:abstractNumId w:val="7"/>
+  </w:num>
+  <w:num w:numId="11" w16cid:durableId="264459088">
+    <w:abstractNumId w:val="45"/>
+  </w:num>
+  <w:num w:numId="12" w16cid:durableId="530845952">
+    <w:abstractNumId w:val="8"/>
+  </w:num>
+  <w:num w:numId="13" w16cid:durableId="264386898">
+    <w:abstractNumId w:val="12"/>
+  </w:num>
+  <w:num w:numId="14" w16cid:durableId="394549647">
+    <w:abstractNumId w:val="40"/>
+  </w:num>
+  <w:num w:numId="15" w16cid:durableId="1210873004">
+    <w:abstractNumId w:val="42"/>
+  </w:num>
+  <w:num w:numId="16" w16cid:durableId="1034229842">
+    <w:abstractNumId w:val="44"/>
+  </w:num>
+  <w:num w:numId="17" w16cid:durableId="1874270581">
+    <w:abstractNumId w:val="32"/>
+  </w:num>
+  <w:num w:numId="18" w16cid:durableId="886838976">
+    <w:abstractNumId w:val="13"/>
+  </w:num>
+  <w:num w:numId="19" w16cid:durableId="1214393171">
+    <w:abstractNumId w:val="41"/>
+  </w:num>
+  <w:num w:numId="20" w16cid:durableId="1782609146">
+    <w:abstractNumId w:val="29"/>
+  </w:num>
+  <w:num w:numId="21" w16cid:durableId="1746872623">
+    <w:abstractNumId w:val="48"/>
+  </w:num>
+  <w:num w:numId="22" w16cid:durableId="310183779">
+    <w:abstractNumId w:val="30"/>
+  </w:num>
+  <w:num w:numId="23" w16cid:durableId="846209309">
+    <w:abstractNumId w:val="35"/>
+  </w:num>
+  <w:num w:numId="24" w16cid:durableId="964626124">
+    <w:abstractNumId w:val="27"/>
+  </w:num>
+  <w:num w:numId="25" w16cid:durableId="118113062">
+    <w:abstractNumId w:val="2"/>
+  </w:num>
+  <w:num w:numId="26" w16cid:durableId="553590301">
+    <w:abstractNumId w:val="38"/>
+  </w:num>
+  <w:num w:numId="27" w16cid:durableId="316736353">
+    <w:abstractNumId w:val="49"/>
+  </w:num>
+  <w:num w:numId="28" w16cid:durableId="1985351046">
+    <w:abstractNumId w:val="52"/>
+  </w:num>
+  <w:num w:numId="29" w16cid:durableId="2057045971">
+    <w:abstractNumId w:val="24"/>
+  </w:num>
+  <w:num w:numId="30" w16cid:durableId="1900938720">
+    <w:abstractNumId w:val="50"/>
+  </w:num>
+  <w:num w:numId="31" w16cid:durableId="2070152771">
+    <w:abstractNumId w:val="3"/>
+  </w:num>
+  <w:num w:numId="32" w16cid:durableId="1106659806">
+    <w:abstractNumId w:val="46"/>
+  </w:num>
+  <w:num w:numId="33" w16cid:durableId="1110471394">
+    <w:abstractNumId w:val="9"/>
+  </w:num>
+  <w:num w:numId="34" w16cid:durableId="1912080261">
     <w:abstractNumId w:val="15"/>
   </w:num>
-  <w:num w:numId="3" w16cid:durableId="1904564273">
-    <w:abstractNumId w:val="8"/>
+  <w:num w:numId="35" w16cid:durableId="1162041937">
+    <w:abstractNumId w:val="16"/>
   </w:num>
-  <w:num w:numId="4" w16cid:durableId="413236192">
-    <w:abstractNumId w:val="28"/>
+  <w:num w:numId="36" w16cid:durableId="138427010">
+    <w:abstractNumId w:val="21"/>
   </w:num>
-  <w:num w:numId="5" w16cid:durableId="910116762">
+  <w:num w:numId="37" w16cid:durableId="790438888">
+    <w:abstractNumId w:val="17"/>
+  </w:num>
+  <w:num w:numId="38" w16cid:durableId="1469858765">
+    <w:abstractNumId w:val="22"/>
+  </w:num>
+  <w:num w:numId="39" w16cid:durableId="1149246602">
+    <w:abstractNumId w:val="47"/>
+  </w:num>
+  <w:num w:numId="40" w16cid:durableId="810557942">
+    <w:abstractNumId w:val="25"/>
+  </w:num>
+  <w:num w:numId="41" w16cid:durableId="494494008">
     <w:abstractNumId w:val="26"/>
   </w:num>
-  <w:num w:numId="6" w16cid:durableId="2066752416">
-    <w:abstractNumId w:val="11"/>
-  </w:num>
-  <w:num w:numId="7" w16cid:durableId="128860038">
-    <w:abstractNumId w:val="3"/>
-  </w:num>
-  <w:num w:numId="8" w16cid:durableId="1339694181">
-    <w:abstractNumId w:val="31"/>
-  </w:num>
-  <w:num w:numId="9" w16cid:durableId="668674779">
-    <w:abstractNumId w:val="35"/>
-  </w:num>
-  <w:num w:numId="10" w16cid:durableId="1109592849">
-    <w:abstractNumId w:val="5"/>
-  </w:num>
-  <w:num w:numId="11" w16cid:durableId="264459088">
-    <w:abstractNumId w:val="37"/>
-  </w:num>
-  <w:num w:numId="12" w16cid:durableId="530845952">
-    <w:abstractNumId w:val="6"/>
-  </w:num>
-  <w:num w:numId="13" w16cid:durableId="264386898">
-    <w:abstractNumId w:val="9"/>
-  </w:num>
-  <w:num w:numId="14" w16cid:durableId="394549647">
-    <w:abstractNumId w:val="32"/>
-  </w:num>
-  <w:num w:numId="15" w16cid:durableId="1210873004">
-    <w:abstractNumId w:val="34"/>
-  </w:num>
-  <w:num w:numId="16" w16cid:durableId="1034229842">
-    <w:abstractNumId w:val="36"/>
-  </w:num>
-  <w:num w:numId="17" w16cid:durableId="1874270581">
-    <w:abstractNumId w:val="27"/>
-  </w:num>
-  <w:num w:numId="18" w16cid:durableId="886838976">
-    <w:abstractNumId w:val="10"/>
-  </w:num>
-  <w:num w:numId="19" w16cid:durableId="1214393171">
-    <w:abstractNumId w:val="33"/>
-  </w:num>
-  <w:num w:numId="20" w16cid:durableId="1782609146">
-    <w:abstractNumId w:val="24"/>
-  </w:num>
-  <w:num w:numId="21" w16cid:durableId="1746872623">
-    <w:abstractNumId w:val="40"/>
-  </w:num>
-  <w:num w:numId="22" w16cid:durableId="310183779">
-    <w:abstractNumId w:val="25"/>
-  </w:num>
-  <w:num w:numId="23" w16cid:durableId="846209309">
-    <w:abstractNumId w:val="29"/>
-  </w:num>
-  <w:num w:numId="24" w16cid:durableId="964626124">
-    <w:abstractNumId w:val="23"/>
-  </w:num>
-  <w:num w:numId="25" w16cid:durableId="118113062">
-    <w:abstractNumId w:val="1"/>
-  </w:num>
-  <w:num w:numId="26" w16cid:durableId="553590301">
-    <w:abstractNumId w:val="30"/>
-  </w:num>
-  <w:num w:numId="27" w16cid:durableId="316736353">
-    <w:abstractNumId w:val="41"/>
-  </w:num>
-  <w:num w:numId="28" w16cid:durableId="1985351046">
-    <w:abstractNumId w:val="44"/>
-  </w:num>
-  <w:num w:numId="29" w16cid:durableId="2057045971">
-    <w:abstractNumId w:val="20"/>
-  </w:num>
-  <w:num w:numId="30" w16cid:durableId="1900938720">
-    <w:abstractNumId w:val="42"/>
-  </w:num>
-  <w:num w:numId="31" w16cid:durableId="2070152771">
-    <w:abstractNumId w:val="2"/>
-  </w:num>
-  <w:num w:numId="32" w16cid:durableId="1106659806">
-    <w:abstractNumId w:val="38"/>
-  </w:num>
-  <w:num w:numId="33" w16cid:durableId="1110471394">
-    <w:abstractNumId w:val="7"/>
-  </w:num>
-  <w:num w:numId="34" w16cid:durableId="1912080261">
-    <w:abstractNumId w:val="12"/>
-  </w:num>
-  <w:num w:numId="35" w16cid:durableId="1162041937">
-    <w:abstractNumId w:val="13"/>
-  </w:num>
-  <w:num w:numId="36" w16cid:durableId="138427010">
-    <w:abstractNumId w:val="17"/>
-  </w:num>
-  <w:num w:numId="37" w16cid:durableId="790438888">
-    <w:abstractNumId w:val="14"/>
-  </w:num>
-  <w:num w:numId="38" w16cid:durableId="1469858765">
-    <w:abstractNumId w:val="18"/>
-  </w:num>
-  <w:num w:numId="39" w16cid:durableId="1149246602">
-    <w:abstractNumId w:val="39"/>
-  </w:num>
-  <w:num w:numId="40" w16cid:durableId="810557942">
-    <w:abstractNumId w:val="21"/>
-  </w:num>
-  <w:num w:numId="41" w16cid:durableId="494494008">
-    <w:abstractNumId w:val="22"/>
-  </w:num>
   <w:num w:numId="42" w16cid:durableId="948586131">
-    <w:abstractNumId w:val="16"/>
+    <w:abstractNumId w:val="19"/>
   </w:num>
   <w:num w:numId="43" w16cid:durableId="1914504412">
-    <w:abstractNumId w:val="4"/>
+    <w:abstractNumId w:val="6"/>
   </w:num>
   <w:num w:numId="44" w16cid:durableId="2061050314">
     <w:abstractNumId w:val="0"/>
   </w:num>
   <w:num w:numId="45" w16cid:durableId="1196696205">
-    <w:abstractNumId w:val="19"/>
+    <w:abstractNumId w:val="23"/>
+  </w:num>
+  <w:num w:numId="46" w16cid:durableId="166795063">
+    <w:abstractNumId w:val="28"/>
+  </w:num>
+  <w:num w:numId="47" w16cid:durableId="1319308642">
+    <w:abstractNumId w:val="1"/>
+  </w:num>
+  <w:num w:numId="48" w16cid:durableId="1296712546">
+    <w:abstractNumId w:val="34"/>
+  </w:num>
+  <w:num w:numId="49" w16cid:durableId="493188055">
+    <w:abstractNumId w:val="20"/>
+  </w:num>
+  <w:num w:numId="50" w16cid:durableId="1789742362">
+    <w:abstractNumId w:val="37"/>
+  </w:num>
+  <w:num w:numId="51" w16cid:durableId="1949241591">
+    <w:abstractNumId w:val="4"/>
+  </w:num>
+  <w:num w:numId="52" w16cid:durableId="2070879149">
+    <w:abstractNumId w:val="36"/>
+  </w:num>
+  <w:num w:numId="53" w16cid:durableId="1851411474">
+    <w:abstractNumId w:val="11"/>
   </w:num>
 </w:numbering>
 </file>
@@ -13061,6 +18149,25 @@
       <w:szCs w:val="28"/>
     </w:rPr>
   </w:style>
+  <w:style w:type="table" w:styleId="af0">
+    <w:name w:val="Table Grid"/>
+    <w:basedOn w:val="a1"/>
+    <w:uiPriority w:val="39"/>
+    <w:rsid w:val="009822E2"/>
+    <w:pPr>
+      <w:spacing w:after="0" w:line="240" w:lineRule="auto"/>
+    </w:pPr>
+    <w:tblPr>
+      <w:tblBorders>
+        <w:top w:val="single" w:sz="4" w:space="0" w:color="auto"/>
+        <w:left w:val="single" w:sz="4" w:space="0" w:color="auto"/>
+        <w:bottom w:val="single" w:sz="4" w:space="0" w:color="auto"/>
+        <w:right w:val="single" w:sz="4" w:space="0" w:color="auto"/>
+        <w:insideH w:val="single" w:sz="4" w:space="0" w:color="auto"/>
+        <w:insideV w:val="single" w:sz="4" w:space="0" w:color="auto"/>
+      </w:tblBorders>
+    </w:tblPr>
+  </w:style>
 </w:styles>
 </file>
 

--- a/7 семестр/ИСИС КП/ПЗ.docx
+++ b/7 семестр/ИСИС КП/ПЗ.docx
@@ -5362,6 +5362,11 @@
     </w:p>
     <w:p>
       <w:pPr>
+        <w:ind w:firstLine="0"/>
+      </w:pPr>
+    </w:p>
+    <w:p>
+      <w:pPr>
         <w:ind w:left="113" w:right="57"/>
         <w:contextualSpacing/>
         <w:rPr>
@@ -5896,9 +5901,8 @@
         <w:pStyle w:val="a7"/>
         <w:numPr>
           <w:ilvl w:val="0"/>
-          <w:numId w:val="44"/>
+          <w:numId w:val="54"/>
         </w:numPr>
-        <w:ind w:left="1134"/>
         <w:rPr>
           <w:szCs w:val="28"/>
         </w:rPr>
@@ -5933,9 +5937,8 @@
         <w:pStyle w:val="a7"/>
         <w:numPr>
           <w:ilvl w:val="0"/>
-          <w:numId w:val="44"/>
+          <w:numId w:val="54"/>
         </w:numPr>
-        <w:ind w:left="1134"/>
         <w:rPr>
           <w:szCs w:val="28"/>
         </w:rPr>
@@ -5958,9 +5961,8 @@
         <w:pStyle w:val="a7"/>
         <w:numPr>
           <w:ilvl w:val="0"/>
-          <w:numId w:val="44"/>
+          <w:numId w:val="54"/>
         </w:numPr>
-        <w:ind w:left="1134"/>
         <w:rPr>
           <w:szCs w:val="28"/>
         </w:rPr>
@@ -5984,9 +5986,8 @@
         <w:pStyle w:val="a7"/>
         <w:numPr>
           <w:ilvl w:val="0"/>
-          <w:numId w:val="44"/>
+          <w:numId w:val="54"/>
         </w:numPr>
-        <w:ind w:left="1134"/>
         <w:rPr>
           <w:szCs w:val="28"/>
         </w:rPr>
@@ -6003,9 +6004,8 @@
         <w:pStyle w:val="a7"/>
         <w:numPr>
           <w:ilvl w:val="0"/>
-          <w:numId w:val="44"/>
+          <w:numId w:val="54"/>
         </w:numPr>
-        <w:ind w:left="1134"/>
         <w:rPr>
           <w:szCs w:val="28"/>
         </w:rPr>
@@ -6022,9 +6022,8 @@
         <w:pStyle w:val="a7"/>
         <w:numPr>
           <w:ilvl w:val="0"/>
-          <w:numId w:val="44"/>
+          <w:numId w:val="54"/>
         </w:numPr>
-        <w:ind w:left="1134"/>
         <w:rPr>
           <w:szCs w:val="28"/>
         </w:rPr>
@@ -6718,12 +6717,12 @@
       </w:tblPr>
       <w:tblGrid>
         <w:gridCol w:w="704"/>
-        <w:gridCol w:w="1559"/>
+        <w:gridCol w:w="1843"/>
         <w:gridCol w:w="1276"/>
-        <w:gridCol w:w="1418"/>
+        <w:gridCol w:w="1275"/>
         <w:gridCol w:w="1134"/>
-        <w:gridCol w:w="1134"/>
-        <w:gridCol w:w="2126"/>
+        <w:gridCol w:w="1276"/>
+        <w:gridCol w:w="1843"/>
       </w:tblGrid>
       <w:tr>
         <w:tc>
@@ -6739,8 +6738,7 @@
               <w:rPr>
                 <w:b/>
                 <w:bCs/>
-                <w:sz w:val="24"/>
-                <w:szCs w:val="24"/>
+                <w:szCs w:val="28"/>
               </w:rPr>
             </w:pPr>
             <w:r>
@@ -6748,8 +6746,7 @@
                 <w:b/>
                 <w:bCs/>
                 <w:color w:val="000000" w:themeColor="text1"/>
-                <w:sz w:val="24"/>
-                <w:szCs w:val="24"/>
+                <w:szCs w:val="28"/>
               </w:rPr>
               <w:t>№</w:t>
             </w:r>
@@ -6757,7 +6754,7 @@
         </w:tc>
         <w:tc>
           <w:tcPr>
-            <w:tcW w:w="1559" w:type="dxa"/>
+            <w:tcW w:w="1843" w:type="dxa"/>
             <w:vAlign w:val="center"/>
           </w:tcPr>
           <w:p>
@@ -6768,8 +6765,7 @@
               <w:rPr>
                 <w:b/>
                 <w:bCs/>
-                <w:sz w:val="24"/>
-                <w:szCs w:val="24"/>
+                <w:szCs w:val="28"/>
               </w:rPr>
             </w:pPr>
             <w:r>
@@ -6777,8 +6773,7 @@
                 <w:b/>
                 <w:bCs/>
                 <w:color w:val="000000" w:themeColor="text1"/>
-                <w:sz w:val="24"/>
-                <w:szCs w:val="24"/>
+                <w:szCs w:val="28"/>
               </w:rPr>
               <w:t>Площадь помещения, м</w:t>
             </w:r>
@@ -6787,8 +6782,7 @@
                 <w:b/>
                 <w:bCs/>
                 <w:color w:val="000000" w:themeColor="text1"/>
-                <w:sz w:val="24"/>
-                <w:szCs w:val="24"/>
+                <w:szCs w:val="28"/>
                 <w:vertAlign w:val="superscript"/>
               </w:rPr>
               <w:t>2</w:t>
@@ -6808,8 +6802,7 @@
               <w:rPr>
                 <w:b/>
                 <w:bCs/>
-                <w:sz w:val="24"/>
-                <w:szCs w:val="24"/>
+                <w:szCs w:val="28"/>
               </w:rPr>
             </w:pPr>
             <w:r>
@@ -6817,8 +6810,7 @@
                 <w:b/>
                 <w:bCs/>
                 <w:color w:val="000000" w:themeColor="text1"/>
-                <w:sz w:val="24"/>
-                <w:szCs w:val="24"/>
+                <w:szCs w:val="28"/>
               </w:rPr>
               <w:t>Число рабочих мест</w:t>
             </w:r>
@@ -6826,7 +6818,7 @@
         </w:tc>
         <w:tc>
           <w:tcPr>
-            <w:tcW w:w="1418" w:type="dxa"/>
+            <w:tcW w:w="1275" w:type="dxa"/>
             <w:vAlign w:val="center"/>
           </w:tcPr>
           <w:p>
@@ -6837,8 +6829,7 @@
               <w:rPr>
                 <w:b/>
                 <w:bCs/>
-                <w:sz w:val="24"/>
-                <w:szCs w:val="24"/>
+                <w:szCs w:val="28"/>
               </w:rPr>
             </w:pPr>
             <w:r>
@@ -6846,8 +6837,7 @@
                 <w:b/>
                 <w:bCs/>
                 <w:color w:val="EE0000"/>
-                <w:sz w:val="24"/>
-                <w:szCs w:val="24"/>
+                <w:szCs w:val="28"/>
               </w:rPr>
               <w:t>Номера</w:t>
             </w:r>
@@ -6856,20 +6846,9 @@
                 <w:b/>
                 <w:bCs/>
                 <w:color w:val="EE0000"/>
-                <w:sz w:val="24"/>
-                <w:szCs w:val="24"/>
-              </w:rPr>
-              <w:t xml:space="preserve"> </w:t>
-            </w:r>
-            <w:r>
-              <w:rPr>
-                <w:b/>
-                <w:bCs/>
-                <w:color w:val="EE0000"/>
-                <w:sz w:val="24"/>
-                <w:szCs w:val="24"/>
-              </w:rPr>
-              <w:t>рабочих групп</w:t>
+                <w:szCs w:val="28"/>
+              </w:rPr>
+              <w:t xml:space="preserve"> рабочих групп</w:t>
             </w:r>
           </w:p>
         </w:tc>
@@ -6887,8 +6866,7 @@
                 <w:b/>
                 <w:bCs/>
                 <w:color w:val="000000" w:themeColor="text1"/>
-                <w:sz w:val="24"/>
-                <w:szCs w:val="24"/>
+                <w:szCs w:val="28"/>
               </w:rPr>
             </w:pPr>
             <w:r>
@@ -6896,8 +6874,7 @@
                 <w:b/>
                 <w:bCs/>
                 <w:color w:val="000000" w:themeColor="text1"/>
-                <w:sz w:val="24"/>
-                <w:szCs w:val="24"/>
+                <w:szCs w:val="28"/>
               </w:rPr>
               <w:t>Число ТР</w:t>
             </w:r>
@@ -6905,7 +6882,7 @@
         </w:tc>
         <w:tc>
           <w:tcPr>
-            <w:tcW w:w="1134" w:type="dxa"/>
+            <w:tcW w:w="1276" w:type="dxa"/>
             <w:vAlign w:val="center"/>
           </w:tcPr>
           <w:p>
@@ -6917,8 +6894,7 @@
                 <w:b/>
                 <w:bCs/>
                 <w:color w:val="000000" w:themeColor="text1"/>
-                <w:sz w:val="24"/>
-                <w:szCs w:val="24"/>
+                <w:szCs w:val="28"/>
               </w:rPr>
             </w:pPr>
             <w:r>
@@ -6926,8 +6902,7 @@
                 <w:b/>
                 <w:bCs/>
                 <w:color w:val="000000" w:themeColor="text1"/>
-                <w:sz w:val="24"/>
-                <w:szCs w:val="24"/>
+                <w:szCs w:val="28"/>
               </w:rPr>
               <w:t>Число розеток</w:t>
             </w:r>
@@ -6935,7 +6910,7 @@
         </w:tc>
         <w:tc>
           <w:tcPr>
-            <w:tcW w:w="2126" w:type="dxa"/>
+            <w:tcW w:w="1843" w:type="dxa"/>
             <w:vAlign w:val="center"/>
           </w:tcPr>
           <w:p>
@@ -6947,8 +6922,7 @@
                 <w:b/>
                 <w:bCs/>
                 <w:color w:val="000000" w:themeColor="text1"/>
-                <w:sz w:val="24"/>
-                <w:szCs w:val="24"/>
+                <w:szCs w:val="28"/>
               </w:rPr>
             </w:pPr>
             <w:r>
@@ -6956,8 +6930,7 @@
                 <w:b/>
                 <w:bCs/>
                 <w:color w:val="000000" w:themeColor="text1"/>
-                <w:sz w:val="24"/>
-                <w:szCs w:val="24"/>
+                <w:szCs w:val="28"/>
               </w:rPr>
               <w:t>Примечания</w:t>
             </w:r>
@@ -6974,14 +6947,12 @@
               <w:spacing w:line="240" w:lineRule="auto"/>
               <w:ind w:firstLine="0"/>
               <w:rPr>
-                <w:sz w:val="24"/>
-                <w:szCs w:val="24"/>
-              </w:rPr>
-            </w:pPr>
-            <w:r>
-              <w:rPr>
-                <w:sz w:val="24"/>
-                <w:szCs w:val="24"/>
+                <w:szCs w:val="28"/>
+              </w:rPr>
+            </w:pPr>
+            <w:r>
+              <w:rPr>
+                <w:szCs w:val="28"/>
               </w:rPr>
               <w:t>301</w:t>
             </w:r>
@@ -6989,29 +6960,26 @@
         </w:tc>
         <w:tc>
           <w:tcPr>
-            <w:tcW w:w="1559" w:type="dxa"/>
-          </w:tcPr>
-          <w:p>
-            <w:pPr>
-              <w:spacing w:line="240" w:lineRule="auto"/>
-              <w:ind w:firstLine="0"/>
-              <w:rPr>
-                <w:sz w:val="24"/>
-                <w:szCs w:val="24"/>
+            <w:tcW w:w="1843" w:type="dxa"/>
+          </w:tcPr>
+          <w:p>
+            <w:pPr>
+              <w:spacing w:line="240" w:lineRule="auto"/>
+              <w:ind w:firstLine="0"/>
+              <w:rPr>
+                <w:szCs w:val="28"/>
                 <w:lang w:val="en-US"/>
               </w:rPr>
             </w:pPr>
             <w:r>
               <w:rPr>
-                <w:sz w:val="24"/>
-                <w:szCs w:val="24"/>
+                <w:szCs w:val="28"/>
               </w:rPr>
               <w:t>34</w:t>
             </w:r>
             <w:r>
               <w:rPr>
-                <w:sz w:val="24"/>
-                <w:szCs w:val="24"/>
+                <w:szCs w:val="28"/>
                 <w:lang w:val="en-US"/>
               </w:rPr>
               <w:t>,8</w:t>
@@ -7027,14 +6995,12 @@
               <w:spacing w:line="240" w:lineRule="auto"/>
               <w:ind w:firstLine="0"/>
               <w:rPr>
-                <w:sz w:val="24"/>
-                <w:szCs w:val="24"/>
-              </w:rPr>
-            </w:pPr>
-            <w:r>
-              <w:rPr>
-                <w:sz w:val="24"/>
-                <w:szCs w:val="24"/>
+                <w:szCs w:val="28"/>
+              </w:rPr>
+            </w:pPr>
+            <w:r>
+              <w:rPr>
+                <w:szCs w:val="28"/>
               </w:rPr>
               <w:t>7</w:t>
             </w:r>
@@ -7042,7 +7008,7 @@
         </w:tc>
         <w:tc>
           <w:tcPr>
-            <w:tcW w:w="1418" w:type="dxa"/>
+            <w:tcW w:w="1275" w:type="dxa"/>
             <w:vAlign w:val="center"/>
           </w:tcPr>
           <w:p>
@@ -7050,14 +7016,12 @@
               <w:spacing w:line="240" w:lineRule="auto"/>
               <w:ind w:firstLine="0"/>
               <w:rPr>
-                <w:sz w:val="24"/>
-                <w:szCs w:val="24"/>
-              </w:rPr>
-            </w:pPr>
-            <w:r>
-              <w:rPr>
-                <w:sz w:val="24"/>
-                <w:szCs w:val="24"/>
+                <w:szCs w:val="28"/>
+              </w:rPr>
+            </w:pPr>
+            <w:r>
+              <w:rPr>
+                <w:szCs w:val="28"/>
               </w:rPr>
               <w:t>1</w:t>
             </w:r>
@@ -7072,14 +7036,12 @@
               <w:spacing w:line="240" w:lineRule="auto"/>
               <w:ind w:firstLine="0"/>
               <w:rPr>
-                <w:sz w:val="24"/>
-                <w:szCs w:val="20"/>
-              </w:rPr>
-            </w:pPr>
-            <w:r>
-              <w:rPr>
-                <w:sz w:val="24"/>
-                <w:szCs w:val="20"/>
+                <w:szCs w:val="28"/>
+              </w:rPr>
+            </w:pPr>
+            <w:r>
+              <w:rPr>
+                <w:szCs w:val="28"/>
               </w:rPr>
               <w:t>7</w:t>
             </w:r>
@@ -7087,21 +7049,19 @@
         </w:tc>
         <w:tc>
           <w:tcPr>
-            <w:tcW w:w="1134" w:type="dxa"/>
-          </w:tcPr>
-          <w:p>
-            <w:pPr>
-              <w:spacing w:line="240" w:lineRule="auto"/>
-              <w:ind w:firstLine="0"/>
-              <w:rPr>
-                <w:sz w:val="24"/>
-                <w:szCs w:val="20"/>
-              </w:rPr>
-            </w:pPr>
-            <w:r>
-              <w:rPr>
-                <w:sz w:val="24"/>
-                <w:szCs w:val="20"/>
+            <w:tcW w:w="1276" w:type="dxa"/>
+          </w:tcPr>
+          <w:p>
+            <w:pPr>
+              <w:spacing w:line="240" w:lineRule="auto"/>
+              <w:ind w:firstLine="0"/>
+              <w:rPr>
+                <w:szCs w:val="28"/>
+              </w:rPr>
+            </w:pPr>
+            <w:r>
+              <w:rPr>
+                <w:szCs w:val="28"/>
               </w:rPr>
               <w:t>33</w:t>
             </w:r>
@@ -7109,15 +7069,14 @@
         </w:tc>
         <w:tc>
           <w:tcPr>
-            <w:tcW w:w="2126" w:type="dxa"/>
-          </w:tcPr>
-          <w:p>
-            <w:pPr>
-              <w:spacing w:line="240" w:lineRule="auto"/>
-              <w:ind w:firstLine="0"/>
-              <w:rPr>
-                <w:sz w:val="24"/>
-                <w:szCs w:val="20"/>
+            <w:tcW w:w="1843" w:type="dxa"/>
+          </w:tcPr>
+          <w:p>
+            <w:pPr>
+              <w:spacing w:line="240" w:lineRule="auto"/>
+              <w:ind w:firstLine="0"/>
+              <w:rPr>
+                <w:szCs w:val="28"/>
               </w:rPr>
             </w:pPr>
           </w:p>
@@ -7133,14 +7092,12 @@
               <w:spacing w:line="240" w:lineRule="auto"/>
               <w:ind w:firstLine="0"/>
               <w:rPr>
-                <w:sz w:val="24"/>
-                <w:szCs w:val="24"/>
-              </w:rPr>
-            </w:pPr>
-            <w:r>
-              <w:rPr>
-                <w:sz w:val="24"/>
-                <w:szCs w:val="24"/>
+                <w:szCs w:val="28"/>
+              </w:rPr>
+            </w:pPr>
+            <w:r>
+              <w:rPr>
+                <w:szCs w:val="28"/>
               </w:rPr>
               <w:t>302</w:t>
             </w:r>
@@ -7148,22 +7105,20 @@
         </w:tc>
         <w:tc>
           <w:tcPr>
-            <w:tcW w:w="1559" w:type="dxa"/>
-          </w:tcPr>
-          <w:p>
-            <w:pPr>
-              <w:spacing w:line="240" w:lineRule="auto"/>
-              <w:ind w:firstLine="0"/>
-              <w:rPr>
-                <w:sz w:val="24"/>
-                <w:szCs w:val="24"/>
+            <w:tcW w:w="1843" w:type="dxa"/>
+          </w:tcPr>
+          <w:p>
+            <w:pPr>
+              <w:spacing w:line="240" w:lineRule="auto"/>
+              <w:ind w:firstLine="0"/>
+              <w:rPr>
+                <w:szCs w:val="28"/>
                 <w:lang w:val="en-US"/>
               </w:rPr>
             </w:pPr>
             <w:r>
               <w:rPr>
-                <w:sz w:val="24"/>
-                <w:szCs w:val="24"/>
+                <w:szCs w:val="28"/>
                 <w:lang w:val="en-US"/>
               </w:rPr>
               <w:t>17,4</w:t>
@@ -7179,14 +7134,12 @@
               <w:spacing w:line="240" w:lineRule="auto"/>
               <w:ind w:firstLine="0"/>
               <w:rPr>
-                <w:sz w:val="24"/>
-                <w:szCs w:val="24"/>
-              </w:rPr>
-            </w:pPr>
-            <w:r>
-              <w:rPr>
-                <w:sz w:val="24"/>
-                <w:szCs w:val="24"/>
+                <w:szCs w:val="28"/>
+              </w:rPr>
+            </w:pPr>
+            <w:r>
+              <w:rPr>
+                <w:szCs w:val="28"/>
               </w:rPr>
               <w:t>3</w:t>
             </w:r>
@@ -7194,7 +7147,7 @@
         </w:tc>
         <w:tc>
           <w:tcPr>
-            <w:tcW w:w="1418" w:type="dxa"/>
+            <w:tcW w:w="1275" w:type="dxa"/>
             <w:vAlign w:val="center"/>
           </w:tcPr>
           <w:p>
@@ -7202,14 +7155,12 @@
               <w:spacing w:line="240" w:lineRule="auto"/>
               <w:ind w:firstLine="0"/>
               <w:rPr>
-                <w:sz w:val="24"/>
-                <w:szCs w:val="24"/>
-              </w:rPr>
-            </w:pPr>
-            <w:r>
-              <w:rPr>
-                <w:sz w:val="24"/>
-                <w:szCs w:val="24"/>
+                <w:szCs w:val="28"/>
+              </w:rPr>
+            </w:pPr>
+            <w:r>
+              <w:rPr>
+                <w:szCs w:val="28"/>
               </w:rPr>
               <w:t>1</w:t>
             </w:r>
@@ -7224,14 +7175,12 @@
               <w:spacing w:line="240" w:lineRule="auto"/>
               <w:ind w:firstLine="0"/>
               <w:rPr>
-                <w:sz w:val="24"/>
-                <w:szCs w:val="20"/>
-              </w:rPr>
-            </w:pPr>
-            <w:r>
-              <w:rPr>
-                <w:sz w:val="24"/>
-                <w:szCs w:val="20"/>
+                <w:szCs w:val="28"/>
+              </w:rPr>
+            </w:pPr>
+            <w:r>
+              <w:rPr>
+                <w:szCs w:val="28"/>
               </w:rPr>
               <w:t>3</w:t>
             </w:r>
@@ -7239,21 +7188,19 @@
         </w:tc>
         <w:tc>
           <w:tcPr>
-            <w:tcW w:w="1134" w:type="dxa"/>
-          </w:tcPr>
-          <w:p>
-            <w:pPr>
-              <w:spacing w:line="240" w:lineRule="auto"/>
-              <w:ind w:firstLine="0"/>
-              <w:rPr>
-                <w:sz w:val="24"/>
-                <w:szCs w:val="20"/>
-              </w:rPr>
-            </w:pPr>
-            <w:r>
-              <w:rPr>
-                <w:sz w:val="24"/>
-                <w:szCs w:val="20"/>
+            <w:tcW w:w="1276" w:type="dxa"/>
+          </w:tcPr>
+          <w:p>
+            <w:pPr>
+              <w:spacing w:line="240" w:lineRule="auto"/>
+              <w:ind w:firstLine="0"/>
+              <w:rPr>
+                <w:szCs w:val="28"/>
+              </w:rPr>
+            </w:pPr>
+            <w:r>
+              <w:rPr>
+                <w:szCs w:val="28"/>
               </w:rPr>
               <w:t>17</w:t>
             </w:r>
@@ -7261,15 +7208,14 @@
         </w:tc>
         <w:tc>
           <w:tcPr>
-            <w:tcW w:w="2126" w:type="dxa"/>
-          </w:tcPr>
-          <w:p>
-            <w:pPr>
-              <w:spacing w:line="240" w:lineRule="auto"/>
-              <w:ind w:firstLine="0"/>
-              <w:rPr>
-                <w:sz w:val="24"/>
-                <w:szCs w:val="20"/>
+            <w:tcW w:w="1843" w:type="dxa"/>
+          </w:tcPr>
+          <w:p>
+            <w:pPr>
+              <w:spacing w:line="240" w:lineRule="auto"/>
+              <w:ind w:firstLine="0"/>
+              <w:rPr>
+                <w:szCs w:val="28"/>
               </w:rPr>
             </w:pPr>
           </w:p>
@@ -7285,14 +7231,12 @@
               <w:spacing w:line="240" w:lineRule="auto"/>
               <w:ind w:firstLine="0"/>
               <w:rPr>
-                <w:sz w:val="24"/>
-                <w:szCs w:val="24"/>
-              </w:rPr>
-            </w:pPr>
-            <w:r>
-              <w:rPr>
-                <w:sz w:val="24"/>
-                <w:szCs w:val="24"/>
+                <w:szCs w:val="28"/>
+              </w:rPr>
+            </w:pPr>
+            <w:r>
+              <w:rPr>
+                <w:szCs w:val="28"/>
               </w:rPr>
               <w:t>303</w:t>
             </w:r>
@@ -7300,22 +7244,20 @@
         </w:tc>
         <w:tc>
           <w:tcPr>
-            <w:tcW w:w="1559" w:type="dxa"/>
-          </w:tcPr>
-          <w:p>
-            <w:pPr>
-              <w:spacing w:line="240" w:lineRule="auto"/>
-              <w:ind w:firstLine="0"/>
-              <w:rPr>
-                <w:sz w:val="24"/>
-                <w:szCs w:val="24"/>
+            <w:tcW w:w="1843" w:type="dxa"/>
+          </w:tcPr>
+          <w:p>
+            <w:pPr>
+              <w:spacing w:line="240" w:lineRule="auto"/>
+              <w:ind w:firstLine="0"/>
+              <w:rPr>
+                <w:szCs w:val="28"/>
                 <w:lang w:val="en-US"/>
               </w:rPr>
             </w:pPr>
             <w:r>
               <w:rPr>
-                <w:sz w:val="24"/>
-                <w:szCs w:val="24"/>
+                <w:szCs w:val="28"/>
                 <w:lang w:val="en-US"/>
               </w:rPr>
               <w:t>55,2</w:t>
@@ -7331,14 +7273,12 @@
               <w:spacing w:line="240" w:lineRule="auto"/>
               <w:ind w:firstLine="0"/>
               <w:rPr>
-                <w:sz w:val="24"/>
-                <w:szCs w:val="24"/>
-              </w:rPr>
-            </w:pPr>
-            <w:r>
-              <w:rPr>
-                <w:sz w:val="24"/>
-                <w:szCs w:val="24"/>
+                <w:szCs w:val="28"/>
+              </w:rPr>
+            </w:pPr>
+            <w:r>
+              <w:rPr>
+                <w:szCs w:val="28"/>
               </w:rPr>
               <w:t>11</w:t>
             </w:r>
@@ -7346,7 +7286,7 @@
         </w:tc>
         <w:tc>
           <w:tcPr>
-            <w:tcW w:w="1418" w:type="dxa"/>
+            <w:tcW w:w="1275" w:type="dxa"/>
             <w:vAlign w:val="center"/>
           </w:tcPr>
           <w:p>
@@ -7354,14 +7294,12 @@
               <w:spacing w:line="240" w:lineRule="auto"/>
               <w:ind w:firstLine="0"/>
               <w:rPr>
-                <w:sz w:val="24"/>
-                <w:szCs w:val="24"/>
-              </w:rPr>
-            </w:pPr>
-            <w:r>
-              <w:rPr>
-                <w:sz w:val="24"/>
-                <w:szCs w:val="24"/>
+                <w:szCs w:val="28"/>
+              </w:rPr>
+            </w:pPr>
+            <w:r>
+              <w:rPr>
+                <w:szCs w:val="28"/>
               </w:rPr>
               <w:t>2</w:t>
             </w:r>
@@ -7376,14 +7314,12 @@
               <w:spacing w:line="240" w:lineRule="auto"/>
               <w:ind w:firstLine="0"/>
               <w:rPr>
-                <w:sz w:val="24"/>
-                <w:szCs w:val="20"/>
-              </w:rPr>
-            </w:pPr>
-            <w:r>
-              <w:rPr>
-                <w:sz w:val="24"/>
-                <w:szCs w:val="20"/>
+                <w:szCs w:val="28"/>
+              </w:rPr>
+            </w:pPr>
+            <w:r>
+              <w:rPr>
+                <w:szCs w:val="28"/>
               </w:rPr>
               <w:t>11</w:t>
             </w:r>
@@ -7391,21 +7327,19 @@
         </w:tc>
         <w:tc>
           <w:tcPr>
-            <w:tcW w:w="1134" w:type="dxa"/>
-          </w:tcPr>
-          <w:p>
-            <w:pPr>
-              <w:spacing w:line="240" w:lineRule="auto"/>
-              <w:ind w:firstLine="0"/>
-              <w:rPr>
-                <w:sz w:val="24"/>
-                <w:szCs w:val="20"/>
-              </w:rPr>
-            </w:pPr>
-            <w:r>
-              <w:rPr>
-                <w:sz w:val="24"/>
-                <w:szCs w:val="20"/>
+            <w:tcW w:w="1276" w:type="dxa"/>
+          </w:tcPr>
+          <w:p>
+            <w:pPr>
+              <w:spacing w:line="240" w:lineRule="auto"/>
+              <w:ind w:firstLine="0"/>
+              <w:rPr>
+                <w:szCs w:val="28"/>
+              </w:rPr>
+            </w:pPr>
+            <w:r>
+              <w:rPr>
+                <w:szCs w:val="28"/>
               </w:rPr>
               <w:t>49</w:t>
             </w:r>
@@ -7413,15 +7347,14 @@
         </w:tc>
         <w:tc>
           <w:tcPr>
-            <w:tcW w:w="2126" w:type="dxa"/>
-          </w:tcPr>
-          <w:p>
-            <w:pPr>
-              <w:spacing w:line="240" w:lineRule="auto"/>
-              <w:ind w:firstLine="0"/>
-              <w:rPr>
-                <w:sz w:val="24"/>
-                <w:szCs w:val="20"/>
+            <w:tcW w:w="1843" w:type="dxa"/>
+          </w:tcPr>
+          <w:p>
+            <w:pPr>
+              <w:spacing w:line="240" w:lineRule="auto"/>
+              <w:ind w:firstLine="0"/>
+              <w:rPr>
+                <w:szCs w:val="28"/>
               </w:rPr>
             </w:pPr>
           </w:p>
@@ -7437,14 +7370,12 @@
               <w:spacing w:line="240" w:lineRule="auto"/>
               <w:ind w:firstLine="0"/>
               <w:rPr>
-                <w:sz w:val="24"/>
-                <w:szCs w:val="24"/>
-              </w:rPr>
-            </w:pPr>
-            <w:r>
-              <w:rPr>
-                <w:sz w:val="24"/>
-                <w:szCs w:val="24"/>
+                <w:szCs w:val="28"/>
+              </w:rPr>
+            </w:pPr>
+            <w:r>
+              <w:rPr>
+                <w:szCs w:val="28"/>
               </w:rPr>
               <w:t>304</w:t>
             </w:r>
@@ -7452,22 +7383,20 @@
         </w:tc>
         <w:tc>
           <w:tcPr>
-            <w:tcW w:w="1559" w:type="dxa"/>
-          </w:tcPr>
-          <w:p>
-            <w:pPr>
-              <w:spacing w:line="240" w:lineRule="auto"/>
-              <w:ind w:firstLine="0"/>
-              <w:rPr>
-                <w:sz w:val="24"/>
-                <w:szCs w:val="24"/>
+            <w:tcW w:w="1843" w:type="dxa"/>
+          </w:tcPr>
+          <w:p>
+            <w:pPr>
+              <w:spacing w:line="240" w:lineRule="auto"/>
+              <w:ind w:firstLine="0"/>
+              <w:rPr>
+                <w:szCs w:val="28"/>
                 <w:lang w:val="en-US"/>
               </w:rPr>
             </w:pPr>
             <w:r>
               <w:rPr>
-                <w:sz w:val="24"/>
-                <w:szCs w:val="24"/>
+                <w:szCs w:val="28"/>
                 <w:lang w:val="en-US"/>
               </w:rPr>
               <w:t>30,0</w:t>
@@ -7483,14 +7412,12 @@
               <w:spacing w:line="240" w:lineRule="auto"/>
               <w:ind w:firstLine="0"/>
               <w:rPr>
-                <w:sz w:val="24"/>
-                <w:szCs w:val="24"/>
-              </w:rPr>
-            </w:pPr>
-            <w:r>
-              <w:rPr>
-                <w:sz w:val="24"/>
-                <w:szCs w:val="24"/>
+                <w:szCs w:val="28"/>
+              </w:rPr>
+            </w:pPr>
+            <w:r>
+              <w:rPr>
+                <w:szCs w:val="28"/>
               </w:rPr>
               <w:t>6</w:t>
             </w:r>
@@ -7498,7 +7425,7 @@
         </w:tc>
         <w:tc>
           <w:tcPr>
-            <w:tcW w:w="1418" w:type="dxa"/>
+            <w:tcW w:w="1275" w:type="dxa"/>
             <w:vAlign w:val="center"/>
           </w:tcPr>
           <w:p>
@@ -7506,14 +7433,12 @@
               <w:spacing w:line="240" w:lineRule="auto"/>
               <w:ind w:firstLine="0"/>
               <w:rPr>
-                <w:sz w:val="24"/>
-                <w:szCs w:val="24"/>
-              </w:rPr>
-            </w:pPr>
-            <w:r>
-              <w:rPr>
-                <w:sz w:val="24"/>
-                <w:szCs w:val="24"/>
+                <w:szCs w:val="28"/>
+              </w:rPr>
+            </w:pPr>
+            <w:r>
+              <w:rPr>
+                <w:szCs w:val="28"/>
               </w:rPr>
               <w:t>1</w:t>
             </w:r>
@@ -7528,14 +7453,12 @@
               <w:spacing w:line="240" w:lineRule="auto"/>
               <w:ind w:firstLine="0"/>
               <w:rPr>
-                <w:sz w:val="24"/>
-                <w:szCs w:val="20"/>
-              </w:rPr>
-            </w:pPr>
-            <w:r>
-              <w:rPr>
-                <w:sz w:val="24"/>
-                <w:szCs w:val="20"/>
+                <w:szCs w:val="28"/>
+              </w:rPr>
+            </w:pPr>
+            <w:r>
+              <w:rPr>
+                <w:szCs w:val="28"/>
               </w:rPr>
               <w:t>6</w:t>
             </w:r>
@@ -7543,21 +7466,19 @@
         </w:tc>
         <w:tc>
           <w:tcPr>
-            <w:tcW w:w="1134" w:type="dxa"/>
-          </w:tcPr>
-          <w:p>
-            <w:pPr>
-              <w:spacing w:line="240" w:lineRule="auto"/>
-              <w:ind w:firstLine="0"/>
-              <w:rPr>
-                <w:sz w:val="24"/>
-                <w:szCs w:val="20"/>
-              </w:rPr>
-            </w:pPr>
-            <w:r>
-              <w:rPr>
-                <w:sz w:val="24"/>
-                <w:szCs w:val="20"/>
+            <w:tcW w:w="1276" w:type="dxa"/>
+          </w:tcPr>
+          <w:p>
+            <w:pPr>
+              <w:spacing w:line="240" w:lineRule="auto"/>
+              <w:ind w:firstLine="0"/>
+              <w:rPr>
+                <w:szCs w:val="28"/>
+              </w:rPr>
+            </w:pPr>
+            <w:r>
+              <w:rPr>
+                <w:szCs w:val="28"/>
               </w:rPr>
               <w:t>29</w:t>
             </w:r>
@@ -7565,15 +7486,14 @@
         </w:tc>
         <w:tc>
           <w:tcPr>
-            <w:tcW w:w="2126" w:type="dxa"/>
-          </w:tcPr>
-          <w:p>
-            <w:pPr>
-              <w:spacing w:line="240" w:lineRule="auto"/>
-              <w:ind w:firstLine="0"/>
-              <w:rPr>
-                <w:sz w:val="24"/>
-                <w:szCs w:val="20"/>
+            <w:tcW w:w="1843" w:type="dxa"/>
+          </w:tcPr>
+          <w:p>
+            <w:pPr>
+              <w:spacing w:line="240" w:lineRule="auto"/>
+              <w:ind w:firstLine="0"/>
+              <w:rPr>
+                <w:szCs w:val="28"/>
               </w:rPr>
             </w:pPr>
           </w:p>
@@ -7589,14 +7509,12 @@
               <w:spacing w:line="240" w:lineRule="auto"/>
               <w:ind w:firstLine="0"/>
               <w:rPr>
-                <w:sz w:val="24"/>
-                <w:szCs w:val="24"/>
-              </w:rPr>
-            </w:pPr>
-            <w:r>
-              <w:rPr>
-                <w:sz w:val="24"/>
-                <w:szCs w:val="24"/>
+                <w:szCs w:val="28"/>
+              </w:rPr>
+            </w:pPr>
+            <w:r>
+              <w:rPr>
+                <w:szCs w:val="28"/>
               </w:rPr>
               <w:t>305</w:t>
             </w:r>
@@ -7604,22 +7522,20 @@
         </w:tc>
         <w:tc>
           <w:tcPr>
-            <w:tcW w:w="1559" w:type="dxa"/>
-          </w:tcPr>
-          <w:p>
-            <w:pPr>
-              <w:spacing w:line="240" w:lineRule="auto"/>
-              <w:ind w:firstLine="0"/>
-              <w:rPr>
-                <w:sz w:val="24"/>
-                <w:szCs w:val="24"/>
+            <w:tcW w:w="1843" w:type="dxa"/>
+          </w:tcPr>
+          <w:p>
+            <w:pPr>
+              <w:spacing w:line="240" w:lineRule="auto"/>
+              <w:ind w:firstLine="0"/>
+              <w:rPr>
+                <w:szCs w:val="28"/>
                 <w:lang w:val="en-US"/>
               </w:rPr>
             </w:pPr>
             <w:r>
               <w:rPr>
-                <w:sz w:val="24"/>
-                <w:szCs w:val="24"/>
+                <w:szCs w:val="28"/>
                 <w:lang w:val="en-US"/>
               </w:rPr>
               <w:t>36,0</w:t>
@@ -7635,14 +7551,12 @@
               <w:spacing w:line="240" w:lineRule="auto"/>
               <w:ind w:firstLine="0"/>
               <w:rPr>
-                <w:sz w:val="24"/>
-                <w:szCs w:val="24"/>
-              </w:rPr>
-            </w:pPr>
-            <w:r>
-              <w:rPr>
-                <w:sz w:val="24"/>
-                <w:szCs w:val="24"/>
+                <w:szCs w:val="28"/>
+              </w:rPr>
+            </w:pPr>
+            <w:r>
+              <w:rPr>
+                <w:szCs w:val="28"/>
               </w:rPr>
               <w:t>7</w:t>
             </w:r>
@@ -7650,7 +7564,7 @@
         </w:tc>
         <w:tc>
           <w:tcPr>
-            <w:tcW w:w="1418" w:type="dxa"/>
+            <w:tcW w:w="1275" w:type="dxa"/>
             <w:vAlign w:val="center"/>
           </w:tcPr>
           <w:p>
@@ -7658,14 +7572,12 @@
               <w:spacing w:line="240" w:lineRule="auto"/>
               <w:ind w:firstLine="0"/>
               <w:rPr>
-                <w:sz w:val="24"/>
-                <w:szCs w:val="24"/>
-              </w:rPr>
-            </w:pPr>
-            <w:r>
-              <w:rPr>
-                <w:sz w:val="24"/>
-                <w:szCs w:val="24"/>
+                <w:szCs w:val="28"/>
+              </w:rPr>
+            </w:pPr>
+            <w:r>
+              <w:rPr>
+                <w:szCs w:val="28"/>
               </w:rPr>
               <w:t>1</w:t>
             </w:r>
@@ -7680,14 +7592,12 @@
               <w:spacing w:line="240" w:lineRule="auto"/>
               <w:ind w:firstLine="0"/>
               <w:rPr>
-                <w:sz w:val="24"/>
-                <w:szCs w:val="20"/>
-              </w:rPr>
-            </w:pPr>
-            <w:r>
-              <w:rPr>
-                <w:sz w:val="24"/>
-                <w:szCs w:val="20"/>
+                <w:szCs w:val="28"/>
+              </w:rPr>
+            </w:pPr>
+            <w:r>
+              <w:rPr>
+                <w:szCs w:val="28"/>
               </w:rPr>
               <w:t>7</w:t>
             </w:r>
@@ -7695,21 +7605,19 @@
         </w:tc>
         <w:tc>
           <w:tcPr>
-            <w:tcW w:w="1134" w:type="dxa"/>
-          </w:tcPr>
-          <w:p>
-            <w:pPr>
-              <w:spacing w:line="240" w:lineRule="auto"/>
-              <w:ind w:firstLine="0"/>
-              <w:rPr>
-                <w:sz w:val="24"/>
-                <w:szCs w:val="20"/>
-              </w:rPr>
-            </w:pPr>
-            <w:r>
-              <w:rPr>
-                <w:sz w:val="24"/>
-                <w:szCs w:val="20"/>
+            <w:tcW w:w="1276" w:type="dxa"/>
+          </w:tcPr>
+          <w:p>
+            <w:pPr>
+              <w:spacing w:line="240" w:lineRule="auto"/>
+              <w:ind w:firstLine="0"/>
+              <w:rPr>
+                <w:szCs w:val="28"/>
+              </w:rPr>
+            </w:pPr>
+            <w:r>
+              <w:rPr>
+                <w:szCs w:val="28"/>
               </w:rPr>
               <w:t>33</w:t>
             </w:r>
@@ -7717,15 +7625,14 @@
         </w:tc>
         <w:tc>
           <w:tcPr>
-            <w:tcW w:w="2126" w:type="dxa"/>
-          </w:tcPr>
-          <w:p>
-            <w:pPr>
-              <w:spacing w:line="240" w:lineRule="auto"/>
-              <w:ind w:firstLine="0"/>
-              <w:rPr>
-                <w:sz w:val="24"/>
-                <w:szCs w:val="20"/>
+            <w:tcW w:w="1843" w:type="dxa"/>
+          </w:tcPr>
+          <w:p>
+            <w:pPr>
+              <w:spacing w:line="240" w:lineRule="auto"/>
+              <w:ind w:firstLine="0"/>
+              <w:rPr>
+                <w:szCs w:val="28"/>
               </w:rPr>
             </w:pPr>
           </w:p>
@@ -7735,24 +7642,24 @@
         <w:tc>
           <w:tcPr>
             <w:tcW w:w="704" w:type="dxa"/>
-          </w:tcPr>
-          <w:p>
-            <w:pPr>
-              <w:spacing w:line="240" w:lineRule="auto"/>
-              <w:ind w:firstLine="0"/>
+            <w:vAlign w:val="center"/>
+          </w:tcPr>
+          <w:p>
+            <w:pPr>
+              <w:spacing w:line="240" w:lineRule="auto"/>
+              <w:ind w:firstLine="0"/>
+              <w:jc w:val="left"/>
               <w:rPr>
                 <w:b/>
                 <w:bCs/>
-                <w:sz w:val="24"/>
-                <w:szCs w:val="24"/>
+                <w:szCs w:val="28"/>
               </w:rPr>
             </w:pPr>
             <w:r>
               <w:rPr>
                 <w:b/>
                 <w:bCs/>
-                <w:sz w:val="24"/>
-                <w:szCs w:val="24"/>
+                <w:szCs w:val="28"/>
               </w:rPr>
               <w:t>306</w:t>
             </w:r>
@@ -7760,22 +7667,22 @@
         </w:tc>
         <w:tc>
           <w:tcPr>
-            <w:tcW w:w="1559" w:type="dxa"/>
-          </w:tcPr>
-          <w:p>
-            <w:pPr>
-              <w:spacing w:line="240" w:lineRule="auto"/>
-              <w:ind w:firstLine="0"/>
-              <w:rPr>
-                <w:sz w:val="24"/>
-                <w:szCs w:val="24"/>
+            <w:tcW w:w="1843" w:type="dxa"/>
+            <w:vAlign w:val="center"/>
+          </w:tcPr>
+          <w:p>
+            <w:pPr>
+              <w:spacing w:line="240" w:lineRule="auto"/>
+              <w:ind w:firstLine="0"/>
+              <w:jc w:val="left"/>
+              <w:rPr>
+                <w:szCs w:val="28"/>
                 <w:lang w:val="en-US"/>
               </w:rPr>
             </w:pPr>
             <w:r>
               <w:rPr>
-                <w:sz w:val="24"/>
-                <w:szCs w:val="24"/>
+                <w:szCs w:val="28"/>
                 <w:lang w:val="en-US"/>
               </w:rPr>
               <w:t>17,4</w:t>
@@ -7785,20 +7692,20 @@
         <w:tc>
           <w:tcPr>
             <w:tcW w:w="1276" w:type="dxa"/>
-          </w:tcPr>
-          <w:p>
-            <w:pPr>
-              <w:spacing w:line="240" w:lineRule="auto"/>
-              <w:ind w:firstLine="0"/>
-              <w:rPr>
-                <w:sz w:val="24"/>
-                <w:szCs w:val="24"/>
-              </w:rPr>
-            </w:pPr>
-            <w:r>
-              <w:rPr>
-                <w:sz w:val="24"/>
-                <w:szCs w:val="24"/>
+            <w:vAlign w:val="center"/>
+          </w:tcPr>
+          <w:p>
+            <w:pPr>
+              <w:spacing w:line="240" w:lineRule="auto"/>
+              <w:ind w:firstLine="0"/>
+              <w:jc w:val="left"/>
+              <w:rPr>
+                <w:szCs w:val="28"/>
+              </w:rPr>
+            </w:pPr>
+            <w:r>
+              <w:rPr>
+                <w:szCs w:val="28"/>
               </w:rPr>
               <w:t>3</w:t>
             </w:r>
@@ -7806,22 +7713,21 @@
         </w:tc>
         <w:tc>
           <w:tcPr>
-            <w:tcW w:w="1418" w:type="dxa"/>
+            <w:tcW w:w="1275" w:type="dxa"/>
             <w:vAlign w:val="center"/>
           </w:tcPr>
           <w:p>
             <w:pPr>
               <w:spacing w:line="240" w:lineRule="auto"/>
               <w:ind w:firstLine="0"/>
-              <w:rPr>
-                <w:sz w:val="24"/>
-                <w:szCs w:val="24"/>
-              </w:rPr>
-            </w:pPr>
-            <w:r>
-              <w:rPr>
-                <w:sz w:val="24"/>
-                <w:szCs w:val="24"/>
+              <w:jc w:val="left"/>
+              <w:rPr>
+                <w:szCs w:val="28"/>
+              </w:rPr>
+            </w:pPr>
+            <w:r>
+              <w:rPr>
+                <w:szCs w:val="28"/>
               </w:rPr>
               <w:t>1</w:t>
             </w:r>
@@ -7830,20 +7736,20 @@
         <w:tc>
           <w:tcPr>
             <w:tcW w:w="1134" w:type="dxa"/>
-          </w:tcPr>
-          <w:p>
-            <w:pPr>
-              <w:spacing w:line="240" w:lineRule="auto"/>
-              <w:ind w:firstLine="0"/>
-              <w:rPr>
-                <w:sz w:val="24"/>
-                <w:szCs w:val="20"/>
-              </w:rPr>
-            </w:pPr>
-            <w:r>
-              <w:rPr>
-                <w:sz w:val="24"/>
-                <w:szCs w:val="20"/>
+            <w:vAlign w:val="center"/>
+          </w:tcPr>
+          <w:p>
+            <w:pPr>
+              <w:spacing w:line="240" w:lineRule="auto"/>
+              <w:ind w:firstLine="0"/>
+              <w:jc w:val="left"/>
+              <w:rPr>
+                <w:szCs w:val="28"/>
+              </w:rPr>
+            </w:pPr>
+            <w:r>
+              <w:rPr>
+                <w:szCs w:val="28"/>
               </w:rPr>
               <w:t>3</w:t>
             </w:r>
@@ -7851,21 +7757,21 @@
         </w:tc>
         <w:tc>
           <w:tcPr>
-            <w:tcW w:w="1134" w:type="dxa"/>
-          </w:tcPr>
-          <w:p>
-            <w:pPr>
-              <w:spacing w:line="240" w:lineRule="auto"/>
-              <w:ind w:firstLine="0"/>
-              <w:rPr>
-                <w:sz w:val="24"/>
-                <w:szCs w:val="20"/>
-              </w:rPr>
-            </w:pPr>
-            <w:r>
-              <w:rPr>
-                <w:sz w:val="24"/>
-                <w:szCs w:val="20"/>
+            <w:tcW w:w="1276" w:type="dxa"/>
+            <w:vAlign w:val="center"/>
+          </w:tcPr>
+          <w:p>
+            <w:pPr>
+              <w:spacing w:line="240" w:lineRule="auto"/>
+              <w:ind w:firstLine="0"/>
+              <w:jc w:val="left"/>
+              <w:rPr>
+                <w:szCs w:val="28"/>
+              </w:rPr>
+            </w:pPr>
+            <w:r>
+              <w:rPr>
+                <w:szCs w:val="28"/>
               </w:rPr>
               <w:t>17</w:t>
             </w:r>
@@ -7873,36 +7779,34 @@
         </w:tc>
         <w:tc>
           <w:tcPr>
-            <w:tcW w:w="2126" w:type="dxa"/>
-          </w:tcPr>
-          <w:p>
-            <w:pPr>
-              <w:spacing w:line="240" w:lineRule="auto"/>
-              <w:ind w:firstLine="0"/>
-              <w:rPr>
-                <w:sz w:val="24"/>
-                <w:szCs w:val="20"/>
-              </w:rPr>
-            </w:pPr>
-            <w:r>
-              <w:rPr>
-                <w:sz w:val="24"/>
-                <w:szCs w:val="20"/>
+            <w:tcW w:w="1843" w:type="dxa"/>
+            <w:vAlign w:val="center"/>
+          </w:tcPr>
+          <w:p>
+            <w:pPr>
+              <w:spacing w:line="240" w:lineRule="auto"/>
+              <w:ind w:firstLine="0"/>
+              <w:jc w:val="left"/>
+              <w:rPr>
+                <w:szCs w:val="28"/>
+              </w:rPr>
+            </w:pPr>
+            <w:r>
+              <w:rPr>
+                <w:szCs w:val="28"/>
               </w:rPr>
               <w:t>Админ</w:t>
             </w:r>
             <w:r>
               <w:rPr>
-                <w:sz w:val="24"/>
-                <w:szCs w:val="20"/>
+                <w:szCs w:val="28"/>
                 <w:lang w:val="en-US"/>
               </w:rPr>
               <w:t xml:space="preserve"> </w:t>
             </w:r>
             <w:r>
               <w:rPr>
-                <w:sz w:val="24"/>
-                <w:szCs w:val="20"/>
+                <w:szCs w:val="28"/>
               </w:rPr>
               <w:t>сервера</w:t>
             </w:r>
@@ -7919,14 +7823,12 @@
               <w:spacing w:line="240" w:lineRule="auto"/>
               <w:ind w:firstLine="0"/>
               <w:rPr>
-                <w:sz w:val="24"/>
-                <w:szCs w:val="24"/>
-              </w:rPr>
-            </w:pPr>
-            <w:r>
-              <w:rPr>
-                <w:sz w:val="24"/>
-                <w:szCs w:val="24"/>
+                <w:szCs w:val="28"/>
+              </w:rPr>
+            </w:pPr>
+            <w:r>
+              <w:rPr>
+                <w:szCs w:val="28"/>
               </w:rPr>
               <w:t>307</w:t>
             </w:r>
@@ -7934,22 +7836,20 @@
         </w:tc>
         <w:tc>
           <w:tcPr>
-            <w:tcW w:w="1559" w:type="dxa"/>
-          </w:tcPr>
-          <w:p>
-            <w:pPr>
-              <w:spacing w:line="240" w:lineRule="auto"/>
-              <w:ind w:firstLine="0"/>
-              <w:rPr>
-                <w:sz w:val="24"/>
-                <w:szCs w:val="24"/>
+            <w:tcW w:w="1843" w:type="dxa"/>
+          </w:tcPr>
+          <w:p>
+            <w:pPr>
+              <w:spacing w:line="240" w:lineRule="auto"/>
+              <w:ind w:firstLine="0"/>
+              <w:rPr>
+                <w:szCs w:val="28"/>
                 <w:lang w:val="en-US"/>
               </w:rPr>
             </w:pPr>
             <w:r>
               <w:rPr>
-                <w:sz w:val="24"/>
-                <w:szCs w:val="24"/>
+                <w:szCs w:val="28"/>
                 <w:lang w:val="en-US"/>
               </w:rPr>
               <w:t>17,4</w:t>
@@ -7965,14 +7865,12 @@
               <w:spacing w:line="240" w:lineRule="auto"/>
               <w:ind w:firstLine="0"/>
               <w:rPr>
-                <w:sz w:val="24"/>
-                <w:szCs w:val="24"/>
-              </w:rPr>
-            </w:pPr>
-            <w:r>
-              <w:rPr>
-                <w:sz w:val="24"/>
-                <w:szCs w:val="24"/>
+                <w:szCs w:val="28"/>
+              </w:rPr>
+            </w:pPr>
+            <w:r>
+              <w:rPr>
+                <w:szCs w:val="28"/>
               </w:rPr>
               <w:t>3</w:t>
             </w:r>
@@ -7980,7 +7878,7 @@
         </w:tc>
         <w:tc>
           <w:tcPr>
-            <w:tcW w:w="1418" w:type="dxa"/>
+            <w:tcW w:w="1275" w:type="dxa"/>
             <w:vAlign w:val="center"/>
           </w:tcPr>
           <w:p>
@@ -7988,14 +7886,12 @@
               <w:spacing w:line="240" w:lineRule="auto"/>
               <w:ind w:firstLine="0"/>
               <w:rPr>
-                <w:sz w:val="24"/>
-                <w:szCs w:val="24"/>
-              </w:rPr>
-            </w:pPr>
-            <w:r>
-              <w:rPr>
-                <w:sz w:val="24"/>
-                <w:szCs w:val="24"/>
+                <w:szCs w:val="28"/>
+              </w:rPr>
+            </w:pPr>
+            <w:r>
+              <w:rPr>
+                <w:szCs w:val="28"/>
               </w:rPr>
               <w:t>1</w:t>
             </w:r>
@@ -8010,14 +7906,12 @@
               <w:spacing w:line="240" w:lineRule="auto"/>
               <w:ind w:firstLine="0"/>
               <w:rPr>
-                <w:sz w:val="24"/>
-                <w:szCs w:val="20"/>
-              </w:rPr>
-            </w:pPr>
-            <w:r>
-              <w:rPr>
-                <w:sz w:val="24"/>
-                <w:szCs w:val="20"/>
+                <w:szCs w:val="28"/>
+              </w:rPr>
+            </w:pPr>
+            <w:r>
+              <w:rPr>
+                <w:szCs w:val="28"/>
               </w:rPr>
               <w:t>3</w:t>
             </w:r>
@@ -8025,21 +7919,19 @@
         </w:tc>
         <w:tc>
           <w:tcPr>
-            <w:tcW w:w="1134" w:type="dxa"/>
-          </w:tcPr>
-          <w:p>
-            <w:pPr>
-              <w:spacing w:line="240" w:lineRule="auto"/>
-              <w:ind w:firstLine="0"/>
-              <w:rPr>
-                <w:sz w:val="24"/>
-                <w:szCs w:val="20"/>
-              </w:rPr>
-            </w:pPr>
-            <w:r>
-              <w:rPr>
-                <w:sz w:val="24"/>
-                <w:szCs w:val="20"/>
+            <w:tcW w:w="1276" w:type="dxa"/>
+          </w:tcPr>
+          <w:p>
+            <w:pPr>
+              <w:spacing w:line="240" w:lineRule="auto"/>
+              <w:ind w:firstLine="0"/>
+              <w:rPr>
+                <w:szCs w:val="28"/>
+              </w:rPr>
+            </w:pPr>
+            <w:r>
+              <w:rPr>
+                <w:szCs w:val="28"/>
               </w:rPr>
               <w:t>17</w:t>
             </w:r>
@@ -8047,15 +7939,14 @@
         </w:tc>
         <w:tc>
           <w:tcPr>
-            <w:tcW w:w="2126" w:type="dxa"/>
-          </w:tcPr>
-          <w:p>
-            <w:pPr>
-              <w:spacing w:line="240" w:lineRule="auto"/>
-              <w:ind w:firstLine="0"/>
-              <w:rPr>
-                <w:sz w:val="24"/>
-                <w:szCs w:val="20"/>
+            <w:tcW w:w="1843" w:type="dxa"/>
+          </w:tcPr>
+          <w:p>
+            <w:pPr>
+              <w:spacing w:line="240" w:lineRule="auto"/>
+              <w:ind w:firstLine="0"/>
+              <w:rPr>
+                <w:szCs w:val="28"/>
               </w:rPr>
             </w:pPr>
           </w:p>
@@ -8071,14 +7962,12 @@
               <w:spacing w:line="240" w:lineRule="auto"/>
               <w:ind w:firstLine="0"/>
               <w:rPr>
-                <w:sz w:val="24"/>
-                <w:szCs w:val="24"/>
-              </w:rPr>
-            </w:pPr>
-            <w:r>
-              <w:rPr>
-                <w:sz w:val="24"/>
-                <w:szCs w:val="24"/>
+                <w:szCs w:val="28"/>
+              </w:rPr>
+            </w:pPr>
+            <w:r>
+              <w:rPr>
+                <w:szCs w:val="28"/>
               </w:rPr>
               <w:t>308</w:t>
             </w:r>
@@ -8086,22 +7975,20 @@
         </w:tc>
         <w:tc>
           <w:tcPr>
-            <w:tcW w:w="1559" w:type="dxa"/>
-          </w:tcPr>
-          <w:p>
-            <w:pPr>
-              <w:spacing w:line="240" w:lineRule="auto"/>
-              <w:ind w:firstLine="0"/>
-              <w:rPr>
-                <w:sz w:val="24"/>
-                <w:szCs w:val="24"/>
+            <w:tcW w:w="1843" w:type="dxa"/>
+          </w:tcPr>
+          <w:p>
+            <w:pPr>
+              <w:spacing w:line="240" w:lineRule="auto"/>
+              <w:ind w:firstLine="0"/>
+              <w:rPr>
+                <w:szCs w:val="28"/>
                 <w:lang w:val="en-US"/>
               </w:rPr>
             </w:pPr>
             <w:r>
               <w:rPr>
-                <w:sz w:val="24"/>
-                <w:szCs w:val="24"/>
+                <w:szCs w:val="28"/>
                 <w:lang w:val="en-US"/>
               </w:rPr>
               <w:t>36,0</w:t>
@@ -8117,14 +8004,12 @@
               <w:spacing w:line="240" w:lineRule="auto"/>
               <w:ind w:firstLine="0"/>
               <w:rPr>
-                <w:sz w:val="24"/>
-                <w:szCs w:val="24"/>
-              </w:rPr>
-            </w:pPr>
-            <w:r>
-              <w:rPr>
-                <w:sz w:val="24"/>
-                <w:szCs w:val="24"/>
+                <w:szCs w:val="28"/>
+              </w:rPr>
+            </w:pPr>
+            <w:r>
+              <w:rPr>
+                <w:szCs w:val="28"/>
               </w:rPr>
               <w:t>7</w:t>
             </w:r>
@@ -8132,7 +8017,7 @@
         </w:tc>
         <w:tc>
           <w:tcPr>
-            <w:tcW w:w="1418" w:type="dxa"/>
+            <w:tcW w:w="1275" w:type="dxa"/>
             <w:vAlign w:val="center"/>
           </w:tcPr>
           <w:p>
@@ -8140,14 +8025,12 @@
               <w:spacing w:line="240" w:lineRule="auto"/>
               <w:ind w:firstLine="0"/>
               <w:rPr>
-                <w:sz w:val="24"/>
-                <w:szCs w:val="24"/>
-              </w:rPr>
-            </w:pPr>
-            <w:r>
-              <w:rPr>
-                <w:sz w:val="24"/>
-                <w:szCs w:val="24"/>
+                <w:szCs w:val="28"/>
+              </w:rPr>
+            </w:pPr>
+            <w:r>
+              <w:rPr>
+                <w:szCs w:val="28"/>
               </w:rPr>
               <w:t>1</w:t>
             </w:r>
@@ -8162,14 +8045,12 @@
               <w:spacing w:line="240" w:lineRule="auto"/>
               <w:ind w:firstLine="0"/>
               <w:rPr>
-                <w:sz w:val="24"/>
-                <w:szCs w:val="20"/>
-              </w:rPr>
-            </w:pPr>
-            <w:r>
-              <w:rPr>
-                <w:sz w:val="24"/>
-                <w:szCs w:val="20"/>
+                <w:szCs w:val="28"/>
+              </w:rPr>
+            </w:pPr>
+            <w:r>
+              <w:rPr>
+                <w:szCs w:val="28"/>
               </w:rPr>
               <w:t>7</w:t>
             </w:r>
@@ -8177,21 +8058,19 @@
         </w:tc>
         <w:tc>
           <w:tcPr>
-            <w:tcW w:w="1134" w:type="dxa"/>
-          </w:tcPr>
-          <w:p>
-            <w:pPr>
-              <w:spacing w:line="240" w:lineRule="auto"/>
-              <w:ind w:firstLine="0"/>
-              <w:rPr>
-                <w:sz w:val="24"/>
-                <w:szCs w:val="20"/>
-              </w:rPr>
-            </w:pPr>
-            <w:r>
-              <w:rPr>
-                <w:sz w:val="24"/>
-                <w:szCs w:val="20"/>
+            <w:tcW w:w="1276" w:type="dxa"/>
+          </w:tcPr>
+          <w:p>
+            <w:pPr>
+              <w:spacing w:line="240" w:lineRule="auto"/>
+              <w:ind w:firstLine="0"/>
+              <w:rPr>
+                <w:szCs w:val="28"/>
+              </w:rPr>
+            </w:pPr>
+            <w:r>
+              <w:rPr>
+                <w:szCs w:val="28"/>
               </w:rPr>
               <w:t>33</w:t>
             </w:r>
@@ -8199,15 +8078,14 @@
         </w:tc>
         <w:tc>
           <w:tcPr>
-            <w:tcW w:w="2126" w:type="dxa"/>
-          </w:tcPr>
-          <w:p>
-            <w:pPr>
-              <w:spacing w:line="240" w:lineRule="auto"/>
-              <w:ind w:firstLine="0"/>
-              <w:rPr>
-                <w:sz w:val="24"/>
-                <w:szCs w:val="20"/>
+            <w:tcW w:w="1843" w:type="dxa"/>
+          </w:tcPr>
+          <w:p>
+            <w:pPr>
+              <w:spacing w:line="240" w:lineRule="auto"/>
+              <w:ind w:firstLine="0"/>
+              <w:rPr>
+                <w:szCs w:val="28"/>
               </w:rPr>
             </w:pPr>
           </w:p>
@@ -8223,14 +8101,12 @@
               <w:spacing w:line="240" w:lineRule="auto"/>
               <w:ind w:firstLine="0"/>
               <w:rPr>
-                <w:sz w:val="24"/>
-                <w:szCs w:val="24"/>
-              </w:rPr>
-            </w:pPr>
-            <w:r>
-              <w:rPr>
-                <w:sz w:val="24"/>
-                <w:szCs w:val="24"/>
+                <w:szCs w:val="28"/>
+              </w:rPr>
+            </w:pPr>
+            <w:r>
+              <w:rPr>
+                <w:szCs w:val="28"/>
               </w:rPr>
               <w:t>309</w:t>
             </w:r>
@@ -8238,22 +8114,20 @@
         </w:tc>
         <w:tc>
           <w:tcPr>
-            <w:tcW w:w="1559" w:type="dxa"/>
-          </w:tcPr>
-          <w:p>
-            <w:pPr>
-              <w:spacing w:line="240" w:lineRule="auto"/>
-              <w:ind w:firstLine="0"/>
-              <w:rPr>
-                <w:sz w:val="24"/>
-                <w:szCs w:val="24"/>
+            <w:tcW w:w="1843" w:type="dxa"/>
+          </w:tcPr>
+          <w:p>
+            <w:pPr>
+              <w:spacing w:line="240" w:lineRule="auto"/>
+              <w:ind w:firstLine="0"/>
+              <w:rPr>
+                <w:szCs w:val="28"/>
                 <w:lang w:val="en-US"/>
               </w:rPr>
             </w:pPr>
             <w:r>
               <w:rPr>
-                <w:sz w:val="24"/>
-                <w:szCs w:val="24"/>
+                <w:szCs w:val="28"/>
                 <w:lang w:val="en-US"/>
               </w:rPr>
               <w:t>35,4</w:t>
@@ -8269,14 +8143,12 @@
               <w:spacing w:line="240" w:lineRule="auto"/>
               <w:ind w:firstLine="0"/>
               <w:rPr>
-                <w:sz w:val="24"/>
-                <w:szCs w:val="24"/>
-              </w:rPr>
-            </w:pPr>
-            <w:r>
-              <w:rPr>
-                <w:sz w:val="24"/>
-                <w:szCs w:val="24"/>
+                <w:szCs w:val="28"/>
+              </w:rPr>
+            </w:pPr>
+            <w:r>
+              <w:rPr>
+                <w:szCs w:val="28"/>
               </w:rPr>
               <w:t>7</w:t>
             </w:r>
@@ -8284,7 +8156,7 @@
         </w:tc>
         <w:tc>
           <w:tcPr>
-            <w:tcW w:w="1418" w:type="dxa"/>
+            <w:tcW w:w="1275" w:type="dxa"/>
             <w:vAlign w:val="center"/>
           </w:tcPr>
           <w:p>
@@ -8292,14 +8164,12 @@
               <w:spacing w:line="240" w:lineRule="auto"/>
               <w:ind w:firstLine="0"/>
               <w:rPr>
-                <w:sz w:val="24"/>
-                <w:szCs w:val="24"/>
-              </w:rPr>
-            </w:pPr>
-            <w:r>
-              <w:rPr>
-                <w:sz w:val="24"/>
-                <w:szCs w:val="24"/>
+                <w:szCs w:val="28"/>
+              </w:rPr>
+            </w:pPr>
+            <w:r>
+              <w:rPr>
+                <w:szCs w:val="28"/>
               </w:rPr>
               <w:t>1</w:t>
             </w:r>
@@ -8314,14 +8184,12 @@
               <w:spacing w:line="240" w:lineRule="auto"/>
               <w:ind w:firstLine="0"/>
               <w:rPr>
-                <w:sz w:val="24"/>
-                <w:szCs w:val="20"/>
-              </w:rPr>
-            </w:pPr>
-            <w:r>
-              <w:rPr>
-                <w:sz w:val="24"/>
-                <w:szCs w:val="20"/>
+                <w:szCs w:val="28"/>
+              </w:rPr>
+            </w:pPr>
+            <w:r>
+              <w:rPr>
+                <w:szCs w:val="28"/>
               </w:rPr>
               <w:t>7</w:t>
             </w:r>
@@ -8329,21 +8197,19 @@
         </w:tc>
         <w:tc>
           <w:tcPr>
-            <w:tcW w:w="1134" w:type="dxa"/>
-          </w:tcPr>
-          <w:p>
-            <w:pPr>
-              <w:spacing w:line="240" w:lineRule="auto"/>
-              <w:ind w:firstLine="0"/>
-              <w:rPr>
-                <w:sz w:val="24"/>
-                <w:szCs w:val="20"/>
-              </w:rPr>
-            </w:pPr>
-            <w:r>
-              <w:rPr>
-                <w:sz w:val="24"/>
-                <w:szCs w:val="20"/>
+            <w:tcW w:w="1276" w:type="dxa"/>
+          </w:tcPr>
+          <w:p>
+            <w:pPr>
+              <w:spacing w:line="240" w:lineRule="auto"/>
+              <w:ind w:firstLine="0"/>
+              <w:rPr>
+                <w:szCs w:val="28"/>
+              </w:rPr>
+            </w:pPr>
+            <w:r>
+              <w:rPr>
+                <w:szCs w:val="28"/>
               </w:rPr>
               <w:t>33</w:t>
             </w:r>
@@ -8351,15 +8217,14 @@
         </w:tc>
         <w:tc>
           <w:tcPr>
-            <w:tcW w:w="2126" w:type="dxa"/>
-          </w:tcPr>
-          <w:p>
-            <w:pPr>
-              <w:spacing w:line="240" w:lineRule="auto"/>
-              <w:ind w:firstLine="0"/>
-              <w:rPr>
-                <w:sz w:val="24"/>
-                <w:szCs w:val="20"/>
+            <w:tcW w:w="1843" w:type="dxa"/>
+          </w:tcPr>
+          <w:p>
+            <w:pPr>
+              <w:spacing w:line="240" w:lineRule="auto"/>
+              <w:ind w:firstLine="0"/>
+              <w:rPr>
+                <w:szCs w:val="28"/>
               </w:rPr>
             </w:pPr>
           </w:p>
@@ -8378,14 +8243,12 @@
               <w:spacing w:line="240" w:lineRule="auto"/>
               <w:ind w:firstLine="0"/>
               <w:rPr>
-                <w:sz w:val="24"/>
-                <w:szCs w:val="24"/>
-              </w:rPr>
-            </w:pPr>
-            <w:r>
-              <w:rPr>
-                <w:sz w:val="24"/>
-                <w:szCs w:val="24"/>
+                <w:szCs w:val="28"/>
+              </w:rPr>
+            </w:pPr>
+            <w:r>
+              <w:rPr>
+                <w:szCs w:val="28"/>
               </w:rPr>
               <w:t>310</w:t>
             </w:r>
@@ -8393,22 +8256,20 @@
         </w:tc>
         <w:tc>
           <w:tcPr>
-            <w:tcW w:w="1559" w:type="dxa"/>
-          </w:tcPr>
-          <w:p>
-            <w:pPr>
-              <w:spacing w:line="240" w:lineRule="auto"/>
-              <w:ind w:firstLine="0"/>
-              <w:rPr>
-                <w:sz w:val="24"/>
-                <w:szCs w:val="24"/>
+            <w:tcW w:w="1843" w:type="dxa"/>
+          </w:tcPr>
+          <w:p>
+            <w:pPr>
+              <w:spacing w:line="240" w:lineRule="auto"/>
+              <w:ind w:firstLine="0"/>
+              <w:rPr>
+                <w:szCs w:val="28"/>
                 <w:lang w:val="en-US"/>
               </w:rPr>
             </w:pPr>
             <w:r>
               <w:rPr>
-                <w:sz w:val="24"/>
-                <w:szCs w:val="24"/>
+                <w:szCs w:val="28"/>
                 <w:lang w:val="en-US"/>
               </w:rPr>
               <w:t>54,0</w:t>
@@ -8426,16 +8287,14 @@
               <w:rPr>
                 <w:i/>
                 <w:iCs/>
-                <w:sz w:val="24"/>
-                <w:szCs w:val="24"/>
+                <w:szCs w:val="28"/>
               </w:rPr>
             </w:pPr>
             <w:r>
               <w:rPr>
                 <w:i/>
                 <w:iCs/>
-                <w:sz w:val="24"/>
-                <w:szCs w:val="24"/>
+                <w:szCs w:val="28"/>
               </w:rPr>
               <w:t>10</w:t>
             </w:r>
@@ -8443,7 +8302,7 @@
         </w:tc>
         <w:tc>
           <w:tcPr>
-            <w:tcW w:w="1418" w:type="dxa"/>
+            <w:tcW w:w="1275" w:type="dxa"/>
             <w:vAlign w:val="center"/>
           </w:tcPr>
           <w:p>
@@ -8451,14 +8310,12 @@
               <w:spacing w:line="240" w:lineRule="auto"/>
               <w:ind w:firstLine="0"/>
               <w:rPr>
-                <w:sz w:val="24"/>
-                <w:szCs w:val="24"/>
-              </w:rPr>
-            </w:pPr>
-            <w:r>
-              <w:rPr>
-                <w:sz w:val="24"/>
-                <w:szCs w:val="24"/>
+                <w:szCs w:val="28"/>
+              </w:rPr>
+            </w:pPr>
+            <w:r>
+              <w:rPr>
+                <w:szCs w:val="28"/>
               </w:rPr>
               <w:t>2</w:t>
             </w:r>
@@ -8475,16 +8332,14 @@
               <w:rPr>
                 <w:i/>
                 <w:iCs/>
-                <w:sz w:val="24"/>
-                <w:szCs w:val="20"/>
+                <w:szCs w:val="28"/>
               </w:rPr>
             </w:pPr>
             <w:r>
               <w:rPr>
                 <w:i/>
                 <w:iCs/>
-                <w:sz w:val="24"/>
-                <w:szCs w:val="20"/>
+                <w:szCs w:val="28"/>
               </w:rPr>
               <w:t>11</w:t>
             </w:r>
@@ -8492,7 +8347,7 @@
         </w:tc>
         <w:tc>
           <w:tcPr>
-            <w:tcW w:w="1134" w:type="dxa"/>
+            <w:tcW w:w="1276" w:type="dxa"/>
           </w:tcPr>
           <w:p>
             <w:pPr>
@@ -8501,8 +8356,7 @@
               <w:rPr>
                 <w:i/>
                 <w:iCs/>
-                <w:sz w:val="24"/>
-                <w:szCs w:val="20"/>
+                <w:szCs w:val="28"/>
                 <w:lang w:val="en-US"/>
               </w:rPr>
             </w:pPr>
@@ -8510,8 +8364,7 @@
               <w:rPr>
                 <w:i/>
                 <w:iCs/>
-                <w:sz w:val="24"/>
-                <w:szCs w:val="20"/>
+                <w:szCs w:val="28"/>
               </w:rPr>
               <w:t>4</w:t>
             </w:r>
@@ -8519,8 +8372,7 @@
               <w:rPr>
                 <w:i/>
                 <w:iCs/>
-                <w:sz w:val="24"/>
-                <w:szCs w:val="20"/>
+                <w:szCs w:val="28"/>
                 <w:lang w:val="en-US"/>
               </w:rPr>
               <w:t>6</w:t>
@@ -8529,7 +8381,7 @@
         </w:tc>
         <w:tc>
           <w:tcPr>
-            <w:tcW w:w="2126" w:type="dxa"/>
+            <w:tcW w:w="1843" w:type="dxa"/>
           </w:tcPr>
           <w:p>
             <w:pPr>
@@ -8538,8 +8390,7 @@
               <w:rPr>
                 <w:i/>
                 <w:iCs/>
-                <w:sz w:val="24"/>
-                <w:szCs w:val="20"/>
+                <w:szCs w:val="28"/>
               </w:rPr>
             </w:pPr>
           </w:p>
@@ -8555,14 +8406,12 @@
               <w:spacing w:line="240" w:lineRule="auto"/>
               <w:ind w:firstLine="0"/>
               <w:rPr>
-                <w:sz w:val="24"/>
-                <w:szCs w:val="24"/>
-              </w:rPr>
-            </w:pPr>
-            <w:r>
-              <w:rPr>
-                <w:sz w:val="24"/>
-                <w:szCs w:val="24"/>
+                <w:szCs w:val="28"/>
+              </w:rPr>
+            </w:pPr>
+            <w:r>
+              <w:rPr>
+                <w:szCs w:val="28"/>
               </w:rPr>
               <w:t>311</w:t>
             </w:r>
@@ -8570,22 +8419,20 @@
         </w:tc>
         <w:tc>
           <w:tcPr>
-            <w:tcW w:w="1559" w:type="dxa"/>
-          </w:tcPr>
-          <w:p>
-            <w:pPr>
-              <w:spacing w:line="240" w:lineRule="auto"/>
-              <w:ind w:firstLine="0"/>
-              <w:rPr>
-                <w:sz w:val="24"/>
-                <w:szCs w:val="24"/>
+            <w:tcW w:w="1843" w:type="dxa"/>
+          </w:tcPr>
+          <w:p>
+            <w:pPr>
+              <w:spacing w:line="240" w:lineRule="auto"/>
+              <w:ind w:firstLine="0"/>
+              <w:rPr>
+                <w:szCs w:val="28"/>
                 <w:lang w:val="en-US"/>
               </w:rPr>
             </w:pPr>
             <w:r>
               <w:rPr>
-                <w:sz w:val="24"/>
-                <w:szCs w:val="24"/>
+                <w:szCs w:val="28"/>
                 <w:lang w:val="en-US"/>
               </w:rPr>
               <w:t>34,2</w:t>
@@ -8603,16 +8450,14 @@
               <w:rPr>
                 <w:i/>
                 <w:iCs/>
-                <w:sz w:val="24"/>
-                <w:szCs w:val="24"/>
+                <w:szCs w:val="28"/>
               </w:rPr>
             </w:pPr>
             <w:r>
               <w:rPr>
                 <w:i/>
                 <w:iCs/>
-                <w:sz w:val="24"/>
-                <w:szCs w:val="24"/>
+                <w:szCs w:val="28"/>
               </w:rPr>
               <w:t>6</w:t>
             </w:r>
@@ -8620,7 +8465,7 @@
         </w:tc>
         <w:tc>
           <w:tcPr>
-            <w:tcW w:w="1418" w:type="dxa"/>
+            <w:tcW w:w="1275" w:type="dxa"/>
             <w:vAlign w:val="center"/>
           </w:tcPr>
           <w:p>
@@ -8628,14 +8473,12 @@
               <w:spacing w:line="240" w:lineRule="auto"/>
               <w:ind w:firstLine="0"/>
               <w:rPr>
-                <w:sz w:val="24"/>
-                <w:szCs w:val="24"/>
-              </w:rPr>
-            </w:pPr>
-            <w:r>
-              <w:rPr>
-                <w:sz w:val="24"/>
-                <w:szCs w:val="24"/>
+                <w:szCs w:val="28"/>
+              </w:rPr>
+            </w:pPr>
+            <w:r>
+              <w:rPr>
+                <w:szCs w:val="28"/>
               </w:rPr>
               <w:t>1</w:t>
             </w:r>
@@ -8652,16 +8495,14 @@
               <w:rPr>
                 <w:i/>
                 <w:iCs/>
-                <w:sz w:val="24"/>
-                <w:szCs w:val="20"/>
+                <w:szCs w:val="28"/>
               </w:rPr>
             </w:pPr>
             <w:r>
               <w:rPr>
                 <w:i/>
                 <w:iCs/>
-                <w:sz w:val="24"/>
-                <w:szCs w:val="20"/>
+                <w:szCs w:val="28"/>
               </w:rPr>
               <w:t>7</w:t>
             </w:r>
@@ -8669,7 +8510,7 @@
         </w:tc>
         <w:tc>
           <w:tcPr>
-            <w:tcW w:w="1134" w:type="dxa"/>
+            <w:tcW w:w="1276" w:type="dxa"/>
           </w:tcPr>
           <w:p>
             <w:pPr>
@@ -8678,8 +8519,7 @@
               <w:rPr>
                 <w:i/>
                 <w:iCs/>
-                <w:sz w:val="24"/>
-                <w:szCs w:val="20"/>
+                <w:szCs w:val="28"/>
                 <w:lang w:val="en-US"/>
               </w:rPr>
             </w:pPr>
@@ -8687,8 +8527,7 @@
               <w:rPr>
                 <w:i/>
                 <w:iCs/>
-                <w:sz w:val="24"/>
-                <w:szCs w:val="20"/>
+                <w:szCs w:val="28"/>
                 <w:lang w:val="en-US"/>
               </w:rPr>
               <w:t>30</w:t>
@@ -8697,15 +8536,14 @@
         </w:tc>
         <w:tc>
           <w:tcPr>
-            <w:tcW w:w="2126" w:type="dxa"/>
-          </w:tcPr>
-          <w:p>
-            <w:pPr>
-              <w:spacing w:line="240" w:lineRule="auto"/>
-              <w:ind w:firstLine="0"/>
-              <w:rPr>
-                <w:sz w:val="24"/>
-                <w:szCs w:val="20"/>
+            <w:tcW w:w="1843" w:type="dxa"/>
+          </w:tcPr>
+          <w:p>
+            <w:pPr>
+              <w:spacing w:line="240" w:lineRule="auto"/>
+              <w:ind w:firstLine="0"/>
+              <w:rPr>
+                <w:szCs w:val="28"/>
                 <w:lang w:val="en-US"/>
               </w:rPr>
             </w:pPr>
@@ -8724,16 +8562,14 @@
               <w:rPr>
                 <w:b/>
                 <w:bCs/>
-                <w:sz w:val="24"/>
-                <w:szCs w:val="24"/>
+                <w:szCs w:val="28"/>
               </w:rPr>
             </w:pPr>
             <w:r>
               <w:rPr>
                 <w:b/>
                 <w:bCs/>
-                <w:sz w:val="24"/>
-                <w:szCs w:val="24"/>
+                <w:szCs w:val="28"/>
               </w:rPr>
               <w:t>312</w:t>
             </w:r>
@@ -8741,22 +8577,20 @@
         </w:tc>
         <w:tc>
           <w:tcPr>
-            <w:tcW w:w="1559" w:type="dxa"/>
-          </w:tcPr>
-          <w:p>
-            <w:pPr>
-              <w:spacing w:line="240" w:lineRule="auto"/>
-              <w:ind w:firstLine="0"/>
-              <w:rPr>
-                <w:sz w:val="24"/>
-                <w:szCs w:val="24"/>
+            <w:tcW w:w="1843" w:type="dxa"/>
+          </w:tcPr>
+          <w:p>
+            <w:pPr>
+              <w:spacing w:line="240" w:lineRule="auto"/>
+              <w:ind w:firstLine="0"/>
+              <w:rPr>
+                <w:szCs w:val="28"/>
                 <w:lang w:val="en-US"/>
               </w:rPr>
             </w:pPr>
             <w:r>
               <w:rPr>
-                <w:sz w:val="24"/>
-                <w:szCs w:val="24"/>
+                <w:szCs w:val="28"/>
                 <w:lang w:val="en-US"/>
               </w:rPr>
               <w:t>16,2</w:t>
@@ -8773,15 +8607,13 @@
               <w:ind w:firstLine="0"/>
               <w:rPr>
                 <w:color w:val="EE0000"/>
-                <w:sz w:val="24"/>
-                <w:szCs w:val="24"/>
+                <w:szCs w:val="28"/>
               </w:rPr>
             </w:pPr>
             <w:r>
               <w:rPr>
                 <w:color w:val="EE0000"/>
-                <w:sz w:val="24"/>
-                <w:szCs w:val="24"/>
+                <w:szCs w:val="28"/>
               </w:rPr>
               <w:t>?</w:t>
             </w:r>
@@ -8789,7 +8621,7 @@
         </w:tc>
         <w:tc>
           <w:tcPr>
-            <w:tcW w:w="1418" w:type="dxa"/>
+            <w:tcW w:w="1275" w:type="dxa"/>
             <w:vAlign w:val="center"/>
           </w:tcPr>
           <w:p>
@@ -8798,15 +8630,13 @@
               <w:ind w:firstLine="0"/>
               <w:rPr>
                 <w:color w:val="EE0000"/>
-                <w:sz w:val="24"/>
-                <w:szCs w:val="24"/>
+                <w:szCs w:val="28"/>
               </w:rPr>
             </w:pPr>
             <w:r>
               <w:rPr>
                 <w:color w:val="EE0000"/>
-                <w:sz w:val="24"/>
-                <w:szCs w:val="24"/>
+                <w:szCs w:val="28"/>
               </w:rPr>
               <w:t>1</w:t>
             </w:r>
@@ -8822,15 +8652,13 @@
               <w:ind w:firstLine="0"/>
               <w:rPr>
                 <w:color w:val="EE0000"/>
-                <w:sz w:val="24"/>
-                <w:szCs w:val="20"/>
+                <w:szCs w:val="28"/>
               </w:rPr>
             </w:pPr>
             <w:r>
               <w:rPr>
                 <w:color w:val="EE0000"/>
-                <w:sz w:val="24"/>
-                <w:szCs w:val="20"/>
+                <w:szCs w:val="28"/>
               </w:rPr>
               <w:t>?</w:t>
             </w:r>
@@ -8838,7 +8666,7 @@
         </w:tc>
         <w:tc>
           <w:tcPr>
-            <w:tcW w:w="1134" w:type="dxa"/>
+            <w:tcW w:w="1276" w:type="dxa"/>
           </w:tcPr>
           <w:p>
             <w:pPr>
@@ -8846,15 +8674,13 @@
               <w:ind w:firstLine="0"/>
               <w:rPr>
                 <w:color w:val="EE0000"/>
-                <w:sz w:val="24"/>
-                <w:szCs w:val="20"/>
+                <w:szCs w:val="28"/>
               </w:rPr>
             </w:pPr>
             <w:r>
               <w:rPr>
                 <w:color w:val="EE0000"/>
-                <w:sz w:val="24"/>
-                <w:szCs w:val="20"/>
+                <w:szCs w:val="28"/>
               </w:rPr>
               <w:t>?</w:t>
             </w:r>
@@ -8862,21 +8688,19 @@
         </w:tc>
         <w:tc>
           <w:tcPr>
-            <w:tcW w:w="2126" w:type="dxa"/>
-          </w:tcPr>
-          <w:p>
-            <w:pPr>
-              <w:spacing w:line="240" w:lineRule="auto"/>
-              <w:ind w:firstLine="0"/>
-              <w:rPr>
-                <w:sz w:val="24"/>
-                <w:szCs w:val="20"/>
-              </w:rPr>
-            </w:pPr>
-            <w:r>
-              <w:rPr>
-                <w:sz w:val="24"/>
-                <w:szCs w:val="20"/>
+            <w:tcW w:w="1843" w:type="dxa"/>
+          </w:tcPr>
+          <w:p>
+            <w:pPr>
+              <w:spacing w:line="240" w:lineRule="auto"/>
+              <w:ind w:firstLine="0"/>
+              <w:rPr>
+                <w:szCs w:val="28"/>
+              </w:rPr>
+            </w:pPr>
+            <w:r>
+              <w:rPr>
+                <w:szCs w:val="28"/>
               </w:rPr>
               <w:t>Аппаратная</w:t>
             </w:r>
@@ -8893,14 +8717,12 @@
               <w:spacing w:line="240" w:lineRule="auto"/>
               <w:ind w:firstLine="0"/>
               <w:rPr>
-                <w:sz w:val="24"/>
-                <w:szCs w:val="24"/>
-              </w:rPr>
-            </w:pPr>
-            <w:r>
-              <w:rPr>
-                <w:sz w:val="24"/>
-                <w:szCs w:val="24"/>
+                <w:szCs w:val="28"/>
+              </w:rPr>
+            </w:pPr>
+            <w:r>
+              <w:rPr>
+                <w:szCs w:val="28"/>
               </w:rPr>
               <w:t>313</w:t>
             </w:r>
@@ -8908,22 +8730,20 @@
         </w:tc>
         <w:tc>
           <w:tcPr>
-            <w:tcW w:w="1559" w:type="dxa"/>
-          </w:tcPr>
-          <w:p>
-            <w:pPr>
-              <w:spacing w:line="240" w:lineRule="auto"/>
-              <w:ind w:firstLine="0"/>
-              <w:rPr>
-                <w:sz w:val="24"/>
-                <w:szCs w:val="24"/>
+            <w:tcW w:w="1843" w:type="dxa"/>
+          </w:tcPr>
+          <w:p>
+            <w:pPr>
+              <w:spacing w:line="240" w:lineRule="auto"/>
+              <w:ind w:firstLine="0"/>
+              <w:rPr>
+                <w:szCs w:val="28"/>
                 <w:lang w:val="en-US"/>
               </w:rPr>
             </w:pPr>
             <w:r>
               <w:rPr>
-                <w:sz w:val="24"/>
-                <w:szCs w:val="24"/>
+                <w:szCs w:val="28"/>
                 <w:lang w:val="en-US"/>
               </w:rPr>
               <w:t>54,0</w:t>
@@ -8941,209 +8761,176 @@
               <w:rPr>
                 <w:i/>
                 <w:iCs/>
-                <w:sz w:val="24"/>
-                <w:szCs w:val="24"/>
+                <w:szCs w:val="28"/>
               </w:rPr>
             </w:pPr>
             <w:r>
               <w:rPr>
                 <w:i/>
                 <w:iCs/>
-                <w:sz w:val="24"/>
-                <w:szCs w:val="24"/>
-              </w:rPr>
-              <w:t>1</w:t>
-            </w:r>
-            <w:r>
+                <w:szCs w:val="28"/>
+              </w:rPr>
+              <w:t>10</w:t>
+            </w:r>
+          </w:p>
+        </w:tc>
+        <w:tc>
+          <w:tcPr>
+            <w:tcW w:w="1275" w:type="dxa"/>
+            <w:vAlign w:val="center"/>
+          </w:tcPr>
+          <w:p>
+            <w:pPr>
+              <w:spacing w:line="240" w:lineRule="auto"/>
+              <w:ind w:firstLine="0"/>
+              <w:rPr>
+                <w:szCs w:val="28"/>
+              </w:rPr>
+            </w:pPr>
+            <w:r>
+              <w:rPr>
+                <w:szCs w:val="28"/>
+              </w:rPr>
+              <w:t>2</w:t>
+            </w:r>
+          </w:p>
+        </w:tc>
+        <w:tc>
+          <w:tcPr>
+            <w:tcW w:w="1134" w:type="dxa"/>
+          </w:tcPr>
+          <w:p>
+            <w:pPr>
+              <w:spacing w:line="240" w:lineRule="auto"/>
+              <w:ind w:firstLine="0"/>
               <w:rPr>
                 <w:i/>
                 <w:iCs/>
-                <w:sz w:val="24"/>
-                <w:szCs w:val="24"/>
-              </w:rPr>
-              <w:t>0</w:t>
-            </w:r>
-          </w:p>
-        </w:tc>
-        <w:tc>
-          <w:tcPr>
-            <w:tcW w:w="1418" w:type="dxa"/>
-            <w:vAlign w:val="center"/>
-          </w:tcPr>
-          <w:p>
-            <w:pPr>
-              <w:spacing w:line="240" w:lineRule="auto"/>
-              <w:ind w:firstLine="0"/>
-              <w:rPr>
-                <w:sz w:val="24"/>
-                <w:szCs w:val="24"/>
-              </w:rPr>
-            </w:pPr>
-            <w:r>
-              <w:rPr>
-                <w:sz w:val="24"/>
-                <w:szCs w:val="24"/>
-              </w:rPr>
-              <w:t>2</w:t>
-            </w:r>
-          </w:p>
-        </w:tc>
-        <w:tc>
-          <w:tcPr>
-            <w:tcW w:w="1134" w:type="dxa"/>
-          </w:tcPr>
-          <w:p>
-            <w:pPr>
-              <w:spacing w:line="240" w:lineRule="auto"/>
-              <w:ind w:firstLine="0"/>
+                <w:szCs w:val="28"/>
+              </w:rPr>
+            </w:pPr>
+            <w:r>
               <w:rPr>
                 <w:i/>
                 <w:iCs/>
-                <w:sz w:val="24"/>
-                <w:szCs w:val="20"/>
-              </w:rPr>
-            </w:pPr>
-            <w:r>
+                <w:szCs w:val="28"/>
+              </w:rPr>
+              <w:t>11</w:t>
+            </w:r>
+          </w:p>
+        </w:tc>
+        <w:tc>
+          <w:tcPr>
+            <w:tcW w:w="1276" w:type="dxa"/>
+          </w:tcPr>
+          <w:p>
+            <w:pPr>
+              <w:spacing w:line="240" w:lineRule="auto"/>
+              <w:ind w:firstLine="0"/>
               <w:rPr>
                 <w:i/>
                 <w:iCs/>
-                <w:sz w:val="24"/>
-                <w:szCs w:val="20"/>
-              </w:rPr>
-              <w:t>11</w:t>
-            </w:r>
-          </w:p>
-        </w:tc>
-        <w:tc>
-          <w:tcPr>
-            <w:tcW w:w="1134" w:type="dxa"/>
-          </w:tcPr>
-          <w:p>
-            <w:pPr>
-              <w:spacing w:line="240" w:lineRule="auto"/>
-              <w:ind w:firstLine="0"/>
+                <w:szCs w:val="28"/>
+                <w:lang w:val="en-US"/>
+              </w:rPr>
+            </w:pPr>
+            <w:r>
               <w:rPr>
                 <w:i/>
                 <w:iCs/>
-                <w:sz w:val="24"/>
-                <w:szCs w:val="20"/>
+                <w:szCs w:val="28"/>
                 <w:lang w:val="en-US"/>
               </w:rPr>
-            </w:pPr>
-            <w:r>
+              <w:t>46</w:t>
+            </w:r>
+          </w:p>
+        </w:tc>
+        <w:tc>
+          <w:tcPr>
+            <w:tcW w:w="1843" w:type="dxa"/>
+          </w:tcPr>
+          <w:p>
+            <w:pPr>
+              <w:spacing w:line="240" w:lineRule="auto"/>
+              <w:ind w:firstLine="0"/>
+              <w:rPr>
+                <w:szCs w:val="28"/>
+                <w:lang w:val="en-US"/>
+              </w:rPr>
+            </w:pPr>
+          </w:p>
+        </w:tc>
+      </w:tr>
+      <w:tr>
+        <w:tc>
+          <w:tcPr>
+            <w:tcW w:w="704" w:type="dxa"/>
+          </w:tcPr>
+          <w:p>
+            <w:pPr>
+              <w:spacing w:line="240" w:lineRule="auto"/>
+              <w:ind w:firstLine="0"/>
+              <w:rPr>
+                <w:szCs w:val="28"/>
+              </w:rPr>
+            </w:pPr>
+            <w:r>
+              <w:rPr>
+                <w:szCs w:val="28"/>
+              </w:rPr>
+              <w:t>314</w:t>
+            </w:r>
+          </w:p>
+        </w:tc>
+        <w:tc>
+          <w:tcPr>
+            <w:tcW w:w="1843" w:type="dxa"/>
+          </w:tcPr>
+          <w:p>
+            <w:pPr>
+              <w:spacing w:line="240" w:lineRule="auto"/>
+              <w:ind w:firstLine="0"/>
+              <w:rPr>
+                <w:szCs w:val="28"/>
+                <w:lang w:val="en-US"/>
+              </w:rPr>
+            </w:pPr>
+            <w:r>
+              <w:rPr>
+                <w:szCs w:val="28"/>
+                <w:lang w:val="en-US"/>
+              </w:rPr>
+              <w:t>54,0</w:t>
+            </w:r>
+          </w:p>
+        </w:tc>
+        <w:tc>
+          <w:tcPr>
+            <w:tcW w:w="1276" w:type="dxa"/>
+          </w:tcPr>
+          <w:p>
+            <w:pPr>
+              <w:spacing w:line="240" w:lineRule="auto"/>
+              <w:ind w:firstLine="0"/>
               <w:rPr>
                 <w:i/>
                 <w:iCs/>
-                <w:sz w:val="24"/>
-                <w:szCs w:val="20"/>
-                <w:lang w:val="en-US"/>
-              </w:rPr>
-              <w:t>46</w:t>
-            </w:r>
-          </w:p>
-        </w:tc>
-        <w:tc>
-          <w:tcPr>
-            <w:tcW w:w="2126" w:type="dxa"/>
-          </w:tcPr>
-          <w:p>
-            <w:pPr>
-              <w:spacing w:line="240" w:lineRule="auto"/>
-              <w:ind w:firstLine="0"/>
-              <w:rPr>
-                <w:sz w:val="24"/>
-                <w:szCs w:val="20"/>
-                <w:lang w:val="en-US"/>
-              </w:rPr>
-            </w:pPr>
-          </w:p>
-        </w:tc>
-      </w:tr>
-      <w:tr>
-        <w:tc>
-          <w:tcPr>
-            <w:tcW w:w="704" w:type="dxa"/>
-          </w:tcPr>
-          <w:p>
-            <w:pPr>
-              <w:spacing w:line="240" w:lineRule="auto"/>
-              <w:ind w:firstLine="0"/>
-              <w:rPr>
-                <w:sz w:val="24"/>
-                <w:szCs w:val="24"/>
-              </w:rPr>
-            </w:pPr>
-            <w:r>
-              <w:rPr>
-                <w:sz w:val="24"/>
-                <w:szCs w:val="24"/>
-              </w:rPr>
-              <w:t>314</w:t>
-            </w:r>
-          </w:p>
-        </w:tc>
-        <w:tc>
-          <w:tcPr>
-            <w:tcW w:w="1559" w:type="dxa"/>
-          </w:tcPr>
-          <w:p>
-            <w:pPr>
-              <w:spacing w:line="240" w:lineRule="auto"/>
-              <w:ind w:firstLine="0"/>
-              <w:rPr>
-                <w:sz w:val="24"/>
-                <w:szCs w:val="24"/>
-                <w:lang w:val="en-US"/>
-              </w:rPr>
-            </w:pPr>
-            <w:r>
-              <w:rPr>
-                <w:sz w:val="24"/>
-                <w:szCs w:val="24"/>
-                <w:lang w:val="en-US"/>
-              </w:rPr>
-              <w:t>54,0</w:t>
-            </w:r>
-          </w:p>
-        </w:tc>
-        <w:tc>
-          <w:tcPr>
-            <w:tcW w:w="1276" w:type="dxa"/>
-          </w:tcPr>
-          <w:p>
-            <w:pPr>
-              <w:spacing w:line="240" w:lineRule="auto"/>
-              <w:ind w:firstLine="0"/>
+                <w:szCs w:val="28"/>
+              </w:rPr>
+            </w:pPr>
+            <w:r>
               <w:rPr>
                 <w:i/>
                 <w:iCs/>
-                <w:sz w:val="24"/>
-                <w:szCs w:val="24"/>
-              </w:rPr>
-            </w:pPr>
-            <w:r>
-              <w:rPr>
-                <w:i/>
-                <w:iCs/>
-                <w:sz w:val="24"/>
-                <w:szCs w:val="24"/>
-              </w:rPr>
-              <w:t>1</w:t>
-            </w:r>
-            <w:r>
-              <w:rPr>
-                <w:i/>
-                <w:iCs/>
-                <w:sz w:val="24"/>
-                <w:szCs w:val="24"/>
-              </w:rPr>
-              <w:t>0</w:t>
-            </w:r>
-          </w:p>
-        </w:tc>
-        <w:tc>
-          <w:tcPr>
-            <w:tcW w:w="1418" w:type="dxa"/>
+                <w:szCs w:val="28"/>
+              </w:rPr>
+              <w:t>10</w:t>
+            </w:r>
+          </w:p>
+        </w:tc>
+        <w:tc>
+          <w:tcPr>
+            <w:tcW w:w="1275" w:type="dxa"/>
             <w:vAlign w:val="center"/>
           </w:tcPr>
           <w:p>
@@ -9151,14 +8938,12 @@
               <w:spacing w:line="240" w:lineRule="auto"/>
               <w:ind w:firstLine="0"/>
               <w:rPr>
-                <w:sz w:val="24"/>
-                <w:szCs w:val="24"/>
-              </w:rPr>
-            </w:pPr>
-            <w:r>
-              <w:rPr>
-                <w:sz w:val="24"/>
-                <w:szCs w:val="24"/>
+                <w:szCs w:val="28"/>
+              </w:rPr>
+            </w:pPr>
+            <w:r>
+              <w:rPr>
+                <w:szCs w:val="28"/>
               </w:rPr>
               <w:t>2</w:t>
             </w:r>
@@ -9178,16 +8963,14 @@
               <w:rPr>
                 <w:i/>
                 <w:iCs/>
-                <w:sz w:val="24"/>
-                <w:szCs w:val="20"/>
+                <w:szCs w:val="28"/>
               </w:rPr>
             </w:pPr>
             <w:r>
               <w:rPr>
                 <w:i/>
                 <w:iCs/>
-                <w:sz w:val="24"/>
-                <w:szCs w:val="20"/>
+                <w:szCs w:val="28"/>
               </w:rPr>
               <w:t>11</w:t>
             </w:r>
@@ -9195,7 +8978,7 @@
         </w:tc>
         <w:tc>
           <w:tcPr>
-            <w:tcW w:w="1134" w:type="dxa"/>
+            <w:tcW w:w="1276" w:type="dxa"/>
           </w:tcPr>
           <w:p>
             <w:pPr>
@@ -9204,8 +8987,7 @@
               <w:rPr>
                 <w:i/>
                 <w:iCs/>
-                <w:sz w:val="24"/>
-                <w:szCs w:val="20"/>
+                <w:szCs w:val="28"/>
                 <w:lang w:val="en-US"/>
               </w:rPr>
             </w:pPr>
@@ -9213,8 +8995,7 @@
               <w:rPr>
                 <w:i/>
                 <w:iCs/>
-                <w:sz w:val="24"/>
-                <w:szCs w:val="20"/>
+                <w:szCs w:val="28"/>
                 <w:lang w:val="en-US"/>
               </w:rPr>
               <w:t>46</w:t>
@@ -9223,15 +9004,14 @@
         </w:tc>
         <w:tc>
           <w:tcPr>
-            <w:tcW w:w="2126" w:type="dxa"/>
-          </w:tcPr>
-          <w:p>
-            <w:pPr>
-              <w:spacing w:line="240" w:lineRule="auto"/>
-              <w:ind w:firstLine="0"/>
-              <w:rPr>
-                <w:sz w:val="24"/>
-                <w:szCs w:val="20"/>
+            <w:tcW w:w="1843" w:type="dxa"/>
+          </w:tcPr>
+          <w:p>
+            <w:pPr>
+              <w:spacing w:line="240" w:lineRule="auto"/>
+              <w:ind w:firstLine="0"/>
+              <w:rPr>
+                <w:szCs w:val="28"/>
                 <w:lang w:val="en-US"/>
               </w:rPr>
             </w:pPr>
@@ -9248,53 +9028,41 @@
               <w:spacing w:line="240" w:lineRule="auto"/>
               <w:ind w:firstLine="0"/>
               <w:rPr>
-                <w:sz w:val="24"/>
-                <w:szCs w:val="24"/>
-              </w:rPr>
-            </w:pPr>
-            <w:r>
-              <w:rPr>
-                <w:sz w:val="24"/>
-                <w:szCs w:val="24"/>
-              </w:rPr>
-              <w:t>Итого:</w:t>
-            </w:r>
-          </w:p>
-        </w:tc>
-        <w:tc>
-          <w:tcPr>
-            <w:tcW w:w="1559" w:type="dxa"/>
-          </w:tcPr>
-          <w:p>
-            <w:pPr>
-              <w:spacing w:line="240" w:lineRule="auto"/>
-              <w:ind w:firstLine="0"/>
-              <w:rPr>
-                <w:sz w:val="24"/>
-                <w:szCs w:val="24"/>
+                <w:szCs w:val="28"/>
+              </w:rPr>
+            </w:pPr>
+          </w:p>
+        </w:tc>
+        <w:tc>
+          <w:tcPr>
+            <w:tcW w:w="1843" w:type="dxa"/>
+          </w:tcPr>
+          <w:p>
+            <w:pPr>
+              <w:spacing w:line="240" w:lineRule="auto"/>
+              <w:ind w:firstLine="0"/>
+              <w:rPr>
+                <w:szCs w:val="28"/>
                 <w:lang w:val="en-US"/>
               </w:rPr>
             </w:pPr>
             <w:r>
               <w:rPr>
-                <w:sz w:val="24"/>
-                <w:szCs w:val="24"/>
+                <w:szCs w:val="28"/>
                 <w:lang w:val="en-US"/>
               </w:rPr>
               <w:fldChar w:fldCharType="begin"/>
             </w:r>
             <w:r>
               <w:rPr>
-                <w:sz w:val="24"/>
-                <w:szCs w:val="24"/>
+                <w:szCs w:val="28"/>
                 <w:lang w:val="en-US"/>
               </w:rPr>
               <w:instrText xml:space="preserve"> =SUM(B2:B15) </w:instrText>
             </w:r>
             <w:r>
               <w:rPr>
-                <w:sz w:val="24"/>
-                <w:szCs w:val="24"/>
+                <w:szCs w:val="28"/>
                 <w:lang w:val="en-US"/>
               </w:rPr>
               <w:fldChar w:fldCharType="separate"/>
@@ -9302,16 +9070,14 @@
             <w:r>
               <w:rPr>
                 <w:noProof/>
-                <w:sz w:val="24"/>
-                <w:szCs w:val="24"/>
+                <w:szCs w:val="28"/>
                 <w:lang w:val="en-US"/>
               </w:rPr>
               <w:t>492</w:t>
             </w:r>
             <w:r>
               <w:rPr>
-                <w:sz w:val="24"/>
-                <w:szCs w:val="24"/>
+                <w:szCs w:val="28"/>
                 <w:lang w:val="en-US"/>
               </w:rPr>
               <w:fldChar w:fldCharType="end"/>
@@ -9329,16 +9095,14 @@
               <w:rPr>
                 <w:i/>
                 <w:iCs/>
-                <w:sz w:val="24"/>
-                <w:szCs w:val="24"/>
+                <w:szCs w:val="28"/>
               </w:rPr>
             </w:pPr>
             <w:r>
               <w:rPr>
                 <w:i/>
                 <w:iCs/>
-                <w:sz w:val="24"/>
-                <w:szCs w:val="24"/>
+                <w:szCs w:val="28"/>
               </w:rPr>
               <w:fldChar w:fldCharType="begin"/>
             </w:r>
@@ -9346,8 +9110,7 @@
               <w:rPr>
                 <w:i/>
                 <w:iCs/>
-                <w:sz w:val="24"/>
-                <w:szCs w:val="24"/>
+                <w:szCs w:val="28"/>
               </w:rPr>
               <w:instrText xml:space="preserve"> =SUM(C2:C15) </w:instrText>
             </w:r>
@@ -9355,8 +9118,7 @@
               <w:rPr>
                 <w:i/>
                 <w:iCs/>
-                <w:sz w:val="24"/>
-                <w:szCs w:val="24"/>
+                <w:szCs w:val="28"/>
               </w:rPr>
               <w:fldChar w:fldCharType="separate"/>
             </w:r>
@@ -9365,8 +9127,7 @@
                 <w:i/>
                 <w:iCs/>
                 <w:noProof/>
-                <w:sz w:val="24"/>
-                <w:szCs w:val="24"/>
+                <w:szCs w:val="28"/>
               </w:rPr>
               <w:t>90</w:t>
             </w:r>
@@ -9374,8 +9135,7 @@
               <w:rPr>
                 <w:i/>
                 <w:iCs/>
-                <w:sz w:val="24"/>
-                <w:szCs w:val="24"/>
+                <w:szCs w:val="28"/>
               </w:rPr>
               <w:fldChar w:fldCharType="end"/>
             </w:r>
@@ -9383,50 +9143,44 @@
         </w:tc>
         <w:tc>
           <w:tcPr>
-            <w:tcW w:w="1418" w:type="dxa"/>
-          </w:tcPr>
-          <w:p>
-            <w:pPr>
-              <w:spacing w:line="240" w:lineRule="auto"/>
-              <w:ind w:firstLine="0"/>
-              <w:rPr>
-                <w:sz w:val="24"/>
-                <w:szCs w:val="24"/>
-              </w:rPr>
-            </w:pPr>
-            <w:r>
-              <w:rPr>
-                <w:sz w:val="24"/>
-                <w:szCs w:val="24"/>
+            <w:tcW w:w="1275" w:type="dxa"/>
+          </w:tcPr>
+          <w:p>
+            <w:pPr>
+              <w:spacing w:line="240" w:lineRule="auto"/>
+              <w:ind w:firstLine="0"/>
+              <w:rPr>
+                <w:szCs w:val="28"/>
+              </w:rPr>
+            </w:pPr>
+            <w:r>
+              <w:rPr>
+                <w:szCs w:val="28"/>
               </w:rPr>
               <w:fldChar w:fldCharType="begin"/>
             </w:r>
             <w:r>
               <w:rPr>
-                <w:sz w:val="24"/>
-                <w:szCs w:val="24"/>
+                <w:szCs w:val="28"/>
               </w:rPr>
               <w:instrText xml:space="preserve"> =SUM(D2:D15) </w:instrText>
             </w:r>
             <w:r>
               <w:rPr>
-                <w:sz w:val="24"/>
-                <w:szCs w:val="24"/>
+                <w:szCs w:val="28"/>
               </w:rPr>
               <w:fldChar w:fldCharType="separate"/>
             </w:r>
             <w:r>
               <w:rPr>
                 <w:noProof/>
-                <w:sz w:val="24"/>
-                <w:szCs w:val="24"/>
+                <w:szCs w:val="28"/>
               </w:rPr>
               <w:t>18</w:t>
             </w:r>
             <w:r>
               <w:rPr>
-                <w:sz w:val="24"/>
-                <w:szCs w:val="24"/>
+                <w:szCs w:val="28"/>
               </w:rPr>
               <w:fldChar w:fldCharType="end"/>
             </w:r>
@@ -9446,16 +9200,14 @@
               <w:rPr>
                 <w:i/>
                 <w:iCs/>
-                <w:sz w:val="24"/>
-                <w:szCs w:val="20"/>
+                <w:szCs w:val="28"/>
               </w:rPr>
             </w:pPr>
             <w:r>
               <w:rPr>
                 <w:i/>
                 <w:iCs/>
-                <w:sz w:val="24"/>
-                <w:szCs w:val="20"/>
+                <w:szCs w:val="28"/>
               </w:rPr>
               <w:fldChar w:fldCharType="begin"/>
             </w:r>
@@ -9463,8 +9215,7 @@
               <w:rPr>
                 <w:i/>
                 <w:iCs/>
-                <w:sz w:val="24"/>
-                <w:szCs w:val="20"/>
+                <w:szCs w:val="28"/>
               </w:rPr>
               <w:instrText xml:space="preserve"> =SUM(E2:E15) </w:instrText>
             </w:r>
@@ -9472,8 +9223,7 @@
               <w:rPr>
                 <w:i/>
                 <w:iCs/>
-                <w:sz w:val="24"/>
-                <w:szCs w:val="20"/>
+                <w:szCs w:val="28"/>
               </w:rPr>
               <w:fldChar w:fldCharType="separate"/>
             </w:r>
@@ -9482,8 +9232,7 @@
                 <w:i/>
                 <w:iCs/>
                 <w:noProof/>
-                <w:sz w:val="24"/>
-                <w:szCs w:val="20"/>
+                <w:szCs w:val="28"/>
               </w:rPr>
               <w:t>94</w:t>
             </w:r>
@@ -9491,8 +9240,7 @@
               <w:rPr>
                 <w:i/>
                 <w:iCs/>
-                <w:sz w:val="24"/>
-                <w:szCs w:val="20"/>
+                <w:szCs w:val="28"/>
               </w:rPr>
               <w:fldChar w:fldCharType="end"/>
             </w:r>
@@ -9500,7 +9248,7 @@
         </w:tc>
         <w:tc>
           <w:tcPr>
-            <w:tcW w:w="1134" w:type="dxa"/>
+            <w:tcW w:w="1276" w:type="dxa"/>
           </w:tcPr>
           <w:p>
             <w:pPr>
@@ -9509,8 +9257,7 @@
               <w:rPr>
                 <w:i/>
                 <w:iCs/>
-                <w:sz w:val="24"/>
-                <w:szCs w:val="20"/>
+                <w:szCs w:val="28"/>
                 <w:lang w:val="en-US"/>
               </w:rPr>
             </w:pPr>
@@ -9518,8 +9265,7 @@
               <w:rPr>
                 <w:i/>
                 <w:iCs/>
-                <w:sz w:val="24"/>
-                <w:szCs w:val="20"/>
+                <w:szCs w:val="28"/>
               </w:rPr>
               <w:fldChar w:fldCharType="begin"/>
             </w:r>
@@ -9527,8 +9273,7 @@
               <w:rPr>
                 <w:i/>
                 <w:iCs/>
-                <w:sz w:val="24"/>
-                <w:szCs w:val="20"/>
+                <w:szCs w:val="28"/>
               </w:rPr>
               <w:instrText xml:space="preserve"> =SUM(F2:F15) </w:instrText>
             </w:r>
@@ -9536,8 +9281,7 @@
               <w:rPr>
                 <w:i/>
                 <w:iCs/>
-                <w:sz w:val="24"/>
-                <w:szCs w:val="20"/>
+                <w:szCs w:val="28"/>
               </w:rPr>
               <w:fldChar w:fldCharType="separate"/>
             </w:r>
@@ -9546,8 +9290,7 @@
                 <w:i/>
                 <w:iCs/>
                 <w:noProof/>
-                <w:sz w:val="24"/>
-                <w:szCs w:val="20"/>
+                <w:szCs w:val="28"/>
               </w:rPr>
               <w:t>429</w:t>
             </w:r>
@@ -9555,8 +9298,7 @@
               <w:rPr>
                 <w:i/>
                 <w:iCs/>
-                <w:sz w:val="24"/>
-                <w:szCs w:val="20"/>
+                <w:szCs w:val="28"/>
               </w:rPr>
               <w:fldChar w:fldCharType="end"/>
             </w:r>
@@ -9564,15 +9306,14 @@
         </w:tc>
         <w:tc>
           <w:tcPr>
-            <w:tcW w:w="2126" w:type="dxa"/>
-          </w:tcPr>
-          <w:p>
-            <w:pPr>
-              <w:spacing w:line="240" w:lineRule="auto"/>
-              <w:ind w:firstLine="0"/>
-              <w:rPr>
-                <w:sz w:val="24"/>
-                <w:szCs w:val="20"/>
+            <w:tcW w:w="1843" w:type="dxa"/>
+          </w:tcPr>
+          <w:p>
+            <w:pPr>
+              <w:spacing w:line="240" w:lineRule="auto"/>
+              <w:ind w:firstLine="0"/>
+              <w:rPr>
+                <w:szCs w:val="28"/>
               </w:rPr>
             </w:pPr>
           </w:p>
@@ -9678,6 +9419,11 @@
     </w:p>
     <w:p/>
     <w:p>
+      <w:pPr>
+        <w:rPr>
+          <w:lang w:val="en-US"/>
+        </w:rPr>
+      </w:pPr>
       <w:r>
         <w:t xml:space="preserve">В проектируемой сети имеется </w:t>
       </w:r>
@@ -9712,7 +9458,7 @@
         <w:t>2 внешних сервера</w:t>
       </w:r>
       <w:r>
-        <w:t xml:space="preserve">, подключаемых через аппаратную комнату. </w:t>
+        <w:t>, подключаемых через аппаратную комнату.</w:t>
       </w:r>
     </w:p>
     <w:p>
@@ -9935,7 +9681,10 @@
         <w:rPr>
           <w:lang w:val="en-US"/>
         </w:rPr>
-        <w:t>L</w:t>
+        <w:t>SW</w:t>
+      </w:r>
+      <w:r>
+        <w:t xml:space="preserve"> </w:t>
       </w:r>
       <w:r>
         <w:t>2)</w:t>
@@ -9950,7 +9699,10 @@
         <w:rPr>
           <w:lang w:val="en-US"/>
         </w:rPr>
-        <w:t>L</w:t>
+        <w:t>SW</w:t>
+      </w:r>
+      <w:r>
+        <w:t xml:space="preserve"> </w:t>
       </w:r>
       <w:r>
         <w:t>3)</w:t>
@@ -10654,6 +10406,15 @@
     </w:p>
     <w:p>
       <w:r>
+        <w:t>Р</w:t>
+      </w:r>
+      <w:r>
+        <w:t>езервирование каналов реализуется через дублирование магистральных соединений между коммутаторами.</w:t>
+      </w:r>
+      <w:r>
+        <w:t xml:space="preserve"> </w:t>
+      </w:r>
+      <w:r>
         <w:t>В случае возникновения неисправности сеть будет динамически перестроена с учётом зарезервированных каналов передачи данных.</w:t>
       </w:r>
     </w:p>
@@ -10685,13 +10446,2304 @@
     <w:p/>
     <w:p/>
     <w:p>
-      <w:pPr>
-        <w:pStyle w:val="2"/>
-      </w:pPr>
+      <w:r>
+        <w:t>Основное телекоммуникационное оборудование в сети – коммутаторы, на которых она построена. Рабочие группы объединяются коммутаторами уровня доступа (</w:t>
+      </w:r>
+      <w:r>
+        <w:rPr>
+          <w:lang w:val="en-US"/>
+        </w:rPr>
+        <w:t>SW</w:t>
+      </w:r>
+      <w:r>
+        <w:t xml:space="preserve"> 2), </w:t>
+      </w:r>
+      <w:r>
+        <w:t>а трафик между ними управляется маршрутизирующим коммутатором (</w:t>
+      </w:r>
+      <w:r>
+        <w:rPr>
+          <w:lang w:val="en-US"/>
+        </w:rPr>
+        <w:t>SW</w:t>
+      </w:r>
+      <w:r>
+        <w:t xml:space="preserve"> 3).</w:t>
+      </w:r>
+      <w:r>
+        <w:t xml:space="preserve"> Для подключения к Интернету служит роутер.</w:t>
+      </w:r>
     </w:p>
     <w:p>
+      <w:r>
+        <w:t xml:space="preserve">Для </w:t>
+      </w:r>
+      <w:r>
+        <w:rPr>
+          <w:b/>
+          <w:bCs/>
+        </w:rPr>
+        <w:t>коммутации</w:t>
+      </w:r>
+      <w:r>
+        <w:rPr>
+          <w:b/>
+          <w:bCs/>
+        </w:rPr>
+        <w:t xml:space="preserve"> </w:t>
+      </w:r>
+      <w:r>
+        <w:rPr>
+          <w:b/>
+          <w:bCs/>
+        </w:rPr>
+        <w:t xml:space="preserve">на </w:t>
+      </w:r>
+      <w:r>
+        <w:rPr>
+          <w:b/>
+          <w:bCs/>
+        </w:rPr>
+        <w:t>уровн</w:t>
+      </w:r>
+      <w:r>
+        <w:rPr>
+          <w:b/>
+          <w:bCs/>
+        </w:rPr>
+        <w:t>е</w:t>
+      </w:r>
+      <w:r>
+        <w:rPr>
+          <w:b/>
+          <w:bCs/>
+        </w:rPr>
+        <w:t xml:space="preserve"> доступа (SW</w:t>
+      </w:r>
+      <w:r>
+        <w:rPr>
+          <w:b/>
+          <w:bCs/>
+        </w:rPr>
+        <w:t xml:space="preserve"> </w:t>
+      </w:r>
+      <w:r>
+        <w:rPr>
+          <w:b/>
+          <w:bCs/>
+        </w:rPr>
+        <w:t>2)</w:t>
+      </w:r>
+      <w:r>
+        <w:t xml:space="preserve"> </w:t>
+      </w:r>
+      <w:r>
+        <w:t>использова</w:t>
+      </w:r>
+      <w:r>
+        <w:t>ны</w:t>
+      </w:r>
+      <w:r>
+        <w:t xml:space="preserve"> классические</w:t>
+      </w:r>
+      <w:r>
+        <w:t xml:space="preserve"> коммутаторы </w:t>
+      </w:r>
+      <w:r>
+        <w:rPr>
+          <w:color w:val="EE0000"/>
+        </w:rPr>
+        <w:t>Cisco Catalyst 2960</w:t>
+      </w:r>
+      <w:r>
+        <w:rPr>
+          <w:color w:val="EE0000"/>
+        </w:rPr>
+        <w:t>-24</w:t>
+      </w:r>
+      <w:r>
+        <w:rPr>
+          <w:color w:val="EE0000"/>
+          <w:lang w:val="en-US"/>
+        </w:rPr>
+        <w:t>TT</w:t>
+      </w:r>
+      <w:r>
+        <w:rPr>
+          <w:color w:val="EE0000"/>
+        </w:rPr>
+        <w:t xml:space="preserve"> </w:t>
+      </w:r>
+      <w:r>
+        <w:t>(таблица 3</w:t>
+      </w:r>
+      <w:r>
+        <w:t>.</w:t>
+      </w:r>
+      <w:r>
+        <w:t>1)</w:t>
+      </w:r>
+      <w:r>
+        <w:t>.</w:t>
+      </w:r>
+      <w:r>
+        <w:rPr>
+          <w:color w:val="EE0000"/>
+        </w:rPr>
+        <w:t xml:space="preserve"> </w:t>
+      </w:r>
+      <w:r>
+        <w:t>Они</w:t>
+      </w:r>
+      <w:r>
+        <w:t xml:space="preserve"> обеспечивают базовую коммутацию кадров, поддерживают технологию VLAN, а также имеют </w:t>
+      </w:r>
+      <w:r>
+        <w:t xml:space="preserve">24 порта Fast Ethernet </w:t>
+      </w:r>
+      <w:r>
+        <w:t>для подключения всех пользователей</w:t>
+      </w:r>
+      <w:r>
+        <w:t xml:space="preserve"> рабочей группы</w:t>
+      </w:r>
+      <w:r>
+        <w:t xml:space="preserve">. Наличие портов Gigabit </w:t>
+      </w:r>
+      <w:r>
+        <w:rPr>
+          <w:lang w:val="en-US"/>
+        </w:rPr>
+        <w:t>Ethernet</w:t>
+      </w:r>
+      <w:r>
+        <w:t xml:space="preserve"> позволяет </w:t>
+      </w:r>
+      <w:r>
+        <w:t xml:space="preserve">передавать трафик </w:t>
+      </w:r>
+      <w:r>
+        <w:t xml:space="preserve">на другие устройства </w:t>
+      </w:r>
+      <w:r>
+        <w:t>с большой пропускной способностью</w:t>
+      </w:r>
+      <w:r>
+        <w:t>.</w:t>
+      </w:r>
+    </w:p>
+    <w:p/>
+    <w:p>
+      <w:r>
+        <w:t xml:space="preserve">Таблица 3.1 </w:t>
+      </w:r>
+      <w:r>
+        <w:sym w:font="Symbol" w:char="F02D"/>
+      </w:r>
+      <w:r>
+        <w:t xml:space="preserve"> </w:t>
+      </w:r>
+      <w:r>
+        <w:t>Технические характеристики коммутатора доступа</w:t>
+      </w:r>
+    </w:p>
+    <w:tbl>
+      <w:tblPr>
+        <w:tblStyle w:val="af0"/>
+        <w:tblW w:w="0" w:type="auto"/>
+        <w:tblLook w:val="04A0" w:firstRow="1" w:lastRow="0" w:firstColumn="1" w:lastColumn="0" w:noHBand="0" w:noVBand="1"/>
+      </w:tblPr>
+      <w:tblGrid>
+        <w:gridCol w:w="4673"/>
+        <w:gridCol w:w="4672"/>
+      </w:tblGrid>
+      <w:tr>
+        <w:tc>
+          <w:tcPr>
+            <w:tcW w:w="4673" w:type="dxa"/>
+          </w:tcPr>
+          <w:p>
+            <w:pPr>
+              <w:spacing w:line="240" w:lineRule="auto"/>
+              <w:ind w:firstLine="0"/>
+              <w:jc w:val="center"/>
+              <w:rPr>
+                <w:b/>
+                <w:bCs/>
+                <w:szCs w:val="28"/>
+              </w:rPr>
+            </w:pPr>
+            <w:r>
+              <w:rPr>
+                <w:b/>
+                <w:bCs/>
+                <w:szCs w:val="28"/>
+              </w:rPr>
+              <w:t>Параметры</w:t>
+            </w:r>
+          </w:p>
+        </w:tc>
+        <w:tc>
+          <w:tcPr>
+            <w:tcW w:w="4672" w:type="dxa"/>
+          </w:tcPr>
+          <w:p>
+            <w:pPr>
+              <w:spacing w:line="240" w:lineRule="auto"/>
+              <w:ind w:firstLine="0"/>
+              <w:jc w:val="center"/>
+              <w:rPr>
+                <w:b/>
+                <w:bCs/>
+                <w:szCs w:val="28"/>
+              </w:rPr>
+            </w:pPr>
+            <w:r>
+              <w:rPr>
+                <w:b/>
+                <w:bCs/>
+                <w:szCs w:val="28"/>
+              </w:rPr>
+              <w:t>Значение</w:t>
+            </w:r>
+          </w:p>
+        </w:tc>
+      </w:tr>
+      <w:tr>
+        <w:tc>
+          <w:tcPr>
+            <w:tcW w:w="4673" w:type="dxa"/>
+            <w:vAlign w:val="center"/>
+          </w:tcPr>
+          <w:p>
+            <w:pPr>
+              <w:spacing w:line="240" w:lineRule="auto"/>
+              <w:ind w:firstLine="0"/>
+              <w:jc w:val="left"/>
+              <w:rPr>
+                <w:szCs w:val="28"/>
+              </w:rPr>
+            </w:pPr>
+            <w:r>
+              <w:rPr>
+                <w:szCs w:val="28"/>
+              </w:rPr>
+              <w:t xml:space="preserve">Тип сети </w:t>
+            </w:r>
+          </w:p>
+        </w:tc>
+        <w:tc>
+          <w:tcPr>
+            <w:tcW w:w="4672" w:type="dxa"/>
+            <w:vAlign w:val="center"/>
+          </w:tcPr>
+          <w:p>
+            <w:pPr>
+              <w:spacing w:line="240" w:lineRule="auto"/>
+              <w:ind w:firstLine="0"/>
+              <w:jc w:val="left"/>
+              <w:rPr>
+                <w:szCs w:val="28"/>
+              </w:rPr>
+            </w:pPr>
+            <w:r>
+              <w:rPr>
+                <w:szCs w:val="28"/>
+                <w:lang w:val="en-US"/>
+              </w:rPr>
+              <w:t>Fast</w:t>
+            </w:r>
+            <w:r>
+              <w:rPr>
+                <w:szCs w:val="28"/>
+                <w:lang w:val="en-US"/>
+              </w:rPr>
+              <w:t xml:space="preserve"> </w:t>
+            </w:r>
+            <w:r>
+              <w:rPr>
+                <w:szCs w:val="28"/>
+                <w:lang w:val="en-US"/>
+              </w:rPr>
+              <w:t>Ethernet</w:t>
+            </w:r>
+            <w:r>
+              <w:rPr>
+                <w:szCs w:val="28"/>
+              </w:rPr>
+              <w:t xml:space="preserve">, </w:t>
+            </w:r>
+            <w:r>
+              <w:rPr>
+                <w:szCs w:val="28"/>
+              </w:rPr>
+              <w:t>Gigabit Ethernet</w:t>
+            </w:r>
+          </w:p>
+        </w:tc>
+      </w:tr>
+      <w:tr>
+        <w:tc>
+          <w:tcPr>
+            <w:tcW w:w="4673" w:type="dxa"/>
+            <w:vAlign w:val="center"/>
+          </w:tcPr>
+          <w:p>
+            <w:pPr>
+              <w:spacing w:line="240" w:lineRule="auto"/>
+              <w:ind w:firstLine="0"/>
+              <w:jc w:val="left"/>
+              <w:rPr>
+                <w:szCs w:val="28"/>
+              </w:rPr>
+            </w:pPr>
+            <w:r>
+              <w:rPr>
+                <w:szCs w:val="28"/>
+              </w:rPr>
+              <w:t xml:space="preserve">Количество базовых портов </w:t>
+            </w:r>
+          </w:p>
+        </w:tc>
+        <w:tc>
+          <w:tcPr>
+            <w:tcW w:w="4672" w:type="dxa"/>
+            <w:vAlign w:val="center"/>
+          </w:tcPr>
+          <w:p>
+            <w:pPr>
+              <w:spacing w:line="240" w:lineRule="auto"/>
+              <w:ind w:firstLine="0"/>
+              <w:jc w:val="left"/>
+              <w:rPr>
+                <w:szCs w:val="28"/>
+              </w:rPr>
+            </w:pPr>
+            <w:r>
+              <w:rPr>
+                <w:szCs w:val="28"/>
+              </w:rPr>
+              <w:t>24</w:t>
+            </w:r>
+            <w:r>
+              <w:rPr>
+                <w:szCs w:val="28"/>
+                <w:lang w:val="en-US"/>
+              </w:rPr>
+              <w:t xml:space="preserve"> </w:t>
+            </w:r>
+            <w:r>
+              <w:rPr>
+                <w:szCs w:val="28"/>
+                <w:lang w:val="en-US"/>
+              </w:rPr>
+              <w:t>Ethernet 10/100</w:t>
+            </w:r>
+          </w:p>
+        </w:tc>
+      </w:tr>
+      <w:tr>
+        <w:tc>
+          <w:tcPr>
+            <w:tcW w:w="4673" w:type="dxa"/>
+            <w:vAlign w:val="center"/>
+          </w:tcPr>
+          <w:p>
+            <w:pPr>
+              <w:spacing w:line="240" w:lineRule="auto"/>
+              <w:ind w:firstLine="0"/>
+              <w:jc w:val="left"/>
+              <w:rPr>
+                <w:szCs w:val="28"/>
+              </w:rPr>
+            </w:pPr>
+            <w:r>
+              <w:rPr>
+                <w:szCs w:val="28"/>
+              </w:rPr>
+              <w:t xml:space="preserve">Буфер памяти (на один порт) </w:t>
+            </w:r>
+          </w:p>
+        </w:tc>
+        <w:tc>
+          <w:tcPr>
+            <w:tcW w:w="4672" w:type="dxa"/>
+            <w:vAlign w:val="center"/>
+          </w:tcPr>
+          <w:p>
+            <w:pPr>
+              <w:spacing w:line="240" w:lineRule="auto"/>
+              <w:ind w:firstLine="0"/>
+              <w:jc w:val="left"/>
+              <w:rPr>
+                <w:szCs w:val="28"/>
+              </w:rPr>
+            </w:pPr>
+            <w:r>
+              <w:rPr>
+                <w:color w:val="EE0000"/>
+                <w:szCs w:val="28"/>
+              </w:rPr>
+              <w:t xml:space="preserve">16 </w:t>
+            </w:r>
+            <w:r>
+              <w:rPr>
+                <w:color w:val="EE0000"/>
+                <w:szCs w:val="28"/>
+              </w:rPr>
+              <w:t>МБ</w:t>
+            </w:r>
+            <w:r>
+              <w:rPr>
+                <w:color w:val="EE0000"/>
+                <w:szCs w:val="28"/>
+              </w:rPr>
+              <w:t xml:space="preserve"> DRAM</w:t>
+            </w:r>
+            <w:r>
+              <w:rPr>
+                <w:color w:val="EE0000"/>
+                <w:szCs w:val="28"/>
+              </w:rPr>
+              <w:t xml:space="preserve"> (общая память)</w:t>
+            </w:r>
+          </w:p>
+        </w:tc>
+      </w:tr>
+      <w:tr>
+        <w:tc>
+          <w:tcPr>
+            <w:tcW w:w="4673" w:type="dxa"/>
+            <w:vAlign w:val="center"/>
+          </w:tcPr>
+          <w:p>
+            <w:pPr>
+              <w:spacing w:line="240" w:lineRule="auto"/>
+              <w:ind w:firstLine="0"/>
+              <w:jc w:val="left"/>
+              <w:rPr>
+                <w:szCs w:val="28"/>
+              </w:rPr>
+            </w:pPr>
+            <w:r>
+              <w:rPr>
+                <w:szCs w:val="28"/>
+              </w:rPr>
+              <w:t xml:space="preserve">Скорость передачи по UPLINK </w:t>
+            </w:r>
+          </w:p>
+        </w:tc>
+        <w:tc>
+          <w:tcPr>
+            <w:tcW w:w="4672" w:type="dxa"/>
+            <w:vAlign w:val="center"/>
+          </w:tcPr>
+          <w:p>
+            <w:pPr>
+              <w:spacing w:line="240" w:lineRule="auto"/>
+              <w:ind w:firstLine="0"/>
+              <w:jc w:val="left"/>
+              <w:rPr>
+                <w:sz w:val="24"/>
+                <w:lang w:val="en-US"/>
+              </w:rPr>
+            </w:pPr>
+            <w:r>
+              <w:rPr>
+                <w:lang w:val="en-US"/>
+              </w:rPr>
+              <w:t xml:space="preserve">10/100/1000 </w:t>
+            </w:r>
+            <w:r>
+              <w:rPr>
+                <w:szCs w:val="28"/>
+              </w:rPr>
+              <w:t>Мбит</w:t>
+            </w:r>
+            <w:r>
+              <w:rPr>
+                <w:szCs w:val="28"/>
+                <w:lang w:val="en-US"/>
+              </w:rPr>
+              <w:t>/</w:t>
+            </w:r>
+            <w:r>
+              <w:rPr>
+                <w:szCs w:val="28"/>
+              </w:rPr>
+              <w:t>с</w:t>
+            </w:r>
+            <w:r>
+              <w:rPr>
+                <w:szCs w:val="28"/>
+              </w:rPr>
+              <w:t xml:space="preserve"> (</w:t>
+            </w:r>
+            <w:r>
+              <w:rPr>
+                <w:szCs w:val="28"/>
+                <w:lang w:val="en-US"/>
+              </w:rPr>
+              <w:t>x2)</w:t>
+            </w:r>
+          </w:p>
+        </w:tc>
+      </w:tr>
+      <w:tr>
+        <w:tc>
+          <w:tcPr>
+            <w:tcW w:w="4673" w:type="dxa"/>
+            <w:vAlign w:val="center"/>
+          </w:tcPr>
+          <w:p>
+            <w:pPr>
+              <w:spacing w:line="240" w:lineRule="auto"/>
+              <w:ind w:firstLine="0"/>
+              <w:jc w:val="left"/>
+              <w:rPr>
+                <w:szCs w:val="28"/>
+              </w:rPr>
+            </w:pPr>
+            <w:r>
+              <w:rPr>
+                <w:szCs w:val="28"/>
+              </w:rPr>
+              <w:t>Размер таблицы MAC адресов (L2)</w:t>
+            </w:r>
+          </w:p>
+        </w:tc>
+        <w:tc>
+          <w:tcPr>
+            <w:tcW w:w="4672" w:type="dxa"/>
+            <w:vAlign w:val="center"/>
+          </w:tcPr>
+          <w:p>
+            <w:pPr>
+              <w:spacing w:line="240" w:lineRule="auto"/>
+              <w:ind w:firstLine="0"/>
+              <w:jc w:val="left"/>
+              <w:rPr>
+                <w:szCs w:val="28"/>
+              </w:rPr>
+            </w:pPr>
+            <w:r>
+              <w:rPr>
+                <w:szCs w:val="28"/>
+              </w:rPr>
+              <w:t>до 8000 записей</w:t>
+            </w:r>
+          </w:p>
+        </w:tc>
+      </w:tr>
+      <w:tr>
+        <w:tc>
+          <w:tcPr>
+            <w:tcW w:w="4673" w:type="dxa"/>
+            <w:vAlign w:val="center"/>
+          </w:tcPr>
+          <w:p>
+            <w:pPr>
+              <w:spacing w:line="240" w:lineRule="auto"/>
+              <w:ind w:firstLine="0"/>
+              <w:jc w:val="left"/>
+              <w:rPr>
+                <w:szCs w:val="28"/>
+                <w:lang w:val="en-US"/>
+              </w:rPr>
+            </w:pPr>
+            <w:r>
+              <w:rPr>
+                <w:szCs w:val="28"/>
+              </w:rPr>
+              <w:t>Методы коммутации</w:t>
+            </w:r>
+          </w:p>
+        </w:tc>
+        <w:tc>
+          <w:tcPr>
+            <w:tcW w:w="4672" w:type="dxa"/>
+            <w:vAlign w:val="center"/>
+          </w:tcPr>
+          <w:p>
+            <w:pPr>
+              <w:spacing w:line="240" w:lineRule="auto"/>
+              <w:ind w:firstLine="0"/>
+              <w:jc w:val="left"/>
+              <w:rPr>
+                <w:szCs w:val="28"/>
+                <w:lang w:val="en-US"/>
+              </w:rPr>
+            </w:pPr>
+            <w:r>
+              <w:rPr>
+                <w:szCs w:val="28"/>
+                <w:lang w:val="en-US"/>
+              </w:rPr>
+              <w:t>s</w:t>
+            </w:r>
+            <w:r>
+              <w:rPr>
+                <w:szCs w:val="28"/>
+                <w:lang w:val="en-US"/>
+              </w:rPr>
+              <w:t>tore-and-</w:t>
+            </w:r>
+            <w:r>
+              <w:rPr>
+                <w:szCs w:val="28"/>
+                <w:lang w:val="en-US"/>
+              </w:rPr>
+              <w:t>f</w:t>
+            </w:r>
+            <w:r>
+              <w:rPr>
+                <w:szCs w:val="28"/>
+                <w:lang w:val="en-US"/>
+              </w:rPr>
+              <w:t>orward</w:t>
+            </w:r>
+          </w:p>
+        </w:tc>
+      </w:tr>
+      <w:tr>
+        <w:tc>
+          <w:tcPr>
+            <w:tcW w:w="4673" w:type="dxa"/>
+            <w:vAlign w:val="center"/>
+          </w:tcPr>
+          <w:p>
+            <w:pPr>
+              <w:pStyle w:val="Default"/>
+              <w:rPr>
+                <w:sz w:val="28"/>
+                <w:szCs w:val="28"/>
+              </w:rPr>
+            </w:pPr>
+            <w:r>
+              <w:rPr>
+                <w:sz w:val="28"/>
+                <w:szCs w:val="28"/>
+              </w:rPr>
+              <w:t xml:space="preserve">Протоколы удаленного управления </w:t>
+            </w:r>
+          </w:p>
+        </w:tc>
+        <w:tc>
+          <w:tcPr>
+            <w:tcW w:w="4672" w:type="dxa"/>
+            <w:vAlign w:val="center"/>
+          </w:tcPr>
+          <w:p>
+            <w:pPr>
+              <w:spacing w:line="240" w:lineRule="auto"/>
+              <w:ind w:firstLine="0"/>
+              <w:jc w:val="left"/>
+              <w:rPr>
+                <w:szCs w:val="28"/>
+                <w:lang w:val="en-US"/>
+              </w:rPr>
+            </w:pPr>
+            <w:r>
+              <w:rPr>
+                <w:szCs w:val="28"/>
+                <w:lang w:val="en-US"/>
+              </w:rPr>
+              <w:t>Telnet, SSH, SNMP, RMON</w:t>
+            </w:r>
+          </w:p>
+        </w:tc>
+      </w:tr>
+      <w:tr>
+        <w:tc>
+          <w:tcPr>
+            <w:tcW w:w="4673" w:type="dxa"/>
+            <w:vAlign w:val="center"/>
+          </w:tcPr>
+          <w:p>
+            <w:pPr>
+              <w:spacing w:line="240" w:lineRule="auto"/>
+              <w:ind w:firstLine="0"/>
+              <w:jc w:val="left"/>
+              <w:rPr>
+                <w:szCs w:val="28"/>
+              </w:rPr>
+            </w:pPr>
+            <w:r>
+              <w:rPr>
+                <w:szCs w:val="28"/>
+              </w:rPr>
+              <w:t>Пропускная</w:t>
+            </w:r>
+            <w:r>
+              <w:rPr>
+                <w:szCs w:val="28"/>
+                <w:lang w:val="en-US"/>
+              </w:rPr>
+              <w:t xml:space="preserve"> </w:t>
+            </w:r>
+            <w:r>
+              <w:rPr>
+                <w:szCs w:val="28"/>
+              </w:rPr>
+              <w:t>способность</w:t>
+            </w:r>
+          </w:p>
+        </w:tc>
+        <w:tc>
+          <w:tcPr>
+            <w:tcW w:w="4672" w:type="dxa"/>
+            <w:vAlign w:val="center"/>
+          </w:tcPr>
+          <w:p>
+            <w:pPr>
+              <w:spacing w:line="240" w:lineRule="auto"/>
+              <w:ind w:firstLine="0"/>
+              <w:jc w:val="left"/>
+              <w:rPr>
+                <w:szCs w:val="28"/>
+              </w:rPr>
+            </w:pPr>
+            <w:r>
+              <w:rPr>
+                <w:szCs w:val="28"/>
+              </w:rPr>
+              <w:t>16 Гбит/с</w:t>
+            </w:r>
+          </w:p>
+        </w:tc>
+      </w:tr>
+      <w:tr>
+        <w:tc>
+          <w:tcPr>
+            <w:tcW w:w="4673" w:type="dxa"/>
+            <w:vAlign w:val="center"/>
+          </w:tcPr>
+          <w:p>
+            <w:pPr>
+              <w:spacing w:line="240" w:lineRule="auto"/>
+              <w:ind w:firstLine="0"/>
+              <w:jc w:val="left"/>
+              <w:rPr>
+                <w:szCs w:val="28"/>
+              </w:rPr>
+            </w:pPr>
+            <w:r>
+              <w:rPr>
+                <w:szCs w:val="28"/>
+              </w:rPr>
+              <w:t>Среда</w:t>
+            </w:r>
+            <w:r>
+              <w:rPr>
+                <w:szCs w:val="28"/>
+                <w:lang w:val="en-US"/>
+              </w:rPr>
+              <w:t xml:space="preserve"> </w:t>
+            </w:r>
+            <w:r>
+              <w:rPr>
+                <w:szCs w:val="28"/>
+              </w:rPr>
+              <w:t>передачи</w:t>
+            </w:r>
+          </w:p>
+        </w:tc>
+        <w:tc>
+          <w:tcPr>
+            <w:tcW w:w="4672" w:type="dxa"/>
+            <w:vAlign w:val="center"/>
+          </w:tcPr>
+          <w:p>
+            <w:pPr>
+              <w:spacing w:line="240" w:lineRule="auto"/>
+              <w:ind w:firstLine="0"/>
+              <w:jc w:val="left"/>
+              <w:rPr>
+                <w:szCs w:val="28"/>
+                <w:lang w:val="en-US"/>
+              </w:rPr>
+            </w:pPr>
+            <w:r>
+              <w:rPr>
+                <w:szCs w:val="28"/>
+              </w:rPr>
+              <w:t>Витая пара (</w:t>
+            </w:r>
+            <w:r>
+              <w:rPr>
+                <w:szCs w:val="28"/>
+                <w:lang w:val="en-US"/>
+              </w:rPr>
+              <w:t>UTP</w:t>
+            </w:r>
+            <w:r>
+              <w:rPr>
+                <w:szCs w:val="28"/>
+              </w:rPr>
+              <w:t>/</w:t>
+            </w:r>
+            <w:r>
+              <w:rPr>
+                <w:szCs w:val="28"/>
+                <w:lang w:val="en-US"/>
+              </w:rPr>
+              <w:t>STP</w:t>
+            </w:r>
+            <w:r>
+              <w:rPr>
+                <w:szCs w:val="28"/>
+              </w:rPr>
+              <w:t>)</w:t>
+            </w:r>
+          </w:p>
+        </w:tc>
+      </w:tr>
+      <w:tr>
+        <w:tc>
+          <w:tcPr>
+            <w:tcW w:w="4673" w:type="dxa"/>
+            <w:vAlign w:val="center"/>
+          </w:tcPr>
+          <w:p>
+            <w:pPr>
+              <w:spacing w:line="240" w:lineRule="auto"/>
+              <w:ind w:firstLine="0"/>
+              <w:jc w:val="left"/>
+              <w:rPr>
+                <w:szCs w:val="28"/>
+              </w:rPr>
+            </w:pPr>
+            <w:r>
+              <w:rPr>
+                <w:szCs w:val="28"/>
+              </w:rPr>
+              <w:t>Интерфейсы</w:t>
+            </w:r>
+          </w:p>
+        </w:tc>
+        <w:tc>
+          <w:tcPr>
+            <w:tcW w:w="4672" w:type="dxa"/>
+            <w:vAlign w:val="center"/>
+          </w:tcPr>
+          <w:p>
+            <w:pPr>
+              <w:spacing w:line="240" w:lineRule="auto"/>
+              <w:ind w:firstLine="0"/>
+              <w:jc w:val="left"/>
+              <w:rPr>
+                <w:szCs w:val="28"/>
+                <w:lang w:val="en-US"/>
+              </w:rPr>
+            </w:pPr>
+            <w:r>
+              <w:rPr>
+                <w:szCs w:val="28"/>
+              </w:rPr>
+              <w:t>Консольный</w:t>
+            </w:r>
+            <w:r>
+              <w:rPr>
+                <w:szCs w:val="28"/>
+                <w:lang w:val="en-US"/>
+              </w:rPr>
+              <w:t xml:space="preserve"> </w:t>
+            </w:r>
+            <w:r>
+              <w:rPr>
+                <w:szCs w:val="28"/>
+              </w:rPr>
+              <w:t>порт</w:t>
+            </w:r>
+            <w:r>
+              <w:rPr>
+                <w:szCs w:val="28"/>
+                <w:lang w:val="en-US"/>
+              </w:rPr>
+              <w:t xml:space="preserve"> </w:t>
+            </w:r>
+            <w:r>
+              <w:rPr>
+                <w:szCs w:val="28"/>
+                <w:lang w:val="en-US"/>
+              </w:rPr>
+              <w:t>RJ</w:t>
+            </w:r>
+            <w:r>
+              <w:rPr>
+                <w:szCs w:val="28"/>
+                <w:lang w:val="en-US"/>
+              </w:rPr>
+              <w:t xml:space="preserve">-45, 24 </w:t>
+            </w:r>
+            <w:r>
+              <w:rPr>
+                <w:szCs w:val="28"/>
+                <w:lang w:val="en-US"/>
+              </w:rPr>
+              <w:t>Fast</w:t>
+            </w:r>
+            <w:r>
+              <w:rPr>
+                <w:szCs w:val="28"/>
+                <w:lang w:val="en-US"/>
+              </w:rPr>
+              <w:t xml:space="preserve"> </w:t>
+            </w:r>
+            <w:r>
+              <w:rPr>
+                <w:szCs w:val="28"/>
+                <w:lang w:val="en-US"/>
+              </w:rPr>
+              <w:t>Ethernet</w:t>
+            </w:r>
+            <w:r>
+              <w:rPr>
+                <w:szCs w:val="28"/>
+                <w:lang w:val="en-US"/>
+              </w:rPr>
+              <w:t xml:space="preserve">, 2 </w:t>
+            </w:r>
+            <w:r>
+              <w:rPr>
+                <w:szCs w:val="28"/>
+                <w:lang w:val="en-US"/>
+              </w:rPr>
+              <w:t>Giga</w:t>
+            </w:r>
+            <w:r>
+              <w:rPr>
+                <w:szCs w:val="28"/>
+                <w:lang w:val="en-US"/>
+              </w:rPr>
+              <w:t>bit Ethernet</w:t>
+            </w:r>
+            <w:r>
+              <w:rPr>
+                <w:szCs w:val="28"/>
+                <w:lang w:val="en-US"/>
+              </w:rPr>
+              <w:t xml:space="preserve"> </w:t>
+            </w:r>
+            <w:r>
+              <w:rPr>
+                <w:szCs w:val="28"/>
+                <w:lang w:val="en-US"/>
+              </w:rPr>
+              <w:t>uplink</w:t>
+            </w:r>
+          </w:p>
+        </w:tc>
+      </w:tr>
+      <w:tr>
+        <w:tc>
+          <w:tcPr>
+            <w:tcW w:w="4673" w:type="dxa"/>
+            <w:vAlign w:val="center"/>
+          </w:tcPr>
+          <w:p>
+            <w:pPr>
+              <w:spacing w:line="240" w:lineRule="auto"/>
+              <w:ind w:firstLine="0"/>
+              <w:jc w:val="left"/>
+              <w:rPr>
+                <w:szCs w:val="28"/>
+              </w:rPr>
+            </w:pPr>
+            <w:r>
+              <w:rPr>
+                <w:szCs w:val="28"/>
+              </w:rPr>
+              <w:t>Электропитание</w:t>
+            </w:r>
+          </w:p>
+        </w:tc>
+        <w:tc>
+          <w:tcPr>
+            <w:tcW w:w="4672" w:type="dxa"/>
+            <w:vAlign w:val="center"/>
+          </w:tcPr>
+          <w:p>
+            <w:pPr>
+              <w:spacing w:line="240" w:lineRule="auto"/>
+              <w:ind w:firstLine="0"/>
+              <w:jc w:val="left"/>
+              <w:rPr>
+                <w:szCs w:val="28"/>
+              </w:rPr>
+            </w:pPr>
+            <w:r>
+              <w:rPr>
+                <w:szCs w:val="28"/>
+              </w:rPr>
+              <w:t xml:space="preserve">Встроенный блок питания </w:t>
+            </w:r>
+            <w:r>
+              <w:rPr>
+                <w:szCs w:val="28"/>
+                <w:lang w:val="en-US"/>
+              </w:rPr>
+              <w:t>AC</w:t>
+            </w:r>
+            <w:r>
+              <w:rPr>
+                <w:szCs w:val="28"/>
+              </w:rPr>
+              <w:t>, поддержка внешнего резервного питания (</w:t>
+            </w:r>
+            <w:r>
+              <w:rPr>
+                <w:szCs w:val="28"/>
+                <w:lang w:val="en-US"/>
+              </w:rPr>
+              <w:t>RPS</w:t>
+            </w:r>
+            <w:r>
+              <w:rPr>
+                <w:szCs w:val="28"/>
+              </w:rPr>
+              <w:t>)</w:t>
+            </w:r>
+          </w:p>
+        </w:tc>
+      </w:tr>
+      <w:tr>
+        <w:tc>
+          <w:tcPr>
+            <w:tcW w:w="4673" w:type="dxa"/>
+            <w:vAlign w:val="center"/>
+          </w:tcPr>
+          <w:p>
+            <w:pPr>
+              <w:spacing w:line="240" w:lineRule="auto"/>
+              <w:ind w:firstLine="0"/>
+              <w:jc w:val="left"/>
+              <w:rPr>
+                <w:szCs w:val="28"/>
+              </w:rPr>
+            </w:pPr>
+            <w:r>
+              <w:rPr>
+                <w:szCs w:val="28"/>
+              </w:rPr>
+              <w:t>Габариты, Вес</w:t>
+            </w:r>
+          </w:p>
+        </w:tc>
+        <w:tc>
+          <w:tcPr>
+            <w:tcW w:w="4672" w:type="dxa"/>
+            <w:vAlign w:val="center"/>
+          </w:tcPr>
+          <w:p>
+            <w:pPr>
+              <w:spacing w:line="240" w:lineRule="auto"/>
+              <w:ind w:firstLine="0"/>
+              <w:jc w:val="left"/>
+              <w:rPr>
+                <w:szCs w:val="28"/>
+              </w:rPr>
+            </w:pPr>
+            <w:r>
+              <w:rPr>
+                <w:szCs w:val="28"/>
+              </w:rPr>
+              <w:t xml:space="preserve">4.4 </w:t>
+            </w:r>
+            <w:r>
+              <w:rPr>
+                <w:szCs w:val="28"/>
+                <w:lang w:val="en-US"/>
+              </w:rPr>
+              <w:t>*</w:t>
+            </w:r>
+            <w:r>
+              <w:rPr>
+                <w:szCs w:val="28"/>
+              </w:rPr>
+              <w:t xml:space="preserve"> 44.5 </w:t>
+            </w:r>
+            <w:r>
+              <w:rPr>
+                <w:szCs w:val="28"/>
+                <w:lang w:val="en-US"/>
+              </w:rPr>
+              <w:t>*</w:t>
+            </w:r>
+            <w:r>
+              <w:rPr>
+                <w:szCs w:val="28"/>
+              </w:rPr>
+              <w:t xml:space="preserve"> 23.6 см</w:t>
+            </w:r>
+            <w:r>
+              <w:rPr>
+                <w:szCs w:val="28"/>
+              </w:rPr>
+              <w:t>.</w:t>
+            </w:r>
+            <w:r>
+              <w:rPr>
+                <w:szCs w:val="28"/>
+              </w:rPr>
+              <w:t>, 8.15 кг.</w:t>
+            </w:r>
+          </w:p>
+        </w:tc>
+      </w:tr>
+    </w:tbl>
+    <w:p>
       <w:pPr>
         <w:ind w:firstLine="0"/>
+        <w:rPr>
+          <w:lang w:val="en-US"/>
+        </w:rPr>
+      </w:pPr>
+    </w:p>
+    <w:p>
+      <w:r>
+        <w:rPr>
+          <w:b/>
+          <w:bCs/>
+        </w:rPr>
+        <w:lastRenderedPageBreak/>
+        <w:t>На уровне распределения</w:t>
+      </w:r>
+      <w:r>
+        <w:rPr>
+          <w:b/>
+          <w:bCs/>
+        </w:rPr>
+        <w:t xml:space="preserve"> (</w:t>
+      </w:r>
+      <w:r>
+        <w:rPr>
+          <w:b/>
+          <w:bCs/>
+          <w:lang w:val="en-US"/>
+        </w:rPr>
+        <w:t>SW</w:t>
+      </w:r>
+      <w:r>
+        <w:rPr>
+          <w:b/>
+          <w:bCs/>
+        </w:rPr>
+        <w:t xml:space="preserve"> 3)</w:t>
+      </w:r>
+      <w:r>
+        <w:t xml:space="preserve"> </w:t>
+      </w:r>
+      <w:r>
+        <w:t>использован</w:t>
+      </w:r>
+      <w:r>
+        <w:t xml:space="preserve"> маршрутизирующий коммутатор </w:t>
+      </w:r>
+      <w:r>
+        <w:rPr>
+          <w:color w:val="EE0000"/>
+        </w:rPr>
+        <w:t>Cisco Catalyst 3560</w:t>
+      </w:r>
+      <w:r>
+        <w:t xml:space="preserve"> </w:t>
+      </w:r>
+      <w:r>
+        <w:t xml:space="preserve">модели </w:t>
+      </w:r>
+      <w:r>
+        <w:rPr>
+          <w:color w:val="EE0000"/>
+        </w:rPr>
+        <w:t>WS-C3560-24PS</w:t>
+      </w:r>
+      <w:r>
+        <w:rPr>
+          <w:color w:val="EE0000"/>
+        </w:rPr>
+        <w:t xml:space="preserve"> </w:t>
+      </w:r>
+      <w:r>
+        <w:t>(таблица 3.2)</w:t>
+      </w:r>
+      <w:r>
+        <w:t xml:space="preserve">. </w:t>
+      </w:r>
+      <w:r>
+        <w:t xml:space="preserve">В отличие от </w:t>
+      </w:r>
+      <w:r>
+        <w:rPr>
+          <w:lang w:val="en-US"/>
+        </w:rPr>
+        <w:t>SW</w:t>
+      </w:r>
+      <w:r>
+        <w:t xml:space="preserve"> </w:t>
+      </w:r>
+      <w:r>
+        <w:t>2</w:t>
+      </w:r>
+      <w:r>
+        <w:t xml:space="preserve"> </w:t>
+      </w:r>
+      <w:r>
+        <w:t xml:space="preserve">он </w:t>
+      </w:r>
+      <w:r>
+        <w:t>поддерживает маршрутизацию между VLAN</w:t>
+      </w:r>
+      <w:r>
+        <w:t>, что необходимо в данной сети для передачи пакетов между разными рабочими группами</w:t>
+      </w:r>
+      <w:r>
+        <w:t>. Catalyst 3560 обеспечивает высокую производительность при маршрутизации внутри локальной сети, что делает его оптимальным решением для распределительного уровня.</w:t>
+      </w:r>
+      <w:r>
+        <w:t xml:space="preserve"> Также поддерживает</w:t>
+      </w:r>
+      <w:r>
+        <w:t xml:space="preserve"> Gigabit Ethernet и возможност</w:t>
+      </w:r>
+      <w:r>
+        <w:t>ь</w:t>
+      </w:r>
+      <w:r>
+        <w:t xml:space="preserve"> работы с современными протоколами</w:t>
+      </w:r>
+      <w:r>
+        <w:t>.</w:t>
+      </w:r>
+    </w:p>
+    <w:p/>
+    <w:p>
+      <w:r>
+        <w:t>Таблица 3.</w:t>
+      </w:r>
+      <w:r>
+        <w:t>2</w:t>
+      </w:r>
+      <w:r>
+        <w:t xml:space="preserve"> </w:t>
+      </w:r>
+      <w:r>
+        <w:sym w:font="Symbol" w:char="F02D"/>
+      </w:r>
+      <w:r>
+        <w:t xml:space="preserve"> </w:t>
+      </w:r>
+      <w:r>
+        <w:t xml:space="preserve">Технические характеристики коммутатора </w:t>
+      </w:r>
+      <w:r>
+        <w:rPr>
+          <w:lang w:val="en-US"/>
+        </w:rPr>
+        <w:t>SW</w:t>
+      </w:r>
+      <w:r>
+        <w:t xml:space="preserve"> 3</w:t>
+      </w:r>
+    </w:p>
+    <w:tbl>
+      <w:tblPr>
+        <w:tblStyle w:val="af0"/>
+        <w:tblW w:w="0" w:type="auto"/>
+        <w:tblLook w:val="04A0" w:firstRow="1" w:lastRow="0" w:firstColumn="1" w:lastColumn="0" w:noHBand="0" w:noVBand="1"/>
+      </w:tblPr>
+      <w:tblGrid>
+        <w:gridCol w:w="4673"/>
+        <w:gridCol w:w="4672"/>
+      </w:tblGrid>
+      <w:tr>
+        <w:tc>
+          <w:tcPr>
+            <w:tcW w:w="4673" w:type="dxa"/>
+          </w:tcPr>
+          <w:p>
+            <w:pPr>
+              <w:spacing w:line="240" w:lineRule="auto"/>
+              <w:ind w:firstLine="0"/>
+              <w:jc w:val="center"/>
+              <w:rPr>
+                <w:b/>
+                <w:bCs/>
+                <w:szCs w:val="28"/>
+              </w:rPr>
+            </w:pPr>
+            <w:r>
+              <w:rPr>
+                <w:b/>
+                <w:bCs/>
+                <w:szCs w:val="28"/>
+              </w:rPr>
+              <w:t>Параметры</w:t>
+            </w:r>
+          </w:p>
+        </w:tc>
+        <w:tc>
+          <w:tcPr>
+            <w:tcW w:w="4672" w:type="dxa"/>
+          </w:tcPr>
+          <w:p>
+            <w:pPr>
+              <w:spacing w:line="240" w:lineRule="auto"/>
+              <w:ind w:firstLine="0"/>
+              <w:jc w:val="center"/>
+              <w:rPr>
+                <w:b/>
+                <w:bCs/>
+                <w:szCs w:val="28"/>
+              </w:rPr>
+            </w:pPr>
+            <w:r>
+              <w:rPr>
+                <w:b/>
+                <w:bCs/>
+                <w:szCs w:val="28"/>
+              </w:rPr>
+              <w:t>Значение</w:t>
+            </w:r>
+          </w:p>
+        </w:tc>
+      </w:tr>
+      <w:tr>
+        <w:tc>
+          <w:tcPr>
+            <w:tcW w:w="4673" w:type="dxa"/>
+            <w:vAlign w:val="center"/>
+          </w:tcPr>
+          <w:p>
+            <w:pPr>
+              <w:spacing w:line="240" w:lineRule="auto"/>
+              <w:ind w:firstLine="0"/>
+              <w:jc w:val="left"/>
+              <w:rPr>
+                <w:szCs w:val="28"/>
+              </w:rPr>
+            </w:pPr>
+            <w:r>
+              <w:rPr>
+                <w:szCs w:val="28"/>
+              </w:rPr>
+              <w:t xml:space="preserve">Тип сети </w:t>
+            </w:r>
+          </w:p>
+        </w:tc>
+        <w:tc>
+          <w:tcPr>
+            <w:tcW w:w="4672" w:type="dxa"/>
+            <w:vAlign w:val="center"/>
+          </w:tcPr>
+          <w:p>
+            <w:pPr>
+              <w:spacing w:line="240" w:lineRule="auto"/>
+              <w:ind w:firstLine="0"/>
+              <w:jc w:val="left"/>
+              <w:rPr>
+                <w:szCs w:val="28"/>
+              </w:rPr>
+            </w:pPr>
+            <w:r>
+              <w:rPr>
+                <w:szCs w:val="28"/>
+                <w:lang w:val="en-US"/>
+              </w:rPr>
+              <w:t>Fast</w:t>
+            </w:r>
+            <w:r>
+              <w:rPr>
+                <w:szCs w:val="28"/>
+                <w:lang w:val="en-US"/>
+              </w:rPr>
+              <w:t xml:space="preserve"> </w:t>
+            </w:r>
+            <w:r>
+              <w:rPr>
+                <w:szCs w:val="28"/>
+                <w:lang w:val="en-US"/>
+              </w:rPr>
+              <w:t>Ethernet</w:t>
+            </w:r>
+            <w:r>
+              <w:rPr>
+                <w:szCs w:val="28"/>
+              </w:rPr>
+              <w:t xml:space="preserve">, </w:t>
+            </w:r>
+            <w:r>
+              <w:rPr>
+                <w:szCs w:val="28"/>
+              </w:rPr>
+              <w:t>Gigabit Ethernet</w:t>
+            </w:r>
+          </w:p>
+        </w:tc>
+      </w:tr>
+      <w:tr>
+        <w:tc>
+          <w:tcPr>
+            <w:tcW w:w="4673" w:type="dxa"/>
+            <w:vAlign w:val="center"/>
+          </w:tcPr>
+          <w:p>
+            <w:pPr>
+              <w:spacing w:line="240" w:lineRule="auto"/>
+              <w:ind w:firstLine="0"/>
+              <w:jc w:val="left"/>
+              <w:rPr>
+                <w:szCs w:val="28"/>
+              </w:rPr>
+            </w:pPr>
+            <w:r>
+              <w:rPr>
+                <w:szCs w:val="28"/>
+              </w:rPr>
+              <w:t xml:space="preserve">Количество базовых портов </w:t>
+            </w:r>
+          </w:p>
+        </w:tc>
+        <w:tc>
+          <w:tcPr>
+            <w:tcW w:w="4672" w:type="dxa"/>
+            <w:vAlign w:val="center"/>
+          </w:tcPr>
+          <w:p>
+            <w:pPr>
+              <w:spacing w:line="240" w:lineRule="auto"/>
+              <w:ind w:firstLine="0"/>
+              <w:jc w:val="left"/>
+              <w:rPr>
+                <w:szCs w:val="28"/>
+              </w:rPr>
+            </w:pPr>
+            <w:r>
+              <w:rPr>
+                <w:szCs w:val="28"/>
+              </w:rPr>
+              <w:t>24</w:t>
+            </w:r>
+            <w:r>
+              <w:rPr>
+                <w:szCs w:val="28"/>
+                <w:lang w:val="en-US"/>
+              </w:rPr>
+              <w:t xml:space="preserve"> </w:t>
+            </w:r>
+            <w:r>
+              <w:rPr>
+                <w:szCs w:val="28"/>
+                <w:lang w:val="en-US"/>
+              </w:rPr>
+              <w:t>Ethernet 10/100</w:t>
+            </w:r>
+          </w:p>
+        </w:tc>
+      </w:tr>
+      <w:tr>
+        <w:tc>
+          <w:tcPr>
+            <w:tcW w:w="4673" w:type="dxa"/>
+            <w:vAlign w:val="center"/>
+          </w:tcPr>
+          <w:p>
+            <w:pPr>
+              <w:spacing w:line="240" w:lineRule="auto"/>
+              <w:ind w:firstLine="0"/>
+              <w:jc w:val="left"/>
+              <w:rPr>
+                <w:szCs w:val="28"/>
+              </w:rPr>
+            </w:pPr>
+            <w:r>
+              <w:rPr>
+                <w:szCs w:val="28"/>
+              </w:rPr>
+              <w:t xml:space="preserve">Буфер памяти (на один порт) </w:t>
+            </w:r>
+          </w:p>
+        </w:tc>
+        <w:tc>
+          <w:tcPr>
+            <w:tcW w:w="4672" w:type="dxa"/>
+            <w:vAlign w:val="center"/>
+          </w:tcPr>
+          <w:p>
+            <w:pPr>
+              <w:spacing w:line="240" w:lineRule="auto"/>
+              <w:ind w:firstLine="0"/>
+              <w:jc w:val="left"/>
+              <w:rPr>
+                <w:szCs w:val="28"/>
+              </w:rPr>
+            </w:pPr>
+            <w:r>
+              <w:rPr>
+                <w:color w:val="EE0000"/>
+                <w:szCs w:val="28"/>
+              </w:rPr>
+              <w:t>64</w:t>
+            </w:r>
+            <w:r>
+              <w:rPr>
+                <w:color w:val="EE0000"/>
+                <w:szCs w:val="28"/>
+              </w:rPr>
+              <w:t xml:space="preserve"> МБ DRAM (общая память)</w:t>
+            </w:r>
+          </w:p>
+        </w:tc>
+      </w:tr>
+      <w:tr>
+        <w:tc>
+          <w:tcPr>
+            <w:tcW w:w="4673" w:type="dxa"/>
+            <w:vAlign w:val="center"/>
+          </w:tcPr>
+          <w:p>
+            <w:pPr>
+              <w:spacing w:line="240" w:lineRule="auto"/>
+              <w:ind w:firstLine="0"/>
+              <w:jc w:val="left"/>
+              <w:rPr>
+                <w:szCs w:val="28"/>
+              </w:rPr>
+            </w:pPr>
+            <w:r>
+              <w:rPr>
+                <w:szCs w:val="28"/>
+              </w:rPr>
+              <w:t xml:space="preserve">Скорость передачи по UPLINK </w:t>
+            </w:r>
+          </w:p>
+        </w:tc>
+        <w:tc>
+          <w:tcPr>
+            <w:tcW w:w="4672" w:type="dxa"/>
+            <w:vAlign w:val="center"/>
+          </w:tcPr>
+          <w:p>
+            <w:pPr>
+              <w:spacing w:line="240" w:lineRule="auto"/>
+              <w:ind w:firstLine="0"/>
+              <w:jc w:val="left"/>
+              <w:rPr>
+                <w:color w:val="EE0000"/>
+                <w:sz w:val="24"/>
+                <w:lang w:val="en-US"/>
+              </w:rPr>
+            </w:pPr>
+            <w:r>
+              <w:rPr>
+                <w:color w:val="EE0000"/>
+              </w:rPr>
+              <w:t>2</w:t>
+            </w:r>
+            <w:r>
+              <w:rPr>
+                <w:color w:val="EE0000"/>
+                <w:lang w:val="en-US"/>
+              </w:rPr>
+              <w:t>x Gigabit SPF</w:t>
+            </w:r>
+          </w:p>
+        </w:tc>
+      </w:tr>
+      <w:tr>
+        <w:tc>
+          <w:tcPr>
+            <w:tcW w:w="4673" w:type="dxa"/>
+            <w:vAlign w:val="center"/>
+          </w:tcPr>
+          <w:p>
+            <w:pPr>
+              <w:spacing w:line="240" w:lineRule="auto"/>
+              <w:ind w:firstLine="0"/>
+              <w:jc w:val="left"/>
+              <w:rPr>
+                <w:szCs w:val="28"/>
+              </w:rPr>
+            </w:pPr>
+            <w:r>
+              <w:rPr>
+                <w:szCs w:val="28"/>
+              </w:rPr>
+              <w:t>Размер таблицы MAC адресов (L2)</w:t>
+            </w:r>
+          </w:p>
+        </w:tc>
+        <w:tc>
+          <w:tcPr>
+            <w:tcW w:w="4672" w:type="dxa"/>
+            <w:vAlign w:val="center"/>
+          </w:tcPr>
+          <w:p>
+            <w:pPr>
+              <w:spacing w:line="240" w:lineRule="auto"/>
+              <w:ind w:firstLine="0"/>
+              <w:jc w:val="left"/>
+              <w:rPr>
+                <w:szCs w:val="28"/>
+              </w:rPr>
+            </w:pPr>
+            <w:r>
+              <w:rPr>
+                <w:szCs w:val="28"/>
+              </w:rPr>
+              <w:t>до 12 000 записей</w:t>
+            </w:r>
+          </w:p>
+        </w:tc>
+      </w:tr>
+      <w:tr>
+        <w:tc>
+          <w:tcPr>
+            <w:tcW w:w="4673" w:type="dxa"/>
+            <w:vAlign w:val="center"/>
+          </w:tcPr>
+          <w:p>
+            <w:pPr>
+              <w:spacing w:line="240" w:lineRule="auto"/>
+              <w:ind w:firstLine="0"/>
+              <w:jc w:val="left"/>
+              <w:rPr>
+                <w:szCs w:val="28"/>
+                <w:lang w:val="en-US"/>
+              </w:rPr>
+            </w:pPr>
+            <w:r>
+              <w:rPr>
+                <w:szCs w:val="28"/>
+              </w:rPr>
+              <w:t>Методы коммутации</w:t>
+            </w:r>
+          </w:p>
+        </w:tc>
+        <w:tc>
+          <w:tcPr>
+            <w:tcW w:w="4672" w:type="dxa"/>
+            <w:vAlign w:val="center"/>
+          </w:tcPr>
+          <w:p>
+            <w:pPr>
+              <w:spacing w:line="240" w:lineRule="auto"/>
+              <w:ind w:firstLine="0"/>
+              <w:jc w:val="left"/>
+              <w:rPr>
+                <w:szCs w:val="28"/>
+                <w:lang w:val="en-US"/>
+              </w:rPr>
+            </w:pPr>
+            <w:r>
+              <w:rPr>
+                <w:szCs w:val="28"/>
+                <w:lang w:val="en-US"/>
+              </w:rPr>
+              <w:t>s</w:t>
+            </w:r>
+            <w:r>
+              <w:rPr>
+                <w:szCs w:val="28"/>
+                <w:lang w:val="en-US"/>
+              </w:rPr>
+              <w:t>tore-and-</w:t>
+            </w:r>
+            <w:r>
+              <w:rPr>
+                <w:szCs w:val="28"/>
+                <w:lang w:val="en-US"/>
+              </w:rPr>
+              <w:t>f</w:t>
+            </w:r>
+            <w:r>
+              <w:rPr>
+                <w:szCs w:val="28"/>
+                <w:lang w:val="en-US"/>
+              </w:rPr>
+              <w:t>orward</w:t>
+            </w:r>
+          </w:p>
+        </w:tc>
+      </w:tr>
+      <w:tr>
+        <w:tc>
+          <w:tcPr>
+            <w:tcW w:w="4673" w:type="dxa"/>
+            <w:vAlign w:val="center"/>
+          </w:tcPr>
+          <w:p>
+            <w:pPr>
+              <w:pStyle w:val="Default"/>
+              <w:rPr>
+                <w:sz w:val="28"/>
+                <w:szCs w:val="28"/>
+              </w:rPr>
+            </w:pPr>
+            <w:r>
+              <w:rPr>
+                <w:sz w:val="28"/>
+                <w:szCs w:val="28"/>
+              </w:rPr>
+              <w:t xml:space="preserve">Протоколы удаленного управления </w:t>
+            </w:r>
+          </w:p>
+        </w:tc>
+        <w:tc>
+          <w:tcPr>
+            <w:tcW w:w="4672" w:type="dxa"/>
+            <w:vAlign w:val="center"/>
+          </w:tcPr>
+          <w:p>
+            <w:pPr>
+              <w:spacing w:line="240" w:lineRule="auto"/>
+              <w:ind w:firstLine="0"/>
+              <w:jc w:val="left"/>
+              <w:rPr>
+                <w:szCs w:val="28"/>
+                <w:lang w:val="en-US"/>
+              </w:rPr>
+            </w:pPr>
+            <w:r>
+              <w:rPr>
+                <w:szCs w:val="28"/>
+                <w:lang w:val="en-US"/>
+              </w:rPr>
+              <w:t>Telnet, SSH, SNMP, RMON</w:t>
+            </w:r>
+          </w:p>
+        </w:tc>
+      </w:tr>
+      <w:tr>
+        <w:tc>
+          <w:tcPr>
+            <w:tcW w:w="4673" w:type="dxa"/>
+            <w:vAlign w:val="center"/>
+          </w:tcPr>
+          <w:p>
+            <w:pPr>
+              <w:spacing w:line="240" w:lineRule="auto"/>
+              <w:ind w:firstLine="0"/>
+              <w:jc w:val="left"/>
+              <w:rPr>
+                <w:szCs w:val="28"/>
+              </w:rPr>
+            </w:pPr>
+            <w:r>
+              <w:rPr>
+                <w:szCs w:val="28"/>
+              </w:rPr>
+              <w:t>Пропускная</w:t>
+            </w:r>
+            <w:r>
+              <w:rPr>
+                <w:szCs w:val="28"/>
+                <w:lang w:val="en-US"/>
+              </w:rPr>
+              <w:t xml:space="preserve"> </w:t>
+            </w:r>
+            <w:r>
+              <w:rPr>
+                <w:szCs w:val="28"/>
+              </w:rPr>
+              <w:t>способность</w:t>
+            </w:r>
+          </w:p>
+        </w:tc>
+        <w:tc>
+          <w:tcPr>
+            <w:tcW w:w="4672" w:type="dxa"/>
+            <w:vAlign w:val="center"/>
+          </w:tcPr>
+          <w:p>
+            <w:pPr>
+              <w:spacing w:line="240" w:lineRule="auto"/>
+              <w:ind w:firstLine="0"/>
+              <w:jc w:val="left"/>
+              <w:rPr>
+                <w:szCs w:val="28"/>
+              </w:rPr>
+            </w:pPr>
+            <w:r>
+              <w:rPr>
+                <w:szCs w:val="28"/>
+              </w:rPr>
+              <w:t>32 Гбит/с</w:t>
+            </w:r>
+          </w:p>
+        </w:tc>
+      </w:tr>
+      <w:tr>
+        <w:tc>
+          <w:tcPr>
+            <w:tcW w:w="4673" w:type="dxa"/>
+            <w:vAlign w:val="center"/>
+          </w:tcPr>
+          <w:p>
+            <w:pPr>
+              <w:spacing w:line="240" w:lineRule="auto"/>
+              <w:ind w:firstLine="0"/>
+              <w:jc w:val="left"/>
+              <w:rPr>
+                <w:szCs w:val="28"/>
+              </w:rPr>
+            </w:pPr>
+            <w:r>
+              <w:rPr>
+                <w:szCs w:val="28"/>
+              </w:rPr>
+              <w:t>Среда</w:t>
+            </w:r>
+            <w:r>
+              <w:rPr>
+                <w:szCs w:val="28"/>
+                <w:lang w:val="en-US"/>
+              </w:rPr>
+              <w:t xml:space="preserve"> </w:t>
+            </w:r>
+            <w:r>
+              <w:rPr>
+                <w:szCs w:val="28"/>
+              </w:rPr>
+              <w:t>передачи</w:t>
+            </w:r>
+          </w:p>
+        </w:tc>
+        <w:tc>
+          <w:tcPr>
+            <w:tcW w:w="4672" w:type="dxa"/>
+            <w:vAlign w:val="center"/>
+          </w:tcPr>
+          <w:p>
+            <w:pPr>
+              <w:spacing w:line="240" w:lineRule="auto"/>
+              <w:ind w:firstLine="0"/>
+              <w:jc w:val="left"/>
+              <w:rPr>
+                <w:szCs w:val="28"/>
+                <w:lang w:val="en-US"/>
+              </w:rPr>
+            </w:pPr>
+            <w:r>
+              <w:rPr>
+                <w:szCs w:val="28"/>
+              </w:rPr>
+              <w:t xml:space="preserve">Витая пара </w:t>
+            </w:r>
+            <w:r>
+              <w:rPr>
+                <w:szCs w:val="28"/>
+              </w:rPr>
+              <w:t>и оптоволокно</w:t>
+            </w:r>
+          </w:p>
+        </w:tc>
+      </w:tr>
+      <w:tr>
+        <w:tc>
+          <w:tcPr>
+            <w:tcW w:w="4673" w:type="dxa"/>
+            <w:vAlign w:val="center"/>
+          </w:tcPr>
+          <w:p>
+            <w:pPr>
+              <w:spacing w:line="240" w:lineRule="auto"/>
+              <w:ind w:firstLine="0"/>
+              <w:jc w:val="left"/>
+              <w:rPr>
+                <w:szCs w:val="28"/>
+              </w:rPr>
+            </w:pPr>
+            <w:r>
+              <w:rPr>
+                <w:szCs w:val="28"/>
+              </w:rPr>
+              <w:t>Интерфейсы</w:t>
+            </w:r>
+          </w:p>
+        </w:tc>
+        <w:tc>
+          <w:tcPr>
+            <w:tcW w:w="4672" w:type="dxa"/>
+            <w:vAlign w:val="center"/>
+          </w:tcPr>
+          <w:p>
+            <w:pPr>
+              <w:spacing w:line="240" w:lineRule="auto"/>
+              <w:ind w:firstLine="0"/>
+              <w:jc w:val="left"/>
+              <w:rPr>
+                <w:szCs w:val="28"/>
+                <w:lang w:val="en-US"/>
+              </w:rPr>
+            </w:pPr>
+            <w:r>
+              <w:rPr>
+                <w:szCs w:val="28"/>
+              </w:rPr>
+              <w:t>Консольный</w:t>
+            </w:r>
+            <w:r>
+              <w:rPr>
+                <w:szCs w:val="28"/>
+                <w:lang w:val="en-US"/>
+              </w:rPr>
+              <w:t xml:space="preserve"> </w:t>
+            </w:r>
+            <w:r>
+              <w:rPr>
+                <w:szCs w:val="28"/>
+              </w:rPr>
+              <w:t>порт</w:t>
+            </w:r>
+            <w:r>
+              <w:rPr>
+                <w:szCs w:val="28"/>
+                <w:lang w:val="en-US"/>
+              </w:rPr>
+              <w:t xml:space="preserve"> </w:t>
+            </w:r>
+            <w:r>
+              <w:rPr>
+                <w:szCs w:val="28"/>
+                <w:lang w:val="en-US"/>
+              </w:rPr>
+              <w:t>RJ</w:t>
+            </w:r>
+            <w:r>
+              <w:rPr>
+                <w:szCs w:val="28"/>
+                <w:lang w:val="en-US"/>
+              </w:rPr>
+              <w:t xml:space="preserve">-45, 24 </w:t>
+            </w:r>
+            <w:r>
+              <w:rPr>
+                <w:szCs w:val="28"/>
+                <w:lang w:val="en-US"/>
+              </w:rPr>
+              <w:t>Fast</w:t>
+            </w:r>
+            <w:r>
+              <w:rPr>
+                <w:szCs w:val="28"/>
+                <w:lang w:val="en-US"/>
+              </w:rPr>
+              <w:t xml:space="preserve"> </w:t>
+            </w:r>
+            <w:r>
+              <w:rPr>
+                <w:szCs w:val="28"/>
+                <w:lang w:val="en-US"/>
+              </w:rPr>
+              <w:t>Ethernet</w:t>
+            </w:r>
+            <w:r>
+              <w:rPr>
+                <w:szCs w:val="28"/>
+                <w:lang w:val="en-US"/>
+              </w:rPr>
+              <w:t xml:space="preserve">, 2 </w:t>
+            </w:r>
+            <w:r>
+              <w:rPr>
+                <w:szCs w:val="28"/>
+                <w:lang w:val="en-US"/>
+              </w:rPr>
+              <w:t xml:space="preserve">SPF </w:t>
+            </w:r>
+            <w:r>
+              <w:rPr>
+                <w:szCs w:val="28"/>
+                <w:lang w:val="en-US"/>
+              </w:rPr>
+              <w:t>Gigabit</w:t>
+            </w:r>
+            <w:r>
+              <w:rPr>
+                <w:szCs w:val="28"/>
+                <w:lang w:val="en-US"/>
+              </w:rPr>
+              <w:t xml:space="preserve"> </w:t>
+            </w:r>
+            <w:r>
+              <w:rPr>
+                <w:szCs w:val="28"/>
+                <w:lang w:val="en-US"/>
+              </w:rPr>
+              <w:t>uplink</w:t>
+            </w:r>
+          </w:p>
+        </w:tc>
+      </w:tr>
+      <w:tr>
+        <w:tc>
+          <w:tcPr>
+            <w:tcW w:w="4673" w:type="dxa"/>
+            <w:vAlign w:val="center"/>
+          </w:tcPr>
+          <w:p>
+            <w:pPr>
+              <w:spacing w:line="240" w:lineRule="auto"/>
+              <w:ind w:firstLine="0"/>
+              <w:jc w:val="left"/>
+              <w:rPr>
+                <w:szCs w:val="28"/>
+              </w:rPr>
+            </w:pPr>
+            <w:r>
+              <w:rPr>
+                <w:szCs w:val="28"/>
+              </w:rPr>
+              <w:t>Электропитание</w:t>
+            </w:r>
+          </w:p>
+        </w:tc>
+        <w:tc>
+          <w:tcPr>
+            <w:tcW w:w="4672" w:type="dxa"/>
+            <w:vAlign w:val="center"/>
+          </w:tcPr>
+          <w:p>
+            <w:pPr>
+              <w:spacing w:line="240" w:lineRule="auto"/>
+              <w:ind w:firstLine="0"/>
+              <w:jc w:val="left"/>
+              <w:rPr>
+                <w:szCs w:val="28"/>
+              </w:rPr>
+            </w:pPr>
+            <w:r>
+              <w:rPr>
+                <w:szCs w:val="28"/>
+              </w:rPr>
+              <w:t xml:space="preserve">Встроенный блок питания </w:t>
+            </w:r>
+            <w:r>
+              <w:rPr>
+                <w:szCs w:val="28"/>
+                <w:lang w:val="en-US"/>
+              </w:rPr>
+              <w:t>AC</w:t>
+            </w:r>
+            <w:r>
+              <w:rPr>
+                <w:szCs w:val="28"/>
+              </w:rPr>
+              <w:t>, поддержка внешнего резервного питания (</w:t>
+            </w:r>
+            <w:r>
+              <w:rPr>
+                <w:szCs w:val="28"/>
+                <w:lang w:val="en-US"/>
+              </w:rPr>
+              <w:t>RPS</w:t>
+            </w:r>
+            <w:r>
+              <w:rPr>
+                <w:szCs w:val="28"/>
+              </w:rPr>
+              <w:t>)</w:t>
+            </w:r>
+          </w:p>
+        </w:tc>
+      </w:tr>
+      <w:tr>
+        <w:tc>
+          <w:tcPr>
+            <w:tcW w:w="4673" w:type="dxa"/>
+            <w:vAlign w:val="center"/>
+          </w:tcPr>
+          <w:p>
+            <w:pPr>
+              <w:spacing w:line="240" w:lineRule="auto"/>
+              <w:ind w:firstLine="0"/>
+              <w:jc w:val="left"/>
+              <w:rPr>
+                <w:szCs w:val="28"/>
+              </w:rPr>
+            </w:pPr>
+            <w:r>
+              <w:rPr>
+                <w:szCs w:val="28"/>
+              </w:rPr>
+              <w:t>Габариты, Вес</w:t>
+            </w:r>
+          </w:p>
+        </w:tc>
+        <w:tc>
+          <w:tcPr>
+            <w:tcW w:w="4672" w:type="dxa"/>
+            <w:vAlign w:val="center"/>
+          </w:tcPr>
+          <w:p>
+            <w:pPr>
+              <w:spacing w:line="240" w:lineRule="auto"/>
+              <w:ind w:firstLine="0"/>
+              <w:jc w:val="left"/>
+              <w:rPr>
+                <w:szCs w:val="28"/>
+              </w:rPr>
+            </w:pPr>
+            <w:r>
+              <w:rPr>
+                <w:szCs w:val="28"/>
+              </w:rPr>
+              <w:t xml:space="preserve">4,4 </w:t>
+            </w:r>
+            <w:r>
+              <w:rPr>
+                <w:szCs w:val="28"/>
+                <w:lang w:val="en-US"/>
+              </w:rPr>
+              <w:t>*</w:t>
+            </w:r>
+            <w:r>
+              <w:rPr>
+                <w:szCs w:val="28"/>
+              </w:rPr>
+              <w:t xml:space="preserve"> 44,5 </w:t>
+            </w:r>
+            <w:r>
+              <w:rPr>
+                <w:szCs w:val="28"/>
+                <w:lang w:val="en-US"/>
+              </w:rPr>
+              <w:t>*</w:t>
+            </w:r>
+            <w:r>
+              <w:rPr>
+                <w:szCs w:val="28"/>
+              </w:rPr>
+              <w:t xml:space="preserve"> 35 см</w:t>
+            </w:r>
+            <w:r>
+              <w:rPr>
+                <w:szCs w:val="28"/>
+              </w:rPr>
+              <w:t>.</w:t>
+            </w:r>
+            <w:r>
+              <w:rPr>
+                <w:szCs w:val="28"/>
+              </w:rPr>
+              <w:t>, вес 5</w:t>
+            </w:r>
+            <w:r>
+              <w:rPr>
+                <w:szCs w:val="28"/>
+                <w:lang w:val="en-US"/>
+              </w:rPr>
+              <w:t>.</w:t>
+            </w:r>
+            <w:r>
+              <w:rPr>
+                <w:szCs w:val="28"/>
+              </w:rPr>
+              <w:t>4 кг</w:t>
+            </w:r>
+          </w:p>
+        </w:tc>
+      </w:tr>
+    </w:tbl>
+    <w:p>
+      <w:pPr>
+        <w:ind w:firstLine="0"/>
+        <w:rPr>
+          <w:lang w:val="en-US"/>
+        </w:rPr>
+      </w:pPr>
+    </w:p>
+    <w:p>
+      <w:pPr>
+        <w:rPr>
+          <w:lang w:val="en-US"/>
+        </w:rPr>
+      </w:pPr>
+      <w:r>
+        <w:t xml:space="preserve">Для подключения </w:t>
+      </w:r>
+      <w:r>
+        <w:t xml:space="preserve">локальной </w:t>
+      </w:r>
+      <w:r>
+        <w:t>сети к Интернет</w:t>
+      </w:r>
+      <w:r>
+        <w:t>у</w:t>
+      </w:r>
+      <w:r>
+        <w:t xml:space="preserve"> и организации </w:t>
+      </w:r>
+      <w:r>
+        <w:rPr>
+          <w:lang w:val="en-US"/>
+        </w:rPr>
+        <w:t>DMZ</w:t>
+      </w:r>
+      <w:r>
+        <w:t xml:space="preserve"> используется</w:t>
+      </w:r>
+      <w:r>
+        <w:t xml:space="preserve"> более современный</w:t>
+      </w:r>
+      <w:r>
+        <w:t xml:space="preserve"> маршрутизатор </w:t>
+      </w:r>
+      <w:r>
+        <w:t>Cisco 1941</w:t>
+      </w:r>
+      <w:r>
+        <w:t>.</w:t>
+      </w:r>
+      <w:r>
+        <w:t xml:space="preserve"> Он обеспечивает работу с внешними каналами связи, поддерживает </w:t>
+      </w:r>
+      <w:r>
+        <w:t xml:space="preserve">функции </w:t>
+      </w:r>
+      <w:r>
+        <w:rPr>
+          <w:lang w:val="en-US"/>
+        </w:rPr>
+        <w:t>NAT</w:t>
+      </w:r>
+      <w:r>
+        <w:t xml:space="preserve"> и </w:t>
+      </w:r>
+      <w:r>
+        <w:rPr>
+          <w:lang w:val="en-US"/>
+        </w:rPr>
+        <w:t>Firewall</w:t>
+      </w:r>
+      <w:r>
+        <w:t>. П</w:t>
+      </w:r>
+      <w:r>
+        <w:t>рименяется</w:t>
+      </w:r>
+      <w:r>
+        <w:t xml:space="preserve"> на границе сети</w:t>
+      </w:r>
+      <w:r>
+        <w:t xml:space="preserve"> и взаимодействует с </w:t>
+      </w:r>
+      <w:r>
+        <w:rPr>
+          <w:lang w:val="en-US"/>
+        </w:rPr>
+        <w:t>SW</w:t>
+      </w:r>
+      <w:r>
+        <w:t xml:space="preserve"> 3.</w:t>
+      </w:r>
+    </w:p>
+    <w:p>
+      <w:pPr>
+        <w:rPr>
+          <w:lang w:val="en-US"/>
+        </w:rPr>
       </w:pPr>
     </w:p>
     <w:p>
@@ -11560,7 +13612,63 @@
     <w:p>
       <w:pPr>
         <w:jc w:val="left"/>
-      </w:pPr>
+        <w:rPr>
+          <w:lang w:val="en-US"/>
+        </w:rPr>
+      </w:pPr>
+      <w:r>
+        <w:rPr>
+          <w:noProof/>
+        </w:rPr>
+        <w:drawing>
+          <wp:inline distT="0" distB="0" distL="0" distR="0" wp14:anchorId="260540E8" wp14:editId="07152A7C">
+            <wp:extent cx="3498850" cy="2273300"/>
+            <wp:effectExtent l="0" t="0" r="6350" b="0"/>
+            <wp:docPr id="1026995570" name="Рисунок 1"/>
+            <wp:cNvGraphicFramePr>
+              <a:graphicFrameLocks xmlns:a="http://schemas.openxmlformats.org/drawingml/2006/main" noChangeAspect="1"/>
+            </wp:cNvGraphicFramePr>
+            <a:graphic xmlns:a="http://schemas.openxmlformats.org/drawingml/2006/main">
+              <a:graphicData uri="http://schemas.openxmlformats.org/drawingml/2006/picture">
+                <pic:pic xmlns:pic="http://schemas.openxmlformats.org/drawingml/2006/picture">
+                  <pic:nvPicPr>
+                    <pic:cNvPr id="0" name="Picture 1"/>
+                    <pic:cNvPicPr>
+                      <a:picLocks noChangeAspect="1" noChangeArrowheads="1"/>
+                    </pic:cNvPicPr>
+                  </pic:nvPicPr>
+                  <pic:blipFill>
+                    <a:blip r:embed="rId9">
+                      <a:extLst>
+                        <a:ext uri="{28A0092B-C50C-407E-A947-70E740481C1C}">
+                          <a14:useLocalDpi xmlns:a14="http://schemas.microsoft.com/office/drawing/2010/main" val="0"/>
+                        </a:ext>
+                      </a:extLst>
+                    </a:blip>
+                    <a:srcRect/>
+                    <a:stretch>
+                      <a:fillRect/>
+                    </a:stretch>
+                  </pic:blipFill>
+                  <pic:spPr bwMode="auto">
+                    <a:xfrm>
+                      <a:off x="0" y="0"/>
+                      <a:ext cx="3498850" cy="2273300"/>
+                    </a:xfrm>
+                    <a:prstGeom prst="rect">
+                      <a:avLst/>
+                    </a:prstGeom>
+                    <a:noFill/>
+                    <a:ln>
+                      <a:noFill/>
+                    </a:ln>
+                  </pic:spPr>
+                </pic:pic>
+              </a:graphicData>
+            </a:graphic>
+          </wp:inline>
+        </w:drawing>
+      </w:r>
     </w:p>
     <w:p>
       <w:pPr>
@@ -11568,8 +13676,8 @@
       </w:pPr>
     </w:p>
     <w:sectPr>
-      <w:headerReference w:type="default" r:id="rId9"/>
-      <w:footerReference w:type="default" r:id="rId10"/>
+      <w:headerReference w:type="default" r:id="rId10"/>
+      <w:footerReference w:type="default" r:id="rId11"/>
       <w:pgSz w:w="11906" w:h="16838"/>
       <w:pgMar w:top="1134" w:right="850" w:bottom="1134" w:left="1701" w:header="708" w:footer="708" w:gutter="0"/>
       <w:pgNumType w:start="1"/>
@@ -16842,6 +18950,119 @@
     </w:lvl>
   </w:abstractNum>
   <w:abstractNum w:abstractNumId="50" w15:restartNumberingAfterBreak="0">
+    <w:nsid w:val="74D72AA5"/>
+    <w:multiLevelType w:val="hybridMultilevel"/>
+    <w:tmpl w:val="486834C4"/>
+    <w:lvl w:ilvl="0" w:tplc="0419000F">
+      <w:start w:val="1"/>
+      <w:numFmt w:val="decimal"/>
+      <w:lvlText w:val="%1."/>
+      <w:lvlJc w:val="left"/>
+      <w:pPr>
+        <w:ind w:left="1429" w:hanging="360"/>
+      </w:pPr>
+      <w:rPr>
+        <w:rFonts w:hint="default"/>
+      </w:rPr>
+    </w:lvl>
+    <w:lvl w:ilvl="1" w:tplc="FFFFFFFF" w:tentative="1">
+      <w:start w:val="1"/>
+      <w:numFmt w:val="bullet"/>
+      <w:lvlText w:val="o"/>
+      <w:lvlJc w:val="left"/>
+      <w:pPr>
+        <w:ind w:left="2149" w:hanging="360"/>
+      </w:pPr>
+      <w:rPr>
+        <w:rFonts w:ascii="Courier New" w:hAnsi="Courier New" w:cs="Courier New" w:hint="default"/>
+      </w:rPr>
+    </w:lvl>
+    <w:lvl w:ilvl="2" w:tplc="FFFFFFFF" w:tentative="1">
+      <w:start w:val="1"/>
+      <w:numFmt w:val="bullet"/>
+      <w:lvlText w:val=""/>
+      <w:lvlJc w:val="left"/>
+      <w:pPr>
+        <w:ind w:left="2869" w:hanging="360"/>
+      </w:pPr>
+      <w:rPr>
+        <w:rFonts w:ascii="Wingdings" w:hAnsi="Wingdings" w:hint="default"/>
+      </w:rPr>
+    </w:lvl>
+    <w:lvl w:ilvl="3" w:tplc="FFFFFFFF" w:tentative="1">
+      <w:start w:val="1"/>
+      <w:numFmt w:val="bullet"/>
+      <w:lvlText w:val=""/>
+      <w:lvlJc w:val="left"/>
+      <w:pPr>
+        <w:ind w:left="3589" w:hanging="360"/>
+      </w:pPr>
+      <w:rPr>
+        <w:rFonts w:ascii="Symbol" w:hAnsi="Symbol" w:hint="default"/>
+      </w:rPr>
+    </w:lvl>
+    <w:lvl w:ilvl="4" w:tplc="FFFFFFFF" w:tentative="1">
+      <w:start w:val="1"/>
+      <w:numFmt w:val="bullet"/>
+      <w:lvlText w:val="o"/>
+      <w:lvlJc w:val="left"/>
+      <w:pPr>
+        <w:ind w:left="4309" w:hanging="360"/>
+      </w:pPr>
+      <w:rPr>
+        <w:rFonts w:ascii="Courier New" w:hAnsi="Courier New" w:cs="Courier New" w:hint="default"/>
+      </w:rPr>
+    </w:lvl>
+    <w:lvl w:ilvl="5" w:tplc="FFFFFFFF" w:tentative="1">
+      <w:start w:val="1"/>
+      <w:numFmt w:val="bullet"/>
+      <w:lvlText w:val=""/>
+      <w:lvlJc w:val="left"/>
+      <w:pPr>
+        <w:ind w:left="5029" w:hanging="360"/>
+      </w:pPr>
+      <w:rPr>
+        <w:rFonts w:ascii="Wingdings" w:hAnsi="Wingdings" w:hint="default"/>
+      </w:rPr>
+    </w:lvl>
+    <w:lvl w:ilvl="6" w:tplc="FFFFFFFF" w:tentative="1">
+      <w:start w:val="1"/>
+      <w:numFmt w:val="bullet"/>
+      <w:lvlText w:val=""/>
+      <w:lvlJc w:val="left"/>
+      <w:pPr>
+        <w:ind w:left="5749" w:hanging="360"/>
+      </w:pPr>
+      <w:rPr>
+        <w:rFonts w:ascii="Symbol" w:hAnsi="Symbol" w:hint="default"/>
+      </w:rPr>
+    </w:lvl>
+    <w:lvl w:ilvl="7" w:tplc="FFFFFFFF" w:tentative="1">
+      <w:start w:val="1"/>
+      <w:numFmt w:val="bullet"/>
+      <w:lvlText w:val="o"/>
+      <w:lvlJc w:val="left"/>
+      <w:pPr>
+        <w:ind w:left="6469" w:hanging="360"/>
+      </w:pPr>
+      <w:rPr>
+        <w:rFonts w:ascii="Courier New" w:hAnsi="Courier New" w:cs="Courier New" w:hint="default"/>
+      </w:rPr>
+    </w:lvl>
+    <w:lvl w:ilvl="8" w:tplc="FFFFFFFF" w:tentative="1">
+      <w:start w:val="1"/>
+      <w:numFmt w:val="bullet"/>
+      <w:lvlText w:val=""/>
+      <w:lvlJc w:val="left"/>
+      <w:pPr>
+        <w:ind w:left="7189" w:hanging="360"/>
+      </w:pPr>
+      <w:rPr>
+        <w:rFonts w:ascii="Wingdings" w:hAnsi="Wingdings" w:hint="default"/>
+      </w:rPr>
+    </w:lvl>
+  </w:abstractNum>
+  <w:abstractNum w:abstractNumId="51" w15:restartNumberingAfterBreak="0">
     <w:nsid w:val="74FD50E2"/>
     <w:multiLevelType w:val="hybridMultilevel"/>
     <w:tmpl w:val="654200CC"/>
@@ -16954,7 +19175,7 @@
       </w:rPr>
     </w:lvl>
   </w:abstractNum>
-  <w:abstractNum w:abstractNumId="51" w15:restartNumberingAfterBreak="0">
+  <w:abstractNum w:abstractNumId="52" w15:restartNumberingAfterBreak="0">
     <w:nsid w:val="78CC00C4"/>
     <w:multiLevelType w:val="hybridMultilevel"/>
     <w:tmpl w:val="82965CA0"/>
@@ -17040,7 +19261,7 @@
       </w:pPr>
     </w:lvl>
   </w:abstractNum>
-  <w:abstractNum w:abstractNumId="52" w15:restartNumberingAfterBreak="0">
+  <w:abstractNum w:abstractNumId="53" w15:restartNumberingAfterBreak="0">
     <w:nsid w:val="78CF7495"/>
     <w:multiLevelType w:val="hybridMultilevel"/>
     <w:tmpl w:val="B352D8F4"/>
@@ -17154,7 +19375,7 @@
     </w:lvl>
   </w:abstractNum>
   <w:num w:numId="1" w16cid:durableId="1357850578">
-    <w:abstractNumId w:val="51"/>
+    <w:abstractNumId w:val="52"/>
   </w:num>
   <w:num w:numId="2" w16cid:durableId="56056750">
     <w:abstractNumId w:val="18"/>
@@ -17235,13 +19456,13 @@
     <w:abstractNumId w:val="49"/>
   </w:num>
   <w:num w:numId="28" w16cid:durableId="1985351046">
-    <w:abstractNumId w:val="52"/>
+    <w:abstractNumId w:val="53"/>
   </w:num>
   <w:num w:numId="29" w16cid:durableId="2057045971">
     <w:abstractNumId w:val="24"/>
   </w:num>
   <w:num w:numId="30" w16cid:durableId="1900938720">
-    <w:abstractNumId w:val="50"/>
+    <w:abstractNumId w:val="51"/>
   </w:num>
   <w:num w:numId="31" w16cid:durableId="2070152771">
     <w:abstractNumId w:val="3"/>
@@ -17311,6 +19532,9 @@
   </w:num>
   <w:num w:numId="53" w16cid:durableId="1851411474">
     <w:abstractNumId w:val="11"/>
+  </w:num>
+  <w:num w:numId="54" w16cid:durableId="1109547911">
+    <w:abstractNumId w:val="50"/>
   </w:num>
 </w:numbering>
 </file>
@@ -17793,7 +20017,6 @@
   <w:style w:type="character" w:default="1" w:styleId="a0">
     <w:name w:val="Default Paragraph Font"/>
     <w:uiPriority w:val="1"/>
-    <w:semiHidden/>
     <w:unhideWhenUsed/>
   </w:style>
   <w:style w:type="table" w:default="1" w:styleId="a1">
@@ -18168,6 +20391,33 @@
       </w:tblBorders>
     </w:tblPr>
   </w:style>
+  <w:style w:type="paragraph" w:customStyle="1" w:styleId="Default">
+    <w:name w:val="Default"/>
+    <w:rsid w:val="00F62DD3"/>
+    <w:pPr>
+      <w:autoSpaceDE w:val="0"/>
+      <w:autoSpaceDN w:val="0"/>
+      <w:adjustRightInd w:val="0"/>
+      <w:spacing w:after="0" w:line="240" w:lineRule="auto"/>
+    </w:pPr>
+    <w:rPr>
+      <w:rFonts w:ascii="Times New Roman" w:hAnsi="Times New Roman" w:cs="Times New Roman"/>
+      <w:color w:val="000000"/>
+      <w:sz w:val="24"/>
+      <w:szCs w:val="24"/>
+    </w:rPr>
+  </w:style>
+  <w:style w:type="character" w:styleId="af1">
+    <w:name w:val="Strong"/>
+    <w:basedOn w:val="a0"/>
+    <w:uiPriority w:val="22"/>
+    <w:qFormat/>
+    <w:rsid w:val="004A44FD"/>
+    <w:rPr>
+      <w:b/>
+      <w:bCs/>
+    </w:rPr>
+  </w:style>
 </w:styles>
 </file>
 

--- a/7 семестр/ИСИС КП/ПЗ.docx
+++ b/7 семестр/ИСИС КП/ПЗ.docx
@@ -6146,11 +6146,8 @@
       </w:r>
       <w:bookmarkEnd w:id="1"/>
     </w:p>
-    <w:p>
-      <w:pPr>
-        <w:ind w:firstLine="0"/>
-      </w:pPr>
-    </w:p>
+    <w:p/>
+    <w:p/>
     <w:p>
       <w:r>
         <w:t xml:space="preserve">Необходимо создать </w:t>
@@ -6839,7 +6836,7 @@
                 <w:color w:val="EE0000"/>
                 <w:szCs w:val="28"/>
               </w:rPr>
-              <w:t>Номера</w:t>
+              <w:t>Число</w:t>
             </w:r>
             <w:r>
               <w:rPr>
@@ -7650,15 +7647,11 @@
               <w:ind w:firstLine="0"/>
               <w:jc w:val="left"/>
               <w:rPr>
-                <w:b/>
-                <w:bCs/>
-                <w:szCs w:val="28"/>
-              </w:rPr>
-            </w:pPr>
-            <w:r>
-              <w:rPr>
-                <w:b/>
-                <w:bCs/>
+                <w:szCs w:val="28"/>
+              </w:rPr>
+            </w:pPr>
+            <w:r>
+              <w:rPr>
                 <w:szCs w:val="28"/>
               </w:rPr>
               <w:t>306</w:t>
@@ -8560,15 +8553,11 @@
               <w:spacing w:line="240" w:lineRule="auto"/>
               <w:ind w:firstLine="0"/>
               <w:rPr>
-                <w:b/>
-                <w:bCs/>
-                <w:szCs w:val="28"/>
-              </w:rPr>
-            </w:pPr>
-            <w:r>
-              <w:rPr>
-                <w:b/>
-                <w:bCs/>
+                <w:szCs w:val="28"/>
+              </w:rPr>
+            </w:pPr>
+            <w:r>
+              <w:rPr>
                 <w:szCs w:val="28"/>
               </w:rPr>
               <w:t>312</w:t>
@@ -9042,12 +9031,16 @@
               <w:spacing w:line="240" w:lineRule="auto"/>
               <w:ind w:firstLine="0"/>
               <w:rPr>
+                <w:b/>
+                <w:bCs/>
                 <w:szCs w:val="28"/>
                 <w:lang w:val="en-US"/>
               </w:rPr>
             </w:pPr>
             <w:r>
               <w:rPr>
+                <w:b/>
+                <w:bCs/>
                 <w:szCs w:val="28"/>
                 <w:lang w:val="en-US"/>
               </w:rPr>
@@ -9055,6 +9048,8 @@
             </w:r>
             <w:r>
               <w:rPr>
+                <w:b/>
+                <w:bCs/>
                 <w:szCs w:val="28"/>
                 <w:lang w:val="en-US"/>
               </w:rPr>
@@ -9062,6 +9057,8 @@
             </w:r>
             <w:r>
               <w:rPr>
+                <w:b/>
+                <w:bCs/>
                 <w:szCs w:val="28"/>
                 <w:lang w:val="en-US"/>
               </w:rPr>
@@ -9069,6 +9066,8 @@
             </w:r>
             <w:r>
               <w:rPr>
+                <w:b/>
+                <w:bCs/>
                 <w:noProof/>
                 <w:szCs w:val="28"/>
                 <w:lang w:val="en-US"/>
@@ -9077,6 +9076,8 @@
             </w:r>
             <w:r>
               <w:rPr>
+                <w:b/>
+                <w:bCs/>
                 <w:szCs w:val="28"/>
                 <w:lang w:val="en-US"/>
               </w:rPr>
@@ -9093,6 +9094,8 @@
               <w:spacing w:line="240" w:lineRule="auto"/>
               <w:ind w:firstLine="0"/>
               <w:rPr>
+                <w:b/>
+                <w:bCs/>
                 <w:i/>
                 <w:iCs/>
                 <w:szCs w:val="28"/>
@@ -9100,6 +9103,8 @@
             </w:pPr>
             <w:r>
               <w:rPr>
+                <w:b/>
+                <w:bCs/>
                 <w:i/>
                 <w:iCs/>
                 <w:szCs w:val="28"/>
@@ -9108,6 +9113,8 @@
             </w:r>
             <w:r>
               <w:rPr>
+                <w:b/>
+                <w:bCs/>
                 <w:i/>
                 <w:iCs/>
                 <w:szCs w:val="28"/>
@@ -9116,6 +9123,8 @@
             </w:r>
             <w:r>
               <w:rPr>
+                <w:b/>
+                <w:bCs/>
                 <w:i/>
                 <w:iCs/>
                 <w:szCs w:val="28"/>
@@ -9124,6 +9133,8 @@
             </w:r>
             <w:r>
               <w:rPr>
+                <w:b/>
+                <w:bCs/>
                 <w:i/>
                 <w:iCs/>
                 <w:noProof/>
@@ -9133,6 +9144,8 @@
             </w:r>
             <w:r>
               <w:rPr>
+                <w:b/>
+                <w:bCs/>
                 <w:i/>
                 <w:iCs/>
                 <w:szCs w:val="28"/>
@@ -9150,29 +9163,39 @@
               <w:spacing w:line="240" w:lineRule="auto"/>
               <w:ind w:firstLine="0"/>
               <w:rPr>
-                <w:szCs w:val="28"/>
-              </w:rPr>
-            </w:pPr>
-            <w:r>
-              <w:rPr>
+                <w:b/>
+                <w:bCs/>
+                <w:szCs w:val="28"/>
+              </w:rPr>
+            </w:pPr>
+            <w:r>
+              <w:rPr>
+                <w:b/>
+                <w:bCs/>
                 <w:szCs w:val="28"/>
               </w:rPr>
               <w:fldChar w:fldCharType="begin"/>
             </w:r>
             <w:r>
               <w:rPr>
+                <w:b/>
+                <w:bCs/>
                 <w:szCs w:val="28"/>
               </w:rPr>
               <w:instrText xml:space="preserve"> =SUM(D2:D15) </w:instrText>
             </w:r>
             <w:r>
               <w:rPr>
+                <w:b/>
+                <w:bCs/>
                 <w:szCs w:val="28"/>
               </w:rPr>
               <w:fldChar w:fldCharType="separate"/>
             </w:r>
             <w:r>
               <w:rPr>
+                <w:b/>
+                <w:bCs/>
                 <w:noProof/>
                 <w:szCs w:val="28"/>
               </w:rPr>
@@ -9180,6 +9203,8 @@
             </w:r>
             <w:r>
               <w:rPr>
+                <w:b/>
+                <w:bCs/>
                 <w:szCs w:val="28"/>
               </w:rPr>
               <w:fldChar w:fldCharType="end"/>
@@ -9198,6 +9223,8 @@
               <w:spacing w:line="240" w:lineRule="auto"/>
               <w:ind w:firstLine="0"/>
               <w:rPr>
+                <w:b/>
+                <w:bCs/>
                 <w:i/>
                 <w:iCs/>
                 <w:szCs w:val="28"/>
@@ -9205,6 +9232,8 @@
             </w:pPr>
             <w:r>
               <w:rPr>
+                <w:b/>
+                <w:bCs/>
                 <w:i/>
                 <w:iCs/>
                 <w:szCs w:val="28"/>
@@ -9213,6 +9242,8 @@
             </w:r>
             <w:r>
               <w:rPr>
+                <w:b/>
+                <w:bCs/>
                 <w:i/>
                 <w:iCs/>
                 <w:szCs w:val="28"/>
@@ -9221,6 +9252,8 @@
             </w:r>
             <w:r>
               <w:rPr>
+                <w:b/>
+                <w:bCs/>
                 <w:i/>
                 <w:iCs/>
                 <w:szCs w:val="28"/>
@@ -9229,6 +9262,8 @@
             </w:r>
             <w:r>
               <w:rPr>
+                <w:b/>
+                <w:bCs/>
                 <w:i/>
                 <w:iCs/>
                 <w:noProof/>
@@ -9238,6 +9273,8 @@
             </w:r>
             <w:r>
               <w:rPr>
+                <w:b/>
+                <w:bCs/>
                 <w:i/>
                 <w:iCs/>
                 <w:szCs w:val="28"/>
@@ -9255,6 +9292,8 @@
               <w:spacing w:line="240" w:lineRule="auto"/>
               <w:ind w:firstLine="0"/>
               <w:rPr>
+                <w:b/>
+                <w:bCs/>
                 <w:i/>
                 <w:iCs/>
                 <w:szCs w:val="28"/>
@@ -9263,6 +9302,8 @@
             </w:pPr>
             <w:r>
               <w:rPr>
+                <w:b/>
+                <w:bCs/>
                 <w:i/>
                 <w:iCs/>
                 <w:szCs w:val="28"/>
@@ -9271,6 +9312,8 @@
             </w:r>
             <w:r>
               <w:rPr>
+                <w:b/>
+                <w:bCs/>
                 <w:i/>
                 <w:iCs/>
                 <w:szCs w:val="28"/>
@@ -9279,6 +9322,8 @@
             </w:r>
             <w:r>
               <w:rPr>
+                <w:b/>
+                <w:bCs/>
                 <w:i/>
                 <w:iCs/>
                 <w:szCs w:val="28"/>
@@ -9287,6 +9332,8 @@
             </w:r>
             <w:r>
               <w:rPr>
+                <w:b/>
+                <w:bCs/>
                 <w:i/>
                 <w:iCs/>
                 <w:noProof/>
@@ -9296,6 +9343,8 @@
             </w:r>
             <w:r>
               <w:rPr>
+                <w:b/>
+                <w:bCs/>
                 <w:i/>
                 <w:iCs/>
                 <w:szCs w:val="28"/>
@@ -9313,6 +9362,8 @@
               <w:spacing w:line="240" w:lineRule="auto"/>
               <w:ind w:firstLine="0"/>
               <w:rPr>
+                <w:b/>
+                <w:bCs/>
                 <w:szCs w:val="28"/>
               </w:rPr>
             </w:pPr>
@@ -9419,11 +9470,6 @@
     </w:p>
     <w:p/>
     <w:p>
-      <w:pPr>
-        <w:rPr>
-          <w:lang w:val="en-US"/>
-        </w:rPr>
-      </w:pPr>
       <w:r>
         <w:t xml:space="preserve">В проектируемой сети имеется </w:t>
       </w:r>
@@ -10315,6 +10361,47 @@
           </w:p>
         </w:tc>
       </w:tr>
+      <w:tr>
+        <w:tc>
+          <w:tcPr>
+            <w:tcW w:w="2122" w:type="dxa"/>
+          </w:tcPr>
+          <w:p>
+            <w:pPr>
+              <w:ind w:firstLine="0"/>
+            </w:pPr>
+            <w:r>
+              <w:t>60</w:t>
+            </w:r>
+          </w:p>
+        </w:tc>
+        <w:tc>
+          <w:tcPr>
+            <w:tcW w:w="3827" w:type="dxa"/>
+          </w:tcPr>
+          <w:p>
+            <w:pPr>
+              <w:ind w:firstLine="0"/>
+            </w:pPr>
+            <w:r>
+              <w:t>312</w:t>
+            </w:r>
+          </w:p>
+        </w:tc>
+        <w:tc>
+          <w:tcPr>
+            <w:tcW w:w="3396" w:type="dxa"/>
+          </w:tcPr>
+          <w:p>
+            <w:pPr>
+              <w:ind w:firstLine="0"/>
+            </w:pPr>
+            <w:r>
+              <w:t>Аппаратная</w:t>
+            </w:r>
+          </w:p>
+        </w:tc>
+      </w:tr>
     </w:tbl>
     <w:p>
       <w:pPr>
@@ -10626,10 +10713,7 @@
         <w:t xml:space="preserve">на другие устройства </w:t>
       </w:r>
       <w:r>
-        <w:t>с большой пропускной способностью</w:t>
-      </w:r>
-      <w:r>
-        <w:t>.</w:t>
+        <w:t>с большой пропускной способностью.</w:t>
       </w:r>
     </w:p>
     <w:p/>
@@ -10884,28 +10968,7 @@
                 <w:color w:val="EE0000"/>
                 <w:szCs w:val="28"/>
               </w:rPr>
-              <w:t xml:space="preserve">16 </w:t>
-            </w:r>
-            <w:r>
-              <w:rPr>
-                <w:color w:val="EE0000"/>
-                <w:szCs w:val="28"/>
-              </w:rPr>
-              <w:t>МБ</w:t>
-            </w:r>
-            <w:r>
-              <w:rPr>
-                <w:color w:val="EE0000"/>
-                <w:szCs w:val="28"/>
-              </w:rPr>
-              <w:t xml:space="preserve"> DRAM</w:t>
-            </w:r>
-            <w:r>
-              <w:rPr>
-                <w:color w:val="EE0000"/>
-                <w:szCs w:val="28"/>
-              </w:rPr>
-              <w:t xml:space="preserve"> (общая память)</w:t>
+              <w:t>16 МБ DRAM (общая память)</w:t>
             </w:r>
           </w:p>
         </w:tc>
@@ -11656,13 +11719,7 @@
         <w:rPr>
           <w:color w:val="EE0000"/>
         </w:rPr>
-        <w:t>WS-C3560-24PS</w:t>
-      </w:r>
-      <w:r>
-        <w:rPr>
-          <w:color w:val="EE0000"/>
-        </w:rPr>
-        <w:t xml:space="preserve"> </w:t>
+        <w:t xml:space="preserve">WS-C3560-24PS </w:t>
       </w:r>
       <w:r>
         <w:t>(таблица 3.2)</w:t>
@@ -11680,13 +11737,7 @@
         <w:t>SW</w:t>
       </w:r>
       <w:r>
-        <w:t xml:space="preserve"> </w:t>
-      </w:r>
-      <w:r>
-        <w:t>2</w:t>
-      </w:r>
-      <w:r>
-        <w:t xml:space="preserve"> </w:t>
+        <w:t xml:space="preserve"> 2 </w:t>
       </w:r>
       <w:r>
         <w:t xml:space="preserve">он </w:t>
@@ -11719,13 +11770,7 @@
     <w:p/>
     <w:p>
       <w:r>
-        <w:t>Таблица 3.</w:t>
-      </w:r>
-      <w:r>
-        <w:t>2</w:t>
-      </w:r>
-      <w:r>
-        <w:t xml:space="preserve"> </w:t>
+        <w:t xml:space="preserve">Таблица 3.2 </w:t>
       </w:r>
       <w:r>
         <w:sym w:font="Symbol" w:char="F02D"/>
@@ -12655,11 +12700,6 @@
       </w:pPr>
     </w:p>
     <w:p>
-      <w:pPr>
-        <w:rPr>
-          <w:lang w:val="en-US"/>
-        </w:rPr>
-      </w:pPr>
       <w:r>
         <w:t xml:space="preserve">Для подключения </w:t>
       </w:r>
@@ -12691,10 +12731,7 @@
         <w:t xml:space="preserve"> маршрутизатор </w:t>
       </w:r>
       <w:r>
-        <w:t>Cisco 1941</w:t>
-      </w:r>
-      <w:r>
-        <w:t>.</w:t>
+        <w:t>Cisco 1941.</w:t>
       </w:r>
       <w:r>
         <w:t xml:space="preserve"> Он обеспечивает работу с внешними каналами связи, поддерживает </w:t>
@@ -12739,13 +12776,7 @@
         <w:t xml:space="preserve"> 3.</w:t>
       </w:r>
     </w:p>
-    <w:p>
-      <w:pPr>
-        <w:rPr>
-          <w:lang w:val="en-US"/>
-        </w:rPr>
-      </w:pPr>
-    </w:p>
+    <w:p/>
     <w:p>
       <w:pPr>
         <w:pStyle w:val="ac"/>
@@ -12808,9 +12839,6013 @@
     <w:p/>
     <w:p>
       <w:pPr>
-        <w:spacing w:after="160" w:line="259" w:lineRule="auto"/>
+        <w:rPr>
+          <w:b/>
+          <w:bCs/>
+        </w:rPr>
+      </w:pPr>
+      <w:r>
+        <w:t xml:space="preserve">Предприятие, для которого </w:t>
+      </w:r>
+      <w:r>
+        <w:t>разрабатывается</w:t>
+      </w:r>
+      <w:r>
+        <w:t xml:space="preserve"> проект </w:t>
+      </w:r>
+      <w:r>
+        <w:t>ЛКС</w:t>
+      </w:r>
+      <w:r>
+        <w:t xml:space="preserve">, небольшое – </w:t>
+      </w:r>
+      <w:r>
+        <w:t xml:space="preserve">приблизительно 90 </w:t>
+      </w:r>
+      <w:r>
+        <w:t>сотрудников</w:t>
+      </w:r>
+      <w:r>
+        <w:t xml:space="preserve">. </w:t>
+      </w:r>
+      <w:r>
+        <w:t xml:space="preserve">Поэтому </w:t>
+      </w:r>
+      <w:r>
+        <w:t xml:space="preserve">для частной адресации </w:t>
+      </w:r>
+      <w:r>
+        <w:t>целесообразн</w:t>
+      </w:r>
+      <w:r>
+        <w:t xml:space="preserve">о </w:t>
+      </w:r>
+      <w:r>
+        <w:t>использова</w:t>
+      </w:r>
+      <w:r>
+        <w:t>ть</w:t>
+      </w:r>
+      <w:r>
+        <w:t xml:space="preserve"> адреса класса </w:t>
+      </w:r>
+      <w:r>
+        <w:rPr>
+          <w:lang w:val="en-US"/>
+        </w:rPr>
+        <w:t>C</w:t>
+      </w:r>
+      <w:r>
+        <w:t xml:space="preserve"> </w:t>
+      </w:r>
+      <w:r>
+        <w:t xml:space="preserve">в диапазоне </w:t>
+      </w:r>
+      <w:r>
+        <w:t>192.168.0.0</w:t>
+      </w:r>
+      <w:r>
+        <w:t xml:space="preserve"> </w:t>
+      </w:r>
+      <w:r>
+        <w:sym w:font="Symbol" w:char="F02D"/>
+      </w:r>
+      <w:r>
+        <w:t xml:space="preserve"> </w:t>
+      </w:r>
+      <w:r>
+        <w:t>192.</w:t>
+      </w:r>
+      <w:r>
+        <w:t>168.255.25</w:t>
+      </w:r>
+      <w:r>
+        <w:t>5</w:t>
+      </w:r>
+      <w:r>
+        <w:t xml:space="preserve"> (маска </w:t>
+      </w:r>
+      <w:r>
+        <w:sym w:font="Symbol" w:char="F02D"/>
+      </w:r>
+      <w:r>
+        <w:t xml:space="preserve"> </w:t>
+      </w:r>
+      <w:r>
+        <w:t>255</w:t>
+      </w:r>
+      <w:r>
+        <w:t>.255.0.0</w:t>
+      </w:r>
+      <w:r>
+        <w:t>).</w:t>
+      </w:r>
+    </w:p>
+    <w:p>
+      <w:r>
+        <w:t xml:space="preserve">Внешний IP-адрес и сетевая маска выделяется провайдером Интернет-услуг по запросу предприятия. Согласно варианту, предприятию выделен на постоянное пользование один бесклассовый адрес </w:t>
+      </w:r>
+      <w:r>
+        <w:rPr>
+          <w:b/>
+          <w:bCs/>
+        </w:rPr>
+        <w:t>78.234.108.44</w:t>
+      </w:r>
+      <w:r>
+        <w:t>.</w:t>
+      </w:r>
+      <w:r>
+        <w:t xml:space="preserve"> </w:t>
+      </w:r>
+      <w:r>
+        <w:t>Д</w:t>
+      </w:r>
+      <w:r>
+        <w:t>ля обеспечения выхода пользователей сети в Интернет</w:t>
+      </w:r>
+      <w:r>
+        <w:t xml:space="preserve"> </w:t>
+      </w:r>
+      <w:r>
+        <w:t>примен</w:t>
+      </w:r>
+      <w:r>
+        <w:t xml:space="preserve">яется </w:t>
+      </w:r>
+      <w:r>
+        <w:t>п</w:t>
+      </w:r>
+      <w:r>
+        <w:t>роцедур</w:t>
+      </w:r>
+      <w:r>
+        <w:t>а динамической</w:t>
+      </w:r>
+      <w:r>
+        <w:t xml:space="preserve"> трансляции адресов </w:t>
+      </w:r>
+      <w:r>
+        <w:t>методом «перегрузки».</w:t>
+      </w:r>
+    </w:p>
+    <w:p>
+      <w:pPr>
+        <w:ind w:firstLine="851"/>
+        <w:rPr>
+          <w:rFonts w:cs="Times New Roman"/>
+          <w:szCs w:val="28"/>
+        </w:rPr>
+      </w:pPr>
+      <w:r>
+        <w:rPr>
+          <w:rFonts w:cs="Times New Roman"/>
+          <w:szCs w:val="28"/>
+        </w:rPr>
+        <w:t xml:space="preserve">Для коммуникационного оборудования использованы адреса в диапазоне </w:t>
+      </w:r>
+      <w:r>
+        <w:rPr>
+          <w:rFonts w:cs="Times New Roman"/>
+          <w:b/>
+          <w:bCs/>
+          <w:szCs w:val="28"/>
+        </w:rPr>
+        <w:t xml:space="preserve">192.168.1.1 </w:t>
+      </w:r>
+      <w:r>
+        <w:rPr>
+          <w:rFonts w:cs="Times New Roman"/>
+          <w:b/>
+          <w:bCs/>
+          <w:szCs w:val="28"/>
+        </w:rPr>
+        <w:sym w:font="Symbol" w:char="F02D"/>
+      </w:r>
+      <w:r>
+        <w:rPr>
+          <w:rFonts w:cs="Times New Roman"/>
+          <w:b/>
+          <w:bCs/>
+          <w:szCs w:val="28"/>
+        </w:rPr>
+        <w:t xml:space="preserve"> 192.168.1.254</w:t>
+      </w:r>
+      <w:r>
+        <w:rPr>
+          <w:rFonts w:cs="Times New Roman"/>
+          <w:szCs w:val="28"/>
+        </w:rPr>
+        <w:t>.</w:t>
+      </w:r>
+      <w:r>
+        <w:rPr>
+          <w:rFonts w:cs="Times New Roman"/>
+          <w:szCs w:val="28"/>
+        </w:rPr>
+        <w:t xml:space="preserve"> </w:t>
+      </w:r>
+      <w:r>
+        <w:t>Для портов маршрутизатора выдел</w:t>
+      </w:r>
+      <w:r>
+        <w:t xml:space="preserve">ено два частных адреса: </w:t>
+      </w:r>
+      <w:r>
+        <w:rPr>
+          <w:b/>
+          <w:bCs/>
+        </w:rPr>
+        <w:t>192.168.</w:t>
+      </w:r>
+      <w:r>
+        <w:rPr>
+          <w:b/>
+          <w:bCs/>
+        </w:rPr>
+        <w:t>0</w:t>
+      </w:r>
+      <w:r>
+        <w:rPr>
+          <w:b/>
+          <w:bCs/>
+        </w:rPr>
+        <w:t>.1</w:t>
+      </w:r>
+      <w:r>
+        <w:t xml:space="preserve"> для интерфейса,</w:t>
+      </w:r>
+      <w:r>
+        <w:t xml:space="preserve"> соединенно</w:t>
+      </w:r>
+      <w:r>
+        <w:t>го с</w:t>
+      </w:r>
+      <w:r>
+        <w:t xml:space="preserve"> </w:t>
+      </w:r>
+      <w:r>
+        <w:t xml:space="preserve">ЛКС, и </w:t>
+      </w:r>
+      <w:r>
+        <w:rPr>
+          <w:b/>
+          <w:bCs/>
+        </w:rPr>
+        <w:t>192.168.</w:t>
+      </w:r>
+      <w:r>
+        <w:rPr>
+          <w:b/>
+          <w:bCs/>
+        </w:rPr>
+        <w:t>0</w:t>
+      </w:r>
+      <w:r>
+        <w:rPr>
+          <w:b/>
+          <w:bCs/>
+        </w:rPr>
+        <w:t>.2</w:t>
+      </w:r>
+      <w:r>
+        <w:t xml:space="preserve"> </w:t>
+      </w:r>
+      <w:r>
+        <w:t xml:space="preserve">для </w:t>
+      </w:r>
+      <w:r>
+        <w:t>интерфейс</w:t>
+      </w:r>
+      <w:r>
+        <w:t>а</w:t>
+      </w:r>
+      <w:r>
+        <w:t>, подключенно</w:t>
+      </w:r>
+      <w:r>
+        <w:t>го</w:t>
+      </w:r>
+      <w:r>
+        <w:t xml:space="preserve"> к</w:t>
+      </w:r>
+      <w:r>
+        <w:t xml:space="preserve"> серверу</w:t>
+      </w:r>
+      <w:r>
+        <w:t xml:space="preserve"> </w:t>
+      </w:r>
+      <w:r>
+        <w:rPr>
+          <w:lang w:val="en-US"/>
+        </w:rPr>
+        <w:t>DMZ</w:t>
+      </w:r>
+      <w:r>
+        <w:t xml:space="preserve">. </w:t>
+      </w:r>
+    </w:p>
+    <w:p>
+      <w:r>
+        <w:t xml:space="preserve">Адресная информация по </w:t>
+      </w:r>
+      <w:r>
+        <w:t>всем</w:t>
+      </w:r>
+      <w:r>
+        <w:t xml:space="preserve"> </w:t>
+      </w:r>
+      <w:r>
+        <w:t>подсетям</w:t>
+      </w:r>
+      <w:r>
+        <w:t xml:space="preserve"> представлена в таблице </w:t>
+      </w:r>
+      <w:r>
+        <w:t>4</w:t>
+      </w:r>
+      <w:r>
+        <w:t>.</w:t>
+      </w:r>
+      <w:r>
+        <w:t>1</w:t>
+      </w:r>
+      <w:r>
+        <w:t>.</w:t>
+      </w:r>
+    </w:p>
+    <w:p/>
+    <w:p>
+      <w:pPr>
+        <w:rPr>
+          <w:lang w:val="en-US"/>
+        </w:rPr>
+      </w:pPr>
+      <w:r>
+        <w:t xml:space="preserve">Таблица </w:t>
+      </w:r>
+      <w:r>
+        <w:t>4</w:t>
+      </w:r>
+      <w:r>
+        <w:t>.</w:t>
+      </w:r>
+      <w:r>
+        <w:t>1</w:t>
+      </w:r>
+      <w:r>
+        <w:t xml:space="preserve"> – Адресная информация </w:t>
+      </w:r>
+      <w:r>
+        <w:rPr>
+          <w:lang w:val="en-US"/>
+        </w:rPr>
+        <w:t>VLAN</w:t>
+      </w:r>
+    </w:p>
+    <w:tbl>
+      <w:tblPr>
+        <w:tblStyle w:val="af0"/>
+        <w:tblW w:w="9356" w:type="dxa"/>
+        <w:tblInd w:w="-5" w:type="dxa"/>
+        <w:tblLayout w:type="fixed"/>
+        <w:tblLook w:val="04A0" w:firstRow="1" w:lastRow="0" w:firstColumn="1" w:lastColumn="0" w:noHBand="0" w:noVBand="1"/>
+      </w:tblPr>
+      <w:tblGrid>
+        <w:gridCol w:w="567"/>
+        <w:gridCol w:w="2268"/>
+        <w:gridCol w:w="2127"/>
+        <w:gridCol w:w="1701"/>
+        <w:gridCol w:w="2693"/>
+      </w:tblGrid>
+      <w:tr>
+        <w:tc>
+          <w:tcPr>
+            <w:tcW w:w="567" w:type="dxa"/>
+            <w:vAlign w:val="center"/>
+          </w:tcPr>
+          <w:p>
+            <w:pPr>
+              <w:spacing w:line="240" w:lineRule="auto"/>
+              <w:ind w:firstLine="0"/>
+              <w:jc w:val="center"/>
+              <w:rPr>
+                <w:rFonts w:cs="Times New Roman"/>
+                <w:b/>
+                <w:bCs/>
+                <w:szCs w:val="28"/>
+                <w:lang w:val="en-US"/>
+              </w:rPr>
+            </w:pPr>
+            <w:r>
+              <w:rPr>
+                <w:rFonts w:cs="Times New Roman"/>
+                <w:b/>
+                <w:bCs/>
+                <w:szCs w:val="28"/>
+              </w:rPr>
+              <w:t>№</w:t>
+            </w:r>
+          </w:p>
+        </w:tc>
+        <w:tc>
+          <w:tcPr>
+            <w:tcW w:w="2268" w:type="dxa"/>
+            <w:vAlign w:val="center"/>
+          </w:tcPr>
+          <w:p>
+            <w:pPr>
+              <w:spacing w:line="240" w:lineRule="auto"/>
+              <w:ind w:firstLine="0"/>
+              <w:jc w:val="center"/>
+              <w:rPr>
+                <w:rFonts w:cs="Times New Roman"/>
+                <w:b/>
+                <w:bCs/>
+                <w:szCs w:val="28"/>
+              </w:rPr>
+            </w:pPr>
+            <w:r>
+              <w:rPr>
+                <w:rFonts w:cs="Times New Roman"/>
+                <w:b/>
+                <w:bCs/>
+                <w:szCs w:val="28"/>
+                <w:lang w:val="en-US"/>
+              </w:rPr>
+              <w:t>IP-</w:t>
+            </w:r>
+            <w:r>
+              <w:rPr>
+                <w:rFonts w:cs="Times New Roman"/>
+                <w:b/>
+                <w:bCs/>
+                <w:szCs w:val="28"/>
+              </w:rPr>
+              <w:t>адрес подсети</w:t>
+            </w:r>
+          </w:p>
+        </w:tc>
+        <w:tc>
+          <w:tcPr>
+            <w:tcW w:w="2127" w:type="dxa"/>
+            <w:vAlign w:val="center"/>
+          </w:tcPr>
+          <w:p>
+            <w:pPr>
+              <w:spacing w:line="240" w:lineRule="auto"/>
+              <w:ind w:firstLine="0"/>
+              <w:jc w:val="center"/>
+              <w:rPr>
+                <w:rFonts w:cs="Times New Roman"/>
+                <w:b/>
+                <w:bCs/>
+                <w:szCs w:val="28"/>
+              </w:rPr>
+            </w:pPr>
+            <w:r>
+              <w:rPr>
+                <w:rFonts w:cs="Times New Roman"/>
+                <w:b/>
+                <w:bCs/>
+                <w:szCs w:val="28"/>
+              </w:rPr>
+              <w:t>Маска подсети</w:t>
+            </w:r>
+          </w:p>
+        </w:tc>
+        <w:tc>
+          <w:tcPr>
+            <w:tcW w:w="1701" w:type="dxa"/>
+            <w:vAlign w:val="center"/>
+          </w:tcPr>
+          <w:p>
+            <w:pPr>
+              <w:spacing w:line="240" w:lineRule="auto"/>
+              <w:ind w:firstLine="0"/>
+              <w:jc w:val="center"/>
+              <w:rPr>
+                <w:rFonts w:cs="Times New Roman"/>
+                <w:b/>
+                <w:bCs/>
+                <w:szCs w:val="28"/>
+              </w:rPr>
+            </w:pPr>
+            <w:r>
+              <w:rPr>
+                <w:rFonts w:cs="Times New Roman"/>
+                <w:b/>
+                <w:bCs/>
+                <w:szCs w:val="28"/>
+              </w:rPr>
+              <w:t>Шлюз</w:t>
+            </w:r>
+          </w:p>
+        </w:tc>
+        <w:tc>
+          <w:tcPr>
+            <w:tcW w:w="2693" w:type="dxa"/>
+            <w:vAlign w:val="center"/>
+          </w:tcPr>
+          <w:p>
+            <w:pPr>
+              <w:spacing w:line="240" w:lineRule="auto"/>
+              <w:ind w:firstLine="0"/>
+              <w:jc w:val="center"/>
+              <w:rPr>
+                <w:rFonts w:cs="Times New Roman"/>
+                <w:b/>
+                <w:bCs/>
+                <w:szCs w:val="28"/>
+              </w:rPr>
+            </w:pPr>
+            <w:r>
+              <w:rPr>
+                <w:rFonts w:cs="Times New Roman"/>
+                <w:b/>
+                <w:bCs/>
+                <w:szCs w:val="28"/>
+              </w:rPr>
+              <w:t>Диапазон адресов</w:t>
+            </w:r>
+            <w:r>
+              <w:rPr>
+                <w:rFonts w:cs="Times New Roman"/>
+                <w:b/>
+                <w:bCs/>
+                <w:szCs w:val="28"/>
+              </w:rPr>
+              <w:t xml:space="preserve"> </w:t>
+            </w:r>
+          </w:p>
+        </w:tc>
+      </w:tr>
+      <w:tr>
+        <w:tc>
+          <w:tcPr>
+            <w:tcW w:w="567" w:type="dxa"/>
+            <w:vAlign w:val="center"/>
+          </w:tcPr>
+          <w:p>
+            <w:pPr>
+              <w:spacing w:line="240" w:lineRule="auto"/>
+              <w:ind w:firstLine="0"/>
+              <w:jc w:val="center"/>
+              <w:rPr>
+                <w:rFonts w:cs="Times New Roman"/>
+                <w:szCs w:val="28"/>
+              </w:rPr>
+            </w:pPr>
+            <w:r>
+              <w:rPr>
+                <w:rFonts w:cs="Times New Roman"/>
+                <w:szCs w:val="28"/>
+              </w:rPr>
+              <w:t>10</w:t>
+            </w:r>
+          </w:p>
+        </w:tc>
+        <w:tc>
+          <w:tcPr>
+            <w:tcW w:w="2268" w:type="dxa"/>
+            <w:vAlign w:val="center"/>
+          </w:tcPr>
+          <w:p>
+            <w:pPr>
+              <w:spacing w:line="240" w:lineRule="auto"/>
+              <w:ind w:firstLine="0"/>
+              <w:jc w:val="center"/>
+              <w:rPr>
+                <w:rFonts w:cs="Times New Roman"/>
+                <w:szCs w:val="28"/>
+              </w:rPr>
+            </w:pPr>
+            <w:r>
+              <w:rPr>
+                <w:rFonts w:cs="Times New Roman"/>
+                <w:szCs w:val="28"/>
+              </w:rPr>
+              <w:t>192.168.10.</w:t>
+            </w:r>
+            <w:r>
+              <w:rPr>
+                <w:rFonts w:cs="Times New Roman"/>
+                <w:szCs w:val="28"/>
+              </w:rPr>
+              <w:t>0</w:t>
+            </w:r>
+            <w:r>
+              <w:rPr>
+                <w:rFonts w:cs="Times New Roman"/>
+                <w:szCs w:val="28"/>
+              </w:rPr>
+              <w:t>/24</w:t>
+            </w:r>
+          </w:p>
+        </w:tc>
+        <w:tc>
+          <w:tcPr>
+            <w:tcW w:w="2127" w:type="dxa"/>
+            <w:vAlign w:val="center"/>
+          </w:tcPr>
+          <w:p>
+            <w:pPr>
+              <w:spacing w:line="240" w:lineRule="auto"/>
+              <w:ind w:firstLine="0"/>
+              <w:jc w:val="center"/>
+              <w:rPr>
+                <w:rFonts w:cs="Times New Roman"/>
+                <w:szCs w:val="28"/>
+              </w:rPr>
+            </w:pPr>
+            <w:r>
+              <w:rPr>
+                <w:rFonts w:cs="Times New Roman"/>
+                <w:szCs w:val="28"/>
+              </w:rPr>
+              <w:t>255.255.255.</w:t>
+            </w:r>
+            <w:r>
+              <w:rPr>
+                <w:rFonts w:cs="Times New Roman"/>
+                <w:szCs w:val="28"/>
+              </w:rPr>
+              <w:t>0</w:t>
+            </w:r>
+          </w:p>
+        </w:tc>
+        <w:tc>
+          <w:tcPr>
+            <w:tcW w:w="1701" w:type="dxa"/>
+            <w:vAlign w:val="center"/>
+          </w:tcPr>
+          <w:p>
+            <w:pPr>
+              <w:spacing w:line="240" w:lineRule="auto"/>
+              <w:ind w:firstLine="0"/>
+              <w:jc w:val="center"/>
+              <w:rPr>
+                <w:rFonts w:cs="Times New Roman"/>
+                <w:szCs w:val="28"/>
+              </w:rPr>
+            </w:pPr>
+            <w:r>
+              <w:rPr>
+                <w:rFonts w:cs="Times New Roman"/>
+                <w:szCs w:val="28"/>
+              </w:rPr>
+              <w:t>192.168.10.1</w:t>
+            </w:r>
+          </w:p>
+        </w:tc>
+        <w:tc>
+          <w:tcPr>
+            <w:tcW w:w="2693" w:type="dxa"/>
+            <w:vAlign w:val="center"/>
+          </w:tcPr>
+          <w:p>
+            <w:pPr>
+              <w:spacing w:line="240" w:lineRule="auto"/>
+              <w:ind w:firstLine="0"/>
+              <w:jc w:val="center"/>
+              <w:rPr>
+                <w:rFonts w:cs="Times New Roman"/>
+                <w:szCs w:val="28"/>
+              </w:rPr>
+            </w:pPr>
+            <w:r>
+              <w:rPr>
+                <w:rFonts w:cs="Times New Roman"/>
+                <w:szCs w:val="28"/>
+              </w:rPr>
+              <w:t>192.168.10.2</w:t>
+            </w:r>
+            <w:r>
+              <w:rPr>
+                <w:rFonts w:cs="Times New Roman"/>
+                <w:szCs w:val="28"/>
+              </w:rPr>
+              <w:t xml:space="preserve"> </w:t>
+            </w:r>
+            <w:r>
+              <w:rPr>
+                <w:rFonts w:cs="Times New Roman"/>
+                <w:szCs w:val="28"/>
+              </w:rPr>
+              <w:sym w:font="Symbol" w:char="F02D"/>
+            </w:r>
+            <w:r>
+              <w:rPr>
+                <w:rFonts w:cs="Times New Roman"/>
+                <w:szCs w:val="28"/>
+              </w:rPr>
+              <w:t xml:space="preserve"> </w:t>
+            </w:r>
+            <w:r>
+              <w:rPr>
+                <w:rFonts w:cs="Times New Roman"/>
+                <w:szCs w:val="28"/>
+              </w:rPr>
+              <w:t>192.168.10.</w:t>
+            </w:r>
+            <w:r>
+              <w:rPr>
+                <w:rFonts w:cs="Times New Roman"/>
+                <w:szCs w:val="28"/>
+              </w:rPr>
+              <w:t>255</w:t>
+            </w:r>
+          </w:p>
+        </w:tc>
+      </w:tr>
+      <w:tr>
+        <w:tc>
+          <w:tcPr>
+            <w:tcW w:w="567" w:type="dxa"/>
+            <w:vAlign w:val="center"/>
+          </w:tcPr>
+          <w:p>
+            <w:pPr>
+              <w:spacing w:line="240" w:lineRule="auto"/>
+              <w:ind w:firstLine="0"/>
+              <w:jc w:val="center"/>
+              <w:rPr>
+                <w:rFonts w:cs="Times New Roman"/>
+                <w:szCs w:val="28"/>
+              </w:rPr>
+            </w:pPr>
+            <w:r>
+              <w:rPr>
+                <w:rFonts w:cs="Times New Roman"/>
+                <w:szCs w:val="28"/>
+              </w:rPr>
+              <w:t>20</w:t>
+            </w:r>
+          </w:p>
+        </w:tc>
+        <w:tc>
+          <w:tcPr>
+            <w:tcW w:w="2268" w:type="dxa"/>
+            <w:vAlign w:val="center"/>
+          </w:tcPr>
+          <w:p>
+            <w:pPr>
+              <w:spacing w:line="240" w:lineRule="auto"/>
+              <w:ind w:firstLine="0"/>
+              <w:jc w:val="center"/>
+              <w:rPr>
+                <w:rFonts w:cs="Times New Roman"/>
+                <w:szCs w:val="28"/>
+              </w:rPr>
+            </w:pPr>
+            <w:r>
+              <w:rPr>
+                <w:rFonts w:cs="Times New Roman"/>
+                <w:szCs w:val="28"/>
+              </w:rPr>
+              <w:t>192.168.</w:t>
+            </w:r>
+            <w:r>
+              <w:rPr>
+                <w:rFonts w:cs="Times New Roman"/>
+                <w:szCs w:val="28"/>
+              </w:rPr>
+              <w:t>2</w:t>
+            </w:r>
+            <w:r>
+              <w:rPr>
+                <w:rFonts w:cs="Times New Roman"/>
+                <w:szCs w:val="28"/>
+              </w:rPr>
+              <w:t>0.</w:t>
+            </w:r>
+            <w:r>
+              <w:rPr>
+                <w:rFonts w:cs="Times New Roman"/>
+                <w:szCs w:val="28"/>
+              </w:rPr>
+              <w:t>0</w:t>
+            </w:r>
+            <w:r>
+              <w:rPr>
+                <w:rFonts w:cs="Times New Roman"/>
+                <w:szCs w:val="28"/>
+              </w:rPr>
+              <w:t>/24</w:t>
+            </w:r>
+          </w:p>
+        </w:tc>
+        <w:tc>
+          <w:tcPr>
+            <w:tcW w:w="2127" w:type="dxa"/>
+            <w:vAlign w:val="center"/>
+          </w:tcPr>
+          <w:p>
+            <w:pPr>
+              <w:spacing w:line="240" w:lineRule="auto"/>
+              <w:ind w:firstLine="0"/>
+              <w:jc w:val="center"/>
+              <w:rPr>
+                <w:rFonts w:cs="Times New Roman"/>
+                <w:szCs w:val="28"/>
+              </w:rPr>
+            </w:pPr>
+            <w:r>
+              <w:rPr>
+                <w:rFonts w:cs="Times New Roman"/>
+                <w:szCs w:val="28"/>
+              </w:rPr>
+              <w:t>255.255.255.</w:t>
+            </w:r>
+            <w:r>
+              <w:rPr>
+                <w:rFonts w:cs="Times New Roman"/>
+                <w:szCs w:val="28"/>
+              </w:rPr>
+              <w:t>0</w:t>
+            </w:r>
+          </w:p>
+        </w:tc>
+        <w:tc>
+          <w:tcPr>
+            <w:tcW w:w="1701" w:type="dxa"/>
+            <w:vAlign w:val="center"/>
+          </w:tcPr>
+          <w:p>
+            <w:pPr>
+              <w:spacing w:line="240" w:lineRule="auto"/>
+              <w:ind w:firstLine="0"/>
+              <w:jc w:val="center"/>
+              <w:rPr>
+                <w:rFonts w:cs="Times New Roman"/>
+                <w:szCs w:val="28"/>
+              </w:rPr>
+            </w:pPr>
+            <w:r>
+              <w:rPr>
+                <w:rFonts w:cs="Times New Roman"/>
+                <w:szCs w:val="28"/>
+              </w:rPr>
+              <w:t>192.168.</w:t>
+            </w:r>
+            <w:r>
+              <w:rPr>
+                <w:rFonts w:cs="Times New Roman"/>
+                <w:szCs w:val="28"/>
+              </w:rPr>
+              <w:t>2</w:t>
+            </w:r>
+            <w:r>
+              <w:rPr>
+                <w:rFonts w:cs="Times New Roman"/>
+                <w:szCs w:val="28"/>
+              </w:rPr>
+              <w:t>0.1</w:t>
+            </w:r>
+          </w:p>
+        </w:tc>
+        <w:tc>
+          <w:tcPr>
+            <w:tcW w:w="2693" w:type="dxa"/>
+            <w:vAlign w:val="center"/>
+          </w:tcPr>
+          <w:p>
+            <w:pPr>
+              <w:spacing w:line="240" w:lineRule="auto"/>
+              <w:ind w:firstLine="0"/>
+              <w:jc w:val="center"/>
+              <w:rPr>
+                <w:rFonts w:cs="Times New Roman"/>
+                <w:szCs w:val="28"/>
+              </w:rPr>
+            </w:pPr>
+            <w:r>
+              <w:rPr>
+                <w:rFonts w:cs="Times New Roman"/>
+                <w:szCs w:val="28"/>
+              </w:rPr>
+              <w:t>192.168.</w:t>
+            </w:r>
+            <w:r>
+              <w:rPr>
+                <w:rFonts w:cs="Times New Roman"/>
+                <w:szCs w:val="28"/>
+              </w:rPr>
+              <w:t>2</w:t>
+            </w:r>
+            <w:r>
+              <w:rPr>
+                <w:rFonts w:cs="Times New Roman"/>
+                <w:szCs w:val="28"/>
+              </w:rPr>
+              <w:t>0.2</w:t>
+            </w:r>
+            <w:r>
+              <w:rPr>
+                <w:rFonts w:cs="Times New Roman"/>
+                <w:szCs w:val="28"/>
+              </w:rPr>
+              <w:t xml:space="preserve"> </w:t>
+            </w:r>
+            <w:r>
+              <w:rPr>
+                <w:rFonts w:cs="Times New Roman"/>
+                <w:szCs w:val="28"/>
+              </w:rPr>
+              <w:sym w:font="Symbol" w:char="F02D"/>
+            </w:r>
+            <w:r>
+              <w:rPr>
+                <w:rFonts w:cs="Times New Roman"/>
+                <w:szCs w:val="28"/>
+              </w:rPr>
+              <w:t xml:space="preserve"> </w:t>
+            </w:r>
+            <w:r>
+              <w:rPr>
+                <w:rFonts w:cs="Times New Roman"/>
+                <w:szCs w:val="28"/>
+              </w:rPr>
+              <w:t>192.168.</w:t>
+            </w:r>
+            <w:r>
+              <w:rPr>
+                <w:rFonts w:cs="Times New Roman"/>
+                <w:szCs w:val="28"/>
+              </w:rPr>
+              <w:t>2</w:t>
+            </w:r>
+            <w:r>
+              <w:rPr>
+                <w:rFonts w:cs="Times New Roman"/>
+                <w:szCs w:val="28"/>
+              </w:rPr>
+              <w:t>0.</w:t>
+            </w:r>
+            <w:r>
+              <w:rPr>
+                <w:rFonts w:cs="Times New Roman"/>
+                <w:szCs w:val="28"/>
+              </w:rPr>
+              <w:t>255</w:t>
+            </w:r>
+          </w:p>
+        </w:tc>
+      </w:tr>
+      <w:tr>
+        <w:tc>
+          <w:tcPr>
+            <w:tcW w:w="567" w:type="dxa"/>
+            <w:vAlign w:val="center"/>
+          </w:tcPr>
+          <w:p>
+            <w:pPr>
+              <w:spacing w:line="240" w:lineRule="auto"/>
+              <w:ind w:firstLine="0"/>
+              <w:jc w:val="center"/>
+              <w:rPr>
+                <w:rFonts w:cs="Times New Roman"/>
+                <w:szCs w:val="28"/>
+              </w:rPr>
+            </w:pPr>
+            <w:r>
+              <w:rPr>
+                <w:rFonts w:cs="Times New Roman"/>
+                <w:szCs w:val="28"/>
+              </w:rPr>
+              <w:t>30</w:t>
+            </w:r>
+          </w:p>
+        </w:tc>
+        <w:tc>
+          <w:tcPr>
+            <w:tcW w:w="2268" w:type="dxa"/>
+            <w:vAlign w:val="center"/>
+          </w:tcPr>
+          <w:p>
+            <w:pPr>
+              <w:spacing w:line="240" w:lineRule="auto"/>
+              <w:ind w:firstLine="0"/>
+              <w:jc w:val="center"/>
+              <w:rPr>
+                <w:rFonts w:cs="Times New Roman"/>
+                <w:szCs w:val="28"/>
+              </w:rPr>
+            </w:pPr>
+            <w:r>
+              <w:rPr>
+                <w:rFonts w:cs="Times New Roman"/>
+                <w:szCs w:val="28"/>
+              </w:rPr>
+              <w:t>192.168.</w:t>
+            </w:r>
+            <w:r>
+              <w:rPr>
+                <w:rFonts w:cs="Times New Roman"/>
+                <w:szCs w:val="28"/>
+              </w:rPr>
+              <w:t>3</w:t>
+            </w:r>
+            <w:r>
+              <w:rPr>
+                <w:rFonts w:cs="Times New Roman"/>
+                <w:szCs w:val="28"/>
+              </w:rPr>
+              <w:t>0.</w:t>
+            </w:r>
+            <w:r>
+              <w:rPr>
+                <w:rFonts w:cs="Times New Roman"/>
+                <w:szCs w:val="28"/>
+              </w:rPr>
+              <w:t>0</w:t>
+            </w:r>
+            <w:r>
+              <w:rPr>
+                <w:rFonts w:cs="Times New Roman"/>
+                <w:szCs w:val="28"/>
+              </w:rPr>
+              <w:t>/24</w:t>
+            </w:r>
+          </w:p>
+        </w:tc>
+        <w:tc>
+          <w:tcPr>
+            <w:tcW w:w="2127" w:type="dxa"/>
+            <w:vAlign w:val="center"/>
+          </w:tcPr>
+          <w:p>
+            <w:pPr>
+              <w:spacing w:line="240" w:lineRule="auto"/>
+              <w:ind w:firstLine="0"/>
+              <w:jc w:val="center"/>
+              <w:rPr>
+                <w:rFonts w:cs="Times New Roman"/>
+                <w:szCs w:val="28"/>
+              </w:rPr>
+            </w:pPr>
+            <w:r>
+              <w:rPr>
+                <w:rFonts w:cs="Times New Roman"/>
+                <w:szCs w:val="28"/>
+              </w:rPr>
+              <w:t>255.255.255.</w:t>
+            </w:r>
+            <w:r>
+              <w:rPr>
+                <w:rFonts w:cs="Times New Roman"/>
+                <w:szCs w:val="28"/>
+              </w:rPr>
+              <w:t>0</w:t>
+            </w:r>
+          </w:p>
+        </w:tc>
+        <w:tc>
+          <w:tcPr>
+            <w:tcW w:w="1701" w:type="dxa"/>
+            <w:vAlign w:val="center"/>
+          </w:tcPr>
+          <w:p>
+            <w:pPr>
+              <w:spacing w:line="240" w:lineRule="auto"/>
+              <w:ind w:firstLine="0"/>
+              <w:jc w:val="center"/>
+              <w:rPr>
+                <w:rFonts w:cs="Times New Roman"/>
+                <w:szCs w:val="28"/>
+              </w:rPr>
+            </w:pPr>
+            <w:r>
+              <w:rPr>
+                <w:rFonts w:cs="Times New Roman"/>
+                <w:szCs w:val="28"/>
+              </w:rPr>
+              <w:t>192.168.</w:t>
+            </w:r>
+            <w:r>
+              <w:rPr>
+                <w:rFonts w:cs="Times New Roman"/>
+                <w:szCs w:val="28"/>
+              </w:rPr>
+              <w:t>3</w:t>
+            </w:r>
+            <w:r>
+              <w:rPr>
+                <w:rFonts w:cs="Times New Roman"/>
+                <w:szCs w:val="28"/>
+              </w:rPr>
+              <w:t>0.1</w:t>
+            </w:r>
+          </w:p>
+        </w:tc>
+        <w:tc>
+          <w:tcPr>
+            <w:tcW w:w="2693" w:type="dxa"/>
+            <w:vAlign w:val="center"/>
+          </w:tcPr>
+          <w:p>
+            <w:pPr>
+              <w:spacing w:line="240" w:lineRule="auto"/>
+              <w:ind w:firstLine="0"/>
+              <w:jc w:val="center"/>
+              <w:rPr>
+                <w:rFonts w:cs="Times New Roman"/>
+                <w:szCs w:val="28"/>
+              </w:rPr>
+            </w:pPr>
+            <w:r>
+              <w:rPr>
+                <w:rFonts w:cs="Times New Roman"/>
+                <w:szCs w:val="28"/>
+              </w:rPr>
+              <w:t>192.168.</w:t>
+            </w:r>
+            <w:r>
+              <w:rPr>
+                <w:rFonts w:cs="Times New Roman"/>
+                <w:szCs w:val="28"/>
+              </w:rPr>
+              <w:t>3</w:t>
+            </w:r>
+            <w:r>
+              <w:rPr>
+                <w:rFonts w:cs="Times New Roman"/>
+                <w:szCs w:val="28"/>
+              </w:rPr>
+              <w:t>0.2</w:t>
+            </w:r>
+            <w:r>
+              <w:rPr>
+                <w:rFonts w:cs="Times New Roman"/>
+                <w:szCs w:val="28"/>
+              </w:rPr>
+              <w:t xml:space="preserve"> </w:t>
+            </w:r>
+            <w:r>
+              <w:rPr>
+                <w:rFonts w:cs="Times New Roman"/>
+                <w:szCs w:val="28"/>
+              </w:rPr>
+              <w:sym w:font="Symbol" w:char="F02D"/>
+            </w:r>
+            <w:r>
+              <w:rPr>
+                <w:rFonts w:cs="Times New Roman"/>
+                <w:szCs w:val="28"/>
+              </w:rPr>
+              <w:t xml:space="preserve"> </w:t>
+            </w:r>
+            <w:r>
+              <w:rPr>
+                <w:rFonts w:cs="Times New Roman"/>
+                <w:szCs w:val="28"/>
+              </w:rPr>
+              <w:t>192.168.</w:t>
+            </w:r>
+            <w:r>
+              <w:rPr>
+                <w:rFonts w:cs="Times New Roman"/>
+                <w:szCs w:val="28"/>
+              </w:rPr>
+              <w:t>3</w:t>
+            </w:r>
+            <w:r>
+              <w:rPr>
+                <w:rFonts w:cs="Times New Roman"/>
+                <w:szCs w:val="28"/>
+              </w:rPr>
+              <w:t>0.</w:t>
+            </w:r>
+            <w:r>
+              <w:rPr>
+                <w:rFonts w:cs="Times New Roman"/>
+                <w:szCs w:val="28"/>
+              </w:rPr>
+              <w:t>255</w:t>
+            </w:r>
+          </w:p>
+        </w:tc>
+      </w:tr>
+      <w:tr>
+        <w:tc>
+          <w:tcPr>
+            <w:tcW w:w="567" w:type="dxa"/>
+            <w:vAlign w:val="center"/>
+          </w:tcPr>
+          <w:p>
+            <w:pPr>
+              <w:spacing w:line="240" w:lineRule="auto"/>
+              <w:ind w:firstLine="0"/>
+              <w:jc w:val="center"/>
+              <w:rPr>
+                <w:rFonts w:cs="Times New Roman"/>
+                <w:szCs w:val="28"/>
+              </w:rPr>
+            </w:pPr>
+            <w:r>
+              <w:rPr>
+                <w:rFonts w:cs="Times New Roman"/>
+                <w:szCs w:val="28"/>
+              </w:rPr>
+              <w:t>40</w:t>
+            </w:r>
+          </w:p>
+        </w:tc>
+        <w:tc>
+          <w:tcPr>
+            <w:tcW w:w="2268" w:type="dxa"/>
+            <w:vAlign w:val="center"/>
+          </w:tcPr>
+          <w:p>
+            <w:pPr>
+              <w:spacing w:line="240" w:lineRule="auto"/>
+              <w:ind w:firstLine="0"/>
+              <w:jc w:val="center"/>
+              <w:rPr>
+                <w:rFonts w:cs="Times New Roman"/>
+                <w:szCs w:val="28"/>
+              </w:rPr>
+            </w:pPr>
+            <w:r>
+              <w:rPr>
+                <w:rFonts w:cs="Times New Roman"/>
+                <w:szCs w:val="28"/>
+              </w:rPr>
+              <w:t>192.168.</w:t>
+            </w:r>
+            <w:r>
+              <w:rPr>
+                <w:rFonts w:cs="Times New Roman"/>
+                <w:szCs w:val="28"/>
+              </w:rPr>
+              <w:t>4</w:t>
+            </w:r>
+            <w:r>
+              <w:rPr>
+                <w:rFonts w:cs="Times New Roman"/>
+                <w:szCs w:val="28"/>
+              </w:rPr>
+              <w:t>0.</w:t>
+            </w:r>
+            <w:r>
+              <w:rPr>
+                <w:rFonts w:cs="Times New Roman"/>
+                <w:szCs w:val="28"/>
+              </w:rPr>
+              <w:t>0</w:t>
+            </w:r>
+            <w:r>
+              <w:rPr>
+                <w:rFonts w:cs="Times New Roman"/>
+                <w:szCs w:val="28"/>
+              </w:rPr>
+              <w:t>/24</w:t>
+            </w:r>
+          </w:p>
+        </w:tc>
+        <w:tc>
+          <w:tcPr>
+            <w:tcW w:w="2127" w:type="dxa"/>
+            <w:vAlign w:val="center"/>
+          </w:tcPr>
+          <w:p>
+            <w:pPr>
+              <w:spacing w:line="240" w:lineRule="auto"/>
+              <w:ind w:firstLine="0"/>
+              <w:jc w:val="center"/>
+              <w:rPr>
+                <w:rFonts w:cs="Times New Roman"/>
+                <w:szCs w:val="28"/>
+              </w:rPr>
+            </w:pPr>
+            <w:r>
+              <w:rPr>
+                <w:rFonts w:cs="Times New Roman"/>
+                <w:szCs w:val="28"/>
+              </w:rPr>
+              <w:t>255.255.255.</w:t>
+            </w:r>
+            <w:r>
+              <w:rPr>
+                <w:rFonts w:cs="Times New Roman"/>
+                <w:szCs w:val="28"/>
+              </w:rPr>
+              <w:t>0</w:t>
+            </w:r>
+          </w:p>
+        </w:tc>
+        <w:tc>
+          <w:tcPr>
+            <w:tcW w:w="1701" w:type="dxa"/>
+            <w:vAlign w:val="center"/>
+          </w:tcPr>
+          <w:p>
+            <w:pPr>
+              <w:spacing w:line="240" w:lineRule="auto"/>
+              <w:ind w:firstLine="0"/>
+              <w:jc w:val="center"/>
+              <w:rPr>
+                <w:rFonts w:cs="Times New Roman"/>
+                <w:szCs w:val="28"/>
+              </w:rPr>
+            </w:pPr>
+            <w:r>
+              <w:rPr>
+                <w:rFonts w:cs="Times New Roman"/>
+                <w:szCs w:val="28"/>
+              </w:rPr>
+              <w:t>192.168.</w:t>
+            </w:r>
+            <w:r>
+              <w:rPr>
+                <w:rFonts w:cs="Times New Roman"/>
+                <w:szCs w:val="28"/>
+              </w:rPr>
+              <w:t>4</w:t>
+            </w:r>
+            <w:r>
+              <w:rPr>
+                <w:rFonts w:cs="Times New Roman"/>
+                <w:szCs w:val="28"/>
+              </w:rPr>
+              <w:t>0.1</w:t>
+            </w:r>
+          </w:p>
+        </w:tc>
+        <w:tc>
+          <w:tcPr>
+            <w:tcW w:w="2693" w:type="dxa"/>
+            <w:vAlign w:val="center"/>
+          </w:tcPr>
+          <w:p>
+            <w:pPr>
+              <w:spacing w:line="240" w:lineRule="auto"/>
+              <w:ind w:firstLine="0"/>
+              <w:jc w:val="center"/>
+              <w:rPr>
+                <w:rFonts w:cs="Times New Roman"/>
+                <w:szCs w:val="28"/>
+              </w:rPr>
+            </w:pPr>
+            <w:r>
+              <w:rPr>
+                <w:rFonts w:cs="Times New Roman"/>
+                <w:szCs w:val="28"/>
+              </w:rPr>
+              <w:t>192.168.</w:t>
+            </w:r>
+            <w:r>
+              <w:rPr>
+                <w:rFonts w:cs="Times New Roman"/>
+                <w:szCs w:val="28"/>
+              </w:rPr>
+              <w:t>4</w:t>
+            </w:r>
+            <w:r>
+              <w:rPr>
+                <w:rFonts w:cs="Times New Roman"/>
+                <w:szCs w:val="28"/>
+              </w:rPr>
+              <w:t>0.2</w:t>
+            </w:r>
+            <w:r>
+              <w:rPr>
+                <w:rFonts w:cs="Times New Roman"/>
+                <w:szCs w:val="28"/>
+              </w:rPr>
+              <w:t xml:space="preserve"> </w:t>
+            </w:r>
+            <w:r>
+              <w:rPr>
+                <w:rFonts w:cs="Times New Roman"/>
+                <w:szCs w:val="28"/>
+              </w:rPr>
+              <w:sym w:font="Symbol" w:char="F02D"/>
+            </w:r>
+            <w:r>
+              <w:rPr>
+                <w:rFonts w:cs="Times New Roman"/>
+                <w:szCs w:val="28"/>
+              </w:rPr>
+              <w:t xml:space="preserve"> </w:t>
+            </w:r>
+            <w:r>
+              <w:rPr>
+                <w:rFonts w:cs="Times New Roman"/>
+                <w:szCs w:val="28"/>
+              </w:rPr>
+              <w:t>192.168.</w:t>
+            </w:r>
+            <w:r>
+              <w:rPr>
+                <w:rFonts w:cs="Times New Roman"/>
+                <w:szCs w:val="28"/>
+              </w:rPr>
+              <w:t>4</w:t>
+            </w:r>
+            <w:r>
+              <w:rPr>
+                <w:rFonts w:cs="Times New Roman"/>
+                <w:szCs w:val="28"/>
+              </w:rPr>
+              <w:t>0.</w:t>
+            </w:r>
+            <w:r>
+              <w:rPr>
+                <w:rFonts w:cs="Times New Roman"/>
+                <w:szCs w:val="28"/>
+              </w:rPr>
+              <w:t>255</w:t>
+            </w:r>
+          </w:p>
+        </w:tc>
+      </w:tr>
+      <w:tr>
+        <w:tc>
+          <w:tcPr>
+            <w:tcW w:w="567" w:type="dxa"/>
+            <w:vAlign w:val="center"/>
+          </w:tcPr>
+          <w:p>
+            <w:pPr>
+              <w:spacing w:line="240" w:lineRule="auto"/>
+              <w:ind w:firstLine="0"/>
+              <w:jc w:val="center"/>
+              <w:rPr>
+                <w:rFonts w:cs="Times New Roman"/>
+                <w:szCs w:val="28"/>
+              </w:rPr>
+            </w:pPr>
+            <w:r>
+              <w:rPr>
+                <w:rFonts w:cs="Times New Roman"/>
+                <w:szCs w:val="28"/>
+              </w:rPr>
+              <w:t>50</w:t>
+            </w:r>
+          </w:p>
+        </w:tc>
+        <w:tc>
+          <w:tcPr>
+            <w:tcW w:w="2268" w:type="dxa"/>
+            <w:vAlign w:val="center"/>
+          </w:tcPr>
+          <w:p>
+            <w:pPr>
+              <w:spacing w:line="240" w:lineRule="auto"/>
+              <w:ind w:firstLine="0"/>
+              <w:jc w:val="center"/>
+              <w:rPr>
+                <w:rFonts w:cs="Times New Roman"/>
+                <w:szCs w:val="28"/>
+              </w:rPr>
+            </w:pPr>
+            <w:r>
+              <w:rPr>
+                <w:rFonts w:cs="Times New Roman"/>
+                <w:szCs w:val="28"/>
+              </w:rPr>
+              <w:t>192.168.</w:t>
+            </w:r>
+            <w:r>
+              <w:rPr>
+                <w:rFonts w:cs="Times New Roman"/>
+                <w:szCs w:val="28"/>
+              </w:rPr>
+              <w:t>5</w:t>
+            </w:r>
+            <w:r>
+              <w:rPr>
+                <w:rFonts w:cs="Times New Roman"/>
+                <w:szCs w:val="28"/>
+              </w:rPr>
+              <w:t>0.</w:t>
+            </w:r>
+            <w:r>
+              <w:rPr>
+                <w:rFonts w:cs="Times New Roman"/>
+                <w:szCs w:val="28"/>
+              </w:rPr>
+              <w:t>0</w:t>
+            </w:r>
+            <w:r>
+              <w:rPr>
+                <w:rFonts w:cs="Times New Roman"/>
+                <w:szCs w:val="28"/>
+              </w:rPr>
+              <w:t>/24</w:t>
+            </w:r>
+          </w:p>
+        </w:tc>
+        <w:tc>
+          <w:tcPr>
+            <w:tcW w:w="2127" w:type="dxa"/>
+            <w:vAlign w:val="center"/>
+          </w:tcPr>
+          <w:p>
+            <w:pPr>
+              <w:spacing w:line="240" w:lineRule="auto"/>
+              <w:ind w:firstLine="0"/>
+              <w:jc w:val="center"/>
+              <w:rPr>
+                <w:rFonts w:cs="Times New Roman"/>
+                <w:szCs w:val="28"/>
+              </w:rPr>
+            </w:pPr>
+            <w:r>
+              <w:rPr>
+                <w:rFonts w:cs="Times New Roman"/>
+                <w:szCs w:val="28"/>
+              </w:rPr>
+              <w:t>255.255.255.</w:t>
+            </w:r>
+            <w:r>
+              <w:rPr>
+                <w:rFonts w:cs="Times New Roman"/>
+                <w:szCs w:val="28"/>
+              </w:rPr>
+              <w:t>0</w:t>
+            </w:r>
+          </w:p>
+        </w:tc>
+        <w:tc>
+          <w:tcPr>
+            <w:tcW w:w="1701" w:type="dxa"/>
+            <w:vAlign w:val="center"/>
+          </w:tcPr>
+          <w:p>
+            <w:pPr>
+              <w:spacing w:line="240" w:lineRule="auto"/>
+              <w:ind w:firstLine="0"/>
+              <w:jc w:val="center"/>
+              <w:rPr>
+                <w:rFonts w:cs="Times New Roman"/>
+                <w:szCs w:val="28"/>
+              </w:rPr>
+            </w:pPr>
+            <w:r>
+              <w:rPr>
+                <w:rFonts w:cs="Times New Roman"/>
+                <w:szCs w:val="28"/>
+              </w:rPr>
+              <w:t>192.168.</w:t>
+            </w:r>
+            <w:r>
+              <w:rPr>
+                <w:rFonts w:cs="Times New Roman"/>
+                <w:szCs w:val="28"/>
+              </w:rPr>
+              <w:t>5</w:t>
+            </w:r>
+            <w:r>
+              <w:rPr>
+                <w:rFonts w:cs="Times New Roman"/>
+                <w:szCs w:val="28"/>
+              </w:rPr>
+              <w:t>0.1</w:t>
+            </w:r>
+          </w:p>
+        </w:tc>
+        <w:tc>
+          <w:tcPr>
+            <w:tcW w:w="2693" w:type="dxa"/>
+            <w:vAlign w:val="center"/>
+          </w:tcPr>
+          <w:p>
+            <w:pPr>
+              <w:spacing w:line="240" w:lineRule="auto"/>
+              <w:ind w:firstLine="0"/>
+              <w:jc w:val="center"/>
+              <w:rPr>
+                <w:rFonts w:cs="Times New Roman"/>
+                <w:szCs w:val="28"/>
+              </w:rPr>
+            </w:pPr>
+            <w:r>
+              <w:rPr>
+                <w:rFonts w:cs="Times New Roman"/>
+                <w:szCs w:val="28"/>
+              </w:rPr>
+              <w:t>192.168.</w:t>
+            </w:r>
+            <w:r>
+              <w:rPr>
+                <w:rFonts w:cs="Times New Roman"/>
+                <w:szCs w:val="28"/>
+              </w:rPr>
+              <w:t>5</w:t>
+            </w:r>
+            <w:r>
+              <w:rPr>
+                <w:rFonts w:cs="Times New Roman"/>
+                <w:szCs w:val="28"/>
+              </w:rPr>
+              <w:t>0.2</w:t>
+            </w:r>
+            <w:r>
+              <w:rPr>
+                <w:rFonts w:cs="Times New Roman"/>
+                <w:szCs w:val="28"/>
+              </w:rPr>
+              <w:t xml:space="preserve"> </w:t>
+            </w:r>
+            <w:r>
+              <w:rPr>
+                <w:rFonts w:cs="Times New Roman"/>
+                <w:szCs w:val="28"/>
+              </w:rPr>
+              <w:sym w:font="Symbol" w:char="F02D"/>
+            </w:r>
+            <w:r>
+              <w:rPr>
+                <w:rFonts w:cs="Times New Roman"/>
+                <w:szCs w:val="28"/>
+              </w:rPr>
+              <w:t xml:space="preserve"> </w:t>
+            </w:r>
+            <w:r>
+              <w:rPr>
+                <w:rFonts w:cs="Times New Roman"/>
+                <w:szCs w:val="28"/>
+              </w:rPr>
+              <w:t>192.168.</w:t>
+            </w:r>
+            <w:r>
+              <w:rPr>
+                <w:rFonts w:cs="Times New Roman"/>
+                <w:szCs w:val="28"/>
+              </w:rPr>
+              <w:t>5</w:t>
+            </w:r>
+            <w:r>
+              <w:rPr>
+                <w:rFonts w:cs="Times New Roman"/>
+                <w:szCs w:val="28"/>
+              </w:rPr>
+              <w:t>0.</w:t>
+            </w:r>
+            <w:r>
+              <w:rPr>
+                <w:rFonts w:cs="Times New Roman"/>
+                <w:szCs w:val="28"/>
+              </w:rPr>
+              <w:t>255</w:t>
+            </w:r>
+          </w:p>
+        </w:tc>
+      </w:tr>
+    </w:tbl>
+    <w:p>
+      <w:pPr>
         <w:ind w:firstLine="0"/>
-        <w:jc w:val="left"/>
+        <w:rPr>
+          <w:rFonts w:cs="Times New Roman"/>
+          <w:szCs w:val="28"/>
+        </w:rPr>
+      </w:pPr>
+    </w:p>
+    <w:p>
+      <w:r>
+        <w:lastRenderedPageBreak/>
+        <w:t xml:space="preserve">В таблице </w:t>
+      </w:r>
+      <w:r>
+        <w:t>4</w:t>
+      </w:r>
+      <w:r>
+        <w:t>.</w:t>
+      </w:r>
+      <w:r>
+        <w:t>2</w:t>
+      </w:r>
+      <w:r>
+        <w:t xml:space="preserve"> приведены</w:t>
+      </w:r>
+      <w:r>
+        <w:t xml:space="preserve"> диапазоны</w:t>
+      </w:r>
+      <w:r>
+        <w:t xml:space="preserve"> </w:t>
+      </w:r>
+      <w:r>
+        <w:rPr>
+          <w:lang w:val="en-US"/>
+        </w:rPr>
+        <w:t>IP</w:t>
+      </w:r>
+      <w:r>
+        <w:t>-адрес</w:t>
+      </w:r>
+      <w:r>
+        <w:t>ов для</w:t>
+      </w:r>
+      <w:r>
+        <w:t xml:space="preserve"> всех </w:t>
+      </w:r>
+      <w:r>
+        <w:t xml:space="preserve">рабочих групп, распределённых по помещениям предприятия, </w:t>
+      </w:r>
+      <w:r>
+        <w:t xml:space="preserve">а также </w:t>
+      </w:r>
+      <w:r>
+        <w:t xml:space="preserve">номера портов, </w:t>
+      </w:r>
+      <w:r>
+        <w:t xml:space="preserve">к которым </w:t>
+      </w:r>
+      <w:r>
+        <w:t>они подключены, и адреса коммуникационных устройств.</w:t>
+      </w:r>
+    </w:p>
+    <w:p>
+      <w:pPr>
+        <w:ind w:firstLine="851"/>
+        <w:rPr>
+          <w:rFonts w:cs="Times New Roman"/>
+          <w:szCs w:val="28"/>
+        </w:rPr>
+      </w:pPr>
+    </w:p>
+    <w:p>
+      <w:r>
+        <w:t xml:space="preserve">Таблица </w:t>
+      </w:r>
+      <w:r>
+        <w:t>4</w:t>
+      </w:r>
+      <w:r>
+        <w:t>.</w:t>
+      </w:r>
+      <w:r>
+        <w:t>2</w:t>
+      </w:r>
+      <w:r>
+        <w:t xml:space="preserve"> – Распределение </w:t>
+      </w:r>
+      <w:r>
+        <w:rPr>
+          <w:lang w:val="en-US"/>
+        </w:rPr>
+        <w:t>IP</w:t>
+      </w:r>
+      <w:r>
+        <w:t xml:space="preserve">-адресов по </w:t>
+      </w:r>
+      <w:r>
+        <w:t>рабочим группам</w:t>
+      </w:r>
+    </w:p>
+    <w:tbl>
+      <w:tblPr>
+        <w:tblStyle w:val="22"/>
+        <w:tblW w:w="9493" w:type="dxa"/>
+        <w:tblLayout w:type="fixed"/>
+        <w:tblLook w:val="04A0" w:firstRow="1" w:lastRow="0" w:firstColumn="1" w:lastColumn="0" w:noHBand="0" w:noVBand="1"/>
+      </w:tblPr>
+      <w:tblGrid>
+        <w:gridCol w:w="704"/>
+        <w:gridCol w:w="2977"/>
+        <w:gridCol w:w="1134"/>
+        <w:gridCol w:w="2410"/>
+        <w:gridCol w:w="2268"/>
+      </w:tblGrid>
+      <w:tr>
+        <w:trPr>
+          <w:trHeight w:val="341"/>
+        </w:trPr>
+        <w:tc>
+          <w:tcPr>
+            <w:tcW w:w="704" w:type="dxa"/>
+            <w:vAlign w:val="center"/>
+          </w:tcPr>
+          <w:p>
+            <w:pPr>
+              <w:spacing w:line="240" w:lineRule="auto"/>
+              <w:ind w:firstLine="0"/>
+              <w:jc w:val="center"/>
+              <w:rPr>
+                <w:rFonts w:cs="Times New Roman"/>
+                <w:b/>
+                <w:bCs/>
+                <w:szCs w:val="28"/>
+              </w:rPr>
+            </w:pPr>
+            <w:r>
+              <w:rPr>
+                <w:rFonts w:cs="Times New Roman"/>
+                <w:b/>
+                <w:bCs/>
+                <w:szCs w:val="28"/>
+              </w:rPr>
+              <w:t>№</w:t>
+            </w:r>
+          </w:p>
+        </w:tc>
+        <w:tc>
+          <w:tcPr>
+            <w:tcW w:w="2977" w:type="dxa"/>
+            <w:vAlign w:val="center"/>
+          </w:tcPr>
+          <w:p>
+            <w:pPr>
+              <w:spacing w:line="240" w:lineRule="auto"/>
+              <w:ind w:firstLine="0"/>
+              <w:jc w:val="center"/>
+              <w:rPr>
+                <w:rFonts w:cs="Times New Roman"/>
+                <w:b/>
+                <w:bCs/>
+                <w:szCs w:val="28"/>
+              </w:rPr>
+            </w:pPr>
+            <w:r>
+              <w:rPr>
+                <w:rFonts w:cs="Times New Roman"/>
+                <w:b/>
+                <w:bCs/>
+                <w:szCs w:val="28"/>
+              </w:rPr>
+              <w:t>Подсеть</w:t>
+            </w:r>
+          </w:p>
+        </w:tc>
+        <w:tc>
+          <w:tcPr>
+            <w:tcW w:w="1134" w:type="dxa"/>
+          </w:tcPr>
+          <w:p>
+            <w:pPr>
+              <w:spacing w:line="240" w:lineRule="auto"/>
+              <w:ind w:firstLine="0"/>
+              <w:jc w:val="center"/>
+              <w:rPr>
+                <w:rFonts w:cs="Times New Roman"/>
+                <w:b/>
+                <w:bCs/>
+                <w:szCs w:val="28"/>
+              </w:rPr>
+            </w:pPr>
+            <w:r>
+              <w:rPr>
+                <w:rFonts w:cs="Times New Roman"/>
+                <w:b/>
+                <w:bCs/>
+                <w:szCs w:val="28"/>
+              </w:rPr>
+              <w:t>Число хостов</w:t>
+            </w:r>
+          </w:p>
+        </w:tc>
+        <w:tc>
+          <w:tcPr>
+            <w:tcW w:w="2410" w:type="dxa"/>
+            <w:vAlign w:val="center"/>
+          </w:tcPr>
+          <w:p>
+            <w:pPr>
+              <w:spacing w:line="240" w:lineRule="auto"/>
+              <w:ind w:firstLine="0"/>
+              <w:jc w:val="center"/>
+              <w:rPr>
+                <w:rFonts w:cs="Times New Roman"/>
+                <w:b/>
+                <w:bCs/>
+                <w:szCs w:val="28"/>
+              </w:rPr>
+            </w:pPr>
+            <w:r>
+              <w:rPr>
+                <w:rFonts w:cs="Times New Roman"/>
+                <w:b/>
+                <w:bCs/>
+                <w:szCs w:val="28"/>
+              </w:rPr>
+              <w:t>Адрес</w:t>
+            </w:r>
+            <w:r>
+              <w:rPr>
+                <w:rFonts w:cs="Times New Roman"/>
+                <w:b/>
+                <w:bCs/>
+                <w:szCs w:val="28"/>
+              </w:rPr>
+              <w:t>а</w:t>
+            </w:r>
+          </w:p>
+        </w:tc>
+        <w:tc>
+          <w:tcPr>
+            <w:tcW w:w="2268" w:type="dxa"/>
+            <w:vAlign w:val="center"/>
+          </w:tcPr>
+          <w:p>
+            <w:pPr>
+              <w:spacing w:line="240" w:lineRule="auto"/>
+              <w:ind w:right="34" w:firstLine="0"/>
+              <w:jc w:val="center"/>
+              <w:rPr>
+                <w:rFonts w:cs="Times New Roman"/>
+                <w:b/>
+                <w:bCs/>
+                <w:szCs w:val="28"/>
+              </w:rPr>
+            </w:pPr>
+            <w:r>
+              <w:rPr>
+                <w:rFonts w:cs="Times New Roman"/>
+                <w:b/>
+                <w:bCs/>
+                <w:szCs w:val="28"/>
+              </w:rPr>
+              <w:t>Устройств</w:t>
+            </w:r>
+            <w:r>
+              <w:rPr>
+                <w:rFonts w:cs="Times New Roman"/>
+                <w:b/>
+                <w:bCs/>
+                <w:szCs w:val="28"/>
+              </w:rPr>
+              <w:t>а</w:t>
+            </w:r>
+            <w:r>
+              <w:rPr>
+                <w:rFonts w:cs="Times New Roman"/>
+                <w:b/>
+                <w:bCs/>
+                <w:szCs w:val="28"/>
+              </w:rPr>
+              <w:t xml:space="preserve"> </w:t>
+            </w:r>
+            <w:r>
+              <w:rPr>
+                <w:rFonts w:cs="Times New Roman"/>
+                <w:b/>
+                <w:bCs/>
+                <w:szCs w:val="28"/>
+              </w:rPr>
+              <w:t>/ порт</w:t>
+            </w:r>
+            <w:r>
+              <w:rPr>
+                <w:rFonts w:cs="Times New Roman"/>
+                <w:b/>
+                <w:bCs/>
+                <w:szCs w:val="28"/>
+              </w:rPr>
+              <w:t>ы</w:t>
+            </w:r>
+          </w:p>
+        </w:tc>
+      </w:tr>
+      <w:tr>
+        <w:trPr>
+          <w:trHeight w:val="339"/>
+        </w:trPr>
+        <w:tc>
+          <w:tcPr>
+            <w:tcW w:w="704" w:type="dxa"/>
+            <w:vAlign w:val="center"/>
+          </w:tcPr>
+          <w:p>
+            <w:pPr>
+              <w:spacing w:line="240" w:lineRule="auto"/>
+              <w:ind w:firstLine="0"/>
+              <w:jc w:val="center"/>
+              <w:rPr>
+                <w:rFonts w:cs="Times New Roman"/>
+                <w:szCs w:val="28"/>
+              </w:rPr>
+            </w:pPr>
+            <w:r>
+              <w:rPr>
+                <w:rFonts w:cs="Times New Roman"/>
+                <w:szCs w:val="28"/>
+              </w:rPr>
+              <w:t>306</w:t>
+            </w:r>
+          </w:p>
+        </w:tc>
+        <w:tc>
+          <w:tcPr>
+            <w:tcW w:w="2977" w:type="dxa"/>
+            <w:vAlign w:val="center"/>
+          </w:tcPr>
+          <w:p>
+            <w:pPr>
+              <w:spacing w:line="240" w:lineRule="auto"/>
+              <w:ind w:firstLine="0"/>
+              <w:jc w:val="center"/>
+              <w:rPr>
+                <w:rFonts w:cs="Times New Roman"/>
+                <w:szCs w:val="28"/>
+              </w:rPr>
+            </w:pPr>
+            <w:r>
+              <w:rPr>
+                <w:rFonts w:cs="Times New Roman"/>
+                <w:szCs w:val="28"/>
+              </w:rPr>
+              <w:t>10 / Управление сетью</w:t>
+            </w:r>
+          </w:p>
+        </w:tc>
+        <w:tc>
+          <w:tcPr>
+            <w:tcW w:w="1134" w:type="dxa"/>
+            <w:vAlign w:val="center"/>
+          </w:tcPr>
+          <w:p>
+            <w:pPr>
+              <w:spacing w:line="240" w:lineRule="auto"/>
+              <w:ind w:firstLine="0"/>
+              <w:jc w:val="center"/>
+              <w:rPr>
+                <w:rFonts w:cs="Times New Roman"/>
+                <w:szCs w:val="28"/>
+              </w:rPr>
+            </w:pPr>
+            <w:r>
+              <w:rPr>
+                <w:rFonts w:cs="Times New Roman"/>
+                <w:szCs w:val="28"/>
+              </w:rPr>
+              <w:t>3</w:t>
+            </w:r>
+          </w:p>
+        </w:tc>
+        <w:tc>
+          <w:tcPr>
+            <w:tcW w:w="2410" w:type="dxa"/>
+            <w:vAlign w:val="center"/>
+          </w:tcPr>
+          <w:p>
+            <w:pPr>
+              <w:spacing w:line="240" w:lineRule="auto"/>
+              <w:ind w:firstLine="0"/>
+              <w:jc w:val="center"/>
+              <w:rPr>
+                <w:rFonts w:cs="Times New Roman"/>
+                <w:szCs w:val="28"/>
+              </w:rPr>
+            </w:pPr>
+            <w:r>
+              <w:rPr>
+                <w:rFonts w:cs="Times New Roman"/>
+                <w:szCs w:val="28"/>
+              </w:rPr>
+              <w:t>192.168.10.2</w:t>
+            </w:r>
+            <w:r>
+              <w:rPr>
+                <w:rFonts w:cs="Times New Roman"/>
+                <w:szCs w:val="28"/>
+              </w:rPr>
+              <w:t xml:space="preserve"> </w:t>
+            </w:r>
+            <w:r>
+              <w:rPr>
+                <w:rFonts w:cs="Times New Roman"/>
+                <w:szCs w:val="28"/>
+              </w:rPr>
+              <w:sym w:font="Symbol" w:char="F02D"/>
+            </w:r>
+            <w:r>
+              <w:rPr>
+                <w:rFonts w:cs="Times New Roman"/>
+                <w:szCs w:val="28"/>
+              </w:rPr>
+              <w:t xml:space="preserve"> </w:t>
+            </w:r>
+            <w:r>
+              <w:rPr>
+                <w:rFonts w:cs="Times New Roman"/>
+                <w:szCs w:val="28"/>
+              </w:rPr>
+              <w:t>192.168.10.4</w:t>
+            </w:r>
+          </w:p>
+        </w:tc>
+        <w:tc>
+          <w:tcPr>
+            <w:tcW w:w="2268" w:type="dxa"/>
+            <w:vAlign w:val="center"/>
+          </w:tcPr>
+          <w:p>
+            <w:pPr>
+              <w:spacing w:line="240" w:lineRule="auto"/>
+              <w:ind w:firstLine="0"/>
+              <w:jc w:val="center"/>
+              <w:rPr>
+                <w:rFonts w:cs="Times New Roman"/>
+                <w:szCs w:val="28"/>
+                <w:lang w:val="en-US"/>
+              </w:rPr>
+            </w:pPr>
+            <w:r>
+              <w:rPr>
+                <w:rFonts w:cs="Times New Roman"/>
+                <w:szCs w:val="28"/>
+                <w:lang w:val="en-US"/>
+              </w:rPr>
+              <w:t>Sw1-Fa0</w:t>
+            </w:r>
+            <w:proofErr w:type="gramStart"/>
+            <w:r>
+              <w:rPr>
+                <w:rFonts w:cs="Times New Roman"/>
+                <w:szCs w:val="28"/>
+                <w:lang w:val="en-US"/>
+              </w:rPr>
+              <w:t>/</w:t>
+            </w:r>
+            <w:r>
+              <w:rPr>
+                <w:rFonts w:cs="Times New Roman"/>
+                <w:szCs w:val="28"/>
+                <w:lang w:val="en-US"/>
+              </w:rPr>
+              <w:t>(</w:t>
+            </w:r>
+            <w:proofErr w:type="gramEnd"/>
+            <w:r>
+              <w:rPr>
+                <w:rFonts w:cs="Times New Roman"/>
+                <w:szCs w:val="28"/>
+                <w:lang w:val="en-US"/>
+              </w:rPr>
+              <w:t>2</w:t>
+            </w:r>
+            <w:r>
+              <w:rPr>
+                <w:rFonts w:cs="Times New Roman"/>
+                <w:szCs w:val="28"/>
+                <w:lang w:val="en-US"/>
+              </w:rPr>
+              <w:t>-</w:t>
+            </w:r>
+            <w:r>
+              <w:rPr>
+                <w:rFonts w:cs="Times New Roman"/>
+                <w:szCs w:val="28"/>
+                <w:lang w:val="en-US"/>
+              </w:rPr>
+              <w:t>4</w:t>
+            </w:r>
+            <w:r>
+              <w:rPr>
+                <w:rFonts w:cs="Times New Roman"/>
+                <w:szCs w:val="28"/>
+                <w:lang w:val="en-US"/>
+              </w:rPr>
+              <w:t>)</w:t>
+            </w:r>
+          </w:p>
+        </w:tc>
+      </w:tr>
+      <w:tr>
+        <w:trPr>
+          <w:trHeight w:val="529"/>
+        </w:trPr>
+        <w:tc>
+          <w:tcPr>
+            <w:tcW w:w="704" w:type="dxa"/>
+            <w:vAlign w:val="center"/>
+          </w:tcPr>
+          <w:p>
+            <w:pPr>
+              <w:spacing w:line="240" w:lineRule="auto"/>
+              <w:ind w:firstLine="0"/>
+              <w:jc w:val="center"/>
+              <w:rPr>
+                <w:rFonts w:cs="Times New Roman"/>
+                <w:szCs w:val="28"/>
+              </w:rPr>
+            </w:pPr>
+            <w:r>
+              <w:rPr>
+                <w:rFonts w:cs="Times New Roman"/>
+                <w:szCs w:val="28"/>
+              </w:rPr>
+              <w:t>302</w:t>
+            </w:r>
+          </w:p>
+        </w:tc>
+        <w:tc>
+          <w:tcPr>
+            <w:tcW w:w="2977" w:type="dxa"/>
+            <w:vMerge w:val="restart"/>
+            <w:vAlign w:val="center"/>
+          </w:tcPr>
+          <w:p>
+            <w:pPr>
+              <w:spacing w:line="240" w:lineRule="auto"/>
+              <w:ind w:firstLine="0"/>
+              <w:jc w:val="center"/>
+              <w:rPr>
+                <w:rFonts w:cs="Times New Roman"/>
+                <w:szCs w:val="28"/>
+              </w:rPr>
+            </w:pPr>
+            <w:r>
+              <w:rPr>
+                <w:rFonts w:cs="Times New Roman"/>
+                <w:szCs w:val="28"/>
+              </w:rPr>
+              <w:t>20 / Администрация</w:t>
+            </w:r>
+          </w:p>
+        </w:tc>
+        <w:tc>
+          <w:tcPr>
+            <w:tcW w:w="1134" w:type="dxa"/>
+            <w:vAlign w:val="center"/>
+          </w:tcPr>
+          <w:p>
+            <w:pPr>
+              <w:spacing w:line="240" w:lineRule="auto"/>
+              <w:ind w:firstLine="0"/>
+              <w:jc w:val="center"/>
+              <w:rPr>
+                <w:rFonts w:cs="Times New Roman"/>
+                <w:szCs w:val="28"/>
+              </w:rPr>
+            </w:pPr>
+            <w:r>
+              <w:rPr>
+                <w:rFonts w:cs="Times New Roman"/>
+                <w:szCs w:val="28"/>
+              </w:rPr>
+              <w:t>3</w:t>
+            </w:r>
+          </w:p>
+        </w:tc>
+        <w:tc>
+          <w:tcPr>
+            <w:tcW w:w="2410" w:type="dxa"/>
+            <w:vAlign w:val="center"/>
+          </w:tcPr>
+          <w:p>
+            <w:pPr>
+              <w:spacing w:line="240" w:lineRule="auto"/>
+              <w:ind w:firstLine="0"/>
+              <w:jc w:val="center"/>
+              <w:rPr>
+                <w:rFonts w:cs="Times New Roman"/>
+                <w:szCs w:val="28"/>
+              </w:rPr>
+            </w:pPr>
+            <w:r>
+              <w:rPr>
+                <w:rFonts w:cs="Times New Roman"/>
+                <w:szCs w:val="28"/>
+              </w:rPr>
+              <w:t xml:space="preserve">192.168.20.2 </w:t>
+            </w:r>
+            <w:r>
+              <w:rPr>
+                <w:rFonts w:cs="Times New Roman"/>
+                <w:szCs w:val="28"/>
+              </w:rPr>
+              <w:sym w:font="Symbol" w:char="F02D"/>
+            </w:r>
+            <w:r>
+              <w:rPr>
+                <w:rFonts w:cs="Times New Roman"/>
+                <w:szCs w:val="28"/>
+              </w:rPr>
+              <w:t xml:space="preserve"> </w:t>
+            </w:r>
+            <w:r>
+              <w:rPr>
+                <w:rFonts w:cs="Times New Roman"/>
+                <w:szCs w:val="28"/>
+              </w:rPr>
+              <w:t>192.168.20.</w:t>
+            </w:r>
+            <w:r>
+              <w:rPr>
+                <w:rFonts w:cs="Times New Roman"/>
+                <w:szCs w:val="28"/>
+              </w:rPr>
+              <w:t>4</w:t>
+            </w:r>
+          </w:p>
+        </w:tc>
+        <w:tc>
+          <w:tcPr>
+            <w:tcW w:w="2268" w:type="dxa"/>
+            <w:vAlign w:val="center"/>
+          </w:tcPr>
+          <w:p>
+            <w:pPr>
+              <w:spacing w:line="240" w:lineRule="auto"/>
+              <w:ind w:firstLine="0"/>
+              <w:jc w:val="center"/>
+              <w:rPr>
+                <w:rFonts w:cs="Times New Roman"/>
+                <w:szCs w:val="28"/>
+                <w:lang w:val="en-US"/>
+              </w:rPr>
+            </w:pPr>
+            <w:r>
+              <w:rPr>
+                <w:rFonts w:cs="Times New Roman"/>
+                <w:szCs w:val="28"/>
+                <w:lang w:val="en-US"/>
+              </w:rPr>
+              <w:t>Sw1-Fa0</w:t>
+            </w:r>
+            <w:proofErr w:type="gramStart"/>
+            <w:r>
+              <w:rPr>
+                <w:rFonts w:cs="Times New Roman"/>
+                <w:szCs w:val="28"/>
+                <w:lang w:val="en-US"/>
+              </w:rPr>
+              <w:t>/</w:t>
+            </w:r>
+            <w:r>
+              <w:rPr>
+                <w:rFonts w:cs="Times New Roman"/>
+                <w:szCs w:val="28"/>
+                <w:lang w:val="en-US"/>
+              </w:rPr>
+              <w:t>(</w:t>
+            </w:r>
+            <w:proofErr w:type="gramEnd"/>
+            <w:r>
+              <w:rPr>
+                <w:rFonts w:cs="Times New Roman"/>
+                <w:szCs w:val="28"/>
+                <w:lang w:val="en-US"/>
+              </w:rPr>
+              <w:t>5</w:t>
+            </w:r>
+            <w:r>
+              <w:rPr>
+                <w:rFonts w:cs="Times New Roman"/>
+                <w:szCs w:val="28"/>
+                <w:lang w:val="en-US"/>
+              </w:rPr>
+              <w:t>-</w:t>
+            </w:r>
+            <w:r>
+              <w:rPr>
+                <w:rFonts w:cs="Times New Roman"/>
+                <w:szCs w:val="28"/>
+                <w:lang w:val="en-US"/>
+              </w:rPr>
+              <w:t>7</w:t>
+            </w:r>
+            <w:r>
+              <w:rPr>
+                <w:rFonts w:cs="Times New Roman"/>
+                <w:szCs w:val="28"/>
+                <w:lang w:val="en-US"/>
+              </w:rPr>
+              <w:t>)</w:t>
+            </w:r>
+          </w:p>
+        </w:tc>
+      </w:tr>
+      <w:tr>
+        <w:trPr>
+          <w:trHeight w:val="284"/>
+        </w:trPr>
+        <w:tc>
+          <w:tcPr>
+            <w:tcW w:w="704" w:type="dxa"/>
+            <w:vAlign w:val="center"/>
+          </w:tcPr>
+          <w:p>
+            <w:pPr>
+              <w:spacing w:line="240" w:lineRule="auto"/>
+              <w:ind w:firstLine="0"/>
+              <w:jc w:val="center"/>
+              <w:rPr>
+                <w:rFonts w:cs="Times New Roman"/>
+                <w:szCs w:val="28"/>
+              </w:rPr>
+            </w:pPr>
+            <w:r>
+              <w:rPr>
+                <w:rFonts w:cs="Times New Roman"/>
+                <w:szCs w:val="28"/>
+              </w:rPr>
+              <w:t>307</w:t>
+            </w:r>
+          </w:p>
+        </w:tc>
+        <w:tc>
+          <w:tcPr>
+            <w:tcW w:w="2977" w:type="dxa"/>
+            <w:vMerge/>
+            <w:vAlign w:val="center"/>
+          </w:tcPr>
+          <w:p>
+            <w:pPr>
+              <w:spacing w:line="240" w:lineRule="auto"/>
+              <w:ind w:firstLine="0"/>
+              <w:jc w:val="center"/>
+              <w:rPr>
+                <w:rFonts w:cs="Times New Roman"/>
+                <w:szCs w:val="28"/>
+              </w:rPr>
+            </w:pPr>
+          </w:p>
+        </w:tc>
+        <w:tc>
+          <w:tcPr>
+            <w:tcW w:w="1134" w:type="dxa"/>
+            <w:vAlign w:val="center"/>
+          </w:tcPr>
+          <w:p>
+            <w:pPr>
+              <w:spacing w:line="240" w:lineRule="auto"/>
+              <w:ind w:firstLine="0"/>
+              <w:jc w:val="center"/>
+              <w:rPr>
+                <w:rFonts w:cs="Times New Roman"/>
+                <w:szCs w:val="28"/>
+              </w:rPr>
+            </w:pPr>
+            <w:r>
+              <w:rPr>
+                <w:rFonts w:cs="Times New Roman"/>
+                <w:szCs w:val="28"/>
+              </w:rPr>
+              <w:t>3</w:t>
+            </w:r>
+          </w:p>
+        </w:tc>
+        <w:tc>
+          <w:tcPr>
+            <w:tcW w:w="2410" w:type="dxa"/>
+            <w:vAlign w:val="center"/>
+          </w:tcPr>
+          <w:p>
+            <w:pPr>
+              <w:spacing w:line="240" w:lineRule="auto"/>
+              <w:ind w:firstLine="0"/>
+              <w:jc w:val="center"/>
+              <w:rPr>
+                <w:rFonts w:cs="Times New Roman"/>
+                <w:szCs w:val="28"/>
+              </w:rPr>
+            </w:pPr>
+            <w:r>
+              <w:rPr>
+                <w:rFonts w:cs="Times New Roman"/>
+                <w:szCs w:val="28"/>
+              </w:rPr>
+              <w:t>192.168.20.</w:t>
+            </w:r>
+            <w:r>
+              <w:rPr>
+                <w:rFonts w:cs="Times New Roman"/>
+                <w:szCs w:val="28"/>
+              </w:rPr>
+              <w:t>5</w:t>
+            </w:r>
+            <w:r>
+              <w:rPr>
+                <w:rFonts w:cs="Times New Roman"/>
+                <w:szCs w:val="28"/>
+              </w:rPr>
+              <w:t xml:space="preserve"> </w:t>
+            </w:r>
+            <w:r>
+              <w:rPr>
+                <w:rFonts w:cs="Times New Roman"/>
+                <w:szCs w:val="28"/>
+              </w:rPr>
+              <w:sym w:font="Symbol" w:char="F02D"/>
+            </w:r>
+            <w:r>
+              <w:rPr>
+                <w:rFonts w:cs="Times New Roman"/>
+                <w:szCs w:val="28"/>
+              </w:rPr>
+              <w:t xml:space="preserve"> 192.168.20.</w:t>
+            </w:r>
+            <w:r>
+              <w:rPr>
+                <w:rFonts w:cs="Times New Roman"/>
+                <w:szCs w:val="28"/>
+              </w:rPr>
+              <w:t>7</w:t>
+            </w:r>
+          </w:p>
+        </w:tc>
+        <w:tc>
+          <w:tcPr>
+            <w:tcW w:w="2268" w:type="dxa"/>
+            <w:vAlign w:val="center"/>
+          </w:tcPr>
+          <w:p>
+            <w:pPr>
+              <w:spacing w:line="240" w:lineRule="auto"/>
+              <w:ind w:firstLine="0"/>
+              <w:jc w:val="center"/>
+              <w:rPr>
+                <w:rFonts w:cs="Times New Roman"/>
+                <w:szCs w:val="28"/>
+              </w:rPr>
+            </w:pPr>
+            <w:r>
+              <w:rPr>
+                <w:rFonts w:cs="Times New Roman"/>
+                <w:szCs w:val="28"/>
+                <w:lang w:val="en-US"/>
+              </w:rPr>
+              <w:t>Sw1-Fa0</w:t>
+            </w:r>
+            <w:proofErr w:type="gramStart"/>
+            <w:r>
+              <w:rPr>
+                <w:rFonts w:cs="Times New Roman"/>
+                <w:szCs w:val="28"/>
+                <w:lang w:val="en-US"/>
+              </w:rPr>
+              <w:t>/</w:t>
+            </w:r>
+            <w:r>
+              <w:rPr>
+                <w:rFonts w:cs="Times New Roman"/>
+                <w:szCs w:val="28"/>
+                <w:lang w:val="en-US"/>
+              </w:rPr>
+              <w:t>(</w:t>
+            </w:r>
+            <w:proofErr w:type="gramEnd"/>
+            <w:r>
+              <w:rPr>
+                <w:rFonts w:cs="Times New Roman"/>
+                <w:szCs w:val="28"/>
+                <w:lang w:val="en-US"/>
+              </w:rPr>
+              <w:t>8</w:t>
+            </w:r>
+            <w:r>
+              <w:rPr>
+                <w:rFonts w:cs="Times New Roman"/>
+                <w:szCs w:val="28"/>
+                <w:lang w:val="en-US"/>
+              </w:rPr>
+              <w:t>-</w:t>
+            </w:r>
+            <w:r>
+              <w:rPr>
+                <w:rFonts w:cs="Times New Roman"/>
+                <w:szCs w:val="28"/>
+                <w:lang w:val="en-US"/>
+              </w:rPr>
+              <w:t>10</w:t>
+            </w:r>
+            <w:r>
+              <w:rPr>
+                <w:rFonts w:cs="Times New Roman"/>
+                <w:szCs w:val="28"/>
+                <w:lang w:val="en-US"/>
+              </w:rPr>
+              <w:t>)</w:t>
+            </w:r>
+          </w:p>
+        </w:tc>
+      </w:tr>
+      <w:tr>
+        <w:trPr>
+          <w:trHeight w:val="439"/>
+        </w:trPr>
+        <w:tc>
+          <w:tcPr>
+            <w:tcW w:w="704" w:type="dxa"/>
+            <w:vAlign w:val="center"/>
+          </w:tcPr>
+          <w:p>
+            <w:pPr>
+              <w:spacing w:line="240" w:lineRule="auto"/>
+              <w:ind w:firstLine="0"/>
+              <w:jc w:val="center"/>
+              <w:rPr>
+                <w:rFonts w:cs="Times New Roman"/>
+                <w:szCs w:val="28"/>
+              </w:rPr>
+            </w:pPr>
+            <w:r>
+              <w:rPr>
+                <w:rFonts w:cs="Times New Roman"/>
+                <w:szCs w:val="28"/>
+              </w:rPr>
+              <w:t>304</w:t>
+            </w:r>
+          </w:p>
+        </w:tc>
+        <w:tc>
+          <w:tcPr>
+            <w:tcW w:w="2977" w:type="dxa"/>
+            <w:vMerge w:val="restart"/>
+            <w:vAlign w:val="center"/>
+          </w:tcPr>
+          <w:p>
+            <w:pPr>
+              <w:spacing w:line="240" w:lineRule="auto"/>
+              <w:ind w:firstLine="0"/>
+              <w:jc w:val="center"/>
+              <w:rPr>
+                <w:rFonts w:cs="Times New Roman"/>
+                <w:szCs w:val="28"/>
+              </w:rPr>
+            </w:pPr>
+            <w:r>
+              <w:rPr>
+                <w:rFonts w:cs="Times New Roman"/>
+                <w:szCs w:val="28"/>
+              </w:rPr>
+              <w:t>30 / Бухгалтерия</w:t>
+            </w:r>
+          </w:p>
+        </w:tc>
+        <w:tc>
+          <w:tcPr>
+            <w:tcW w:w="1134" w:type="dxa"/>
+            <w:vAlign w:val="center"/>
+          </w:tcPr>
+          <w:p>
+            <w:pPr>
+              <w:spacing w:line="240" w:lineRule="auto"/>
+              <w:ind w:firstLine="0"/>
+              <w:jc w:val="center"/>
+              <w:rPr>
+                <w:rFonts w:cs="Times New Roman"/>
+                <w:szCs w:val="28"/>
+              </w:rPr>
+            </w:pPr>
+            <w:r>
+              <w:rPr>
+                <w:rFonts w:cs="Times New Roman"/>
+                <w:szCs w:val="28"/>
+              </w:rPr>
+              <w:t>6</w:t>
+            </w:r>
+          </w:p>
+        </w:tc>
+        <w:tc>
+          <w:tcPr>
+            <w:tcW w:w="2410" w:type="dxa"/>
+            <w:vAlign w:val="center"/>
+          </w:tcPr>
+          <w:p>
+            <w:pPr>
+              <w:spacing w:line="240" w:lineRule="auto"/>
+              <w:ind w:firstLine="0"/>
+              <w:jc w:val="center"/>
+              <w:rPr>
+                <w:rFonts w:cs="Times New Roman"/>
+                <w:szCs w:val="28"/>
+              </w:rPr>
+            </w:pPr>
+            <w:r>
+              <w:rPr>
+                <w:rFonts w:cs="Times New Roman"/>
+                <w:szCs w:val="28"/>
+              </w:rPr>
+              <w:t>192.168.</w:t>
+            </w:r>
+            <w:r>
+              <w:rPr>
+                <w:rFonts w:cs="Times New Roman"/>
+                <w:szCs w:val="28"/>
+              </w:rPr>
+              <w:t>3</w:t>
+            </w:r>
+            <w:r>
+              <w:rPr>
+                <w:rFonts w:cs="Times New Roman"/>
+                <w:szCs w:val="28"/>
+              </w:rPr>
+              <w:t>0.</w:t>
+            </w:r>
+            <w:r>
+              <w:rPr>
+                <w:rFonts w:cs="Times New Roman"/>
+                <w:szCs w:val="28"/>
+              </w:rPr>
+              <w:t>2</w:t>
+            </w:r>
+            <w:r>
+              <w:rPr>
+                <w:rFonts w:cs="Times New Roman"/>
+                <w:szCs w:val="28"/>
+              </w:rPr>
+              <w:t xml:space="preserve"> </w:t>
+            </w:r>
+            <w:r>
+              <w:rPr>
+                <w:rFonts w:cs="Times New Roman"/>
+                <w:szCs w:val="28"/>
+              </w:rPr>
+              <w:sym w:font="Symbol" w:char="F02D"/>
+            </w:r>
+            <w:r>
+              <w:rPr>
+                <w:rFonts w:cs="Times New Roman"/>
+                <w:szCs w:val="28"/>
+              </w:rPr>
+              <w:t xml:space="preserve"> 192.168.</w:t>
+            </w:r>
+            <w:r>
+              <w:rPr>
+                <w:rFonts w:cs="Times New Roman"/>
+                <w:szCs w:val="28"/>
+              </w:rPr>
+              <w:t>3</w:t>
+            </w:r>
+            <w:r>
+              <w:rPr>
+                <w:rFonts w:cs="Times New Roman"/>
+                <w:szCs w:val="28"/>
+              </w:rPr>
+              <w:t>0.7</w:t>
+            </w:r>
+          </w:p>
+        </w:tc>
+        <w:tc>
+          <w:tcPr>
+            <w:tcW w:w="2268" w:type="dxa"/>
+            <w:vAlign w:val="center"/>
+          </w:tcPr>
+          <w:p>
+            <w:pPr>
+              <w:spacing w:line="240" w:lineRule="auto"/>
+              <w:ind w:firstLine="0"/>
+              <w:jc w:val="center"/>
+              <w:rPr>
+                <w:rFonts w:cs="Times New Roman"/>
+                <w:szCs w:val="28"/>
+              </w:rPr>
+            </w:pPr>
+            <w:r>
+              <w:rPr>
+                <w:rFonts w:cs="Times New Roman"/>
+                <w:szCs w:val="28"/>
+                <w:lang w:val="en-US"/>
+              </w:rPr>
+              <w:t>Sw1-Fa0</w:t>
+            </w:r>
+            <w:proofErr w:type="gramStart"/>
+            <w:r>
+              <w:rPr>
+                <w:rFonts w:cs="Times New Roman"/>
+                <w:szCs w:val="28"/>
+                <w:lang w:val="en-US"/>
+              </w:rPr>
+              <w:t>/</w:t>
+            </w:r>
+            <w:r>
+              <w:rPr>
+                <w:rFonts w:cs="Times New Roman"/>
+                <w:szCs w:val="28"/>
+                <w:lang w:val="en-US"/>
+              </w:rPr>
+              <w:t>(</w:t>
+            </w:r>
+            <w:proofErr w:type="gramEnd"/>
+            <w:r>
+              <w:rPr>
+                <w:rFonts w:cs="Times New Roman"/>
+                <w:szCs w:val="28"/>
+                <w:lang w:val="en-US"/>
+              </w:rPr>
+              <w:t>11</w:t>
+            </w:r>
+            <w:r>
+              <w:rPr>
+                <w:rFonts w:cs="Times New Roman"/>
+                <w:szCs w:val="28"/>
+                <w:lang w:val="en-US"/>
+              </w:rPr>
+              <w:t>-</w:t>
+            </w:r>
+            <w:r>
+              <w:rPr>
+                <w:rFonts w:cs="Times New Roman"/>
+                <w:szCs w:val="28"/>
+                <w:lang w:val="en-US"/>
+              </w:rPr>
+              <w:t>16</w:t>
+            </w:r>
+            <w:r>
+              <w:rPr>
+                <w:rFonts w:cs="Times New Roman"/>
+                <w:szCs w:val="28"/>
+                <w:lang w:val="en-US"/>
+              </w:rPr>
+              <w:t>)</w:t>
+            </w:r>
+          </w:p>
+        </w:tc>
+      </w:tr>
+      <w:tr>
+        <w:trPr>
+          <w:trHeight w:val="336"/>
+        </w:trPr>
+        <w:tc>
+          <w:tcPr>
+            <w:tcW w:w="704" w:type="dxa"/>
+            <w:vAlign w:val="center"/>
+          </w:tcPr>
+          <w:p>
+            <w:pPr>
+              <w:spacing w:line="240" w:lineRule="auto"/>
+              <w:ind w:firstLine="0"/>
+              <w:jc w:val="center"/>
+              <w:rPr>
+                <w:rFonts w:cs="Times New Roman"/>
+                <w:szCs w:val="28"/>
+              </w:rPr>
+            </w:pPr>
+            <w:r>
+              <w:rPr>
+                <w:rFonts w:cs="Times New Roman"/>
+                <w:szCs w:val="28"/>
+              </w:rPr>
+              <w:t>311</w:t>
+            </w:r>
+          </w:p>
+        </w:tc>
+        <w:tc>
+          <w:tcPr>
+            <w:tcW w:w="2977" w:type="dxa"/>
+            <w:vMerge/>
+            <w:vAlign w:val="center"/>
+          </w:tcPr>
+          <w:p>
+            <w:pPr>
+              <w:spacing w:line="240" w:lineRule="auto"/>
+              <w:ind w:firstLine="0"/>
+              <w:jc w:val="center"/>
+              <w:rPr>
+                <w:rFonts w:cs="Times New Roman"/>
+                <w:szCs w:val="28"/>
+              </w:rPr>
+            </w:pPr>
+          </w:p>
+        </w:tc>
+        <w:tc>
+          <w:tcPr>
+            <w:tcW w:w="1134" w:type="dxa"/>
+            <w:vAlign w:val="center"/>
+          </w:tcPr>
+          <w:p>
+            <w:pPr>
+              <w:spacing w:line="240" w:lineRule="auto"/>
+              <w:ind w:firstLine="0"/>
+              <w:jc w:val="center"/>
+              <w:rPr>
+                <w:rFonts w:cs="Times New Roman"/>
+                <w:szCs w:val="28"/>
+              </w:rPr>
+            </w:pPr>
+            <w:r>
+              <w:rPr>
+                <w:rFonts w:cs="Times New Roman"/>
+                <w:szCs w:val="28"/>
+              </w:rPr>
+              <w:t>6</w:t>
+            </w:r>
+          </w:p>
+        </w:tc>
+        <w:tc>
+          <w:tcPr>
+            <w:tcW w:w="2410" w:type="dxa"/>
+            <w:vAlign w:val="center"/>
+          </w:tcPr>
+          <w:p>
+            <w:pPr>
+              <w:spacing w:line="240" w:lineRule="auto"/>
+              <w:ind w:firstLine="0"/>
+              <w:jc w:val="center"/>
+              <w:rPr>
+                <w:rFonts w:cs="Times New Roman"/>
+                <w:szCs w:val="28"/>
+              </w:rPr>
+            </w:pPr>
+            <w:r>
+              <w:rPr>
+                <w:rFonts w:cs="Times New Roman"/>
+                <w:szCs w:val="28"/>
+              </w:rPr>
+              <w:t>192.168.</w:t>
+            </w:r>
+            <w:r>
+              <w:rPr>
+                <w:rFonts w:cs="Times New Roman"/>
+                <w:szCs w:val="28"/>
+              </w:rPr>
+              <w:t>3</w:t>
+            </w:r>
+            <w:r>
+              <w:rPr>
+                <w:rFonts w:cs="Times New Roman"/>
+                <w:szCs w:val="28"/>
+              </w:rPr>
+              <w:t>0.</w:t>
+            </w:r>
+            <w:r>
+              <w:rPr>
+                <w:rFonts w:cs="Times New Roman"/>
+                <w:szCs w:val="28"/>
+              </w:rPr>
+              <w:t>8</w:t>
+            </w:r>
+            <w:r>
+              <w:rPr>
+                <w:rFonts w:cs="Times New Roman"/>
+                <w:szCs w:val="28"/>
+              </w:rPr>
+              <w:t xml:space="preserve"> </w:t>
+            </w:r>
+            <w:r>
+              <w:rPr>
+                <w:rFonts w:cs="Times New Roman"/>
+                <w:szCs w:val="28"/>
+              </w:rPr>
+              <w:sym w:font="Symbol" w:char="F02D"/>
+            </w:r>
+            <w:r>
+              <w:rPr>
+                <w:rFonts w:cs="Times New Roman"/>
+                <w:szCs w:val="28"/>
+              </w:rPr>
+              <w:t xml:space="preserve"> 192.168.</w:t>
+            </w:r>
+            <w:r>
+              <w:rPr>
+                <w:rFonts w:cs="Times New Roman"/>
+                <w:szCs w:val="28"/>
+              </w:rPr>
+              <w:t>3</w:t>
+            </w:r>
+            <w:r>
+              <w:rPr>
+                <w:rFonts w:cs="Times New Roman"/>
+                <w:szCs w:val="28"/>
+              </w:rPr>
+              <w:t>0.</w:t>
+            </w:r>
+            <w:r>
+              <w:rPr>
+                <w:rFonts w:cs="Times New Roman"/>
+                <w:szCs w:val="28"/>
+              </w:rPr>
+              <w:t>13</w:t>
+            </w:r>
+          </w:p>
+        </w:tc>
+        <w:tc>
+          <w:tcPr>
+            <w:tcW w:w="2268" w:type="dxa"/>
+            <w:vAlign w:val="center"/>
+          </w:tcPr>
+          <w:p>
+            <w:pPr>
+              <w:spacing w:line="240" w:lineRule="auto"/>
+              <w:ind w:firstLine="0"/>
+              <w:jc w:val="center"/>
+              <w:rPr>
+                <w:rFonts w:cs="Times New Roman"/>
+                <w:szCs w:val="28"/>
+              </w:rPr>
+            </w:pPr>
+            <w:r>
+              <w:rPr>
+                <w:rFonts w:cs="Times New Roman"/>
+                <w:szCs w:val="28"/>
+                <w:lang w:val="en-US"/>
+              </w:rPr>
+              <w:t>Sw1-Fa0</w:t>
+            </w:r>
+            <w:proofErr w:type="gramStart"/>
+            <w:r>
+              <w:rPr>
+                <w:rFonts w:cs="Times New Roman"/>
+                <w:szCs w:val="28"/>
+                <w:lang w:val="en-US"/>
+              </w:rPr>
+              <w:t>/</w:t>
+            </w:r>
+            <w:r>
+              <w:rPr>
+                <w:rFonts w:cs="Times New Roman"/>
+                <w:szCs w:val="28"/>
+                <w:lang w:val="en-US"/>
+              </w:rPr>
+              <w:t>(</w:t>
+            </w:r>
+            <w:proofErr w:type="gramEnd"/>
+            <w:r>
+              <w:rPr>
+                <w:rFonts w:cs="Times New Roman"/>
+                <w:szCs w:val="28"/>
+                <w:lang w:val="en-US"/>
+              </w:rPr>
+              <w:t>17</w:t>
+            </w:r>
+            <w:r>
+              <w:rPr>
+                <w:rFonts w:cs="Times New Roman"/>
+                <w:szCs w:val="28"/>
+                <w:lang w:val="en-US"/>
+              </w:rPr>
+              <w:t>-</w:t>
+            </w:r>
+            <w:r>
+              <w:rPr>
+                <w:rFonts w:cs="Times New Roman"/>
+                <w:szCs w:val="28"/>
+                <w:lang w:val="en-US"/>
+              </w:rPr>
+              <w:t>22</w:t>
+            </w:r>
+            <w:r>
+              <w:rPr>
+                <w:rFonts w:cs="Times New Roman"/>
+                <w:szCs w:val="28"/>
+                <w:lang w:val="en-US"/>
+              </w:rPr>
+              <w:t>)</w:t>
+            </w:r>
+          </w:p>
+        </w:tc>
+      </w:tr>
+      <w:tr>
+        <w:trPr>
+          <w:trHeight w:val="341"/>
+        </w:trPr>
+        <w:tc>
+          <w:tcPr>
+            <w:tcW w:w="704" w:type="dxa"/>
+            <w:vMerge w:val="restart"/>
+            <w:vAlign w:val="center"/>
+          </w:tcPr>
+          <w:p>
+            <w:pPr>
+              <w:spacing w:line="240" w:lineRule="auto"/>
+              <w:ind w:firstLine="0"/>
+              <w:jc w:val="center"/>
+              <w:rPr>
+                <w:rFonts w:cs="Times New Roman"/>
+                <w:szCs w:val="28"/>
+              </w:rPr>
+            </w:pPr>
+            <w:r>
+              <w:rPr>
+                <w:rFonts w:cs="Times New Roman"/>
+                <w:szCs w:val="28"/>
+              </w:rPr>
+              <w:t>310</w:t>
+            </w:r>
+          </w:p>
+        </w:tc>
+        <w:tc>
+          <w:tcPr>
+            <w:tcW w:w="2977" w:type="dxa"/>
+            <w:vMerge w:val="restart"/>
+            <w:vAlign w:val="center"/>
+          </w:tcPr>
+          <w:p>
+            <w:pPr>
+              <w:spacing w:line="240" w:lineRule="auto"/>
+              <w:ind w:firstLine="0"/>
+              <w:jc w:val="center"/>
+              <w:rPr>
+                <w:rFonts w:cs="Times New Roman"/>
+                <w:szCs w:val="28"/>
+              </w:rPr>
+            </w:pPr>
+            <w:r>
+              <w:rPr>
+                <w:rFonts w:cs="Times New Roman"/>
+                <w:szCs w:val="28"/>
+              </w:rPr>
+              <w:t>40 / Общие пользователи</w:t>
+            </w:r>
+          </w:p>
+        </w:tc>
+        <w:tc>
+          <w:tcPr>
+            <w:tcW w:w="1134" w:type="dxa"/>
+            <w:vAlign w:val="center"/>
+          </w:tcPr>
+          <w:p>
+            <w:pPr>
+              <w:spacing w:line="240" w:lineRule="auto"/>
+              <w:ind w:firstLine="0"/>
+              <w:jc w:val="center"/>
+              <w:rPr>
+                <w:rFonts w:cs="Times New Roman"/>
+                <w:szCs w:val="28"/>
+              </w:rPr>
+            </w:pPr>
+            <w:r>
+              <w:rPr>
+                <w:rFonts w:cs="Times New Roman"/>
+                <w:szCs w:val="28"/>
+              </w:rPr>
+              <w:t>5</w:t>
+            </w:r>
+          </w:p>
+        </w:tc>
+        <w:tc>
+          <w:tcPr>
+            <w:tcW w:w="2410" w:type="dxa"/>
+            <w:vAlign w:val="center"/>
+          </w:tcPr>
+          <w:p>
+            <w:pPr>
+              <w:spacing w:line="240" w:lineRule="auto"/>
+              <w:ind w:firstLine="0"/>
+              <w:jc w:val="center"/>
+              <w:rPr>
+                <w:rFonts w:cs="Times New Roman"/>
+                <w:szCs w:val="28"/>
+              </w:rPr>
+            </w:pPr>
+            <w:r>
+              <w:rPr>
+                <w:rFonts w:cs="Times New Roman"/>
+                <w:szCs w:val="28"/>
+              </w:rPr>
+              <w:t>192.168.</w:t>
+            </w:r>
+            <w:r>
+              <w:rPr>
+                <w:rFonts w:cs="Times New Roman"/>
+                <w:szCs w:val="28"/>
+              </w:rPr>
+              <w:t>4</w:t>
+            </w:r>
+            <w:r>
+              <w:rPr>
+                <w:rFonts w:cs="Times New Roman"/>
+                <w:szCs w:val="28"/>
+              </w:rPr>
+              <w:t>0.</w:t>
+            </w:r>
+            <w:r>
+              <w:rPr>
+                <w:rFonts w:cs="Times New Roman"/>
+                <w:szCs w:val="28"/>
+              </w:rPr>
+              <w:t>2</w:t>
+            </w:r>
+            <w:r>
+              <w:rPr>
+                <w:rFonts w:cs="Times New Roman"/>
+                <w:szCs w:val="28"/>
+              </w:rPr>
+              <w:t xml:space="preserve"> </w:t>
+            </w:r>
+            <w:r>
+              <w:rPr>
+                <w:rFonts w:cs="Times New Roman"/>
+                <w:szCs w:val="28"/>
+              </w:rPr>
+              <w:sym w:font="Symbol" w:char="F02D"/>
+            </w:r>
+            <w:r>
+              <w:rPr>
+                <w:rFonts w:cs="Times New Roman"/>
+                <w:szCs w:val="28"/>
+              </w:rPr>
+              <w:t xml:space="preserve"> 192.168.</w:t>
+            </w:r>
+            <w:r>
+              <w:rPr>
+                <w:rFonts w:cs="Times New Roman"/>
+                <w:szCs w:val="28"/>
+              </w:rPr>
+              <w:t>4</w:t>
+            </w:r>
+            <w:r>
+              <w:rPr>
+                <w:rFonts w:cs="Times New Roman"/>
+                <w:szCs w:val="28"/>
+              </w:rPr>
+              <w:t>0.</w:t>
+            </w:r>
+            <w:r>
+              <w:rPr>
+                <w:rFonts w:cs="Times New Roman"/>
+                <w:szCs w:val="28"/>
+              </w:rPr>
+              <w:t>6</w:t>
+            </w:r>
+          </w:p>
+        </w:tc>
+        <w:tc>
+          <w:tcPr>
+            <w:tcW w:w="2268" w:type="dxa"/>
+            <w:vAlign w:val="center"/>
+          </w:tcPr>
+          <w:p>
+            <w:pPr>
+              <w:spacing w:line="240" w:lineRule="auto"/>
+              <w:ind w:firstLine="0"/>
+              <w:jc w:val="center"/>
+              <w:rPr>
+                <w:rFonts w:cs="Times New Roman"/>
+                <w:szCs w:val="28"/>
+              </w:rPr>
+            </w:pPr>
+            <w:r>
+              <w:rPr>
+                <w:rFonts w:cs="Times New Roman"/>
+                <w:szCs w:val="28"/>
+                <w:lang w:val="en-US"/>
+              </w:rPr>
+              <w:t>Sw</w:t>
+            </w:r>
+            <w:r>
+              <w:rPr>
+                <w:rFonts w:cs="Times New Roman"/>
+                <w:szCs w:val="28"/>
+                <w:lang w:val="en-US"/>
+              </w:rPr>
+              <w:t>2</w:t>
+            </w:r>
+            <w:r>
+              <w:rPr>
+                <w:rFonts w:cs="Times New Roman"/>
+                <w:szCs w:val="28"/>
+                <w:lang w:val="en-US"/>
+              </w:rPr>
+              <w:t>-Fa0</w:t>
+            </w:r>
+            <w:proofErr w:type="gramStart"/>
+            <w:r>
+              <w:rPr>
+                <w:rFonts w:cs="Times New Roman"/>
+                <w:szCs w:val="28"/>
+                <w:lang w:val="en-US"/>
+              </w:rPr>
+              <w:t>/</w:t>
+            </w:r>
+            <w:r>
+              <w:rPr>
+                <w:rFonts w:cs="Times New Roman"/>
+                <w:szCs w:val="28"/>
+                <w:lang w:val="en-US"/>
+              </w:rPr>
+              <w:t>(</w:t>
+            </w:r>
+            <w:proofErr w:type="gramEnd"/>
+            <w:r>
+              <w:rPr>
+                <w:rFonts w:cs="Times New Roman"/>
+                <w:szCs w:val="28"/>
+                <w:lang w:val="en-US"/>
+              </w:rPr>
+              <w:t>2</w:t>
+            </w:r>
+            <w:r>
+              <w:rPr>
+                <w:rFonts w:cs="Times New Roman"/>
+                <w:szCs w:val="28"/>
+                <w:lang w:val="en-US"/>
+              </w:rPr>
+              <w:t>-</w:t>
+            </w:r>
+            <w:r>
+              <w:rPr>
+                <w:rFonts w:cs="Times New Roman"/>
+                <w:szCs w:val="28"/>
+                <w:lang w:val="en-US"/>
+              </w:rPr>
+              <w:t>6</w:t>
+            </w:r>
+            <w:r>
+              <w:rPr>
+                <w:rFonts w:cs="Times New Roman"/>
+                <w:szCs w:val="28"/>
+                <w:lang w:val="en-US"/>
+              </w:rPr>
+              <w:t>)</w:t>
+            </w:r>
+          </w:p>
+        </w:tc>
+      </w:tr>
+      <w:tr>
+        <w:trPr>
+          <w:trHeight w:val="69"/>
+        </w:trPr>
+        <w:tc>
+          <w:tcPr>
+            <w:tcW w:w="704" w:type="dxa"/>
+            <w:vMerge/>
+            <w:vAlign w:val="center"/>
+          </w:tcPr>
+          <w:p>
+            <w:pPr>
+              <w:spacing w:line="240" w:lineRule="auto"/>
+              <w:ind w:firstLine="0"/>
+              <w:jc w:val="center"/>
+              <w:rPr>
+                <w:rFonts w:cs="Times New Roman"/>
+                <w:szCs w:val="28"/>
+              </w:rPr>
+            </w:pPr>
+          </w:p>
+        </w:tc>
+        <w:tc>
+          <w:tcPr>
+            <w:tcW w:w="2977" w:type="dxa"/>
+            <w:vMerge/>
+            <w:vAlign w:val="center"/>
+          </w:tcPr>
+          <w:p>
+            <w:pPr>
+              <w:spacing w:line="240" w:lineRule="auto"/>
+              <w:ind w:firstLine="0"/>
+              <w:jc w:val="center"/>
+              <w:rPr>
+                <w:rFonts w:cs="Times New Roman"/>
+                <w:szCs w:val="28"/>
+              </w:rPr>
+            </w:pPr>
+          </w:p>
+        </w:tc>
+        <w:tc>
+          <w:tcPr>
+            <w:tcW w:w="1134" w:type="dxa"/>
+            <w:vAlign w:val="center"/>
+          </w:tcPr>
+          <w:p>
+            <w:pPr>
+              <w:spacing w:line="240" w:lineRule="auto"/>
+              <w:ind w:firstLine="0"/>
+              <w:jc w:val="center"/>
+              <w:rPr>
+                <w:rFonts w:cs="Times New Roman"/>
+                <w:szCs w:val="28"/>
+              </w:rPr>
+            </w:pPr>
+            <w:r>
+              <w:rPr>
+                <w:rFonts w:cs="Times New Roman"/>
+                <w:szCs w:val="28"/>
+              </w:rPr>
+              <w:t>5</w:t>
+            </w:r>
+          </w:p>
+        </w:tc>
+        <w:tc>
+          <w:tcPr>
+            <w:tcW w:w="2410" w:type="dxa"/>
+            <w:vAlign w:val="center"/>
+          </w:tcPr>
+          <w:p>
+            <w:pPr>
+              <w:spacing w:line="240" w:lineRule="auto"/>
+              <w:ind w:firstLine="0"/>
+              <w:jc w:val="center"/>
+              <w:rPr>
+                <w:rFonts w:cs="Times New Roman"/>
+                <w:szCs w:val="28"/>
+              </w:rPr>
+            </w:pPr>
+            <w:r>
+              <w:rPr>
+                <w:rFonts w:cs="Times New Roman"/>
+                <w:szCs w:val="28"/>
+              </w:rPr>
+              <w:t>192.168.</w:t>
+            </w:r>
+            <w:r>
+              <w:rPr>
+                <w:rFonts w:cs="Times New Roman"/>
+                <w:szCs w:val="28"/>
+              </w:rPr>
+              <w:t>4</w:t>
+            </w:r>
+            <w:r>
+              <w:rPr>
+                <w:rFonts w:cs="Times New Roman"/>
+                <w:szCs w:val="28"/>
+              </w:rPr>
+              <w:t>0.</w:t>
+            </w:r>
+            <w:r>
+              <w:rPr>
+                <w:rFonts w:cs="Times New Roman"/>
+                <w:szCs w:val="28"/>
+              </w:rPr>
+              <w:t>7</w:t>
+            </w:r>
+            <w:r>
+              <w:rPr>
+                <w:rFonts w:cs="Times New Roman"/>
+                <w:szCs w:val="28"/>
+              </w:rPr>
+              <w:t xml:space="preserve"> </w:t>
+            </w:r>
+            <w:r>
+              <w:rPr>
+                <w:rFonts w:cs="Times New Roman"/>
+                <w:szCs w:val="28"/>
+              </w:rPr>
+              <w:sym w:font="Symbol" w:char="F02D"/>
+            </w:r>
+            <w:r>
+              <w:rPr>
+                <w:rFonts w:cs="Times New Roman"/>
+                <w:szCs w:val="28"/>
+              </w:rPr>
+              <w:t xml:space="preserve"> 192.168.</w:t>
+            </w:r>
+            <w:r>
+              <w:rPr>
+                <w:rFonts w:cs="Times New Roman"/>
+                <w:szCs w:val="28"/>
+              </w:rPr>
+              <w:t>4</w:t>
+            </w:r>
+            <w:r>
+              <w:rPr>
+                <w:rFonts w:cs="Times New Roman"/>
+                <w:szCs w:val="28"/>
+              </w:rPr>
+              <w:t>0.</w:t>
+            </w:r>
+            <w:r>
+              <w:rPr>
+                <w:rFonts w:cs="Times New Roman"/>
+                <w:szCs w:val="28"/>
+              </w:rPr>
+              <w:t>11</w:t>
+            </w:r>
+          </w:p>
+        </w:tc>
+        <w:tc>
+          <w:tcPr>
+            <w:tcW w:w="2268" w:type="dxa"/>
+            <w:vAlign w:val="center"/>
+          </w:tcPr>
+          <w:p>
+            <w:pPr>
+              <w:spacing w:line="240" w:lineRule="auto"/>
+              <w:ind w:firstLine="0"/>
+              <w:jc w:val="center"/>
+              <w:rPr>
+                <w:rFonts w:cs="Times New Roman"/>
+                <w:szCs w:val="28"/>
+              </w:rPr>
+            </w:pPr>
+            <w:r>
+              <w:rPr>
+                <w:rFonts w:cs="Times New Roman"/>
+                <w:szCs w:val="28"/>
+                <w:lang w:val="en-US"/>
+              </w:rPr>
+              <w:t>Sw</w:t>
+            </w:r>
+            <w:r>
+              <w:rPr>
+                <w:rFonts w:cs="Times New Roman"/>
+                <w:szCs w:val="28"/>
+                <w:lang w:val="en-US"/>
+              </w:rPr>
+              <w:t>2</w:t>
+            </w:r>
+            <w:r>
+              <w:rPr>
+                <w:rFonts w:cs="Times New Roman"/>
+                <w:szCs w:val="28"/>
+                <w:lang w:val="en-US"/>
+              </w:rPr>
+              <w:t>-Fa0</w:t>
+            </w:r>
+            <w:proofErr w:type="gramStart"/>
+            <w:r>
+              <w:rPr>
+                <w:rFonts w:cs="Times New Roman"/>
+                <w:szCs w:val="28"/>
+                <w:lang w:val="en-US"/>
+              </w:rPr>
+              <w:t>/</w:t>
+            </w:r>
+            <w:r>
+              <w:rPr>
+                <w:rFonts w:cs="Times New Roman"/>
+                <w:szCs w:val="28"/>
+                <w:lang w:val="en-US"/>
+              </w:rPr>
+              <w:t>(</w:t>
+            </w:r>
+            <w:proofErr w:type="gramEnd"/>
+            <w:r>
+              <w:rPr>
+                <w:rFonts w:cs="Times New Roman"/>
+                <w:szCs w:val="28"/>
+                <w:lang w:val="en-US"/>
+              </w:rPr>
+              <w:t>7</w:t>
+            </w:r>
+            <w:r>
+              <w:rPr>
+                <w:rFonts w:cs="Times New Roman"/>
+                <w:szCs w:val="28"/>
+                <w:lang w:val="en-US"/>
+              </w:rPr>
+              <w:t>-</w:t>
+            </w:r>
+            <w:r>
+              <w:rPr>
+                <w:rFonts w:cs="Times New Roman"/>
+                <w:szCs w:val="28"/>
+                <w:lang w:val="en-US"/>
+              </w:rPr>
+              <w:t>11</w:t>
+            </w:r>
+            <w:r>
+              <w:rPr>
+                <w:rFonts w:cs="Times New Roman"/>
+                <w:szCs w:val="28"/>
+                <w:lang w:val="en-US"/>
+              </w:rPr>
+              <w:t>)</w:t>
+            </w:r>
+          </w:p>
+        </w:tc>
+      </w:tr>
+      <w:tr>
+        <w:trPr>
+          <w:trHeight w:val="69"/>
+        </w:trPr>
+        <w:tc>
+          <w:tcPr>
+            <w:tcW w:w="704" w:type="dxa"/>
+            <w:vMerge w:val="restart"/>
+            <w:vAlign w:val="center"/>
+          </w:tcPr>
+          <w:p>
+            <w:pPr>
+              <w:spacing w:line="240" w:lineRule="auto"/>
+              <w:ind w:firstLine="0"/>
+              <w:jc w:val="center"/>
+              <w:rPr>
+                <w:rFonts w:cs="Times New Roman"/>
+                <w:szCs w:val="28"/>
+              </w:rPr>
+            </w:pPr>
+            <w:r>
+              <w:rPr>
+                <w:rFonts w:cs="Times New Roman"/>
+                <w:szCs w:val="28"/>
+              </w:rPr>
+              <w:t>313</w:t>
+            </w:r>
+          </w:p>
+        </w:tc>
+        <w:tc>
+          <w:tcPr>
+            <w:tcW w:w="2977" w:type="dxa"/>
+            <w:vMerge/>
+            <w:vAlign w:val="center"/>
+          </w:tcPr>
+          <w:p>
+            <w:pPr>
+              <w:spacing w:line="240" w:lineRule="auto"/>
+              <w:ind w:firstLine="0"/>
+              <w:jc w:val="center"/>
+              <w:rPr>
+                <w:rFonts w:cs="Times New Roman"/>
+                <w:szCs w:val="28"/>
+              </w:rPr>
+            </w:pPr>
+          </w:p>
+        </w:tc>
+        <w:tc>
+          <w:tcPr>
+            <w:tcW w:w="1134" w:type="dxa"/>
+            <w:vAlign w:val="center"/>
+          </w:tcPr>
+          <w:p>
+            <w:pPr>
+              <w:spacing w:line="240" w:lineRule="auto"/>
+              <w:ind w:firstLine="0"/>
+              <w:jc w:val="center"/>
+              <w:rPr>
+                <w:rFonts w:cs="Times New Roman"/>
+                <w:szCs w:val="28"/>
+              </w:rPr>
+            </w:pPr>
+            <w:r>
+              <w:rPr>
+                <w:rFonts w:cs="Times New Roman"/>
+                <w:szCs w:val="28"/>
+              </w:rPr>
+              <w:t>5</w:t>
+            </w:r>
+          </w:p>
+        </w:tc>
+        <w:tc>
+          <w:tcPr>
+            <w:tcW w:w="2410" w:type="dxa"/>
+            <w:vAlign w:val="center"/>
+          </w:tcPr>
+          <w:p>
+            <w:pPr>
+              <w:spacing w:line="240" w:lineRule="auto"/>
+              <w:ind w:firstLine="0"/>
+              <w:jc w:val="center"/>
+              <w:rPr>
+                <w:rFonts w:cs="Times New Roman"/>
+                <w:szCs w:val="28"/>
+                <w:highlight w:val="green"/>
+                <w:lang w:val="en-US"/>
+              </w:rPr>
+            </w:pPr>
+            <w:r>
+              <w:rPr>
+                <w:rFonts w:cs="Times New Roman"/>
+                <w:szCs w:val="28"/>
+              </w:rPr>
+              <w:t>192.168.</w:t>
+            </w:r>
+            <w:r>
+              <w:rPr>
+                <w:rFonts w:cs="Times New Roman"/>
+                <w:szCs w:val="28"/>
+              </w:rPr>
+              <w:t>4</w:t>
+            </w:r>
+            <w:r>
+              <w:rPr>
+                <w:rFonts w:cs="Times New Roman"/>
+                <w:szCs w:val="28"/>
+              </w:rPr>
+              <w:t>0.</w:t>
+            </w:r>
+            <w:r>
+              <w:rPr>
+                <w:rFonts w:cs="Times New Roman"/>
+                <w:szCs w:val="28"/>
+              </w:rPr>
+              <w:t>1</w:t>
+            </w:r>
+            <w:r>
+              <w:rPr>
+                <w:rFonts w:cs="Times New Roman"/>
+                <w:szCs w:val="28"/>
+              </w:rPr>
+              <w:t>2</w:t>
+            </w:r>
+            <w:r>
+              <w:rPr>
+                <w:rFonts w:cs="Times New Roman"/>
+                <w:szCs w:val="28"/>
+              </w:rPr>
+              <w:t xml:space="preserve"> </w:t>
+            </w:r>
+            <w:r>
+              <w:rPr>
+                <w:rFonts w:cs="Times New Roman"/>
+                <w:szCs w:val="28"/>
+              </w:rPr>
+              <w:sym w:font="Symbol" w:char="F02D"/>
+            </w:r>
+            <w:r>
+              <w:rPr>
+                <w:rFonts w:cs="Times New Roman"/>
+                <w:szCs w:val="28"/>
+              </w:rPr>
+              <w:t xml:space="preserve"> 192.168.</w:t>
+            </w:r>
+            <w:r>
+              <w:rPr>
+                <w:rFonts w:cs="Times New Roman"/>
+                <w:szCs w:val="28"/>
+              </w:rPr>
+              <w:t>4</w:t>
+            </w:r>
+            <w:r>
+              <w:rPr>
+                <w:rFonts w:cs="Times New Roman"/>
+                <w:szCs w:val="28"/>
+              </w:rPr>
+              <w:t>0.</w:t>
+            </w:r>
+            <w:r>
+              <w:rPr>
+                <w:rFonts w:cs="Times New Roman"/>
+                <w:szCs w:val="28"/>
+              </w:rPr>
+              <w:t>1</w:t>
+            </w:r>
+            <w:r>
+              <w:rPr>
+                <w:rFonts w:cs="Times New Roman"/>
+                <w:szCs w:val="28"/>
+              </w:rPr>
+              <w:t>6</w:t>
+            </w:r>
+          </w:p>
+        </w:tc>
+        <w:tc>
+          <w:tcPr>
+            <w:tcW w:w="2268" w:type="dxa"/>
+            <w:vAlign w:val="center"/>
+          </w:tcPr>
+          <w:p>
+            <w:pPr>
+              <w:spacing w:line="240" w:lineRule="auto"/>
+              <w:ind w:firstLine="0"/>
+              <w:jc w:val="center"/>
+              <w:rPr>
+                <w:rFonts w:cs="Times New Roman"/>
+                <w:szCs w:val="28"/>
+              </w:rPr>
+            </w:pPr>
+            <w:r>
+              <w:rPr>
+                <w:rFonts w:cs="Times New Roman"/>
+                <w:szCs w:val="28"/>
+                <w:lang w:val="en-US"/>
+              </w:rPr>
+              <w:t>Sw</w:t>
+            </w:r>
+            <w:r>
+              <w:rPr>
+                <w:rFonts w:cs="Times New Roman"/>
+                <w:szCs w:val="28"/>
+                <w:lang w:val="en-US"/>
+              </w:rPr>
+              <w:t>2</w:t>
+            </w:r>
+            <w:r>
+              <w:rPr>
+                <w:rFonts w:cs="Times New Roman"/>
+                <w:szCs w:val="28"/>
+                <w:lang w:val="en-US"/>
+              </w:rPr>
+              <w:t>-Fa0</w:t>
+            </w:r>
+            <w:proofErr w:type="gramStart"/>
+            <w:r>
+              <w:rPr>
+                <w:rFonts w:cs="Times New Roman"/>
+                <w:szCs w:val="28"/>
+                <w:lang w:val="en-US"/>
+              </w:rPr>
+              <w:t>/</w:t>
+            </w:r>
+            <w:r>
+              <w:rPr>
+                <w:rFonts w:cs="Times New Roman"/>
+                <w:szCs w:val="28"/>
+                <w:lang w:val="en-US"/>
+              </w:rPr>
+              <w:t>(</w:t>
+            </w:r>
+            <w:proofErr w:type="gramEnd"/>
+            <w:r>
+              <w:rPr>
+                <w:rFonts w:cs="Times New Roman"/>
+                <w:szCs w:val="28"/>
+                <w:lang w:val="en-US"/>
+              </w:rPr>
+              <w:t>1</w:t>
+            </w:r>
+            <w:r>
+              <w:rPr>
+                <w:rFonts w:cs="Times New Roman"/>
+                <w:szCs w:val="28"/>
+                <w:lang w:val="en-US"/>
+              </w:rPr>
+              <w:t>2</w:t>
+            </w:r>
+            <w:r>
+              <w:rPr>
+                <w:rFonts w:cs="Times New Roman"/>
+                <w:szCs w:val="28"/>
+                <w:lang w:val="en-US"/>
+              </w:rPr>
+              <w:t>-</w:t>
+            </w:r>
+            <w:r>
+              <w:rPr>
+                <w:rFonts w:cs="Times New Roman"/>
+                <w:szCs w:val="28"/>
+                <w:lang w:val="en-US"/>
+              </w:rPr>
+              <w:t>1</w:t>
+            </w:r>
+            <w:r>
+              <w:rPr>
+                <w:rFonts w:cs="Times New Roman"/>
+                <w:szCs w:val="28"/>
+                <w:lang w:val="en-US"/>
+              </w:rPr>
+              <w:t>6)</w:t>
+            </w:r>
+          </w:p>
+        </w:tc>
+      </w:tr>
+      <w:tr>
+        <w:trPr>
+          <w:trHeight w:val="509"/>
+        </w:trPr>
+        <w:tc>
+          <w:tcPr>
+            <w:tcW w:w="704" w:type="dxa"/>
+            <w:vMerge/>
+            <w:vAlign w:val="center"/>
+          </w:tcPr>
+          <w:p>
+            <w:pPr>
+              <w:spacing w:line="240" w:lineRule="auto"/>
+              <w:ind w:firstLine="0"/>
+              <w:jc w:val="center"/>
+              <w:rPr>
+                <w:rFonts w:cs="Times New Roman"/>
+                <w:szCs w:val="28"/>
+              </w:rPr>
+            </w:pPr>
+          </w:p>
+        </w:tc>
+        <w:tc>
+          <w:tcPr>
+            <w:tcW w:w="2977" w:type="dxa"/>
+            <w:vMerge/>
+            <w:vAlign w:val="center"/>
+          </w:tcPr>
+          <w:p>
+            <w:pPr>
+              <w:spacing w:line="240" w:lineRule="auto"/>
+              <w:ind w:firstLine="0"/>
+              <w:jc w:val="center"/>
+              <w:rPr>
+                <w:rFonts w:cs="Times New Roman"/>
+                <w:szCs w:val="28"/>
+              </w:rPr>
+            </w:pPr>
+          </w:p>
+        </w:tc>
+        <w:tc>
+          <w:tcPr>
+            <w:tcW w:w="1134" w:type="dxa"/>
+          </w:tcPr>
+          <w:p>
+            <w:pPr>
+              <w:spacing w:line="240" w:lineRule="auto"/>
+              <w:ind w:firstLine="0"/>
+              <w:jc w:val="center"/>
+              <w:rPr>
+                <w:rFonts w:cs="Times New Roman"/>
+                <w:szCs w:val="28"/>
+              </w:rPr>
+            </w:pPr>
+            <w:r>
+              <w:rPr>
+                <w:rFonts w:cs="Times New Roman"/>
+                <w:szCs w:val="28"/>
+              </w:rPr>
+              <w:t>5</w:t>
+            </w:r>
+          </w:p>
+        </w:tc>
+        <w:tc>
+          <w:tcPr>
+            <w:tcW w:w="2410" w:type="dxa"/>
+            <w:vAlign w:val="center"/>
+          </w:tcPr>
+          <w:p>
+            <w:pPr>
+              <w:spacing w:line="240" w:lineRule="auto"/>
+              <w:ind w:firstLine="0"/>
+              <w:jc w:val="center"/>
+              <w:rPr>
+                <w:rFonts w:cs="Times New Roman"/>
+                <w:szCs w:val="28"/>
+                <w:highlight w:val="green"/>
+                <w:lang w:val="en-US"/>
+              </w:rPr>
+            </w:pPr>
+            <w:r>
+              <w:rPr>
+                <w:rFonts w:cs="Times New Roman"/>
+                <w:szCs w:val="28"/>
+              </w:rPr>
+              <w:t>192.168.</w:t>
+            </w:r>
+            <w:r>
+              <w:rPr>
+                <w:rFonts w:cs="Times New Roman"/>
+                <w:szCs w:val="28"/>
+              </w:rPr>
+              <w:t>4</w:t>
+            </w:r>
+            <w:r>
+              <w:rPr>
+                <w:rFonts w:cs="Times New Roman"/>
+                <w:szCs w:val="28"/>
+              </w:rPr>
+              <w:t>0.</w:t>
+            </w:r>
+            <w:r>
+              <w:rPr>
+                <w:rFonts w:cs="Times New Roman"/>
+                <w:szCs w:val="28"/>
+              </w:rPr>
+              <w:t>17</w:t>
+            </w:r>
+            <w:r>
+              <w:rPr>
+                <w:rFonts w:cs="Times New Roman"/>
+                <w:szCs w:val="28"/>
+              </w:rPr>
+              <w:t xml:space="preserve"> </w:t>
+            </w:r>
+            <w:r>
+              <w:rPr>
+                <w:rFonts w:cs="Times New Roman"/>
+                <w:szCs w:val="28"/>
+              </w:rPr>
+              <w:sym w:font="Symbol" w:char="F02D"/>
+            </w:r>
+            <w:r>
+              <w:rPr>
+                <w:rFonts w:cs="Times New Roman"/>
+                <w:szCs w:val="28"/>
+              </w:rPr>
+              <w:t xml:space="preserve"> 192.168.</w:t>
+            </w:r>
+            <w:r>
+              <w:rPr>
+                <w:rFonts w:cs="Times New Roman"/>
+                <w:szCs w:val="28"/>
+              </w:rPr>
+              <w:t>4</w:t>
+            </w:r>
+            <w:r>
+              <w:rPr>
+                <w:rFonts w:cs="Times New Roman"/>
+                <w:szCs w:val="28"/>
+              </w:rPr>
+              <w:t>0.</w:t>
+            </w:r>
+            <w:r>
+              <w:rPr>
+                <w:rFonts w:cs="Times New Roman"/>
+                <w:szCs w:val="28"/>
+              </w:rPr>
+              <w:t>21</w:t>
+            </w:r>
+          </w:p>
+        </w:tc>
+        <w:tc>
+          <w:tcPr>
+            <w:tcW w:w="2268" w:type="dxa"/>
+            <w:vAlign w:val="center"/>
+          </w:tcPr>
+          <w:p>
+            <w:pPr>
+              <w:spacing w:line="240" w:lineRule="auto"/>
+              <w:ind w:firstLine="0"/>
+              <w:jc w:val="center"/>
+              <w:rPr>
+                <w:rFonts w:cs="Times New Roman"/>
+                <w:szCs w:val="28"/>
+              </w:rPr>
+            </w:pPr>
+            <w:r>
+              <w:rPr>
+                <w:rFonts w:cs="Times New Roman"/>
+                <w:szCs w:val="28"/>
+                <w:lang w:val="en-US"/>
+              </w:rPr>
+              <w:t>Sw</w:t>
+            </w:r>
+            <w:r>
+              <w:rPr>
+                <w:rFonts w:cs="Times New Roman"/>
+                <w:szCs w:val="28"/>
+                <w:lang w:val="en-US"/>
+              </w:rPr>
+              <w:t>2</w:t>
+            </w:r>
+            <w:r>
+              <w:rPr>
+                <w:rFonts w:cs="Times New Roman"/>
+                <w:szCs w:val="28"/>
+                <w:lang w:val="en-US"/>
+              </w:rPr>
+              <w:t>-Fa0</w:t>
+            </w:r>
+            <w:proofErr w:type="gramStart"/>
+            <w:r>
+              <w:rPr>
+                <w:rFonts w:cs="Times New Roman"/>
+                <w:szCs w:val="28"/>
+                <w:lang w:val="en-US"/>
+              </w:rPr>
+              <w:t>/</w:t>
+            </w:r>
+            <w:r>
+              <w:rPr>
+                <w:rFonts w:cs="Times New Roman"/>
+                <w:szCs w:val="28"/>
+                <w:lang w:val="en-US"/>
+              </w:rPr>
+              <w:t>(</w:t>
+            </w:r>
+            <w:proofErr w:type="gramEnd"/>
+            <w:r>
+              <w:rPr>
+                <w:rFonts w:cs="Times New Roman"/>
+                <w:szCs w:val="28"/>
+                <w:lang w:val="en-US"/>
+              </w:rPr>
+              <w:t>1</w:t>
+            </w:r>
+            <w:r>
+              <w:rPr>
+                <w:rFonts w:cs="Times New Roman"/>
+                <w:szCs w:val="28"/>
+                <w:lang w:val="en-US"/>
+              </w:rPr>
+              <w:t>7</w:t>
+            </w:r>
+            <w:r>
+              <w:rPr>
+                <w:rFonts w:cs="Times New Roman"/>
+                <w:szCs w:val="28"/>
+                <w:lang w:val="en-US"/>
+              </w:rPr>
+              <w:t>-</w:t>
+            </w:r>
+            <w:r>
+              <w:rPr>
+                <w:rFonts w:cs="Times New Roman"/>
+                <w:szCs w:val="28"/>
+                <w:lang w:val="en-US"/>
+              </w:rPr>
+              <w:t>21</w:t>
+            </w:r>
+            <w:r>
+              <w:rPr>
+                <w:rFonts w:cs="Times New Roman"/>
+                <w:szCs w:val="28"/>
+                <w:lang w:val="en-US"/>
+              </w:rPr>
+              <w:t>)</w:t>
+            </w:r>
+          </w:p>
+        </w:tc>
+      </w:tr>
+      <w:tr>
+        <w:trPr>
+          <w:trHeight w:val="69"/>
+        </w:trPr>
+        <w:tc>
+          <w:tcPr>
+            <w:tcW w:w="704" w:type="dxa"/>
+            <w:vMerge w:val="restart"/>
+            <w:vAlign w:val="center"/>
+          </w:tcPr>
+          <w:p>
+            <w:pPr>
+              <w:spacing w:line="240" w:lineRule="auto"/>
+              <w:ind w:firstLine="0"/>
+              <w:jc w:val="center"/>
+              <w:rPr>
+                <w:rFonts w:cs="Times New Roman"/>
+                <w:szCs w:val="28"/>
+              </w:rPr>
+            </w:pPr>
+            <w:r>
+              <w:rPr>
+                <w:rFonts w:cs="Times New Roman"/>
+                <w:szCs w:val="28"/>
+              </w:rPr>
+              <w:t>314</w:t>
+            </w:r>
+          </w:p>
+        </w:tc>
+        <w:tc>
+          <w:tcPr>
+            <w:tcW w:w="2977" w:type="dxa"/>
+            <w:vMerge/>
+            <w:vAlign w:val="center"/>
+          </w:tcPr>
+          <w:p>
+            <w:pPr>
+              <w:spacing w:line="240" w:lineRule="auto"/>
+              <w:ind w:firstLine="0"/>
+              <w:jc w:val="center"/>
+              <w:rPr>
+                <w:rFonts w:cs="Times New Roman"/>
+                <w:szCs w:val="28"/>
+              </w:rPr>
+            </w:pPr>
+          </w:p>
+        </w:tc>
+        <w:tc>
+          <w:tcPr>
+            <w:tcW w:w="1134" w:type="dxa"/>
+          </w:tcPr>
+          <w:p>
+            <w:pPr>
+              <w:spacing w:line="240" w:lineRule="auto"/>
+              <w:ind w:firstLine="0"/>
+              <w:jc w:val="center"/>
+              <w:rPr>
+                <w:rFonts w:cs="Times New Roman"/>
+                <w:szCs w:val="28"/>
+              </w:rPr>
+            </w:pPr>
+            <w:r>
+              <w:rPr>
+                <w:rFonts w:cs="Times New Roman"/>
+                <w:szCs w:val="28"/>
+              </w:rPr>
+              <w:t>5</w:t>
+            </w:r>
+          </w:p>
+        </w:tc>
+        <w:tc>
+          <w:tcPr>
+            <w:tcW w:w="2410" w:type="dxa"/>
+            <w:vAlign w:val="center"/>
+          </w:tcPr>
+          <w:p>
+            <w:pPr>
+              <w:spacing w:line="240" w:lineRule="auto"/>
+              <w:ind w:firstLine="0"/>
+              <w:jc w:val="center"/>
+              <w:rPr>
+                <w:rFonts w:cs="Times New Roman"/>
+                <w:szCs w:val="28"/>
+                <w:highlight w:val="green"/>
+                <w:lang w:val="en-US"/>
+              </w:rPr>
+            </w:pPr>
+            <w:r>
+              <w:rPr>
+                <w:rFonts w:cs="Times New Roman"/>
+                <w:szCs w:val="28"/>
+              </w:rPr>
+              <w:t>192.168.</w:t>
+            </w:r>
+            <w:r>
+              <w:rPr>
+                <w:rFonts w:cs="Times New Roman"/>
+                <w:szCs w:val="28"/>
+              </w:rPr>
+              <w:t>4</w:t>
+            </w:r>
+            <w:r>
+              <w:rPr>
+                <w:rFonts w:cs="Times New Roman"/>
+                <w:szCs w:val="28"/>
+              </w:rPr>
+              <w:t>0.</w:t>
+            </w:r>
+            <w:r>
+              <w:rPr>
+                <w:rFonts w:cs="Times New Roman"/>
+                <w:szCs w:val="28"/>
+              </w:rPr>
+              <w:t>2</w:t>
+            </w:r>
+            <w:r>
+              <w:rPr>
+                <w:rFonts w:cs="Times New Roman"/>
+                <w:szCs w:val="28"/>
+              </w:rPr>
+              <w:t>2</w:t>
+            </w:r>
+            <w:r>
+              <w:rPr>
+                <w:rFonts w:cs="Times New Roman"/>
+                <w:szCs w:val="28"/>
+              </w:rPr>
+              <w:t xml:space="preserve"> </w:t>
+            </w:r>
+            <w:r>
+              <w:rPr>
+                <w:rFonts w:cs="Times New Roman"/>
+                <w:szCs w:val="28"/>
+              </w:rPr>
+              <w:sym w:font="Symbol" w:char="F02D"/>
+            </w:r>
+            <w:r>
+              <w:rPr>
+                <w:rFonts w:cs="Times New Roman"/>
+                <w:szCs w:val="28"/>
+              </w:rPr>
+              <w:t xml:space="preserve"> 192.168.</w:t>
+            </w:r>
+            <w:r>
+              <w:rPr>
+                <w:rFonts w:cs="Times New Roman"/>
+                <w:szCs w:val="28"/>
+              </w:rPr>
+              <w:t>4</w:t>
+            </w:r>
+            <w:r>
+              <w:rPr>
+                <w:rFonts w:cs="Times New Roman"/>
+                <w:szCs w:val="28"/>
+              </w:rPr>
+              <w:t>0.</w:t>
+            </w:r>
+            <w:r>
+              <w:rPr>
+                <w:rFonts w:cs="Times New Roman"/>
+                <w:szCs w:val="28"/>
+              </w:rPr>
+              <w:t>2</w:t>
+            </w:r>
+            <w:r>
+              <w:rPr>
+                <w:rFonts w:cs="Times New Roman"/>
+                <w:szCs w:val="28"/>
+              </w:rPr>
+              <w:t>6</w:t>
+            </w:r>
+          </w:p>
+        </w:tc>
+        <w:tc>
+          <w:tcPr>
+            <w:tcW w:w="2268" w:type="dxa"/>
+            <w:vAlign w:val="center"/>
+          </w:tcPr>
+          <w:p>
+            <w:pPr>
+              <w:spacing w:line="240" w:lineRule="auto"/>
+              <w:ind w:firstLine="0"/>
+              <w:jc w:val="center"/>
+              <w:rPr>
+                <w:rFonts w:cs="Times New Roman"/>
+                <w:szCs w:val="28"/>
+              </w:rPr>
+            </w:pPr>
+            <w:r>
+              <w:rPr>
+                <w:rFonts w:cs="Times New Roman"/>
+                <w:szCs w:val="28"/>
+                <w:lang w:val="en-US"/>
+              </w:rPr>
+              <w:t>Sw</w:t>
+            </w:r>
+            <w:r>
+              <w:rPr>
+                <w:rFonts w:cs="Times New Roman"/>
+                <w:szCs w:val="28"/>
+                <w:lang w:val="en-US"/>
+              </w:rPr>
+              <w:t>3</w:t>
+            </w:r>
+            <w:r>
+              <w:rPr>
+                <w:rFonts w:cs="Times New Roman"/>
+                <w:szCs w:val="28"/>
+                <w:lang w:val="en-US"/>
+              </w:rPr>
+              <w:t>-Fa0</w:t>
+            </w:r>
+            <w:proofErr w:type="gramStart"/>
+            <w:r>
+              <w:rPr>
+                <w:rFonts w:cs="Times New Roman"/>
+                <w:szCs w:val="28"/>
+                <w:lang w:val="en-US"/>
+              </w:rPr>
+              <w:t>/</w:t>
+            </w:r>
+            <w:r>
+              <w:rPr>
+                <w:rFonts w:cs="Times New Roman"/>
+                <w:szCs w:val="28"/>
+                <w:lang w:val="en-US"/>
+              </w:rPr>
+              <w:t>(</w:t>
+            </w:r>
+            <w:proofErr w:type="gramEnd"/>
+            <w:r>
+              <w:rPr>
+                <w:rFonts w:cs="Times New Roman"/>
+                <w:szCs w:val="28"/>
+                <w:lang w:val="en-US"/>
+              </w:rPr>
+              <w:t>2</w:t>
+            </w:r>
+            <w:r>
+              <w:rPr>
+                <w:rFonts w:cs="Times New Roman"/>
+                <w:szCs w:val="28"/>
+                <w:lang w:val="en-US"/>
+              </w:rPr>
+              <w:t>-6)</w:t>
+            </w:r>
+          </w:p>
+        </w:tc>
+      </w:tr>
+      <w:tr>
+        <w:trPr>
+          <w:trHeight w:val="159"/>
+        </w:trPr>
+        <w:tc>
+          <w:tcPr>
+            <w:tcW w:w="704" w:type="dxa"/>
+            <w:vMerge/>
+            <w:vAlign w:val="center"/>
+          </w:tcPr>
+          <w:p>
+            <w:pPr>
+              <w:spacing w:line="240" w:lineRule="auto"/>
+              <w:ind w:firstLine="0"/>
+              <w:jc w:val="center"/>
+              <w:rPr>
+                <w:rFonts w:cs="Times New Roman"/>
+                <w:szCs w:val="28"/>
+              </w:rPr>
+            </w:pPr>
+          </w:p>
+        </w:tc>
+        <w:tc>
+          <w:tcPr>
+            <w:tcW w:w="2977" w:type="dxa"/>
+            <w:vMerge/>
+            <w:vAlign w:val="center"/>
+          </w:tcPr>
+          <w:p>
+            <w:pPr>
+              <w:spacing w:line="240" w:lineRule="auto"/>
+              <w:ind w:firstLine="0"/>
+              <w:jc w:val="center"/>
+              <w:rPr>
+                <w:rFonts w:cs="Times New Roman"/>
+                <w:szCs w:val="28"/>
+              </w:rPr>
+            </w:pPr>
+          </w:p>
+        </w:tc>
+        <w:tc>
+          <w:tcPr>
+            <w:tcW w:w="1134" w:type="dxa"/>
+          </w:tcPr>
+          <w:p>
+            <w:pPr>
+              <w:spacing w:line="240" w:lineRule="auto"/>
+              <w:ind w:firstLine="0"/>
+              <w:jc w:val="center"/>
+              <w:rPr>
+                <w:rFonts w:cs="Times New Roman"/>
+                <w:szCs w:val="28"/>
+              </w:rPr>
+            </w:pPr>
+            <w:r>
+              <w:rPr>
+                <w:rFonts w:cs="Times New Roman"/>
+                <w:szCs w:val="28"/>
+              </w:rPr>
+              <w:t>5</w:t>
+            </w:r>
+          </w:p>
+        </w:tc>
+        <w:tc>
+          <w:tcPr>
+            <w:tcW w:w="2410" w:type="dxa"/>
+            <w:vAlign w:val="center"/>
+          </w:tcPr>
+          <w:p>
+            <w:pPr>
+              <w:spacing w:line="240" w:lineRule="auto"/>
+              <w:ind w:firstLine="0"/>
+              <w:jc w:val="center"/>
+              <w:rPr>
+                <w:rFonts w:cs="Times New Roman"/>
+                <w:szCs w:val="28"/>
+                <w:highlight w:val="green"/>
+                <w:lang w:val="en-US"/>
+              </w:rPr>
+            </w:pPr>
+            <w:r>
+              <w:rPr>
+                <w:rFonts w:cs="Times New Roman"/>
+                <w:szCs w:val="28"/>
+              </w:rPr>
+              <w:t>192.168.</w:t>
+            </w:r>
+            <w:r>
+              <w:rPr>
+                <w:rFonts w:cs="Times New Roman"/>
+                <w:szCs w:val="28"/>
+              </w:rPr>
+              <w:t>4</w:t>
+            </w:r>
+            <w:r>
+              <w:rPr>
+                <w:rFonts w:cs="Times New Roman"/>
+                <w:szCs w:val="28"/>
+              </w:rPr>
+              <w:t>0.</w:t>
+            </w:r>
+            <w:r>
+              <w:rPr>
+                <w:rFonts w:cs="Times New Roman"/>
+                <w:szCs w:val="28"/>
+              </w:rPr>
+              <w:t>2</w:t>
+            </w:r>
+            <w:r>
+              <w:rPr>
+                <w:rFonts w:cs="Times New Roman"/>
+                <w:szCs w:val="28"/>
+              </w:rPr>
+              <w:t>7</w:t>
+            </w:r>
+            <w:r>
+              <w:rPr>
+                <w:rFonts w:cs="Times New Roman"/>
+                <w:szCs w:val="28"/>
+              </w:rPr>
+              <w:t xml:space="preserve"> </w:t>
+            </w:r>
+            <w:r>
+              <w:rPr>
+                <w:rFonts w:cs="Times New Roman"/>
+                <w:szCs w:val="28"/>
+              </w:rPr>
+              <w:sym w:font="Symbol" w:char="F02D"/>
+            </w:r>
+            <w:r>
+              <w:rPr>
+                <w:rFonts w:cs="Times New Roman"/>
+                <w:szCs w:val="28"/>
+              </w:rPr>
+              <w:t xml:space="preserve"> 192.168.</w:t>
+            </w:r>
+            <w:r>
+              <w:rPr>
+                <w:rFonts w:cs="Times New Roman"/>
+                <w:szCs w:val="28"/>
+              </w:rPr>
+              <w:t>4</w:t>
+            </w:r>
+            <w:r>
+              <w:rPr>
+                <w:rFonts w:cs="Times New Roman"/>
+                <w:szCs w:val="28"/>
+              </w:rPr>
+              <w:t>0.</w:t>
+            </w:r>
+            <w:r>
+              <w:rPr>
+                <w:rFonts w:cs="Times New Roman"/>
+                <w:szCs w:val="28"/>
+              </w:rPr>
+              <w:t>31</w:t>
+            </w:r>
+          </w:p>
+        </w:tc>
+        <w:tc>
+          <w:tcPr>
+            <w:tcW w:w="2268" w:type="dxa"/>
+            <w:vAlign w:val="center"/>
+          </w:tcPr>
+          <w:p>
+            <w:pPr>
+              <w:spacing w:line="240" w:lineRule="auto"/>
+              <w:ind w:firstLine="0"/>
+              <w:jc w:val="center"/>
+              <w:rPr>
+                <w:rFonts w:cs="Times New Roman"/>
+                <w:szCs w:val="28"/>
+              </w:rPr>
+            </w:pPr>
+            <w:r>
+              <w:rPr>
+                <w:rFonts w:cs="Times New Roman"/>
+                <w:szCs w:val="28"/>
+                <w:lang w:val="en-US"/>
+              </w:rPr>
+              <w:t>Sw</w:t>
+            </w:r>
+            <w:r>
+              <w:rPr>
+                <w:rFonts w:cs="Times New Roman"/>
+                <w:szCs w:val="28"/>
+                <w:lang w:val="en-US"/>
+              </w:rPr>
+              <w:t>3</w:t>
+            </w:r>
+            <w:r>
+              <w:rPr>
+                <w:rFonts w:cs="Times New Roman"/>
+                <w:szCs w:val="28"/>
+                <w:lang w:val="en-US"/>
+              </w:rPr>
+              <w:t>-Fa0</w:t>
+            </w:r>
+            <w:proofErr w:type="gramStart"/>
+            <w:r>
+              <w:rPr>
+                <w:rFonts w:cs="Times New Roman"/>
+                <w:szCs w:val="28"/>
+                <w:lang w:val="en-US"/>
+              </w:rPr>
+              <w:t>/</w:t>
+            </w:r>
+            <w:r>
+              <w:rPr>
+                <w:rFonts w:cs="Times New Roman"/>
+                <w:szCs w:val="28"/>
+                <w:lang w:val="en-US"/>
+              </w:rPr>
+              <w:t>(</w:t>
+            </w:r>
+            <w:proofErr w:type="gramEnd"/>
+            <w:r>
+              <w:rPr>
+                <w:rFonts w:cs="Times New Roman"/>
+                <w:szCs w:val="28"/>
+                <w:lang w:val="en-US"/>
+              </w:rPr>
+              <w:t>7-11)</w:t>
+            </w:r>
+          </w:p>
+        </w:tc>
+      </w:tr>
+      <w:tr>
+        <w:trPr>
+          <w:trHeight w:val="69"/>
+        </w:trPr>
+        <w:tc>
+          <w:tcPr>
+            <w:tcW w:w="704" w:type="dxa"/>
+            <w:vAlign w:val="center"/>
+          </w:tcPr>
+          <w:p>
+            <w:pPr>
+              <w:spacing w:line="240" w:lineRule="auto"/>
+              <w:ind w:firstLine="0"/>
+              <w:jc w:val="center"/>
+              <w:rPr>
+                <w:rFonts w:cs="Times New Roman"/>
+                <w:szCs w:val="28"/>
+              </w:rPr>
+            </w:pPr>
+            <w:r>
+              <w:rPr>
+                <w:rFonts w:cs="Times New Roman"/>
+                <w:szCs w:val="28"/>
+              </w:rPr>
+              <w:t>301</w:t>
+            </w:r>
+          </w:p>
+        </w:tc>
+        <w:tc>
+          <w:tcPr>
+            <w:tcW w:w="2977" w:type="dxa"/>
+            <w:vMerge w:val="restart"/>
+            <w:vAlign w:val="center"/>
+          </w:tcPr>
+          <w:p>
+            <w:pPr>
+              <w:spacing w:line="240" w:lineRule="auto"/>
+              <w:ind w:firstLine="0"/>
+              <w:jc w:val="center"/>
+              <w:rPr>
+                <w:rFonts w:cs="Times New Roman"/>
+                <w:szCs w:val="28"/>
+              </w:rPr>
+            </w:pPr>
+            <w:r>
+              <w:rPr>
+                <w:rFonts w:cs="Times New Roman"/>
+                <w:szCs w:val="28"/>
+              </w:rPr>
+              <w:t>50 / Техперсонал</w:t>
+            </w:r>
+          </w:p>
+        </w:tc>
+        <w:tc>
+          <w:tcPr>
+            <w:tcW w:w="1134" w:type="dxa"/>
+          </w:tcPr>
+          <w:p>
+            <w:pPr>
+              <w:spacing w:line="240" w:lineRule="auto"/>
+              <w:ind w:firstLine="0"/>
+              <w:jc w:val="center"/>
+              <w:rPr>
+                <w:rFonts w:cs="Times New Roman"/>
+                <w:szCs w:val="28"/>
+              </w:rPr>
+            </w:pPr>
+            <w:r>
+              <w:rPr>
+                <w:rFonts w:cs="Times New Roman"/>
+                <w:szCs w:val="28"/>
+              </w:rPr>
+              <w:t>7</w:t>
+            </w:r>
+          </w:p>
+        </w:tc>
+        <w:tc>
+          <w:tcPr>
+            <w:tcW w:w="2410" w:type="dxa"/>
+          </w:tcPr>
+          <w:p>
+            <w:pPr>
+              <w:spacing w:line="240" w:lineRule="auto"/>
+              <w:ind w:firstLine="0"/>
+              <w:jc w:val="center"/>
+              <w:rPr>
+                <w:rFonts w:cs="Times New Roman"/>
+                <w:szCs w:val="28"/>
+                <w:highlight w:val="green"/>
+                <w:lang w:val="en-US"/>
+              </w:rPr>
+            </w:pPr>
+            <w:r>
+              <w:rPr>
+                <w:rFonts w:cs="Times New Roman"/>
+                <w:szCs w:val="28"/>
+              </w:rPr>
+              <w:t>192.168.</w:t>
+            </w:r>
+            <w:r>
+              <w:rPr>
+                <w:rFonts w:cs="Times New Roman"/>
+                <w:szCs w:val="28"/>
+              </w:rPr>
+              <w:t>5</w:t>
+            </w:r>
+            <w:r>
+              <w:rPr>
+                <w:rFonts w:cs="Times New Roman"/>
+                <w:szCs w:val="28"/>
+              </w:rPr>
+              <w:t>0.</w:t>
+            </w:r>
+            <w:r>
+              <w:rPr>
+                <w:rFonts w:cs="Times New Roman"/>
+                <w:szCs w:val="28"/>
+              </w:rPr>
+              <w:t>2</w:t>
+            </w:r>
+            <w:r>
+              <w:rPr>
+                <w:rFonts w:cs="Times New Roman"/>
+                <w:szCs w:val="28"/>
+              </w:rPr>
+              <w:t xml:space="preserve"> </w:t>
+            </w:r>
+            <w:r>
+              <w:rPr>
+                <w:rFonts w:cs="Times New Roman"/>
+                <w:szCs w:val="28"/>
+              </w:rPr>
+              <w:sym w:font="Symbol" w:char="F02D"/>
+            </w:r>
+            <w:r>
+              <w:rPr>
+                <w:rFonts w:cs="Times New Roman"/>
+                <w:szCs w:val="28"/>
+              </w:rPr>
+              <w:t xml:space="preserve"> 192.168.</w:t>
+            </w:r>
+            <w:r>
+              <w:rPr>
+                <w:rFonts w:cs="Times New Roman"/>
+                <w:szCs w:val="28"/>
+              </w:rPr>
+              <w:t>5</w:t>
+            </w:r>
+            <w:r>
+              <w:rPr>
+                <w:rFonts w:cs="Times New Roman"/>
+                <w:szCs w:val="28"/>
+              </w:rPr>
+              <w:t>0.</w:t>
+            </w:r>
+            <w:r>
+              <w:rPr>
+                <w:rFonts w:cs="Times New Roman"/>
+                <w:szCs w:val="28"/>
+              </w:rPr>
+              <w:t>8</w:t>
+            </w:r>
+          </w:p>
+        </w:tc>
+        <w:tc>
+          <w:tcPr>
+            <w:tcW w:w="2268" w:type="dxa"/>
+            <w:vAlign w:val="center"/>
+          </w:tcPr>
+          <w:p>
+            <w:pPr>
+              <w:spacing w:line="240" w:lineRule="auto"/>
+              <w:ind w:firstLine="0"/>
+              <w:jc w:val="center"/>
+              <w:rPr>
+                <w:rFonts w:cs="Times New Roman"/>
+                <w:szCs w:val="28"/>
+              </w:rPr>
+            </w:pPr>
+            <w:r>
+              <w:rPr>
+                <w:rFonts w:cs="Times New Roman"/>
+                <w:szCs w:val="28"/>
+                <w:lang w:val="en-US"/>
+              </w:rPr>
+              <w:t>Sw</w:t>
+            </w:r>
+            <w:r>
+              <w:rPr>
+                <w:rFonts w:cs="Times New Roman"/>
+                <w:szCs w:val="28"/>
+                <w:lang w:val="en-US"/>
+              </w:rPr>
+              <w:t>3</w:t>
+            </w:r>
+            <w:r>
+              <w:rPr>
+                <w:rFonts w:cs="Times New Roman"/>
+                <w:szCs w:val="28"/>
+                <w:lang w:val="en-US"/>
+              </w:rPr>
+              <w:t>-Fa0</w:t>
+            </w:r>
+            <w:proofErr w:type="gramStart"/>
+            <w:r>
+              <w:rPr>
+                <w:rFonts w:cs="Times New Roman"/>
+                <w:szCs w:val="28"/>
+                <w:lang w:val="en-US"/>
+              </w:rPr>
+              <w:t>/</w:t>
+            </w:r>
+            <w:r>
+              <w:rPr>
+                <w:rFonts w:cs="Times New Roman"/>
+                <w:szCs w:val="28"/>
+                <w:lang w:val="en-US"/>
+              </w:rPr>
+              <w:t>(</w:t>
+            </w:r>
+            <w:proofErr w:type="gramEnd"/>
+            <w:r>
+              <w:rPr>
+                <w:rFonts w:cs="Times New Roman"/>
+                <w:szCs w:val="28"/>
+                <w:lang w:val="en-US"/>
+              </w:rPr>
+              <w:t>12</w:t>
+            </w:r>
+            <w:r>
+              <w:rPr>
+                <w:rFonts w:cs="Times New Roman"/>
+                <w:szCs w:val="28"/>
+                <w:lang w:val="en-US"/>
+              </w:rPr>
+              <w:t>-1</w:t>
+            </w:r>
+            <w:r>
+              <w:rPr>
+                <w:rFonts w:cs="Times New Roman"/>
+                <w:szCs w:val="28"/>
+                <w:lang w:val="en-US"/>
+              </w:rPr>
+              <w:t>8</w:t>
+            </w:r>
+            <w:r>
+              <w:rPr>
+                <w:rFonts w:cs="Times New Roman"/>
+                <w:szCs w:val="28"/>
+                <w:lang w:val="en-US"/>
+              </w:rPr>
+              <w:t>)</w:t>
+            </w:r>
+          </w:p>
+        </w:tc>
+      </w:tr>
+      <w:tr>
+        <w:trPr>
+          <w:trHeight w:val="69"/>
+        </w:trPr>
+        <w:tc>
+          <w:tcPr>
+            <w:tcW w:w="704" w:type="dxa"/>
+            <w:vAlign w:val="center"/>
+          </w:tcPr>
+          <w:p>
+            <w:pPr>
+              <w:spacing w:line="240" w:lineRule="auto"/>
+              <w:ind w:firstLine="0"/>
+              <w:jc w:val="center"/>
+              <w:rPr>
+                <w:rFonts w:cs="Times New Roman"/>
+                <w:szCs w:val="28"/>
+              </w:rPr>
+            </w:pPr>
+            <w:r>
+              <w:rPr>
+                <w:rFonts w:cs="Times New Roman"/>
+                <w:szCs w:val="28"/>
+              </w:rPr>
+              <w:t>305</w:t>
+            </w:r>
+          </w:p>
+        </w:tc>
+        <w:tc>
+          <w:tcPr>
+            <w:tcW w:w="2977" w:type="dxa"/>
+            <w:vMerge/>
+            <w:vAlign w:val="center"/>
+          </w:tcPr>
+          <w:p>
+            <w:pPr>
+              <w:spacing w:line="240" w:lineRule="auto"/>
+              <w:ind w:firstLine="0"/>
+              <w:jc w:val="center"/>
+              <w:rPr>
+                <w:rFonts w:cs="Times New Roman"/>
+                <w:szCs w:val="28"/>
+              </w:rPr>
+            </w:pPr>
+          </w:p>
+        </w:tc>
+        <w:tc>
+          <w:tcPr>
+            <w:tcW w:w="1134" w:type="dxa"/>
+          </w:tcPr>
+          <w:p>
+            <w:pPr>
+              <w:spacing w:line="240" w:lineRule="auto"/>
+              <w:ind w:firstLine="0"/>
+              <w:jc w:val="center"/>
+              <w:rPr>
+                <w:rFonts w:cs="Times New Roman"/>
+                <w:szCs w:val="28"/>
+              </w:rPr>
+            </w:pPr>
+            <w:r>
+              <w:rPr>
+                <w:rFonts w:cs="Times New Roman"/>
+                <w:szCs w:val="28"/>
+              </w:rPr>
+              <w:t>7</w:t>
+            </w:r>
+          </w:p>
+        </w:tc>
+        <w:tc>
+          <w:tcPr>
+            <w:tcW w:w="2410" w:type="dxa"/>
+          </w:tcPr>
+          <w:p>
+            <w:pPr>
+              <w:spacing w:line="240" w:lineRule="auto"/>
+              <w:ind w:firstLine="0"/>
+              <w:jc w:val="center"/>
+              <w:rPr>
+                <w:rFonts w:cs="Times New Roman"/>
+                <w:szCs w:val="28"/>
+                <w:highlight w:val="green"/>
+                <w:lang w:val="en-US"/>
+              </w:rPr>
+            </w:pPr>
+            <w:r>
+              <w:rPr>
+                <w:rFonts w:cs="Times New Roman"/>
+                <w:szCs w:val="28"/>
+              </w:rPr>
+              <w:t>192.168.</w:t>
+            </w:r>
+            <w:r>
+              <w:rPr>
+                <w:rFonts w:cs="Times New Roman"/>
+                <w:szCs w:val="28"/>
+              </w:rPr>
+              <w:t>5</w:t>
+            </w:r>
+            <w:r>
+              <w:rPr>
+                <w:rFonts w:cs="Times New Roman"/>
+                <w:szCs w:val="28"/>
+              </w:rPr>
+              <w:t>0.</w:t>
+            </w:r>
+            <w:r>
+              <w:rPr>
+                <w:rFonts w:cs="Times New Roman"/>
+                <w:szCs w:val="28"/>
+              </w:rPr>
+              <w:t>9</w:t>
+            </w:r>
+            <w:r>
+              <w:rPr>
+                <w:rFonts w:cs="Times New Roman"/>
+                <w:szCs w:val="28"/>
+              </w:rPr>
+              <w:t xml:space="preserve"> </w:t>
+            </w:r>
+            <w:r>
+              <w:rPr>
+                <w:rFonts w:cs="Times New Roman"/>
+                <w:szCs w:val="28"/>
+              </w:rPr>
+              <w:sym w:font="Symbol" w:char="F02D"/>
+            </w:r>
+            <w:r>
+              <w:rPr>
+                <w:rFonts w:cs="Times New Roman"/>
+                <w:szCs w:val="28"/>
+              </w:rPr>
+              <w:t xml:space="preserve"> 192.168.</w:t>
+            </w:r>
+            <w:r>
+              <w:rPr>
+                <w:rFonts w:cs="Times New Roman"/>
+                <w:szCs w:val="28"/>
+              </w:rPr>
+              <w:t>5</w:t>
+            </w:r>
+            <w:r>
+              <w:rPr>
+                <w:rFonts w:cs="Times New Roman"/>
+                <w:szCs w:val="28"/>
+              </w:rPr>
+              <w:t>0.</w:t>
+            </w:r>
+            <w:r>
+              <w:rPr>
+                <w:rFonts w:cs="Times New Roman"/>
+                <w:szCs w:val="28"/>
+              </w:rPr>
+              <w:t>15</w:t>
+            </w:r>
+          </w:p>
+        </w:tc>
+        <w:tc>
+          <w:tcPr>
+            <w:tcW w:w="2268" w:type="dxa"/>
+            <w:vAlign w:val="center"/>
+          </w:tcPr>
+          <w:p>
+            <w:pPr>
+              <w:spacing w:line="240" w:lineRule="auto"/>
+              <w:ind w:firstLine="0"/>
+              <w:jc w:val="center"/>
+              <w:rPr>
+                <w:rFonts w:cs="Times New Roman"/>
+                <w:szCs w:val="28"/>
+              </w:rPr>
+            </w:pPr>
+            <w:r>
+              <w:rPr>
+                <w:rFonts w:cs="Times New Roman"/>
+                <w:szCs w:val="28"/>
+                <w:lang w:val="en-US"/>
+              </w:rPr>
+              <w:t>Sw</w:t>
+            </w:r>
+            <w:r>
+              <w:rPr>
+                <w:rFonts w:cs="Times New Roman"/>
+                <w:szCs w:val="28"/>
+                <w:lang w:val="en-US"/>
+              </w:rPr>
+              <w:t>4</w:t>
+            </w:r>
+            <w:r>
+              <w:rPr>
+                <w:rFonts w:cs="Times New Roman"/>
+                <w:szCs w:val="28"/>
+                <w:lang w:val="en-US"/>
+              </w:rPr>
+              <w:t>-Fa0</w:t>
+            </w:r>
+            <w:proofErr w:type="gramStart"/>
+            <w:r>
+              <w:rPr>
+                <w:rFonts w:cs="Times New Roman"/>
+                <w:szCs w:val="28"/>
+                <w:lang w:val="en-US"/>
+              </w:rPr>
+              <w:t>/</w:t>
+            </w:r>
+            <w:r>
+              <w:rPr>
+                <w:rFonts w:cs="Times New Roman"/>
+                <w:szCs w:val="28"/>
+                <w:lang w:val="en-US"/>
+              </w:rPr>
+              <w:t>(</w:t>
+            </w:r>
+            <w:proofErr w:type="gramEnd"/>
+            <w:r>
+              <w:rPr>
+                <w:rFonts w:cs="Times New Roman"/>
+                <w:szCs w:val="28"/>
+                <w:lang w:val="en-US"/>
+              </w:rPr>
+              <w:t>2-8)</w:t>
+            </w:r>
+          </w:p>
+        </w:tc>
+      </w:tr>
+      <w:tr>
+        <w:trPr>
+          <w:trHeight w:val="69"/>
+        </w:trPr>
+        <w:tc>
+          <w:tcPr>
+            <w:tcW w:w="704" w:type="dxa"/>
+            <w:vAlign w:val="center"/>
+          </w:tcPr>
+          <w:p>
+            <w:pPr>
+              <w:spacing w:line="240" w:lineRule="auto"/>
+              <w:ind w:firstLine="0"/>
+              <w:jc w:val="center"/>
+              <w:rPr>
+                <w:rFonts w:cs="Times New Roman"/>
+                <w:szCs w:val="28"/>
+              </w:rPr>
+            </w:pPr>
+            <w:r>
+              <w:rPr>
+                <w:rFonts w:cs="Times New Roman"/>
+                <w:szCs w:val="28"/>
+              </w:rPr>
+              <w:t>308</w:t>
+            </w:r>
+          </w:p>
+        </w:tc>
+        <w:tc>
+          <w:tcPr>
+            <w:tcW w:w="2977" w:type="dxa"/>
+            <w:vMerge/>
+            <w:vAlign w:val="center"/>
+          </w:tcPr>
+          <w:p>
+            <w:pPr>
+              <w:spacing w:line="240" w:lineRule="auto"/>
+              <w:ind w:firstLine="0"/>
+              <w:jc w:val="center"/>
+              <w:rPr>
+                <w:rFonts w:cs="Times New Roman"/>
+                <w:szCs w:val="28"/>
+              </w:rPr>
+            </w:pPr>
+          </w:p>
+        </w:tc>
+        <w:tc>
+          <w:tcPr>
+            <w:tcW w:w="1134" w:type="dxa"/>
+          </w:tcPr>
+          <w:p>
+            <w:pPr>
+              <w:spacing w:line="240" w:lineRule="auto"/>
+              <w:ind w:firstLine="0"/>
+              <w:jc w:val="center"/>
+              <w:rPr>
+                <w:rFonts w:cs="Times New Roman"/>
+                <w:szCs w:val="28"/>
+              </w:rPr>
+            </w:pPr>
+            <w:r>
+              <w:rPr>
+                <w:rFonts w:cs="Times New Roman"/>
+                <w:szCs w:val="28"/>
+              </w:rPr>
+              <w:t>7</w:t>
+            </w:r>
+          </w:p>
+        </w:tc>
+        <w:tc>
+          <w:tcPr>
+            <w:tcW w:w="2410" w:type="dxa"/>
+          </w:tcPr>
+          <w:p>
+            <w:pPr>
+              <w:spacing w:line="240" w:lineRule="auto"/>
+              <w:ind w:firstLine="0"/>
+              <w:jc w:val="center"/>
+              <w:rPr>
+                <w:rFonts w:cs="Times New Roman"/>
+                <w:szCs w:val="28"/>
+                <w:highlight w:val="green"/>
+                <w:lang w:val="en-US"/>
+              </w:rPr>
+            </w:pPr>
+            <w:r>
+              <w:rPr>
+                <w:rFonts w:cs="Times New Roman"/>
+                <w:szCs w:val="28"/>
+              </w:rPr>
+              <w:t>192.168.</w:t>
+            </w:r>
+            <w:r>
+              <w:rPr>
+                <w:rFonts w:cs="Times New Roman"/>
+                <w:szCs w:val="28"/>
+              </w:rPr>
+              <w:t>5</w:t>
+            </w:r>
+            <w:r>
+              <w:rPr>
+                <w:rFonts w:cs="Times New Roman"/>
+                <w:szCs w:val="28"/>
+              </w:rPr>
+              <w:t>0.</w:t>
+            </w:r>
+            <w:r>
+              <w:rPr>
+                <w:rFonts w:cs="Times New Roman"/>
+                <w:szCs w:val="28"/>
+              </w:rPr>
+              <w:t>16</w:t>
+            </w:r>
+            <w:r>
+              <w:rPr>
+                <w:rFonts w:cs="Times New Roman"/>
+                <w:szCs w:val="28"/>
+              </w:rPr>
+              <w:t xml:space="preserve"> </w:t>
+            </w:r>
+            <w:r>
+              <w:rPr>
+                <w:rFonts w:cs="Times New Roman"/>
+                <w:szCs w:val="28"/>
+              </w:rPr>
+              <w:sym w:font="Symbol" w:char="F02D"/>
+            </w:r>
+            <w:r>
+              <w:rPr>
+                <w:rFonts w:cs="Times New Roman"/>
+                <w:szCs w:val="28"/>
+              </w:rPr>
+              <w:t xml:space="preserve"> 192.168.</w:t>
+            </w:r>
+            <w:r>
+              <w:rPr>
+                <w:rFonts w:cs="Times New Roman"/>
+                <w:szCs w:val="28"/>
+              </w:rPr>
+              <w:t>5</w:t>
+            </w:r>
+            <w:r>
+              <w:rPr>
+                <w:rFonts w:cs="Times New Roman"/>
+                <w:szCs w:val="28"/>
+              </w:rPr>
+              <w:t>0.</w:t>
+            </w:r>
+            <w:r>
+              <w:rPr>
+                <w:rFonts w:cs="Times New Roman"/>
+                <w:szCs w:val="28"/>
+              </w:rPr>
+              <w:t>22</w:t>
+            </w:r>
+          </w:p>
+        </w:tc>
+        <w:tc>
+          <w:tcPr>
+            <w:tcW w:w="2268" w:type="dxa"/>
+            <w:vAlign w:val="center"/>
+          </w:tcPr>
+          <w:p>
+            <w:pPr>
+              <w:spacing w:line="240" w:lineRule="auto"/>
+              <w:ind w:firstLine="0"/>
+              <w:jc w:val="center"/>
+              <w:rPr>
+                <w:rFonts w:cs="Times New Roman"/>
+                <w:szCs w:val="28"/>
+              </w:rPr>
+            </w:pPr>
+            <w:r>
+              <w:rPr>
+                <w:rFonts w:cs="Times New Roman"/>
+                <w:szCs w:val="28"/>
+                <w:lang w:val="en-US"/>
+              </w:rPr>
+              <w:t>Sw</w:t>
+            </w:r>
+            <w:r>
+              <w:rPr>
+                <w:rFonts w:cs="Times New Roman"/>
+                <w:szCs w:val="28"/>
+                <w:lang w:val="en-US"/>
+              </w:rPr>
+              <w:t>4</w:t>
+            </w:r>
+            <w:r>
+              <w:rPr>
+                <w:rFonts w:cs="Times New Roman"/>
+                <w:szCs w:val="28"/>
+                <w:lang w:val="en-US"/>
+              </w:rPr>
+              <w:t>-Fa0</w:t>
+            </w:r>
+            <w:proofErr w:type="gramStart"/>
+            <w:r>
+              <w:rPr>
+                <w:rFonts w:cs="Times New Roman"/>
+                <w:szCs w:val="28"/>
+                <w:lang w:val="en-US"/>
+              </w:rPr>
+              <w:t>/</w:t>
+            </w:r>
+            <w:r>
+              <w:rPr>
+                <w:rFonts w:cs="Times New Roman"/>
+                <w:szCs w:val="28"/>
+                <w:lang w:val="en-US"/>
+              </w:rPr>
+              <w:t>(</w:t>
+            </w:r>
+            <w:proofErr w:type="gramEnd"/>
+            <w:r>
+              <w:rPr>
+                <w:rFonts w:cs="Times New Roman"/>
+                <w:szCs w:val="28"/>
+                <w:lang w:val="en-US"/>
+              </w:rPr>
+              <w:t>9</w:t>
+            </w:r>
+            <w:r>
+              <w:rPr>
+                <w:rFonts w:cs="Times New Roman"/>
+                <w:szCs w:val="28"/>
+                <w:lang w:val="en-US"/>
+              </w:rPr>
+              <w:t>-</w:t>
+            </w:r>
+            <w:r>
+              <w:rPr>
+                <w:rFonts w:cs="Times New Roman"/>
+                <w:szCs w:val="28"/>
+                <w:lang w:val="en-US"/>
+              </w:rPr>
+              <w:t>15</w:t>
+            </w:r>
+            <w:r>
+              <w:rPr>
+                <w:rFonts w:cs="Times New Roman"/>
+                <w:szCs w:val="28"/>
+                <w:lang w:val="en-US"/>
+              </w:rPr>
+              <w:t>)</w:t>
+            </w:r>
+          </w:p>
+        </w:tc>
+      </w:tr>
+      <w:tr>
+        <w:trPr>
+          <w:trHeight w:val="69"/>
+        </w:trPr>
+        <w:tc>
+          <w:tcPr>
+            <w:tcW w:w="704" w:type="dxa"/>
+            <w:vAlign w:val="center"/>
+          </w:tcPr>
+          <w:p>
+            <w:pPr>
+              <w:spacing w:line="240" w:lineRule="auto"/>
+              <w:ind w:firstLine="0"/>
+              <w:jc w:val="center"/>
+              <w:rPr>
+                <w:rFonts w:cs="Times New Roman"/>
+                <w:szCs w:val="28"/>
+              </w:rPr>
+            </w:pPr>
+            <w:r>
+              <w:rPr>
+                <w:rFonts w:cs="Times New Roman"/>
+                <w:szCs w:val="28"/>
+              </w:rPr>
+              <w:t>309</w:t>
+            </w:r>
+          </w:p>
+        </w:tc>
+        <w:tc>
+          <w:tcPr>
+            <w:tcW w:w="2977" w:type="dxa"/>
+            <w:vMerge/>
+            <w:vAlign w:val="center"/>
+          </w:tcPr>
+          <w:p>
+            <w:pPr>
+              <w:spacing w:line="240" w:lineRule="auto"/>
+              <w:ind w:firstLine="0"/>
+              <w:jc w:val="center"/>
+              <w:rPr>
+                <w:rFonts w:cs="Times New Roman"/>
+                <w:szCs w:val="28"/>
+              </w:rPr>
+            </w:pPr>
+          </w:p>
+        </w:tc>
+        <w:tc>
+          <w:tcPr>
+            <w:tcW w:w="1134" w:type="dxa"/>
+          </w:tcPr>
+          <w:p>
+            <w:pPr>
+              <w:spacing w:line="240" w:lineRule="auto"/>
+              <w:ind w:firstLine="0"/>
+              <w:jc w:val="center"/>
+              <w:rPr>
+                <w:rFonts w:cs="Times New Roman"/>
+                <w:szCs w:val="28"/>
+              </w:rPr>
+            </w:pPr>
+            <w:r>
+              <w:rPr>
+                <w:rFonts w:cs="Times New Roman"/>
+                <w:szCs w:val="28"/>
+              </w:rPr>
+              <w:t>7</w:t>
+            </w:r>
+          </w:p>
+        </w:tc>
+        <w:tc>
+          <w:tcPr>
+            <w:tcW w:w="2410" w:type="dxa"/>
+          </w:tcPr>
+          <w:p>
+            <w:pPr>
+              <w:spacing w:line="240" w:lineRule="auto"/>
+              <w:ind w:firstLine="0"/>
+              <w:jc w:val="center"/>
+              <w:rPr>
+                <w:rFonts w:cs="Times New Roman"/>
+                <w:szCs w:val="28"/>
+                <w:highlight w:val="green"/>
+                <w:lang w:val="en-US"/>
+              </w:rPr>
+            </w:pPr>
+            <w:r>
+              <w:rPr>
+                <w:rFonts w:cs="Times New Roman"/>
+                <w:szCs w:val="28"/>
+              </w:rPr>
+              <w:t>192.168.</w:t>
+            </w:r>
+            <w:r>
+              <w:rPr>
+                <w:rFonts w:cs="Times New Roman"/>
+                <w:szCs w:val="28"/>
+              </w:rPr>
+              <w:t>5</w:t>
+            </w:r>
+            <w:r>
+              <w:rPr>
+                <w:rFonts w:cs="Times New Roman"/>
+                <w:szCs w:val="28"/>
+              </w:rPr>
+              <w:t>0.</w:t>
+            </w:r>
+            <w:r>
+              <w:rPr>
+                <w:rFonts w:cs="Times New Roman"/>
+                <w:szCs w:val="28"/>
+              </w:rPr>
+              <w:t>23</w:t>
+            </w:r>
+            <w:r>
+              <w:rPr>
+                <w:rFonts w:cs="Times New Roman"/>
+                <w:szCs w:val="28"/>
+              </w:rPr>
+              <w:t xml:space="preserve"> </w:t>
+            </w:r>
+            <w:r>
+              <w:rPr>
+                <w:rFonts w:cs="Times New Roman"/>
+                <w:szCs w:val="28"/>
+              </w:rPr>
+              <w:sym w:font="Symbol" w:char="F02D"/>
+            </w:r>
+            <w:r>
+              <w:rPr>
+                <w:rFonts w:cs="Times New Roman"/>
+                <w:szCs w:val="28"/>
+              </w:rPr>
+              <w:t xml:space="preserve"> 192.168.</w:t>
+            </w:r>
+            <w:r>
+              <w:rPr>
+                <w:rFonts w:cs="Times New Roman"/>
+                <w:szCs w:val="28"/>
+              </w:rPr>
+              <w:t>5</w:t>
+            </w:r>
+            <w:r>
+              <w:rPr>
+                <w:rFonts w:cs="Times New Roman"/>
+                <w:szCs w:val="28"/>
+              </w:rPr>
+              <w:t>0.</w:t>
+            </w:r>
+            <w:r>
+              <w:rPr>
+                <w:rFonts w:cs="Times New Roman"/>
+                <w:szCs w:val="28"/>
+              </w:rPr>
+              <w:t>29</w:t>
+            </w:r>
+          </w:p>
+        </w:tc>
+        <w:tc>
+          <w:tcPr>
+            <w:tcW w:w="2268" w:type="dxa"/>
+            <w:vAlign w:val="center"/>
+          </w:tcPr>
+          <w:p>
+            <w:pPr>
+              <w:spacing w:line="240" w:lineRule="auto"/>
+              <w:ind w:firstLine="0"/>
+              <w:jc w:val="center"/>
+              <w:rPr>
+                <w:rFonts w:cs="Times New Roman"/>
+                <w:szCs w:val="28"/>
+              </w:rPr>
+            </w:pPr>
+            <w:r>
+              <w:rPr>
+                <w:rFonts w:cs="Times New Roman"/>
+                <w:szCs w:val="28"/>
+                <w:lang w:val="en-US"/>
+              </w:rPr>
+              <w:t>Sw</w:t>
+            </w:r>
+            <w:r>
+              <w:rPr>
+                <w:rFonts w:cs="Times New Roman"/>
+                <w:szCs w:val="28"/>
+                <w:lang w:val="en-US"/>
+              </w:rPr>
+              <w:t>4</w:t>
+            </w:r>
+            <w:r>
+              <w:rPr>
+                <w:rFonts w:cs="Times New Roman"/>
+                <w:szCs w:val="28"/>
+                <w:lang w:val="en-US"/>
+              </w:rPr>
+              <w:t>-Fa0</w:t>
+            </w:r>
+            <w:proofErr w:type="gramStart"/>
+            <w:r>
+              <w:rPr>
+                <w:rFonts w:cs="Times New Roman"/>
+                <w:szCs w:val="28"/>
+                <w:lang w:val="en-US"/>
+              </w:rPr>
+              <w:t>/</w:t>
+            </w:r>
+            <w:r>
+              <w:rPr>
+                <w:rFonts w:cs="Times New Roman"/>
+                <w:szCs w:val="28"/>
+                <w:lang w:val="en-US"/>
+              </w:rPr>
+              <w:t>(</w:t>
+            </w:r>
+            <w:proofErr w:type="gramEnd"/>
+            <w:r>
+              <w:rPr>
+                <w:rFonts w:cs="Times New Roman"/>
+                <w:szCs w:val="28"/>
+                <w:lang w:val="en-US"/>
+              </w:rPr>
+              <w:t>16</w:t>
+            </w:r>
+            <w:r>
+              <w:rPr>
+                <w:rFonts w:cs="Times New Roman"/>
+                <w:szCs w:val="28"/>
+                <w:lang w:val="en-US"/>
+              </w:rPr>
+              <w:t>-</w:t>
+            </w:r>
+            <w:r>
+              <w:rPr>
+                <w:rFonts w:cs="Times New Roman"/>
+                <w:szCs w:val="28"/>
+                <w:lang w:val="en-US"/>
+              </w:rPr>
+              <w:t>22</w:t>
+            </w:r>
+            <w:r>
+              <w:rPr>
+                <w:rFonts w:cs="Times New Roman"/>
+                <w:szCs w:val="28"/>
+                <w:lang w:val="en-US"/>
+              </w:rPr>
+              <w:t>)</w:t>
+            </w:r>
+          </w:p>
+        </w:tc>
+      </w:tr>
+      <w:tr>
+        <w:trPr>
+          <w:trHeight w:val="317"/>
+        </w:trPr>
+        <w:tc>
+          <w:tcPr>
+            <w:tcW w:w="704" w:type="dxa"/>
+            <w:vMerge w:val="restart"/>
+            <w:vAlign w:val="center"/>
+          </w:tcPr>
+          <w:p>
+            <w:pPr>
+              <w:spacing w:line="240" w:lineRule="auto"/>
+              <w:ind w:firstLine="0"/>
+              <w:jc w:val="center"/>
+              <w:rPr>
+                <w:rFonts w:cs="Times New Roman"/>
+                <w:sz w:val="26"/>
+                <w:szCs w:val="26"/>
+              </w:rPr>
+            </w:pPr>
+            <w:r>
+              <w:rPr>
+                <w:rFonts w:cs="Times New Roman"/>
+                <w:sz w:val="26"/>
+                <w:szCs w:val="26"/>
+              </w:rPr>
+              <w:t>312</w:t>
+            </w:r>
+          </w:p>
+        </w:tc>
+        <w:tc>
+          <w:tcPr>
+            <w:tcW w:w="2977" w:type="dxa"/>
+            <w:vAlign w:val="center"/>
+          </w:tcPr>
+          <w:p>
+            <w:pPr>
+              <w:spacing w:line="240" w:lineRule="auto"/>
+              <w:ind w:firstLine="0"/>
+              <w:jc w:val="center"/>
+              <w:rPr>
+                <w:rFonts w:cs="Times New Roman"/>
+                <w:sz w:val="26"/>
+                <w:szCs w:val="26"/>
+              </w:rPr>
+            </w:pPr>
+            <w:r>
+              <w:rPr>
+                <w:rFonts w:cs="Times New Roman"/>
+                <w:sz w:val="26"/>
+                <w:szCs w:val="26"/>
+              </w:rPr>
+              <w:t>60 / Внутренние</w:t>
+            </w:r>
+            <w:r>
+              <w:rPr>
+                <w:rFonts w:cs="Times New Roman"/>
+                <w:sz w:val="26"/>
+                <w:szCs w:val="26"/>
+              </w:rPr>
+              <w:t xml:space="preserve"> сервер</w:t>
+            </w:r>
+            <w:r>
+              <w:rPr>
+                <w:rFonts w:cs="Times New Roman"/>
+                <w:sz w:val="26"/>
+                <w:szCs w:val="26"/>
+              </w:rPr>
+              <w:t>а</w:t>
+            </w:r>
+          </w:p>
+        </w:tc>
+        <w:tc>
+          <w:tcPr>
+            <w:tcW w:w="1134" w:type="dxa"/>
+            <w:vAlign w:val="center"/>
+          </w:tcPr>
+          <w:p>
+            <w:pPr>
+              <w:spacing w:line="240" w:lineRule="auto"/>
+              <w:ind w:firstLine="0"/>
+              <w:jc w:val="center"/>
+              <w:rPr>
+                <w:rFonts w:cs="Times New Roman"/>
+                <w:sz w:val="26"/>
+                <w:szCs w:val="26"/>
+              </w:rPr>
+            </w:pPr>
+            <w:r>
+              <w:rPr>
+                <w:rFonts w:cs="Times New Roman"/>
+                <w:sz w:val="26"/>
+                <w:szCs w:val="26"/>
+              </w:rPr>
+              <w:t>4</w:t>
+            </w:r>
+          </w:p>
+        </w:tc>
+        <w:tc>
+          <w:tcPr>
+            <w:tcW w:w="2410" w:type="dxa"/>
+            <w:vAlign w:val="center"/>
+          </w:tcPr>
+          <w:p>
+            <w:pPr>
+              <w:spacing w:line="240" w:lineRule="auto"/>
+              <w:ind w:firstLine="0"/>
+              <w:jc w:val="center"/>
+              <w:rPr>
+                <w:rFonts w:cs="Times New Roman"/>
+                <w:sz w:val="26"/>
+                <w:szCs w:val="26"/>
+                <w:highlight w:val="green"/>
+              </w:rPr>
+            </w:pPr>
+            <w:r>
+              <w:rPr>
+                <w:rFonts w:cs="Times New Roman"/>
+                <w:sz w:val="26"/>
+                <w:szCs w:val="26"/>
+                <w:lang w:val="en-US"/>
+              </w:rPr>
+              <w:t>192.168.1.1</w:t>
+            </w:r>
+            <w:r>
+              <w:rPr>
+                <w:rFonts w:cs="Times New Roman"/>
+                <w:szCs w:val="28"/>
+              </w:rPr>
+              <w:t xml:space="preserve"> </w:t>
+            </w:r>
+            <w:r>
+              <w:rPr>
+                <w:rFonts w:cs="Times New Roman"/>
+                <w:szCs w:val="28"/>
+              </w:rPr>
+              <w:sym w:font="Symbol" w:char="F02D"/>
+            </w:r>
+            <w:r>
+              <w:rPr>
+                <w:rFonts w:cs="Times New Roman"/>
+                <w:szCs w:val="28"/>
+              </w:rPr>
+              <w:t xml:space="preserve"> </w:t>
+            </w:r>
+            <w:r>
+              <w:rPr>
+                <w:rFonts w:cs="Times New Roman"/>
+                <w:sz w:val="26"/>
+                <w:szCs w:val="26"/>
+              </w:rPr>
+              <w:t>192.168.1.</w:t>
+            </w:r>
+            <w:r>
+              <w:rPr>
+                <w:rFonts w:cs="Times New Roman"/>
+                <w:sz w:val="26"/>
+                <w:szCs w:val="26"/>
+              </w:rPr>
+              <w:t>4</w:t>
+            </w:r>
+          </w:p>
+        </w:tc>
+        <w:tc>
+          <w:tcPr>
+            <w:tcW w:w="2268" w:type="dxa"/>
+            <w:vAlign w:val="center"/>
+          </w:tcPr>
+          <w:p>
+            <w:pPr>
+              <w:spacing w:line="240" w:lineRule="auto"/>
+              <w:ind w:firstLine="0"/>
+              <w:jc w:val="center"/>
+              <w:rPr>
+                <w:rFonts w:cs="Times New Roman"/>
+                <w:sz w:val="26"/>
+                <w:szCs w:val="26"/>
+                <w:lang w:val="en-US"/>
+              </w:rPr>
+            </w:pPr>
+            <w:r>
+              <w:rPr>
+                <w:rFonts w:cs="Times New Roman"/>
+                <w:sz w:val="26"/>
+                <w:szCs w:val="26"/>
+                <w:lang w:val="en-US"/>
+              </w:rPr>
+              <w:t>SW 3</w:t>
+            </w:r>
+          </w:p>
+        </w:tc>
+      </w:tr>
+      <w:tr>
+        <w:trPr>
+          <w:trHeight w:val="370"/>
+        </w:trPr>
+        <w:tc>
+          <w:tcPr>
+            <w:tcW w:w="704" w:type="dxa"/>
+            <w:vMerge/>
+            <w:vAlign w:val="center"/>
+          </w:tcPr>
+          <w:p>
+            <w:pPr>
+              <w:spacing w:line="240" w:lineRule="auto"/>
+              <w:ind w:firstLine="0"/>
+              <w:jc w:val="center"/>
+              <w:rPr>
+                <w:rFonts w:cs="Times New Roman"/>
+                <w:sz w:val="26"/>
+                <w:szCs w:val="26"/>
+              </w:rPr>
+            </w:pPr>
+          </w:p>
+        </w:tc>
+        <w:tc>
+          <w:tcPr>
+            <w:tcW w:w="2977" w:type="dxa"/>
+            <w:vAlign w:val="center"/>
+          </w:tcPr>
+          <w:p>
+            <w:pPr>
+              <w:spacing w:line="240" w:lineRule="auto"/>
+              <w:ind w:firstLine="0"/>
+              <w:jc w:val="center"/>
+              <w:rPr>
+                <w:rFonts w:cs="Times New Roman"/>
+                <w:sz w:val="26"/>
+                <w:szCs w:val="26"/>
+              </w:rPr>
+            </w:pPr>
+            <w:r>
+              <w:rPr>
+                <w:rFonts w:cs="Times New Roman"/>
+                <w:sz w:val="26"/>
+                <w:szCs w:val="26"/>
+              </w:rPr>
+              <w:t xml:space="preserve">60 / </w:t>
+            </w:r>
+            <w:r>
+              <w:rPr>
+                <w:rFonts w:cs="Times New Roman"/>
+                <w:sz w:val="26"/>
+                <w:szCs w:val="26"/>
+              </w:rPr>
+              <w:t>Внешние</w:t>
+            </w:r>
+            <w:r>
+              <w:rPr>
+                <w:rFonts w:cs="Times New Roman"/>
+                <w:sz w:val="26"/>
+                <w:szCs w:val="26"/>
+              </w:rPr>
+              <w:t xml:space="preserve"> сервер</w:t>
+            </w:r>
+            <w:r>
+              <w:rPr>
+                <w:rFonts w:cs="Times New Roman"/>
+                <w:sz w:val="26"/>
+                <w:szCs w:val="26"/>
+              </w:rPr>
+              <w:t>а</w:t>
+            </w:r>
+          </w:p>
+        </w:tc>
+        <w:tc>
+          <w:tcPr>
+            <w:tcW w:w="1134" w:type="dxa"/>
+            <w:vAlign w:val="center"/>
+          </w:tcPr>
+          <w:p>
+            <w:pPr>
+              <w:spacing w:line="240" w:lineRule="auto"/>
+              <w:ind w:firstLine="0"/>
+              <w:jc w:val="center"/>
+              <w:rPr>
+                <w:rFonts w:cs="Times New Roman"/>
+                <w:sz w:val="26"/>
+                <w:szCs w:val="26"/>
+              </w:rPr>
+            </w:pPr>
+            <w:r>
+              <w:rPr>
+                <w:rFonts w:cs="Times New Roman"/>
+                <w:sz w:val="26"/>
+                <w:szCs w:val="26"/>
+              </w:rPr>
+              <w:t>2</w:t>
+            </w:r>
+          </w:p>
+        </w:tc>
+        <w:tc>
+          <w:tcPr>
+            <w:tcW w:w="2410" w:type="dxa"/>
+            <w:vAlign w:val="center"/>
+          </w:tcPr>
+          <w:p>
+            <w:pPr>
+              <w:spacing w:line="240" w:lineRule="auto"/>
+              <w:ind w:firstLine="0"/>
+              <w:jc w:val="center"/>
+              <w:rPr>
+                <w:rFonts w:cs="Times New Roman"/>
+                <w:sz w:val="26"/>
+                <w:szCs w:val="26"/>
+                <w:highlight w:val="green"/>
+              </w:rPr>
+            </w:pPr>
+            <w:r>
+              <w:rPr>
+                <w:rFonts w:cs="Times New Roman"/>
+                <w:sz w:val="26"/>
+                <w:szCs w:val="26"/>
+                <w:lang w:val="en-US"/>
+              </w:rPr>
+              <w:t>192.168.1.</w:t>
+            </w:r>
+            <w:r>
+              <w:rPr>
+                <w:rFonts w:cs="Times New Roman"/>
+                <w:sz w:val="26"/>
+                <w:szCs w:val="26"/>
+              </w:rPr>
+              <w:t>5</w:t>
+            </w:r>
+            <w:r>
+              <w:rPr>
+                <w:rFonts w:cs="Times New Roman"/>
+                <w:szCs w:val="28"/>
+              </w:rPr>
+              <w:t xml:space="preserve"> </w:t>
+            </w:r>
+            <w:r>
+              <w:rPr>
+                <w:rFonts w:cs="Times New Roman"/>
+                <w:szCs w:val="28"/>
+              </w:rPr>
+              <w:sym w:font="Symbol" w:char="F02D"/>
+            </w:r>
+            <w:r>
+              <w:rPr>
+                <w:rFonts w:cs="Times New Roman"/>
+                <w:szCs w:val="28"/>
+              </w:rPr>
+              <w:t xml:space="preserve"> </w:t>
+            </w:r>
+            <w:r>
+              <w:rPr>
+                <w:rFonts w:cs="Times New Roman"/>
+                <w:sz w:val="26"/>
+                <w:szCs w:val="26"/>
+                <w:lang w:val="en-US"/>
+              </w:rPr>
+              <w:t>192.168.1.</w:t>
+            </w:r>
+            <w:r>
+              <w:rPr>
+                <w:rFonts w:cs="Times New Roman"/>
+                <w:sz w:val="26"/>
+                <w:szCs w:val="26"/>
+              </w:rPr>
+              <w:t>6</w:t>
+            </w:r>
+          </w:p>
+        </w:tc>
+        <w:tc>
+          <w:tcPr>
+            <w:tcW w:w="2268" w:type="dxa"/>
+            <w:vAlign w:val="center"/>
+          </w:tcPr>
+          <w:p>
+            <w:pPr>
+              <w:spacing w:line="240" w:lineRule="auto"/>
+              <w:ind w:firstLine="0"/>
+              <w:jc w:val="center"/>
+              <w:rPr>
+                <w:rFonts w:cs="Times New Roman"/>
+                <w:sz w:val="26"/>
+                <w:szCs w:val="26"/>
+                <w:lang w:val="en-US"/>
+              </w:rPr>
+            </w:pPr>
+            <w:r>
+              <w:rPr>
+                <w:rFonts w:cs="Times New Roman"/>
+                <w:sz w:val="26"/>
+                <w:szCs w:val="26"/>
+                <w:lang w:val="en-US"/>
+              </w:rPr>
+              <w:t>SW 3</w:t>
+            </w:r>
+          </w:p>
+        </w:tc>
+      </w:tr>
+    </w:tbl>
+    <w:p>
+      <w:pPr>
+        <w:ind w:firstLine="851"/>
+        <w:rPr>
+          <w:rFonts w:cs="Times New Roman"/>
+          <w:szCs w:val="28"/>
+        </w:rPr>
+      </w:pPr>
+      <w:r>
+        <w:rPr>
+          <w:rFonts w:cs="Times New Roman"/>
+          <w:szCs w:val="28"/>
+        </w:rPr>
+        <w:t xml:space="preserve"> </w:t>
+      </w:r>
+    </w:p>
+    <w:p>
+      <w:pPr>
+        <w:rPr>
+          <w:rFonts w:cs="Times New Roman"/>
+          <w:szCs w:val="28"/>
+        </w:rPr>
+      </w:pPr>
+      <w:r>
+        <w:rPr>
+          <w:rFonts w:cs="Times New Roman"/>
+          <w:szCs w:val="28"/>
+        </w:rPr>
+        <w:t xml:space="preserve">Поскольку предприятие небольшое, было решено не ограничиваться в использовании ресурса </w:t>
+      </w:r>
+      <w:r>
+        <w:rPr>
+          <w:rFonts w:cs="Times New Roman"/>
+          <w:szCs w:val="28"/>
+          <w:lang w:val="en-US"/>
+        </w:rPr>
+        <w:t>IP</w:t>
+      </w:r>
+      <w:r>
+        <w:rPr>
+          <w:rFonts w:cs="Times New Roman"/>
+          <w:szCs w:val="28"/>
+        </w:rPr>
+        <w:t>-</w:t>
+      </w:r>
+      <w:r>
+        <w:rPr>
+          <w:rFonts w:cs="Times New Roman"/>
+          <w:szCs w:val="28"/>
+        </w:rPr>
+        <w:t>адресов и оставлять широкие резервные диапазоны для каждой подсети. Тем не менее</w:t>
+      </w:r>
+      <w:r>
+        <w:rPr>
+          <w:rFonts w:cs="Times New Roman"/>
+          <w:szCs w:val="28"/>
+        </w:rPr>
+        <w:t>,</w:t>
+      </w:r>
+      <w:r>
+        <w:rPr>
+          <w:rFonts w:cs="Times New Roman"/>
+          <w:szCs w:val="28"/>
+        </w:rPr>
+        <w:t xml:space="preserve"> с помощью метода бесклассовой адресации были распределены адреса для рабочих групп, а также портов управления коммутаторов и портов маршрутизаторов</w:t>
+      </w:r>
+      <w:r>
+        <w:rPr>
+          <w:rFonts w:cs="Times New Roman"/>
+          <w:szCs w:val="28"/>
+        </w:rPr>
+        <w:t>.</w:t>
+      </w:r>
+    </w:p>
+    <w:p>
+      <w:pPr>
+        <w:rPr>
+          <w:rFonts w:cs="Times New Roman"/>
+          <w:szCs w:val="28"/>
+        </w:rPr>
+      </w:pPr>
+    </w:p>
+    <w:p>
+      <w:pPr>
+        <w:rPr>
+          <w:rFonts w:cs="Times New Roman"/>
+          <w:szCs w:val="28"/>
+        </w:rPr>
       </w:pPr>
       <w:r>
         <w:br w:type="page"/>
@@ -13032,6 +19067,12 @@
       <w:bookmarkEnd w:id="19"/>
     </w:p>
     <w:p/>
+    <w:p>
+      <w:r>
+        <w:t>.</w:t>
+      </w:r>
+    </w:p>
+    <w:p/>
     <w:p/>
     <w:p>
       <w:pPr>
@@ -13045,14 +19086,16 @@
         <w:t>Общие правила предоставления доступа к информационным ресурсам</w:t>
       </w:r>
       <w:bookmarkEnd w:id="20"/>
-    </w:p>
-    <w:p>
-      <w:pPr>
-        <w:pStyle w:val="2"/>
-      </w:pPr>
     </w:p>
     <w:p/>
     <w:p>
+      <w:r>
+        <w:t>.</w:t>
+      </w:r>
+    </w:p>
+    <w:p/>
+    <w:p/>
+    <w:p>
       <w:pPr>
         <w:pStyle w:val="2"/>
       </w:pPr>
@@ -13066,7 +19109,11 @@
       <w:bookmarkEnd w:id="21"/>
     </w:p>
     <w:p/>
-    <w:p/>
+    <w:p>
+      <w:r>
+        <w:t>.</w:t>
+      </w:r>
+    </w:p>
     <w:p>
       <w:pPr>
         <w:spacing w:after="160" w:line="259" w:lineRule="auto"/>
@@ -13153,6 +19200,7 @@
       </w:r>
     </w:p>
     <w:p/>
+    <w:p/>
     <w:p>
       <w:pPr>
         <w:pStyle w:val="2"/>
@@ -13176,6 +19224,7 @@
         <w:t>.</w:t>
       </w:r>
     </w:p>
+    <w:p/>
     <w:p/>
     <w:p>
       <w:pPr>
@@ -13197,6 +19246,7 @@
       </w:r>
     </w:p>
     <w:p/>
+    <w:p/>
     <w:p>
       <w:pPr>
         <w:pStyle w:val="2"/>
@@ -13277,6 +19327,12 @@
       <w:bookmarkEnd w:id="28"/>
     </w:p>
     <w:p/>
+    <w:p>
+      <w:r>
+        <w:t>.</w:t>
+      </w:r>
+    </w:p>
+    <w:p/>
     <w:p/>
     <w:p>
       <w:pPr>
@@ -13304,6 +19360,12 @@
         <w:pStyle w:val="2"/>
       </w:pPr>
     </w:p>
+    <w:p>
+      <w:r>
+        <w:t>.</w:t>
+      </w:r>
+    </w:p>
+    <w:p/>
     <w:p/>
     <w:p>
       <w:pPr>
@@ -13320,6 +19382,12 @@
         <w:t>Конфигурирование и моделирование функционирования локальной сети</w:t>
       </w:r>
       <w:bookmarkEnd w:id="30"/>
+    </w:p>
+    <w:p/>
+    <w:p>
+      <w:r>
+        <w:t>.</w:t>
+      </w:r>
     </w:p>
     <w:p/>
     <w:p/>
@@ -13351,6 +19419,19 @@
         </w:rPr>
       </w:pPr>
     </w:p>
+    <w:p>
+      <w:pPr>
+        <w:rPr>
+          <w:lang w:val="en-US"/>
+        </w:rPr>
+      </w:pPr>
+      <w:r>
+        <w:rPr>
+          <w:lang w:val="en-US"/>
+        </w:rPr>
+        <w:t>.</w:t>
+      </w:r>
+    </w:p>
     <w:p/>
     <w:p>
       <w:pPr>
@@ -13411,6 +19492,30 @@
     </w:p>
     <w:p/>
     <w:p/>
+    <w:p>
+      <w:pPr>
+        <w:pStyle w:val="a7"/>
+        <w:numPr>
+          <w:ilvl w:val="0"/>
+          <w:numId w:val="25"/>
+        </w:numPr>
+        <w:tabs>
+          <w:tab w:val="left" w:pos="1134"/>
+        </w:tabs>
+        <w:ind w:left="0" w:firstLine="709"/>
+      </w:pPr>
+      <w:r>
+        <w:t xml:space="preserve">Проектирование локальных компьютерных сетей уровня предприятий и организаций: Учебное пособие по курсовому проектированию для высших учебных заведений / В. Чернега, ― Севастополь: «Издательство </w:t>
+      </w:r>
+      <w:proofErr w:type="spellStart"/>
+      <w:r>
+        <w:t>СевГУ</w:t>
+      </w:r>
+      <w:proofErr w:type="spellEnd"/>
+      <w:r>
+        <w:t>», 2019.― 291 с.</w:t>
+      </w:r>
+    </w:p>
     <w:p>
       <w:pPr>
         <w:pStyle w:val="a7"/>
@@ -13612,9 +19717,6 @@
     <w:p>
       <w:pPr>
         <w:jc w:val="left"/>
-        <w:rPr>
-          <w:lang w:val="en-US"/>
-        </w:rPr>
       </w:pPr>
       <w:r>
         <w:rPr>
@@ -13673,11 +19775,57 @@
     <w:p>
       <w:pPr>
         <w:ind w:firstLine="0"/>
+        <w:jc w:val="center"/>
+      </w:pPr>
+      <w:r>
+        <w:rPr>
+          <w:noProof/>
+        </w:rPr>
+        <w:drawing>
+          <wp:inline distT="0" distB="0" distL="0" distR="0" wp14:anchorId="07BBAB7A" wp14:editId="45AE1B52">
+            <wp:extent cx="5248275" cy="5734050"/>
+            <wp:effectExtent l="0" t="0" r="9525" b="0"/>
+            <wp:docPr id="755104267" name="Рисунок 1"/>
+            <wp:cNvGraphicFramePr>
+              <a:graphicFrameLocks xmlns:a="http://schemas.openxmlformats.org/drawingml/2006/main" noChangeAspect="1"/>
+            </wp:cNvGraphicFramePr>
+            <a:graphic xmlns:a="http://schemas.openxmlformats.org/drawingml/2006/main">
+              <a:graphicData uri="http://schemas.openxmlformats.org/drawingml/2006/picture">
+                <pic:pic xmlns:pic="http://schemas.openxmlformats.org/drawingml/2006/picture">
+                  <pic:nvPicPr>
+                    <pic:cNvPr id="755104267" name=""/>
+                    <pic:cNvPicPr/>
+                  </pic:nvPicPr>
+                  <pic:blipFill>
+                    <a:blip r:embed="rId10"/>
+                    <a:stretch>
+                      <a:fillRect/>
+                    </a:stretch>
+                  </pic:blipFill>
+                  <pic:spPr>
+                    <a:xfrm>
+                      <a:off x="0" y="0"/>
+                      <a:ext cx="5248275" cy="5734050"/>
+                    </a:xfrm>
+                    <a:prstGeom prst="rect">
+                      <a:avLst/>
+                    </a:prstGeom>
+                  </pic:spPr>
+                </pic:pic>
+              </a:graphicData>
+            </a:graphic>
+          </wp:inline>
+        </w:drawing>
+      </w:r>
+    </w:p>
+    <w:p>
+      <w:pPr>
+        <w:ind w:firstLine="0"/>
       </w:pPr>
     </w:p>
     <w:sectPr>
-      <w:headerReference w:type="default" r:id="rId10"/>
-      <w:footerReference w:type="default" r:id="rId11"/>
+      <w:headerReference w:type="default" r:id="rId11"/>
+      <w:footerReference w:type="default" r:id="rId12"/>
       <w:pgSz w:w="11906" w:h="16838"/>
       <w:pgMar w:top="1134" w:right="850" w:bottom="1134" w:left="1701" w:header="708" w:footer="708" w:gutter="0"/>
       <w:pgNumType w:start="1"/>
@@ -20017,6 +26165,7 @@
   <w:style w:type="character" w:default="1" w:styleId="a0">
     <w:name w:val="Default Paragraph Font"/>
     <w:uiPriority w:val="1"/>
+    <w:semiHidden/>
     <w:unhideWhenUsed/>
   </w:style>
   <w:style w:type="table" w:default="1" w:styleId="a1">
@@ -20418,6 +26567,46 @@
       <w:bCs/>
     </w:rPr>
   </w:style>
+  <w:style w:type="table" w:customStyle="1" w:styleId="12">
+    <w:name w:val="Сетка таблицы1"/>
+    <w:basedOn w:val="a1"/>
+    <w:next w:val="af0"/>
+    <w:uiPriority w:val="39"/>
+    <w:rsid w:val="008A2883"/>
+    <w:pPr>
+      <w:spacing w:after="0" w:line="240" w:lineRule="auto"/>
+    </w:pPr>
+    <w:tblPr>
+      <w:tblBorders>
+        <w:top w:val="single" w:sz="4" w:space="0" w:color="auto"/>
+        <w:left w:val="single" w:sz="4" w:space="0" w:color="auto"/>
+        <w:bottom w:val="single" w:sz="4" w:space="0" w:color="auto"/>
+        <w:right w:val="single" w:sz="4" w:space="0" w:color="auto"/>
+        <w:insideH w:val="single" w:sz="4" w:space="0" w:color="auto"/>
+        <w:insideV w:val="single" w:sz="4" w:space="0" w:color="auto"/>
+      </w:tblBorders>
+    </w:tblPr>
+  </w:style>
+  <w:style w:type="table" w:customStyle="1" w:styleId="22">
+    <w:name w:val="Сетка таблицы2"/>
+    <w:basedOn w:val="a1"/>
+    <w:next w:val="af0"/>
+    <w:uiPriority w:val="39"/>
+    <w:rsid w:val="008A2883"/>
+    <w:pPr>
+      <w:spacing w:after="0" w:line="240" w:lineRule="auto"/>
+    </w:pPr>
+    <w:tblPr>
+      <w:tblBorders>
+        <w:top w:val="single" w:sz="4" w:space="0" w:color="auto"/>
+        <w:left w:val="single" w:sz="4" w:space="0" w:color="auto"/>
+        <w:bottom w:val="single" w:sz="4" w:space="0" w:color="auto"/>
+        <w:right w:val="single" w:sz="4" w:space="0" w:color="auto"/>
+        <w:insideH w:val="single" w:sz="4" w:space="0" w:color="auto"/>
+        <w:insideV w:val="single" w:sz="4" w:space="0" w:color="auto"/>
+      </w:tblBorders>
+    </w:tblPr>
+  </w:style>
 </w:styles>
 </file>
 

--- a/7 семестр/ИСИС КП/ПЗ.docx
+++ b/7 семестр/ИСИС КП/ПЗ.docx
@@ -1772,18 +1772,8 @@
                 <w:szCs w:val="28"/>
                 <w:lang w:bidi="en-US"/>
               </w:rPr>
-              <w:t xml:space="preserve">Защита       </w:t>
-            </w:r>
-            <w:proofErr w:type="gramStart"/>
-            <w:r>
-              <w:rPr>
-                <w:rFonts w:eastAsia="Times New Roman" w:cs="Times New Roman"/>
-                <w:szCs w:val="28"/>
-                <w:lang w:bidi="en-US"/>
-              </w:rPr>
-              <w:t xml:space="preserve">   «</w:t>
-            </w:r>
-            <w:proofErr w:type="gramEnd"/>
+              <w:t>Защита          «</w:t>
+            </w:r>
           </w:p>
         </w:tc>
         <w:tc>
@@ -6101,17 +6091,8 @@
           <w:rFonts w:cs="Times New Roman"/>
           <w:szCs w:val="28"/>
         </w:rPr>
-        <w:t xml:space="preserve">Cisco Packet </w:t>
-      </w:r>
-      <w:proofErr w:type="spellStart"/>
-      <w:r>
-        <w:rPr>
-          <w:rFonts w:cs="Times New Roman"/>
-          <w:szCs w:val="28"/>
-        </w:rPr>
-        <w:t>Tracer</w:t>
-      </w:r>
-      <w:proofErr w:type="spellEnd"/>
+        <w:t>Cisco Packet Tracer</w:t>
+      </w:r>
       <w:r>
         <w:rPr>
           <w:rFonts w:cs="Times New Roman"/>
@@ -6688,6 +6669,15 @@
       </w:r>
       <w:r>
         <w:t>.</w:t>
+      </w:r>
+      <w:r>
+        <w:t xml:space="preserve"> М</w:t>
+      </w:r>
+      <w:r>
+        <w:rPr>
+          <w:vertAlign w:val="superscript"/>
+        </w:rPr>
+        <w:t>2</w:t>
       </w:r>
     </w:p>
     <w:p/>
@@ -9819,13 +9809,8 @@
         </w:rPr>
         <w:t>Fi</w:t>
       </w:r>
-      <w:proofErr w:type="spellStart"/>
-      <w:r>
-        <w:t>rewall</w:t>
-      </w:r>
-      <w:proofErr w:type="spellEnd"/>
-      <w:r>
-        <w:t>)</w:t>
+      <w:r>
+        <w:t>rewall)</w:t>
       </w:r>
       <w:r>
         <w:t xml:space="preserve"> и </w:t>
@@ -9851,6 +9836,12 @@
         <w:t>имеет централизованную архитектуру</w:t>
       </w:r>
       <w:r>
+        <w:t xml:space="preserve"> (</w:t>
+      </w:r>
+      <w:r>
+        <w:t>приложение Б)</w:t>
+      </w:r>
+      <w:r>
         <w:t>: вс</w:t>
       </w:r>
       <w:r>
@@ -9872,10 +9863,10 @@
         <w:rPr>
           <w:lang w:val="en-US"/>
         </w:rPr>
-        <w:t>L</w:t>
-      </w:r>
-      <w:r>
-        <w:t>2</w:t>
+        <w:t>SW</w:t>
+      </w:r>
+      <w:r>
+        <w:t xml:space="preserve"> 2</w:t>
       </w:r>
       <w:r>
         <w:t>.</w:t>
@@ -12935,10 +12926,7 @@
         <w:t>255</w:t>
       </w:r>
       <w:r>
-        <w:t>.255.0.0</w:t>
-      </w:r>
-      <w:r>
-        <w:t>).</w:t>
+        <w:t>.255.0.0).</w:t>
       </w:r>
     </w:p>
     <w:p>
@@ -12953,19 +12941,13 @@
         <w:t>78.234.108.44</w:t>
       </w:r>
       <w:r>
-        <w:t>.</w:t>
-      </w:r>
-      <w:r>
-        <w:t xml:space="preserve"> </w:t>
+        <w:t xml:space="preserve">. </w:t>
       </w:r>
       <w:r>
         <w:t>Д</w:t>
       </w:r>
       <w:r>
-        <w:t>ля обеспечения выхода пользователей сети в Интернет</w:t>
-      </w:r>
-      <w:r>
-        <w:t xml:space="preserve"> </w:t>
+        <w:t xml:space="preserve">ля обеспечения выхода пользователей сети в Интернет </w:t>
       </w:r>
       <w:r>
         <w:t>примен</w:t>
@@ -14776,16 +14758,7 @@
                 <w:bCs/>
                 <w:szCs w:val="28"/>
               </w:rPr>
-              <w:t xml:space="preserve"> </w:t>
-            </w:r>
-            <w:r>
-              <w:rPr>
-                <w:rFonts w:cs="Times New Roman"/>
-                <w:b/>
-                <w:bCs/>
-                <w:szCs w:val="28"/>
-              </w:rPr>
-              <w:t>/ порт</w:t>
+              <w:t xml:space="preserve"> / порт</w:t>
             </w:r>
             <w:r>
               <w:rPr>
@@ -14895,14 +14868,7 @@
                 <w:rFonts w:cs="Times New Roman"/>
                 <w:szCs w:val="28"/>
               </w:rPr>
-              <w:t>192.168.10.2</w:t>
-            </w:r>
-            <w:r>
-              <w:rPr>
-                <w:rFonts w:cs="Times New Roman"/>
-                <w:szCs w:val="28"/>
-              </w:rPr>
-              <w:t xml:space="preserve"> </w:t>
+              <w:t xml:space="preserve">192.168.10.2 </w:t>
             </w:r>
             <w:r>
               <w:rPr>
@@ -14916,14 +14882,7 @@
                 <w:rFonts w:cs="Times New Roman"/>
                 <w:szCs w:val="28"/>
               </w:rPr>
-              <w:t xml:space="preserve"> </w:t>
-            </w:r>
-            <w:r>
-              <w:rPr>
-                <w:rFonts w:cs="Times New Roman"/>
-                <w:szCs w:val="28"/>
-              </w:rPr>
-              <w:t>192.168.10.4</w:t>
+              <w:t xml:space="preserve"> 192.168.10.4</w:t>
             </w:r>
           </w:p>
         </w:tc>
@@ -14949,26 +14908,16 @@
                 <w:szCs w:val="28"/>
                 <w:lang w:val="en-US"/>
               </w:rPr>
-              <w:t>Sw1-Fa0</w:t>
-            </w:r>
-            <w:proofErr w:type="gramStart"/>
+              <w:t>Sw1-Fa0/</w:t>
+            </w:r>
             <w:r>
               <w:rPr>
                 <w:rFonts w:cs="Times New Roman"/>
                 <w:szCs w:val="28"/>
                 <w:lang w:val="en-US"/>
               </w:rPr>
-              <w:t>/</w:t>
-            </w:r>
-            <w:r>
-              <w:rPr>
-                <w:rFonts w:cs="Times New Roman"/>
-                <w:szCs w:val="28"/>
-                <w:lang w:val="en-US"/>
-              </w:rPr>
               <w:t>(</w:t>
             </w:r>
-            <w:proofErr w:type="gramEnd"/>
             <w:r>
               <w:rPr>
                 <w:rFonts w:cs="Times New Roman"/>
@@ -15115,21 +15064,7 @@
                 <w:rFonts w:cs="Times New Roman"/>
                 <w:szCs w:val="28"/>
               </w:rPr>
-              <w:t xml:space="preserve"> </w:t>
-            </w:r>
-            <w:r>
-              <w:rPr>
-                <w:rFonts w:cs="Times New Roman"/>
-                <w:szCs w:val="28"/>
-              </w:rPr>
-              <w:t>192.168.20.</w:t>
-            </w:r>
-            <w:r>
-              <w:rPr>
-                <w:rFonts w:cs="Times New Roman"/>
-                <w:szCs w:val="28"/>
-              </w:rPr>
-              <w:t>4</w:t>
+              <w:t xml:space="preserve"> 192.168.20.4</w:t>
             </w:r>
           </w:p>
         </w:tc>
@@ -15155,26 +15090,16 @@
                 <w:szCs w:val="28"/>
                 <w:lang w:val="en-US"/>
               </w:rPr>
-              <w:t>Sw1-Fa0</w:t>
-            </w:r>
-            <w:proofErr w:type="gramStart"/>
+              <w:t>Sw1-Fa0/</w:t>
+            </w:r>
             <w:r>
               <w:rPr>
                 <w:rFonts w:cs="Times New Roman"/>
                 <w:szCs w:val="28"/>
                 <w:lang w:val="en-US"/>
               </w:rPr>
-              <w:t>/</w:t>
-            </w:r>
-            <w:r>
-              <w:rPr>
-                <w:rFonts w:cs="Times New Roman"/>
-                <w:szCs w:val="28"/>
-                <w:lang w:val="en-US"/>
-              </w:rPr>
               <w:t>(</w:t>
             </w:r>
-            <w:proofErr w:type="gramEnd"/>
             <w:r>
               <w:rPr>
                 <w:rFonts w:cs="Times New Roman"/>
@@ -15300,21 +15225,7 @@
                 <w:rFonts w:cs="Times New Roman"/>
                 <w:szCs w:val="28"/>
               </w:rPr>
-              <w:t>192.168.20.</w:t>
-            </w:r>
-            <w:r>
-              <w:rPr>
-                <w:rFonts w:cs="Times New Roman"/>
-                <w:szCs w:val="28"/>
-              </w:rPr>
-              <w:t>5</w:t>
-            </w:r>
-            <w:r>
-              <w:rPr>
-                <w:rFonts w:cs="Times New Roman"/>
-                <w:szCs w:val="28"/>
-              </w:rPr>
-              <w:t xml:space="preserve"> </w:t>
+              <w:t xml:space="preserve">192.168.20.5 </w:t>
             </w:r>
             <w:r>
               <w:rPr>
@@ -15328,14 +15239,7 @@
                 <w:rFonts w:cs="Times New Roman"/>
                 <w:szCs w:val="28"/>
               </w:rPr>
-              <w:t xml:space="preserve"> 192.168.20.</w:t>
-            </w:r>
-            <w:r>
-              <w:rPr>
-                <w:rFonts w:cs="Times New Roman"/>
-                <w:szCs w:val="28"/>
-              </w:rPr>
-              <w:t>7</w:t>
+              <w:t xml:space="preserve"> 192.168.20.7</w:t>
             </w:r>
           </w:p>
         </w:tc>
@@ -15360,26 +15264,16 @@
                 <w:szCs w:val="28"/>
                 <w:lang w:val="en-US"/>
               </w:rPr>
-              <w:t>Sw1-Fa0</w:t>
-            </w:r>
-            <w:proofErr w:type="gramStart"/>
+              <w:t>Sw1-Fa0/</w:t>
+            </w:r>
             <w:r>
               <w:rPr>
                 <w:rFonts w:cs="Times New Roman"/>
                 <w:szCs w:val="28"/>
                 <w:lang w:val="en-US"/>
               </w:rPr>
-              <w:t>/</w:t>
-            </w:r>
-            <w:r>
-              <w:rPr>
-                <w:rFonts w:cs="Times New Roman"/>
-                <w:szCs w:val="28"/>
-                <w:lang w:val="en-US"/>
-              </w:rPr>
               <w:t>(</w:t>
             </w:r>
-            <w:proofErr w:type="gramEnd"/>
             <w:r>
               <w:rPr>
                 <w:rFonts w:cs="Times New Roman"/>
@@ -15593,26 +15487,16 @@
                 <w:szCs w:val="28"/>
                 <w:lang w:val="en-US"/>
               </w:rPr>
-              <w:t>Sw1-Fa0</w:t>
-            </w:r>
-            <w:proofErr w:type="gramStart"/>
+              <w:t>Sw1-Fa0/</w:t>
+            </w:r>
             <w:r>
               <w:rPr>
                 <w:rFonts w:cs="Times New Roman"/>
                 <w:szCs w:val="28"/>
                 <w:lang w:val="en-US"/>
               </w:rPr>
-              <w:t>/</w:t>
-            </w:r>
-            <w:r>
-              <w:rPr>
-                <w:rFonts w:cs="Times New Roman"/>
-                <w:szCs w:val="28"/>
-                <w:lang w:val="en-US"/>
-              </w:rPr>
               <w:t>(</w:t>
             </w:r>
-            <w:proofErr w:type="gramEnd"/>
             <w:r>
               <w:rPr>
                 <w:rFonts w:cs="Times New Roman"/>
@@ -15826,26 +15710,16 @@
                 <w:szCs w:val="28"/>
                 <w:lang w:val="en-US"/>
               </w:rPr>
-              <w:t>Sw1-Fa0</w:t>
-            </w:r>
-            <w:proofErr w:type="gramStart"/>
+              <w:t>Sw1-Fa0/</w:t>
+            </w:r>
             <w:r>
               <w:rPr>
                 <w:rFonts w:cs="Times New Roman"/>
                 <w:szCs w:val="28"/>
                 <w:lang w:val="en-US"/>
               </w:rPr>
-              <w:t>/</w:t>
-            </w:r>
-            <w:r>
-              <w:rPr>
-                <w:rFonts w:cs="Times New Roman"/>
-                <w:szCs w:val="28"/>
-                <w:lang w:val="en-US"/>
-              </w:rPr>
               <w:t>(</w:t>
             </w:r>
-            <w:proofErr w:type="gramEnd"/>
             <w:r>
               <w:rPr>
                 <w:rFonts w:cs="Times New Roman"/>
@@ -16083,16 +15957,15 @@
                 <w:szCs w:val="28"/>
                 <w:lang w:val="en-US"/>
               </w:rPr>
-              <w:t>-Fa0</w:t>
-            </w:r>
-            <w:proofErr w:type="gramStart"/>
+              <w:t>-Fa0/</w:t>
+            </w:r>
             <w:r>
               <w:rPr>
                 <w:rFonts w:cs="Times New Roman"/>
                 <w:szCs w:val="28"/>
                 <w:lang w:val="en-US"/>
               </w:rPr>
-              <w:t>/</w:t>
+              <w:t>(</w:t>
             </w:r>
             <w:r>
               <w:rPr>
@@ -16100,40 +15973,15 @@
                 <w:szCs w:val="28"/>
                 <w:lang w:val="en-US"/>
               </w:rPr>
-              <w:t>(</w:t>
-            </w:r>
-            <w:proofErr w:type="gramEnd"/>
+              <w:t>2</w:t>
+            </w:r>
             <w:r>
               <w:rPr>
                 <w:rFonts w:cs="Times New Roman"/>
                 <w:szCs w:val="28"/>
                 <w:lang w:val="en-US"/>
               </w:rPr>
-              <w:t>2</w:t>
-            </w:r>
-            <w:r>
-              <w:rPr>
-                <w:rFonts w:cs="Times New Roman"/>
-                <w:szCs w:val="28"/>
-                <w:lang w:val="en-US"/>
-              </w:rPr>
-              <w:t>-</w:t>
-            </w:r>
-            <w:r>
-              <w:rPr>
-                <w:rFonts w:cs="Times New Roman"/>
-                <w:szCs w:val="28"/>
-                <w:lang w:val="en-US"/>
-              </w:rPr>
-              <w:t>6</w:t>
-            </w:r>
-            <w:r>
-              <w:rPr>
-                <w:rFonts w:cs="Times New Roman"/>
-                <w:szCs w:val="28"/>
-                <w:lang w:val="en-US"/>
-              </w:rPr>
-              <w:t>)</w:t>
+              <w:t>-6)</w:t>
             </w:r>
           </w:p>
         </w:tc>
@@ -16326,57 +16174,15 @@
                 <w:szCs w:val="28"/>
                 <w:lang w:val="en-US"/>
               </w:rPr>
-              <w:t>-Fa0</w:t>
-            </w:r>
-            <w:proofErr w:type="gramStart"/>
+              <w:t>-Fa0/</w:t>
+            </w:r>
             <w:r>
               <w:rPr>
                 <w:rFonts w:cs="Times New Roman"/>
                 <w:szCs w:val="28"/>
                 <w:lang w:val="en-US"/>
               </w:rPr>
-              <w:t>/</w:t>
-            </w:r>
-            <w:r>
-              <w:rPr>
-                <w:rFonts w:cs="Times New Roman"/>
-                <w:szCs w:val="28"/>
-                <w:lang w:val="en-US"/>
-              </w:rPr>
-              <w:t>(</w:t>
-            </w:r>
-            <w:proofErr w:type="gramEnd"/>
-            <w:r>
-              <w:rPr>
-                <w:rFonts w:cs="Times New Roman"/>
-                <w:szCs w:val="28"/>
-                <w:lang w:val="en-US"/>
-              </w:rPr>
-              <w:t>7</w:t>
-            </w:r>
-            <w:r>
-              <w:rPr>
-                <w:rFonts w:cs="Times New Roman"/>
-                <w:szCs w:val="28"/>
-                <w:lang w:val="en-US"/>
-              </w:rPr>
-              <w:t>-</w:t>
-            </w:r>
-            <w:r>
-              <w:rPr>
-                <w:rFonts w:cs="Times New Roman"/>
-                <w:szCs w:val="28"/>
-                <w:lang w:val="en-US"/>
-              </w:rPr>
-              <w:t>11</w:t>
-            </w:r>
-            <w:r>
-              <w:rPr>
-                <w:rFonts w:cs="Times New Roman"/>
-                <w:szCs w:val="28"/>
-                <w:lang w:val="en-US"/>
-              </w:rPr>
-              <w:t>)</w:t>
+              <w:t>(7-11)</w:t>
             </w:r>
           </w:p>
         </w:tc>
@@ -16495,14 +16301,7 @@
                 <w:rFonts w:cs="Times New Roman"/>
                 <w:szCs w:val="28"/>
               </w:rPr>
-              <w:t>1</w:t>
-            </w:r>
-            <w:r>
-              <w:rPr>
-                <w:rFonts w:cs="Times New Roman"/>
-                <w:szCs w:val="28"/>
-              </w:rPr>
-              <w:t>2</w:t>
+              <w:t>12</w:t>
             </w:r>
             <w:r>
               <w:rPr>
@@ -16544,14 +16343,7 @@
                 <w:rFonts w:cs="Times New Roman"/>
                 <w:szCs w:val="28"/>
               </w:rPr>
-              <w:t>1</w:t>
-            </w:r>
-            <w:r>
-              <w:rPr>
-                <w:rFonts w:cs="Times New Roman"/>
-                <w:szCs w:val="28"/>
-              </w:rPr>
-              <w:t>6</w:t>
+              <w:t>16</w:t>
             </w:r>
           </w:p>
         </w:tc>
@@ -16592,16 +16384,15 @@
                 <w:szCs w:val="28"/>
                 <w:lang w:val="en-US"/>
               </w:rPr>
-              <w:t>-Fa0</w:t>
-            </w:r>
-            <w:proofErr w:type="gramStart"/>
+              <w:t>-Fa0/</w:t>
+            </w:r>
             <w:r>
               <w:rPr>
                 <w:rFonts w:cs="Times New Roman"/>
                 <w:szCs w:val="28"/>
                 <w:lang w:val="en-US"/>
               </w:rPr>
-              <w:t>/</w:t>
+              <w:t>(1</w:t>
             </w:r>
             <w:r>
               <w:rPr>
@@ -16609,48 +16400,15 @@
                 <w:szCs w:val="28"/>
                 <w:lang w:val="en-US"/>
               </w:rPr>
-              <w:t>(</w:t>
-            </w:r>
-            <w:proofErr w:type="gramEnd"/>
+              <w:t>2</w:t>
+            </w:r>
             <w:r>
               <w:rPr>
                 <w:rFonts w:cs="Times New Roman"/>
                 <w:szCs w:val="28"/>
                 <w:lang w:val="en-US"/>
               </w:rPr>
-              <w:t>1</w:t>
-            </w:r>
-            <w:r>
-              <w:rPr>
-                <w:rFonts w:cs="Times New Roman"/>
-                <w:szCs w:val="28"/>
-                <w:lang w:val="en-US"/>
-              </w:rPr>
-              <w:t>2</w:t>
-            </w:r>
-            <w:r>
-              <w:rPr>
-                <w:rFonts w:cs="Times New Roman"/>
-                <w:szCs w:val="28"/>
-                <w:lang w:val="en-US"/>
-              </w:rPr>
-              <w:t>-</w:t>
-            </w:r>
-            <w:r>
-              <w:rPr>
-                <w:rFonts w:cs="Times New Roman"/>
-                <w:szCs w:val="28"/>
-                <w:lang w:val="en-US"/>
-              </w:rPr>
-              <w:t>1</w:t>
-            </w:r>
-            <w:r>
-              <w:rPr>
-                <w:rFonts w:cs="Times New Roman"/>
-                <w:szCs w:val="28"/>
-                <w:lang w:val="en-US"/>
-              </w:rPr>
-              <w:t>6)</w:t>
+              <w:t>-16)</w:t>
             </w:r>
           </w:p>
         </w:tc>
@@ -16844,65 +16602,15 @@
                 <w:szCs w:val="28"/>
                 <w:lang w:val="en-US"/>
               </w:rPr>
-              <w:t>-Fa0</w:t>
-            </w:r>
-            <w:proofErr w:type="gramStart"/>
+              <w:t>-Fa0/</w:t>
+            </w:r>
             <w:r>
               <w:rPr>
                 <w:rFonts w:cs="Times New Roman"/>
                 <w:szCs w:val="28"/>
                 <w:lang w:val="en-US"/>
               </w:rPr>
-              <w:t>/</w:t>
-            </w:r>
-            <w:r>
-              <w:rPr>
-                <w:rFonts w:cs="Times New Roman"/>
-                <w:szCs w:val="28"/>
-                <w:lang w:val="en-US"/>
-              </w:rPr>
-              <w:t>(</w:t>
-            </w:r>
-            <w:proofErr w:type="gramEnd"/>
-            <w:r>
-              <w:rPr>
-                <w:rFonts w:cs="Times New Roman"/>
-                <w:szCs w:val="28"/>
-                <w:lang w:val="en-US"/>
-              </w:rPr>
-              <w:t>1</w:t>
-            </w:r>
-            <w:r>
-              <w:rPr>
-                <w:rFonts w:cs="Times New Roman"/>
-                <w:szCs w:val="28"/>
-                <w:lang w:val="en-US"/>
-              </w:rPr>
-              <w:t>7</w:t>
-            </w:r>
-            <w:r>
-              <w:rPr>
-                <w:rFonts w:cs="Times New Roman"/>
-                <w:szCs w:val="28"/>
-                <w:lang w:val="en-US"/>
-              </w:rPr>
-              <w:t>-</w:t>
-            </w:r>
-            <w:r>
-              <w:rPr>
-                <w:rFonts w:cs="Times New Roman"/>
-                <w:szCs w:val="28"/>
-                <w:lang w:val="en-US"/>
-              </w:rPr>
-              <w:t>21</w:t>
-            </w:r>
-            <w:r>
-              <w:rPr>
-                <w:rFonts w:cs="Times New Roman"/>
-                <w:szCs w:val="28"/>
-                <w:lang w:val="en-US"/>
-              </w:rPr>
-              <w:t>)</w:t>
+              <w:t>(17-21)</w:t>
             </w:r>
           </w:p>
         </w:tc>
@@ -17020,14 +16728,7 @@
                 <w:rFonts w:cs="Times New Roman"/>
                 <w:szCs w:val="28"/>
               </w:rPr>
-              <w:t>2</w:t>
-            </w:r>
-            <w:r>
-              <w:rPr>
-                <w:rFonts w:cs="Times New Roman"/>
-                <w:szCs w:val="28"/>
-              </w:rPr>
-              <w:t>2</w:t>
+              <w:t>22</w:t>
             </w:r>
             <w:r>
               <w:rPr>
@@ -17069,14 +16770,7 @@
                 <w:rFonts w:cs="Times New Roman"/>
                 <w:szCs w:val="28"/>
               </w:rPr>
-              <w:t>2</w:t>
-            </w:r>
-            <w:r>
-              <w:rPr>
-                <w:rFonts w:cs="Times New Roman"/>
-                <w:szCs w:val="28"/>
-              </w:rPr>
-              <w:t>6</w:t>
+              <w:t>26</w:t>
             </w:r>
           </w:p>
         </w:tc>
@@ -17117,26 +16811,16 @@
                 <w:szCs w:val="28"/>
                 <w:lang w:val="en-US"/>
               </w:rPr>
-              <w:t>-Fa0</w:t>
-            </w:r>
-            <w:proofErr w:type="gramStart"/>
+              <w:t>-Fa0/</w:t>
+            </w:r>
             <w:r>
               <w:rPr>
                 <w:rFonts w:cs="Times New Roman"/>
                 <w:szCs w:val="28"/>
                 <w:lang w:val="en-US"/>
               </w:rPr>
-              <w:t>/</w:t>
-            </w:r>
-            <w:r>
-              <w:rPr>
-                <w:rFonts w:cs="Times New Roman"/>
-                <w:szCs w:val="28"/>
-                <w:lang w:val="en-US"/>
-              </w:rPr>
               <w:t>(</w:t>
             </w:r>
-            <w:proofErr w:type="gramEnd"/>
             <w:r>
               <w:rPr>
                 <w:rFonts w:cs="Times New Roman"/>
@@ -17262,14 +16946,7 @@
                 <w:rFonts w:cs="Times New Roman"/>
                 <w:szCs w:val="28"/>
               </w:rPr>
-              <w:t>2</w:t>
-            </w:r>
-            <w:r>
-              <w:rPr>
-                <w:rFonts w:cs="Times New Roman"/>
-                <w:szCs w:val="28"/>
-              </w:rPr>
-              <w:t>7</w:t>
+              <w:t>27</w:t>
             </w:r>
             <w:r>
               <w:rPr>
@@ -17352,33 +17029,15 @@
                 <w:szCs w:val="28"/>
                 <w:lang w:val="en-US"/>
               </w:rPr>
-              <w:t>-Fa0</w:t>
-            </w:r>
-            <w:proofErr w:type="gramStart"/>
+              <w:t>-Fa0/</w:t>
+            </w:r>
             <w:r>
               <w:rPr>
                 <w:rFonts w:cs="Times New Roman"/>
                 <w:szCs w:val="28"/>
                 <w:lang w:val="en-US"/>
               </w:rPr>
-              <w:t>/</w:t>
-            </w:r>
-            <w:r>
-              <w:rPr>
-                <w:rFonts w:cs="Times New Roman"/>
-                <w:szCs w:val="28"/>
-                <w:lang w:val="en-US"/>
-              </w:rPr>
-              <w:t>(</w:t>
-            </w:r>
-            <w:proofErr w:type="gramEnd"/>
-            <w:r>
-              <w:rPr>
-                <w:rFonts w:cs="Times New Roman"/>
-                <w:szCs w:val="28"/>
-                <w:lang w:val="en-US"/>
-              </w:rPr>
-              <w:t>7-11)</w:t>
+              <w:t>(7-11)</w:t>
             </w:r>
           </w:p>
         </w:tc>
@@ -17584,57 +17243,15 @@
                 <w:szCs w:val="28"/>
                 <w:lang w:val="en-US"/>
               </w:rPr>
-              <w:t>-Fa0</w:t>
-            </w:r>
-            <w:proofErr w:type="gramStart"/>
+              <w:t>-Fa0/</w:t>
+            </w:r>
             <w:r>
               <w:rPr>
                 <w:rFonts w:cs="Times New Roman"/>
                 <w:szCs w:val="28"/>
                 <w:lang w:val="en-US"/>
               </w:rPr>
-              <w:t>/</w:t>
-            </w:r>
-            <w:r>
-              <w:rPr>
-                <w:rFonts w:cs="Times New Roman"/>
-                <w:szCs w:val="28"/>
-                <w:lang w:val="en-US"/>
-              </w:rPr>
-              <w:t>(</w:t>
-            </w:r>
-            <w:proofErr w:type="gramEnd"/>
-            <w:r>
-              <w:rPr>
-                <w:rFonts w:cs="Times New Roman"/>
-                <w:szCs w:val="28"/>
-                <w:lang w:val="en-US"/>
-              </w:rPr>
-              <w:t>12</w:t>
-            </w:r>
-            <w:r>
-              <w:rPr>
-                <w:rFonts w:cs="Times New Roman"/>
-                <w:szCs w:val="28"/>
-                <w:lang w:val="en-US"/>
-              </w:rPr>
-              <w:t>-1</w:t>
-            </w:r>
-            <w:r>
-              <w:rPr>
-                <w:rFonts w:cs="Times New Roman"/>
-                <w:szCs w:val="28"/>
-                <w:lang w:val="en-US"/>
-              </w:rPr>
-              <w:t>8</w:t>
-            </w:r>
-            <w:r>
-              <w:rPr>
-                <w:rFonts w:cs="Times New Roman"/>
-                <w:szCs w:val="28"/>
-                <w:lang w:val="en-US"/>
-              </w:rPr>
-              <w:t>)</w:t>
+              <w:t>(12-18)</w:t>
             </w:r>
           </w:p>
         </w:tc>
@@ -17833,33 +17450,15 @@
                 <w:szCs w:val="28"/>
                 <w:lang w:val="en-US"/>
               </w:rPr>
-              <w:t>-Fa0</w:t>
-            </w:r>
-            <w:proofErr w:type="gramStart"/>
+              <w:t>-Fa0/</w:t>
+            </w:r>
             <w:r>
               <w:rPr>
                 <w:rFonts w:cs="Times New Roman"/>
                 <w:szCs w:val="28"/>
                 <w:lang w:val="en-US"/>
               </w:rPr>
-              <w:t>/</w:t>
-            </w:r>
-            <w:r>
-              <w:rPr>
-                <w:rFonts w:cs="Times New Roman"/>
-                <w:szCs w:val="28"/>
-                <w:lang w:val="en-US"/>
-              </w:rPr>
-              <w:t>(</w:t>
-            </w:r>
-            <w:proofErr w:type="gramEnd"/>
-            <w:r>
-              <w:rPr>
-                <w:rFonts w:cs="Times New Roman"/>
-                <w:szCs w:val="28"/>
-                <w:lang w:val="en-US"/>
-              </w:rPr>
-              <w:t>2-8)</w:t>
+              <w:t>(2-8)</w:t>
             </w:r>
           </w:p>
         </w:tc>
@@ -18058,57 +17657,15 @@
                 <w:szCs w:val="28"/>
                 <w:lang w:val="en-US"/>
               </w:rPr>
-              <w:t>-Fa0</w:t>
-            </w:r>
-            <w:proofErr w:type="gramStart"/>
+              <w:t>-Fa0/</w:t>
+            </w:r>
             <w:r>
               <w:rPr>
                 <w:rFonts w:cs="Times New Roman"/>
                 <w:szCs w:val="28"/>
                 <w:lang w:val="en-US"/>
               </w:rPr>
-              <w:t>/</w:t>
-            </w:r>
-            <w:r>
-              <w:rPr>
-                <w:rFonts w:cs="Times New Roman"/>
-                <w:szCs w:val="28"/>
-                <w:lang w:val="en-US"/>
-              </w:rPr>
-              <w:t>(</w:t>
-            </w:r>
-            <w:proofErr w:type="gramEnd"/>
-            <w:r>
-              <w:rPr>
-                <w:rFonts w:cs="Times New Roman"/>
-                <w:szCs w:val="28"/>
-                <w:lang w:val="en-US"/>
-              </w:rPr>
-              <w:t>9</w:t>
-            </w:r>
-            <w:r>
-              <w:rPr>
-                <w:rFonts w:cs="Times New Roman"/>
-                <w:szCs w:val="28"/>
-                <w:lang w:val="en-US"/>
-              </w:rPr>
-              <w:t>-</w:t>
-            </w:r>
-            <w:r>
-              <w:rPr>
-                <w:rFonts w:cs="Times New Roman"/>
-                <w:szCs w:val="28"/>
-                <w:lang w:val="en-US"/>
-              </w:rPr>
-              <w:t>15</w:t>
-            </w:r>
-            <w:r>
-              <w:rPr>
-                <w:rFonts w:cs="Times New Roman"/>
-                <w:szCs w:val="28"/>
-                <w:lang w:val="en-US"/>
-              </w:rPr>
-              <w:t>)</w:t>
+              <w:t>(9-15)</w:t>
             </w:r>
           </w:p>
         </w:tc>
@@ -18307,57 +17864,15 @@
                 <w:szCs w:val="28"/>
                 <w:lang w:val="en-US"/>
               </w:rPr>
-              <w:t>-Fa0</w:t>
-            </w:r>
-            <w:proofErr w:type="gramStart"/>
+              <w:t>-Fa0/</w:t>
+            </w:r>
             <w:r>
               <w:rPr>
                 <w:rFonts w:cs="Times New Roman"/>
                 <w:szCs w:val="28"/>
                 <w:lang w:val="en-US"/>
               </w:rPr>
-              <w:t>/</w:t>
-            </w:r>
-            <w:r>
-              <w:rPr>
-                <w:rFonts w:cs="Times New Roman"/>
-                <w:szCs w:val="28"/>
-                <w:lang w:val="en-US"/>
-              </w:rPr>
-              <w:t>(</w:t>
-            </w:r>
-            <w:proofErr w:type="gramEnd"/>
-            <w:r>
-              <w:rPr>
-                <w:rFonts w:cs="Times New Roman"/>
-                <w:szCs w:val="28"/>
-                <w:lang w:val="en-US"/>
-              </w:rPr>
-              <w:t>16</w:t>
-            </w:r>
-            <w:r>
-              <w:rPr>
-                <w:rFonts w:cs="Times New Roman"/>
-                <w:szCs w:val="28"/>
-                <w:lang w:val="en-US"/>
-              </w:rPr>
-              <w:t>-</w:t>
-            </w:r>
-            <w:r>
-              <w:rPr>
-                <w:rFonts w:cs="Times New Roman"/>
-                <w:szCs w:val="28"/>
-                <w:lang w:val="en-US"/>
-              </w:rPr>
-              <w:t>22</w:t>
-            </w:r>
-            <w:r>
-              <w:rPr>
-                <w:rFonts w:cs="Times New Roman"/>
-                <w:szCs w:val="28"/>
-                <w:lang w:val="en-US"/>
-              </w:rPr>
-              <w:t>)</w:t>
+              <w:t>(16-22)</w:t>
             </w:r>
           </w:p>
         </w:tc>
@@ -18600,15 +18115,7 @@
                 <w:sz w:val="26"/>
                 <w:szCs w:val="26"/>
               </w:rPr>
-              <w:t xml:space="preserve">60 / </w:t>
-            </w:r>
-            <w:r>
-              <w:rPr>
-                <w:rFonts w:cs="Times New Roman"/>
-                <w:sz w:val="26"/>
-                <w:szCs w:val="26"/>
-              </w:rPr>
-              <w:t>Внешние</w:t>
+              <w:t>60 / Внешние</w:t>
             </w:r>
             <w:r>
               <w:rPr>
@@ -18920,44 +18427,1687 @@
       <w:bookmarkEnd w:id="13"/>
     </w:p>
     <w:p/>
-    <w:p/>
     <w:p>
-      <w:pPr>
-        <w:pStyle w:val="2"/>
-      </w:pPr>
-      <w:bookmarkStart w:id="14" w:name="_Toc216691458"/>
-      <w:r>
-        <w:t xml:space="preserve">5.2 </w:t>
-      </w:r>
-      <w:r>
-        <w:t>Схема размещения компонентов СКС</w:t>
-      </w:r>
-      <w:bookmarkEnd w:id="14"/>
+      <w:r>
+        <w:t xml:space="preserve">Наиболее «подвижной» частью любой локальной сети является горизонтальная подсистема. На этом уровне </w:t>
+      </w:r>
+      <w:r>
+        <w:t xml:space="preserve">часто происходит </w:t>
+      </w:r>
+      <w:r>
+        <w:t>добавление новых пользователей</w:t>
+      </w:r>
+      <w:r>
+        <w:t xml:space="preserve"> и</w:t>
+      </w:r>
+      <w:r>
+        <w:t xml:space="preserve"> перемещение рабочих групп. Поэтому наиболее рациональным вариантом является применение </w:t>
+      </w:r>
+      <w:r>
+        <w:rPr>
+          <w:b/>
+          <w:bCs/>
+        </w:rPr>
+        <w:t>медного неэкранированного кабеля UTP</w:t>
+      </w:r>
+      <w:r>
+        <w:t>.</w:t>
+      </w:r>
     </w:p>
     <w:p>
       <w:pPr>
-        <w:pStyle w:val="2"/>
-      </w:pPr>
+        <w:rPr>
+          <w:color w:val="000000" w:themeColor="text1"/>
+          <w:szCs w:val="28"/>
+        </w:rPr>
+      </w:pPr>
+      <w:r>
+        <w:rPr>
+          <w:color w:val="000000" w:themeColor="text1"/>
+          <w:szCs w:val="28"/>
+        </w:rPr>
+        <w:t>Учитывая</w:t>
+      </w:r>
+      <w:r>
+        <w:rPr>
+          <w:color w:val="000000" w:themeColor="text1"/>
+          <w:szCs w:val="28"/>
+        </w:rPr>
+        <w:t>, что на уровне доступа передача данных выполняется преимущественно со скоростью 100 Мбит/с</w:t>
+      </w:r>
+      <w:r>
+        <w:rPr>
+          <w:color w:val="000000" w:themeColor="text1"/>
+          <w:szCs w:val="28"/>
+        </w:rPr>
+        <w:t xml:space="preserve">, а в </w:t>
+      </w:r>
+      <w:r>
+        <w:rPr>
+          <w:color w:val="000000" w:themeColor="text1"/>
+          <w:szCs w:val="28"/>
+        </w:rPr>
+        <w:t xml:space="preserve">перспективе </w:t>
+      </w:r>
+      <w:r>
+        <w:rPr>
+          <w:color w:val="000000" w:themeColor="text1"/>
+          <w:szCs w:val="28"/>
+        </w:rPr>
+        <w:t xml:space="preserve">есть возможность </w:t>
+      </w:r>
+      <w:r>
+        <w:rPr>
+          <w:color w:val="000000" w:themeColor="text1"/>
+          <w:szCs w:val="28"/>
+        </w:rPr>
+        <w:t xml:space="preserve">увеличения скорости передачи для горизонтальной подсистемы, </w:t>
+      </w:r>
+      <w:r>
+        <w:rPr>
+          <w:color w:val="000000" w:themeColor="text1"/>
+          <w:szCs w:val="28"/>
+        </w:rPr>
+        <w:t>был выбран</w:t>
+      </w:r>
+      <w:r>
+        <w:rPr>
+          <w:color w:val="000000" w:themeColor="text1"/>
+          <w:szCs w:val="28"/>
+        </w:rPr>
+        <w:t xml:space="preserve"> кабель типа </w:t>
+      </w:r>
+      <w:r>
+        <w:rPr>
+          <w:b/>
+          <w:bCs/>
+          <w:color w:val="000000" w:themeColor="text1"/>
+          <w:szCs w:val="28"/>
+        </w:rPr>
+        <w:t>UTP4-C6-SOLID-GY</w:t>
+      </w:r>
+      <w:r>
+        <w:rPr>
+          <w:color w:val="000000" w:themeColor="text1"/>
+          <w:szCs w:val="28"/>
+        </w:rPr>
+        <w:t xml:space="preserve">. Это кабель 6-й категории типа неэкранированная витая пара (UTP), состоящий из 4 пар одножильных (solid) медных проводников. Кабель соответствует стандарту пожарной безопасности UL 444 и UL 1581 и имеет следующие </w:t>
+      </w:r>
+      <w:r>
+        <w:rPr>
+          <w:b/>
+          <w:bCs/>
+          <w:color w:val="000000" w:themeColor="text1"/>
+          <w:szCs w:val="28"/>
+        </w:rPr>
+        <w:t>технические характеристики</w:t>
+      </w:r>
+      <w:r>
+        <w:rPr>
+          <w:color w:val="000000" w:themeColor="text1"/>
+          <w:szCs w:val="28"/>
+        </w:rPr>
+        <w:t>:</w:t>
+      </w:r>
     </w:p>
-    <w:p/>
     <w:p>
       <w:pPr>
-        <w:pStyle w:val="2"/>
-      </w:pPr>
-      <w:bookmarkStart w:id="15" w:name="_Toc216691459"/>
-      <w:r>
-        <w:t xml:space="preserve">5.3 </w:t>
-      </w:r>
-      <w:r>
-        <w:t>Расч</w:t>
-      </w:r>
-      <w:r>
-        <w:t>ё</w:t>
-      </w:r>
-      <w:r>
-        <w:t>т величины расхода кабеля</w:t>
-      </w:r>
-      <w:bookmarkEnd w:id="15"/>
+        <w:pStyle w:val="a7"/>
+        <w:numPr>
+          <w:ilvl w:val="0"/>
+          <w:numId w:val="55"/>
+        </w:numPr>
+      </w:pPr>
+      <w:r>
+        <w:t xml:space="preserve">диаметр проводника: 0,54 ± 0,01 мм (24 AWG); </w:t>
+      </w:r>
+    </w:p>
+    <w:p>
+      <w:pPr>
+        <w:pStyle w:val="a7"/>
+        <w:numPr>
+          <w:ilvl w:val="0"/>
+          <w:numId w:val="55"/>
+        </w:numPr>
+      </w:pPr>
+      <w:r>
+        <w:t>изоляция</w:t>
+      </w:r>
+      <w:r>
+        <w:t xml:space="preserve">: </w:t>
+      </w:r>
+      <w:r>
+        <w:t xml:space="preserve">полиэтилен повышенной плотности, минимальная толщина 0,18 мм; </w:t>
+      </w:r>
+    </w:p>
+    <w:p>
+      <w:pPr>
+        <w:pStyle w:val="a7"/>
+        <w:numPr>
+          <w:ilvl w:val="0"/>
+          <w:numId w:val="55"/>
+        </w:numPr>
+      </w:pPr>
+      <w:r>
+        <w:t xml:space="preserve">диаметр провода в изоляции 0,99 ± 0,02 мм; </w:t>
+      </w:r>
+    </w:p>
+    <w:p>
+      <w:pPr>
+        <w:pStyle w:val="a7"/>
+        <w:numPr>
+          <w:ilvl w:val="0"/>
+          <w:numId w:val="55"/>
+        </w:numPr>
+      </w:pPr>
+      <w:r>
+        <w:t>цвет витых пар: синий-белый/синий, оранжевый-белый/оранжевый, зеленый-белый/зеленый, коричневый-белый/коричневый;</w:t>
+      </w:r>
+    </w:p>
+    <w:p>
+      <w:pPr>
+        <w:pStyle w:val="a7"/>
+        <w:numPr>
+          <w:ilvl w:val="0"/>
+          <w:numId w:val="55"/>
+        </w:numPr>
+      </w:pPr>
+      <w:r>
+        <w:t>4 витые пары с полиэтиленовым разделителем, покрыты поливинилхлоридной оболочкой (PVC) с минимальной толщиной оболочки 0,4 мм;</w:t>
+      </w:r>
+    </w:p>
+    <w:p>
+      <w:pPr>
+        <w:pStyle w:val="a7"/>
+        <w:numPr>
+          <w:ilvl w:val="0"/>
+          <w:numId w:val="55"/>
+        </w:numPr>
+      </w:pPr>
+      <w:r>
+        <w:t xml:space="preserve">внешний диаметр кабеля равен 6,2 ± 0,2 мм; </w:t>
+      </w:r>
+    </w:p>
+    <w:p>
+      <w:pPr>
+        <w:pStyle w:val="a7"/>
+        <w:numPr>
+          <w:ilvl w:val="0"/>
+          <w:numId w:val="55"/>
+        </w:numPr>
+      </w:pPr>
+      <w:r>
+        <w:t xml:space="preserve">рабочая температура кабеля от </w:t>
+      </w:r>
+      <w:r>
+        <w:t>-</w:t>
+      </w:r>
+      <w:r>
+        <w:t xml:space="preserve">20ºC до </w:t>
+      </w:r>
+      <w:r>
+        <w:t>+</w:t>
+      </w:r>
+      <w:r>
+        <w:t xml:space="preserve">75ºС; </w:t>
+      </w:r>
+    </w:p>
+    <w:p>
+      <w:pPr>
+        <w:pStyle w:val="a7"/>
+        <w:numPr>
+          <w:ilvl w:val="0"/>
+          <w:numId w:val="55"/>
+        </w:numPr>
+      </w:pPr>
+      <w:r>
+        <w:lastRenderedPageBreak/>
+        <w:t>радиус изгиба кабеля: 8 во время инсталляции, 6 при вертикально</w:t>
+      </w:r>
+      <w:r>
+        <w:t xml:space="preserve">й установке, </w:t>
+      </w:r>
+      <w:r>
+        <w:t>4 при горизонтально</w:t>
+      </w:r>
+      <w:r>
+        <w:t>й</w:t>
+      </w:r>
+      <w:r>
+        <w:t xml:space="preserve">; </w:t>
+      </w:r>
+    </w:p>
+    <w:p>
+      <w:pPr>
+        <w:pStyle w:val="a7"/>
+        <w:numPr>
+          <w:ilvl w:val="0"/>
+          <w:numId w:val="55"/>
+        </w:numPr>
+      </w:pPr>
+      <w:r>
+        <w:t xml:space="preserve">стандартная упаковка размером 21,5 </w:t>
+      </w:r>
+      <w:r>
+        <w:t xml:space="preserve">* </w:t>
+      </w:r>
+      <w:r>
+        <w:t xml:space="preserve">42 </w:t>
+      </w:r>
+      <w:r>
+        <w:t>*</w:t>
+      </w:r>
+      <w:r>
+        <w:t xml:space="preserve"> 42 см (Ш</w:t>
+      </w:r>
+      <w:r>
+        <w:t>*</w:t>
+      </w:r>
+      <w:r>
+        <w:t>В</w:t>
+      </w:r>
+      <w:r>
+        <w:t>*</w:t>
+      </w:r>
+      <w:r>
+        <w:t>Г)</w:t>
+      </w:r>
+      <w:r>
+        <w:t>:</w:t>
+      </w:r>
+      <w:r>
+        <w:t xml:space="preserve"> 305 м</w:t>
+      </w:r>
+      <w:r>
+        <w:t>етров</w:t>
+      </w:r>
+      <w:r>
+        <w:t xml:space="preserve">; </w:t>
+      </w:r>
+    </w:p>
+    <w:p>
+      <w:pPr>
+        <w:pStyle w:val="a7"/>
+        <w:numPr>
+          <w:ilvl w:val="0"/>
+          <w:numId w:val="55"/>
+        </w:numPr>
+      </w:pPr>
+      <w:r>
+        <w:t>вес кабеля без упаковки</w:t>
+      </w:r>
+      <w:r>
+        <w:t>:</w:t>
+      </w:r>
+      <w:r>
+        <w:t xml:space="preserve"> 12.9 кг</w:t>
+      </w:r>
+      <w:r>
+        <w:t>;</w:t>
+      </w:r>
+    </w:p>
+    <w:p>
+      <w:r>
+        <w:t xml:space="preserve">Кабель характеризуется следующими </w:t>
+      </w:r>
+      <w:r>
+        <w:rPr>
+          <w:b/>
+          <w:bCs/>
+        </w:rPr>
+        <w:t>электрическими параметрами</w:t>
+      </w:r>
+      <w:r>
+        <w:t xml:space="preserve">: </w:t>
+      </w:r>
+    </w:p>
+    <w:p>
+      <w:pPr>
+        <w:pStyle w:val="a7"/>
+        <w:numPr>
+          <w:ilvl w:val="0"/>
+          <w:numId w:val="56"/>
+        </w:numPr>
+      </w:pPr>
+      <w:r>
+        <w:t xml:space="preserve">максимальное сопротивление проводника при температуре 20°С равно 9,38 Ом/100 м; </w:t>
+      </w:r>
+    </w:p>
+    <w:p>
+      <w:pPr>
+        <w:pStyle w:val="a7"/>
+        <w:numPr>
+          <w:ilvl w:val="0"/>
+          <w:numId w:val="56"/>
+        </w:numPr>
+      </w:pPr>
+      <w:r>
+        <w:t>дисбаланс сопротивления не превышает 5%;</w:t>
+      </w:r>
+    </w:p>
+    <w:p>
+      <w:pPr>
+        <w:pStyle w:val="a7"/>
+        <w:numPr>
+          <w:ilvl w:val="0"/>
+          <w:numId w:val="56"/>
+        </w:numPr>
+      </w:pPr>
+      <w:r>
+        <w:t xml:space="preserve">ёмкостной дисбаланс пары по отношению к земле равен 330 пФ/100 м; </w:t>
+      </w:r>
+    </w:p>
+    <w:p>
+      <w:pPr>
+        <w:pStyle w:val="a7"/>
+        <w:numPr>
+          <w:ilvl w:val="0"/>
+          <w:numId w:val="56"/>
+        </w:numPr>
+      </w:pPr>
+      <w:r>
+        <w:t>сопротивление на частоте от 0,772 до 100 МГц составляет 85</w:t>
+      </w:r>
+      <w:r>
+        <w:t>-</w:t>
+      </w:r>
+      <w:r>
+        <w:t>115 Ом;</w:t>
+      </w:r>
+    </w:p>
+    <w:p>
+      <w:pPr>
+        <w:pStyle w:val="a7"/>
+        <w:numPr>
+          <w:ilvl w:val="0"/>
+          <w:numId w:val="56"/>
+        </w:numPr>
+      </w:pPr>
+      <w:r>
+        <w:t xml:space="preserve">максимальная рабочая ёмкость равна 5,6 нФ/м; </w:t>
+      </w:r>
+    </w:p>
+    <w:p>
+      <w:pPr>
+        <w:pStyle w:val="a7"/>
+        <w:numPr>
+          <w:ilvl w:val="0"/>
+          <w:numId w:val="56"/>
+        </w:numPr>
+      </w:pPr>
+      <w:r>
+        <w:t xml:space="preserve">неравномерность задержки 45 нс/100 м; </w:t>
+      </w:r>
+    </w:p>
+    <w:p>
+      <w:pPr>
+        <w:pStyle w:val="a7"/>
+        <w:numPr>
+          <w:ilvl w:val="0"/>
+          <w:numId w:val="56"/>
+        </w:numPr>
+      </w:pPr>
+      <w:r>
+        <w:t>задержка распространения &lt;536 нс/100 м.</w:t>
+      </w:r>
+    </w:p>
+    <w:p>
+      <w:pPr>
+        <w:rPr>
+          <w:lang w:eastAsia="ru-RU"/>
+        </w:rPr>
+      </w:pPr>
+      <w:r>
+        <w:rPr>
+          <w:lang w:eastAsia="ru-RU"/>
+        </w:rPr>
+        <w:t>Частотные характеристики кабеля приведены в таблице 5.1.</w:t>
+      </w:r>
+    </w:p>
+    <w:p>
+      <w:pPr>
+        <w:rPr>
+          <w:lang w:eastAsia="ru-RU"/>
+        </w:rPr>
+      </w:pPr>
+    </w:p>
+    <w:p>
+      <w:pPr>
+        <w:rPr>
+          <w:lang w:eastAsia="ru-RU"/>
+        </w:rPr>
+      </w:pPr>
+      <w:r>
+        <w:rPr>
+          <w:lang w:eastAsia="ru-RU"/>
+        </w:rPr>
+        <w:t>Таблица 5.</w:t>
+      </w:r>
+      <w:r>
+        <w:rPr>
+          <w:lang w:val="en-US" w:eastAsia="ru-RU"/>
+        </w:rPr>
+        <w:t>1</w:t>
+      </w:r>
+      <w:r>
+        <w:rPr>
+          <w:lang w:eastAsia="ru-RU"/>
+        </w:rPr>
+        <w:t xml:space="preserve"> – Частотно-зависимые характеристики передачи</w:t>
+      </w:r>
+    </w:p>
+    <w:tbl>
+      <w:tblPr>
+        <w:tblStyle w:val="12"/>
+        <w:tblW w:w="9346" w:type="dxa"/>
+        <w:tblLayout w:type="fixed"/>
+        <w:tblLook w:val="04A0" w:firstRow="1" w:lastRow="0" w:firstColumn="1" w:lastColumn="0" w:noHBand="0" w:noVBand="1"/>
+      </w:tblPr>
+      <w:tblGrid>
+        <w:gridCol w:w="1266"/>
+        <w:gridCol w:w="1559"/>
+        <w:gridCol w:w="851"/>
+        <w:gridCol w:w="1134"/>
+        <w:gridCol w:w="992"/>
+        <w:gridCol w:w="1418"/>
+        <w:gridCol w:w="1417"/>
+        <w:gridCol w:w="709"/>
+      </w:tblGrid>
+      <w:tr>
+        <w:tc>
+          <w:tcPr>
+            <w:tcW w:w="1266" w:type="dxa"/>
+          </w:tcPr>
+          <w:p>
+            <w:pPr>
+              <w:widowControl w:val="0"/>
+              <w:spacing w:line="240" w:lineRule="auto"/>
+              <w:ind w:firstLine="0"/>
+              <w:jc w:val="center"/>
+              <w:rPr>
+                <w:rFonts w:eastAsia="Times New Roman"/>
+                <w:b/>
+                <w:bCs/>
+                <w:color w:val="000000"/>
+                <w:szCs w:val="28"/>
+              </w:rPr>
+            </w:pPr>
+            <w:r>
+              <w:rPr>
+                <w:rFonts w:eastAsia="Times New Roman"/>
+                <w:b/>
+                <w:bCs/>
+                <w:color w:val="000000"/>
+                <w:szCs w:val="28"/>
+              </w:rPr>
+              <w:t>Частота МГц</w:t>
+            </w:r>
+          </w:p>
+        </w:tc>
+        <w:tc>
+          <w:tcPr>
+            <w:tcW w:w="1559" w:type="dxa"/>
+          </w:tcPr>
+          <w:p>
+            <w:pPr>
+              <w:widowControl w:val="0"/>
+              <w:spacing w:line="240" w:lineRule="auto"/>
+              <w:ind w:firstLine="0"/>
+              <w:jc w:val="center"/>
+              <w:rPr>
+                <w:rFonts w:eastAsia="Times New Roman"/>
+                <w:b/>
+                <w:bCs/>
+                <w:color w:val="000000"/>
+                <w:szCs w:val="28"/>
+              </w:rPr>
+            </w:pPr>
+            <w:r>
+              <w:rPr>
+                <w:rFonts w:eastAsia="Times New Roman"/>
+                <w:b/>
+                <w:bCs/>
+                <w:color w:val="000000"/>
+                <w:szCs w:val="28"/>
+              </w:rPr>
+              <w:t>Затухание дБ/100 м</w:t>
+            </w:r>
+          </w:p>
+        </w:tc>
+        <w:tc>
+          <w:tcPr>
+            <w:tcW w:w="851" w:type="dxa"/>
+          </w:tcPr>
+          <w:p>
+            <w:pPr>
+              <w:widowControl w:val="0"/>
+              <w:spacing w:line="240" w:lineRule="auto"/>
+              <w:ind w:firstLine="0"/>
+              <w:jc w:val="center"/>
+              <w:rPr>
+                <w:rFonts w:eastAsia="Times New Roman"/>
+                <w:b/>
+                <w:bCs/>
+                <w:color w:val="000000"/>
+                <w:szCs w:val="28"/>
+              </w:rPr>
+            </w:pPr>
+            <w:r>
+              <w:rPr>
+                <w:rFonts w:eastAsia="Times New Roman"/>
+                <w:b/>
+                <w:bCs/>
+                <w:color w:val="000000"/>
+                <w:szCs w:val="28"/>
+              </w:rPr>
+              <w:t>NEX</w:t>
+            </w:r>
+            <w:r>
+              <w:rPr>
+                <w:rFonts w:eastAsia="Times New Roman"/>
+                <w:b/>
+                <w:bCs/>
+                <w:color w:val="000000"/>
+                <w:szCs w:val="28"/>
+                <w:lang w:val="en-US"/>
+              </w:rPr>
+              <w:t xml:space="preserve"> </w:t>
+            </w:r>
+            <w:r>
+              <w:rPr>
+                <w:rFonts w:eastAsia="Times New Roman"/>
+                <w:b/>
+                <w:bCs/>
+                <w:color w:val="000000"/>
+                <w:szCs w:val="28"/>
+              </w:rPr>
+              <w:t>дБ</w:t>
+            </w:r>
+          </w:p>
+        </w:tc>
+        <w:tc>
+          <w:tcPr>
+            <w:tcW w:w="1134" w:type="dxa"/>
+          </w:tcPr>
+          <w:p>
+            <w:pPr>
+              <w:widowControl w:val="0"/>
+              <w:spacing w:line="240" w:lineRule="auto"/>
+              <w:ind w:firstLine="0"/>
+              <w:jc w:val="center"/>
+              <w:rPr>
+                <w:rFonts w:eastAsia="Times New Roman"/>
+                <w:b/>
+                <w:bCs/>
+                <w:color w:val="000000"/>
+                <w:szCs w:val="28"/>
+              </w:rPr>
+            </w:pPr>
+            <w:r>
+              <w:rPr>
+                <w:rFonts w:eastAsia="Times New Roman"/>
+                <w:b/>
+                <w:bCs/>
+                <w:color w:val="000000"/>
+                <w:szCs w:val="28"/>
+              </w:rPr>
+              <w:t>ACR дБ/100 м</w:t>
+            </w:r>
+          </w:p>
+        </w:tc>
+        <w:tc>
+          <w:tcPr>
+            <w:tcW w:w="992" w:type="dxa"/>
+          </w:tcPr>
+          <w:p>
+            <w:pPr>
+              <w:widowControl w:val="0"/>
+              <w:spacing w:line="240" w:lineRule="auto"/>
+              <w:ind w:firstLine="0"/>
+              <w:jc w:val="center"/>
+              <w:rPr>
+                <w:rFonts w:eastAsia="Times New Roman"/>
+                <w:b/>
+                <w:bCs/>
+                <w:color w:val="000000"/>
+                <w:szCs w:val="28"/>
+              </w:rPr>
+            </w:pPr>
+            <w:r>
+              <w:rPr>
+                <w:rFonts w:eastAsia="Times New Roman"/>
+                <w:b/>
+                <w:bCs/>
+                <w:color w:val="000000"/>
+                <w:szCs w:val="28"/>
+              </w:rPr>
+              <w:t>PS</w:t>
+            </w:r>
+            <w:r>
+              <w:rPr>
+                <w:rFonts w:eastAsia="Times New Roman"/>
+                <w:b/>
+                <w:bCs/>
+                <w:color w:val="000000"/>
+                <w:szCs w:val="28"/>
+                <w:lang w:val="en-US"/>
+              </w:rPr>
+              <w:t xml:space="preserve"> </w:t>
+            </w:r>
+            <w:r>
+              <w:rPr>
+                <w:rFonts w:eastAsia="Times New Roman"/>
+                <w:b/>
+                <w:bCs/>
+                <w:color w:val="000000"/>
+                <w:szCs w:val="28"/>
+              </w:rPr>
+              <w:t>NEXT дБ</w:t>
+            </w:r>
+          </w:p>
+        </w:tc>
+        <w:tc>
+          <w:tcPr>
+            <w:tcW w:w="1418" w:type="dxa"/>
+          </w:tcPr>
+          <w:p>
+            <w:pPr>
+              <w:widowControl w:val="0"/>
+              <w:spacing w:line="240" w:lineRule="auto"/>
+              <w:ind w:firstLine="0"/>
+              <w:jc w:val="center"/>
+              <w:rPr>
+                <w:rFonts w:eastAsia="Times New Roman"/>
+                <w:b/>
+                <w:bCs/>
+                <w:color w:val="000000"/>
+                <w:szCs w:val="28"/>
+              </w:rPr>
+            </w:pPr>
+            <w:r>
+              <w:rPr>
+                <w:rFonts w:eastAsia="Times New Roman"/>
+                <w:b/>
+                <w:bCs/>
+                <w:color w:val="000000"/>
+                <w:szCs w:val="28"/>
+              </w:rPr>
+              <w:t>ELFEXT дБ/100 м</w:t>
+            </w:r>
+          </w:p>
+        </w:tc>
+        <w:tc>
+          <w:tcPr>
+            <w:tcW w:w="1417" w:type="dxa"/>
+          </w:tcPr>
+          <w:p>
+            <w:pPr>
+              <w:widowControl w:val="0"/>
+              <w:spacing w:line="240" w:lineRule="auto"/>
+              <w:ind w:firstLine="0"/>
+              <w:jc w:val="center"/>
+              <w:rPr>
+                <w:rFonts w:eastAsia="Times New Roman"/>
+                <w:b/>
+                <w:bCs/>
+                <w:color w:val="000000"/>
+                <w:szCs w:val="28"/>
+                <w:lang w:val="en-US"/>
+              </w:rPr>
+            </w:pPr>
+            <w:r>
+              <w:rPr>
+                <w:rFonts w:eastAsia="Times New Roman"/>
+                <w:b/>
+                <w:bCs/>
+                <w:color w:val="000000"/>
+                <w:szCs w:val="28"/>
+                <w:lang w:val="en-US"/>
+              </w:rPr>
+              <w:t xml:space="preserve">PS ELFEXT </w:t>
+            </w:r>
+            <w:r>
+              <w:rPr>
+                <w:rFonts w:eastAsia="Times New Roman"/>
+                <w:b/>
+                <w:bCs/>
+                <w:color w:val="000000"/>
+                <w:szCs w:val="28"/>
+              </w:rPr>
+              <w:t>дБ</w:t>
+            </w:r>
+            <w:r>
+              <w:rPr>
+                <w:rFonts w:eastAsia="Times New Roman"/>
+                <w:b/>
+                <w:bCs/>
+                <w:color w:val="000000"/>
+                <w:szCs w:val="28"/>
+                <w:lang w:val="en-US"/>
+              </w:rPr>
+              <w:t xml:space="preserve">/100 </w:t>
+            </w:r>
+            <w:r>
+              <w:rPr>
+                <w:rFonts w:eastAsia="Times New Roman"/>
+                <w:b/>
+                <w:bCs/>
+                <w:color w:val="000000"/>
+                <w:szCs w:val="28"/>
+              </w:rPr>
+              <w:t>м</w:t>
+            </w:r>
+          </w:p>
+        </w:tc>
+        <w:tc>
+          <w:tcPr>
+            <w:tcW w:w="709" w:type="dxa"/>
+          </w:tcPr>
+          <w:p>
+            <w:pPr>
+              <w:widowControl w:val="0"/>
+              <w:spacing w:line="240" w:lineRule="auto"/>
+              <w:ind w:firstLine="0"/>
+              <w:jc w:val="center"/>
+              <w:rPr>
+                <w:rFonts w:eastAsia="Times New Roman"/>
+                <w:b/>
+                <w:bCs/>
+                <w:color w:val="000000"/>
+                <w:szCs w:val="28"/>
+              </w:rPr>
+            </w:pPr>
+            <w:r>
+              <w:rPr>
+                <w:rFonts w:eastAsia="Times New Roman"/>
+                <w:b/>
+                <w:bCs/>
+                <w:color w:val="000000"/>
+                <w:szCs w:val="28"/>
+              </w:rPr>
+              <w:t>RL дБ</w:t>
+            </w:r>
+          </w:p>
+        </w:tc>
+      </w:tr>
+      <w:tr>
+        <w:tc>
+          <w:tcPr>
+            <w:tcW w:w="1266" w:type="dxa"/>
+          </w:tcPr>
+          <w:p>
+            <w:pPr>
+              <w:widowControl w:val="0"/>
+              <w:spacing w:line="240" w:lineRule="auto"/>
+              <w:ind w:firstLine="0"/>
+              <w:jc w:val="center"/>
+              <w:rPr>
+                <w:rFonts w:eastAsia="Times New Roman"/>
+                <w:color w:val="000000"/>
+                <w:szCs w:val="28"/>
+              </w:rPr>
+            </w:pPr>
+            <w:r>
+              <w:rPr>
+                <w:rFonts w:eastAsia="Times New Roman"/>
+                <w:color w:val="000000"/>
+                <w:szCs w:val="28"/>
+              </w:rPr>
+              <w:t>31,25</w:t>
+            </w:r>
+          </w:p>
+        </w:tc>
+        <w:tc>
+          <w:tcPr>
+            <w:tcW w:w="1559" w:type="dxa"/>
+          </w:tcPr>
+          <w:p>
+            <w:pPr>
+              <w:widowControl w:val="0"/>
+              <w:spacing w:line="240" w:lineRule="auto"/>
+              <w:ind w:firstLine="0"/>
+              <w:jc w:val="center"/>
+              <w:rPr>
+                <w:rFonts w:eastAsia="Times New Roman"/>
+                <w:color w:val="000000"/>
+                <w:szCs w:val="28"/>
+              </w:rPr>
+            </w:pPr>
+            <w:r>
+              <w:rPr>
+                <w:rFonts w:eastAsia="Times New Roman"/>
+                <w:color w:val="000000"/>
+                <w:szCs w:val="28"/>
+              </w:rPr>
+              <w:t>11,4</w:t>
+            </w:r>
+          </w:p>
+        </w:tc>
+        <w:tc>
+          <w:tcPr>
+            <w:tcW w:w="851" w:type="dxa"/>
+          </w:tcPr>
+          <w:p>
+            <w:pPr>
+              <w:widowControl w:val="0"/>
+              <w:spacing w:line="240" w:lineRule="auto"/>
+              <w:ind w:firstLine="0"/>
+              <w:jc w:val="center"/>
+              <w:rPr>
+                <w:rFonts w:eastAsia="Times New Roman"/>
+                <w:color w:val="000000"/>
+                <w:szCs w:val="28"/>
+              </w:rPr>
+            </w:pPr>
+            <w:r>
+              <w:rPr>
+                <w:rFonts w:eastAsia="Times New Roman"/>
+                <w:color w:val="000000"/>
+                <w:szCs w:val="28"/>
+              </w:rPr>
+              <w:t>45,9</w:t>
+            </w:r>
+          </w:p>
+        </w:tc>
+        <w:tc>
+          <w:tcPr>
+            <w:tcW w:w="1134" w:type="dxa"/>
+          </w:tcPr>
+          <w:p>
+            <w:pPr>
+              <w:widowControl w:val="0"/>
+              <w:spacing w:line="240" w:lineRule="auto"/>
+              <w:ind w:firstLine="0"/>
+              <w:jc w:val="center"/>
+              <w:rPr>
+                <w:rFonts w:eastAsia="Times New Roman"/>
+                <w:color w:val="000000"/>
+                <w:szCs w:val="28"/>
+              </w:rPr>
+            </w:pPr>
+            <w:r>
+              <w:rPr>
+                <w:rFonts w:eastAsia="Times New Roman"/>
+                <w:color w:val="000000"/>
+                <w:szCs w:val="28"/>
+              </w:rPr>
+              <w:t>34,6</w:t>
+            </w:r>
+          </w:p>
+        </w:tc>
+        <w:tc>
+          <w:tcPr>
+            <w:tcW w:w="992" w:type="dxa"/>
+          </w:tcPr>
+          <w:p>
+            <w:pPr>
+              <w:widowControl w:val="0"/>
+              <w:spacing w:line="240" w:lineRule="auto"/>
+              <w:ind w:firstLine="0"/>
+              <w:jc w:val="center"/>
+              <w:rPr>
+                <w:rFonts w:eastAsia="Times New Roman"/>
+                <w:color w:val="000000"/>
+                <w:szCs w:val="28"/>
+              </w:rPr>
+            </w:pPr>
+            <w:r>
+              <w:rPr>
+                <w:rFonts w:eastAsia="Times New Roman"/>
+                <w:color w:val="000000"/>
+                <w:szCs w:val="28"/>
+              </w:rPr>
+              <w:t>42,9</w:t>
+            </w:r>
+          </w:p>
+        </w:tc>
+        <w:tc>
+          <w:tcPr>
+            <w:tcW w:w="1418" w:type="dxa"/>
+          </w:tcPr>
+          <w:p>
+            <w:pPr>
+              <w:widowControl w:val="0"/>
+              <w:spacing w:line="240" w:lineRule="auto"/>
+              <w:ind w:firstLine="0"/>
+              <w:jc w:val="center"/>
+              <w:rPr>
+                <w:rFonts w:eastAsia="Times New Roman"/>
+                <w:color w:val="000000"/>
+                <w:szCs w:val="28"/>
+              </w:rPr>
+            </w:pPr>
+            <w:r>
+              <w:rPr>
+                <w:rFonts w:eastAsia="Times New Roman"/>
+                <w:color w:val="000000"/>
+                <w:szCs w:val="28"/>
+              </w:rPr>
+              <w:t>33,9</w:t>
+            </w:r>
+          </w:p>
+        </w:tc>
+        <w:tc>
+          <w:tcPr>
+            <w:tcW w:w="1417" w:type="dxa"/>
+          </w:tcPr>
+          <w:p>
+            <w:pPr>
+              <w:widowControl w:val="0"/>
+              <w:spacing w:line="240" w:lineRule="auto"/>
+              <w:ind w:firstLine="0"/>
+              <w:jc w:val="center"/>
+              <w:rPr>
+                <w:rFonts w:eastAsia="Times New Roman"/>
+                <w:color w:val="000000"/>
+                <w:szCs w:val="28"/>
+              </w:rPr>
+            </w:pPr>
+            <w:r>
+              <w:rPr>
+                <w:rFonts w:eastAsia="Times New Roman"/>
+                <w:color w:val="000000"/>
+                <w:szCs w:val="28"/>
+              </w:rPr>
+              <w:t>30,9</w:t>
+            </w:r>
+          </w:p>
+        </w:tc>
+        <w:tc>
+          <w:tcPr>
+            <w:tcW w:w="709" w:type="dxa"/>
+          </w:tcPr>
+          <w:p>
+            <w:pPr>
+              <w:widowControl w:val="0"/>
+              <w:spacing w:line="240" w:lineRule="auto"/>
+              <w:ind w:firstLine="0"/>
+              <w:jc w:val="center"/>
+              <w:rPr>
+                <w:rFonts w:eastAsia="Times New Roman"/>
+                <w:color w:val="000000"/>
+                <w:szCs w:val="28"/>
+              </w:rPr>
+            </w:pPr>
+            <w:r>
+              <w:rPr>
+                <w:rFonts w:eastAsia="Times New Roman"/>
+                <w:color w:val="000000"/>
+                <w:szCs w:val="28"/>
+              </w:rPr>
+              <w:t>23,6</w:t>
+            </w:r>
+          </w:p>
+        </w:tc>
+      </w:tr>
+      <w:tr>
+        <w:tc>
+          <w:tcPr>
+            <w:tcW w:w="1266" w:type="dxa"/>
+          </w:tcPr>
+          <w:p>
+            <w:pPr>
+              <w:widowControl w:val="0"/>
+              <w:spacing w:line="240" w:lineRule="auto"/>
+              <w:ind w:firstLine="0"/>
+              <w:jc w:val="center"/>
+              <w:rPr>
+                <w:rFonts w:eastAsia="Times New Roman"/>
+                <w:color w:val="000000"/>
+                <w:szCs w:val="28"/>
+              </w:rPr>
+            </w:pPr>
+            <w:r>
+              <w:rPr>
+                <w:rFonts w:eastAsia="Times New Roman"/>
+                <w:color w:val="000000"/>
+                <w:szCs w:val="28"/>
+              </w:rPr>
+              <w:t>62,5</w:t>
+            </w:r>
+          </w:p>
+        </w:tc>
+        <w:tc>
+          <w:tcPr>
+            <w:tcW w:w="1559" w:type="dxa"/>
+          </w:tcPr>
+          <w:p>
+            <w:pPr>
+              <w:widowControl w:val="0"/>
+              <w:spacing w:line="240" w:lineRule="auto"/>
+              <w:ind w:firstLine="0"/>
+              <w:jc w:val="center"/>
+              <w:rPr>
+                <w:rFonts w:eastAsia="Times New Roman"/>
+                <w:color w:val="000000"/>
+                <w:szCs w:val="28"/>
+              </w:rPr>
+            </w:pPr>
+            <w:r>
+              <w:rPr>
+                <w:rFonts w:eastAsia="Times New Roman"/>
+                <w:color w:val="000000"/>
+                <w:szCs w:val="28"/>
+              </w:rPr>
+              <w:t>16,5</w:t>
+            </w:r>
+          </w:p>
+        </w:tc>
+        <w:tc>
+          <w:tcPr>
+            <w:tcW w:w="851" w:type="dxa"/>
+          </w:tcPr>
+          <w:p>
+            <w:pPr>
+              <w:widowControl w:val="0"/>
+              <w:spacing w:line="240" w:lineRule="auto"/>
+              <w:ind w:firstLine="0"/>
+              <w:jc w:val="center"/>
+              <w:rPr>
+                <w:rFonts w:eastAsia="Times New Roman"/>
+                <w:color w:val="000000"/>
+                <w:szCs w:val="28"/>
+              </w:rPr>
+            </w:pPr>
+            <w:r>
+              <w:rPr>
+                <w:rFonts w:eastAsia="Times New Roman"/>
+                <w:color w:val="000000"/>
+                <w:szCs w:val="28"/>
+              </w:rPr>
+              <w:t>41,4</w:t>
+            </w:r>
+          </w:p>
+        </w:tc>
+        <w:tc>
+          <w:tcPr>
+            <w:tcW w:w="1134" w:type="dxa"/>
+          </w:tcPr>
+          <w:p>
+            <w:pPr>
+              <w:widowControl w:val="0"/>
+              <w:spacing w:line="240" w:lineRule="auto"/>
+              <w:ind w:firstLine="0"/>
+              <w:jc w:val="center"/>
+              <w:rPr>
+                <w:rFonts w:eastAsia="Times New Roman"/>
+                <w:color w:val="000000"/>
+                <w:szCs w:val="28"/>
+              </w:rPr>
+            </w:pPr>
+            <w:r>
+              <w:rPr>
+                <w:rFonts w:eastAsia="Times New Roman"/>
+                <w:color w:val="000000"/>
+                <w:szCs w:val="28"/>
+              </w:rPr>
+              <w:t>25,8</w:t>
+            </w:r>
+          </w:p>
+        </w:tc>
+        <w:tc>
+          <w:tcPr>
+            <w:tcW w:w="992" w:type="dxa"/>
+          </w:tcPr>
+          <w:p>
+            <w:pPr>
+              <w:widowControl w:val="0"/>
+              <w:spacing w:line="240" w:lineRule="auto"/>
+              <w:ind w:firstLine="0"/>
+              <w:jc w:val="center"/>
+              <w:rPr>
+                <w:rFonts w:eastAsia="Times New Roman"/>
+                <w:color w:val="000000"/>
+                <w:szCs w:val="28"/>
+              </w:rPr>
+            </w:pPr>
+            <w:r>
+              <w:rPr>
+                <w:rFonts w:eastAsia="Times New Roman"/>
+                <w:color w:val="000000"/>
+                <w:szCs w:val="28"/>
+              </w:rPr>
+              <w:t>38,4</w:t>
+            </w:r>
+          </w:p>
+        </w:tc>
+        <w:tc>
+          <w:tcPr>
+            <w:tcW w:w="1418" w:type="dxa"/>
+          </w:tcPr>
+          <w:p>
+            <w:pPr>
+              <w:widowControl w:val="0"/>
+              <w:spacing w:line="240" w:lineRule="auto"/>
+              <w:ind w:firstLine="0"/>
+              <w:jc w:val="center"/>
+              <w:rPr>
+                <w:rFonts w:eastAsia="Times New Roman"/>
+                <w:color w:val="000000"/>
+                <w:szCs w:val="28"/>
+              </w:rPr>
+            </w:pPr>
+            <w:r>
+              <w:rPr>
+                <w:rFonts w:eastAsia="Times New Roman"/>
+                <w:color w:val="000000"/>
+                <w:szCs w:val="28"/>
+              </w:rPr>
+              <w:t>27,8</w:t>
+            </w:r>
+          </w:p>
+        </w:tc>
+        <w:tc>
+          <w:tcPr>
+            <w:tcW w:w="1417" w:type="dxa"/>
+          </w:tcPr>
+          <w:p>
+            <w:pPr>
+              <w:widowControl w:val="0"/>
+              <w:spacing w:line="240" w:lineRule="auto"/>
+              <w:ind w:firstLine="0"/>
+              <w:jc w:val="center"/>
+              <w:rPr>
+                <w:rFonts w:eastAsia="Times New Roman"/>
+                <w:color w:val="000000"/>
+                <w:szCs w:val="28"/>
+              </w:rPr>
+            </w:pPr>
+            <w:r>
+              <w:rPr>
+                <w:rFonts w:eastAsia="Times New Roman"/>
+                <w:color w:val="000000"/>
+                <w:szCs w:val="28"/>
+              </w:rPr>
+              <w:t>24,8</w:t>
+            </w:r>
+          </w:p>
+        </w:tc>
+        <w:tc>
+          <w:tcPr>
+            <w:tcW w:w="709" w:type="dxa"/>
+          </w:tcPr>
+          <w:p>
+            <w:pPr>
+              <w:widowControl w:val="0"/>
+              <w:spacing w:line="240" w:lineRule="auto"/>
+              <w:ind w:firstLine="0"/>
+              <w:jc w:val="center"/>
+              <w:rPr>
+                <w:rFonts w:eastAsia="Times New Roman"/>
+                <w:color w:val="000000"/>
+                <w:szCs w:val="28"/>
+              </w:rPr>
+            </w:pPr>
+            <w:r>
+              <w:rPr>
+                <w:rFonts w:eastAsia="Times New Roman"/>
+                <w:color w:val="000000"/>
+                <w:szCs w:val="28"/>
+              </w:rPr>
+              <w:t>21,5</w:t>
+            </w:r>
+          </w:p>
+        </w:tc>
+      </w:tr>
+      <w:tr>
+        <w:tc>
+          <w:tcPr>
+            <w:tcW w:w="1266" w:type="dxa"/>
+          </w:tcPr>
+          <w:p>
+            <w:pPr>
+              <w:widowControl w:val="0"/>
+              <w:spacing w:line="240" w:lineRule="auto"/>
+              <w:ind w:firstLine="0"/>
+              <w:jc w:val="center"/>
+              <w:rPr>
+                <w:rFonts w:eastAsia="Times New Roman"/>
+                <w:color w:val="000000"/>
+                <w:szCs w:val="28"/>
+              </w:rPr>
+            </w:pPr>
+            <w:r>
+              <w:rPr>
+                <w:rFonts w:eastAsia="Times New Roman"/>
+                <w:color w:val="000000"/>
+                <w:szCs w:val="28"/>
+              </w:rPr>
+              <w:t>100</w:t>
+            </w:r>
+          </w:p>
+        </w:tc>
+        <w:tc>
+          <w:tcPr>
+            <w:tcW w:w="1559" w:type="dxa"/>
+          </w:tcPr>
+          <w:p>
+            <w:pPr>
+              <w:widowControl w:val="0"/>
+              <w:spacing w:line="240" w:lineRule="auto"/>
+              <w:ind w:firstLine="0"/>
+              <w:jc w:val="center"/>
+              <w:rPr>
+                <w:rFonts w:eastAsia="Times New Roman"/>
+                <w:color w:val="000000"/>
+                <w:szCs w:val="28"/>
+              </w:rPr>
+            </w:pPr>
+            <w:r>
+              <w:rPr>
+                <w:rFonts w:eastAsia="Times New Roman"/>
+                <w:color w:val="000000"/>
+                <w:szCs w:val="28"/>
+              </w:rPr>
+              <w:t>21,3</w:t>
+            </w:r>
+          </w:p>
+        </w:tc>
+        <w:tc>
+          <w:tcPr>
+            <w:tcW w:w="851" w:type="dxa"/>
+          </w:tcPr>
+          <w:p>
+            <w:pPr>
+              <w:widowControl w:val="0"/>
+              <w:spacing w:line="240" w:lineRule="auto"/>
+              <w:ind w:firstLine="0"/>
+              <w:jc w:val="center"/>
+              <w:rPr>
+                <w:rFonts w:eastAsia="Times New Roman"/>
+                <w:color w:val="000000"/>
+                <w:szCs w:val="28"/>
+              </w:rPr>
+            </w:pPr>
+            <w:r>
+              <w:rPr>
+                <w:rFonts w:eastAsia="Times New Roman"/>
+                <w:color w:val="000000"/>
+                <w:szCs w:val="28"/>
+              </w:rPr>
+              <w:t>38,3</w:t>
+            </w:r>
+          </w:p>
+        </w:tc>
+        <w:tc>
+          <w:tcPr>
+            <w:tcW w:w="1134" w:type="dxa"/>
+          </w:tcPr>
+          <w:p>
+            <w:pPr>
+              <w:widowControl w:val="0"/>
+              <w:spacing w:line="240" w:lineRule="auto"/>
+              <w:ind w:firstLine="0"/>
+              <w:jc w:val="center"/>
+              <w:rPr>
+                <w:rFonts w:eastAsia="Times New Roman"/>
+                <w:color w:val="000000"/>
+                <w:szCs w:val="28"/>
+              </w:rPr>
+            </w:pPr>
+            <w:r>
+              <w:rPr>
+                <w:rFonts w:eastAsia="Times New Roman"/>
+                <w:color w:val="000000"/>
+                <w:szCs w:val="28"/>
+              </w:rPr>
+              <w:t>19,0</w:t>
+            </w:r>
+          </w:p>
+        </w:tc>
+        <w:tc>
+          <w:tcPr>
+            <w:tcW w:w="992" w:type="dxa"/>
+          </w:tcPr>
+          <w:p>
+            <w:pPr>
+              <w:widowControl w:val="0"/>
+              <w:spacing w:line="240" w:lineRule="auto"/>
+              <w:ind w:firstLine="0"/>
+              <w:jc w:val="center"/>
+              <w:rPr>
+                <w:rFonts w:eastAsia="Times New Roman"/>
+                <w:color w:val="000000"/>
+                <w:szCs w:val="28"/>
+              </w:rPr>
+            </w:pPr>
+            <w:r>
+              <w:rPr>
+                <w:rFonts w:eastAsia="Times New Roman"/>
+                <w:color w:val="000000"/>
+                <w:szCs w:val="28"/>
+              </w:rPr>
+              <w:t>35,3</w:t>
+            </w:r>
+          </w:p>
+        </w:tc>
+        <w:tc>
+          <w:tcPr>
+            <w:tcW w:w="1418" w:type="dxa"/>
+          </w:tcPr>
+          <w:p>
+            <w:pPr>
+              <w:widowControl w:val="0"/>
+              <w:spacing w:line="240" w:lineRule="auto"/>
+              <w:ind w:firstLine="0"/>
+              <w:jc w:val="center"/>
+              <w:rPr>
+                <w:rFonts w:eastAsia="Times New Roman"/>
+                <w:color w:val="000000"/>
+                <w:szCs w:val="28"/>
+              </w:rPr>
+            </w:pPr>
+            <w:r>
+              <w:rPr>
+                <w:rFonts w:eastAsia="Times New Roman"/>
+                <w:color w:val="000000"/>
+                <w:szCs w:val="28"/>
+              </w:rPr>
+              <w:t>23,8</w:t>
+            </w:r>
+          </w:p>
+        </w:tc>
+        <w:tc>
+          <w:tcPr>
+            <w:tcW w:w="1417" w:type="dxa"/>
+          </w:tcPr>
+          <w:p>
+            <w:pPr>
+              <w:widowControl w:val="0"/>
+              <w:spacing w:line="240" w:lineRule="auto"/>
+              <w:ind w:firstLine="0"/>
+              <w:jc w:val="center"/>
+              <w:rPr>
+                <w:rFonts w:eastAsia="Times New Roman"/>
+                <w:color w:val="000000"/>
+                <w:szCs w:val="28"/>
+              </w:rPr>
+            </w:pPr>
+            <w:r>
+              <w:rPr>
+                <w:rFonts w:eastAsia="Times New Roman"/>
+                <w:color w:val="000000"/>
+                <w:szCs w:val="28"/>
+              </w:rPr>
+              <w:t>20,8</w:t>
+            </w:r>
+          </w:p>
+        </w:tc>
+        <w:tc>
+          <w:tcPr>
+            <w:tcW w:w="709" w:type="dxa"/>
+          </w:tcPr>
+          <w:p>
+            <w:pPr>
+              <w:widowControl w:val="0"/>
+              <w:spacing w:line="240" w:lineRule="auto"/>
+              <w:ind w:firstLine="0"/>
+              <w:jc w:val="center"/>
+              <w:rPr>
+                <w:rFonts w:eastAsia="Times New Roman"/>
+                <w:color w:val="000000"/>
+                <w:szCs w:val="28"/>
+              </w:rPr>
+            </w:pPr>
+            <w:r>
+              <w:rPr>
+                <w:rFonts w:eastAsia="Times New Roman"/>
+                <w:color w:val="000000"/>
+                <w:szCs w:val="28"/>
+              </w:rPr>
+              <w:t>20,1</w:t>
+            </w:r>
+          </w:p>
+        </w:tc>
+      </w:tr>
+      <w:tr>
+        <w:tc>
+          <w:tcPr>
+            <w:tcW w:w="1266" w:type="dxa"/>
+          </w:tcPr>
+          <w:p>
+            <w:pPr>
+              <w:widowControl w:val="0"/>
+              <w:spacing w:line="240" w:lineRule="auto"/>
+              <w:ind w:firstLine="0"/>
+              <w:jc w:val="center"/>
+              <w:rPr>
+                <w:rFonts w:eastAsia="Times New Roman"/>
+                <w:color w:val="000000"/>
+                <w:szCs w:val="28"/>
+              </w:rPr>
+            </w:pPr>
+            <w:r>
+              <w:rPr>
+                <w:rFonts w:eastAsia="Times New Roman"/>
+                <w:color w:val="000000"/>
+                <w:szCs w:val="28"/>
+              </w:rPr>
+              <w:t>155</w:t>
+            </w:r>
+          </w:p>
+        </w:tc>
+        <w:tc>
+          <w:tcPr>
+            <w:tcW w:w="1559" w:type="dxa"/>
+          </w:tcPr>
+          <w:p>
+            <w:pPr>
+              <w:widowControl w:val="0"/>
+              <w:spacing w:line="240" w:lineRule="auto"/>
+              <w:ind w:firstLine="0"/>
+              <w:jc w:val="center"/>
+              <w:rPr>
+                <w:rFonts w:eastAsia="Times New Roman"/>
+                <w:color w:val="000000"/>
+                <w:szCs w:val="28"/>
+              </w:rPr>
+            </w:pPr>
+            <w:r>
+              <w:rPr>
+                <w:rFonts w:eastAsia="Times New Roman"/>
+                <w:color w:val="000000"/>
+                <w:szCs w:val="28"/>
+              </w:rPr>
+              <w:t>27,2</w:t>
+            </w:r>
+          </w:p>
+        </w:tc>
+        <w:tc>
+          <w:tcPr>
+            <w:tcW w:w="851" w:type="dxa"/>
+          </w:tcPr>
+          <w:p>
+            <w:pPr>
+              <w:widowControl w:val="0"/>
+              <w:spacing w:line="240" w:lineRule="auto"/>
+              <w:ind w:firstLine="0"/>
+              <w:jc w:val="center"/>
+              <w:rPr>
+                <w:rFonts w:eastAsia="Times New Roman"/>
+                <w:color w:val="000000"/>
+                <w:szCs w:val="28"/>
+              </w:rPr>
+            </w:pPr>
+            <w:r>
+              <w:rPr>
+                <w:rFonts w:eastAsia="Times New Roman"/>
+                <w:color w:val="000000"/>
+                <w:szCs w:val="28"/>
+              </w:rPr>
+              <w:t>35,5</w:t>
+            </w:r>
+          </w:p>
+        </w:tc>
+        <w:tc>
+          <w:tcPr>
+            <w:tcW w:w="1134" w:type="dxa"/>
+          </w:tcPr>
+          <w:p>
+            <w:pPr>
+              <w:widowControl w:val="0"/>
+              <w:spacing w:line="240" w:lineRule="auto"/>
+              <w:ind w:firstLine="0"/>
+              <w:jc w:val="center"/>
+              <w:rPr>
+                <w:rFonts w:eastAsia="Times New Roman"/>
+                <w:color w:val="000000"/>
+                <w:szCs w:val="28"/>
+              </w:rPr>
+            </w:pPr>
+            <w:r>
+              <w:rPr>
+                <w:rFonts w:eastAsia="Times New Roman"/>
+                <w:color w:val="000000"/>
+                <w:szCs w:val="28"/>
+              </w:rPr>
+              <w:t>10,8</w:t>
+            </w:r>
+          </w:p>
+        </w:tc>
+        <w:tc>
+          <w:tcPr>
+            <w:tcW w:w="992" w:type="dxa"/>
+          </w:tcPr>
+          <w:p>
+            <w:pPr>
+              <w:widowControl w:val="0"/>
+              <w:spacing w:line="240" w:lineRule="auto"/>
+              <w:ind w:firstLine="0"/>
+              <w:jc w:val="center"/>
+              <w:rPr>
+                <w:rFonts w:eastAsia="Times New Roman"/>
+                <w:color w:val="000000"/>
+                <w:szCs w:val="28"/>
+              </w:rPr>
+            </w:pPr>
+            <w:r>
+              <w:rPr>
+                <w:rFonts w:eastAsia="Times New Roman"/>
+                <w:color w:val="000000"/>
+                <w:szCs w:val="28"/>
+              </w:rPr>
+              <w:t>32,5</w:t>
+            </w:r>
+          </w:p>
+        </w:tc>
+        <w:tc>
+          <w:tcPr>
+            <w:tcW w:w="1418" w:type="dxa"/>
+          </w:tcPr>
+          <w:p>
+            <w:pPr>
+              <w:widowControl w:val="0"/>
+              <w:spacing w:line="240" w:lineRule="auto"/>
+              <w:ind w:firstLine="0"/>
+              <w:jc w:val="center"/>
+              <w:rPr>
+                <w:rFonts w:eastAsia="Times New Roman"/>
+                <w:color w:val="000000"/>
+                <w:szCs w:val="28"/>
+              </w:rPr>
+            </w:pPr>
+            <w:r>
+              <w:rPr>
+                <w:rFonts w:eastAsia="Times New Roman"/>
+                <w:color w:val="000000"/>
+                <w:szCs w:val="28"/>
+              </w:rPr>
+              <w:t>19,9</w:t>
+            </w:r>
+          </w:p>
+        </w:tc>
+        <w:tc>
+          <w:tcPr>
+            <w:tcW w:w="1417" w:type="dxa"/>
+          </w:tcPr>
+          <w:p>
+            <w:pPr>
+              <w:widowControl w:val="0"/>
+              <w:spacing w:line="240" w:lineRule="auto"/>
+              <w:ind w:firstLine="0"/>
+              <w:jc w:val="center"/>
+              <w:rPr>
+                <w:rFonts w:eastAsia="Times New Roman"/>
+                <w:color w:val="000000"/>
+                <w:szCs w:val="28"/>
+              </w:rPr>
+            </w:pPr>
+            <w:r>
+              <w:rPr>
+                <w:rFonts w:eastAsia="Times New Roman"/>
+                <w:color w:val="000000"/>
+                <w:szCs w:val="28"/>
+              </w:rPr>
+              <w:t>16,9</w:t>
+            </w:r>
+          </w:p>
+        </w:tc>
+        <w:tc>
+          <w:tcPr>
+            <w:tcW w:w="709" w:type="dxa"/>
+          </w:tcPr>
+          <w:p>
+            <w:pPr>
+              <w:widowControl w:val="0"/>
+              <w:spacing w:line="240" w:lineRule="auto"/>
+              <w:ind w:firstLine="0"/>
+              <w:jc w:val="center"/>
+              <w:rPr>
+                <w:rFonts w:eastAsia="Times New Roman"/>
+                <w:color w:val="000000"/>
+                <w:szCs w:val="28"/>
+              </w:rPr>
+            </w:pPr>
+            <w:r>
+              <w:rPr>
+                <w:rFonts w:eastAsia="Times New Roman"/>
+                <w:color w:val="000000"/>
+                <w:szCs w:val="28"/>
+              </w:rPr>
+              <w:t>18,7</w:t>
+            </w:r>
+          </w:p>
+        </w:tc>
+      </w:tr>
+    </w:tbl>
+    <w:p>
+      <w:pPr>
+        <w:ind w:firstLine="0"/>
+        <w:rPr>
+          <w:rFonts w:eastAsia="Times New Roman" w:cs="Times New Roman"/>
+          <w:color w:val="000000"/>
+          <w:szCs w:val="28"/>
+          <w:lang w:eastAsia="ru-RU"/>
+        </w:rPr>
+      </w:pPr>
+    </w:p>
+    <w:p>
+      <w:r>
+        <w:t>Оптоволоконный кабель в разрабатываемой сети использовать нерационально, поскольку предприятие находится на одном этаже, отсутству</w:t>
+      </w:r>
+      <w:r>
+        <w:t>ют</w:t>
+      </w:r>
+      <w:r>
+        <w:t xml:space="preserve"> вертикальн</w:t>
+      </w:r>
+      <w:r>
+        <w:t>ые</w:t>
+      </w:r>
+      <w:r>
+        <w:t xml:space="preserve"> </w:t>
+      </w:r>
+      <w:r>
+        <w:t xml:space="preserve">магистрали, всё коммуникационное оборудование </w:t>
+      </w:r>
+      <w:r>
+        <w:lastRenderedPageBreak/>
+        <w:t>лежит в одной аппаратной</w:t>
+      </w:r>
+      <w:r>
+        <w:t>. Также оптоволокно – более дорогостоящая технология.</w:t>
+      </w:r>
     </w:p>
     <w:p/>
     <w:p/>
@@ -18965,665 +20115,392 @@
       <w:pPr>
         <w:pStyle w:val="2"/>
       </w:pPr>
-      <w:bookmarkStart w:id="16" w:name="_Toc216691460"/>
-      <w:r>
-        <w:t xml:space="preserve">5.4 </w:t>
-      </w:r>
-      <w:r>
-        <w:t>Расч</w:t>
-      </w:r>
-      <w:r>
-        <w:t>ё</w:t>
-      </w:r>
-      <w:r>
-        <w:t>т габаритных размеров декоративного кабельного короба</w:t>
-      </w:r>
-      <w:bookmarkEnd w:id="16"/>
-    </w:p>
-    <w:p/>
-    <w:p/>
-    <w:p>
-      <w:pPr>
-        <w:pStyle w:val="2"/>
-      </w:pPr>
-      <w:bookmarkStart w:id="17" w:name="_Toc216691461"/>
-      <w:r>
-        <w:t xml:space="preserve">5.5 </w:t>
-      </w:r>
-      <w:r>
-        <w:t>Выбор пассивного телекоммуникационного оборудования</w:t>
-      </w:r>
-      <w:bookmarkEnd w:id="17"/>
-    </w:p>
-    <w:p>
-      <w:pPr>
-        <w:pStyle w:val="Textbody"/>
-        <w:ind w:firstLine="708"/>
-      </w:pPr>
-    </w:p>
-    <w:p>
-      <w:pPr>
-        <w:spacing w:after="160" w:line="259" w:lineRule="auto"/>
-        <w:ind w:firstLine="0"/>
-        <w:jc w:val="left"/>
-        <w:rPr>
-          <w:rFonts w:eastAsia="Times New Roman" w:cs="Times New Roman"/>
-          <w:kern w:val="3"/>
-          <w:szCs w:val="24"/>
-          <w:lang w:eastAsia="zh-CN" w:bidi="hi-IN"/>
-        </w:rPr>
-      </w:pPr>
-      <w:r>
-        <w:br w:type="page"/>
-      </w:r>
-    </w:p>
-    <w:p>
-      <w:pPr>
-        <w:pStyle w:val="1"/>
-      </w:pPr>
-      <w:bookmarkStart w:id="18" w:name="_Toc216691462"/>
-      <w:r>
-        <w:lastRenderedPageBreak/>
-        <w:t xml:space="preserve">6 </w:t>
-      </w:r>
-      <w:r>
-        <w:rPr>
-          <w:caps w:val="0"/>
-        </w:rPr>
-        <w:t>РАЗРАБОТКА ПОЛИТИКИ ИНФОРМАЦИОННОЙ</w:t>
-      </w:r>
-      <w:r>
-        <w:rPr>
-          <w:caps w:val="0"/>
-        </w:rPr>
-        <w:t xml:space="preserve"> </w:t>
-      </w:r>
-      <w:r>
-        <w:rPr>
-          <w:caps w:val="0"/>
-        </w:rPr>
-        <w:t>БЕЗОПАСНОСТИ В СЕТИ ПРЕДПРИЯТИЯ</w:t>
-      </w:r>
-      <w:bookmarkEnd w:id="18"/>
+      <w:bookmarkStart w:id="14" w:name="_Toc216691458"/>
+      <w:r>
+        <w:t xml:space="preserve">5.2 </w:t>
+      </w:r>
+      <w:r>
+        <w:t>Схема размещения компонентов СКС</w:t>
+      </w:r>
+      <w:bookmarkEnd w:id="14"/>
     </w:p>
     <w:p/>
     <w:p>
       <w:pPr>
-        <w:pStyle w:val="2"/>
-      </w:pPr>
-      <w:bookmarkStart w:id="19" w:name="_Toc216691463"/>
-      <w:r>
-        <w:t xml:space="preserve">6.1 </w:t>
-      </w:r>
-      <w:r>
-        <w:t>Политика информационной безопасности для отдельных видов</w:t>
-      </w:r>
-      <w:r>
-        <w:t xml:space="preserve"> </w:t>
-      </w:r>
-      <w:r>
-        <w:t>сервисов</w:t>
-      </w:r>
-      <w:bookmarkEnd w:id="19"/>
-    </w:p>
-    <w:p/>
-    <w:p>
-      <w:r>
-        <w:t>.</w:t>
-      </w:r>
-    </w:p>
-    <w:p/>
-    <w:p/>
-    <w:p>
-      <w:pPr>
-        <w:pStyle w:val="2"/>
-      </w:pPr>
-      <w:bookmarkStart w:id="20" w:name="_Toc216691464"/>
-      <w:r>
-        <w:t xml:space="preserve">6.2 </w:t>
-      </w:r>
-      <w:r>
-        <w:t>Общие правила предоставления доступа к информационным ресурсам</w:t>
-      </w:r>
-      <w:bookmarkEnd w:id="20"/>
-    </w:p>
-    <w:p/>
-    <w:p>
-      <w:r>
-        <w:t>.</w:t>
-      </w:r>
-    </w:p>
-    <w:p/>
-    <w:p/>
-    <w:p>
-      <w:pPr>
-        <w:pStyle w:val="2"/>
-      </w:pPr>
-      <w:bookmarkStart w:id="21" w:name="_Toc216691465"/>
-      <w:r>
-        <w:t xml:space="preserve">6.3 </w:t>
-      </w:r>
-      <w:r>
-        <w:t>Правила доступа персонала к информационным ресурсам</w:t>
-      </w:r>
-      <w:bookmarkEnd w:id="21"/>
-    </w:p>
-    <w:p/>
-    <w:p>
-      <w:r>
+        <w:contextualSpacing/>
+        <w:rPr>
+          <w:color w:val="000000" w:themeColor="text1"/>
+          <w:szCs w:val="28"/>
+        </w:rPr>
+      </w:pPr>
+      <w:r>
+        <w:rPr>
+          <w:color w:val="000000" w:themeColor="text1"/>
+          <w:szCs w:val="28"/>
+        </w:rPr>
+        <w:t xml:space="preserve">Схема размещения </w:t>
+      </w:r>
+      <w:r>
+        <w:rPr>
+          <w:color w:val="000000" w:themeColor="text1"/>
+          <w:szCs w:val="28"/>
+        </w:rPr>
+        <w:t>пассивного и активного телекоммуникационного оборудования</w:t>
+      </w:r>
+      <w:r>
+        <w:rPr>
+          <w:color w:val="000000" w:themeColor="text1"/>
+          <w:szCs w:val="28"/>
+        </w:rPr>
+        <w:t xml:space="preserve"> разрабатывается на основе чертеж</w:t>
+      </w:r>
+      <w:r>
+        <w:rPr>
+          <w:color w:val="000000" w:themeColor="text1"/>
+          <w:szCs w:val="28"/>
+        </w:rPr>
+        <w:t>а одноэтажного</w:t>
+      </w:r>
+      <w:r>
+        <w:rPr>
+          <w:color w:val="000000" w:themeColor="text1"/>
+          <w:szCs w:val="28"/>
+        </w:rPr>
+        <w:t xml:space="preserve"> здания, в котором располагается предприятие </w:t>
+      </w:r>
+      <w:r>
+        <w:rPr>
+          <w:color w:val="000000" w:themeColor="text1"/>
+          <w:szCs w:val="28"/>
+        </w:rPr>
+        <w:t>(приложение А)</w:t>
+      </w:r>
+      <w:r>
+        <w:rPr>
+          <w:color w:val="000000" w:themeColor="text1"/>
+          <w:szCs w:val="28"/>
+        </w:rPr>
         <w:t>.</w:t>
       </w:r>
     </w:p>
     <w:p>
       <w:pPr>
-        <w:spacing w:after="160" w:line="259" w:lineRule="auto"/>
-        <w:ind w:firstLine="0"/>
-        <w:jc w:val="left"/>
-        <w:rPr>
-          <w:rFonts w:eastAsiaTheme="majorEastAsia" w:cstheme="majorBidi"/>
-          <w:b/>
-          <w:szCs w:val="26"/>
-        </w:rPr>
-      </w:pPr>
-      <w:r>
-        <w:rPr>
-          <w:rFonts w:eastAsiaTheme="majorEastAsia" w:cstheme="majorBidi"/>
-          <w:b/>
-          <w:szCs w:val="26"/>
-        </w:rPr>
-        <w:br w:type="page"/>
+        <w:contextualSpacing/>
+        <w:rPr>
+          <w:color w:val="000000" w:themeColor="text1"/>
+          <w:szCs w:val="28"/>
+        </w:rPr>
+      </w:pPr>
+      <w:r>
+        <w:rPr>
+          <w:color w:val="000000" w:themeColor="text1"/>
+          <w:szCs w:val="28"/>
+        </w:rPr>
+        <w:t xml:space="preserve">В каждой комнате у каждого </w:t>
+      </w:r>
+      <w:r>
+        <w:rPr>
+          <w:color w:val="000000" w:themeColor="text1"/>
+          <w:szCs w:val="28"/>
+        </w:rPr>
+        <w:t>рабоче</w:t>
+      </w:r>
+      <w:r>
+        <w:rPr>
+          <w:color w:val="000000" w:themeColor="text1"/>
+          <w:szCs w:val="28"/>
+        </w:rPr>
+        <w:t>го</w:t>
+      </w:r>
+      <w:r>
+        <w:rPr>
+          <w:color w:val="000000" w:themeColor="text1"/>
+          <w:szCs w:val="28"/>
+        </w:rPr>
+        <w:t xml:space="preserve"> мест</w:t>
+      </w:r>
+      <w:r>
+        <w:rPr>
+          <w:color w:val="000000" w:themeColor="text1"/>
+          <w:szCs w:val="28"/>
+        </w:rPr>
+        <w:t>а</w:t>
+      </w:r>
+      <w:r>
+        <w:rPr>
+          <w:color w:val="000000" w:themeColor="text1"/>
+          <w:szCs w:val="28"/>
+        </w:rPr>
+        <w:t xml:space="preserve"> устанавливается одна телекоммуникационная розетка (ТР) с двумя </w:t>
+      </w:r>
+      <w:r>
+        <w:rPr>
+          <w:color w:val="000000" w:themeColor="text1"/>
+          <w:szCs w:val="28"/>
+        </w:rPr>
+        <w:t>гнёздами</w:t>
+      </w:r>
+      <w:r>
+        <w:rPr>
+          <w:color w:val="000000" w:themeColor="text1"/>
+          <w:szCs w:val="28"/>
+        </w:rPr>
+        <w:t xml:space="preserve"> RJ‑45 и две силовые розетки на 220 В. ТР закрепляются на стене в </w:t>
+      </w:r>
+      <w:r>
+        <w:rPr>
+          <w:color w:val="000000" w:themeColor="text1"/>
+          <w:szCs w:val="28"/>
+        </w:rPr>
+        <w:t>специальных коробах</w:t>
+      </w:r>
+      <w:r>
+        <w:rPr>
+          <w:color w:val="000000" w:themeColor="text1"/>
+          <w:szCs w:val="28"/>
+        </w:rPr>
+        <w:t xml:space="preserve"> на высоте 80 см от пола.</w:t>
       </w:r>
     </w:p>
     <w:p>
       <w:pPr>
-        <w:pStyle w:val="1"/>
-        <w:rPr>
-          <w:caps w:val="0"/>
-        </w:rPr>
-      </w:pPr>
-      <w:bookmarkStart w:id="22" w:name="_Toc216691466"/>
-      <w:r>
-        <w:lastRenderedPageBreak/>
-        <w:t xml:space="preserve">7 </w:t>
-      </w:r>
-      <w:r>
-        <w:rPr>
-          <w:caps w:val="0"/>
-        </w:rPr>
-        <w:t>РАЗРАБОТКА СКРИПТОВ КОНФИГУРАЦИИ</w:t>
-      </w:r>
-      <w:r>
-        <w:rPr>
-          <w:caps w:val="0"/>
-        </w:rPr>
-        <w:t xml:space="preserve"> </w:t>
-      </w:r>
-      <w:r>
-        <w:rPr>
-          <w:caps w:val="0"/>
-        </w:rPr>
-        <w:t>КОММУНИКАЦИОННОГО</w:t>
-      </w:r>
-      <w:r>
-        <w:rPr>
-          <w:caps w:val="0"/>
-        </w:rPr>
-        <w:t xml:space="preserve"> </w:t>
-      </w:r>
-      <w:r>
-        <w:rPr>
-          <w:caps w:val="0"/>
-        </w:rPr>
-        <w:t>ОБОРУДОВАНИЯ</w:t>
-      </w:r>
-      <w:bookmarkEnd w:id="22"/>
-    </w:p>
-    <w:p/>
-    <w:p/>
-    <w:p>
-      <w:pPr>
-        <w:pStyle w:val="2"/>
-      </w:pPr>
-      <w:bookmarkStart w:id="23" w:name="_Toc216691467"/>
-      <w:r>
-        <w:t xml:space="preserve">7.1 </w:t>
-      </w:r>
-      <w:r>
-        <w:t>Сценарии конфигурации коммутаторов</w:t>
-      </w:r>
-      <w:bookmarkEnd w:id="23"/>
-    </w:p>
-    <w:p/>
-    <w:p>
-      <w:r>
-        <w:t>.</w:t>
-      </w:r>
-    </w:p>
-    <w:p/>
-    <w:p/>
-    <w:p>
-      <w:pPr>
-        <w:pStyle w:val="2"/>
-      </w:pPr>
-      <w:bookmarkStart w:id="24" w:name="_Toc216691468"/>
-      <w:r>
-        <w:t xml:space="preserve">7.2 </w:t>
-      </w:r>
-      <w:r>
-        <w:t>Сценарий минимальной конфигурации маршрутизатора</w:t>
-      </w:r>
-      <w:bookmarkEnd w:id="24"/>
+        <w:contextualSpacing/>
+        <w:rPr>
+          <w:color w:val="000000" w:themeColor="text1"/>
+          <w:szCs w:val="28"/>
+        </w:rPr>
+      </w:pPr>
+      <w:r>
+        <w:rPr>
+          <w:color w:val="000000" w:themeColor="text1"/>
+          <w:szCs w:val="28"/>
+        </w:rPr>
+        <w:t xml:space="preserve">Планировка рабочего места показана </w:t>
+      </w:r>
+      <w:r>
+        <w:rPr>
+          <w:color w:val="EE0000"/>
+          <w:szCs w:val="28"/>
+        </w:rPr>
+        <w:t xml:space="preserve">на примере комнаты 301 </w:t>
+      </w:r>
+      <w:r>
+        <w:rPr>
+          <w:color w:val="000000" w:themeColor="text1"/>
+          <w:szCs w:val="28"/>
+        </w:rPr>
+        <w:t xml:space="preserve">(рисунок 5.1). Все линии связи прокладываются в пластиковых настенных </w:t>
+      </w:r>
+      <w:r>
+        <w:rPr>
+          <w:color w:val="000000" w:themeColor="text1"/>
+          <w:szCs w:val="28"/>
+        </w:rPr>
+        <w:t>коробах</w:t>
+      </w:r>
+      <w:r>
+        <w:rPr>
+          <w:color w:val="000000" w:themeColor="text1"/>
+          <w:szCs w:val="28"/>
+        </w:rPr>
+        <w:t xml:space="preserve">, разделённых на две секции: для телекоммуникационных </w:t>
+      </w:r>
+      <w:r>
+        <w:rPr>
+          <w:color w:val="000000" w:themeColor="text1"/>
+          <w:szCs w:val="28"/>
+        </w:rPr>
+        <w:t>и</w:t>
+      </w:r>
+      <w:r>
+        <w:rPr>
+          <w:color w:val="000000" w:themeColor="text1"/>
+          <w:szCs w:val="28"/>
+        </w:rPr>
+        <w:t xml:space="preserve"> для силовых</w:t>
+      </w:r>
+      <w:r>
+        <w:rPr>
+          <w:color w:val="000000" w:themeColor="text1"/>
+          <w:szCs w:val="28"/>
+        </w:rPr>
+        <w:t xml:space="preserve"> кабелей</w:t>
+      </w:r>
+      <w:r>
+        <w:rPr>
+          <w:color w:val="000000" w:themeColor="text1"/>
+          <w:szCs w:val="28"/>
+        </w:rPr>
+        <w:t xml:space="preserve">. ТР фиксируются </w:t>
+      </w:r>
+      <w:r>
+        <w:rPr>
+          <w:color w:val="000000" w:themeColor="text1"/>
+          <w:szCs w:val="28"/>
+        </w:rPr>
+        <w:t xml:space="preserve">либо </w:t>
+      </w:r>
+      <w:r>
+        <w:rPr>
+          <w:color w:val="000000" w:themeColor="text1"/>
+          <w:szCs w:val="28"/>
+        </w:rPr>
+        <w:t xml:space="preserve">на корпусе </w:t>
+      </w:r>
+      <w:r>
+        <w:rPr>
+          <w:color w:val="000000" w:themeColor="text1"/>
+          <w:szCs w:val="28"/>
+        </w:rPr>
+        <w:t>короба</w:t>
+      </w:r>
+      <w:r>
+        <w:rPr>
+          <w:color w:val="000000" w:themeColor="text1"/>
+          <w:szCs w:val="28"/>
+        </w:rPr>
+        <w:t xml:space="preserve">, </w:t>
+      </w:r>
+      <w:r>
+        <w:rPr>
+          <w:color w:val="000000" w:themeColor="text1"/>
+          <w:szCs w:val="28"/>
+        </w:rPr>
+        <w:t>либо непосредственно на стене.</w:t>
+      </w:r>
     </w:p>
     <w:p>
       <w:pPr>
-        <w:pStyle w:val="2"/>
-      </w:pPr>
+        <w:contextualSpacing/>
+        <w:rPr>
+          <w:color w:val="000000" w:themeColor="text1"/>
+          <w:szCs w:val="28"/>
+        </w:rPr>
+      </w:pPr>
+      <w:r>
+        <w:rPr>
+          <w:color w:val="000000" w:themeColor="text1"/>
+          <w:szCs w:val="28"/>
+        </w:rPr>
+        <w:t xml:space="preserve">Вывод пучка </w:t>
+      </w:r>
+      <w:r>
+        <w:rPr>
+          <w:color w:val="000000" w:themeColor="text1"/>
+          <w:szCs w:val="28"/>
+        </w:rPr>
+        <w:t xml:space="preserve">кабелей </w:t>
+      </w:r>
+      <w:r>
+        <w:rPr>
+          <w:color w:val="000000" w:themeColor="text1"/>
+          <w:szCs w:val="28"/>
+        </w:rPr>
+        <w:t xml:space="preserve">горизонтальной подсистемы осуществляется через металлическую трубу диаметром 80 мм, </w:t>
+      </w:r>
+      <w:r>
+        <w:rPr>
+          <w:color w:val="000000" w:themeColor="text1"/>
+          <w:szCs w:val="28"/>
+        </w:rPr>
+        <w:t>которая проходит</w:t>
+      </w:r>
+      <w:r>
+        <w:rPr>
+          <w:color w:val="000000" w:themeColor="text1"/>
+          <w:szCs w:val="28"/>
+        </w:rPr>
+        <w:t xml:space="preserve"> сквозь стену помещения на высоте 20 см от потолка. В коридоре линии связи размещаются в </w:t>
+      </w:r>
+      <w:r>
+        <w:rPr>
+          <w:color w:val="000000" w:themeColor="text1"/>
+          <w:szCs w:val="28"/>
+        </w:rPr>
+        <w:t>кабельны</w:t>
+      </w:r>
+      <w:r>
+        <w:rPr>
+          <w:color w:val="000000" w:themeColor="text1"/>
+          <w:szCs w:val="28"/>
+        </w:rPr>
+        <w:t>х</w:t>
+      </w:r>
+      <w:r>
+        <w:rPr>
+          <w:color w:val="000000" w:themeColor="text1"/>
+          <w:szCs w:val="28"/>
+        </w:rPr>
+        <w:t xml:space="preserve"> лот</w:t>
+      </w:r>
+      <w:r>
+        <w:rPr>
+          <w:color w:val="000000" w:themeColor="text1"/>
+          <w:szCs w:val="28"/>
+        </w:rPr>
+        <w:t xml:space="preserve">ках </w:t>
+      </w:r>
+      <w:r>
+        <w:rPr>
+          <w:color w:val="000000" w:themeColor="text1"/>
+          <w:szCs w:val="28"/>
+        </w:rPr>
+        <w:t>между перекрытием и подвесным потолком.</w:t>
+      </w:r>
     </w:p>
     <w:p>
-      <w:r>
+      <w:pPr>
+        <w:contextualSpacing/>
+        <w:rPr>
+          <w:color w:val="000000" w:themeColor="text1"/>
+          <w:szCs w:val="28"/>
+        </w:rPr>
+      </w:pPr>
+      <w:r>
+        <w:rPr>
+          <w:color w:val="000000" w:themeColor="text1"/>
+          <w:szCs w:val="28"/>
+        </w:rPr>
+        <w:t>Силовые кабели выводятся через отдельную трубу и укладываются в межпотолочном пространстве</w:t>
+      </w:r>
+      <w:r>
+        <w:rPr>
+          <w:color w:val="000000" w:themeColor="text1"/>
+          <w:szCs w:val="28"/>
+        </w:rPr>
         <w:t>.</w:t>
-      </w:r>
-    </w:p>
-    <w:p/>
-    <w:p/>
-    <w:p>
-      <w:pPr>
-        <w:pStyle w:val="2"/>
-      </w:pPr>
-      <w:bookmarkStart w:id="25" w:name="_Toc216691469"/>
-      <w:r>
-        <w:t xml:space="preserve">7.3 </w:t>
-      </w:r>
-      <w:r>
-        <w:t>Конфигурирование списков доступа</w:t>
-      </w:r>
-      <w:bookmarkEnd w:id="25"/>
-    </w:p>
-    <w:p/>
-    <w:p>
-      <w:r>
-        <w:t>.</w:t>
-      </w:r>
-    </w:p>
-    <w:p/>
-    <w:p/>
-    <w:p>
-      <w:pPr>
-        <w:pStyle w:val="2"/>
-      </w:pPr>
-      <w:bookmarkStart w:id="26" w:name="_Toc216691470"/>
-      <w:r>
-        <w:t xml:space="preserve">7.4 </w:t>
-      </w:r>
-      <w:r>
-        <w:t>Конфигурирование процедур трансляции адресов</w:t>
-      </w:r>
-      <w:bookmarkEnd w:id="26"/>
-    </w:p>
-    <w:p/>
-    <w:p>
-      <w:r>
-        <w:t>.</w:t>
-      </w:r>
-    </w:p>
-    <w:p/>
-    <w:p>
-      <w:pPr>
-        <w:spacing w:after="160" w:line="259" w:lineRule="auto"/>
-        <w:ind w:firstLine="0"/>
-        <w:jc w:val="left"/>
-      </w:pPr>
-      <w:r>
-        <w:br w:type="page"/>
       </w:r>
     </w:p>
     <w:p>
       <w:pPr>
-        <w:pStyle w:val="1"/>
-        <w:rPr>
-          <w:caps w:val="0"/>
-        </w:rPr>
-      </w:pPr>
-      <w:bookmarkStart w:id="27" w:name="_Toc216691471"/>
-      <w:r>
-        <w:lastRenderedPageBreak/>
-        <w:t xml:space="preserve">8 </w:t>
-      </w:r>
-      <w:r>
-        <w:rPr>
-          <w:caps w:val="0"/>
-        </w:rPr>
-        <w:t>КОМПЬЮТЕРНОЕ МОДЕЛИРОВАНИЕ ФУНКЦИОНИРОВАНИЯ</w:t>
-      </w:r>
-      <w:r>
-        <w:rPr>
-          <w:caps w:val="0"/>
-        </w:rPr>
-        <w:t xml:space="preserve"> </w:t>
-      </w:r>
-      <w:r>
-        <w:rPr>
-          <w:caps w:val="0"/>
-        </w:rPr>
-        <w:t>СЕТИ</w:t>
-      </w:r>
-      <w:bookmarkEnd w:id="27"/>
-    </w:p>
-    <w:p/>
-    <w:p>
-      <w:pPr>
-        <w:pStyle w:val="2"/>
-      </w:pPr>
-      <w:bookmarkStart w:id="28" w:name="_Toc216691472"/>
-      <w:r>
-        <w:t>8</w:t>
-      </w:r>
-      <w:r>
-        <w:t xml:space="preserve">.1 </w:t>
-      </w:r>
-      <w:r>
-        <w:t>Цели и задачи моделирования сети</w:t>
-      </w:r>
-      <w:bookmarkEnd w:id="28"/>
-    </w:p>
-    <w:p/>
-    <w:p>
-      <w:r>
-        <w:t>.</w:t>
-      </w:r>
-    </w:p>
-    <w:p/>
-    <w:p/>
-    <w:p>
-      <w:pPr>
-        <w:pStyle w:val="2"/>
-      </w:pPr>
-      <w:bookmarkStart w:id="29" w:name="_Toc216691473"/>
-      <w:r>
-        <w:t>8</w:t>
-      </w:r>
-      <w:r>
-        <w:t xml:space="preserve">.2 </w:t>
-      </w:r>
-      <w:r>
-        <w:t xml:space="preserve">Создание топологии сети в системе Packet </w:t>
-      </w:r>
-      <w:proofErr w:type="spellStart"/>
-      <w:r>
-        <w:t>Tracer</w:t>
-      </w:r>
-      <w:bookmarkEnd w:id="29"/>
-      <w:proofErr w:type="spellEnd"/>
+        <w:contextualSpacing/>
+        <w:rPr>
+          <w:color w:val="000000" w:themeColor="text1"/>
+          <w:szCs w:val="28"/>
+        </w:rPr>
+      </w:pPr>
     </w:p>
     <w:p>
       <w:pPr>
-        <w:pStyle w:val="2"/>
-      </w:pPr>
-    </w:p>
-    <w:p>
-      <w:r>
-        <w:t>.</w:t>
-      </w:r>
-    </w:p>
-    <w:p/>
-    <w:p/>
-    <w:p>
-      <w:pPr>
-        <w:pStyle w:val="2"/>
-      </w:pPr>
-      <w:bookmarkStart w:id="30" w:name="_Toc216691474"/>
-      <w:r>
-        <w:t>8</w:t>
-      </w:r>
-      <w:r>
-        <w:t xml:space="preserve">.3 </w:t>
-      </w:r>
-      <w:r>
-        <w:t>Конфигурирование и моделирование функционирования локальной сети</w:t>
-      </w:r>
-      <w:bookmarkEnd w:id="30"/>
-    </w:p>
-    <w:p/>
-    <w:p>
-      <w:r>
-        <w:t>.</w:t>
-      </w:r>
-    </w:p>
-    <w:p/>
-    <w:p/>
-    <w:p>
-      <w:pPr>
-        <w:pStyle w:val="2"/>
-      </w:pPr>
-      <w:bookmarkStart w:id="31" w:name="_Toc216691475"/>
-      <w:r>
-        <w:t>8</w:t>
-      </w:r>
-      <w:r>
-        <w:t xml:space="preserve">.4 </w:t>
-      </w:r>
-      <w:r>
-        <w:t>Тестирование сети и коррекция схемы сети по результатам моделирования</w:t>
-      </w:r>
-      <w:bookmarkEnd w:id="31"/>
-    </w:p>
-    <w:p>
-      <w:pPr>
-        <w:spacing w:after="160" w:line="259" w:lineRule="auto"/>
-        <w:ind w:firstLine="0"/>
-        <w:jc w:val="left"/>
-        <w:rPr>
-          <w:rFonts w:eastAsiaTheme="majorEastAsia" w:cstheme="majorBidi"/>
-          <w:b/>
-          <w:szCs w:val="26"/>
-        </w:rPr>
-      </w:pPr>
-    </w:p>
-    <w:p>
-      <w:pPr>
-        <w:rPr>
-          <w:lang w:val="en-US"/>
-        </w:rPr>
-      </w:pPr>
-      <w:r>
-        <w:rPr>
-          <w:lang w:val="en-US"/>
-        </w:rPr>
-        <w:t>.</w:t>
-      </w:r>
-    </w:p>
-    <w:p/>
-    <w:p>
-      <w:pPr>
-        <w:spacing w:after="160" w:line="259" w:lineRule="auto"/>
-        <w:ind w:firstLine="0"/>
-        <w:jc w:val="left"/>
-      </w:pPr>
-      <w:r>
-        <w:br w:type="page"/>
-      </w:r>
-    </w:p>
-    <w:p>
-      <w:pPr>
-        <w:pStyle w:val="1"/>
-      </w:pPr>
-      <w:bookmarkStart w:id="32" w:name="_Toc216691476"/>
-      <w:r>
-        <w:lastRenderedPageBreak/>
-        <w:t>З</w:t>
-      </w:r>
-      <w:r>
-        <w:t>АКЛЮЧЕНИЕ</w:t>
-      </w:r>
-      <w:bookmarkEnd w:id="32"/>
-    </w:p>
-    <w:p/>
-    <w:p/>
-    <w:p>
-      <w:pPr>
-        <w:ind w:firstLine="708"/>
-        <w:rPr>
-          <w:rFonts w:cs="Times New Roman"/>
-          <w:szCs w:val="28"/>
-        </w:rPr>
-      </w:pPr>
-      <w:r>
-        <w:t>.</w:t>
-      </w:r>
-    </w:p>
-    <w:p>
-      <w:r>
-        <w:br w:type="page"/>
-      </w:r>
-    </w:p>
-    <w:p>
-      <w:pPr>
-        <w:pStyle w:val="1"/>
-      </w:pPr>
-      <w:bookmarkStart w:id="33" w:name="_Toc216691477"/>
-      <w:r>
-        <w:rPr>
-          <w:caps w:val="0"/>
-        </w:rPr>
-        <w:lastRenderedPageBreak/>
-        <w:t>СПИСОК ИСПОЛЬЗОВАННЫХ ИСТОЧНИКОВ</w:t>
-      </w:r>
-      <w:bookmarkEnd w:id="33"/>
-    </w:p>
-    <w:p/>
-    <w:p/>
-    <w:p>
-      <w:pPr>
-        <w:pStyle w:val="a7"/>
-        <w:numPr>
-          <w:ilvl w:val="0"/>
-          <w:numId w:val="25"/>
-        </w:numPr>
-        <w:tabs>
-          <w:tab w:val="left" w:pos="1134"/>
-        </w:tabs>
-        <w:ind w:left="0" w:firstLine="709"/>
-      </w:pPr>
-      <w:r>
-        <w:t xml:space="preserve">Проектирование локальных компьютерных сетей уровня предприятий и организаций: Учебное пособие по курсовому проектированию для высших учебных заведений / В. Чернега, ― Севастополь: «Издательство </w:t>
-      </w:r>
-      <w:proofErr w:type="spellStart"/>
-      <w:r>
-        <w:t>СевГУ</w:t>
-      </w:r>
-      <w:proofErr w:type="spellEnd"/>
-      <w:r>
-        <w:t>», 2019.― 291 с.</w:t>
-      </w:r>
-    </w:p>
-    <w:p>
-      <w:pPr>
-        <w:pStyle w:val="a7"/>
-        <w:numPr>
-          <w:ilvl w:val="0"/>
-          <w:numId w:val="25"/>
-        </w:numPr>
-        <w:tabs>
-          <w:tab w:val="left" w:pos="1134"/>
-        </w:tabs>
-        <w:ind w:left="0" w:firstLine="709"/>
-      </w:pPr>
-    </w:p>
-    <w:p>
-      <w:pPr>
-        <w:pStyle w:val="a7"/>
-        <w:numPr>
-          <w:ilvl w:val="0"/>
-          <w:numId w:val="25"/>
-        </w:numPr>
-        <w:tabs>
-          <w:tab w:val="left" w:pos="1134"/>
-        </w:tabs>
-        <w:ind w:left="0" w:firstLine="709"/>
-      </w:pPr>
-      <w:r>
-        <w:br w:type="page"/>
-      </w:r>
-    </w:p>
-    <w:p>
-      <w:pPr>
-        <w:pStyle w:val="1"/>
-      </w:pPr>
-      <w:bookmarkStart w:id="34" w:name="_Toc216691478"/>
-      <w:r>
-        <w:lastRenderedPageBreak/>
-        <w:t>ПРИЛОЖЕНИЕ А</w:t>
-      </w:r>
-      <w:bookmarkEnd w:id="34"/>
-    </w:p>
-    <w:p>
-      <w:pPr>
         <w:ind w:firstLine="0"/>
         <w:jc w:val="center"/>
         <w:rPr>
-          <w:b/>
-          <w:bCs/>
-        </w:rPr>
-      </w:pPr>
-      <w:r>
-        <w:rPr>
-          <w:b/>
-          <w:bCs/>
-        </w:rPr>
-        <w:t>П</w:t>
-      </w:r>
-      <w:r>
-        <w:rPr>
-          <w:b/>
-          <w:bCs/>
-        </w:rPr>
-        <w:t>оэтажны</w:t>
-      </w:r>
-      <w:r>
-        <w:rPr>
-          <w:b/>
-          <w:bCs/>
-        </w:rPr>
-        <w:t>е</w:t>
-      </w:r>
-      <w:r>
-        <w:rPr>
-          <w:b/>
-          <w:bCs/>
-        </w:rPr>
-        <w:t xml:space="preserve"> чертеж</w:t>
-      </w:r>
-      <w:r>
-        <w:rPr>
-          <w:b/>
-          <w:bCs/>
-        </w:rPr>
-        <w:t>и</w:t>
-      </w:r>
-      <w:r>
-        <w:rPr>
-          <w:b/>
-          <w:bCs/>
-        </w:rPr>
-        <w:t xml:space="preserve"> здания, занимаемого организацией</w:t>
-      </w:r>
-    </w:p>
-    <w:p/>
-    <w:p/>
-    <w:p>
-      <w:pPr>
-        <w:ind w:firstLine="0"/>
-        <w:jc w:val="center"/>
+          <w:color w:val="000000" w:themeColor="text1"/>
+          <w:szCs w:val="28"/>
+        </w:rPr>
       </w:pPr>
       <w:r>
         <w:rPr>
           <w:noProof/>
-        </w:rPr>
+          <w:color w:val="000000" w:themeColor="text1"/>
+          <w:szCs w:val="28"/>
+        </w:rPr>
+        <w:lastRenderedPageBreak/>
         <w:drawing>
-          <wp:inline distT="0" distB="0" distL="0" distR="0" wp14:anchorId="57890144" wp14:editId="030A2317">
-            <wp:extent cx="5181866" cy="1955901"/>
-            <wp:effectExtent l="0" t="0" r="0" b="6350"/>
-            <wp:docPr id="1793636920" name="Рисунок 4"/>
+          <wp:inline distT="0" distB="0" distL="0" distR="0" wp14:anchorId="47E52785" wp14:editId="63FA6A23">
+            <wp:extent cx="3549650" cy="3577167"/>
+            <wp:effectExtent l="0" t="0" r="0" b="4445"/>
+            <wp:docPr id="843422120" name="Рисунок 2"/>
             <wp:cNvGraphicFramePr>
               <a:graphicFrameLocks xmlns:a="http://schemas.openxmlformats.org/drawingml/2006/main" noChangeAspect="1"/>
             </wp:cNvGraphicFramePr>
@@ -19631,7 +20508,7 @@
               <a:graphicData uri="http://schemas.openxmlformats.org/drawingml/2006/picture">
                 <pic:pic xmlns:pic="http://schemas.openxmlformats.org/drawingml/2006/picture">
                   <pic:nvPicPr>
-                    <pic:cNvPr id="1793636920" name="Рисунок 1793636920"/>
+                    <pic:cNvPr id="843422120" name="Рисунок 843422120"/>
                     <pic:cNvPicPr/>
                   </pic:nvPicPr>
                   <pic:blipFill>
@@ -19649,7 +20526,7 @@
                   <pic:spPr>
                     <a:xfrm>
                       <a:off x="0" y="0"/>
-                      <a:ext cx="5181866" cy="1955901"/>
+                      <a:ext cx="3561326" cy="3588934"/>
                     </a:xfrm>
                     <a:prstGeom prst="rect">
                       <a:avLst/>
@@ -19671,62 +20548,212 @@
         <w:t xml:space="preserve">Рисунок </w:t>
       </w:r>
       <w:r>
-        <w:rPr>
-          <w:lang w:val="en-US"/>
-        </w:rPr>
-        <w:t>A</w:t>
-      </w:r>
-      <w:r>
-        <w:t xml:space="preserve">.1 </w:t>
-      </w:r>
-      <w:r>
-        <w:t>–</w:t>
-      </w:r>
-      <w:r>
-        <w:t xml:space="preserve"> </w:t>
-      </w:r>
-      <w:r>
-        <w:t>Чертёж здания</w:t>
+        <w:t>5.</w:t>
+      </w:r>
+      <w:r>
+        <w:t xml:space="preserve">1 – </w:t>
+      </w:r>
+      <w:r>
+        <w:t>Размещение</w:t>
+      </w:r>
+      <w:r>
+        <w:t xml:space="preserve"> компонентов </w:t>
+      </w:r>
+      <w:r>
+        <w:t>ЛКС</w:t>
+      </w:r>
+      <w:r>
+        <w:t xml:space="preserve"> в помещении </w:t>
+      </w:r>
+      <w:r>
+        <w:t>3</w:t>
+      </w:r>
+      <w:r>
+        <w:t>0</w:t>
+      </w:r>
+      <w:r>
+        <w:t>1</w:t>
       </w:r>
     </w:p>
     <w:p/>
     <w:p>
       <w:pPr>
-        <w:ind w:firstLine="0"/>
-      </w:pPr>
-      <w:r>
-        <w:br w:type="page"/>
+        <w:ind w:firstLine="708"/>
+        <w:rPr>
+          <w:color w:val="000000" w:themeColor="text1"/>
+          <w:szCs w:val="28"/>
+        </w:rPr>
+      </w:pPr>
+      <w:r>
+        <w:rPr>
+          <w:color w:val="000000" w:themeColor="text1"/>
+          <w:szCs w:val="28"/>
+        </w:rPr>
+        <w:t xml:space="preserve">На рисунке </w:t>
+      </w:r>
+      <w:r>
+        <w:rPr>
+          <w:color w:val="000000" w:themeColor="text1"/>
+          <w:szCs w:val="28"/>
+        </w:rPr>
+        <w:t>5.</w:t>
+      </w:r>
+      <w:r>
+        <w:rPr>
+          <w:color w:val="000000" w:themeColor="text1"/>
+          <w:szCs w:val="28"/>
+        </w:rPr>
+        <w:t xml:space="preserve">2 изображена схема размещения компонентов и оборудования сети в </w:t>
+      </w:r>
+      <w:r>
+        <w:rPr>
+          <w:color w:val="000000" w:themeColor="text1"/>
+          <w:szCs w:val="28"/>
+        </w:rPr>
+        <w:t>аппаратной комнате</w:t>
+      </w:r>
+      <w:r>
+        <w:rPr>
+          <w:color w:val="000000" w:themeColor="text1"/>
+          <w:szCs w:val="28"/>
+        </w:rPr>
+        <w:t xml:space="preserve"> </w:t>
+      </w:r>
+      <w:r>
+        <w:rPr>
+          <w:color w:val="000000" w:themeColor="text1"/>
+          <w:szCs w:val="28"/>
+        </w:rPr>
+        <w:t>312</w:t>
+      </w:r>
+      <w:r>
+        <w:rPr>
+          <w:color w:val="000000" w:themeColor="text1"/>
+          <w:szCs w:val="28"/>
+        </w:rPr>
+        <w:t xml:space="preserve">. </w:t>
+      </w:r>
+      <w:r>
+        <w:rPr>
+          <w:color w:val="000000" w:themeColor="text1"/>
+          <w:szCs w:val="28"/>
+        </w:rPr>
+        <w:t>Здесь</w:t>
+      </w:r>
+      <w:r>
+        <w:rPr>
+          <w:color w:val="000000" w:themeColor="text1"/>
+          <w:szCs w:val="28"/>
+        </w:rPr>
+        <w:t xml:space="preserve"> установлен телекоммуникационный шкаф, в котором устанавливаются распределительные (патч-) панели, коммутаторы канального и сетевого уровней, маршрутизатор</w:t>
+      </w:r>
+      <w:r>
+        <w:rPr>
+          <w:color w:val="000000" w:themeColor="text1"/>
+          <w:szCs w:val="28"/>
+        </w:rPr>
+        <w:t xml:space="preserve"> </w:t>
+      </w:r>
+      <w:r>
+        <w:rPr>
+          <w:color w:val="000000" w:themeColor="text1"/>
+          <w:szCs w:val="28"/>
+        </w:rPr>
+        <w:t xml:space="preserve">и </w:t>
+      </w:r>
+      <w:r>
+        <w:rPr>
+          <w:color w:val="000000" w:themeColor="text1"/>
+          <w:szCs w:val="28"/>
+        </w:rPr>
+        <w:t xml:space="preserve">также серверное оборудование. Здесь же располагается щит силового электропитания. </w:t>
       </w:r>
     </w:p>
     <w:p>
       <w:pPr>
-        <w:pStyle w:val="1"/>
-      </w:pPr>
-      <w:bookmarkStart w:id="35" w:name="_Toc216691479"/>
-      <w:r>
-        <w:lastRenderedPageBreak/>
-        <w:t>ПРИЛОЖЕНИЕ Б</w:t>
-      </w:r>
-      <w:bookmarkEnd w:id="35"/>
+        <w:ind w:firstLine="708"/>
+        <w:rPr>
+          <w:color w:val="000000" w:themeColor="text1"/>
+          <w:szCs w:val="28"/>
+        </w:rPr>
+      </w:pPr>
+      <w:r>
+        <w:rPr>
+          <w:color w:val="000000" w:themeColor="text1"/>
+          <w:szCs w:val="28"/>
+        </w:rPr>
+        <w:t>Расстояние между коммуникационным шкафом и стеной помещения выбрано таким образом, чтобы обеспечить доступ к распределительным панелям при монтаже или замене кабелей. Коммуникационные</w:t>
+      </w:r>
+      <w:r>
+        <w:rPr>
+          <w:color w:val="000000" w:themeColor="text1"/>
+          <w:szCs w:val="28"/>
+        </w:rPr>
+        <w:t xml:space="preserve"> и </w:t>
+      </w:r>
+      <w:r>
+        <w:rPr>
+          <w:color w:val="000000" w:themeColor="text1"/>
+          <w:szCs w:val="28"/>
+        </w:rPr>
+        <w:t>силовые</w:t>
+      </w:r>
+      <w:r>
+        <w:rPr>
+          <w:color w:val="000000" w:themeColor="text1"/>
+          <w:szCs w:val="28"/>
+        </w:rPr>
+        <w:t xml:space="preserve"> кабели заводятся в помещение через раздельные </w:t>
+      </w:r>
+      <w:r>
+        <w:rPr>
+          <w:color w:val="000000" w:themeColor="text1"/>
+          <w:szCs w:val="28"/>
+        </w:rPr>
+        <w:t>трубки</w:t>
+      </w:r>
+      <w:r>
+        <w:rPr>
+          <w:color w:val="000000" w:themeColor="text1"/>
+          <w:szCs w:val="28"/>
+        </w:rPr>
+        <w:t>.</w:t>
+      </w:r>
     </w:p>
     <w:p>
       <w:pPr>
-        <w:jc w:val="left"/>
+        <w:ind w:firstLine="708"/>
+        <w:rPr>
+          <w:color w:val="000000" w:themeColor="text1"/>
+          <w:szCs w:val="28"/>
+        </w:rPr>
       </w:pPr>
     </w:p>
     <w:p>
       <w:pPr>
-        <w:jc w:val="left"/>
-      </w:pPr>
-      <w:r>
-        <w:rPr>
+        <w:ind w:firstLine="708"/>
+        <w:jc w:val="center"/>
+        <w:rPr>
+          <w:i/>
+          <w:iCs/>
+          <w:color w:val="000000" w:themeColor="text1"/>
+          <w:szCs w:val="28"/>
+        </w:rPr>
+      </w:pPr>
+      <w:r>
+        <w:rPr>
+          <w:i/>
+          <w:iCs/>
           <w:noProof/>
-        </w:rPr>
+          <w:color w:val="000000" w:themeColor="text1"/>
+          <w:szCs w:val="28"/>
+        </w:rPr>
+        <w:lastRenderedPageBreak/>
         <w:drawing>
-          <wp:inline distT="0" distB="0" distL="0" distR="0" wp14:anchorId="260540E8" wp14:editId="07152A7C">
-            <wp:extent cx="3498850" cy="2273300"/>
-            <wp:effectExtent l="0" t="0" r="6350" b="0"/>
-            <wp:docPr id="1026995570" name="Рисунок 1"/>
+          <wp:inline distT="0" distB="0" distL="0" distR="0" wp14:anchorId="733EC34E" wp14:editId="1D5D0691">
+            <wp:extent cx="3511550" cy="4204055"/>
+            <wp:effectExtent l="0" t="0" r="0" b="6350"/>
+            <wp:docPr id="2034937661" name="Рисунок 3"/>
             <wp:cNvGraphicFramePr>
               <a:graphicFrameLocks xmlns:a="http://schemas.openxmlformats.org/drawingml/2006/main" noChangeAspect="1"/>
             </wp:cNvGraphicFramePr>
@@ -19734,10 +20761,8 @@
               <a:graphicData uri="http://schemas.openxmlformats.org/drawingml/2006/picture">
                 <pic:pic xmlns:pic="http://schemas.openxmlformats.org/drawingml/2006/picture">
                   <pic:nvPicPr>
-                    <pic:cNvPr id="0" name="Picture 1"/>
-                    <pic:cNvPicPr>
-                      <a:picLocks noChangeAspect="1" noChangeArrowheads="1"/>
-                    </pic:cNvPicPr>
+                    <pic:cNvPr id="2034937661" name="Рисунок 2034937661"/>
+                    <pic:cNvPicPr/>
                   </pic:nvPicPr>
                   <pic:blipFill>
                     <a:blip r:embed="rId9">
@@ -19747,23 +20772,18 @@
                         </a:ext>
                       </a:extLst>
                     </a:blip>
-                    <a:srcRect/>
                     <a:stretch>
                       <a:fillRect/>
                     </a:stretch>
                   </pic:blipFill>
-                  <pic:spPr bwMode="auto">
+                  <pic:spPr>
                     <a:xfrm>
                       <a:off x="0" y="0"/>
-                      <a:ext cx="3498850" cy="2273300"/>
+                      <a:ext cx="3512842" cy="4205602"/>
                     </a:xfrm>
                     <a:prstGeom prst="rect">
                       <a:avLst/>
                     </a:prstGeom>
-                    <a:noFill/>
-                    <a:ln>
-                      <a:noFill/>
-                    </a:ln>
                   </pic:spPr>
                 </pic:pic>
               </a:graphicData>
@@ -19771,6 +20791,1053 @@
           </wp:inline>
         </w:drawing>
       </w:r>
+    </w:p>
+    <w:p>
+      <w:pPr>
+        <w:ind w:firstLine="0"/>
+        <w:jc w:val="center"/>
+      </w:pPr>
+      <w:r>
+        <w:t xml:space="preserve">Рисунок </w:t>
+      </w:r>
+      <w:r>
+        <w:t>5.</w:t>
+      </w:r>
+      <w:r>
+        <w:t xml:space="preserve">2 – </w:t>
+      </w:r>
+      <w:r>
+        <w:t>Р</w:t>
+      </w:r>
+      <w:r>
+        <w:t>азмещени</w:t>
+      </w:r>
+      <w:r>
+        <w:t>е</w:t>
+      </w:r>
+      <w:r>
+        <w:t xml:space="preserve"> </w:t>
+      </w:r>
+      <w:r>
+        <w:t>оборудования</w:t>
+      </w:r>
+      <w:r>
+        <w:t xml:space="preserve"> в </w:t>
+      </w:r>
+      <w:r>
+        <w:t>комнате 312</w:t>
+      </w:r>
+    </w:p>
+    <w:p/>
+    <w:p>
+      <w:pPr>
+        <w:rPr>
+          <w:color w:val="000000" w:themeColor="text1"/>
+          <w:szCs w:val="28"/>
+        </w:rPr>
+      </w:pPr>
+      <w:r>
+        <w:rPr>
+          <w:color w:val="000000" w:themeColor="text1"/>
+          <w:szCs w:val="28"/>
+        </w:rPr>
+        <w:t xml:space="preserve">Ввод коммуникационных кабелей в шкаф осуществляется через верхнее входное отверстие в его крыше. Кабели подводятся сверху в лотке и затем через верхний вводной люк вводятся внутрь. </w:t>
+      </w:r>
+      <w:r>
+        <w:rPr>
+          <w:color w:val="000000" w:themeColor="text1"/>
+          <w:szCs w:val="28"/>
+        </w:rPr>
+        <w:t>Благодаря этому к</w:t>
+      </w:r>
+      <w:r>
+        <w:rPr>
+          <w:color w:val="000000" w:themeColor="text1"/>
+          <w:szCs w:val="28"/>
+        </w:rPr>
+        <w:t xml:space="preserve"> кабелям нет доступа, и они хорошо физически защищены. </w:t>
+      </w:r>
+    </w:p>
+    <w:p>
+      <w:pPr>
+        <w:rPr>
+          <w:color w:val="000000" w:themeColor="text1"/>
+          <w:szCs w:val="28"/>
+        </w:rPr>
+      </w:pPr>
+      <w:r>
+        <w:rPr>
+          <w:color w:val="000000" w:themeColor="text1"/>
+          <w:szCs w:val="28"/>
+        </w:rPr>
+        <w:t>Кабели силового питания и телекоммуникационные кабели, идущие от рабочих мест, подводятся к телекоммуникационному шкафу в пластмассовом коробе и вводятся в него через нижний вводной люк.</w:t>
+      </w:r>
+    </w:p>
+    <w:p>
+      <w:pPr>
+        <w:rPr>
+          <w:color w:val="000000" w:themeColor="text1"/>
+          <w:szCs w:val="28"/>
+        </w:rPr>
+      </w:pPr>
+      <w:r>
+        <w:rPr>
+          <w:color w:val="000000" w:themeColor="text1"/>
+          <w:szCs w:val="28"/>
+        </w:rPr>
+        <w:t xml:space="preserve">В </w:t>
+      </w:r>
+      <w:r>
+        <w:rPr>
+          <w:color w:val="000000" w:themeColor="text1"/>
+          <w:szCs w:val="28"/>
+        </w:rPr>
+        <w:t xml:space="preserve">теории в </w:t>
+      </w:r>
+      <w:r>
+        <w:rPr>
+          <w:color w:val="000000" w:themeColor="text1"/>
+          <w:szCs w:val="28"/>
+        </w:rPr>
+        <w:t>комнате</w:t>
+      </w:r>
+      <w:r>
+        <w:rPr>
+          <w:color w:val="000000" w:themeColor="text1"/>
+          <w:szCs w:val="28"/>
+        </w:rPr>
+        <w:t xml:space="preserve"> </w:t>
+      </w:r>
+      <w:r>
+        <w:rPr>
+          <w:color w:val="000000" w:themeColor="text1"/>
+          <w:szCs w:val="28"/>
+        </w:rPr>
+        <w:t>можно</w:t>
+      </w:r>
+      <w:r>
+        <w:rPr>
+          <w:color w:val="000000" w:themeColor="text1"/>
+          <w:szCs w:val="28"/>
+        </w:rPr>
+        <w:t xml:space="preserve"> дополнительно </w:t>
+      </w:r>
+      <w:r>
+        <w:rPr>
+          <w:color w:val="000000" w:themeColor="text1"/>
+          <w:szCs w:val="28"/>
+        </w:rPr>
+        <w:t>оборудова</w:t>
+      </w:r>
+      <w:r>
+        <w:rPr>
+          <w:color w:val="000000" w:themeColor="text1"/>
+          <w:szCs w:val="28"/>
+        </w:rPr>
+        <w:t>ть</w:t>
+      </w:r>
+      <w:r>
+        <w:rPr>
+          <w:color w:val="000000" w:themeColor="text1"/>
+          <w:szCs w:val="28"/>
+        </w:rPr>
+        <w:t xml:space="preserve"> два рабочих места</w:t>
+      </w:r>
+      <w:r>
+        <w:rPr>
+          <w:color w:val="000000" w:themeColor="text1"/>
+          <w:szCs w:val="28"/>
+        </w:rPr>
+        <w:t xml:space="preserve">: </w:t>
+      </w:r>
+      <w:r>
+        <w:rPr>
+          <w:color w:val="000000" w:themeColor="text1"/>
+          <w:szCs w:val="28"/>
+        </w:rPr>
+        <w:t>для администратора сети</w:t>
+      </w:r>
+      <w:r>
+        <w:rPr>
+          <w:color w:val="000000" w:themeColor="text1"/>
+          <w:szCs w:val="28"/>
+        </w:rPr>
+        <w:t xml:space="preserve"> и </w:t>
+      </w:r>
+      <w:r>
+        <w:rPr>
+          <w:color w:val="000000" w:themeColor="text1"/>
+          <w:szCs w:val="28"/>
+        </w:rPr>
+        <w:t>для инженера-электронщика</w:t>
+      </w:r>
+      <w:r>
+        <w:rPr>
+          <w:color w:val="000000" w:themeColor="text1"/>
+          <w:szCs w:val="28"/>
+        </w:rPr>
+        <w:t>, однако в плане проекта они реализованы в других комнатах</w:t>
+      </w:r>
+      <w:r>
+        <w:rPr>
+          <w:color w:val="000000" w:themeColor="text1"/>
+          <w:szCs w:val="28"/>
+        </w:rPr>
+        <w:t xml:space="preserve">. </w:t>
+      </w:r>
+      <w:r>
+        <w:rPr>
+          <w:color w:val="000000" w:themeColor="text1"/>
+          <w:szCs w:val="28"/>
+        </w:rPr>
+        <w:t>Тем не менее</w:t>
+      </w:r>
+      <w:r>
+        <w:rPr>
+          <w:color w:val="000000" w:themeColor="text1"/>
+          <w:szCs w:val="28"/>
+        </w:rPr>
+        <w:t xml:space="preserve"> д</w:t>
+      </w:r>
+      <w:r>
+        <w:rPr>
+          <w:color w:val="000000" w:themeColor="text1"/>
+          <w:szCs w:val="28"/>
+        </w:rPr>
+        <w:t xml:space="preserve">ля тестирования и ремонта </w:t>
+      </w:r>
+      <w:r>
+        <w:rPr>
+          <w:color w:val="000000" w:themeColor="text1"/>
+          <w:szCs w:val="28"/>
+        </w:rPr>
+        <w:t>техники</w:t>
+      </w:r>
+      <w:r>
+        <w:rPr>
+          <w:color w:val="000000" w:themeColor="text1"/>
+          <w:szCs w:val="28"/>
+        </w:rPr>
+        <w:t xml:space="preserve"> установлен специальный стол монтажника.</w:t>
+      </w:r>
+    </w:p>
+    <w:p>
+      <w:pPr>
+        <w:rPr>
+          <w:color w:val="000000" w:themeColor="text1"/>
+          <w:szCs w:val="28"/>
+        </w:rPr>
+      </w:pPr>
+    </w:p>
+    <w:p/>
+    <w:p>
+      <w:pPr>
+        <w:pStyle w:val="2"/>
+      </w:pPr>
+      <w:bookmarkStart w:id="15" w:name="_Toc216691459"/>
+      <w:r>
+        <w:lastRenderedPageBreak/>
+        <w:t xml:space="preserve">5.3 </w:t>
+      </w:r>
+      <w:r>
+        <w:t>Расч</w:t>
+      </w:r>
+      <w:r>
+        <w:t>ё</w:t>
+      </w:r>
+      <w:r>
+        <w:t>т величины расхода кабеля</w:t>
+      </w:r>
+      <w:bookmarkEnd w:id="15"/>
+    </w:p>
+    <w:p/>
+    <w:p>
+      <w:r>
+        <w:t>.</w:t>
+      </w:r>
+    </w:p>
+    <w:p/>
+    <w:p/>
+    <w:p>
+      <w:pPr>
+        <w:pStyle w:val="2"/>
+      </w:pPr>
+      <w:bookmarkStart w:id="16" w:name="_Toc216691460"/>
+      <w:r>
+        <w:t xml:space="preserve">5.4 </w:t>
+      </w:r>
+      <w:r>
+        <w:t>Расч</w:t>
+      </w:r>
+      <w:r>
+        <w:t>ё</w:t>
+      </w:r>
+      <w:r>
+        <w:t>т габаритных размеров декоративного кабельного короба</w:t>
+      </w:r>
+      <w:bookmarkEnd w:id="16"/>
+    </w:p>
+    <w:p/>
+    <w:p>
+      <w:r>
+        <w:t>.</w:t>
+      </w:r>
+    </w:p>
+    <w:p/>
+    <w:p/>
+    <w:p>
+      <w:pPr>
+        <w:pStyle w:val="2"/>
+      </w:pPr>
+      <w:bookmarkStart w:id="17" w:name="_Toc216691461"/>
+      <w:r>
+        <w:t xml:space="preserve">5.5 </w:t>
+      </w:r>
+      <w:r>
+        <w:t>Выбор пассивного телекоммуникационного оборудования</w:t>
+      </w:r>
+      <w:bookmarkEnd w:id="17"/>
+    </w:p>
+    <w:p>
+      <w:pPr>
+        <w:pStyle w:val="Textbody"/>
+        <w:ind w:firstLine="708"/>
+      </w:pPr>
+    </w:p>
+    <w:p>
+      <w:pPr>
+        <w:pStyle w:val="Textbody"/>
+        <w:ind w:firstLine="708"/>
+      </w:pPr>
+      <w:r>
+        <w:t>.</w:t>
+      </w:r>
+    </w:p>
+    <w:p>
+      <w:pPr>
+        <w:spacing w:after="160" w:line="259" w:lineRule="auto"/>
+        <w:ind w:firstLine="0"/>
+        <w:jc w:val="left"/>
+        <w:rPr>
+          <w:rFonts w:eastAsia="Times New Roman" w:cs="Times New Roman"/>
+          <w:kern w:val="3"/>
+          <w:szCs w:val="24"/>
+          <w:lang w:eastAsia="zh-CN" w:bidi="hi-IN"/>
+        </w:rPr>
+      </w:pPr>
+      <w:r>
+        <w:br w:type="page"/>
+      </w:r>
+    </w:p>
+    <w:p>
+      <w:pPr>
+        <w:pStyle w:val="1"/>
+      </w:pPr>
+      <w:bookmarkStart w:id="18" w:name="_Toc216691462"/>
+      <w:r>
+        <w:lastRenderedPageBreak/>
+        <w:t xml:space="preserve">6 </w:t>
+      </w:r>
+      <w:r>
+        <w:rPr>
+          <w:caps w:val="0"/>
+        </w:rPr>
+        <w:t>РАЗРАБОТКА ПОЛИТИКИ ИНФОРМАЦИОННОЙ</w:t>
+      </w:r>
+      <w:r>
+        <w:rPr>
+          <w:caps w:val="0"/>
+        </w:rPr>
+        <w:t xml:space="preserve"> </w:t>
+      </w:r>
+      <w:r>
+        <w:rPr>
+          <w:caps w:val="0"/>
+        </w:rPr>
+        <w:t>БЕЗОПАСНОСТИ В СЕТИ ПРЕДПРИЯТИЯ</w:t>
+      </w:r>
+      <w:bookmarkEnd w:id="18"/>
+    </w:p>
+    <w:p/>
+    <w:p/>
+    <w:p>
+      <w:pPr>
+        <w:pStyle w:val="2"/>
+      </w:pPr>
+      <w:bookmarkStart w:id="19" w:name="_Toc216691463"/>
+      <w:r>
+        <w:t xml:space="preserve">6.1 </w:t>
+      </w:r>
+      <w:r>
+        <w:t>Политика информационной безопасности для отдельных видов</w:t>
+      </w:r>
+      <w:r>
+        <w:t xml:space="preserve"> </w:t>
+      </w:r>
+      <w:r>
+        <w:t>сервисов</w:t>
+      </w:r>
+      <w:bookmarkEnd w:id="19"/>
+    </w:p>
+    <w:p/>
+    <w:p>
+      <w:r>
+        <w:t>.</w:t>
+      </w:r>
+    </w:p>
+    <w:p/>
+    <w:p/>
+    <w:p>
+      <w:pPr>
+        <w:pStyle w:val="2"/>
+      </w:pPr>
+      <w:bookmarkStart w:id="20" w:name="_Toc216691464"/>
+      <w:r>
+        <w:t xml:space="preserve">6.2 </w:t>
+      </w:r>
+      <w:r>
+        <w:t>Общие правила предоставления доступа к информационным ресурсам</w:t>
+      </w:r>
+      <w:bookmarkEnd w:id="20"/>
+    </w:p>
+    <w:p/>
+    <w:p>
+      <w:r>
+        <w:t>.</w:t>
+      </w:r>
+    </w:p>
+    <w:p/>
+    <w:p/>
+    <w:p>
+      <w:pPr>
+        <w:pStyle w:val="2"/>
+      </w:pPr>
+      <w:bookmarkStart w:id="21" w:name="_Toc216691465"/>
+      <w:r>
+        <w:t xml:space="preserve">6.3 </w:t>
+      </w:r>
+      <w:r>
+        <w:t>Правила доступа персонала к информационным ресурсам</w:t>
+      </w:r>
+      <w:bookmarkEnd w:id="21"/>
+    </w:p>
+    <w:p/>
+    <w:p>
+      <w:r>
+        <w:t>.</w:t>
+      </w:r>
+    </w:p>
+    <w:p>
+      <w:pPr>
+        <w:spacing w:after="160" w:line="259" w:lineRule="auto"/>
+        <w:ind w:firstLine="0"/>
+        <w:jc w:val="left"/>
+        <w:rPr>
+          <w:rFonts w:eastAsiaTheme="majorEastAsia" w:cstheme="majorBidi"/>
+          <w:b/>
+          <w:szCs w:val="26"/>
+        </w:rPr>
+      </w:pPr>
+      <w:r>
+        <w:rPr>
+          <w:rFonts w:eastAsiaTheme="majorEastAsia" w:cstheme="majorBidi"/>
+          <w:b/>
+          <w:szCs w:val="26"/>
+        </w:rPr>
+        <w:br w:type="page"/>
+      </w:r>
+    </w:p>
+    <w:p>
+      <w:pPr>
+        <w:pStyle w:val="1"/>
+        <w:rPr>
+          <w:caps w:val="0"/>
+        </w:rPr>
+      </w:pPr>
+      <w:bookmarkStart w:id="22" w:name="_Toc216691466"/>
+      <w:r>
+        <w:lastRenderedPageBreak/>
+        <w:t xml:space="preserve">7 </w:t>
+      </w:r>
+      <w:r>
+        <w:rPr>
+          <w:caps w:val="0"/>
+        </w:rPr>
+        <w:t>РАЗРАБОТКА СКРИПТОВ КОНФИГУРАЦИИ</w:t>
+      </w:r>
+      <w:r>
+        <w:rPr>
+          <w:caps w:val="0"/>
+        </w:rPr>
+        <w:t xml:space="preserve"> </w:t>
+      </w:r>
+      <w:r>
+        <w:rPr>
+          <w:caps w:val="0"/>
+        </w:rPr>
+        <w:t>КОММУНИКАЦИОННОГО</w:t>
+      </w:r>
+      <w:r>
+        <w:rPr>
+          <w:caps w:val="0"/>
+        </w:rPr>
+        <w:t xml:space="preserve"> </w:t>
+      </w:r>
+      <w:r>
+        <w:rPr>
+          <w:caps w:val="0"/>
+        </w:rPr>
+        <w:t>ОБОРУДОВАНИЯ</w:t>
+      </w:r>
+      <w:bookmarkEnd w:id="22"/>
+    </w:p>
+    <w:p/>
+    <w:p/>
+    <w:p>
+      <w:pPr>
+        <w:pStyle w:val="2"/>
+      </w:pPr>
+      <w:bookmarkStart w:id="23" w:name="_Toc216691467"/>
+      <w:r>
+        <w:t xml:space="preserve">7.1 </w:t>
+      </w:r>
+      <w:r>
+        <w:t>Сценарии конфигурации коммутаторов</w:t>
+      </w:r>
+      <w:bookmarkEnd w:id="23"/>
+    </w:p>
+    <w:p/>
+    <w:p>
+      <w:r>
+        <w:t>.</w:t>
+      </w:r>
+    </w:p>
+    <w:p/>
+    <w:p/>
+    <w:p>
+      <w:pPr>
+        <w:pStyle w:val="2"/>
+      </w:pPr>
+      <w:bookmarkStart w:id="24" w:name="_Toc216691468"/>
+      <w:r>
+        <w:t xml:space="preserve">7.2 </w:t>
+      </w:r>
+      <w:r>
+        <w:t>Сценарий минимальной конфигурации маршрутизатора</w:t>
+      </w:r>
+      <w:bookmarkEnd w:id="24"/>
+    </w:p>
+    <w:p>
+      <w:pPr>
+        <w:pStyle w:val="2"/>
+      </w:pPr>
+    </w:p>
+    <w:p>
+      <w:r>
+        <w:t>.</w:t>
+      </w:r>
+    </w:p>
+    <w:p/>
+    <w:p/>
+    <w:p>
+      <w:pPr>
+        <w:pStyle w:val="2"/>
+      </w:pPr>
+      <w:bookmarkStart w:id="25" w:name="_Toc216691469"/>
+      <w:r>
+        <w:t xml:space="preserve">7.3 </w:t>
+      </w:r>
+      <w:r>
+        <w:t>Конфигурирование списков доступа</w:t>
+      </w:r>
+      <w:bookmarkEnd w:id="25"/>
+    </w:p>
+    <w:p/>
+    <w:p>
+      <w:r>
+        <w:t>.</w:t>
+      </w:r>
+    </w:p>
+    <w:p/>
+    <w:p/>
+    <w:p>
+      <w:pPr>
+        <w:pStyle w:val="2"/>
+      </w:pPr>
+      <w:bookmarkStart w:id="26" w:name="_Toc216691470"/>
+      <w:r>
+        <w:t xml:space="preserve">7.4 </w:t>
+      </w:r>
+      <w:r>
+        <w:t>Конфигурирование процедур трансляции адресов</w:t>
+      </w:r>
+      <w:bookmarkEnd w:id="26"/>
+    </w:p>
+    <w:p/>
+    <w:p>
+      <w:r>
+        <w:t>.</w:t>
+      </w:r>
+    </w:p>
+    <w:p/>
+    <w:p>
+      <w:pPr>
+        <w:spacing w:after="160" w:line="259" w:lineRule="auto"/>
+        <w:ind w:firstLine="0"/>
+        <w:jc w:val="left"/>
+      </w:pPr>
+      <w:r>
+        <w:br w:type="page"/>
+      </w:r>
+    </w:p>
+    <w:p>
+      <w:pPr>
+        <w:pStyle w:val="1"/>
+        <w:rPr>
+          <w:caps w:val="0"/>
+        </w:rPr>
+      </w:pPr>
+      <w:bookmarkStart w:id="27" w:name="_Toc216691471"/>
+      <w:r>
+        <w:lastRenderedPageBreak/>
+        <w:t xml:space="preserve">8 </w:t>
+      </w:r>
+      <w:r>
+        <w:rPr>
+          <w:caps w:val="0"/>
+        </w:rPr>
+        <w:t>КОМПЬЮТЕРНОЕ МОДЕЛИРОВАНИЕ ФУНКЦИОНИРОВАНИЯ</w:t>
+      </w:r>
+      <w:r>
+        <w:rPr>
+          <w:caps w:val="0"/>
+        </w:rPr>
+        <w:t xml:space="preserve"> </w:t>
+      </w:r>
+      <w:r>
+        <w:rPr>
+          <w:caps w:val="0"/>
+        </w:rPr>
+        <w:t>СЕТИ</w:t>
+      </w:r>
+      <w:bookmarkEnd w:id="27"/>
+    </w:p>
+    <w:p/>
+    <w:p>
+      <w:pPr>
+        <w:pStyle w:val="2"/>
+      </w:pPr>
+      <w:bookmarkStart w:id="28" w:name="_Toc216691472"/>
+      <w:r>
+        <w:t>8</w:t>
+      </w:r>
+      <w:r>
+        <w:t xml:space="preserve">.1 </w:t>
+      </w:r>
+      <w:r>
+        <w:t>Цели и задачи моделирования сети</w:t>
+      </w:r>
+      <w:bookmarkEnd w:id="28"/>
+    </w:p>
+    <w:p/>
+    <w:p>
+      <w:r>
+        <w:t>.</w:t>
+      </w:r>
+    </w:p>
+    <w:p/>
+    <w:p/>
+    <w:p>
+      <w:pPr>
+        <w:pStyle w:val="2"/>
+      </w:pPr>
+      <w:bookmarkStart w:id="29" w:name="_Toc216691473"/>
+      <w:r>
+        <w:t>8</w:t>
+      </w:r>
+      <w:r>
+        <w:t xml:space="preserve">.2 </w:t>
+      </w:r>
+      <w:r>
+        <w:t>Создание топологии сети в системе Packet Tracer</w:t>
+      </w:r>
+      <w:bookmarkEnd w:id="29"/>
+    </w:p>
+    <w:p>
+      <w:pPr>
+        <w:pStyle w:val="2"/>
+      </w:pPr>
+    </w:p>
+    <w:p>
+      <w:r>
+        <w:t>.</w:t>
+      </w:r>
+    </w:p>
+    <w:p/>
+    <w:p/>
+    <w:p>
+      <w:pPr>
+        <w:pStyle w:val="2"/>
+      </w:pPr>
+      <w:bookmarkStart w:id="30" w:name="_Toc216691474"/>
+      <w:r>
+        <w:t>8</w:t>
+      </w:r>
+      <w:r>
+        <w:t xml:space="preserve">.3 </w:t>
+      </w:r>
+      <w:r>
+        <w:t>Конфигурирование и моделирование функционирования локальной сети</w:t>
+      </w:r>
+      <w:bookmarkEnd w:id="30"/>
+    </w:p>
+    <w:p/>
+    <w:p>
+      <w:r>
+        <w:t>.</w:t>
+      </w:r>
+    </w:p>
+    <w:p/>
+    <w:p/>
+    <w:p>
+      <w:pPr>
+        <w:pStyle w:val="2"/>
+      </w:pPr>
+      <w:bookmarkStart w:id="31" w:name="_Toc216691475"/>
+      <w:r>
+        <w:t>8</w:t>
+      </w:r>
+      <w:r>
+        <w:t xml:space="preserve">.4 </w:t>
+      </w:r>
+      <w:r>
+        <w:t>Тестирование сети и коррекция схемы сети по результатам моделирования</w:t>
+      </w:r>
+      <w:bookmarkEnd w:id="31"/>
+    </w:p>
+    <w:p>
+      <w:pPr>
+        <w:spacing w:after="160" w:line="259" w:lineRule="auto"/>
+        <w:ind w:firstLine="0"/>
+        <w:jc w:val="left"/>
+        <w:rPr>
+          <w:rFonts w:eastAsiaTheme="majorEastAsia" w:cstheme="majorBidi"/>
+          <w:b/>
+          <w:szCs w:val="26"/>
+        </w:rPr>
+      </w:pPr>
+    </w:p>
+    <w:p>
+      <w:pPr>
+        <w:rPr>
+          <w:lang w:val="en-US"/>
+        </w:rPr>
+      </w:pPr>
+      <w:r>
+        <w:rPr>
+          <w:lang w:val="en-US"/>
+        </w:rPr>
+        <w:t>.</w:t>
+      </w:r>
+    </w:p>
+    <w:p/>
+    <w:p>
+      <w:pPr>
+        <w:spacing w:after="160" w:line="259" w:lineRule="auto"/>
+        <w:ind w:firstLine="0"/>
+        <w:jc w:val="left"/>
+      </w:pPr>
+      <w:r>
+        <w:br w:type="page"/>
+      </w:r>
+    </w:p>
+    <w:p>
+      <w:pPr>
+        <w:pStyle w:val="1"/>
+      </w:pPr>
+      <w:bookmarkStart w:id="32" w:name="_Toc216691476"/>
+      <w:r>
+        <w:lastRenderedPageBreak/>
+        <w:t>З</w:t>
+      </w:r>
+      <w:r>
+        <w:t>АКЛЮЧЕНИЕ</w:t>
+      </w:r>
+      <w:bookmarkEnd w:id="32"/>
+    </w:p>
+    <w:p/>
+    <w:p/>
+    <w:p>
+      <w:pPr>
+        <w:ind w:firstLine="708"/>
+        <w:rPr>
+          <w:rFonts w:cs="Times New Roman"/>
+          <w:szCs w:val="28"/>
+        </w:rPr>
+      </w:pPr>
+      <w:r>
+        <w:t>.</w:t>
+      </w:r>
+    </w:p>
+    <w:p>
+      <w:r>
+        <w:br w:type="page"/>
+      </w:r>
+    </w:p>
+    <w:p>
+      <w:pPr>
+        <w:pStyle w:val="1"/>
+      </w:pPr>
+      <w:bookmarkStart w:id="33" w:name="_Toc216691477"/>
+      <w:r>
+        <w:rPr>
+          <w:caps w:val="0"/>
+        </w:rPr>
+        <w:lastRenderedPageBreak/>
+        <w:t>СПИСОК ИСПОЛЬЗОВАННЫХ ИСТОЧНИКОВ</w:t>
+      </w:r>
+      <w:bookmarkEnd w:id="33"/>
+    </w:p>
+    <w:p/>
+    <w:p/>
+    <w:p>
+      <w:pPr>
+        <w:pStyle w:val="a7"/>
+        <w:numPr>
+          <w:ilvl w:val="0"/>
+          <w:numId w:val="25"/>
+        </w:numPr>
+        <w:tabs>
+          <w:tab w:val="left" w:pos="1134"/>
+        </w:tabs>
+        <w:ind w:left="0" w:firstLine="709"/>
+      </w:pPr>
+      <w:r>
+        <w:t>Проектирование локальных компьютерных сетей уровня предприятий и организаций: Учебное пособие по курсовому проектированию для высших учебных заведений / В. Чернега, ― Севастополь: «Издательство СевГУ», 2019.― 291 с.</w:t>
+      </w:r>
+    </w:p>
+    <w:p>
+      <w:pPr>
+        <w:pStyle w:val="a7"/>
+        <w:numPr>
+          <w:ilvl w:val="0"/>
+          <w:numId w:val="25"/>
+        </w:numPr>
+        <w:tabs>
+          <w:tab w:val="left" w:pos="1134"/>
+        </w:tabs>
+        <w:ind w:left="0" w:firstLine="709"/>
+      </w:pPr>
+    </w:p>
+    <w:p>
+      <w:pPr>
+        <w:pStyle w:val="a7"/>
+        <w:numPr>
+          <w:ilvl w:val="0"/>
+          <w:numId w:val="25"/>
+        </w:numPr>
+        <w:tabs>
+          <w:tab w:val="left" w:pos="1134"/>
+        </w:tabs>
+        <w:ind w:left="0" w:firstLine="709"/>
+      </w:pPr>
+      <w:r>
+        <w:br w:type="page"/>
+      </w:r>
+    </w:p>
+    <w:p>
+      <w:pPr>
+        <w:pStyle w:val="1"/>
+      </w:pPr>
+      <w:bookmarkStart w:id="34" w:name="_Toc216691478"/>
+      <w:r>
+        <w:lastRenderedPageBreak/>
+        <w:t>ПРИЛОЖЕНИЕ А</w:t>
+      </w:r>
+      <w:bookmarkEnd w:id="34"/>
+    </w:p>
+    <w:p>
+      <w:pPr>
+        <w:ind w:firstLine="0"/>
+        <w:jc w:val="center"/>
+        <w:rPr>
+          <w:b/>
+          <w:bCs/>
+        </w:rPr>
+      </w:pPr>
+      <w:r>
+        <w:rPr>
+          <w:b/>
+          <w:bCs/>
+        </w:rPr>
+        <w:t>П</w:t>
+      </w:r>
+      <w:r>
+        <w:rPr>
+          <w:b/>
+          <w:bCs/>
+        </w:rPr>
+        <w:t>оэтажны</w:t>
+      </w:r>
+      <w:r>
+        <w:rPr>
+          <w:b/>
+          <w:bCs/>
+        </w:rPr>
+        <w:t>е</w:t>
+      </w:r>
+      <w:r>
+        <w:rPr>
+          <w:b/>
+          <w:bCs/>
+        </w:rPr>
+        <w:t xml:space="preserve"> чертеж</w:t>
+      </w:r>
+      <w:r>
+        <w:rPr>
+          <w:b/>
+          <w:bCs/>
+        </w:rPr>
+        <w:t>и</w:t>
+      </w:r>
+      <w:r>
+        <w:rPr>
+          <w:b/>
+          <w:bCs/>
+        </w:rPr>
+        <w:t xml:space="preserve"> здания, занимаемого организацией</w:t>
+      </w:r>
+    </w:p>
+    <w:p/>
+    <w:p/>
+    <w:p>
+      <w:pPr>
+        <w:ind w:firstLine="0"/>
+        <w:jc w:val="center"/>
+      </w:pPr>
+      <w:r>
+        <w:rPr>
+          <w:noProof/>
+        </w:rPr>
+        <w:drawing>
+          <wp:inline distT="0" distB="0" distL="0" distR="0" wp14:anchorId="57890144" wp14:editId="55448392">
+            <wp:extent cx="5534889" cy="2089150"/>
+            <wp:effectExtent l="0" t="0" r="8890" b="6350"/>
+            <wp:docPr id="1793636920" name="Рисунок 4"/>
+            <wp:cNvGraphicFramePr>
+              <a:graphicFrameLocks xmlns:a="http://schemas.openxmlformats.org/drawingml/2006/main" noChangeAspect="1"/>
+            </wp:cNvGraphicFramePr>
+            <a:graphic xmlns:a="http://schemas.openxmlformats.org/drawingml/2006/main">
+              <a:graphicData uri="http://schemas.openxmlformats.org/drawingml/2006/picture">
+                <pic:pic xmlns:pic="http://schemas.openxmlformats.org/drawingml/2006/picture">
+                  <pic:nvPicPr>
+                    <pic:cNvPr id="1793636920" name="Рисунок 1793636920"/>
+                    <pic:cNvPicPr/>
+                  </pic:nvPicPr>
+                  <pic:blipFill>
+                    <a:blip r:embed="rId10">
+                      <a:extLst>
+                        <a:ext uri="{28A0092B-C50C-407E-A947-70E740481C1C}">
+                          <a14:useLocalDpi xmlns:a14="http://schemas.microsoft.com/office/drawing/2010/main" val="0"/>
+                        </a:ext>
+                      </a:extLst>
+                    </a:blip>
+                    <a:stretch>
+                      <a:fillRect/>
+                    </a:stretch>
+                  </pic:blipFill>
+                  <pic:spPr>
+                    <a:xfrm>
+                      <a:off x="0" y="0"/>
+                      <a:ext cx="5538458" cy="2090497"/>
+                    </a:xfrm>
+                    <a:prstGeom prst="rect">
+                      <a:avLst/>
+                    </a:prstGeom>
+                  </pic:spPr>
+                </pic:pic>
+              </a:graphicData>
+            </a:graphic>
+          </wp:inline>
+        </w:drawing>
+      </w:r>
+    </w:p>
+    <w:p>
+      <w:pPr>
+        <w:ind w:firstLine="0"/>
+        <w:jc w:val="center"/>
+      </w:pPr>
+      <w:r>
+        <w:t xml:space="preserve">Рисунок </w:t>
+      </w:r>
+      <w:r>
+        <w:rPr>
+          <w:lang w:val="en-US"/>
+        </w:rPr>
+        <w:t>A</w:t>
+      </w:r>
+      <w:r>
+        <w:t xml:space="preserve">.1 </w:t>
+      </w:r>
+      <w:r>
+        <w:t>–</w:t>
+      </w:r>
+      <w:r>
+        <w:t xml:space="preserve"> </w:t>
+      </w:r>
+      <w:r>
+        <w:t>Чертёж здания</w:t>
+      </w:r>
+      <w:r>
+        <w:t xml:space="preserve"> (1 этаж)</w:t>
+      </w:r>
+    </w:p>
+    <w:p/>
+    <w:p>
+      <w:pPr>
+        <w:ind w:firstLine="0"/>
+      </w:pPr>
+      <w:r>
+        <w:br w:type="page"/>
+      </w:r>
+    </w:p>
+    <w:p>
+      <w:pPr>
+        <w:pStyle w:val="1"/>
+      </w:pPr>
+      <w:bookmarkStart w:id="35" w:name="_Toc216691479"/>
+      <w:r>
+        <w:lastRenderedPageBreak/>
+        <w:t>ПРИЛОЖЕНИЕ Б</w:t>
+      </w:r>
+      <w:bookmarkEnd w:id="35"/>
+    </w:p>
+    <w:p>
+      <w:pPr>
+        <w:ind w:firstLine="0"/>
+        <w:jc w:val="center"/>
+        <w:rPr>
+          <w:b/>
+          <w:bCs/>
+        </w:rPr>
+      </w:pPr>
+      <w:r>
+        <w:rPr>
+          <w:b/>
+          <w:bCs/>
+        </w:rPr>
+        <w:t>Логическая модель проектируемой сети</w:t>
+      </w:r>
+    </w:p>
+    <w:p>
+      <w:pPr>
+        <w:jc w:val="left"/>
+      </w:pPr>
+    </w:p>
+    <w:p>
+      <w:pPr>
+        <w:jc w:val="left"/>
+      </w:pPr>
     </w:p>
     <w:p>
       <w:pPr>
@@ -19797,7 +21864,7 @@
                     <pic:cNvPicPr/>
                   </pic:nvPicPr>
                   <pic:blipFill>
-                    <a:blip r:embed="rId10"/>
+                    <a:blip r:embed="rId11"/>
                     <a:stretch>
                       <a:fillRect/>
                     </a:stretch>
@@ -19821,11 +21888,33 @@
     <w:p>
       <w:pPr>
         <w:ind w:firstLine="0"/>
+        <w:jc w:val="center"/>
+      </w:pPr>
+      <w:r>
+        <w:t xml:space="preserve">Рисунок Б.1 </w:t>
+      </w:r>
+      <w:r>
+        <w:sym w:font="Symbol" w:char="F02D"/>
+      </w:r>
+      <w:r>
+        <w:t xml:space="preserve"> </w:t>
+      </w:r>
+      <w:r>
+        <w:rPr>
+          <w:rFonts w:cs="Times New Roman"/>
+          <w:szCs w:val="28"/>
+        </w:rPr>
+        <w:t>Логическая модель сети</w:t>
+      </w:r>
+    </w:p>
+    <w:p>
+      <w:pPr>
+        <w:ind w:firstLine="0"/>
       </w:pPr>
     </w:p>
     <w:sectPr>
-      <w:headerReference w:type="default" r:id="rId11"/>
-      <w:footerReference w:type="default" r:id="rId12"/>
+      <w:headerReference w:type="default" r:id="rId12"/>
+      <w:footerReference w:type="default" r:id="rId13"/>
       <w:pgSz w:w="11906" w:h="16838"/>
       <w:pgMar w:top="1134" w:right="850" w:bottom="1134" w:left="1701" w:header="708" w:footer="708" w:gutter="0"/>
       <w:pgNumType w:start="1"/>
@@ -25098,6 +27187,119 @@
     </w:lvl>
   </w:abstractNum>
   <w:abstractNum w:abstractNumId="50" w15:restartNumberingAfterBreak="0">
+    <w:nsid w:val="74D14488"/>
+    <w:multiLevelType w:val="hybridMultilevel"/>
+    <w:tmpl w:val="CBE0D4C8"/>
+    <w:lvl w:ilvl="0" w:tplc="9C8078D6">
+      <w:start w:val="1"/>
+      <w:numFmt w:val="bullet"/>
+      <w:lvlText w:val=""/>
+      <w:lvlJc w:val="left"/>
+      <w:pPr>
+        <w:ind w:left="1429" w:hanging="360"/>
+      </w:pPr>
+      <w:rPr>
+        <w:rFonts w:ascii="Symbol" w:hAnsi="Symbol" w:hint="default"/>
+      </w:rPr>
+    </w:lvl>
+    <w:lvl w:ilvl="1" w:tplc="04190003" w:tentative="1">
+      <w:start w:val="1"/>
+      <w:numFmt w:val="bullet"/>
+      <w:lvlText w:val="o"/>
+      <w:lvlJc w:val="left"/>
+      <w:pPr>
+        <w:ind w:left="2149" w:hanging="360"/>
+      </w:pPr>
+      <w:rPr>
+        <w:rFonts w:ascii="Courier New" w:hAnsi="Courier New" w:cs="Courier New" w:hint="default"/>
+      </w:rPr>
+    </w:lvl>
+    <w:lvl w:ilvl="2" w:tplc="04190005" w:tentative="1">
+      <w:start w:val="1"/>
+      <w:numFmt w:val="bullet"/>
+      <w:lvlText w:val=""/>
+      <w:lvlJc w:val="left"/>
+      <w:pPr>
+        <w:ind w:left="2869" w:hanging="360"/>
+      </w:pPr>
+      <w:rPr>
+        <w:rFonts w:ascii="Wingdings" w:hAnsi="Wingdings" w:hint="default"/>
+      </w:rPr>
+    </w:lvl>
+    <w:lvl w:ilvl="3" w:tplc="04190001" w:tentative="1">
+      <w:start w:val="1"/>
+      <w:numFmt w:val="bullet"/>
+      <w:lvlText w:val=""/>
+      <w:lvlJc w:val="left"/>
+      <w:pPr>
+        <w:ind w:left="3589" w:hanging="360"/>
+      </w:pPr>
+      <w:rPr>
+        <w:rFonts w:ascii="Symbol" w:hAnsi="Symbol" w:hint="default"/>
+      </w:rPr>
+    </w:lvl>
+    <w:lvl w:ilvl="4" w:tplc="04190003" w:tentative="1">
+      <w:start w:val="1"/>
+      <w:numFmt w:val="bullet"/>
+      <w:lvlText w:val="o"/>
+      <w:lvlJc w:val="left"/>
+      <w:pPr>
+        <w:ind w:left="4309" w:hanging="360"/>
+      </w:pPr>
+      <w:rPr>
+        <w:rFonts w:ascii="Courier New" w:hAnsi="Courier New" w:cs="Courier New" w:hint="default"/>
+      </w:rPr>
+    </w:lvl>
+    <w:lvl w:ilvl="5" w:tplc="04190005" w:tentative="1">
+      <w:start w:val="1"/>
+      <w:numFmt w:val="bullet"/>
+      <w:lvlText w:val=""/>
+      <w:lvlJc w:val="left"/>
+      <w:pPr>
+        <w:ind w:left="5029" w:hanging="360"/>
+      </w:pPr>
+      <w:rPr>
+        <w:rFonts w:ascii="Wingdings" w:hAnsi="Wingdings" w:hint="default"/>
+      </w:rPr>
+    </w:lvl>
+    <w:lvl w:ilvl="6" w:tplc="04190001" w:tentative="1">
+      <w:start w:val="1"/>
+      <w:numFmt w:val="bullet"/>
+      <w:lvlText w:val=""/>
+      <w:lvlJc w:val="left"/>
+      <w:pPr>
+        <w:ind w:left="5749" w:hanging="360"/>
+      </w:pPr>
+      <w:rPr>
+        <w:rFonts w:ascii="Symbol" w:hAnsi="Symbol" w:hint="default"/>
+      </w:rPr>
+    </w:lvl>
+    <w:lvl w:ilvl="7" w:tplc="04190003" w:tentative="1">
+      <w:start w:val="1"/>
+      <w:numFmt w:val="bullet"/>
+      <w:lvlText w:val="o"/>
+      <w:lvlJc w:val="left"/>
+      <w:pPr>
+        <w:ind w:left="6469" w:hanging="360"/>
+      </w:pPr>
+      <w:rPr>
+        <w:rFonts w:ascii="Courier New" w:hAnsi="Courier New" w:cs="Courier New" w:hint="default"/>
+      </w:rPr>
+    </w:lvl>
+    <w:lvl w:ilvl="8" w:tplc="04190005" w:tentative="1">
+      <w:start w:val="1"/>
+      <w:numFmt w:val="bullet"/>
+      <w:lvlText w:val=""/>
+      <w:lvlJc w:val="left"/>
+      <w:pPr>
+        <w:ind w:left="7189" w:hanging="360"/>
+      </w:pPr>
+      <w:rPr>
+        <w:rFonts w:ascii="Wingdings" w:hAnsi="Wingdings" w:hint="default"/>
+      </w:rPr>
+    </w:lvl>
+  </w:abstractNum>
+  <w:abstractNum w:abstractNumId="51" w15:restartNumberingAfterBreak="0">
     <w:nsid w:val="74D72AA5"/>
     <w:multiLevelType w:val="hybridMultilevel"/>
     <w:tmpl w:val="486834C4"/>
@@ -25210,7 +27412,7 @@
       </w:rPr>
     </w:lvl>
   </w:abstractNum>
-  <w:abstractNum w:abstractNumId="51" w15:restartNumberingAfterBreak="0">
+  <w:abstractNum w:abstractNumId="52" w15:restartNumberingAfterBreak="0">
     <w:nsid w:val="74FD50E2"/>
     <w:multiLevelType w:val="hybridMultilevel"/>
     <w:tmpl w:val="654200CC"/>
@@ -25323,7 +27525,7 @@
       </w:rPr>
     </w:lvl>
   </w:abstractNum>
-  <w:abstractNum w:abstractNumId="52" w15:restartNumberingAfterBreak="0">
+  <w:abstractNum w:abstractNumId="53" w15:restartNumberingAfterBreak="0">
     <w:nsid w:val="78CC00C4"/>
     <w:multiLevelType w:val="hybridMultilevel"/>
     <w:tmpl w:val="82965CA0"/>
@@ -25409,7 +27611,7 @@
       </w:pPr>
     </w:lvl>
   </w:abstractNum>
-  <w:abstractNum w:abstractNumId="53" w15:restartNumberingAfterBreak="0">
+  <w:abstractNum w:abstractNumId="54" w15:restartNumberingAfterBreak="0">
     <w:nsid w:val="78CF7495"/>
     <w:multiLevelType w:val="hybridMultilevel"/>
     <w:tmpl w:val="B352D8F4"/>
@@ -25522,8 +27724,121 @@
       </w:rPr>
     </w:lvl>
   </w:abstractNum>
+  <w:abstractNum w:abstractNumId="55" w15:restartNumberingAfterBreak="0">
+    <w:nsid w:val="7EF25CD4"/>
+    <w:multiLevelType w:val="hybridMultilevel"/>
+    <w:tmpl w:val="E75A10AA"/>
+    <w:lvl w:ilvl="0" w:tplc="9C8078D6">
+      <w:start w:val="1"/>
+      <w:numFmt w:val="bullet"/>
+      <w:lvlText w:val=""/>
+      <w:lvlJc w:val="left"/>
+      <w:pPr>
+        <w:ind w:left="1429" w:hanging="360"/>
+      </w:pPr>
+      <w:rPr>
+        <w:rFonts w:ascii="Symbol" w:hAnsi="Symbol" w:hint="default"/>
+      </w:rPr>
+    </w:lvl>
+    <w:lvl w:ilvl="1" w:tplc="04190003" w:tentative="1">
+      <w:start w:val="1"/>
+      <w:numFmt w:val="bullet"/>
+      <w:lvlText w:val="o"/>
+      <w:lvlJc w:val="left"/>
+      <w:pPr>
+        <w:ind w:left="2149" w:hanging="360"/>
+      </w:pPr>
+      <w:rPr>
+        <w:rFonts w:ascii="Courier New" w:hAnsi="Courier New" w:cs="Courier New" w:hint="default"/>
+      </w:rPr>
+    </w:lvl>
+    <w:lvl w:ilvl="2" w:tplc="04190005" w:tentative="1">
+      <w:start w:val="1"/>
+      <w:numFmt w:val="bullet"/>
+      <w:lvlText w:val=""/>
+      <w:lvlJc w:val="left"/>
+      <w:pPr>
+        <w:ind w:left="2869" w:hanging="360"/>
+      </w:pPr>
+      <w:rPr>
+        <w:rFonts w:ascii="Wingdings" w:hAnsi="Wingdings" w:hint="default"/>
+      </w:rPr>
+    </w:lvl>
+    <w:lvl w:ilvl="3" w:tplc="04190001" w:tentative="1">
+      <w:start w:val="1"/>
+      <w:numFmt w:val="bullet"/>
+      <w:lvlText w:val=""/>
+      <w:lvlJc w:val="left"/>
+      <w:pPr>
+        <w:ind w:left="3589" w:hanging="360"/>
+      </w:pPr>
+      <w:rPr>
+        <w:rFonts w:ascii="Symbol" w:hAnsi="Symbol" w:hint="default"/>
+      </w:rPr>
+    </w:lvl>
+    <w:lvl w:ilvl="4" w:tplc="04190003" w:tentative="1">
+      <w:start w:val="1"/>
+      <w:numFmt w:val="bullet"/>
+      <w:lvlText w:val="o"/>
+      <w:lvlJc w:val="left"/>
+      <w:pPr>
+        <w:ind w:left="4309" w:hanging="360"/>
+      </w:pPr>
+      <w:rPr>
+        <w:rFonts w:ascii="Courier New" w:hAnsi="Courier New" w:cs="Courier New" w:hint="default"/>
+      </w:rPr>
+    </w:lvl>
+    <w:lvl w:ilvl="5" w:tplc="04190005" w:tentative="1">
+      <w:start w:val="1"/>
+      <w:numFmt w:val="bullet"/>
+      <w:lvlText w:val=""/>
+      <w:lvlJc w:val="left"/>
+      <w:pPr>
+        <w:ind w:left="5029" w:hanging="360"/>
+      </w:pPr>
+      <w:rPr>
+        <w:rFonts w:ascii="Wingdings" w:hAnsi="Wingdings" w:hint="default"/>
+      </w:rPr>
+    </w:lvl>
+    <w:lvl w:ilvl="6" w:tplc="04190001" w:tentative="1">
+      <w:start w:val="1"/>
+      <w:numFmt w:val="bullet"/>
+      <w:lvlText w:val=""/>
+      <w:lvlJc w:val="left"/>
+      <w:pPr>
+        <w:ind w:left="5749" w:hanging="360"/>
+      </w:pPr>
+      <w:rPr>
+        <w:rFonts w:ascii="Symbol" w:hAnsi="Symbol" w:hint="default"/>
+      </w:rPr>
+    </w:lvl>
+    <w:lvl w:ilvl="7" w:tplc="04190003" w:tentative="1">
+      <w:start w:val="1"/>
+      <w:numFmt w:val="bullet"/>
+      <w:lvlText w:val="o"/>
+      <w:lvlJc w:val="left"/>
+      <w:pPr>
+        <w:ind w:left="6469" w:hanging="360"/>
+      </w:pPr>
+      <w:rPr>
+        <w:rFonts w:ascii="Courier New" w:hAnsi="Courier New" w:cs="Courier New" w:hint="default"/>
+      </w:rPr>
+    </w:lvl>
+    <w:lvl w:ilvl="8" w:tplc="04190005" w:tentative="1">
+      <w:start w:val="1"/>
+      <w:numFmt w:val="bullet"/>
+      <w:lvlText w:val=""/>
+      <w:lvlJc w:val="left"/>
+      <w:pPr>
+        <w:ind w:left="7189" w:hanging="360"/>
+      </w:pPr>
+      <w:rPr>
+        <w:rFonts w:ascii="Wingdings" w:hAnsi="Wingdings" w:hint="default"/>
+      </w:rPr>
+    </w:lvl>
+  </w:abstractNum>
   <w:num w:numId="1" w16cid:durableId="1357850578">
-    <w:abstractNumId w:val="52"/>
+    <w:abstractNumId w:val="53"/>
   </w:num>
   <w:num w:numId="2" w16cid:durableId="56056750">
     <w:abstractNumId w:val="18"/>
@@ -25604,13 +27919,13 @@
     <w:abstractNumId w:val="49"/>
   </w:num>
   <w:num w:numId="28" w16cid:durableId="1985351046">
-    <w:abstractNumId w:val="53"/>
+    <w:abstractNumId w:val="54"/>
   </w:num>
   <w:num w:numId="29" w16cid:durableId="2057045971">
     <w:abstractNumId w:val="24"/>
   </w:num>
   <w:num w:numId="30" w16cid:durableId="1900938720">
-    <w:abstractNumId w:val="51"/>
+    <w:abstractNumId w:val="52"/>
   </w:num>
   <w:num w:numId="31" w16cid:durableId="2070152771">
     <w:abstractNumId w:val="3"/>
@@ -25682,6 +27997,12 @@
     <w:abstractNumId w:val="11"/>
   </w:num>
   <w:num w:numId="54" w16cid:durableId="1109547911">
+    <w:abstractNumId w:val="51"/>
+  </w:num>
+  <w:num w:numId="55" w16cid:durableId="1284769007">
+    <w:abstractNumId w:val="55"/>
+  </w:num>
+  <w:num w:numId="56" w16cid:durableId="780565645">
     <w:abstractNumId w:val="50"/>
   </w:num>
 </w:numbering>
@@ -26165,7 +28486,6 @@
   <w:style w:type="character" w:default="1" w:styleId="a0">
     <w:name w:val="Default Paragraph Font"/>
     <w:uiPriority w:val="1"/>
-    <w:semiHidden/>
     <w:unhideWhenUsed/>
   </w:style>
   <w:style w:type="table" w:default="1" w:styleId="a1">
@@ -26607,6 +28927,29 @@
       </w:tblBorders>
     </w:tblPr>
   </w:style>
+  <w:style w:type="table" w:customStyle="1" w:styleId="Style35">
+    <w:name w:val="_Style 35"/>
+    <w:basedOn w:val="a1"/>
+    <w:rsid w:val="00776C59"/>
+    <w:pPr>
+      <w:spacing w:after="0" w:line="240" w:lineRule="auto"/>
+    </w:pPr>
+    <w:rPr>
+      <w:rFonts w:ascii="Times New Roman" w:eastAsia="SimSun" w:hAnsi="Times New Roman" w:cs="Times New Roman"/>
+      <w:sz w:val="20"/>
+      <w:szCs w:val="20"/>
+      <w:lang w:eastAsia="ru-RU"/>
+    </w:rPr>
+    <w:tblPr>
+      <w:tblInd w:w="0" w:type="nil"/>
+      <w:tblCellMar>
+        <w:top w:w="100" w:type="dxa"/>
+        <w:left w:w="100" w:type="dxa"/>
+        <w:bottom w:w="100" w:type="dxa"/>
+        <w:right w:w="100" w:type="dxa"/>
+      </w:tblCellMar>
+    </w:tblPr>
+  </w:style>
 </w:styles>
 </file>
 

--- a/7 семестр/ИСИС КП/ПЗ.docx
+++ b/7 семестр/ИСИС КП/ПЗ.docx
@@ -1772,8 +1772,18 @@
                 <w:szCs w:val="28"/>
                 <w:lang w:bidi="en-US"/>
               </w:rPr>
-              <w:t>Защита          «</w:t>
-            </w:r>
+              <w:t xml:space="preserve">Защита       </w:t>
+            </w:r>
+            <w:proofErr w:type="gramStart"/>
+            <w:r>
+              <w:rPr>
+                <w:rFonts w:eastAsia="Times New Roman" w:cs="Times New Roman"/>
+                <w:szCs w:val="28"/>
+                <w:lang w:bidi="en-US"/>
+              </w:rPr>
+              <w:t xml:space="preserve">   «</w:t>
+            </w:r>
+            <w:proofErr w:type="gramEnd"/>
           </w:p>
         </w:tc>
         <w:tc>
@@ -6091,8 +6101,17 @@
           <w:rFonts w:cs="Times New Roman"/>
           <w:szCs w:val="28"/>
         </w:rPr>
-        <w:t>Cisco Packet Tracer</w:t>
-      </w:r>
+        <w:t xml:space="preserve">Cisco Packet </w:t>
+      </w:r>
+      <w:proofErr w:type="spellStart"/>
+      <w:r>
+        <w:rPr>
+          <w:rFonts w:cs="Times New Roman"/>
+          <w:szCs w:val="28"/>
+        </w:rPr>
+        <w:t>Tracer</w:t>
+      </w:r>
+      <w:proofErr w:type="spellEnd"/>
       <w:r>
         <w:rPr>
           <w:rFonts w:cs="Times New Roman"/>
@@ -9809,8 +9828,13 @@
         </w:rPr>
         <w:t>Fi</w:t>
       </w:r>
-      <w:r>
-        <w:t>rewall)</w:t>
+      <w:proofErr w:type="spellStart"/>
+      <w:r>
+        <w:t>rewall</w:t>
+      </w:r>
+      <w:proofErr w:type="spellEnd"/>
+      <w:r>
+        <w:t>)</w:t>
       </w:r>
       <w:r>
         <w:t xml:space="preserve"> и </w:t>
@@ -14908,16 +14932,26 @@
                 <w:szCs w:val="28"/>
                 <w:lang w:val="en-US"/>
               </w:rPr>
-              <w:t>Sw1-Fa0/</w:t>
-            </w:r>
+              <w:t>Sw1-Fa0</w:t>
+            </w:r>
+            <w:proofErr w:type="gramStart"/>
             <w:r>
               <w:rPr>
                 <w:rFonts w:cs="Times New Roman"/>
                 <w:szCs w:val="28"/>
                 <w:lang w:val="en-US"/>
               </w:rPr>
+              <w:t>/</w:t>
+            </w:r>
+            <w:r>
+              <w:rPr>
+                <w:rFonts w:cs="Times New Roman"/>
+                <w:szCs w:val="28"/>
+                <w:lang w:val="en-US"/>
+              </w:rPr>
               <w:t>(</w:t>
             </w:r>
+            <w:proofErr w:type="gramEnd"/>
             <w:r>
               <w:rPr>
                 <w:rFonts w:cs="Times New Roman"/>
@@ -15090,16 +15124,26 @@
                 <w:szCs w:val="28"/>
                 <w:lang w:val="en-US"/>
               </w:rPr>
-              <w:t>Sw1-Fa0/</w:t>
-            </w:r>
+              <w:t>Sw1-Fa0</w:t>
+            </w:r>
+            <w:proofErr w:type="gramStart"/>
             <w:r>
               <w:rPr>
                 <w:rFonts w:cs="Times New Roman"/>
                 <w:szCs w:val="28"/>
                 <w:lang w:val="en-US"/>
               </w:rPr>
+              <w:t>/</w:t>
+            </w:r>
+            <w:r>
+              <w:rPr>
+                <w:rFonts w:cs="Times New Roman"/>
+                <w:szCs w:val="28"/>
+                <w:lang w:val="en-US"/>
+              </w:rPr>
               <w:t>(</w:t>
             </w:r>
+            <w:proofErr w:type="gramEnd"/>
             <w:r>
               <w:rPr>
                 <w:rFonts w:cs="Times New Roman"/>
@@ -15264,16 +15308,26 @@
                 <w:szCs w:val="28"/>
                 <w:lang w:val="en-US"/>
               </w:rPr>
-              <w:t>Sw1-Fa0/</w:t>
-            </w:r>
+              <w:t>Sw1-Fa0</w:t>
+            </w:r>
+            <w:proofErr w:type="gramStart"/>
             <w:r>
               <w:rPr>
                 <w:rFonts w:cs="Times New Roman"/>
                 <w:szCs w:val="28"/>
                 <w:lang w:val="en-US"/>
               </w:rPr>
+              <w:t>/</w:t>
+            </w:r>
+            <w:r>
+              <w:rPr>
+                <w:rFonts w:cs="Times New Roman"/>
+                <w:szCs w:val="28"/>
+                <w:lang w:val="en-US"/>
+              </w:rPr>
               <w:t>(</w:t>
             </w:r>
+            <w:proofErr w:type="gramEnd"/>
             <w:r>
               <w:rPr>
                 <w:rFonts w:cs="Times New Roman"/>
@@ -15487,16 +15541,26 @@
                 <w:szCs w:val="28"/>
                 <w:lang w:val="en-US"/>
               </w:rPr>
-              <w:t>Sw1-Fa0/</w:t>
-            </w:r>
+              <w:t>Sw1-Fa0</w:t>
+            </w:r>
+            <w:proofErr w:type="gramStart"/>
             <w:r>
               <w:rPr>
                 <w:rFonts w:cs="Times New Roman"/>
                 <w:szCs w:val="28"/>
                 <w:lang w:val="en-US"/>
               </w:rPr>
+              <w:t>/</w:t>
+            </w:r>
+            <w:r>
+              <w:rPr>
+                <w:rFonts w:cs="Times New Roman"/>
+                <w:szCs w:val="28"/>
+                <w:lang w:val="en-US"/>
+              </w:rPr>
               <w:t>(</w:t>
             </w:r>
+            <w:proofErr w:type="gramEnd"/>
             <w:r>
               <w:rPr>
                 <w:rFonts w:cs="Times New Roman"/>
@@ -15710,16 +15774,26 @@
                 <w:szCs w:val="28"/>
                 <w:lang w:val="en-US"/>
               </w:rPr>
-              <w:t>Sw1-Fa0/</w:t>
-            </w:r>
+              <w:t>Sw1-Fa0</w:t>
+            </w:r>
+            <w:proofErr w:type="gramStart"/>
             <w:r>
               <w:rPr>
                 <w:rFonts w:cs="Times New Roman"/>
                 <w:szCs w:val="28"/>
                 <w:lang w:val="en-US"/>
               </w:rPr>
+              <w:t>/</w:t>
+            </w:r>
+            <w:r>
+              <w:rPr>
+                <w:rFonts w:cs="Times New Roman"/>
+                <w:szCs w:val="28"/>
+                <w:lang w:val="en-US"/>
+              </w:rPr>
               <w:t>(</w:t>
             </w:r>
+            <w:proofErr w:type="gramEnd"/>
             <w:r>
               <w:rPr>
                 <w:rFonts w:cs="Times New Roman"/>
@@ -15957,16 +16031,26 @@
                 <w:szCs w:val="28"/>
                 <w:lang w:val="en-US"/>
               </w:rPr>
-              <w:t>-Fa0/</w:t>
-            </w:r>
+              <w:t>-Fa0</w:t>
+            </w:r>
+            <w:proofErr w:type="gramStart"/>
             <w:r>
               <w:rPr>
                 <w:rFonts w:cs="Times New Roman"/>
                 <w:szCs w:val="28"/>
                 <w:lang w:val="en-US"/>
               </w:rPr>
+              <w:t>/</w:t>
+            </w:r>
+            <w:r>
+              <w:rPr>
+                <w:rFonts w:cs="Times New Roman"/>
+                <w:szCs w:val="28"/>
+                <w:lang w:val="en-US"/>
+              </w:rPr>
               <w:t>(</w:t>
             </w:r>
+            <w:proofErr w:type="gramEnd"/>
             <w:r>
               <w:rPr>
                 <w:rFonts w:cs="Times New Roman"/>
@@ -16174,15 +16258,33 @@
                 <w:szCs w:val="28"/>
                 <w:lang w:val="en-US"/>
               </w:rPr>
-              <w:t>-Fa0/</w:t>
-            </w:r>
+              <w:t>-Fa0</w:t>
+            </w:r>
+            <w:proofErr w:type="gramStart"/>
             <w:r>
               <w:rPr>
                 <w:rFonts w:cs="Times New Roman"/>
                 <w:szCs w:val="28"/>
                 <w:lang w:val="en-US"/>
               </w:rPr>
-              <w:t>(7-11)</w:t>
+              <w:t>/</w:t>
+            </w:r>
+            <w:r>
+              <w:rPr>
+                <w:rFonts w:cs="Times New Roman"/>
+                <w:szCs w:val="28"/>
+                <w:lang w:val="en-US"/>
+              </w:rPr>
+              <w:t>(</w:t>
+            </w:r>
+            <w:proofErr w:type="gramEnd"/>
+            <w:r>
+              <w:rPr>
+                <w:rFonts w:cs="Times New Roman"/>
+                <w:szCs w:val="28"/>
+                <w:lang w:val="en-US"/>
+              </w:rPr>
+              <w:t>7-11)</w:t>
             </w:r>
           </w:p>
         </w:tc>
@@ -16384,15 +16486,33 @@
                 <w:szCs w:val="28"/>
                 <w:lang w:val="en-US"/>
               </w:rPr>
-              <w:t>-Fa0/</w:t>
-            </w:r>
+              <w:t>-Fa0</w:t>
+            </w:r>
+            <w:proofErr w:type="gramStart"/>
             <w:r>
               <w:rPr>
                 <w:rFonts w:cs="Times New Roman"/>
                 <w:szCs w:val="28"/>
                 <w:lang w:val="en-US"/>
               </w:rPr>
-              <w:t>(1</w:t>
+              <w:t>/</w:t>
+            </w:r>
+            <w:r>
+              <w:rPr>
+                <w:rFonts w:cs="Times New Roman"/>
+                <w:szCs w:val="28"/>
+                <w:lang w:val="en-US"/>
+              </w:rPr>
+              <w:t>(</w:t>
+            </w:r>
+            <w:proofErr w:type="gramEnd"/>
+            <w:r>
+              <w:rPr>
+                <w:rFonts w:cs="Times New Roman"/>
+                <w:szCs w:val="28"/>
+                <w:lang w:val="en-US"/>
+              </w:rPr>
+              <w:t>1</w:t>
             </w:r>
             <w:r>
               <w:rPr>
@@ -16602,15 +16722,33 @@
                 <w:szCs w:val="28"/>
                 <w:lang w:val="en-US"/>
               </w:rPr>
-              <w:t>-Fa0/</w:t>
-            </w:r>
+              <w:t>-Fa0</w:t>
+            </w:r>
+            <w:proofErr w:type="gramStart"/>
             <w:r>
               <w:rPr>
                 <w:rFonts w:cs="Times New Roman"/>
                 <w:szCs w:val="28"/>
                 <w:lang w:val="en-US"/>
               </w:rPr>
-              <w:t>(17-21)</w:t>
+              <w:t>/</w:t>
+            </w:r>
+            <w:r>
+              <w:rPr>
+                <w:rFonts w:cs="Times New Roman"/>
+                <w:szCs w:val="28"/>
+                <w:lang w:val="en-US"/>
+              </w:rPr>
+              <w:t>(</w:t>
+            </w:r>
+            <w:proofErr w:type="gramEnd"/>
+            <w:r>
+              <w:rPr>
+                <w:rFonts w:cs="Times New Roman"/>
+                <w:szCs w:val="28"/>
+                <w:lang w:val="en-US"/>
+              </w:rPr>
+              <w:t>17-21)</w:t>
             </w:r>
           </w:p>
         </w:tc>
@@ -16811,16 +16949,26 @@
                 <w:szCs w:val="28"/>
                 <w:lang w:val="en-US"/>
               </w:rPr>
-              <w:t>-Fa0/</w:t>
-            </w:r>
+              <w:t>-Fa0</w:t>
+            </w:r>
+            <w:proofErr w:type="gramStart"/>
             <w:r>
               <w:rPr>
                 <w:rFonts w:cs="Times New Roman"/>
                 <w:szCs w:val="28"/>
                 <w:lang w:val="en-US"/>
               </w:rPr>
+              <w:t>/</w:t>
+            </w:r>
+            <w:r>
+              <w:rPr>
+                <w:rFonts w:cs="Times New Roman"/>
+                <w:szCs w:val="28"/>
+                <w:lang w:val="en-US"/>
+              </w:rPr>
               <w:t>(</w:t>
             </w:r>
+            <w:proofErr w:type="gramEnd"/>
             <w:r>
               <w:rPr>
                 <w:rFonts w:cs="Times New Roman"/>
@@ -17029,15 +17177,33 @@
                 <w:szCs w:val="28"/>
                 <w:lang w:val="en-US"/>
               </w:rPr>
-              <w:t>-Fa0/</w:t>
-            </w:r>
+              <w:t>-Fa0</w:t>
+            </w:r>
+            <w:proofErr w:type="gramStart"/>
             <w:r>
               <w:rPr>
                 <w:rFonts w:cs="Times New Roman"/>
                 <w:szCs w:val="28"/>
                 <w:lang w:val="en-US"/>
               </w:rPr>
-              <w:t>(7-11)</w:t>
+              <w:t>/</w:t>
+            </w:r>
+            <w:r>
+              <w:rPr>
+                <w:rFonts w:cs="Times New Roman"/>
+                <w:szCs w:val="28"/>
+                <w:lang w:val="en-US"/>
+              </w:rPr>
+              <w:t>(</w:t>
+            </w:r>
+            <w:proofErr w:type="gramEnd"/>
+            <w:r>
+              <w:rPr>
+                <w:rFonts w:cs="Times New Roman"/>
+                <w:szCs w:val="28"/>
+                <w:lang w:val="en-US"/>
+              </w:rPr>
+              <w:t>7-11)</w:t>
             </w:r>
           </w:p>
         </w:tc>
@@ -17243,15 +17409,33 @@
                 <w:szCs w:val="28"/>
                 <w:lang w:val="en-US"/>
               </w:rPr>
-              <w:t>-Fa0/</w:t>
-            </w:r>
+              <w:t>-Fa0</w:t>
+            </w:r>
+            <w:proofErr w:type="gramStart"/>
             <w:r>
               <w:rPr>
                 <w:rFonts w:cs="Times New Roman"/>
                 <w:szCs w:val="28"/>
                 <w:lang w:val="en-US"/>
               </w:rPr>
-              <w:t>(12-18)</w:t>
+              <w:t>/</w:t>
+            </w:r>
+            <w:r>
+              <w:rPr>
+                <w:rFonts w:cs="Times New Roman"/>
+                <w:szCs w:val="28"/>
+                <w:lang w:val="en-US"/>
+              </w:rPr>
+              <w:t>(</w:t>
+            </w:r>
+            <w:proofErr w:type="gramEnd"/>
+            <w:r>
+              <w:rPr>
+                <w:rFonts w:cs="Times New Roman"/>
+                <w:szCs w:val="28"/>
+                <w:lang w:val="en-US"/>
+              </w:rPr>
+              <w:t>12-18)</w:t>
             </w:r>
           </w:p>
         </w:tc>
@@ -17450,15 +17634,33 @@
                 <w:szCs w:val="28"/>
                 <w:lang w:val="en-US"/>
               </w:rPr>
-              <w:t>-Fa0/</w:t>
-            </w:r>
+              <w:t>-Fa0</w:t>
+            </w:r>
+            <w:proofErr w:type="gramStart"/>
             <w:r>
               <w:rPr>
                 <w:rFonts w:cs="Times New Roman"/>
                 <w:szCs w:val="28"/>
                 <w:lang w:val="en-US"/>
               </w:rPr>
-              <w:t>(2-8)</w:t>
+              <w:t>/</w:t>
+            </w:r>
+            <w:r>
+              <w:rPr>
+                <w:rFonts w:cs="Times New Roman"/>
+                <w:szCs w:val="28"/>
+                <w:lang w:val="en-US"/>
+              </w:rPr>
+              <w:t>(</w:t>
+            </w:r>
+            <w:proofErr w:type="gramEnd"/>
+            <w:r>
+              <w:rPr>
+                <w:rFonts w:cs="Times New Roman"/>
+                <w:szCs w:val="28"/>
+                <w:lang w:val="en-US"/>
+              </w:rPr>
+              <w:t>2-8)</w:t>
             </w:r>
           </w:p>
         </w:tc>
@@ -17657,15 +17859,33 @@
                 <w:szCs w:val="28"/>
                 <w:lang w:val="en-US"/>
               </w:rPr>
-              <w:t>-Fa0/</w:t>
-            </w:r>
+              <w:t>-Fa0</w:t>
+            </w:r>
+            <w:proofErr w:type="gramStart"/>
             <w:r>
               <w:rPr>
                 <w:rFonts w:cs="Times New Roman"/>
                 <w:szCs w:val="28"/>
                 <w:lang w:val="en-US"/>
               </w:rPr>
-              <w:t>(9-15)</w:t>
+              <w:t>/</w:t>
+            </w:r>
+            <w:r>
+              <w:rPr>
+                <w:rFonts w:cs="Times New Roman"/>
+                <w:szCs w:val="28"/>
+                <w:lang w:val="en-US"/>
+              </w:rPr>
+              <w:t>(</w:t>
+            </w:r>
+            <w:proofErr w:type="gramEnd"/>
+            <w:r>
+              <w:rPr>
+                <w:rFonts w:cs="Times New Roman"/>
+                <w:szCs w:val="28"/>
+                <w:lang w:val="en-US"/>
+              </w:rPr>
+              <w:t>9-15)</w:t>
             </w:r>
           </w:p>
         </w:tc>
@@ -17864,15 +18084,33 @@
                 <w:szCs w:val="28"/>
                 <w:lang w:val="en-US"/>
               </w:rPr>
-              <w:t>-Fa0/</w:t>
-            </w:r>
+              <w:t>-Fa0</w:t>
+            </w:r>
+            <w:proofErr w:type="gramStart"/>
             <w:r>
               <w:rPr>
                 <w:rFonts w:cs="Times New Roman"/>
                 <w:szCs w:val="28"/>
                 <w:lang w:val="en-US"/>
               </w:rPr>
-              <w:t>(16-22)</w:t>
+              <w:t>/</w:t>
+            </w:r>
+            <w:r>
+              <w:rPr>
+                <w:rFonts w:cs="Times New Roman"/>
+                <w:szCs w:val="28"/>
+                <w:lang w:val="en-US"/>
+              </w:rPr>
+              <w:t>(</w:t>
+            </w:r>
+            <w:proofErr w:type="gramEnd"/>
+            <w:r>
+              <w:rPr>
+                <w:rFonts w:cs="Times New Roman"/>
+                <w:szCs w:val="28"/>
+                <w:lang w:val="en-US"/>
+              </w:rPr>
+              <w:t>16-22)</w:t>
             </w:r>
           </w:p>
         </w:tc>
@@ -18531,7 +18769,23 @@
           <w:color w:val="000000" w:themeColor="text1"/>
           <w:szCs w:val="28"/>
         </w:rPr>
-        <w:t xml:space="preserve">. Это кабель 6-й категории типа неэкранированная витая пара (UTP), состоящий из 4 пар одножильных (solid) медных проводников. Кабель соответствует стандарту пожарной безопасности UL 444 и UL 1581 и имеет следующие </w:t>
+        <w:t>. Это кабель 6-й категории типа неэкранированная витая пара (UTP), состоящий из 4 пар одножильных (</w:t>
+      </w:r>
+      <w:proofErr w:type="spellStart"/>
+      <w:r>
+        <w:rPr>
+          <w:color w:val="000000" w:themeColor="text1"/>
+          <w:szCs w:val="28"/>
+        </w:rPr>
+        <w:t>solid</w:t>
+      </w:r>
+      <w:proofErr w:type="spellEnd"/>
+      <w:r>
+        <w:rPr>
+          <w:color w:val="000000" w:themeColor="text1"/>
+          <w:szCs w:val="28"/>
+        </w:rPr>
+        <w:t xml:space="preserve">) медных проводников. Кабель соответствует стандарту пожарной безопасности UL 444 и UL 1581 и имеет следующие </w:t>
       </w:r>
       <w:r>
         <w:rPr>
@@ -18824,7 +19078,15 @@
         </w:numPr>
       </w:pPr>
       <w:r>
-        <w:t xml:space="preserve">максимальная рабочая ёмкость равна 5,6 нФ/м; </w:t>
+        <w:t xml:space="preserve">максимальная рабочая ёмкость равна 5,6 </w:t>
+      </w:r>
+      <w:proofErr w:type="spellStart"/>
+      <w:r>
+        <w:t>нФ</w:t>
+      </w:r>
+      <w:proofErr w:type="spellEnd"/>
+      <w:r>
+        <w:t xml:space="preserve">/м; </w:t>
       </w:r>
     </w:p>
     <w:p>
@@ -18836,7 +19098,15 @@
         </w:numPr>
       </w:pPr>
       <w:r>
-        <w:t xml:space="preserve">неравномерность задержки 45 нс/100 м; </w:t>
+        <w:t xml:space="preserve">неравномерность задержки 45 </w:t>
+      </w:r>
+      <w:proofErr w:type="spellStart"/>
+      <w:r>
+        <w:t>нс</w:t>
+      </w:r>
+      <w:proofErr w:type="spellEnd"/>
+      <w:r>
+        <w:t xml:space="preserve">/100 м; </w:t>
       </w:r>
     </w:p>
     <w:p>
@@ -18848,7 +19118,15 @@
         </w:numPr>
       </w:pPr>
       <w:r>
-        <w:t>задержка распространения &lt;536 нс/100 м.</w:t>
+        <w:t xml:space="preserve">задержка распространения &lt;536 </w:t>
+      </w:r>
+      <w:proofErr w:type="spellStart"/>
+      <w:r>
+        <w:t>нс</w:t>
+      </w:r>
+      <w:proofErr w:type="spellEnd"/>
+      <w:r>
+        <w:t>/100 м.</w:t>
       </w:r>
     </w:p>
     <w:p>
@@ -20352,14 +20630,7 @@
           <w:color w:val="000000" w:themeColor="text1"/>
           <w:szCs w:val="28"/>
         </w:rPr>
-        <w:t>короба</w:t>
-      </w:r>
-      <w:r>
-        <w:rPr>
-          <w:color w:val="000000" w:themeColor="text1"/>
-          <w:szCs w:val="28"/>
-        </w:rPr>
-        <w:t xml:space="preserve">, </w:t>
+        <w:t xml:space="preserve">короба, </w:t>
       </w:r>
       <w:r>
         <w:rPr>
@@ -21053,7 +21324,1291 @@
     <w:p/>
     <w:p>
       <w:r>
+        <w:t>Для определения минимальной и максимальной длины кабелей горизонтальной подсистемы были построены профили кабельных трасс для наименьшей и наибольшей длин</w:t>
+      </w:r>
+      <w:r>
+        <w:t xml:space="preserve"> (</w:t>
+      </w:r>
+      <w:r>
+        <w:t>рисунк</w:t>
+      </w:r>
+      <w:r>
+        <w:t>и</w:t>
+      </w:r>
+      <w:r>
+        <w:t xml:space="preserve"> </w:t>
+      </w:r>
+      <w:r>
+        <w:t>5.3-5.4)</w:t>
+      </w:r>
+      <w:r>
         <w:t>.</w:t>
+      </w:r>
+    </w:p>
+    <w:p/>
+    <w:p>
+      <w:pPr>
+        <w:ind w:firstLine="0"/>
+        <w:jc w:val="center"/>
+        <w:rPr>
+          <w:color w:val="000000" w:themeColor="text1"/>
+          <w:szCs w:val="28"/>
+          <w:lang w:val="en-US"/>
+        </w:rPr>
+      </w:pPr>
+      <w:r>
+        <w:rPr>
+          <w:noProof/>
+        </w:rPr>
+        <w:drawing>
+          <wp:inline distT="0" distB="0" distL="0" distR="0" wp14:anchorId="68FCE799" wp14:editId="6EEBAF49">
+            <wp:extent cx="1221135" cy="1530350"/>
+            <wp:effectExtent l="0" t="0" r="0" b="0"/>
+            <wp:docPr id="12774678" name="Рисунок 1"/>
+            <wp:cNvGraphicFramePr>
+              <a:graphicFrameLocks xmlns:a="http://schemas.openxmlformats.org/drawingml/2006/main" noChangeAspect="1"/>
+            </wp:cNvGraphicFramePr>
+            <a:graphic xmlns:a="http://schemas.openxmlformats.org/drawingml/2006/main">
+              <a:graphicData uri="http://schemas.openxmlformats.org/drawingml/2006/picture">
+                <pic:pic xmlns:pic="http://schemas.openxmlformats.org/drawingml/2006/picture">
+                  <pic:nvPicPr>
+                    <pic:cNvPr id="12774678" name=""/>
+                    <pic:cNvPicPr/>
+                  </pic:nvPicPr>
+                  <pic:blipFill>
+                    <a:blip r:embed="rId10"/>
+                    <a:stretch>
+                      <a:fillRect/>
+                    </a:stretch>
+                  </pic:blipFill>
+                  <pic:spPr>
+                    <a:xfrm>
+                      <a:off x="0" y="0"/>
+                      <a:ext cx="1225846" cy="1536254"/>
+                    </a:xfrm>
+                    <a:prstGeom prst="rect">
+                      <a:avLst/>
+                    </a:prstGeom>
+                  </pic:spPr>
+                </pic:pic>
+              </a:graphicData>
+            </a:graphic>
+          </wp:inline>
+        </w:drawing>
+      </w:r>
+    </w:p>
+    <w:p>
+      <w:pPr>
+        <w:ind w:firstLine="0"/>
+        <w:jc w:val="center"/>
+      </w:pPr>
+      <w:r>
+        <w:t xml:space="preserve">Рисунок </w:t>
+      </w:r>
+      <w:r>
+        <w:t>5.3</w:t>
+      </w:r>
+      <w:r>
+        <w:t xml:space="preserve"> – Профиль кабельной трассы (минимум)</w:t>
+      </w:r>
+    </w:p>
+    <w:p/>
+    <w:p>
+      <w:pPr>
+        <w:ind w:firstLine="0"/>
+        <w:jc w:val="center"/>
+      </w:pPr>
+      <w:r>
+        <w:rPr>
+          <w:noProof/>
+        </w:rPr>
+        <w:drawing>
+          <wp:inline distT="0" distB="0" distL="0" distR="0" wp14:anchorId="1252FE68" wp14:editId="5E71B127">
+            <wp:extent cx="2797024" cy="2349500"/>
+            <wp:effectExtent l="0" t="0" r="3810" b="0"/>
+            <wp:docPr id="330288941" name="Рисунок 1"/>
+            <wp:cNvGraphicFramePr>
+              <a:graphicFrameLocks xmlns:a="http://schemas.openxmlformats.org/drawingml/2006/main" noChangeAspect="1"/>
+            </wp:cNvGraphicFramePr>
+            <a:graphic xmlns:a="http://schemas.openxmlformats.org/drawingml/2006/main">
+              <a:graphicData uri="http://schemas.openxmlformats.org/drawingml/2006/picture">
+                <pic:pic xmlns:pic="http://schemas.openxmlformats.org/drawingml/2006/picture">
+                  <pic:nvPicPr>
+                    <pic:cNvPr id="330288941" name=""/>
+                    <pic:cNvPicPr/>
+                  </pic:nvPicPr>
+                  <pic:blipFill>
+                    <a:blip r:embed="rId11"/>
+                    <a:stretch>
+                      <a:fillRect/>
+                    </a:stretch>
+                  </pic:blipFill>
+                  <pic:spPr>
+                    <a:xfrm>
+                      <a:off x="0" y="0"/>
+                      <a:ext cx="2801022" cy="2352858"/>
+                    </a:xfrm>
+                    <a:prstGeom prst="rect">
+                      <a:avLst/>
+                    </a:prstGeom>
+                  </pic:spPr>
+                </pic:pic>
+              </a:graphicData>
+            </a:graphic>
+          </wp:inline>
+        </w:drawing>
+      </w:r>
+    </w:p>
+    <w:p>
+      <w:pPr>
+        <w:ind w:firstLine="0"/>
+        <w:jc w:val="center"/>
+      </w:pPr>
+      <w:r>
+        <w:t xml:space="preserve">Рисунок </w:t>
+      </w:r>
+      <w:r>
+        <w:t>5.4</w:t>
+      </w:r>
+      <w:r>
+        <w:t xml:space="preserve"> – Профиль кабельной трассы (макс</w:t>
+      </w:r>
+      <w:r>
+        <w:t>имум</w:t>
+      </w:r>
+      <w:r>
+        <w:t>)</w:t>
+      </w:r>
+    </w:p>
+    <w:p>
+      <w:pPr>
+        <w:rPr>
+          <w:i/>
+          <w:iCs/>
+          <w:color w:val="000000" w:themeColor="text1"/>
+          <w:szCs w:val="28"/>
+        </w:rPr>
+      </w:pPr>
+    </w:p>
+    <w:p>
+      <w:r>
+        <w:t>Среди всех кабельных трасс минимальная длина –</w:t>
+      </w:r>
+      <w:r>
+        <w:t xml:space="preserve"> </w:t>
+      </w:r>
+      <w:r>
+        <w:t xml:space="preserve">путь до розетки внутри комнаты 312 </w:t>
+      </w:r>
+      <w:r>
+        <w:t>(</w:t>
+      </w:r>
+      <m:oMath>
+        <m:sSub>
+          <m:sSubPr>
+            <m:ctrlPr>
+              <w:rPr>
+                <w:rFonts w:ascii="Cambria Math" w:hAnsi="Cambria Math"/>
+              </w:rPr>
+            </m:ctrlPr>
+          </m:sSubPr>
+          <m:e>
+            <m:r>
+              <m:rPr>
+                <m:sty m:val="p"/>
+              </m:rPr>
+              <w:rPr>
+                <w:rFonts w:ascii="Cambria Math" w:hAnsi="Cambria Math"/>
+              </w:rPr>
+              <m:t>L</m:t>
+            </m:r>
+          </m:e>
+          <m:sub>
+            <m:r>
+              <m:rPr>
+                <m:sty m:val="p"/>
+              </m:rPr>
+              <w:rPr>
+                <w:rFonts w:ascii="Cambria Math" w:hAnsi="Cambria Math"/>
+              </w:rPr>
+              <m:t>min</m:t>
+            </m:r>
+          </m:sub>
+        </m:sSub>
+        <m:r>
+          <m:rPr>
+            <m:sty m:val="p"/>
+          </m:rPr>
+          <w:rPr>
+            <w:rFonts w:ascii="Cambria Math" w:hAnsi="Cambria Math"/>
+          </w:rPr>
+          <m:t>=</m:t>
+        </m:r>
+        <m:r>
+          <m:rPr>
+            <m:sty m:val="p"/>
+          </m:rPr>
+          <w:rPr>
+            <w:rFonts w:ascii="Cambria Math" w:hAnsi="Cambria Math"/>
+          </w:rPr>
+          <m:t xml:space="preserve"> </m:t>
+        </m:r>
+        <m:r>
+          <m:rPr>
+            <m:sty m:val="p"/>
+          </m:rPr>
+          <w:rPr>
+            <w:rFonts w:ascii="Cambria Math" w:hAnsi="Cambria Math"/>
+          </w:rPr>
+          <m:t>7,5</m:t>
+        </m:r>
+        <m:r>
+          <m:rPr>
+            <m:sty m:val="p"/>
+          </m:rPr>
+          <w:rPr>
+            <w:rFonts w:ascii="Cambria Math" w:hAnsi="Cambria Math"/>
+          </w:rPr>
+          <m:t xml:space="preserve"> м</m:t>
+        </m:r>
+      </m:oMath>
+      <w:r>
+        <w:t xml:space="preserve">), а максимальная – </w:t>
+      </w:r>
+      <w:r>
+        <w:t>от аппаратной до крайнего ПК в комнате 301</w:t>
+      </w:r>
+      <w:r>
+        <w:t xml:space="preserve"> (</w:t>
+      </w:r>
+      <m:oMath>
+        <m:sSub>
+          <m:sSubPr>
+            <m:ctrlPr>
+              <w:rPr>
+                <w:rFonts w:ascii="Cambria Math" w:hAnsi="Cambria Math"/>
+              </w:rPr>
+            </m:ctrlPr>
+          </m:sSubPr>
+          <m:e>
+            <m:r>
+              <m:rPr>
+                <m:sty m:val="p"/>
+              </m:rPr>
+              <w:rPr>
+                <w:rFonts w:ascii="Cambria Math" w:hAnsi="Cambria Math"/>
+              </w:rPr>
+              <m:t>L</m:t>
+            </m:r>
+          </m:e>
+          <m:sub>
+            <m:r>
+              <m:rPr>
+                <m:sty m:val="p"/>
+              </m:rPr>
+              <w:rPr>
+                <w:rFonts w:ascii="Cambria Math" w:hAnsi="Cambria Math"/>
+              </w:rPr>
+              <m:t>max</m:t>
+            </m:r>
+          </m:sub>
+        </m:sSub>
+        <m:r>
+          <m:rPr>
+            <m:sty m:val="p"/>
+          </m:rPr>
+          <w:rPr>
+            <w:rFonts w:ascii="Cambria Math" w:hAnsi="Cambria Math"/>
+          </w:rPr>
+          <m:t>=</m:t>
+        </m:r>
+        <m:r>
+          <m:rPr>
+            <m:sty m:val="p"/>
+          </m:rPr>
+          <w:rPr>
+            <w:rFonts w:ascii="Cambria Math" w:hAnsi="Cambria Math"/>
+          </w:rPr>
+          <m:t xml:space="preserve"> </m:t>
+        </m:r>
+        <m:r>
+          <m:rPr>
+            <m:sty m:val="p"/>
+          </m:rPr>
+          <w:rPr>
+            <w:rFonts w:ascii="Cambria Math" w:hAnsi="Cambria Math"/>
+          </w:rPr>
+          <m:t>32</m:t>
+        </m:r>
+        <m:r>
+          <m:rPr>
+            <m:sty m:val="p"/>
+          </m:rPr>
+          <w:rPr>
+            <w:rFonts w:ascii="Cambria Math" w:hAnsi="Cambria Math"/>
+          </w:rPr>
+          <m:t xml:space="preserve"> м</m:t>
+        </m:r>
+      </m:oMath>
+      <w:r>
+        <w:t xml:space="preserve">). </w:t>
+      </w:r>
+    </w:p>
+    <w:p>
+      <w:pPr>
+        <w:ind w:firstLine="708"/>
+        <w:rPr>
+          <w:i/>
+          <w:iCs/>
+          <w:color w:val="000000" w:themeColor="text1"/>
+          <w:szCs w:val="28"/>
+        </w:rPr>
+      </w:pPr>
+      <w:r>
+        <w:rPr>
+          <w:color w:val="000000" w:themeColor="text1"/>
+          <w:szCs w:val="28"/>
+        </w:rPr>
+        <w:t>Средняя длина кабельной трассы</w:t>
+      </w:r>
+      <w:r>
+        <w:rPr>
+          <w:color w:val="000000" w:themeColor="text1"/>
+          <w:szCs w:val="28"/>
+        </w:rPr>
+        <w:t xml:space="preserve"> (</w:t>
+      </w:r>
+      <w:r>
+        <w:rPr>
+          <w:color w:val="000000" w:themeColor="text1"/>
+          <w:szCs w:val="28"/>
+          <w:lang w:val="en-US"/>
+        </w:rPr>
+        <w:t>L</w:t>
+      </w:r>
+      <w:r>
+        <w:rPr>
+          <w:color w:val="000000" w:themeColor="text1"/>
+          <w:szCs w:val="28"/>
+          <w:vertAlign w:val="subscript"/>
+        </w:rPr>
+        <w:t>ср</w:t>
+      </w:r>
+      <w:r>
+        <w:rPr>
+          <w:color w:val="000000" w:themeColor="text1"/>
+          <w:szCs w:val="28"/>
+        </w:rPr>
+        <w:t>)</w:t>
+      </w:r>
+      <w:r>
+        <w:rPr>
+          <w:color w:val="000000" w:themeColor="text1"/>
+          <w:szCs w:val="28"/>
+        </w:rPr>
+        <w:t xml:space="preserve"> рассчитывается по формуле</w:t>
+      </w:r>
+      <w:r>
+        <w:rPr>
+          <w:i/>
+          <w:iCs/>
+          <w:color w:val="000000" w:themeColor="text1"/>
+          <w:szCs w:val="28"/>
+        </w:rPr>
+        <w:t>:</w:t>
+      </w:r>
+    </w:p>
+    <w:p>
+      <w:pPr>
+        <w:ind w:firstLine="0"/>
+        <w:jc w:val="center"/>
+        <w:rPr>
+          <w:i/>
+          <w:iCs/>
+          <w:color w:val="000000" w:themeColor="text1"/>
+          <w:szCs w:val="28"/>
+        </w:rPr>
+      </w:pPr>
+      <m:oMathPara>
+        <m:oMath>
+          <m:sSub>
+            <m:sSubPr>
+              <m:ctrlPr>
+                <w:rPr>
+                  <w:rFonts w:ascii="Cambria Math" w:hAnsi="Cambria Math"/>
+                  <w:i/>
+                  <w:iCs/>
+                  <w:color w:val="000000" w:themeColor="text1"/>
+                  <w:szCs w:val="28"/>
+                </w:rPr>
+              </m:ctrlPr>
+            </m:sSubPr>
+            <m:e>
+              <m:r>
+                <w:rPr>
+                  <w:rFonts w:ascii="Cambria Math" w:hAnsi="Cambria Math"/>
+                  <w:color w:val="000000" w:themeColor="text1"/>
+                  <w:szCs w:val="28"/>
+                </w:rPr>
+                <m:t>L</m:t>
+              </m:r>
+            </m:e>
+            <m:sub>
+              <m:r>
+                <w:rPr>
+                  <w:rFonts w:ascii="Cambria Math" w:hAnsi="Cambria Math"/>
+                  <w:color w:val="000000" w:themeColor="text1"/>
+                  <w:szCs w:val="28"/>
+                </w:rPr>
+                <m:t>ср</m:t>
+              </m:r>
+            </m:sub>
+          </m:sSub>
+          <m:r>
+            <w:rPr>
+              <w:rFonts w:ascii="Cambria Math" w:hAnsi="Cambria Math"/>
+              <w:color w:val="000000" w:themeColor="text1"/>
+              <w:szCs w:val="28"/>
+            </w:rPr>
+            <m:t>=</m:t>
+          </m:r>
+          <m:f>
+            <m:fPr>
+              <m:ctrlPr>
+                <w:rPr>
+                  <w:rFonts w:ascii="Cambria Math" w:hAnsi="Cambria Math"/>
+                  <w:i/>
+                  <w:iCs/>
+                  <w:color w:val="000000" w:themeColor="text1"/>
+                  <w:szCs w:val="28"/>
+                </w:rPr>
+              </m:ctrlPr>
+            </m:fPr>
+            <m:num>
+              <m:sSub>
+                <m:sSubPr>
+                  <m:ctrlPr>
+                    <w:rPr>
+                      <w:rFonts w:ascii="Cambria Math" w:hAnsi="Cambria Math"/>
+                      <w:i/>
+                      <w:iCs/>
+                      <w:color w:val="000000" w:themeColor="text1"/>
+                      <w:szCs w:val="28"/>
+                    </w:rPr>
+                  </m:ctrlPr>
+                </m:sSubPr>
+                <m:e>
+                  <m:r>
+                    <w:rPr>
+                      <w:rFonts w:ascii="Cambria Math" w:hAnsi="Cambria Math"/>
+                      <w:color w:val="000000" w:themeColor="text1"/>
+                      <w:szCs w:val="28"/>
+                    </w:rPr>
+                    <m:t>L</m:t>
+                  </m:r>
+                </m:e>
+                <m:sub>
+                  <m:r>
+                    <w:rPr>
+                      <w:rFonts w:ascii="Cambria Math" w:hAnsi="Cambria Math"/>
+                      <w:color w:val="000000" w:themeColor="text1"/>
+                      <w:szCs w:val="28"/>
+                    </w:rPr>
+                    <m:t>min</m:t>
+                  </m:r>
+                </m:sub>
+              </m:sSub>
+              <m:r>
+                <w:rPr>
+                  <w:rFonts w:ascii="Cambria Math" w:hAnsi="Cambria Math"/>
+                  <w:color w:val="000000" w:themeColor="text1"/>
+                  <w:szCs w:val="28"/>
+                </w:rPr>
+                <m:t>+</m:t>
+              </m:r>
+              <m:sSub>
+                <m:sSubPr>
+                  <m:ctrlPr>
+                    <w:rPr>
+                      <w:rFonts w:ascii="Cambria Math" w:hAnsi="Cambria Math"/>
+                      <w:i/>
+                      <w:iCs/>
+                      <w:color w:val="000000" w:themeColor="text1"/>
+                      <w:szCs w:val="28"/>
+                    </w:rPr>
+                  </m:ctrlPr>
+                </m:sSubPr>
+                <m:e>
+                  <m:r>
+                    <w:rPr>
+                      <w:rFonts w:ascii="Cambria Math" w:hAnsi="Cambria Math"/>
+                      <w:color w:val="000000" w:themeColor="text1"/>
+                      <w:szCs w:val="28"/>
+                    </w:rPr>
+                    <m:t>L</m:t>
+                  </m:r>
+                </m:e>
+                <m:sub>
+                  <m:r>
+                    <w:rPr>
+                      <w:rFonts w:ascii="Cambria Math" w:hAnsi="Cambria Math"/>
+                      <w:color w:val="000000" w:themeColor="text1"/>
+                      <w:szCs w:val="28"/>
+                    </w:rPr>
+                    <m:t>max</m:t>
+                  </m:r>
+                </m:sub>
+              </m:sSub>
+            </m:num>
+            <m:den>
+              <m:r>
+                <w:rPr>
+                  <w:rFonts w:ascii="Cambria Math" w:hAnsi="Cambria Math"/>
+                  <w:color w:val="000000" w:themeColor="text1"/>
+                  <w:szCs w:val="28"/>
+                </w:rPr>
+                <m:t>2</m:t>
+              </m:r>
+            </m:den>
+          </m:f>
+          <m:r>
+            <w:rPr>
+              <w:rFonts w:ascii="Cambria Math" w:hAnsi="Cambria Math"/>
+              <w:color w:val="000000" w:themeColor="text1"/>
+              <w:szCs w:val="28"/>
+            </w:rPr>
+            <m:t>=</m:t>
+          </m:r>
+          <m:f>
+            <m:fPr>
+              <m:ctrlPr>
+                <w:rPr>
+                  <w:rFonts w:ascii="Cambria Math" w:hAnsi="Cambria Math"/>
+                  <w:i/>
+                  <w:iCs/>
+                  <w:color w:val="000000" w:themeColor="text1"/>
+                  <w:szCs w:val="28"/>
+                </w:rPr>
+              </m:ctrlPr>
+            </m:fPr>
+            <m:num>
+              <m:r>
+                <w:rPr>
+                  <w:rFonts w:ascii="Cambria Math" w:hAnsi="Cambria Math"/>
+                  <w:color w:val="000000" w:themeColor="text1"/>
+                  <w:szCs w:val="28"/>
+                </w:rPr>
+                <m:t>7,5</m:t>
+              </m:r>
+              <m:r>
+                <w:rPr>
+                  <w:rFonts w:ascii="Cambria Math" w:hAnsi="Cambria Math"/>
+                  <w:color w:val="000000" w:themeColor="text1"/>
+                  <w:szCs w:val="28"/>
+                </w:rPr>
+                <m:t>+</m:t>
+              </m:r>
+              <m:r>
+                <w:rPr>
+                  <w:rFonts w:ascii="Cambria Math" w:hAnsi="Cambria Math"/>
+                  <w:color w:val="000000" w:themeColor="text1"/>
+                  <w:szCs w:val="28"/>
+                </w:rPr>
+                <m:t>32</m:t>
+              </m:r>
+            </m:num>
+            <m:den>
+              <m:r>
+                <w:rPr>
+                  <w:rFonts w:ascii="Cambria Math" w:hAnsi="Cambria Math"/>
+                  <w:color w:val="000000" w:themeColor="text1"/>
+                  <w:szCs w:val="28"/>
+                </w:rPr>
+                <m:t>2</m:t>
+              </m:r>
+            </m:den>
+          </m:f>
+          <m:r>
+            <w:rPr>
+              <w:rFonts w:ascii="Cambria Math" w:hAnsi="Cambria Math"/>
+              <w:color w:val="000000" w:themeColor="text1"/>
+              <w:szCs w:val="28"/>
+            </w:rPr>
+            <m:t>м=3</m:t>
+          </m:r>
+          <m:r>
+            <w:rPr>
+              <w:rFonts w:ascii="Cambria Math" w:hAnsi="Cambria Math"/>
+              <w:color w:val="000000" w:themeColor="text1"/>
+              <w:szCs w:val="28"/>
+            </w:rPr>
+            <m:t>9</m:t>
+          </m:r>
+          <m:r>
+            <w:rPr>
+              <w:rFonts w:ascii="Cambria Math" w:hAnsi="Cambria Math"/>
+              <w:color w:val="000000" w:themeColor="text1"/>
+              <w:szCs w:val="28"/>
+            </w:rPr>
+            <m:t xml:space="preserve">,5 </m:t>
+          </m:r>
+          <m:r>
+            <w:rPr>
+              <w:rFonts w:ascii="Cambria Math" w:hAnsi="Cambria Math"/>
+              <w:color w:val="000000" w:themeColor="text1"/>
+              <w:szCs w:val="28"/>
+            </w:rPr>
+            <m:t>(м.)</m:t>
+          </m:r>
+        </m:oMath>
+      </m:oMathPara>
+    </w:p>
+    <w:p>
+      <w:pPr>
+        <w:ind w:firstLine="708"/>
+        <w:rPr>
+          <w:color w:val="000000" w:themeColor="text1"/>
+          <w:szCs w:val="28"/>
+        </w:rPr>
+      </w:pPr>
+      <w:r>
+        <w:rPr>
+          <w:color w:val="000000" w:themeColor="text1"/>
+          <w:szCs w:val="28"/>
+        </w:rPr>
+        <w:t>Общая длина кабельных трасс</w:t>
+      </w:r>
+      <w:r>
+        <w:rPr>
+          <w:color w:val="000000" w:themeColor="text1"/>
+          <w:szCs w:val="28"/>
+        </w:rPr>
+        <w:t xml:space="preserve"> (</w:t>
+      </w:r>
+      <w:r>
+        <w:rPr>
+          <w:color w:val="000000" w:themeColor="text1"/>
+          <w:szCs w:val="28"/>
+          <w:lang w:val="en-US"/>
+        </w:rPr>
+        <w:t>L</w:t>
+      </w:r>
+      <w:r>
+        <w:rPr>
+          <w:color w:val="000000" w:themeColor="text1"/>
+          <w:szCs w:val="28"/>
+        </w:rPr>
+        <w:t>)</w:t>
+      </w:r>
+      <w:r>
+        <w:rPr>
+          <w:color w:val="000000" w:themeColor="text1"/>
+          <w:szCs w:val="28"/>
+        </w:rPr>
+        <w:t xml:space="preserve"> вычисляется так:</w:t>
+      </w:r>
+    </w:p>
+    <w:p>
+      <w:pPr>
+        <w:ind w:firstLine="0"/>
+        <w:rPr>
+          <w:i/>
+          <w:iCs/>
+          <w:color w:val="000000" w:themeColor="text1"/>
+          <w:szCs w:val="28"/>
+        </w:rPr>
+      </w:pPr>
+      <m:oMathPara>
+        <m:oMathParaPr>
+          <m:jc m:val="center"/>
+        </m:oMathParaPr>
+        <m:oMath>
+          <m:r>
+            <w:rPr>
+              <w:rFonts w:ascii="Cambria Math" w:hAnsi="Cambria Math"/>
+              <w:color w:val="000000" w:themeColor="text1"/>
+              <w:szCs w:val="28"/>
+            </w:rPr>
+            <w:lastRenderedPageBreak/>
+            <m:t xml:space="preserve"> L=</m:t>
+          </m:r>
+          <m:d>
+            <m:dPr>
+              <m:ctrlPr>
+                <w:rPr>
+                  <w:rFonts w:ascii="Cambria Math" w:hAnsi="Cambria Math"/>
+                  <w:i/>
+                  <w:iCs/>
+                  <w:color w:val="000000" w:themeColor="text1"/>
+                  <w:szCs w:val="28"/>
+                </w:rPr>
+              </m:ctrlPr>
+            </m:dPr>
+            <m:e>
+              <m:r>
+                <w:rPr>
+                  <w:rFonts w:ascii="Cambria Math" w:hAnsi="Cambria Math"/>
+                  <w:color w:val="000000" w:themeColor="text1"/>
+                  <w:szCs w:val="28"/>
+                </w:rPr>
+                <m:t>1,1</m:t>
+              </m:r>
+              <m:sSub>
+                <m:sSubPr>
+                  <m:ctrlPr>
+                    <w:rPr>
+                      <w:rFonts w:ascii="Cambria Math" w:hAnsi="Cambria Math"/>
+                      <w:i/>
+                      <w:iCs/>
+                      <w:color w:val="000000" w:themeColor="text1"/>
+                      <w:szCs w:val="28"/>
+                    </w:rPr>
+                  </m:ctrlPr>
+                </m:sSubPr>
+                <m:e>
+                  <m:r>
+                    <w:rPr>
+                      <w:rFonts w:ascii="Cambria Math" w:hAnsi="Cambria Math"/>
+                      <w:color w:val="000000" w:themeColor="text1"/>
+                      <w:szCs w:val="28"/>
+                    </w:rPr>
+                    <m:t>L</m:t>
+                  </m:r>
+                </m:e>
+                <m:sub>
+                  <m:r>
+                    <w:rPr>
+                      <w:rFonts w:ascii="Cambria Math" w:hAnsi="Cambria Math"/>
+                      <w:color w:val="000000" w:themeColor="text1"/>
+                      <w:szCs w:val="28"/>
+                    </w:rPr>
+                    <m:t>ср</m:t>
+                  </m:r>
+                </m:sub>
+              </m:sSub>
+              <m:r>
+                <w:rPr>
+                  <w:rFonts w:ascii="Cambria Math" w:hAnsi="Cambria Math"/>
+                  <w:color w:val="000000" w:themeColor="text1"/>
+                  <w:szCs w:val="28"/>
+                </w:rPr>
+                <m:t>+X</m:t>
+              </m:r>
+            </m:e>
+          </m:d>
+          <m:r>
+            <w:rPr>
+              <w:rFonts w:ascii="Cambria Math" w:hAnsi="Cambria Math"/>
+              <w:color w:val="000000" w:themeColor="text1"/>
+              <w:szCs w:val="28"/>
+            </w:rPr>
+            <m:t>*</m:t>
+          </m:r>
+          <m:sSub>
+            <m:sSubPr>
+              <m:ctrlPr>
+                <w:rPr>
+                  <w:rFonts w:ascii="Cambria Math" w:hAnsi="Cambria Math"/>
+                  <w:i/>
+                  <w:iCs/>
+                  <w:color w:val="000000" w:themeColor="text1"/>
+                  <w:szCs w:val="28"/>
+                  <w:lang w:val="en-US"/>
+                </w:rPr>
+              </m:ctrlPr>
+            </m:sSubPr>
+            <m:e>
+              <m:r>
+                <w:rPr>
+                  <w:rFonts w:ascii="Cambria Math" w:hAnsi="Cambria Math"/>
+                  <w:color w:val="000000" w:themeColor="text1"/>
+                  <w:szCs w:val="28"/>
+                  <w:lang w:val="en-US"/>
+                </w:rPr>
+                <m:t>2</m:t>
+              </m:r>
+              <m:r>
+                <w:rPr>
+                  <w:rFonts w:ascii="Cambria Math" w:hAnsi="Cambria Math"/>
+                  <w:color w:val="000000" w:themeColor="text1"/>
+                  <w:szCs w:val="28"/>
+                  <w:lang w:val="en-US"/>
+                </w:rPr>
+                <m:t>N</m:t>
+              </m:r>
+            </m:e>
+            <m:sub>
+              <m:r>
+                <w:rPr>
+                  <w:rFonts w:ascii="Cambria Math" w:hAnsi="Cambria Math"/>
+                  <w:color w:val="000000" w:themeColor="text1"/>
+                  <w:szCs w:val="28"/>
+                </w:rPr>
+                <m:t>р</m:t>
+              </m:r>
+            </m:sub>
+          </m:sSub>
+          <m:r>
+            <w:rPr>
+              <w:rFonts w:ascii="Cambria Math" w:hAnsi="Cambria Math"/>
+              <w:color w:val="000000" w:themeColor="text1"/>
+              <w:szCs w:val="28"/>
+            </w:rPr>
+            <m:t>=</m:t>
+          </m:r>
+          <m:d>
+            <m:dPr>
+              <m:ctrlPr>
+                <w:rPr>
+                  <w:rFonts w:ascii="Cambria Math" w:hAnsi="Cambria Math"/>
+                  <w:i/>
+                  <w:iCs/>
+                  <w:color w:val="000000" w:themeColor="text1"/>
+                  <w:szCs w:val="28"/>
+                </w:rPr>
+              </m:ctrlPr>
+            </m:dPr>
+            <m:e>
+              <m:r>
+                <w:rPr>
+                  <w:rFonts w:ascii="Cambria Math" w:hAnsi="Cambria Math"/>
+                  <w:color w:val="000000" w:themeColor="text1"/>
+                  <w:szCs w:val="28"/>
+                </w:rPr>
+                <m:t>1,1</m:t>
+              </m:r>
+              <m:r>
+                <w:rPr>
+                  <w:rFonts w:ascii="Cambria Math" w:hAnsi="Cambria Math"/>
+                  <w:color w:val="000000" w:themeColor="text1"/>
+                  <w:szCs w:val="28"/>
+                </w:rPr>
+                <m:t>*39,5</m:t>
+              </m:r>
+              <m:r>
+                <w:rPr>
+                  <w:rFonts w:ascii="Cambria Math" w:hAnsi="Cambria Math"/>
+                  <w:color w:val="000000" w:themeColor="text1"/>
+                  <w:szCs w:val="28"/>
+                </w:rPr>
+                <m:t>+</m:t>
+              </m:r>
+              <m:r>
+                <w:rPr>
+                  <w:rFonts w:ascii="Cambria Math" w:hAnsi="Cambria Math"/>
+                  <w:color w:val="000000" w:themeColor="text1"/>
+                  <w:szCs w:val="28"/>
+                </w:rPr>
+                <m:t>4</m:t>
+              </m:r>
+            </m:e>
+          </m:d>
+          <m:r>
+            <w:rPr>
+              <w:rFonts w:ascii="Cambria Math" w:hAnsi="Cambria Math"/>
+              <w:color w:val="000000" w:themeColor="text1"/>
+              <w:szCs w:val="28"/>
+            </w:rPr>
+            <m:t>*</m:t>
+          </m:r>
+          <m:r>
+            <w:rPr>
+              <w:rFonts w:ascii="Cambria Math" w:hAnsi="Cambria Math"/>
+              <w:color w:val="000000" w:themeColor="text1"/>
+              <w:szCs w:val="28"/>
+            </w:rPr>
+            <m:t>2*</m:t>
+          </m:r>
+          <m:r>
+            <w:rPr>
+              <w:rFonts w:ascii="Cambria Math" w:hAnsi="Cambria Math"/>
+              <w:color w:val="000000" w:themeColor="text1"/>
+              <w:szCs w:val="28"/>
+            </w:rPr>
+            <m:t>429≈</m:t>
+          </m:r>
+          <m:r>
+            <w:rPr>
+              <w:rFonts w:ascii="Cambria Math" w:hAnsi="Cambria Math"/>
+              <w:color w:val="000000" w:themeColor="text1"/>
+              <w:szCs w:val="28"/>
+            </w:rPr>
+            <m:t>8920,6</m:t>
+          </m:r>
+        </m:oMath>
+      </m:oMathPara>
+    </w:p>
+    <w:p>
+      <w:pPr>
+        <w:ind w:firstLine="708"/>
+        <w:rPr>
+          <w:color w:val="000000" w:themeColor="text1"/>
+          <w:szCs w:val="28"/>
+        </w:rPr>
+      </w:pPr>
+      <w:r>
+        <w:rPr>
+          <w:color w:val="000000" w:themeColor="text1"/>
+          <w:szCs w:val="28"/>
+        </w:rPr>
+        <w:t xml:space="preserve">где </w:t>
+      </w:r>
+      <m:oMath>
+        <m:sSub>
+          <m:sSubPr>
+            <m:ctrlPr>
+              <w:rPr>
+                <w:rFonts w:ascii="Cambria Math" w:hAnsi="Cambria Math"/>
+                <w:i/>
+                <w:iCs/>
+                <w:color w:val="000000" w:themeColor="text1"/>
+                <w:szCs w:val="28"/>
+                <w:lang w:val="en-US"/>
+              </w:rPr>
+            </m:ctrlPr>
+          </m:sSubPr>
+          <m:e>
+            <m:r>
+              <w:rPr>
+                <w:rFonts w:ascii="Cambria Math" w:hAnsi="Cambria Math"/>
+                <w:color w:val="000000" w:themeColor="text1"/>
+                <w:szCs w:val="28"/>
+                <w:lang w:val="en-US"/>
+              </w:rPr>
+              <m:t>N</m:t>
+            </m:r>
+          </m:e>
+          <m:sub>
+            <m:r>
+              <w:rPr>
+                <w:rFonts w:ascii="Cambria Math" w:hAnsi="Cambria Math"/>
+                <w:color w:val="000000" w:themeColor="text1"/>
+                <w:szCs w:val="28"/>
+              </w:rPr>
+              <m:t>р</m:t>
+            </m:r>
+          </m:sub>
+        </m:sSub>
+      </m:oMath>
+      <w:r>
+        <w:rPr>
+          <w:rFonts w:eastAsiaTheme="minorEastAsia"/>
+          <w:iCs/>
+          <w:color w:val="000000" w:themeColor="text1"/>
+          <w:szCs w:val="28"/>
+        </w:rPr>
+        <w:t xml:space="preserve"> – общее количество телекоммуникационных розеток (94 штуки), а </w:t>
+      </w:r>
+      <w:r>
+        <w:rPr>
+          <w:rFonts w:eastAsiaTheme="minorEastAsia"/>
+          <w:iCs/>
+          <w:color w:val="000000" w:themeColor="text1"/>
+          <w:szCs w:val="28"/>
+          <w:lang w:val="en-US"/>
+        </w:rPr>
+        <w:t>X</w:t>
+      </w:r>
+      <w:r>
+        <w:rPr>
+          <w:rFonts w:eastAsiaTheme="minorEastAsia"/>
+          <w:iCs/>
+          <w:color w:val="000000" w:themeColor="text1"/>
+          <w:szCs w:val="28"/>
+        </w:rPr>
+        <w:t xml:space="preserve"> </w:t>
+      </w:r>
+      <w:r>
+        <w:rPr>
+          <w:rFonts w:eastAsiaTheme="minorEastAsia"/>
+          <w:iCs/>
+          <w:color w:val="000000" w:themeColor="text1"/>
+          <w:szCs w:val="28"/>
+        </w:rPr>
+        <w:t>–</w:t>
+      </w:r>
+      <w:r>
+        <w:rPr>
+          <w:rFonts w:eastAsiaTheme="minorEastAsia"/>
+          <w:iCs/>
+          <w:color w:val="000000" w:themeColor="text1"/>
+          <w:szCs w:val="28"/>
+        </w:rPr>
+        <w:t xml:space="preserve"> </w:t>
+      </w:r>
+      <w:r>
+        <w:rPr>
+          <w:rFonts w:eastAsiaTheme="minorEastAsia"/>
+          <w:iCs/>
+          <w:color w:val="000000" w:themeColor="text1"/>
+          <w:szCs w:val="28"/>
+        </w:rPr>
+        <w:t>10% резервной длины кабеля (</w:t>
+      </w:r>
+      <w:r>
+        <w:rPr>
+          <w:rFonts w:eastAsiaTheme="minorEastAsia"/>
+          <w:iCs/>
+          <w:color w:val="000000" w:themeColor="text1"/>
+          <w:szCs w:val="28"/>
+        </w:rPr>
+        <w:sym w:font="Symbol" w:char="F0BB"/>
+      </w:r>
+      <w:r>
+        <w:rPr>
+          <w:rFonts w:eastAsiaTheme="minorEastAsia"/>
+          <w:iCs/>
+          <w:color w:val="000000" w:themeColor="text1"/>
+          <w:szCs w:val="28"/>
+        </w:rPr>
+        <w:t>4 метра).</w:t>
+      </w:r>
+      <w:r>
+        <w:rPr>
+          <w:i/>
+          <w:iCs/>
+          <w:color w:val="000000" w:themeColor="text1"/>
+          <w:szCs w:val="28"/>
+        </w:rPr>
+        <w:t xml:space="preserve"> </w:t>
+      </w:r>
+      <w:r>
+        <w:rPr>
+          <w:color w:val="000000" w:themeColor="text1"/>
+          <w:szCs w:val="28"/>
+        </w:rPr>
+        <w:t>Учитыва</w:t>
+      </w:r>
+      <w:r>
+        <w:rPr>
+          <w:color w:val="000000" w:themeColor="text1"/>
+          <w:szCs w:val="28"/>
+        </w:rPr>
+        <w:t>ется</w:t>
+      </w:r>
+      <w:r>
+        <w:rPr>
+          <w:color w:val="000000" w:themeColor="text1"/>
+          <w:szCs w:val="28"/>
+        </w:rPr>
+        <w:t xml:space="preserve">, </w:t>
+      </w:r>
+      <w:r>
+        <w:rPr>
+          <w:color w:val="000000" w:themeColor="text1"/>
+          <w:szCs w:val="28"/>
+        </w:rPr>
+        <w:t xml:space="preserve">что к каждой </w:t>
+      </w:r>
+      <w:r>
+        <w:rPr>
+          <w:color w:val="000000" w:themeColor="text1"/>
+          <w:szCs w:val="28"/>
+        </w:rPr>
+        <w:t>ТР</w:t>
+      </w:r>
+      <w:r>
+        <w:rPr>
+          <w:color w:val="000000" w:themeColor="text1"/>
+          <w:szCs w:val="28"/>
+        </w:rPr>
+        <w:t xml:space="preserve"> подводится два кабеля одинаковой длины</w:t>
+      </w:r>
+      <w:r>
+        <w:rPr>
+          <w:color w:val="000000" w:themeColor="text1"/>
+          <w:szCs w:val="28"/>
+        </w:rPr>
+        <w:t>.</w:t>
+      </w:r>
+      <w:r>
+        <w:rPr>
+          <w:color w:val="000000" w:themeColor="text1"/>
+          <w:szCs w:val="28"/>
+        </w:rPr>
+        <w:t xml:space="preserve"> </w:t>
+      </w:r>
+    </w:p>
+    <w:p>
+      <w:pPr>
+        <w:ind w:firstLine="708"/>
+        <w:rPr>
+          <w:i/>
+          <w:iCs/>
+          <w:color w:val="000000" w:themeColor="text1"/>
+          <w:szCs w:val="28"/>
+        </w:rPr>
+      </w:pPr>
+      <w:r>
+        <w:rPr>
+          <w:color w:val="000000" w:themeColor="text1"/>
+          <w:szCs w:val="28"/>
+        </w:rPr>
+        <w:t xml:space="preserve">Таким образом, для горизонтальной подсистемы требуется </w:t>
+      </w:r>
+      <w:r>
+        <w:rPr>
+          <w:color w:val="000000" w:themeColor="text1"/>
+          <w:szCs w:val="28"/>
+        </w:rPr>
+        <w:t>8921</w:t>
+      </w:r>
+      <w:r>
+        <w:rPr>
+          <w:color w:val="000000" w:themeColor="text1"/>
+          <w:szCs w:val="28"/>
+        </w:rPr>
+        <w:t xml:space="preserve"> м</w:t>
+      </w:r>
+      <w:r>
+        <w:rPr>
+          <w:color w:val="000000" w:themeColor="text1"/>
+          <w:szCs w:val="28"/>
+        </w:rPr>
+        <w:t>етр</w:t>
+      </w:r>
+      <w:r>
+        <w:rPr>
+          <w:color w:val="000000" w:themeColor="text1"/>
+          <w:szCs w:val="28"/>
+        </w:rPr>
+        <w:t xml:space="preserve"> кабеля. Известно, что в стандартной кабельной бухте содержится 305 метров кабеля. Тогда для </w:t>
+      </w:r>
+      <w:r>
+        <w:rPr>
+          <w:color w:val="000000" w:themeColor="text1"/>
+          <w:szCs w:val="28"/>
+        </w:rPr>
+        <w:t xml:space="preserve">реализации сети потребуется </w:t>
+      </w:r>
+      <w:r>
+        <w:rPr>
+          <w:b/>
+          <w:bCs/>
+          <w:color w:val="000000" w:themeColor="text1"/>
+          <w:szCs w:val="28"/>
+        </w:rPr>
+        <w:t>30 бухт</w:t>
+      </w:r>
+      <w:r>
+        <w:rPr>
+          <w:color w:val="000000" w:themeColor="text1"/>
+          <w:szCs w:val="28"/>
+        </w:rPr>
+        <w:t xml:space="preserve"> (</w:t>
+      </w:r>
+      <w:r>
+        <w:rPr>
+          <w:color w:val="000000" w:themeColor="text1"/>
+          <w:szCs w:val="28"/>
+        </w:rPr>
+        <w:t>8920,6</w:t>
+      </w:r>
+      <w:r>
+        <w:rPr>
+          <w:color w:val="000000" w:themeColor="text1"/>
+          <w:szCs w:val="28"/>
+        </w:rPr>
+        <w:t>/305</w:t>
+      </w:r>
+      <w:r>
+        <w:rPr>
+          <w:color w:val="000000" w:themeColor="text1"/>
+          <w:szCs w:val="28"/>
+        </w:rPr>
+        <w:sym w:font="Symbol" w:char="F0BB"/>
+      </w:r>
+      <w:r>
+        <w:rPr>
+          <w:color w:val="000000" w:themeColor="text1"/>
+          <w:szCs w:val="28"/>
+        </w:rPr>
+        <w:t>30</w:t>
+      </w:r>
+      <w:r>
+        <w:rPr>
+          <w:color w:val="000000" w:themeColor="text1"/>
+          <w:szCs w:val="28"/>
+        </w:rPr>
+        <w:t>)</w:t>
+      </w:r>
+      <w:r>
+        <w:rPr>
+          <w:color w:val="000000" w:themeColor="text1"/>
+          <w:szCs w:val="28"/>
+        </w:rPr>
+        <w:t xml:space="preserve"> или </w:t>
+      </w:r>
+      <w:r>
+        <w:rPr>
+          <w:b/>
+          <w:bCs/>
+          <w:color w:val="000000" w:themeColor="text1"/>
+          <w:szCs w:val="28"/>
+        </w:rPr>
+        <w:t>9150</w:t>
+      </w:r>
+      <w:r>
+        <w:rPr>
+          <w:b/>
+          <w:bCs/>
+          <w:color w:val="000000" w:themeColor="text1"/>
+          <w:szCs w:val="28"/>
+        </w:rPr>
+        <w:t xml:space="preserve"> м</w:t>
+      </w:r>
+      <w:r>
+        <w:rPr>
+          <w:b/>
+          <w:bCs/>
+          <w:color w:val="000000" w:themeColor="text1"/>
+          <w:szCs w:val="28"/>
+        </w:rPr>
+        <w:t>етров</w:t>
+      </w:r>
+      <w:r>
+        <w:rPr>
+          <w:b/>
+          <w:bCs/>
+          <w:color w:val="000000" w:themeColor="text1"/>
+          <w:szCs w:val="28"/>
+        </w:rPr>
+        <w:t xml:space="preserve"> кабеля</w:t>
+      </w:r>
+      <w:r>
+        <w:rPr>
+          <w:color w:val="000000" w:themeColor="text1"/>
+          <w:szCs w:val="28"/>
+        </w:rPr>
+        <w:t xml:space="preserve"> (</w:t>
+      </w:r>
+      <w:r>
+        <w:rPr>
+          <w:color w:val="000000" w:themeColor="text1"/>
+          <w:szCs w:val="28"/>
+        </w:rPr>
+        <w:t>30*</w:t>
+      </w:r>
+      <w:r>
+        <w:rPr>
+          <w:color w:val="000000" w:themeColor="text1"/>
+          <w:szCs w:val="28"/>
+        </w:rPr>
+        <w:t>305=</w:t>
+      </w:r>
+      <w:r>
+        <w:rPr>
+          <w:color w:val="000000" w:themeColor="text1"/>
+          <w:szCs w:val="28"/>
+        </w:rPr>
+        <w:t>9150</w:t>
+      </w:r>
+      <w:r>
+        <w:rPr>
+          <w:color w:val="000000" w:themeColor="text1"/>
+          <w:szCs w:val="28"/>
+        </w:rPr>
+        <w:t>).</w:t>
       </w:r>
     </w:p>
     <w:p/>
@@ -21459,9 +23014,14 @@
         <w:t xml:space="preserve">.2 </w:t>
       </w:r>
       <w:r>
-        <w:t>Создание топологии сети в системе Packet Tracer</w:t>
+        <w:t xml:space="preserve">Создание топологии сети в системе Packet </w:t>
+      </w:r>
+      <w:proofErr w:type="spellStart"/>
+      <w:r>
+        <w:t>Tracer</w:t>
       </w:r>
       <w:bookmarkEnd w:id="29"/>
+      <w:proofErr w:type="spellEnd"/>
     </w:p>
     <w:p>
       <w:pPr>
@@ -21613,7 +23173,15 @@
         <w:ind w:left="0" w:firstLine="709"/>
       </w:pPr>
       <w:r>
-        <w:t>Проектирование локальных компьютерных сетей уровня предприятий и организаций: Учебное пособие по курсовому проектированию для высших учебных заведений / В. Чернега, ― Севастополь: «Издательство СевГУ», 2019.― 291 с.</w:t>
+        <w:t xml:space="preserve">Проектирование локальных компьютерных сетей уровня предприятий и организаций: Учебное пособие по курсовому проектированию для высших учебных заведений / В. Чернега, ― Севастополь: «Издательство </w:t>
+      </w:r>
+      <w:proofErr w:type="spellStart"/>
+      <w:r>
+        <w:t>СевГУ</w:t>
+      </w:r>
+      <w:proofErr w:type="spellEnd"/>
+      <w:r>
+        <w:t>», 2019.― 291 с.</w:t>
       </w:r>
     </w:p>
     <w:p>
@@ -21735,7 +23303,7 @@
                     <pic:cNvPicPr/>
                   </pic:nvPicPr>
                   <pic:blipFill>
-                    <a:blip r:embed="rId10">
+                    <a:blip r:embed="rId12">
                       <a:extLst>
                         <a:ext uri="{28A0092B-C50C-407E-A947-70E740481C1C}">
                           <a14:useLocalDpi xmlns:a14="http://schemas.microsoft.com/office/drawing/2010/main" val="0"/>
@@ -21864,7 +23432,7 @@
                     <pic:cNvPicPr/>
                   </pic:nvPicPr>
                   <pic:blipFill>
-                    <a:blip r:embed="rId11"/>
+                    <a:blip r:embed="rId13"/>
                     <a:stretch>
                       <a:fillRect/>
                     </a:stretch>
@@ -21913,8 +23481,8 @@
       </w:pPr>
     </w:p>
     <w:sectPr>
-      <w:headerReference w:type="default" r:id="rId12"/>
-      <w:footerReference w:type="default" r:id="rId13"/>
+      <w:headerReference w:type="default" r:id="rId14"/>
+      <w:footerReference w:type="default" r:id="rId15"/>
       <w:pgSz w:w="11906" w:h="16838"/>
       <w:pgMar w:top="1134" w:right="850" w:bottom="1134" w:left="1701" w:header="708" w:footer="708" w:gutter="0"/>
       <w:pgNumType w:start="1"/>
@@ -28950,6 +30518,16 @@
       </w:tblCellMar>
     </w:tblPr>
   </w:style>
+  <w:style w:type="character" w:styleId="af2">
+    <w:name w:val="Placeholder Text"/>
+    <w:basedOn w:val="a0"/>
+    <w:uiPriority w:val="99"/>
+    <w:semiHidden/>
+    <w:rsid w:val="00745E71"/>
+    <w:rPr>
+      <w:color w:val="666666"/>
+    </w:rPr>
+  </w:style>
 </w:styles>
 </file>
 

--- a/7 семестр/ИСИС КП/ПЗ.docx
+++ b/7 семестр/ИСИС КП/ПЗ.docx
@@ -6842,7 +6842,6 @@
               <w:rPr>
                 <w:b/>
                 <w:bCs/>
-                <w:color w:val="EE0000"/>
                 <w:szCs w:val="28"/>
               </w:rPr>
               <w:t>Число</w:t>
@@ -6851,7 +6850,6 @@
               <w:rPr>
                 <w:b/>
                 <w:bCs/>
-                <w:color w:val="EE0000"/>
                 <w:szCs w:val="28"/>
               </w:rPr>
               <w:t xml:space="preserve"> рабочих групп</w:t>
@@ -7725,6 +7723,7 @@
               <w:jc w:val="left"/>
               <w:rPr>
                 <w:szCs w:val="28"/>
+                <w:lang w:val="en-US"/>
               </w:rPr>
             </w:pPr>
             <w:r>
@@ -8613,7 +8612,7 @@
                 <w:color w:val="EE0000"/>
                 <w:szCs w:val="28"/>
               </w:rPr>
-              <w:t>?</w:t>
+              <w:t>0</w:t>
             </w:r>
           </w:p>
         </w:tc>
@@ -8636,7 +8635,7 @@
                 <w:color w:val="EE0000"/>
                 <w:szCs w:val="28"/>
               </w:rPr>
-              <w:t>1</w:t>
+              <w:t>-</w:t>
             </w:r>
           </w:p>
         </w:tc>
@@ -8649,16 +8648,22 @@
               <w:spacing w:line="240" w:lineRule="auto"/>
               <w:ind w:firstLine="0"/>
               <w:rPr>
+                <w:i/>
+                <w:iCs/>
                 <w:color w:val="EE0000"/>
                 <w:szCs w:val="28"/>
-              </w:rPr>
-            </w:pPr>
-            <w:r>
-              <w:rPr>
+                <w:lang w:val="en-US"/>
+              </w:rPr>
+            </w:pPr>
+            <w:r>
+              <w:rPr>
+                <w:i/>
+                <w:iCs/>
                 <w:color w:val="EE0000"/>
                 <w:szCs w:val="28"/>
-              </w:rPr>
-              <w:t>?</w:t>
+                <w:lang w:val="en-US"/>
+              </w:rPr>
+              <w:t>-</w:t>
             </w:r>
           </w:p>
         </w:tc>
@@ -9247,48 +9252,7 @@
                 <w:iCs/>
                 <w:szCs w:val="28"/>
               </w:rPr>
-              <w:fldChar w:fldCharType="begin"/>
-            </w:r>
-            <w:r>
-              <w:rPr>
-                <w:b/>
-                <w:bCs/>
-                <w:i/>
-                <w:iCs/>
-                <w:szCs w:val="28"/>
-              </w:rPr>
-              <w:instrText xml:space="preserve"> =SUM(E2:E15) </w:instrText>
-            </w:r>
-            <w:r>
-              <w:rPr>
-                <w:b/>
-                <w:bCs/>
-                <w:i/>
-                <w:iCs/>
-                <w:szCs w:val="28"/>
-              </w:rPr>
-              <w:fldChar w:fldCharType="separate"/>
-            </w:r>
-            <w:r>
-              <w:rPr>
-                <w:b/>
-                <w:bCs/>
-                <w:i/>
-                <w:iCs/>
-                <w:noProof/>
-                <w:szCs w:val="28"/>
-              </w:rPr>
-              <w:t>94</w:t>
-            </w:r>
-            <w:r>
-              <w:rPr>
-                <w:b/>
-                <w:bCs/>
-                <w:i/>
-                <w:iCs/>
-                <w:szCs w:val="28"/>
-              </w:rPr>
-              <w:fldChar w:fldCharType="end"/>
+              <w:t>96</w:t>
             </w:r>
           </w:p>
         </w:tc>
@@ -12746,7 +12710,13 @@
         <w:t xml:space="preserve"> маршрутизатор </w:t>
       </w:r>
       <w:r>
-        <w:t>Cisco 1941.</w:t>
+        <w:rPr>
+          <w:color w:val="EE0000"/>
+        </w:rPr>
+        <w:t>Cisco 1941</w:t>
+      </w:r>
+      <w:r>
+        <w:t>.</w:t>
       </w:r>
       <w:r>
         <w:t xml:space="preserve"> Он обеспечивает работу с внешними каналами связи, поддерживает </w:t>
@@ -21542,34 +21512,7 @@
           <w:rPr>
             <w:rFonts w:ascii="Cambria Math" w:hAnsi="Cambria Math"/>
           </w:rPr>
-          <m:t>=</m:t>
-        </m:r>
-        <m:r>
-          <m:rPr>
-            <m:sty m:val="p"/>
-          </m:rPr>
-          <w:rPr>
-            <w:rFonts w:ascii="Cambria Math" w:hAnsi="Cambria Math"/>
-          </w:rPr>
-          <m:t xml:space="preserve"> </m:t>
-        </m:r>
-        <m:r>
-          <m:rPr>
-            <m:sty m:val="p"/>
-          </m:rPr>
-          <w:rPr>
-            <w:rFonts w:ascii="Cambria Math" w:hAnsi="Cambria Math"/>
-          </w:rPr>
-          <m:t>7,5</m:t>
-        </m:r>
-        <m:r>
-          <m:rPr>
-            <m:sty m:val="p"/>
-          </m:rPr>
-          <w:rPr>
-            <w:rFonts w:ascii="Cambria Math" w:hAnsi="Cambria Math"/>
-          </w:rPr>
-          <m:t xml:space="preserve"> м</m:t>
+          <m:t>= 7,5 м</m:t>
         </m:r>
       </m:oMath>
       <w:r>
@@ -21620,34 +21563,7 @@
           <w:rPr>
             <w:rFonts w:ascii="Cambria Math" w:hAnsi="Cambria Math"/>
           </w:rPr>
-          <m:t>=</m:t>
-        </m:r>
-        <m:r>
-          <m:rPr>
-            <m:sty m:val="p"/>
-          </m:rPr>
-          <w:rPr>
-            <w:rFonts w:ascii="Cambria Math" w:hAnsi="Cambria Math"/>
-          </w:rPr>
-          <m:t xml:space="preserve"> </m:t>
-        </m:r>
-        <m:r>
-          <m:rPr>
-            <m:sty m:val="p"/>
-          </m:rPr>
-          <w:rPr>
-            <w:rFonts w:ascii="Cambria Math" w:hAnsi="Cambria Math"/>
-          </w:rPr>
-          <m:t>32</m:t>
-        </m:r>
-        <m:r>
-          <m:rPr>
-            <m:sty m:val="p"/>
-          </m:rPr>
-          <w:rPr>
-            <w:rFonts w:ascii="Cambria Math" w:hAnsi="Cambria Math"/>
-          </w:rPr>
-          <m:t xml:space="preserve"> м</m:t>
+          <m:t>= 32 м</m:t>
         </m:r>
       </m:oMath>
       <w:r>
@@ -21898,23 +21814,7 @@
                   <w:color w:val="000000" w:themeColor="text1"/>
                   <w:szCs w:val="28"/>
                 </w:rPr>
-                <m:t>7,5</m:t>
-              </m:r>
-              <m:r>
-                <w:rPr>
-                  <w:rFonts w:ascii="Cambria Math" w:hAnsi="Cambria Math"/>
-                  <w:color w:val="000000" w:themeColor="text1"/>
-                  <w:szCs w:val="28"/>
-                </w:rPr>
-                <m:t>+</m:t>
-              </m:r>
-              <m:r>
-                <w:rPr>
-                  <w:rFonts w:ascii="Cambria Math" w:hAnsi="Cambria Math"/>
-                  <w:color w:val="000000" w:themeColor="text1"/>
-                  <w:szCs w:val="28"/>
-                </w:rPr>
-                <m:t>32</m:t>
+                <m:t>7,5+32</m:t>
               </m:r>
             </m:num>
             <m:den>
@@ -21934,31 +21834,7 @@
               <w:color w:val="000000" w:themeColor="text1"/>
               <w:szCs w:val="28"/>
             </w:rPr>
-            <m:t>м=3</m:t>
-          </m:r>
-          <m:r>
-            <w:rPr>
-              <w:rFonts w:ascii="Cambria Math" w:hAnsi="Cambria Math"/>
-              <w:color w:val="000000" w:themeColor="text1"/>
-              <w:szCs w:val="28"/>
-            </w:rPr>
-            <m:t>9</m:t>
-          </m:r>
-          <m:r>
-            <w:rPr>
-              <w:rFonts w:ascii="Cambria Math" w:hAnsi="Cambria Math"/>
-              <w:color w:val="000000" w:themeColor="text1"/>
-              <w:szCs w:val="28"/>
-            </w:rPr>
-            <m:t xml:space="preserve">,5 </m:t>
-          </m:r>
-          <m:r>
-            <w:rPr>
-              <w:rFonts w:ascii="Cambria Math" w:hAnsi="Cambria Math"/>
-              <w:color w:val="000000" w:themeColor="text1"/>
-              <w:szCs w:val="28"/>
-            </w:rPr>
-            <m:t>(м.)</m:t>
+            <m:t>м=39,5 (м.)</m:t>
           </m:r>
         </m:oMath>
       </m:oMathPara>
@@ -22125,16 +22001,7 @@
                   <w:szCs w:val="28"/>
                   <w:lang w:val="en-US"/>
                 </w:rPr>
-                <m:t>2</m:t>
-              </m:r>
-              <m:r>
-                <w:rPr>
-                  <w:rFonts w:ascii="Cambria Math" w:hAnsi="Cambria Math"/>
-                  <w:color w:val="000000" w:themeColor="text1"/>
-                  <w:szCs w:val="28"/>
-                  <w:lang w:val="en-US"/>
-                </w:rPr>
-                <m:t>N</m:t>
+                <m:t>2N</m:t>
               </m:r>
             </m:e>
             <m:sub>
@@ -22175,31 +22042,7 @@
                   <w:color w:val="000000" w:themeColor="text1"/>
                   <w:szCs w:val="28"/>
                 </w:rPr>
-                <m:t>1,1</m:t>
-              </m:r>
-              <m:r>
-                <w:rPr>
-                  <w:rFonts w:ascii="Cambria Math" w:hAnsi="Cambria Math"/>
-                  <w:color w:val="000000" w:themeColor="text1"/>
-                  <w:szCs w:val="28"/>
-                </w:rPr>
-                <m:t>*39,5</m:t>
-              </m:r>
-              <m:r>
-                <w:rPr>
-                  <w:rFonts w:ascii="Cambria Math" w:hAnsi="Cambria Math"/>
-                  <w:color w:val="000000" w:themeColor="text1"/>
-                  <w:szCs w:val="28"/>
-                </w:rPr>
-                <m:t>+</m:t>
-              </m:r>
-              <m:r>
-                <w:rPr>
-                  <w:rFonts w:ascii="Cambria Math" w:hAnsi="Cambria Math"/>
-                  <w:color w:val="000000" w:themeColor="text1"/>
-                  <w:szCs w:val="28"/>
-                </w:rPr>
-                <m:t>4</m:t>
+                <m:t>1,1*39,5+4</m:t>
               </m:r>
             </m:e>
           </m:d>
@@ -22209,31 +22052,7 @@
               <w:color w:val="000000" w:themeColor="text1"/>
               <w:szCs w:val="28"/>
             </w:rPr>
-            <m:t>*</m:t>
-          </m:r>
-          <m:r>
-            <w:rPr>
-              <w:rFonts w:ascii="Cambria Math" w:hAnsi="Cambria Math"/>
-              <w:color w:val="000000" w:themeColor="text1"/>
-              <w:szCs w:val="28"/>
-            </w:rPr>
-            <m:t>2*</m:t>
-          </m:r>
-          <m:r>
-            <w:rPr>
-              <w:rFonts w:ascii="Cambria Math" w:hAnsi="Cambria Math"/>
-              <w:color w:val="000000" w:themeColor="text1"/>
-              <w:szCs w:val="28"/>
-            </w:rPr>
-            <m:t>429≈</m:t>
-          </m:r>
-          <m:r>
-            <w:rPr>
-              <w:rFonts w:ascii="Cambria Math" w:hAnsi="Cambria Math"/>
-              <w:color w:val="000000" w:themeColor="text1"/>
-              <w:szCs w:val="28"/>
-            </w:rPr>
-            <m:t>8920,6</m:t>
+            <m:t>*2*429≈8920,6</m:t>
           </m:r>
         </m:oMath>
       </m:oMathPara>
@@ -22523,14 +22342,7 @@
           <w:color w:val="000000" w:themeColor="text1"/>
           <w:szCs w:val="28"/>
         </w:rPr>
-        <w:t>30</w:t>
-      </w:r>
-      <w:r>
-        <w:rPr>
-          <w:color w:val="000000" w:themeColor="text1"/>
-          <w:szCs w:val="28"/>
-        </w:rPr>
-        <w:t>)</w:t>
+        <w:t>30)</w:t>
       </w:r>
       <w:r>
         <w:rPr>
@@ -22634,8 +22446,1420 @@
     </w:p>
     <w:p/>
     <w:p>
+      <w:pPr>
+        <w:ind w:firstLine="851"/>
+        <w:rPr>
+          <w:rFonts w:eastAsiaTheme="minorEastAsia" w:cs="Times New Roman"/>
+          <w:szCs w:val="28"/>
+        </w:rPr>
+      </w:pPr>
+      <w:r>
+        <w:rPr>
+          <w:rFonts w:eastAsiaTheme="minorEastAsia" w:cs="Times New Roman"/>
+          <w:szCs w:val="28"/>
+        </w:rPr>
+        <w:t xml:space="preserve">В проектируемой </w:t>
+      </w:r>
+      <w:r>
+        <w:rPr>
+          <w:rFonts w:eastAsiaTheme="minorEastAsia" w:cs="Times New Roman"/>
+          <w:szCs w:val="28"/>
+        </w:rPr>
+        <w:t>ЛКС</w:t>
+      </w:r>
+      <w:r>
+        <w:rPr>
+          <w:rFonts w:eastAsiaTheme="minorEastAsia" w:cs="Times New Roman"/>
+          <w:szCs w:val="28"/>
+        </w:rPr>
+        <w:t xml:space="preserve"> предприятия предусмотрено 90 рабочих мест и 94 телекоммуникационных розет</w:t>
+      </w:r>
+      <w:r>
+        <w:rPr>
+          <w:rFonts w:eastAsiaTheme="minorEastAsia" w:cs="Times New Roman"/>
+          <w:szCs w:val="28"/>
+        </w:rPr>
+        <w:t>ки</w:t>
+      </w:r>
+      <w:r>
+        <w:rPr>
+          <w:rFonts w:eastAsiaTheme="minorEastAsia" w:cs="Times New Roman"/>
+          <w:szCs w:val="28"/>
+        </w:rPr>
+        <w:t>. Для каждого рабочего места требуется прокладка горизонтальных кабелей категории 5е</w:t>
+      </w:r>
+      <w:r>
+        <w:rPr>
+          <w:rFonts w:eastAsiaTheme="minorEastAsia" w:cs="Times New Roman"/>
+          <w:szCs w:val="28"/>
+        </w:rPr>
+        <w:t>:</w:t>
+      </w:r>
+    </w:p>
+    <w:p>
+      <w:pPr>
+        <w:pStyle w:val="a7"/>
+        <w:numPr>
+          <w:ilvl w:val="0"/>
+          <w:numId w:val="57"/>
+        </w:numPr>
+        <w:rPr>
+          <w:rFonts w:eastAsiaTheme="minorEastAsia" w:cs="Times New Roman"/>
+          <w:szCs w:val="28"/>
+        </w:rPr>
+      </w:pPr>
+      <w:r>
+        <w:rPr>
+          <w:rFonts w:eastAsiaTheme="minorEastAsia" w:cs="Times New Roman"/>
+          <w:szCs w:val="28"/>
+        </w:rPr>
+        <w:t>диаметр кабеля</w:t>
+      </w:r>
+      <w:r>
+        <w:rPr>
+          <w:rFonts w:eastAsiaTheme="minorEastAsia" w:cs="Times New Roman"/>
+          <w:szCs w:val="28"/>
+        </w:rPr>
+        <w:t xml:space="preserve">: </w:t>
+      </w:r>
+      <w:r>
+        <w:rPr>
+          <w:rFonts w:eastAsiaTheme="minorEastAsia" w:cs="Times New Roman"/>
+          <w:szCs w:val="28"/>
+        </w:rPr>
+        <w:t>5</w:t>
+      </w:r>
+      <w:r>
+        <w:rPr>
+          <w:rFonts w:eastAsiaTheme="minorEastAsia" w:cs="Times New Roman"/>
+          <w:szCs w:val="28"/>
+        </w:rPr>
+        <w:t>,</w:t>
+      </w:r>
+      <w:r>
+        <w:rPr>
+          <w:rFonts w:eastAsiaTheme="minorEastAsia" w:cs="Times New Roman"/>
+          <w:szCs w:val="28"/>
+        </w:rPr>
+        <w:t>2 мм;</w:t>
+      </w:r>
+    </w:p>
+    <w:p>
+      <w:pPr>
+        <w:pStyle w:val="a7"/>
+        <w:numPr>
+          <w:ilvl w:val="0"/>
+          <w:numId w:val="57"/>
+        </w:numPr>
+        <w:rPr>
+          <w:rFonts w:eastAsiaTheme="minorEastAsia" w:cs="Times New Roman"/>
+          <w:szCs w:val="28"/>
+        </w:rPr>
+      </w:pPr>
+      <w:r>
+        <w:rPr>
+          <w:rFonts w:eastAsiaTheme="minorEastAsia" w:cs="Times New Roman"/>
+          <w:szCs w:val="28"/>
+        </w:rPr>
+        <w:t>площадь</w:t>
+      </w:r>
+      <w:r>
+        <w:rPr>
+          <w:rFonts w:eastAsiaTheme="minorEastAsia" w:cs="Times New Roman"/>
+          <w:szCs w:val="28"/>
+        </w:rPr>
+        <w:t xml:space="preserve"> поперечного сечения</w:t>
+      </w:r>
+      <w:r>
+        <w:rPr>
+          <w:rFonts w:eastAsiaTheme="minorEastAsia" w:cs="Times New Roman"/>
+          <w:szCs w:val="28"/>
+        </w:rPr>
+        <w:t>:</w:t>
+      </w:r>
+      <w:r>
+        <w:rPr>
+          <w:rFonts w:eastAsiaTheme="minorEastAsia" w:cs="Times New Roman"/>
+          <w:szCs w:val="28"/>
+        </w:rPr>
+        <w:t xml:space="preserve"> </w:t>
+      </w:r>
+      <m:oMath>
+        <m:sSub>
+          <m:sSubPr>
+            <m:ctrlPr>
+              <w:rPr>
+                <w:rFonts w:ascii="Cambria Math" w:eastAsiaTheme="minorEastAsia" w:hAnsi="Cambria Math" w:cs="Times New Roman"/>
+                <w:i/>
+                <w:szCs w:val="28"/>
+              </w:rPr>
+            </m:ctrlPr>
+          </m:sSubPr>
+          <m:e>
+            <m:r>
+              <w:rPr>
+                <w:rFonts w:ascii="Cambria Math" w:eastAsiaTheme="minorEastAsia" w:hAnsi="Cambria Math" w:cs="Times New Roman"/>
+                <w:szCs w:val="28"/>
+              </w:rPr>
+              <m:t xml:space="preserve">S </m:t>
+            </m:r>
+          </m:e>
+          <m:sub>
+            <m:r>
+              <w:rPr>
+                <w:rFonts w:ascii="Cambria Math" w:eastAsiaTheme="minorEastAsia" w:hAnsi="Cambria Math" w:cs="Times New Roman"/>
+                <w:szCs w:val="28"/>
+              </w:rPr>
+              <m:t>каб</m:t>
+            </m:r>
+          </m:sub>
+        </m:sSub>
+        <m:r>
+          <w:rPr>
+            <w:rFonts w:ascii="Cambria Math" w:eastAsiaTheme="minorEastAsia" w:hAnsi="Cambria Math" w:cs="Times New Roman"/>
+            <w:szCs w:val="28"/>
+          </w:rPr>
+          <m:t xml:space="preserve">=21,2 </m:t>
+        </m:r>
+        <m:sSup>
+          <m:sSupPr>
+            <m:ctrlPr>
+              <w:rPr>
+                <w:rFonts w:ascii="Cambria Math" w:eastAsiaTheme="minorEastAsia" w:hAnsi="Cambria Math" w:cs="Times New Roman"/>
+                <w:i/>
+                <w:szCs w:val="28"/>
+              </w:rPr>
+            </m:ctrlPr>
+          </m:sSupPr>
+          <m:e>
+            <m:r>
+              <w:rPr>
+                <w:rFonts w:ascii="Cambria Math" w:eastAsiaTheme="minorEastAsia" w:hAnsi="Cambria Math" w:cs="Times New Roman"/>
+                <w:szCs w:val="28"/>
+              </w:rPr>
+              <m:t>мм</m:t>
+            </m:r>
+          </m:e>
+          <m:sup>
+            <m:r>
+              <w:rPr>
+                <w:rFonts w:ascii="Cambria Math" w:eastAsiaTheme="minorEastAsia" w:hAnsi="Cambria Math" w:cs="Times New Roman"/>
+                <w:szCs w:val="28"/>
+              </w:rPr>
+              <m:t>2</m:t>
+            </m:r>
+          </m:sup>
+        </m:sSup>
+      </m:oMath>
+      <w:r>
+        <w:rPr>
+          <w:rFonts w:eastAsiaTheme="minorEastAsia" w:cs="Times New Roman"/>
+          <w:szCs w:val="28"/>
+        </w:rPr>
+        <w:t>;</w:t>
+      </w:r>
+    </w:p>
+    <w:p>
+      <w:pPr>
+        <w:rPr>
+          <w:rFonts w:eastAsiaTheme="minorEastAsia" w:cs="Times New Roman"/>
+          <w:szCs w:val="28"/>
+        </w:rPr>
+      </w:pPr>
+      <w:r>
+        <w:rPr>
+          <w:rFonts w:eastAsiaTheme="minorEastAsia" w:cs="Times New Roman"/>
+          <w:szCs w:val="28"/>
+        </w:rPr>
+        <w:t>Чтобы рассчитать</w:t>
+      </w:r>
+      <w:r>
+        <w:rPr>
+          <w:rFonts w:eastAsiaTheme="minorEastAsia" w:cs="Times New Roman"/>
+          <w:szCs w:val="28"/>
+        </w:rPr>
+        <w:t xml:space="preserve"> размер</w:t>
+      </w:r>
+      <w:r>
+        <w:rPr>
+          <w:rFonts w:eastAsiaTheme="minorEastAsia" w:cs="Times New Roman"/>
+          <w:szCs w:val="28"/>
+        </w:rPr>
+        <w:t>ы</w:t>
+      </w:r>
+      <w:r>
+        <w:rPr>
+          <w:rFonts w:eastAsiaTheme="minorEastAsia" w:cs="Times New Roman"/>
+          <w:szCs w:val="28"/>
+        </w:rPr>
+        <w:t xml:space="preserve"> кабельного короба </w:t>
+      </w:r>
+      <w:r>
+        <w:rPr>
+          <w:rFonts w:eastAsiaTheme="minorEastAsia" w:cs="Times New Roman"/>
+          <w:szCs w:val="28"/>
+        </w:rPr>
+        <w:t>взяты следующие значения параметров:</w:t>
+      </w:r>
+    </w:p>
+    <w:p>
+      <w:pPr>
+        <w:pStyle w:val="a7"/>
+        <w:numPr>
+          <w:ilvl w:val="0"/>
+          <w:numId w:val="57"/>
+        </w:numPr>
+        <w:rPr>
+          <w:rFonts w:eastAsiaTheme="minorEastAsia" w:cs="Times New Roman"/>
+          <w:szCs w:val="28"/>
+        </w:rPr>
+      </w:pPr>
+      <w:r>
+        <w:rPr>
+          <w:rFonts w:eastAsiaTheme="minorEastAsia" w:cs="Times New Roman"/>
+          <w:szCs w:val="28"/>
+        </w:rPr>
+        <w:t>к</w:t>
+      </w:r>
+      <w:r>
+        <w:rPr>
+          <w:rFonts w:eastAsiaTheme="minorEastAsia" w:cs="Times New Roman"/>
+          <w:szCs w:val="28"/>
+        </w:rPr>
+        <w:t xml:space="preserve">оэффициент использования площади: </w:t>
+      </w:r>
+      <m:oMath>
+        <m:sSub>
+          <m:sSubPr>
+            <m:ctrlPr>
+              <w:rPr>
+                <w:rFonts w:ascii="Cambria Math" w:eastAsiaTheme="minorEastAsia" w:hAnsi="Cambria Math" w:cs="Times New Roman"/>
+                <w:i/>
+                <w:szCs w:val="28"/>
+              </w:rPr>
+            </m:ctrlPr>
+          </m:sSubPr>
+          <m:e>
+            <m:r>
+              <w:rPr>
+                <w:rFonts w:ascii="Cambria Math" w:eastAsiaTheme="minorEastAsia" w:hAnsi="Cambria Math" w:cs="Times New Roman"/>
+                <w:szCs w:val="28"/>
+              </w:rPr>
+              <m:t>k</m:t>
+            </m:r>
+          </m:e>
+          <m:sub>
+            <m:r>
+              <w:rPr>
+                <w:rFonts w:ascii="Cambria Math" w:eastAsiaTheme="minorEastAsia" w:hAnsi="Cambria Math" w:cs="Times New Roman"/>
+                <w:szCs w:val="28"/>
+              </w:rPr>
+              <m:t>i</m:t>
+            </m:r>
+          </m:sub>
+        </m:sSub>
+        <m:r>
+          <w:rPr>
+            <w:rFonts w:ascii="Cambria Math" w:eastAsiaTheme="minorEastAsia" w:hAnsi="Cambria Math" w:cs="Times New Roman"/>
+            <w:szCs w:val="28"/>
+          </w:rPr>
+          <m:t>=0,5</m:t>
+        </m:r>
+      </m:oMath>
+      <w:r>
+        <w:rPr>
+          <w:rFonts w:eastAsiaTheme="minorEastAsia" w:cs="Times New Roman"/>
+          <w:szCs w:val="28"/>
+        </w:rPr>
+        <w:t>;</w:t>
+      </w:r>
+    </w:p>
+    <w:p>
+      <w:pPr>
+        <w:pStyle w:val="a7"/>
+        <w:numPr>
+          <w:ilvl w:val="0"/>
+          <w:numId w:val="57"/>
+        </w:numPr>
+        <w:rPr>
+          <w:rFonts w:eastAsiaTheme="minorEastAsia" w:cs="Times New Roman"/>
+          <w:szCs w:val="28"/>
+        </w:rPr>
+      </w:pPr>
+      <w:r>
+        <w:rPr>
+          <w:rFonts w:eastAsiaTheme="minorEastAsia" w:cs="Times New Roman"/>
+          <w:szCs w:val="28"/>
+        </w:rPr>
+        <w:t>коэффициент заполнения</w:t>
+      </w:r>
+      <w:r>
+        <w:rPr>
+          <w:rFonts w:eastAsiaTheme="minorEastAsia" w:cs="Times New Roman"/>
+          <w:szCs w:val="28"/>
+        </w:rPr>
+        <w:t>:</w:t>
+      </w:r>
+      <w:r>
+        <w:rPr>
+          <w:rFonts w:eastAsiaTheme="minorEastAsia" w:cs="Times New Roman"/>
+          <w:szCs w:val="28"/>
+        </w:rPr>
+        <w:t xml:space="preserve"> </w:t>
+      </w:r>
+      <m:oMath>
+        <m:sSub>
+          <m:sSubPr>
+            <m:ctrlPr>
+              <w:rPr>
+                <w:rFonts w:ascii="Cambria Math" w:eastAsiaTheme="minorEastAsia" w:hAnsi="Cambria Math" w:cs="Times New Roman"/>
+                <w:i/>
+                <w:szCs w:val="28"/>
+              </w:rPr>
+            </m:ctrlPr>
+          </m:sSubPr>
+          <m:e>
+            <m:r>
+              <w:rPr>
+                <w:rFonts w:ascii="Cambria Math" w:eastAsiaTheme="minorEastAsia" w:hAnsi="Cambria Math" w:cs="Times New Roman"/>
+                <w:szCs w:val="28"/>
+              </w:rPr>
+              <m:t>k</m:t>
+            </m:r>
+          </m:e>
+          <m:sub>
+            <m:r>
+              <w:rPr>
+                <w:rFonts w:ascii="Cambria Math" w:eastAsiaTheme="minorEastAsia" w:hAnsi="Cambria Math" w:cs="Times New Roman"/>
+                <w:szCs w:val="28"/>
+              </w:rPr>
+              <m:t>z</m:t>
+            </m:r>
+          </m:sub>
+        </m:sSub>
+        <m:r>
+          <w:rPr>
+            <w:rFonts w:ascii="Cambria Math" w:eastAsiaTheme="minorEastAsia" w:hAnsi="Cambria Math" w:cs="Times New Roman"/>
+            <w:szCs w:val="28"/>
+          </w:rPr>
+          <m:t>=0,45</m:t>
+        </m:r>
+      </m:oMath>
+      <w:r>
+        <w:rPr>
+          <w:rFonts w:eastAsiaTheme="minorEastAsia" w:cs="Times New Roman"/>
+          <w:szCs w:val="28"/>
+          <w:lang w:val="en-US"/>
+        </w:rPr>
+        <w:t>;</w:t>
+      </w:r>
+    </w:p>
+    <w:p>
+      <w:pPr>
+        <w:rPr>
+          <w:rFonts w:eastAsiaTheme="minorEastAsia" w:cs="Times New Roman"/>
+          <w:szCs w:val="28"/>
+        </w:rPr>
+      </w:pPr>
+      <w:r>
+        <w:rPr>
+          <w:lang w:val="en-US"/>
+        </w:rPr>
+        <w:t>C</w:t>
+      </w:r>
+      <w:r>
+        <w:t xml:space="preserve"> </w:t>
+      </w:r>
+      <w:r>
+        <w:t>целью уменьшения расход</w:t>
+      </w:r>
+      <w:r>
+        <w:t xml:space="preserve">ов </w:t>
+      </w:r>
+      <w:r>
+        <w:t>использова</w:t>
+      </w:r>
+      <w:r>
+        <w:t>н</w:t>
+      </w:r>
+      <w:r>
+        <w:t xml:space="preserve"> короб</w:t>
+      </w:r>
+      <w:r>
+        <w:t xml:space="preserve"> с двумя секциями: </w:t>
+      </w:r>
+      <w:r>
+        <w:t xml:space="preserve">одна </w:t>
+      </w:r>
+      <w:r>
+        <w:t xml:space="preserve">для коммуникационных </w:t>
+      </w:r>
+      <w:r>
+        <w:t xml:space="preserve">кабелей, вторая </w:t>
+      </w:r>
+      <w:r>
+        <w:t xml:space="preserve">для </w:t>
+      </w:r>
+      <w:r>
+        <w:t xml:space="preserve">двух </w:t>
+      </w:r>
+      <w:r>
+        <w:t>силовых</w:t>
+      </w:r>
       <w:r>
         <w:t>.</w:t>
+      </w:r>
+      <w:r>
+        <w:t xml:space="preserve"> У каждой секции свои габариты.</w:t>
+      </w:r>
+    </w:p>
+    <w:p>
+      <w:r>
+        <w:t>Т</w:t>
+      </w:r>
+      <w:r>
+        <w:t>ребуемое сечение короба определяется по формуле</w:t>
+      </w:r>
+      <w:r>
+        <w:t>:</w:t>
+      </w:r>
+    </w:p>
+    <w:p>
+      <w:pPr>
+        <w:ind w:firstLine="0"/>
+        <w:rPr>
+          <w:rFonts w:eastAsiaTheme="minorEastAsia" w:cs="Times New Roman"/>
+          <w:i/>
+          <w:szCs w:val="28"/>
+          <w:lang w:val="en-US"/>
+        </w:rPr>
+      </w:pPr>
+      <m:oMathPara>
+        <m:oMath>
+          <m:sSub>
+            <m:sSubPr>
+              <m:ctrlPr>
+                <w:rPr>
+                  <w:rFonts w:ascii="Cambria Math" w:eastAsiaTheme="minorEastAsia" w:hAnsi="Cambria Math" w:cs="Times New Roman"/>
+                  <w:i/>
+                  <w:szCs w:val="28"/>
+                </w:rPr>
+              </m:ctrlPr>
+            </m:sSubPr>
+            <m:e>
+              <m:r>
+                <w:rPr>
+                  <w:rFonts w:ascii="Cambria Math" w:eastAsiaTheme="minorEastAsia" w:hAnsi="Cambria Math" w:cs="Times New Roman"/>
+                  <w:szCs w:val="28"/>
+                </w:rPr>
+                <m:t>S</m:t>
+              </m:r>
+            </m:e>
+            <m:sub>
+              <m:r>
+                <w:rPr>
+                  <w:rFonts w:ascii="Cambria Math" w:eastAsiaTheme="minorEastAsia" w:hAnsi="Cambria Math" w:cs="Times New Roman"/>
+                  <w:szCs w:val="28"/>
+                </w:rPr>
+                <m:t>крб</m:t>
+              </m:r>
+            </m:sub>
+          </m:sSub>
+          <m:r>
+            <w:rPr>
+              <w:rFonts w:ascii="Cambria Math" w:eastAsiaTheme="minorEastAsia" w:hAnsi="Cambria Math" w:cs="Times New Roman"/>
+              <w:szCs w:val="28"/>
+            </w:rPr>
+            <m:t>=</m:t>
+          </m:r>
+          <m:f>
+            <m:fPr>
+              <m:ctrlPr>
+                <w:rPr>
+                  <w:rFonts w:ascii="Cambria Math" w:eastAsiaTheme="minorEastAsia" w:hAnsi="Cambria Math" w:cs="Times New Roman"/>
+                  <w:i/>
+                  <w:szCs w:val="28"/>
+                </w:rPr>
+              </m:ctrlPr>
+            </m:fPr>
+            <m:num>
+              <m:r>
+                <w:rPr>
+                  <w:rFonts w:ascii="Cambria Math" w:eastAsiaTheme="minorEastAsia" w:hAnsi="Cambria Math" w:cs="Times New Roman"/>
+                  <w:szCs w:val="28"/>
+                </w:rPr>
+                <m:t>(</m:t>
+              </m:r>
+              <m:nary>
+                <m:naryPr>
+                  <m:chr m:val="∑"/>
+                  <m:limLoc m:val="undOvr"/>
+                  <m:subHide m:val="1"/>
+                  <m:supHide m:val="1"/>
+                  <m:ctrlPr>
+                    <w:rPr>
+                      <w:rFonts w:ascii="Cambria Math" w:eastAsiaTheme="minorEastAsia" w:hAnsi="Cambria Math" w:cs="Times New Roman"/>
+                      <w:i/>
+                      <w:szCs w:val="28"/>
+                    </w:rPr>
+                  </m:ctrlPr>
+                </m:naryPr>
+                <m:sub/>
+                <m:sup/>
+                <m:e>
+                  <m:sSub>
+                    <m:sSubPr>
+                      <m:ctrlPr>
+                        <w:rPr>
+                          <w:rFonts w:ascii="Cambria Math" w:eastAsiaTheme="minorEastAsia" w:hAnsi="Cambria Math" w:cs="Times New Roman"/>
+                          <w:i/>
+                          <w:szCs w:val="28"/>
+                        </w:rPr>
+                      </m:ctrlPr>
+                    </m:sSubPr>
+                    <m:e>
+                      <m:r>
+                        <w:rPr>
+                          <w:rFonts w:ascii="Cambria Math" w:eastAsiaTheme="minorEastAsia" w:hAnsi="Cambria Math" w:cs="Times New Roman"/>
+                          <w:szCs w:val="28"/>
+                        </w:rPr>
+                        <m:t>S</m:t>
+                      </m:r>
+                    </m:e>
+                    <m:sub>
+                      <m:r>
+                        <w:rPr>
+                          <w:rFonts w:ascii="Cambria Math" w:eastAsiaTheme="minorEastAsia" w:hAnsi="Cambria Math" w:cs="Times New Roman"/>
+                          <w:szCs w:val="28"/>
+                        </w:rPr>
+                        <m:t>iКкаб</m:t>
+                      </m:r>
+                    </m:sub>
+                  </m:sSub>
+                </m:e>
+              </m:nary>
+              <m:r>
+                <w:rPr>
+                  <w:rFonts w:ascii="Cambria Math" w:eastAsiaTheme="minorEastAsia" w:hAnsi="Cambria Math" w:cs="Times New Roman"/>
+                  <w:szCs w:val="28"/>
+                </w:rPr>
+                <m:t xml:space="preserve">) </m:t>
+              </m:r>
+            </m:num>
+            <m:den>
+              <m:sSub>
+                <m:sSubPr>
+                  <m:ctrlPr>
+                    <w:rPr>
+                      <w:rFonts w:ascii="Cambria Math" w:eastAsiaTheme="minorEastAsia" w:hAnsi="Cambria Math" w:cs="Times New Roman"/>
+                      <w:i/>
+                      <w:szCs w:val="28"/>
+                    </w:rPr>
+                  </m:ctrlPr>
+                </m:sSubPr>
+                <m:e>
+                  <m:r>
+                    <w:rPr>
+                      <w:rFonts w:ascii="Cambria Math" w:eastAsiaTheme="minorEastAsia" w:hAnsi="Cambria Math" w:cs="Times New Roman"/>
+                      <w:szCs w:val="28"/>
+                    </w:rPr>
+                    <m:t>k</m:t>
+                  </m:r>
+                </m:e>
+                <m:sub>
+                  <m:r>
+                    <w:rPr>
+                      <w:rFonts w:ascii="Cambria Math" w:eastAsiaTheme="minorEastAsia" w:hAnsi="Cambria Math" w:cs="Times New Roman"/>
+                      <w:szCs w:val="28"/>
+                      <w:lang w:val="en-US"/>
+                    </w:rPr>
+                    <m:t>i</m:t>
+                  </m:r>
+                </m:sub>
+              </m:sSub>
+              <m:r>
+                <w:rPr>
+                  <w:rFonts w:ascii="Cambria Math" w:eastAsiaTheme="minorEastAsia" w:hAnsi="Cambria Math" w:cs="Times New Roman"/>
+                  <w:szCs w:val="28"/>
+                </w:rPr>
+                <m:t xml:space="preserve"> </m:t>
+              </m:r>
+              <m:sSub>
+                <m:sSubPr>
+                  <m:ctrlPr>
+                    <w:rPr>
+                      <w:rFonts w:ascii="Cambria Math" w:eastAsiaTheme="minorEastAsia" w:hAnsi="Cambria Math" w:cs="Times New Roman"/>
+                      <w:i/>
+                      <w:szCs w:val="28"/>
+                    </w:rPr>
+                  </m:ctrlPr>
+                </m:sSubPr>
+                <m:e>
+                  <m:r>
+                    <w:rPr>
+                      <w:rFonts w:ascii="Cambria Math" w:eastAsiaTheme="minorEastAsia" w:hAnsi="Cambria Math" w:cs="Times New Roman"/>
+                      <w:szCs w:val="28"/>
+                    </w:rPr>
+                    <m:t>k</m:t>
+                  </m:r>
+                </m:e>
+                <m:sub>
+                  <m:r>
+                    <w:rPr>
+                      <w:rFonts w:ascii="Cambria Math" w:eastAsiaTheme="minorEastAsia" w:hAnsi="Cambria Math" w:cs="Times New Roman"/>
+                      <w:szCs w:val="28"/>
+                    </w:rPr>
+                    <m:t>z</m:t>
+                  </m:r>
+                </m:sub>
+              </m:sSub>
+            </m:den>
+          </m:f>
+          <m:r>
+            <w:rPr>
+              <w:rFonts w:ascii="Cambria Math" w:eastAsiaTheme="minorEastAsia" w:hAnsi="Cambria Math" w:cs="Times New Roman"/>
+              <w:szCs w:val="28"/>
+            </w:rPr>
+            <m:t>+</m:t>
+          </m:r>
+          <m:f>
+            <m:fPr>
+              <m:ctrlPr>
+                <w:rPr>
+                  <w:rFonts w:ascii="Cambria Math" w:eastAsiaTheme="minorEastAsia" w:hAnsi="Cambria Math" w:cs="Times New Roman"/>
+                  <w:i/>
+                  <w:szCs w:val="28"/>
+                </w:rPr>
+              </m:ctrlPr>
+            </m:fPr>
+            <m:num>
+              <m:r>
+                <w:rPr>
+                  <w:rFonts w:ascii="Cambria Math" w:eastAsiaTheme="minorEastAsia" w:hAnsi="Cambria Math" w:cs="Times New Roman"/>
+                  <w:szCs w:val="28"/>
+                </w:rPr>
+                <m:t>(</m:t>
+              </m:r>
+              <m:nary>
+                <m:naryPr>
+                  <m:chr m:val="∑"/>
+                  <m:limLoc m:val="undOvr"/>
+                  <m:subHide m:val="1"/>
+                  <m:supHide m:val="1"/>
+                  <m:ctrlPr>
+                    <w:rPr>
+                      <w:rFonts w:ascii="Cambria Math" w:eastAsiaTheme="minorEastAsia" w:hAnsi="Cambria Math" w:cs="Times New Roman"/>
+                      <w:i/>
+                      <w:szCs w:val="28"/>
+                    </w:rPr>
+                  </m:ctrlPr>
+                </m:naryPr>
+                <m:sub/>
+                <m:sup/>
+                <m:e>
+                  <m:sSub>
+                    <m:sSubPr>
+                      <m:ctrlPr>
+                        <w:rPr>
+                          <w:rFonts w:ascii="Cambria Math" w:eastAsiaTheme="minorEastAsia" w:hAnsi="Cambria Math" w:cs="Times New Roman"/>
+                          <w:i/>
+                          <w:szCs w:val="28"/>
+                        </w:rPr>
+                      </m:ctrlPr>
+                    </m:sSubPr>
+                    <m:e>
+                      <m:r>
+                        <w:rPr>
+                          <w:rFonts w:ascii="Cambria Math" w:eastAsiaTheme="minorEastAsia" w:hAnsi="Cambria Math" w:cs="Times New Roman"/>
+                          <w:szCs w:val="28"/>
+                        </w:rPr>
+                        <m:t>S</m:t>
+                      </m:r>
+                    </m:e>
+                    <m:sub>
+                      <m:r>
+                        <w:rPr>
+                          <w:rFonts w:ascii="Cambria Math" w:eastAsiaTheme="minorEastAsia" w:hAnsi="Cambria Math" w:cs="Times New Roman"/>
+                          <w:szCs w:val="28"/>
+                        </w:rPr>
+                        <m:t>jСкаб</m:t>
+                      </m:r>
+                    </m:sub>
+                  </m:sSub>
+                </m:e>
+              </m:nary>
+              <m:r>
+                <w:rPr>
+                  <w:rFonts w:ascii="Cambria Math" w:eastAsiaTheme="minorEastAsia" w:hAnsi="Cambria Math" w:cs="Times New Roman"/>
+                  <w:szCs w:val="28"/>
+                </w:rPr>
+                <m:t xml:space="preserve">) </m:t>
+              </m:r>
+            </m:num>
+            <m:den>
+              <m:sSub>
+                <m:sSubPr>
+                  <m:ctrlPr>
+                    <w:rPr>
+                      <w:rFonts w:ascii="Cambria Math" w:eastAsiaTheme="minorEastAsia" w:hAnsi="Cambria Math" w:cs="Times New Roman"/>
+                      <w:i/>
+                      <w:szCs w:val="28"/>
+                    </w:rPr>
+                  </m:ctrlPr>
+                </m:sSubPr>
+                <m:e>
+                  <m:r>
+                    <w:rPr>
+                      <w:rFonts w:ascii="Cambria Math" w:eastAsiaTheme="minorEastAsia" w:hAnsi="Cambria Math" w:cs="Times New Roman"/>
+                      <w:szCs w:val="28"/>
+                    </w:rPr>
+                    <m:t>k</m:t>
+                  </m:r>
+                </m:e>
+                <m:sub>
+                  <m:r>
+                    <w:rPr>
+                      <w:rFonts w:ascii="Cambria Math" w:eastAsiaTheme="minorEastAsia" w:hAnsi="Cambria Math" w:cs="Times New Roman"/>
+                      <w:szCs w:val="28"/>
+                      <w:lang w:val="en-US"/>
+                    </w:rPr>
+                    <m:t>i</m:t>
+                  </m:r>
+                </m:sub>
+              </m:sSub>
+              <m:r>
+                <w:rPr>
+                  <w:rFonts w:ascii="Cambria Math" w:eastAsiaTheme="minorEastAsia" w:hAnsi="Cambria Math" w:cs="Times New Roman"/>
+                  <w:szCs w:val="28"/>
+                </w:rPr>
+                <m:t xml:space="preserve"> </m:t>
+              </m:r>
+              <m:sSub>
+                <m:sSubPr>
+                  <m:ctrlPr>
+                    <w:rPr>
+                      <w:rFonts w:ascii="Cambria Math" w:eastAsiaTheme="minorEastAsia" w:hAnsi="Cambria Math" w:cs="Times New Roman"/>
+                      <w:i/>
+                      <w:szCs w:val="28"/>
+                    </w:rPr>
+                  </m:ctrlPr>
+                </m:sSubPr>
+                <m:e>
+                  <m:r>
+                    <w:rPr>
+                      <w:rFonts w:ascii="Cambria Math" w:eastAsiaTheme="minorEastAsia" w:hAnsi="Cambria Math" w:cs="Times New Roman"/>
+                      <w:szCs w:val="28"/>
+                    </w:rPr>
+                    <m:t>k</m:t>
+                  </m:r>
+                </m:e>
+                <m:sub>
+                  <m:r>
+                    <w:rPr>
+                      <w:rFonts w:ascii="Cambria Math" w:eastAsiaTheme="minorEastAsia" w:hAnsi="Cambria Math" w:cs="Times New Roman"/>
+                      <w:szCs w:val="28"/>
+                    </w:rPr>
+                    <m:t>z</m:t>
+                  </m:r>
+                </m:sub>
+              </m:sSub>
+            </m:den>
+          </m:f>
+        </m:oMath>
+      </m:oMathPara>
+    </w:p>
+    <w:p>
+      <w:r>
+        <w:lastRenderedPageBreak/>
+        <w:t>С</w:t>
+      </w:r>
+      <w:r>
+        <w:t xml:space="preserve">ечение короба зависит от количества обслуживаемых розеток (ТР). </w:t>
+      </w:r>
+      <w:r>
+        <w:t>Для разного числа розеток были рассчитаны соответствующие габариты, результаты занесен в таблицу 5.2.</w:t>
+      </w:r>
+    </w:p>
+    <w:p/>
+    <w:p>
+      <w:r>
+        <w:t xml:space="preserve">Таблица 5.2 </w:t>
+      </w:r>
+      <w:r>
+        <w:sym w:font="Symbol" w:char="F02D"/>
+      </w:r>
+      <w:r>
+        <w:t xml:space="preserve"> </w:t>
+      </w:r>
+      <w:r>
+        <w:t>Параметры кабельного короба</w:t>
+      </w:r>
+    </w:p>
+    <w:tbl>
+      <w:tblPr>
+        <w:tblStyle w:val="af0"/>
+        <w:tblW w:w="0" w:type="auto"/>
+        <w:tblLook w:val="04A0" w:firstRow="1" w:lastRow="0" w:firstColumn="1" w:lastColumn="0" w:noHBand="0" w:noVBand="1"/>
+      </w:tblPr>
+      <w:tblGrid>
+        <w:gridCol w:w="5098"/>
+        <w:gridCol w:w="993"/>
+        <w:gridCol w:w="1134"/>
+        <w:gridCol w:w="1134"/>
+        <w:gridCol w:w="986"/>
+      </w:tblGrid>
+      <w:tr>
+        <w:tc>
+          <w:tcPr>
+            <w:tcW w:w="5098" w:type="dxa"/>
+            <w:vAlign w:val="center"/>
+          </w:tcPr>
+          <w:p>
+            <w:pPr>
+              <w:pStyle w:val="Default"/>
+              <w:rPr>
+                <w:b/>
+                <w:bCs/>
+                <w:szCs w:val="28"/>
+              </w:rPr>
+            </w:pPr>
+            <w:r>
+              <w:rPr>
+                <w:b/>
+                <w:bCs/>
+                <w:sz w:val="28"/>
+                <w:szCs w:val="28"/>
+              </w:rPr>
+              <w:t>Количество обслуживаемых ТР</w:t>
+            </w:r>
+          </w:p>
+        </w:tc>
+        <w:tc>
+          <w:tcPr>
+            <w:tcW w:w="993" w:type="dxa"/>
+          </w:tcPr>
+          <w:p>
+            <w:pPr>
+              <w:spacing w:line="240" w:lineRule="auto"/>
+              <w:ind w:firstLine="0"/>
+              <w:jc w:val="center"/>
+              <w:rPr>
+                <w:rFonts w:eastAsiaTheme="minorEastAsia" w:cs="Times New Roman"/>
+                <w:szCs w:val="28"/>
+              </w:rPr>
+            </w:pPr>
+            <w:r>
+              <w:t>3</w:t>
+            </w:r>
+          </w:p>
+        </w:tc>
+        <w:tc>
+          <w:tcPr>
+            <w:tcW w:w="1134" w:type="dxa"/>
+            <w:vAlign w:val="center"/>
+          </w:tcPr>
+          <w:p>
+            <w:pPr>
+              <w:spacing w:line="240" w:lineRule="auto"/>
+              <w:ind w:firstLine="0"/>
+              <w:jc w:val="center"/>
+              <w:rPr>
+                <w:rFonts w:eastAsiaTheme="minorEastAsia" w:cs="Times New Roman"/>
+                <w:szCs w:val="28"/>
+              </w:rPr>
+            </w:pPr>
+            <w:r>
+              <w:rPr>
+                <w:rFonts w:eastAsiaTheme="minorEastAsia" w:cs="Times New Roman"/>
+                <w:szCs w:val="28"/>
+              </w:rPr>
+              <w:t>5</w:t>
+            </w:r>
+          </w:p>
+        </w:tc>
+        <w:tc>
+          <w:tcPr>
+            <w:tcW w:w="1134" w:type="dxa"/>
+            <w:vAlign w:val="center"/>
+          </w:tcPr>
+          <w:p>
+            <w:pPr>
+              <w:spacing w:line="240" w:lineRule="auto"/>
+              <w:ind w:firstLine="0"/>
+              <w:jc w:val="center"/>
+              <w:rPr>
+                <w:rFonts w:eastAsiaTheme="minorEastAsia" w:cs="Times New Roman"/>
+                <w:szCs w:val="28"/>
+              </w:rPr>
+            </w:pPr>
+            <w:r>
+              <w:rPr>
+                <w:rFonts w:eastAsiaTheme="minorEastAsia" w:cs="Times New Roman"/>
+                <w:szCs w:val="28"/>
+              </w:rPr>
+              <w:t>6</w:t>
+            </w:r>
+          </w:p>
+        </w:tc>
+        <w:tc>
+          <w:tcPr>
+            <w:tcW w:w="986" w:type="dxa"/>
+            <w:vAlign w:val="center"/>
+          </w:tcPr>
+          <w:p>
+            <w:pPr>
+              <w:spacing w:line="240" w:lineRule="auto"/>
+              <w:ind w:firstLine="0"/>
+              <w:jc w:val="center"/>
+              <w:rPr>
+                <w:rFonts w:eastAsiaTheme="minorEastAsia" w:cs="Times New Roman"/>
+                <w:szCs w:val="28"/>
+              </w:rPr>
+            </w:pPr>
+            <w:r>
+              <w:rPr>
+                <w:rFonts w:eastAsiaTheme="minorEastAsia" w:cs="Times New Roman"/>
+                <w:szCs w:val="28"/>
+              </w:rPr>
+              <w:t>7</w:t>
+            </w:r>
+          </w:p>
+        </w:tc>
+      </w:tr>
+      <w:tr>
+        <w:tc>
+          <w:tcPr>
+            <w:tcW w:w="5098" w:type="dxa"/>
+            <w:vAlign w:val="center"/>
+          </w:tcPr>
+          <w:p>
+            <w:pPr>
+              <w:spacing w:line="240" w:lineRule="auto"/>
+              <w:ind w:firstLine="0"/>
+              <w:jc w:val="left"/>
+              <w:rPr>
+                <w:rFonts w:eastAsiaTheme="minorEastAsia" w:cs="Times New Roman"/>
+                <w:b/>
+                <w:bCs/>
+                <w:szCs w:val="28"/>
+              </w:rPr>
+            </w:pPr>
+            <w:r>
+              <w:rPr>
+                <w:rFonts w:eastAsiaTheme="minorEastAsia" w:cs="Times New Roman"/>
+                <w:b/>
+                <w:bCs/>
+                <w:szCs w:val="28"/>
+              </w:rPr>
+              <w:t>Количество горизонтальных кабелей</w:t>
+            </w:r>
+          </w:p>
+        </w:tc>
+        <w:tc>
+          <w:tcPr>
+            <w:tcW w:w="993" w:type="dxa"/>
+          </w:tcPr>
+          <w:p>
+            <w:pPr>
+              <w:spacing w:line="240" w:lineRule="auto"/>
+              <w:ind w:firstLine="0"/>
+              <w:jc w:val="center"/>
+              <w:rPr>
+                <w:rFonts w:eastAsiaTheme="minorEastAsia" w:cs="Times New Roman"/>
+                <w:szCs w:val="28"/>
+                <w:lang w:val="en-US"/>
+              </w:rPr>
+            </w:pPr>
+            <w:r>
+              <w:t>6</w:t>
+            </w:r>
+          </w:p>
+        </w:tc>
+        <w:tc>
+          <w:tcPr>
+            <w:tcW w:w="1134" w:type="dxa"/>
+            <w:vAlign w:val="center"/>
+          </w:tcPr>
+          <w:p>
+            <w:pPr>
+              <w:spacing w:line="240" w:lineRule="auto"/>
+              <w:ind w:firstLine="0"/>
+              <w:jc w:val="center"/>
+              <w:rPr>
+                <w:rFonts w:eastAsiaTheme="minorEastAsia" w:cs="Times New Roman"/>
+                <w:szCs w:val="28"/>
+              </w:rPr>
+            </w:pPr>
+            <w:r>
+              <w:rPr>
+                <w:rFonts w:eastAsiaTheme="minorEastAsia" w:cs="Times New Roman"/>
+                <w:szCs w:val="28"/>
+              </w:rPr>
+              <w:t>10</w:t>
+            </w:r>
+          </w:p>
+        </w:tc>
+        <w:tc>
+          <w:tcPr>
+            <w:tcW w:w="1134" w:type="dxa"/>
+            <w:vAlign w:val="center"/>
+          </w:tcPr>
+          <w:p>
+            <w:pPr>
+              <w:spacing w:line="240" w:lineRule="auto"/>
+              <w:ind w:firstLine="0"/>
+              <w:jc w:val="center"/>
+              <w:rPr>
+                <w:rFonts w:eastAsiaTheme="minorEastAsia" w:cs="Times New Roman"/>
+                <w:szCs w:val="28"/>
+                <w:lang w:val="en-US"/>
+              </w:rPr>
+            </w:pPr>
+            <w:r>
+              <w:rPr>
+                <w:rFonts w:eastAsiaTheme="minorEastAsia" w:cs="Times New Roman"/>
+                <w:szCs w:val="28"/>
+                <w:lang w:val="en-US"/>
+              </w:rPr>
+              <w:t>12</w:t>
+            </w:r>
+          </w:p>
+        </w:tc>
+        <w:tc>
+          <w:tcPr>
+            <w:tcW w:w="986" w:type="dxa"/>
+            <w:vAlign w:val="center"/>
+          </w:tcPr>
+          <w:p>
+            <w:pPr>
+              <w:spacing w:line="240" w:lineRule="auto"/>
+              <w:ind w:firstLine="0"/>
+              <w:jc w:val="center"/>
+              <w:rPr>
+                <w:rFonts w:eastAsiaTheme="minorEastAsia" w:cs="Times New Roman"/>
+                <w:szCs w:val="28"/>
+              </w:rPr>
+            </w:pPr>
+            <w:r>
+              <w:rPr>
+                <w:rFonts w:eastAsiaTheme="minorEastAsia" w:cs="Times New Roman"/>
+                <w:szCs w:val="28"/>
+                <w:lang w:val="en-US"/>
+              </w:rPr>
+              <w:t>1</w:t>
+            </w:r>
+            <w:r>
+              <w:rPr>
+                <w:rFonts w:eastAsiaTheme="minorEastAsia" w:cs="Times New Roman"/>
+                <w:szCs w:val="28"/>
+              </w:rPr>
+              <w:t>4</w:t>
+            </w:r>
+          </w:p>
+        </w:tc>
+      </w:tr>
+      <w:tr>
+        <w:tc>
+          <w:tcPr>
+            <w:tcW w:w="5098" w:type="dxa"/>
+            <w:vAlign w:val="center"/>
+          </w:tcPr>
+          <w:p>
+            <w:pPr>
+              <w:pStyle w:val="Default"/>
+              <w:rPr>
+                <w:b/>
+                <w:bCs/>
+                <w:szCs w:val="28"/>
+              </w:rPr>
+            </w:pPr>
+            <w:r>
+              <w:rPr>
+                <w:b/>
+                <w:bCs/>
+                <w:sz w:val="28"/>
+                <w:szCs w:val="28"/>
+              </w:rPr>
+              <w:t>Требуемая площадь короба, мм</w:t>
+            </w:r>
+            <w:r>
+              <w:rPr>
+                <w:b/>
+                <w:bCs/>
+                <w:sz w:val="28"/>
+                <w:szCs w:val="28"/>
+                <w:vertAlign w:val="superscript"/>
+              </w:rPr>
+              <w:t>2</w:t>
+            </w:r>
+          </w:p>
+        </w:tc>
+        <w:tc>
+          <w:tcPr>
+            <w:tcW w:w="993" w:type="dxa"/>
+          </w:tcPr>
+          <w:p>
+            <w:pPr>
+              <w:spacing w:line="240" w:lineRule="auto"/>
+              <w:ind w:firstLine="0"/>
+              <w:jc w:val="center"/>
+              <w:rPr>
+                <w:rFonts w:eastAsiaTheme="minorEastAsia" w:cs="Times New Roman"/>
+                <w:szCs w:val="28"/>
+              </w:rPr>
+            </w:pPr>
+            <w:r>
+              <w:t>56</w:t>
+            </w:r>
+            <w:r>
+              <w:rPr>
+                <w:i/>
+                <w:iCs/>
+              </w:rPr>
+              <w:t>5</w:t>
+            </w:r>
+          </w:p>
+        </w:tc>
+        <w:tc>
+          <w:tcPr>
+            <w:tcW w:w="1134" w:type="dxa"/>
+            <w:vAlign w:val="center"/>
+          </w:tcPr>
+          <w:p>
+            <w:pPr>
+              <w:spacing w:line="240" w:lineRule="auto"/>
+              <w:ind w:firstLine="0"/>
+              <w:jc w:val="center"/>
+              <w:rPr>
+                <w:rFonts w:eastAsiaTheme="minorEastAsia" w:cs="Times New Roman"/>
+                <w:szCs w:val="28"/>
+              </w:rPr>
+            </w:pPr>
+            <w:r>
+              <w:rPr>
+                <w:rFonts w:eastAsiaTheme="minorEastAsia" w:cs="Times New Roman"/>
+                <w:szCs w:val="28"/>
+              </w:rPr>
+              <w:t>94</w:t>
+            </w:r>
+            <w:r>
+              <w:rPr>
+                <w:rFonts w:eastAsiaTheme="minorEastAsia" w:cs="Times New Roman"/>
+                <w:i/>
+                <w:iCs/>
+                <w:szCs w:val="28"/>
+              </w:rPr>
+              <w:t>2</w:t>
+            </w:r>
+          </w:p>
+        </w:tc>
+        <w:tc>
+          <w:tcPr>
+            <w:tcW w:w="1134" w:type="dxa"/>
+            <w:vAlign w:val="center"/>
+          </w:tcPr>
+          <w:p>
+            <w:pPr>
+              <w:spacing w:line="240" w:lineRule="auto"/>
+              <w:ind w:firstLine="0"/>
+              <w:jc w:val="center"/>
+              <w:rPr>
+                <w:rFonts w:eastAsiaTheme="minorEastAsia" w:cs="Times New Roman"/>
+                <w:szCs w:val="28"/>
+              </w:rPr>
+            </w:pPr>
+            <w:r>
+              <w:rPr>
+                <w:rFonts w:eastAsiaTheme="minorEastAsia" w:cs="Times New Roman"/>
+                <w:szCs w:val="28"/>
+              </w:rPr>
+              <w:t>113</w:t>
+            </w:r>
+            <w:r>
+              <w:rPr>
+                <w:rFonts w:eastAsiaTheme="minorEastAsia" w:cs="Times New Roman"/>
+                <w:color w:val="EE0000"/>
+                <w:szCs w:val="28"/>
+              </w:rPr>
+              <w:t>1</w:t>
+            </w:r>
+          </w:p>
+        </w:tc>
+        <w:tc>
+          <w:tcPr>
+            <w:tcW w:w="986" w:type="dxa"/>
+            <w:vAlign w:val="center"/>
+          </w:tcPr>
+          <w:p>
+            <w:pPr>
+              <w:spacing w:line="240" w:lineRule="auto"/>
+              <w:ind w:firstLine="0"/>
+              <w:jc w:val="center"/>
+              <w:rPr>
+                <w:rFonts w:eastAsiaTheme="minorEastAsia" w:cs="Times New Roman"/>
+                <w:szCs w:val="28"/>
+              </w:rPr>
+            </w:pPr>
+            <w:r>
+              <w:rPr>
+                <w:rFonts w:eastAsiaTheme="minorEastAsia" w:cs="Times New Roman"/>
+                <w:szCs w:val="28"/>
+              </w:rPr>
+              <w:t>13</w:t>
+            </w:r>
+            <w:r>
+              <w:rPr>
+                <w:rFonts w:eastAsiaTheme="minorEastAsia" w:cs="Times New Roman"/>
+                <w:i/>
+                <w:iCs/>
+                <w:szCs w:val="28"/>
+              </w:rPr>
+              <w:t>20</w:t>
+            </w:r>
+          </w:p>
+        </w:tc>
+      </w:tr>
+      <w:tr>
+        <w:tc>
+          <w:tcPr>
+            <w:tcW w:w="5098" w:type="dxa"/>
+            <w:vAlign w:val="center"/>
+          </w:tcPr>
+          <w:p>
+            <w:pPr>
+              <w:spacing w:line="240" w:lineRule="auto"/>
+              <w:ind w:firstLine="0"/>
+              <w:jc w:val="left"/>
+              <w:rPr>
+                <w:rFonts w:eastAsiaTheme="minorEastAsia" w:cs="Times New Roman"/>
+                <w:b/>
+                <w:bCs/>
+                <w:szCs w:val="28"/>
+              </w:rPr>
+            </w:pPr>
+            <w:r>
+              <w:rPr>
+                <w:rFonts w:eastAsiaTheme="minorEastAsia" w:cs="Times New Roman"/>
+                <w:b/>
+                <w:bCs/>
+                <w:szCs w:val="28"/>
+              </w:rPr>
+              <w:t>Габаритные размеры односекционного короба, мм</w:t>
+            </w:r>
+          </w:p>
+        </w:tc>
+        <w:tc>
+          <w:tcPr>
+            <w:tcW w:w="993" w:type="dxa"/>
+            <w:vAlign w:val="center"/>
+          </w:tcPr>
+          <w:p>
+            <w:pPr>
+              <w:spacing w:line="240" w:lineRule="auto"/>
+              <w:ind w:firstLine="0"/>
+              <w:jc w:val="center"/>
+              <w:rPr>
+                <w:rFonts w:eastAsiaTheme="minorEastAsia" w:cs="Times New Roman"/>
+                <w:szCs w:val="28"/>
+              </w:rPr>
+            </w:pPr>
+            <w:r>
+              <w:t>40*16</w:t>
+            </w:r>
+          </w:p>
+        </w:tc>
+        <w:tc>
+          <w:tcPr>
+            <w:tcW w:w="1134" w:type="dxa"/>
+            <w:vAlign w:val="center"/>
+          </w:tcPr>
+          <w:p>
+            <w:pPr>
+              <w:spacing w:line="240" w:lineRule="auto"/>
+              <w:ind w:firstLine="0"/>
+              <w:jc w:val="center"/>
+              <w:rPr>
+                <w:rFonts w:eastAsiaTheme="minorEastAsia" w:cs="Times New Roman"/>
+                <w:szCs w:val="28"/>
+              </w:rPr>
+            </w:pPr>
+            <w:r>
+              <w:t>60*16</w:t>
+            </w:r>
+          </w:p>
+        </w:tc>
+        <w:tc>
+          <w:tcPr>
+            <w:tcW w:w="1134" w:type="dxa"/>
+            <w:vAlign w:val="center"/>
+          </w:tcPr>
+          <w:p>
+            <w:pPr>
+              <w:spacing w:line="240" w:lineRule="auto"/>
+              <w:ind w:firstLine="0"/>
+              <w:jc w:val="center"/>
+              <w:rPr>
+                <w:rFonts w:eastAsiaTheme="minorEastAsia" w:cs="Times New Roman"/>
+                <w:szCs w:val="28"/>
+              </w:rPr>
+            </w:pPr>
+            <w:r>
+              <w:t>75*20</w:t>
+            </w:r>
+          </w:p>
+        </w:tc>
+        <w:tc>
+          <w:tcPr>
+            <w:tcW w:w="986" w:type="dxa"/>
+            <w:vAlign w:val="center"/>
+          </w:tcPr>
+          <w:p>
+            <w:pPr>
+              <w:spacing w:line="240" w:lineRule="auto"/>
+              <w:ind w:firstLine="0"/>
+              <w:jc w:val="center"/>
+              <w:rPr>
+                <w:rFonts w:eastAsiaTheme="minorEastAsia" w:cs="Times New Roman"/>
+                <w:szCs w:val="28"/>
+              </w:rPr>
+            </w:pPr>
+            <w:r>
+              <w:t>75*20</w:t>
+            </w:r>
+          </w:p>
+        </w:tc>
+      </w:tr>
+    </w:tbl>
+    <w:p>
+      <w:pPr>
+        <w:ind w:firstLine="0"/>
+        <w:rPr>
+          <w:rFonts w:eastAsiaTheme="minorEastAsia" w:cs="Times New Roman"/>
+          <w:szCs w:val="28"/>
+        </w:rPr>
+      </w:pPr>
+    </w:p>
+    <w:p>
+      <w:r>
+        <w:t xml:space="preserve">На практике наиболее широко используются короба </w:t>
+      </w:r>
+      <w:r>
+        <w:t xml:space="preserve">типа </w:t>
+      </w:r>
+      <w:r>
+        <w:t>NCT1050</w:t>
+      </w:r>
+      <w:r>
+        <w:t xml:space="preserve"> </w:t>
+      </w:r>
+      <w:r>
+        <w:t xml:space="preserve">сечением 40*16 мм, 60*16 мм и 75*20 мм. </w:t>
+      </w:r>
+      <w:r>
+        <w:t>По расчётным данным д</w:t>
+      </w:r>
+      <w:r>
+        <w:t>ля каждого числа кабелей был выбран соответствующий стандарт.</w:t>
       </w:r>
     </w:p>
     <w:p/>
@@ -22660,19 +23884,327 @@
       </w:pPr>
     </w:p>
     <w:p>
-      <w:pPr>
-        <w:pStyle w:val="Textbody"/>
-        <w:ind w:firstLine="708"/>
-      </w:pPr>
-      <w:r>
-        <w:t>.</w:t>
+      <w:r>
+        <w:t xml:space="preserve">Кроме собственно короба для организации кабельных каналов требуется ряд вспомогательных элементов: заглушки, соединители и плоские уголки. </w:t>
       </w:r>
     </w:p>
     <w:p>
-      <w:pPr>
-        <w:spacing w:after="160" w:line="259" w:lineRule="auto"/>
+      <w:r>
+        <w:t xml:space="preserve">Для размещения коммутационного </w:t>
+      </w:r>
+      <w:r>
+        <w:t xml:space="preserve">и активного </w:t>
+      </w:r>
+      <w:r>
+        <w:t xml:space="preserve">оборудования </w:t>
+      </w:r>
+      <w:r>
+        <w:t>сети</w:t>
+      </w:r>
+      <w:r>
+        <w:t xml:space="preserve"> в здании предусмотрен</w:t>
+      </w:r>
+      <w:r>
+        <w:t>а аппаратная комната 312</w:t>
+      </w:r>
+      <w:r>
+        <w:t xml:space="preserve">. </w:t>
+      </w:r>
+      <w:r>
+        <w:t>Здесь</w:t>
+      </w:r>
+      <w:r>
+        <w:t xml:space="preserve"> устанавливается 19" телекоммуникационный шкаф</w:t>
+      </w:r>
+      <w:r>
+        <w:t>.</w:t>
+      </w:r>
+    </w:p>
+    <w:p>
+      <w:pPr>
+        <w:rPr>
+          <w:lang w:val="en-US"/>
+        </w:rPr>
+      </w:pPr>
+      <w:r>
+        <w:t xml:space="preserve"> </w:t>
+      </w:r>
+    </w:p>
+    <w:p>
+      <w:pPr>
         <w:ind w:firstLine="0"/>
-        <w:jc w:val="left"/>
+        <w:jc w:val="center"/>
+        <w:rPr>
+          <w:lang w:val="en-US"/>
+        </w:rPr>
+      </w:pPr>
+      <w:r>
+        <w:rPr>
+          <w:noProof/>
+          <w:lang w:val="en-US"/>
+        </w:rPr>
+        <w:lastRenderedPageBreak/>
+        <w:drawing>
+          <wp:inline distT="0" distB="0" distL="0" distR="0" wp14:anchorId="5149E1BC" wp14:editId="53CDE0FC">
+            <wp:extent cx="2298067" cy="3079750"/>
+            <wp:effectExtent l="0" t="0" r="6985" b="6350"/>
+            <wp:docPr id="1781846571" name="Рисунок 1"/>
+            <wp:cNvGraphicFramePr>
+              <a:graphicFrameLocks xmlns:a="http://schemas.openxmlformats.org/drawingml/2006/main" noChangeAspect="1"/>
+            </wp:cNvGraphicFramePr>
+            <a:graphic xmlns:a="http://schemas.openxmlformats.org/drawingml/2006/main">
+              <a:graphicData uri="http://schemas.openxmlformats.org/drawingml/2006/picture">
+                <pic:pic xmlns:pic="http://schemas.openxmlformats.org/drawingml/2006/picture">
+                  <pic:nvPicPr>
+                    <pic:cNvPr id="0" name="Picture 2"/>
+                    <pic:cNvPicPr>
+                      <a:picLocks noChangeAspect="1" noChangeArrowheads="1"/>
+                    </pic:cNvPicPr>
+                  </pic:nvPicPr>
+                  <pic:blipFill>
+                    <a:blip r:embed="rId12" cstate="print">
+                      <a:extLst>
+                        <a:ext uri="{28A0092B-C50C-407E-A947-70E740481C1C}">
+                          <a14:useLocalDpi xmlns:a14="http://schemas.microsoft.com/office/drawing/2010/main" val="0"/>
+                        </a:ext>
+                      </a:extLst>
+                    </a:blip>
+                    <a:srcRect/>
+                    <a:stretch>
+                      <a:fillRect/>
+                    </a:stretch>
+                  </pic:blipFill>
+                  <pic:spPr bwMode="auto">
+                    <a:xfrm>
+                      <a:off x="0" y="0"/>
+                      <a:ext cx="2299805" cy="3082079"/>
+                    </a:xfrm>
+                    <a:prstGeom prst="rect">
+                      <a:avLst/>
+                    </a:prstGeom>
+                    <a:noFill/>
+                  </pic:spPr>
+                </pic:pic>
+              </a:graphicData>
+            </a:graphic>
+          </wp:inline>
+        </w:drawing>
+      </w:r>
+    </w:p>
+    <w:p>
+      <w:pPr>
+        <w:ind w:firstLine="0"/>
+        <w:jc w:val="center"/>
+      </w:pPr>
+      <w:r>
+        <w:t xml:space="preserve">Рисунок </w:t>
+      </w:r>
+      <w:r>
+        <w:t>5</w:t>
+      </w:r>
+      <w:r>
+        <w:t>.</w:t>
+      </w:r>
+      <w:r>
+        <w:t>5</w:t>
+      </w:r>
+      <w:r>
+        <w:t xml:space="preserve"> – Компоновка телекоммуникационного шкафа</w:t>
+      </w:r>
+    </w:p>
+    <w:p/>
+    <w:p>
+      <w:r>
+        <w:t>В телекоммуникационный шкаф</w:t>
+      </w:r>
+      <w:r>
+        <w:t xml:space="preserve"> </w:t>
+      </w:r>
+      <w:r>
+        <w:t xml:space="preserve">в </w:t>
+      </w:r>
+      <w:r>
+        <w:t>соответствии с логической схемой сети устанавливаются:</w:t>
+      </w:r>
+    </w:p>
+    <w:p>
+      <w:pPr>
+        <w:pStyle w:val="a7"/>
+        <w:numPr>
+          <w:ilvl w:val="0"/>
+          <w:numId w:val="58"/>
+        </w:numPr>
+      </w:pPr>
+      <w:r>
+        <w:t>оптическая панель 24хST (24 порт</w:t>
+      </w:r>
+      <w:r>
+        <w:t>а</w:t>
+      </w:r>
+      <w:r>
+        <w:t xml:space="preserve"> формата ST);</w:t>
+      </w:r>
+    </w:p>
+    <w:p>
+      <w:pPr>
+        <w:pStyle w:val="a7"/>
+        <w:numPr>
+          <w:ilvl w:val="0"/>
+          <w:numId w:val="58"/>
+        </w:numPr>
+      </w:pPr>
+      <w:r>
+        <w:t>2 патч-панели на 48 портов RJ-45</w:t>
+      </w:r>
+      <w:r>
+        <w:t xml:space="preserve"> (для </w:t>
+      </w:r>
+      <w:r>
+        <w:t>соединения</w:t>
+      </w:r>
+      <w:r>
+        <w:t xml:space="preserve"> </w:t>
+      </w:r>
+      <w:r>
+        <w:t xml:space="preserve">с </w:t>
+      </w:r>
+      <w:r>
+        <w:t>коммутационным оборудованием</w:t>
+      </w:r>
+      <w:r>
+        <w:t xml:space="preserve"> </w:t>
+      </w:r>
+      <w:r>
+        <w:t>горизонтальной подсети</w:t>
+      </w:r>
+      <w:r>
+        <w:t>)</w:t>
+      </w:r>
+      <w:r>
+        <w:t>;</w:t>
+      </w:r>
+    </w:p>
+    <w:p>
+      <w:pPr>
+        <w:pStyle w:val="a7"/>
+        <w:numPr>
+          <w:ilvl w:val="0"/>
+          <w:numId w:val="58"/>
+        </w:numPr>
+      </w:pPr>
+      <w:r>
+        <w:t>4</w:t>
+      </w:r>
+      <w:r>
+        <w:t xml:space="preserve"> коммутатора Cisco Catalyst 2960 на </w:t>
+      </w:r>
+      <w:r>
+        <w:t>24</w:t>
+      </w:r>
+      <w:r>
+        <w:t xml:space="preserve"> порт</w:t>
+      </w:r>
+      <w:r>
+        <w:t>а</w:t>
+      </w:r>
+      <w:r>
+        <w:t>;</w:t>
+      </w:r>
+    </w:p>
+    <w:p>
+      <w:pPr>
+        <w:pStyle w:val="a7"/>
+        <w:numPr>
+          <w:ilvl w:val="0"/>
+          <w:numId w:val="58"/>
+        </w:numPr>
+      </w:pPr>
+      <w:r>
+        <w:t xml:space="preserve">маршрутизатор </w:t>
+      </w:r>
+      <w:r>
+        <w:t>Cisco 1941</w:t>
+      </w:r>
+      <w:r>
+        <w:t>;</w:t>
+      </w:r>
+    </w:p>
+    <w:p>
+      <w:pPr>
+        <w:pStyle w:val="a7"/>
+        <w:numPr>
+          <w:ilvl w:val="0"/>
+          <w:numId w:val="58"/>
+        </w:numPr>
+      </w:pPr>
+      <w:r>
+        <w:t>6 серверов;</w:t>
+      </w:r>
+    </w:p>
+    <w:p>
+      <w:pPr>
+        <w:pStyle w:val="a7"/>
+        <w:numPr>
+          <w:ilvl w:val="0"/>
+          <w:numId w:val="58"/>
+        </w:numPr>
+      </w:pPr>
+      <w:r>
+        <w:t>блок бесперебойного питания;</w:t>
+      </w:r>
+    </w:p>
+    <w:p>
+      <w:pPr>
+        <w:pStyle w:val="a7"/>
+        <w:numPr>
+          <w:ilvl w:val="0"/>
+          <w:numId w:val="58"/>
+        </w:numPr>
+      </w:pPr>
+      <w:r>
+        <w:t>блок электрических розеток;</w:t>
+      </w:r>
+    </w:p>
+    <w:p>
+      <w:pPr>
+        <w:pStyle w:val="a7"/>
+        <w:numPr>
+          <w:ilvl w:val="0"/>
+          <w:numId w:val="58"/>
+        </w:numPr>
+      </w:pPr>
+      <w:r>
+        <w:t>панель вентиляторов потолочная на 2 вентилятора</w:t>
+      </w:r>
+      <w:r>
+        <w:t>;</w:t>
+      </w:r>
+    </w:p>
+    <w:p>
+      <w:pPr>
+        <w:rPr>
+          <w:rFonts w:eastAsiaTheme="minorEastAsia" w:cs="Times New Roman"/>
+          <w:szCs w:val="28"/>
+        </w:rPr>
+      </w:pPr>
+      <w:r>
+        <w:rPr>
+          <w:rFonts w:eastAsiaTheme="minorEastAsia" w:cs="Times New Roman"/>
+          <w:szCs w:val="28"/>
+        </w:rPr>
+        <w:t>Сеть расположена на одном этаже, поэтому дополнительные распределительные пункты не требуется.</w:t>
+      </w:r>
+    </w:p>
+    <w:p>
+      <w:pPr>
+        <w:rPr>
+          <w:rFonts w:eastAsiaTheme="minorEastAsia" w:cs="Times New Roman"/>
+          <w:szCs w:val="28"/>
+        </w:rPr>
+      </w:pPr>
+    </w:p>
+    <w:p>
+      <w:pPr>
         <w:rPr>
           <w:rFonts w:eastAsia="Times New Roman" w:cs="Times New Roman"/>
           <w:kern w:val="3"/>
@@ -23303,7 +24835,7 @@
                     <pic:cNvPicPr/>
                   </pic:nvPicPr>
                   <pic:blipFill>
-                    <a:blip r:embed="rId12">
+                    <a:blip r:embed="rId13">
                       <a:extLst>
                         <a:ext uri="{28A0092B-C50C-407E-A947-70E740481C1C}">
                           <a14:useLocalDpi xmlns:a14="http://schemas.microsoft.com/office/drawing/2010/main" val="0"/>
@@ -23432,7 +24964,7 @@
                     <pic:cNvPicPr/>
                   </pic:nvPicPr>
                   <pic:blipFill>
-                    <a:blip r:embed="rId13"/>
+                    <a:blip r:embed="rId14"/>
                     <a:stretch>
                       <a:fillRect/>
                     </a:stretch>
@@ -23481,8 +25013,8 @@
       </w:pPr>
     </w:p>
     <w:sectPr>
-      <w:headerReference w:type="default" r:id="rId14"/>
-      <w:footerReference w:type="default" r:id="rId15"/>
+      <w:headerReference w:type="default" r:id="rId15"/>
+      <w:footerReference w:type="default" r:id="rId16"/>
       <w:pgSz w:w="11906" w:h="16838"/>
       <w:pgMar w:top="1134" w:right="850" w:bottom="1134" w:left="1701" w:header="708" w:footer="708" w:gutter="0"/>
       <w:pgNumType w:start="1"/>
@@ -24000,6 +25532,119 @@
     </w:lvl>
   </w:abstractNum>
   <w:abstractNum w:abstractNumId="4" w15:restartNumberingAfterBreak="0">
+    <w:nsid w:val="15602D96"/>
+    <w:multiLevelType w:val="hybridMultilevel"/>
+    <w:tmpl w:val="2BA003D4"/>
+    <w:lvl w:ilvl="0" w:tplc="04190001">
+      <w:start w:val="1"/>
+      <w:numFmt w:val="bullet"/>
+      <w:lvlText w:val=""/>
+      <w:lvlJc w:val="left"/>
+      <w:pPr>
+        <w:ind w:left="1571" w:hanging="360"/>
+      </w:pPr>
+      <w:rPr>
+        <w:rFonts w:ascii="Symbol" w:hAnsi="Symbol" w:hint="default"/>
+      </w:rPr>
+    </w:lvl>
+    <w:lvl w:ilvl="1" w:tplc="04190003" w:tentative="1">
+      <w:start w:val="1"/>
+      <w:numFmt w:val="bullet"/>
+      <w:lvlText w:val="o"/>
+      <w:lvlJc w:val="left"/>
+      <w:pPr>
+        <w:ind w:left="2291" w:hanging="360"/>
+      </w:pPr>
+      <w:rPr>
+        <w:rFonts w:ascii="Courier New" w:hAnsi="Courier New" w:cs="Courier New" w:hint="default"/>
+      </w:rPr>
+    </w:lvl>
+    <w:lvl w:ilvl="2" w:tplc="04190005" w:tentative="1">
+      <w:start w:val="1"/>
+      <w:numFmt w:val="bullet"/>
+      <w:lvlText w:val=""/>
+      <w:lvlJc w:val="left"/>
+      <w:pPr>
+        <w:ind w:left="3011" w:hanging="360"/>
+      </w:pPr>
+      <w:rPr>
+        <w:rFonts w:ascii="Wingdings" w:hAnsi="Wingdings" w:hint="default"/>
+      </w:rPr>
+    </w:lvl>
+    <w:lvl w:ilvl="3" w:tplc="04190001" w:tentative="1">
+      <w:start w:val="1"/>
+      <w:numFmt w:val="bullet"/>
+      <w:lvlText w:val=""/>
+      <w:lvlJc w:val="left"/>
+      <w:pPr>
+        <w:ind w:left="3731" w:hanging="360"/>
+      </w:pPr>
+      <w:rPr>
+        <w:rFonts w:ascii="Symbol" w:hAnsi="Symbol" w:hint="default"/>
+      </w:rPr>
+    </w:lvl>
+    <w:lvl w:ilvl="4" w:tplc="04190003" w:tentative="1">
+      <w:start w:val="1"/>
+      <w:numFmt w:val="bullet"/>
+      <w:lvlText w:val="o"/>
+      <w:lvlJc w:val="left"/>
+      <w:pPr>
+        <w:ind w:left="4451" w:hanging="360"/>
+      </w:pPr>
+      <w:rPr>
+        <w:rFonts w:ascii="Courier New" w:hAnsi="Courier New" w:cs="Courier New" w:hint="default"/>
+      </w:rPr>
+    </w:lvl>
+    <w:lvl w:ilvl="5" w:tplc="04190005" w:tentative="1">
+      <w:start w:val="1"/>
+      <w:numFmt w:val="bullet"/>
+      <w:lvlText w:val=""/>
+      <w:lvlJc w:val="left"/>
+      <w:pPr>
+        <w:ind w:left="5171" w:hanging="360"/>
+      </w:pPr>
+      <w:rPr>
+        <w:rFonts w:ascii="Wingdings" w:hAnsi="Wingdings" w:hint="default"/>
+      </w:rPr>
+    </w:lvl>
+    <w:lvl w:ilvl="6" w:tplc="04190001" w:tentative="1">
+      <w:start w:val="1"/>
+      <w:numFmt w:val="bullet"/>
+      <w:lvlText w:val=""/>
+      <w:lvlJc w:val="left"/>
+      <w:pPr>
+        <w:ind w:left="5891" w:hanging="360"/>
+      </w:pPr>
+      <w:rPr>
+        <w:rFonts w:ascii="Symbol" w:hAnsi="Symbol" w:hint="default"/>
+      </w:rPr>
+    </w:lvl>
+    <w:lvl w:ilvl="7" w:tplc="04190003" w:tentative="1">
+      <w:start w:val="1"/>
+      <w:numFmt w:val="bullet"/>
+      <w:lvlText w:val="o"/>
+      <w:lvlJc w:val="left"/>
+      <w:pPr>
+        <w:ind w:left="6611" w:hanging="360"/>
+      </w:pPr>
+      <w:rPr>
+        <w:rFonts w:ascii="Courier New" w:hAnsi="Courier New" w:cs="Courier New" w:hint="default"/>
+      </w:rPr>
+    </w:lvl>
+    <w:lvl w:ilvl="8" w:tplc="04190005" w:tentative="1">
+      <w:start w:val="1"/>
+      <w:numFmt w:val="bullet"/>
+      <w:lvlText w:val=""/>
+      <w:lvlJc w:val="left"/>
+      <w:pPr>
+        <w:ind w:left="7331" w:hanging="360"/>
+      </w:pPr>
+      <w:rPr>
+        <w:rFonts w:ascii="Wingdings" w:hAnsi="Wingdings" w:hint="default"/>
+      </w:rPr>
+    </w:lvl>
+  </w:abstractNum>
+  <w:abstractNum w:abstractNumId="5" w15:restartNumberingAfterBreak="0">
     <w:nsid w:val="1657457E"/>
     <w:multiLevelType w:val="hybridMultilevel"/>
     <w:tmpl w:val="865AA6B2"/>
@@ -24112,7 +25757,7 @@
       </w:rPr>
     </w:lvl>
   </w:abstractNum>
-  <w:abstractNum w:abstractNumId="5" w15:restartNumberingAfterBreak="0">
+  <w:abstractNum w:abstractNumId="6" w15:restartNumberingAfterBreak="0">
     <w:nsid w:val="17B93D4E"/>
     <w:multiLevelType w:val="multilevel"/>
     <w:tmpl w:val="0419001D"/>
@@ -24198,7 +25843,7 @@
       </w:pPr>
     </w:lvl>
   </w:abstractNum>
-  <w:abstractNum w:abstractNumId="6" w15:restartNumberingAfterBreak="0">
+  <w:abstractNum w:abstractNumId="7" w15:restartNumberingAfterBreak="0">
     <w:nsid w:val="18B754E4"/>
     <w:multiLevelType w:val="hybridMultilevel"/>
     <w:tmpl w:val="76E0D590"/>
@@ -24311,7 +25956,7 @@
       </w:rPr>
     </w:lvl>
   </w:abstractNum>
-  <w:abstractNum w:abstractNumId="7" w15:restartNumberingAfterBreak="0">
+  <w:abstractNum w:abstractNumId="8" w15:restartNumberingAfterBreak="0">
     <w:nsid w:val="1A9866DF"/>
     <w:multiLevelType w:val="multilevel"/>
     <w:tmpl w:val="17BE41F2"/>
@@ -24397,7 +26042,7 @@
       </w:pPr>
     </w:lvl>
   </w:abstractNum>
-  <w:abstractNum w:abstractNumId="8" w15:restartNumberingAfterBreak="0">
+  <w:abstractNum w:abstractNumId="9" w15:restartNumberingAfterBreak="0">
     <w:nsid w:val="1BDD320D"/>
     <w:multiLevelType w:val="hybridMultilevel"/>
     <w:tmpl w:val="C1E05D0C"/>
@@ -24483,7 +26128,7 @@
       </w:pPr>
     </w:lvl>
   </w:abstractNum>
-  <w:abstractNum w:abstractNumId="9" w15:restartNumberingAfterBreak="0">
+  <w:abstractNum w:abstractNumId="10" w15:restartNumberingAfterBreak="0">
     <w:nsid w:val="20465280"/>
     <w:multiLevelType w:val="hybridMultilevel"/>
     <w:tmpl w:val="FC1438E2"/>
@@ -24597,7 +26242,7 @@
       </w:rPr>
     </w:lvl>
   </w:abstractNum>
-  <w:abstractNum w:abstractNumId="10" w15:restartNumberingAfterBreak="0">
+  <w:abstractNum w:abstractNumId="11" w15:restartNumberingAfterBreak="0">
     <w:nsid w:val="221A09CB"/>
     <w:multiLevelType w:val="hybridMultilevel"/>
     <w:tmpl w:val="A0F2CDE2"/>
@@ -24683,7 +26328,7 @@
       </w:pPr>
     </w:lvl>
   </w:abstractNum>
-  <w:abstractNum w:abstractNumId="11" w15:restartNumberingAfterBreak="0">
+  <w:abstractNum w:abstractNumId="12" w15:restartNumberingAfterBreak="0">
     <w:nsid w:val="26332F5E"/>
     <w:multiLevelType w:val="hybridMultilevel"/>
     <w:tmpl w:val="EC10E89E"/>
@@ -24796,7 +26441,7 @@
       </w:rPr>
     </w:lvl>
   </w:abstractNum>
-  <w:abstractNum w:abstractNumId="12" w15:restartNumberingAfterBreak="0">
+  <w:abstractNum w:abstractNumId="13" w15:restartNumberingAfterBreak="0">
     <w:nsid w:val="265E1664"/>
     <w:multiLevelType w:val="hybridMultilevel"/>
     <w:tmpl w:val="29FE40AC"/>
@@ -24885,7 +26530,7 @@
       </w:pPr>
     </w:lvl>
   </w:abstractNum>
-  <w:abstractNum w:abstractNumId="13" w15:restartNumberingAfterBreak="0">
+  <w:abstractNum w:abstractNumId="14" w15:restartNumberingAfterBreak="0">
     <w:nsid w:val="279C49F1"/>
     <w:multiLevelType w:val="hybridMultilevel"/>
     <w:tmpl w:val="DD1ADE44"/>
@@ -24971,7 +26616,7 @@
       </w:pPr>
     </w:lvl>
   </w:abstractNum>
-  <w:abstractNum w:abstractNumId="14" w15:restartNumberingAfterBreak="0">
+  <w:abstractNum w:abstractNumId="15" w15:restartNumberingAfterBreak="0">
     <w:nsid w:val="28975013"/>
     <w:multiLevelType w:val="multilevel"/>
     <w:tmpl w:val="0419001D"/>
@@ -25057,7 +26702,7 @@
       </w:pPr>
     </w:lvl>
   </w:abstractNum>
-  <w:abstractNum w:abstractNumId="15" w15:restartNumberingAfterBreak="0">
+  <w:abstractNum w:abstractNumId="16" w15:restartNumberingAfterBreak="0">
     <w:nsid w:val="317648F1"/>
     <w:multiLevelType w:val="hybridMultilevel"/>
     <w:tmpl w:val="F2FEA51C"/>
@@ -25170,7 +26815,7 @@
       </w:rPr>
     </w:lvl>
   </w:abstractNum>
-  <w:abstractNum w:abstractNumId="16" w15:restartNumberingAfterBreak="0">
+  <w:abstractNum w:abstractNumId="17" w15:restartNumberingAfterBreak="0">
     <w:nsid w:val="32E11DDE"/>
     <w:multiLevelType w:val="hybridMultilevel"/>
     <w:tmpl w:val="904891C8"/>
@@ -25283,7 +26928,7 @@
       </w:rPr>
     </w:lvl>
   </w:abstractNum>
-  <w:abstractNum w:abstractNumId="17" w15:restartNumberingAfterBreak="0">
+  <w:abstractNum w:abstractNumId="18" w15:restartNumberingAfterBreak="0">
     <w:nsid w:val="34D20C41"/>
     <w:multiLevelType w:val="hybridMultilevel"/>
     <w:tmpl w:val="B838D120"/>
@@ -25396,7 +27041,7 @@
       </w:rPr>
     </w:lvl>
   </w:abstractNum>
-  <w:abstractNum w:abstractNumId="18" w15:restartNumberingAfterBreak="0">
+  <w:abstractNum w:abstractNumId="19" w15:restartNumberingAfterBreak="0">
     <w:nsid w:val="3A017D69"/>
     <w:multiLevelType w:val="hybridMultilevel"/>
     <w:tmpl w:val="D9D090D8"/>
@@ -25482,7 +27127,120 @@
       </w:pPr>
     </w:lvl>
   </w:abstractNum>
-  <w:abstractNum w:abstractNumId="19" w15:restartNumberingAfterBreak="0">
+  <w:abstractNum w:abstractNumId="20" w15:restartNumberingAfterBreak="0">
+    <w:nsid w:val="3D95391D"/>
+    <w:multiLevelType w:val="hybridMultilevel"/>
+    <w:tmpl w:val="7C5A0D6E"/>
+    <w:lvl w:ilvl="0" w:tplc="9C8078D6">
+      <w:start w:val="1"/>
+      <w:numFmt w:val="bullet"/>
+      <w:lvlText w:val=""/>
+      <w:lvlJc w:val="left"/>
+      <w:pPr>
+        <w:ind w:left="1429" w:hanging="360"/>
+      </w:pPr>
+      <w:rPr>
+        <w:rFonts w:ascii="Symbol" w:hAnsi="Symbol" w:hint="default"/>
+      </w:rPr>
+    </w:lvl>
+    <w:lvl w:ilvl="1" w:tplc="04190003" w:tentative="1">
+      <w:start w:val="1"/>
+      <w:numFmt w:val="bullet"/>
+      <w:lvlText w:val="o"/>
+      <w:lvlJc w:val="left"/>
+      <w:pPr>
+        <w:ind w:left="2149" w:hanging="360"/>
+      </w:pPr>
+      <w:rPr>
+        <w:rFonts w:ascii="Courier New" w:hAnsi="Courier New" w:cs="Courier New" w:hint="default"/>
+      </w:rPr>
+    </w:lvl>
+    <w:lvl w:ilvl="2" w:tplc="04190005" w:tentative="1">
+      <w:start w:val="1"/>
+      <w:numFmt w:val="bullet"/>
+      <w:lvlText w:val=""/>
+      <w:lvlJc w:val="left"/>
+      <w:pPr>
+        <w:ind w:left="2869" w:hanging="360"/>
+      </w:pPr>
+      <w:rPr>
+        <w:rFonts w:ascii="Wingdings" w:hAnsi="Wingdings" w:hint="default"/>
+      </w:rPr>
+    </w:lvl>
+    <w:lvl w:ilvl="3" w:tplc="04190001" w:tentative="1">
+      <w:start w:val="1"/>
+      <w:numFmt w:val="bullet"/>
+      <w:lvlText w:val=""/>
+      <w:lvlJc w:val="left"/>
+      <w:pPr>
+        <w:ind w:left="3589" w:hanging="360"/>
+      </w:pPr>
+      <w:rPr>
+        <w:rFonts w:ascii="Symbol" w:hAnsi="Symbol" w:hint="default"/>
+      </w:rPr>
+    </w:lvl>
+    <w:lvl w:ilvl="4" w:tplc="04190003" w:tentative="1">
+      <w:start w:val="1"/>
+      <w:numFmt w:val="bullet"/>
+      <w:lvlText w:val="o"/>
+      <w:lvlJc w:val="left"/>
+      <w:pPr>
+        <w:ind w:left="4309" w:hanging="360"/>
+      </w:pPr>
+      <w:rPr>
+        <w:rFonts w:ascii="Courier New" w:hAnsi="Courier New" w:cs="Courier New" w:hint="default"/>
+      </w:rPr>
+    </w:lvl>
+    <w:lvl w:ilvl="5" w:tplc="04190005" w:tentative="1">
+      <w:start w:val="1"/>
+      <w:numFmt w:val="bullet"/>
+      <w:lvlText w:val=""/>
+      <w:lvlJc w:val="left"/>
+      <w:pPr>
+        <w:ind w:left="5029" w:hanging="360"/>
+      </w:pPr>
+      <w:rPr>
+        <w:rFonts w:ascii="Wingdings" w:hAnsi="Wingdings" w:hint="default"/>
+      </w:rPr>
+    </w:lvl>
+    <w:lvl w:ilvl="6" w:tplc="04190001" w:tentative="1">
+      <w:start w:val="1"/>
+      <w:numFmt w:val="bullet"/>
+      <w:lvlText w:val=""/>
+      <w:lvlJc w:val="left"/>
+      <w:pPr>
+        <w:ind w:left="5749" w:hanging="360"/>
+      </w:pPr>
+      <w:rPr>
+        <w:rFonts w:ascii="Symbol" w:hAnsi="Symbol" w:hint="default"/>
+      </w:rPr>
+    </w:lvl>
+    <w:lvl w:ilvl="7" w:tplc="04190003" w:tentative="1">
+      <w:start w:val="1"/>
+      <w:numFmt w:val="bullet"/>
+      <w:lvlText w:val="o"/>
+      <w:lvlJc w:val="left"/>
+      <w:pPr>
+        <w:ind w:left="6469" w:hanging="360"/>
+      </w:pPr>
+      <w:rPr>
+        <w:rFonts w:ascii="Courier New" w:hAnsi="Courier New" w:cs="Courier New" w:hint="default"/>
+      </w:rPr>
+    </w:lvl>
+    <w:lvl w:ilvl="8" w:tplc="04190005" w:tentative="1">
+      <w:start w:val="1"/>
+      <w:numFmt w:val="bullet"/>
+      <w:lvlText w:val=""/>
+      <w:lvlJc w:val="left"/>
+      <w:pPr>
+        <w:ind w:left="7189" w:hanging="360"/>
+      </w:pPr>
+      <w:rPr>
+        <w:rFonts w:ascii="Wingdings" w:hAnsi="Wingdings" w:hint="default"/>
+      </w:rPr>
+    </w:lvl>
+  </w:abstractNum>
+  <w:abstractNum w:abstractNumId="21" w15:restartNumberingAfterBreak="0">
     <w:nsid w:val="402D3E8C"/>
     <w:multiLevelType w:val="hybridMultilevel"/>
     <w:tmpl w:val="A5E6D222"/>
@@ -25571,7 +27329,7 @@
       </w:pPr>
     </w:lvl>
   </w:abstractNum>
-  <w:abstractNum w:abstractNumId="20" w15:restartNumberingAfterBreak="0">
+  <w:abstractNum w:abstractNumId="22" w15:restartNumberingAfterBreak="0">
     <w:nsid w:val="4139751C"/>
     <w:multiLevelType w:val="multilevel"/>
     <w:tmpl w:val="F11435C6"/>
@@ -25720,7 +27478,7 @@
       </w:rPr>
     </w:lvl>
   </w:abstractNum>
-  <w:abstractNum w:abstractNumId="21" w15:restartNumberingAfterBreak="0">
+  <w:abstractNum w:abstractNumId="23" w15:restartNumberingAfterBreak="0">
     <w:nsid w:val="419231C5"/>
     <w:multiLevelType w:val="hybridMultilevel"/>
     <w:tmpl w:val="3F90C1EE"/>
@@ -25833,7 +27591,7 @@
       </w:rPr>
     </w:lvl>
   </w:abstractNum>
-  <w:abstractNum w:abstractNumId="22" w15:restartNumberingAfterBreak="0">
+  <w:abstractNum w:abstractNumId="24" w15:restartNumberingAfterBreak="0">
     <w:nsid w:val="44AB188F"/>
     <w:multiLevelType w:val="hybridMultilevel"/>
     <w:tmpl w:val="86D2967A"/>
@@ -25945,7 +27703,7 @@
       </w:rPr>
     </w:lvl>
   </w:abstractNum>
-  <w:abstractNum w:abstractNumId="23" w15:restartNumberingAfterBreak="0">
+  <w:abstractNum w:abstractNumId="25" w15:restartNumberingAfterBreak="0">
     <w:nsid w:val="46CF3878"/>
     <w:multiLevelType w:val="hybridMultilevel"/>
     <w:tmpl w:val="3168F21C"/>
@@ -26058,7 +27816,7 @@
       </w:rPr>
     </w:lvl>
   </w:abstractNum>
-  <w:abstractNum w:abstractNumId="24" w15:restartNumberingAfterBreak="0">
+  <w:abstractNum w:abstractNumId="26" w15:restartNumberingAfterBreak="0">
     <w:nsid w:val="47926F48"/>
     <w:multiLevelType w:val="hybridMultilevel"/>
     <w:tmpl w:val="C116FB4E"/>
@@ -26171,7 +27929,7 @@
       </w:rPr>
     </w:lvl>
   </w:abstractNum>
-  <w:abstractNum w:abstractNumId="25" w15:restartNumberingAfterBreak="0">
+  <w:abstractNum w:abstractNumId="27" w15:restartNumberingAfterBreak="0">
     <w:nsid w:val="47AC498F"/>
     <w:multiLevelType w:val="hybridMultilevel"/>
     <w:tmpl w:val="1F28C640"/>
@@ -26284,7 +28042,7 @@
       </w:rPr>
     </w:lvl>
   </w:abstractNum>
-  <w:abstractNum w:abstractNumId="26" w15:restartNumberingAfterBreak="0">
+  <w:abstractNum w:abstractNumId="28" w15:restartNumberingAfterBreak="0">
     <w:nsid w:val="49CB4490"/>
     <w:multiLevelType w:val="hybridMultilevel"/>
     <w:tmpl w:val="EA7E8504"/>
@@ -26397,7 +28155,7 @@
       </w:rPr>
     </w:lvl>
   </w:abstractNum>
-  <w:abstractNum w:abstractNumId="27" w15:restartNumberingAfterBreak="0">
+  <w:abstractNum w:abstractNumId="29" w15:restartNumberingAfterBreak="0">
     <w:nsid w:val="4BC75338"/>
     <w:multiLevelType w:val="hybridMultilevel"/>
     <w:tmpl w:val="6016B496"/>
@@ -26510,7 +28268,7 @@
       </w:rPr>
     </w:lvl>
   </w:abstractNum>
-  <w:abstractNum w:abstractNumId="28" w15:restartNumberingAfterBreak="0">
+  <w:abstractNum w:abstractNumId="30" w15:restartNumberingAfterBreak="0">
     <w:nsid w:val="4BD86AF7"/>
     <w:multiLevelType w:val="hybridMultilevel"/>
     <w:tmpl w:val="88943640"/>
@@ -26623,7 +28381,7 @@
       </w:rPr>
     </w:lvl>
   </w:abstractNum>
-  <w:abstractNum w:abstractNumId="29" w15:restartNumberingAfterBreak="0">
+  <w:abstractNum w:abstractNumId="31" w15:restartNumberingAfterBreak="0">
     <w:nsid w:val="4BF37FE7"/>
     <w:multiLevelType w:val="hybridMultilevel"/>
     <w:tmpl w:val="1E7E097A"/>
@@ -26709,7 +28467,7 @@
       </w:pPr>
     </w:lvl>
   </w:abstractNum>
-  <w:abstractNum w:abstractNumId="30" w15:restartNumberingAfterBreak="0">
+  <w:abstractNum w:abstractNumId="32" w15:restartNumberingAfterBreak="0">
     <w:nsid w:val="4DE22E81"/>
     <w:multiLevelType w:val="multilevel"/>
     <w:tmpl w:val="A8E02840"/>
@@ -26827,7 +28585,7 @@
       </w:rPr>
     </w:lvl>
   </w:abstractNum>
-  <w:abstractNum w:abstractNumId="31" w15:restartNumberingAfterBreak="0">
+  <w:abstractNum w:abstractNumId="33" w15:restartNumberingAfterBreak="0">
     <w:nsid w:val="4EF66F97"/>
     <w:multiLevelType w:val="multilevel"/>
     <w:tmpl w:val="0419001D"/>
@@ -26913,7 +28671,7 @@
       </w:pPr>
     </w:lvl>
   </w:abstractNum>
-  <w:abstractNum w:abstractNumId="32" w15:restartNumberingAfterBreak="0">
+  <w:abstractNum w:abstractNumId="34" w15:restartNumberingAfterBreak="0">
     <w:nsid w:val="4F621ACF"/>
     <w:multiLevelType w:val="hybridMultilevel"/>
     <w:tmpl w:val="4F6C6A48"/>
@@ -26999,7 +28757,7 @@
       </w:pPr>
     </w:lvl>
   </w:abstractNum>
-  <w:abstractNum w:abstractNumId="33" w15:restartNumberingAfterBreak="0">
+  <w:abstractNum w:abstractNumId="35" w15:restartNumberingAfterBreak="0">
     <w:nsid w:val="55630DB9"/>
     <w:multiLevelType w:val="hybridMultilevel"/>
     <w:tmpl w:val="3F1A2AC4"/>
@@ -27085,7 +28843,7 @@
       </w:pPr>
     </w:lvl>
   </w:abstractNum>
-  <w:abstractNum w:abstractNumId="34" w15:restartNumberingAfterBreak="0">
+  <w:abstractNum w:abstractNumId="36" w15:restartNumberingAfterBreak="0">
     <w:nsid w:val="57C31FC3"/>
     <w:multiLevelType w:val="multilevel"/>
     <w:tmpl w:val="617C602A"/>
@@ -27234,7 +28992,7 @@
       </w:rPr>
     </w:lvl>
   </w:abstractNum>
-  <w:abstractNum w:abstractNumId="35" w15:restartNumberingAfterBreak="0">
+  <w:abstractNum w:abstractNumId="37" w15:restartNumberingAfterBreak="0">
     <w:nsid w:val="5D886975"/>
     <w:multiLevelType w:val="multilevel"/>
     <w:tmpl w:val="D090A06C"/>
@@ -27347,7 +29105,7 @@
       </w:rPr>
     </w:lvl>
   </w:abstractNum>
-  <w:abstractNum w:abstractNumId="36" w15:restartNumberingAfterBreak="0">
+  <w:abstractNum w:abstractNumId="38" w15:restartNumberingAfterBreak="0">
     <w:nsid w:val="5F852A07"/>
     <w:multiLevelType w:val="hybridMultilevel"/>
     <w:tmpl w:val="FA0E8B22"/>
@@ -27460,7 +29218,7 @@
       </w:rPr>
     </w:lvl>
   </w:abstractNum>
-  <w:abstractNum w:abstractNumId="37" w15:restartNumberingAfterBreak="0">
+  <w:abstractNum w:abstractNumId="39" w15:restartNumberingAfterBreak="0">
     <w:nsid w:val="606D08AA"/>
     <w:multiLevelType w:val="multilevel"/>
     <w:tmpl w:val="3FAC0706"/>
@@ -27609,7 +29367,7 @@
       </w:rPr>
     </w:lvl>
   </w:abstractNum>
-  <w:abstractNum w:abstractNumId="38" w15:restartNumberingAfterBreak="0">
+  <w:abstractNum w:abstractNumId="40" w15:restartNumberingAfterBreak="0">
     <w:nsid w:val="621B7FAD"/>
     <w:multiLevelType w:val="hybridMultilevel"/>
     <w:tmpl w:val="29B2E4B8"/>
@@ -27721,7 +29479,7 @@
       </w:rPr>
     </w:lvl>
   </w:abstractNum>
-  <w:abstractNum w:abstractNumId="39" w15:restartNumberingAfterBreak="0">
+  <w:abstractNum w:abstractNumId="41" w15:restartNumberingAfterBreak="0">
     <w:nsid w:val="64222EC2"/>
     <w:multiLevelType w:val="multilevel"/>
     <w:tmpl w:val="0419001D"/>
@@ -27807,7 +29565,7 @@
       </w:pPr>
     </w:lvl>
   </w:abstractNum>
-  <w:abstractNum w:abstractNumId="40" w15:restartNumberingAfterBreak="0">
+  <w:abstractNum w:abstractNumId="42" w15:restartNumberingAfterBreak="0">
     <w:nsid w:val="66644B50"/>
     <w:multiLevelType w:val="hybridMultilevel"/>
     <w:tmpl w:val="F77CFEEA"/>
@@ -27896,7 +29654,7 @@
       </w:pPr>
     </w:lvl>
   </w:abstractNum>
-  <w:abstractNum w:abstractNumId="41" w15:restartNumberingAfterBreak="0">
+  <w:abstractNum w:abstractNumId="43" w15:restartNumberingAfterBreak="0">
     <w:nsid w:val="67B67596"/>
     <w:multiLevelType w:val="hybridMultilevel"/>
     <w:tmpl w:val="4F6C6A48"/>
@@ -27982,7 +29740,7 @@
       </w:pPr>
     </w:lvl>
   </w:abstractNum>
-  <w:abstractNum w:abstractNumId="42" w15:restartNumberingAfterBreak="0">
+  <w:abstractNum w:abstractNumId="44" w15:restartNumberingAfterBreak="0">
     <w:nsid w:val="6C670163"/>
     <w:multiLevelType w:val="multilevel"/>
     <w:tmpl w:val="17BE41F2"/>
@@ -28068,7 +29826,7 @@
       </w:pPr>
     </w:lvl>
   </w:abstractNum>
-  <w:abstractNum w:abstractNumId="43" w15:restartNumberingAfterBreak="0">
+  <w:abstractNum w:abstractNumId="45" w15:restartNumberingAfterBreak="0">
     <w:nsid w:val="6D8307C0"/>
     <w:multiLevelType w:val="multilevel"/>
     <w:tmpl w:val="17BE41F2"/>
@@ -28154,7 +29912,7 @@
       </w:pPr>
     </w:lvl>
   </w:abstractNum>
-  <w:abstractNum w:abstractNumId="44" w15:restartNumberingAfterBreak="0">
+  <w:abstractNum w:abstractNumId="46" w15:restartNumberingAfterBreak="0">
     <w:nsid w:val="70750E8C"/>
     <w:multiLevelType w:val="hybridMultilevel"/>
     <w:tmpl w:val="837A4744"/>
@@ -28240,7 +29998,7 @@
       </w:pPr>
     </w:lvl>
   </w:abstractNum>
-  <w:abstractNum w:abstractNumId="45" w15:restartNumberingAfterBreak="0">
+  <w:abstractNum w:abstractNumId="47" w15:restartNumberingAfterBreak="0">
     <w:nsid w:val="71F920E6"/>
     <w:multiLevelType w:val="hybridMultilevel"/>
     <w:tmpl w:val="8CAAC054"/>
@@ -28326,7 +30084,7 @@
       </w:pPr>
     </w:lvl>
   </w:abstractNum>
-  <w:abstractNum w:abstractNumId="46" w15:restartNumberingAfterBreak="0">
+  <w:abstractNum w:abstractNumId="48" w15:restartNumberingAfterBreak="0">
     <w:nsid w:val="72380BC2"/>
     <w:multiLevelType w:val="hybridMultilevel"/>
     <w:tmpl w:val="4E740942"/>
@@ -28415,7 +30173,7 @@
       </w:pPr>
     </w:lvl>
   </w:abstractNum>
-  <w:abstractNum w:abstractNumId="47" w15:restartNumberingAfterBreak="0">
+  <w:abstractNum w:abstractNumId="49" w15:restartNumberingAfterBreak="0">
     <w:nsid w:val="73043927"/>
     <w:multiLevelType w:val="hybridMultilevel"/>
     <w:tmpl w:val="380A6778"/>
@@ -28528,7 +30286,7 @@
       </w:rPr>
     </w:lvl>
   </w:abstractNum>
-  <w:abstractNum w:abstractNumId="48" w15:restartNumberingAfterBreak="0">
+  <w:abstractNum w:abstractNumId="50" w15:restartNumberingAfterBreak="0">
     <w:nsid w:val="73A13C0A"/>
     <w:multiLevelType w:val="hybridMultilevel"/>
     <w:tmpl w:val="F73443D8"/>
@@ -28641,7 +30399,7 @@
       </w:rPr>
     </w:lvl>
   </w:abstractNum>
-  <w:abstractNum w:abstractNumId="49" w15:restartNumberingAfterBreak="0">
+  <w:abstractNum w:abstractNumId="51" w15:restartNumberingAfterBreak="0">
     <w:nsid w:val="74203836"/>
     <w:multiLevelType w:val="hybridMultilevel"/>
     <w:tmpl w:val="803036B6"/>
@@ -28754,7 +30512,7 @@
       </w:rPr>
     </w:lvl>
   </w:abstractNum>
-  <w:abstractNum w:abstractNumId="50" w15:restartNumberingAfterBreak="0">
+  <w:abstractNum w:abstractNumId="52" w15:restartNumberingAfterBreak="0">
     <w:nsid w:val="74D14488"/>
     <w:multiLevelType w:val="hybridMultilevel"/>
     <w:tmpl w:val="CBE0D4C8"/>
@@ -28867,7 +30625,7 @@
       </w:rPr>
     </w:lvl>
   </w:abstractNum>
-  <w:abstractNum w:abstractNumId="51" w15:restartNumberingAfterBreak="0">
+  <w:abstractNum w:abstractNumId="53" w15:restartNumberingAfterBreak="0">
     <w:nsid w:val="74D72AA5"/>
     <w:multiLevelType w:val="hybridMultilevel"/>
     <w:tmpl w:val="486834C4"/>
@@ -28980,7 +30738,7 @@
       </w:rPr>
     </w:lvl>
   </w:abstractNum>
-  <w:abstractNum w:abstractNumId="52" w15:restartNumberingAfterBreak="0">
+  <w:abstractNum w:abstractNumId="54" w15:restartNumberingAfterBreak="0">
     <w:nsid w:val="74FD50E2"/>
     <w:multiLevelType w:val="hybridMultilevel"/>
     <w:tmpl w:val="654200CC"/>
@@ -29093,7 +30851,7 @@
       </w:rPr>
     </w:lvl>
   </w:abstractNum>
-  <w:abstractNum w:abstractNumId="53" w15:restartNumberingAfterBreak="0">
+  <w:abstractNum w:abstractNumId="55" w15:restartNumberingAfterBreak="0">
     <w:nsid w:val="78CC00C4"/>
     <w:multiLevelType w:val="hybridMultilevel"/>
     <w:tmpl w:val="82965CA0"/>
@@ -29179,7 +30937,7 @@
       </w:pPr>
     </w:lvl>
   </w:abstractNum>
-  <w:abstractNum w:abstractNumId="54" w15:restartNumberingAfterBreak="0">
+  <w:abstractNum w:abstractNumId="56" w15:restartNumberingAfterBreak="0">
     <w:nsid w:val="78CF7495"/>
     <w:multiLevelType w:val="hybridMultilevel"/>
     <w:tmpl w:val="B352D8F4"/>
@@ -29292,7 +31050,7 @@
       </w:rPr>
     </w:lvl>
   </w:abstractNum>
-  <w:abstractNum w:abstractNumId="55" w15:restartNumberingAfterBreak="0">
+  <w:abstractNum w:abstractNumId="57" w15:restartNumberingAfterBreak="0">
     <w:nsid w:val="7EF25CD4"/>
     <w:multiLevelType w:val="hybridMultilevel"/>
     <w:tmpl w:val="E75A10AA"/>
@@ -29406,172 +31164,178 @@
     </w:lvl>
   </w:abstractNum>
   <w:num w:numId="1" w16cid:durableId="1357850578">
-    <w:abstractNumId w:val="53"/>
+    <w:abstractNumId w:val="55"/>
   </w:num>
   <w:num w:numId="2" w16cid:durableId="56056750">
-    <w:abstractNumId w:val="18"/>
+    <w:abstractNumId w:val="19"/>
   </w:num>
   <w:num w:numId="3" w16cid:durableId="1904564273">
-    <w:abstractNumId w:val="10"/>
+    <w:abstractNumId w:val="11"/>
   </w:num>
   <w:num w:numId="4" w16cid:durableId="413236192">
+    <w:abstractNumId w:val="35"/>
+  </w:num>
+  <w:num w:numId="5" w16cid:durableId="910116762">
     <w:abstractNumId w:val="33"/>
   </w:num>
-  <w:num w:numId="5" w16cid:durableId="910116762">
+  <w:num w:numId="6" w16cid:durableId="2066752416">
+    <w:abstractNumId w:val="15"/>
+  </w:num>
+  <w:num w:numId="7" w16cid:durableId="128860038">
+    <w:abstractNumId w:val="6"/>
+  </w:num>
+  <w:num w:numId="8" w16cid:durableId="1339694181">
+    <w:abstractNumId w:val="41"/>
+  </w:num>
+  <w:num w:numId="9" w16cid:durableId="668674779">
+    <w:abstractNumId w:val="45"/>
+  </w:num>
+  <w:num w:numId="10" w16cid:durableId="1109592849">
+    <w:abstractNumId w:val="8"/>
+  </w:num>
+  <w:num w:numId="11" w16cid:durableId="264459088">
+    <w:abstractNumId w:val="47"/>
+  </w:num>
+  <w:num w:numId="12" w16cid:durableId="530845952">
+    <w:abstractNumId w:val="9"/>
+  </w:num>
+  <w:num w:numId="13" w16cid:durableId="264386898">
+    <w:abstractNumId w:val="13"/>
+  </w:num>
+  <w:num w:numId="14" w16cid:durableId="394549647">
+    <w:abstractNumId w:val="42"/>
+  </w:num>
+  <w:num w:numId="15" w16cid:durableId="1210873004">
+    <w:abstractNumId w:val="44"/>
+  </w:num>
+  <w:num w:numId="16" w16cid:durableId="1034229842">
+    <w:abstractNumId w:val="46"/>
+  </w:num>
+  <w:num w:numId="17" w16cid:durableId="1874270581">
+    <w:abstractNumId w:val="34"/>
+  </w:num>
+  <w:num w:numId="18" w16cid:durableId="886838976">
+    <w:abstractNumId w:val="14"/>
+  </w:num>
+  <w:num w:numId="19" w16cid:durableId="1214393171">
+    <w:abstractNumId w:val="43"/>
+  </w:num>
+  <w:num w:numId="20" w16cid:durableId="1782609146">
     <w:abstractNumId w:val="31"/>
   </w:num>
-  <w:num w:numId="6" w16cid:durableId="2066752416">
-    <w:abstractNumId w:val="14"/>
+  <w:num w:numId="21" w16cid:durableId="1746872623">
+    <w:abstractNumId w:val="50"/>
   </w:num>
-  <w:num w:numId="7" w16cid:durableId="128860038">
-    <w:abstractNumId w:val="5"/>
-  </w:num>
-  <w:num w:numId="8" w16cid:durableId="1339694181">
-    <w:abstractNumId w:val="39"/>
-  </w:num>
-  <w:num w:numId="9" w16cid:durableId="668674779">
-    <w:abstractNumId w:val="43"/>
-  </w:num>
-  <w:num w:numId="10" w16cid:durableId="1109592849">
-    <w:abstractNumId w:val="7"/>
-  </w:num>
-  <w:num w:numId="11" w16cid:durableId="264459088">
-    <w:abstractNumId w:val="45"/>
-  </w:num>
-  <w:num w:numId="12" w16cid:durableId="530845952">
-    <w:abstractNumId w:val="8"/>
-  </w:num>
-  <w:num w:numId="13" w16cid:durableId="264386898">
-    <w:abstractNumId w:val="12"/>
-  </w:num>
-  <w:num w:numId="14" w16cid:durableId="394549647">
-    <w:abstractNumId w:val="40"/>
-  </w:num>
-  <w:num w:numId="15" w16cid:durableId="1210873004">
-    <w:abstractNumId w:val="42"/>
-  </w:num>
-  <w:num w:numId="16" w16cid:durableId="1034229842">
-    <w:abstractNumId w:val="44"/>
-  </w:num>
-  <w:num w:numId="17" w16cid:durableId="1874270581">
+  <w:num w:numId="22" w16cid:durableId="310183779">
     <w:abstractNumId w:val="32"/>
   </w:num>
-  <w:num w:numId="18" w16cid:durableId="886838976">
-    <w:abstractNumId w:val="13"/>
-  </w:num>
-  <w:num w:numId="19" w16cid:durableId="1214393171">
-    <w:abstractNumId w:val="41"/>
-  </w:num>
-  <w:num w:numId="20" w16cid:durableId="1782609146">
-    <w:abstractNumId w:val="29"/>
-  </w:num>
-  <w:num w:numId="21" w16cid:durableId="1746872623">
-    <w:abstractNumId w:val="48"/>
-  </w:num>
-  <w:num w:numId="22" w16cid:durableId="310183779">
-    <w:abstractNumId w:val="30"/>
-  </w:num>
   <w:num w:numId="23" w16cid:durableId="846209309">
-    <w:abstractNumId w:val="35"/>
+    <w:abstractNumId w:val="37"/>
   </w:num>
   <w:num w:numId="24" w16cid:durableId="964626124">
-    <w:abstractNumId w:val="27"/>
+    <w:abstractNumId w:val="29"/>
   </w:num>
   <w:num w:numId="25" w16cid:durableId="118113062">
     <w:abstractNumId w:val="2"/>
   </w:num>
   <w:num w:numId="26" w16cid:durableId="553590301">
-    <w:abstractNumId w:val="38"/>
+    <w:abstractNumId w:val="40"/>
   </w:num>
   <w:num w:numId="27" w16cid:durableId="316736353">
-    <w:abstractNumId w:val="49"/>
+    <w:abstractNumId w:val="51"/>
   </w:num>
   <w:num w:numId="28" w16cid:durableId="1985351046">
-    <w:abstractNumId w:val="54"/>
+    <w:abstractNumId w:val="56"/>
   </w:num>
   <w:num w:numId="29" w16cid:durableId="2057045971">
-    <w:abstractNumId w:val="24"/>
+    <w:abstractNumId w:val="26"/>
   </w:num>
   <w:num w:numId="30" w16cid:durableId="1900938720">
-    <w:abstractNumId w:val="52"/>
+    <w:abstractNumId w:val="54"/>
   </w:num>
   <w:num w:numId="31" w16cid:durableId="2070152771">
     <w:abstractNumId w:val="3"/>
   </w:num>
   <w:num w:numId="32" w16cid:durableId="1106659806">
-    <w:abstractNumId w:val="46"/>
+    <w:abstractNumId w:val="48"/>
   </w:num>
   <w:num w:numId="33" w16cid:durableId="1110471394">
-    <w:abstractNumId w:val="9"/>
+    <w:abstractNumId w:val="10"/>
   </w:num>
   <w:num w:numId="34" w16cid:durableId="1912080261">
-    <w:abstractNumId w:val="15"/>
+    <w:abstractNumId w:val="16"/>
   </w:num>
   <w:num w:numId="35" w16cid:durableId="1162041937">
-    <w:abstractNumId w:val="16"/>
+    <w:abstractNumId w:val="17"/>
   </w:num>
   <w:num w:numId="36" w16cid:durableId="138427010">
+    <w:abstractNumId w:val="23"/>
+  </w:num>
+  <w:num w:numId="37" w16cid:durableId="790438888">
+    <w:abstractNumId w:val="18"/>
+  </w:num>
+  <w:num w:numId="38" w16cid:durableId="1469858765">
+    <w:abstractNumId w:val="24"/>
+  </w:num>
+  <w:num w:numId="39" w16cid:durableId="1149246602">
+    <w:abstractNumId w:val="49"/>
+  </w:num>
+  <w:num w:numId="40" w16cid:durableId="810557942">
+    <w:abstractNumId w:val="27"/>
+  </w:num>
+  <w:num w:numId="41" w16cid:durableId="494494008">
+    <w:abstractNumId w:val="28"/>
+  </w:num>
+  <w:num w:numId="42" w16cid:durableId="948586131">
     <w:abstractNumId w:val="21"/>
   </w:num>
-  <w:num w:numId="37" w16cid:durableId="790438888">
-    <w:abstractNumId w:val="17"/>
-  </w:num>
-  <w:num w:numId="38" w16cid:durableId="1469858765">
-    <w:abstractNumId w:val="22"/>
-  </w:num>
-  <w:num w:numId="39" w16cid:durableId="1149246602">
-    <w:abstractNumId w:val="47"/>
-  </w:num>
-  <w:num w:numId="40" w16cid:durableId="810557942">
-    <w:abstractNumId w:val="25"/>
-  </w:num>
-  <w:num w:numId="41" w16cid:durableId="494494008">
-    <w:abstractNumId w:val="26"/>
-  </w:num>
-  <w:num w:numId="42" w16cid:durableId="948586131">
-    <w:abstractNumId w:val="19"/>
-  </w:num>
   <w:num w:numId="43" w16cid:durableId="1914504412">
-    <w:abstractNumId w:val="6"/>
+    <w:abstractNumId w:val="7"/>
   </w:num>
   <w:num w:numId="44" w16cid:durableId="2061050314">
     <w:abstractNumId w:val="0"/>
   </w:num>
   <w:num w:numId="45" w16cid:durableId="1196696205">
-    <w:abstractNumId w:val="23"/>
+    <w:abstractNumId w:val="25"/>
   </w:num>
   <w:num w:numId="46" w16cid:durableId="166795063">
-    <w:abstractNumId w:val="28"/>
+    <w:abstractNumId w:val="30"/>
   </w:num>
   <w:num w:numId="47" w16cid:durableId="1319308642">
     <w:abstractNumId w:val="1"/>
   </w:num>
   <w:num w:numId="48" w16cid:durableId="1296712546">
-    <w:abstractNumId w:val="34"/>
+    <w:abstractNumId w:val="36"/>
   </w:num>
   <w:num w:numId="49" w16cid:durableId="493188055">
-    <w:abstractNumId w:val="20"/>
+    <w:abstractNumId w:val="22"/>
   </w:num>
   <w:num w:numId="50" w16cid:durableId="1789742362">
-    <w:abstractNumId w:val="37"/>
+    <w:abstractNumId w:val="39"/>
   </w:num>
   <w:num w:numId="51" w16cid:durableId="1949241591">
+    <w:abstractNumId w:val="5"/>
+  </w:num>
+  <w:num w:numId="52" w16cid:durableId="2070879149">
+    <w:abstractNumId w:val="38"/>
+  </w:num>
+  <w:num w:numId="53" w16cid:durableId="1851411474">
+    <w:abstractNumId w:val="12"/>
+  </w:num>
+  <w:num w:numId="54" w16cid:durableId="1109547911">
+    <w:abstractNumId w:val="53"/>
+  </w:num>
+  <w:num w:numId="55" w16cid:durableId="1284769007">
+    <w:abstractNumId w:val="57"/>
+  </w:num>
+  <w:num w:numId="56" w16cid:durableId="780565645">
+    <w:abstractNumId w:val="52"/>
+  </w:num>
+  <w:num w:numId="57" w16cid:durableId="775054236">
     <w:abstractNumId w:val="4"/>
   </w:num>
-  <w:num w:numId="52" w16cid:durableId="2070879149">
-    <w:abstractNumId w:val="36"/>
-  </w:num>
-  <w:num w:numId="53" w16cid:durableId="1851411474">
-    <w:abstractNumId w:val="11"/>
-  </w:num>
-  <w:num w:numId="54" w16cid:durableId="1109547911">
-    <w:abstractNumId w:val="51"/>
-  </w:num>
-  <w:num w:numId="55" w16cid:durableId="1284769007">
-    <w:abstractNumId w:val="55"/>
-  </w:num>
-  <w:num w:numId="56" w16cid:durableId="780565645">
-    <w:abstractNumId w:val="50"/>
+  <w:num w:numId="58" w16cid:durableId="550769759">
+    <w:abstractNumId w:val="20"/>
   </w:num>
 </w:numbering>
 </file>

--- a/7 семестр/ИСИС КП/ПЗ.docx
+++ b/7 семестр/ИСИС КП/ПЗ.docx
@@ -1772,18 +1772,8 @@
                 <w:szCs w:val="28"/>
                 <w:lang w:bidi="en-US"/>
               </w:rPr>
-              <w:t xml:space="preserve">Защита       </w:t>
-            </w:r>
-            <w:proofErr w:type="gramStart"/>
-            <w:r>
-              <w:rPr>
-                <w:rFonts w:eastAsia="Times New Roman" w:cs="Times New Roman"/>
-                <w:szCs w:val="28"/>
-                <w:lang w:bidi="en-US"/>
-              </w:rPr>
-              <w:t xml:space="preserve">   «</w:t>
-            </w:r>
-            <w:proofErr w:type="gramEnd"/>
+              <w:t>Защита          «</w:t>
+            </w:r>
           </w:p>
         </w:tc>
         <w:tc>
@@ -14902,26 +14892,16 @@
                 <w:szCs w:val="28"/>
                 <w:lang w:val="en-US"/>
               </w:rPr>
-              <w:t>Sw1-Fa0</w:t>
-            </w:r>
-            <w:proofErr w:type="gramStart"/>
+              <w:t>Sw1-Fa0/</w:t>
+            </w:r>
             <w:r>
               <w:rPr>
                 <w:rFonts w:cs="Times New Roman"/>
                 <w:szCs w:val="28"/>
                 <w:lang w:val="en-US"/>
               </w:rPr>
-              <w:t>/</w:t>
-            </w:r>
-            <w:r>
-              <w:rPr>
-                <w:rFonts w:cs="Times New Roman"/>
-                <w:szCs w:val="28"/>
-                <w:lang w:val="en-US"/>
-              </w:rPr>
               <w:t>(</w:t>
             </w:r>
-            <w:proofErr w:type="gramEnd"/>
             <w:r>
               <w:rPr>
                 <w:rFonts w:cs="Times New Roman"/>
@@ -15094,26 +15074,16 @@
                 <w:szCs w:val="28"/>
                 <w:lang w:val="en-US"/>
               </w:rPr>
-              <w:t>Sw1-Fa0</w:t>
-            </w:r>
-            <w:proofErr w:type="gramStart"/>
+              <w:t>Sw1-Fa0/</w:t>
+            </w:r>
             <w:r>
               <w:rPr>
                 <w:rFonts w:cs="Times New Roman"/>
                 <w:szCs w:val="28"/>
                 <w:lang w:val="en-US"/>
               </w:rPr>
-              <w:t>/</w:t>
-            </w:r>
-            <w:r>
-              <w:rPr>
-                <w:rFonts w:cs="Times New Roman"/>
-                <w:szCs w:val="28"/>
-                <w:lang w:val="en-US"/>
-              </w:rPr>
               <w:t>(</w:t>
             </w:r>
-            <w:proofErr w:type="gramEnd"/>
             <w:r>
               <w:rPr>
                 <w:rFonts w:cs="Times New Roman"/>
@@ -15278,26 +15248,16 @@
                 <w:szCs w:val="28"/>
                 <w:lang w:val="en-US"/>
               </w:rPr>
-              <w:t>Sw1-Fa0</w:t>
-            </w:r>
-            <w:proofErr w:type="gramStart"/>
+              <w:t>Sw1-Fa0/</w:t>
+            </w:r>
             <w:r>
               <w:rPr>
                 <w:rFonts w:cs="Times New Roman"/>
                 <w:szCs w:val="28"/>
                 <w:lang w:val="en-US"/>
               </w:rPr>
-              <w:t>/</w:t>
-            </w:r>
-            <w:r>
-              <w:rPr>
-                <w:rFonts w:cs="Times New Roman"/>
-                <w:szCs w:val="28"/>
-                <w:lang w:val="en-US"/>
-              </w:rPr>
               <w:t>(</w:t>
             </w:r>
-            <w:proofErr w:type="gramEnd"/>
             <w:r>
               <w:rPr>
                 <w:rFonts w:cs="Times New Roman"/>
@@ -15511,26 +15471,16 @@
                 <w:szCs w:val="28"/>
                 <w:lang w:val="en-US"/>
               </w:rPr>
-              <w:t>Sw1-Fa0</w:t>
-            </w:r>
-            <w:proofErr w:type="gramStart"/>
+              <w:t>Sw1-Fa0/</w:t>
+            </w:r>
             <w:r>
               <w:rPr>
                 <w:rFonts w:cs="Times New Roman"/>
                 <w:szCs w:val="28"/>
                 <w:lang w:val="en-US"/>
               </w:rPr>
-              <w:t>/</w:t>
-            </w:r>
-            <w:r>
-              <w:rPr>
-                <w:rFonts w:cs="Times New Roman"/>
-                <w:szCs w:val="28"/>
-                <w:lang w:val="en-US"/>
-              </w:rPr>
               <w:t>(</w:t>
             </w:r>
-            <w:proofErr w:type="gramEnd"/>
             <w:r>
               <w:rPr>
                 <w:rFonts w:cs="Times New Roman"/>
@@ -15744,26 +15694,16 @@
                 <w:szCs w:val="28"/>
                 <w:lang w:val="en-US"/>
               </w:rPr>
-              <w:t>Sw1-Fa0</w:t>
-            </w:r>
-            <w:proofErr w:type="gramStart"/>
+              <w:t>Sw1-Fa0/</w:t>
+            </w:r>
             <w:r>
               <w:rPr>
                 <w:rFonts w:cs="Times New Roman"/>
                 <w:szCs w:val="28"/>
                 <w:lang w:val="en-US"/>
               </w:rPr>
-              <w:t>/</w:t>
-            </w:r>
-            <w:r>
-              <w:rPr>
-                <w:rFonts w:cs="Times New Roman"/>
-                <w:szCs w:val="28"/>
-                <w:lang w:val="en-US"/>
-              </w:rPr>
               <w:t>(</w:t>
             </w:r>
-            <w:proofErr w:type="gramEnd"/>
             <w:r>
               <w:rPr>
                 <w:rFonts w:cs="Times New Roman"/>
@@ -16001,26 +15941,16 @@
                 <w:szCs w:val="28"/>
                 <w:lang w:val="en-US"/>
               </w:rPr>
-              <w:t>-Fa0</w:t>
-            </w:r>
-            <w:proofErr w:type="gramStart"/>
+              <w:t>-Fa0/</w:t>
+            </w:r>
             <w:r>
               <w:rPr>
                 <w:rFonts w:cs="Times New Roman"/>
                 <w:szCs w:val="28"/>
                 <w:lang w:val="en-US"/>
               </w:rPr>
-              <w:t>/</w:t>
-            </w:r>
-            <w:r>
-              <w:rPr>
-                <w:rFonts w:cs="Times New Roman"/>
-                <w:szCs w:val="28"/>
-                <w:lang w:val="en-US"/>
-              </w:rPr>
               <w:t>(</w:t>
             </w:r>
-            <w:proofErr w:type="gramEnd"/>
             <w:r>
               <w:rPr>
                 <w:rFonts w:cs="Times New Roman"/>
@@ -16228,33 +16158,15 @@
                 <w:szCs w:val="28"/>
                 <w:lang w:val="en-US"/>
               </w:rPr>
-              <w:t>-Fa0</w:t>
-            </w:r>
-            <w:proofErr w:type="gramStart"/>
+              <w:t>-Fa0/</w:t>
+            </w:r>
             <w:r>
               <w:rPr>
                 <w:rFonts w:cs="Times New Roman"/>
                 <w:szCs w:val="28"/>
                 <w:lang w:val="en-US"/>
               </w:rPr>
-              <w:t>/</w:t>
-            </w:r>
-            <w:r>
-              <w:rPr>
-                <w:rFonts w:cs="Times New Roman"/>
-                <w:szCs w:val="28"/>
-                <w:lang w:val="en-US"/>
-              </w:rPr>
-              <w:t>(</w:t>
-            </w:r>
-            <w:proofErr w:type="gramEnd"/>
-            <w:r>
-              <w:rPr>
-                <w:rFonts w:cs="Times New Roman"/>
-                <w:szCs w:val="28"/>
-                <w:lang w:val="en-US"/>
-              </w:rPr>
-              <w:t>7-11)</w:t>
+              <w:t>(7-11)</w:t>
             </w:r>
           </w:p>
         </w:tc>
@@ -16456,33 +16368,15 @@
                 <w:szCs w:val="28"/>
                 <w:lang w:val="en-US"/>
               </w:rPr>
-              <w:t>-Fa0</w:t>
-            </w:r>
-            <w:proofErr w:type="gramStart"/>
+              <w:t>-Fa0/</w:t>
+            </w:r>
             <w:r>
               <w:rPr>
                 <w:rFonts w:cs="Times New Roman"/>
                 <w:szCs w:val="28"/>
                 <w:lang w:val="en-US"/>
               </w:rPr>
-              <w:t>/</w:t>
-            </w:r>
-            <w:r>
-              <w:rPr>
-                <w:rFonts w:cs="Times New Roman"/>
-                <w:szCs w:val="28"/>
-                <w:lang w:val="en-US"/>
-              </w:rPr>
-              <w:t>(</w:t>
-            </w:r>
-            <w:proofErr w:type="gramEnd"/>
-            <w:r>
-              <w:rPr>
-                <w:rFonts w:cs="Times New Roman"/>
-                <w:szCs w:val="28"/>
-                <w:lang w:val="en-US"/>
-              </w:rPr>
-              <w:t>1</w:t>
+              <w:t>(1</w:t>
             </w:r>
             <w:r>
               <w:rPr>
@@ -16692,33 +16586,15 @@
                 <w:szCs w:val="28"/>
                 <w:lang w:val="en-US"/>
               </w:rPr>
-              <w:t>-Fa0</w:t>
-            </w:r>
-            <w:proofErr w:type="gramStart"/>
+              <w:t>-Fa0/</w:t>
+            </w:r>
             <w:r>
               <w:rPr>
                 <w:rFonts w:cs="Times New Roman"/>
                 <w:szCs w:val="28"/>
                 <w:lang w:val="en-US"/>
               </w:rPr>
-              <w:t>/</w:t>
-            </w:r>
-            <w:r>
-              <w:rPr>
-                <w:rFonts w:cs="Times New Roman"/>
-                <w:szCs w:val="28"/>
-                <w:lang w:val="en-US"/>
-              </w:rPr>
-              <w:t>(</w:t>
-            </w:r>
-            <w:proofErr w:type="gramEnd"/>
-            <w:r>
-              <w:rPr>
-                <w:rFonts w:cs="Times New Roman"/>
-                <w:szCs w:val="28"/>
-                <w:lang w:val="en-US"/>
-              </w:rPr>
-              <w:t>17-21)</w:t>
+              <w:t>(17-21)</w:t>
             </w:r>
           </w:p>
         </w:tc>
@@ -16919,26 +16795,16 @@
                 <w:szCs w:val="28"/>
                 <w:lang w:val="en-US"/>
               </w:rPr>
-              <w:t>-Fa0</w:t>
-            </w:r>
-            <w:proofErr w:type="gramStart"/>
+              <w:t>-Fa0/</w:t>
+            </w:r>
             <w:r>
               <w:rPr>
                 <w:rFonts w:cs="Times New Roman"/>
                 <w:szCs w:val="28"/>
                 <w:lang w:val="en-US"/>
               </w:rPr>
-              <w:t>/</w:t>
-            </w:r>
-            <w:r>
-              <w:rPr>
-                <w:rFonts w:cs="Times New Roman"/>
-                <w:szCs w:val="28"/>
-                <w:lang w:val="en-US"/>
-              </w:rPr>
               <w:t>(</w:t>
             </w:r>
-            <w:proofErr w:type="gramEnd"/>
             <w:r>
               <w:rPr>
                 <w:rFonts w:cs="Times New Roman"/>
@@ -17147,33 +17013,15 @@
                 <w:szCs w:val="28"/>
                 <w:lang w:val="en-US"/>
               </w:rPr>
-              <w:t>-Fa0</w:t>
-            </w:r>
-            <w:proofErr w:type="gramStart"/>
+              <w:t>-Fa0/</w:t>
+            </w:r>
             <w:r>
               <w:rPr>
                 <w:rFonts w:cs="Times New Roman"/>
                 <w:szCs w:val="28"/>
                 <w:lang w:val="en-US"/>
               </w:rPr>
-              <w:t>/</w:t>
-            </w:r>
-            <w:r>
-              <w:rPr>
-                <w:rFonts w:cs="Times New Roman"/>
-                <w:szCs w:val="28"/>
-                <w:lang w:val="en-US"/>
-              </w:rPr>
-              <w:t>(</w:t>
-            </w:r>
-            <w:proofErr w:type="gramEnd"/>
-            <w:r>
-              <w:rPr>
-                <w:rFonts w:cs="Times New Roman"/>
-                <w:szCs w:val="28"/>
-                <w:lang w:val="en-US"/>
-              </w:rPr>
-              <w:t>7-11)</w:t>
+              <w:t>(7-11)</w:t>
             </w:r>
           </w:p>
         </w:tc>
@@ -17379,33 +17227,15 @@
                 <w:szCs w:val="28"/>
                 <w:lang w:val="en-US"/>
               </w:rPr>
-              <w:t>-Fa0</w:t>
-            </w:r>
-            <w:proofErr w:type="gramStart"/>
+              <w:t>-Fa0/</w:t>
+            </w:r>
             <w:r>
               <w:rPr>
                 <w:rFonts w:cs="Times New Roman"/>
                 <w:szCs w:val="28"/>
                 <w:lang w:val="en-US"/>
               </w:rPr>
-              <w:t>/</w:t>
-            </w:r>
-            <w:r>
-              <w:rPr>
-                <w:rFonts w:cs="Times New Roman"/>
-                <w:szCs w:val="28"/>
-                <w:lang w:val="en-US"/>
-              </w:rPr>
-              <w:t>(</w:t>
-            </w:r>
-            <w:proofErr w:type="gramEnd"/>
-            <w:r>
-              <w:rPr>
-                <w:rFonts w:cs="Times New Roman"/>
-                <w:szCs w:val="28"/>
-                <w:lang w:val="en-US"/>
-              </w:rPr>
-              <w:t>12-18)</w:t>
+              <w:t>(12-18)</w:t>
             </w:r>
           </w:p>
         </w:tc>
@@ -17604,33 +17434,15 @@
                 <w:szCs w:val="28"/>
                 <w:lang w:val="en-US"/>
               </w:rPr>
-              <w:t>-Fa0</w:t>
-            </w:r>
-            <w:proofErr w:type="gramStart"/>
+              <w:t>-Fa0/</w:t>
+            </w:r>
             <w:r>
               <w:rPr>
                 <w:rFonts w:cs="Times New Roman"/>
                 <w:szCs w:val="28"/>
                 <w:lang w:val="en-US"/>
               </w:rPr>
-              <w:t>/</w:t>
-            </w:r>
-            <w:r>
-              <w:rPr>
-                <w:rFonts w:cs="Times New Roman"/>
-                <w:szCs w:val="28"/>
-                <w:lang w:val="en-US"/>
-              </w:rPr>
-              <w:t>(</w:t>
-            </w:r>
-            <w:proofErr w:type="gramEnd"/>
-            <w:r>
-              <w:rPr>
-                <w:rFonts w:cs="Times New Roman"/>
-                <w:szCs w:val="28"/>
-                <w:lang w:val="en-US"/>
-              </w:rPr>
-              <w:t>2-8)</w:t>
+              <w:t>(2-8)</w:t>
             </w:r>
           </w:p>
         </w:tc>
@@ -17829,33 +17641,15 @@
                 <w:szCs w:val="28"/>
                 <w:lang w:val="en-US"/>
               </w:rPr>
-              <w:t>-Fa0</w:t>
-            </w:r>
-            <w:proofErr w:type="gramStart"/>
+              <w:t>-Fa0/</w:t>
+            </w:r>
             <w:r>
               <w:rPr>
                 <w:rFonts w:cs="Times New Roman"/>
                 <w:szCs w:val="28"/>
                 <w:lang w:val="en-US"/>
               </w:rPr>
-              <w:t>/</w:t>
-            </w:r>
-            <w:r>
-              <w:rPr>
-                <w:rFonts w:cs="Times New Roman"/>
-                <w:szCs w:val="28"/>
-                <w:lang w:val="en-US"/>
-              </w:rPr>
-              <w:t>(</w:t>
-            </w:r>
-            <w:proofErr w:type="gramEnd"/>
-            <w:r>
-              <w:rPr>
-                <w:rFonts w:cs="Times New Roman"/>
-                <w:szCs w:val="28"/>
-                <w:lang w:val="en-US"/>
-              </w:rPr>
-              <w:t>9-15)</w:t>
+              <w:t>(9-15)</w:t>
             </w:r>
           </w:p>
         </w:tc>
@@ -18054,33 +17848,15 @@
                 <w:szCs w:val="28"/>
                 <w:lang w:val="en-US"/>
               </w:rPr>
-              <w:t>-Fa0</w:t>
-            </w:r>
-            <w:proofErr w:type="gramStart"/>
+              <w:t>-Fa0/</w:t>
+            </w:r>
             <w:r>
               <w:rPr>
                 <w:rFonts w:cs="Times New Roman"/>
                 <w:szCs w:val="28"/>
                 <w:lang w:val="en-US"/>
               </w:rPr>
-              <w:t>/</w:t>
-            </w:r>
-            <w:r>
-              <w:rPr>
-                <w:rFonts w:cs="Times New Roman"/>
-                <w:szCs w:val="28"/>
-                <w:lang w:val="en-US"/>
-              </w:rPr>
-              <w:t>(</w:t>
-            </w:r>
-            <w:proofErr w:type="gramEnd"/>
-            <w:r>
-              <w:rPr>
-                <w:rFonts w:cs="Times New Roman"/>
-                <w:szCs w:val="28"/>
-                <w:lang w:val="en-US"/>
-              </w:rPr>
-              <w:t>16-22)</w:t>
+              <w:t>(16-22)</w:t>
             </w:r>
           </w:p>
         </w:tc>
@@ -23890,34 +23666,7 @@
     </w:p>
     <w:p>
       <w:r>
-        <w:t xml:space="preserve">Для размещения коммутационного </w:t>
-      </w:r>
-      <w:r>
-        <w:t xml:space="preserve">и активного </w:t>
-      </w:r>
-      <w:r>
-        <w:t xml:space="preserve">оборудования </w:t>
-      </w:r>
-      <w:r>
-        <w:t>сети</w:t>
-      </w:r>
-      <w:r>
-        <w:t xml:space="preserve"> в здании предусмотрен</w:t>
-      </w:r>
-      <w:r>
-        <w:t>а аппаратная комната 312</w:t>
-      </w:r>
-      <w:r>
-        <w:t xml:space="preserve">. </w:t>
-      </w:r>
-      <w:r>
-        <w:t>Здесь</w:t>
-      </w:r>
-      <w:r>
-        <w:t xml:space="preserve"> устанавливается 19" телекоммуникационный шкаф</w:t>
-      </w:r>
-      <w:r>
-        <w:t>.</w:t>
+        <w:t>Для размещения коммутационного и активного оборудования сети в здании предусмотрена аппаратная комната 312. Здесь устанавливается 19" телекоммуникационный шкаф.</w:t>
       </w:r>
     </w:p>
     <w:p>
@@ -24060,19 +23809,13 @@
         <w:t xml:space="preserve"> (для </w:t>
       </w:r>
       <w:r>
-        <w:t>соединения</w:t>
-      </w:r>
-      <w:r>
-        <w:t xml:space="preserve"> </w:t>
+        <w:t xml:space="preserve">соединения </w:t>
       </w:r>
       <w:r>
         <w:t xml:space="preserve">с </w:t>
       </w:r>
       <w:r>
-        <w:t>коммутационным оборудованием</w:t>
-      </w:r>
-      <w:r>
-        <w:t xml:space="preserve"> </w:t>
+        <w:t xml:space="preserve">коммутационным оборудованием </w:t>
       </w:r>
       <w:r>
         <w:t>горизонтальной подсети</w:t>
@@ -24269,7 +24012,428 @@
     <w:p/>
     <w:p>
       <w:r>
-        <w:t>.</w:t>
+        <w:rPr>
+          <w:rFonts w:cs="Times New Roman"/>
+          <w:szCs w:val="28"/>
+        </w:rPr>
+        <w:t xml:space="preserve">Вариантом задания заданы следующие виды политики безопасности: </w:t>
+      </w:r>
+      <w:r>
+        <w:t>взаимодействие пользователей с Интернетом, правила удалённого доступа.</w:t>
+      </w:r>
+    </w:p>
+    <w:p>
+      <w:r>
+        <w:t>Был составлен п</w:t>
+      </w:r>
+      <w:r>
+        <w:t>еречень требований</w:t>
+      </w:r>
+      <w:r>
+        <w:t xml:space="preserve"> политики </w:t>
+      </w:r>
+      <w:r>
+        <w:t>взаимодействия</w:t>
+      </w:r>
+      <w:r>
+        <w:t xml:space="preserve"> пользователей сети</w:t>
+      </w:r>
+      <w:r>
+        <w:t xml:space="preserve"> с Интернет</w:t>
+      </w:r>
+      <w:r>
+        <w:t>ом:</w:t>
+      </w:r>
+    </w:p>
+    <w:p>
+      <w:pPr>
+        <w:pStyle w:val="a7"/>
+        <w:numPr>
+          <w:ilvl w:val="0"/>
+          <w:numId w:val="59"/>
+        </w:numPr>
+      </w:pPr>
+      <w:r>
+        <w:t>Доступ к Интернет</w:t>
+      </w:r>
+      <w:r>
+        <w:t>у</w:t>
+      </w:r>
+      <w:r>
+        <w:t xml:space="preserve"> предоставляется сотрудникам только через корпоративный шлюз </w:t>
+      </w:r>
+      <w:r>
+        <w:t>(</w:t>
+      </w:r>
+      <w:r>
+        <w:rPr>
+          <w:lang w:val="en-US"/>
+        </w:rPr>
+        <w:t>SW</w:t>
+      </w:r>
+      <w:r>
+        <w:t xml:space="preserve"> 3) </w:t>
+      </w:r>
+      <w:r>
+        <w:t>с установленным межсетевым экраном (Firewall)</w:t>
+      </w:r>
+      <w:r>
+        <w:t>;</w:t>
+      </w:r>
+    </w:p>
+    <w:p>
+      <w:pPr>
+        <w:pStyle w:val="a7"/>
+        <w:numPr>
+          <w:ilvl w:val="0"/>
+          <w:numId w:val="59"/>
+        </w:numPr>
+      </w:pPr>
+      <w:r>
+        <w:t>Весь исходящий и входящий трафик проходит через систему трансляции сетевых адресов (NAT)</w:t>
+      </w:r>
+      <w:r>
+        <w:t>;</w:t>
+      </w:r>
+    </w:p>
+    <w:p>
+      <w:pPr>
+        <w:pStyle w:val="a7"/>
+        <w:numPr>
+          <w:ilvl w:val="0"/>
+          <w:numId w:val="59"/>
+        </w:numPr>
+      </w:pPr>
+      <w:r>
+        <w:t xml:space="preserve">Фильтрация сетевого трафика осуществляется через </w:t>
+      </w:r>
+      <w:r>
+        <w:t>чёрный</w:t>
+      </w:r>
+      <w:r>
+        <w:t xml:space="preserve"> список (д</w:t>
+      </w:r>
+      <w:r>
+        <w:t>оступ к</w:t>
+      </w:r>
+      <w:r>
+        <w:t>о всем</w:t>
+      </w:r>
+      <w:r>
+        <w:t xml:space="preserve"> внешним</w:t>
+      </w:r>
+      <w:r>
+        <w:t xml:space="preserve"> ресурсам, кроме запрещённых</w:t>
+      </w:r>
+      <w:r>
+        <w:t>);</w:t>
+      </w:r>
+    </w:p>
+    <w:p>
+      <w:pPr>
+        <w:pStyle w:val="a7"/>
+        <w:numPr>
+          <w:ilvl w:val="0"/>
+          <w:numId w:val="59"/>
+        </w:numPr>
+      </w:pPr>
+      <w:r>
+        <w:t xml:space="preserve">Вся активность пользователей в </w:t>
+      </w:r>
+      <w:r>
+        <w:rPr>
+          <w:lang w:val="en-US"/>
+        </w:rPr>
+        <w:t>c</w:t>
+      </w:r>
+      <w:r>
+        <w:t>ети</w:t>
+      </w:r>
+      <w:r>
+        <w:t xml:space="preserve"> фиксируется </w:t>
+      </w:r>
+      <w:r>
+        <w:t>в журнале</w:t>
+      </w:r>
+      <w:r>
+        <w:t xml:space="preserve"> и может быть проверена администратором</w:t>
+      </w:r>
+      <w:r>
+        <w:t>;</w:t>
+      </w:r>
+    </w:p>
+    <w:p>
+      <w:pPr>
+        <w:pStyle w:val="a7"/>
+        <w:numPr>
+          <w:ilvl w:val="0"/>
+          <w:numId w:val="59"/>
+        </w:numPr>
+      </w:pPr>
+      <w:r>
+        <w:t xml:space="preserve">Обновления </w:t>
+      </w:r>
+      <w:r>
+        <w:t>ОС</w:t>
+      </w:r>
+      <w:r>
+        <w:t xml:space="preserve"> и ПО выполняются централизованно через внутренний сервер обновлений</w:t>
+      </w:r>
+      <w:r>
+        <w:t>;</w:t>
+      </w:r>
+    </w:p>
+    <w:p>
+      <w:pPr>
+        <w:pStyle w:val="a7"/>
+        <w:numPr>
+          <w:ilvl w:val="0"/>
+          <w:numId w:val="59"/>
+        </w:numPr>
+      </w:pPr>
+      <w:r>
+        <w:t>обязательная проверка скачиваемых файлов на вирусы;</w:t>
+      </w:r>
+    </w:p>
+    <w:p>
+      <w:pPr>
+        <w:pStyle w:val="a7"/>
+        <w:numPr>
+          <w:ilvl w:val="0"/>
+          <w:numId w:val="59"/>
+        </w:numPr>
+      </w:pPr>
+      <w:r>
+        <w:t xml:space="preserve">Скачиваемые </w:t>
+      </w:r>
+      <w:r>
+        <w:t>(</w:t>
+      </w:r>
+      <w:r>
+        <w:t>или переносимые через внешние устройства файлы</w:t>
+      </w:r>
+      <w:r>
+        <w:t>)</w:t>
+      </w:r>
+      <w:r>
+        <w:t xml:space="preserve"> обязательно проверяются на вирусы и вредоносное ПО</w:t>
+      </w:r>
+      <w:r>
+        <w:t>;</w:t>
+      </w:r>
+    </w:p>
+    <w:p>
+      <w:pPr>
+        <w:pStyle w:val="a7"/>
+        <w:numPr>
+          <w:ilvl w:val="0"/>
+          <w:numId w:val="59"/>
+        </w:numPr>
+      </w:pPr>
+      <w:r>
+        <w:t>В случае обнаружения подозрительной активности доступ к Интернет</w:t>
+      </w:r>
+      <w:r>
+        <w:t>у</w:t>
+      </w:r>
+      <w:r>
+        <w:t xml:space="preserve"> для конкретного пользователя временно блокируется</w:t>
+      </w:r>
+      <w:r>
+        <w:t>;</w:t>
+      </w:r>
+    </w:p>
+    <w:p>
+      <w:r>
+        <w:t>Затем б</w:t>
+      </w:r>
+      <w:r>
+        <w:t>ыл составлен перечень требований политики</w:t>
+      </w:r>
+      <w:r>
+        <w:t xml:space="preserve"> удалённого доступа пользователей к ресурсам предприятия</w:t>
+      </w:r>
+      <w:r>
+        <w:t>:</w:t>
+      </w:r>
+    </w:p>
+    <w:p>
+      <w:pPr>
+        <w:pStyle w:val="a7"/>
+        <w:numPr>
+          <w:ilvl w:val="0"/>
+          <w:numId w:val="60"/>
+        </w:numPr>
+      </w:pPr>
+      <w:r>
+        <w:lastRenderedPageBreak/>
+        <w:t>Сотрудник компании несёт ответственность за последствия неправильного использования удалённого доступа;</w:t>
+      </w:r>
+    </w:p>
+    <w:p>
+      <w:pPr>
+        <w:pStyle w:val="a7"/>
+        <w:numPr>
+          <w:ilvl w:val="0"/>
+          <w:numId w:val="60"/>
+        </w:numPr>
+      </w:pPr>
+      <w:r>
+        <w:t xml:space="preserve">Удалённый доступ разрешается </w:t>
+      </w:r>
+      <w:r>
+        <w:t>лишь отдельным</w:t>
+      </w:r>
+      <w:r>
+        <w:t xml:space="preserve"> сотрудникам для выполнения рабочих задач</w:t>
+      </w:r>
+      <w:r>
+        <w:t xml:space="preserve"> (</w:t>
+      </w:r>
+      <w:r>
+        <w:t xml:space="preserve">администратор сети, </w:t>
+      </w:r>
+      <w:r>
+        <w:t>с</w:t>
+      </w:r>
+      <w:r>
+        <w:t>лужб</w:t>
+      </w:r>
+      <w:r>
+        <w:t>а</w:t>
+      </w:r>
+      <w:r>
+        <w:t xml:space="preserve"> безопасности</w:t>
+      </w:r>
+      <w:r>
+        <w:t>, отдельные специалисты на время командировки)</w:t>
+      </w:r>
+      <w:r>
+        <w:t>;</w:t>
+      </w:r>
+    </w:p>
+    <w:p>
+      <w:pPr>
+        <w:pStyle w:val="a7"/>
+        <w:numPr>
+          <w:ilvl w:val="0"/>
+          <w:numId w:val="60"/>
+        </w:numPr>
+      </w:pPr>
+      <w:r>
+        <w:t>Ответственность при удалённом доступе такая же, как и при локальном</w:t>
+      </w:r>
+      <w:r>
+        <w:t xml:space="preserve"> </w:t>
+      </w:r>
+      <w:r>
+        <w:t>подключении</w:t>
+      </w:r>
+      <w:r>
+        <w:t>;</w:t>
+      </w:r>
+    </w:p>
+    <w:p>
+      <w:pPr>
+        <w:pStyle w:val="a7"/>
+        <w:numPr>
+          <w:ilvl w:val="0"/>
+          <w:numId w:val="60"/>
+        </w:numPr>
+      </w:pPr>
+      <w:r>
+        <w:t xml:space="preserve">Перед </w:t>
+      </w:r>
+      <w:r>
+        <w:t>получением</w:t>
+      </w:r>
+      <w:r>
+        <w:t xml:space="preserve"> </w:t>
+      </w:r>
+      <w:r>
+        <w:t xml:space="preserve">права </w:t>
+      </w:r>
+      <w:r>
+        <w:t>удалённого доступа сотрудник должен ознакомиться с внутренними правилами безопасности;</w:t>
+      </w:r>
+    </w:p>
+    <w:p>
+      <w:pPr>
+        <w:pStyle w:val="a7"/>
+        <w:numPr>
+          <w:ilvl w:val="0"/>
+          <w:numId w:val="60"/>
+        </w:numPr>
+      </w:pPr>
+      <w:r>
+        <w:t>Для аутентификации используется пароль, при необходимости может применяться двухфакторная проверка;</w:t>
+      </w:r>
+    </w:p>
+    <w:p>
+      <w:pPr>
+        <w:pStyle w:val="a7"/>
+        <w:numPr>
+          <w:ilvl w:val="0"/>
+          <w:numId w:val="60"/>
+        </w:numPr>
+      </w:pPr>
+      <w:r>
+        <w:t>Запрещается передавать пароли третьим лицам, включая членов семьи;</w:t>
+      </w:r>
+    </w:p>
+    <w:p>
+      <w:pPr>
+        <w:pStyle w:val="a7"/>
+        <w:numPr>
+          <w:ilvl w:val="0"/>
+          <w:numId w:val="60"/>
+        </w:numPr>
+      </w:pPr>
+      <w:r>
+        <w:t>Компьютер, подключённый к корпоративной сети удалённо, не должен одновременно быть подключён к другой внешней сети;</w:t>
+      </w:r>
+    </w:p>
+    <w:p>
+      <w:pPr>
+        <w:pStyle w:val="a7"/>
+        <w:numPr>
+          <w:ilvl w:val="0"/>
+          <w:numId w:val="60"/>
+        </w:numPr>
+      </w:pPr>
+      <w:r>
+        <w:t>Использование корпоративной почты и ресурсов допускается только для рабочих целей;</w:t>
+      </w:r>
+    </w:p>
+    <w:p>
+      <w:pPr>
+        <w:pStyle w:val="a7"/>
+        <w:numPr>
+          <w:ilvl w:val="0"/>
+          <w:numId w:val="60"/>
+        </w:numPr>
+      </w:pPr>
+      <w:r>
+        <w:t>Все удалённые подключения фиксируются в журнале событий и могут быть проверены администратором</w:t>
+      </w:r>
+      <w:r>
+        <w:t>;</w:t>
+      </w:r>
+    </w:p>
+    <w:p>
+      <w:pPr>
+        <w:pStyle w:val="a7"/>
+        <w:numPr>
+          <w:ilvl w:val="0"/>
+          <w:numId w:val="60"/>
+        </w:numPr>
+        <w:ind w:hanging="436"/>
+      </w:pPr>
+      <w:r>
+        <w:t>В случае подозрительной активности учётная запись временно блокируется</w:t>
+      </w:r>
+      <w:r>
+        <w:t>;</w:t>
       </w:r>
     </w:p>
     <w:p/>
@@ -24290,7 +24454,182 @@
     <w:p/>
     <w:p>
       <w:r>
+        <w:t>Доступа сотрудников к корпоративным ресурсам регламентирован строгими правилами:</w:t>
+      </w:r>
+    </w:p>
+    <w:p>
+      <w:r>
+        <w:lastRenderedPageBreak/>
+        <w:t>Управление доступом пользователей к рабочим системам и серверам осуществляет ИТ-отдел. Его сотрудник(и) выдают учётные записи и пароли, при необходимости настраивают аппаратное обеспечение.</w:t>
+      </w:r>
+    </w:p>
+    <w:p>
+      <w:r>
+        <w:t xml:space="preserve">Каждый сотрудник работает строго под своей учётной записью. Передавать её кому-либо или оставлять пароль на виду запрещено. Пароли </w:t>
+      </w:r>
+      <w:r>
+        <w:rPr>
+          <w:i/>
+          <w:iCs/>
+        </w:rPr>
+        <w:t>периодически</w:t>
+      </w:r>
+      <w:r>
+        <w:t xml:space="preserve"> необходимо обновлять. Попытка входа под чужим аккаунтом считается строгим нарушением.</w:t>
+      </w:r>
+    </w:p>
+    <w:p>
+      <w:r>
+        <w:t xml:space="preserve">При увольнении </w:t>
+      </w:r>
+      <w:r>
+        <w:rPr>
+          <w:i/>
+          <w:iCs/>
+        </w:rPr>
+        <w:t>или переводе</w:t>
+      </w:r>
+      <w:r>
+        <w:t xml:space="preserve"> сотрудника в другой отдел информация об этом передаётся в ИТ-отдел, чтобы учётную запись закрыли. Раз в месяц ИТ-отдел проверяет, все ли учётные записи актуальны.</w:t>
+      </w:r>
+    </w:p>
+    <w:p>
+      <w:r>
+        <w:t>Ставить программы на пользовательские компьютеры может только администратор или ИТ-специалист. По необходимости можно отправить запрос на установку требуемой сотруднику программы.</w:t>
+      </w:r>
+    </w:p>
+    <w:p>
+      <w:r>
+        <w:t xml:space="preserve">Любые проблемы </w:t>
+      </w:r>
+      <w:r>
+        <w:t xml:space="preserve">технического характера </w:t>
+      </w:r>
+      <w:r>
+        <w:t>решают сотрудники тех</w:t>
+      </w:r>
+      <w:r>
+        <w:t>поддержки</w:t>
+      </w:r>
+      <w:r>
+        <w:t xml:space="preserve">. </w:t>
+      </w:r>
+      <w:r>
+        <w:t>Самовольно р</w:t>
+      </w:r>
+      <w:r>
+        <w:t xml:space="preserve">азбирать, </w:t>
+      </w:r>
+      <w:r>
+        <w:t xml:space="preserve">модифицировать </w:t>
+      </w:r>
+      <w:r>
+        <w:t>и выносить приборы из по</w:t>
+      </w:r>
+      <w:r>
+        <w:t>мещения организации запрещено</w:t>
+      </w:r>
+      <w:r>
+        <w:t xml:space="preserve">. </w:t>
+      </w:r>
+      <w:r>
+        <w:t>Если прибор необходимо отдать</w:t>
+      </w:r>
+      <w:r>
+        <w:t xml:space="preserve"> в ремонт, все рабочие данные с </w:t>
+      </w:r>
+      <w:r>
+        <w:t>него</w:t>
+      </w:r>
+      <w:r>
+        <w:t xml:space="preserve"> либо удаляют, либо </w:t>
+      </w:r>
+      <w:r>
+        <w:t>переносят</w:t>
+      </w:r>
+      <w:r>
         <w:t>.</w:t>
+      </w:r>
+    </w:p>
+    <w:p>
+      <w:r>
+        <w:t xml:space="preserve">Обмен документами и файлами </w:t>
+      </w:r>
+      <w:r>
+        <w:t>осуществляется</w:t>
+      </w:r>
+      <w:r>
+        <w:t xml:space="preserve"> только через корпоративную почту и серверы. </w:t>
+      </w:r>
+      <w:r>
+        <w:t>В</w:t>
+      </w:r>
+      <w:r>
+        <w:t xml:space="preserve">нешние </w:t>
+      </w:r>
+      <w:r>
+        <w:t xml:space="preserve">носители </w:t>
+      </w:r>
+      <w:r>
+        <w:t>и личные облака можно использовать только после проверки антивирусом. Хранить на рабочих компьютерах и серверах личные нерабочие файлы запрещено.</w:t>
+      </w:r>
+    </w:p>
+    <w:p>
+      <w:r>
+        <w:t xml:space="preserve">На всех рабочих компьютерах обязательно должен </w:t>
+      </w:r>
+      <w:r>
+        <w:t xml:space="preserve">стоять </w:t>
+      </w:r>
+      <w:r>
+        <w:t xml:space="preserve">актуальный антивирус. За поддержку и обновление системного ПО и антивируса отвечает ИТ-отдел. </w:t>
+      </w:r>
+      <w:r>
+        <w:t xml:space="preserve">Критически важные файлы и базы </w:t>
+      </w:r>
+      <w:r>
+        <w:t>данных</w:t>
+      </w:r>
+      <w:r>
+        <w:t xml:space="preserve"> периодически</w:t>
+      </w:r>
+      <w:r>
+        <w:t xml:space="preserve"> архивируются</w:t>
+      </w:r>
+      <w:r>
+        <w:t>.</w:t>
+      </w:r>
+    </w:p>
+    <w:p>
+      <w:r>
+        <w:t xml:space="preserve">При обнаружении </w:t>
+      </w:r>
+      <w:r>
+        <w:t>подозрительно</w:t>
+      </w:r>
+      <w:r>
+        <w:t>го</w:t>
+      </w:r>
+      <w:r>
+        <w:t xml:space="preserve"> поведени</w:t>
+      </w:r>
+      <w:r>
+        <w:t>я</w:t>
+      </w:r>
+      <w:r>
+        <w:t xml:space="preserve"> системы</w:t>
+      </w:r>
+      <w:r>
+        <w:t xml:space="preserve"> и иных странностей необходимо обратиться в техотдел</w:t>
+      </w:r>
+      <w:r>
+        <w:t xml:space="preserve">. </w:t>
+      </w:r>
+      <w:r>
+        <w:t>Также н</w:t>
+      </w:r>
+      <w:r>
+        <w:t>ельзя оставлять открытый компьютер без присмотра.</w:t>
       </w:r>
     </w:p>
     <w:p/>
@@ -24301,6 +24640,7 @@
       </w:pPr>
       <w:bookmarkStart w:id="21" w:name="_Toc216691465"/>
       <w:r>
+        <w:lastRenderedPageBreak/>
         <w:t xml:space="preserve">6.3 </w:t>
       </w:r>
       <w:r>
@@ -24311,7 +24651,908 @@
     <w:p/>
     <w:p>
       <w:r>
+        <w:t>К</w:t>
+      </w:r>
+      <w:r>
+        <w:t>онкретные права доступа к сетевым ресурсам</w:t>
+      </w:r>
+      <w:r>
+        <w:t xml:space="preserve"> предприятия для разных подсетей и групп</w:t>
+      </w:r>
+      <w:r>
+        <w:t xml:space="preserve"> </w:t>
+      </w:r>
+      <w:r>
+        <w:t>сотрудников были сформулированы в виде ряда таблиц</w:t>
+      </w:r>
+      <w:r>
+        <w:t xml:space="preserve"> доступа</w:t>
+      </w:r>
+      <w:r>
         <w:t>.</w:t>
+      </w:r>
+    </w:p>
+    <w:p>
+      <w:r>
+        <w:t>Было регламентировано какие виртуальные подсети могут обмениваться данными (таблица 6.1).</w:t>
+      </w:r>
+      <w:r>
+        <w:t xml:space="preserve"> </w:t>
+      </w:r>
+      <w:r>
+        <w:rPr>
+          <w:lang w:val="en-US"/>
+        </w:rPr>
+        <w:t>VLAN</w:t>
+      </w:r>
+      <w:r>
+        <w:t xml:space="preserve"> </w:t>
+      </w:r>
+      <w:r>
+        <w:t>разграничивают права доступа рабочих групп друг к другу.</w:t>
+      </w:r>
+    </w:p>
+    <w:p/>
+    <w:p>
+      <w:r>
+        <w:t xml:space="preserve">Таблица 6.1 - </w:t>
+      </w:r>
+      <w:r>
+        <w:t xml:space="preserve">Регламентация взаимодействия между </w:t>
+      </w:r>
+      <w:r>
+        <w:rPr>
+          <w:lang w:val="en-US"/>
+        </w:rPr>
+        <w:t>VLAN</w:t>
+      </w:r>
+    </w:p>
+    <w:tbl>
+      <w:tblPr>
+        <w:tblStyle w:val="af0"/>
+        <w:tblW w:w="9351" w:type="dxa"/>
+        <w:tblLayout w:type="fixed"/>
+        <w:tblLook w:val="04A0" w:firstRow="1" w:lastRow="0" w:firstColumn="1" w:lastColumn="0" w:noHBand="0" w:noVBand="1"/>
+      </w:tblPr>
+      <w:tblGrid>
+        <w:gridCol w:w="1413"/>
+        <w:gridCol w:w="1701"/>
+        <w:gridCol w:w="1559"/>
+        <w:gridCol w:w="1559"/>
+        <w:gridCol w:w="1560"/>
+        <w:gridCol w:w="1559"/>
+      </w:tblGrid>
+      <w:tr>
+        <w:tc>
+          <w:tcPr>
+            <w:tcW w:w="1413" w:type="dxa"/>
+            <w:vMerge w:val="restart"/>
+            <w:vAlign w:val="center"/>
+          </w:tcPr>
+          <w:p>
+            <w:pPr>
+              <w:spacing w:line="240" w:lineRule="auto"/>
+              <w:ind w:firstLine="0"/>
+              <w:jc w:val="center"/>
+              <w:rPr>
+                <w:b/>
+                <w:bCs/>
+              </w:rPr>
+            </w:pPr>
+            <w:r>
+              <w:rPr>
+                <w:b/>
+                <w:bCs/>
+              </w:rPr>
+              <w:t>Рабочая</w:t>
+            </w:r>
+          </w:p>
+          <w:p>
+            <w:pPr>
+              <w:spacing w:line="240" w:lineRule="auto"/>
+              <w:ind w:firstLine="0"/>
+              <w:jc w:val="center"/>
+              <w:rPr>
+                <w:b/>
+                <w:bCs/>
+              </w:rPr>
+            </w:pPr>
+            <w:r>
+              <w:rPr>
+                <w:b/>
+                <w:bCs/>
+              </w:rPr>
+              <w:t>группа /</w:t>
+            </w:r>
+          </w:p>
+          <w:p>
+            <w:pPr>
+              <w:spacing w:line="240" w:lineRule="auto"/>
+              <w:ind w:firstLine="0"/>
+              <w:jc w:val="center"/>
+              <w:rPr>
+                <w:b/>
+                <w:bCs/>
+              </w:rPr>
+            </w:pPr>
+            <w:r>
+              <w:rPr>
+                <w:b/>
+                <w:bCs/>
+              </w:rPr>
+              <w:t>VLAN</w:t>
+            </w:r>
+          </w:p>
+        </w:tc>
+        <w:tc>
+          <w:tcPr>
+            <w:tcW w:w="7938" w:type="dxa"/>
+            <w:gridSpan w:val="5"/>
+            <w:vAlign w:val="center"/>
+          </w:tcPr>
+          <w:p>
+            <w:pPr>
+              <w:spacing w:line="240" w:lineRule="auto"/>
+              <w:ind w:firstLine="0"/>
+              <w:jc w:val="center"/>
+              <w:rPr>
+                <w:b/>
+                <w:bCs/>
+              </w:rPr>
+            </w:pPr>
+            <w:r>
+              <w:rPr>
+                <w:b/>
+                <w:bCs/>
+              </w:rPr>
+              <w:t>Разреш</w:t>
+            </w:r>
+            <w:r>
+              <w:rPr>
+                <w:b/>
+                <w:bCs/>
+              </w:rPr>
+              <w:t>ё</w:t>
+            </w:r>
+            <w:r>
+              <w:rPr>
+                <w:b/>
+                <w:bCs/>
+              </w:rPr>
+              <w:t>н доступ к виртуальным сетям</w:t>
+            </w:r>
+          </w:p>
+        </w:tc>
+      </w:tr>
+      <w:tr>
+        <w:tc>
+          <w:tcPr>
+            <w:tcW w:w="1413" w:type="dxa"/>
+            <w:vMerge/>
+          </w:tcPr>
+          <w:p>
+            <w:pPr>
+              <w:spacing w:line="240" w:lineRule="auto"/>
+              <w:ind w:firstLine="0"/>
+            </w:pPr>
+          </w:p>
+        </w:tc>
+        <w:tc>
+          <w:tcPr>
+            <w:tcW w:w="1701" w:type="dxa"/>
+            <w:vAlign w:val="center"/>
+          </w:tcPr>
+          <w:p>
+            <w:pPr>
+              <w:spacing w:line="240" w:lineRule="auto"/>
+              <w:ind w:firstLine="0"/>
+              <w:jc w:val="center"/>
+            </w:pPr>
+            <w:r>
+              <w:t>10/</w:t>
+            </w:r>
+            <w:r>
+              <w:rPr>
+                <w:lang w:val="en-US"/>
+              </w:rPr>
+              <w:t>VLAN</w:t>
+            </w:r>
+            <w:r>
+              <w:t xml:space="preserve"> (админ)</w:t>
+            </w:r>
+          </w:p>
+        </w:tc>
+        <w:tc>
+          <w:tcPr>
+            <w:tcW w:w="1559" w:type="dxa"/>
+            <w:vAlign w:val="center"/>
+          </w:tcPr>
+          <w:p>
+            <w:pPr>
+              <w:spacing w:line="240" w:lineRule="auto"/>
+              <w:ind w:firstLine="0"/>
+              <w:jc w:val="center"/>
+            </w:pPr>
+            <w:r>
+              <w:rPr>
+                <w:lang w:val="en-US"/>
+              </w:rPr>
+              <w:t>2</w:t>
+            </w:r>
+            <w:r>
+              <w:t>0/</w:t>
+            </w:r>
+            <w:r>
+              <w:rPr>
+                <w:lang w:val="en-US"/>
+              </w:rPr>
+              <w:t>VLAN</w:t>
+            </w:r>
+          </w:p>
+        </w:tc>
+        <w:tc>
+          <w:tcPr>
+            <w:tcW w:w="1559" w:type="dxa"/>
+            <w:vAlign w:val="center"/>
+          </w:tcPr>
+          <w:p>
+            <w:pPr>
+              <w:spacing w:line="240" w:lineRule="auto"/>
+              <w:ind w:firstLine="0"/>
+              <w:jc w:val="center"/>
+            </w:pPr>
+            <w:r>
+              <w:rPr>
+                <w:lang w:val="en-US"/>
+              </w:rPr>
+              <w:t>3</w:t>
+            </w:r>
+            <w:r>
+              <w:t>0/</w:t>
+            </w:r>
+            <w:r>
+              <w:rPr>
+                <w:lang w:val="en-US"/>
+              </w:rPr>
+              <w:t>VLAN</w:t>
+            </w:r>
+          </w:p>
+        </w:tc>
+        <w:tc>
+          <w:tcPr>
+            <w:tcW w:w="1560" w:type="dxa"/>
+            <w:vAlign w:val="center"/>
+          </w:tcPr>
+          <w:p>
+            <w:pPr>
+              <w:spacing w:line="240" w:lineRule="auto"/>
+              <w:ind w:firstLine="0"/>
+              <w:jc w:val="center"/>
+            </w:pPr>
+            <w:r>
+              <w:rPr>
+                <w:lang w:val="en-US"/>
+              </w:rPr>
+              <w:t>4</w:t>
+            </w:r>
+            <w:r>
+              <w:t>0/</w:t>
+            </w:r>
+            <w:r>
+              <w:rPr>
+                <w:lang w:val="en-US"/>
+              </w:rPr>
+              <w:t>VLAN</w:t>
+            </w:r>
+          </w:p>
+        </w:tc>
+        <w:tc>
+          <w:tcPr>
+            <w:tcW w:w="1559" w:type="dxa"/>
+            <w:vAlign w:val="center"/>
+          </w:tcPr>
+          <w:p>
+            <w:pPr>
+              <w:spacing w:line="240" w:lineRule="auto"/>
+              <w:ind w:firstLine="0"/>
+              <w:jc w:val="center"/>
+            </w:pPr>
+            <w:r>
+              <w:rPr>
+                <w:lang w:val="en-US"/>
+              </w:rPr>
+              <w:t>5</w:t>
+            </w:r>
+            <w:r>
+              <w:t xml:space="preserve">0 / </w:t>
+            </w:r>
+            <w:r>
+              <w:rPr>
+                <w:lang w:val="en-US"/>
+              </w:rPr>
+              <w:t>VLAN</w:t>
+            </w:r>
+          </w:p>
+        </w:tc>
+      </w:tr>
+      <w:tr>
+        <w:tc>
+          <w:tcPr>
+            <w:tcW w:w="1413" w:type="dxa"/>
+            <w:vAlign w:val="center"/>
+          </w:tcPr>
+          <w:p>
+            <w:pPr>
+              <w:spacing w:line="240" w:lineRule="auto"/>
+              <w:ind w:firstLine="0"/>
+              <w:jc w:val="left"/>
+              <w:rPr>
+                <w:lang w:val="en-US"/>
+              </w:rPr>
+            </w:pPr>
+            <w:r>
+              <w:t>10/</w:t>
+            </w:r>
+            <w:r>
+              <w:rPr>
+                <w:lang w:val="en-US"/>
+              </w:rPr>
+              <w:t>VLAN</w:t>
+            </w:r>
+          </w:p>
+        </w:tc>
+        <w:tc>
+          <w:tcPr>
+            <w:tcW w:w="1701" w:type="dxa"/>
+          </w:tcPr>
+          <w:p>
+            <w:pPr>
+              <w:spacing w:line="240" w:lineRule="auto"/>
+              <w:ind w:firstLine="0"/>
+            </w:pPr>
+            <w:r>
+              <w:t>-</w:t>
+            </w:r>
+          </w:p>
+        </w:tc>
+        <w:tc>
+          <w:tcPr>
+            <w:tcW w:w="1559" w:type="dxa"/>
+          </w:tcPr>
+          <w:p>
+            <w:pPr>
+              <w:spacing w:line="240" w:lineRule="auto"/>
+              <w:ind w:firstLine="0"/>
+            </w:pPr>
+            <w:r>
+              <w:t>Нет</w:t>
+            </w:r>
+          </w:p>
+        </w:tc>
+        <w:tc>
+          <w:tcPr>
+            <w:tcW w:w="1559" w:type="dxa"/>
+          </w:tcPr>
+          <w:p>
+            <w:pPr>
+              <w:spacing w:line="240" w:lineRule="auto"/>
+              <w:ind w:firstLine="0"/>
+            </w:pPr>
+            <w:r>
+              <w:t>Нет</w:t>
+            </w:r>
+          </w:p>
+        </w:tc>
+        <w:tc>
+          <w:tcPr>
+            <w:tcW w:w="1560" w:type="dxa"/>
+          </w:tcPr>
+          <w:p>
+            <w:pPr>
+              <w:spacing w:line="240" w:lineRule="auto"/>
+              <w:ind w:firstLine="0"/>
+            </w:pPr>
+            <w:r>
+              <w:t>Нет</w:t>
+            </w:r>
+          </w:p>
+        </w:tc>
+        <w:tc>
+          <w:tcPr>
+            <w:tcW w:w="1559" w:type="dxa"/>
+          </w:tcPr>
+          <w:p>
+            <w:pPr>
+              <w:spacing w:line="240" w:lineRule="auto"/>
+              <w:ind w:firstLine="0"/>
+            </w:pPr>
+            <w:r>
+              <w:t>Нет</w:t>
+            </w:r>
+          </w:p>
+        </w:tc>
+      </w:tr>
+      <w:tr>
+        <w:tc>
+          <w:tcPr>
+            <w:tcW w:w="1413" w:type="dxa"/>
+            <w:vAlign w:val="center"/>
+          </w:tcPr>
+          <w:p>
+            <w:pPr>
+              <w:spacing w:line="240" w:lineRule="auto"/>
+              <w:ind w:firstLine="0"/>
+              <w:jc w:val="left"/>
+            </w:pPr>
+            <w:r>
+              <w:t>20/VLAN</w:t>
+            </w:r>
+          </w:p>
+        </w:tc>
+        <w:tc>
+          <w:tcPr>
+            <w:tcW w:w="1701" w:type="dxa"/>
+          </w:tcPr>
+          <w:p>
+            <w:pPr>
+              <w:spacing w:line="240" w:lineRule="auto"/>
+              <w:ind w:firstLine="0"/>
+            </w:pPr>
+            <w:r>
+              <w:t>Да</w:t>
+            </w:r>
+          </w:p>
+        </w:tc>
+        <w:tc>
+          <w:tcPr>
+            <w:tcW w:w="1559" w:type="dxa"/>
+          </w:tcPr>
+          <w:p>
+            <w:pPr>
+              <w:spacing w:line="240" w:lineRule="auto"/>
+              <w:ind w:firstLine="0"/>
+            </w:pPr>
+            <w:r>
+              <w:t>-</w:t>
+            </w:r>
+          </w:p>
+        </w:tc>
+        <w:tc>
+          <w:tcPr>
+            <w:tcW w:w="1559" w:type="dxa"/>
+          </w:tcPr>
+          <w:p>
+            <w:pPr>
+              <w:spacing w:line="240" w:lineRule="auto"/>
+              <w:ind w:firstLine="0"/>
+            </w:pPr>
+            <w:r>
+              <w:t>Нет</w:t>
+            </w:r>
+          </w:p>
+        </w:tc>
+        <w:tc>
+          <w:tcPr>
+            <w:tcW w:w="1560" w:type="dxa"/>
+          </w:tcPr>
+          <w:p>
+            <w:pPr>
+              <w:spacing w:line="240" w:lineRule="auto"/>
+              <w:ind w:firstLine="0"/>
+            </w:pPr>
+            <w:r>
+              <w:t>Нет</w:t>
+            </w:r>
+          </w:p>
+        </w:tc>
+        <w:tc>
+          <w:tcPr>
+            <w:tcW w:w="1559" w:type="dxa"/>
+          </w:tcPr>
+          <w:p>
+            <w:pPr>
+              <w:spacing w:line="240" w:lineRule="auto"/>
+              <w:ind w:firstLine="0"/>
+            </w:pPr>
+            <w:r>
+              <w:t>Нет</w:t>
+            </w:r>
+          </w:p>
+        </w:tc>
+      </w:tr>
+      <w:tr>
+        <w:tc>
+          <w:tcPr>
+            <w:tcW w:w="1413" w:type="dxa"/>
+            <w:vAlign w:val="center"/>
+          </w:tcPr>
+          <w:p>
+            <w:pPr>
+              <w:spacing w:line="240" w:lineRule="auto"/>
+              <w:ind w:firstLine="0"/>
+              <w:jc w:val="left"/>
+            </w:pPr>
+            <w:r>
+              <w:rPr>
+                <w:lang w:val="en-US"/>
+              </w:rPr>
+              <w:t>3</w:t>
+            </w:r>
+            <w:r>
+              <w:t>0/VLAN</w:t>
+            </w:r>
+          </w:p>
+        </w:tc>
+        <w:tc>
+          <w:tcPr>
+            <w:tcW w:w="1701" w:type="dxa"/>
+          </w:tcPr>
+          <w:p>
+            <w:pPr>
+              <w:spacing w:line="240" w:lineRule="auto"/>
+              <w:ind w:firstLine="0"/>
+            </w:pPr>
+            <w:r>
+              <w:t>Да</w:t>
+            </w:r>
+          </w:p>
+        </w:tc>
+        <w:tc>
+          <w:tcPr>
+            <w:tcW w:w="1559" w:type="dxa"/>
+          </w:tcPr>
+          <w:p>
+            <w:pPr>
+              <w:spacing w:line="240" w:lineRule="auto"/>
+              <w:ind w:firstLine="0"/>
+            </w:pPr>
+            <w:r>
+              <w:t>Да</w:t>
+            </w:r>
+          </w:p>
+        </w:tc>
+        <w:tc>
+          <w:tcPr>
+            <w:tcW w:w="1559" w:type="dxa"/>
+          </w:tcPr>
+          <w:p>
+            <w:pPr>
+              <w:spacing w:line="240" w:lineRule="auto"/>
+              <w:ind w:firstLine="0"/>
+            </w:pPr>
+            <w:r>
+              <w:t>-</w:t>
+            </w:r>
+          </w:p>
+        </w:tc>
+        <w:tc>
+          <w:tcPr>
+            <w:tcW w:w="1560" w:type="dxa"/>
+          </w:tcPr>
+          <w:p>
+            <w:pPr>
+              <w:spacing w:line="240" w:lineRule="auto"/>
+              <w:ind w:firstLine="0"/>
+            </w:pPr>
+            <w:r>
+              <w:t>Нет</w:t>
+            </w:r>
+          </w:p>
+        </w:tc>
+        <w:tc>
+          <w:tcPr>
+            <w:tcW w:w="1559" w:type="dxa"/>
+          </w:tcPr>
+          <w:p>
+            <w:pPr>
+              <w:spacing w:line="240" w:lineRule="auto"/>
+              <w:ind w:firstLine="0"/>
+            </w:pPr>
+            <w:r>
+              <w:t>Нет</w:t>
+            </w:r>
+          </w:p>
+        </w:tc>
+      </w:tr>
+      <w:tr>
+        <w:tc>
+          <w:tcPr>
+            <w:tcW w:w="1413" w:type="dxa"/>
+            <w:vAlign w:val="center"/>
+          </w:tcPr>
+          <w:p>
+            <w:pPr>
+              <w:spacing w:line="240" w:lineRule="auto"/>
+              <w:ind w:firstLine="0"/>
+              <w:jc w:val="left"/>
+            </w:pPr>
+            <w:r>
+              <w:rPr>
+                <w:lang w:val="en-US"/>
+              </w:rPr>
+              <w:t>4</w:t>
+            </w:r>
+            <w:r>
+              <w:t>0/VLAN</w:t>
+            </w:r>
+          </w:p>
+        </w:tc>
+        <w:tc>
+          <w:tcPr>
+            <w:tcW w:w="1701" w:type="dxa"/>
+          </w:tcPr>
+          <w:p>
+            <w:pPr>
+              <w:spacing w:line="240" w:lineRule="auto"/>
+              <w:ind w:firstLine="0"/>
+            </w:pPr>
+            <w:r>
+              <w:t>Да</w:t>
+            </w:r>
+          </w:p>
+        </w:tc>
+        <w:tc>
+          <w:tcPr>
+            <w:tcW w:w="1559" w:type="dxa"/>
+          </w:tcPr>
+          <w:p>
+            <w:pPr>
+              <w:spacing w:line="240" w:lineRule="auto"/>
+              <w:ind w:firstLine="0"/>
+            </w:pPr>
+            <w:r>
+              <w:t>Да</w:t>
+            </w:r>
+          </w:p>
+        </w:tc>
+        <w:tc>
+          <w:tcPr>
+            <w:tcW w:w="1559" w:type="dxa"/>
+          </w:tcPr>
+          <w:p>
+            <w:pPr>
+              <w:spacing w:line="240" w:lineRule="auto"/>
+              <w:ind w:firstLine="0"/>
+            </w:pPr>
+            <w:r>
+              <w:t>Да</w:t>
+            </w:r>
+          </w:p>
+        </w:tc>
+        <w:tc>
+          <w:tcPr>
+            <w:tcW w:w="1560" w:type="dxa"/>
+          </w:tcPr>
+          <w:p>
+            <w:pPr>
+              <w:spacing w:line="240" w:lineRule="auto"/>
+              <w:ind w:firstLine="0"/>
+            </w:pPr>
+            <w:r>
+              <w:t>-</w:t>
+            </w:r>
+          </w:p>
+        </w:tc>
+        <w:tc>
+          <w:tcPr>
+            <w:tcW w:w="1559" w:type="dxa"/>
+          </w:tcPr>
+          <w:p>
+            <w:pPr>
+              <w:spacing w:line="240" w:lineRule="auto"/>
+              <w:ind w:firstLine="0"/>
+            </w:pPr>
+            <w:r>
+              <w:t>Да</w:t>
+            </w:r>
+          </w:p>
+        </w:tc>
+      </w:tr>
+      <w:tr>
+        <w:tc>
+          <w:tcPr>
+            <w:tcW w:w="1413" w:type="dxa"/>
+            <w:vAlign w:val="center"/>
+          </w:tcPr>
+          <w:p>
+            <w:pPr>
+              <w:spacing w:line="240" w:lineRule="auto"/>
+              <w:ind w:firstLine="0"/>
+              <w:jc w:val="left"/>
+            </w:pPr>
+            <w:r>
+              <w:rPr>
+                <w:lang w:val="en-US"/>
+              </w:rPr>
+              <w:t>5</w:t>
+            </w:r>
+            <w:r>
+              <w:t>0/VLAN</w:t>
+            </w:r>
+          </w:p>
+        </w:tc>
+        <w:tc>
+          <w:tcPr>
+            <w:tcW w:w="1701" w:type="dxa"/>
+          </w:tcPr>
+          <w:p>
+            <w:pPr>
+              <w:spacing w:line="240" w:lineRule="auto"/>
+              <w:ind w:firstLine="0"/>
+            </w:pPr>
+            <w:r>
+              <w:t>Да</w:t>
+            </w:r>
+          </w:p>
+        </w:tc>
+        <w:tc>
+          <w:tcPr>
+            <w:tcW w:w="1559" w:type="dxa"/>
+          </w:tcPr>
+          <w:p>
+            <w:pPr>
+              <w:spacing w:line="240" w:lineRule="auto"/>
+              <w:ind w:firstLine="0"/>
+            </w:pPr>
+            <w:r>
+              <w:t>Да</w:t>
+            </w:r>
+          </w:p>
+        </w:tc>
+        <w:tc>
+          <w:tcPr>
+            <w:tcW w:w="1559" w:type="dxa"/>
+          </w:tcPr>
+          <w:p>
+            <w:pPr>
+              <w:spacing w:line="240" w:lineRule="auto"/>
+              <w:ind w:firstLine="0"/>
+            </w:pPr>
+            <w:r>
+              <w:t>Нет</w:t>
+            </w:r>
+          </w:p>
+        </w:tc>
+        <w:tc>
+          <w:tcPr>
+            <w:tcW w:w="1560" w:type="dxa"/>
+          </w:tcPr>
+          <w:p>
+            <w:pPr>
+              <w:spacing w:line="240" w:lineRule="auto"/>
+              <w:ind w:firstLine="0"/>
+            </w:pPr>
+            <w:r>
+              <w:t>Нет</w:t>
+            </w:r>
+          </w:p>
+        </w:tc>
+        <w:tc>
+          <w:tcPr>
+            <w:tcW w:w="1559" w:type="dxa"/>
+          </w:tcPr>
+          <w:p>
+            <w:pPr>
+              <w:spacing w:line="240" w:lineRule="auto"/>
+              <w:ind w:firstLine="0"/>
+            </w:pPr>
+            <w:r>
+              <w:t>-</w:t>
+            </w:r>
+          </w:p>
+        </w:tc>
+      </w:tr>
+      <w:tr>
+        <w:tc>
+          <w:tcPr>
+            <w:tcW w:w="1413" w:type="dxa"/>
+            <w:vAlign w:val="center"/>
+          </w:tcPr>
+          <w:p>
+            <w:pPr>
+              <w:spacing w:line="240" w:lineRule="auto"/>
+              <w:ind w:firstLine="0"/>
+              <w:jc w:val="left"/>
+            </w:pPr>
+            <w:r>
+              <w:rPr>
+                <w:lang w:val="en-US"/>
+              </w:rPr>
+              <w:t>6</w:t>
+            </w:r>
+            <w:r>
+              <w:t>0/VLAN</w:t>
+            </w:r>
+            <w:r>
+              <w:t xml:space="preserve"> (сервера)</w:t>
+            </w:r>
+          </w:p>
+        </w:tc>
+        <w:tc>
+          <w:tcPr>
+            <w:tcW w:w="1701" w:type="dxa"/>
+          </w:tcPr>
+          <w:p>
+            <w:pPr>
+              <w:spacing w:line="240" w:lineRule="auto"/>
+              <w:ind w:firstLine="0"/>
+            </w:pPr>
+            <w:r>
+              <w:t>Да</w:t>
+            </w:r>
+          </w:p>
+        </w:tc>
+        <w:tc>
+          <w:tcPr>
+            <w:tcW w:w="1559" w:type="dxa"/>
+          </w:tcPr>
+          <w:p>
+            <w:pPr>
+              <w:spacing w:line="240" w:lineRule="auto"/>
+              <w:ind w:firstLine="0"/>
+            </w:pPr>
+            <w:r>
+              <w:t>Да</w:t>
+            </w:r>
+          </w:p>
+        </w:tc>
+        <w:tc>
+          <w:tcPr>
+            <w:tcW w:w="1559" w:type="dxa"/>
+          </w:tcPr>
+          <w:p>
+            <w:pPr>
+              <w:spacing w:line="240" w:lineRule="auto"/>
+              <w:ind w:firstLine="0"/>
+            </w:pPr>
+            <w:r>
+              <w:t>Да</w:t>
+            </w:r>
+          </w:p>
+        </w:tc>
+        <w:tc>
+          <w:tcPr>
+            <w:tcW w:w="1560" w:type="dxa"/>
+          </w:tcPr>
+          <w:p>
+            <w:pPr>
+              <w:spacing w:line="240" w:lineRule="auto"/>
+              <w:ind w:firstLine="0"/>
+            </w:pPr>
+            <w:r>
+              <w:t>Да</w:t>
+            </w:r>
+          </w:p>
+        </w:tc>
+        <w:tc>
+          <w:tcPr>
+            <w:tcW w:w="1559" w:type="dxa"/>
+          </w:tcPr>
+          <w:p>
+            <w:pPr>
+              <w:spacing w:line="240" w:lineRule="auto"/>
+              <w:ind w:firstLine="0"/>
+            </w:pPr>
+            <w:r>
+              <w:t>Да</w:t>
+            </w:r>
+          </w:p>
+        </w:tc>
+      </w:tr>
+    </w:tbl>
+    <w:p>
+      <w:pPr>
+        <w:ind w:firstLine="0"/>
+      </w:pPr>
+    </w:p>
+    <w:p>
+      <w:r>
+        <w:t>Поскольку список сотрудников ещё не задан, формировать правила и временные рамки доступа отдельных пользователей к Интернету смысла нет. Известно лишь что ограниченный доступ есть у всех сотрудников предприятия. Безопасность сети осуществляется через сетевой экран, антивирусы и службы мониторинга.</w:t>
+      </w:r>
+    </w:p>
+    <w:p>
+      <w:r>
+        <w:t xml:space="preserve"> </w:t>
       </w:r>
     </w:p>
     <w:p>
@@ -24395,6 +25636,51 @@
     </w:p>
     <w:p/>
     <w:p>
+      <w:pPr>
+        <w:rPr>
+          <w:lang w:val="en-US"/>
+        </w:rPr>
+      </w:pPr>
+      <w:r>
+        <w:rPr>
+          <w:lang w:val="en-US"/>
+        </w:rPr>
+        <w:t>.</w:t>
+      </w:r>
+    </w:p>
+    <w:p>
+      <w:pPr>
+        <w:rPr>
+          <w:lang w:val="en-US"/>
+        </w:rPr>
+      </w:pPr>
+    </w:p>
+    <w:p>
+      <w:pPr>
+        <w:rPr>
+          <w:lang w:val="en-US"/>
+        </w:rPr>
+      </w:pPr>
+    </w:p>
+    <w:p>
+      <w:pPr>
+        <w:pStyle w:val="2"/>
+      </w:pPr>
+      <w:bookmarkStart w:id="24" w:name="_Toc216691468"/>
+      <w:r>
+        <w:t xml:space="preserve">7.2 </w:t>
+      </w:r>
+      <w:r>
+        <w:t>Сценарий минимальной конфигурации маршрутизатора</w:t>
+      </w:r>
+      <w:bookmarkEnd w:id="24"/>
+    </w:p>
+    <w:p>
+      <w:pPr>
+        <w:pStyle w:val="2"/>
+      </w:pPr>
+    </w:p>
+    <w:p>
       <w:r>
         <w:t>.</w:t>
       </w:r>
@@ -24405,20 +25691,16 @@
       <w:pPr>
         <w:pStyle w:val="2"/>
       </w:pPr>
-      <w:bookmarkStart w:id="24" w:name="_Toc216691468"/>
-      <w:r>
-        <w:t xml:space="preserve">7.2 </w:t>
-      </w:r>
-      <w:r>
-        <w:t>Сценарий минимальной конфигурации маршрутизатора</w:t>
-      </w:r>
-      <w:bookmarkEnd w:id="24"/>
+      <w:bookmarkStart w:id="25" w:name="_Toc216691469"/>
+      <w:r>
+        <w:t xml:space="preserve">7.3 </w:t>
+      </w:r>
+      <w:r>
+        <w:t>Конфигурирование списков доступа</w:t>
+      </w:r>
+      <w:bookmarkEnd w:id="25"/>
     </w:p>
-    <w:p>
-      <w:pPr>
-        <w:pStyle w:val="2"/>
-      </w:pPr>
-    </w:p>
+    <w:p/>
     <w:p>
       <w:r>
         <w:t>.</w:t>
@@ -24430,27 +25712,6 @@
       <w:pPr>
         <w:pStyle w:val="2"/>
       </w:pPr>
-      <w:bookmarkStart w:id="25" w:name="_Toc216691469"/>
-      <w:r>
-        <w:t xml:space="preserve">7.3 </w:t>
-      </w:r>
-      <w:r>
-        <w:t>Конфигурирование списков доступа</w:t>
-      </w:r>
-      <w:bookmarkEnd w:id="25"/>
-    </w:p>
-    <w:p/>
-    <w:p>
-      <w:r>
-        <w:t>.</w:t>
-      </w:r>
-    </w:p>
-    <w:p/>
-    <w:p/>
-    <w:p>
-      <w:pPr>
-        <w:pStyle w:val="2"/>
-      </w:pPr>
       <w:bookmarkStart w:id="26" w:name="_Toc216691470"/>
       <w:r>
         <w:t xml:space="preserve">7.4 </w:t>
@@ -24509,6 +25770,7 @@
       </w:r>
       <w:bookmarkEnd w:id="27"/>
     </w:p>
+    <w:p/>
     <w:p/>
     <w:p>
       <w:pPr>
@@ -24949,9 +26211,9 @@
           <w:noProof/>
         </w:rPr>
         <w:drawing>
-          <wp:inline distT="0" distB="0" distL="0" distR="0" wp14:anchorId="07BBAB7A" wp14:editId="45AE1B52">
-            <wp:extent cx="5248275" cy="5734050"/>
-            <wp:effectExtent l="0" t="0" r="9525" b="0"/>
+          <wp:inline distT="0" distB="0" distL="0" distR="0" wp14:anchorId="07BBAB7A" wp14:editId="3183A666">
+            <wp:extent cx="4039370" cy="4413250"/>
+            <wp:effectExtent l="0" t="0" r="0" b="6350"/>
             <wp:docPr id="755104267" name="Рисунок 1"/>
             <wp:cNvGraphicFramePr>
               <a:graphicFrameLocks xmlns:a="http://schemas.openxmlformats.org/drawingml/2006/main" noChangeAspect="1"/>
@@ -24972,7 +26234,7 @@
                   <pic:spPr>
                     <a:xfrm>
                       <a:off x="0" y="0"/>
-                      <a:ext cx="5248275" cy="5734050"/>
+                      <a:ext cx="4044066" cy="4418381"/>
                     </a:xfrm>
                     <a:prstGeom prst="rect">
                       <a:avLst/>
@@ -25532,6 +26794,92 @@
     </w:lvl>
   </w:abstractNum>
   <w:abstractNum w:abstractNumId="4" w15:restartNumberingAfterBreak="0">
+    <w:nsid w:val="11837E10"/>
+    <w:multiLevelType w:val="hybridMultilevel"/>
+    <w:tmpl w:val="EE142390"/>
+    <w:lvl w:ilvl="0" w:tplc="0419000F">
+      <w:start w:val="1"/>
+      <w:numFmt w:val="decimal"/>
+      <w:lvlText w:val="%1."/>
+      <w:lvlJc w:val="left"/>
+      <w:pPr>
+        <w:ind w:left="1429" w:hanging="360"/>
+      </w:pPr>
+    </w:lvl>
+    <w:lvl w:ilvl="1" w:tplc="04190019" w:tentative="1">
+      <w:start w:val="1"/>
+      <w:numFmt w:val="lowerLetter"/>
+      <w:lvlText w:val="%2."/>
+      <w:lvlJc w:val="left"/>
+      <w:pPr>
+        <w:ind w:left="2149" w:hanging="360"/>
+      </w:pPr>
+    </w:lvl>
+    <w:lvl w:ilvl="2" w:tplc="0419001B" w:tentative="1">
+      <w:start w:val="1"/>
+      <w:numFmt w:val="lowerRoman"/>
+      <w:lvlText w:val="%3."/>
+      <w:lvlJc w:val="right"/>
+      <w:pPr>
+        <w:ind w:left="2869" w:hanging="180"/>
+      </w:pPr>
+    </w:lvl>
+    <w:lvl w:ilvl="3" w:tplc="0419000F" w:tentative="1">
+      <w:start w:val="1"/>
+      <w:numFmt w:val="decimal"/>
+      <w:lvlText w:val="%4."/>
+      <w:lvlJc w:val="left"/>
+      <w:pPr>
+        <w:ind w:left="3589" w:hanging="360"/>
+      </w:pPr>
+    </w:lvl>
+    <w:lvl w:ilvl="4" w:tplc="04190019" w:tentative="1">
+      <w:start w:val="1"/>
+      <w:numFmt w:val="lowerLetter"/>
+      <w:lvlText w:val="%5."/>
+      <w:lvlJc w:val="left"/>
+      <w:pPr>
+        <w:ind w:left="4309" w:hanging="360"/>
+      </w:pPr>
+    </w:lvl>
+    <w:lvl w:ilvl="5" w:tplc="0419001B" w:tentative="1">
+      <w:start w:val="1"/>
+      <w:numFmt w:val="lowerRoman"/>
+      <w:lvlText w:val="%6."/>
+      <w:lvlJc w:val="right"/>
+      <w:pPr>
+        <w:ind w:left="5029" w:hanging="180"/>
+      </w:pPr>
+    </w:lvl>
+    <w:lvl w:ilvl="6" w:tplc="0419000F" w:tentative="1">
+      <w:start w:val="1"/>
+      <w:numFmt w:val="decimal"/>
+      <w:lvlText w:val="%7."/>
+      <w:lvlJc w:val="left"/>
+      <w:pPr>
+        <w:ind w:left="5749" w:hanging="360"/>
+      </w:pPr>
+    </w:lvl>
+    <w:lvl w:ilvl="7" w:tplc="04190019" w:tentative="1">
+      <w:start w:val="1"/>
+      <w:numFmt w:val="lowerLetter"/>
+      <w:lvlText w:val="%8."/>
+      <w:lvlJc w:val="left"/>
+      <w:pPr>
+        <w:ind w:left="6469" w:hanging="360"/>
+      </w:pPr>
+    </w:lvl>
+    <w:lvl w:ilvl="8" w:tplc="0419001B" w:tentative="1">
+      <w:start w:val="1"/>
+      <w:numFmt w:val="lowerRoman"/>
+      <w:lvlText w:val="%9."/>
+      <w:lvlJc w:val="right"/>
+      <w:pPr>
+        <w:ind w:left="7189" w:hanging="180"/>
+      </w:pPr>
+    </w:lvl>
+  </w:abstractNum>
+  <w:abstractNum w:abstractNumId="5" w15:restartNumberingAfterBreak="0">
     <w:nsid w:val="15602D96"/>
     <w:multiLevelType w:val="hybridMultilevel"/>
     <w:tmpl w:val="2BA003D4"/>
@@ -25644,7 +26992,7 @@
       </w:rPr>
     </w:lvl>
   </w:abstractNum>
-  <w:abstractNum w:abstractNumId="5" w15:restartNumberingAfterBreak="0">
+  <w:abstractNum w:abstractNumId="6" w15:restartNumberingAfterBreak="0">
     <w:nsid w:val="1657457E"/>
     <w:multiLevelType w:val="hybridMultilevel"/>
     <w:tmpl w:val="865AA6B2"/>
@@ -25757,7 +27105,7 @@
       </w:rPr>
     </w:lvl>
   </w:abstractNum>
-  <w:abstractNum w:abstractNumId="6" w15:restartNumberingAfterBreak="0">
+  <w:abstractNum w:abstractNumId="7" w15:restartNumberingAfterBreak="0">
     <w:nsid w:val="17B93D4E"/>
     <w:multiLevelType w:val="multilevel"/>
     <w:tmpl w:val="0419001D"/>
@@ -25843,7 +27191,7 @@
       </w:pPr>
     </w:lvl>
   </w:abstractNum>
-  <w:abstractNum w:abstractNumId="7" w15:restartNumberingAfterBreak="0">
+  <w:abstractNum w:abstractNumId="8" w15:restartNumberingAfterBreak="0">
     <w:nsid w:val="18B754E4"/>
     <w:multiLevelType w:val="hybridMultilevel"/>
     <w:tmpl w:val="76E0D590"/>
@@ -25956,7 +27304,7 @@
       </w:rPr>
     </w:lvl>
   </w:abstractNum>
-  <w:abstractNum w:abstractNumId="8" w15:restartNumberingAfterBreak="0">
+  <w:abstractNum w:abstractNumId="9" w15:restartNumberingAfterBreak="0">
     <w:nsid w:val="1A9866DF"/>
     <w:multiLevelType w:val="multilevel"/>
     <w:tmpl w:val="17BE41F2"/>
@@ -26042,7 +27390,7 @@
       </w:pPr>
     </w:lvl>
   </w:abstractNum>
-  <w:abstractNum w:abstractNumId="9" w15:restartNumberingAfterBreak="0">
+  <w:abstractNum w:abstractNumId="10" w15:restartNumberingAfterBreak="0">
     <w:nsid w:val="1BDD320D"/>
     <w:multiLevelType w:val="hybridMultilevel"/>
     <w:tmpl w:val="C1E05D0C"/>
@@ -26128,7 +27476,7 @@
       </w:pPr>
     </w:lvl>
   </w:abstractNum>
-  <w:abstractNum w:abstractNumId="10" w15:restartNumberingAfterBreak="0">
+  <w:abstractNum w:abstractNumId="11" w15:restartNumberingAfterBreak="0">
     <w:nsid w:val="20465280"/>
     <w:multiLevelType w:val="hybridMultilevel"/>
     <w:tmpl w:val="FC1438E2"/>
@@ -26242,7 +27590,7 @@
       </w:rPr>
     </w:lvl>
   </w:abstractNum>
-  <w:abstractNum w:abstractNumId="11" w15:restartNumberingAfterBreak="0">
+  <w:abstractNum w:abstractNumId="12" w15:restartNumberingAfterBreak="0">
     <w:nsid w:val="221A09CB"/>
     <w:multiLevelType w:val="hybridMultilevel"/>
     <w:tmpl w:val="A0F2CDE2"/>
@@ -26328,7 +27676,125 @@
       </w:pPr>
     </w:lvl>
   </w:abstractNum>
-  <w:abstractNum w:abstractNumId="12" w15:restartNumberingAfterBreak="0">
+  <w:abstractNum w:abstractNumId="13" w15:restartNumberingAfterBreak="0">
+    <w:nsid w:val="25003044"/>
+    <w:multiLevelType w:val="multilevel"/>
+    <w:tmpl w:val="A70C06D2"/>
+    <w:lvl w:ilvl="0">
+      <w:start w:val="1"/>
+      <w:numFmt w:val="decimal"/>
+      <w:lvlText w:val="%1."/>
+      <w:lvlJc w:val="left"/>
+      <w:pPr>
+        <w:ind w:left="1429" w:hanging="360"/>
+      </w:pPr>
+    </w:lvl>
+    <w:lvl w:ilvl="1">
+      <w:start w:val="2"/>
+      <w:numFmt w:val="decimal"/>
+      <w:isLgl/>
+      <w:lvlText w:val="%1.%2."/>
+      <w:lvlJc w:val="left"/>
+      <w:pPr>
+        <w:ind w:left="1789" w:hanging="720"/>
+      </w:pPr>
+      <w:rPr>
+        <w:rFonts w:hint="default"/>
+      </w:rPr>
+    </w:lvl>
+    <w:lvl w:ilvl="2">
+      <w:start w:val="1"/>
+      <w:numFmt w:val="decimal"/>
+      <w:isLgl/>
+      <w:lvlText w:val="%1.%2.%3."/>
+      <w:lvlJc w:val="left"/>
+      <w:pPr>
+        <w:ind w:left="1789" w:hanging="720"/>
+      </w:pPr>
+      <w:rPr>
+        <w:rFonts w:hint="default"/>
+      </w:rPr>
+    </w:lvl>
+    <w:lvl w:ilvl="3">
+      <w:start w:val="1"/>
+      <w:numFmt w:val="decimal"/>
+      <w:isLgl/>
+      <w:lvlText w:val="%1.%2.%3.%4."/>
+      <w:lvlJc w:val="left"/>
+      <w:pPr>
+        <w:ind w:left="2149" w:hanging="1080"/>
+      </w:pPr>
+      <w:rPr>
+        <w:rFonts w:hint="default"/>
+      </w:rPr>
+    </w:lvl>
+    <w:lvl w:ilvl="4">
+      <w:start w:val="1"/>
+      <w:numFmt w:val="decimal"/>
+      <w:isLgl/>
+      <w:lvlText w:val="%1.%2.%3.%4.%5."/>
+      <w:lvlJc w:val="left"/>
+      <w:pPr>
+        <w:ind w:left="2149" w:hanging="1080"/>
+      </w:pPr>
+      <w:rPr>
+        <w:rFonts w:hint="default"/>
+      </w:rPr>
+    </w:lvl>
+    <w:lvl w:ilvl="5">
+      <w:start w:val="1"/>
+      <w:numFmt w:val="decimal"/>
+      <w:isLgl/>
+      <w:lvlText w:val="%1.%2.%3.%4.%5.%6."/>
+      <w:lvlJc w:val="left"/>
+      <w:pPr>
+        <w:ind w:left="2509" w:hanging="1440"/>
+      </w:pPr>
+      <w:rPr>
+        <w:rFonts w:hint="default"/>
+      </w:rPr>
+    </w:lvl>
+    <w:lvl w:ilvl="6">
+      <w:start w:val="1"/>
+      <w:numFmt w:val="decimal"/>
+      <w:isLgl/>
+      <w:lvlText w:val="%1.%2.%3.%4.%5.%6.%7."/>
+      <w:lvlJc w:val="left"/>
+      <w:pPr>
+        <w:ind w:left="2869" w:hanging="1800"/>
+      </w:pPr>
+      <w:rPr>
+        <w:rFonts w:hint="default"/>
+      </w:rPr>
+    </w:lvl>
+    <w:lvl w:ilvl="7">
+      <w:start w:val="1"/>
+      <w:numFmt w:val="decimal"/>
+      <w:isLgl/>
+      <w:lvlText w:val="%1.%2.%3.%4.%5.%6.%7.%8."/>
+      <w:lvlJc w:val="left"/>
+      <w:pPr>
+        <w:ind w:left="2869" w:hanging="1800"/>
+      </w:pPr>
+      <w:rPr>
+        <w:rFonts w:hint="default"/>
+      </w:rPr>
+    </w:lvl>
+    <w:lvl w:ilvl="8">
+      <w:start w:val="1"/>
+      <w:numFmt w:val="decimal"/>
+      <w:isLgl/>
+      <w:lvlText w:val="%1.%2.%3.%4.%5.%6.%7.%8.%9."/>
+      <w:lvlJc w:val="left"/>
+      <w:pPr>
+        <w:ind w:left="3229" w:hanging="2160"/>
+      </w:pPr>
+      <w:rPr>
+        <w:rFonts w:hint="default"/>
+      </w:rPr>
+    </w:lvl>
+  </w:abstractNum>
+  <w:abstractNum w:abstractNumId="14" w15:restartNumberingAfterBreak="0">
     <w:nsid w:val="26332F5E"/>
     <w:multiLevelType w:val="hybridMultilevel"/>
     <w:tmpl w:val="EC10E89E"/>
@@ -26441,7 +27907,7 @@
       </w:rPr>
     </w:lvl>
   </w:abstractNum>
-  <w:abstractNum w:abstractNumId="13" w15:restartNumberingAfterBreak="0">
+  <w:abstractNum w:abstractNumId="15" w15:restartNumberingAfterBreak="0">
     <w:nsid w:val="265E1664"/>
     <w:multiLevelType w:val="hybridMultilevel"/>
     <w:tmpl w:val="29FE40AC"/>
@@ -26530,7 +27996,7 @@
       </w:pPr>
     </w:lvl>
   </w:abstractNum>
-  <w:abstractNum w:abstractNumId="14" w15:restartNumberingAfterBreak="0">
+  <w:abstractNum w:abstractNumId="16" w15:restartNumberingAfterBreak="0">
     <w:nsid w:val="279C49F1"/>
     <w:multiLevelType w:val="hybridMultilevel"/>
     <w:tmpl w:val="DD1ADE44"/>
@@ -26616,7 +28082,7 @@
       </w:pPr>
     </w:lvl>
   </w:abstractNum>
-  <w:abstractNum w:abstractNumId="15" w15:restartNumberingAfterBreak="0">
+  <w:abstractNum w:abstractNumId="17" w15:restartNumberingAfterBreak="0">
     <w:nsid w:val="28975013"/>
     <w:multiLevelType w:val="multilevel"/>
     <w:tmpl w:val="0419001D"/>
@@ -26702,7 +28168,7 @@
       </w:pPr>
     </w:lvl>
   </w:abstractNum>
-  <w:abstractNum w:abstractNumId="16" w15:restartNumberingAfterBreak="0">
+  <w:abstractNum w:abstractNumId="18" w15:restartNumberingAfterBreak="0">
     <w:nsid w:val="317648F1"/>
     <w:multiLevelType w:val="hybridMultilevel"/>
     <w:tmpl w:val="F2FEA51C"/>
@@ -26815,7 +28281,7 @@
       </w:rPr>
     </w:lvl>
   </w:abstractNum>
-  <w:abstractNum w:abstractNumId="17" w15:restartNumberingAfterBreak="0">
+  <w:abstractNum w:abstractNumId="19" w15:restartNumberingAfterBreak="0">
     <w:nsid w:val="32E11DDE"/>
     <w:multiLevelType w:val="hybridMultilevel"/>
     <w:tmpl w:val="904891C8"/>
@@ -26928,7 +28394,7 @@
       </w:rPr>
     </w:lvl>
   </w:abstractNum>
-  <w:abstractNum w:abstractNumId="18" w15:restartNumberingAfterBreak="0">
+  <w:abstractNum w:abstractNumId="20" w15:restartNumberingAfterBreak="0">
     <w:nsid w:val="34D20C41"/>
     <w:multiLevelType w:val="hybridMultilevel"/>
     <w:tmpl w:val="B838D120"/>
@@ -27041,7 +28507,7 @@
       </w:rPr>
     </w:lvl>
   </w:abstractNum>
-  <w:abstractNum w:abstractNumId="19" w15:restartNumberingAfterBreak="0">
+  <w:abstractNum w:abstractNumId="21" w15:restartNumberingAfterBreak="0">
     <w:nsid w:val="3A017D69"/>
     <w:multiLevelType w:val="hybridMultilevel"/>
     <w:tmpl w:val="D9D090D8"/>
@@ -27127,7 +28593,7 @@
       </w:pPr>
     </w:lvl>
   </w:abstractNum>
-  <w:abstractNum w:abstractNumId="20" w15:restartNumberingAfterBreak="0">
+  <w:abstractNum w:abstractNumId="22" w15:restartNumberingAfterBreak="0">
     <w:nsid w:val="3D95391D"/>
     <w:multiLevelType w:val="hybridMultilevel"/>
     <w:tmpl w:val="7C5A0D6E"/>
@@ -27240,7 +28706,7 @@
       </w:rPr>
     </w:lvl>
   </w:abstractNum>
-  <w:abstractNum w:abstractNumId="21" w15:restartNumberingAfterBreak="0">
+  <w:abstractNum w:abstractNumId="23" w15:restartNumberingAfterBreak="0">
     <w:nsid w:val="402D3E8C"/>
     <w:multiLevelType w:val="hybridMultilevel"/>
     <w:tmpl w:val="A5E6D222"/>
@@ -27329,7 +28795,7 @@
       </w:pPr>
     </w:lvl>
   </w:abstractNum>
-  <w:abstractNum w:abstractNumId="22" w15:restartNumberingAfterBreak="0">
+  <w:abstractNum w:abstractNumId="24" w15:restartNumberingAfterBreak="0">
     <w:nsid w:val="4139751C"/>
     <w:multiLevelType w:val="multilevel"/>
     <w:tmpl w:val="F11435C6"/>
@@ -27478,7 +28944,7 @@
       </w:rPr>
     </w:lvl>
   </w:abstractNum>
-  <w:abstractNum w:abstractNumId="23" w15:restartNumberingAfterBreak="0">
+  <w:abstractNum w:abstractNumId="25" w15:restartNumberingAfterBreak="0">
     <w:nsid w:val="419231C5"/>
     <w:multiLevelType w:val="hybridMultilevel"/>
     <w:tmpl w:val="3F90C1EE"/>
@@ -27591,7 +29057,7 @@
       </w:rPr>
     </w:lvl>
   </w:abstractNum>
-  <w:abstractNum w:abstractNumId="24" w15:restartNumberingAfterBreak="0">
+  <w:abstractNum w:abstractNumId="26" w15:restartNumberingAfterBreak="0">
     <w:nsid w:val="44AB188F"/>
     <w:multiLevelType w:val="hybridMultilevel"/>
     <w:tmpl w:val="86D2967A"/>
@@ -27703,7 +29169,7 @@
       </w:rPr>
     </w:lvl>
   </w:abstractNum>
-  <w:abstractNum w:abstractNumId="25" w15:restartNumberingAfterBreak="0">
+  <w:abstractNum w:abstractNumId="27" w15:restartNumberingAfterBreak="0">
     <w:nsid w:val="46CF3878"/>
     <w:multiLevelType w:val="hybridMultilevel"/>
     <w:tmpl w:val="3168F21C"/>
@@ -27816,7 +29282,7 @@
       </w:rPr>
     </w:lvl>
   </w:abstractNum>
-  <w:abstractNum w:abstractNumId="26" w15:restartNumberingAfterBreak="0">
+  <w:abstractNum w:abstractNumId="28" w15:restartNumberingAfterBreak="0">
     <w:nsid w:val="47926F48"/>
     <w:multiLevelType w:val="hybridMultilevel"/>
     <w:tmpl w:val="C116FB4E"/>
@@ -27929,7 +29395,7 @@
       </w:rPr>
     </w:lvl>
   </w:abstractNum>
-  <w:abstractNum w:abstractNumId="27" w15:restartNumberingAfterBreak="0">
+  <w:abstractNum w:abstractNumId="29" w15:restartNumberingAfterBreak="0">
     <w:nsid w:val="47AC498F"/>
     <w:multiLevelType w:val="hybridMultilevel"/>
     <w:tmpl w:val="1F28C640"/>
@@ -28042,7 +29508,93 @@
       </w:rPr>
     </w:lvl>
   </w:abstractNum>
-  <w:abstractNum w:abstractNumId="28" w15:restartNumberingAfterBreak="0">
+  <w:abstractNum w:abstractNumId="30" w15:restartNumberingAfterBreak="0">
+    <w:nsid w:val="495D4885"/>
+    <w:multiLevelType w:val="hybridMultilevel"/>
+    <w:tmpl w:val="8E3AC74E"/>
+    <w:lvl w:ilvl="0" w:tplc="0419000F">
+      <w:start w:val="1"/>
+      <w:numFmt w:val="decimal"/>
+      <w:lvlText w:val="%1."/>
+      <w:lvlJc w:val="left"/>
+      <w:pPr>
+        <w:ind w:left="1429" w:hanging="360"/>
+      </w:pPr>
+    </w:lvl>
+    <w:lvl w:ilvl="1" w:tplc="04190019" w:tentative="1">
+      <w:start w:val="1"/>
+      <w:numFmt w:val="lowerLetter"/>
+      <w:lvlText w:val="%2."/>
+      <w:lvlJc w:val="left"/>
+      <w:pPr>
+        <w:ind w:left="2149" w:hanging="360"/>
+      </w:pPr>
+    </w:lvl>
+    <w:lvl w:ilvl="2" w:tplc="0419001B" w:tentative="1">
+      <w:start w:val="1"/>
+      <w:numFmt w:val="lowerRoman"/>
+      <w:lvlText w:val="%3."/>
+      <w:lvlJc w:val="right"/>
+      <w:pPr>
+        <w:ind w:left="2869" w:hanging="180"/>
+      </w:pPr>
+    </w:lvl>
+    <w:lvl w:ilvl="3" w:tplc="0419000F" w:tentative="1">
+      <w:start w:val="1"/>
+      <w:numFmt w:val="decimal"/>
+      <w:lvlText w:val="%4."/>
+      <w:lvlJc w:val="left"/>
+      <w:pPr>
+        <w:ind w:left="3589" w:hanging="360"/>
+      </w:pPr>
+    </w:lvl>
+    <w:lvl w:ilvl="4" w:tplc="04190019" w:tentative="1">
+      <w:start w:val="1"/>
+      <w:numFmt w:val="lowerLetter"/>
+      <w:lvlText w:val="%5."/>
+      <w:lvlJc w:val="left"/>
+      <w:pPr>
+        <w:ind w:left="4309" w:hanging="360"/>
+      </w:pPr>
+    </w:lvl>
+    <w:lvl w:ilvl="5" w:tplc="0419001B" w:tentative="1">
+      <w:start w:val="1"/>
+      <w:numFmt w:val="lowerRoman"/>
+      <w:lvlText w:val="%6."/>
+      <w:lvlJc w:val="right"/>
+      <w:pPr>
+        <w:ind w:left="5029" w:hanging="180"/>
+      </w:pPr>
+    </w:lvl>
+    <w:lvl w:ilvl="6" w:tplc="0419000F" w:tentative="1">
+      <w:start w:val="1"/>
+      <w:numFmt w:val="decimal"/>
+      <w:lvlText w:val="%7."/>
+      <w:lvlJc w:val="left"/>
+      <w:pPr>
+        <w:ind w:left="5749" w:hanging="360"/>
+      </w:pPr>
+    </w:lvl>
+    <w:lvl w:ilvl="7" w:tplc="04190019" w:tentative="1">
+      <w:start w:val="1"/>
+      <w:numFmt w:val="lowerLetter"/>
+      <w:lvlText w:val="%8."/>
+      <w:lvlJc w:val="left"/>
+      <w:pPr>
+        <w:ind w:left="6469" w:hanging="360"/>
+      </w:pPr>
+    </w:lvl>
+    <w:lvl w:ilvl="8" w:tplc="0419001B" w:tentative="1">
+      <w:start w:val="1"/>
+      <w:numFmt w:val="lowerRoman"/>
+      <w:lvlText w:val="%9."/>
+      <w:lvlJc w:val="right"/>
+      <w:pPr>
+        <w:ind w:left="7189" w:hanging="180"/>
+      </w:pPr>
+    </w:lvl>
+  </w:abstractNum>
+  <w:abstractNum w:abstractNumId="31" w15:restartNumberingAfterBreak="0">
     <w:nsid w:val="49CB4490"/>
     <w:multiLevelType w:val="hybridMultilevel"/>
     <w:tmpl w:val="EA7E8504"/>
@@ -28155,7 +29707,7 @@
       </w:rPr>
     </w:lvl>
   </w:abstractNum>
-  <w:abstractNum w:abstractNumId="29" w15:restartNumberingAfterBreak="0">
+  <w:abstractNum w:abstractNumId="32" w15:restartNumberingAfterBreak="0">
     <w:nsid w:val="4BC75338"/>
     <w:multiLevelType w:val="hybridMultilevel"/>
     <w:tmpl w:val="6016B496"/>
@@ -28268,7 +29820,7 @@
       </w:rPr>
     </w:lvl>
   </w:abstractNum>
-  <w:abstractNum w:abstractNumId="30" w15:restartNumberingAfterBreak="0">
+  <w:abstractNum w:abstractNumId="33" w15:restartNumberingAfterBreak="0">
     <w:nsid w:val="4BD86AF7"/>
     <w:multiLevelType w:val="hybridMultilevel"/>
     <w:tmpl w:val="88943640"/>
@@ -28381,7 +29933,7 @@
       </w:rPr>
     </w:lvl>
   </w:abstractNum>
-  <w:abstractNum w:abstractNumId="31" w15:restartNumberingAfterBreak="0">
+  <w:abstractNum w:abstractNumId="34" w15:restartNumberingAfterBreak="0">
     <w:nsid w:val="4BF37FE7"/>
     <w:multiLevelType w:val="hybridMultilevel"/>
     <w:tmpl w:val="1E7E097A"/>
@@ -28467,7 +30019,7 @@
       </w:pPr>
     </w:lvl>
   </w:abstractNum>
-  <w:abstractNum w:abstractNumId="32" w15:restartNumberingAfterBreak="0">
+  <w:abstractNum w:abstractNumId="35" w15:restartNumberingAfterBreak="0">
     <w:nsid w:val="4DE22E81"/>
     <w:multiLevelType w:val="multilevel"/>
     <w:tmpl w:val="A8E02840"/>
@@ -28585,7 +30137,7 @@
       </w:rPr>
     </w:lvl>
   </w:abstractNum>
-  <w:abstractNum w:abstractNumId="33" w15:restartNumberingAfterBreak="0">
+  <w:abstractNum w:abstractNumId="36" w15:restartNumberingAfterBreak="0">
     <w:nsid w:val="4EF66F97"/>
     <w:multiLevelType w:val="multilevel"/>
     <w:tmpl w:val="0419001D"/>
@@ -28671,7 +30223,7 @@
       </w:pPr>
     </w:lvl>
   </w:abstractNum>
-  <w:abstractNum w:abstractNumId="34" w15:restartNumberingAfterBreak="0">
+  <w:abstractNum w:abstractNumId="37" w15:restartNumberingAfterBreak="0">
     <w:nsid w:val="4F621ACF"/>
     <w:multiLevelType w:val="hybridMultilevel"/>
     <w:tmpl w:val="4F6C6A48"/>
@@ -28757,7 +30309,7 @@
       </w:pPr>
     </w:lvl>
   </w:abstractNum>
-  <w:abstractNum w:abstractNumId="35" w15:restartNumberingAfterBreak="0">
+  <w:abstractNum w:abstractNumId="38" w15:restartNumberingAfterBreak="0">
     <w:nsid w:val="55630DB9"/>
     <w:multiLevelType w:val="hybridMultilevel"/>
     <w:tmpl w:val="3F1A2AC4"/>
@@ -28843,7 +30395,7 @@
       </w:pPr>
     </w:lvl>
   </w:abstractNum>
-  <w:abstractNum w:abstractNumId="36" w15:restartNumberingAfterBreak="0">
+  <w:abstractNum w:abstractNumId="39" w15:restartNumberingAfterBreak="0">
     <w:nsid w:val="57C31FC3"/>
     <w:multiLevelType w:val="multilevel"/>
     <w:tmpl w:val="617C602A"/>
@@ -28992,7 +30544,7 @@
       </w:rPr>
     </w:lvl>
   </w:abstractNum>
-  <w:abstractNum w:abstractNumId="37" w15:restartNumberingAfterBreak="0">
+  <w:abstractNum w:abstractNumId="40" w15:restartNumberingAfterBreak="0">
     <w:nsid w:val="5D886975"/>
     <w:multiLevelType w:val="multilevel"/>
     <w:tmpl w:val="D090A06C"/>
@@ -29105,7 +30657,7 @@
       </w:rPr>
     </w:lvl>
   </w:abstractNum>
-  <w:abstractNum w:abstractNumId="38" w15:restartNumberingAfterBreak="0">
+  <w:abstractNum w:abstractNumId="41" w15:restartNumberingAfterBreak="0">
     <w:nsid w:val="5F852A07"/>
     <w:multiLevelType w:val="hybridMultilevel"/>
     <w:tmpl w:val="FA0E8B22"/>
@@ -29218,7 +30770,7 @@
       </w:rPr>
     </w:lvl>
   </w:abstractNum>
-  <w:abstractNum w:abstractNumId="39" w15:restartNumberingAfterBreak="0">
+  <w:abstractNum w:abstractNumId="42" w15:restartNumberingAfterBreak="0">
     <w:nsid w:val="606D08AA"/>
     <w:multiLevelType w:val="multilevel"/>
     <w:tmpl w:val="3FAC0706"/>
@@ -29367,7 +30919,7 @@
       </w:rPr>
     </w:lvl>
   </w:abstractNum>
-  <w:abstractNum w:abstractNumId="40" w15:restartNumberingAfterBreak="0">
+  <w:abstractNum w:abstractNumId="43" w15:restartNumberingAfterBreak="0">
     <w:nsid w:val="621B7FAD"/>
     <w:multiLevelType w:val="hybridMultilevel"/>
     <w:tmpl w:val="29B2E4B8"/>
@@ -29479,7 +31031,7 @@
       </w:rPr>
     </w:lvl>
   </w:abstractNum>
-  <w:abstractNum w:abstractNumId="41" w15:restartNumberingAfterBreak="0">
+  <w:abstractNum w:abstractNumId="44" w15:restartNumberingAfterBreak="0">
     <w:nsid w:val="64222EC2"/>
     <w:multiLevelType w:val="multilevel"/>
     <w:tmpl w:val="0419001D"/>
@@ -29565,7 +31117,7 @@
       </w:pPr>
     </w:lvl>
   </w:abstractNum>
-  <w:abstractNum w:abstractNumId="42" w15:restartNumberingAfterBreak="0">
+  <w:abstractNum w:abstractNumId="45" w15:restartNumberingAfterBreak="0">
     <w:nsid w:val="66644B50"/>
     <w:multiLevelType w:val="hybridMultilevel"/>
     <w:tmpl w:val="F77CFEEA"/>
@@ -29654,7 +31206,7 @@
       </w:pPr>
     </w:lvl>
   </w:abstractNum>
-  <w:abstractNum w:abstractNumId="43" w15:restartNumberingAfterBreak="0">
+  <w:abstractNum w:abstractNumId="46" w15:restartNumberingAfterBreak="0">
     <w:nsid w:val="67B67596"/>
     <w:multiLevelType w:val="hybridMultilevel"/>
     <w:tmpl w:val="4F6C6A48"/>
@@ -29740,7 +31292,7 @@
       </w:pPr>
     </w:lvl>
   </w:abstractNum>
-  <w:abstractNum w:abstractNumId="44" w15:restartNumberingAfterBreak="0">
+  <w:abstractNum w:abstractNumId="47" w15:restartNumberingAfterBreak="0">
     <w:nsid w:val="6C670163"/>
     <w:multiLevelType w:val="multilevel"/>
     <w:tmpl w:val="17BE41F2"/>
@@ -29826,7 +31378,7 @@
       </w:pPr>
     </w:lvl>
   </w:abstractNum>
-  <w:abstractNum w:abstractNumId="45" w15:restartNumberingAfterBreak="0">
+  <w:abstractNum w:abstractNumId="48" w15:restartNumberingAfterBreak="0">
     <w:nsid w:val="6D8307C0"/>
     <w:multiLevelType w:val="multilevel"/>
     <w:tmpl w:val="17BE41F2"/>
@@ -29912,7 +31464,7 @@
       </w:pPr>
     </w:lvl>
   </w:abstractNum>
-  <w:abstractNum w:abstractNumId="46" w15:restartNumberingAfterBreak="0">
+  <w:abstractNum w:abstractNumId="49" w15:restartNumberingAfterBreak="0">
     <w:nsid w:val="70750E8C"/>
     <w:multiLevelType w:val="hybridMultilevel"/>
     <w:tmpl w:val="837A4744"/>
@@ -29998,7 +31550,7 @@
       </w:pPr>
     </w:lvl>
   </w:abstractNum>
-  <w:abstractNum w:abstractNumId="47" w15:restartNumberingAfterBreak="0">
+  <w:abstractNum w:abstractNumId="50" w15:restartNumberingAfterBreak="0">
     <w:nsid w:val="71F920E6"/>
     <w:multiLevelType w:val="hybridMultilevel"/>
     <w:tmpl w:val="8CAAC054"/>
@@ -30084,7 +31636,7 @@
       </w:pPr>
     </w:lvl>
   </w:abstractNum>
-  <w:abstractNum w:abstractNumId="48" w15:restartNumberingAfterBreak="0">
+  <w:abstractNum w:abstractNumId="51" w15:restartNumberingAfterBreak="0">
     <w:nsid w:val="72380BC2"/>
     <w:multiLevelType w:val="hybridMultilevel"/>
     <w:tmpl w:val="4E740942"/>
@@ -30173,7 +31725,7 @@
       </w:pPr>
     </w:lvl>
   </w:abstractNum>
-  <w:abstractNum w:abstractNumId="49" w15:restartNumberingAfterBreak="0">
+  <w:abstractNum w:abstractNumId="52" w15:restartNumberingAfterBreak="0">
     <w:nsid w:val="73043927"/>
     <w:multiLevelType w:val="hybridMultilevel"/>
     <w:tmpl w:val="380A6778"/>
@@ -30286,7 +31838,7 @@
       </w:rPr>
     </w:lvl>
   </w:abstractNum>
-  <w:abstractNum w:abstractNumId="50" w15:restartNumberingAfterBreak="0">
+  <w:abstractNum w:abstractNumId="53" w15:restartNumberingAfterBreak="0">
     <w:nsid w:val="73A13C0A"/>
     <w:multiLevelType w:val="hybridMultilevel"/>
     <w:tmpl w:val="F73443D8"/>
@@ -30399,7 +31951,7 @@
       </w:rPr>
     </w:lvl>
   </w:abstractNum>
-  <w:abstractNum w:abstractNumId="51" w15:restartNumberingAfterBreak="0">
+  <w:abstractNum w:abstractNumId="54" w15:restartNumberingAfterBreak="0">
     <w:nsid w:val="74203836"/>
     <w:multiLevelType w:val="hybridMultilevel"/>
     <w:tmpl w:val="803036B6"/>
@@ -30512,7 +32064,7 @@
       </w:rPr>
     </w:lvl>
   </w:abstractNum>
-  <w:abstractNum w:abstractNumId="52" w15:restartNumberingAfterBreak="0">
+  <w:abstractNum w:abstractNumId="55" w15:restartNumberingAfterBreak="0">
     <w:nsid w:val="74D14488"/>
     <w:multiLevelType w:val="hybridMultilevel"/>
     <w:tmpl w:val="CBE0D4C8"/>
@@ -30625,7 +32177,7 @@
       </w:rPr>
     </w:lvl>
   </w:abstractNum>
-  <w:abstractNum w:abstractNumId="53" w15:restartNumberingAfterBreak="0">
+  <w:abstractNum w:abstractNumId="56" w15:restartNumberingAfterBreak="0">
     <w:nsid w:val="74D72AA5"/>
     <w:multiLevelType w:val="hybridMultilevel"/>
     <w:tmpl w:val="486834C4"/>
@@ -30738,7 +32290,7 @@
       </w:rPr>
     </w:lvl>
   </w:abstractNum>
-  <w:abstractNum w:abstractNumId="54" w15:restartNumberingAfterBreak="0">
+  <w:abstractNum w:abstractNumId="57" w15:restartNumberingAfterBreak="0">
     <w:nsid w:val="74FD50E2"/>
     <w:multiLevelType w:val="hybridMultilevel"/>
     <w:tmpl w:val="654200CC"/>
@@ -30851,7 +32403,7 @@
       </w:rPr>
     </w:lvl>
   </w:abstractNum>
-  <w:abstractNum w:abstractNumId="55" w15:restartNumberingAfterBreak="0">
+  <w:abstractNum w:abstractNumId="58" w15:restartNumberingAfterBreak="0">
     <w:nsid w:val="78CC00C4"/>
     <w:multiLevelType w:val="hybridMultilevel"/>
     <w:tmpl w:val="82965CA0"/>
@@ -30937,7 +32489,7 @@
       </w:pPr>
     </w:lvl>
   </w:abstractNum>
-  <w:abstractNum w:abstractNumId="56" w15:restartNumberingAfterBreak="0">
+  <w:abstractNum w:abstractNumId="59" w15:restartNumberingAfterBreak="0">
     <w:nsid w:val="78CF7495"/>
     <w:multiLevelType w:val="hybridMultilevel"/>
     <w:tmpl w:val="B352D8F4"/>
@@ -31050,7 +32602,7 @@
       </w:rPr>
     </w:lvl>
   </w:abstractNum>
-  <w:abstractNum w:abstractNumId="57" w15:restartNumberingAfterBreak="0">
+  <w:abstractNum w:abstractNumId="60" w15:restartNumberingAfterBreak="0">
     <w:nsid w:val="7EF25CD4"/>
     <w:multiLevelType w:val="hybridMultilevel"/>
     <w:tmpl w:val="E75A10AA"/>
@@ -31164,178 +32716,187 @@
     </w:lvl>
   </w:abstractNum>
   <w:num w:numId="1" w16cid:durableId="1357850578">
-    <w:abstractNumId w:val="55"/>
+    <w:abstractNumId w:val="58"/>
   </w:num>
   <w:num w:numId="2" w16cid:durableId="56056750">
-    <w:abstractNumId w:val="19"/>
+    <w:abstractNumId w:val="21"/>
   </w:num>
   <w:num w:numId="3" w16cid:durableId="1904564273">
-    <w:abstractNumId w:val="11"/>
+    <w:abstractNumId w:val="12"/>
   </w:num>
   <w:num w:numId="4" w16cid:durableId="413236192">
+    <w:abstractNumId w:val="38"/>
+  </w:num>
+  <w:num w:numId="5" w16cid:durableId="910116762">
+    <w:abstractNumId w:val="36"/>
+  </w:num>
+  <w:num w:numId="6" w16cid:durableId="2066752416">
+    <w:abstractNumId w:val="17"/>
+  </w:num>
+  <w:num w:numId="7" w16cid:durableId="128860038">
+    <w:abstractNumId w:val="7"/>
+  </w:num>
+  <w:num w:numId="8" w16cid:durableId="1339694181">
+    <w:abstractNumId w:val="44"/>
+  </w:num>
+  <w:num w:numId="9" w16cid:durableId="668674779">
+    <w:abstractNumId w:val="48"/>
+  </w:num>
+  <w:num w:numId="10" w16cid:durableId="1109592849">
+    <w:abstractNumId w:val="9"/>
+  </w:num>
+  <w:num w:numId="11" w16cid:durableId="264459088">
+    <w:abstractNumId w:val="50"/>
+  </w:num>
+  <w:num w:numId="12" w16cid:durableId="530845952">
+    <w:abstractNumId w:val="10"/>
+  </w:num>
+  <w:num w:numId="13" w16cid:durableId="264386898">
+    <w:abstractNumId w:val="15"/>
+  </w:num>
+  <w:num w:numId="14" w16cid:durableId="394549647">
+    <w:abstractNumId w:val="45"/>
+  </w:num>
+  <w:num w:numId="15" w16cid:durableId="1210873004">
+    <w:abstractNumId w:val="47"/>
+  </w:num>
+  <w:num w:numId="16" w16cid:durableId="1034229842">
+    <w:abstractNumId w:val="49"/>
+  </w:num>
+  <w:num w:numId="17" w16cid:durableId="1874270581">
+    <w:abstractNumId w:val="37"/>
+  </w:num>
+  <w:num w:numId="18" w16cid:durableId="886838976">
+    <w:abstractNumId w:val="16"/>
+  </w:num>
+  <w:num w:numId="19" w16cid:durableId="1214393171">
+    <w:abstractNumId w:val="46"/>
+  </w:num>
+  <w:num w:numId="20" w16cid:durableId="1782609146">
+    <w:abstractNumId w:val="34"/>
+  </w:num>
+  <w:num w:numId="21" w16cid:durableId="1746872623">
+    <w:abstractNumId w:val="53"/>
+  </w:num>
+  <w:num w:numId="22" w16cid:durableId="310183779">
     <w:abstractNumId w:val="35"/>
   </w:num>
-  <w:num w:numId="5" w16cid:durableId="910116762">
-    <w:abstractNumId w:val="33"/>
-  </w:num>
-  <w:num w:numId="6" w16cid:durableId="2066752416">
-    <w:abstractNumId w:val="15"/>
-  </w:num>
-  <w:num w:numId="7" w16cid:durableId="128860038">
-    <w:abstractNumId w:val="6"/>
-  </w:num>
-  <w:num w:numId="8" w16cid:durableId="1339694181">
-    <w:abstractNumId w:val="41"/>
-  </w:num>
-  <w:num w:numId="9" w16cid:durableId="668674779">
-    <w:abstractNumId w:val="45"/>
-  </w:num>
-  <w:num w:numId="10" w16cid:durableId="1109592849">
-    <w:abstractNumId w:val="8"/>
-  </w:num>
-  <w:num w:numId="11" w16cid:durableId="264459088">
-    <w:abstractNumId w:val="47"/>
-  </w:num>
-  <w:num w:numId="12" w16cid:durableId="530845952">
-    <w:abstractNumId w:val="9"/>
-  </w:num>
-  <w:num w:numId="13" w16cid:durableId="264386898">
-    <w:abstractNumId w:val="13"/>
-  </w:num>
-  <w:num w:numId="14" w16cid:durableId="394549647">
-    <w:abstractNumId w:val="42"/>
-  </w:num>
-  <w:num w:numId="15" w16cid:durableId="1210873004">
-    <w:abstractNumId w:val="44"/>
-  </w:num>
-  <w:num w:numId="16" w16cid:durableId="1034229842">
-    <w:abstractNumId w:val="46"/>
-  </w:num>
-  <w:num w:numId="17" w16cid:durableId="1874270581">
-    <w:abstractNumId w:val="34"/>
-  </w:num>
-  <w:num w:numId="18" w16cid:durableId="886838976">
-    <w:abstractNumId w:val="14"/>
-  </w:num>
-  <w:num w:numId="19" w16cid:durableId="1214393171">
-    <w:abstractNumId w:val="43"/>
-  </w:num>
-  <w:num w:numId="20" w16cid:durableId="1782609146">
-    <w:abstractNumId w:val="31"/>
-  </w:num>
-  <w:num w:numId="21" w16cid:durableId="1746872623">
-    <w:abstractNumId w:val="50"/>
-  </w:num>
-  <w:num w:numId="22" w16cid:durableId="310183779">
-    <w:abstractNumId w:val="32"/>
-  </w:num>
   <w:num w:numId="23" w16cid:durableId="846209309">
-    <w:abstractNumId w:val="37"/>
+    <w:abstractNumId w:val="40"/>
   </w:num>
   <w:num w:numId="24" w16cid:durableId="964626124">
-    <w:abstractNumId w:val="29"/>
+    <w:abstractNumId w:val="32"/>
   </w:num>
   <w:num w:numId="25" w16cid:durableId="118113062">
     <w:abstractNumId w:val="2"/>
   </w:num>
   <w:num w:numId="26" w16cid:durableId="553590301">
-    <w:abstractNumId w:val="40"/>
+    <w:abstractNumId w:val="43"/>
   </w:num>
   <w:num w:numId="27" w16cid:durableId="316736353">
-    <w:abstractNumId w:val="51"/>
+    <w:abstractNumId w:val="54"/>
   </w:num>
   <w:num w:numId="28" w16cid:durableId="1985351046">
-    <w:abstractNumId w:val="56"/>
+    <w:abstractNumId w:val="59"/>
   </w:num>
   <w:num w:numId="29" w16cid:durableId="2057045971">
-    <w:abstractNumId w:val="26"/>
+    <w:abstractNumId w:val="28"/>
   </w:num>
   <w:num w:numId="30" w16cid:durableId="1900938720">
-    <w:abstractNumId w:val="54"/>
+    <w:abstractNumId w:val="57"/>
   </w:num>
   <w:num w:numId="31" w16cid:durableId="2070152771">
     <w:abstractNumId w:val="3"/>
   </w:num>
   <w:num w:numId="32" w16cid:durableId="1106659806">
-    <w:abstractNumId w:val="48"/>
+    <w:abstractNumId w:val="51"/>
   </w:num>
   <w:num w:numId="33" w16cid:durableId="1110471394">
-    <w:abstractNumId w:val="10"/>
+    <w:abstractNumId w:val="11"/>
   </w:num>
   <w:num w:numId="34" w16cid:durableId="1912080261">
-    <w:abstractNumId w:val="16"/>
+    <w:abstractNumId w:val="18"/>
   </w:num>
   <w:num w:numId="35" w16cid:durableId="1162041937">
-    <w:abstractNumId w:val="17"/>
+    <w:abstractNumId w:val="19"/>
   </w:num>
   <w:num w:numId="36" w16cid:durableId="138427010">
+    <w:abstractNumId w:val="25"/>
+  </w:num>
+  <w:num w:numId="37" w16cid:durableId="790438888">
+    <w:abstractNumId w:val="20"/>
+  </w:num>
+  <w:num w:numId="38" w16cid:durableId="1469858765">
+    <w:abstractNumId w:val="26"/>
+  </w:num>
+  <w:num w:numId="39" w16cid:durableId="1149246602">
+    <w:abstractNumId w:val="52"/>
+  </w:num>
+  <w:num w:numId="40" w16cid:durableId="810557942">
+    <w:abstractNumId w:val="29"/>
+  </w:num>
+  <w:num w:numId="41" w16cid:durableId="494494008">
+    <w:abstractNumId w:val="31"/>
+  </w:num>
+  <w:num w:numId="42" w16cid:durableId="948586131">
     <w:abstractNumId w:val="23"/>
   </w:num>
-  <w:num w:numId="37" w16cid:durableId="790438888">
-    <w:abstractNumId w:val="18"/>
-  </w:num>
-  <w:num w:numId="38" w16cid:durableId="1469858765">
-    <w:abstractNumId w:val="24"/>
-  </w:num>
-  <w:num w:numId="39" w16cid:durableId="1149246602">
-    <w:abstractNumId w:val="49"/>
-  </w:num>
-  <w:num w:numId="40" w16cid:durableId="810557942">
-    <w:abstractNumId w:val="27"/>
-  </w:num>
-  <w:num w:numId="41" w16cid:durableId="494494008">
-    <w:abstractNumId w:val="28"/>
-  </w:num>
-  <w:num w:numId="42" w16cid:durableId="948586131">
-    <w:abstractNumId w:val="21"/>
-  </w:num>
   <w:num w:numId="43" w16cid:durableId="1914504412">
-    <w:abstractNumId w:val="7"/>
+    <w:abstractNumId w:val="8"/>
   </w:num>
   <w:num w:numId="44" w16cid:durableId="2061050314">
     <w:abstractNumId w:val="0"/>
   </w:num>
   <w:num w:numId="45" w16cid:durableId="1196696205">
-    <w:abstractNumId w:val="25"/>
+    <w:abstractNumId w:val="27"/>
   </w:num>
   <w:num w:numId="46" w16cid:durableId="166795063">
-    <w:abstractNumId w:val="30"/>
+    <w:abstractNumId w:val="33"/>
   </w:num>
   <w:num w:numId="47" w16cid:durableId="1319308642">
     <w:abstractNumId w:val="1"/>
   </w:num>
   <w:num w:numId="48" w16cid:durableId="1296712546">
-    <w:abstractNumId w:val="36"/>
+    <w:abstractNumId w:val="39"/>
   </w:num>
   <w:num w:numId="49" w16cid:durableId="493188055">
+    <w:abstractNumId w:val="24"/>
+  </w:num>
+  <w:num w:numId="50" w16cid:durableId="1789742362">
+    <w:abstractNumId w:val="42"/>
+  </w:num>
+  <w:num w:numId="51" w16cid:durableId="1949241591">
+    <w:abstractNumId w:val="6"/>
+  </w:num>
+  <w:num w:numId="52" w16cid:durableId="2070879149">
+    <w:abstractNumId w:val="41"/>
+  </w:num>
+  <w:num w:numId="53" w16cid:durableId="1851411474">
+    <w:abstractNumId w:val="14"/>
+  </w:num>
+  <w:num w:numId="54" w16cid:durableId="1109547911">
+    <w:abstractNumId w:val="56"/>
+  </w:num>
+  <w:num w:numId="55" w16cid:durableId="1284769007">
+    <w:abstractNumId w:val="60"/>
+  </w:num>
+  <w:num w:numId="56" w16cid:durableId="780565645">
+    <w:abstractNumId w:val="55"/>
+  </w:num>
+  <w:num w:numId="57" w16cid:durableId="775054236">
+    <w:abstractNumId w:val="5"/>
+  </w:num>
+  <w:num w:numId="58" w16cid:durableId="550769759">
     <w:abstractNumId w:val="22"/>
   </w:num>
-  <w:num w:numId="50" w16cid:durableId="1789742362">
-    <w:abstractNumId w:val="39"/>
+  <w:num w:numId="59" w16cid:durableId="355010631">
+    <w:abstractNumId w:val="30"/>
   </w:num>
-  <w:num w:numId="51" w16cid:durableId="1949241591">
-    <w:abstractNumId w:val="5"/>
-  </w:num>
-  <w:num w:numId="52" w16cid:durableId="2070879149">
-    <w:abstractNumId w:val="38"/>
-  </w:num>
-  <w:num w:numId="53" w16cid:durableId="1851411474">
-    <w:abstractNumId w:val="12"/>
-  </w:num>
-  <w:num w:numId="54" w16cid:durableId="1109547911">
-    <w:abstractNumId w:val="53"/>
-  </w:num>
-  <w:num w:numId="55" w16cid:durableId="1284769007">
-    <w:abstractNumId w:val="57"/>
-  </w:num>
-  <w:num w:numId="56" w16cid:durableId="780565645">
-    <w:abstractNumId w:val="52"/>
-  </w:num>
-  <w:num w:numId="57" w16cid:durableId="775054236">
+  <w:num w:numId="60" w16cid:durableId="952250147">
     <w:abstractNumId w:val="4"/>
   </w:num>
-  <w:num w:numId="58" w16cid:durableId="550769759">
-    <w:abstractNumId w:val="20"/>
+  <w:num w:numId="61" w16cid:durableId="1046218646">
+    <w:abstractNumId w:val="13"/>
   </w:num>
 </w:numbering>
 </file>
@@ -31818,6 +33379,7 @@
   <w:style w:type="character" w:default="1" w:styleId="a0">
     <w:name w:val="Default Paragraph Font"/>
     <w:uiPriority w:val="1"/>
+    <w:semiHidden/>
     <w:unhideWhenUsed/>
   </w:style>
   <w:style w:type="table" w:default="1" w:styleId="a1">

--- a/7 семестр/ИСИС КП/ПЗ.docx
+++ b/7 семестр/ИСИС КП/ПЗ.docx
@@ -1772,8 +1772,18 @@
                 <w:szCs w:val="28"/>
                 <w:lang w:bidi="en-US"/>
               </w:rPr>
-              <w:t>Защита          «</w:t>
-            </w:r>
+              <w:t xml:space="preserve">Защита       </w:t>
+            </w:r>
+            <w:proofErr w:type="gramStart"/>
+            <w:r>
+              <w:rPr>
+                <w:rFonts w:eastAsia="Times New Roman" w:cs="Times New Roman"/>
+                <w:szCs w:val="28"/>
+                <w:lang w:bidi="en-US"/>
+              </w:rPr>
+              <w:t xml:space="preserve">   «</w:t>
+            </w:r>
+            <w:proofErr w:type="gramEnd"/>
           </w:p>
         </w:tc>
         <w:tc>
@@ -12706,6 +12716,32 @@
         <w:t>Cisco 1941</w:t>
       </w:r>
       <w:r>
+        <w:rPr>
+          <w:color w:val="EE0000"/>
+        </w:rPr>
+        <w:t xml:space="preserve"> с управляющим модулем </w:t>
+      </w:r>
+      <w:r>
+        <w:rPr>
+          <w:color w:val="EE0000"/>
+          <w:lang w:val="en-US"/>
+        </w:rPr>
+        <w:t>HWIC</w:t>
+      </w:r>
+      <w:r>
+        <w:rPr>
+          <w:color w:val="EE0000"/>
+        </w:rPr>
+        <w:t>-4</w:t>
+      </w:r>
+      <w:r>
+        <w:rPr>
+          <w:color w:val="EE0000"/>
+          <w:lang w:val="en-US"/>
+        </w:rPr>
+        <w:t>ESW</w:t>
+      </w:r>
+      <w:r>
         <w:t>.</w:t>
       </w:r>
       <w:r>
@@ -12753,16 +12789,7 @@
     </w:p>
     <w:p/>
     <w:p>
-      <w:pPr>
-        <w:pStyle w:val="ac"/>
-        <w:rPr>
-          <w:lang w:val="ru-RU"/>
-        </w:rPr>
-      </w:pPr>
-      <w:r>
-        <w:rPr>
-          <w:lang w:val="ru-RU"/>
-        </w:rPr>
+      <w:r>
         <w:br w:type="page"/>
       </w:r>
     </w:p>
@@ -13057,24 +13084,14 @@
         <w:rPr>
           <w:b/>
           <w:bCs/>
-        </w:rPr>
-        <w:t>192.168.</w:t>
-      </w:r>
-      <w:r>
-        <w:rPr>
-          <w:b/>
-          <w:bCs/>
-        </w:rPr>
-        <w:t>0</w:t>
-      </w:r>
-      <w:r>
-        <w:rPr>
-          <w:b/>
-          <w:bCs/>
-        </w:rPr>
-        <w:t>.2</w:t>
-      </w:r>
-      <w:r>
+          <w:color w:val="EE0000"/>
+        </w:rPr>
+        <w:t>192.168.0.2</w:t>
+      </w:r>
+      <w:r>
+        <w:rPr>
+          <w:color w:val="EE0000"/>
+        </w:rPr>
         <w:t xml:space="preserve"> </w:t>
       </w:r>
       <w:r>
@@ -14890,9 +14907,10 @@
               <w:rPr>
                 <w:rFonts w:cs="Times New Roman"/>
                 <w:szCs w:val="28"/>
+                <w:highlight w:val="yellow"/>
                 <w:lang w:val="en-US"/>
               </w:rPr>
-              <w:t>Sw1-Fa0/</w:t>
+              <w:t>Sw1</w:t>
             </w:r>
             <w:r>
               <w:rPr>
@@ -14900,8 +14918,26 @@
                 <w:szCs w:val="28"/>
                 <w:lang w:val="en-US"/>
               </w:rPr>
+              <w:t>-Fa0</w:t>
+            </w:r>
+            <w:proofErr w:type="gramStart"/>
+            <w:r>
+              <w:rPr>
+                <w:rFonts w:cs="Times New Roman"/>
+                <w:szCs w:val="28"/>
+                <w:lang w:val="en-US"/>
+              </w:rPr>
+              <w:t>/</w:t>
+            </w:r>
+            <w:r>
+              <w:rPr>
+                <w:rFonts w:cs="Times New Roman"/>
+                <w:szCs w:val="28"/>
+                <w:lang w:val="en-US"/>
+              </w:rPr>
               <w:t>(</w:t>
             </w:r>
+            <w:proofErr w:type="gramEnd"/>
             <w:r>
               <w:rPr>
                 <w:rFonts w:cs="Times New Roman"/>
@@ -15027,6 +15063,7 @@
               <w:rPr>
                 <w:rFonts w:cs="Times New Roman"/>
                 <w:szCs w:val="28"/>
+                <w:lang w:val="en-US"/>
               </w:rPr>
             </w:pPr>
             <w:r>
@@ -15074,16 +15111,26 @@
                 <w:szCs w:val="28"/>
                 <w:lang w:val="en-US"/>
               </w:rPr>
-              <w:t>Sw1-Fa0/</w:t>
-            </w:r>
+              <w:t>Sw1-Fa0</w:t>
+            </w:r>
+            <w:proofErr w:type="gramStart"/>
             <w:r>
               <w:rPr>
                 <w:rFonts w:cs="Times New Roman"/>
                 <w:szCs w:val="28"/>
                 <w:lang w:val="en-US"/>
               </w:rPr>
+              <w:t>/</w:t>
+            </w:r>
+            <w:r>
+              <w:rPr>
+                <w:rFonts w:cs="Times New Roman"/>
+                <w:szCs w:val="28"/>
+                <w:lang w:val="en-US"/>
+              </w:rPr>
               <w:t>(</w:t>
             </w:r>
+            <w:proofErr w:type="gramEnd"/>
             <w:r>
               <w:rPr>
                 <w:rFonts w:cs="Times New Roman"/>
@@ -15248,16 +15295,26 @@
                 <w:szCs w:val="28"/>
                 <w:lang w:val="en-US"/>
               </w:rPr>
-              <w:t>Sw1-Fa0/</w:t>
-            </w:r>
+              <w:t>Sw1-Fa0</w:t>
+            </w:r>
+            <w:proofErr w:type="gramStart"/>
             <w:r>
               <w:rPr>
                 <w:rFonts w:cs="Times New Roman"/>
                 <w:szCs w:val="28"/>
                 <w:lang w:val="en-US"/>
               </w:rPr>
+              <w:t>/</w:t>
+            </w:r>
+            <w:r>
+              <w:rPr>
+                <w:rFonts w:cs="Times New Roman"/>
+                <w:szCs w:val="28"/>
+                <w:lang w:val="en-US"/>
+              </w:rPr>
               <w:t>(</w:t>
             </w:r>
+            <w:proofErr w:type="gramEnd"/>
             <w:r>
               <w:rPr>
                 <w:rFonts w:cs="Times New Roman"/>
@@ -15471,16 +15528,26 @@
                 <w:szCs w:val="28"/>
                 <w:lang w:val="en-US"/>
               </w:rPr>
-              <w:t>Sw1-Fa0/</w:t>
-            </w:r>
+              <w:t>Sw1-Fa0</w:t>
+            </w:r>
+            <w:proofErr w:type="gramStart"/>
             <w:r>
               <w:rPr>
                 <w:rFonts w:cs="Times New Roman"/>
                 <w:szCs w:val="28"/>
                 <w:lang w:val="en-US"/>
               </w:rPr>
+              <w:t>/</w:t>
+            </w:r>
+            <w:r>
+              <w:rPr>
+                <w:rFonts w:cs="Times New Roman"/>
+                <w:szCs w:val="28"/>
+                <w:lang w:val="en-US"/>
+              </w:rPr>
               <w:t>(</w:t>
             </w:r>
+            <w:proofErr w:type="gramEnd"/>
             <w:r>
               <w:rPr>
                 <w:rFonts w:cs="Times New Roman"/>
@@ -15694,16 +15761,26 @@
                 <w:szCs w:val="28"/>
                 <w:lang w:val="en-US"/>
               </w:rPr>
-              <w:t>Sw1-Fa0/</w:t>
-            </w:r>
+              <w:t>Sw1-Fa0</w:t>
+            </w:r>
+            <w:proofErr w:type="gramStart"/>
             <w:r>
               <w:rPr>
                 <w:rFonts w:cs="Times New Roman"/>
                 <w:szCs w:val="28"/>
                 <w:lang w:val="en-US"/>
               </w:rPr>
+              <w:t>/</w:t>
+            </w:r>
+            <w:r>
+              <w:rPr>
+                <w:rFonts w:cs="Times New Roman"/>
+                <w:szCs w:val="28"/>
+                <w:lang w:val="en-US"/>
+              </w:rPr>
               <w:t>(</w:t>
             </w:r>
+            <w:proofErr w:type="gramEnd"/>
             <w:r>
               <w:rPr>
                 <w:rFonts w:cs="Times New Roman"/>
@@ -15923,9 +16000,10 @@
               <w:rPr>
                 <w:rFonts w:cs="Times New Roman"/>
                 <w:szCs w:val="28"/>
+                <w:highlight w:val="yellow"/>
                 <w:lang w:val="en-US"/>
               </w:rPr>
-              <w:t>Sw</w:t>
+              <w:t>Sw2</w:t>
             </w:r>
             <w:r>
               <w:rPr>
@@ -15933,15 +16011,16 @@
                 <w:szCs w:val="28"/>
                 <w:lang w:val="en-US"/>
               </w:rPr>
-              <w:t>2</w:t>
-            </w:r>
+              <w:t>-Fa0</w:t>
+            </w:r>
+            <w:proofErr w:type="gramStart"/>
             <w:r>
               <w:rPr>
                 <w:rFonts w:cs="Times New Roman"/>
                 <w:szCs w:val="28"/>
                 <w:lang w:val="en-US"/>
               </w:rPr>
-              <w:t>-Fa0/</w:t>
+              <w:t>/</w:t>
             </w:r>
             <w:r>
               <w:rPr>
@@ -15951,6 +16030,7 @@
               </w:rPr>
               <w:t>(</w:t>
             </w:r>
+            <w:proofErr w:type="gramEnd"/>
             <w:r>
               <w:rPr>
                 <w:rFonts w:cs="Times New Roman"/>
@@ -16158,15 +16238,33 @@
                 <w:szCs w:val="28"/>
                 <w:lang w:val="en-US"/>
               </w:rPr>
-              <w:t>-Fa0/</w:t>
-            </w:r>
+              <w:t>-Fa0</w:t>
+            </w:r>
+            <w:proofErr w:type="gramStart"/>
             <w:r>
               <w:rPr>
                 <w:rFonts w:cs="Times New Roman"/>
                 <w:szCs w:val="28"/>
                 <w:lang w:val="en-US"/>
               </w:rPr>
-              <w:t>(7-11)</w:t>
+              <w:t>/</w:t>
+            </w:r>
+            <w:r>
+              <w:rPr>
+                <w:rFonts w:cs="Times New Roman"/>
+                <w:szCs w:val="28"/>
+                <w:lang w:val="en-US"/>
+              </w:rPr>
+              <w:t>(</w:t>
+            </w:r>
+            <w:proofErr w:type="gramEnd"/>
+            <w:r>
+              <w:rPr>
+                <w:rFonts w:cs="Times New Roman"/>
+                <w:szCs w:val="28"/>
+                <w:lang w:val="en-US"/>
+              </w:rPr>
+              <w:t>7-11)</w:t>
             </w:r>
           </w:p>
         </w:tc>
@@ -16368,15 +16466,33 @@
                 <w:szCs w:val="28"/>
                 <w:lang w:val="en-US"/>
               </w:rPr>
-              <w:t>-Fa0/</w:t>
-            </w:r>
+              <w:t>-Fa0</w:t>
+            </w:r>
+            <w:proofErr w:type="gramStart"/>
             <w:r>
               <w:rPr>
                 <w:rFonts w:cs="Times New Roman"/>
                 <w:szCs w:val="28"/>
                 <w:lang w:val="en-US"/>
               </w:rPr>
-              <w:t>(1</w:t>
+              <w:t>/</w:t>
+            </w:r>
+            <w:r>
+              <w:rPr>
+                <w:rFonts w:cs="Times New Roman"/>
+                <w:szCs w:val="28"/>
+                <w:lang w:val="en-US"/>
+              </w:rPr>
+              <w:t>(</w:t>
+            </w:r>
+            <w:proofErr w:type="gramEnd"/>
+            <w:r>
+              <w:rPr>
+                <w:rFonts w:cs="Times New Roman"/>
+                <w:szCs w:val="28"/>
+                <w:lang w:val="en-US"/>
+              </w:rPr>
+              <w:t>1</w:t>
             </w:r>
             <w:r>
               <w:rPr>
@@ -16586,15 +16702,33 @@
                 <w:szCs w:val="28"/>
                 <w:lang w:val="en-US"/>
               </w:rPr>
-              <w:t>-Fa0/</w:t>
-            </w:r>
+              <w:t>-Fa0</w:t>
+            </w:r>
+            <w:proofErr w:type="gramStart"/>
             <w:r>
               <w:rPr>
                 <w:rFonts w:cs="Times New Roman"/>
                 <w:szCs w:val="28"/>
                 <w:lang w:val="en-US"/>
               </w:rPr>
-              <w:t>(17-21)</w:t>
+              <w:t>/</w:t>
+            </w:r>
+            <w:r>
+              <w:rPr>
+                <w:rFonts w:cs="Times New Roman"/>
+                <w:szCs w:val="28"/>
+                <w:lang w:val="en-US"/>
+              </w:rPr>
+              <w:t>(</w:t>
+            </w:r>
+            <w:proofErr w:type="gramEnd"/>
+            <w:r>
+              <w:rPr>
+                <w:rFonts w:cs="Times New Roman"/>
+                <w:szCs w:val="28"/>
+                <w:lang w:val="en-US"/>
+              </w:rPr>
+              <w:t>17-21)</w:t>
             </w:r>
           </w:p>
         </w:tc>
@@ -16777,9 +16911,10 @@
               <w:rPr>
                 <w:rFonts w:cs="Times New Roman"/>
                 <w:szCs w:val="28"/>
+                <w:highlight w:val="yellow"/>
                 <w:lang w:val="en-US"/>
               </w:rPr>
-              <w:t>Sw</w:t>
+              <w:t>Sw3</w:t>
             </w:r>
             <w:r>
               <w:rPr>
@@ -16787,15 +16922,16 @@
                 <w:szCs w:val="28"/>
                 <w:lang w:val="en-US"/>
               </w:rPr>
-              <w:t>3</w:t>
-            </w:r>
+              <w:t>-Fa0</w:t>
+            </w:r>
+            <w:proofErr w:type="gramStart"/>
             <w:r>
               <w:rPr>
                 <w:rFonts w:cs="Times New Roman"/>
                 <w:szCs w:val="28"/>
                 <w:lang w:val="en-US"/>
               </w:rPr>
-              <w:t>-Fa0/</w:t>
+              <w:t>/</w:t>
             </w:r>
             <w:r>
               <w:rPr>
@@ -16805,6 +16941,7 @@
               </w:rPr>
               <w:t>(</w:t>
             </w:r>
+            <w:proofErr w:type="gramEnd"/>
             <w:r>
               <w:rPr>
                 <w:rFonts w:cs="Times New Roman"/>
@@ -17013,15 +17150,33 @@
                 <w:szCs w:val="28"/>
                 <w:lang w:val="en-US"/>
               </w:rPr>
-              <w:t>-Fa0/</w:t>
-            </w:r>
+              <w:t>-Fa0</w:t>
+            </w:r>
+            <w:proofErr w:type="gramStart"/>
             <w:r>
               <w:rPr>
                 <w:rFonts w:cs="Times New Roman"/>
                 <w:szCs w:val="28"/>
                 <w:lang w:val="en-US"/>
               </w:rPr>
-              <w:t>(7-11)</w:t>
+              <w:t>/</w:t>
+            </w:r>
+            <w:r>
+              <w:rPr>
+                <w:rFonts w:cs="Times New Roman"/>
+                <w:szCs w:val="28"/>
+                <w:lang w:val="en-US"/>
+              </w:rPr>
+              <w:t>(</w:t>
+            </w:r>
+            <w:proofErr w:type="gramEnd"/>
+            <w:r>
+              <w:rPr>
+                <w:rFonts w:cs="Times New Roman"/>
+                <w:szCs w:val="28"/>
+                <w:lang w:val="en-US"/>
+              </w:rPr>
+              <w:t>7-11)</w:t>
             </w:r>
           </w:p>
         </w:tc>
@@ -17227,15 +17382,33 @@
                 <w:szCs w:val="28"/>
                 <w:lang w:val="en-US"/>
               </w:rPr>
-              <w:t>-Fa0/</w:t>
-            </w:r>
+              <w:t>-Fa0</w:t>
+            </w:r>
+            <w:proofErr w:type="gramStart"/>
             <w:r>
               <w:rPr>
                 <w:rFonts w:cs="Times New Roman"/>
                 <w:szCs w:val="28"/>
                 <w:lang w:val="en-US"/>
               </w:rPr>
-              <w:t>(12-18)</w:t>
+              <w:t>/</w:t>
+            </w:r>
+            <w:r>
+              <w:rPr>
+                <w:rFonts w:cs="Times New Roman"/>
+                <w:szCs w:val="28"/>
+                <w:lang w:val="en-US"/>
+              </w:rPr>
+              <w:t>(</w:t>
+            </w:r>
+            <w:proofErr w:type="gramEnd"/>
+            <w:r>
+              <w:rPr>
+                <w:rFonts w:cs="Times New Roman"/>
+                <w:szCs w:val="28"/>
+                <w:lang w:val="en-US"/>
+              </w:rPr>
+              <w:t>12-18)</w:t>
             </w:r>
           </w:p>
         </w:tc>
@@ -17416,9 +17589,10 @@
               <w:rPr>
                 <w:rFonts w:cs="Times New Roman"/>
                 <w:szCs w:val="28"/>
+                <w:highlight w:val="yellow"/>
                 <w:lang w:val="en-US"/>
               </w:rPr>
-              <w:t>Sw</w:t>
+              <w:t>Sw4</w:t>
             </w:r>
             <w:r>
               <w:rPr>
@@ -17426,15 +17600,16 @@
                 <w:szCs w:val="28"/>
                 <w:lang w:val="en-US"/>
               </w:rPr>
-              <w:t>4</w:t>
-            </w:r>
+              <w:t>-Fa0</w:t>
+            </w:r>
+            <w:proofErr w:type="gramStart"/>
             <w:r>
               <w:rPr>
                 <w:rFonts w:cs="Times New Roman"/>
                 <w:szCs w:val="28"/>
                 <w:lang w:val="en-US"/>
               </w:rPr>
-              <w:t>-Fa0/</w:t>
+              <w:t>/</w:t>
             </w:r>
             <w:r>
               <w:rPr>
@@ -17442,7 +17617,16 @@
                 <w:szCs w:val="28"/>
                 <w:lang w:val="en-US"/>
               </w:rPr>
-              <w:t>(2-8)</w:t>
+              <w:t>(</w:t>
+            </w:r>
+            <w:proofErr w:type="gramEnd"/>
+            <w:r>
+              <w:rPr>
+                <w:rFonts w:cs="Times New Roman"/>
+                <w:szCs w:val="28"/>
+                <w:lang w:val="en-US"/>
+              </w:rPr>
+              <w:t>2-8)</w:t>
             </w:r>
           </w:p>
         </w:tc>
@@ -17641,15 +17825,33 @@
                 <w:szCs w:val="28"/>
                 <w:lang w:val="en-US"/>
               </w:rPr>
-              <w:t>-Fa0/</w:t>
-            </w:r>
+              <w:t>-Fa0</w:t>
+            </w:r>
+            <w:proofErr w:type="gramStart"/>
             <w:r>
               <w:rPr>
                 <w:rFonts w:cs="Times New Roman"/>
                 <w:szCs w:val="28"/>
                 <w:lang w:val="en-US"/>
               </w:rPr>
-              <w:t>(9-15)</w:t>
+              <w:t>/</w:t>
+            </w:r>
+            <w:r>
+              <w:rPr>
+                <w:rFonts w:cs="Times New Roman"/>
+                <w:szCs w:val="28"/>
+                <w:lang w:val="en-US"/>
+              </w:rPr>
+              <w:t>(</w:t>
+            </w:r>
+            <w:proofErr w:type="gramEnd"/>
+            <w:r>
+              <w:rPr>
+                <w:rFonts w:cs="Times New Roman"/>
+                <w:szCs w:val="28"/>
+                <w:lang w:val="en-US"/>
+              </w:rPr>
+              <w:t>9-15)</w:t>
             </w:r>
           </w:p>
         </w:tc>
@@ -17848,15 +18050,33 @@
                 <w:szCs w:val="28"/>
                 <w:lang w:val="en-US"/>
               </w:rPr>
-              <w:t>-Fa0/</w:t>
-            </w:r>
+              <w:t>-Fa0</w:t>
+            </w:r>
+            <w:proofErr w:type="gramStart"/>
             <w:r>
               <w:rPr>
                 <w:rFonts w:cs="Times New Roman"/>
                 <w:szCs w:val="28"/>
                 <w:lang w:val="en-US"/>
               </w:rPr>
-              <w:t>(16-22)</w:t>
+              <w:t>/</w:t>
+            </w:r>
+            <w:r>
+              <w:rPr>
+                <w:rFonts w:cs="Times New Roman"/>
+                <w:szCs w:val="28"/>
+                <w:lang w:val="en-US"/>
+              </w:rPr>
+              <w:t>(</w:t>
+            </w:r>
+            <w:proofErr w:type="gramEnd"/>
+            <w:r>
+              <w:rPr>
+                <w:rFonts w:cs="Times New Roman"/>
+                <w:szCs w:val="28"/>
+                <w:lang w:val="en-US"/>
+              </w:rPr>
+              <w:t>16-22)</w:t>
             </w:r>
           </w:p>
         </w:tc>
@@ -18243,7 +18463,7 @@
                 <w:szCs w:val="26"/>
                 <w:lang w:val="en-US"/>
               </w:rPr>
-              <w:t>SW 3</w:t>
+              <w:t>Router</w:t>
             </w:r>
           </w:p>
         </w:tc>
@@ -25638,55 +25858,4422 @@
     <w:p>
       <w:pPr>
         <w:rPr>
+          <w:rFonts w:cs="Times New Roman"/>
+        </w:rPr>
+      </w:pPr>
+      <w:r>
+        <w:rPr>
+          <w:rFonts w:cs="Times New Roman"/>
+        </w:rPr>
+        <w:t xml:space="preserve">Конфигурация устройств была начата с корневого </w:t>
+      </w:r>
+      <w:r>
+        <w:rPr>
+          <w:rFonts w:cs="Times New Roman"/>
+        </w:rPr>
+        <w:t xml:space="preserve">маршрутизирующего </w:t>
+      </w:r>
+      <w:r>
+        <w:rPr>
+          <w:rFonts w:cs="Times New Roman"/>
+        </w:rPr>
+        <w:t>коммутатора</w:t>
+      </w:r>
+      <w:r>
+        <w:rPr>
+          <w:rFonts w:cs="Times New Roman"/>
+        </w:rPr>
+        <w:t xml:space="preserve"> (</w:t>
+      </w:r>
+      <w:r>
+        <w:rPr>
+          <w:rFonts w:cs="Times New Roman"/>
+        </w:rPr>
+        <w:t>листинг 7.1)</w:t>
+      </w:r>
+      <w:r>
+        <w:rPr>
+          <w:rFonts w:cs="Times New Roman"/>
+        </w:rPr>
+        <w:t xml:space="preserve">. К нему подключено </w:t>
+      </w:r>
+      <w:r>
+        <w:rPr>
+          <w:rFonts w:cs="Times New Roman"/>
+        </w:rPr>
+        <w:t>четыре</w:t>
+      </w:r>
+      <w:r>
+        <w:rPr>
+          <w:rFonts w:cs="Times New Roman"/>
+        </w:rPr>
+        <w:t xml:space="preserve"> коммутатора уровня</w:t>
+      </w:r>
+      <w:r>
+        <w:rPr>
+          <w:rFonts w:cs="Times New Roman"/>
+        </w:rPr>
+        <w:t xml:space="preserve"> доступа</w:t>
+      </w:r>
+      <w:r>
+        <w:rPr>
+          <w:rFonts w:cs="Times New Roman"/>
+        </w:rPr>
+        <w:t>, четыре внутренних сервера и маршрутизатор.</w:t>
+      </w:r>
+    </w:p>
+    <w:p>
+      <w:pPr>
+        <w:rPr>
+          <w:rFonts w:cs="Times New Roman"/>
+        </w:rPr>
+      </w:pPr>
+    </w:p>
+    <w:p>
+      <w:pPr>
+        <w:rPr>
+          <w:rFonts w:cs="Times New Roman"/>
+        </w:rPr>
+      </w:pPr>
+      <w:r>
+        <w:rPr>
+          <w:rFonts w:cs="Times New Roman"/>
+        </w:rPr>
+        <w:t xml:space="preserve">Листинг 7.1 </w:t>
+      </w:r>
+      <w:r>
+        <w:rPr>
+          <w:rFonts w:cs="Times New Roman"/>
+        </w:rPr>
+        <w:sym w:font="Symbol" w:char="F02D"/>
+      </w:r>
+      <w:r>
+        <w:rPr>
+          <w:rFonts w:cs="Times New Roman"/>
+        </w:rPr>
+        <w:t xml:space="preserve"> </w:t>
+      </w:r>
+      <w:r>
+        <w:rPr>
+          <w:rFonts w:cs="Times New Roman"/>
+        </w:rPr>
+        <w:t xml:space="preserve">Сценарий конфигурации </w:t>
+      </w:r>
+      <w:r>
+        <w:rPr>
+          <w:rFonts w:cs="Times New Roman"/>
           <w:lang w:val="en-US"/>
         </w:rPr>
-      </w:pPr>
-      <w:r>
-        <w:rPr>
+        <w:t>SW</w:t>
+      </w:r>
+      <w:r>
+        <w:rPr>
+          <w:rFonts w:cs="Times New Roman"/>
+        </w:rPr>
+        <w:t xml:space="preserve"> 3 </w:t>
+      </w:r>
+    </w:p>
+    <w:p>
+      <w:pPr>
+        <w:pStyle w:val="ac"/>
+        <w:rPr>
+          <w:lang w:val="ru-RU"/>
+        </w:rPr>
+      </w:pPr>
+      <w:r>
+        <w:t>Switch</w:t>
+      </w:r>
+      <w:r>
+        <w:rPr>
+          <w:lang w:val="ru-RU"/>
+        </w:rPr>
+        <w:t>#</w:t>
+      </w:r>
+      <w:r>
+        <w:t>conf</w:t>
+      </w:r>
+      <w:r>
+        <w:rPr>
+          <w:lang w:val="ru-RU"/>
+        </w:rPr>
+        <w:t xml:space="preserve"> </w:t>
+      </w:r>
+      <w:r>
+        <w:t>t</w:t>
+      </w:r>
+    </w:p>
+    <w:p>
+      <w:pPr>
+        <w:pStyle w:val="ac"/>
+      </w:pPr>
+      <w:r>
+        <w:t>Switch</w:t>
+      </w:r>
+      <w:r>
+        <w:t>(</w:t>
+      </w:r>
+      <w:r>
+        <w:t>config</w:t>
+      </w:r>
+      <w:r>
+        <w:t>)#</w:t>
+      </w:r>
+      <w:r>
+        <w:t>hostname</w:t>
+      </w:r>
+      <w:r>
+        <w:t xml:space="preserve"> </w:t>
+      </w:r>
+      <w:r>
+        <w:t>SwitchSW</w:t>
+      </w:r>
+      <w:r>
+        <w:t>3</w:t>
+      </w:r>
+    </w:p>
+    <w:p>
+      <w:pPr>
+        <w:pStyle w:val="ac"/>
+      </w:pPr>
+      <w:r>
+        <w:t>SwitchSW3(config)#ip routing</w:t>
+      </w:r>
+    </w:p>
+    <w:p>
+      <w:pPr>
+        <w:pStyle w:val="ac"/>
+      </w:pPr>
+    </w:p>
+    <w:p>
+      <w:pPr>
+        <w:pStyle w:val="ac"/>
+        <w:rPr>
+          <w:b/>
+          <w:bCs/>
+        </w:rPr>
+      </w:pPr>
+      <w:proofErr w:type="gramStart"/>
+      <w:r>
+        <w:rPr>
+          <w:b/>
+          <w:bCs/>
+        </w:rPr>
+        <w:t>!</w:t>
+      </w:r>
+      <w:r>
+        <w:rPr>
+          <w:b/>
+          <w:bCs/>
+        </w:rPr>
+        <w:t>--</w:t>
+      </w:r>
+      <w:proofErr w:type="gramEnd"/>
+      <w:r>
+        <w:rPr>
+          <w:b/>
+          <w:bCs/>
+        </w:rPr>
+        <w:t xml:space="preserve"> </w:t>
+      </w:r>
+      <w:r>
+        <w:rPr>
+          <w:b/>
+          <w:bCs/>
+          <w:lang w:val="ru-RU"/>
+        </w:rPr>
+        <w:t>Применение</w:t>
+      </w:r>
+      <w:r>
+        <w:rPr>
+          <w:b/>
+          <w:bCs/>
+        </w:rPr>
+        <w:t xml:space="preserve"> </w:t>
+      </w:r>
+      <w:r>
+        <w:rPr>
+          <w:b/>
+          <w:bCs/>
+          <w:lang w:val="ru-RU"/>
+        </w:rPr>
+        <w:t>протокола</w:t>
+      </w:r>
+      <w:r>
+        <w:rPr>
+          <w:b/>
+          <w:bCs/>
+        </w:rPr>
+        <w:t xml:space="preserve"> </w:t>
+      </w:r>
+      <w:r>
+        <w:rPr>
+          <w:b/>
+          <w:bCs/>
+        </w:rPr>
+        <w:t>VTP</w:t>
+      </w:r>
+    </w:p>
+    <w:p>
+      <w:pPr>
+        <w:pStyle w:val="ac"/>
+      </w:pPr>
+      <w:r>
+        <w:t xml:space="preserve">SwitchSW3(config)#vtp domain </w:t>
+      </w:r>
+      <w:proofErr w:type="spellStart"/>
+      <w:r>
+        <w:t>MyDomain</w:t>
+      </w:r>
+      <w:proofErr w:type="spellEnd"/>
+    </w:p>
+    <w:p>
+      <w:pPr>
+        <w:pStyle w:val="ac"/>
+      </w:pPr>
+      <w:r>
+        <w:t>SwitchSW3(config)#vtp mode server</w:t>
+      </w:r>
+    </w:p>
+    <w:p>
+      <w:pPr>
+        <w:pStyle w:val="ac"/>
+      </w:pPr>
+    </w:p>
+    <w:p>
+      <w:pPr>
+        <w:pStyle w:val="ac"/>
+        <w:rPr>
+          <w:b/>
+          <w:bCs/>
+        </w:rPr>
+      </w:pPr>
+      <w:proofErr w:type="gramStart"/>
+      <w:r>
+        <w:rPr>
+          <w:b/>
+          <w:bCs/>
+        </w:rPr>
+        <w:t>!--</w:t>
+      </w:r>
+      <w:proofErr w:type="gramEnd"/>
+      <w:r>
+        <w:rPr>
+          <w:b/>
+          <w:bCs/>
+        </w:rPr>
+        <w:t xml:space="preserve"> </w:t>
+      </w:r>
+      <w:r>
+        <w:rPr>
+          <w:b/>
+          <w:bCs/>
+          <w:lang w:val="ru-RU"/>
+        </w:rPr>
+        <w:t>Создание</w:t>
+      </w:r>
+      <w:r>
+        <w:rPr>
+          <w:b/>
+          <w:bCs/>
+        </w:rPr>
+        <w:t xml:space="preserve"> </w:t>
+      </w:r>
+      <w:r>
+        <w:rPr>
+          <w:b/>
+          <w:bCs/>
+        </w:rPr>
+        <w:t>VLAN</w:t>
+      </w:r>
+    </w:p>
+    <w:p>
+      <w:pPr>
+        <w:pStyle w:val="ac"/>
+      </w:pPr>
+      <w:r>
+        <w:t>SwitchSW3(config)#vlan 10</w:t>
+      </w:r>
+    </w:p>
+    <w:p>
+      <w:pPr>
+        <w:pStyle w:val="ac"/>
+      </w:pPr>
+      <w:r>
+        <w:t>SwitchSW3(config-</w:t>
+      </w:r>
+      <w:proofErr w:type="spellStart"/>
+      <w:proofErr w:type="gramStart"/>
+      <w:r>
+        <w:t>vlan</w:t>
+      </w:r>
+      <w:proofErr w:type="spellEnd"/>
+      <w:r>
+        <w:t>)#</w:t>
+      </w:r>
+      <w:proofErr w:type="gramEnd"/>
+      <w:r>
+        <w:t xml:space="preserve"> name </w:t>
+      </w:r>
+      <w:proofErr w:type="spellStart"/>
+      <w:r>
+        <w:t>NetworkAdmin</w:t>
+      </w:r>
+      <w:proofErr w:type="spellEnd"/>
+    </w:p>
+    <w:p>
+      <w:pPr>
+        <w:pStyle w:val="ac"/>
+        <w:ind w:firstLine="0"/>
+      </w:pPr>
+    </w:p>
+    <w:p>
+      <w:pPr>
+        <w:pStyle w:val="ac"/>
+      </w:pPr>
+      <w:r>
+        <w:t>SwitchSW3(config-</w:t>
+      </w:r>
+      <w:proofErr w:type="spellStart"/>
+      <w:proofErr w:type="gramStart"/>
+      <w:r>
+        <w:t>vlan</w:t>
+      </w:r>
+      <w:proofErr w:type="spellEnd"/>
+      <w:r>
+        <w:t>)#</w:t>
+      </w:r>
+      <w:proofErr w:type="gramEnd"/>
+      <w:r>
+        <w:t>vlan 20</w:t>
+      </w:r>
+    </w:p>
+    <w:p>
+      <w:pPr>
+        <w:pStyle w:val="ac"/>
+      </w:pPr>
+      <w:r>
+        <w:t>SwitchSW3(config-</w:t>
+      </w:r>
+      <w:proofErr w:type="spellStart"/>
+      <w:proofErr w:type="gramStart"/>
+      <w:r>
+        <w:t>vlan</w:t>
+      </w:r>
+      <w:proofErr w:type="spellEnd"/>
+      <w:r>
+        <w:t>)#</w:t>
+      </w:r>
+      <w:proofErr w:type="gramEnd"/>
+      <w:r>
+        <w:t xml:space="preserve"> name Management</w:t>
+      </w:r>
+    </w:p>
+    <w:p>
+      <w:pPr>
+        <w:pStyle w:val="ac"/>
+      </w:pPr>
+    </w:p>
+    <w:p>
+      <w:pPr>
+        <w:pStyle w:val="ac"/>
+      </w:pPr>
+      <w:r>
+        <w:t>SwitchSW3(config-</w:t>
+      </w:r>
+      <w:proofErr w:type="spellStart"/>
+      <w:proofErr w:type="gramStart"/>
+      <w:r>
+        <w:t>vlan</w:t>
+      </w:r>
+      <w:proofErr w:type="spellEnd"/>
+      <w:r>
+        <w:t>)#</w:t>
+      </w:r>
+      <w:proofErr w:type="gramEnd"/>
+      <w:r>
+        <w:t>vlan 30</w:t>
+      </w:r>
+    </w:p>
+    <w:p>
+      <w:pPr>
+        <w:pStyle w:val="ac"/>
+      </w:pPr>
+      <w:r>
+        <w:t>SwitchSW3(config-</w:t>
+      </w:r>
+      <w:proofErr w:type="spellStart"/>
+      <w:proofErr w:type="gramStart"/>
+      <w:r>
+        <w:t>vlan</w:t>
+      </w:r>
+      <w:proofErr w:type="spellEnd"/>
+      <w:r>
+        <w:t>)#</w:t>
+      </w:r>
+      <w:proofErr w:type="gramEnd"/>
+      <w:r>
+        <w:t xml:space="preserve"> name Accounting</w:t>
+      </w:r>
+    </w:p>
+    <w:p>
+      <w:pPr>
+        <w:pStyle w:val="ac"/>
+      </w:pPr>
+    </w:p>
+    <w:p>
+      <w:pPr>
+        <w:pStyle w:val="ac"/>
+      </w:pPr>
+      <w:r>
+        <w:t>SwitchSW3(config-</w:t>
+      </w:r>
+      <w:proofErr w:type="spellStart"/>
+      <w:proofErr w:type="gramStart"/>
+      <w:r>
+        <w:t>vlan</w:t>
+      </w:r>
+      <w:proofErr w:type="spellEnd"/>
+      <w:r>
+        <w:t>)#</w:t>
+      </w:r>
+      <w:proofErr w:type="gramEnd"/>
+      <w:r>
+        <w:t>vlan 40</w:t>
+      </w:r>
+    </w:p>
+    <w:p>
+      <w:pPr>
+        <w:pStyle w:val="ac"/>
+      </w:pPr>
+      <w:r>
+        <w:t>SwitchSW3(config-</w:t>
+      </w:r>
+      <w:proofErr w:type="spellStart"/>
+      <w:proofErr w:type="gramStart"/>
+      <w:r>
+        <w:t>vlan</w:t>
+      </w:r>
+      <w:proofErr w:type="spellEnd"/>
+      <w:r>
+        <w:t>)#</w:t>
+      </w:r>
+      <w:proofErr w:type="gramEnd"/>
+      <w:r>
+        <w:t xml:space="preserve"> name Users</w:t>
+      </w:r>
+    </w:p>
+    <w:p>
+      <w:pPr>
+        <w:pStyle w:val="ac"/>
+      </w:pPr>
+    </w:p>
+    <w:p>
+      <w:pPr>
+        <w:pStyle w:val="ac"/>
+      </w:pPr>
+      <w:r>
+        <w:t>SwitchSW3(config-</w:t>
+      </w:r>
+      <w:proofErr w:type="spellStart"/>
+      <w:proofErr w:type="gramStart"/>
+      <w:r>
+        <w:t>vlan</w:t>
+      </w:r>
+      <w:proofErr w:type="spellEnd"/>
+      <w:r>
+        <w:t>)#</w:t>
+      </w:r>
+      <w:proofErr w:type="gramEnd"/>
+      <w:r>
+        <w:t>vlan 50</w:t>
+      </w:r>
+    </w:p>
+    <w:p>
+      <w:pPr>
+        <w:pStyle w:val="ac"/>
+      </w:pPr>
+      <w:r>
+        <w:t>SwitchSW3(config-</w:t>
+      </w:r>
+      <w:proofErr w:type="spellStart"/>
+      <w:proofErr w:type="gramStart"/>
+      <w:r>
+        <w:t>vlan</w:t>
+      </w:r>
+      <w:proofErr w:type="spellEnd"/>
+      <w:r>
+        <w:t>)#</w:t>
+      </w:r>
+      <w:proofErr w:type="gramEnd"/>
+      <w:r>
+        <w:t xml:space="preserve"> name Tech</w:t>
+      </w:r>
+    </w:p>
+    <w:p>
+      <w:pPr>
+        <w:pStyle w:val="ac"/>
+      </w:pPr>
+    </w:p>
+    <w:p>
+      <w:pPr>
+        <w:pStyle w:val="ac"/>
+      </w:pPr>
+      <w:r>
+        <w:t>SwitchSW3(config-</w:t>
+      </w:r>
+      <w:proofErr w:type="spellStart"/>
+      <w:proofErr w:type="gramStart"/>
+      <w:r>
+        <w:t>vlan</w:t>
+      </w:r>
+      <w:proofErr w:type="spellEnd"/>
+      <w:r>
+        <w:t>)#</w:t>
+      </w:r>
+      <w:proofErr w:type="gramEnd"/>
+      <w:r>
+        <w:t>vlan 60</w:t>
+      </w:r>
+    </w:p>
+    <w:p>
+      <w:pPr>
+        <w:pStyle w:val="ac"/>
+      </w:pPr>
+      <w:r>
+        <w:t>SwitchSW3(config-</w:t>
+      </w:r>
+      <w:proofErr w:type="spellStart"/>
+      <w:proofErr w:type="gramStart"/>
+      <w:r>
+        <w:t>vlan</w:t>
+      </w:r>
+      <w:proofErr w:type="spellEnd"/>
+      <w:r>
+        <w:t>)#</w:t>
+      </w:r>
+      <w:proofErr w:type="gramEnd"/>
+      <w:r>
+        <w:t xml:space="preserve"> name Servers</w:t>
+      </w:r>
+    </w:p>
+    <w:p>
+      <w:pPr>
+        <w:pStyle w:val="ac"/>
+      </w:pPr>
+    </w:p>
+    <w:p>
+      <w:pPr>
+        <w:pStyle w:val="ac"/>
+        <w:rPr>
+          <w:b/>
+          <w:bCs/>
+          <w:lang w:val="ru-RU"/>
+        </w:rPr>
+      </w:pPr>
+      <w:proofErr w:type="gramStart"/>
+      <w:r>
+        <w:rPr>
+          <w:b/>
+          <w:bCs/>
+        </w:rPr>
+        <w:t>!--</w:t>
+      </w:r>
+      <w:proofErr w:type="gramEnd"/>
+      <w:r>
+        <w:rPr>
+          <w:b/>
+          <w:bCs/>
+        </w:rPr>
+        <w:t xml:space="preserve"> </w:t>
+      </w:r>
+      <w:r>
+        <w:rPr>
+          <w:b/>
+          <w:bCs/>
+        </w:rPr>
+        <w:t>IP</w:t>
+      </w:r>
+      <w:r>
+        <w:rPr>
+          <w:b/>
+          <w:bCs/>
+          <w:lang w:val="ru-RU"/>
+        </w:rPr>
+        <w:t>-</w:t>
+      </w:r>
+      <w:r>
+        <w:rPr>
+          <w:b/>
+          <w:bCs/>
+          <w:lang w:val="ru-RU"/>
+        </w:rPr>
+        <w:t xml:space="preserve">адресация для управления трафиком </w:t>
+      </w:r>
+      <w:r>
+        <w:rPr>
+          <w:b/>
+          <w:bCs/>
+        </w:rPr>
+        <w:t>VLAN</w:t>
+      </w:r>
+    </w:p>
+    <w:p>
+      <w:pPr>
+        <w:pStyle w:val="ac"/>
+      </w:pPr>
+      <w:r>
+        <w:t xml:space="preserve">SwitchSW3(config)#interface </w:t>
+      </w:r>
+      <w:proofErr w:type="spellStart"/>
+      <w:r>
+        <w:t>vlan</w:t>
+      </w:r>
+      <w:proofErr w:type="spellEnd"/>
+      <w:r>
+        <w:t xml:space="preserve"> 10</w:t>
+      </w:r>
+    </w:p>
+    <w:p>
+      <w:pPr>
+        <w:pStyle w:val="ac"/>
+      </w:pPr>
+      <w:r>
+        <w:t>SwitchSW3(config-</w:t>
+      </w:r>
+      <w:proofErr w:type="gramStart"/>
+      <w:r>
+        <w:t>if)#</w:t>
+      </w:r>
+      <w:proofErr w:type="gramEnd"/>
+      <w:r>
+        <w:t>ip address 192.168.10.1 255.255.255.0</w:t>
+      </w:r>
+    </w:p>
+    <w:p>
+      <w:pPr>
+        <w:pStyle w:val="ac"/>
+      </w:pPr>
+      <w:r>
+        <w:t>SwitchSW3(config-</w:t>
+      </w:r>
+      <w:proofErr w:type="gramStart"/>
+      <w:r>
+        <w:t>if)#</w:t>
+      </w:r>
+      <w:proofErr w:type="gramEnd"/>
+      <w:r>
+        <w:t>exit</w:t>
+      </w:r>
+    </w:p>
+    <w:p>
+      <w:pPr>
+        <w:pStyle w:val="ac"/>
+      </w:pPr>
+    </w:p>
+    <w:p>
+      <w:pPr>
+        <w:pStyle w:val="ac"/>
+      </w:pPr>
+      <w:r>
+        <w:t xml:space="preserve">SwitchSW3(config)#interface </w:t>
+      </w:r>
+      <w:proofErr w:type="spellStart"/>
+      <w:r>
+        <w:t>vlan</w:t>
+      </w:r>
+      <w:proofErr w:type="spellEnd"/>
+      <w:r>
+        <w:t xml:space="preserve"> 20</w:t>
+      </w:r>
+    </w:p>
+    <w:p>
+      <w:pPr>
+        <w:pStyle w:val="ac"/>
+      </w:pPr>
+      <w:r>
+        <w:t>SwitchSW3(config-</w:t>
+      </w:r>
+      <w:proofErr w:type="gramStart"/>
+      <w:r>
+        <w:t>if)#</w:t>
+      </w:r>
+      <w:proofErr w:type="gramEnd"/>
+      <w:r>
+        <w:t>ip address 192.168.20.1 255.255.255.0</w:t>
+      </w:r>
+    </w:p>
+    <w:p>
+      <w:pPr>
+        <w:pStyle w:val="ac"/>
+      </w:pPr>
+      <w:r>
+        <w:t>SwitchSW3(config-</w:t>
+      </w:r>
+      <w:proofErr w:type="gramStart"/>
+      <w:r>
+        <w:t>if)#</w:t>
+      </w:r>
+      <w:proofErr w:type="gramEnd"/>
+      <w:r>
+        <w:t>exit</w:t>
+      </w:r>
+    </w:p>
+    <w:p>
+      <w:pPr>
+        <w:pStyle w:val="ac"/>
+      </w:pPr>
+    </w:p>
+    <w:p>
+      <w:pPr>
+        <w:pStyle w:val="ac"/>
+      </w:pPr>
+      <w:r>
+        <w:t xml:space="preserve">SwitchSW3(config)#interface </w:t>
+      </w:r>
+      <w:proofErr w:type="spellStart"/>
+      <w:r>
+        <w:t>vlan</w:t>
+      </w:r>
+      <w:proofErr w:type="spellEnd"/>
+      <w:r>
+        <w:t xml:space="preserve"> 30</w:t>
+      </w:r>
+    </w:p>
+    <w:p>
+      <w:pPr>
+        <w:pStyle w:val="ac"/>
+      </w:pPr>
+      <w:r>
+        <w:t>SwitchSW3(config-</w:t>
+      </w:r>
+      <w:proofErr w:type="gramStart"/>
+      <w:r>
+        <w:t>if)#</w:t>
+      </w:r>
+      <w:proofErr w:type="gramEnd"/>
+      <w:r>
+        <w:t>ip address 192.168.30.1 255.255.255.0</w:t>
+      </w:r>
+    </w:p>
+    <w:p>
+      <w:pPr>
+        <w:pStyle w:val="ac"/>
+      </w:pPr>
+      <w:r>
+        <w:t>SwitchSW3(config-</w:t>
+      </w:r>
+      <w:proofErr w:type="gramStart"/>
+      <w:r>
+        <w:t>if)#</w:t>
+      </w:r>
+      <w:proofErr w:type="gramEnd"/>
+      <w:r>
+        <w:t>exit</w:t>
+      </w:r>
+    </w:p>
+    <w:p>
+      <w:pPr>
+        <w:pStyle w:val="ac"/>
+      </w:pPr>
+    </w:p>
+    <w:p>
+      <w:pPr>
+        <w:pStyle w:val="ac"/>
+      </w:pPr>
+      <w:r>
+        <w:t xml:space="preserve">SwitchSW3(config)#interface </w:t>
+      </w:r>
+      <w:proofErr w:type="spellStart"/>
+      <w:r>
+        <w:t>vlan</w:t>
+      </w:r>
+      <w:proofErr w:type="spellEnd"/>
+      <w:r>
+        <w:t xml:space="preserve"> 40</w:t>
+      </w:r>
+    </w:p>
+    <w:p>
+      <w:pPr>
+        <w:pStyle w:val="ac"/>
+      </w:pPr>
+      <w:r>
+        <w:t>SwitchSW3(config-</w:t>
+      </w:r>
+      <w:proofErr w:type="gramStart"/>
+      <w:r>
+        <w:t>if)#</w:t>
+      </w:r>
+      <w:proofErr w:type="gramEnd"/>
+      <w:r>
+        <w:t>ip address 192.168.40.1 255.255.255.0</w:t>
+      </w:r>
+    </w:p>
+    <w:p>
+      <w:pPr>
+        <w:pStyle w:val="ac"/>
+      </w:pPr>
+      <w:r>
+        <w:t>SwitchSW3(config-</w:t>
+      </w:r>
+      <w:proofErr w:type="gramStart"/>
+      <w:r>
+        <w:t>if)#</w:t>
+      </w:r>
+      <w:proofErr w:type="gramEnd"/>
+      <w:r>
+        <w:t>exit</w:t>
+      </w:r>
+    </w:p>
+    <w:p>
+      <w:pPr>
+        <w:pStyle w:val="ac"/>
+      </w:pPr>
+    </w:p>
+    <w:p>
+      <w:pPr>
+        <w:pStyle w:val="ac"/>
+      </w:pPr>
+      <w:r>
+        <w:t xml:space="preserve">SwitchSW3(config)#interface </w:t>
+      </w:r>
+      <w:proofErr w:type="spellStart"/>
+      <w:r>
+        <w:t>vlan</w:t>
+      </w:r>
+      <w:proofErr w:type="spellEnd"/>
+      <w:r>
+        <w:t xml:space="preserve"> 50</w:t>
+      </w:r>
+    </w:p>
+    <w:p>
+      <w:pPr>
+        <w:pStyle w:val="ac"/>
+      </w:pPr>
+      <w:r>
+        <w:t>SwitchSW3(config-</w:t>
+      </w:r>
+      <w:proofErr w:type="gramStart"/>
+      <w:r>
+        <w:t>if)#</w:t>
+      </w:r>
+      <w:proofErr w:type="gramEnd"/>
+      <w:r>
+        <w:t>ip address 192.168.50.1 255.255.255.0</w:t>
+      </w:r>
+    </w:p>
+    <w:p>
+      <w:pPr>
+        <w:pStyle w:val="ac"/>
+        <w:rPr>
+          <w:lang w:val="ru-RU"/>
+        </w:rPr>
+      </w:pPr>
+      <w:proofErr w:type="spellStart"/>
+      <w:r>
+        <w:t>SwitchSW</w:t>
+      </w:r>
+      <w:proofErr w:type="spellEnd"/>
+      <w:r>
+        <w:rPr>
+          <w:lang w:val="ru-RU"/>
+        </w:rPr>
+        <w:t>3(</w:t>
+      </w:r>
+      <w:r>
+        <w:t>config</w:t>
+      </w:r>
+      <w:r>
+        <w:rPr>
+          <w:lang w:val="ru-RU"/>
+        </w:rPr>
+        <w:t>-</w:t>
+      </w:r>
+      <w:proofErr w:type="gramStart"/>
+      <w:r>
+        <w:t>if</w:t>
+      </w:r>
+      <w:r>
+        <w:rPr>
+          <w:lang w:val="ru-RU"/>
+        </w:rPr>
+        <w:t>)#</w:t>
+      </w:r>
+      <w:proofErr w:type="gramEnd"/>
+      <w:r>
+        <w:t>exit</w:t>
+      </w:r>
+    </w:p>
+    <w:p>
+      <w:pPr>
+        <w:pStyle w:val="ac"/>
+        <w:ind w:firstLine="0"/>
+        <w:rPr>
+          <w:lang w:val="ru-RU"/>
+        </w:rPr>
+      </w:pPr>
+    </w:p>
+    <w:p>
+      <w:pPr>
+        <w:pStyle w:val="ac"/>
+        <w:rPr>
+          <w:b/>
+          <w:bCs/>
+          <w:lang w:val="ru-RU"/>
+        </w:rPr>
+      </w:pPr>
+      <w:proofErr w:type="gramStart"/>
+      <w:r>
+        <w:rPr>
+          <w:b/>
+          <w:bCs/>
+          <w:lang w:val="ru-RU"/>
+        </w:rPr>
+        <w:t>!</w:t>
+      </w:r>
+      <w:r>
+        <w:rPr>
+          <w:b/>
+          <w:bCs/>
+          <w:lang w:val="ru-RU"/>
+        </w:rPr>
+        <w:t>--</w:t>
+      </w:r>
+      <w:proofErr w:type="gramEnd"/>
+      <w:r>
+        <w:rPr>
+          <w:b/>
+          <w:bCs/>
+          <w:lang w:val="ru-RU"/>
+        </w:rPr>
+        <w:t xml:space="preserve"> Перевод портов к коммутаторам (1-4) в режим </w:t>
+      </w:r>
+      <w:r>
+        <w:rPr>
+          <w:b/>
+          <w:bCs/>
+        </w:rPr>
+        <w:t>trunk</w:t>
+      </w:r>
+    </w:p>
+    <w:p>
+      <w:pPr>
+        <w:pStyle w:val="ac"/>
+        <w:rPr>
+          <w:lang w:val="ru-RU"/>
+        </w:rPr>
+      </w:pPr>
+      <w:r>
+        <w:t>SwitchSW3(config)#interface FastEthernet0/1</w:t>
+      </w:r>
+    </w:p>
+    <w:p>
+      <w:pPr>
+        <w:pStyle w:val="ac"/>
+      </w:pPr>
+      <w:r>
+        <w:t>SwitchSW3(config-</w:t>
+      </w:r>
+      <w:proofErr w:type="gramStart"/>
+      <w:r>
+        <w:t>if)#</w:t>
+      </w:r>
+      <w:proofErr w:type="gramEnd"/>
+      <w:r>
+        <w:t>switchport trunk encapsulation dot1q</w:t>
+      </w:r>
+    </w:p>
+    <w:p>
+      <w:pPr>
+        <w:pStyle w:val="ac"/>
+      </w:pPr>
+      <w:r>
+        <w:t>SwitchSW3(config-</w:t>
+      </w:r>
+      <w:proofErr w:type="gramStart"/>
+      <w:r>
+        <w:t>if)#</w:t>
+      </w:r>
+      <w:proofErr w:type="gramEnd"/>
+      <w:r>
+        <w:t>switchport mode trunk</w:t>
+      </w:r>
+    </w:p>
+    <w:p>
+      <w:pPr>
+        <w:pStyle w:val="ac"/>
+      </w:pPr>
+      <w:r>
+        <w:t>SwitchSW3(config-</w:t>
+      </w:r>
+      <w:proofErr w:type="gramStart"/>
+      <w:r>
+        <w:t>if)#</w:t>
+      </w:r>
+      <w:proofErr w:type="gramEnd"/>
+      <w:r>
+        <w:t xml:space="preserve">switchport trunk allowed </w:t>
+      </w:r>
+      <w:proofErr w:type="spellStart"/>
+      <w:r>
+        <w:t>vlan</w:t>
+      </w:r>
+      <w:proofErr w:type="spellEnd"/>
+      <w:r>
+        <w:t xml:space="preserve"> 10,20,30</w:t>
+      </w:r>
+    </w:p>
+    <w:p>
+      <w:pPr>
+        <w:pStyle w:val="ac"/>
+      </w:pPr>
+      <w:r>
+        <w:t>SwitchSW3(config-</w:t>
+      </w:r>
+      <w:proofErr w:type="gramStart"/>
+      <w:r>
+        <w:t>if)#</w:t>
+      </w:r>
+      <w:proofErr w:type="gramEnd"/>
+      <w:r>
+        <w:t>exit</w:t>
+      </w:r>
+    </w:p>
+    <w:p>
+      <w:pPr>
+        <w:pStyle w:val="ac"/>
+      </w:pPr>
+    </w:p>
+    <w:p>
+      <w:pPr>
+        <w:pStyle w:val="ac"/>
+      </w:pPr>
+      <w:r>
+        <w:t>SwitchSW3(config)#interface FastEthernet0/2</w:t>
+      </w:r>
+    </w:p>
+    <w:p>
+      <w:pPr>
+        <w:pStyle w:val="ac"/>
+      </w:pPr>
+      <w:r>
+        <w:t>SwitchSW3(config-</w:t>
+      </w:r>
+      <w:proofErr w:type="gramStart"/>
+      <w:r>
+        <w:t>if)#</w:t>
+      </w:r>
+      <w:proofErr w:type="gramEnd"/>
+      <w:r>
+        <w:t>switchport trunk encapsulation dot1q</w:t>
+      </w:r>
+    </w:p>
+    <w:p>
+      <w:pPr>
+        <w:pStyle w:val="ac"/>
+      </w:pPr>
+      <w:r>
+        <w:t>SwitchSW3(config-</w:t>
+      </w:r>
+      <w:proofErr w:type="gramStart"/>
+      <w:r>
+        <w:t>if)#</w:t>
+      </w:r>
+      <w:proofErr w:type="gramEnd"/>
+      <w:r>
+        <w:t>switchport mode trunk</w:t>
+      </w:r>
+    </w:p>
+    <w:p>
+      <w:pPr>
+        <w:pStyle w:val="ac"/>
+      </w:pPr>
+      <w:r>
+        <w:t>SwitchSW3(config-</w:t>
+      </w:r>
+      <w:proofErr w:type="gramStart"/>
+      <w:r>
+        <w:t>if)#</w:t>
+      </w:r>
+      <w:proofErr w:type="gramEnd"/>
+      <w:r>
+        <w:t xml:space="preserve">switchport trunk allowed </w:t>
+      </w:r>
+      <w:proofErr w:type="spellStart"/>
+      <w:r>
+        <w:t>vlan</w:t>
+      </w:r>
+      <w:proofErr w:type="spellEnd"/>
+      <w:r>
+        <w:t xml:space="preserve"> 40</w:t>
+      </w:r>
+    </w:p>
+    <w:p>
+      <w:pPr>
+        <w:pStyle w:val="ac"/>
+      </w:pPr>
+      <w:r>
+        <w:t>SwitchSW3(config-</w:t>
+      </w:r>
+      <w:proofErr w:type="gramStart"/>
+      <w:r>
+        <w:t>if)#</w:t>
+      </w:r>
+      <w:proofErr w:type="gramEnd"/>
+      <w:r>
+        <w:t>exit</w:t>
+      </w:r>
+    </w:p>
+    <w:p>
+      <w:pPr>
+        <w:pStyle w:val="ac"/>
+        <w:ind w:firstLine="0"/>
+      </w:pPr>
+    </w:p>
+    <w:p>
+      <w:pPr>
+        <w:pStyle w:val="ac"/>
+      </w:pPr>
+      <w:r>
+        <w:t>SwitchSW3(config)#interface FastEthernet0/3</w:t>
+      </w:r>
+    </w:p>
+    <w:p>
+      <w:pPr>
+        <w:pStyle w:val="ac"/>
+      </w:pPr>
+      <w:r>
+        <w:t>SwitchSW3(config-</w:t>
+      </w:r>
+      <w:proofErr w:type="gramStart"/>
+      <w:r>
+        <w:t>if)#</w:t>
+      </w:r>
+      <w:proofErr w:type="gramEnd"/>
+      <w:r>
+        <w:t>switchport trunk encapsulation dot1q</w:t>
+      </w:r>
+    </w:p>
+    <w:p>
+      <w:pPr>
+        <w:pStyle w:val="ac"/>
+      </w:pPr>
+      <w:r>
+        <w:t>SwitchSW3(config-</w:t>
+      </w:r>
+      <w:proofErr w:type="gramStart"/>
+      <w:r>
+        <w:t>if)#</w:t>
+      </w:r>
+      <w:proofErr w:type="gramEnd"/>
+      <w:r>
+        <w:t>switchport mode trunk</w:t>
+      </w:r>
+    </w:p>
+    <w:p>
+      <w:pPr>
+        <w:pStyle w:val="ac"/>
+      </w:pPr>
+      <w:r>
+        <w:t>SwitchSW3(config-</w:t>
+      </w:r>
+      <w:proofErr w:type="gramStart"/>
+      <w:r>
+        <w:t>if)#</w:t>
+      </w:r>
+      <w:proofErr w:type="gramEnd"/>
+      <w:r>
+        <w:t xml:space="preserve">switchport trunk allowed </w:t>
+      </w:r>
+      <w:proofErr w:type="spellStart"/>
+      <w:r>
+        <w:t>vlan</w:t>
+      </w:r>
+      <w:proofErr w:type="spellEnd"/>
+      <w:r>
+        <w:t xml:space="preserve"> 40,50</w:t>
+      </w:r>
+    </w:p>
+    <w:p>
+      <w:pPr>
+        <w:pStyle w:val="ac"/>
+      </w:pPr>
+      <w:r>
+        <w:t>SwitchSW3(config-</w:t>
+      </w:r>
+      <w:proofErr w:type="gramStart"/>
+      <w:r>
+        <w:t>if)#</w:t>
+      </w:r>
+      <w:proofErr w:type="gramEnd"/>
+      <w:r>
+        <w:t>exit</w:t>
+      </w:r>
+    </w:p>
+    <w:p>
+      <w:pPr>
+        <w:pStyle w:val="ac"/>
+      </w:pPr>
+    </w:p>
+    <w:p>
+      <w:pPr>
+        <w:pStyle w:val="ac"/>
+      </w:pPr>
+      <w:r>
+        <w:t>SwitchSW3(config)#interface FastEthernet0/4</w:t>
+      </w:r>
+    </w:p>
+    <w:p>
+      <w:pPr>
+        <w:pStyle w:val="ac"/>
+      </w:pPr>
+      <w:r>
+        <w:t>SwitchSW3(config-</w:t>
+      </w:r>
+      <w:proofErr w:type="gramStart"/>
+      <w:r>
+        <w:t>if)#</w:t>
+      </w:r>
+      <w:proofErr w:type="gramEnd"/>
+      <w:r>
+        <w:t>switchport trunk encapsulation dot1q</w:t>
+      </w:r>
+    </w:p>
+    <w:p>
+      <w:pPr>
+        <w:pStyle w:val="ac"/>
+      </w:pPr>
+      <w:r>
+        <w:t>SwitchSW3(config-</w:t>
+      </w:r>
+      <w:proofErr w:type="gramStart"/>
+      <w:r>
+        <w:t>if)#</w:t>
+      </w:r>
+      <w:proofErr w:type="gramEnd"/>
+      <w:r>
+        <w:t>switchport mode trunk</w:t>
+      </w:r>
+    </w:p>
+    <w:p>
+      <w:pPr>
+        <w:pStyle w:val="ac"/>
+      </w:pPr>
+      <w:r>
+        <w:t>SwitchSW3(config-</w:t>
+      </w:r>
+      <w:proofErr w:type="gramStart"/>
+      <w:r>
+        <w:t>if)#</w:t>
+      </w:r>
+      <w:proofErr w:type="gramEnd"/>
+      <w:r>
+        <w:t xml:space="preserve">switchport trunk allowed </w:t>
+      </w:r>
+      <w:proofErr w:type="spellStart"/>
+      <w:r>
+        <w:t>vlan</w:t>
+      </w:r>
+      <w:proofErr w:type="spellEnd"/>
+      <w:r>
+        <w:t xml:space="preserve"> 50</w:t>
+      </w:r>
+    </w:p>
+    <w:p>
+      <w:pPr>
+        <w:pStyle w:val="ac"/>
+        <w:rPr>
+          <w:lang w:val="ru-RU"/>
+        </w:rPr>
+      </w:pPr>
+      <w:proofErr w:type="spellStart"/>
+      <w:r>
+        <w:t>SwitchSW</w:t>
+      </w:r>
+      <w:proofErr w:type="spellEnd"/>
+      <w:r>
+        <w:rPr>
+          <w:lang w:val="ru-RU"/>
+        </w:rPr>
+        <w:t>3(</w:t>
+      </w:r>
+      <w:r>
+        <w:t>config</w:t>
+      </w:r>
+      <w:r>
+        <w:rPr>
+          <w:lang w:val="ru-RU"/>
+        </w:rPr>
+        <w:t>-</w:t>
+      </w:r>
+      <w:proofErr w:type="gramStart"/>
+      <w:r>
+        <w:t>if</w:t>
+      </w:r>
+      <w:r>
+        <w:rPr>
+          <w:lang w:val="ru-RU"/>
+        </w:rPr>
+        <w:t>)#</w:t>
+      </w:r>
+      <w:proofErr w:type="gramEnd"/>
+      <w:r>
+        <w:t>exit</w:t>
+      </w:r>
+    </w:p>
+    <w:p>
+      <w:pPr>
+        <w:pStyle w:val="ac"/>
+        <w:rPr>
+          <w:lang w:val="ru-RU"/>
+        </w:rPr>
+      </w:pPr>
+    </w:p>
+    <w:p>
+      <w:pPr>
+        <w:pStyle w:val="ac"/>
+        <w:rPr>
+          <w:lang w:val="ru-RU"/>
+        </w:rPr>
+      </w:pPr>
+      <w:r>
+        <w:rPr>
+          <w:b/>
+          <w:bCs/>
+          <w:lang w:val="ru-RU"/>
+        </w:rPr>
+        <w:t>!</w:t>
+      </w:r>
+      <w:r>
+        <w:rPr>
+          <w:b/>
+          <w:bCs/>
+          <w:lang w:val="ru-RU"/>
+        </w:rPr>
+        <w:t>-- Порты ко внутренним серверам (5-8) в режиме коммутации</w:t>
+      </w:r>
+    </w:p>
+    <w:p>
+      <w:pPr>
+        <w:pStyle w:val="ac"/>
+      </w:pPr>
+      <w:r>
+        <w:t>SwitchSW3(config)#interface FastEthernet0/5</w:t>
+      </w:r>
+    </w:p>
+    <w:p>
+      <w:pPr>
+        <w:pStyle w:val="ac"/>
+      </w:pPr>
+      <w:r>
+        <w:t>SwitchSW3(config-</w:t>
+      </w:r>
+      <w:proofErr w:type="gramStart"/>
+      <w:r>
+        <w:t>if)#</w:t>
+      </w:r>
+      <w:proofErr w:type="gramEnd"/>
+      <w:r>
+        <w:t>switchport mode access</w:t>
+      </w:r>
+    </w:p>
+    <w:p>
+      <w:pPr>
+        <w:pStyle w:val="ac"/>
+      </w:pPr>
+      <w:r>
+        <w:t>SwitchSW3(config-</w:t>
+      </w:r>
+      <w:proofErr w:type="gramStart"/>
+      <w:r>
+        <w:t>if)#</w:t>
+      </w:r>
+      <w:proofErr w:type="gramEnd"/>
+      <w:r>
+        <w:t xml:space="preserve">switchport access </w:t>
+      </w:r>
+      <w:proofErr w:type="spellStart"/>
+      <w:r>
+        <w:t>vlan</w:t>
+      </w:r>
+      <w:proofErr w:type="spellEnd"/>
+      <w:r>
+        <w:t xml:space="preserve"> 60</w:t>
+      </w:r>
+    </w:p>
+    <w:p>
+      <w:pPr>
+        <w:pStyle w:val="ac"/>
+      </w:pPr>
+      <w:r>
+        <w:t>SwitchSW3(config-</w:t>
+      </w:r>
+      <w:proofErr w:type="gramStart"/>
+      <w:r>
+        <w:t>if)#</w:t>
+      </w:r>
+      <w:proofErr w:type="gramEnd"/>
+      <w:r>
+        <w:t>exit</w:t>
+      </w:r>
+    </w:p>
+    <w:p>
+      <w:pPr>
+        <w:pStyle w:val="ac"/>
+      </w:pPr>
+    </w:p>
+    <w:p>
+      <w:pPr>
+        <w:pStyle w:val="ac"/>
+      </w:pPr>
+      <w:r>
+        <w:t>SwitchSW3(config)#interface FastEthernet0/6</w:t>
+      </w:r>
+    </w:p>
+    <w:p>
+      <w:pPr>
+        <w:pStyle w:val="ac"/>
+      </w:pPr>
+      <w:r>
+        <w:t>SwitchSW3(config-</w:t>
+      </w:r>
+      <w:proofErr w:type="gramStart"/>
+      <w:r>
+        <w:t>if)#</w:t>
+      </w:r>
+      <w:proofErr w:type="gramEnd"/>
+      <w:r>
+        <w:t>switchport mode access</w:t>
+      </w:r>
+    </w:p>
+    <w:p>
+      <w:pPr>
+        <w:pStyle w:val="ac"/>
+      </w:pPr>
+      <w:r>
+        <w:t>SwitchSW3(config-</w:t>
+      </w:r>
+      <w:proofErr w:type="gramStart"/>
+      <w:r>
+        <w:t>if)#</w:t>
+      </w:r>
+      <w:proofErr w:type="gramEnd"/>
+      <w:r>
+        <w:t xml:space="preserve">switchport access </w:t>
+      </w:r>
+      <w:proofErr w:type="spellStart"/>
+      <w:r>
+        <w:t>vlan</w:t>
+      </w:r>
+      <w:proofErr w:type="spellEnd"/>
+      <w:r>
+        <w:t xml:space="preserve"> 60</w:t>
+      </w:r>
+    </w:p>
+    <w:p>
+      <w:pPr>
+        <w:pStyle w:val="ac"/>
+      </w:pPr>
+      <w:r>
+        <w:t>SwitchSW3(config-</w:t>
+      </w:r>
+      <w:proofErr w:type="gramStart"/>
+      <w:r>
+        <w:t>if)#</w:t>
+      </w:r>
+      <w:proofErr w:type="gramEnd"/>
+      <w:r>
+        <w:t>exit</w:t>
+      </w:r>
+    </w:p>
+    <w:p>
+      <w:pPr>
+        <w:pStyle w:val="ac"/>
+      </w:pPr>
+    </w:p>
+    <w:p>
+      <w:pPr>
+        <w:pStyle w:val="ac"/>
+      </w:pPr>
+      <w:r>
+        <w:t>SwitchSW3(config)#interface FastEthernet0/7</w:t>
+      </w:r>
+    </w:p>
+    <w:p>
+      <w:pPr>
+        <w:pStyle w:val="ac"/>
+      </w:pPr>
+      <w:r>
+        <w:t>SwitchSW3(config-</w:t>
+      </w:r>
+      <w:proofErr w:type="gramStart"/>
+      <w:r>
+        <w:t>if)#</w:t>
+      </w:r>
+      <w:proofErr w:type="gramEnd"/>
+      <w:r>
+        <w:t>switchport mode access</w:t>
+      </w:r>
+    </w:p>
+    <w:p>
+      <w:pPr>
+        <w:pStyle w:val="ac"/>
+      </w:pPr>
+      <w:r>
+        <w:t>SwitchSW3(config-</w:t>
+      </w:r>
+      <w:proofErr w:type="gramStart"/>
+      <w:r>
+        <w:t>if)#</w:t>
+      </w:r>
+      <w:proofErr w:type="gramEnd"/>
+      <w:r>
+        <w:t xml:space="preserve">switchport access </w:t>
+      </w:r>
+      <w:proofErr w:type="spellStart"/>
+      <w:r>
+        <w:t>vlan</w:t>
+      </w:r>
+      <w:proofErr w:type="spellEnd"/>
+      <w:r>
+        <w:t xml:space="preserve"> 60</w:t>
+      </w:r>
+    </w:p>
+    <w:p>
+      <w:pPr>
+        <w:pStyle w:val="ac"/>
+      </w:pPr>
+      <w:r>
+        <w:t>SwitchSW3(config-</w:t>
+      </w:r>
+      <w:proofErr w:type="gramStart"/>
+      <w:r>
+        <w:t>if)#</w:t>
+      </w:r>
+      <w:proofErr w:type="gramEnd"/>
+      <w:r>
+        <w:t>exit</w:t>
+      </w:r>
+    </w:p>
+    <w:p>
+      <w:pPr>
+        <w:pStyle w:val="ac"/>
+      </w:pPr>
+    </w:p>
+    <w:p>
+      <w:pPr>
+        <w:pStyle w:val="ac"/>
+      </w:pPr>
+      <w:r>
+        <w:t>SwitchSW3(config)#interface FastEthernet0/8</w:t>
+      </w:r>
+    </w:p>
+    <w:p>
+      <w:pPr>
+        <w:pStyle w:val="ac"/>
+      </w:pPr>
+      <w:r>
+        <w:t>SwitchSW3(config-</w:t>
+      </w:r>
+      <w:proofErr w:type="gramStart"/>
+      <w:r>
+        <w:t>if)#</w:t>
+      </w:r>
+      <w:proofErr w:type="gramEnd"/>
+      <w:r>
+        <w:t>switchport mode access</w:t>
+      </w:r>
+    </w:p>
+    <w:p>
+      <w:pPr>
+        <w:pStyle w:val="ac"/>
+      </w:pPr>
+      <w:r>
+        <w:t>SwitchSW3(config-</w:t>
+      </w:r>
+      <w:proofErr w:type="gramStart"/>
+      <w:r>
+        <w:t>if)#</w:t>
+      </w:r>
+      <w:proofErr w:type="gramEnd"/>
+      <w:r>
+        <w:t xml:space="preserve">switchport access </w:t>
+      </w:r>
+      <w:proofErr w:type="spellStart"/>
+      <w:r>
+        <w:t>vlan</w:t>
+      </w:r>
+      <w:proofErr w:type="spellEnd"/>
+      <w:r>
+        <w:t xml:space="preserve"> 60</w:t>
+      </w:r>
+    </w:p>
+    <w:p>
+      <w:pPr>
+        <w:pStyle w:val="ac"/>
+      </w:pPr>
+      <w:r>
+        <w:t>SwitchSW3(config-</w:t>
+      </w:r>
+      <w:proofErr w:type="gramStart"/>
+      <w:r>
+        <w:t>if)#</w:t>
+      </w:r>
+      <w:proofErr w:type="gramEnd"/>
+      <w:r>
+        <w:t>exit</w:t>
+      </w:r>
+    </w:p>
+    <w:p>
+      <w:pPr>
+        <w:pStyle w:val="ac"/>
+      </w:pPr>
+    </w:p>
+    <w:p>
+      <w:pPr>
+        <w:pStyle w:val="ac"/>
+      </w:pPr>
+      <w:proofErr w:type="gramStart"/>
+      <w:r>
+        <w:rPr>
+          <w:b/>
+          <w:bCs/>
+        </w:rPr>
+        <w:t>!</w:t>
+      </w:r>
+      <w:r>
+        <w:rPr>
+          <w:b/>
+          <w:bCs/>
+        </w:rPr>
+        <w:t>--</w:t>
+      </w:r>
+      <w:proofErr w:type="gramEnd"/>
+      <w:r>
+        <w:rPr>
+          <w:b/>
+          <w:bCs/>
+        </w:rPr>
+        <w:t xml:space="preserve"> </w:t>
+      </w:r>
+      <w:r>
+        <w:rPr>
+          <w:b/>
+          <w:bCs/>
+          <w:lang w:val="ru-RU"/>
+        </w:rPr>
+        <w:t>Порт</w:t>
+      </w:r>
+      <w:r>
+        <w:rPr>
+          <w:b/>
+          <w:bCs/>
+        </w:rPr>
+        <w:t xml:space="preserve"> </w:t>
+      </w:r>
+      <w:r>
+        <w:rPr>
+          <w:b/>
+          <w:bCs/>
+          <w:lang w:val="ru-RU"/>
+        </w:rPr>
+        <w:t>к</w:t>
+      </w:r>
+      <w:r>
+        <w:rPr>
+          <w:b/>
+          <w:bCs/>
+        </w:rPr>
+        <w:t xml:space="preserve"> </w:t>
+      </w:r>
+      <w:r>
+        <w:rPr>
+          <w:b/>
+          <w:bCs/>
+          <w:lang w:val="ru-RU"/>
+        </w:rPr>
+        <w:t>роутеру</w:t>
+      </w:r>
+    </w:p>
+    <w:p>
+      <w:pPr>
+        <w:pStyle w:val="ac"/>
+      </w:pPr>
+      <w:r>
+        <w:t>SwitchSW3(config)#interface GigabitEthernet0/1</w:t>
+      </w:r>
+    </w:p>
+    <w:p>
+      <w:pPr>
+        <w:pStyle w:val="ac"/>
+      </w:pPr>
+      <w:r>
+        <w:t>SwitchSW3(config-</w:t>
+      </w:r>
+      <w:proofErr w:type="gramStart"/>
+      <w:r>
+        <w:t>if)#</w:t>
+      </w:r>
+      <w:proofErr w:type="gramEnd"/>
+      <w:r>
+        <w:t>switchport trunk encapsulation dot1q</w:t>
+      </w:r>
+    </w:p>
+    <w:p>
+      <w:pPr>
+        <w:pStyle w:val="ac"/>
+      </w:pPr>
+      <w:r>
+        <w:t>SwitchSW3(config-</w:t>
+      </w:r>
+      <w:proofErr w:type="gramStart"/>
+      <w:r>
+        <w:t>if)#</w:t>
+      </w:r>
+      <w:proofErr w:type="gramEnd"/>
+      <w:r>
+        <w:t>switchport mode trunk</w:t>
+      </w:r>
+    </w:p>
+    <w:p>
+      <w:pPr>
+        <w:pStyle w:val="ac"/>
+      </w:pPr>
+      <w:r>
+        <w:t>SwitchSW3(config-</w:t>
+      </w:r>
+      <w:proofErr w:type="gramStart"/>
+      <w:r>
+        <w:t>if)#</w:t>
+      </w:r>
+      <w:proofErr w:type="gramEnd"/>
+      <w:r>
+        <w:t xml:space="preserve">switchport trunk allowed </w:t>
+      </w:r>
+      <w:proofErr w:type="spellStart"/>
+      <w:r>
+        <w:t>vlan</w:t>
+      </w:r>
+      <w:proofErr w:type="spellEnd"/>
+      <w:r>
+        <w:t xml:space="preserve"> all</w:t>
+      </w:r>
+    </w:p>
+    <w:p>
+      <w:pPr>
+        <w:pStyle w:val="ac"/>
+        <w:rPr>
+          <w:lang w:val="ru-RU"/>
+        </w:rPr>
+      </w:pPr>
+      <w:proofErr w:type="spellStart"/>
+      <w:r>
+        <w:t>SwitchSW</w:t>
+      </w:r>
+      <w:proofErr w:type="spellEnd"/>
+      <w:r>
+        <w:rPr>
+          <w:lang w:val="ru-RU"/>
+        </w:rPr>
+        <w:t>3(</w:t>
+      </w:r>
+      <w:r>
+        <w:t>config</w:t>
+      </w:r>
+      <w:r>
+        <w:rPr>
+          <w:lang w:val="ru-RU"/>
+        </w:rPr>
+        <w:t>-</w:t>
+      </w:r>
+      <w:proofErr w:type="gramStart"/>
+      <w:r>
+        <w:t>if</w:t>
+      </w:r>
+      <w:r>
+        <w:rPr>
+          <w:lang w:val="ru-RU"/>
+        </w:rPr>
+        <w:t>)#</w:t>
+      </w:r>
+      <w:proofErr w:type="gramEnd"/>
+      <w:r>
+        <w:t>exit</w:t>
+      </w:r>
+    </w:p>
+    <w:p/>
+    <w:p>
+      <w:pPr>
+        <w:rPr>
+          <w:rFonts w:cs="Times New Roman"/>
+        </w:rPr>
+      </w:pPr>
+      <w:r>
+        <w:rPr>
+          <w:rFonts w:cs="Times New Roman"/>
+        </w:rPr>
+        <w:lastRenderedPageBreak/>
+        <w:t>Далее был</w:t>
+      </w:r>
+      <w:r>
+        <w:rPr>
+          <w:rFonts w:cs="Times New Roman"/>
+        </w:rPr>
+        <w:t>и</w:t>
+      </w:r>
+      <w:r>
+        <w:rPr>
+          <w:rFonts w:cs="Times New Roman"/>
+        </w:rPr>
+        <w:t xml:space="preserve"> привед</w:t>
+      </w:r>
+      <w:r>
+        <w:rPr>
+          <w:rFonts w:cs="Times New Roman"/>
+        </w:rPr>
+        <w:t>ены</w:t>
+      </w:r>
+      <w:r>
+        <w:rPr>
+          <w:rFonts w:cs="Times New Roman"/>
+        </w:rPr>
+        <w:t xml:space="preserve"> пример</w:t>
+      </w:r>
+      <w:r>
+        <w:rPr>
+          <w:rFonts w:cs="Times New Roman"/>
+        </w:rPr>
+        <w:t>ы</w:t>
+      </w:r>
+      <w:r>
+        <w:rPr>
+          <w:rFonts w:cs="Times New Roman"/>
+        </w:rPr>
+        <w:t xml:space="preserve"> сценария конфигурации </w:t>
+      </w:r>
+      <w:r>
+        <w:rPr>
+          <w:rFonts w:cs="Times New Roman"/>
+        </w:rPr>
+        <w:t>для</w:t>
+      </w:r>
+      <w:r>
+        <w:rPr>
+          <w:rFonts w:cs="Times New Roman"/>
+        </w:rPr>
+        <w:t xml:space="preserve"> коммутатор</w:t>
+      </w:r>
+      <w:r>
+        <w:rPr>
+          <w:rFonts w:cs="Times New Roman"/>
+        </w:rPr>
+        <w:t>ов</w:t>
+      </w:r>
+      <w:r>
+        <w:rPr>
+          <w:rFonts w:cs="Times New Roman"/>
+        </w:rPr>
+        <w:t xml:space="preserve"> </w:t>
+      </w:r>
+      <w:r>
+        <w:rPr>
+          <w:rFonts w:cs="Times New Roman"/>
+        </w:rPr>
+        <w:t xml:space="preserve">уровня доступа </w:t>
+      </w:r>
+      <w:r>
+        <w:rPr>
+          <w:rFonts w:cs="Times New Roman"/>
+        </w:rPr>
+        <w:t>(</w:t>
+      </w:r>
+      <w:r>
+        <w:rPr>
+          <w:rFonts w:cs="Times New Roman"/>
+        </w:rPr>
+        <w:t>листинг</w:t>
+      </w:r>
+      <w:r>
+        <w:rPr>
+          <w:rFonts w:cs="Times New Roman"/>
+        </w:rPr>
+        <w:t>и</w:t>
+      </w:r>
+      <w:r>
+        <w:rPr>
+          <w:rFonts w:cs="Times New Roman"/>
+        </w:rPr>
+        <w:t xml:space="preserve"> 7.2</w:t>
+      </w:r>
+      <w:r>
+        <w:rPr>
+          <w:rFonts w:cs="Times New Roman"/>
+        </w:rPr>
+        <w:t>-7.5</w:t>
+      </w:r>
+      <w:r>
+        <w:rPr>
+          <w:rFonts w:cs="Times New Roman"/>
+        </w:rPr>
+        <w:t>)</w:t>
+      </w:r>
+      <w:r>
+        <w:rPr>
+          <w:rFonts w:cs="Times New Roman"/>
+        </w:rPr>
+        <w:t>. Всего</w:t>
+      </w:r>
+      <w:r>
+        <w:rPr>
+          <w:rFonts w:cs="Times New Roman"/>
+        </w:rPr>
+        <w:t xml:space="preserve"> </w:t>
+      </w:r>
+      <w:r>
+        <w:rPr>
+          <w:rFonts w:cs="Times New Roman"/>
+        </w:rPr>
+        <w:t xml:space="preserve">их </w:t>
+      </w:r>
+      <w:r>
+        <w:rPr>
+          <w:rFonts w:cs="Times New Roman"/>
+        </w:rPr>
+        <w:t>в сети</w:t>
+      </w:r>
+      <w:r>
+        <w:rPr>
+          <w:rFonts w:cs="Times New Roman"/>
+        </w:rPr>
+        <w:t xml:space="preserve"> четыре, </w:t>
+      </w:r>
+      <w:r>
+        <w:rPr>
+          <w:rFonts w:cs="Times New Roman"/>
+        </w:rPr>
+        <w:t>однако их</w:t>
+      </w:r>
+      <w:r>
+        <w:rPr>
+          <w:rFonts w:cs="Times New Roman"/>
+        </w:rPr>
+        <w:t xml:space="preserve"> функции одинаковы, </w:t>
+      </w:r>
+      <w:r>
+        <w:rPr>
+          <w:rFonts w:cs="Times New Roman"/>
+        </w:rPr>
+        <w:t xml:space="preserve">а </w:t>
+      </w:r>
+      <w:r>
+        <w:rPr>
+          <w:rFonts w:cs="Times New Roman"/>
+        </w:rPr>
+        <w:t xml:space="preserve">отличие </w:t>
+      </w:r>
+      <w:r>
+        <w:rPr>
+          <w:rFonts w:cs="Times New Roman"/>
+        </w:rPr>
+        <w:t xml:space="preserve">заключается </w:t>
+      </w:r>
+      <w:r>
+        <w:rPr>
+          <w:rFonts w:cs="Times New Roman"/>
+        </w:rPr>
+        <w:t xml:space="preserve">лишь в номерах </w:t>
+      </w:r>
+      <w:r>
+        <w:rPr>
+          <w:rFonts w:cs="Times New Roman"/>
+        </w:rPr>
+        <w:t xml:space="preserve">интерфейсов и </w:t>
+      </w:r>
+      <w:r>
+        <w:rPr>
+          <w:rFonts w:cs="Times New Roman"/>
+        </w:rPr>
+        <w:t xml:space="preserve">подключаемых </w:t>
+      </w:r>
+      <w:r>
+        <w:rPr>
+          <w:rFonts w:cs="Times New Roman"/>
           <w:lang w:val="en-US"/>
         </w:rPr>
+        <w:t>VLAN</w:t>
+      </w:r>
+      <w:r>
+        <w:rPr>
+          <w:rFonts w:cs="Times New Roman"/>
+        </w:rPr>
         <w:t>.</w:t>
       </w:r>
     </w:p>
     <w:p>
       <w:pPr>
         <w:rPr>
+          <w:rFonts w:cs="Times New Roman"/>
+        </w:rPr>
+      </w:pPr>
+    </w:p>
+    <w:p>
+      <w:pPr>
+        <w:rPr>
+          <w:rFonts w:cs="Times New Roman"/>
+        </w:rPr>
+      </w:pPr>
+      <w:r>
+        <w:rPr>
+          <w:rFonts w:cs="Times New Roman"/>
+        </w:rPr>
+        <w:t xml:space="preserve">Листинг 7.2 – Настройка коммутатора </w:t>
+      </w:r>
+      <w:r>
+        <w:rPr>
+          <w:rFonts w:cs="Times New Roman"/>
           <w:lang w:val="en-US"/>
         </w:rPr>
-      </w:pPr>
-    </w:p>
-    <w:p>
-      <w:pPr>
-        <w:rPr>
+        <w:t>S</w:t>
+      </w:r>
+      <w:r>
+        <w:rPr>
+          <w:rFonts w:cs="Times New Roman"/>
           <w:lang w:val="en-US"/>
         </w:rPr>
-      </w:pPr>
-    </w:p>
-    <w:p>
-      <w:pPr>
-        <w:pStyle w:val="2"/>
-      </w:pPr>
-      <w:bookmarkStart w:id="24" w:name="_Toc216691468"/>
-      <w:r>
-        <w:t xml:space="preserve">7.2 </w:t>
-      </w:r>
-      <w:r>
-        <w:t>Сценарий минимальной конфигурации маршрутизатора</w:t>
-      </w:r>
-      <w:bookmarkEnd w:id="24"/>
-    </w:p>
-    <w:p>
-      <w:pPr>
-        <w:pStyle w:val="2"/>
-      </w:pPr>
-    </w:p>
-    <w:p>
-      <w:r>
-        <w:t>.</w:t>
+        <w:t>witch</w:t>
+      </w:r>
+      <w:r>
+        <w:rPr>
+          <w:rFonts w:cs="Times New Roman"/>
+        </w:rPr>
+        <w:t>1</w:t>
+      </w:r>
+    </w:p>
+    <w:p>
+      <w:pPr>
+        <w:pStyle w:val="ac"/>
+        <w:rPr>
+          <w:lang w:val="ru-RU"/>
+        </w:rPr>
+      </w:pPr>
+      <w:r>
+        <w:t>Switch</w:t>
+      </w:r>
+      <w:r>
+        <w:rPr>
+          <w:lang w:val="ru-RU"/>
+        </w:rPr>
+        <w:t>1&gt;</w:t>
+      </w:r>
+      <w:r>
+        <w:t>enable</w:t>
+      </w:r>
+    </w:p>
+    <w:p>
+      <w:pPr>
+        <w:pStyle w:val="ac"/>
+      </w:pPr>
+      <w:r>
+        <w:t>Switch1#configure terminal</w:t>
+      </w:r>
+    </w:p>
+    <w:p>
+      <w:pPr>
+        <w:pStyle w:val="ac"/>
+      </w:pPr>
+      <w:r>
+        <w:t>Switch(config)#hostname Switch1</w:t>
+      </w:r>
+    </w:p>
+    <w:p>
+      <w:pPr>
+        <w:pStyle w:val="ac"/>
+      </w:pPr>
+    </w:p>
+    <w:p>
+      <w:pPr>
+        <w:pStyle w:val="ac"/>
+        <w:rPr>
+          <w:b/>
+          <w:bCs/>
+          <w:lang w:val="ru-RU"/>
+        </w:rPr>
+      </w:pPr>
+      <w:proofErr w:type="gramStart"/>
+      <w:r>
+        <w:rPr>
+          <w:b/>
+          <w:bCs/>
+          <w:lang w:val="ru-RU"/>
+        </w:rPr>
+        <w:t>!--</w:t>
+      </w:r>
+      <w:proofErr w:type="gramEnd"/>
+      <w:r>
+        <w:rPr>
+          <w:b/>
+          <w:bCs/>
+          <w:lang w:val="ru-RU"/>
+        </w:rPr>
+        <w:t xml:space="preserve"> Задание режима работы с VTP-протоколом</w:t>
+      </w:r>
+    </w:p>
+    <w:p>
+      <w:pPr>
+        <w:pStyle w:val="ac"/>
+      </w:pPr>
+      <w:r>
+        <w:t xml:space="preserve">Switch1(config)#vtp domain </w:t>
+      </w:r>
+      <w:proofErr w:type="spellStart"/>
+      <w:r>
+        <w:t>MyDomain</w:t>
+      </w:r>
+      <w:proofErr w:type="spellEnd"/>
+    </w:p>
+    <w:p>
+      <w:pPr>
+        <w:pStyle w:val="ac"/>
+      </w:pPr>
+      <w:r>
+        <w:t>Switch1(config)#vtp mode client</w:t>
+      </w:r>
+    </w:p>
+    <w:p>
+      <w:pPr>
+        <w:pStyle w:val="ac"/>
+        <w:ind w:firstLine="0"/>
+      </w:pPr>
+    </w:p>
+    <w:p>
+      <w:pPr>
+        <w:pStyle w:val="ac"/>
+        <w:rPr>
+          <w:b/>
+          <w:bCs/>
+        </w:rPr>
+      </w:pPr>
+      <w:proofErr w:type="gramStart"/>
+      <w:r>
+        <w:rPr>
+          <w:b/>
+          <w:bCs/>
+        </w:rPr>
+        <w:t>!--</w:t>
+      </w:r>
+      <w:proofErr w:type="gramEnd"/>
+      <w:r>
+        <w:rPr>
+          <w:b/>
+          <w:bCs/>
+        </w:rPr>
+        <w:t xml:space="preserve"> </w:t>
+      </w:r>
+      <w:r>
+        <w:rPr>
+          <w:b/>
+          <w:bCs/>
+          <w:lang w:val="ru-RU"/>
+        </w:rPr>
+        <w:t>Конфигурация</w:t>
+      </w:r>
+      <w:r>
+        <w:rPr>
+          <w:b/>
+          <w:bCs/>
+        </w:rPr>
+        <w:t xml:space="preserve"> </w:t>
+      </w:r>
+      <w:r>
+        <w:rPr>
+          <w:b/>
+          <w:bCs/>
+          <w:lang w:val="ru-RU"/>
+        </w:rPr>
+        <w:t>магистрального</w:t>
+      </w:r>
+      <w:r>
+        <w:rPr>
+          <w:b/>
+          <w:bCs/>
+        </w:rPr>
+        <w:t xml:space="preserve"> </w:t>
+      </w:r>
+      <w:r>
+        <w:rPr>
+          <w:b/>
+          <w:bCs/>
+          <w:lang w:val="ru-RU"/>
+        </w:rPr>
+        <w:t>интерфейса</w:t>
+      </w:r>
+    </w:p>
+    <w:p>
+      <w:pPr>
+        <w:pStyle w:val="ac"/>
+      </w:pPr>
+      <w:r>
+        <w:t>Switch1(config)#interface FastEthernet0/1</w:t>
+      </w:r>
+    </w:p>
+    <w:p>
+      <w:pPr>
+        <w:pStyle w:val="ac"/>
+      </w:pPr>
+      <w:r>
+        <w:t>Switch1(config-</w:t>
+      </w:r>
+      <w:proofErr w:type="gramStart"/>
+      <w:r>
+        <w:t>if)#</w:t>
+      </w:r>
+      <w:proofErr w:type="gramEnd"/>
+      <w:r>
+        <w:t>switchport trunk encapsulation dot1q</w:t>
+      </w:r>
+    </w:p>
+    <w:p>
+      <w:pPr>
+        <w:pStyle w:val="ac"/>
+      </w:pPr>
+      <w:r>
+        <w:t>Switch1(config-</w:t>
+      </w:r>
+      <w:proofErr w:type="gramStart"/>
+      <w:r>
+        <w:t>if)#</w:t>
+      </w:r>
+      <w:proofErr w:type="gramEnd"/>
+      <w:r>
+        <w:t>switchport mode trunk</w:t>
+      </w:r>
+    </w:p>
+    <w:p>
+      <w:pPr>
+        <w:pStyle w:val="ac"/>
+      </w:pPr>
+      <w:r>
+        <w:t>Switch1(config-</w:t>
+      </w:r>
+      <w:proofErr w:type="gramStart"/>
+      <w:r>
+        <w:t>if)#</w:t>
+      </w:r>
+      <w:proofErr w:type="gramEnd"/>
+      <w:r>
+        <w:t xml:space="preserve">switchport trunk allowed </w:t>
+      </w:r>
+      <w:proofErr w:type="spellStart"/>
+      <w:r>
+        <w:t>vlan</w:t>
+      </w:r>
+      <w:proofErr w:type="spellEnd"/>
+      <w:r>
+        <w:t xml:space="preserve"> 10,20,30</w:t>
+      </w:r>
+    </w:p>
+    <w:p>
+      <w:pPr>
+        <w:pStyle w:val="ac"/>
+      </w:pPr>
+      <w:r>
+        <w:t>Switch1(config-</w:t>
+      </w:r>
+      <w:proofErr w:type="gramStart"/>
+      <w:r>
+        <w:t>if)#</w:t>
+      </w:r>
+      <w:proofErr w:type="gramEnd"/>
+      <w:r>
+        <w:t>exit</w:t>
+      </w:r>
+    </w:p>
+    <w:p>
+      <w:pPr>
+        <w:pStyle w:val="ac"/>
+      </w:pPr>
+    </w:p>
+    <w:p>
+      <w:pPr>
+        <w:pStyle w:val="ac"/>
+        <w:rPr>
+          <w:b/>
+          <w:bCs/>
+        </w:rPr>
+      </w:pPr>
+      <w:r>
+        <w:rPr>
+          <w:b/>
+          <w:bCs/>
+        </w:rPr>
+        <w:t>!</w:t>
+      </w:r>
+      <w:r>
+        <w:rPr>
+          <w:b/>
+          <w:bCs/>
+        </w:rPr>
+        <w:t xml:space="preserve">-- </w:t>
+      </w:r>
+      <w:r>
+        <w:rPr>
+          <w:b/>
+          <w:bCs/>
+          <w:lang w:val="ru-RU"/>
+        </w:rPr>
+        <w:t>Конфигурация</w:t>
+      </w:r>
+      <w:r>
+        <w:rPr>
+          <w:b/>
+          <w:bCs/>
+        </w:rPr>
+        <w:t xml:space="preserve"> </w:t>
+      </w:r>
+      <w:r>
+        <w:rPr>
+          <w:b/>
+          <w:bCs/>
+          <w:lang w:val="ru-RU"/>
+        </w:rPr>
+        <w:t>интерфейсов</w:t>
+      </w:r>
+      <w:r>
+        <w:rPr>
+          <w:b/>
+          <w:bCs/>
+        </w:rPr>
+        <w:t xml:space="preserve"> </w:t>
+      </w:r>
+      <w:r>
+        <w:rPr>
+          <w:b/>
+          <w:bCs/>
+        </w:rPr>
+        <w:t>VLAN</w:t>
+      </w:r>
+    </w:p>
+    <w:p>
+      <w:pPr>
+        <w:pStyle w:val="ac"/>
+      </w:pPr>
+      <w:r>
+        <w:t xml:space="preserve">Switch1(config)#interface range </w:t>
+      </w:r>
+      <w:proofErr w:type="spellStart"/>
+      <w:r>
+        <w:t>FastEthernet</w:t>
+      </w:r>
+      <w:proofErr w:type="spellEnd"/>
+      <w:r>
+        <w:t xml:space="preserve"> 0/2-4</w:t>
+      </w:r>
+    </w:p>
+    <w:p>
+      <w:pPr>
+        <w:pStyle w:val="ac"/>
+      </w:pPr>
+      <w:r>
+        <w:t>Switch1(config-if-</w:t>
+      </w:r>
+      <w:proofErr w:type="gramStart"/>
+      <w:r>
+        <w:t>range)#</w:t>
+      </w:r>
+      <w:proofErr w:type="gramEnd"/>
+      <w:r>
+        <w:t>switchport mode access</w:t>
+      </w:r>
+    </w:p>
+    <w:p>
+      <w:pPr>
+        <w:pStyle w:val="ac"/>
+      </w:pPr>
+      <w:r>
+        <w:t>Switch1(config-if-</w:t>
+      </w:r>
+      <w:proofErr w:type="gramStart"/>
+      <w:r>
+        <w:t>range)#</w:t>
+      </w:r>
+      <w:proofErr w:type="gramEnd"/>
+      <w:r>
+        <w:t xml:space="preserve">switchport access </w:t>
+      </w:r>
+      <w:proofErr w:type="spellStart"/>
+      <w:r>
+        <w:rPr>
+          <w:u w:val="single"/>
+        </w:rPr>
+        <w:t>vlan</w:t>
+      </w:r>
+      <w:proofErr w:type="spellEnd"/>
+      <w:r>
+        <w:rPr>
+          <w:u w:val="single"/>
+        </w:rPr>
+        <w:t xml:space="preserve"> 10</w:t>
+      </w:r>
+    </w:p>
+    <w:p>
+      <w:pPr>
+        <w:pStyle w:val="ac"/>
+      </w:pPr>
+      <w:r>
+        <w:t>Switch1(config-if-</w:t>
+      </w:r>
+      <w:proofErr w:type="gramStart"/>
+      <w:r>
+        <w:t>range)#</w:t>
+      </w:r>
+      <w:proofErr w:type="gramEnd"/>
+      <w:r>
+        <w:t>exit</w:t>
+      </w:r>
+    </w:p>
+    <w:p>
+      <w:pPr>
+        <w:pStyle w:val="ac"/>
+      </w:pPr>
+    </w:p>
+    <w:p>
+      <w:pPr>
+        <w:pStyle w:val="ac"/>
+      </w:pPr>
+      <w:r>
+        <w:t xml:space="preserve">Switch1(config)#interface range </w:t>
+      </w:r>
+      <w:proofErr w:type="spellStart"/>
+      <w:r>
+        <w:t>FastEthernet</w:t>
+      </w:r>
+      <w:proofErr w:type="spellEnd"/>
+      <w:r>
+        <w:t xml:space="preserve"> 0/5-10</w:t>
+      </w:r>
+    </w:p>
+    <w:p>
+      <w:pPr>
+        <w:pStyle w:val="ac"/>
+      </w:pPr>
+      <w:r>
+        <w:t>Switch1(config-if-</w:t>
+      </w:r>
+      <w:proofErr w:type="gramStart"/>
+      <w:r>
+        <w:t>range)#</w:t>
+      </w:r>
+      <w:proofErr w:type="gramEnd"/>
+      <w:r>
+        <w:t>switchport mode access</w:t>
+      </w:r>
+    </w:p>
+    <w:p>
+      <w:pPr>
+        <w:pStyle w:val="ac"/>
+      </w:pPr>
+      <w:r>
+        <w:t>Switch1(config-if-</w:t>
+      </w:r>
+      <w:proofErr w:type="gramStart"/>
+      <w:r>
+        <w:t>range)#</w:t>
+      </w:r>
+      <w:proofErr w:type="gramEnd"/>
+      <w:r>
+        <w:t xml:space="preserve">switchport access </w:t>
+      </w:r>
+      <w:proofErr w:type="spellStart"/>
+      <w:r>
+        <w:rPr>
+          <w:u w:val="single"/>
+        </w:rPr>
+        <w:t>vlan</w:t>
+      </w:r>
+      <w:proofErr w:type="spellEnd"/>
+      <w:r>
+        <w:rPr>
+          <w:u w:val="single"/>
+        </w:rPr>
+        <w:t xml:space="preserve"> 20</w:t>
+      </w:r>
+    </w:p>
+    <w:p>
+      <w:pPr>
+        <w:pStyle w:val="ac"/>
+      </w:pPr>
+      <w:r>
+        <w:t>Switch1(config-if-</w:t>
+      </w:r>
+      <w:proofErr w:type="gramStart"/>
+      <w:r>
+        <w:t>range)#</w:t>
+      </w:r>
+      <w:proofErr w:type="gramEnd"/>
+      <w:r>
+        <w:t>exit</w:t>
+      </w:r>
+    </w:p>
+    <w:p>
+      <w:pPr>
+        <w:pStyle w:val="ac"/>
+      </w:pPr>
+      <w:r>
+        <w:t>Switch1(config)#</w:t>
+      </w:r>
+    </w:p>
+    <w:p>
+      <w:pPr>
+        <w:pStyle w:val="ac"/>
+      </w:pPr>
+      <w:r>
+        <w:t xml:space="preserve">Switch1(config)#interface range </w:t>
+      </w:r>
+      <w:proofErr w:type="spellStart"/>
+      <w:r>
+        <w:t>FastEthernet</w:t>
+      </w:r>
+      <w:proofErr w:type="spellEnd"/>
+      <w:r>
+        <w:t xml:space="preserve"> 0/11-22</w:t>
+      </w:r>
+    </w:p>
+    <w:p>
+      <w:pPr>
+        <w:pStyle w:val="ac"/>
+      </w:pPr>
+      <w:r>
+        <w:t>Switch1(config-if-</w:t>
+      </w:r>
+      <w:proofErr w:type="gramStart"/>
+      <w:r>
+        <w:t>range)#</w:t>
+      </w:r>
+      <w:proofErr w:type="gramEnd"/>
+      <w:r>
+        <w:t>switchport mode access</w:t>
+      </w:r>
+    </w:p>
+    <w:p>
+      <w:pPr>
+        <w:pStyle w:val="ac"/>
+      </w:pPr>
+      <w:r>
+        <w:t>Switch1(config-if-</w:t>
+      </w:r>
+      <w:proofErr w:type="gramStart"/>
+      <w:r>
+        <w:t>range)#</w:t>
+      </w:r>
+      <w:proofErr w:type="gramEnd"/>
+      <w:r>
+        <w:t xml:space="preserve">switchport access </w:t>
+      </w:r>
+      <w:proofErr w:type="spellStart"/>
+      <w:r>
+        <w:rPr>
+          <w:u w:val="single"/>
+        </w:rPr>
+        <w:t>vlan</w:t>
+      </w:r>
+      <w:proofErr w:type="spellEnd"/>
+      <w:r>
+        <w:rPr>
+          <w:u w:val="single"/>
+        </w:rPr>
+        <w:t xml:space="preserve"> 30</w:t>
+      </w:r>
+    </w:p>
+    <w:p>
+      <w:pPr>
+        <w:pStyle w:val="ac"/>
+      </w:pPr>
+      <w:r>
+        <w:t>Switch1(config-if-</w:t>
+      </w:r>
+      <w:proofErr w:type="gramStart"/>
+      <w:r>
+        <w:t>range)#</w:t>
+      </w:r>
+      <w:proofErr w:type="gramEnd"/>
+      <w:r>
+        <w:t>exit</w:t>
+      </w:r>
+    </w:p>
+    <w:p>
+      <w:pPr>
+        <w:ind w:firstLine="0"/>
+        <w:rPr>
+          <w:lang w:val="en-US"/>
+        </w:rPr>
+      </w:pPr>
+    </w:p>
+    <w:p>
+      <w:pPr>
+        <w:rPr>
+          <w:rFonts w:cs="Times New Roman"/>
+          <w:lang w:val="en-US"/>
+        </w:rPr>
+      </w:pPr>
+      <w:r>
+        <w:rPr>
+          <w:rFonts w:cs="Times New Roman"/>
+        </w:rPr>
+        <w:t>Листинг</w:t>
+      </w:r>
+      <w:r>
+        <w:rPr>
+          <w:rFonts w:cs="Times New Roman"/>
+          <w:lang w:val="en-US"/>
+        </w:rPr>
+        <w:t xml:space="preserve"> 7.3 – </w:t>
+      </w:r>
+      <w:r>
+        <w:rPr>
+          <w:rFonts w:cs="Times New Roman"/>
+        </w:rPr>
+        <w:t>Настройка</w:t>
+      </w:r>
+      <w:r>
+        <w:rPr>
+          <w:rFonts w:cs="Times New Roman"/>
+          <w:lang w:val="en-US"/>
+        </w:rPr>
+        <w:t xml:space="preserve"> </w:t>
+      </w:r>
+      <w:r>
+        <w:rPr>
+          <w:rFonts w:cs="Times New Roman"/>
+        </w:rPr>
+        <w:t>коммутатора</w:t>
+      </w:r>
+      <w:r>
+        <w:rPr>
+          <w:rFonts w:cs="Times New Roman"/>
+          <w:lang w:val="en-US"/>
+        </w:rPr>
+        <w:t xml:space="preserve"> </w:t>
+      </w:r>
+      <w:r>
+        <w:rPr>
+          <w:rFonts w:cs="Times New Roman"/>
+          <w:lang w:val="en-US"/>
+        </w:rPr>
+        <w:t>Switch</w:t>
+      </w:r>
+      <w:r>
+        <w:rPr>
+          <w:rFonts w:cs="Times New Roman"/>
+          <w:lang w:val="en-US"/>
+        </w:rPr>
+        <w:t>2</w:t>
+      </w:r>
+    </w:p>
+    <w:p>
+      <w:pPr>
+        <w:pStyle w:val="ac"/>
+      </w:pPr>
+      <w:r>
+        <w:t>Switch2&gt;</w:t>
+      </w:r>
+      <w:proofErr w:type="spellStart"/>
+      <w:r>
+        <w:t>en</w:t>
+      </w:r>
+      <w:proofErr w:type="spellEnd"/>
+    </w:p>
+    <w:p>
+      <w:pPr>
+        <w:pStyle w:val="ac"/>
+        <w:rPr>
+          <w:lang w:val="ru-RU"/>
+        </w:rPr>
+      </w:pPr>
+      <w:r>
+        <w:t>Switch</w:t>
+      </w:r>
+      <w:r>
+        <w:rPr>
+          <w:lang w:val="ru-RU"/>
+        </w:rPr>
+        <w:t>2#</w:t>
+      </w:r>
+      <w:r>
+        <w:t>conf</w:t>
+      </w:r>
+      <w:r>
+        <w:rPr>
+          <w:lang w:val="ru-RU"/>
+        </w:rPr>
+        <w:t xml:space="preserve"> </w:t>
+      </w:r>
+      <w:r>
+        <w:t>t</w:t>
+      </w:r>
+    </w:p>
+    <w:p>
+      <w:pPr>
+        <w:pStyle w:val="ac"/>
+        <w:rPr>
+          <w:lang w:val="ru-RU"/>
+        </w:rPr>
+      </w:pPr>
+    </w:p>
+    <w:p>
+      <w:pPr>
+        <w:pStyle w:val="ac"/>
+        <w:rPr>
+          <w:b/>
+          <w:bCs/>
+          <w:lang w:val="ru-RU"/>
+        </w:rPr>
+      </w:pPr>
+      <w:proofErr w:type="gramStart"/>
+      <w:r>
+        <w:rPr>
+          <w:b/>
+          <w:bCs/>
+          <w:lang w:val="ru-RU"/>
+        </w:rPr>
+        <w:t>!--</w:t>
+      </w:r>
+      <w:proofErr w:type="gramEnd"/>
+      <w:r>
+        <w:rPr>
+          <w:b/>
+          <w:bCs/>
+          <w:lang w:val="ru-RU"/>
+        </w:rPr>
+        <w:t xml:space="preserve"> </w:t>
+      </w:r>
+      <w:r>
+        <w:rPr>
+          <w:b/>
+          <w:bCs/>
+          <w:lang w:val="ru-RU"/>
+        </w:rPr>
+        <w:t>Задание режима работы с VTP-протоколом</w:t>
+      </w:r>
+    </w:p>
+    <w:p>
+      <w:pPr>
+        <w:pStyle w:val="ac"/>
+      </w:pPr>
+      <w:r>
+        <w:t xml:space="preserve">Switch2(config)#vtp domain </w:t>
+      </w:r>
+      <w:proofErr w:type="spellStart"/>
+      <w:r>
+        <w:t>MyDomain</w:t>
+      </w:r>
+      <w:proofErr w:type="spellEnd"/>
+    </w:p>
+    <w:p>
+      <w:pPr>
+        <w:pStyle w:val="ac"/>
+      </w:pPr>
+      <w:r>
+        <w:t>Switch2(config)#vtp mode client</w:t>
+      </w:r>
+    </w:p>
+    <w:p>
+      <w:pPr>
+        <w:pStyle w:val="ac"/>
+      </w:pPr>
+    </w:p>
+    <w:p>
+      <w:pPr>
+        <w:pStyle w:val="ac"/>
+        <w:rPr>
+          <w:b/>
+          <w:bCs/>
+        </w:rPr>
+      </w:pPr>
+      <w:proofErr w:type="gramStart"/>
+      <w:r>
+        <w:rPr>
+          <w:b/>
+          <w:bCs/>
+        </w:rPr>
+        <w:t>!--</w:t>
+      </w:r>
+      <w:proofErr w:type="gramEnd"/>
+      <w:r>
+        <w:rPr>
+          <w:b/>
+          <w:bCs/>
+        </w:rPr>
+        <w:t xml:space="preserve"> </w:t>
+      </w:r>
+      <w:r>
+        <w:rPr>
+          <w:b/>
+          <w:bCs/>
+          <w:lang w:val="ru-RU"/>
+        </w:rPr>
+        <w:t>Конфигурация</w:t>
+      </w:r>
+      <w:r>
+        <w:rPr>
+          <w:b/>
+          <w:bCs/>
+        </w:rPr>
+        <w:t xml:space="preserve"> </w:t>
+      </w:r>
+      <w:r>
+        <w:rPr>
+          <w:b/>
+          <w:bCs/>
+          <w:lang w:val="ru-RU"/>
+        </w:rPr>
+        <w:t>магистрального</w:t>
+      </w:r>
+      <w:r>
+        <w:rPr>
+          <w:b/>
+          <w:bCs/>
+        </w:rPr>
+        <w:t xml:space="preserve"> </w:t>
+      </w:r>
+      <w:r>
+        <w:rPr>
+          <w:b/>
+          <w:bCs/>
+          <w:lang w:val="ru-RU"/>
+        </w:rPr>
+        <w:t>интерфейса</w:t>
+      </w:r>
+    </w:p>
+    <w:p>
+      <w:pPr>
+        <w:pStyle w:val="ac"/>
+      </w:pPr>
+      <w:r>
+        <w:t>Switch2(config)#interface FastEthernet0/1</w:t>
+      </w:r>
+    </w:p>
+    <w:p>
+      <w:pPr>
+        <w:pStyle w:val="ac"/>
+      </w:pPr>
+      <w:r>
+        <w:t>Switch2(config-</w:t>
+      </w:r>
+      <w:proofErr w:type="gramStart"/>
+      <w:r>
+        <w:t>if)#</w:t>
+      </w:r>
+      <w:proofErr w:type="gramEnd"/>
+      <w:r>
+        <w:t>switchport mode trunk</w:t>
+      </w:r>
+    </w:p>
+    <w:p>
+      <w:pPr>
+        <w:pStyle w:val="ac"/>
+      </w:pPr>
+      <w:r>
+        <w:t>Switch2(config-</w:t>
+      </w:r>
+      <w:proofErr w:type="gramStart"/>
+      <w:r>
+        <w:t>if)#</w:t>
+      </w:r>
+      <w:proofErr w:type="gramEnd"/>
+      <w:r>
+        <w:t xml:space="preserve">switchport trunk allowed </w:t>
+      </w:r>
+      <w:proofErr w:type="spellStart"/>
+      <w:r>
+        <w:t>vlan</w:t>
+      </w:r>
+      <w:proofErr w:type="spellEnd"/>
+      <w:r>
+        <w:t xml:space="preserve"> 40</w:t>
+      </w:r>
+    </w:p>
+    <w:p>
+      <w:pPr>
+        <w:pStyle w:val="ac"/>
+      </w:pPr>
+      <w:r>
+        <w:t>Switch2(config-</w:t>
+      </w:r>
+      <w:proofErr w:type="gramStart"/>
+      <w:r>
+        <w:t>if)#</w:t>
+      </w:r>
+      <w:proofErr w:type="gramEnd"/>
+      <w:r>
+        <w:t>exit</w:t>
+      </w:r>
+    </w:p>
+    <w:p>
+      <w:pPr>
+        <w:pStyle w:val="ac"/>
+      </w:pPr>
+    </w:p>
+    <w:p>
+      <w:pPr>
+        <w:pStyle w:val="ac"/>
+        <w:rPr>
+          <w:b/>
+          <w:bCs/>
+        </w:rPr>
+      </w:pPr>
+      <w:proofErr w:type="gramStart"/>
+      <w:r>
+        <w:rPr>
+          <w:b/>
+          <w:bCs/>
+        </w:rPr>
+        <w:t>!</w:t>
+      </w:r>
+      <w:r>
+        <w:rPr>
+          <w:b/>
+          <w:bCs/>
+        </w:rPr>
+        <w:t>--</w:t>
+      </w:r>
+      <w:proofErr w:type="gramEnd"/>
+      <w:r>
+        <w:rPr>
+          <w:b/>
+          <w:bCs/>
+        </w:rPr>
+        <w:t xml:space="preserve"> </w:t>
+      </w:r>
+      <w:r>
+        <w:rPr>
+          <w:b/>
+          <w:bCs/>
+          <w:lang w:val="ru-RU"/>
+        </w:rPr>
+        <w:t>Конфигурация</w:t>
+      </w:r>
+      <w:r>
+        <w:rPr>
+          <w:b/>
+          <w:bCs/>
+        </w:rPr>
+        <w:t xml:space="preserve"> </w:t>
+      </w:r>
+      <w:r>
+        <w:rPr>
+          <w:b/>
+          <w:bCs/>
+          <w:lang w:val="ru-RU"/>
+        </w:rPr>
+        <w:t>интерфейсов</w:t>
+      </w:r>
+      <w:r>
+        <w:rPr>
+          <w:b/>
+          <w:bCs/>
+        </w:rPr>
+        <w:t xml:space="preserve"> </w:t>
+      </w:r>
+      <w:r>
+        <w:rPr>
+          <w:b/>
+          <w:bCs/>
+        </w:rPr>
+        <w:t>VLAN</w:t>
+      </w:r>
+    </w:p>
+    <w:p>
+      <w:pPr>
+        <w:pStyle w:val="ac"/>
+      </w:pPr>
+      <w:r>
+        <w:t xml:space="preserve">Switch2(config)#interface range </w:t>
+      </w:r>
+      <w:proofErr w:type="spellStart"/>
+      <w:r>
+        <w:t>FastEthernet</w:t>
+      </w:r>
+      <w:proofErr w:type="spellEnd"/>
+      <w:r>
+        <w:t xml:space="preserve"> 0/2-21</w:t>
+      </w:r>
+    </w:p>
+    <w:p>
+      <w:pPr>
+        <w:pStyle w:val="ac"/>
+      </w:pPr>
+      <w:r>
+        <w:t>Switch2(config-if-</w:t>
+      </w:r>
+      <w:proofErr w:type="gramStart"/>
+      <w:r>
+        <w:t>range)#</w:t>
+      </w:r>
+      <w:proofErr w:type="gramEnd"/>
+      <w:r>
+        <w:t>switchport mode access</w:t>
+      </w:r>
+    </w:p>
+    <w:p>
+      <w:pPr>
+        <w:pStyle w:val="ac"/>
+      </w:pPr>
+      <w:r>
+        <w:lastRenderedPageBreak/>
+        <w:t>Switch2(config-if-</w:t>
+      </w:r>
+      <w:proofErr w:type="gramStart"/>
+      <w:r>
+        <w:t>range)#</w:t>
+      </w:r>
+      <w:proofErr w:type="gramEnd"/>
+      <w:r>
+        <w:t xml:space="preserve">switchport access </w:t>
+      </w:r>
+      <w:proofErr w:type="spellStart"/>
+      <w:r>
+        <w:t>vlan</w:t>
+      </w:r>
+      <w:proofErr w:type="spellEnd"/>
+      <w:r>
+        <w:t xml:space="preserve"> 40</w:t>
+      </w:r>
+    </w:p>
+    <w:p>
+      <w:pPr>
+        <w:pStyle w:val="ac"/>
+        <w:rPr>
+          <w:lang w:val="ru-RU"/>
+        </w:rPr>
+      </w:pPr>
+      <w:r>
+        <w:t>Switch</w:t>
+      </w:r>
+      <w:r>
+        <w:rPr>
+          <w:lang w:val="ru-RU"/>
+        </w:rPr>
+        <w:t>2(</w:t>
+      </w:r>
+      <w:r>
+        <w:t>config</w:t>
+      </w:r>
+      <w:r>
+        <w:rPr>
+          <w:lang w:val="ru-RU"/>
+        </w:rPr>
+        <w:t>-</w:t>
+      </w:r>
+      <w:r>
+        <w:t>if</w:t>
+      </w:r>
+      <w:r>
+        <w:rPr>
+          <w:lang w:val="ru-RU"/>
+        </w:rPr>
+        <w:t>-</w:t>
+      </w:r>
+      <w:proofErr w:type="gramStart"/>
+      <w:r>
+        <w:t>range</w:t>
+      </w:r>
+      <w:r>
+        <w:rPr>
+          <w:lang w:val="ru-RU"/>
+        </w:rPr>
+        <w:t>)#</w:t>
+      </w:r>
+      <w:proofErr w:type="gramEnd"/>
+      <w:r>
+        <w:t>exit</w:t>
+      </w:r>
+    </w:p>
+    <w:p/>
+    <w:p>
+      <w:pPr>
+        <w:rPr>
+          <w:rFonts w:cs="Times New Roman"/>
+        </w:rPr>
+      </w:pPr>
+      <w:r>
+        <w:rPr>
+          <w:rFonts w:cs="Times New Roman"/>
+        </w:rPr>
+        <w:t>Листинг 7.</w:t>
+      </w:r>
+      <w:r>
+        <w:rPr>
+          <w:rFonts w:cs="Times New Roman"/>
+        </w:rPr>
+        <w:t>4</w:t>
+      </w:r>
+      <w:r>
+        <w:rPr>
+          <w:rFonts w:cs="Times New Roman"/>
+        </w:rPr>
+        <w:t xml:space="preserve"> – Настройка коммутатора </w:t>
+      </w:r>
+      <w:r>
+        <w:rPr>
+          <w:rFonts w:cs="Times New Roman"/>
+          <w:lang w:val="en-US"/>
+        </w:rPr>
+        <w:t>Switch</w:t>
+      </w:r>
+      <w:r>
+        <w:rPr>
+          <w:rFonts w:cs="Times New Roman"/>
+        </w:rPr>
+        <w:t>1</w:t>
+      </w:r>
+    </w:p>
+    <w:p>
+      <w:pPr>
+        <w:pStyle w:val="ac"/>
+        <w:rPr>
+          <w:b/>
+          <w:bCs/>
+          <w:lang w:val="ru-RU"/>
+        </w:rPr>
+      </w:pPr>
+      <w:proofErr w:type="gramStart"/>
+      <w:r>
+        <w:rPr>
+          <w:b/>
+          <w:bCs/>
+          <w:lang w:val="ru-RU"/>
+        </w:rPr>
+        <w:t>!--</w:t>
+      </w:r>
+      <w:proofErr w:type="gramEnd"/>
+      <w:r>
+        <w:rPr>
+          <w:b/>
+          <w:bCs/>
+          <w:lang w:val="ru-RU"/>
+        </w:rPr>
+        <w:t xml:space="preserve"> Задание режима работы с VTP-протоколом</w:t>
+      </w:r>
+    </w:p>
+    <w:p>
+      <w:pPr>
+        <w:pStyle w:val="ac"/>
+      </w:pPr>
+      <w:r>
+        <w:t xml:space="preserve">Switch3(config)#vtp domain </w:t>
+      </w:r>
+      <w:proofErr w:type="spellStart"/>
+      <w:r>
+        <w:t>MyDomain</w:t>
+      </w:r>
+      <w:proofErr w:type="spellEnd"/>
+    </w:p>
+    <w:p>
+      <w:pPr>
+        <w:pStyle w:val="ac"/>
+      </w:pPr>
+      <w:r>
+        <w:t>Switch3(config)#vtp mode client</w:t>
+      </w:r>
+    </w:p>
+    <w:p>
+      <w:pPr>
+        <w:pStyle w:val="ac"/>
+      </w:pPr>
+    </w:p>
+    <w:p>
+      <w:pPr>
+        <w:pStyle w:val="ac"/>
+        <w:rPr>
+          <w:b/>
+          <w:bCs/>
+        </w:rPr>
+      </w:pPr>
+      <w:proofErr w:type="gramStart"/>
+      <w:r>
+        <w:rPr>
+          <w:b/>
+          <w:bCs/>
+        </w:rPr>
+        <w:t>!--</w:t>
+      </w:r>
+      <w:proofErr w:type="gramEnd"/>
+      <w:r>
+        <w:rPr>
+          <w:b/>
+          <w:bCs/>
+        </w:rPr>
+        <w:t xml:space="preserve"> </w:t>
+      </w:r>
+      <w:r>
+        <w:rPr>
+          <w:b/>
+          <w:bCs/>
+          <w:lang w:val="ru-RU"/>
+        </w:rPr>
+        <w:t>Конфигурация</w:t>
+      </w:r>
+      <w:r>
+        <w:rPr>
+          <w:b/>
+          <w:bCs/>
+        </w:rPr>
+        <w:t xml:space="preserve"> </w:t>
+      </w:r>
+      <w:r>
+        <w:rPr>
+          <w:b/>
+          <w:bCs/>
+          <w:lang w:val="ru-RU"/>
+        </w:rPr>
+        <w:t>магистрального</w:t>
+      </w:r>
+      <w:r>
+        <w:rPr>
+          <w:b/>
+          <w:bCs/>
+        </w:rPr>
+        <w:t xml:space="preserve"> </w:t>
+      </w:r>
+      <w:r>
+        <w:rPr>
+          <w:b/>
+          <w:bCs/>
+          <w:lang w:val="ru-RU"/>
+        </w:rPr>
+        <w:t>интерфейса</w:t>
+      </w:r>
+    </w:p>
+    <w:p>
+      <w:pPr>
+        <w:pStyle w:val="ac"/>
+      </w:pPr>
+      <w:r>
+        <w:t>Switch3(config)#interface FastEthernet0/1</w:t>
+      </w:r>
+    </w:p>
+    <w:p>
+      <w:pPr>
+        <w:pStyle w:val="ac"/>
+      </w:pPr>
+      <w:r>
+        <w:t>Switch3(config-</w:t>
+      </w:r>
+      <w:proofErr w:type="gramStart"/>
+      <w:r>
+        <w:t>if)#</w:t>
+      </w:r>
+      <w:proofErr w:type="gramEnd"/>
+      <w:r>
+        <w:t>switchport mode trunk</w:t>
+      </w:r>
+    </w:p>
+    <w:p>
+      <w:pPr>
+        <w:pStyle w:val="ac"/>
+      </w:pPr>
+      <w:r>
+        <w:t>Switch3(config-</w:t>
+      </w:r>
+      <w:proofErr w:type="gramStart"/>
+      <w:r>
+        <w:t>if)#</w:t>
+      </w:r>
+      <w:proofErr w:type="gramEnd"/>
+      <w:r>
+        <w:t xml:space="preserve">switchport trunk allowed </w:t>
+      </w:r>
+      <w:proofErr w:type="spellStart"/>
+      <w:r>
+        <w:t>vlan</w:t>
+      </w:r>
+      <w:proofErr w:type="spellEnd"/>
+      <w:r>
+        <w:t xml:space="preserve"> 40,50</w:t>
+      </w:r>
+    </w:p>
+    <w:p>
+      <w:pPr>
+        <w:pStyle w:val="ac"/>
+      </w:pPr>
+      <w:r>
+        <w:t>Switch3(config-</w:t>
+      </w:r>
+      <w:proofErr w:type="gramStart"/>
+      <w:r>
+        <w:t>if)#</w:t>
+      </w:r>
+      <w:proofErr w:type="gramEnd"/>
+      <w:r>
+        <w:t>exit</w:t>
+      </w:r>
+    </w:p>
+    <w:p>
+      <w:pPr>
+        <w:pStyle w:val="ac"/>
+      </w:pPr>
+    </w:p>
+    <w:p>
+      <w:pPr>
+        <w:pStyle w:val="ac"/>
+        <w:rPr>
+          <w:b/>
+          <w:bCs/>
+        </w:rPr>
+      </w:pPr>
+      <w:proofErr w:type="gramStart"/>
+      <w:r>
+        <w:rPr>
+          <w:b/>
+          <w:bCs/>
+        </w:rPr>
+        <w:t>!</w:t>
+      </w:r>
+      <w:r>
+        <w:rPr>
+          <w:b/>
+          <w:bCs/>
+        </w:rPr>
+        <w:t>--</w:t>
+      </w:r>
+      <w:proofErr w:type="gramEnd"/>
+      <w:r>
+        <w:rPr>
+          <w:b/>
+          <w:bCs/>
+        </w:rPr>
+        <w:t xml:space="preserve"> </w:t>
+      </w:r>
+      <w:r>
+        <w:rPr>
+          <w:b/>
+          <w:bCs/>
+          <w:lang w:val="ru-RU"/>
+        </w:rPr>
+        <w:t>Конфигурация</w:t>
+      </w:r>
+      <w:r>
+        <w:rPr>
+          <w:b/>
+          <w:bCs/>
+        </w:rPr>
+        <w:t xml:space="preserve"> </w:t>
+      </w:r>
+      <w:r>
+        <w:rPr>
+          <w:b/>
+          <w:bCs/>
+          <w:lang w:val="ru-RU"/>
+        </w:rPr>
+        <w:t>интерфейсов</w:t>
+      </w:r>
+      <w:r>
+        <w:rPr>
+          <w:b/>
+          <w:bCs/>
+        </w:rPr>
+        <w:t xml:space="preserve"> </w:t>
+      </w:r>
+      <w:r>
+        <w:rPr>
+          <w:b/>
+          <w:bCs/>
+        </w:rPr>
+        <w:t>VLAN</w:t>
+      </w:r>
+    </w:p>
+    <w:p>
+      <w:pPr>
+        <w:pStyle w:val="ac"/>
+      </w:pPr>
+      <w:r>
+        <w:t xml:space="preserve">Switch3(config)#interface range </w:t>
+      </w:r>
+      <w:proofErr w:type="spellStart"/>
+      <w:r>
+        <w:t>FastEthernet</w:t>
+      </w:r>
+      <w:proofErr w:type="spellEnd"/>
+      <w:r>
+        <w:t xml:space="preserve"> 0/2-11</w:t>
+      </w:r>
+    </w:p>
+    <w:p>
+      <w:pPr>
+        <w:pStyle w:val="ac"/>
+      </w:pPr>
+      <w:r>
+        <w:t>Switch3(config-if-</w:t>
+      </w:r>
+      <w:proofErr w:type="gramStart"/>
+      <w:r>
+        <w:t>range)#</w:t>
+      </w:r>
+      <w:proofErr w:type="gramEnd"/>
+      <w:r>
+        <w:t>switchport mode access</w:t>
+      </w:r>
+    </w:p>
+    <w:p>
+      <w:pPr>
+        <w:pStyle w:val="ac"/>
+      </w:pPr>
+      <w:r>
+        <w:t>Switch3(config-if-</w:t>
+      </w:r>
+      <w:proofErr w:type="gramStart"/>
+      <w:r>
+        <w:t>range)#</w:t>
+      </w:r>
+      <w:proofErr w:type="gramEnd"/>
+      <w:r>
+        <w:t xml:space="preserve">switchport access </w:t>
+      </w:r>
+      <w:proofErr w:type="spellStart"/>
+      <w:r>
+        <w:t>vlan</w:t>
+      </w:r>
+      <w:proofErr w:type="spellEnd"/>
+      <w:r>
+        <w:t xml:space="preserve"> 40</w:t>
+      </w:r>
+    </w:p>
+    <w:p>
+      <w:pPr>
+        <w:pStyle w:val="ac"/>
+      </w:pPr>
+      <w:r>
+        <w:t>Switch3(config-if-</w:t>
+      </w:r>
+      <w:proofErr w:type="gramStart"/>
+      <w:r>
+        <w:t>range)#</w:t>
+      </w:r>
+      <w:proofErr w:type="gramEnd"/>
+      <w:r>
+        <w:t>exit</w:t>
+      </w:r>
+    </w:p>
+    <w:p>
+      <w:pPr>
+        <w:pStyle w:val="ac"/>
+      </w:pPr>
+    </w:p>
+    <w:p>
+      <w:pPr>
+        <w:pStyle w:val="ac"/>
+      </w:pPr>
+      <w:r>
+        <w:t xml:space="preserve">Switch3(config)#interface range </w:t>
+      </w:r>
+      <w:proofErr w:type="spellStart"/>
+      <w:r>
+        <w:t>FastEthernet</w:t>
+      </w:r>
+      <w:proofErr w:type="spellEnd"/>
+      <w:r>
+        <w:t xml:space="preserve"> 0/12-18</w:t>
+      </w:r>
+    </w:p>
+    <w:p>
+      <w:pPr>
+        <w:pStyle w:val="ac"/>
+      </w:pPr>
+      <w:r>
+        <w:t>Switch3(config-if-</w:t>
+      </w:r>
+      <w:proofErr w:type="gramStart"/>
+      <w:r>
+        <w:t>range)#</w:t>
+      </w:r>
+      <w:proofErr w:type="gramEnd"/>
+      <w:r>
+        <w:t>switchport mode access</w:t>
+      </w:r>
+    </w:p>
+    <w:p>
+      <w:pPr>
+        <w:pStyle w:val="ac"/>
+      </w:pPr>
+      <w:r>
+        <w:t>Switch3(config-if-</w:t>
+      </w:r>
+      <w:proofErr w:type="gramStart"/>
+      <w:r>
+        <w:t>range)#</w:t>
+      </w:r>
+      <w:proofErr w:type="gramEnd"/>
+      <w:r>
+        <w:t xml:space="preserve">switchport access </w:t>
+      </w:r>
+      <w:proofErr w:type="spellStart"/>
+      <w:r>
+        <w:t>vlan</w:t>
+      </w:r>
+      <w:proofErr w:type="spellEnd"/>
+      <w:r>
+        <w:t xml:space="preserve"> 50</w:t>
+      </w:r>
+    </w:p>
+    <w:p>
+      <w:pPr>
+        <w:pStyle w:val="ac"/>
+      </w:pPr>
+      <w:r>
+        <w:t>Switch3(config-if-</w:t>
+      </w:r>
+      <w:proofErr w:type="gramStart"/>
+      <w:r>
+        <w:t>range)#</w:t>
+      </w:r>
+      <w:proofErr w:type="gramEnd"/>
+      <w:r>
+        <w:t>exit</w:t>
+      </w:r>
+    </w:p>
+    <w:p>
+      <w:pPr>
+        <w:rPr>
+          <w:rFonts w:cs="Times New Roman"/>
+          <w:lang w:val="en-US"/>
+        </w:rPr>
+      </w:pPr>
+    </w:p>
+    <w:p>
+      <w:pPr>
+        <w:rPr>
+          <w:rFonts w:cs="Times New Roman"/>
+          <w:lang w:val="en-US"/>
+        </w:rPr>
+      </w:pPr>
+      <w:r>
+        <w:rPr>
+          <w:rFonts w:cs="Times New Roman"/>
+        </w:rPr>
+        <w:t>Листинг</w:t>
+      </w:r>
+      <w:r>
+        <w:rPr>
+          <w:rFonts w:cs="Times New Roman"/>
+          <w:lang w:val="en-US"/>
+        </w:rPr>
+        <w:t xml:space="preserve"> 7.</w:t>
+      </w:r>
+      <w:r>
+        <w:rPr>
+          <w:rFonts w:cs="Times New Roman"/>
+          <w:lang w:val="en-US"/>
+        </w:rPr>
+        <w:t>5</w:t>
+      </w:r>
+      <w:r>
+        <w:rPr>
+          <w:rFonts w:cs="Times New Roman"/>
+          <w:lang w:val="en-US"/>
+        </w:rPr>
+        <w:t xml:space="preserve"> – </w:t>
+      </w:r>
+      <w:r>
+        <w:rPr>
+          <w:rFonts w:cs="Times New Roman"/>
+        </w:rPr>
+        <w:t>Настройка</w:t>
+      </w:r>
+      <w:r>
+        <w:rPr>
+          <w:rFonts w:cs="Times New Roman"/>
+          <w:lang w:val="en-US"/>
+        </w:rPr>
+        <w:t xml:space="preserve"> </w:t>
+      </w:r>
+      <w:r>
+        <w:rPr>
+          <w:rFonts w:cs="Times New Roman"/>
+        </w:rPr>
+        <w:t>коммутатора</w:t>
+      </w:r>
+      <w:r>
+        <w:rPr>
+          <w:rFonts w:cs="Times New Roman"/>
+          <w:lang w:val="en-US"/>
+        </w:rPr>
+        <w:t xml:space="preserve"> </w:t>
+      </w:r>
+      <w:r>
+        <w:rPr>
+          <w:rFonts w:cs="Times New Roman"/>
+          <w:lang w:val="en-US"/>
+        </w:rPr>
+        <w:t>Switch4</w:t>
+      </w:r>
+    </w:p>
+    <w:p>
+      <w:pPr>
+        <w:pStyle w:val="ac"/>
+      </w:pPr>
+      <w:r>
+        <w:t>Switch4&gt;</w:t>
+      </w:r>
+      <w:proofErr w:type="spellStart"/>
+      <w:r>
+        <w:t>en</w:t>
+      </w:r>
+      <w:proofErr w:type="spellEnd"/>
+    </w:p>
+    <w:p>
+      <w:pPr>
+        <w:pStyle w:val="ac"/>
+        <w:rPr>
+          <w:lang w:val="ru-RU"/>
+        </w:rPr>
+      </w:pPr>
+      <w:r>
+        <w:t>Switch</w:t>
+      </w:r>
+      <w:r>
+        <w:rPr>
+          <w:lang w:val="ru-RU"/>
+        </w:rPr>
+        <w:t>4#</w:t>
+      </w:r>
+      <w:r>
+        <w:t>conf</w:t>
+      </w:r>
+      <w:r>
+        <w:rPr>
+          <w:lang w:val="ru-RU"/>
+        </w:rPr>
+        <w:t xml:space="preserve"> </w:t>
+      </w:r>
+      <w:r>
+        <w:t>t</w:t>
+      </w:r>
+    </w:p>
+    <w:p>
+      <w:pPr>
+        <w:pStyle w:val="ac"/>
+        <w:rPr>
+          <w:lang w:val="ru-RU"/>
+        </w:rPr>
+      </w:pPr>
+    </w:p>
+    <w:p>
+      <w:pPr>
+        <w:pStyle w:val="ac"/>
+        <w:rPr>
+          <w:b/>
+          <w:bCs/>
+          <w:lang w:val="ru-RU"/>
+        </w:rPr>
+      </w:pPr>
+      <w:proofErr w:type="gramStart"/>
+      <w:r>
+        <w:rPr>
+          <w:b/>
+          <w:bCs/>
+          <w:lang w:val="ru-RU"/>
+        </w:rPr>
+        <w:t>!--</w:t>
+      </w:r>
+      <w:proofErr w:type="gramEnd"/>
+      <w:r>
+        <w:rPr>
+          <w:b/>
+          <w:bCs/>
+          <w:lang w:val="ru-RU"/>
+        </w:rPr>
+        <w:t xml:space="preserve"> Задание режима работы с VTP-протоколом</w:t>
+      </w:r>
+    </w:p>
+    <w:p>
+      <w:pPr>
+        <w:pStyle w:val="ac"/>
+      </w:pPr>
+      <w:r>
+        <w:t xml:space="preserve">Switch4(config)#vtp domain </w:t>
+      </w:r>
+      <w:proofErr w:type="spellStart"/>
+      <w:r>
+        <w:t>MyDomain</w:t>
+      </w:r>
+      <w:proofErr w:type="spellEnd"/>
+    </w:p>
+    <w:p>
+      <w:pPr>
+        <w:pStyle w:val="ac"/>
+      </w:pPr>
+      <w:r>
+        <w:t>Switch4(config)#vtp mode client</w:t>
+      </w:r>
+    </w:p>
+    <w:p>
+      <w:pPr>
+        <w:pStyle w:val="ac"/>
+      </w:pPr>
+    </w:p>
+    <w:p>
+      <w:pPr>
+        <w:pStyle w:val="ac"/>
+        <w:rPr>
+          <w:b/>
+          <w:bCs/>
+        </w:rPr>
+      </w:pPr>
+      <w:proofErr w:type="gramStart"/>
+      <w:r>
+        <w:rPr>
+          <w:b/>
+          <w:bCs/>
+        </w:rPr>
+        <w:t>!--</w:t>
+      </w:r>
+      <w:proofErr w:type="gramEnd"/>
+      <w:r>
+        <w:rPr>
+          <w:b/>
+          <w:bCs/>
+        </w:rPr>
+        <w:t xml:space="preserve"> </w:t>
+      </w:r>
+      <w:r>
+        <w:rPr>
+          <w:b/>
+          <w:bCs/>
+          <w:lang w:val="ru-RU"/>
+        </w:rPr>
+        <w:t>Конфигурация</w:t>
+      </w:r>
+      <w:r>
+        <w:rPr>
+          <w:b/>
+          <w:bCs/>
+        </w:rPr>
+        <w:t xml:space="preserve"> </w:t>
+      </w:r>
+      <w:r>
+        <w:rPr>
+          <w:b/>
+          <w:bCs/>
+          <w:lang w:val="ru-RU"/>
+        </w:rPr>
+        <w:t>магистрального</w:t>
+      </w:r>
+      <w:r>
+        <w:rPr>
+          <w:b/>
+          <w:bCs/>
+        </w:rPr>
+        <w:t xml:space="preserve"> </w:t>
+      </w:r>
+      <w:r>
+        <w:rPr>
+          <w:b/>
+          <w:bCs/>
+          <w:lang w:val="ru-RU"/>
+        </w:rPr>
+        <w:t>интерфейса</w:t>
+      </w:r>
+    </w:p>
+    <w:p>
+      <w:pPr>
+        <w:pStyle w:val="ac"/>
+      </w:pPr>
+      <w:r>
+        <w:t>Switch4(config)#interface FastEthernet0/1</w:t>
+      </w:r>
+    </w:p>
+    <w:p>
+      <w:pPr>
+        <w:pStyle w:val="ac"/>
+      </w:pPr>
+      <w:r>
+        <w:t>Switch4(config-</w:t>
+      </w:r>
+      <w:proofErr w:type="gramStart"/>
+      <w:r>
+        <w:t>if)#</w:t>
+      </w:r>
+      <w:proofErr w:type="gramEnd"/>
+      <w:r>
+        <w:t>switchport mode trunk</w:t>
+      </w:r>
+    </w:p>
+    <w:p>
+      <w:pPr>
+        <w:pStyle w:val="ac"/>
+      </w:pPr>
+      <w:r>
+        <w:t>Switch4(config-</w:t>
+      </w:r>
+      <w:proofErr w:type="gramStart"/>
+      <w:r>
+        <w:t>if)#</w:t>
+      </w:r>
+      <w:proofErr w:type="gramEnd"/>
+      <w:r>
+        <w:t xml:space="preserve">switchport trunk allowed </w:t>
+      </w:r>
+      <w:proofErr w:type="spellStart"/>
+      <w:r>
+        <w:t>vlan</w:t>
+      </w:r>
+      <w:proofErr w:type="spellEnd"/>
+      <w:r>
+        <w:t xml:space="preserve"> 50</w:t>
+      </w:r>
+    </w:p>
+    <w:p>
+      <w:pPr>
+        <w:pStyle w:val="ac"/>
+      </w:pPr>
+      <w:r>
+        <w:t>Switch4(config-</w:t>
+      </w:r>
+      <w:proofErr w:type="gramStart"/>
+      <w:r>
+        <w:t>if)#</w:t>
+      </w:r>
+      <w:proofErr w:type="gramEnd"/>
+      <w:r>
+        <w:t>exit</w:t>
+      </w:r>
+    </w:p>
+    <w:p>
+      <w:pPr>
+        <w:pStyle w:val="ac"/>
+      </w:pPr>
+    </w:p>
+    <w:p>
+      <w:pPr>
+        <w:pStyle w:val="ac"/>
+        <w:rPr>
+          <w:b/>
+          <w:bCs/>
+        </w:rPr>
+      </w:pPr>
+      <w:proofErr w:type="gramStart"/>
+      <w:r>
+        <w:rPr>
+          <w:b/>
+          <w:bCs/>
+        </w:rPr>
+        <w:t>!</w:t>
+      </w:r>
+      <w:r>
+        <w:rPr>
+          <w:b/>
+          <w:bCs/>
+        </w:rPr>
+        <w:t>--</w:t>
+      </w:r>
+      <w:proofErr w:type="gramEnd"/>
+      <w:r>
+        <w:rPr>
+          <w:b/>
+          <w:bCs/>
+        </w:rPr>
+        <w:t xml:space="preserve"> </w:t>
+      </w:r>
+      <w:r>
+        <w:rPr>
+          <w:b/>
+          <w:bCs/>
+          <w:lang w:val="ru-RU"/>
+        </w:rPr>
+        <w:t>Конфигурация</w:t>
+      </w:r>
+      <w:r>
+        <w:rPr>
+          <w:b/>
+          <w:bCs/>
+        </w:rPr>
+        <w:t xml:space="preserve"> </w:t>
+      </w:r>
+      <w:r>
+        <w:rPr>
+          <w:b/>
+          <w:bCs/>
+          <w:lang w:val="ru-RU"/>
+        </w:rPr>
+        <w:t>интерфейсов</w:t>
+      </w:r>
+      <w:r>
+        <w:rPr>
+          <w:b/>
+          <w:bCs/>
+        </w:rPr>
+        <w:t xml:space="preserve"> </w:t>
+      </w:r>
+      <w:r>
+        <w:rPr>
+          <w:b/>
+          <w:bCs/>
+        </w:rPr>
+        <w:t>VLAN</w:t>
+      </w:r>
+    </w:p>
+    <w:p>
+      <w:pPr>
+        <w:pStyle w:val="ac"/>
+      </w:pPr>
+      <w:r>
+        <w:t xml:space="preserve">Switch4(config)#interface range </w:t>
+      </w:r>
+      <w:proofErr w:type="spellStart"/>
+      <w:r>
+        <w:t>FastEthernet</w:t>
+      </w:r>
+      <w:proofErr w:type="spellEnd"/>
+      <w:r>
+        <w:t xml:space="preserve"> 0/2-22</w:t>
+      </w:r>
+    </w:p>
+    <w:p>
+      <w:pPr>
+        <w:pStyle w:val="ac"/>
+      </w:pPr>
+      <w:r>
+        <w:t>Switch4(config-if-</w:t>
+      </w:r>
+      <w:proofErr w:type="gramStart"/>
+      <w:r>
+        <w:t>range)#</w:t>
+      </w:r>
+      <w:proofErr w:type="gramEnd"/>
+      <w:r>
+        <w:t>switchport mode access</w:t>
+      </w:r>
+    </w:p>
+    <w:p>
+      <w:pPr>
+        <w:pStyle w:val="ac"/>
+      </w:pPr>
+      <w:r>
+        <w:t>Switch4(config-if-</w:t>
+      </w:r>
+      <w:proofErr w:type="gramStart"/>
+      <w:r>
+        <w:t>range)#</w:t>
+      </w:r>
+      <w:proofErr w:type="gramEnd"/>
+      <w:r>
+        <w:t xml:space="preserve">switchport access </w:t>
+      </w:r>
+      <w:proofErr w:type="spellStart"/>
+      <w:r>
+        <w:t>vlan</w:t>
+      </w:r>
+      <w:proofErr w:type="spellEnd"/>
+      <w:r>
+        <w:t xml:space="preserve"> 50</w:t>
+      </w:r>
+    </w:p>
+    <w:p>
+      <w:pPr>
+        <w:pStyle w:val="ac"/>
+        <w:rPr>
+          <w:lang w:val="ru-RU"/>
+        </w:rPr>
+      </w:pPr>
+      <w:r>
+        <w:t>Switch</w:t>
+      </w:r>
+      <w:r>
+        <w:rPr>
+          <w:lang w:val="ru-RU"/>
+        </w:rPr>
+        <w:t>4(</w:t>
+      </w:r>
+      <w:r>
+        <w:t>config</w:t>
+      </w:r>
+      <w:r>
+        <w:rPr>
+          <w:lang w:val="ru-RU"/>
+        </w:rPr>
+        <w:t>-</w:t>
+      </w:r>
+      <w:r>
+        <w:t>if</w:t>
+      </w:r>
+      <w:r>
+        <w:rPr>
+          <w:lang w:val="ru-RU"/>
+        </w:rPr>
+        <w:t>-</w:t>
+      </w:r>
+      <w:proofErr w:type="gramStart"/>
+      <w:r>
+        <w:t>range</w:t>
+      </w:r>
+      <w:r>
+        <w:rPr>
+          <w:lang w:val="ru-RU"/>
+        </w:rPr>
+        <w:t>)#</w:t>
+      </w:r>
+      <w:proofErr w:type="gramEnd"/>
+      <w:r>
+        <w:t>exit</w:t>
       </w:r>
     </w:p>
     <w:p/>
     <w:p/>
+    <w:p>
+      <w:pPr>
+        <w:pStyle w:val="2"/>
+      </w:pPr>
+      <w:bookmarkStart w:id="24" w:name="_Toc216691468"/>
+      <w:r>
+        <w:t xml:space="preserve">7.2 </w:t>
+      </w:r>
+      <w:r>
+        <w:t>Сценарий минимальной конфигурации маршрутизатора</w:t>
+      </w:r>
+      <w:bookmarkEnd w:id="24"/>
+    </w:p>
+    <w:p>
+      <w:pPr>
+        <w:pStyle w:val="2"/>
+      </w:pPr>
+    </w:p>
+    <w:p>
+      <w:r>
+        <w:t xml:space="preserve">Для проектируемой сети выбран маршрутизатор типа Cisco </w:t>
+      </w:r>
+      <w:r>
+        <w:t>1941</w:t>
+      </w:r>
+      <w:r>
+        <w:t xml:space="preserve"> c </w:t>
+      </w:r>
+      <w:r>
+        <w:t xml:space="preserve">управляющим модулем </w:t>
+      </w:r>
+      <w:r>
+        <w:rPr>
+          <w:lang w:val="en-US"/>
+        </w:rPr>
+        <w:t>HWIC</w:t>
+      </w:r>
+      <w:r>
+        <w:t>-4</w:t>
+      </w:r>
+      <w:r>
+        <w:rPr>
+          <w:lang w:val="en-US"/>
+        </w:rPr>
+        <w:t>ESW</w:t>
+      </w:r>
+      <w:r>
+        <w:t xml:space="preserve">. В </w:t>
+      </w:r>
+      <w:r>
+        <w:t>нём</w:t>
+      </w:r>
+      <w:r>
+        <w:t xml:space="preserve"> имеется два интерфейса </w:t>
+      </w:r>
+      <w:r>
+        <w:rPr>
+          <w:lang w:val="en-US"/>
+        </w:rPr>
+        <w:t>Gigabit</w:t>
+      </w:r>
+      <w:r>
+        <w:t xml:space="preserve"> </w:t>
+      </w:r>
+      <w:r>
+        <w:rPr>
+          <w:lang w:val="en-US"/>
+        </w:rPr>
+        <w:t>Ethernet</w:t>
+      </w:r>
+      <w:r>
+        <w:t>, один из которых используе</w:t>
+      </w:r>
+      <w:r>
+        <w:t>тся</w:t>
+      </w:r>
+      <w:r>
+        <w:t xml:space="preserve"> для подключения к Интернет-</w:t>
+      </w:r>
+      <w:r>
+        <w:lastRenderedPageBreak/>
+        <w:t xml:space="preserve">провайдеру, </w:t>
+      </w:r>
+      <w:r>
+        <w:t>а второй – к ЛКС</w:t>
+      </w:r>
+      <w:r>
+        <w:t xml:space="preserve">. </w:t>
+      </w:r>
+      <w:r>
+        <w:t xml:space="preserve">Управляющий модуль с портами </w:t>
+      </w:r>
+      <w:proofErr w:type="spellStart"/>
+      <w:r>
+        <w:rPr>
+          <w:lang w:val="en-US"/>
+        </w:rPr>
+        <w:t>FastEthernet</w:t>
+      </w:r>
+      <w:proofErr w:type="spellEnd"/>
+      <w:r>
+        <w:t xml:space="preserve"> </w:t>
+      </w:r>
+      <w:r>
+        <w:t xml:space="preserve">позволяет подключить коммутатор к внешним серверам </w:t>
+      </w:r>
+      <w:r>
+        <w:rPr>
+          <w:lang w:val="en-US"/>
+        </w:rPr>
+        <w:t>DMZ</w:t>
+      </w:r>
+      <w:r>
+        <w:t>.</w:t>
+      </w:r>
+    </w:p>
+    <w:p>
+      <w:r>
+        <w:t>Сценарий конфигурации указан в листинге 7.6.</w:t>
+      </w:r>
+    </w:p>
+    <w:p/>
+    <w:p>
+      <w:r>
+        <w:t>Листинг 7.6 – Конфигурация маршрутизатора</w:t>
+      </w:r>
+    </w:p>
+    <w:p>
+      <w:pPr>
+        <w:pStyle w:val="ac"/>
+      </w:pPr>
+      <w:r>
+        <w:t>Router&gt;</w:t>
+      </w:r>
+      <w:proofErr w:type="spellStart"/>
+      <w:r>
+        <w:t>en</w:t>
+      </w:r>
+      <w:proofErr w:type="spellEnd"/>
+    </w:p>
+    <w:p>
+      <w:pPr>
+        <w:pStyle w:val="ac"/>
+        <w:rPr>
+          <w:lang w:val="ru-RU"/>
+        </w:rPr>
+      </w:pPr>
+      <w:proofErr w:type="spellStart"/>
+      <w:r>
+        <w:t>Router#conf</w:t>
+      </w:r>
+      <w:proofErr w:type="spellEnd"/>
+      <w:r>
+        <w:t xml:space="preserve"> t</w:t>
+      </w:r>
+    </w:p>
+    <w:p>
+      <w:pPr>
+        <w:pStyle w:val="ac"/>
+        <w:rPr>
+          <w:lang w:val="ru-RU"/>
+        </w:rPr>
+      </w:pPr>
+    </w:p>
+    <w:p>
+      <w:pPr>
+        <w:pStyle w:val="ac"/>
+      </w:pPr>
+      <w:r>
+        <w:t>Router(config)#interface GigabitEthernet0/0</w:t>
+      </w:r>
+    </w:p>
+    <w:p>
+      <w:pPr>
+        <w:pStyle w:val="ac"/>
+      </w:pPr>
+      <w:r>
+        <w:t>Router(config-</w:t>
+      </w:r>
+      <w:proofErr w:type="gramStart"/>
+      <w:r>
+        <w:t>if)#</w:t>
+      </w:r>
+      <w:proofErr w:type="gramEnd"/>
+      <w:r>
+        <w:t>ip address 192.168.0.1 255.255.255.0</w:t>
+      </w:r>
+    </w:p>
+    <w:p>
+      <w:pPr>
+        <w:pStyle w:val="ac"/>
+      </w:pPr>
+      <w:r>
+        <w:t>Router(config-</w:t>
+      </w:r>
+      <w:proofErr w:type="gramStart"/>
+      <w:r>
+        <w:t>if)#</w:t>
+      </w:r>
+      <w:proofErr w:type="gramEnd"/>
+      <w:r>
+        <w:t>no shutdown</w:t>
+      </w:r>
+    </w:p>
+    <w:p>
+      <w:pPr>
+        <w:pStyle w:val="ac"/>
+      </w:pPr>
+      <w:r>
+        <w:t>Router(config-</w:t>
+      </w:r>
+      <w:proofErr w:type="gramStart"/>
+      <w:r>
+        <w:t>if)#</w:t>
+      </w:r>
+      <w:proofErr w:type="gramEnd"/>
+      <w:r>
+        <w:t>exit</w:t>
+      </w:r>
+    </w:p>
+    <w:p>
+      <w:pPr>
+        <w:pStyle w:val="ac"/>
+      </w:pPr>
+    </w:p>
+    <w:p>
+      <w:pPr>
+        <w:pStyle w:val="ac"/>
+      </w:pPr>
+      <w:r>
+        <w:t>Router(config)#interface FastEthernet0/0/0</w:t>
+      </w:r>
+    </w:p>
+    <w:p>
+      <w:pPr>
+        <w:pStyle w:val="ac"/>
+      </w:pPr>
+      <w:r>
+        <w:t>Router(config-</w:t>
+      </w:r>
+      <w:proofErr w:type="gramStart"/>
+      <w:r>
+        <w:t>if)#</w:t>
+      </w:r>
+      <w:proofErr w:type="gramEnd"/>
+      <w:r>
+        <w:t>ip address 192.168.1.5 255.255.255.0</w:t>
+      </w:r>
+    </w:p>
+    <w:p>
+      <w:pPr>
+        <w:pStyle w:val="ac"/>
+      </w:pPr>
+      <w:r>
+        <w:t>Router(config-</w:t>
+      </w:r>
+      <w:proofErr w:type="gramStart"/>
+      <w:r>
+        <w:t>if)#</w:t>
+      </w:r>
+      <w:proofErr w:type="gramEnd"/>
+      <w:r>
+        <w:t>no shutdown</w:t>
+      </w:r>
+    </w:p>
+    <w:p>
+      <w:pPr>
+        <w:pStyle w:val="ac"/>
+      </w:pPr>
+      <w:r>
+        <w:t>Router(config-</w:t>
+      </w:r>
+      <w:proofErr w:type="gramStart"/>
+      <w:r>
+        <w:t>if)#</w:t>
+      </w:r>
+      <w:proofErr w:type="gramEnd"/>
+      <w:r>
+        <w:t>exit</w:t>
+      </w:r>
+    </w:p>
+    <w:p>
+      <w:pPr>
+        <w:pStyle w:val="ac"/>
+      </w:pPr>
+    </w:p>
+    <w:p>
+      <w:pPr>
+        <w:pStyle w:val="ac"/>
+      </w:pPr>
+      <w:r>
+        <w:t>Router(config)#interface FastEthernet0/0/1</w:t>
+      </w:r>
+    </w:p>
+    <w:p>
+      <w:pPr>
+        <w:pStyle w:val="ac"/>
+      </w:pPr>
+      <w:r>
+        <w:t>Router(config-</w:t>
+      </w:r>
+      <w:proofErr w:type="gramStart"/>
+      <w:r>
+        <w:t>if)#</w:t>
+      </w:r>
+      <w:proofErr w:type="gramEnd"/>
+      <w:r>
+        <w:t>no shutdown</w:t>
+      </w:r>
+    </w:p>
+    <w:p>
+      <w:pPr>
+        <w:pStyle w:val="ac"/>
+      </w:pPr>
+      <w:r>
+        <w:t>Router(config-</w:t>
+      </w:r>
+      <w:proofErr w:type="gramStart"/>
+      <w:r>
+        <w:t>if)#</w:t>
+      </w:r>
+      <w:proofErr w:type="gramEnd"/>
+      <w:r>
+        <w:t>ip address 192.168.1.6 255.255.255.0</w:t>
+      </w:r>
+    </w:p>
+    <w:p>
+      <w:pPr>
+        <w:pStyle w:val="ac"/>
+      </w:pPr>
+      <w:r>
+        <w:t>Router(config-</w:t>
+      </w:r>
+      <w:proofErr w:type="gramStart"/>
+      <w:r>
+        <w:t>if)#</w:t>
+      </w:r>
+      <w:proofErr w:type="gramEnd"/>
+      <w:r>
+        <w:t>exit</w:t>
+      </w:r>
+    </w:p>
+    <w:p>
+      <w:pPr>
+        <w:rPr>
+          <w:lang w:val="en-US"/>
+        </w:rPr>
+      </w:pPr>
+    </w:p>
+    <w:p>
+      <w:pPr>
+        <w:rPr>
+          <w:lang w:val="en-US"/>
+        </w:rPr>
+      </w:pPr>
+    </w:p>
     <w:p>
       <w:pPr>
         <w:pStyle w:val="2"/>
@@ -25791,7 +30378,115 @@
     <w:p/>
     <w:p>
       <w:r>
+        <w:t xml:space="preserve">Для тестирования созданного проекта локальной сети предприятия необходимо построить её рабочую модель. Для этих целей был выбран эмулятор компьютерных сетей </w:t>
+      </w:r>
+      <w:r>
+        <w:rPr>
+          <w:lang w:val="en-US"/>
+        </w:rPr>
+        <w:t>Cisco</w:t>
+      </w:r>
+      <w:r>
+        <w:t xml:space="preserve"> </w:t>
+      </w:r>
+      <w:r>
+        <w:rPr>
+          <w:lang w:val="en-US"/>
+        </w:rPr>
+        <w:t>Packet</w:t>
+      </w:r>
+      <w:r>
+        <w:t xml:space="preserve"> </w:t>
+      </w:r>
+      <w:r>
+        <w:rPr>
+          <w:lang w:val="en-US"/>
+        </w:rPr>
+        <w:t>Tracer</w:t>
+      </w:r>
+      <w:r>
         <w:t>.</w:t>
+      </w:r>
+    </w:p>
+    <w:p>
+      <w:r>
+        <w:t xml:space="preserve">Поскольку предприятие велико и устройств в нём много, было решено </w:t>
+      </w:r>
+      <w:r>
+        <w:t>осуществ</w:t>
+      </w:r>
+      <w:r>
+        <w:t>ить</w:t>
+      </w:r>
+      <w:r>
+        <w:t xml:space="preserve"> моделирование не всей сети, а е</w:t>
+      </w:r>
+      <w:r>
+        <w:t>ё</w:t>
+      </w:r>
+      <w:r>
+        <w:t xml:space="preserve"> базового фрагмента</w:t>
+      </w:r>
+      <w:r>
+        <w:t>. Он содержит</w:t>
+      </w:r>
+      <w:r>
+        <w:t xml:space="preserve"> все принципиальные составные части сети</w:t>
+      </w:r>
+      <w:r>
+        <w:t xml:space="preserve">: маршрутизаторы, коммутаторы и сервера. Было решено не включать в сеть часть персональных компьютеров – их в ней больше всего (90 штук) и их конфигурация </w:t>
+      </w:r>
+      <w:r>
+        <w:t>предельно похожа</w:t>
+      </w:r>
+      <w:r>
+        <w:t>.</w:t>
+      </w:r>
+    </w:p>
+    <w:p>
+      <w:r>
+        <w:t>Основой моделирования служат: техническое задание, логическая модель сети (приложение Б), расписанные в предыдущих пунктах работы данные об устройствах, подсетях и сценариях конфигурации.</w:t>
+      </w:r>
+    </w:p>
+    <w:p>
+      <w:r>
+        <w:t xml:space="preserve">Цель моделирования </w:t>
+      </w:r>
+      <w:r>
+        <w:t>–</w:t>
+      </w:r>
+      <w:r>
+        <w:t xml:space="preserve"> </w:t>
+      </w:r>
+      <w:r>
+        <w:t>проверить</w:t>
+      </w:r>
+      <w:r>
+        <w:t xml:space="preserve"> функционировани</w:t>
+      </w:r>
+      <w:r>
+        <w:t xml:space="preserve">е </w:t>
+      </w:r>
+      <w:r>
+        <w:t xml:space="preserve">спроектированной </w:t>
+      </w:r>
+      <w:r>
+        <w:t>ЛКС</w:t>
+      </w:r>
+      <w:r>
+        <w:t xml:space="preserve"> в соответствии с техническим задание</w:t>
+      </w:r>
+      <w:r>
+        <w:t xml:space="preserve">м, оценить </w:t>
+      </w:r>
+      <w:r>
+        <w:t>корректност</w:t>
+      </w:r>
+      <w:r>
+        <w:t xml:space="preserve">ь </w:t>
+      </w:r>
+      <w:r>
+        <w:t>разработанных сценариев конфигурирования телекоммуникационного оборудования.</w:t>
       </w:r>
     </w:p>
     <w:p/>
@@ -25824,7 +30519,141 @@
     </w:p>
     <w:p>
       <w:r>
-        <w:t>.</w:t>
+        <w:t xml:space="preserve">По заданной логической схеме в эмуляторе </w:t>
+      </w:r>
+      <w:r>
+        <w:rPr>
+          <w:lang w:val="en-US"/>
+        </w:rPr>
+        <w:t>Cisco</w:t>
+      </w:r>
+      <w:r>
+        <w:t xml:space="preserve"> </w:t>
+      </w:r>
+      <w:r>
+        <w:rPr>
+          <w:lang w:val="en-US"/>
+        </w:rPr>
+        <w:t>Packet</w:t>
+      </w:r>
+      <w:r>
+        <w:t xml:space="preserve"> </w:t>
+      </w:r>
+      <w:r>
+        <w:rPr>
+          <w:lang w:val="en-US"/>
+        </w:rPr>
+        <w:t>Tracer</w:t>
+      </w:r>
+      <w:r>
+        <w:t xml:space="preserve"> </w:t>
+      </w:r>
+      <w:r>
+        <w:t>была построена топология спроектированной сети (рисунок 8.1). Устройства были распределены по группам и соединены через заданные ранее порты.</w:t>
+      </w:r>
+    </w:p>
+    <w:p/>
+    <w:p>
+      <w:pPr>
+        <w:ind w:firstLine="0"/>
+        <w:jc w:val="center"/>
+      </w:pPr>
+      <w:r>
+        <w:rPr>
+          <w:noProof/>
+        </w:rPr>
+        <w:lastRenderedPageBreak/>
+        <w:drawing>
+          <wp:inline distT="0" distB="0" distL="0" distR="0" wp14:anchorId="4F8CB8AA" wp14:editId="591820A4">
+            <wp:extent cx="5940425" cy="2948305"/>
+            <wp:effectExtent l="0" t="0" r="3175" b="4445"/>
+            <wp:docPr id="1274284514" name="Рисунок 1"/>
+            <wp:cNvGraphicFramePr>
+              <a:graphicFrameLocks xmlns:a="http://schemas.openxmlformats.org/drawingml/2006/main" noChangeAspect="1"/>
+            </wp:cNvGraphicFramePr>
+            <a:graphic xmlns:a="http://schemas.openxmlformats.org/drawingml/2006/main">
+              <a:graphicData uri="http://schemas.openxmlformats.org/drawingml/2006/picture">
+                <pic:pic xmlns:pic="http://schemas.openxmlformats.org/drawingml/2006/picture">
+                  <pic:nvPicPr>
+                    <pic:cNvPr id="1274284514" name=""/>
+                    <pic:cNvPicPr/>
+                  </pic:nvPicPr>
+                  <pic:blipFill>
+                    <a:blip r:embed="rId13"/>
+                    <a:stretch>
+                      <a:fillRect/>
+                    </a:stretch>
+                  </pic:blipFill>
+                  <pic:spPr>
+                    <a:xfrm>
+                      <a:off x="0" y="0"/>
+                      <a:ext cx="5940425" cy="2948305"/>
+                    </a:xfrm>
+                    <a:prstGeom prst="rect">
+                      <a:avLst/>
+                    </a:prstGeom>
+                  </pic:spPr>
+                </pic:pic>
+              </a:graphicData>
+            </a:graphic>
+          </wp:inline>
+        </w:drawing>
+      </w:r>
+    </w:p>
+    <w:p>
+      <w:pPr>
+        <w:ind w:firstLine="0"/>
+        <w:jc w:val="center"/>
+      </w:pPr>
+      <w:r>
+        <w:t xml:space="preserve">Рисунок 8.1 </w:t>
+      </w:r>
+      <w:r>
+        <w:sym w:font="Symbol" w:char="F02D"/>
+      </w:r>
+      <w:r>
+        <w:t xml:space="preserve"> Топология моделируемой ЛКС в окне Packet </w:t>
+      </w:r>
+      <w:proofErr w:type="spellStart"/>
+      <w:r>
+        <w:t>Tracer</w:t>
+      </w:r>
+      <w:proofErr w:type="spellEnd"/>
+    </w:p>
+    <w:p/>
+    <w:p>
+      <w:r>
+        <w:t>Модель имеет четыре коммутатора уровня доступа (</w:t>
+      </w:r>
+      <w:r>
+        <w:rPr>
+          <w:lang w:val="en-US"/>
+        </w:rPr>
+        <w:t>SW</w:t>
+      </w:r>
+      <w:r>
+        <w:t xml:space="preserve"> 2</w:t>
+      </w:r>
+      <w:r>
+        <w:t>)</w:t>
+      </w:r>
+      <w:r>
+        <w:t xml:space="preserve">, </w:t>
+      </w:r>
+      <w:r>
+        <w:t xml:space="preserve">которые соединяются через распределительный коммутатор </w:t>
+      </w:r>
+      <w:r>
+        <w:rPr>
+          <w:lang w:val="en-US"/>
+        </w:rPr>
+        <w:t>SW</w:t>
+      </w:r>
+      <w:r>
+        <w:t xml:space="preserve"> 3</w:t>
+      </w:r>
+      <w:r>
+        <w:t>, также связанный с внутренними серверами. Доступ к внешним серверам и сети Интернет осуществляется через роутер.</w:t>
       </w:r>
     </w:p>
     <w:p/>
@@ -25848,7 +30677,7 @@
     <w:p/>
     <w:p>
       <w:r>
-        <w:t>.</w:t>
+        <w:t>Все компьютеры и сервера получили персональные идентификаторы в соответствии со своими подсетями. Также адресация была выполнена для рабочих портов коммутаторов и маршрутизатора.</w:t>
       </w:r>
     </w:p>
     <w:p/>
@@ -25891,6 +30720,7 @@
         <w:rPr>
           <w:lang w:val="en-US"/>
         </w:rPr>
+        <w:lastRenderedPageBreak/>
         <w:t>.</w:t>
       </w:r>
     </w:p>
@@ -26097,7 +30927,7 @@
                     <pic:cNvPicPr/>
                   </pic:nvPicPr>
                   <pic:blipFill>
-                    <a:blip r:embed="rId13">
+                    <a:blip r:embed="rId14">
                       <a:extLst>
                         <a:ext uri="{28A0092B-C50C-407E-A947-70E740481C1C}">
                           <a14:useLocalDpi xmlns:a14="http://schemas.microsoft.com/office/drawing/2010/main" val="0"/>
@@ -26226,7 +31056,7 @@
                     <pic:cNvPicPr/>
                   </pic:nvPicPr>
                   <pic:blipFill>
-                    <a:blip r:embed="rId14"/>
+                    <a:blip r:embed="rId15"/>
                     <a:stretch>
                       <a:fillRect/>
                     </a:stretch>
@@ -26275,8 +31105,8 @@
       </w:pPr>
     </w:p>
     <w:sectPr>
-      <w:headerReference w:type="default" r:id="rId15"/>
-      <w:footerReference w:type="default" r:id="rId16"/>
+      <w:headerReference w:type="default" r:id="rId16"/>
+      <w:footerReference w:type="default" r:id="rId17"/>
       <w:pgSz w:w="11906" w:h="16838"/>
       <w:pgMar w:top="1134" w:right="850" w:bottom="1134" w:left="1701" w:header="708" w:footer="708" w:gutter="0"/>
       <w:pgNumType w:start="1"/>

--- a/7 семестр/ИСИС КП/ПЗ.docx
+++ b/7 семестр/ИСИС КП/ПЗ.docx
@@ -1772,18 +1772,8 @@
                 <w:szCs w:val="28"/>
                 <w:lang w:bidi="en-US"/>
               </w:rPr>
-              <w:t xml:space="preserve">Защита       </w:t>
-            </w:r>
-            <w:proofErr w:type="gramStart"/>
-            <w:r>
-              <w:rPr>
-                <w:rFonts w:eastAsia="Times New Roman" w:cs="Times New Roman"/>
-                <w:szCs w:val="28"/>
-                <w:lang w:bidi="en-US"/>
-              </w:rPr>
-              <w:t xml:space="preserve">   «</w:t>
-            </w:r>
-            <w:proofErr w:type="gramEnd"/>
+              <w:t>Защита          «</w:t>
+            </w:r>
           </w:p>
         </w:tc>
         <w:tc>
@@ -14918,26 +14908,16 @@
                 <w:szCs w:val="28"/>
                 <w:lang w:val="en-US"/>
               </w:rPr>
-              <w:t>-Fa0</w:t>
-            </w:r>
-            <w:proofErr w:type="gramStart"/>
+              <w:t>-Fa0/</w:t>
+            </w:r>
             <w:r>
               <w:rPr>
                 <w:rFonts w:cs="Times New Roman"/>
                 <w:szCs w:val="28"/>
                 <w:lang w:val="en-US"/>
               </w:rPr>
-              <w:t>/</w:t>
-            </w:r>
-            <w:r>
-              <w:rPr>
-                <w:rFonts w:cs="Times New Roman"/>
-                <w:szCs w:val="28"/>
-                <w:lang w:val="en-US"/>
-              </w:rPr>
               <w:t>(</w:t>
             </w:r>
-            <w:proofErr w:type="gramEnd"/>
             <w:r>
               <w:rPr>
                 <w:rFonts w:cs="Times New Roman"/>
@@ -15111,26 +15091,16 @@
                 <w:szCs w:val="28"/>
                 <w:lang w:val="en-US"/>
               </w:rPr>
-              <w:t>Sw1-Fa0</w:t>
-            </w:r>
-            <w:proofErr w:type="gramStart"/>
+              <w:t>Sw1-Fa0/</w:t>
+            </w:r>
             <w:r>
               <w:rPr>
                 <w:rFonts w:cs="Times New Roman"/>
                 <w:szCs w:val="28"/>
                 <w:lang w:val="en-US"/>
               </w:rPr>
-              <w:t>/</w:t>
-            </w:r>
-            <w:r>
-              <w:rPr>
-                <w:rFonts w:cs="Times New Roman"/>
-                <w:szCs w:val="28"/>
-                <w:lang w:val="en-US"/>
-              </w:rPr>
               <w:t>(</w:t>
             </w:r>
-            <w:proofErr w:type="gramEnd"/>
             <w:r>
               <w:rPr>
                 <w:rFonts w:cs="Times New Roman"/>
@@ -15295,26 +15265,16 @@
                 <w:szCs w:val="28"/>
                 <w:lang w:val="en-US"/>
               </w:rPr>
-              <w:t>Sw1-Fa0</w:t>
-            </w:r>
-            <w:proofErr w:type="gramStart"/>
+              <w:t>Sw1-Fa0/</w:t>
+            </w:r>
             <w:r>
               <w:rPr>
                 <w:rFonts w:cs="Times New Roman"/>
                 <w:szCs w:val="28"/>
                 <w:lang w:val="en-US"/>
               </w:rPr>
-              <w:t>/</w:t>
-            </w:r>
-            <w:r>
-              <w:rPr>
-                <w:rFonts w:cs="Times New Roman"/>
-                <w:szCs w:val="28"/>
-                <w:lang w:val="en-US"/>
-              </w:rPr>
               <w:t>(</w:t>
             </w:r>
-            <w:proofErr w:type="gramEnd"/>
             <w:r>
               <w:rPr>
                 <w:rFonts w:cs="Times New Roman"/>
@@ -15528,26 +15488,16 @@
                 <w:szCs w:val="28"/>
                 <w:lang w:val="en-US"/>
               </w:rPr>
-              <w:t>Sw1-Fa0</w:t>
-            </w:r>
-            <w:proofErr w:type="gramStart"/>
+              <w:t>Sw1-Fa0/</w:t>
+            </w:r>
             <w:r>
               <w:rPr>
                 <w:rFonts w:cs="Times New Roman"/>
                 <w:szCs w:val="28"/>
                 <w:lang w:val="en-US"/>
               </w:rPr>
-              <w:t>/</w:t>
-            </w:r>
-            <w:r>
-              <w:rPr>
-                <w:rFonts w:cs="Times New Roman"/>
-                <w:szCs w:val="28"/>
-                <w:lang w:val="en-US"/>
-              </w:rPr>
               <w:t>(</w:t>
             </w:r>
-            <w:proofErr w:type="gramEnd"/>
             <w:r>
               <w:rPr>
                 <w:rFonts w:cs="Times New Roman"/>
@@ -15761,26 +15711,16 @@
                 <w:szCs w:val="28"/>
                 <w:lang w:val="en-US"/>
               </w:rPr>
-              <w:t>Sw1-Fa0</w:t>
-            </w:r>
-            <w:proofErr w:type="gramStart"/>
+              <w:t>Sw1-Fa0/</w:t>
+            </w:r>
             <w:r>
               <w:rPr>
                 <w:rFonts w:cs="Times New Roman"/>
                 <w:szCs w:val="28"/>
                 <w:lang w:val="en-US"/>
               </w:rPr>
-              <w:t>/</w:t>
-            </w:r>
-            <w:r>
-              <w:rPr>
-                <w:rFonts w:cs="Times New Roman"/>
-                <w:szCs w:val="28"/>
-                <w:lang w:val="en-US"/>
-              </w:rPr>
               <w:t>(</w:t>
             </w:r>
-            <w:proofErr w:type="gramEnd"/>
             <w:r>
               <w:rPr>
                 <w:rFonts w:cs="Times New Roman"/>
@@ -16011,26 +15951,16 @@
                 <w:szCs w:val="28"/>
                 <w:lang w:val="en-US"/>
               </w:rPr>
-              <w:t>-Fa0</w:t>
-            </w:r>
-            <w:proofErr w:type="gramStart"/>
+              <w:t>-Fa0/</w:t>
+            </w:r>
             <w:r>
               <w:rPr>
                 <w:rFonts w:cs="Times New Roman"/>
                 <w:szCs w:val="28"/>
                 <w:lang w:val="en-US"/>
               </w:rPr>
-              <w:t>/</w:t>
-            </w:r>
-            <w:r>
-              <w:rPr>
-                <w:rFonts w:cs="Times New Roman"/>
-                <w:szCs w:val="28"/>
-                <w:lang w:val="en-US"/>
-              </w:rPr>
               <w:t>(</w:t>
             </w:r>
-            <w:proofErr w:type="gramEnd"/>
             <w:r>
               <w:rPr>
                 <w:rFonts w:cs="Times New Roman"/>
@@ -16238,33 +16168,15 @@
                 <w:szCs w:val="28"/>
                 <w:lang w:val="en-US"/>
               </w:rPr>
-              <w:t>-Fa0</w:t>
-            </w:r>
-            <w:proofErr w:type="gramStart"/>
+              <w:t>-Fa0/</w:t>
+            </w:r>
             <w:r>
               <w:rPr>
                 <w:rFonts w:cs="Times New Roman"/>
                 <w:szCs w:val="28"/>
                 <w:lang w:val="en-US"/>
               </w:rPr>
-              <w:t>/</w:t>
-            </w:r>
-            <w:r>
-              <w:rPr>
-                <w:rFonts w:cs="Times New Roman"/>
-                <w:szCs w:val="28"/>
-                <w:lang w:val="en-US"/>
-              </w:rPr>
-              <w:t>(</w:t>
-            </w:r>
-            <w:proofErr w:type="gramEnd"/>
-            <w:r>
-              <w:rPr>
-                <w:rFonts w:cs="Times New Roman"/>
-                <w:szCs w:val="28"/>
-                <w:lang w:val="en-US"/>
-              </w:rPr>
-              <w:t>7-11)</w:t>
+              <w:t>(7-11)</w:t>
             </w:r>
           </w:p>
         </w:tc>
@@ -16466,33 +16378,15 @@
                 <w:szCs w:val="28"/>
                 <w:lang w:val="en-US"/>
               </w:rPr>
-              <w:t>-Fa0</w:t>
-            </w:r>
-            <w:proofErr w:type="gramStart"/>
+              <w:t>-Fa0/</w:t>
+            </w:r>
             <w:r>
               <w:rPr>
                 <w:rFonts w:cs="Times New Roman"/>
                 <w:szCs w:val="28"/>
                 <w:lang w:val="en-US"/>
               </w:rPr>
-              <w:t>/</w:t>
-            </w:r>
-            <w:r>
-              <w:rPr>
-                <w:rFonts w:cs="Times New Roman"/>
-                <w:szCs w:val="28"/>
-                <w:lang w:val="en-US"/>
-              </w:rPr>
-              <w:t>(</w:t>
-            </w:r>
-            <w:proofErr w:type="gramEnd"/>
-            <w:r>
-              <w:rPr>
-                <w:rFonts w:cs="Times New Roman"/>
-                <w:szCs w:val="28"/>
-                <w:lang w:val="en-US"/>
-              </w:rPr>
-              <w:t>1</w:t>
+              <w:t>(1</w:t>
             </w:r>
             <w:r>
               <w:rPr>
@@ -16702,33 +16596,15 @@
                 <w:szCs w:val="28"/>
                 <w:lang w:val="en-US"/>
               </w:rPr>
-              <w:t>-Fa0</w:t>
-            </w:r>
-            <w:proofErr w:type="gramStart"/>
+              <w:t>-Fa0/</w:t>
+            </w:r>
             <w:r>
               <w:rPr>
                 <w:rFonts w:cs="Times New Roman"/>
                 <w:szCs w:val="28"/>
                 <w:lang w:val="en-US"/>
               </w:rPr>
-              <w:t>/</w:t>
-            </w:r>
-            <w:r>
-              <w:rPr>
-                <w:rFonts w:cs="Times New Roman"/>
-                <w:szCs w:val="28"/>
-                <w:lang w:val="en-US"/>
-              </w:rPr>
-              <w:t>(</w:t>
-            </w:r>
-            <w:proofErr w:type="gramEnd"/>
-            <w:r>
-              <w:rPr>
-                <w:rFonts w:cs="Times New Roman"/>
-                <w:szCs w:val="28"/>
-                <w:lang w:val="en-US"/>
-              </w:rPr>
-              <w:t>17-21)</w:t>
+              <w:t>(17-21)</w:t>
             </w:r>
           </w:p>
         </w:tc>
@@ -16922,26 +16798,16 @@
                 <w:szCs w:val="28"/>
                 <w:lang w:val="en-US"/>
               </w:rPr>
-              <w:t>-Fa0</w:t>
-            </w:r>
-            <w:proofErr w:type="gramStart"/>
+              <w:t>-Fa0/</w:t>
+            </w:r>
             <w:r>
               <w:rPr>
                 <w:rFonts w:cs="Times New Roman"/>
                 <w:szCs w:val="28"/>
                 <w:lang w:val="en-US"/>
               </w:rPr>
-              <w:t>/</w:t>
-            </w:r>
-            <w:r>
-              <w:rPr>
-                <w:rFonts w:cs="Times New Roman"/>
-                <w:szCs w:val="28"/>
-                <w:lang w:val="en-US"/>
-              </w:rPr>
               <w:t>(</w:t>
             </w:r>
-            <w:proofErr w:type="gramEnd"/>
             <w:r>
               <w:rPr>
                 <w:rFonts w:cs="Times New Roman"/>
@@ -17150,33 +17016,15 @@
                 <w:szCs w:val="28"/>
                 <w:lang w:val="en-US"/>
               </w:rPr>
-              <w:t>-Fa0</w:t>
-            </w:r>
-            <w:proofErr w:type="gramStart"/>
+              <w:t>-Fa0/</w:t>
+            </w:r>
             <w:r>
               <w:rPr>
                 <w:rFonts w:cs="Times New Roman"/>
                 <w:szCs w:val="28"/>
                 <w:lang w:val="en-US"/>
               </w:rPr>
-              <w:t>/</w:t>
-            </w:r>
-            <w:r>
-              <w:rPr>
-                <w:rFonts w:cs="Times New Roman"/>
-                <w:szCs w:val="28"/>
-                <w:lang w:val="en-US"/>
-              </w:rPr>
-              <w:t>(</w:t>
-            </w:r>
-            <w:proofErr w:type="gramEnd"/>
-            <w:r>
-              <w:rPr>
-                <w:rFonts w:cs="Times New Roman"/>
-                <w:szCs w:val="28"/>
-                <w:lang w:val="en-US"/>
-              </w:rPr>
-              <w:t>7-11)</w:t>
+              <w:t>(7-11)</w:t>
             </w:r>
           </w:p>
         </w:tc>
@@ -17382,33 +17230,15 @@
                 <w:szCs w:val="28"/>
                 <w:lang w:val="en-US"/>
               </w:rPr>
-              <w:t>-Fa0</w:t>
-            </w:r>
-            <w:proofErr w:type="gramStart"/>
+              <w:t>-Fa0/</w:t>
+            </w:r>
             <w:r>
               <w:rPr>
                 <w:rFonts w:cs="Times New Roman"/>
                 <w:szCs w:val="28"/>
                 <w:lang w:val="en-US"/>
               </w:rPr>
-              <w:t>/</w:t>
-            </w:r>
-            <w:r>
-              <w:rPr>
-                <w:rFonts w:cs="Times New Roman"/>
-                <w:szCs w:val="28"/>
-                <w:lang w:val="en-US"/>
-              </w:rPr>
-              <w:t>(</w:t>
-            </w:r>
-            <w:proofErr w:type="gramEnd"/>
-            <w:r>
-              <w:rPr>
-                <w:rFonts w:cs="Times New Roman"/>
-                <w:szCs w:val="28"/>
-                <w:lang w:val="en-US"/>
-              </w:rPr>
-              <w:t>12-18)</w:t>
+              <w:t>(12-18)</w:t>
             </w:r>
           </w:p>
         </w:tc>
@@ -17600,33 +17430,15 @@
                 <w:szCs w:val="28"/>
                 <w:lang w:val="en-US"/>
               </w:rPr>
-              <w:t>-Fa0</w:t>
-            </w:r>
-            <w:proofErr w:type="gramStart"/>
+              <w:t>-Fa0/</w:t>
+            </w:r>
             <w:r>
               <w:rPr>
                 <w:rFonts w:cs="Times New Roman"/>
                 <w:szCs w:val="28"/>
                 <w:lang w:val="en-US"/>
               </w:rPr>
-              <w:t>/</w:t>
-            </w:r>
-            <w:r>
-              <w:rPr>
-                <w:rFonts w:cs="Times New Roman"/>
-                <w:szCs w:val="28"/>
-                <w:lang w:val="en-US"/>
-              </w:rPr>
-              <w:t>(</w:t>
-            </w:r>
-            <w:proofErr w:type="gramEnd"/>
-            <w:r>
-              <w:rPr>
-                <w:rFonts w:cs="Times New Roman"/>
-                <w:szCs w:val="28"/>
-                <w:lang w:val="en-US"/>
-              </w:rPr>
-              <w:t>2-8)</w:t>
+              <w:t>(2-8)</w:t>
             </w:r>
           </w:p>
         </w:tc>
@@ -17825,33 +17637,15 @@
                 <w:szCs w:val="28"/>
                 <w:lang w:val="en-US"/>
               </w:rPr>
-              <w:t>-Fa0</w:t>
-            </w:r>
-            <w:proofErr w:type="gramStart"/>
+              <w:t>-Fa0/</w:t>
+            </w:r>
             <w:r>
               <w:rPr>
                 <w:rFonts w:cs="Times New Roman"/>
                 <w:szCs w:val="28"/>
                 <w:lang w:val="en-US"/>
               </w:rPr>
-              <w:t>/</w:t>
-            </w:r>
-            <w:r>
-              <w:rPr>
-                <w:rFonts w:cs="Times New Roman"/>
-                <w:szCs w:val="28"/>
-                <w:lang w:val="en-US"/>
-              </w:rPr>
-              <w:t>(</w:t>
-            </w:r>
-            <w:proofErr w:type="gramEnd"/>
-            <w:r>
-              <w:rPr>
-                <w:rFonts w:cs="Times New Roman"/>
-                <w:szCs w:val="28"/>
-                <w:lang w:val="en-US"/>
-              </w:rPr>
-              <w:t>9-15)</w:t>
+              <w:t>(9-15)</w:t>
             </w:r>
           </w:p>
         </w:tc>
@@ -18050,33 +17844,15 @@
                 <w:szCs w:val="28"/>
                 <w:lang w:val="en-US"/>
               </w:rPr>
-              <w:t>-Fa0</w:t>
-            </w:r>
-            <w:proofErr w:type="gramStart"/>
+              <w:t>-Fa0/</w:t>
+            </w:r>
             <w:r>
               <w:rPr>
                 <w:rFonts w:cs="Times New Roman"/>
                 <w:szCs w:val="28"/>
                 <w:lang w:val="en-US"/>
               </w:rPr>
-              <w:t>/</w:t>
-            </w:r>
-            <w:r>
-              <w:rPr>
-                <w:rFonts w:cs="Times New Roman"/>
-                <w:szCs w:val="28"/>
-                <w:lang w:val="en-US"/>
-              </w:rPr>
-              <w:t>(</w:t>
-            </w:r>
-            <w:proofErr w:type="gramEnd"/>
-            <w:r>
-              <w:rPr>
-                <w:rFonts w:cs="Times New Roman"/>
-                <w:szCs w:val="28"/>
-                <w:lang w:val="en-US"/>
-              </w:rPr>
-              <w:t>16-22)</w:t>
+              <w:t>(16-22)</w:t>
             </w:r>
           </w:p>
         </w:tc>
@@ -26052,7 +25828,6 @@
           <w:bCs/>
         </w:rPr>
       </w:pPr>
-      <w:proofErr w:type="gramStart"/>
       <w:r>
         <w:rPr>
           <w:b/>
@@ -26065,15 +25840,7 @@
           <w:b/>
           <w:bCs/>
         </w:rPr>
-        <w:t>--</w:t>
-      </w:r>
-      <w:proofErr w:type="gramEnd"/>
-      <w:r>
-        <w:rPr>
-          <w:b/>
-          <w:bCs/>
-        </w:rPr>
-        <w:t xml:space="preserve"> </w:t>
+        <w:t xml:space="preserve">-- </w:t>
       </w:r>
       <w:r>
         <w:rPr>
@@ -26147,21 +25914,12 @@
           <w:bCs/>
         </w:rPr>
       </w:pPr>
-      <w:proofErr w:type="gramStart"/>
       <w:r>
         <w:rPr>
           <w:b/>
           <w:bCs/>
         </w:rPr>
-        <w:t>!--</w:t>
-      </w:r>
-      <w:proofErr w:type="gramEnd"/>
-      <w:r>
-        <w:rPr>
-          <w:b/>
-          <w:bCs/>
-        </w:rPr>
-        <w:t xml:space="preserve"> </w:t>
+        <w:t xml:space="preserve">!-- </w:t>
       </w:r>
       <w:r>
         <w:rPr>
@@ -26202,17 +25960,12 @@
         <w:t>SwitchSW3(config-</w:t>
       </w:r>
       <w:proofErr w:type="spellStart"/>
-      <w:proofErr w:type="gramStart"/>
       <w:r>
         <w:t>vlan</w:t>
       </w:r>
       <w:proofErr w:type="spellEnd"/>
       <w:r>
-        <w:t>)#</w:t>
-      </w:r>
-      <w:proofErr w:type="gramEnd"/>
-      <w:r>
-        <w:t xml:space="preserve"> name </w:t>
+        <w:t xml:space="preserve">)# name </w:t>
       </w:r>
       <w:proofErr w:type="spellStart"/>
       <w:r>
@@ -26234,17 +25987,12 @@
         <w:t>SwitchSW3(config-</w:t>
       </w:r>
       <w:proofErr w:type="spellStart"/>
-      <w:proofErr w:type="gramStart"/>
       <w:r>
         <w:t>vlan</w:t>
       </w:r>
       <w:proofErr w:type="spellEnd"/>
       <w:r>
-        <w:t>)#</w:t>
-      </w:r>
-      <w:proofErr w:type="gramEnd"/>
-      <w:r>
-        <w:t>vlan 20</w:t>
+        <w:t>)#vlan 20</w:t>
       </w:r>
     </w:p>
     <w:p>
@@ -26255,17 +26003,12 @@
         <w:t>SwitchSW3(config-</w:t>
       </w:r>
       <w:proofErr w:type="spellStart"/>
-      <w:proofErr w:type="gramStart"/>
       <w:r>
         <w:t>vlan</w:t>
       </w:r>
       <w:proofErr w:type="spellEnd"/>
       <w:r>
-        <w:t>)#</w:t>
-      </w:r>
-      <w:proofErr w:type="gramEnd"/>
-      <w:r>
-        <w:t xml:space="preserve"> name Management</w:t>
+        <w:t>)# name Management</w:t>
       </w:r>
     </w:p>
     <w:p>
@@ -26281,17 +26024,12 @@
         <w:t>SwitchSW3(config-</w:t>
       </w:r>
       <w:proofErr w:type="spellStart"/>
-      <w:proofErr w:type="gramStart"/>
       <w:r>
         <w:t>vlan</w:t>
       </w:r>
       <w:proofErr w:type="spellEnd"/>
       <w:r>
-        <w:t>)#</w:t>
-      </w:r>
-      <w:proofErr w:type="gramEnd"/>
-      <w:r>
-        <w:t>vlan 30</w:t>
+        <w:t>)#vlan 30</w:t>
       </w:r>
     </w:p>
     <w:p>
@@ -26302,17 +26040,12 @@
         <w:t>SwitchSW3(config-</w:t>
       </w:r>
       <w:proofErr w:type="spellStart"/>
-      <w:proofErr w:type="gramStart"/>
       <w:r>
         <w:t>vlan</w:t>
       </w:r>
       <w:proofErr w:type="spellEnd"/>
       <w:r>
-        <w:t>)#</w:t>
-      </w:r>
-      <w:proofErr w:type="gramEnd"/>
-      <w:r>
-        <w:t xml:space="preserve"> name Accounting</w:t>
+        <w:t>)# name Accounting</w:t>
       </w:r>
     </w:p>
     <w:p>
@@ -26328,17 +26061,12 @@
         <w:t>SwitchSW3(config-</w:t>
       </w:r>
       <w:proofErr w:type="spellStart"/>
-      <w:proofErr w:type="gramStart"/>
       <w:r>
         <w:t>vlan</w:t>
       </w:r>
       <w:proofErr w:type="spellEnd"/>
       <w:r>
-        <w:t>)#</w:t>
-      </w:r>
-      <w:proofErr w:type="gramEnd"/>
-      <w:r>
-        <w:t>vlan 40</w:t>
+        <w:t>)#vlan 40</w:t>
       </w:r>
     </w:p>
     <w:p>
@@ -26349,17 +26077,12 @@
         <w:t>SwitchSW3(config-</w:t>
       </w:r>
       <w:proofErr w:type="spellStart"/>
-      <w:proofErr w:type="gramStart"/>
       <w:r>
         <w:t>vlan</w:t>
       </w:r>
       <w:proofErr w:type="spellEnd"/>
       <w:r>
-        <w:t>)#</w:t>
-      </w:r>
-      <w:proofErr w:type="gramEnd"/>
-      <w:r>
-        <w:t xml:space="preserve"> name Users</w:t>
+        <w:t>)# name Users</w:t>
       </w:r>
     </w:p>
     <w:p>
@@ -26375,17 +26098,12 @@
         <w:t>SwitchSW3(config-</w:t>
       </w:r>
       <w:proofErr w:type="spellStart"/>
-      <w:proofErr w:type="gramStart"/>
       <w:r>
         <w:t>vlan</w:t>
       </w:r>
       <w:proofErr w:type="spellEnd"/>
       <w:r>
-        <w:t>)#</w:t>
-      </w:r>
-      <w:proofErr w:type="gramEnd"/>
-      <w:r>
-        <w:t>vlan 50</w:t>
+        <w:t>)#vlan 50</w:t>
       </w:r>
     </w:p>
     <w:p>
@@ -26396,17 +26114,12 @@
         <w:t>SwitchSW3(config-</w:t>
       </w:r>
       <w:proofErr w:type="spellStart"/>
-      <w:proofErr w:type="gramStart"/>
       <w:r>
         <w:t>vlan</w:t>
       </w:r>
       <w:proofErr w:type="spellEnd"/>
       <w:r>
-        <w:t>)#</w:t>
-      </w:r>
-      <w:proofErr w:type="gramEnd"/>
-      <w:r>
-        <w:t xml:space="preserve"> name Tech</w:t>
+        <w:t>)# name Tech</w:t>
       </w:r>
     </w:p>
     <w:p>
@@ -26422,43 +26135,40 @@
         <w:t>SwitchSW3(config-</w:t>
       </w:r>
       <w:proofErr w:type="spellStart"/>
-      <w:proofErr w:type="gramStart"/>
       <w:r>
         <w:t>vlan</w:t>
       </w:r>
       <w:proofErr w:type="spellEnd"/>
       <w:r>
-        <w:t>)#</w:t>
-      </w:r>
-      <w:proofErr w:type="gramEnd"/>
-      <w:r>
-        <w:t>vlan 60</w:t>
+        <w:t>)#vlan 60</w:t>
       </w:r>
     </w:p>
     <w:p>
       <w:pPr>
         <w:pStyle w:val="ac"/>
+        <w:rPr>
+          <w:lang w:val="ru-RU"/>
+        </w:rPr>
       </w:pPr>
       <w:r>
         <w:t>SwitchSW3(config-</w:t>
       </w:r>
       <w:proofErr w:type="spellStart"/>
-      <w:proofErr w:type="gramStart"/>
       <w:r>
         <w:t>vlan</w:t>
       </w:r>
       <w:proofErr w:type="spellEnd"/>
       <w:r>
-        <w:t>)#</w:t>
-      </w:r>
-      <w:proofErr w:type="gramEnd"/>
-      <w:r>
-        <w:t xml:space="preserve"> name Servers</w:t>
+        <w:t>)# name Servers</w:t>
       </w:r>
     </w:p>
     <w:p>
       <w:pPr>
         <w:pStyle w:val="ac"/>
+        <w:ind w:firstLine="0"/>
+        <w:rPr>
+          <w:lang w:val="ru-RU"/>
+        </w:rPr>
       </w:pPr>
     </w:p>
     <w:p>
@@ -26470,36 +26180,20 @@
           <w:lang w:val="ru-RU"/>
         </w:rPr>
       </w:pPr>
-      <w:proofErr w:type="gramStart"/>
-      <w:r>
-        <w:rPr>
-          <w:b/>
-          <w:bCs/>
-        </w:rPr>
-        <w:t>!--</w:t>
-      </w:r>
-      <w:proofErr w:type="gramEnd"/>
-      <w:r>
-        <w:rPr>
-          <w:b/>
-          <w:bCs/>
-        </w:rPr>
-        <w:t xml:space="preserve"> </w:t>
-      </w:r>
-      <w:r>
-        <w:rPr>
-          <w:b/>
-          <w:bCs/>
-        </w:rPr>
-        <w:t>IP</w:t>
-      </w:r>
       <w:r>
         <w:rPr>
           <w:b/>
           <w:bCs/>
           <w:lang w:val="ru-RU"/>
         </w:rPr>
-        <w:t>-</w:t>
+        <w:t xml:space="preserve">!-- </w:t>
+      </w:r>
+      <w:r>
+        <w:rPr>
+          <w:b/>
+          <w:bCs/>
+        </w:rPr>
+        <w:t>IP</w:t>
       </w:r>
       <w:r>
         <w:rPr>
@@ -26507,328 +26201,23 @@
           <w:bCs/>
           <w:lang w:val="ru-RU"/>
         </w:rPr>
-        <w:t xml:space="preserve">адресация для управления трафиком </w:t>
-      </w:r>
-      <w:r>
-        <w:rPr>
-          <w:b/>
-          <w:bCs/>
-        </w:rPr>
-        <w:t>VLAN</w:t>
-      </w:r>
-    </w:p>
-    <w:p>
-      <w:pPr>
-        <w:pStyle w:val="ac"/>
-      </w:pPr>
-      <w:r>
-        <w:t xml:space="preserve">SwitchSW3(config)#interface </w:t>
-      </w:r>
-      <w:proofErr w:type="spellStart"/>
-      <w:r>
-        <w:t>vlan</w:t>
-      </w:r>
-      <w:proofErr w:type="spellEnd"/>
-      <w:r>
-        <w:t xml:space="preserve"> 10</w:t>
-      </w:r>
-    </w:p>
-    <w:p>
-      <w:pPr>
-        <w:pStyle w:val="ac"/>
-      </w:pPr>
-      <w:r>
-        <w:t>SwitchSW3(config-</w:t>
-      </w:r>
-      <w:proofErr w:type="gramStart"/>
-      <w:r>
-        <w:t>if)#</w:t>
-      </w:r>
-      <w:proofErr w:type="gramEnd"/>
-      <w:r>
-        <w:t>ip address 192.168.10.1 255.255.255.0</w:t>
-      </w:r>
-    </w:p>
-    <w:p>
-      <w:pPr>
-        <w:pStyle w:val="ac"/>
-      </w:pPr>
-      <w:r>
-        <w:t>SwitchSW3(config-</w:t>
-      </w:r>
-      <w:proofErr w:type="gramStart"/>
-      <w:r>
-        <w:t>if)#</w:t>
-      </w:r>
-      <w:proofErr w:type="gramEnd"/>
-      <w:r>
-        <w:t>exit</w:t>
-      </w:r>
-    </w:p>
-    <w:p>
-      <w:pPr>
-        <w:pStyle w:val="ac"/>
-      </w:pPr>
-    </w:p>
-    <w:p>
-      <w:pPr>
-        <w:pStyle w:val="ac"/>
-      </w:pPr>
-      <w:r>
-        <w:t xml:space="preserve">SwitchSW3(config)#interface </w:t>
-      </w:r>
-      <w:proofErr w:type="spellStart"/>
-      <w:r>
-        <w:t>vlan</w:t>
-      </w:r>
-      <w:proofErr w:type="spellEnd"/>
-      <w:r>
-        <w:t xml:space="preserve"> 20</w:t>
-      </w:r>
-    </w:p>
-    <w:p>
-      <w:pPr>
-        <w:pStyle w:val="ac"/>
-      </w:pPr>
-      <w:r>
-        <w:t>SwitchSW3(config-</w:t>
-      </w:r>
-      <w:proofErr w:type="gramStart"/>
-      <w:r>
-        <w:t>if)#</w:t>
-      </w:r>
-      <w:proofErr w:type="gramEnd"/>
-      <w:r>
-        <w:t>ip address 192.168.20.1 255.255.255.0</w:t>
-      </w:r>
-    </w:p>
-    <w:p>
-      <w:pPr>
-        <w:pStyle w:val="ac"/>
-      </w:pPr>
-      <w:r>
-        <w:t>SwitchSW3(config-</w:t>
-      </w:r>
-      <w:proofErr w:type="gramStart"/>
-      <w:r>
-        <w:t>if)#</w:t>
-      </w:r>
-      <w:proofErr w:type="gramEnd"/>
-      <w:r>
-        <w:t>exit</w:t>
-      </w:r>
-    </w:p>
-    <w:p>
-      <w:pPr>
-        <w:pStyle w:val="ac"/>
-      </w:pPr>
-    </w:p>
-    <w:p>
-      <w:pPr>
-        <w:pStyle w:val="ac"/>
-      </w:pPr>
-      <w:r>
-        <w:t xml:space="preserve">SwitchSW3(config)#interface </w:t>
-      </w:r>
-      <w:proofErr w:type="spellStart"/>
-      <w:r>
-        <w:t>vlan</w:t>
-      </w:r>
-      <w:proofErr w:type="spellEnd"/>
-      <w:r>
-        <w:t xml:space="preserve"> 30</w:t>
-      </w:r>
-    </w:p>
-    <w:p>
-      <w:pPr>
-        <w:pStyle w:val="ac"/>
-      </w:pPr>
-      <w:r>
-        <w:t>SwitchSW3(config-</w:t>
-      </w:r>
-      <w:proofErr w:type="gramStart"/>
-      <w:r>
-        <w:t>if)#</w:t>
-      </w:r>
-      <w:proofErr w:type="gramEnd"/>
-      <w:r>
-        <w:t>ip address 192.168.30.1 255.255.255.0</w:t>
-      </w:r>
-    </w:p>
-    <w:p>
-      <w:pPr>
-        <w:pStyle w:val="ac"/>
-      </w:pPr>
-      <w:r>
-        <w:t>SwitchSW3(config-</w:t>
-      </w:r>
-      <w:proofErr w:type="gramStart"/>
-      <w:r>
-        <w:t>if)#</w:t>
-      </w:r>
-      <w:proofErr w:type="gramEnd"/>
-      <w:r>
-        <w:t>exit</w:t>
-      </w:r>
-    </w:p>
-    <w:p>
-      <w:pPr>
-        <w:pStyle w:val="ac"/>
-      </w:pPr>
-    </w:p>
-    <w:p>
-      <w:pPr>
-        <w:pStyle w:val="ac"/>
-      </w:pPr>
-      <w:r>
-        <w:t xml:space="preserve">SwitchSW3(config)#interface </w:t>
-      </w:r>
-      <w:proofErr w:type="spellStart"/>
-      <w:r>
-        <w:t>vlan</w:t>
-      </w:r>
-      <w:proofErr w:type="spellEnd"/>
-      <w:r>
-        <w:t xml:space="preserve"> 40</w:t>
-      </w:r>
-    </w:p>
-    <w:p>
-      <w:pPr>
-        <w:pStyle w:val="ac"/>
-      </w:pPr>
-      <w:r>
-        <w:t>SwitchSW3(config-</w:t>
-      </w:r>
-      <w:proofErr w:type="gramStart"/>
-      <w:r>
-        <w:t>if)#</w:t>
-      </w:r>
-      <w:proofErr w:type="gramEnd"/>
-      <w:r>
-        <w:t>ip address 192.168.40.1 255.255.255.0</w:t>
-      </w:r>
-    </w:p>
-    <w:p>
-      <w:pPr>
-        <w:pStyle w:val="ac"/>
-      </w:pPr>
-      <w:r>
-        <w:t>SwitchSW3(config-</w:t>
-      </w:r>
-      <w:proofErr w:type="gramStart"/>
-      <w:r>
-        <w:t>if)#</w:t>
-      </w:r>
-      <w:proofErr w:type="gramEnd"/>
-      <w:r>
-        <w:t>exit</w:t>
-      </w:r>
-    </w:p>
-    <w:p>
-      <w:pPr>
-        <w:pStyle w:val="ac"/>
-      </w:pPr>
-    </w:p>
-    <w:p>
-      <w:pPr>
-        <w:pStyle w:val="ac"/>
-      </w:pPr>
-      <w:r>
-        <w:t xml:space="preserve">SwitchSW3(config)#interface </w:t>
-      </w:r>
-      <w:proofErr w:type="spellStart"/>
-      <w:r>
-        <w:t>vlan</w:t>
-      </w:r>
-      <w:proofErr w:type="spellEnd"/>
-      <w:r>
-        <w:t xml:space="preserve"> 50</w:t>
-      </w:r>
-    </w:p>
-    <w:p>
-      <w:pPr>
-        <w:pStyle w:val="ac"/>
-      </w:pPr>
-      <w:r>
-        <w:t>SwitchSW3(config-</w:t>
-      </w:r>
-      <w:proofErr w:type="gramStart"/>
-      <w:r>
-        <w:t>if)#</w:t>
-      </w:r>
-      <w:proofErr w:type="gramEnd"/>
-      <w:r>
-        <w:t>ip address 192.168.50.1 255.255.255.0</w:t>
-      </w:r>
-    </w:p>
-    <w:p>
-      <w:pPr>
-        <w:pStyle w:val="ac"/>
-        <w:rPr>
-          <w:lang w:val="ru-RU"/>
-        </w:rPr>
-      </w:pPr>
-      <w:proofErr w:type="spellStart"/>
-      <w:r>
-        <w:t>SwitchSW</w:t>
-      </w:r>
-      <w:proofErr w:type="spellEnd"/>
-      <w:r>
-        <w:rPr>
-          <w:lang w:val="ru-RU"/>
-        </w:rPr>
-        <w:t>3(</w:t>
-      </w:r>
-      <w:r>
-        <w:t>config</w:t>
-      </w:r>
-      <w:r>
-        <w:rPr>
-          <w:lang w:val="ru-RU"/>
-        </w:rPr>
         <w:t>-</w:t>
       </w:r>
-      <w:proofErr w:type="gramStart"/>
-      <w:r>
-        <w:t>if</w:t>
-      </w:r>
-      <w:r>
-        <w:rPr>
-          <w:lang w:val="ru-RU"/>
-        </w:rPr>
-        <w:t>)#</w:t>
-      </w:r>
-      <w:proofErr w:type="gramEnd"/>
-      <w:r>
-        <w:t>exit</w:t>
-      </w:r>
-    </w:p>
-    <w:p>
-      <w:pPr>
-        <w:pStyle w:val="ac"/>
-        <w:ind w:firstLine="0"/>
-        <w:rPr>
-          <w:lang w:val="ru-RU"/>
-        </w:rPr>
-      </w:pPr>
-    </w:p>
-    <w:p>
-      <w:pPr>
-        <w:pStyle w:val="ac"/>
+      <w:r>
         <w:rPr>
           <w:b/>
           <w:bCs/>
           <w:lang w:val="ru-RU"/>
         </w:rPr>
-      </w:pPr>
-      <w:proofErr w:type="gramStart"/>
+        <w:t>адреса</w:t>
+      </w:r>
       <w:r>
         <w:rPr>
           <w:b/>
           <w:bCs/>
           <w:lang w:val="ru-RU"/>
         </w:rPr>
-        <w:t>!</w:t>
+        <w:t xml:space="preserve"> шлюзов</w:t>
       </w:r>
       <w:r>
         <w:rPr>
@@ -26836,739 +26225,338 @@
           <w:bCs/>
           <w:lang w:val="ru-RU"/>
         </w:rPr>
-        <w:t>--</w:t>
-      </w:r>
-      <w:proofErr w:type="gramEnd"/>
+        <w:t xml:space="preserve"> для </w:t>
+      </w:r>
       <w:r>
         <w:rPr>
           <w:b/>
           <w:bCs/>
           <w:lang w:val="ru-RU"/>
         </w:rPr>
-        <w:t xml:space="preserve"> Перевод портов к коммутаторам (1-4) в режим </w:t>
-      </w:r>
-      <w:r>
-        <w:rPr>
-          <w:b/>
-          <w:bCs/>
-        </w:rPr>
-        <w:t>trunk</w:t>
-      </w:r>
-    </w:p>
-    <w:p>
-      <w:pPr>
-        <w:pStyle w:val="ac"/>
-        <w:rPr>
-          <w:lang w:val="ru-RU"/>
-        </w:rPr>
-      </w:pPr>
-      <w:r>
-        <w:t>SwitchSW3(config)#interface FastEthernet0/1</w:t>
-      </w:r>
-    </w:p>
-    <w:p>
-      <w:pPr>
-        <w:pStyle w:val="ac"/>
-      </w:pPr>
-      <w:r>
-        <w:t>SwitchSW3(config-</w:t>
-      </w:r>
-      <w:proofErr w:type="gramStart"/>
-      <w:r>
-        <w:t>if)#</w:t>
-      </w:r>
-      <w:proofErr w:type="gramEnd"/>
-      <w:r>
-        <w:t>switchport trunk encapsulation dot1q</w:t>
-      </w:r>
-    </w:p>
-    <w:p>
-      <w:pPr>
-        <w:pStyle w:val="ac"/>
-      </w:pPr>
-      <w:r>
-        <w:t>SwitchSW3(config-</w:t>
-      </w:r>
-      <w:proofErr w:type="gramStart"/>
-      <w:r>
-        <w:t>if)#</w:t>
-      </w:r>
-      <w:proofErr w:type="gramEnd"/>
-      <w:r>
-        <w:t>switchport mode trunk</w:t>
-      </w:r>
-    </w:p>
-    <w:p>
-      <w:pPr>
-        <w:pStyle w:val="ac"/>
-      </w:pPr>
-      <w:r>
-        <w:t>SwitchSW3(config-</w:t>
-      </w:r>
-      <w:proofErr w:type="gramStart"/>
-      <w:r>
-        <w:t>if)#</w:t>
-      </w:r>
-      <w:proofErr w:type="gramEnd"/>
-      <w:r>
-        <w:t xml:space="preserve">switchport trunk allowed </w:t>
-      </w:r>
-      <w:proofErr w:type="spellStart"/>
-      <w:r>
-        <w:t>vlan</w:t>
-      </w:r>
-      <w:proofErr w:type="spellEnd"/>
-      <w:r>
-        <w:t xml:space="preserve"> 10,20,30</w:t>
-      </w:r>
-    </w:p>
-    <w:p>
-      <w:pPr>
-        <w:pStyle w:val="ac"/>
-      </w:pPr>
-      <w:r>
-        <w:t>SwitchSW3(config-</w:t>
-      </w:r>
-      <w:proofErr w:type="gramStart"/>
-      <w:r>
-        <w:t>if)#</w:t>
-      </w:r>
-      <w:proofErr w:type="gramEnd"/>
-      <w:r>
-        <w:t>exit</w:t>
-      </w:r>
-    </w:p>
-    <w:p>
-      <w:pPr>
-        <w:pStyle w:val="ac"/>
-      </w:pPr>
-    </w:p>
-    <w:p>
-      <w:pPr>
-        <w:pStyle w:val="ac"/>
-      </w:pPr>
-      <w:r>
-        <w:t>SwitchSW3(config)#interface FastEthernet0/2</w:t>
-      </w:r>
-    </w:p>
-    <w:p>
-      <w:pPr>
-        <w:pStyle w:val="ac"/>
-      </w:pPr>
-      <w:r>
-        <w:t>SwitchSW3(config-</w:t>
-      </w:r>
-      <w:proofErr w:type="gramStart"/>
-      <w:r>
-        <w:t>if)#</w:t>
-      </w:r>
-      <w:proofErr w:type="gramEnd"/>
-      <w:r>
-        <w:t>switchport trunk encapsulation dot1q</w:t>
-      </w:r>
-    </w:p>
-    <w:p>
-      <w:pPr>
-        <w:pStyle w:val="ac"/>
-      </w:pPr>
-      <w:r>
-        <w:t>SwitchSW3(config-</w:t>
-      </w:r>
-      <w:proofErr w:type="gramStart"/>
-      <w:r>
-        <w:t>if)#</w:t>
-      </w:r>
-      <w:proofErr w:type="gramEnd"/>
-      <w:r>
-        <w:t>switchport mode trunk</w:t>
-      </w:r>
-    </w:p>
-    <w:p>
-      <w:pPr>
-        <w:pStyle w:val="ac"/>
-      </w:pPr>
-      <w:r>
-        <w:t>SwitchSW3(config-</w:t>
-      </w:r>
-      <w:proofErr w:type="gramStart"/>
-      <w:r>
-        <w:t>if)#</w:t>
-      </w:r>
-      <w:proofErr w:type="gramEnd"/>
-      <w:r>
-        <w:t xml:space="preserve">switchport trunk allowed </w:t>
-      </w:r>
-      <w:proofErr w:type="spellStart"/>
-      <w:r>
-        <w:t>vlan</w:t>
-      </w:r>
-      <w:proofErr w:type="spellEnd"/>
-      <w:r>
-        <w:t xml:space="preserve"> 40</w:t>
-      </w:r>
-    </w:p>
-    <w:p>
-      <w:pPr>
-        <w:pStyle w:val="ac"/>
-      </w:pPr>
-      <w:r>
-        <w:t>SwitchSW3(config-</w:t>
-      </w:r>
-      <w:proofErr w:type="gramStart"/>
-      <w:r>
-        <w:t>if)#</w:t>
-      </w:r>
-      <w:proofErr w:type="gramEnd"/>
-      <w:r>
-        <w:t>exit</w:t>
-      </w:r>
-    </w:p>
-    <w:p>
-      <w:pPr>
-        <w:pStyle w:val="ac"/>
-        <w:ind w:firstLine="0"/>
-      </w:pPr>
-    </w:p>
-    <w:p>
-      <w:pPr>
-        <w:pStyle w:val="ac"/>
-      </w:pPr>
-      <w:r>
-        <w:t>SwitchSW3(config)#interface FastEthernet0/3</w:t>
-      </w:r>
-    </w:p>
-    <w:p>
-      <w:pPr>
-        <w:pStyle w:val="ac"/>
-      </w:pPr>
-      <w:r>
-        <w:t>SwitchSW3(config-</w:t>
-      </w:r>
-      <w:proofErr w:type="gramStart"/>
-      <w:r>
-        <w:t>if)#</w:t>
-      </w:r>
-      <w:proofErr w:type="gramEnd"/>
-      <w:r>
-        <w:t>switchport trunk encapsulation dot1q</w:t>
-      </w:r>
-    </w:p>
-    <w:p>
-      <w:pPr>
-        <w:pStyle w:val="ac"/>
-      </w:pPr>
-      <w:r>
-        <w:t>SwitchSW3(config-</w:t>
-      </w:r>
-      <w:proofErr w:type="gramStart"/>
-      <w:r>
-        <w:t>if)#</w:t>
-      </w:r>
-      <w:proofErr w:type="gramEnd"/>
-      <w:r>
-        <w:t>switchport mode trunk</w:t>
-      </w:r>
-    </w:p>
-    <w:p>
-      <w:pPr>
-        <w:pStyle w:val="ac"/>
-      </w:pPr>
-      <w:r>
-        <w:t>SwitchSW3(config-</w:t>
-      </w:r>
-      <w:proofErr w:type="gramStart"/>
-      <w:r>
-        <w:t>if)#</w:t>
-      </w:r>
-      <w:proofErr w:type="gramEnd"/>
-      <w:r>
-        <w:t xml:space="preserve">switchport trunk allowed </w:t>
-      </w:r>
-      <w:proofErr w:type="spellStart"/>
-      <w:r>
-        <w:t>vlan</w:t>
-      </w:r>
-      <w:proofErr w:type="spellEnd"/>
-      <w:r>
-        <w:t xml:space="preserve"> 40,50</w:t>
-      </w:r>
-    </w:p>
-    <w:p>
-      <w:pPr>
-        <w:pStyle w:val="ac"/>
-      </w:pPr>
-      <w:r>
-        <w:t>SwitchSW3(config-</w:t>
-      </w:r>
-      <w:proofErr w:type="gramStart"/>
-      <w:r>
-        <w:t>if)#</w:t>
-      </w:r>
-      <w:proofErr w:type="gramEnd"/>
-      <w:r>
-        <w:t>exit</w:t>
-      </w:r>
-    </w:p>
-    <w:p>
-      <w:pPr>
-        <w:pStyle w:val="ac"/>
-      </w:pPr>
-    </w:p>
-    <w:p>
-      <w:pPr>
-        <w:pStyle w:val="ac"/>
-      </w:pPr>
-      <w:r>
-        <w:t>SwitchSW3(config)#interface FastEthernet0/4</w:t>
-      </w:r>
-    </w:p>
-    <w:p>
-      <w:pPr>
-        <w:pStyle w:val="ac"/>
-      </w:pPr>
-      <w:r>
-        <w:t>SwitchSW3(config-</w:t>
-      </w:r>
-      <w:proofErr w:type="gramStart"/>
-      <w:r>
-        <w:t>if)#</w:t>
-      </w:r>
-      <w:proofErr w:type="gramEnd"/>
-      <w:r>
-        <w:t>switchport trunk encapsulation dot1q</w:t>
-      </w:r>
-    </w:p>
-    <w:p>
-      <w:pPr>
-        <w:pStyle w:val="ac"/>
-      </w:pPr>
-      <w:r>
-        <w:t>SwitchSW3(config-</w:t>
-      </w:r>
-      <w:proofErr w:type="gramStart"/>
-      <w:r>
-        <w:t>if)#</w:t>
-      </w:r>
-      <w:proofErr w:type="gramEnd"/>
-      <w:r>
-        <w:t>switchport mode trunk</w:t>
-      </w:r>
-    </w:p>
-    <w:p>
-      <w:pPr>
-        <w:pStyle w:val="ac"/>
-      </w:pPr>
-      <w:r>
-        <w:t>SwitchSW3(config-</w:t>
-      </w:r>
-      <w:proofErr w:type="gramStart"/>
-      <w:r>
-        <w:t>if)#</w:t>
-      </w:r>
-      <w:proofErr w:type="gramEnd"/>
-      <w:r>
-        <w:t xml:space="preserve">switchport trunk allowed </w:t>
-      </w:r>
-      <w:proofErr w:type="spellStart"/>
-      <w:r>
-        <w:t>vlan</w:t>
-      </w:r>
-      <w:proofErr w:type="spellEnd"/>
-      <w:r>
-        <w:t xml:space="preserve"> 50</w:t>
-      </w:r>
-    </w:p>
-    <w:p>
-      <w:pPr>
-        <w:pStyle w:val="ac"/>
-        <w:rPr>
-          <w:lang w:val="ru-RU"/>
-        </w:rPr>
-      </w:pPr>
-      <w:proofErr w:type="spellStart"/>
-      <w:r>
-        <w:t>SwitchSW</w:t>
-      </w:r>
-      <w:proofErr w:type="spellEnd"/>
-      <w:r>
-        <w:rPr>
-          <w:lang w:val="ru-RU"/>
-        </w:rPr>
-        <w:t>3(</w:t>
-      </w:r>
-      <w:r>
-        <w:t>config</w:t>
-      </w:r>
-      <w:r>
-        <w:rPr>
-          <w:lang w:val="ru-RU"/>
-        </w:rPr>
-        <w:t>-</w:t>
-      </w:r>
-      <w:proofErr w:type="gramStart"/>
-      <w:r>
-        <w:t>if</w:t>
-      </w:r>
-      <w:r>
-        <w:rPr>
-          <w:lang w:val="ru-RU"/>
-        </w:rPr>
-        <w:t>)#</w:t>
-      </w:r>
-      <w:proofErr w:type="gramEnd"/>
-      <w:r>
-        <w:t>exit</w:t>
-      </w:r>
-    </w:p>
-    <w:p>
-      <w:pPr>
-        <w:pStyle w:val="ac"/>
-        <w:rPr>
-          <w:lang w:val="ru-RU"/>
-        </w:rPr>
-      </w:pPr>
-    </w:p>
-    <w:p>
-      <w:pPr>
-        <w:pStyle w:val="ac"/>
-        <w:rPr>
-          <w:lang w:val="ru-RU"/>
-        </w:rPr>
-      </w:pPr>
+        <w:t>разных</w:t>
+      </w:r>
       <w:r>
         <w:rPr>
           <w:b/>
           <w:bCs/>
           <w:lang w:val="ru-RU"/>
         </w:rPr>
-        <w:t>!</w:t>
-      </w:r>
-      <w:r>
+        <w:t xml:space="preserve"> </w:t>
+      </w:r>
+      <w:r>
+        <w:rPr>
+          <w:b/>
+          <w:bCs/>
+        </w:rPr>
+        <w:t>VLAN</w:t>
+      </w:r>
+    </w:p>
+    <w:p>
+      <w:pPr>
+        <w:pStyle w:val="ac"/>
+      </w:pPr>
+      <w:r>
+        <w:t xml:space="preserve">SwitchSW3(config)#interface </w:t>
+      </w:r>
+      <w:proofErr w:type="spellStart"/>
+      <w:r>
+        <w:t>vlan</w:t>
+      </w:r>
+      <w:proofErr w:type="spellEnd"/>
+      <w:r>
+        <w:t xml:space="preserve"> 10</w:t>
+      </w:r>
+    </w:p>
+    <w:p>
+      <w:pPr>
+        <w:pStyle w:val="ac"/>
+      </w:pPr>
+      <w:r>
+        <w:t>SwitchSW3(config-if)#ip address 192.168.10.1 255.255.255.0</w:t>
+      </w:r>
+    </w:p>
+    <w:p>
+      <w:pPr>
+        <w:pStyle w:val="ac"/>
+      </w:pPr>
+      <w:r>
+        <w:t>SwitchSW3(config-if)#exit</w:t>
+      </w:r>
+    </w:p>
+    <w:p>
+      <w:pPr>
+        <w:pStyle w:val="ac"/>
+      </w:pPr>
+    </w:p>
+    <w:p>
+      <w:pPr>
+        <w:pStyle w:val="ac"/>
+      </w:pPr>
+      <w:r>
+        <w:t xml:space="preserve">SwitchSW3(config)#interface </w:t>
+      </w:r>
+      <w:proofErr w:type="spellStart"/>
+      <w:r>
+        <w:t>vlan</w:t>
+      </w:r>
+      <w:proofErr w:type="spellEnd"/>
+      <w:r>
+        <w:t xml:space="preserve"> 20</w:t>
+      </w:r>
+    </w:p>
+    <w:p>
+      <w:pPr>
+        <w:pStyle w:val="ac"/>
+      </w:pPr>
+      <w:r>
+        <w:t>SwitchSW3(config-if)#ip address 192.168.20.1 255.255.255.0</w:t>
+      </w:r>
+    </w:p>
+    <w:p>
+      <w:pPr>
+        <w:pStyle w:val="ac"/>
+      </w:pPr>
+      <w:r>
+        <w:t>SwitchSW3(config-if)#exit</w:t>
+      </w:r>
+    </w:p>
+    <w:p>
+      <w:pPr>
+        <w:pStyle w:val="ac"/>
+      </w:pPr>
+    </w:p>
+    <w:p>
+      <w:pPr>
+        <w:pStyle w:val="ac"/>
+      </w:pPr>
+      <w:r>
+        <w:t xml:space="preserve">SwitchSW3(config)#interface </w:t>
+      </w:r>
+      <w:proofErr w:type="spellStart"/>
+      <w:r>
+        <w:t>vlan</w:t>
+      </w:r>
+      <w:proofErr w:type="spellEnd"/>
+      <w:r>
+        <w:t xml:space="preserve"> 30</w:t>
+      </w:r>
+    </w:p>
+    <w:p>
+      <w:pPr>
+        <w:pStyle w:val="ac"/>
+      </w:pPr>
+      <w:r>
+        <w:t>SwitchSW3(config-if)#ip address 192.168.30.1 255.255.255.0</w:t>
+      </w:r>
+    </w:p>
+    <w:p>
+      <w:pPr>
+        <w:pStyle w:val="ac"/>
+      </w:pPr>
+      <w:r>
+        <w:t>SwitchSW3(config-if)#exit</w:t>
+      </w:r>
+    </w:p>
+    <w:p>
+      <w:pPr>
+        <w:pStyle w:val="ac"/>
+      </w:pPr>
+    </w:p>
+    <w:p>
+      <w:pPr>
+        <w:pStyle w:val="ac"/>
+      </w:pPr>
+      <w:r>
+        <w:t xml:space="preserve">SwitchSW3(config)#interface </w:t>
+      </w:r>
+      <w:proofErr w:type="spellStart"/>
+      <w:r>
+        <w:t>vlan</w:t>
+      </w:r>
+      <w:proofErr w:type="spellEnd"/>
+      <w:r>
+        <w:t xml:space="preserve"> 40</w:t>
+      </w:r>
+    </w:p>
+    <w:p>
+      <w:pPr>
+        <w:pStyle w:val="ac"/>
+      </w:pPr>
+      <w:r>
+        <w:t>SwitchSW3(config-if)#ip address 192.168.40.1 255.255.255.0</w:t>
+      </w:r>
+    </w:p>
+    <w:p>
+      <w:pPr>
+        <w:pStyle w:val="ac"/>
+      </w:pPr>
+      <w:r>
+        <w:t>SwitchSW3(config-if)#exit</w:t>
+      </w:r>
+    </w:p>
+    <w:p>
+      <w:pPr>
+        <w:pStyle w:val="ac"/>
+      </w:pPr>
+    </w:p>
+    <w:p>
+      <w:pPr>
+        <w:pStyle w:val="ac"/>
+      </w:pPr>
+      <w:r>
+        <w:t xml:space="preserve">SwitchSW3(config)#interface </w:t>
+      </w:r>
+      <w:proofErr w:type="spellStart"/>
+      <w:r>
+        <w:t>vlan</w:t>
+      </w:r>
+      <w:proofErr w:type="spellEnd"/>
+      <w:r>
+        <w:t xml:space="preserve"> 50</w:t>
+      </w:r>
+    </w:p>
+    <w:p>
+      <w:pPr>
+        <w:pStyle w:val="ac"/>
+      </w:pPr>
+      <w:r>
+        <w:t>SwitchSW3(config-if)#ip address 192.168.50.1 255.255.255.0</w:t>
+      </w:r>
+    </w:p>
+    <w:p>
+      <w:pPr>
+        <w:pStyle w:val="ac"/>
+      </w:pPr>
+      <w:proofErr w:type="spellStart"/>
+      <w:r>
+        <w:t>SwitchSW</w:t>
+      </w:r>
+      <w:proofErr w:type="spellEnd"/>
+      <w:r>
+        <w:rPr>
+          <w:lang w:val="ru-RU"/>
+        </w:rPr>
+        <w:t>3(</w:t>
+      </w:r>
+      <w:r>
+        <w:t>config</w:t>
+      </w:r>
+      <w:r>
+        <w:rPr>
+          <w:lang w:val="ru-RU"/>
+        </w:rPr>
+        <w:t>-</w:t>
+      </w:r>
+      <w:r>
+        <w:t>if</w:t>
+      </w:r>
+      <w:r>
+        <w:rPr>
+          <w:lang w:val="ru-RU"/>
+        </w:rPr>
+        <w:t>)#</w:t>
+      </w:r>
+      <w:r>
+        <w:t>exit</w:t>
+      </w:r>
+    </w:p>
+    <w:p>
+      <w:pPr>
+        <w:pStyle w:val="ac"/>
+      </w:pPr>
+    </w:p>
+    <w:p>
+      <w:pPr>
+        <w:pStyle w:val="ac"/>
+        <w:rPr>
+          <w:lang w:val="ru-RU"/>
+        </w:rPr>
+      </w:pPr>
+      <w:r>
+        <w:t xml:space="preserve">SwitchSW3(config)#interface </w:t>
+      </w:r>
+      <w:proofErr w:type="spellStart"/>
+      <w:r>
+        <w:t>vlan</w:t>
+      </w:r>
+      <w:proofErr w:type="spellEnd"/>
+      <w:r>
+        <w:t xml:space="preserve"> 60</w:t>
+      </w:r>
+    </w:p>
+    <w:p>
+      <w:pPr>
+        <w:pStyle w:val="ac"/>
+      </w:pPr>
+      <w:r>
+        <w:t>SwitchSW3(config-if)#ip address 192.168.60.1 255.255.255.0</w:t>
+      </w:r>
+    </w:p>
+    <w:p>
+      <w:pPr>
+        <w:pStyle w:val="ac"/>
+        <w:rPr>
+          <w:lang w:val="ru-RU"/>
+        </w:rPr>
+      </w:pPr>
+      <w:proofErr w:type="spellStart"/>
+      <w:r>
+        <w:t>SwitchSW</w:t>
+      </w:r>
+      <w:proofErr w:type="spellEnd"/>
+      <w:r>
+        <w:rPr>
+          <w:lang w:val="ru-RU"/>
+        </w:rPr>
+        <w:t>3(</w:t>
+      </w:r>
+      <w:r>
+        <w:t>config</w:t>
+      </w:r>
+      <w:r>
+        <w:rPr>
+          <w:lang w:val="ru-RU"/>
+        </w:rPr>
+        <w:t>-</w:t>
+      </w:r>
+      <w:r>
+        <w:t>if</w:t>
+      </w:r>
+      <w:r>
+        <w:rPr>
+          <w:lang w:val="ru-RU"/>
+        </w:rPr>
+        <w:t>)#</w:t>
+      </w:r>
+      <w:r>
+        <w:t>exit</w:t>
+      </w:r>
+    </w:p>
+    <w:p>
+      <w:pPr>
+        <w:pStyle w:val="ac"/>
+        <w:ind w:firstLine="0"/>
+        <w:rPr>
+          <w:lang w:val="ru-RU"/>
+        </w:rPr>
+      </w:pPr>
+    </w:p>
+    <w:p>
+      <w:pPr>
+        <w:pStyle w:val="ac"/>
         <w:rPr>
           <w:b/>
           <w:bCs/>
           <w:lang w:val="ru-RU"/>
         </w:rPr>
-        <w:t>-- Порты ко внутренним серверам (5-8) в режиме коммутации</w:t>
-      </w:r>
-    </w:p>
-    <w:p>
-      <w:pPr>
-        <w:pStyle w:val="ac"/>
-      </w:pPr>
-      <w:r>
-        <w:t>SwitchSW3(config)#interface FastEthernet0/5</w:t>
-      </w:r>
-    </w:p>
-    <w:p>
-      <w:pPr>
-        <w:pStyle w:val="ac"/>
-      </w:pPr>
-      <w:r>
-        <w:t>SwitchSW3(config-</w:t>
-      </w:r>
-      <w:proofErr w:type="gramStart"/>
-      <w:r>
-        <w:t>if)#</w:t>
-      </w:r>
-      <w:proofErr w:type="gramEnd"/>
-      <w:r>
-        <w:t>switchport mode access</w:t>
-      </w:r>
-    </w:p>
-    <w:p>
-      <w:pPr>
-        <w:pStyle w:val="ac"/>
-      </w:pPr>
-      <w:r>
-        <w:t>SwitchSW3(config-</w:t>
-      </w:r>
-      <w:proofErr w:type="gramStart"/>
-      <w:r>
-        <w:t>if)#</w:t>
-      </w:r>
-      <w:proofErr w:type="gramEnd"/>
-      <w:r>
-        <w:t xml:space="preserve">switchport access </w:t>
-      </w:r>
-      <w:proofErr w:type="spellStart"/>
-      <w:r>
-        <w:t>vlan</w:t>
-      </w:r>
-      <w:proofErr w:type="spellEnd"/>
-      <w:r>
-        <w:t xml:space="preserve"> 60</w:t>
-      </w:r>
-    </w:p>
-    <w:p>
-      <w:pPr>
-        <w:pStyle w:val="ac"/>
-      </w:pPr>
-      <w:r>
-        <w:t>SwitchSW3(config-</w:t>
-      </w:r>
-      <w:proofErr w:type="gramStart"/>
-      <w:r>
-        <w:t>if)#</w:t>
-      </w:r>
-      <w:proofErr w:type="gramEnd"/>
-      <w:r>
-        <w:t>exit</w:t>
-      </w:r>
-    </w:p>
-    <w:p>
-      <w:pPr>
-        <w:pStyle w:val="ac"/>
-      </w:pPr>
-    </w:p>
-    <w:p>
-      <w:pPr>
-        <w:pStyle w:val="ac"/>
-      </w:pPr>
-      <w:r>
-        <w:t>SwitchSW3(config)#interface FastEthernet0/6</w:t>
-      </w:r>
-    </w:p>
-    <w:p>
-      <w:pPr>
-        <w:pStyle w:val="ac"/>
-      </w:pPr>
-      <w:r>
-        <w:t>SwitchSW3(config-</w:t>
-      </w:r>
-      <w:proofErr w:type="gramStart"/>
-      <w:r>
-        <w:t>if)#</w:t>
-      </w:r>
-      <w:proofErr w:type="gramEnd"/>
-      <w:r>
-        <w:t>switchport mode access</w:t>
-      </w:r>
-    </w:p>
-    <w:p>
-      <w:pPr>
-        <w:pStyle w:val="ac"/>
-      </w:pPr>
-      <w:r>
-        <w:t>SwitchSW3(config-</w:t>
-      </w:r>
-      <w:proofErr w:type="gramStart"/>
-      <w:r>
-        <w:t>if)#</w:t>
-      </w:r>
-      <w:proofErr w:type="gramEnd"/>
-      <w:r>
-        <w:t xml:space="preserve">switchport access </w:t>
-      </w:r>
-      <w:proofErr w:type="spellStart"/>
-      <w:r>
-        <w:t>vlan</w:t>
-      </w:r>
-      <w:proofErr w:type="spellEnd"/>
-      <w:r>
-        <w:t xml:space="preserve"> 60</w:t>
-      </w:r>
-    </w:p>
-    <w:p>
-      <w:pPr>
-        <w:pStyle w:val="ac"/>
-      </w:pPr>
-      <w:r>
-        <w:t>SwitchSW3(config-</w:t>
-      </w:r>
-      <w:proofErr w:type="gramStart"/>
-      <w:r>
-        <w:t>if)#</w:t>
-      </w:r>
-      <w:proofErr w:type="gramEnd"/>
-      <w:r>
-        <w:t>exit</w:t>
-      </w:r>
-    </w:p>
-    <w:p>
-      <w:pPr>
-        <w:pStyle w:val="ac"/>
-      </w:pPr>
-    </w:p>
-    <w:p>
-      <w:pPr>
-        <w:pStyle w:val="ac"/>
-      </w:pPr>
-      <w:r>
-        <w:t>SwitchSW3(config)#interface FastEthernet0/7</w:t>
-      </w:r>
-    </w:p>
-    <w:p>
-      <w:pPr>
-        <w:pStyle w:val="ac"/>
-      </w:pPr>
-      <w:r>
-        <w:t>SwitchSW3(config-</w:t>
-      </w:r>
-      <w:proofErr w:type="gramStart"/>
-      <w:r>
-        <w:t>if)#</w:t>
-      </w:r>
-      <w:proofErr w:type="gramEnd"/>
-      <w:r>
-        <w:t>switchport mode access</w:t>
-      </w:r>
-    </w:p>
-    <w:p>
-      <w:pPr>
-        <w:pStyle w:val="ac"/>
-      </w:pPr>
-      <w:r>
-        <w:t>SwitchSW3(config-</w:t>
-      </w:r>
-      <w:proofErr w:type="gramStart"/>
-      <w:r>
-        <w:t>if)#</w:t>
-      </w:r>
-      <w:proofErr w:type="gramEnd"/>
-      <w:r>
-        <w:t xml:space="preserve">switchport access </w:t>
-      </w:r>
-      <w:proofErr w:type="spellStart"/>
-      <w:r>
-        <w:t>vlan</w:t>
-      </w:r>
-      <w:proofErr w:type="spellEnd"/>
-      <w:r>
-        <w:t xml:space="preserve"> 60</w:t>
-      </w:r>
-    </w:p>
-    <w:p>
-      <w:pPr>
-        <w:pStyle w:val="ac"/>
-      </w:pPr>
-      <w:r>
-        <w:t>SwitchSW3(config-</w:t>
-      </w:r>
-      <w:proofErr w:type="gramStart"/>
-      <w:r>
-        <w:t>if)#</w:t>
-      </w:r>
-      <w:proofErr w:type="gramEnd"/>
-      <w:r>
-        <w:t>exit</w:t>
-      </w:r>
-    </w:p>
-    <w:p>
-      <w:pPr>
-        <w:pStyle w:val="ac"/>
-      </w:pPr>
-    </w:p>
-    <w:p>
-      <w:pPr>
-        <w:pStyle w:val="ac"/>
-      </w:pPr>
-      <w:r>
-        <w:t>SwitchSW3(config)#interface FastEthernet0/8</w:t>
-      </w:r>
-    </w:p>
-    <w:p>
-      <w:pPr>
-        <w:pStyle w:val="ac"/>
-      </w:pPr>
-      <w:r>
-        <w:t>SwitchSW3(config-</w:t>
-      </w:r>
-      <w:proofErr w:type="gramStart"/>
-      <w:r>
-        <w:t>if)#</w:t>
-      </w:r>
-      <w:proofErr w:type="gramEnd"/>
-      <w:r>
-        <w:t>switchport mode access</w:t>
-      </w:r>
-    </w:p>
-    <w:p>
-      <w:pPr>
-        <w:pStyle w:val="ac"/>
-      </w:pPr>
-      <w:r>
-        <w:t>SwitchSW3(config-</w:t>
-      </w:r>
-      <w:proofErr w:type="gramStart"/>
-      <w:r>
-        <w:t>if)#</w:t>
-      </w:r>
-      <w:proofErr w:type="gramEnd"/>
-      <w:r>
-        <w:t xml:space="preserve">switchport access </w:t>
-      </w:r>
-      <w:proofErr w:type="spellStart"/>
-      <w:r>
-        <w:t>vlan</w:t>
-      </w:r>
-      <w:proofErr w:type="spellEnd"/>
-      <w:r>
-        <w:t xml:space="preserve"> 60</w:t>
-      </w:r>
-    </w:p>
-    <w:p>
-      <w:pPr>
-        <w:pStyle w:val="ac"/>
-      </w:pPr>
-      <w:r>
-        <w:t>SwitchSW3(config-</w:t>
-      </w:r>
-      <w:proofErr w:type="gramStart"/>
-      <w:r>
-        <w:t>if)#</w:t>
-      </w:r>
-      <w:proofErr w:type="gramEnd"/>
-      <w:r>
-        <w:t>exit</w:t>
-      </w:r>
-    </w:p>
-    <w:p>
-      <w:pPr>
-        <w:pStyle w:val="ac"/>
-      </w:pPr>
-    </w:p>
-    <w:p>
-      <w:pPr>
-        <w:pStyle w:val="ac"/>
-      </w:pPr>
-      <w:proofErr w:type="gramStart"/>
-      <w:r>
-        <w:rPr>
-          <w:b/>
-          <w:bCs/>
-        </w:rPr>
-        <w:t>!</w:t>
-      </w:r>
-      <w:r>
-        <w:rPr>
-          <w:b/>
-          <w:bCs/>
-        </w:rPr>
-        <w:t>--</w:t>
-      </w:r>
-      <w:proofErr w:type="gramEnd"/>
-      <w:r>
-        <w:rPr>
-          <w:b/>
-          <w:bCs/>
-        </w:rPr>
-        <w:t xml:space="preserve"> </w:t>
-      </w:r>
+      </w:pPr>
       <w:r>
         <w:rPr>
           <w:b/>
           <w:bCs/>
           <w:lang w:val="ru-RU"/>
         </w:rPr>
-        <w:t>Порт</w:t>
-      </w:r>
-      <w:r>
-        <w:rPr>
-          <w:b/>
-          <w:bCs/>
-        </w:rPr>
-        <w:t xml:space="preserve"> </w:t>
+        <w:t>!</w:t>
       </w:r>
       <w:r>
         <w:rPr>
@@ -27576,491 +26564,528 @@
           <w:bCs/>
           <w:lang w:val="ru-RU"/>
         </w:rPr>
-        <w:t>к</w:t>
+        <w:t xml:space="preserve">-- Перевод портов к коммутаторам (1-4) в режим </w:t>
       </w:r>
       <w:r>
         <w:rPr>
           <w:b/>
           <w:bCs/>
         </w:rPr>
-        <w:t xml:space="preserve"> </w:t>
-      </w:r>
+        <w:t>trunk</w:t>
+      </w:r>
+    </w:p>
+    <w:p>
+      <w:pPr>
+        <w:pStyle w:val="ac"/>
+        <w:rPr>
+          <w:lang w:val="ru-RU"/>
+        </w:rPr>
+      </w:pPr>
+      <w:r>
+        <w:t>SwitchSW3(config)#interface FastEthernet0/1</w:t>
+      </w:r>
+    </w:p>
+    <w:p>
+      <w:pPr>
+        <w:pStyle w:val="ac"/>
+      </w:pPr>
+      <w:r>
+        <w:t>SwitchSW3(config-if)#</w:t>
+      </w:r>
+      <w:r>
+        <w:t>switchport trunk encapsulation dot1q</w:t>
+      </w:r>
+    </w:p>
+    <w:p>
+      <w:pPr>
+        <w:pStyle w:val="ac"/>
+      </w:pPr>
+      <w:r>
+        <w:t>SwitchSW3(config-if)#switchport mode trunk</w:t>
+      </w:r>
+    </w:p>
+    <w:p>
+      <w:pPr>
+        <w:pStyle w:val="ac"/>
+      </w:pPr>
+      <w:r>
+        <w:t xml:space="preserve">SwitchSW3(config-if)#switchport trunk allowed </w:t>
+      </w:r>
+      <w:proofErr w:type="spellStart"/>
+      <w:r>
+        <w:t>vlan</w:t>
+      </w:r>
+      <w:proofErr w:type="spellEnd"/>
+      <w:r>
+        <w:t xml:space="preserve"> 10,20,30</w:t>
+      </w:r>
+    </w:p>
+    <w:p>
+      <w:pPr>
+        <w:pStyle w:val="ac"/>
+      </w:pPr>
+      <w:r>
+        <w:t>SwitchSW3(config-if)#exit</w:t>
+      </w:r>
+    </w:p>
+    <w:p>
+      <w:pPr>
+        <w:pStyle w:val="ac"/>
+      </w:pPr>
+    </w:p>
+    <w:p>
+      <w:pPr>
+        <w:pStyle w:val="ac"/>
+      </w:pPr>
+      <w:r>
+        <w:t>SwitchSW3(config)#interface FastEthernet0/2</w:t>
+      </w:r>
+    </w:p>
+    <w:p>
+      <w:pPr>
+        <w:pStyle w:val="ac"/>
+      </w:pPr>
+      <w:r>
+        <w:t>SwitchSW3(config-if)#</w:t>
+      </w:r>
+      <w:r>
+        <w:t>switchport trunk encapsulation dot1q</w:t>
+      </w:r>
+    </w:p>
+    <w:p>
+      <w:pPr>
+        <w:pStyle w:val="ac"/>
+      </w:pPr>
+      <w:r>
+        <w:t>SwitchSW3(config-if)#switchport mode trunk</w:t>
+      </w:r>
+    </w:p>
+    <w:p>
+      <w:pPr>
+        <w:pStyle w:val="ac"/>
+      </w:pPr>
+      <w:r>
+        <w:t xml:space="preserve">SwitchSW3(config-if)#switchport trunk allowed </w:t>
+      </w:r>
+      <w:proofErr w:type="spellStart"/>
+      <w:r>
+        <w:t>vlan</w:t>
+      </w:r>
+      <w:proofErr w:type="spellEnd"/>
+      <w:r>
+        <w:t xml:space="preserve"> 40</w:t>
+      </w:r>
+    </w:p>
+    <w:p>
+      <w:pPr>
+        <w:pStyle w:val="ac"/>
+      </w:pPr>
+      <w:r>
+        <w:t>SwitchSW3(config-if)#exit</w:t>
+      </w:r>
+    </w:p>
+    <w:p>
+      <w:pPr>
+        <w:pStyle w:val="ac"/>
+        <w:ind w:firstLine="0"/>
+      </w:pPr>
+    </w:p>
+    <w:p>
+      <w:pPr>
+        <w:pStyle w:val="ac"/>
+      </w:pPr>
+      <w:r>
+        <w:t>SwitchSW3(config)#interface FastEthernet0/3</w:t>
+      </w:r>
+    </w:p>
+    <w:p>
+      <w:pPr>
+        <w:pStyle w:val="ac"/>
+      </w:pPr>
+      <w:r>
+        <w:t>SwitchSW3(config-if)#</w:t>
+      </w:r>
+      <w:r>
+        <w:t>switchport trunk encapsulation dot1q</w:t>
+      </w:r>
+    </w:p>
+    <w:p>
+      <w:pPr>
+        <w:pStyle w:val="ac"/>
+      </w:pPr>
+      <w:r>
+        <w:t>SwitchSW3(config-if)#switchport mode trunk</w:t>
+      </w:r>
+    </w:p>
+    <w:p>
+      <w:pPr>
+        <w:pStyle w:val="ac"/>
+      </w:pPr>
+      <w:r>
+        <w:t xml:space="preserve">SwitchSW3(config-if)#switchport trunk allowed </w:t>
+      </w:r>
+      <w:proofErr w:type="spellStart"/>
+      <w:r>
+        <w:t>vlan</w:t>
+      </w:r>
+      <w:proofErr w:type="spellEnd"/>
+      <w:r>
+        <w:t xml:space="preserve"> 40,50</w:t>
+      </w:r>
+    </w:p>
+    <w:p>
+      <w:pPr>
+        <w:pStyle w:val="ac"/>
+      </w:pPr>
+      <w:r>
+        <w:t>SwitchSW3(config-if)#exit</w:t>
+      </w:r>
+    </w:p>
+    <w:p>
+      <w:pPr>
+        <w:pStyle w:val="ac"/>
+      </w:pPr>
+    </w:p>
+    <w:p>
+      <w:pPr>
+        <w:pStyle w:val="ac"/>
+      </w:pPr>
+      <w:r>
+        <w:t>SwitchSW3(config)#interface FastEthernet0/4</w:t>
+      </w:r>
+    </w:p>
+    <w:p>
+      <w:pPr>
+        <w:pStyle w:val="ac"/>
+      </w:pPr>
+      <w:r>
+        <w:t>SwitchSW3(config-if)#</w:t>
+      </w:r>
+      <w:r>
+        <w:t>switchport trunk encapsulation dot1q</w:t>
+      </w:r>
+    </w:p>
+    <w:p>
+      <w:pPr>
+        <w:pStyle w:val="ac"/>
+      </w:pPr>
+      <w:r>
+        <w:t>SwitchSW3(config-if)#switchport mode trunk</w:t>
+      </w:r>
+    </w:p>
+    <w:p>
+      <w:pPr>
+        <w:pStyle w:val="ac"/>
+      </w:pPr>
+      <w:r>
+        <w:t xml:space="preserve">SwitchSW3(config-if)#switchport trunk allowed </w:t>
+      </w:r>
+      <w:proofErr w:type="spellStart"/>
+      <w:r>
+        <w:t>vlan</w:t>
+      </w:r>
+      <w:proofErr w:type="spellEnd"/>
+      <w:r>
+        <w:t xml:space="preserve"> 50</w:t>
+      </w:r>
+    </w:p>
+    <w:p>
+      <w:pPr>
+        <w:pStyle w:val="ac"/>
+        <w:rPr>
+          <w:lang w:val="ru-RU"/>
+        </w:rPr>
+      </w:pPr>
+      <w:proofErr w:type="spellStart"/>
+      <w:r>
+        <w:t>SwitchSW</w:t>
+      </w:r>
+      <w:proofErr w:type="spellEnd"/>
+      <w:r>
+        <w:rPr>
+          <w:lang w:val="ru-RU"/>
+        </w:rPr>
+        <w:t>3(</w:t>
+      </w:r>
+      <w:r>
+        <w:t>config</w:t>
+      </w:r>
+      <w:r>
+        <w:rPr>
+          <w:lang w:val="ru-RU"/>
+        </w:rPr>
+        <w:t>-</w:t>
+      </w:r>
+      <w:r>
+        <w:t>if</w:t>
+      </w:r>
+      <w:r>
+        <w:rPr>
+          <w:lang w:val="ru-RU"/>
+        </w:rPr>
+        <w:t>)#</w:t>
+      </w:r>
+      <w:r>
+        <w:t>exit</w:t>
+      </w:r>
+    </w:p>
+    <w:p>
+      <w:pPr>
+        <w:pStyle w:val="ac"/>
+        <w:rPr>
+          <w:lang w:val="ru-RU"/>
+        </w:rPr>
+      </w:pPr>
+    </w:p>
+    <w:p>
+      <w:pPr>
+        <w:pStyle w:val="ac"/>
+        <w:rPr>
+          <w:lang w:val="ru-RU"/>
+        </w:rPr>
+      </w:pPr>
       <w:r>
         <w:rPr>
           <w:b/>
           <w:bCs/>
           <w:lang w:val="ru-RU"/>
         </w:rPr>
-        <w:t>роутеру</w:t>
-      </w:r>
-    </w:p>
-    <w:p>
-      <w:pPr>
-        <w:pStyle w:val="ac"/>
-      </w:pPr>
-      <w:r>
-        <w:t>SwitchSW3(config)#interface GigabitEthernet0/1</w:t>
-      </w:r>
-    </w:p>
-    <w:p>
-      <w:pPr>
-        <w:pStyle w:val="ac"/>
-      </w:pPr>
-      <w:r>
-        <w:t>SwitchSW3(config-</w:t>
-      </w:r>
-      <w:proofErr w:type="gramStart"/>
-      <w:r>
-        <w:t>if)#</w:t>
-      </w:r>
-      <w:proofErr w:type="gramEnd"/>
-      <w:r>
-        <w:t>switchport trunk encapsulation dot1q</w:t>
-      </w:r>
-    </w:p>
-    <w:p>
-      <w:pPr>
-        <w:pStyle w:val="ac"/>
-      </w:pPr>
-      <w:r>
-        <w:t>SwitchSW3(config-</w:t>
-      </w:r>
-      <w:proofErr w:type="gramStart"/>
-      <w:r>
-        <w:t>if)#</w:t>
-      </w:r>
-      <w:proofErr w:type="gramEnd"/>
-      <w:r>
-        <w:t>switchport mode trunk</w:t>
-      </w:r>
-    </w:p>
-    <w:p>
-      <w:pPr>
-        <w:pStyle w:val="ac"/>
-      </w:pPr>
-      <w:r>
-        <w:t>SwitchSW3(config-</w:t>
-      </w:r>
-      <w:proofErr w:type="gramStart"/>
-      <w:r>
-        <w:t>if)#</w:t>
-      </w:r>
-      <w:proofErr w:type="gramEnd"/>
-      <w:r>
-        <w:t xml:space="preserve">switchport trunk allowed </w:t>
-      </w:r>
-      <w:proofErr w:type="spellStart"/>
-      <w:r>
-        <w:t>vlan</w:t>
-      </w:r>
-      <w:proofErr w:type="spellEnd"/>
-      <w:r>
-        <w:t xml:space="preserve"> all</w:t>
-      </w:r>
-    </w:p>
-    <w:p>
-      <w:pPr>
-        <w:pStyle w:val="ac"/>
-        <w:rPr>
-          <w:lang w:val="ru-RU"/>
-        </w:rPr>
-      </w:pPr>
-      <w:proofErr w:type="spellStart"/>
-      <w:r>
-        <w:t>SwitchSW</w:t>
-      </w:r>
-      <w:proofErr w:type="spellEnd"/>
-      <w:r>
-        <w:rPr>
-          <w:lang w:val="ru-RU"/>
-        </w:rPr>
-        <w:t>3(</w:t>
-      </w:r>
-      <w:r>
-        <w:t>config</w:t>
-      </w:r>
-      <w:r>
-        <w:rPr>
-          <w:lang w:val="ru-RU"/>
-        </w:rPr>
-        <w:t>-</w:t>
-      </w:r>
-      <w:proofErr w:type="gramStart"/>
-      <w:r>
-        <w:t>if</w:t>
-      </w:r>
-      <w:r>
-        <w:rPr>
-          <w:lang w:val="ru-RU"/>
-        </w:rPr>
-        <w:t>)#</w:t>
-      </w:r>
-      <w:proofErr w:type="gramEnd"/>
-      <w:r>
-        <w:t>exit</w:t>
-      </w:r>
-    </w:p>
-    <w:p/>
-    <w:p>
-      <w:pPr>
-        <w:rPr>
-          <w:rFonts w:cs="Times New Roman"/>
-        </w:rPr>
-      </w:pPr>
-      <w:r>
-        <w:rPr>
-          <w:rFonts w:cs="Times New Roman"/>
-        </w:rPr>
-        <w:lastRenderedPageBreak/>
-        <w:t>Далее был</w:t>
-      </w:r>
-      <w:r>
-        <w:rPr>
-          <w:rFonts w:cs="Times New Roman"/>
-        </w:rPr>
-        <w:t>и</w:t>
-      </w:r>
-      <w:r>
-        <w:rPr>
-          <w:rFonts w:cs="Times New Roman"/>
-        </w:rPr>
-        <w:t xml:space="preserve"> привед</w:t>
-      </w:r>
-      <w:r>
-        <w:rPr>
-          <w:rFonts w:cs="Times New Roman"/>
-        </w:rPr>
-        <w:t>ены</w:t>
-      </w:r>
-      <w:r>
-        <w:rPr>
-          <w:rFonts w:cs="Times New Roman"/>
-        </w:rPr>
-        <w:t xml:space="preserve"> пример</w:t>
-      </w:r>
-      <w:r>
-        <w:rPr>
-          <w:rFonts w:cs="Times New Roman"/>
-        </w:rPr>
-        <w:t>ы</w:t>
-      </w:r>
-      <w:r>
-        <w:rPr>
-          <w:rFonts w:cs="Times New Roman"/>
-        </w:rPr>
-        <w:t xml:space="preserve"> сценария конфигурации </w:t>
-      </w:r>
-      <w:r>
-        <w:rPr>
-          <w:rFonts w:cs="Times New Roman"/>
-        </w:rPr>
-        <w:t>для</w:t>
-      </w:r>
-      <w:r>
-        <w:rPr>
-          <w:rFonts w:cs="Times New Roman"/>
-        </w:rPr>
-        <w:t xml:space="preserve"> коммутатор</w:t>
-      </w:r>
-      <w:r>
-        <w:rPr>
-          <w:rFonts w:cs="Times New Roman"/>
-        </w:rPr>
-        <w:t>ов</w:t>
-      </w:r>
-      <w:r>
-        <w:rPr>
-          <w:rFonts w:cs="Times New Roman"/>
-        </w:rPr>
-        <w:t xml:space="preserve"> </w:t>
-      </w:r>
-      <w:r>
-        <w:rPr>
-          <w:rFonts w:cs="Times New Roman"/>
-        </w:rPr>
-        <w:t xml:space="preserve">уровня доступа </w:t>
-      </w:r>
-      <w:r>
-        <w:rPr>
-          <w:rFonts w:cs="Times New Roman"/>
-        </w:rPr>
-        <w:t>(</w:t>
-      </w:r>
-      <w:r>
-        <w:rPr>
-          <w:rFonts w:cs="Times New Roman"/>
-        </w:rPr>
-        <w:t>листинг</w:t>
-      </w:r>
-      <w:r>
-        <w:rPr>
-          <w:rFonts w:cs="Times New Roman"/>
-        </w:rPr>
-        <w:t>и</w:t>
-      </w:r>
-      <w:r>
-        <w:rPr>
-          <w:rFonts w:cs="Times New Roman"/>
-        </w:rPr>
-        <w:t xml:space="preserve"> 7.2</w:t>
-      </w:r>
-      <w:r>
-        <w:rPr>
-          <w:rFonts w:cs="Times New Roman"/>
-        </w:rPr>
-        <w:t>-7.5</w:t>
-      </w:r>
-      <w:r>
-        <w:rPr>
-          <w:rFonts w:cs="Times New Roman"/>
-        </w:rPr>
-        <w:t>)</w:t>
-      </w:r>
-      <w:r>
-        <w:rPr>
-          <w:rFonts w:cs="Times New Roman"/>
-        </w:rPr>
-        <w:t>. Всего</w:t>
-      </w:r>
-      <w:r>
-        <w:rPr>
-          <w:rFonts w:cs="Times New Roman"/>
-        </w:rPr>
-        <w:t xml:space="preserve"> </w:t>
-      </w:r>
-      <w:r>
-        <w:rPr>
-          <w:rFonts w:cs="Times New Roman"/>
-        </w:rPr>
-        <w:t xml:space="preserve">их </w:t>
-      </w:r>
-      <w:r>
-        <w:rPr>
-          <w:rFonts w:cs="Times New Roman"/>
-        </w:rPr>
-        <w:t>в сети</w:t>
-      </w:r>
-      <w:r>
-        <w:rPr>
-          <w:rFonts w:cs="Times New Roman"/>
-        </w:rPr>
-        <w:t xml:space="preserve"> четыре, </w:t>
-      </w:r>
-      <w:r>
-        <w:rPr>
-          <w:rFonts w:cs="Times New Roman"/>
-        </w:rPr>
-        <w:t>однако их</w:t>
-      </w:r>
-      <w:r>
-        <w:rPr>
-          <w:rFonts w:cs="Times New Roman"/>
-        </w:rPr>
-        <w:t xml:space="preserve"> функции одинаковы, </w:t>
-      </w:r>
-      <w:r>
-        <w:rPr>
-          <w:rFonts w:cs="Times New Roman"/>
-        </w:rPr>
-        <w:t xml:space="preserve">а </w:t>
-      </w:r>
-      <w:r>
-        <w:rPr>
-          <w:rFonts w:cs="Times New Roman"/>
-        </w:rPr>
-        <w:t xml:space="preserve">отличие </w:t>
-      </w:r>
-      <w:r>
-        <w:rPr>
-          <w:rFonts w:cs="Times New Roman"/>
-        </w:rPr>
-        <w:t xml:space="preserve">заключается </w:t>
-      </w:r>
-      <w:r>
-        <w:rPr>
-          <w:rFonts w:cs="Times New Roman"/>
-        </w:rPr>
-        <w:t xml:space="preserve">лишь в номерах </w:t>
-      </w:r>
-      <w:r>
-        <w:rPr>
-          <w:rFonts w:cs="Times New Roman"/>
-        </w:rPr>
-        <w:t xml:space="preserve">интерфейсов и </w:t>
-      </w:r>
-      <w:r>
-        <w:rPr>
-          <w:rFonts w:cs="Times New Roman"/>
-        </w:rPr>
-        <w:t xml:space="preserve">подключаемых </w:t>
-      </w:r>
-      <w:r>
-        <w:rPr>
-          <w:rFonts w:cs="Times New Roman"/>
-          <w:lang w:val="en-US"/>
-        </w:rPr>
-        <w:t>VLAN</w:t>
-      </w:r>
-      <w:r>
-        <w:rPr>
-          <w:rFonts w:cs="Times New Roman"/>
-        </w:rPr>
-        <w:t>.</w:t>
-      </w:r>
-    </w:p>
-    <w:p>
-      <w:pPr>
-        <w:rPr>
-          <w:rFonts w:cs="Times New Roman"/>
-        </w:rPr>
-      </w:pPr>
-    </w:p>
-    <w:p>
-      <w:pPr>
-        <w:rPr>
-          <w:rFonts w:cs="Times New Roman"/>
-        </w:rPr>
-      </w:pPr>
-      <w:r>
-        <w:rPr>
-          <w:rFonts w:cs="Times New Roman"/>
-        </w:rPr>
-        <w:t xml:space="preserve">Листинг 7.2 – Настройка коммутатора </w:t>
-      </w:r>
-      <w:r>
-        <w:rPr>
-          <w:rFonts w:cs="Times New Roman"/>
-          <w:lang w:val="en-US"/>
-        </w:rPr>
-        <w:t>S</w:t>
-      </w:r>
-      <w:r>
-        <w:rPr>
-          <w:rFonts w:cs="Times New Roman"/>
-          <w:lang w:val="en-US"/>
-        </w:rPr>
-        <w:t>witch</w:t>
-      </w:r>
-      <w:r>
-        <w:rPr>
-          <w:rFonts w:cs="Times New Roman"/>
-        </w:rPr>
-        <w:t>1</w:t>
-      </w:r>
-    </w:p>
-    <w:p>
-      <w:pPr>
-        <w:pStyle w:val="ac"/>
-        <w:rPr>
-          <w:lang w:val="ru-RU"/>
-        </w:rPr>
-      </w:pPr>
-      <w:r>
-        <w:t>Switch</w:t>
-      </w:r>
-      <w:r>
-        <w:rPr>
-          <w:lang w:val="ru-RU"/>
-        </w:rPr>
-        <w:t>1&gt;</w:t>
-      </w:r>
-      <w:r>
-        <w:t>enable</w:t>
-      </w:r>
-    </w:p>
-    <w:p>
-      <w:pPr>
-        <w:pStyle w:val="ac"/>
-      </w:pPr>
-      <w:r>
-        <w:t>Switch1#configure terminal</w:t>
-      </w:r>
-    </w:p>
-    <w:p>
-      <w:pPr>
-        <w:pStyle w:val="ac"/>
-      </w:pPr>
-      <w:r>
-        <w:t>Switch(config)#hostname Switch1</w:t>
-      </w:r>
-    </w:p>
-    <w:p>
-      <w:pPr>
-        <w:pStyle w:val="ac"/>
-      </w:pPr>
-    </w:p>
-    <w:p>
-      <w:pPr>
-        <w:pStyle w:val="ac"/>
+        <w:t>!</w:t>
+      </w:r>
+      <w:r>
         <w:rPr>
           <w:b/>
           <w:bCs/>
           <w:lang w:val="ru-RU"/>
         </w:rPr>
-      </w:pPr>
-      <w:proofErr w:type="gramStart"/>
+        <w:t>-- Порты ко внутренним серверам (5-8) в режиме коммутации</w:t>
+      </w:r>
+    </w:p>
+    <w:p>
+      <w:pPr>
+        <w:pStyle w:val="ac"/>
+      </w:pPr>
+      <w:r>
+        <w:t>SwitchSW3(config)#interface FastEthernet0/5</w:t>
+      </w:r>
+    </w:p>
+    <w:p>
+      <w:pPr>
+        <w:pStyle w:val="ac"/>
+      </w:pPr>
+      <w:r>
+        <w:t>SwitchSW3(config-if)#switchport mode access</w:t>
+      </w:r>
+    </w:p>
+    <w:p>
+      <w:pPr>
+        <w:pStyle w:val="ac"/>
+      </w:pPr>
+      <w:r>
+        <w:t xml:space="preserve">SwitchSW3(config-if)#switchport access </w:t>
+      </w:r>
+      <w:proofErr w:type="spellStart"/>
+      <w:r>
+        <w:t>vlan</w:t>
+      </w:r>
+      <w:proofErr w:type="spellEnd"/>
+      <w:r>
+        <w:t xml:space="preserve"> 60</w:t>
+      </w:r>
+    </w:p>
+    <w:p>
+      <w:pPr>
+        <w:pStyle w:val="ac"/>
+      </w:pPr>
+      <w:r>
+        <w:t>SwitchSW3(config-if)#exit</w:t>
+      </w:r>
+    </w:p>
+    <w:p>
+      <w:pPr>
+        <w:pStyle w:val="ac"/>
+      </w:pPr>
+    </w:p>
+    <w:p>
+      <w:pPr>
+        <w:pStyle w:val="ac"/>
+      </w:pPr>
+      <w:r>
+        <w:t>SwitchSW3(config)#interface FastEthernet0/6</w:t>
+      </w:r>
+    </w:p>
+    <w:p>
+      <w:pPr>
+        <w:pStyle w:val="ac"/>
+      </w:pPr>
+      <w:r>
+        <w:t>SwitchSW3(config-if)#switchport mode access</w:t>
+      </w:r>
+    </w:p>
+    <w:p>
+      <w:pPr>
+        <w:pStyle w:val="ac"/>
+      </w:pPr>
+      <w:r>
+        <w:t xml:space="preserve">SwitchSW3(config-if)#switchport access </w:t>
+      </w:r>
+      <w:proofErr w:type="spellStart"/>
+      <w:r>
+        <w:t>vlan</w:t>
+      </w:r>
+      <w:proofErr w:type="spellEnd"/>
+      <w:r>
+        <w:t xml:space="preserve"> 60</w:t>
+      </w:r>
+    </w:p>
+    <w:p>
+      <w:pPr>
+        <w:pStyle w:val="ac"/>
+      </w:pPr>
+      <w:r>
+        <w:t>SwitchSW3(config-if)#exit</w:t>
+      </w:r>
+    </w:p>
+    <w:p>
+      <w:pPr>
+        <w:pStyle w:val="ac"/>
+      </w:pPr>
+    </w:p>
+    <w:p>
+      <w:pPr>
+        <w:pStyle w:val="ac"/>
+      </w:pPr>
+      <w:r>
+        <w:t>SwitchSW3(config)#interface FastEthernet0/7</w:t>
+      </w:r>
+    </w:p>
+    <w:p>
+      <w:pPr>
+        <w:pStyle w:val="ac"/>
+      </w:pPr>
+      <w:r>
+        <w:t>SwitchSW3(config-if)#switchport mode access</w:t>
+      </w:r>
+    </w:p>
+    <w:p>
+      <w:pPr>
+        <w:pStyle w:val="ac"/>
+      </w:pPr>
+      <w:r>
+        <w:t xml:space="preserve">SwitchSW3(config-if)#switchport access </w:t>
+      </w:r>
+      <w:proofErr w:type="spellStart"/>
+      <w:r>
+        <w:t>vlan</w:t>
+      </w:r>
+      <w:proofErr w:type="spellEnd"/>
+      <w:r>
+        <w:t xml:space="preserve"> 60</w:t>
+      </w:r>
+    </w:p>
+    <w:p>
+      <w:pPr>
+        <w:pStyle w:val="ac"/>
+      </w:pPr>
+      <w:r>
+        <w:t>SwitchSW3(config-if)#exit</w:t>
+      </w:r>
+    </w:p>
+    <w:p>
+      <w:pPr>
+        <w:pStyle w:val="ac"/>
+      </w:pPr>
+    </w:p>
+    <w:p>
+      <w:pPr>
+        <w:pStyle w:val="ac"/>
+      </w:pPr>
+      <w:r>
+        <w:t>SwitchSW3(config)#interface FastEthernet0/8</w:t>
+      </w:r>
+    </w:p>
+    <w:p>
+      <w:pPr>
+        <w:pStyle w:val="ac"/>
+      </w:pPr>
+      <w:r>
+        <w:t>SwitchSW3(config-if)#switchport mode access</w:t>
+      </w:r>
+    </w:p>
+    <w:p>
+      <w:pPr>
+        <w:pStyle w:val="ac"/>
+      </w:pPr>
+      <w:r>
+        <w:t xml:space="preserve">SwitchSW3(config-if)#switchport access </w:t>
+      </w:r>
+      <w:proofErr w:type="spellStart"/>
+      <w:r>
+        <w:t>vlan</w:t>
+      </w:r>
+      <w:proofErr w:type="spellEnd"/>
+      <w:r>
+        <w:t xml:space="preserve"> 60</w:t>
+      </w:r>
+    </w:p>
+    <w:p>
+      <w:pPr>
+        <w:pStyle w:val="ac"/>
+      </w:pPr>
+      <w:r>
+        <w:t>SwitchSW3(config-if)#exit</w:t>
+      </w:r>
+    </w:p>
+    <w:p>
+      <w:pPr>
+        <w:pStyle w:val="ac"/>
+        <w:ind w:firstLine="0"/>
+        <w:rPr>
+          <w:lang w:val="ru-RU"/>
+        </w:rPr>
+      </w:pPr>
+    </w:p>
+    <w:p>
+      <w:pPr>
+        <w:pStyle w:val="ac"/>
+      </w:pPr>
+      <w:r>
+        <w:rPr>
+          <w:b/>
+          <w:bCs/>
+        </w:rPr>
+        <w:t>!</w:t>
+      </w:r>
+      <w:r>
+        <w:rPr>
+          <w:b/>
+          <w:bCs/>
+        </w:rPr>
+        <w:t xml:space="preserve">-- </w:t>
+      </w:r>
       <w:r>
         <w:rPr>
           <w:b/>
           <w:bCs/>
           <w:lang w:val="ru-RU"/>
         </w:rPr>
-        <w:t>!--</w:t>
-      </w:r>
-      <w:proofErr w:type="gramEnd"/>
+        <w:t>Порт</w:t>
+      </w:r>
+      <w:r>
+        <w:rPr>
+          <w:b/>
+          <w:bCs/>
+        </w:rPr>
+        <w:t xml:space="preserve"> </w:t>
+      </w:r>
       <w:r>
         <w:rPr>
           <w:b/>
           <w:bCs/>
           <w:lang w:val="ru-RU"/>
         </w:rPr>
-        <w:t xml:space="preserve"> Задание режима работы с VTP-протоколом</w:t>
-      </w:r>
-    </w:p>
-    <w:p>
-      <w:pPr>
-        <w:pStyle w:val="ac"/>
-      </w:pPr>
-      <w:r>
-        <w:t xml:space="preserve">Switch1(config)#vtp domain </w:t>
-      </w:r>
-      <w:proofErr w:type="spellStart"/>
-      <w:r>
-        <w:t>MyDomain</w:t>
-      </w:r>
-      <w:proofErr w:type="spellEnd"/>
-    </w:p>
-    <w:p>
-      <w:pPr>
-        <w:pStyle w:val="ac"/>
-      </w:pPr>
-      <w:r>
-        <w:t>Switch1(config)#vtp mode client</w:t>
-      </w:r>
-    </w:p>
-    <w:p>
-      <w:pPr>
-        <w:pStyle w:val="ac"/>
-        <w:ind w:firstLine="0"/>
-      </w:pPr>
-    </w:p>
-    <w:p>
-      <w:pPr>
-        <w:pStyle w:val="ac"/>
-        <w:rPr>
-          <w:b/>
-          <w:bCs/>
-        </w:rPr>
-      </w:pPr>
-      <w:proofErr w:type="gramStart"/>
-      <w:r>
-        <w:rPr>
-          <w:b/>
-          <w:bCs/>
-        </w:rPr>
-        <w:t>!--</w:t>
-      </w:r>
-      <w:proofErr w:type="gramEnd"/>
+        <w:t>к</w:t>
+      </w:r>
       <w:r>
         <w:rPr>
           <w:b/>
@@ -28074,61 +27099,413 @@
           <w:bCs/>
           <w:lang w:val="ru-RU"/>
         </w:rPr>
-        <w:t>Конфигурация</w:t>
-      </w:r>
-      <w:r>
-        <w:rPr>
-          <w:b/>
-          <w:bCs/>
-        </w:rPr>
-        <w:t xml:space="preserve"> </w:t>
-      </w:r>
-      <w:r>
+        <w:t>роутеру</w:t>
+      </w:r>
+    </w:p>
+    <w:p>
+      <w:pPr>
+        <w:pStyle w:val="ac"/>
+        <w:rPr>
+          <w:color w:val="EE0000"/>
+        </w:rPr>
+      </w:pPr>
+      <w:r>
+        <w:rPr>
+          <w:color w:val="EE0000"/>
+        </w:rPr>
+        <w:t>SwitchSW3(config)#interface GigabitEthernet0/1</w:t>
+      </w:r>
+    </w:p>
+    <w:p>
+      <w:pPr>
+        <w:pStyle w:val="ac"/>
+        <w:rPr>
+          <w:color w:val="EE0000"/>
+        </w:rPr>
+      </w:pPr>
+      <w:r>
+        <w:rPr>
+          <w:color w:val="EE0000"/>
+        </w:rPr>
+        <w:t>SwitchSW3(config-if)#no switchport</w:t>
+      </w:r>
+    </w:p>
+    <w:p>
+      <w:pPr>
+        <w:pStyle w:val="ac"/>
+        <w:rPr>
+          <w:color w:val="EE0000"/>
+        </w:rPr>
+      </w:pPr>
+      <w:r>
+        <w:rPr>
+          <w:color w:val="EE0000"/>
+        </w:rPr>
+        <w:t>SwitchSW3(config-if)#ip address 192.168.0.2 255.255.255.0</w:t>
+      </w:r>
+    </w:p>
+    <w:p>
+      <w:pPr>
+        <w:pStyle w:val="ac"/>
+        <w:rPr>
+          <w:color w:val="EE0000"/>
+        </w:rPr>
+      </w:pPr>
+      <w:r>
+        <w:rPr>
+          <w:color w:val="EE0000"/>
+        </w:rPr>
+        <w:lastRenderedPageBreak/>
+        <w:t>SwitchSW3(config-if)#no shutdown</w:t>
+      </w:r>
+    </w:p>
+    <w:p>
+      <w:pPr>
+        <w:pStyle w:val="ac"/>
+        <w:rPr>
+          <w:color w:val="EE0000"/>
+        </w:rPr>
+      </w:pPr>
+      <w:r>
+        <w:rPr>
+          <w:color w:val="EE0000"/>
+        </w:rPr>
+        <w:t>SwitchSW3(config-if)#exit</w:t>
+      </w:r>
+    </w:p>
+    <w:p>
+      <w:pPr>
+        <w:pStyle w:val="ac"/>
+        <w:rPr>
+          <w:lang w:val="ru-RU"/>
+        </w:rPr>
+      </w:pPr>
+    </w:p>
+    <w:p>
+      <w:pPr>
+        <w:pStyle w:val="ac"/>
         <w:rPr>
           <w:b/>
           <w:bCs/>
           <w:lang w:val="ru-RU"/>
         </w:rPr>
-        <w:t>магистрального</w:t>
-      </w:r>
-      <w:r>
-        <w:rPr>
-          <w:b/>
-          <w:bCs/>
-        </w:rPr>
-        <w:t xml:space="preserve"> </w:t>
-      </w:r>
+      </w:pPr>
       <w:r>
         <w:rPr>
           <w:b/>
           <w:bCs/>
           <w:lang w:val="ru-RU"/>
         </w:rPr>
-        <w:t>интерфейса</w:t>
+        <w:t>!-- Статическая маршрутизация к DMZ (внешние сервера)</w:t>
       </w:r>
     </w:p>
     <w:p>
       <w:pPr>
         <w:pStyle w:val="ac"/>
-      </w:pPr>
-      <w:r>
-        <w:t>Switch1(config)#interface FastEthernet0/1</w:t>
+        <w:rPr>
+          <w:lang w:val="ru-RU"/>
+        </w:rPr>
+      </w:pPr>
+      <w:r>
+        <w:rPr>
+          <w:lang w:val="ru-RU"/>
+        </w:rPr>
+        <w:t>SwitchSW3(</w:t>
+      </w:r>
+      <w:proofErr w:type="spellStart"/>
+      <w:r>
+        <w:rPr>
+          <w:lang w:val="ru-RU"/>
+        </w:rPr>
+        <w:t>config</w:t>
+      </w:r>
+      <w:proofErr w:type="spellEnd"/>
+      <w:r>
+        <w:rPr>
+          <w:lang w:val="ru-RU"/>
+        </w:rPr>
+        <w:t xml:space="preserve">)#ip </w:t>
+      </w:r>
+      <w:proofErr w:type="spellStart"/>
+      <w:r>
+        <w:rPr>
+          <w:lang w:val="ru-RU"/>
+        </w:rPr>
+        <w:t>route</w:t>
+      </w:r>
+      <w:proofErr w:type="spellEnd"/>
+      <w:r>
+        <w:rPr>
+          <w:lang w:val="ru-RU"/>
+        </w:rPr>
+        <w:t xml:space="preserve"> 192.168.70.0 255.255.255.0 192.168.0.1</w:t>
+      </w:r>
+    </w:p>
+    <w:p/>
+    <w:p>
+      <w:pPr>
+        <w:rPr>
+          <w:rFonts w:cs="Times New Roman"/>
+        </w:rPr>
+      </w:pPr>
+      <w:r>
+        <w:rPr>
+          <w:rFonts w:cs="Times New Roman"/>
+        </w:rPr>
+        <w:t>Далее был</w:t>
+      </w:r>
+      <w:r>
+        <w:rPr>
+          <w:rFonts w:cs="Times New Roman"/>
+        </w:rPr>
+        <w:t>и</w:t>
+      </w:r>
+      <w:r>
+        <w:rPr>
+          <w:rFonts w:cs="Times New Roman"/>
+        </w:rPr>
+        <w:t xml:space="preserve"> привед</w:t>
+      </w:r>
+      <w:r>
+        <w:rPr>
+          <w:rFonts w:cs="Times New Roman"/>
+        </w:rPr>
+        <w:t>ены</w:t>
+      </w:r>
+      <w:r>
+        <w:rPr>
+          <w:rFonts w:cs="Times New Roman"/>
+        </w:rPr>
+        <w:t xml:space="preserve"> пример</w:t>
+      </w:r>
+      <w:r>
+        <w:rPr>
+          <w:rFonts w:cs="Times New Roman"/>
+        </w:rPr>
+        <w:t>ы</w:t>
+      </w:r>
+      <w:r>
+        <w:rPr>
+          <w:rFonts w:cs="Times New Roman"/>
+        </w:rPr>
+        <w:t xml:space="preserve"> сценария конфигурации </w:t>
+      </w:r>
+      <w:r>
+        <w:rPr>
+          <w:rFonts w:cs="Times New Roman"/>
+        </w:rPr>
+        <w:t>для</w:t>
+      </w:r>
+      <w:r>
+        <w:rPr>
+          <w:rFonts w:cs="Times New Roman"/>
+        </w:rPr>
+        <w:t xml:space="preserve"> коммутатор</w:t>
+      </w:r>
+      <w:r>
+        <w:rPr>
+          <w:rFonts w:cs="Times New Roman"/>
+        </w:rPr>
+        <w:t>ов</w:t>
+      </w:r>
+      <w:r>
+        <w:rPr>
+          <w:rFonts w:cs="Times New Roman"/>
+        </w:rPr>
+        <w:t xml:space="preserve"> </w:t>
+      </w:r>
+      <w:r>
+        <w:rPr>
+          <w:rFonts w:cs="Times New Roman"/>
+        </w:rPr>
+        <w:t xml:space="preserve">уровня доступа </w:t>
+      </w:r>
+      <w:r>
+        <w:rPr>
+          <w:rFonts w:cs="Times New Roman"/>
+        </w:rPr>
+        <w:t>(</w:t>
+      </w:r>
+      <w:r>
+        <w:rPr>
+          <w:rFonts w:cs="Times New Roman"/>
+        </w:rPr>
+        <w:t>листинг</w:t>
+      </w:r>
+      <w:r>
+        <w:rPr>
+          <w:rFonts w:cs="Times New Roman"/>
+        </w:rPr>
+        <w:t>и</w:t>
+      </w:r>
+      <w:r>
+        <w:rPr>
+          <w:rFonts w:cs="Times New Roman"/>
+        </w:rPr>
+        <w:t xml:space="preserve"> 7.2</w:t>
+      </w:r>
+      <w:r>
+        <w:rPr>
+          <w:rFonts w:cs="Times New Roman"/>
+        </w:rPr>
+        <w:t>-7.5</w:t>
+      </w:r>
+      <w:r>
+        <w:rPr>
+          <w:rFonts w:cs="Times New Roman"/>
+        </w:rPr>
+        <w:t>)</w:t>
+      </w:r>
+      <w:r>
+        <w:rPr>
+          <w:rFonts w:cs="Times New Roman"/>
+        </w:rPr>
+        <w:t>. Всего</w:t>
+      </w:r>
+      <w:r>
+        <w:rPr>
+          <w:rFonts w:cs="Times New Roman"/>
+        </w:rPr>
+        <w:t xml:space="preserve"> </w:t>
+      </w:r>
+      <w:r>
+        <w:rPr>
+          <w:rFonts w:cs="Times New Roman"/>
+        </w:rPr>
+        <w:t xml:space="preserve">их </w:t>
+      </w:r>
+      <w:r>
+        <w:rPr>
+          <w:rFonts w:cs="Times New Roman"/>
+        </w:rPr>
+        <w:t>в сети</w:t>
+      </w:r>
+      <w:r>
+        <w:rPr>
+          <w:rFonts w:cs="Times New Roman"/>
+        </w:rPr>
+        <w:t xml:space="preserve"> четыре, </w:t>
+      </w:r>
+      <w:r>
+        <w:rPr>
+          <w:rFonts w:cs="Times New Roman"/>
+        </w:rPr>
+        <w:t>однако их</w:t>
+      </w:r>
+      <w:r>
+        <w:rPr>
+          <w:rFonts w:cs="Times New Roman"/>
+        </w:rPr>
+        <w:t xml:space="preserve"> функции одинаковы, </w:t>
+      </w:r>
+      <w:r>
+        <w:rPr>
+          <w:rFonts w:cs="Times New Roman"/>
+        </w:rPr>
+        <w:t xml:space="preserve">а </w:t>
+      </w:r>
+      <w:r>
+        <w:rPr>
+          <w:rFonts w:cs="Times New Roman"/>
+        </w:rPr>
+        <w:t xml:space="preserve">отличие </w:t>
+      </w:r>
+      <w:r>
+        <w:rPr>
+          <w:rFonts w:cs="Times New Roman"/>
+        </w:rPr>
+        <w:t xml:space="preserve">заключается </w:t>
+      </w:r>
+      <w:r>
+        <w:rPr>
+          <w:rFonts w:cs="Times New Roman"/>
+        </w:rPr>
+        <w:t xml:space="preserve">лишь в номерах </w:t>
+      </w:r>
+      <w:r>
+        <w:rPr>
+          <w:rFonts w:cs="Times New Roman"/>
+        </w:rPr>
+        <w:t xml:space="preserve">интерфейсов и </w:t>
+      </w:r>
+      <w:r>
+        <w:rPr>
+          <w:rFonts w:cs="Times New Roman"/>
+        </w:rPr>
+        <w:t xml:space="preserve">подключаемых </w:t>
+      </w:r>
+      <w:r>
+        <w:rPr>
+          <w:rFonts w:cs="Times New Roman"/>
+          <w:lang w:val="en-US"/>
+        </w:rPr>
+        <w:t>VLAN</w:t>
+      </w:r>
+      <w:r>
+        <w:rPr>
+          <w:rFonts w:cs="Times New Roman"/>
+        </w:rPr>
+        <w:t>.</w:t>
+      </w:r>
+    </w:p>
+    <w:p>
+      <w:pPr>
+        <w:rPr>
+          <w:rFonts w:cs="Times New Roman"/>
+        </w:rPr>
+      </w:pPr>
+    </w:p>
+    <w:p>
+      <w:pPr>
+        <w:rPr>
+          <w:rFonts w:cs="Times New Roman"/>
+        </w:rPr>
+      </w:pPr>
+      <w:r>
+        <w:rPr>
+          <w:rFonts w:cs="Times New Roman"/>
+        </w:rPr>
+        <w:t xml:space="preserve">Листинг 7.2 – Настройка коммутатора </w:t>
+      </w:r>
+      <w:r>
+        <w:rPr>
+          <w:rFonts w:cs="Times New Roman"/>
+          <w:lang w:val="en-US"/>
+        </w:rPr>
+        <w:t>S</w:t>
+      </w:r>
+      <w:r>
+        <w:rPr>
+          <w:rFonts w:cs="Times New Roman"/>
+          <w:lang w:val="en-US"/>
+        </w:rPr>
+        <w:t>witch</w:t>
+      </w:r>
+      <w:r>
+        <w:rPr>
+          <w:rFonts w:cs="Times New Roman"/>
+        </w:rPr>
+        <w:t>1</w:t>
       </w:r>
     </w:p>
     <w:p>
       <w:pPr>
         <w:pStyle w:val="ac"/>
-      </w:pPr>
-      <w:r>
-        <w:t>Switch1(config-</w:t>
-      </w:r>
-      <w:proofErr w:type="gramStart"/>
-      <w:r>
-        <w:t>if)#</w:t>
-      </w:r>
-      <w:proofErr w:type="gramEnd"/>
-      <w:r>
-        <w:t>switchport trunk encapsulation dot1q</w:t>
+        <w:rPr>
+          <w:lang w:val="ru-RU"/>
+        </w:rPr>
+      </w:pPr>
+      <w:r>
+        <w:t>Switch</w:t>
+      </w:r>
+      <w:r>
+        <w:rPr>
+          <w:lang w:val="ru-RU"/>
+        </w:rPr>
+        <w:t>1&gt;</w:t>
+      </w:r>
+      <w:r>
+        <w:t>enable</w:t>
       </w:r>
     </w:p>
     <w:p>
@@ -28136,15 +27513,7 @@
         <w:pStyle w:val="ac"/>
       </w:pPr>
       <w:r>
-        <w:t>Switch1(config-</w:t>
-      </w:r>
-      <w:proofErr w:type="gramStart"/>
-      <w:r>
-        <w:t>if)#</w:t>
-      </w:r>
-      <w:proofErr w:type="gramEnd"/>
-      <w:r>
-        <w:t>switchport mode trunk</w:t>
+        <w:t>Switch1#configure terminal</w:t>
       </w:r>
     </w:p>
     <w:p>
@@ -28152,498 +27521,187 @@
         <w:pStyle w:val="ac"/>
       </w:pPr>
       <w:r>
-        <w:t>Switch1(config-</w:t>
-      </w:r>
-      <w:proofErr w:type="gramStart"/>
-      <w:r>
-        <w:t>if)#</w:t>
-      </w:r>
-      <w:proofErr w:type="gramEnd"/>
-      <w:r>
-        <w:t xml:space="preserve">switchport trunk allowed </w:t>
-      </w:r>
-      <w:proofErr w:type="spellStart"/>
-      <w:r>
-        <w:t>vlan</w:t>
-      </w:r>
-      <w:proofErr w:type="spellEnd"/>
-      <w:r>
-        <w:t xml:space="preserve"> 10,20,30</w:t>
+        <w:t>Switch(config)#hostname Switch1</w:t>
       </w:r>
     </w:p>
     <w:p>
       <w:pPr>
         <w:pStyle w:val="ac"/>
       </w:pPr>
-      <w:r>
-        <w:t>Switch1(config-</w:t>
-      </w:r>
-      <w:proofErr w:type="gramStart"/>
-      <w:r>
-        <w:t>if)#</w:t>
-      </w:r>
-      <w:proofErr w:type="gramEnd"/>
-      <w:r>
-        <w:t>exit</w:t>
-      </w:r>
     </w:p>
     <w:p>
       <w:pPr>
         <w:pStyle w:val="ac"/>
-      </w:pPr>
-    </w:p>
-    <w:p>
-      <w:pPr>
-        <w:pStyle w:val="ac"/>
-        <w:rPr>
-          <w:b/>
-          <w:bCs/>
-        </w:rPr>
-      </w:pPr>
-      <w:r>
-        <w:rPr>
-          <w:b/>
-          <w:bCs/>
-        </w:rPr>
-        <w:t>!</w:t>
-      </w:r>
-      <w:r>
-        <w:rPr>
-          <w:b/>
-          <w:bCs/>
-        </w:rPr>
-        <w:t xml:space="preserve">-- </w:t>
-      </w:r>
-      <w:r>
         <w:rPr>
           <w:b/>
           <w:bCs/>
           <w:lang w:val="ru-RU"/>
         </w:rPr>
-        <w:t>Конфигурация</w:t>
-      </w:r>
-      <w:r>
-        <w:rPr>
-          <w:b/>
-          <w:bCs/>
-        </w:rPr>
-        <w:t xml:space="preserve"> </w:t>
-      </w:r>
+      </w:pPr>
       <w:r>
         <w:rPr>
           <w:b/>
           <w:bCs/>
           <w:lang w:val="ru-RU"/>
         </w:rPr>
-        <w:t>интерфейсов</w:t>
-      </w:r>
-      <w:r>
+        <w:t>!-- Задание режима работы с VTP-протоколом</w:t>
+      </w:r>
+    </w:p>
+    <w:p>
+      <w:pPr>
+        <w:pStyle w:val="ac"/>
+      </w:pPr>
+      <w:r>
+        <w:t xml:space="preserve">Switch1(config)#vtp domain </w:t>
+      </w:r>
+      <w:proofErr w:type="spellStart"/>
+      <w:r>
+        <w:t>MyDomain</w:t>
+      </w:r>
+      <w:proofErr w:type="spellEnd"/>
+    </w:p>
+    <w:p>
+      <w:pPr>
+        <w:pStyle w:val="ac"/>
+      </w:pPr>
+      <w:r>
+        <w:t>Switch1(config)#vtp mode client</w:t>
+      </w:r>
+    </w:p>
+    <w:p>
+      <w:pPr>
+        <w:pStyle w:val="ac"/>
+        <w:ind w:firstLine="0"/>
+      </w:pPr>
+    </w:p>
+    <w:p>
+      <w:pPr>
+        <w:pStyle w:val="ac"/>
         <w:rPr>
           <w:b/>
           <w:bCs/>
         </w:rPr>
-        <w:t xml:space="preserve"> </w:t>
-      </w:r>
+      </w:pPr>
       <w:r>
         <w:rPr>
           <w:b/>
           <w:bCs/>
         </w:rPr>
-        <w:t>VLAN</w:t>
-      </w:r>
-    </w:p>
-    <w:p>
-      <w:pPr>
-        <w:pStyle w:val="ac"/>
-      </w:pPr>
-      <w:r>
-        <w:t xml:space="preserve">Switch1(config)#interface range </w:t>
-      </w:r>
-      <w:proofErr w:type="spellStart"/>
-      <w:r>
-        <w:t>FastEthernet</w:t>
-      </w:r>
-      <w:proofErr w:type="spellEnd"/>
-      <w:r>
-        <w:t xml:space="preserve"> 0/2-4</w:t>
-      </w:r>
-    </w:p>
-    <w:p>
-      <w:pPr>
-        <w:pStyle w:val="ac"/>
-      </w:pPr>
-      <w:r>
-        <w:t>Switch1(config-if-</w:t>
-      </w:r>
-      <w:proofErr w:type="gramStart"/>
-      <w:r>
-        <w:t>range)#</w:t>
-      </w:r>
-      <w:proofErr w:type="gramEnd"/>
-      <w:r>
-        <w:t>switchport mode access</w:t>
-      </w:r>
-    </w:p>
-    <w:p>
-      <w:pPr>
-        <w:pStyle w:val="ac"/>
-      </w:pPr>
-      <w:r>
-        <w:t>Switch1(config-if-</w:t>
-      </w:r>
-      <w:proofErr w:type="gramStart"/>
-      <w:r>
-        <w:t>range)#</w:t>
-      </w:r>
-      <w:proofErr w:type="gramEnd"/>
-      <w:r>
-        <w:t xml:space="preserve">switchport access </w:t>
-      </w:r>
-      <w:proofErr w:type="spellStart"/>
-      <w:r>
-        <w:rPr>
-          <w:u w:val="single"/>
-        </w:rPr>
-        <w:t>vlan</w:t>
-      </w:r>
-      <w:proofErr w:type="spellEnd"/>
-      <w:r>
-        <w:rPr>
-          <w:u w:val="single"/>
-        </w:rPr>
-        <w:t xml:space="preserve"> 10</w:t>
-      </w:r>
-    </w:p>
-    <w:p>
-      <w:pPr>
-        <w:pStyle w:val="ac"/>
-      </w:pPr>
-      <w:r>
-        <w:t>Switch1(config-if-</w:t>
-      </w:r>
-      <w:proofErr w:type="gramStart"/>
-      <w:r>
-        <w:t>range)#</w:t>
-      </w:r>
-      <w:proofErr w:type="gramEnd"/>
-      <w:r>
-        <w:t>exit</w:t>
-      </w:r>
-    </w:p>
-    <w:p>
-      <w:pPr>
-        <w:pStyle w:val="ac"/>
-      </w:pPr>
-    </w:p>
-    <w:p>
-      <w:pPr>
-        <w:pStyle w:val="ac"/>
-      </w:pPr>
-      <w:r>
-        <w:t xml:space="preserve">Switch1(config)#interface range </w:t>
-      </w:r>
-      <w:proofErr w:type="spellStart"/>
-      <w:r>
-        <w:t>FastEthernet</w:t>
-      </w:r>
-      <w:proofErr w:type="spellEnd"/>
-      <w:r>
-        <w:t xml:space="preserve"> 0/5-10</w:t>
-      </w:r>
-    </w:p>
-    <w:p>
-      <w:pPr>
-        <w:pStyle w:val="ac"/>
-      </w:pPr>
-      <w:r>
-        <w:t>Switch1(config-if-</w:t>
-      </w:r>
-      <w:proofErr w:type="gramStart"/>
-      <w:r>
-        <w:t>range)#</w:t>
-      </w:r>
-      <w:proofErr w:type="gramEnd"/>
-      <w:r>
-        <w:t>switchport mode access</w:t>
-      </w:r>
-    </w:p>
-    <w:p>
-      <w:pPr>
-        <w:pStyle w:val="ac"/>
-      </w:pPr>
-      <w:r>
-        <w:t>Switch1(config-if-</w:t>
-      </w:r>
-      <w:proofErr w:type="gramStart"/>
-      <w:r>
-        <w:t>range)#</w:t>
-      </w:r>
-      <w:proofErr w:type="gramEnd"/>
-      <w:r>
-        <w:t xml:space="preserve">switchport access </w:t>
-      </w:r>
-      <w:proofErr w:type="spellStart"/>
-      <w:r>
-        <w:rPr>
-          <w:u w:val="single"/>
-        </w:rPr>
-        <w:t>vlan</w:t>
-      </w:r>
-      <w:proofErr w:type="spellEnd"/>
-      <w:r>
-        <w:rPr>
-          <w:u w:val="single"/>
-        </w:rPr>
-        <w:t xml:space="preserve"> 20</w:t>
-      </w:r>
-    </w:p>
-    <w:p>
-      <w:pPr>
-        <w:pStyle w:val="ac"/>
-      </w:pPr>
-      <w:r>
-        <w:t>Switch1(config-if-</w:t>
-      </w:r>
-      <w:proofErr w:type="gramStart"/>
-      <w:r>
-        <w:t>range)#</w:t>
-      </w:r>
-      <w:proofErr w:type="gramEnd"/>
-      <w:r>
-        <w:t>exit</w:t>
-      </w:r>
-    </w:p>
-    <w:p>
-      <w:pPr>
-        <w:pStyle w:val="ac"/>
-      </w:pPr>
-      <w:r>
-        <w:t>Switch1(config)#</w:t>
-      </w:r>
-    </w:p>
-    <w:p>
-      <w:pPr>
-        <w:pStyle w:val="ac"/>
-      </w:pPr>
-      <w:r>
-        <w:t xml:space="preserve">Switch1(config)#interface range </w:t>
-      </w:r>
-      <w:proofErr w:type="spellStart"/>
-      <w:r>
-        <w:t>FastEthernet</w:t>
-      </w:r>
-      <w:proofErr w:type="spellEnd"/>
-      <w:r>
-        <w:t xml:space="preserve"> 0/11-22</w:t>
-      </w:r>
-    </w:p>
-    <w:p>
-      <w:pPr>
-        <w:pStyle w:val="ac"/>
-      </w:pPr>
-      <w:r>
-        <w:t>Switch1(config-if-</w:t>
-      </w:r>
-      <w:proofErr w:type="gramStart"/>
-      <w:r>
-        <w:t>range)#</w:t>
-      </w:r>
-      <w:proofErr w:type="gramEnd"/>
-      <w:r>
-        <w:t>switchport mode access</w:t>
-      </w:r>
-    </w:p>
-    <w:p>
-      <w:pPr>
-        <w:pStyle w:val="ac"/>
-      </w:pPr>
-      <w:r>
-        <w:t>Switch1(config-if-</w:t>
-      </w:r>
-      <w:proofErr w:type="gramStart"/>
-      <w:r>
-        <w:t>range)#</w:t>
-      </w:r>
-      <w:proofErr w:type="gramEnd"/>
-      <w:r>
-        <w:t xml:space="preserve">switchport access </w:t>
-      </w:r>
-      <w:proofErr w:type="spellStart"/>
-      <w:r>
-        <w:rPr>
-          <w:u w:val="single"/>
-        </w:rPr>
-        <w:t>vlan</w:t>
-      </w:r>
-      <w:proofErr w:type="spellEnd"/>
-      <w:r>
-        <w:rPr>
-          <w:u w:val="single"/>
-        </w:rPr>
-        <w:t xml:space="preserve"> 30</w:t>
-      </w:r>
-    </w:p>
-    <w:p>
-      <w:pPr>
-        <w:pStyle w:val="ac"/>
-      </w:pPr>
-      <w:r>
-        <w:t>Switch1(config-if-</w:t>
-      </w:r>
-      <w:proofErr w:type="gramStart"/>
-      <w:r>
-        <w:t>range)#</w:t>
-      </w:r>
-      <w:proofErr w:type="gramEnd"/>
-      <w:r>
-        <w:t>exit</w:t>
-      </w:r>
-    </w:p>
-    <w:p>
-      <w:pPr>
-        <w:ind w:firstLine="0"/>
-        <w:rPr>
-          <w:lang w:val="en-US"/>
-        </w:rPr>
-      </w:pPr>
-    </w:p>
-    <w:p>
-      <w:pPr>
-        <w:rPr>
-          <w:rFonts w:cs="Times New Roman"/>
-          <w:lang w:val="en-US"/>
-        </w:rPr>
-      </w:pPr>
-      <w:r>
-        <w:rPr>
-          <w:rFonts w:cs="Times New Roman"/>
-        </w:rPr>
-        <w:t>Листинг</w:t>
-      </w:r>
-      <w:r>
-        <w:rPr>
-          <w:rFonts w:cs="Times New Roman"/>
-          <w:lang w:val="en-US"/>
-        </w:rPr>
-        <w:t xml:space="preserve"> 7.3 – </w:t>
-      </w:r>
-      <w:r>
-        <w:rPr>
-          <w:rFonts w:cs="Times New Roman"/>
-        </w:rPr>
-        <w:t>Настройка</w:t>
-      </w:r>
-      <w:r>
-        <w:rPr>
-          <w:rFonts w:cs="Times New Roman"/>
-          <w:lang w:val="en-US"/>
-        </w:rPr>
-        <w:t xml:space="preserve"> </w:t>
-      </w:r>
-      <w:r>
-        <w:rPr>
-          <w:rFonts w:cs="Times New Roman"/>
-        </w:rPr>
-        <w:t>коммутатора</w:t>
-      </w:r>
-      <w:r>
-        <w:rPr>
-          <w:rFonts w:cs="Times New Roman"/>
-          <w:lang w:val="en-US"/>
-        </w:rPr>
-        <w:t xml:space="preserve"> </w:t>
-      </w:r>
-      <w:r>
-        <w:rPr>
-          <w:rFonts w:cs="Times New Roman"/>
-          <w:lang w:val="en-US"/>
-        </w:rPr>
-        <w:t>Switch</w:t>
-      </w:r>
-      <w:r>
-        <w:rPr>
-          <w:rFonts w:cs="Times New Roman"/>
-          <w:lang w:val="en-US"/>
-        </w:rPr>
-        <w:t>2</w:t>
-      </w:r>
-    </w:p>
-    <w:p>
-      <w:pPr>
-        <w:pStyle w:val="ac"/>
-      </w:pPr>
-      <w:r>
-        <w:t>Switch2&gt;</w:t>
-      </w:r>
-      <w:proofErr w:type="spellStart"/>
-      <w:r>
-        <w:t>en</w:t>
-      </w:r>
-      <w:proofErr w:type="spellEnd"/>
-    </w:p>
-    <w:p>
-      <w:pPr>
-        <w:pStyle w:val="ac"/>
-        <w:rPr>
-          <w:lang w:val="ru-RU"/>
-        </w:rPr>
-      </w:pPr>
-      <w:r>
-        <w:t>Switch</w:t>
-      </w:r>
-      <w:r>
-        <w:rPr>
-          <w:lang w:val="ru-RU"/>
-        </w:rPr>
-        <w:t>2#</w:t>
-      </w:r>
-      <w:r>
-        <w:t>conf</w:t>
-      </w:r>
-      <w:r>
-        <w:rPr>
-          <w:lang w:val="ru-RU"/>
-        </w:rPr>
-        <w:t xml:space="preserve"> </w:t>
-      </w:r>
-      <w:r>
-        <w:t>t</w:t>
-      </w:r>
-    </w:p>
-    <w:p>
-      <w:pPr>
-        <w:pStyle w:val="ac"/>
-        <w:rPr>
-          <w:lang w:val="ru-RU"/>
-        </w:rPr>
-      </w:pPr>
-    </w:p>
-    <w:p>
-      <w:pPr>
-        <w:pStyle w:val="ac"/>
+        <w:t xml:space="preserve">!-- </w:t>
+      </w:r>
+      <w:r>
         <w:rPr>
           <w:b/>
           <w:bCs/>
           <w:lang w:val="ru-RU"/>
         </w:rPr>
-      </w:pPr>
-      <w:proofErr w:type="gramStart"/>
+        <w:t>Конфигурация</w:t>
+      </w:r>
+      <w:r>
+        <w:rPr>
+          <w:b/>
+          <w:bCs/>
+        </w:rPr>
+        <w:t xml:space="preserve"> </w:t>
+      </w:r>
       <w:r>
         <w:rPr>
           <w:b/>
           <w:bCs/>
           <w:lang w:val="ru-RU"/>
         </w:rPr>
-        <w:t>!--</w:t>
-      </w:r>
-      <w:proofErr w:type="gramEnd"/>
+        <w:t>магистрального</w:t>
+      </w:r>
+      <w:r>
+        <w:rPr>
+          <w:b/>
+          <w:bCs/>
+        </w:rPr>
+        <w:t xml:space="preserve"> </w:t>
+      </w:r>
       <w:r>
         <w:rPr>
           <w:b/>
           <w:bCs/>
           <w:lang w:val="ru-RU"/>
         </w:rPr>
-        <w:t xml:space="preserve"> </w:t>
+        <w:t>интерфейса</w:t>
+      </w:r>
+    </w:p>
+    <w:p>
+      <w:pPr>
+        <w:pStyle w:val="ac"/>
+      </w:pPr>
+      <w:r>
+        <w:t>Switch1(config)#interface FastEthernet0/1</w:t>
+      </w:r>
+    </w:p>
+    <w:p>
+      <w:pPr>
+        <w:pStyle w:val="ac"/>
+      </w:pPr>
+      <w:r>
+        <w:t>Switch1(config-if)#switchport trunk encapsulation dot1q</w:t>
+      </w:r>
+    </w:p>
+    <w:p>
+      <w:pPr>
+        <w:pStyle w:val="ac"/>
+      </w:pPr>
+      <w:r>
+        <w:t>Switch1(config-if)#switchport mode trunk</w:t>
+      </w:r>
+    </w:p>
+    <w:p>
+      <w:pPr>
+        <w:pStyle w:val="ac"/>
+      </w:pPr>
+      <w:r>
+        <w:t xml:space="preserve">Switch1(config-if)#switchport trunk allowed </w:t>
+      </w:r>
+      <w:proofErr w:type="spellStart"/>
+      <w:r>
+        <w:t>vlan</w:t>
+      </w:r>
+      <w:proofErr w:type="spellEnd"/>
+      <w:r>
+        <w:t xml:space="preserve"> 10,20,30</w:t>
+      </w:r>
+    </w:p>
+    <w:p>
+      <w:pPr>
+        <w:pStyle w:val="ac"/>
+      </w:pPr>
+      <w:r>
+        <w:t>Switch1(config-if)#exit</w:t>
+      </w:r>
+    </w:p>
+    <w:p>
+      <w:pPr>
+        <w:pStyle w:val="ac"/>
+      </w:pPr>
+    </w:p>
+    <w:p>
+      <w:pPr>
+        <w:pStyle w:val="ac"/>
+        <w:rPr>
+          <w:b/>
+          <w:bCs/>
+        </w:rPr>
+      </w:pPr>
+      <w:r>
+        <w:rPr>
+          <w:b/>
+          <w:bCs/>
+        </w:rPr>
+        <w:t>!</w:t>
+      </w:r>
+      <w:r>
+        <w:rPr>
+          <w:b/>
+          <w:bCs/>
+        </w:rPr>
+        <w:t xml:space="preserve">-- </w:t>
       </w:r>
       <w:r>
         <w:rPr>
@@ -28651,52 +27709,8 @@
           <w:bCs/>
           <w:lang w:val="ru-RU"/>
         </w:rPr>
-        <w:t>Задание режима работы с VTP-протоколом</w:t>
-      </w:r>
-    </w:p>
-    <w:p>
-      <w:pPr>
-        <w:pStyle w:val="ac"/>
-      </w:pPr>
-      <w:r>
-        <w:t xml:space="preserve">Switch2(config)#vtp domain </w:t>
-      </w:r>
-      <w:proofErr w:type="spellStart"/>
-      <w:r>
-        <w:t>MyDomain</w:t>
-      </w:r>
-      <w:proofErr w:type="spellEnd"/>
-    </w:p>
-    <w:p>
-      <w:pPr>
-        <w:pStyle w:val="ac"/>
-      </w:pPr>
-      <w:r>
-        <w:t>Switch2(config)#vtp mode client</w:t>
-      </w:r>
-    </w:p>
-    <w:p>
-      <w:pPr>
-        <w:pStyle w:val="ac"/>
-      </w:pPr>
-    </w:p>
-    <w:p>
-      <w:pPr>
-        <w:pStyle w:val="ac"/>
-        <w:rPr>
-          <w:b/>
-          <w:bCs/>
-        </w:rPr>
-      </w:pPr>
-      <w:proofErr w:type="gramStart"/>
-      <w:r>
-        <w:rPr>
-          <w:b/>
-          <w:bCs/>
-        </w:rPr>
-        <w:t>!--</w:t>
-      </w:r>
-      <w:proofErr w:type="gramEnd"/>
+        <w:t>Конфигурация</w:t>
+      </w:r>
       <w:r>
         <w:rPr>
           <w:b/>
@@ -28710,7 +27724,7 @@
           <w:bCs/>
           <w:lang w:val="ru-RU"/>
         </w:rPr>
-        <w:t>Конфигурация</w:t>
+        <w:t>интерфейсов</w:t>
       </w:r>
       <w:r>
         <w:rPr>
@@ -28720,128 +27734,323 @@
         <w:t xml:space="preserve"> </w:t>
       </w:r>
       <w:r>
+        <w:rPr>
+          <w:b/>
+          <w:bCs/>
+        </w:rPr>
+        <w:t>VLAN</w:t>
+      </w:r>
+    </w:p>
+    <w:p>
+      <w:pPr>
+        <w:pStyle w:val="ac"/>
+      </w:pPr>
+      <w:r>
+        <w:t xml:space="preserve">Switch1(config)#interface range </w:t>
+      </w:r>
+      <w:proofErr w:type="spellStart"/>
+      <w:r>
+        <w:t>FastEthernet</w:t>
+      </w:r>
+      <w:proofErr w:type="spellEnd"/>
+      <w:r>
+        <w:t xml:space="preserve"> 0/2-4</w:t>
+      </w:r>
+    </w:p>
+    <w:p>
+      <w:pPr>
+        <w:pStyle w:val="ac"/>
+      </w:pPr>
+      <w:r>
+        <w:t>Switch1(config-if-range)#switchport mode access</w:t>
+      </w:r>
+    </w:p>
+    <w:p>
+      <w:pPr>
+        <w:pStyle w:val="ac"/>
+      </w:pPr>
+      <w:r>
+        <w:t xml:space="preserve">Switch1(config-if-range)#switchport access </w:t>
+      </w:r>
+      <w:proofErr w:type="spellStart"/>
+      <w:r>
+        <w:rPr>
+          <w:u w:val="single"/>
+        </w:rPr>
+        <w:t>vlan</w:t>
+      </w:r>
+      <w:proofErr w:type="spellEnd"/>
+      <w:r>
+        <w:rPr>
+          <w:u w:val="single"/>
+        </w:rPr>
+        <w:t xml:space="preserve"> 10</w:t>
+      </w:r>
+    </w:p>
+    <w:p>
+      <w:pPr>
+        <w:pStyle w:val="ac"/>
+      </w:pPr>
+      <w:r>
+        <w:t>Switch1(config-if-range)#exit</w:t>
+      </w:r>
+    </w:p>
+    <w:p>
+      <w:pPr>
+        <w:pStyle w:val="ac"/>
+      </w:pPr>
+    </w:p>
+    <w:p>
+      <w:pPr>
+        <w:pStyle w:val="ac"/>
+      </w:pPr>
+      <w:r>
+        <w:t xml:space="preserve">Switch1(config)#interface range </w:t>
+      </w:r>
+      <w:proofErr w:type="spellStart"/>
+      <w:r>
+        <w:t>FastEthernet</w:t>
+      </w:r>
+      <w:proofErr w:type="spellEnd"/>
+      <w:r>
+        <w:t xml:space="preserve"> 0/5-10</w:t>
+      </w:r>
+    </w:p>
+    <w:p>
+      <w:pPr>
+        <w:pStyle w:val="ac"/>
+      </w:pPr>
+      <w:r>
+        <w:t>Switch1(config-if-range)#switchport mode access</w:t>
+      </w:r>
+    </w:p>
+    <w:p>
+      <w:pPr>
+        <w:pStyle w:val="ac"/>
+      </w:pPr>
+      <w:r>
+        <w:t xml:space="preserve">Switch1(config-if-range)#switchport access </w:t>
+      </w:r>
+      <w:proofErr w:type="spellStart"/>
+      <w:r>
+        <w:rPr>
+          <w:u w:val="single"/>
+        </w:rPr>
+        <w:t>vlan</w:t>
+      </w:r>
+      <w:proofErr w:type="spellEnd"/>
+      <w:r>
+        <w:rPr>
+          <w:u w:val="single"/>
+        </w:rPr>
+        <w:t xml:space="preserve"> 20</w:t>
+      </w:r>
+    </w:p>
+    <w:p>
+      <w:pPr>
+        <w:pStyle w:val="ac"/>
+      </w:pPr>
+      <w:r>
+        <w:t>Switch1(config-if-range)#exit</w:t>
+      </w:r>
+    </w:p>
+    <w:p>
+      <w:pPr>
+        <w:pStyle w:val="ac"/>
+      </w:pPr>
+      <w:r>
+        <w:t>Switch1(config)#</w:t>
+      </w:r>
+    </w:p>
+    <w:p>
+      <w:pPr>
+        <w:pStyle w:val="ac"/>
+      </w:pPr>
+      <w:r>
+        <w:t xml:space="preserve">Switch1(config)#interface range </w:t>
+      </w:r>
+      <w:proofErr w:type="spellStart"/>
+      <w:r>
+        <w:t>FastEthernet</w:t>
+      </w:r>
+      <w:proofErr w:type="spellEnd"/>
+      <w:r>
+        <w:t xml:space="preserve"> 0/11-22</w:t>
+      </w:r>
+    </w:p>
+    <w:p>
+      <w:pPr>
+        <w:pStyle w:val="ac"/>
+      </w:pPr>
+      <w:r>
+        <w:t>Switch1(config-if-range)#switchport mode access</w:t>
+      </w:r>
+    </w:p>
+    <w:p>
+      <w:pPr>
+        <w:pStyle w:val="ac"/>
+      </w:pPr>
+      <w:r>
+        <w:t xml:space="preserve">Switch1(config-if-range)#switchport access </w:t>
+      </w:r>
+      <w:proofErr w:type="spellStart"/>
+      <w:r>
+        <w:rPr>
+          <w:u w:val="single"/>
+        </w:rPr>
+        <w:t>vlan</w:t>
+      </w:r>
+      <w:proofErr w:type="spellEnd"/>
+      <w:r>
+        <w:rPr>
+          <w:u w:val="single"/>
+        </w:rPr>
+        <w:t xml:space="preserve"> 30</w:t>
+      </w:r>
+    </w:p>
+    <w:p>
+      <w:pPr>
+        <w:pStyle w:val="ac"/>
+      </w:pPr>
+      <w:r>
+        <w:t>Switch1(config-if-range)#exit</w:t>
+      </w:r>
+    </w:p>
+    <w:p>
+      <w:pPr>
+        <w:ind w:firstLine="0"/>
+        <w:rPr>
+          <w:lang w:val="en-US"/>
+        </w:rPr>
+      </w:pPr>
+    </w:p>
+    <w:p>
+      <w:pPr>
+        <w:rPr>
+          <w:rFonts w:cs="Times New Roman"/>
+          <w:lang w:val="en-US"/>
+        </w:rPr>
+      </w:pPr>
+      <w:r>
+        <w:rPr>
+          <w:rFonts w:cs="Times New Roman"/>
+        </w:rPr>
+        <w:t>Листинг</w:t>
+      </w:r>
+      <w:r>
+        <w:rPr>
+          <w:rFonts w:cs="Times New Roman"/>
+          <w:lang w:val="en-US"/>
+        </w:rPr>
+        <w:t xml:space="preserve"> 7.3 – </w:t>
+      </w:r>
+      <w:r>
+        <w:rPr>
+          <w:rFonts w:cs="Times New Roman"/>
+        </w:rPr>
+        <w:t>Настройка</w:t>
+      </w:r>
+      <w:r>
+        <w:rPr>
+          <w:rFonts w:cs="Times New Roman"/>
+          <w:lang w:val="en-US"/>
+        </w:rPr>
+        <w:t xml:space="preserve"> </w:t>
+      </w:r>
+      <w:r>
+        <w:rPr>
+          <w:rFonts w:cs="Times New Roman"/>
+        </w:rPr>
+        <w:t>коммутатора</w:t>
+      </w:r>
+      <w:r>
+        <w:rPr>
+          <w:rFonts w:cs="Times New Roman"/>
+          <w:lang w:val="en-US"/>
+        </w:rPr>
+        <w:t xml:space="preserve"> </w:t>
+      </w:r>
+      <w:r>
+        <w:rPr>
+          <w:rFonts w:cs="Times New Roman"/>
+          <w:lang w:val="en-US"/>
+        </w:rPr>
+        <w:t>Switch</w:t>
+      </w:r>
+      <w:r>
+        <w:rPr>
+          <w:rFonts w:cs="Times New Roman"/>
+          <w:lang w:val="en-US"/>
+        </w:rPr>
+        <w:t>2</w:t>
+      </w:r>
+    </w:p>
+    <w:p>
+      <w:pPr>
+        <w:pStyle w:val="ac"/>
+      </w:pPr>
+      <w:r>
+        <w:t>Switch2&gt;</w:t>
+      </w:r>
+      <w:proofErr w:type="spellStart"/>
+      <w:r>
+        <w:t>en</w:t>
+      </w:r>
+      <w:proofErr w:type="spellEnd"/>
+    </w:p>
+    <w:p>
+      <w:pPr>
+        <w:pStyle w:val="ac"/>
+        <w:rPr>
+          <w:lang w:val="ru-RU"/>
+        </w:rPr>
+      </w:pPr>
+      <w:r>
+        <w:t>Switch</w:t>
+      </w:r>
+      <w:r>
+        <w:rPr>
+          <w:lang w:val="ru-RU"/>
+        </w:rPr>
+        <w:t>2#</w:t>
+      </w:r>
+      <w:r>
+        <w:t>conf</w:t>
+      </w:r>
+      <w:r>
+        <w:rPr>
+          <w:lang w:val="ru-RU"/>
+        </w:rPr>
+        <w:t xml:space="preserve"> </w:t>
+      </w:r>
+      <w:r>
+        <w:t>t</w:t>
+      </w:r>
+    </w:p>
+    <w:p>
+      <w:pPr>
+        <w:pStyle w:val="ac"/>
+        <w:rPr>
+          <w:lang w:val="ru-RU"/>
+        </w:rPr>
+      </w:pPr>
+    </w:p>
+    <w:p>
+      <w:pPr>
+        <w:pStyle w:val="ac"/>
         <w:rPr>
           <w:b/>
           <w:bCs/>
           <w:lang w:val="ru-RU"/>
         </w:rPr>
-        <w:t>магистрального</w:t>
-      </w:r>
-      <w:r>
-        <w:rPr>
-          <w:b/>
-          <w:bCs/>
-        </w:rPr>
-        <w:t xml:space="preserve"> </w:t>
-      </w:r>
+      </w:pPr>
       <w:r>
         <w:rPr>
           <w:b/>
           <w:bCs/>
           <w:lang w:val="ru-RU"/>
         </w:rPr>
-        <w:t>интерфейса</w:t>
-      </w:r>
-    </w:p>
-    <w:p>
-      <w:pPr>
-        <w:pStyle w:val="ac"/>
-      </w:pPr>
-      <w:r>
-        <w:t>Switch2(config)#interface FastEthernet0/1</w:t>
-      </w:r>
-    </w:p>
-    <w:p>
-      <w:pPr>
-        <w:pStyle w:val="ac"/>
-      </w:pPr>
-      <w:r>
-        <w:t>Switch2(config-</w:t>
-      </w:r>
-      <w:proofErr w:type="gramStart"/>
-      <w:r>
-        <w:t>if)#</w:t>
-      </w:r>
-      <w:proofErr w:type="gramEnd"/>
-      <w:r>
-        <w:t>switchport mode trunk</w:t>
-      </w:r>
-    </w:p>
-    <w:p>
-      <w:pPr>
-        <w:pStyle w:val="ac"/>
-      </w:pPr>
-      <w:r>
-        <w:t>Switch2(config-</w:t>
-      </w:r>
-      <w:proofErr w:type="gramStart"/>
-      <w:r>
-        <w:t>if)#</w:t>
-      </w:r>
-      <w:proofErr w:type="gramEnd"/>
-      <w:r>
-        <w:t xml:space="preserve">switchport trunk allowed </w:t>
-      </w:r>
-      <w:proofErr w:type="spellStart"/>
-      <w:r>
-        <w:t>vlan</w:t>
-      </w:r>
-      <w:proofErr w:type="spellEnd"/>
-      <w:r>
-        <w:t xml:space="preserve"> 40</w:t>
-      </w:r>
-    </w:p>
-    <w:p>
-      <w:pPr>
-        <w:pStyle w:val="ac"/>
-      </w:pPr>
-      <w:r>
-        <w:t>Switch2(config-</w:t>
-      </w:r>
-      <w:proofErr w:type="gramStart"/>
-      <w:r>
-        <w:t>if)#</w:t>
-      </w:r>
-      <w:proofErr w:type="gramEnd"/>
-      <w:r>
-        <w:t>exit</w:t>
-      </w:r>
-    </w:p>
-    <w:p>
-      <w:pPr>
-        <w:pStyle w:val="ac"/>
-      </w:pPr>
-    </w:p>
-    <w:p>
-      <w:pPr>
-        <w:pStyle w:val="ac"/>
-        <w:rPr>
-          <w:b/>
-          <w:bCs/>
-        </w:rPr>
-      </w:pPr>
-      <w:proofErr w:type="gramStart"/>
-      <w:r>
-        <w:rPr>
-          <w:b/>
-          <w:bCs/>
-        </w:rPr>
-        <w:t>!</w:t>
-      </w:r>
-      <w:r>
-        <w:rPr>
-          <w:b/>
-          <w:bCs/>
-        </w:rPr>
-        <w:t>--</w:t>
-      </w:r>
-      <w:proofErr w:type="gramEnd"/>
-      <w:r>
-        <w:rPr>
-          <w:b/>
-          <w:bCs/>
-        </w:rPr>
-        <w:t xml:space="preserve"> </w:t>
+        <w:t xml:space="preserve">!-- </w:t>
       </w:r>
       <w:r>
         <w:rPr>
@@ -28849,14 +28058,49 @@
           <w:bCs/>
           <w:lang w:val="ru-RU"/>
         </w:rPr>
-        <w:t>Конфигурация</w:t>
-      </w:r>
-      <w:r>
+        <w:t>Задание режима работы с VTP-протоколом</w:t>
+      </w:r>
+    </w:p>
+    <w:p>
+      <w:pPr>
+        <w:pStyle w:val="ac"/>
+      </w:pPr>
+      <w:r>
+        <w:t xml:space="preserve">Switch2(config)#vtp domain </w:t>
+      </w:r>
+      <w:proofErr w:type="spellStart"/>
+      <w:r>
+        <w:t>MyDomain</w:t>
+      </w:r>
+      <w:proofErr w:type="spellEnd"/>
+    </w:p>
+    <w:p>
+      <w:pPr>
+        <w:pStyle w:val="ac"/>
+      </w:pPr>
+      <w:r>
+        <w:t>Switch2(config)#vtp mode client</w:t>
+      </w:r>
+    </w:p>
+    <w:p>
+      <w:pPr>
+        <w:pStyle w:val="ac"/>
+      </w:pPr>
+    </w:p>
+    <w:p>
+      <w:pPr>
+        <w:pStyle w:val="ac"/>
         <w:rPr>
           <w:b/>
           <w:bCs/>
         </w:rPr>
-        <w:t xml:space="preserve"> </w:t>
+      </w:pPr>
+      <w:r>
+        <w:rPr>
+          <w:b/>
+          <w:bCs/>
+        </w:rPr>
+        <w:t xml:space="preserve">!-- </w:t>
       </w:r>
       <w:r>
         <w:rPr>
@@ -28864,7 +28108,7 @@
           <w:bCs/>
           <w:lang w:val="ru-RU"/>
         </w:rPr>
-        <w:t>интерфейсов</w:t>
+        <w:t>Конфигурация</w:t>
       </w:r>
       <w:r>
         <w:rPr>
@@ -28874,229 +28118,105 @@
         <w:t xml:space="preserve"> </w:t>
       </w:r>
       <w:r>
-        <w:rPr>
-          <w:b/>
-          <w:bCs/>
-        </w:rPr>
-        <w:t>VLAN</w:t>
-      </w:r>
-    </w:p>
-    <w:p>
-      <w:pPr>
-        <w:pStyle w:val="ac"/>
-      </w:pPr>
-      <w:r>
-        <w:t xml:space="preserve">Switch2(config)#interface range </w:t>
-      </w:r>
-      <w:proofErr w:type="spellStart"/>
-      <w:r>
-        <w:t>FastEthernet</w:t>
-      </w:r>
-      <w:proofErr w:type="spellEnd"/>
-      <w:r>
-        <w:t xml:space="preserve"> 0/2-21</w:t>
-      </w:r>
-    </w:p>
-    <w:p>
-      <w:pPr>
-        <w:pStyle w:val="ac"/>
-      </w:pPr>
-      <w:r>
-        <w:t>Switch2(config-if-</w:t>
-      </w:r>
-      <w:proofErr w:type="gramStart"/>
-      <w:r>
-        <w:t>range)#</w:t>
-      </w:r>
-      <w:proofErr w:type="gramEnd"/>
-      <w:r>
-        <w:t>switchport mode access</w:t>
-      </w:r>
-    </w:p>
-    <w:p>
-      <w:pPr>
-        <w:pStyle w:val="ac"/>
-      </w:pPr>
-      <w:r>
-        <w:lastRenderedPageBreak/>
-        <w:t>Switch2(config-if-</w:t>
-      </w:r>
-      <w:proofErr w:type="gramStart"/>
-      <w:r>
-        <w:t>range)#</w:t>
-      </w:r>
-      <w:proofErr w:type="gramEnd"/>
-      <w:r>
-        <w:t xml:space="preserve">switchport access </w:t>
-      </w:r>
-      <w:proofErr w:type="spellStart"/>
-      <w:r>
-        <w:t>vlan</w:t>
-      </w:r>
-      <w:proofErr w:type="spellEnd"/>
-      <w:r>
-        <w:t xml:space="preserve"> 40</w:t>
-      </w:r>
-    </w:p>
-    <w:p>
-      <w:pPr>
-        <w:pStyle w:val="ac"/>
-        <w:rPr>
-          <w:lang w:val="ru-RU"/>
-        </w:rPr>
-      </w:pPr>
-      <w:r>
-        <w:t>Switch</w:t>
-      </w:r>
-      <w:r>
-        <w:rPr>
-          <w:lang w:val="ru-RU"/>
-        </w:rPr>
-        <w:t>2(</w:t>
-      </w:r>
-      <w:r>
-        <w:t>config</w:t>
-      </w:r>
-      <w:r>
-        <w:rPr>
-          <w:lang w:val="ru-RU"/>
-        </w:rPr>
-        <w:t>-</w:t>
-      </w:r>
-      <w:r>
-        <w:t>if</w:t>
-      </w:r>
-      <w:r>
-        <w:rPr>
-          <w:lang w:val="ru-RU"/>
-        </w:rPr>
-        <w:t>-</w:t>
-      </w:r>
-      <w:proofErr w:type="gramStart"/>
-      <w:r>
-        <w:t>range</w:t>
-      </w:r>
-      <w:r>
-        <w:rPr>
-          <w:lang w:val="ru-RU"/>
-        </w:rPr>
-        <w:t>)#</w:t>
-      </w:r>
-      <w:proofErr w:type="gramEnd"/>
-      <w:r>
-        <w:t>exit</w:t>
-      </w:r>
-    </w:p>
-    <w:p/>
-    <w:p>
-      <w:pPr>
-        <w:rPr>
-          <w:rFonts w:cs="Times New Roman"/>
-        </w:rPr>
-      </w:pPr>
-      <w:r>
-        <w:rPr>
-          <w:rFonts w:cs="Times New Roman"/>
-        </w:rPr>
-        <w:t>Листинг 7.</w:t>
-      </w:r>
-      <w:r>
-        <w:rPr>
-          <w:rFonts w:cs="Times New Roman"/>
-        </w:rPr>
-        <w:t>4</w:t>
-      </w:r>
-      <w:r>
-        <w:rPr>
-          <w:rFonts w:cs="Times New Roman"/>
-        </w:rPr>
-        <w:t xml:space="preserve"> – Настройка коммутатора </w:t>
-      </w:r>
-      <w:r>
-        <w:rPr>
-          <w:rFonts w:cs="Times New Roman"/>
-          <w:lang w:val="en-US"/>
-        </w:rPr>
-        <w:t>Switch</w:t>
-      </w:r>
-      <w:r>
-        <w:rPr>
-          <w:rFonts w:cs="Times New Roman"/>
-        </w:rPr>
-        <w:t>1</w:t>
-      </w:r>
-    </w:p>
-    <w:p>
-      <w:pPr>
-        <w:pStyle w:val="ac"/>
         <w:rPr>
           <w:b/>
           <w:bCs/>
           <w:lang w:val="ru-RU"/>
         </w:rPr>
-      </w:pPr>
-      <w:proofErr w:type="gramStart"/>
+        <w:t>магистрального</w:t>
+      </w:r>
+      <w:r>
+        <w:rPr>
+          <w:b/>
+          <w:bCs/>
+        </w:rPr>
+        <w:t xml:space="preserve"> </w:t>
+      </w:r>
       <w:r>
         <w:rPr>
           <w:b/>
           <w:bCs/>
           <w:lang w:val="ru-RU"/>
         </w:rPr>
-        <w:t>!--</w:t>
-      </w:r>
-      <w:proofErr w:type="gramEnd"/>
+        <w:t>интерфейса</w:t>
+      </w:r>
+    </w:p>
+    <w:p>
+      <w:pPr>
+        <w:pStyle w:val="ac"/>
+      </w:pPr>
+      <w:r>
+        <w:t>Switch2(config)#interface FastEthernet0/1</w:t>
+      </w:r>
+    </w:p>
+    <w:p>
+      <w:pPr>
+        <w:pStyle w:val="ac"/>
+      </w:pPr>
+      <w:r>
+        <w:lastRenderedPageBreak/>
+        <w:t>Switch2(config-if)#switchport mode trunk</w:t>
+      </w:r>
+    </w:p>
+    <w:p>
+      <w:pPr>
+        <w:pStyle w:val="ac"/>
+      </w:pPr>
+      <w:r>
+        <w:t xml:space="preserve">Switch2(config-if)#switchport trunk allowed </w:t>
+      </w:r>
+      <w:proofErr w:type="spellStart"/>
+      <w:r>
+        <w:t>vlan</w:t>
+      </w:r>
+      <w:proofErr w:type="spellEnd"/>
+      <w:r>
+        <w:t xml:space="preserve"> 40</w:t>
+      </w:r>
+    </w:p>
+    <w:p>
+      <w:pPr>
+        <w:pStyle w:val="ac"/>
+      </w:pPr>
+      <w:r>
+        <w:t>Switch2(config-if)#exit</w:t>
+      </w:r>
+    </w:p>
+    <w:p>
+      <w:pPr>
+        <w:pStyle w:val="ac"/>
+      </w:pPr>
+    </w:p>
+    <w:p>
+      <w:pPr>
+        <w:pStyle w:val="ac"/>
+        <w:rPr>
+          <w:b/>
+          <w:bCs/>
+        </w:rPr>
+      </w:pPr>
+      <w:r>
+        <w:rPr>
+          <w:b/>
+          <w:bCs/>
+        </w:rPr>
+        <w:t>!</w:t>
+      </w:r>
+      <w:r>
+        <w:rPr>
+          <w:b/>
+          <w:bCs/>
+        </w:rPr>
+        <w:t xml:space="preserve">-- </w:t>
+      </w:r>
       <w:r>
         <w:rPr>
           <w:b/>
           <w:bCs/>
           <w:lang w:val="ru-RU"/>
         </w:rPr>
-        <w:t xml:space="preserve"> Задание режима работы с VTP-протоколом</w:t>
-      </w:r>
-    </w:p>
-    <w:p>
-      <w:pPr>
-        <w:pStyle w:val="ac"/>
-      </w:pPr>
-      <w:r>
-        <w:t xml:space="preserve">Switch3(config)#vtp domain </w:t>
-      </w:r>
-      <w:proofErr w:type="spellStart"/>
-      <w:r>
-        <w:t>MyDomain</w:t>
-      </w:r>
-      <w:proofErr w:type="spellEnd"/>
-    </w:p>
-    <w:p>
-      <w:pPr>
-        <w:pStyle w:val="ac"/>
-      </w:pPr>
-      <w:r>
-        <w:t>Switch3(config)#vtp mode client</w:t>
-      </w:r>
-    </w:p>
-    <w:p>
-      <w:pPr>
-        <w:pStyle w:val="ac"/>
-      </w:pPr>
-    </w:p>
-    <w:p>
-      <w:pPr>
-        <w:pStyle w:val="ac"/>
-        <w:rPr>
-          <w:b/>
-          <w:bCs/>
-        </w:rPr>
-      </w:pPr>
-      <w:proofErr w:type="gramStart"/>
-      <w:r>
-        <w:rPr>
-          <w:b/>
-          <w:bCs/>
-        </w:rPr>
-        <w:t>!--</w:t>
-      </w:r>
-      <w:proofErr w:type="gramEnd"/>
+        <w:t>Конфигурация</w:t>
+      </w:r>
       <w:r>
         <w:rPr>
           <w:b/>
@@ -29110,7 +28230,7 @@
           <w:bCs/>
           <w:lang w:val="ru-RU"/>
         </w:rPr>
-        <w:t>Конфигурация</w:t>
+        <w:t>интерфейсов</w:t>
       </w:r>
       <w:r>
         <w:rPr>
@@ -29120,27 +28240,155 @@
         <w:t xml:space="preserve"> </w:t>
       </w:r>
       <w:r>
+        <w:rPr>
+          <w:b/>
+          <w:bCs/>
+        </w:rPr>
+        <w:t>VLAN</w:t>
+      </w:r>
+    </w:p>
+    <w:p>
+      <w:pPr>
+        <w:pStyle w:val="ac"/>
+      </w:pPr>
+      <w:r>
+        <w:t xml:space="preserve">Switch2(config)#interface range </w:t>
+      </w:r>
+      <w:proofErr w:type="spellStart"/>
+      <w:r>
+        <w:t>FastEthernet</w:t>
+      </w:r>
+      <w:proofErr w:type="spellEnd"/>
+      <w:r>
+        <w:t xml:space="preserve"> 0/2-21</w:t>
+      </w:r>
+    </w:p>
+    <w:p>
+      <w:pPr>
+        <w:pStyle w:val="ac"/>
+      </w:pPr>
+      <w:r>
+        <w:t>Switch2(config-if-range)#switchport mode access</w:t>
+      </w:r>
+    </w:p>
+    <w:p>
+      <w:pPr>
+        <w:pStyle w:val="ac"/>
+      </w:pPr>
+      <w:r>
+        <w:t xml:space="preserve">Switch2(config-if-range)#switchport access </w:t>
+      </w:r>
+      <w:proofErr w:type="spellStart"/>
+      <w:r>
+        <w:t>vlan</w:t>
+      </w:r>
+      <w:proofErr w:type="spellEnd"/>
+      <w:r>
+        <w:t xml:space="preserve"> 40</w:t>
+      </w:r>
+    </w:p>
+    <w:p>
+      <w:pPr>
+        <w:pStyle w:val="ac"/>
+        <w:rPr>
+          <w:lang w:val="ru-RU"/>
+        </w:rPr>
+      </w:pPr>
+      <w:r>
+        <w:t>Switch</w:t>
+      </w:r>
+      <w:r>
+        <w:rPr>
+          <w:lang w:val="ru-RU"/>
+        </w:rPr>
+        <w:t>2(</w:t>
+      </w:r>
+      <w:r>
+        <w:t>config</w:t>
+      </w:r>
+      <w:r>
+        <w:rPr>
+          <w:lang w:val="ru-RU"/>
+        </w:rPr>
+        <w:t>-</w:t>
+      </w:r>
+      <w:r>
+        <w:t>if</w:t>
+      </w:r>
+      <w:r>
+        <w:rPr>
+          <w:lang w:val="ru-RU"/>
+        </w:rPr>
+        <w:t>-</w:t>
+      </w:r>
+      <w:r>
+        <w:t>range</w:t>
+      </w:r>
+      <w:r>
+        <w:rPr>
+          <w:lang w:val="ru-RU"/>
+        </w:rPr>
+        <w:t>)#</w:t>
+      </w:r>
+      <w:r>
+        <w:t>exit</w:t>
+      </w:r>
+    </w:p>
+    <w:p/>
+    <w:p>
+      <w:pPr>
+        <w:rPr>
+          <w:rFonts w:cs="Times New Roman"/>
+        </w:rPr>
+      </w:pPr>
+      <w:r>
+        <w:rPr>
+          <w:rFonts w:cs="Times New Roman"/>
+        </w:rPr>
+        <w:t>Листинг 7.</w:t>
+      </w:r>
+      <w:r>
+        <w:rPr>
+          <w:rFonts w:cs="Times New Roman"/>
+        </w:rPr>
+        <w:t>4</w:t>
+      </w:r>
+      <w:r>
+        <w:rPr>
+          <w:rFonts w:cs="Times New Roman"/>
+        </w:rPr>
+        <w:t xml:space="preserve"> – Настройка коммутатора </w:t>
+      </w:r>
+      <w:r>
+        <w:rPr>
+          <w:rFonts w:cs="Times New Roman"/>
+          <w:lang w:val="en-US"/>
+        </w:rPr>
+        <w:t>Switch</w:t>
+      </w:r>
+      <w:r>
+        <w:rPr>
+          <w:rFonts w:cs="Times New Roman"/>
+        </w:rPr>
+        <w:t>1</w:t>
+      </w:r>
+    </w:p>
+    <w:p>
+      <w:pPr>
+        <w:pStyle w:val="ac"/>
         <w:rPr>
           <w:b/>
           <w:bCs/>
           <w:lang w:val="ru-RU"/>
         </w:rPr>
-        <w:t>магистрального</w:t>
-      </w:r>
-      <w:r>
-        <w:rPr>
-          <w:b/>
-          <w:bCs/>
-        </w:rPr>
-        <w:t xml:space="preserve"> </w:t>
-      </w:r>
+      </w:pPr>
       <w:r>
         <w:rPr>
           <w:b/>
           <w:bCs/>
           <w:lang w:val="ru-RU"/>
         </w:rPr>
-        <w:t>интерфейса</w:t>
+        <w:t>!-- Задание режима работы с VTP-протоколом</w:t>
       </w:r>
     </w:p>
     <w:p>
@@ -29148,63 +28396,20 @@
         <w:pStyle w:val="ac"/>
       </w:pPr>
       <w:r>
-        <w:t>Switch3(config)#interface FastEthernet0/1</w:t>
-      </w:r>
+        <w:t xml:space="preserve">Switch3(config)#vtp domain </w:t>
+      </w:r>
+      <w:proofErr w:type="spellStart"/>
+      <w:r>
+        <w:t>MyDomain</w:t>
+      </w:r>
+      <w:proofErr w:type="spellEnd"/>
     </w:p>
     <w:p>
       <w:pPr>
         <w:pStyle w:val="ac"/>
       </w:pPr>
       <w:r>
-        <w:t>Switch3(config-</w:t>
-      </w:r>
-      <w:proofErr w:type="gramStart"/>
-      <w:r>
-        <w:t>if)#</w:t>
-      </w:r>
-      <w:proofErr w:type="gramEnd"/>
-      <w:r>
-        <w:t>switchport mode trunk</w:t>
-      </w:r>
-    </w:p>
-    <w:p>
-      <w:pPr>
-        <w:pStyle w:val="ac"/>
-      </w:pPr>
-      <w:r>
-        <w:t>Switch3(config-</w:t>
-      </w:r>
-      <w:proofErr w:type="gramStart"/>
-      <w:r>
-        <w:t>if)#</w:t>
-      </w:r>
-      <w:proofErr w:type="gramEnd"/>
-      <w:r>
-        <w:t xml:space="preserve">switchport trunk allowed </w:t>
-      </w:r>
-      <w:proofErr w:type="spellStart"/>
-      <w:r>
-        <w:t>vlan</w:t>
-      </w:r>
-      <w:proofErr w:type="spellEnd"/>
-      <w:r>
-        <w:t xml:space="preserve"> 40,50</w:t>
-      </w:r>
-    </w:p>
-    <w:p>
-      <w:pPr>
-        <w:pStyle w:val="ac"/>
-      </w:pPr>
-      <w:r>
-        <w:t>Switch3(config-</w:t>
-      </w:r>
-      <w:proofErr w:type="gramStart"/>
-      <w:r>
-        <w:t>if)#</w:t>
-      </w:r>
-      <w:proofErr w:type="gramEnd"/>
-      <w:r>
-        <w:t>exit</w:t>
+        <w:t>Switch3(config)#vtp mode client</w:t>
       </w:r>
     </w:p>
     <w:p>
@@ -29220,28 +28425,12 @@
           <w:bCs/>
         </w:rPr>
       </w:pPr>
-      <w:proofErr w:type="gramStart"/>
       <w:r>
         <w:rPr>
           <w:b/>
           <w:bCs/>
         </w:rPr>
-        <w:t>!</w:t>
-      </w:r>
-      <w:r>
-        <w:rPr>
-          <w:b/>
-          <w:bCs/>
-        </w:rPr>
-        <w:t>--</w:t>
-      </w:r>
-      <w:proofErr w:type="gramEnd"/>
-      <w:r>
-        <w:rPr>
-          <w:b/>
-          <w:bCs/>
-        </w:rPr>
-        <w:t xml:space="preserve"> </w:t>
+        <w:t xml:space="preserve">!-- </w:t>
       </w:r>
       <w:r>
         <w:rPr>
@@ -29264,7 +28453,7 @@
           <w:bCs/>
           <w:lang w:val="ru-RU"/>
         </w:rPr>
-        <w:t>интерфейсов</w:t>
+        <w:t>магистрального</w:t>
       </w:r>
       <w:r>
         <w:rPr>
@@ -29274,395 +28463,404 @@
         <w:t xml:space="preserve"> </w:t>
       </w:r>
       <w:r>
-        <w:rPr>
-          <w:b/>
-          <w:bCs/>
-        </w:rPr>
-        <w:t>VLAN</w:t>
-      </w:r>
-    </w:p>
-    <w:p>
-      <w:pPr>
-        <w:pStyle w:val="ac"/>
-      </w:pPr>
-      <w:r>
-        <w:t xml:space="preserve">Switch3(config)#interface range </w:t>
-      </w:r>
-      <w:proofErr w:type="spellStart"/>
-      <w:r>
-        <w:t>FastEthernet</w:t>
-      </w:r>
-      <w:proofErr w:type="spellEnd"/>
-      <w:r>
-        <w:t xml:space="preserve"> 0/2-11</w:t>
-      </w:r>
-    </w:p>
-    <w:p>
-      <w:pPr>
-        <w:pStyle w:val="ac"/>
-      </w:pPr>
-      <w:r>
-        <w:t>Switch3(config-if-</w:t>
-      </w:r>
-      <w:proofErr w:type="gramStart"/>
-      <w:r>
-        <w:t>range)#</w:t>
-      </w:r>
-      <w:proofErr w:type="gramEnd"/>
-      <w:r>
-        <w:t>switchport mode access</w:t>
-      </w:r>
-    </w:p>
-    <w:p>
-      <w:pPr>
-        <w:pStyle w:val="ac"/>
-      </w:pPr>
-      <w:r>
-        <w:t>Switch3(config-if-</w:t>
-      </w:r>
-      <w:proofErr w:type="gramStart"/>
-      <w:r>
-        <w:t>range)#</w:t>
-      </w:r>
-      <w:proofErr w:type="gramEnd"/>
-      <w:r>
-        <w:t xml:space="preserve">switchport access </w:t>
-      </w:r>
-      <w:proofErr w:type="spellStart"/>
-      <w:r>
-        <w:t>vlan</w:t>
-      </w:r>
-      <w:proofErr w:type="spellEnd"/>
-      <w:r>
-        <w:t xml:space="preserve"> 40</w:t>
-      </w:r>
-    </w:p>
-    <w:p>
-      <w:pPr>
-        <w:pStyle w:val="ac"/>
-      </w:pPr>
-      <w:r>
-        <w:t>Switch3(config-if-</w:t>
-      </w:r>
-      <w:proofErr w:type="gramStart"/>
-      <w:r>
-        <w:t>range)#</w:t>
-      </w:r>
-      <w:proofErr w:type="gramEnd"/>
-      <w:r>
-        <w:t>exit</w:t>
-      </w:r>
-    </w:p>
-    <w:p>
-      <w:pPr>
-        <w:pStyle w:val="ac"/>
-      </w:pPr>
-    </w:p>
-    <w:p>
-      <w:pPr>
-        <w:pStyle w:val="ac"/>
-      </w:pPr>
-      <w:r>
-        <w:t xml:space="preserve">Switch3(config)#interface range </w:t>
-      </w:r>
-      <w:proofErr w:type="spellStart"/>
-      <w:r>
-        <w:t>FastEthernet</w:t>
-      </w:r>
-      <w:proofErr w:type="spellEnd"/>
-      <w:r>
-        <w:t xml:space="preserve"> 0/12-18</w:t>
-      </w:r>
-    </w:p>
-    <w:p>
-      <w:pPr>
-        <w:pStyle w:val="ac"/>
-      </w:pPr>
-      <w:r>
-        <w:t>Switch3(config-if-</w:t>
-      </w:r>
-      <w:proofErr w:type="gramStart"/>
-      <w:r>
-        <w:t>range)#</w:t>
-      </w:r>
-      <w:proofErr w:type="gramEnd"/>
-      <w:r>
-        <w:t>switchport mode access</w:t>
-      </w:r>
-    </w:p>
-    <w:p>
-      <w:pPr>
-        <w:pStyle w:val="ac"/>
-      </w:pPr>
-      <w:r>
-        <w:t>Switch3(config-if-</w:t>
-      </w:r>
-      <w:proofErr w:type="gramStart"/>
-      <w:r>
-        <w:t>range)#</w:t>
-      </w:r>
-      <w:proofErr w:type="gramEnd"/>
-      <w:r>
-        <w:t xml:space="preserve">switchport access </w:t>
-      </w:r>
-      <w:proofErr w:type="spellStart"/>
-      <w:r>
-        <w:t>vlan</w:t>
-      </w:r>
-      <w:proofErr w:type="spellEnd"/>
-      <w:r>
-        <w:t xml:space="preserve"> 50</w:t>
-      </w:r>
-    </w:p>
-    <w:p>
-      <w:pPr>
-        <w:pStyle w:val="ac"/>
-      </w:pPr>
-      <w:r>
-        <w:t>Switch3(config-if-</w:t>
-      </w:r>
-      <w:proofErr w:type="gramStart"/>
-      <w:r>
-        <w:t>range)#</w:t>
-      </w:r>
-      <w:proofErr w:type="gramEnd"/>
-      <w:r>
-        <w:t>exit</w:t>
-      </w:r>
-    </w:p>
-    <w:p>
-      <w:pPr>
-        <w:rPr>
-          <w:rFonts w:cs="Times New Roman"/>
-          <w:lang w:val="en-US"/>
-        </w:rPr>
-      </w:pPr>
-    </w:p>
-    <w:p>
-      <w:pPr>
-        <w:rPr>
-          <w:rFonts w:cs="Times New Roman"/>
-          <w:lang w:val="en-US"/>
-        </w:rPr>
-      </w:pPr>
-      <w:r>
-        <w:rPr>
-          <w:rFonts w:cs="Times New Roman"/>
-        </w:rPr>
-        <w:t>Листинг</w:t>
-      </w:r>
-      <w:r>
-        <w:rPr>
-          <w:rFonts w:cs="Times New Roman"/>
-          <w:lang w:val="en-US"/>
-        </w:rPr>
-        <w:t xml:space="preserve"> 7.</w:t>
-      </w:r>
-      <w:r>
-        <w:rPr>
-          <w:rFonts w:cs="Times New Roman"/>
-          <w:lang w:val="en-US"/>
-        </w:rPr>
-        <w:t>5</w:t>
-      </w:r>
-      <w:r>
-        <w:rPr>
-          <w:rFonts w:cs="Times New Roman"/>
-          <w:lang w:val="en-US"/>
-        </w:rPr>
-        <w:t xml:space="preserve"> – </w:t>
-      </w:r>
-      <w:r>
-        <w:rPr>
-          <w:rFonts w:cs="Times New Roman"/>
-        </w:rPr>
-        <w:t>Настройка</w:t>
-      </w:r>
-      <w:r>
-        <w:rPr>
-          <w:rFonts w:cs="Times New Roman"/>
-          <w:lang w:val="en-US"/>
-        </w:rPr>
-        <w:t xml:space="preserve"> </w:t>
-      </w:r>
-      <w:r>
-        <w:rPr>
-          <w:rFonts w:cs="Times New Roman"/>
-        </w:rPr>
-        <w:t>коммутатора</w:t>
-      </w:r>
-      <w:r>
-        <w:rPr>
-          <w:rFonts w:cs="Times New Roman"/>
-          <w:lang w:val="en-US"/>
-        </w:rPr>
-        <w:t xml:space="preserve"> </w:t>
-      </w:r>
-      <w:r>
-        <w:rPr>
-          <w:rFonts w:cs="Times New Roman"/>
-          <w:lang w:val="en-US"/>
-        </w:rPr>
-        <w:t>Switch4</w:t>
-      </w:r>
-    </w:p>
-    <w:p>
-      <w:pPr>
-        <w:pStyle w:val="ac"/>
-      </w:pPr>
-      <w:r>
-        <w:t>Switch4&gt;</w:t>
-      </w:r>
-      <w:proofErr w:type="spellStart"/>
-      <w:r>
-        <w:t>en</w:t>
-      </w:r>
-      <w:proofErr w:type="spellEnd"/>
-    </w:p>
-    <w:p>
-      <w:pPr>
-        <w:pStyle w:val="ac"/>
-        <w:rPr>
-          <w:lang w:val="ru-RU"/>
-        </w:rPr>
-      </w:pPr>
-      <w:r>
-        <w:t>Switch</w:t>
-      </w:r>
-      <w:r>
-        <w:rPr>
-          <w:lang w:val="ru-RU"/>
-        </w:rPr>
-        <w:t>4#</w:t>
-      </w:r>
-      <w:r>
-        <w:t>conf</w:t>
-      </w:r>
-      <w:r>
-        <w:rPr>
-          <w:lang w:val="ru-RU"/>
-        </w:rPr>
-        <w:t xml:space="preserve"> </w:t>
-      </w:r>
-      <w:r>
-        <w:t>t</w:t>
-      </w:r>
-    </w:p>
-    <w:p>
-      <w:pPr>
-        <w:pStyle w:val="ac"/>
-        <w:rPr>
-          <w:lang w:val="ru-RU"/>
-        </w:rPr>
-      </w:pPr>
-    </w:p>
-    <w:p>
-      <w:pPr>
-        <w:pStyle w:val="ac"/>
         <w:rPr>
           <w:b/>
           <w:bCs/>
           <w:lang w:val="ru-RU"/>
         </w:rPr>
-      </w:pPr>
-      <w:proofErr w:type="gramStart"/>
+        <w:t>интерфейса</w:t>
+      </w:r>
+    </w:p>
+    <w:p>
+      <w:pPr>
+        <w:pStyle w:val="ac"/>
+      </w:pPr>
+      <w:r>
+        <w:t>Switch3(config)#interface FastEthernet0/1</w:t>
+      </w:r>
+    </w:p>
+    <w:p>
+      <w:pPr>
+        <w:pStyle w:val="ac"/>
+      </w:pPr>
+      <w:r>
+        <w:t>Switch3(config-if)#switchport mode trunk</w:t>
+      </w:r>
+    </w:p>
+    <w:p>
+      <w:pPr>
+        <w:pStyle w:val="ac"/>
+      </w:pPr>
+      <w:r>
+        <w:t xml:space="preserve">Switch3(config-if)#switchport trunk allowed </w:t>
+      </w:r>
+      <w:proofErr w:type="spellStart"/>
+      <w:r>
+        <w:t>vlan</w:t>
+      </w:r>
+      <w:proofErr w:type="spellEnd"/>
+      <w:r>
+        <w:t xml:space="preserve"> 40,50</w:t>
+      </w:r>
+    </w:p>
+    <w:p>
+      <w:pPr>
+        <w:pStyle w:val="ac"/>
+      </w:pPr>
+      <w:r>
+        <w:t>Switch3(config-if)#exit</w:t>
+      </w:r>
+    </w:p>
+    <w:p>
+      <w:pPr>
+        <w:pStyle w:val="ac"/>
+      </w:pPr>
+    </w:p>
+    <w:p>
+      <w:pPr>
+        <w:pStyle w:val="ac"/>
+        <w:rPr>
+          <w:b/>
+          <w:bCs/>
+        </w:rPr>
+      </w:pPr>
+      <w:r>
+        <w:rPr>
+          <w:b/>
+          <w:bCs/>
+        </w:rPr>
+        <w:t>!</w:t>
+      </w:r>
+      <w:r>
+        <w:rPr>
+          <w:b/>
+          <w:bCs/>
+        </w:rPr>
+        <w:t xml:space="preserve">-- </w:t>
+      </w:r>
       <w:r>
         <w:rPr>
           <w:b/>
           <w:bCs/>
           <w:lang w:val="ru-RU"/>
         </w:rPr>
-        <w:t>!--</w:t>
-      </w:r>
-      <w:proofErr w:type="gramEnd"/>
+        <w:t>Конфигурация</w:t>
+      </w:r>
+      <w:r>
+        <w:rPr>
+          <w:b/>
+          <w:bCs/>
+        </w:rPr>
+        <w:t xml:space="preserve"> </w:t>
+      </w:r>
       <w:r>
         <w:rPr>
           <w:b/>
           <w:bCs/>
           <w:lang w:val="ru-RU"/>
         </w:rPr>
-        <w:t xml:space="preserve"> Задание режима работы с VTP-протоколом</w:t>
-      </w:r>
-    </w:p>
-    <w:p>
-      <w:pPr>
-        <w:pStyle w:val="ac"/>
-      </w:pPr>
-      <w:r>
-        <w:t xml:space="preserve">Switch4(config)#vtp domain </w:t>
-      </w:r>
-      <w:proofErr w:type="spellStart"/>
-      <w:r>
-        <w:t>MyDomain</w:t>
-      </w:r>
-      <w:proofErr w:type="spellEnd"/>
-    </w:p>
-    <w:p>
-      <w:pPr>
-        <w:pStyle w:val="ac"/>
-      </w:pPr>
-      <w:r>
-        <w:t>Switch4(config)#vtp mode client</w:t>
-      </w:r>
-    </w:p>
-    <w:p>
-      <w:pPr>
-        <w:pStyle w:val="ac"/>
-      </w:pPr>
-    </w:p>
-    <w:p>
-      <w:pPr>
-        <w:pStyle w:val="ac"/>
+        <w:t>интерфейсов</w:t>
+      </w:r>
+      <w:r>
         <w:rPr>
           <w:b/>
           <w:bCs/>
         </w:rPr>
-      </w:pPr>
-      <w:proofErr w:type="gramStart"/>
+        <w:t xml:space="preserve"> </w:t>
+      </w:r>
       <w:r>
         <w:rPr>
           <w:b/>
           <w:bCs/>
         </w:rPr>
-        <w:t>!--</w:t>
-      </w:r>
-      <w:proofErr w:type="gramEnd"/>
-      <w:r>
-        <w:rPr>
-          <w:b/>
-          <w:bCs/>
+        <w:t>VLAN</w:t>
+      </w:r>
+    </w:p>
+    <w:p>
+      <w:pPr>
+        <w:pStyle w:val="ac"/>
+      </w:pPr>
+      <w:r>
+        <w:t xml:space="preserve">Switch3(config)#interface range </w:t>
+      </w:r>
+      <w:proofErr w:type="spellStart"/>
+      <w:r>
+        <w:t>FastEthernet</w:t>
+      </w:r>
+      <w:proofErr w:type="spellEnd"/>
+      <w:r>
+        <w:t xml:space="preserve"> 0/2-11</w:t>
+      </w:r>
+    </w:p>
+    <w:p>
+      <w:pPr>
+        <w:pStyle w:val="ac"/>
+      </w:pPr>
+      <w:r>
+        <w:t>Switch3(config-if-range)#switchport mode access</w:t>
+      </w:r>
+    </w:p>
+    <w:p>
+      <w:pPr>
+        <w:pStyle w:val="ac"/>
+      </w:pPr>
+      <w:r>
+        <w:t xml:space="preserve">Switch3(config-if-range)#switchport access </w:t>
+      </w:r>
+      <w:proofErr w:type="spellStart"/>
+      <w:r>
+        <w:t>vlan</w:t>
+      </w:r>
+      <w:proofErr w:type="spellEnd"/>
+      <w:r>
+        <w:t xml:space="preserve"> 40</w:t>
+      </w:r>
+    </w:p>
+    <w:p>
+      <w:pPr>
+        <w:pStyle w:val="ac"/>
+      </w:pPr>
+      <w:r>
+        <w:t>Switch3(config-if-range)#exit</w:t>
+      </w:r>
+    </w:p>
+    <w:p>
+      <w:pPr>
+        <w:pStyle w:val="ac"/>
+      </w:pPr>
+    </w:p>
+    <w:p>
+      <w:pPr>
+        <w:pStyle w:val="ac"/>
+      </w:pPr>
+      <w:r>
+        <w:t xml:space="preserve">Switch3(config)#interface range </w:t>
+      </w:r>
+      <w:proofErr w:type="spellStart"/>
+      <w:r>
+        <w:t>FastEthernet</w:t>
+      </w:r>
+      <w:proofErr w:type="spellEnd"/>
+      <w:r>
+        <w:t xml:space="preserve"> 0/12-18</w:t>
+      </w:r>
+    </w:p>
+    <w:p>
+      <w:pPr>
+        <w:pStyle w:val="ac"/>
+      </w:pPr>
+      <w:r>
+        <w:t>Switch3(config-if-range)#switchport mode access</w:t>
+      </w:r>
+    </w:p>
+    <w:p>
+      <w:pPr>
+        <w:pStyle w:val="ac"/>
+      </w:pPr>
+      <w:r>
+        <w:t xml:space="preserve">Switch3(config-if-range)#switchport access </w:t>
+      </w:r>
+      <w:proofErr w:type="spellStart"/>
+      <w:r>
+        <w:t>vlan</w:t>
+      </w:r>
+      <w:proofErr w:type="spellEnd"/>
+      <w:r>
+        <w:t xml:space="preserve"> 50</w:t>
+      </w:r>
+    </w:p>
+    <w:p>
+      <w:pPr>
+        <w:pStyle w:val="ac"/>
+      </w:pPr>
+      <w:r>
+        <w:t>Switch3(config-if-range)#exit</w:t>
+      </w:r>
+    </w:p>
+    <w:p>
+      <w:pPr>
+        <w:rPr>
+          <w:rFonts w:cs="Times New Roman"/>
+          <w:lang w:val="en-US"/>
+        </w:rPr>
+      </w:pPr>
+    </w:p>
+    <w:p>
+      <w:pPr>
+        <w:rPr>
+          <w:rFonts w:cs="Times New Roman"/>
+          <w:lang w:val="en-US"/>
+        </w:rPr>
+      </w:pPr>
+      <w:r>
+        <w:rPr>
+          <w:rFonts w:cs="Times New Roman"/>
+        </w:rPr>
+        <w:t>Листинг</w:t>
+      </w:r>
+      <w:r>
+        <w:rPr>
+          <w:rFonts w:cs="Times New Roman"/>
+          <w:lang w:val="en-US"/>
+        </w:rPr>
+        <w:t xml:space="preserve"> 7.</w:t>
+      </w:r>
+      <w:r>
+        <w:rPr>
+          <w:rFonts w:cs="Times New Roman"/>
+          <w:lang w:val="en-US"/>
+        </w:rPr>
+        <w:t>5</w:t>
+      </w:r>
+      <w:r>
+        <w:rPr>
+          <w:rFonts w:cs="Times New Roman"/>
+          <w:lang w:val="en-US"/>
+        </w:rPr>
+        <w:t xml:space="preserve"> – </w:t>
+      </w:r>
+      <w:r>
+        <w:rPr>
+          <w:rFonts w:cs="Times New Roman"/>
+        </w:rPr>
+        <w:t>Настройка</w:t>
+      </w:r>
+      <w:r>
+        <w:rPr>
+          <w:rFonts w:cs="Times New Roman"/>
+          <w:lang w:val="en-US"/>
         </w:rPr>
         <w:t xml:space="preserve"> </w:t>
       </w:r>
       <w:r>
+        <w:rPr>
+          <w:rFonts w:cs="Times New Roman"/>
+        </w:rPr>
+        <w:t>коммутатора</w:t>
+      </w:r>
+      <w:r>
+        <w:rPr>
+          <w:rFonts w:cs="Times New Roman"/>
+          <w:lang w:val="en-US"/>
+        </w:rPr>
+        <w:t xml:space="preserve"> </w:t>
+      </w:r>
+      <w:r>
+        <w:rPr>
+          <w:rFonts w:cs="Times New Roman"/>
+          <w:lang w:val="en-US"/>
+        </w:rPr>
+        <w:t>Switch4</w:t>
+      </w:r>
+    </w:p>
+    <w:p>
+      <w:pPr>
+        <w:pStyle w:val="ac"/>
+      </w:pPr>
+      <w:r>
+        <w:t>Switch4&gt;</w:t>
+      </w:r>
+      <w:proofErr w:type="spellStart"/>
+      <w:r>
+        <w:t>en</w:t>
+      </w:r>
+      <w:proofErr w:type="spellEnd"/>
+    </w:p>
+    <w:p>
+      <w:pPr>
+        <w:pStyle w:val="ac"/>
+        <w:rPr>
+          <w:lang w:val="ru-RU"/>
+        </w:rPr>
+      </w:pPr>
+      <w:r>
+        <w:t>Switch</w:t>
+      </w:r>
+      <w:r>
+        <w:rPr>
+          <w:lang w:val="ru-RU"/>
+        </w:rPr>
+        <w:t>4#</w:t>
+      </w:r>
+      <w:r>
+        <w:t>conf</w:t>
+      </w:r>
+      <w:r>
+        <w:rPr>
+          <w:lang w:val="ru-RU"/>
+        </w:rPr>
+        <w:t xml:space="preserve"> </w:t>
+      </w:r>
+      <w:r>
+        <w:t>t</w:t>
+      </w:r>
+    </w:p>
+    <w:p>
+      <w:pPr>
+        <w:pStyle w:val="ac"/>
+        <w:rPr>
+          <w:lang w:val="ru-RU"/>
+        </w:rPr>
+      </w:pPr>
+    </w:p>
+    <w:p>
+      <w:pPr>
+        <w:pStyle w:val="ac"/>
         <w:rPr>
           <w:b/>
           <w:bCs/>
           <w:lang w:val="ru-RU"/>
         </w:rPr>
-        <w:t>Конфигурация</w:t>
-      </w:r>
-      <w:r>
-        <w:rPr>
-          <w:b/>
-          <w:bCs/>
-        </w:rPr>
-        <w:t xml:space="preserve"> </w:t>
-      </w:r>
+      </w:pPr>
       <w:r>
         <w:rPr>
           <w:b/>
           <w:bCs/>
           <w:lang w:val="ru-RU"/>
         </w:rPr>
-        <w:t>магистрального</w:t>
-      </w:r>
-      <w:r>
+        <w:t>!-- Задание режима работы с VTP-протоколом</w:t>
+      </w:r>
+    </w:p>
+    <w:p>
+      <w:pPr>
+        <w:pStyle w:val="ac"/>
+      </w:pPr>
+      <w:r>
+        <w:t xml:space="preserve">Switch4(config)#vtp domain </w:t>
+      </w:r>
+      <w:proofErr w:type="spellStart"/>
+      <w:r>
+        <w:t>MyDomain</w:t>
+      </w:r>
+      <w:proofErr w:type="spellEnd"/>
+    </w:p>
+    <w:p>
+      <w:pPr>
+        <w:pStyle w:val="ac"/>
+      </w:pPr>
+      <w:r>
+        <w:t>Switch4(config)#vtp mode client</w:t>
+      </w:r>
+    </w:p>
+    <w:p>
+      <w:pPr>
+        <w:pStyle w:val="ac"/>
+      </w:pPr>
+    </w:p>
+    <w:p>
+      <w:pPr>
+        <w:pStyle w:val="ac"/>
         <w:rPr>
           <w:b/>
           <w:bCs/>
         </w:rPr>
-        <w:t xml:space="preserve"> </w:t>
+      </w:pPr>
+      <w:r>
+        <w:rPr>
+          <w:b/>
+          <w:bCs/>
+        </w:rPr>
+        <w:t xml:space="preserve">!-- </w:t>
       </w:r>
       <w:r>
         <w:rPr>
@@ -29670,102 +28868,8 @@
           <w:bCs/>
           <w:lang w:val="ru-RU"/>
         </w:rPr>
-        <w:t>интерфейса</w:t>
-      </w:r>
-    </w:p>
-    <w:p>
-      <w:pPr>
-        <w:pStyle w:val="ac"/>
-      </w:pPr>
-      <w:r>
-        <w:t>Switch4(config)#interface FastEthernet0/1</w:t>
-      </w:r>
-    </w:p>
-    <w:p>
-      <w:pPr>
-        <w:pStyle w:val="ac"/>
-      </w:pPr>
-      <w:r>
-        <w:t>Switch4(config-</w:t>
-      </w:r>
-      <w:proofErr w:type="gramStart"/>
-      <w:r>
-        <w:t>if)#</w:t>
-      </w:r>
-      <w:proofErr w:type="gramEnd"/>
-      <w:r>
-        <w:t>switchport mode trunk</w:t>
-      </w:r>
-    </w:p>
-    <w:p>
-      <w:pPr>
-        <w:pStyle w:val="ac"/>
-      </w:pPr>
-      <w:r>
-        <w:t>Switch4(config-</w:t>
-      </w:r>
-      <w:proofErr w:type="gramStart"/>
-      <w:r>
-        <w:t>if)#</w:t>
-      </w:r>
-      <w:proofErr w:type="gramEnd"/>
-      <w:r>
-        <w:t xml:space="preserve">switchport trunk allowed </w:t>
-      </w:r>
-      <w:proofErr w:type="spellStart"/>
-      <w:r>
-        <w:t>vlan</w:t>
-      </w:r>
-      <w:proofErr w:type="spellEnd"/>
-      <w:r>
-        <w:t xml:space="preserve"> 50</w:t>
-      </w:r>
-    </w:p>
-    <w:p>
-      <w:pPr>
-        <w:pStyle w:val="ac"/>
-      </w:pPr>
-      <w:r>
-        <w:t>Switch4(config-</w:t>
-      </w:r>
-      <w:proofErr w:type="gramStart"/>
-      <w:r>
-        <w:t>if)#</w:t>
-      </w:r>
-      <w:proofErr w:type="gramEnd"/>
-      <w:r>
-        <w:t>exit</w:t>
-      </w:r>
-    </w:p>
-    <w:p>
-      <w:pPr>
-        <w:pStyle w:val="ac"/>
-      </w:pPr>
-    </w:p>
-    <w:p>
-      <w:pPr>
-        <w:pStyle w:val="ac"/>
-        <w:rPr>
-          <w:b/>
-          <w:bCs/>
-        </w:rPr>
-      </w:pPr>
-      <w:proofErr w:type="gramStart"/>
-      <w:r>
-        <w:rPr>
-          <w:b/>
-          <w:bCs/>
-        </w:rPr>
-        <w:t>!</w:t>
-      </w:r>
-      <w:r>
-        <w:rPr>
-          <w:b/>
-          <w:bCs/>
-        </w:rPr>
-        <w:t>--</w:t>
-      </w:r>
-      <w:proofErr w:type="gramEnd"/>
+        <w:t>Конфигурация</w:t>
+      </w:r>
       <w:r>
         <w:rPr>
           <w:b/>
@@ -29779,7 +28883,7 @@
           <w:bCs/>
           <w:lang w:val="ru-RU"/>
         </w:rPr>
-        <w:t>Конфигурация</w:t>
+        <w:t>магистрального</w:t>
       </w:r>
       <w:r>
         <w:rPr>
@@ -29794,20 +28898,111 @@
           <w:bCs/>
           <w:lang w:val="ru-RU"/>
         </w:rPr>
-        <w:t>интерфейсов</w:t>
-      </w:r>
-      <w:r>
+        <w:t>интерфейса</w:t>
+      </w:r>
+    </w:p>
+    <w:p>
+      <w:pPr>
+        <w:pStyle w:val="ac"/>
+      </w:pPr>
+      <w:r>
+        <w:t>Switch4(config)#interface FastEthernet0/1</w:t>
+      </w:r>
+    </w:p>
+    <w:p>
+      <w:pPr>
+        <w:pStyle w:val="ac"/>
+      </w:pPr>
+      <w:r>
+        <w:t>Switch4(config-if)#switchport mode trunk</w:t>
+      </w:r>
+    </w:p>
+    <w:p>
+      <w:pPr>
+        <w:pStyle w:val="ac"/>
+      </w:pPr>
+      <w:r>
+        <w:t xml:space="preserve">Switch4(config-if)#switchport trunk allowed </w:t>
+      </w:r>
+      <w:proofErr w:type="spellStart"/>
+      <w:r>
+        <w:t>vlan</w:t>
+      </w:r>
+      <w:proofErr w:type="spellEnd"/>
+      <w:r>
+        <w:t xml:space="preserve"> 50</w:t>
+      </w:r>
+    </w:p>
+    <w:p>
+      <w:pPr>
+        <w:pStyle w:val="ac"/>
+      </w:pPr>
+      <w:r>
+        <w:t>Switch4(config-if)#exit</w:t>
+      </w:r>
+    </w:p>
+    <w:p>
+      <w:pPr>
+        <w:pStyle w:val="ac"/>
+      </w:pPr>
+    </w:p>
+    <w:p>
+      <w:pPr>
+        <w:pStyle w:val="ac"/>
         <w:rPr>
           <w:b/>
           <w:bCs/>
         </w:rPr>
-        <w:t xml:space="preserve"> </w:t>
-      </w:r>
+      </w:pPr>
       <w:r>
         <w:rPr>
           <w:b/>
           <w:bCs/>
         </w:rPr>
+        <w:t>!</w:t>
+      </w:r>
+      <w:r>
+        <w:rPr>
+          <w:b/>
+          <w:bCs/>
+        </w:rPr>
+        <w:t xml:space="preserve">-- </w:t>
+      </w:r>
+      <w:r>
+        <w:rPr>
+          <w:b/>
+          <w:bCs/>
+          <w:lang w:val="ru-RU"/>
+        </w:rPr>
+        <w:t>Конфигурация</w:t>
+      </w:r>
+      <w:r>
+        <w:rPr>
+          <w:b/>
+          <w:bCs/>
+        </w:rPr>
+        <w:t xml:space="preserve"> </w:t>
+      </w:r>
+      <w:r>
+        <w:rPr>
+          <w:b/>
+          <w:bCs/>
+          <w:lang w:val="ru-RU"/>
+        </w:rPr>
+        <w:t>интерфейсов</w:t>
+      </w:r>
+      <w:r>
+        <w:rPr>
+          <w:b/>
+          <w:bCs/>
+        </w:rPr>
+        <w:t xml:space="preserve"> </w:t>
+      </w:r>
+      <w:r>
+        <w:rPr>
+          <w:b/>
+          <w:bCs/>
+        </w:rPr>
         <w:t>VLAN</w:t>
       </w:r>
     </w:p>
@@ -29832,15 +29027,7 @@
         <w:pStyle w:val="ac"/>
       </w:pPr>
       <w:r>
-        <w:t>Switch4(config-if-</w:t>
-      </w:r>
-      <w:proofErr w:type="gramStart"/>
-      <w:r>
-        <w:t>range)#</w:t>
-      </w:r>
-      <w:proofErr w:type="gramEnd"/>
-      <w:r>
-        <w:t>switchport mode access</w:t>
+        <w:t>Switch4(config-if-range)#switchport mode access</w:t>
       </w:r>
     </w:p>
     <w:p>
@@ -29848,15 +29035,7 @@
         <w:pStyle w:val="ac"/>
       </w:pPr>
       <w:r>
-        <w:t>Switch4(config-if-</w:t>
-      </w:r>
-      <w:proofErr w:type="gramStart"/>
-      <w:r>
-        <w:t>range)#</w:t>
-      </w:r>
-      <w:proofErr w:type="gramEnd"/>
-      <w:r>
-        <w:t xml:space="preserve">switchport access </w:t>
+        <w:t xml:space="preserve">Switch4(config-if-range)#switchport access </w:t>
       </w:r>
       <w:proofErr w:type="spellStart"/>
       <w:r>
@@ -29901,7 +29080,6 @@
         </w:rPr>
         <w:t>-</w:t>
       </w:r>
-      <w:proofErr w:type="gramStart"/>
       <w:r>
         <w:t>range</w:t>
       </w:r>
@@ -29911,7 +29089,6 @@
         </w:rPr>
         <w:t>)#</w:t>
       </w:r>
-      <w:proofErr w:type="gramEnd"/>
       <w:r>
         <w:t>exit</w:t>
       </w:r>
@@ -29924,6 +29101,7 @@
       </w:pPr>
       <w:bookmarkStart w:id="24" w:name="_Toc216691468"/>
       <w:r>
+        <w:lastRenderedPageBreak/>
         <w:t xml:space="preserve">7.2 </w:t>
       </w:r>
       <w:r>
@@ -29995,11 +29173,7 @@
         <w:t>тся</w:t>
       </w:r>
       <w:r>
-        <w:t xml:space="preserve"> для подключения к Интернет-</w:t>
-      </w:r>
-      <w:r>
-        <w:lastRenderedPageBreak/>
-        <w:t xml:space="preserve">провайдеру, </w:t>
+        <w:t xml:space="preserve"> для подключения к Интернет-провайдеру, </w:t>
       </w:r>
       <w:r>
         <w:t>а второй – к ЛКС</w:t>
@@ -30095,15 +29269,7 @@
         <w:pStyle w:val="ac"/>
       </w:pPr>
       <w:r>
-        <w:t>Router(config-</w:t>
-      </w:r>
-      <w:proofErr w:type="gramStart"/>
-      <w:r>
-        <w:t>if)#</w:t>
-      </w:r>
-      <w:proofErr w:type="gramEnd"/>
-      <w:r>
-        <w:t>ip address 192.168.0.1 255.255.255.0</w:t>
+        <w:t>Router(config-if)#ip address 192.168.0.1 255.255.255.0</w:t>
       </w:r>
     </w:p>
     <w:p>
@@ -30111,15 +29277,7 @@
         <w:pStyle w:val="ac"/>
       </w:pPr>
       <w:r>
-        <w:t>Router(config-</w:t>
-      </w:r>
-      <w:proofErr w:type="gramStart"/>
-      <w:r>
-        <w:t>if)#</w:t>
-      </w:r>
-      <w:proofErr w:type="gramEnd"/>
-      <w:r>
-        <w:t>no shutdown</w:t>
+        <w:t>Router(config-if)#no shutdown</w:t>
       </w:r>
     </w:p>
     <w:p>
@@ -30127,13 +29285,8 @@
         <w:pStyle w:val="ac"/>
       </w:pPr>
       <w:r>
-        <w:t>Router(config-</w:t>
-      </w:r>
-      <w:proofErr w:type="gramStart"/>
-      <w:r>
-        <w:t>if)#</w:t>
-      </w:r>
-      <w:proofErr w:type="gramEnd"/>
+        <w:t>Router(config-if)#</w:t>
+      </w:r>
       <w:r>
         <w:t>exit</w:t>
       </w:r>
@@ -30148,7 +29301,7 @@
         <w:pStyle w:val="ac"/>
       </w:pPr>
       <w:r>
-        <w:t>Router(config)#interface FastEthernet0/0/0</w:t>
+        <w:t>Router(config)#interface GigabitEthernet0/1</w:t>
       </w:r>
     </w:p>
     <w:p>
@@ -30156,15 +29309,7 @@
         <w:pStyle w:val="ac"/>
       </w:pPr>
       <w:r>
-        <w:t>Router(config-</w:t>
-      </w:r>
-      <w:proofErr w:type="gramStart"/>
-      <w:r>
-        <w:t>if)#</w:t>
-      </w:r>
-      <w:proofErr w:type="gramEnd"/>
-      <w:r>
-        <w:t>ip address 192.168.1.5 255.255.255.0</w:t>
+        <w:t>Router(config-if)#ip address 192.168.70.1 255.255.255.0</w:t>
       </w:r>
     </w:p>
     <w:p>
@@ -30172,15 +29317,7 @@
         <w:pStyle w:val="ac"/>
       </w:pPr>
       <w:r>
-        <w:t>Router(config-</w:t>
-      </w:r>
-      <w:proofErr w:type="gramStart"/>
-      <w:r>
-        <w:t>if)#</w:t>
-      </w:r>
-      <w:proofErr w:type="gramEnd"/>
-      <w:r>
-        <w:t>no shutdown</w:t>
+        <w:t>Router(config-if)#no shutdown</w:t>
       </w:r>
     </w:p>
     <w:p>
@@ -30188,13 +29325,32 @@
         <w:pStyle w:val="ac"/>
       </w:pPr>
       <w:r>
-        <w:t>Router(config-</w:t>
-      </w:r>
-      <w:proofErr w:type="gramStart"/>
-      <w:r>
-        <w:t>if)#</w:t>
-      </w:r>
-      <w:proofErr w:type="gramEnd"/>
+        <w:t>Router</w:t>
+      </w:r>
+      <w:r>
+        <w:rPr>
+          <w:lang w:val="ru-RU"/>
+        </w:rPr>
+        <w:t>(</w:t>
+      </w:r>
+      <w:r>
+        <w:t>config</w:t>
+      </w:r>
+      <w:r>
+        <w:rPr>
+          <w:lang w:val="ru-RU"/>
+        </w:rPr>
+        <w:t>-</w:t>
+      </w:r>
+      <w:r>
+        <w:t>if</w:t>
+      </w:r>
+      <w:r>
+        <w:rPr>
+          <w:lang w:val="ru-RU"/>
+        </w:rPr>
+        <w:t>)#</w:t>
+      </w:r>
       <w:r>
         <w:t>exit</w:t>
       </w:r>
@@ -30207,73 +29363,20 @@
     <w:p>
       <w:pPr>
         <w:pStyle w:val="ac"/>
-      </w:pPr>
-      <w:r>
-        <w:t>Router(config)#interface FastEthernet0/0/1</w:t>
-      </w:r>
+        <w:rPr>
+          <w:lang w:val="ru-RU"/>
+        </w:rPr>
+      </w:pPr>
     </w:p>
     <w:p>
       <w:pPr>
         <w:pStyle w:val="ac"/>
-      </w:pPr>
-      <w:r>
-        <w:t>Router(config-</w:t>
-      </w:r>
-      <w:proofErr w:type="gramStart"/>
-      <w:r>
-        <w:t>if)#</w:t>
-      </w:r>
-      <w:proofErr w:type="gramEnd"/>
-      <w:r>
-        <w:t>no shutdown</w:t>
-      </w:r>
-    </w:p>
-    <w:p>
-      <w:pPr>
-        <w:pStyle w:val="ac"/>
-      </w:pPr>
-      <w:r>
-        <w:t>Router(config-</w:t>
-      </w:r>
-      <w:proofErr w:type="gramStart"/>
-      <w:r>
-        <w:t>if)#</w:t>
-      </w:r>
-      <w:proofErr w:type="gramEnd"/>
-      <w:r>
-        <w:t>ip address 192.168.1.6 255.255.255.0</w:t>
-      </w:r>
-    </w:p>
-    <w:p>
-      <w:pPr>
-        <w:pStyle w:val="ac"/>
-      </w:pPr>
-      <w:r>
-        <w:t>Router(config-</w:t>
-      </w:r>
-      <w:proofErr w:type="gramStart"/>
-      <w:r>
-        <w:t>if)#</w:t>
-      </w:r>
-      <w:proofErr w:type="gramEnd"/>
-      <w:r>
-        <w:t>exit</w:t>
-      </w:r>
-    </w:p>
-    <w:p>
-      <w:pPr>
-        <w:rPr>
-          <w:lang w:val="en-US"/>
-        </w:rPr>
-      </w:pPr>
-    </w:p>
-    <w:p>
-      <w:pPr>
-        <w:rPr>
-          <w:lang w:val="en-US"/>
-        </w:rPr>
-      </w:pPr>
-    </w:p>
+        <w:rPr>
+          <w:lang w:val="ru-RU"/>
+        </w:rPr>
+      </w:pPr>
+    </w:p>
+    <w:p/>
     <w:p>
       <w:pPr>
         <w:pStyle w:val="2"/>
@@ -38209,7 +37312,6 @@
   <w:style w:type="character" w:default="1" w:styleId="a0">
     <w:name w:val="Default Paragraph Font"/>
     <w:uiPriority w:val="1"/>
-    <w:semiHidden/>
     <w:unhideWhenUsed/>
   </w:style>
   <w:style w:type="table" w:default="1" w:styleId="a1">

--- a/7 семестр/ИСИС КП/ПЗ.docx
+++ b/7 семестр/ИСИС КП/ПЗ.docx
@@ -1772,8 +1772,18 @@
                 <w:szCs w:val="28"/>
                 <w:lang w:bidi="en-US"/>
               </w:rPr>
-              <w:t>Защита          «</w:t>
-            </w:r>
+              <w:t xml:space="preserve">Защита       </w:t>
+            </w:r>
+            <w:proofErr w:type="gramStart"/>
+            <w:r>
+              <w:rPr>
+                <w:rFonts w:eastAsia="Times New Roman" w:cs="Times New Roman"/>
+                <w:szCs w:val="28"/>
+                <w:lang w:bidi="en-US"/>
+              </w:rPr>
+              <w:t xml:space="preserve">   «</w:t>
+            </w:r>
+            <w:proofErr w:type="gramEnd"/>
           </w:p>
         </w:tc>
         <w:tc>
@@ -14908,16 +14918,26 @@
                 <w:szCs w:val="28"/>
                 <w:lang w:val="en-US"/>
               </w:rPr>
-              <w:t>-Fa0/</w:t>
-            </w:r>
+              <w:t>-Fa0</w:t>
+            </w:r>
+            <w:proofErr w:type="gramStart"/>
             <w:r>
               <w:rPr>
                 <w:rFonts w:cs="Times New Roman"/>
                 <w:szCs w:val="28"/>
                 <w:lang w:val="en-US"/>
               </w:rPr>
+              <w:t>/</w:t>
+            </w:r>
+            <w:r>
+              <w:rPr>
+                <w:rFonts w:cs="Times New Roman"/>
+                <w:szCs w:val="28"/>
+                <w:lang w:val="en-US"/>
+              </w:rPr>
               <w:t>(</w:t>
             </w:r>
+            <w:proofErr w:type="gramEnd"/>
             <w:r>
               <w:rPr>
                 <w:rFonts w:cs="Times New Roman"/>
@@ -15091,16 +15111,26 @@
                 <w:szCs w:val="28"/>
                 <w:lang w:val="en-US"/>
               </w:rPr>
-              <w:t>Sw1-Fa0/</w:t>
-            </w:r>
+              <w:t>Sw1-Fa0</w:t>
+            </w:r>
+            <w:proofErr w:type="gramStart"/>
             <w:r>
               <w:rPr>
                 <w:rFonts w:cs="Times New Roman"/>
                 <w:szCs w:val="28"/>
                 <w:lang w:val="en-US"/>
               </w:rPr>
+              <w:t>/</w:t>
+            </w:r>
+            <w:r>
+              <w:rPr>
+                <w:rFonts w:cs="Times New Roman"/>
+                <w:szCs w:val="28"/>
+                <w:lang w:val="en-US"/>
+              </w:rPr>
               <w:t>(</w:t>
             </w:r>
+            <w:proofErr w:type="gramEnd"/>
             <w:r>
               <w:rPr>
                 <w:rFonts w:cs="Times New Roman"/>
@@ -15265,16 +15295,26 @@
                 <w:szCs w:val="28"/>
                 <w:lang w:val="en-US"/>
               </w:rPr>
-              <w:t>Sw1-Fa0/</w:t>
-            </w:r>
+              <w:t>Sw1-Fa0</w:t>
+            </w:r>
+            <w:proofErr w:type="gramStart"/>
             <w:r>
               <w:rPr>
                 <w:rFonts w:cs="Times New Roman"/>
                 <w:szCs w:val="28"/>
                 <w:lang w:val="en-US"/>
               </w:rPr>
+              <w:t>/</w:t>
+            </w:r>
+            <w:r>
+              <w:rPr>
+                <w:rFonts w:cs="Times New Roman"/>
+                <w:szCs w:val="28"/>
+                <w:lang w:val="en-US"/>
+              </w:rPr>
               <w:t>(</w:t>
             </w:r>
+            <w:proofErr w:type="gramEnd"/>
             <w:r>
               <w:rPr>
                 <w:rFonts w:cs="Times New Roman"/>
@@ -15488,16 +15528,26 @@
                 <w:szCs w:val="28"/>
                 <w:lang w:val="en-US"/>
               </w:rPr>
-              <w:t>Sw1-Fa0/</w:t>
-            </w:r>
+              <w:t>Sw1-Fa0</w:t>
+            </w:r>
+            <w:proofErr w:type="gramStart"/>
             <w:r>
               <w:rPr>
                 <w:rFonts w:cs="Times New Roman"/>
                 <w:szCs w:val="28"/>
                 <w:lang w:val="en-US"/>
               </w:rPr>
+              <w:t>/</w:t>
+            </w:r>
+            <w:r>
+              <w:rPr>
+                <w:rFonts w:cs="Times New Roman"/>
+                <w:szCs w:val="28"/>
+                <w:lang w:val="en-US"/>
+              </w:rPr>
               <w:t>(</w:t>
             </w:r>
+            <w:proofErr w:type="gramEnd"/>
             <w:r>
               <w:rPr>
                 <w:rFonts w:cs="Times New Roman"/>
@@ -15711,16 +15761,26 @@
                 <w:szCs w:val="28"/>
                 <w:lang w:val="en-US"/>
               </w:rPr>
-              <w:t>Sw1-Fa0/</w:t>
-            </w:r>
+              <w:t>Sw1-Fa0</w:t>
+            </w:r>
+            <w:proofErr w:type="gramStart"/>
             <w:r>
               <w:rPr>
                 <w:rFonts w:cs="Times New Roman"/>
                 <w:szCs w:val="28"/>
                 <w:lang w:val="en-US"/>
               </w:rPr>
+              <w:t>/</w:t>
+            </w:r>
+            <w:r>
+              <w:rPr>
+                <w:rFonts w:cs="Times New Roman"/>
+                <w:szCs w:val="28"/>
+                <w:lang w:val="en-US"/>
+              </w:rPr>
               <w:t>(</w:t>
             </w:r>
+            <w:proofErr w:type="gramEnd"/>
             <w:r>
               <w:rPr>
                 <w:rFonts w:cs="Times New Roman"/>
@@ -15951,16 +16011,26 @@
                 <w:szCs w:val="28"/>
                 <w:lang w:val="en-US"/>
               </w:rPr>
-              <w:t>-Fa0/</w:t>
-            </w:r>
+              <w:t>-Fa0</w:t>
+            </w:r>
+            <w:proofErr w:type="gramStart"/>
             <w:r>
               <w:rPr>
                 <w:rFonts w:cs="Times New Roman"/>
                 <w:szCs w:val="28"/>
                 <w:lang w:val="en-US"/>
               </w:rPr>
+              <w:t>/</w:t>
+            </w:r>
+            <w:r>
+              <w:rPr>
+                <w:rFonts w:cs="Times New Roman"/>
+                <w:szCs w:val="28"/>
+                <w:lang w:val="en-US"/>
+              </w:rPr>
               <w:t>(</w:t>
             </w:r>
+            <w:proofErr w:type="gramEnd"/>
             <w:r>
               <w:rPr>
                 <w:rFonts w:cs="Times New Roman"/>
@@ -16168,15 +16238,33 @@
                 <w:szCs w:val="28"/>
                 <w:lang w:val="en-US"/>
               </w:rPr>
-              <w:t>-Fa0/</w:t>
-            </w:r>
+              <w:t>-Fa0</w:t>
+            </w:r>
+            <w:proofErr w:type="gramStart"/>
             <w:r>
               <w:rPr>
                 <w:rFonts w:cs="Times New Roman"/>
                 <w:szCs w:val="28"/>
                 <w:lang w:val="en-US"/>
               </w:rPr>
-              <w:t>(7-11)</w:t>
+              <w:t>/</w:t>
+            </w:r>
+            <w:r>
+              <w:rPr>
+                <w:rFonts w:cs="Times New Roman"/>
+                <w:szCs w:val="28"/>
+                <w:lang w:val="en-US"/>
+              </w:rPr>
+              <w:t>(</w:t>
+            </w:r>
+            <w:proofErr w:type="gramEnd"/>
+            <w:r>
+              <w:rPr>
+                <w:rFonts w:cs="Times New Roman"/>
+                <w:szCs w:val="28"/>
+                <w:lang w:val="en-US"/>
+              </w:rPr>
+              <w:t>7-11)</w:t>
             </w:r>
           </w:p>
         </w:tc>
@@ -16378,15 +16466,33 @@
                 <w:szCs w:val="28"/>
                 <w:lang w:val="en-US"/>
               </w:rPr>
-              <w:t>-Fa0/</w:t>
-            </w:r>
+              <w:t>-Fa0</w:t>
+            </w:r>
+            <w:proofErr w:type="gramStart"/>
             <w:r>
               <w:rPr>
                 <w:rFonts w:cs="Times New Roman"/>
                 <w:szCs w:val="28"/>
                 <w:lang w:val="en-US"/>
               </w:rPr>
-              <w:t>(1</w:t>
+              <w:t>/</w:t>
+            </w:r>
+            <w:r>
+              <w:rPr>
+                <w:rFonts w:cs="Times New Roman"/>
+                <w:szCs w:val="28"/>
+                <w:lang w:val="en-US"/>
+              </w:rPr>
+              <w:t>(</w:t>
+            </w:r>
+            <w:proofErr w:type="gramEnd"/>
+            <w:r>
+              <w:rPr>
+                <w:rFonts w:cs="Times New Roman"/>
+                <w:szCs w:val="28"/>
+                <w:lang w:val="en-US"/>
+              </w:rPr>
+              <w:t>1</w:t>
             </w:r>
             <w:r>
               <w:rPr>
@@ -16596,15 +16702,33 @@
                 <w:szCs w:val="28"/>
                 <w:lang w:val="en-US"/>
               </w:rPr>
-              <w:t>-Fa0/</w:t>
-            </w:r>
+              <w:t>-Fa0</w:t>
+            </w:r>
+            <w:proofErr w:type="gramStart"/>
             <w:r>
               <w:rPr>
                 <w:rFonts w:cs="Times New Roman"/>
                 <w:szCs w:val="28"/>
                 <w:lang w:val="en-US"/>
               </w:rPr>
-              <w:t>(17-21)</w:t>
+              <w:t>/</w:t>
+            </w:r>
+            <w:r>
+              <w:rPr>
+                <w:rFonts w:cs="Times New Roman"/>
+                <w:szCs w:val="28"/>
+                <w:lang w:val="en-US"/>
+              </w:rPr>
+              <w:t>(</w:t>
+            </w:r>
+            <w:proofErr w:type="gramEnd"/>
+            <w:r>
+              <w:rPr>
+                <w:rFonts w:cs="Times New Roman"/>
+                <w:szCs w:val="28"/>
+                <w:lang w:val="en-US"/>
+              </w:rPr>
+              <w:t>17-21)</w:t>
             </w:r>
           </w:p>
         </w:tc>
@@ -16798,16 +16922,26 @@
                 <w:szCs w:val="28"/>
                 <w:lang w:val="en-US"/>
               </w:rPr>
-              <w:t>-Fa0/</w:t>
-            </w:r>
+              <w:t>-Fa0</w:t>
+            </w:r>
+            <w:proofErr w:type="gramStart"/>
             <w:r>
               <w:rPr>
                 <w:rFonts w:cs="Times New Roman"/>
                 <w:szCs w:val="28"/>
                 <w:lang w:val="en-US"/>
               </w:rPr>
+              <w:t>/</w:t>
+            </w:r>
+            <w:r>
+              <w:rPr>
+                <w:rFonts w:cs="Times New Roman"/>
+                <w:szCs w:val="28"/>
+                <w:lang w:val="en-US"/>
+              </w:rPr>
               <w:t>(</w:t>
             </w:r>
+            <w:proofErr w:type="gramEnd"/>
             <w:r>
               <w:rPr>
                 <w:rFonts w:cs="Times New Roman"/>
@@ -17016,15 +17150,33 @@
                 <w:szCs w:val="28"/>
                 <w:lang w:val="en-US"/>
               </w:rPr>
-              <w:t>-Fa0/</w:t>
-            </w:r>
+              <w:t>-Fa0</w:t>
+            </w:r>
+            <w:proofErr w:type="gramStart"/>
             <w:r>
               <w:rPr>
                 <w:rFonts w:cs="Times New Roman"/>
                 <w:szCs w:val="28"/>
                 <w:lang w:val="en-US"/>
               </w:rPr>
-              <w:t>(7-11)</w:t>
+              <w:t>/</w:t>
+            </w:r>
+            <w:r>
+              <w:rPr>
+                <w:rFonts w:cs="Times New Roman"/>
+                <w:szCs w:val="28"/>
+                <w:lang w:val="en-US"/>
+              </w:rPr>
+              <w:t>(</w:t>
+            </w:r>
+            <w:proofErr w:type="gramEnd"/>
+            <w:r>
+              <w:rPr>
+                <w:rFonts w:cs="Times New Roman"/>
+                <w:szCs w:val="28"/>
+                <w:lang w:val="en-US"/>
+              </w:rPr>
+              <w:t>7-11)</w:t>
             </w:r>
           </w:p>
         </w:tc>
@@ -17230,15 +17382,33 @@
                 <w:szCs w:val="28"/>
                 <w:lang w:val="en-US"/>
               </w:rPr>
-              <w:t>-Fa0/</w:t>
-            </w:r>
+              <w:t>-Fa0</w:t>
+            </w:r>
+            <w:proofErr w:type="gramStart"/>
             <w:r>
               <w:rPr>
                 <w:rFonts w:cs="Times New Roman"/>
                 <w:szCs w:val="28"/>
                 <w:lang w:val="en-US"/>
               </w:rPr>
-              <w:t>(12-18)</w:t>
+              <w:t>/</w:t>
+            </w:r>
+            <w:r>
+              <w:rPr>
+                <w:rFonts w:cs="Times New Roman"/>
+                <w:szCs w:val="28"/>
+                <w:lang w:val="en-US"/>
+              </w:rPr>
+              <w:t>(</w:t>
+            </w:r>
+            <w:proofErr w:type="gramEnd"/>
+            <w:r>
+              <w:rPr>
+                <w:rFonts w:cs="Times New Roman"/>
+                <w:szCs w:val="28"/>
+                <w:lang w:val="en-US"/>
+              </w:rPr>
+              <w:t>12-18)</w:t>
             </w:r>
           </w:p>
         </w:tc>
@@ -17430,15 +17600,33 @@
                 <w:szCs w:val="28"/>
                 <w:lang w:val="en-US"/>
               </w:rPr>
-              <w:t>-Fa0/</w:t>
-            </w:r>
+              <w:t>-Fa0</w:t>
+            </w:r>
+            <w:proofErr w:type="gramStart"/>
             <w:r>
               <w:rPr>
                 <w:rFonts w:cs="Times New Roman"/>
                 <w:szCs w:val="28"/>
                 <w:lang w:val="en-US"/>
               </w:rPr>
-              <w:t>(2-8)</w:t>
+              <w:t>/</w:t>
+            </w:r>
+            <w:r>
+              <w:rPr>
+                <w:rFonts w:cs="Times New Roman"/>
+                <w:szCs w:val="28"/>
+                <w:lang w:val="en-US"/>
+              </w:rPr>
+              <w:t>(</w:t>
+            </w:r>
+            <w:proofErr w:type="gramEnd"/>
+            <w:r>
+              <w:rPr>
+                <w:rFonts w:cs="Times New Roman"/>
+                <w:szCs w:val="28"/>
+                <w:lang w:val="en-US"/>
+              </w:rPr>
+              <w:t>2-8)</w:t>
             </w:r>
           </w:p>
         </w:tc>
@@ -17637,15 +17825,33 @@
                 <w:szCs w:val="28"/>
                 <w:lang w:val="en-US"/>
               </w:rPr>
-              <w:t>-Fa0/</w:t>
-            </w:r>
+              <w:t>-Fa0</w:t>
+            </w:r>
+            <w:proofErr w:type="gramStart"/>
             <w:r>
               <w:rPr>
                 <w:rFonts w:cs="Times New Roman"/>
                 <w:szCs w:val="28"/>
                 <w:lang w:val="en-US"/>
               </w:rPr>
-              <w:t>(9-15)</w:t>
+              <w:t>/</w:t>
+            </w:r>
+            <w:r>
+              <w:rPr>
+                <w:rFonts w:cs="Times New Roman"/>
+                <w:szCs w:val="28"/>
+                <w:lang w:val="en-US"/>
+              </w:rPr>
+              <w:t>(</w:t>
+            </w:r>
+            <w:proofErr w:type="gramEnd"/>
+            <w:r>
+              <w:rPr>
+                <w:rFonts w:cs="Times New Roman"/>
+                <w:szCs w:val="28"/>
+                <w:lang w:val="en-US"/>
+              </w:rPr>
+              <w:t>9-15)</w:t>
             </w:r>
           </w:p>
         </w:tc>
@@ -17844,15 +18050,33 @@
                 <w:szCs w:val="28"/>
                 <w:lang w:val="en-US"/>
               </w:rPr>
-              <w:t>-Fa0/</w:t>
-            </w:r>
+              <w:t>-Fa0</w:t>
+            </w:r>
+            <w:proofErr w:type="gramStart"/>
             <w:r>
               <w:rPr>
                 <w:rFonts w:cs="Times New Roman"/>
                 <w:szCs w:val="28"/>
                 <w:lang w:val="en-US"/>
               </w:rPr>
-              <w:t>(16-22)</w:t>
+              <w:t>/</w:t>
+            </w:r>
+            <w:r>
+              <w:rPr>
+                <w:rFonts w:cs="Times New Roman"/>
+                <w:szCs w:val="28"/>
+                <w:lang w:val="en-US"/>
+              </w:rPr>
+              <w:t>(</w:t>
+            </w:r>
+            <w:proofErr w:type="gramEnd"/>
+            <w:r>
+              <w:rPr>
+                <w:rFonts w:cs="Times New Roman"/>
+                <w:szCs w:val="28"/>
+                <w:lang w:val="en-US"/>
+              </w:rPr>
+              <w:t>16-22)</w:t>
             </w:r>
           </w:p>
         </w:tc>
@@ -25828,6 +26052,7 @@
           <w:bCs/>
         </w:rPr>
       </w:pPr>
+      <w:proofErr w:type="gramStart"/>
       <w:r>
         <w:rPr>
           <w:b/>
@@ -25840,7 +26065,15 @@
           <w:b/>
           <w:bCs/>
         </w:rPr>
-        <w:t xml:space="preserve">-- </w:t>
+        <w:t>--</w:t>
+      </w:r>
+      <w:proofErr w:type="gramEnd"/>
+      <w:r>
+        <w:rPr>
+          <w:b/>
+          <w:bCs/>
+        </w:rPr>
+        <w:t xml:space="preserve"> </w:t>
       </w:r>
       <w:r>
         <w:rPr>
@@ -25914,12 +26147,21 @@
           <w:bCs/>
         </w:rPr>
       </w:pPr>
+      <w:proofErr w:type="gramStart"/>
       <w:r>
         <w:rPr>
           <w:b/>
           <w:bCs/>
         </w:rPr>
-        <w:t xml:space="preserve">!-- </w:t>
+        <w:t>!--</w:t>
+      </w:r>
+      <w:proofErr w:type="gramEnd"/>
+      <w:r>
+        <w:rPr>
+          <w:b/>
+          <w:bCs/>
+        </w:rPr>
+        <w:t xml:space="preserve"> </w:t>
       </w:r>
       <w:r>
         <w:rPr>
@@ -25960,12 +26202,17 @@
         <w:t>SwitchSW3(config-</w:t>
       </w:r>
       <w:proofErr w:type="spellStart"/>
+      <w:proofErr w:type="gramStart"/>
       <w:r>
         <w:t>vlan</w:t>
       </w:r>
       <w:proofErr w:type="spellEnd"/>
       <w:r>
-        <w:t xml:space="preserve">)# name </w:t>
+        <w:t>)#</w:t>
+      </w:r>
+      <w:proofErr w:type="gramEnd"/>
+      <w:r>
+        <w:t xml:space="preserve"> name </w:t>
       </w:r>
       <w:proofErr w:type="spellStart"/>
       <w:r>
@@ -25987,12 +26234,17 @@
         <w:t>SwitchSW3(config-</w:t>
       </w:r>
       <w:proofErr w:type="spellStart"/>
+      <w:proofErr w:type="gramStart"/>
       <w:r>
         <w:t>vlan</w:t>
       </w:r>
       <w:proofErr w:type="spellEnd"/>
       <w:r>
-        <w:t>)#vlan 20</w:t>
+        <w:t>)#</w:t>
+      </w:r>
+      <w:proofErr w:type="gramEnd"/>
+      <w:r>
+        <w:t>vlan 20</w:t>
       </w:r>
     </w:p>
     <w:p>
@@ -26003,12 +26255,17 @@
         <w:t>SwitchSW3(config-</w:t>
       </w:r>
       <w:proofErr w:type="spellStart"/>
+      <w:proofErr w:type="gramStart"/>
       <w:r>
         <w:t>vlan</w:t>
       </w:r>
       <w:proofErr w:type="spellEnd"/>
       <w:r>
-        <w:t>)# name Management</w:t>
+        <w:t>)#</w:t>
+      </w:r>
+      <w:proofErr w:type="gramEnd"/>
+      <w:r>
+        <w:t xml:space="preserve"> name Management</w:t>
       </w:r>
     </w:p>
     <w:p>
@@ -26024,12 +26281,17 @@
         <w:t>SwitchSW3(config-</w:t>
       </w:r>
       <w:proofErr w:type="spellStart"/>
+      <w:proofErr w:type="gramStart"/>
       <w:r>
         <w:t>vlan</w:t>
       </w:r>
       <w:proofErr w:type="spellEnd"/>
       <w:r>
-        <w:t>)#vlan 30</w:t>
+        <w:t>)#</w:t>
+      </w:r>
+      <w:proofErr w:type="gramEnd"/>
+      <w:r>
+        <w:t>vlan 30</w:t>
       </w:r>
     </w:p>
     <w:p>
@@ -26040,12 +26302,17 @@
         <w:t>SwitchSW3(config-</w:t>
       </w:r>
       <w:proofErr w:type="spellStart"/>
+      <w:proofErr w:type="gramStart"/>
       <w:r>
         <w:t>vlan</w:t>
       </w:r>
       <w:proofErr w:type="spellEnd"/>
       <w:r>
-        <w:t>)# name Accounting</w:t>
+        <w:t>)#</w:t>
+      </w:r>
+      <w:proofErr w:type="gramEnd"/>
+      <w:r>
+        <w:t xml:space="preserve"> name Accounting</w:t>
       </w:r>
     </w:p>
     <w:p>
@@ -26061,12 +26328,17 @@
         <w:t>SwitchSW3(config-</w:t>
       </w:r>
       <w:proofErr w:type="spellStart"/>
+      <w:proofErr w:type="gramStart"/>
       <w:r>
         <w:t>vlan</w:t>
       </w:r>
       <w:proofErr w:type="spellEnd"/>
       <w:r>
-        <w:t>)#vlan 40</w:t>
+        <w:t>)#</w:t>
+      </w:r>
+      <w:proofErr w:type="gramEnd"/>
+      <w:r>
+        <w:t>vlan 40</w:t>
       </w:r>
     </w:p>
     <w:p>
@@ -26077,12 +26349,17 @@
         <w:t>SwitchSW3(config-</w:t>
       </w:r>
       <w:proofErr w:type="spellStart"/>
+      <w:proofErr w:type="gramStart"/>
       <w:r>
         <w:t>vlan</w:t>
       </w:r>
       <w:proofErr w:type="spellEnd"/>
       <w:r>
-        <w:t>)# name Users</w:t>
+        <w:t>)#</w:t>
+      </w:r>
+      <w:proofErr w:type="gramEnd"/>
+      <w:r>
+        <w:t xml:space="preserve"> name Users</w:t>
       </w:r>
     </w:p>
     <w:p>
@@ -26098,12 +26375,17 @@
         <w:t>SwitchSW3(config-</w:t>
       </w:r>
       <w:proofErr w:type="spellStart"/>
+      <w:proofErr w:type="gramStart"/>
       <w:r>
         <w:t>vlan</w:t>
       </w:r>
       <w:proofErr w:type="spellEnd"/>
       <w:r>
-        <w:t>)#vlan 50</w:t>
+        <w:t>)#</w:t>
+      </w:r>
+      <w:proofErr w:type="gramEnd"/>
+      <w:r>
+        <w:t>vlan 50</w:t>
       </w:r>
     </w:p>
     <w:p>
@@ -26114,12 +26396,17 @@
         <w:t>SwitchSW3(config-</w:t>
       </w:r>
       <w:proofErr w:type="spellStart"/>
+      <w:proofErr w:type="gramStart"/>
       <w:r>
         <w:t>vlan</w:t>
       </w:r>
       <w:proofErr w:type="spellEnd"/>
       <w:r>
-        <w:t>)# name Tech</w:t>
+        <w:t>)#</w:t>
+      </w:r>
+      <w:proofErr w:type="gramEnd"/>
+      <w:r>
+        <w:t xml:space="preserve"> name Tech</w:t>
       </w:r>
     </w:p>
     <w:p>
@@ -26135,12 +26422,17 @@
         <w:t>SwitchSW3(config-</w:t>
       </w:r>
       <w:proofErr w:type="spellStart"/>
+      <w:proofErr w:type="gramStart"/>
       <w:r>
         <w:t>vlan</w:t>
       </w:r>
       <w:proofErr w:type="spellEnd"/>
       <w:r>
-        <w:t>)#vlan 60</w:t>
+        <w:t>)#</w:t>
+      </w:r>
+      <w:proofErr w:type="gramEnd"/>
+      <w:r>
+        <w:t>vlan 60</w:t>
       </w:r>
     </w:p>
     <w:p>
@@ -26154,12 +26446,17 @@
         <w:t>SwitchSW3(config-</w:t>
       </w:r>
       <w:proofErr w:type="spellStart"/>
+      <w:proofErr w:type="gramStart"/>
       <w:r>
         <w:t>vlan</w:t>
       </w:r>
       <w:proofErr w:type="spellEnd"/>
       <w:r>
-        <w:t>)# name Servers</w:t>
+        <w:t>)#</w:t>
+      </w:r>
+      <w:proofErr w:type="gramEnd"/>
+      <w:r>
+        <w:t xml:space="preserve"> name Servers</w:t>
       </w:r>
     </w:p>
     <w:p>
@@ -26180,28 +26477,30 @@
           <w:lang w:val="ru-RU"/>
         </w:rPr>
       </w:pPr>
+      <w:proofErr w:type="gramStart"/>
       <w:r>
         <w:rPr>
           <w:b/>
           <w:bCs/>
           <w:lang w:val="ru-RU"/>
         </w:rPr>
-        <w:t xml:space="preserve">!-- </w:t>
-      </w:r>
-      <w:r>
-        <w:rPr>
-          <w:b/>
-          <w:bCs/>
-        </w:rPr>
-        <w:t>IP</w:t>
-      </w:r>
+        <w:t>!--</w:t>
+      </w:r>
+      <w:proofErr w:type="gramEnd"/>
       <w:r>
         <w:rPr>
           <w:b/>
           <w:bCs/>
           <w:lang w:val="ru-RU"/>
         </w:rPr>
-        <w:t>-</w:t>
+        <w:t xml:space="preserve"> </w:t>
+      </w:r>
+      <w:r>
+        <w:rPr>
+          <w:b/>
+          <w:bCs/>
+        </w:rPr>
+        <w:t>IP</w:t>
       </w:r>
       <w:r>
         <w:rPr>
@@ -26209,7 +26508,7 @@
           <w:bCs/>
           <w:lang w:val="ru-RU"/>
         </w:rPr>
-        <w:t>адреса</w:t>
+        <w:t>-</w:t>
       </w:r>
       <w:r>
         <w:rPr>
@@ -26217,7 +26516,7 @@
           <w:bCs/>
           <w:lang w:val="ru-RU"/>
         </w:rPr>
-        <w:t xml:space="preserve"> шлюзов</w:t>
+        <w:t>адреса</w:t>
       </w:r>
       <w:r>
         <w:rPr>
@@ -26225,7 +26524,7 @@
           <w:bCs/>
           <w:lang w:val="ru-RU"/>
         </w:rPr>
-        <w:t xml:space="preserve"> для </w:t>
+        <w:t xml:space="preserve"> шлюзов</w:t>
       </w:r>
       <w:r>
         <w:rPr>
@@ -26233,7 +26532,7 @@
           <w:bCs/>
           <w:lang w:val="ru-RU"/>
         </w:rPr>
-        <w:t>разных</w:t>
+        <w:t xml:space="preserve"> для </w:t>
       </w:r>
       <w:r>
         <w:rPr>
@@ -26241,632 +26540,450 @@
           <w:bCs/>
           <w:lang w:val="ru-RU"/>
         </w:rPr>
-        <w:t xml:space="preserve"> </w:t>
-      </w:r>
-      <w:r>
-        <w:rPr>
-          <w:b/>
-          <w:bCs/>
-        </w:rPr>
-        <w:t>VLAN</w:t>
-      </w:r>
-    </w:p>
-    <w:p>
-      <w:pPr>
-        <w:pStyle w:val="ac"/>
-      </w:pPr>
-      <w:r>
-        <w:t xml:space="preserve">SwitchSW3(config)#interface </w:t>
-      </w:r>
-      <w:proofErr w:type="spellStart"/>
-      <w:r>
-        <w:t>vlan</w:t>
-      </w:r>
-      <w:proofErr w:type="spellEnd"/>
-      <w:r>
-        <w:t xml:space="preserve"> 10</w:t>
-      </w:r>
-    </w:p>
-    <w:p>
-      <w:pPr>
-        <w:pStyle w:val="ac"/>
-      </w:pPr>
-      <w:r>
-        <w:t>SwitchSW3(config-if)#ip address 192.168.10.1 255.255.255.0</w:t>
-      </w:r>
-    </w:p>
-    <w:p>
-      <w:pPr>
-        <w:pStyle w:val="ac"/>
-      </w:pPr>
-      <w:r>
-        <w:t>SwitchSW3(config-if)#exit</w:t>
-      </w:r>
-    </w:p>
-    <w:p>
-      <w:pPr>
-        <w:pStyle w:val="ac"/>
-      </w:pPr>
-    </w:p>
-    <w:p>
-      <w:pPr>
-        <w:pStyle w:val="ac"/>
-      </w:pPr>
-      <w:r>
-        <w:t xml:space="preserve">SwitchSW3(config)#interface </w:t>
-      </w:r>
-      <w:proofErr w:type="spellStart"/>
-      <w:r>
-        <w:t>vlan</w:t>
-      </w:r>
-      <w:proofErr w:type="spellEnd"/>
-      <w:r>
-        <w:t xml:space="preserve"> 20</w:t>
-      </w:r>
-    </w:p>
-    <w:p>
-      <w:pPr>
-        <w:pStyle w:val="ac"/>
-      </w:pPr>
-      <w:r>
-        <w:t>SwitchSW3(config-if)#ip address 192.168.20.1 255.255.255.0</w:t>
-      </w:r>
-    </w:p>
-    <w:p>
-      <w:pPr>
-        <w:pStyle w:val="ac"/>
-      </w:pPr>
-      <w:r>
-        <w:t>SwitchSW3(config-if)#exit</w:t>
-      </w:r>
-    </w:p>
-    <w:p>
-      <w:pPr>
-        <w:pStyle w:val="ac"/>
-      </w:pPr>
-    </w:p>
-    <w:p>
-      <w:pPr>
-        <w:pStyle w:val="ac"/>
-      </w:pPr>
-      <w:r>
-        <w:t xml:space="preserve">SwitchSW3(config)#interface </w:t>
-      </w:r>
-      <w:proofErr w:type="spellStart"/>
-      <w:r>
-        <w:t>vlan</w:t>
-      </w:r>
-      <w:proofErr w:type="spellEnd"/>
-      <w:r>
-        <w:t xml:space="preserve"> 30</w:t>
-      </w:r>
-    </w:p>
-    <w:p>
-      <w:pPr>
-        <w:pStyle w:val="ac"/>
-      </w:pPr>
-      <w:r>
-        <w:t>SwitchSW3(config-if)#ip address 192.168.30.1 255.255.255.0</w:t>
-      </w:r>
-    </w:p>
-    <w:p>
-      <w:pPr>
-        <w:pStyle w:val="ac"/>
-      </w:pPr>
-      <w:r>
-        <w:t>SwitchSW3(config-if)#exit</w:t>
-      </w:r>
-    </w:p>
-    <w:p>
-      <w:pPr>
-        <w:pStyle w:val="ac"/>
-      </w:pPr>
-    </w:p>
-    <w:p>
-      <w:pPr>
-        <w:pStyle w:val="ac"/>
-      </w:pPr>
-      <w:r>
-        <w:t xml:space="preserve">SwitchSW3(config)#interface </w:t>
-      </w:r>
-      <w:proofErr w:type="spellStart"/>
-      <w:r>
-        <w:t>vlan</w:t>
-      </w:r>
-      <w:proofErr w:type="spellEnd"/>
-      <w:r>
-        <w:t xml:space="preserve"> 40</w:t>
-      </w:r>
-    </w:p>
-    <w:p>
-      <w:pPr>
-        <w:pStyle w:val="ac"/>
-      </w:pPr>
-      <w:r>
-        <w:t>SwitchSW3(config-if)#ip address 192.168.40.1 255.255.255.0</w:t>
-      </w:r>
-    </w:p>
-    <w:p>
-      <w:pPr>
-        <w:pStyle w:val="ac"/>
-      </w:pPr>
-      <w:r>
-        <w:t>SwitchSW3(config-if)#exit</w:t>
-      </w:r>
-    </w:p>
-    <w:p>
-      <w:pPr>
-        <w:pStyle w:val="ac"/>
-      </w:pPr>
-    </w:p>
-    <w:p>
-      <w:pPr>
-        <w:pStyle w:val="ac"/>
-      </w:pPr>
-      <w:r>
-        <w:t xml:space="preserve">SwitchSW3(config)#interface </w:t>
-      </w:r>
-      <w:proofErr w:type="spellStart"/>
-      <w:r>
-        <w:t>vlan</w:t>
-      </w:r>
-      <w:proofErr w:type="spellEnd"/>
-      <w:r>
-        <w:t xml:space="preserve"> 50</w:t>
-      </w:r>
-    </w:p>
-    <w:p>
-      <w:pPr>
-        <w:pStyle w:val="ac"/>
-      </w:pPr>
-      <w:r>
-        <w:t>SwitchSW3(config-if)#ip address 192.168.50.1 255.255.255.0</w:t>
-      </w:r>
-    </w:p>
-    <w:p>
-      <w:pPr>
-        <w:pStyle w:val="ac"/>
-      </w:pPr>
-      <w:proofErr w:type="spellStart"/>
-      <w:r>
-        <w:t>SwitchSW</w:t>
-      </w:r>
-      <w:proofErr w:type="spellEnd"/>
-      <w:r>
-        <w:rPr>
-          <w:lang w:val="ru-RU"/>
-        </w:rPr>
-        <w:t>3(</w:t>
-      </w:r>
-      <w:r>
-        <w:t>config</w:t>
-      </w:r>
-      <w:r>
-        <w:rPr>
-          <w:lang w:val="ru-RU"/>
-        </w:rPr>
-        <w:t>-</w:t>
-      </w:r>
-      <w:r>
-        <w:t>if</w:t>
-      </w:r>
-      <w:r>
-        <w:rPr>
-          <w:lang w:val="ru-RU"/>
-        </w:rPr>
-        <w:t>)#</w:t>
-      </w:r>
-      <w:r>
-        <w:t>exit</w:t>
-      </w:r>
-    </w:p>
-    <w:p>
-      <w:pPr>
-        <w:pStyle w:val="ac"/>
-      </w:pPr>
-    </w:p>
-    <w:p>
-      <w:pPr>
-        <w:pStyle w:val="ac"/>
-        <w:rPr>
-          <w:lang w:val="ru-RU"/>
-        </w:rPr>
-      </w:pPr>
-      <w:r>
-        <w:t xml:space="preserve">SwitchSW3(config)#interface </w:t>
-      </w:r>
-      <w:proofErr w:type="spellStart"/>
-      <w:r>
-        <w:t>vlan</w:t>
-      </w:r>
-      <w:proofErr w:type="spellEnd"/>
-      <w:r>
-        <w:t xml:space="preserve"> 60</w:t>
-      </w:r>
-    </w:p>
-    <w:p>
-      <w:pPr>
-        <w:pStyle w:val="ac"/>
-      </w:pPr>
-      <w:r>
-        <w:t>SwitchSW3(config-if)#ip address 192.168.60.1 255.255.255.0</w:t>
-      </w:r>
-    </w:p>
-    <w:p>
-      <w:pPr>
-        <w:pStyle w:val="ac"/>
-        <w:rPr>
-          <w:lang w:val="ru-RU"/>
-        </w:rPr>
-      </w:pPr>
-      <w:proofErr w:type="spellStart"/>
-      <w:r>
-        <w:t>SwitchSW</w:t>
-      </w:r>
-      <w:proofErr w:type="spellEnd"/>
-      <w:r>
-        <w:rPr>
-          <w:lang w:val="ru-RU"/>
-        </w:rPr>
-        <w:t>3(</w:t>
-      </w:r>
-      <w:r>
-        <w:t>config</w:t>
-      </w:r>
-      <w:r>
-        <w:rPr>
-          <w:lang w:val="ru-RU"/>
-        </w:rPr>
-        <w:t>-</w:t>
-      </w:r>
-      <w:r>
-        <w:t>if</w:t>
-      </w:r>
-      <w:r>
-        <w:rPr>
-          <w:lang w:val="ru-RU"/>
-        </w:rPr>
-        <w:t>)#</w:t>
-      </w:r>
-      <w:r>
-        <w:t>exit</w:t>
-      </w:r>
-    </w:p>
-    <w:p>
-      <w:pPr>
-        <w:pStyle w:val="ac"/>
-        <w:ind w:firstLine="0"/>
-        <w:rPr>
-          <w:lang w:val="ru-RU"/>
-        </w:rPr>
-      </w:pPr>
-    </w:p>
-    <w:p>
-      <w:pPr>
-        <w:pStyle w:val="ac"/>
+        <w:t>разных</w:t>
+      </w:r>
+      <w:r>
         <w:rPr>
           <w:b/>
           <w:bCs/>
           <w:lang w:val="ru-RU"/>
         </w:rPr>
-      </w:pPr>
-      <w:r>
+        <w:t xml:space="preserve"> </w:t>
+      </w:r>
+      <w:r>
+        <w:rPr>
+          <w:b/>
+          <w:bCs/>
+        </w:rPr>
+        <w:t>VLAN</w:t>
+      </w:r>
+    </w:p>
+    <w:p>
+      <w:pPr>
+        <w:pStyle w:val="ac"/>
+      </w:pPr>
+      <w:r>
+        <w:t xml:space="preserve">SwitchSW3(config)#interface </w:t>
+      </w:r>
+      <w:proofErr w:type="spellStart"/>
+      <w:r>
+        <w:t>vlan</w:t>
+      </w:r>
+      <w:proofErr w:type="spellEnd"/>
+      <w:r>
+        <w:t xml:space="preserve"> 10</w:t>
+      </w:r>
+    </w:p>
+    <w:p>
+      <w:pPr>
+        <w:pStyle w:val="ac"/>
+      </w:pPr>
+      <w:r>
+        <w:t>SwitchSW3(config-</w:t>
+      </w:r>
+      <w:proofErr w:type="gramStart"/>
+      <w:r>
+        <w:t>if)#</w:t>
+      </w:r>
+      <w:proofErr w:type="gramEnd"/>
+      <w:r>
+        <w:t>ip address 192.168.10.1 255.255.255.0</w:t>
+      </w:r>
+    </w:p>
+    <w:p>
+      <w:pPr>
+        <w:pStyle w:val="ac"/>
+      </w:pPr>
+      <w:r>
+        <w:t>SwitchSW3(config-</w:t>
+      </w:r>
+      <w:proofErr w:type="gramStart"/>
+      <w:r>
+        <w:t>if)#</w:t>
+      </w:r>
+      <w:proofErr w:type="gramEnd"/>
+      <w:r>
+        <w:t>exit</w:t>
+      </w:r>
+    </w:p>
+    <w:p>
+      <w:pPr>
+        <w:pStyle w:val="ac"/>
+      </w:pPr>
+    </w:p>
+    <w:p>
+      <w:pPr>
+        <w:pStyle w:val="ac"/>
+      </w:pPr>
+      <w:r>
+        <w:t xml:space="preserve">SwitchSW3(config)#interface </w:t>
+      </w:r>
+      <w:proofErr w:type="spellStart"/>
+      <w:r>
+        <w:t>vlan</w:t>
+      </w:r>
+      <w:proofErr w:type="spellEnd"/>
+      <w:r>
+        <w:t xml:space="preserve"> 20</w:t>
+      </w:r>
+    </w:p>
+    <w:p>
+      <w:pPr>
+        <w:pStyle w:val="ac"/>
+      </w:pPr>
+      <w:r>
+        <w:t>SwitchSW3(config-</w:t>
+      </w:r>
+      <w:proofErr w:type="gramStart"/>
+      <w:r>
+        <w:t>if)#</w:t>
+      </w:r>
+      <w:proofErr w:type="gramEnd"/>
+      <w:r>
+        <w:t>ip address 192.168.20.1 255.255.255.0</w:t>
+      </w:r>
+    </w:p>
+    <w:p>
+      <w:pPr>
+        <w:pStyle w:val="ac"/>
+      </w:pPr>
+      <w:r>
+        <w:t>SwitchSW3(config-</w:t>
+      </w:r>
+      <w:proofErr w:type="gramStart"/>
+      <w:r>
+        <w:t>if)#</w:t>
+      </w:r>
+      <w:proofErr w:type="gramEnd"/>
+      <w:r>
+        <w:t>exit</w:t>
+      </w:r>
+    </w:p>
+    <w:p>
+      <w:pPr>
+        <w:pStyle w:val="ac"/>
+      </w:pPr>
+    </w:p>
+    <w:p>
+      <w:pPr>
+        <w:pStyle w:val="ac"/>
+      </w:pPr>
+      <w:r>
+        <w:t xml:space="preserve">SwitchSW3(config)#interface </w:t>
+      </w:r>
+      <w:proofErr w:type="spellStart"/>
+      <w:r>
+        <w:t>vlan</w:t>
+      </w:r>
+      <w:proofErr w:type="spellEnd"/>
+      <w:r>
+        <w:t xml:space="preserve"> 30</w:t>
+      </w:r>
+    </w:p>
+    <w:p>
+      <w:pPr>
+        <w:pStyle w:val="ac"/>
+      </w:pPr>
+      <w:r>
+        <w:t>SwitchSW3(config-</w:t>
+      </w:r>
+      <w:proofErr w:type="gramStart"/>
+      <w:r>
+        <w:t>if)#</w:t>
+      </w:r>
+      <w:proofErr w:type="gramEnd"/>
+      <w:r>
+        <w:t>ip address 192.168.30.1 255.255.255.0</w:t>
+      </w:r>
+    </w:p>
+    <w:p>
+      <w:pPr>
+        <w:pStyle w:val="ac"/>
+      </w:pPr>
+      <w:r>
+        <w:t>SwitchSW3(config-</w:t>
+      </w:r>
+      <w:proofErr w:type="gramStart"/>
+      <w:r>
+        <w:t>if)#</w:t>
+      </w:r>
+      <w:proofErr w:type="gramEnd"/>
+      <w:r>
+        <w:t>exit</w:t>
+      </w:r>
+    </w:p>
+    <w:p>
+      <w:pPr>
+        <w:pStyle w:val="ac"/>
+      </w:pPr>
+    </w:p>
+    <w:p>
+      <w:pPr>
+        <w:pStyle w:val="ac"/>
+      </w:pPr>
+      <w:r>
+        <w:t xml:space="preserve">SwitchSW3(config)#interface </w:t>
+      </w:r>
+      <w:proofErr w:type="spellStart"/>
+      <w:r>
+        <w:t>vlan</w:t>
+      </w:r>
+      <w:proofErr w:type="spellEnd"/>
+      <w:r>
+        <w:t xml:space="preserve"> 40</w:t>
+      </w:r>
+    </w:p>
+    <w:p>
+      <w:pPr>
+        <w:pStyle w:val="ac"/>
+      </w:pPr>
+      <w:r>
+        <w:t>SwitchSW3(config-</w:t>
+      </w:r>
+      <w:proofErr w:type="gramStart"/>
+      <w:r>
+        <w:t>if)#</w:t>
+      </w:r>
+      <w:proofErr w:type="gramEnd"/>
+      <w:r>
+        <w:t>ip address 192.168.40.1 255.255.255.0</w:t>
+      </w:r>
+    </w:p>
+    <w:p>
+      <w:pPr>
+        <w:pStyle w:val="ac"/>
+      </w:pPr>
+      <w:r>
+        <w:t>SwitchSW3(config-</w:t>
+      </w:r>
+      <w:proofErr w:type="gramStart"/>
+      <w:r>
+        <w:t>if)#</w:t>
+      </w:r>
+      <w:proofErr w:type="gramEnd"/>
+      <w:r>
+        <w:t>exit</w:t>
+      </w:r>
+    </w:p>
+    <w:p>
+      <w:pPr>
+        <w:pStyle w:val="ac"/>
+      </w:pPr>
+    </w:p>
+    <w:p>
+      <w:pPr>
+        <w:pStyle w:val="ac"/>
+      </w:pPr>
+      <w:r>
+        <w:t xml:space="preserve">SwitchSW3(config)#interface </w:t>
+      </w:r>
+      <w:proofErr w:type="spellStart"/>
+      <w:r>
+        <w:t>vlan</w:t>
+      </w:r>
+      <w:proofErr w:type="spellEnd"/>
+      <w:r>
+        <w:t xml:space="preserve"> 50</w:t>
+      </w:r>
+    </w:p>
+    <w:p>
+      <w:pPr>
+        <w:pStyle w:val="ac"/>
+      </w:pPr>
+      <w:r>
+        <w:t>SwitchSW3(config-</w:t>
+      </w:r>
+      <w:proofErr w:type="gramStart"/>
+      <w:r>
+        <w:t>if)#</w:t>
+      </w:r>
+      <w:proofErr w:type="gramEnd"/>
+      <w:r>
+        <w:t>ip address 192.168.50.1 255.255.255.0</w:t>
+      </w:r>
+    </w:p>
+    <w:p>
+      <w:pPr>
+        <w:pStyle w:val="ac"/>
+      </w:pPr>
+      <w:proofErr w:type="spellStart"/>
+      <w:r>
+        <w:t>SwitchSW</w:t>
+      </w:r>
+      <w:proofErr w:type="spellEnd"/>
+      <w:r>
+        <w:rPr>
+          <w:lang w:val="ru-RU"/>
+        </w:rPr>
+        <w:t>3(</w:t>
+      </w:r>
+      <w:r>
+        <w:t>config</w:t>
+      </w:r>
+      <w:r>
+        <w:rPr>
+          <w:lang w:val="ru-RU"/>
+        </w:rPr>
+        <w:t>-</w:t>
+      </w:r>
+      <w:proofErr w:type="gramStart"/>
+      <w:r>
+        <w:t>if</w:t>
+      </w:r>
+      <w:r>
+        <w:rPr>
+          <w:lang w:val="ru-RU"/>
+        </w:rPr>
+        <w:t>)#</w:t>
+      </w:r>
+      <w:proofErr w:type="gramEnd"/>
+      <w:r>
+        <w:t>exit</w:t>
+      </w:r>
+    </w:p>
+    <w:p>
+      <w:pPr>
+        <w:pStyle w:val="ac"/>
+      </w:pPr>
+    </w:p>
+    <w:p>
+      <w:pPr>
+        <w:pStyle w:val="ac"/>
+        <w:rPr>
+          <w:lang w:val="ru-RU"/>
+        </w:rPr>
+      </w:pPr>
+      <w:r>
+        <w:t xml:space="preserve">SwitchSW3(config)#interface </w:t>
+      </w:r>
+      <w:proofErr w:type="spellStart"/>
+      <w:r>
+        <w:t>vlan</w:t>
+      </w:r>
+      <w:proofErr w:type="spellEnd"/>
+      <w:r>
+        <w:t xml:space="preserve"> 60</w:t>
+      </w:r>
+    </w:p>
+    <w:p>
+      <w:pPr>
+        <w:pStyle w:val="ac"/>
+      </w:pPr>
+      <w:r>
+        <w:t>SwitchSW3(config-</w:t>
+      </w:r>
+      <w:proofErr w:type="gramStart"/>
+      <w:r>
+        <w:t>if)#</w:t>
+      </w:r>
+      <w:proofErr w:type="gramEnd"/>
+      <w:r>
+        <w:t>ip address 192.168.60.1 255.255.255.0</w:t>
+      </w:r>
+    </w:p>
+    <w:p>
+      <w:pPr>
+        <w:pStyle w:val="ac"/>
+        <w:rPr>
+          <w:lang w:val="ru-RU"/>
+        </w:rPr>
+      </w:pPr>
+      <w:proofErr w:type="spellStart"/>
+      <w:r>
+        <w:t>SwitchSW</w:t>
+      </w:r>
+      <w:proofErr w:type="spellEnd"/>
+      <w:r>
+        <w:rPr>
+          <w:lang w:val="ru-RU"/>
+        </w:rPr>
+        <w:t>3(</w:t>
+      </w:r>
+      <w:r>
+        <w:t>config</w:t>
+      </w:r>
+      <w:r>
+        <w:rPr>
+          <w:lang w:val="ru-RU"/>
+        </w:rPr>
+        <w:t>-</w:t>
+      </w:r>
+      <w:proofErr w:type="gramStart"/>
+      <w:r>
+        <w:t>if</w:t>
+      </w:r>
+      <w:r>
+        <w:rPr>
+          <w:lang w:val="ru-RU"/>
+        </w:rPr>
+        <w:t>)#</w:t>
+      </w:r>
+      <w:proofErr w:type="gramEnd"/>
+      <w:r>
+        <w:t>exit</w:t>
+      </w:r>
+    </w:p>
+    <w:p>
+      <w:pPr>
+        <w:pStyle w:val="ac"/>
+        <w:ind w:firstLine="0"/>
+        <w:rPr>
+          <w:lang w:val="ru-RU"/>
+        </w:rPr>
+      </w:pPr>
+    </w:p>
+    <w:p>
+      <w:pPr>
+        <w:pStyle w:val="ac"/>
         <w:rPr>
           <w:b/>
           <w:bCs/>
           <w:lang w:val="ru-RU"/>
         </w:rPr>
-        <w:t>!</w:t>
-      </w:r>
+      </w:pPr>
+      <w:proofErr w:type="gramStart"/>
       <w:r>
         <w:rPr>
           <w:b/>
           <w:bCs/>
           <w:lang w:val="ru-RU"/>
         </w:rPr>
-        <w:t xml:space="preserve">-- Перевод портов к коммутаторам (1-4) в режим </w:t>
-      </w:r>
-      <w:r>
-        <w:rPr>
-          <w:b/>
-          <w:bCs/>
-        </w:rPr>
-        <w:t>trunk</w:t>
-      </w:r>
-    </w:p>
-    <w:p>
-      <w:pPr>
-        <w:pStyle w:val="ac"/>
-        <w:rPr>
-          <w:lang w:val="ru-RU"/>
-        </w:rPr>
-      </w:pPr>
-      <w:r>
-        <w:t>SwitchSW3(config)#interface FastEthernet0/1</w:t>
-      </w:r>
-    </w:p>
-    <w:p>
-      <w:pPr>
-        <w:pStyle w:val="ac"/>
-      </w:pPr>
-      <w:r>
-        <w:t>SwitchSW3(config-if)#</w:t>
-      </w:r>
-      <w:r>
-        <w:t>switchport trunk encapsulation dot1q</w:t>
-      </w:r>
-    </w:p>
-    <w:p>
-      <w:pPr>
-        <w:pStyle w:val="ac"/>
-      </w:pPr>
-      <w:r>
-        <w:t>SwitchSW3(config-if)#switchport mode trunk</w:t>
-      </w:r>
-    </w:p>
-    <w:p>
-      <w:pPr>
-        <w:pStyle w:val="ac"/>
-      </w:pPr>
-      <w:r>
-        <w:t xml:space="preserve">SwitchSW3(config-if)#switchport trunk allowed </w:t>
-      </w:r>
-      <w:proofErr w:type="spellStart"/>
-      <w:r>
-        <w:t>vlan</w:t>
-      </w:r>
-      <w:proofErr w:type="spellEnd"/>
-      <w:r>
-        <w:t xml:space="preserve"> 10,20,30</w:t>
-      </w:r>
-    </w:p>
-    <w:p>
-      <w:pPr>
-        <w:pStyle w:val="ac"/>
-      </w:pPr>
-      <w:r>
-        <w:t>SwitchSW3(config-if)#exit</w:t>
-      </w:r>
-    </w:p>
-    <w:p>
-      <w:pPr>
-        <w:pStyle w:val="ac"/>
-      </w:pPr>
-    </w:p>
-    <w:p>
-      <w:pPr>
-        <w:pStyle w:val="ac"/>
-      </w:pPr>
-      <w:r>
-        <w:t>SwitchSW3(config)#interface FastEthernet0/2</w:t>
-      </w:r>
-    </w:p>
-    <w:p>
-      <w:pPr>
-        <w:pStyle w:val="ac"/>
-      </w:pPr>
-      <w:r>
-        <w:t>SwitchSW3(config-if)#</w:t>
-      </w:r>
-      <w:r>
-        <w:t>switchport trunk encapsulation dot1q</w:t>
-      </w:r>
-    </w:p>
-    <w:p>
-      <w:pPr>
-        <w:pStyle w:val="ac"/>
-      </w:pPr>
-      <w:r>
-        <w:t>SwitchSW3(config-if)#switchport mode trunk</w:t>
-      </w:r>
-    </w:p>
-    <w:p>
-      <w:pPr>
-        <w:pStyle w:val="ac"/>
-      </w:pPr>
-      <w:r>
-        <w:t xml:space="preserve">SwitchSW3(config-if)#switchport trunk allowed </w:t>
-      </w:r>
-      <w:proofErr w:type="spellStart"/>
-      <w:r>
-        <w:t>vlan</w:t>
-      </w:r>
-      <w:proofErr w:type="spellEnd"/>
-      <w:r>
-        <w:t xml:space="preserve"> 40</w:t>
-      </w:r>
-    </w:p>
-    <w:p>
-      <w:pPr>
-        <w:pStyle w:val="ac"/>
-      </w:pPr>
-      <w:r>
-        <w:t>SwitchSW3(config-if)#exit</w:t>
-      </w:r>
-    </w:p>
-    <w:p>
-      <w:pPr>
-        <w:pStyle w:val="ac"/>
-        <w:ind w:firstLine="0"/>
-      </w:pPr>
-    </w:p>
-    <w:p>
-      <w:pPr>
-        <w:pStyle w:val="ac"/>
-      </w:pPr>
-      <w:r>
-        <w:t>SwitchSW3(config)#interface FastEthernet0/3</w:t>
-      </w:r>
-    </w:p>
-    <w:p>
-      <w:pPr>
-        <w:pStyle w:val="ac"/>
-      </w:pPr>
-      <w:r>
-        <w:t>SwitchSW3(config-if)#</w:t>
-      </w:r>
-      <w:r>
-        <w:t>switchport trunk encapsulation dot1q</w:t>
-      </w:r>
-    </w:p>
-    <w:p>
-      <w:pPr>
-        <w:pStyle w:val="ac"/>
-      </w:pPr>
-      <w:r>
-        <w:t>SwitchSW3(config-if)#switchport mode trunk</w:t>
-      </w:r>
-    </w:p>
-    <w:p>
-      <w:pPr>
-        <w:pStyle w:val="ac"/>
-      </w:pPr>
-      <w:r>
-        <w:t xml:space="preserve">SwitchSW3(config-if)#switchport trunk allowed </w:t>
-      </w:r>
-      <w:proofErr w:type="spellStart"/>
-      <w:r>
-        <w:t>vlan</w:t>
-      </w:r>
-      <w:proofErr w:type="spellEnd"/>
-      <w:r>
-        <w:t xml:space="preserve"> 40,50</w:t>
-      </w:r>
-    </w:p>
-    <w:p>
-      <w:pPr>
-        <w:pStyle w:val="ac"/>
-      </w:pPr>
-      <w:r>
-        <w:t>SwitchSW3(config-if)#exit</w:t>
-      </w:r>
-    </w:p>
-    <w:p>
-      <w:pPr>
-        <w:pStyle w:val="ac"/>
-      </w:pPr>
-    </w:p>
-    <w:p>
-      <w:pPr>
-        <w:pStyle w:val="ac"/>
-      </w:pPr>
-      <w:r>
-        <w:t>SwitchSW3(config)#interface FastEthernet0/4</w:t>
-      </w:r>
-    </w:p>
-    <w:p>
-      <w:pPr>
-        <w:pStyle w:val="ac"/>
-      </w:pPr>
-      <w:r>
-        <w:t>SwitchSW3(config-if)#</w:t>
-      </w:r>
-      <w:r>
-        <w:t>switchport trunk encapsulation dot1q</w:t>
-      </w:r>
-    </w:p>
-    <w:p>
-      <w:pPr>
-        <w:pStyle w:val="ac"/>
-      </w:pPr>
-      <w:r>
-        <w:t>SwitchSW3(config-if)#switchport mode trunk</w:t>
-      </w:r>
-    </w:p>
-    <w:p>
-      <w:pPr>
-        <w:pStyle w:val="ac"/>
-      </w:pPr>
-      <w:r>
-        <w:t xml:space="preserve">SwitchSW3(config-if)#switchport trunk allowed </w:t>
-      </w:r>
-      <w:proofErr w:type="spellStart"/>
-      <w:r>
-        <w:t>vlan</w:t>
-      </w:r>
-      <w:proofErr w:type="spellEnd"/>
-      <w:r>
-        <w:t xml:space="preserve"> 50</w:t>
-      </w:r>
-    </w:p>
-    <w:p>
-      <w:pPr>
-        <w:pStyle w:val="ac"/>
-        <w:rPr>
-          <w:lang w:val="ru-RU"/>
-        </w:rPr>
-      </w:pPr>
-      <w:proofErr w:type="spellStart"/>
-      <w:r>
-        <w:t>SwitchSW</w:t>
-      </w:r>
-      <w:proofErr w:type="spellEnd"/>
-      <w:r>
-        <w:rPr>
-          <w:lang w:val="ru-RU"/>
-        </w:rPr>
-        <w:t>3(</w:t>
-      </w:r>
-      <w:r>
-        <w:t>config</w:t>
-      </w:r>
-      <w:r>
-        <w:rPr>
-          <w:lang w:val="ru-RU"/>
-        </w:rPr>
-        <w:t>-</w:t>
-      </w:r>
-      <w:r>
-        <w:t>if</w:t>
-      </w:r>
-      <w:r>
-        <w:rPr>
-          <w:lang w:val="ru-RU"/>
-        </w:rPr>
-        <w:t>)#</w:t>
-      </w:r>
-      <w:r>
-        <w:t>exit</w:t>
-      </w:r>
-    </w:p>
-    <w:p>
-      <w:pPr>
-        <w:pStyle w:val="ac"/>
-        <w:rPr>
-          <w:lang w:val="ru-RU"/>
-        </w:rPr>
-      </w:pPr>
-    </w:p>
-    <w:p>
-      <w:pPr>
-        <w:pStyle w:val="ac"/>
-        <w:rPr>
-          <w:lang w:val="ru-RU"/>
-        </w:rPr>
-      </w:pPr>
+        <w:t>!</w:t>
+      </w:r>
       <w:r>
         <w:rPr>
           <w:b/>
           <w:bCs/>
           <w:lang w:val="ru-RU"/>
         </w:rPr>
-        <w:t>!</w:t>
-      </w:r>
+        <w:t>--</w:t>
+      </w:r>
+      <w:proofErr w:type="gramEnd"/>
       <w:r>
         <w:rPr>
           <w:b/>
           <w:bCs/>
           <w:lang w:val="ru-RU"/>
         </w:rPr>
-        <w:t>-- Порты ко внутренним серверам (5-8) в режиме коммутации</w:t>
+        <w:t xml:space="preserve"> Перевод портов к коммутаторам (1-4) в режим </w:t>
+      </w:r>
+      <w:r>
+        <w:rPr>
+          <w:b/>
+          <w:bCs/>
+        </w:rPr>
+        <w:t>trunk</w:t>
       </w:r>
     </w:p>
     <w:p>
       <w:pPr>
         <w:pStyle w:val="ac"/>
-      </w:pPr>
-      <w:r>
-        <w:t>SwitchSW3(config)#interface FastEthernet0/5</w:t>
+        <w:rPr>
+          <w:lang w:val="ru-RU"/>
+        </w:rPr>
+      </w:pPr>
+      <w:r>
+        <w:t>SwitchSW3(config)#interface FastEthernet0/1</w:t>
       </w:r>
     </w:p>
     <w:p>
@@ -26874,7 +26991,15 @@
         <w:pStyle w:val="ac"/>
       </w:pPr>
       <w:r>
-        <w:t>SwitchSW3(config-if)#switchport mode access</w:t>
+        <w:t>SwitchSW3(config-</w:t>
+      </w:r>
+      <w:proofErr w:type="gramStart"/>
+      <w:r>
+        <w:t>if)#</w:t>
+      </w:r>
+      <w:proofErr w:type="gramEnd"/>
+      <w:r>
+        <w:t>switchport trunk encapsulation dot1q</w:t>
       </w:r>
     </w:p>
     <w:p>
@@ -26882,7 +27007,31 @@
         <w:pStyle w:val="ac"/>
       </w:pPr>
       <w:r>
-        <w:t xml:space="preserve">SwitchSW3(config-if)#switchport access </w:t>
+        <w:t>SwitchSW3(config-</w:t>
+      </w:r>
+      <w:proofErr w:type="gramStart"/>
+      <w:r>
+        <w:t>if)#</w:t>
+      </w:r>
+      <w:proofErr w:type="gramEnd"/>
+      <w:r>
+        <w:t>switchport mode trunk</w:t>
+      </w:r>
+    </w:p>
+    <w:p>
+      <w:pPr>
+        <w:pStyle w:val="ac"/>
+      </w:pPr>
+      <w:r>
+        <w:t>SwitchSW3(config-</w:t>
+      </w:r>
+      <w:proofErr w:type="gramStart"/>
+      <w:r>
+        <w:t>if)#</w:t>
+      </w:r>
+      <w:proofErr w:type="gramEnd"/>
+      <w:r>
+        <w:t xml:space="preserve">switchport trunk allowed </w:t>
       </w:r>
       <w:proofErr w:type="spellStart"/>
       <w:r>
@@ -26890,7 +27039,7 @@
       </w:r>
       <w:proofErr w:type="spellEnd"/>
       <w:r>
-        <w:t xml:space="preserve"> 60</w:t>
+        <w:t xml:space="preserve"> 10,20,30</w:t>
       </w:r>
     </w:p>
     <w:p>
@@ -26898,7 +27047,15 @@
         <w:pStyle w:val="ac"/>
       </w:pPr>
       <w:r>
-        <w:t>SwitchSW3(config-if)#exit</w:t>
+        <w:t>SwitchSW3(config-</w:t>
+      </w:r>
+      <w:proofErr w:type="gramStart"/>
+      <w:r>
+        <w:t>if)#</w:t>
+      </w:r>
+      <w:proofErr w:type="gramEnd"/>
+      <w:r>
+        <w:t>exit</w:t>
       </w:r>
     </w:p>
     <w:p>
@@ -26911,7 +27068,7 @@
         <w:pStyle w:val="ac"/>
       </w:pPr>
       <w:r>
-        <w:t>SwitchSW3(config)#interface FastEthernet0/6</w:t>
+        <w:t>SwitchSW3(config)#interface FastEthernet0/2</w:t>
       </w:r>
     </w:p>
     <w:p>
@@ -26919,7 +27076,15 @@
         <w:pStyle w:val="ac"/>
       </w:pPr>
       <w:r>
-        <w:t>SwitchSW3(config-if)#switchport mode access</w:t>
+        <w:t>SwitchSW3(config-</w:t>
+      </w:r>
+      <w:proofErr w:type="gramStart"/>
+      <w:r>
+        <w:t>if)#</w:t>
+      </w:r>
+      <w:proofErr w:type="gramEnd"/>
+      <w:r>
+        <w:t>switchport trunk encapsulation dot1q</w:t>
       </w:r>
     </w:p>
     <w:p>
@@ -26927,7 +27092,31 @@
         <w:pStyle w:val="ac"/>
       </w:pPr>
       <w:r>
-        <w:t xml:space="preserve">SwitchSW3(config-if)#switchport access </w:t>
+        <w:t>SwitchSW3(config-</w:t>
+      </w:r>
+      <w:proofErr w:type="gramStart"/>
+      <w:r>
+        <w:t>if)#</w:t>
+      </w:r>
+      <w:proofErr w:type="gramEnd"/>
+      <w:r>
+        <w:t>switchport mode trunk</w:t>
+      </w:r>
+    </w:p>
+    <w:p>
+      <w:pPr>
+        <w:pStyle w:val="ac"/>
+      </w:pPr>
+      <w:r>
+        <w:t>SwitchSW3(config-</w:t>
+      </w:r>
+      <w:proofErr w:type="gramStart"/>
+      <w:r>
+        <w:t>if)#</w:t>
+      </w:r>
+      <w:proofErr w:type="gramEnd"/>
+      <w:r>
+        <w:t xml:space="preserve">switchport trunk allowed </w:t>
       </w:r>
       <w:proofErr w:type="spellStart"/>
       <w:r>
@@ -26935,7 +27124,7 @@
       </w:r>
       <w:proofErr w:type="spellEnd"/>
       <w:r>
-        <w:t xml:space="preserve"> 60</w:t>
+        <w:t xml:space="preserve"> 40</w:t>
       </w:r>
     </w:p>
     <w:p>
@@ -26943,140 +27132,237 @@
         <w:pStyle w:val="ac"/>
       </w:pPr>
       <w:r>
-        <w:t>SwitchSW3(config-if)#exit</w:t>
-      </w:r>
-    </w:p>
-    <w:p>
-      <w:pPr>
-        <w:pStyle w:val="ac"/>
-      </w:pPr>
-    </w:p>
-    <w:p>
-      <w:pPr>
-        <w:pStyle w:val="ac"/>
-      </w:pPr>
-      <w:r>
-        <w:t>SwitchSW3(config)#interface FastEthernet0/7</w:t>
-      </w:r>
-    </w:p>
-    <w:p>
-      <w:pPr>
-        <w:pStyle w:val="ac"/>
-      </w:pPr>
-      <w:r>
-        <w:t>SwitchSW3(config-if)#switchport mode access</w:t>
-      </w:r>
-    </w:p>
-    <w:p>
-      <w:pPr>
-        <w:pStyle w:val="ac"/>
-      </w:pPr>
-      <w:r>
-        <w:t xml:space="preserve">SwitchSW3(config-if)#switchport access </w:t>
-      </w:r>
-      <w:proofErr w:type="spellStart"/>
-      <w:r>
-        <w:t>vlan</w:t>
-      </w:r>
-      <w:proofErr w:type="spellEnd"/>
-      <w:r>
-        <w:t xml:space="preserve"> 60</w:t>
-      </w:r>
-    </w:p>
-    <w:p>
-      <w:pPr>
-        <w:pStyle w:val="ac"/>
-      </w:pPr>
-      <w:r>
-        <w:t>SwitchSW3(config-if)#exit</w:t>
-      </w:r>
-    </w:p>
-    <w:p>
-      <w:pPr>
-        <w:pStyle w:val="ac"/>
-      </w:pPr>
-    </w:p>
-    <w:p>
-      <w:pPr>
-        <w:pStyle w:val="ac"/>
-      </w:pPr>
-      <w:r>
-        <w:t>SwitchSW3(config)#interface FastEthernet0/8</w:t>
-      </w:r>
-    </w:p>
-    <w:p>
-      <w:pPr>
-        <w:pStyle w:val="ac"/>
-      </w:pPr>
-      <w:r>
-        <w:t>SwitchSW3(config-if)#switchport mode access</w:t>
-      </w:r>
-    </w:p>
-    <w:p>
-      <w:pPr>
-        <w:pStyle w:val="ac"/>
-      </w:pPr>
-      <w:r>
-        <w:t xml:space="preserve">SwitchSW3(config-if)#switchport access </w:t>
-      </w:r>
-      <w:proofErr w:type="spellStart"/>
-      <w:r>
-        <w:t>vlan</w:t>
-      </w:r>
-      <w:proofErr w:type="spellEnd"/>
-      <w:r>
-        <w:t xml:space="preserve"> 60</w:t>
-      </w:r>
-    </w:p>
-    <w:p>
-      <w:pPr>
-        <w:pStyle w:val="ac"/>
-      </w:pPr>
-      <w:r>
-        <w:t>SwitchSW3(config-if)#exit</w:t>
+        <w:t>SwitchSW3(config-</w:t>
+      </w:r>
+      <w:proofErr w:type="gramStart"/>
+      <w:r>
+        <w:t>if)#</w:t>
+      </w:r>
+      <w:proofErr w:type="gramEnd"/>
+      <w:r>
+        <w:t>exit</w:t>
       </w:r>
     </w:p>
     <w:p>
       <w:pPr>
         <w:pStyle w:val="ac"/>
         <w:ind w:firstLine="0"/>
+      </w:pPr>
+    </w:p>
+    <w:p>
+      <w:pPr>
+        <w:pStyle w:val="ac"/>
+      </w:pPr>
+      <w:r>
+        <w:t>SwitchSW3(config)#interface FastEthernet0/3</w:t>
+      </w:r>
+    </w:p>
+    <w:p>
+      <w:pPr>
+        <w:pStyle w:val="ac"/>
+      </w:pPr>
+      <w:r>
+        <w:t>SwitchSW3(config-</w:t>
+      </w:r>
+      <w:proofErr w:type="gramStart"/>
+      <w:r>
+        <w:t>if)#</w:t>
+      </w:r>
+      <w:proofErr w:type="gramEnd"/>
+      <w:r>
+        <w:t>switchport trunk encapsulation dot1q</w:t>
+      </w:r>
+    </w:p>
+    <w:p>
+      <w:pPr>
+        <w:pStyle w:val="ac"/>
+      </w:pPr>
+      <w:r>
+        <w:t>SwitchSW3(config-</w:t>
+      </w:r>
+      <w:proofErr w:type="gramStart"/>
+      <w:r>
+        <w:t>if)#</w:t>
+      </w:r>
+      <w:proofErr w:type="gramEnd"/>
+      <w:r>
+        <w:t>switchport mode trunk</w:t>
+      </w:r>
+    </w:p>
+    <w:p>
+      <w:pPr>
+        <w:pStyle w:val="ac"/>
+      </w:pPr>
+      <w:r>
+        <w:t>SwitchSW3(config-</w:t>
+      </w:r>
+      <w:proofErr w:type="gramStart"/>
+      <w:r>
+        <w:t>if)#</w:t>
+      </w:r>
+      <w:proofErr w:type="gramEnd"/>
+      <w:r>
+        <w:t xml:space="preserve">switchport trunk allowed </w:t>
+      </w:r>
+      <w:proofErr w:type="spellStart"/>
+      <w:r>
+        <w:t>vlan</w:t>
+      </w:r>
+      <w:proofErr w:type="spellEnd"/>
+      <w:r>
+        <w:t xml:space="preserve"> 40,50</w:t>
+      </w:r>
+    </w:p>
+    <w:p>
+      <w:pPr>
+        <w:pStyle w:val="ac"/>
+      </w:pPr>
+      <w:r>
+        <w:t>SwitchSW3(config-</w:t>
+      </w:r>
+      <w:proofErr w:type="gramStart"/>
+      <w:r>
+        <w:t>if)#</w:t>
+      </w:r>
+      <w:proofErr w:type="gramEnd"/>
+      <w:r>
+        <w:t>exit</w:t>
+      </w:r>
+    </w:p>
+    <w:p>
+      <w:pPr>
+        <w:pStyle w:val="ac"/>
+      </w:pPr>
+    </w:p>
+    <w:p>
+      <w:pPr>
+        <w:pStyle w:val="ac"/>
+      </w:pPr>
+      <w:r>
+        <w:t>SwitchSW3(config)#interface FastEthernet0/4</w:t>
+      </w:r>
+    </w:p>
+    <w:p>
+      <w:pPr>
+        <w:pStyle w:val="ac"/>
+      </w:pPr>
+      <w:r>
+        <w:t>SwitchSW3(config-</w:t>
+      </w:r>
+      <w:proofErr w:type="gramStart"/>
+      <w:r>
+        <w:t>if)#</w:t>
+      </w:r>
+      <w:proofErr w:type="gramEnd"/>
+      <w:r>
+        <w:t>switchport trunk encapsulation dot1q</w:t>
+      </w:r>
+    </w:p>
+    <w:p>
+      <w:pPr>
+        <w:pStyle w:val="ac"/>
+      </w:pPr>
+      <w:r>
+        <w:t>SwitchSW3(config-</w:t>
+      </w:r>
+      <w:proofErr w:type="gramStart"/>
+      <w:r>
+        <w:t>if)#</w:t>
+      </w:r>
+      <w:proofErr w:type="gramEnd"/>
+      <w:r>
+        <w:t>switchport mode trunk</w:t>
+      </w:r>
+    </w:p>
+    <w:p>
+      <w:pPr>
+        <w:pStyle w:val="ac"/>
+      </w:pPr>
+      <w:r>
+        <w:t>SwitchSW3(config-</w:t>
+      </w:r>
+      <w:proofErr w:type="gramStart"/>
+      <w:r>
+        <w:t>if)#</w:t>
+      </w:r>
+      <w:proofErr w:type="gramEnd"/>
+      <w:r>
+        <w:t xml:space="preserve">switchport trunk allowed </w:t>
+      </w:r>
+      <w:proofErr w:type="spellStart"/>
+      <w:r>
+        <w:t>vlan</w:t>
+      </w:r>
+      <w:proofErr w:type="spellEnd"/>
+      <w:r>
+        <w:t xml:space="preserve"> 50</w:t>
+      </w:r>
+    </w:p>
+    <w:p>
+      <w:pPr>
+        <w:pStyle w:val="ac"/>
         <w:rPr>
           <w:lang w:val="ru-RU"/>
         </w:rPr>
       </w:pPr>
+      <w:proofErr w:type="spellStart"/>
+      <w:r>
+        <w:t>SwitchSW</w:t>
+      </w:r>
+      <w:proofErr w:type="spellEnd"/>
+      <w:r>
+        <w:rPr>
+          <w:lang w:val="ru-RU"/>
+        </w:rPr>
+        <w:t>3(</w:t>
+      </w:r>
+      <w:r>
+        <w:t>config</w:t>
+      </w:r>
+      <w:r>
+        <w:rPr>
+          <w:lang w:val="ru-RU"/>
+        </w:rPr>
+        <w:t>-</w:t>
+      </w:r>
+      <w:proofErr w:type="gramStart"/>
+      <w:r>
+        <w:t>if</w:t>
+      </w:r>
+      <w:r>
+        <w:rPr>
+          <w:lang w:val="ru-RU"/>
+        </w:rPr>
+        <w:t>)#</w:t>
+      </w:r>
+      <w:proofErr w:type="gramEnd"/>
+      <w:r>
+        <w:t>exit</w:t>
+      </w:r>
     </w:p>
     <w:p>
       <w:pPr>
         <w:pStyle w:val="ac"/>
-      </w:pPr>
-      <w:r>
-        <w:rPr>
-          <w:b/>
-          <w:bCs/>
-        </w:rPr>
-        <w:t>!</w:t>
-      </w:r>
-      <w:r>
-        <w:rPr>
-          <w:b/>
-          <w:bCs/>
-        </w:rPr>
-        <w:t xml:space="preserve">-- </w:t>
-      </w:r>
+        <w:rPr>
+          <w:lang w:val="ru-RU"/>
+        </w:rPr>
+      </w:pPr>
+    </w:p>
+    <w:p>
+      <w:pPr>
+        <w:pStyle w:val="ac"/>
+        <w:rPr>
+          <w:lang w:val="ru-RU"/>
+        </w:rPr>
+      </w:pPr>
+      <w:proofErr w:type="gramStart"/>
       <w:r>
         <w:rPr>
           <w:b/>
           <w:bCs/>
           <w:lang w:val="ru-RU"/>
         </w:rPr>
-        <w:t>Порт</w:t>
-      </w:r>
-      <w:r>
-        <w:rPr>
-          <w:b/>
-          <w:bCs/>
-        </w:rPr>
-        <w:t xml:space="preserve"> </w:t>
+        <w:t>!</w:t>
       </w:r>
       <w:r>
         <w:rPr>
@@ -27084,98 +27370,293 @@
           <w:bCs/>
           <w:lang w:val="ru-RU"/>
         </w:rPr>
-        <w:t>к</w:t>
-      </w:r>
-      <w:r>
-        <w:rPr>
-          <w:b/>
-          <w:bCs/>
-        </w:rPr>
-        <w:t xml:space="preserve"> </w:t>
-      </w:r>
+        <w:t>--</w:t>
+      </w:r>
+      <w:proofErr w:type="gramEnd"/>
       <w:r>
         <w:rPr>
           <w:b/>
           <w:bCs/>
           <w:lang w:val="ru-RU"/>
         </w:rPr>
-        <w:t>роутеру</w:t>
+        <w:t xml:space="preserve"> Порты ко внутренним серверам (5-8) в режиме коммутации</w:t>
       </w:r>
     </w:p>
     <w:p>
       <w:pPr>
         <w:pStyle w:val="ac"/>
-        <w:rPr>
-          <w:color w:val="EE0000"/>
-        </w:rPr>
-      </w:pPr>
-      <w:r>
-        <w:rPr>
-          <w:color w:val="EE0000"/>
-        </w:rPr>
-        <w:t>SwitchSW3(config)#interface GigabitEthernet0/1</w:t>
+      </w:pPr>
+      <w:r>
+        <w:t>SwitchSW3(config)#interface FastEthernet0/5</w:t>
       </w:r>
     </w:p>
     <w:p>
       <w:pPr>
         <w:pStyle w:val="ac"/>
-        <w:rPr>
-          <w:color w:val="EE0000"/>
-        </w:rPr>
-      </w:pPr>
-      <w:r>
-        <w:rPr>
-          <w:color w:val="EE0000"/>
-        </w:rPr>
-        <w:t>SwitchSW3(config-if)#no switchport</w:t>
+      </w:pPr>
+      <w:r>
+        <w:t>SwitchSW3(config-</w:t>
+      </w:r>
+      <w:proofErr w:type="gramStart"/>
+      <w:r>
+        <w:t>if)#</w:t>
+      </w:r>
+      <w:proofErr w:type="gramEnd"/>
+      <w:r>
+        <w:t>switchport mode access</w:t>
       </w:r>
     </w:p>
     <w:p>
       <w:pPr>
         <w:pStyle w:val="ac"/>
-        <w:rPr>
-          <w:color w:val="EE0000"/>
-        </w:rPr>
-      </w:pPr>
-      <w:r>
-        <w:rPr>
-          <w:color w:val="EE0000"/>
-        </w:rPr>
-        <w:t>SwitchSW3(config-if)#ip address 192.168.0.2 255.255.255.0</w:t>
+      </w:pPr>
+      <w:r>
+        <w:t>SwitchSW3(config-</w:t>
+      </w:r>
+      <w:proofErr w:type="gramStart"/>
+      <w:r>
+        <w:t>if)#</w:t>
+      </w:r>
+      <w:proofErr w:type="gramEnd"/>
+      <w:r>
+        <w:t xml:space="preserve">switchport access </w:t>
+      </w:r>
+      <w:proofErr w:type="spellStart"/>
+      <w:r>
+        <w:t>vlan</w:t>
+      </w:r>
+      <w:proofErr w:type="spellEnd"/>
+      <w:r>
+        <w:t xml:space="preserve"> 60</w:t>
       </w:r>
     </w:p>
     <w:p>
       <w:pPr>
         <w:pStyle w:val="ac"/>
-        <w:rPr>
-          <w:color w:val="EE0000"/>
-        </w:rPr>
-      </w:pPr>
-      <w:r>
-        <w:rPr>
-          <w:color w:val="EE0000"/>
-        </w:rPr>
-        <w:lastRenderedPageBreak/>
-        <w:t>SwitchSW3(config-if)#no shutdown</w:t>
+      </w:pPr>
+      <w:r>
+        <w:t>SwitchSW3(config-</w:t>
+      </w:r>
+      <w:proofErr w:type="gramStart"/>
+      <w:r>
+        <w:t>if)#</w:t>
+      </w:r>
+      <w:proofErr w:type="gramEnd"/>
+      <w:r>
+        <w:t>exit</w:t>
       </w:r>
     </w:p>
     <w:p>
       <w:pPr>
         <w:pStyle w:val="ac"/>
-        <w:rPr>
-          <w:color w:val="EE0000"/>
-        </w:rPr>
-      </w:pPr>
-      <w:r>
-        <w:rPr>
-          <w:color w:val="EE0000"/>
-        </w:rPr>
-        <w:t>SwitchSW3(config-if)#exit</w:t>
-      </w:r>
+      </w:pPr>
     </w:p>
     <w:p>
       <w:pPr>
         <w:pStyle w:val="ac"/>
+      </w:pPr>
+      <w:r>
+        <w:t>SwitchSW3(config)#interface FastEthernet0/6</w:t>
+      </w:r>
+    </w:p>
+    <w:p>
+      <w:pPr>
+        <w:pStyle w:val="ac"/>
+      </w:pPr>
+      <w:r>
+        <w:t>SwitchSW3(config-</w:t>
+      </w:r>
+      <w:proofErr w:type="gramStart"/>
+      <w:r>
+        <w:t>if)#</w:t>
+      </w:r>
+      <w:proofErr w:type="gramEnd"/>
+      <w:r>
+        <w:t>switchport mode access</w:t>
+      </w:r>
+    </w:p>
+    <w:p>
+      <w:pPr>
+        <w:pStyle w:val="ac"/>
+      </w:pPr>
+      <w:r>
+        <w:t>SwitchSW3(config-</w:t>
+      </w:r>
+      <w:proofErr w:type="gramStart"/>
+      <w:r>
+        <w:t>if)#</w:t>
+      </w:r>
+      <w:proofErr w:type="gramEnd"/>
+      <w:r>
+        <w:t xml:space="preserve">switchport access </w:t>
+      </w:r>
+      <w:proofErr w:type="spellStart"/>
+      <w:r>
+        <w:t>vlan</w:t>
+      </w:r>
+      <w:proofErr w:type="spellEnd"/>
+      <w:r>
+        <w:t xml:space="preserve"> 60</w:t>
+      </w:r>
+    </w:p>
+    <w:p>
+      <w:pPr>
+        <w:pStyle w:val="ac"/>
+      </w:pPr>
+      <w:r>
+        <w:t>SwitchSW3(config-</w:t>
+      </w:r>
+      <w:proofErr w:type="gramStart"/>
+      <w:r>
+        <w:t>if)#</w:t>
+      </w:r>
+      <w:proofErr w:type="gramEnd"/>
+      <w:r>
+        <w:t>exit</w:t>
+      </w:r>
+    </w:p>
+    <w:p>
+      <w:pPr>
+        <w:pStyle w:val="ac"/>
+      </w:pPr>
+    </w:p>
+    <w:p>
+      <w:pPr>
+        <w:pStyle w:val="ac"/>
+      </w:pPr>
+      <w:r>
+        <w:t>SwitchSW3(config)#interface FastEthernet0/7</w:t>
+      </w:r>
+    </w:p>
+    <w:p>
+      <w:pPr>
+        <w:pStyle w:val="ac"/>
+      </w:pPr>
+      <w:r>
+        <w:t>SwitchSW3(config-</w:t>
+      </w:r>
+      <w:proofErr w:type="gramStart"/>
+      <w:r>
+        <w:t>if)#</w:t>
+      </w:r>
+      <w:proofErr w:type="gramEnd"/>
+      <w:r>
+        <w:t>switchport mode access</w:t>
+      </w:r>
+    </w:p>
+    <w:p>
+      <w:pPr>
+        <w:pStyle w:val="ac"/>
+      </w:pPr>
+      <w:r>
+        <w:t>SwitchSW3(config-</w:t>
+      </w:r>
+      <w:proofErr w:type="gramStart"/>
+      <w:r>
+        <w:t>if)#</w:t>
+      </w:r>
+      <w:proofErr w:type="gramEnd"/>
+      <w:r>
+        <w:t xml:space="preserve">switchport access </w:t>
+      </w:r>
+      <w:proofErr w:type="spellStart"/>
+      <w:r>
+        <w:t>vlan</w:t>
+      </w:r>
+      <w:proofErr w:type="spellEnd"/>
+      <w:r>
+        <w:t xml:space="preserve"> 60</w:t>
+      </w:r>
+    </w:p>
+    <w:p>
+      <w:pPr>
+        <w:pStyle w:val="ac"/>
+      </w:pPr>
+      <w:r>
+        <w:t>SwitchSW3(config-</w:t>
+      </w:r>
+      <w:proofErr w:type="gramStart"/>
+      <w:r>
+        <w:t>if)#</w:t>
+      </w:r>
+      <w:proofErr w:type="gramEnd"/>
+      <w:r>
+        <w:t>exit</w:t>
+      </w:r>
+    </w:p>
+    <w:p>
+      <w:pPr>
+        <w:pStyle w:val="ac"/>
+      </w:pPr>
+    </w:p>
+    <w:p>
+      <w:pPr>
+        <w:pStyle w:val="ac"/>
+      </w:pPr>
+      <w:r>
+        <w:t>SwitchSW3(config)#interface FastEthernet0/8</w:t>
+      </w:r>
+    </w:p>
+    <w:p>
+      <w:pPr>
+        <w:pStyle w:val="ac"/>
+      </w:pPr>
+      <w:r>
+        <w:t>SwitchSW3(config-</w:t>
+      </w:r>
+      <w:proofErr w:type="gramStart"/>
+      <w:r>
+        <w:t>if)#</w:t>
+      </w:r>
+      <w:proofErr w:type="gramEnd"/>
+      <w:r>
+        <w:t>switchport mode access</w:t>
+      </w:r>
+    </w:p>
+    <w:p>
+      <w:pPr>
+        <w:pStyle w:val="ac"/>
+      </w:pPr>
+      <w:r>
+        <w:t>SwitchSW3(config-</w:t>
+      </w:r>
+      <w:proofErr w:type="gramStart"/>
+      <w:r>
+        <w:t>if)#</w:t>
+      </w:r>
+      <w:proofErr w:type="gramEnd"/>
+      <w:r>
+        <w:t xml:space="preserve">switchport access </w:t>
+      </w:r>
+      <w:proofErr w:type="spellStart"/>
+      <w:r>
+        <w:t>vlan</w:t>
+      </w:r>
+      <w:proofErr w:type="spellEnd"/>
+      <w:r>
+        <w:t xml:space="preserve"> 60</w:t>
+      </w:r>
+    </w:p>
+    <w:p>
+      <w:pPr>
+        <w:pStyle w:val="ac"/>
+      </w:pPr>
+      <w:r>
+        <w:t>SwitchSW3(config-</w:t>
+      </w:r>
+      <w:proofErr w:type="gramStart"/>
+      <w:r>
+        <w:t>if)#</w:t>
+      </w:r>
+      <w:proofErr w:type="gramEnd"/>
+      <w:r>
+        <w:t>exit</w:t>
+      </w:r>
+    </w:p>
+    <w:p>
+      <w:pPr>
+        <w:pStyle w:val="ac"/>
+        <w:ind w:firstLine="0"/>
         <w:rPr>
           <w:lang w:val="ru-RU"/>
         </w:rPr>
@@ -27184,873 +27665,670 @@
     <w:p>
       <w:pPr>
         <w:pStyle w:val="ac"/>
+      </w:pPr>
+      <w:proofErr w:type="gramStart"/>
+      <w:r>
+        <w:rPr>
+          <w:b/>
+          <w:bCs/>
+        </w:rPr>
+        <w:t>!</w:t>
+      </w:r>
+      <w:r>
+        <w:rPr>
+          <w:b/>
+          <w:bCs/>
+        </w:rPr>
+        <w:t>--</w:t>
+      </w:r>
+      <w:proofErr w:type="gramEnd"/>
+      <w:r>
+        <w:rPr>
+          <w:b/>
+          <w:bCs/>
+        </w:rPr>
+        <w:t xml:space="preserve"> </w:t>
+      </w:r>
+      <w:r>
         <w:rPr>
           <w:b/>
           <w:bCs/>
           <w:lang w:val="ru-RU"/>
         </w:rPr>
-      </w:pPr>
+        <w:t>Порт</w:t>
+      </w:r>
+      <w:r>
+        <w:rPr>
+          <w:b/>
+          <w:bCs/>
+        </w:rPr>
+        <w:t xml:space="preserve"> </w:t>
+      </w:r>
       <w:r>
         <w:rPr>
           <w:b/>
           <w:bCs/>
           <w:lang w:val="ru-RU"/>
         </w:rPr>
-        <w:t>!-- Статическая маршрутизация к DMZ (внешние сервера)</w:t>
-      </w:r>
-    </w:p>
-    <w:p>
-      <w:pPr>
-        <w:pStyle w:val="ac"/>
-        <w:rPr>
-          <w:lang w:val="ru-RU"/>
-        </w:rPr>
-      </w:pPr>
-      <w:r>
-        <w:rPr>
-          <w:lang w:val="ru-RU"/>
-        </w:rPr>
-        <w:t>SwitchSW3(</w:t>
-      </w:r>
-      <w:proofErr w:type="spellStart"/>
-      <w:r>
-        <w:rPr>
-          <w:lang w:val="ru-RU"/>
-        </w:rPr>
-        <w:t>config</w:t>
-      </w:r>
-      <w:proofErr w:type="spellEnd"/>
-      <w:r>
-        <w:rPr>
-          <w:lang w:val="ru-RU"/>
-        </w:rPr>
-        <w:t xml:space="preserve">)#ip </w:t>
-      </w:r>
-      <w:proofErr w:type="spellStart"/>
-      <w:r>
-        <w:rPr>
-          <w:lang w:val="ru-RU"/>
-        </w:rPr>
-        <w:t>route</w:t>
-      </w:r>
-      <w:proofErr w:type="spellEnd"/>
-      <w:r>
-        <w:rPr>
-          <w:lang w:val="ru-RU"/>
-        </w:rPr>
-        <w:t xml:space="preserve"> 192.168.70.0 255.255.255.0 192.168.0.1</w:t>
-      </w:r>
-    </w:p>
-    <w:p/>
-    <w:p>
-      <w:pPr>
-        <w:rPr>
-          <w:rFonts w:cs="Times New Roman"/>
-        </w:rPr>
-      </w:pPr>
-      <w:r>
-        <w:rPr>
-          <w:rFonts w:cs="Times New Roman"/>
-        </w:rPr>
-        <w:t>Далее был</w:t>
-      </w:r>
-      <w:r>
-        <w:rPr>
-          <w:rFonts w:cs="Times New Roman"/>
-        </w:rPr>
-        <w:t>и</w:t>
-      </w:r>
-      <w:r>
-        <w:rPr>
-          <w:rFonts w:cs="Times New Roman"/>
-        </w:rPr>
-        <w:t xml:space="preserve"> привед</w:t>
-      </w:r>
-      <w:r>
-        <w:rPr>
-          <w:rFonts w:cs="Times New Roman"/>
-        </w:rPr>
-        <w:t>ены</w:t>
-      </w:r>
-      <w:r>
-        <w:rPr>
-          <w:rFonts w:cs="Times New Roman"/>
-        </w:rPr>
-        <w:t xml:space="preserve"> пример</w:t>
-      </w:r>
-      <w:r>
-        <w:rPr>
-          <w:rFonts w:cs="Times New Roman"/>
-        </w:rPr>
-        <w:t>ы</w:t>
-      </w:r>
-      <w:r>
-        <w:rPr>
-          <w:rFonts w:cs="Times New Roman"/>
-        </w:rPr>
-        <w:t xml:space="preserve"> сценария конфигурации </w:t>
-      </w:r>
-      <w:r>
-        <w:rPr>
-          <w:rFonts w:cs="Times New Roman"/>
-        </w:rPr>
-        <w:t>для</w:t>
-      </w:r>
-      <w:r>
-        <w:rPr>
-          <w:rFonts w:cs="Times New Roman"/>
-        </w:rPr>
-        <w:t xml:space="preserve"> коммутатор</w:t>
-      </w:r>
-      <w:r>
-        <w:rPr>
-          <w:rFonts w:cs="Times New Roman"/>
-        </w:rPr>
-        <w:t>ов</w:t>
-      </w:r>
-      <w:r>
-        <w:rPr>
-          <w:rFonts w:cs="Times New Roman"/>
+        <w:t>к</w:t>
+      </w:r>
+      <w:r>
+        <w:rPr>
+          <w:b/>
+          <w:bCs/>
         </w:rPr>
         <w:t xml:space="preserve"> </w:t>
       </w:r>
       <w:r>
-        <w:rPr>
-          <w:rFonts w:cs="Times New Roman"/>
-        </w:rPr>
-        <w:t xml:space="preserve">уровня доступа </w:t>
-      </w:r>
-      <w:r>
-        <w:rPr>
-          <w:rFonts w:cs="Times New Roman"/>
-        </w:rPr>
-        <w:t>(</w:t>
-      </w:r>
-      <w:r>
-        <w:rPr>
-          <w:rFonts w:cs="Times New Roman"/>
-        </w:rPr>
-        <w:t>листинг</w:t>
-      </w:r>
-      <w:r>
-        <w:rPr>
-          <w:rFonts w:cs="Times New Roman"/>
-        </w:rPr>
-        <w:t>и</w:t>
-      </w:r>
-      <w:r>
-        <w:rPr>
-          <w:rFonts w:cs="Times New Roman"/>
-        </w:rPr>
-        <w:t xml:space="preserve"> 7.2</w:t>
-      </w:r>
-      <w:r>
-        <w:rPr>
-          <w:rFonts w:cs="Times New Roman"/>
-        </w:rPr>
-        <w:t>-7.5</w:t>
-      </w:r>
-      <w:r>
-        <w:rPr>
-          <w:rFonts w:cs="Times New Roman"/>
-        </w:rPr>
-        <w:t>)</w:t>
-      </w:r>
-      <w:r>
-        <w:rPr>
-          <w:rFonts w:cs="Times New Roman"/>
-        </w:rPr>
-        <w:t>. Всего</w:t>
-      </w:r>
-      <w:r>
-        <w:rPr>
-          <w:rFonts w:cs="Times New Roman"/>
-        </w:rPr>
-        <w:t xml:space="preserve"> </w:t>
-      </w:r>
-      <w:r>
-        <w:rPr>
-          <w:rFonts w:cs="Times New Roman"/>
-        </w:rPr>
-        <w:t xml:space="preserve">их </w:t>
-      </w:r>
-      <w:r>
-        <w:rPr>
-          <w:rFonts w:cs="Times New Roman"/>
-        </w:rPr>
-        <w:t>в сети</w:t>
-      </w:r>
-      <w:r>
-        <w:rPr>
-          <w:rFonts w:cs="Times New Roman"/>
-        </w:rPr>
-        <w:t xml:space="preserve"> четыре, </w:t>
-      </w:r>
-      <w:r>
-        <w:rPr>
-          <w:rFonts w:cs="Times New Roman"/>
-        </w:rPr>
-        <w:t>однако их</w:t>
-      </w:r>
-      <w:r>
-        <w:rPr>
-          <w:rFonts w:cs="Times New Roman"/>
-        </w:rPr>
-        <w:t xml:space="preserve"> функции одинаковы, </w:t>
-      </w:r>
-      <w:r>
-        <w:rPr>
-          <w:rFonts w:cs="Times New Roman"/>
-        </w:rPr>
-        <w:t xml:space="preserve">а </w:t>
-      </w:r>
-      <w:r>
-        <w:rPr>
-          <w:rFonts w:cs="Times New Roman"/>
-        </w:rPr>
-        <w:t xml:space="preserve">отличие </w:t>
-      </w:r>
-      <w:r>
-        <w:rPr>
-          <w:rFonts w:cs="Times New Roman"/>
-        </w:rPr>
-        <w:t xml:space="preserve">заключается </w:t>
-      </w:r>
-      <w:r>
-        <w:rPr>
-          <w:rFonts w:cs="Times New Roman"/>
-        </w:rPr>
-        <w:t xml:space="preserve">лишь в номерах </w:t>
-      </w:r>
-      <w:r>
-        <w:rPr>
-          <w:rFonts w:cs="Times New Roman"/>
-        </w:rPr>
-        <w:t xml:space="preserve">интерфейсов и </w:t>
-      </w:r>
-      <w:r>
-        <w:rPr>
-          <w:rFonts w:cs="Times New Roman"/>
-        </w:rPr>
-        <w:t xml:space="preserve">подключаемых </w:t>
-      </w:r>
-      <w:r>
-        <w:rPr>
-          <w:rFonts w:cs="Times New Roman"/>
-          <w:lang w:val="en-US"/>
-        </w:rPr>
-        <w:t>VLAN</w:t>
-      </w:r>
-      <w:r>
-        <w:rPr>
-          <w:rFonts w:cs="Times New Roman"/>
-        </w:rPr>
-        <w:t>.</w:t>
-      </w:r>
-    </w:p>
-    <w:p>
-      <w:pPr>
-        <w:rPr>
-          <w:rFonts w:cs="Times New Roman"/>
-        </w:rPr>
-      </w:pPr>
-    </w:p>
-    <w:p>
-      <w:pPr>
-        <w:rPr>
-          <w:rFonts w:cs="Times New Roman"/>
-        </w:rPr>
-      </w:pPr>
-      <w:r>
-        <w:rPr>
-          <w:rFonts w:cs="Times New Roman"/>
-        </w:rPr>
-        <w:t xml:space="preserve">Листинг 7.2 – Настройка коммутатора </w:t>
-      </w:r>
-      <w:r>
-        <w:rPr>
-          <w:rFonts w:cs="Times New Roman"/>
-          <w:lang w:val="en-US"/>
-        </w:rPr>
-        <w:t>S</w:t>
-      </w:r>
-      <w:r>
-        <w:rPr>
-          <w:rFonts w:cs="Times New Roman"/>
-          <w:lang w:val="en-US"/>
-        </w:rPr>
-        <w:t>witch</w:t>
-      </w:r>
-      <w:r>
-        <w:rPr>
-          <w:rFonts w:cs="Times New Roman"/>
-        </w:rPr>
-        <w:t>1</w:t>
-      </w:r>
-    </w:p>
-    <w:p>
-      <w:pPr>
-        <w:pStyle w:val="ac"/>
-        <w:rPr>
-          <w:lang w:val="ru-RU"/>
-        </w:rPr>
-      </w:pPr>
-      <w:r>
-        <w:t>Switch</w:t>
-      </w:r>
-      <w:r>
-        <w:rPr>
-          <w:lang w:val="ru-RU"/>
-        </w:rPr>
-        <w:t>1&gt;</w:t>
-      </w:r>
-      <w:r>
-        <w:t>enable</w:t>
-      </w:r>
-    </w:p>
-    <w:p>
-      <w:pPr>
-        <w:pStyle w:val="ac"/>
-      </w:pPr>
-      <w:r>
-        <w:t>Switch1#configure terminal</w:t>
-      </w:r>
-    </w:p>
-    <w:p>
-      <w:pPr>
-        <w:pStyle w:val="ac"/>
-      </w:pPr>
-      <w:r>
-        <w:t>Switch(config)#hostname Switch1</w:t>
-      </w:r>
-    </w:p>
-    <w:p>
-      <w:pPr>
-        <w:pStyle w:val="ac"/>
-      </w:pPr>
-    </w:p>
-    <w:p>
-      <w:pPr>
-        <w:pStyle w:val="ac"/>
         <w:rPr>
           <w:b/>
           <w:bCs/>
           <w:lang w:val="ru-RU"/>
         </w:rPr>
-      </w:pPr>
-      <w:r>
+        <w:t>роутеру</w:t>
+      </w:r>
+    </w:p>
+    <w:p>
+      <w:pPr>
+        <w:pStyle w:val="ac"/>
+        <w:rPr>
+          <w:color w:val="EE0000"/>
+        </w:rPr>
+      </w:pPr>
+      <w:r>
+        <w:rPr>
+          <w:color w:val="EE0000"/>
+        </w:rPr>
+        <w:t>SwitchSW3(config)#interface GigabitEthernet0/1</w:t>
+      </w:r>
+    </w:p>
+    <w:p>
+      <w:pPr>
+        <w:pStyle w:val="ac"/>
+        <w:rPr>
+          <w:color w:val="EE0000"/>
+        </w:rPr>
+      </w:pPr>
+      <w:r>
+        <w:rPr>
+          <w:color w:val="EE0000"/>
+        </w:rPr>
+        <w:t>SwitchSW3(config-</w:t>
+      </w:r>
+      <w:proofErr w:type="gramStart"/>
+      <w:r>
+        <w:rPr>
+          <w:color w:val="EE0000"/>
+        </w:rPr>
+        <w:t>if)#</w:t>
+      </w:r>
+      <w:proofErr w:type="gramEnd"/>
+      <w:r>
+        <w:rPr>
+          <w:color w:val="EE0000"/>
+        </w:rPr>
+        <w:t>no switchport</w:t>
+      </w:r>
+    </w:p>
+    <w:p>
+      <w:pPr>
+        <w:pStyle w:val="ac"/>
+        <w:rPr>
+          <w:color w:val="EE0000"/>
+        </w:rPr>
+      </w:pPr>
+      <w:r>
+        <w:rPr>
+          <w:color w:val="EE0000"/>
+        </w:rPr>
+        <w:t>SwitchSW3(config-</w:t>
+      </w:r>
+      <w:proofErr w:type="gramStart"/>
+      <w:r>
+        <w:rPr>
+          <w:color w:val="EE0000"/>
+        </w:rPr>
+        <w:t>if)#</w:t>
+      </w:r>
+      <w:proofErr w:type="gramEnd"/>
+      <w:r>
+        <w:rPr>
+          <w:color w:val="EE0000"/>
+        </w:rPr>
+        <w:t>ip address 192.168.0.2 255.255.255.0</w:t>
+      </w:r>
+    </w:p>
+    <w:p>
+      <w:pPr>
+        <w:pStyle w:val="ac"/>
+        <w:rPr>
+          <w:color w:val="EE0000"/>
+        </w:rPr>
+      </w:pPr>
+      <w:r>
+        <w:rPr>
+          <w:color w:val="EE0000"/>
+        </w:rPr>
+        <w:lastRenderedPageBreak/>
+        <w:t>SwitchSW3(config-</w:t>
+      </w:r>
+      <w:proofErr w:type="gramStart"/>
+      <w:r>
+        <w:rPr>
+          <w:color w:val="EE0000"/>
+        </w:rPr>
+        <w:t>if)#</w:t>
+      </w:r>
+      <w:proofErr w:type="gramEnd"/>
+      <w:r>
+        <w:rPr>
+          <w:color w:val="EE0000"/>
+        </w:rPr>
+        <w:t>no shutdown</w:t>
+      </w:r>
+    </w:p>
+    <w:p>
+      <w:pPr>
+        <w:pStyle w:val="ac"/>
+        <w:rPr>
+          <w:color w:val="EE0000"/>
+        </w:rPr>
+      </w:pPr>
+      <w:r>
+        <w:rPr>
+          <w:color w:val="EE0000"/>
+        </w:rPr>
+        <w:t>SwitchSW3(config-</w:t>
+      </w:r>
+      <w:proofErr w:type="gramStart"/>
+      <w:r>
+        <w:rPr>
+          <w:color w:val="EE0000"/>
+        </w:rPr>
+        <w:t>if)#</w:t>
+      </w:r>
+      <w:proofErr w:type="gramEnd"/>
+      <w:r>
+        <w:rPr>
+          <w:color w:val="EE0000"/>
+        </w:rPr>
+        <w:t>exit</w:t>
+      </w:r>
+    </w:p>
+    <w:p>
+      <w:pPr>
+        <w:pStyle w:val="ac"/>
+        <w:rPr>
+          <w:lang w:val="ru-RU"/>
+        </w:rPr>
+      </w:pPr>
+    </w:p>
+    <w:p>
+      <w:pPr>
+        <w:pStyle w:val="ac"/>
         <w:rPr>
           <w:b/>
           <w:bCs/>
           <w:lang w:val="ru-RU"/>
         </w:rPr>
-        <w:t>!-- Задание режима работы с VTP-протоколом</w:t>
-      </w:r>
-    </w:p>
-    <w:p>
-      <w:pPr>
-        <w:pStyle w:val="ac"/>
-      </w:pPr>
-      <w:r>
-        <w:t xml:space="preserve">Switch1(config)#vtp domain </w:t>
-      </w:r>
-      <w:proofErr w:type="spellStart"/>
-      <w:r>
-        <w:t>MyDomain</w:t>
-      </w:r>
-      <w:proofErr w:type="spellEnd"/>
-    </w:p>
-    <w:p>
-      <w:pPr>
-        <w:pStyle w:val="ac"/>
-      </w:pPr>
-      <w:r>
-        <w:t>Switch1(config)#vtp mode client</w:t>
-      </w:r>
-    </w:p>
-    <w:p>
-      <w:pPr>
-        <w:pStyle w:val="ac"/>
-        <w:ind w:firstLine="0"/>
-      </w:pPr>
-    </w:p>
-    <w:p>
-      <w:pPr>
-        <w:pStyle w:val="ac"/>
-        <w:rPr>
-          <w:b/>
-          <w:bCs/>
-        </w:rPr>
-      </w:pPr>
-      <w:r>
-        <w:rPr>
-          <w:b/>
-          <w:bCs/>
-        </w:rPr>
-        <w:t xml:space="preserve">!-- </w:t>
-      </w:r>
+      </w:pPr>
+      <w:proofErr w:type="gramStart"/>
       <w:r>
         <w:rPr>
           <w:b/>
           <w:bCs/>
           <w:lang w:val="ru-RU"/>
         </w:rPr>
-        <w:t>Конфигурация</w:t>
-      </w:r>
-      <w:r>
-        <w:rPr>
-          <w:b/>
-          <w:bCs/>
-        </w:rPr>
-        <w:t xml:space="preserve"> </w:t>
-      </w:r>
+        <w:t>!--</w:t>
+      </w:r>
+      <w:proofErr w:type="gramEnd"/>
       <w:r>
         <w:rPr>
           <w:b/>
           <w:bCs/>
           <w:lang w:val="ru-RU"/>
         </w:rPr>
-        <w:t>магистрального</w:t>
-      </w:r>
-      <w:r>
-        <w:rPr>
-          <w:b/>
-          <w:bCs/>
+        <w:t xml:space="preserve"> Статическая маршрутизация к DMZ (внешние сервера)</w:t>
+      </w:r>
+    </w:p>
+    <w:p>
+      <w:pPr>
+        <w:pStyle w:val="ac"/>
+        <w:rPr>
+          <w:lang w:val="ru-RU"/>
+        </w:rPr>
+      </w:pPr>
+      <w:r>
+        <w:rPr>
+          <w:lang w:val="ru-RU"/>
+        </w:rPr>
+        <w:t>SwitchSW3(</w:t>
+      </w:r>
+      <w:proofErr w:type="spellStart"/>
+      <w:r>
+        <w:rPr>
+          <w:lang w:val="ru-RU"/>
+        </w:rPr>
+        <w:t>config</w:t>
+      </w:r>
+      <w:proofErr w:type="spellEnd"/>
+      <w:r>
+        <w:rPr>
+          <w:lang w:val="ru-RU"/>
+        </w:rPr>
+        <w:t xml:space="preserve">)#ip </w:t>
+      </w:r>
+      <w:proofErr w:type="spellStart"/>
+      <w:r>
+        <w:rPr>
+          <w:lang w:val="ru-RU"/>
+        </w:rPr>
+        <w:t>route</w:t>
+      </w:r>
+      <w:proofErr w:type="spellEnd"/>
+      <w:r>
+        <w:rPr>
+          <w:lang w:val="ru-RU"/>
+        </w:rPr>
+        <w:t xml:space="preserve"> 192.168.70.0 255.255.255.0 192.168.0.1</w:t>
+      </w:r>
+    </w:p>
+    <w:p/>
+    <w:p>
+      <w:pPr>
+        <w:rPr>
+          <w:rFonts w:cs="Times New Roman"/>
+        </w:rPr>
+      </w:pPr>
+      <w:r>
+        <w:rPr>
+          <w:rFonts w:cs="Times New Roman"/>
+        </w:rPr>
+        <w:t>Далее был</w:t>
+      </w:r>
+      <w:r>
+        <w:rPr>
+          <w:rFonts w:cs="Times New Roman"/>
+        </w:rPr>
+        <w:t>и</w:t>
+      </w:r>
+      <w:r>
+        <w:rPr>
+          <w:rFonts w:cs="Times New Roman"/>
+        </w:rPr>
+        <w:t xml:space="preserve"> привед</w:t>
+      </w:r>
+      <w:r>
+        <w:rPr>
+          <w:rFonts w:cs="Times New Roman"/>
+        </w:rPr>
+        <w:t>ены</w:t>
+      </w:r>
+      <w:r>
+        <w:rPr>
+          <w:rFonts w:cs="Times New Roman"/>
+        </w:rPr>
+        <w:t xml:space="preserve"> пример</w:t>
+      </w:r>
+      <w:r>
+        <w:rPr>
+          <w:rFonts w:cs="Times New Roman"/>
+        </w:rPr>
+        <w:t>ы</w:t>
+      </w:r>
+      <w:r>
+        <w:rPr>
+          <w:rFonts w:cs="Times New Roman"/>
+        </w:rPr>
+        <w:t xml:space="preserve"> сценария конфигурации </w:t>
+      </w:r>
+      <w:r>
+        <w:rPr>
+          <w:rFonts w:cs="Times New Roman"/>
+        </w:rPr>
+        <w:t>для</w:t>
+      </w:r>
+      <w:r>
+        <w:rPr>
+          <w:rFonts w:cs="Times New Roman"/>
+        </w:rPr>
+        <w:t xml:space="preserve"> коммутатор</w:t>
+      </w:r>
+      <w:r>
+        <w:rPr>
+          <w:rFonts w:cs="Times New Roman"/>
+        </w:rPr>
+        <w:t>ов</w:t>
+      </w:r>
+      <w:r>
+        <w:rPr>
+          <w:rFonts w:cs="Times New Roman"/>
         </w:rPr>
         <w:t xml:space="preserve"> </w:t>
       </w:r>
       <w:r>
+        <w:rPr>
+          <w:rFonts w:cs="Times New Roman"/>
+        </w:rPr>
+        <w:t xml:space="preserve">уровня доступа </w:t>
+      </w:r>
+      <w:r>
+        <w:rPr>
+          <w:rFonts w:cs="Times New Roman"/>
+        </w:rPr>
+        <w:t>(</w:t>
+      </w:r>
+      <w:r>
+        <w:rPr>
+          <w:rFonts w:cs="Times New Roman"/>
+        </w:rPr>
+        <w:t>листинг</w:t>
+      </w:r>
+      <w:r>
+        <w:rPr>
+          <w:rFonts w:cs="Times New Roman"/>
+        </w:rPr>
+        <w:t>и</w:t>
+      </w:r>
+      <w:r>
+        <w:rPr>
+          <w:rFonts w:cs="Times New Roman"/>
+        </w:rPr>
+        <w:t xml:space="preserve"> 7.2</w:t>
+      </w:r>
+      <w:r>
+        <w:rPr>
+          <w:rFonts w:cs="Times New Roman"/>
+        </w:rPr>
+        <w:t>-7.5</w:t>
+      </w:r>
+      <w:r>
+        <w:rPr>
+          <w:rFonts w:cs="Times New Roman"/>
+        </w:rPr>
+        <w:t>)</w:t>
+      </w:r>
+      <w:r>
+        <w:rPr>
+          <w:rFonts w:cs="Times New Roman"/>
+        </w:rPr>
+        <w:t>. Всего</w:t>
+      </w:r>
+      <w:r>
+        <w:rPr>
+          <w:rFonts w:cs="Times New Roman"/>
+        </w:rPr>
+        <w:t xml:space="preserve"> </w:t>
+      </w:r>
+      <w:r>
+        <w:rPr>
+          <w:rFonts w:cs="Times New Roman"/>
+        </w:rPr>
+        <w:t xml:space="preserve">их </w:t>
+      </w:r>
+      <w:r>
+        <w:rPr>
+          <w:rFonts w:cs="Times New Roman"/>
+        </w:rPr>
+        <w:t>в сети</w:t>
+      </w:r>
+      <w:r>
+        <w:rPr>
+          <w:rFonts w:cs="Times New Roman"/>
+        </w:rPr>
+        <w:t xml:space="preserve"> четыре, </w:t>
+      </w:r>
+      <w:r>
+        <w:rPr>
+          <w:rFonts w:cs="Times New Roman"/>
+        </w:rPr>
+        <w:t>однако их</w:t>
+      </w:r>
+      <w:r>
+        <w:rPr>
+          <w:rFonts w:cs="Times New Roman"/>
+        </w:rPr>
+        <w:t xml:space="preserve"> функции одинаковы, </w:t>
+      </w:r>
+      <w:r>
+        <w:rPr>
+          <w:rFonts w:cs="Times New Roman"/>
+        </w:rPr>
+        <w:t xml:space="preserve">а </w:t>
+      </w:r>
+      <w:r>
+        <w:rPr>
+          <w:rFonts w:cs="Times New Roman"/>
+        </w:rPr>
+        <w:t xml:space="preserve">отличие </w:t>
+      </w:r>
+      <w:r>
+        <w:rPr>
+          <w:rFonts w:cs="Times New Roman"/>
+        </w:rPr>
+        <w:t xml:space="preserve">заключается </w:t>
+      </w:r>
+      <w:r>
+        <w:rPr>
+          <w:rFonts w:cs="Times New Roman"/>
+        </w:rPr>
+        <w:t xml:space="preserve">лишь в номерах </w:t>
+      </w:r>
+      <w:r>
+        <w:rPr>
+          <w:rFonts w:cs="Times New Roman"/>
+        </w:rPr>
+        <w:t xml:space="preserve">интерфейсов и </w:t>
+      </w:r>
+      <w:r>
+        <w:rPr>
+          <w:rFonts w:cs="Times New Roman"/>
+        </w:rPr>
+        <w:t xml:space="preserve">подключаемых </w:t>
+      </w:r>
+      <w:r>
+        <w:rPr>
+          <w:rFonts w:cs="Times New Roman"/>
+          <w:lang w:val="en-US"/>
+        </w:rPr>
+        <w:t>VLAN</w:t>
+      </w:r>
+      <w:r>
+        <w:rPr>
+          <w:rFonts w:cs="Times New Roman"/>
+        </w:rPr>
+        <w:t>.</w:t>
+      </w:r>
+    </w:p>
+    <w:p>
+      <w:pPr>
+        <w:rPr>
+          <w:rFonts w:cs="Times New Roman"/>
+        </w:rPr>
+      </w:pPr>
+    </w:p>
+    <w:p>
+      <w:pPr>
+        <w:rPr>
+          <w:rFonts w:cs="Times New Roman"/>
+        </w:rPr>
+      </w:pPr>
+      <w:r>
+        <w:rPr>
+          <w:rFonts w:cs="Times New Roman"/>
+        </w:rPr>
+        <w:t xml:space="preserve">Листинг 7.2 – Настройка коммутатора </w:t>
+      </w:r>
+      <w:r>
+        <w:rPr>
+          <w:rFonts w:cs="Times New Roman"/>
+          <w:lang w:val="en-US"/>
+        </w:rPr>
+        <w:t>S</w:t>
+      </w:r>
+      <w:r>
+        <w:rPr>
+          <w:rFonts w:cs="Times New Roman"/>
+          <w:lang w:val="en-US"/>
+        </w:rPr>
+        <w:t>witch</w:t>
+      </w:r>
+      <w:r>
+        <w:rPr>
+          <w:rFonts w:cs="Times New Roman"/>
+        </w:rPr>
+        <w:t>1</w:t>
+      </w:r>
+    </w:p>
+    <w:p>
+      <w:pPr>
+        <w:pStyle w:val="ac"/>
+        <w:rPr>
+          <w:lang w:val="ru-RU"/>
+        </w:rPr>
+      </w:pPr>
+      <w:r>
+        <w:t>Switch</w:t>
+      </w:r>
+      <w:r>
+        <w:rPr>
+          <w:lang w:val="ru-RU"/>
+        </w:rPr>
+        <w:t>1&gt;</w:t>
+      </w:r>
+      <w:r>
+        <w:t>enable</w:t>
+      </w:r>
+    </w:p>
+    <w:p>
+      <w:pPr>
+        <w:pStyle w:val="ac"/>
+      </w:pPr>
+      <w:r>
+        <w:t>Switch1#configure terminal</w:t>
+      </w:r>
+    </w:p>
+    <w:p>
+      <w:pPr>
+        <w:pStyle w:val="ac"/>
+      </w:pPr>
+      <w:r>
+        <w:t>Switch(config)#hostname Switch1</w:t>
+      </w:r>
+    </w:p>
+    <w:p>
+      <w:pPr>
+        <w:pStyle w:val="ac"/>
+      </w:pPr>
+    </w:p>
+    <w:p>
+      <w:pPr>
+        <w:pStyle w:val="ac"/>
         <w:rPr>
           <w:b/>
           <w:bCs/>
           <w:lang w:val="ru-RU"/>
         </w:rPr>
-        <w:t>интерфейса</w:t>
-      </w:r>
-    </w:p>
-    <w:p>
-      <w:pPr>
-        <w:pStyle w:val="ac"/>
-      </w:pPr>
-      <w:r>
-        <w:t>Switch1(config)#interface FastEthernet0/1</w:t>
-      </w:r>
-    </w:p>
-    <w:p>
-      <w:pPr>
-        <w:pStyle w:val="ac"/>
-      </w:pPr>
-      <w:r>
-        <w:t>Switch1(config-if)#switchport trunk encapsulation dot1q</w:t>
-      </w:r>
-    </w:p>
-    <w:p>
-      <w:pPr>
-        <w:pStyle w:val="ac"/>
-      </w:pPr>
-      <w:r>
-        <w:t>Switch1(config-if)#switchport mode trunk</w:t>
-      </w:r>
-    </w:p>
-    <w:p>
-      <w:pPr>
-        <w:pStyle w:val="ac"/>
-      </w:pPr>
-      <w:r>
-        <w:t xml:space="preserve">Switch1(config-if)#switchport trunk allowed </w:t>
-      </w:r>
-      <w:proofErr w:type="spellStart"/>
-      <w:r>
-        <w:t>vlan</w:t>
-      </w:r>
-      <w:proofErr w:type="spellEnd"/>
-      <w:r>
-        <w:t xml:space="preserve"> 10,20,30</w:t>
-      </w:r>
-    </w:p>
-    <w:p>
-      <w:pPr>
-        <w:pStyle w:val="ac"/>
-      </w:pPr>
-      <w:r>
-        <w:t>Switch1(config-if)#exit</w:t>
-      </w:r>
-    </w:p>
-    <w:p>
-      <w:pPr>
-        <w:pStyle w:val="ac"/>
-      </w:pPr>
-    </w:p>
-    <w:p>
-      <w:pPr>
-        <w:pStyle w:val="ac"/>
-        <w:rPr>
-          <w:b/>
-          <w:bCs/>
-        </w:rPr>
-      </w:pPr>
-      <w:r>
-        <w:rPr>
-          <w:b/>
-          <w:bCs/>
-        </w:rPr>
-        <w:t>!</w:t>
-      </w:r>
-      <w:r>
-        <w:rPr>
-          <w:b/>
-          <w:bCs/>
-        </w:rPr>
-        <w:t xml:space="preserve">-- </w:t>
-      </w:r>
+      </w:pPr>
+      <w:proofErr w:type="gramStart"/>
       <w:r>
         <w:rPr>
           <w:b/>
           <w:bCs/>
           <w:lang w:val="ru-RU"/>
         </w:rPr>
-        <w:t>Конфигурация</w:t>
-      </w:r>
-      <w:r>
-        <w:rPr>
-          <w:b/>
-          <w:bCs/>
-        </w:rPr>
-        <w:t xml:space="preserve"> </w:t>
-      </w:r>
+        <w:t>!--</w:t>
+      </w:r>
+      <w:proofErr w:type="gramEnd"/>
       <w:r>
         <w:rPr>
           <w:b/>
           <w:bCs/>
           <w:lang w:val="ru-RU"/>
         </w:rPr>
-        <w:t>интерфейсов</w:t>
-      </w:r>
-      <w:r>
+        <w:t xml:space="preserve"> Задание режима работы с VTP-протоколом</w:t>
+      </w:r>
+    </w:p>
+    <w:p>
+      <w:pPr>
+        <w:pStyle w:val="ac"/>
+      </w:pPr>
+      <w:r>
+        <w:t xml:space="preserve">Switch1(config)#vtp domain </w:t>
+      </w:r>
+      <w:proofErr w:type="spellStart"/>
+      <w:r>
+        <w:t>MyDomain</w:t>
+      </w:r>
+      <w:proofErr w:type="spellEnd"/>
+    </w:p>
+    <w:p>
+      <w:pPr>
+        <w:pStyle w:val="ac"/>
+      </w:pPr>
+      <w:r>
+        <w:t>Switch1(config)#vtp mode client</w:t>
+      </w:r>
+    </w:p>
+    <w:p>
+      <w:pPr>
+        <w:pStyle w:val="ac"/>
+        <w:ind w:firstLine="0"/>
+      </w:pPr>
+    </w:p>
+    <w:p>
+      <w:pPr>
+        <w:pStyle w:val="ac"/>
         <w:rPr>
           <w:b/>
           <w:bCs/>
         </w:rPr>
-        <w:t xml:space="preserve"> </w:t>
-      </w:r>
+      </w:pPr>
+      <w:proofErr w:type="gramStart"/>
       <w:r>
         <w:rPr>
           <w:b/>
           <w:bCs/>
         </w:rPr>
-        <w:t>VLAN</w:t>
-      </w:r>
-    </w:p>
-    <w:p>
-      <w:pPr>
-        <w:pStyle w:val="ac"/>
-      </w:pPr>
-      <w:r>
-        <w:t xml:space="preserve">Switch1(config)#interface range </w:t>
-      </w:r>
-      <w:proofErr w:type="spellStart"/>
-      <w:r>
-        <w:t>FastEthernet</w:t>
-      </w:r>
-      <w:proofErr w:type="spellEnd"/>
-      <w:r>
-        <w:t xml:space="preserve"> 0/2-4</w:t>
-      </w:r>
-    </w:p>
-    <w:p>
-      <w:pPr>
-        <w:pStyle w:val="ac"/>
-      </w:pPr>
-      <w:r>
-        <w:t>Switch1(config-if-range)#switchport mode access</w:t>
-      </w:r>
-    </w:p>
-    <w:p>
-      <w:pPr>
-        <w:pStyle w:val="ac"/>
-      </w:pPr>
-      <w:r>
-        <w:t xml:space="preserve">Switch1(config-if-range)#switchport access </w:t>
-      </w:r>
-      <w:proofErr w:type="spellStart"/>
-      <w:r>
-        <w:rPr>
-          <w:u w:val="single"/>
-        </w:rPr>
-        <w:t>vlan</w:t>
-      </w:r>
-      <w:proofErr w:type="spellEnd"/>
-      <w:r>
-        <w:rPr>
-          <w:u w:val="single"/>
-        </w:rPr>
-        <w:t xml:space="preserve"> 10</w:t>
-      </w:r>
-    </w:p>
-    <w:p>
-      <w:pPr>
-        <w:pStyle w:val="ac"/>
-      </w:pPr>
-      <w:r>
-        <w:t>Switch1(config-if-range)#exit</w:t>
-      </w:r>
-    </w:p>
-    <w:p>
-      <w:pPr>
-        <w:pStyle w:val="ac"/>
-      </w:pPr>
-    </w:p>
-    <w:p>
-      <w:pPr>
-        <w:pStyle w:val="ac"/>
-      </w:pPr>
-      <w:r>
-        <w:t xml:space="preserve">Switch1(config)#interface range </w:t>
-      </w:r>
-      <w:proofErr w:type="spellStart"/>
-      <w:r>
-        <w:t>FastEthernet</w:t>
-      </w:r>
-      <w:proofErr w:type="spellEnd"/>
-      <w:r>
-        <w:t xml:space="preserve"> 0/5-10</w:t>
-      </w:r>
-    </w:p>
-    <w:p>
-      <w:pPr>
-        <w:pStyle w:val="ac"/>
-      </w:pPr>
-      <w:r>
-        <w:t>Switch1(config-if-range)#switchport mode access</w:t>
-      </w:r>
-    </w:p>
-    <w:p>
-      <w:pPr>
-        <w:pStyle w:val="ac"/>
-      </w:pPr>
-      <w:r>
-        <w:t xml:space="preserve">Switch1(config-if-range)#switchport access </w:t>
-      </w:r>
-      <w:proofErr w:type="spellStart"/>
-      <w:r>
-        <w:rPr>
-          <w:u w:val="single"/>
-        </w:rPr>
-        <w:t>vlan</w:t>
-      </w:r>
-      <w:proofErr w:type="spellEnd"/>
-      <w:r>
-        <w:rPr>
-          <w:u w:val="single"/>
-        </w:rPr>
-        <w:t xml:space="preserve"> 20</w:t>
-      </w:r>
-    </w:p>
-    <w:p>
-      <w:pPr>
-        <w:pStyle w:val="ac"/>
-      </w:pPr>
-      <w:r>
-        <w:t>Switch1(config-if-range)#exit</w:t>
-      </w:r>
-    </w:p>
-    <w:p>
-      <w:pPr>
-        <w:pStyle w:val="ac"/>
-      </w:pPr>
-      <w:r>
-        <w:t>Switch1(config)#</w:t>
-      </w:r>
-    </w:p>
-    <w:p>
-      <w:pPr>
-        <w:pStyle w:val="ac"/>
-      </w:pPr>
-      <w:r>
-        <w:t xml:space="preserve">Switch1(config)#interface range </w:t>
-      </w:r>
-      <w:proofErr w:type="spellStart"/>
-      <w:r>
-        <w:t>FastEthernet</w:t>
-      </w:r>
-      <w:proofErr w:type="spellEnd"/>
-      <w:r>
-        <w:t xml:space="preserve"> 0/11-22</w:t>
-      </w:r>
-    </w:p>
-    <w:p>
-      <w:pPr>
-        <w:pStyle w:val="ac"/>
-      </w:pPr>
-      <w:r>
-        <w:t>Switch1(config-if-range)#switchport mode access</w:t>
-      </w:r>
-    </w:p>
-    <w:p>
-      <w:pPr>
-        <w:pStyle w:val="ac"/>
-      </w:pPr>
-      <w:r>
-        <w:t xml:space="preserve">Switch1(config-if-range)#switchport access </w:t>
-      </w:r>
-      <w:proofErr w:type="spellStart"/>
-      <w:r>
-        <w:rPr>
-          <w:u w:val="single"/>
-        </w:rPr>
-        <w:t>vlan</w:t>
-      </w:r>
-      <w:proofErr w:type="spellEnd"/>
-      <w:r>
-        <w:rPr>
-          <w:u w:val="single"/>
-        </w:rPr>
-        <w:t xml:space="preserve"> 30</w:t>
-      </w:r>
-    </w:p>
-    <w:p>
-      <w:pPr>
-        <w:pStyle w:val="ac"/>
-      </w:pPr>
-      <w:r>
-        <w:t>Switch1(config-if-range)#exit</w:t>
-      </w:r>
-    </w:p>
-    <w:p>
-      <w:pPr>
-        <w:ind w:firstLine="0"/>
-        <w:rPr>
-          <w:lang w:val="en-US"/>
-        </w:rPr>
-      </w:pPr>
-    </w:p>
-    <w:p>
-      <w:pPr>
-        <w:rPr>
-          <w:rFonts w:cs="Times New Roman"/>
-          <w:lang w:val="en-US"/>
-        </w:rPr>
-      </w:pPr>
-      <w:r>
-        <w:rPr>
-          <w:rFonts w:cs="Times New Roman"/>
-        </w:rPr>
-        <w:t>Листинг</w:t>
-      </w:r>
-      <w:r>
-        <w:rPr>
-          <w:rFonts w:cs="Times New Roman"/>
-          <w:lang w:val="en-US"/>
-        </w:rPr>
-        <w:t xml:space="preserve"> 7.3 – </w:t>
-      </w:r>
-      <w:r>
-        <w:rPr>
-          <w:rFonts w:cs="Times New Roman"/>
-        </w:rPr>
-        <w:t>Настройка</w:t>
-      </w:r>
-      <w:r>
-        <w:rPr>
-          <w:rFonts w:cs="Times New Roman"/>
-          <w:lang w:val="en-US"/>
+        <w:t>!--</w:t>
+      </w:r>
+      <w:proofErr w:type="gramEnd"/>
+      <w:r>
+        <w:rPr>
+          <w:b/>
+          <w:bCs/>
         </w:rPr>
         <w:t xml:space="preserve"> </w:t>
       </w:r>
       <w:r>
-        <w:rPr>
-          <w:rFonts w:cs="Times New Roman"/>
-        </w:rPr>
-        <w:t>коммутатора</w:t>
-      </w:r>
-      <w:r>
-        <w:rPr>
-          <w:rFonts w:cs="Times New Roman"/>
-          <w:lang w:val="en-US"/>
-        </w:rPr>
-        <w:t xml:space="preserve"> </w:t>
-      </w:r>
-      <w:r>
-        <w:rPr>
-          <w:rFonts w:cs="Times New Roman"/>
-          <w:lang w:val="en-US"/>
-        </w:rPr>
-        <w:t>Switch</w:t>
-      </w:r>
-      <w:r>
-        <w:rPr>
-          <w:rFonts w:cs="Times New Roman"/>
-          <w:lang w:val="en-US"/>
-        </w:rPr>
-        <w:t>2</w:t>
-      </w:r>
-    </w:p>
-    <w:p>
-      <w:pPr>
-        <w:pStyle w:val="ac"/>
-      </w:pPr>
-      <w:r>
-        <w:t>Switch2&gt;</w:t>
-      </w:r>
-      <w:proofErr w:type="spellStart"/>
-      <w:r>
-        <w:t>en</w:t>
-      </w:r>
-      <w:proofErr w:type="spellEnd"/>
-    </w:p>
-    <w:p>
-      <w:pPr>
-        <w:pStyle w:val="ac"/>
-        <w:rPr>
-          <w:lang w:val="ru-RU"/>
-        </w:rPr>
-      </w:pPr>
-      <w:r>
-        <w:t>Switch</w:t>
-      </w:r>
-      <w:r>
-        <w:rPr>
-          <w:lang w:val="ru-RU"/>
-        </w:rPr>
-        <w:t>2#</w:t>
-      </w:r>
-      <w:r>
-        <w:t>conf</w:t>
-      </w:r>
-      <w:r>
-        <w:rPr>
-          <w:lang w:val="ru-RU"/>
-        </w:rPr>
-        <w:t xml:space="preserve"> </w:t>
-      </w:r>
-      <w:r>
-        <w:t>t</w:t>
-      </w:r>
-    </w:p>
-    <w:p>
-      <w:pPr>
-        <w:pStyle w:val="ac"/>
-        <w:rPr>
-          <w:lang w:val="ru-RU"/>
-        </w:rPr>
-      </w:pPr>
-    </w:p>
-    <w:p>
-      <w:pPr>
-        <w:pStyle w:val="ac"/>
         <w:rPr>
           <w:b/>
           <w:bCs/>
           <w:lang w:val="ru-RU"/>
         </w:rPr>
-      </w:pPr>
+        <w:t>Конфигурация</w:t>
+      </w:r>
+      <w:r>
+        <w:rPr>
+          <w:b/>
+          <w:bCs/>
+        </w:rPr>
+        <w:t xml:space="preserve"> </w:t>
+      </w:r>
       <w:r>
         <w:rPr>
           <w:b/>
           <w:bCs/>
           <w:lang w:val="ru-RU"/>
         </w:rPr>
-        <w:t xml:space="preserve">!-- </w:t>
+        <w:t>магистрального</w:t>
+      </w:r>
+      <w:r>
+        <w:rPr>
+          <w:b/>
+          <w:bCs/>
+        </w:rPr>
+        <w:t xml:space="preserve"> </w:t>
       </w:r>
       <w:r>
         <w:rPr>
@@ -28058,7 +28336,7 @@
           <w:bCs/>
           <w:lang w:val="ru-RU"/>
         </w:rPr>
-        <w:t>Задание режима работы с VTP-протоколом</w:t>
+        <w:t>интерфейса</w:t>
       </w:r>
     </w:p>
     <w:p>
@@ -28066,20 +28344,79 @@
         <w:pStyle w:val="ac"/>
       </w:pPr>
       <w:r>
-        <w:t xml:space="preserve">Switch2(config)#vtp domain </w:t>
+        <w:t>Switch1(config)#interface FastEthernet0/1</w:t>
+      </w:r>
+    </w:p>
+    <w:p>
+      <w:pPr>
+        <w:pStyle w:val="ac"/>
+      </w:pPr>
+      <w:r>
+        <w:t>Switch1(config-</w:t>
+      </w:r>
+      <w:proofErr w:type="gramStart"/>
+      <w:r>
+        <w:t>if)#</w:t>
+      </w:r>
+      <w:proofErr w:type="gramEnd"/>
+      <w:r>
+        <w:t>switchport trunk encapsulation dot1q</w:t>
+      </w:r>
+    </w:p>
+    <w:p>
+      <w:pPr>
+        <w:pStyle w:val="ac"/>
+      </w:pPr>
+      <w:r>
+        <w:t>Switch1(config-</w:t>
+      </w:r>
+      <w:proofErr w:type="gramStart"/>
+      <w:r>
+        <w:t>if)#</w:t>
+      </w:r>
+      <w:proofErr w:type="gramEnd"/>
+      <w:r>
+        <w:t>switchport mode trunk</w:t>
+      </w:r>
+    </w:p>
+    <w:p>
+      <w:pPr>
+        <w:pStyle w:val="ac"/>
+      </w:pPr>
+      <w:r>
+        <w:t>Switch1(config-</w:t>
+      </w:r>
+      <w:proofErr w:type="gramStart"/>
+      <w:r>
+        <w:t>if)#</w:t>
+      </w:r>
+      <w:proofErr w:type="gramEnd"/>
+      <w:r>
+        <w:t xml:space="preserve">switchport trunk allowed </w:t>
       </w:r>
       <w:proofErr w:type="spellStart"/>
       <w:r>
-        <w:t>MyDomain</w:t>
+        <w:t>vlan</w:t>
       </w:r>
       <w:proofErr w:type="spellEnd"/>
+      <w:r>
+        <w:t xml:space="preserve"> 10,20,30</w:t>
+      </w:r>
     </w:p>
     <w:p>
       <w:pPr>
         <w:pStyle w:val="ac"/>
       </w:pPr>
       <w:r>
-        <w:t>Switch2(config)#vtp mode client</w:t>
+        <w:t>Switch1(config-</w:t>
+      </w:r>
+      <w:proofErr w:type="gramStart"/>
+      <w:r>
+        <w:t>if)#</w:t>
+      </w:r>
+      <w:proofErr w:type="gramEnd"/>
+      <w:r>
+        <w:t>exit</w:t>
       </w:r>
     </w:p>
     <w:p>
@@ -28100,7 +28437,14 @@
           <w:b/>
           <w:bCs/>
         </w:rPr>
-        <w:t xml:space="preserve">!-- </w:t>
+        <w:t>!</w:t>
+      </w:r>
+      <w:r>
+        <w:rPr>
+          <w:b/>
+          <w:bCs/>
+        </w:rPr>
+        <w:t xml:space="preserve">-- </w:t>
       </w:r>
       <w:r>
         <w:rPr>
@@ -28123,7 +28467,7 @@
           <w:bCs/>
           <w:lang w:val="ru-RU"/>
         </w:rPr>
-        <w:t>магистрального</w:t>
+        <w:t>интерфейсов</w:t>
       </w:r>
       <w:r>
         <w:rPr>
@@ -28133,304 +28477,479 @@
         <w:t xml:space="preserve"> </w:t>
       </w:r>
       <w:r>
+        <w:rPr>
+          <w:b/>
+          <w:bCs/>
+        </w:rPr>
+        <w:t>VLAN</w:t>
+      </w:r>
+    </w:p>
+    <w:p>
+      <w:pPr>
+        <w:pStyle w:val="ac"/>
+      </w:pPr>
+      <w:r>
+        <w:t xml:space="preserve">Switch1(config)#interface range </w:t>
+      </w:r>
+      <w:proofErr w:type="spellStart"/>
+      <w:r>
+        <w:t>FastEthernet</w:t>
+      </w:r>
+      <w:proofErr w:type="spellEnd"/>
+      <w:r>
+        <w:t xml:space="preserve"> 0/2-4</w:t>
+      </w:r>
+    </w:p>
+    <w:p>
+      <w:pPr>
+        <w:pStyle w:val="ac"/>
+      </w:pPr>
+      <w:r>
+        <w:t>Switch1(config-if-</w:t>
+      </w:r>
+      <w:proofErr w:type="gramStart"/>
+      <w:r>
+        <w:t>range)#</w:t>
+      </w:r>
+      <w:proofErr w:type="gramEnd"/>
+      <w:r>
+        <w:t>switchport mode access</w:t>
+      </w:r>
+    </w:p>
+    <w:p>
+      <w:pPr>
+        <w:pStyle w:val="ac"/>
+      </w:pPr>
+      <w:r>
+        <w:t>Switch1(config-if-</w:t>
+      </w:r>
+      <w:proofErr w:type="gramStart"/>
+      <w:r>
+        <w:t>range)#</w:t>
+      </w:r>
+      <w:proofErr w:type="gramEnd"/>
+      <w:r>
+        <w:t xml:space="preserve">switchport access </w:t>
+      </w:r>
+      <w:proofErr w:type="spellStart"/>
+      <w:r>
+        <w:rPr>
+          <w:u w:val="single"/>
+        </w:rPr>
+        <w:t>vlan</w:t>
+      </w:r>
+      <w:proofErr w:type="spellEnd"/>
+      <w:r>
+        <w:rPr>
+          <w:u w:val="single"/>
+        </w:rPr>
+        <w:t xml:space="preserve"> 10</w:t>
+      </w:r>
+    </w:p>
+    <w:p>
+      <w:pPr>
+        <w:pStyle w:val="ac"/>
+      </w:pPr>
+      <w:r>
+        <w:t>Switch1(config-if-</w:t>
+      </w:r>
+      <w:proofErr w:type="gramStart"/>
+      <w:r>
+        <w:t>range)#</w:t>
+      </w:r>
+      <w:proofErr w:type="gramEnd"/>
+      <w:r>
+        <w:t>exit</w:t>
+      </w:r>
+    </w:p>
+    <w:p>
+      <w:pPr>
+        <w:pStyle w:val="ac"/>
+      </w:pPr>
+    </w:p>
+    <w:p>
+      <w:pPr>
+        <w:pStyle w:val="ac"/>
+      </w:pPr>
+      <w:r>
+        <w:t xml:space="preserve">Switch1(config)#interface range </w:t>
+      </w:r>
+      <w:proofErr w:type="spellStart"/>
+      <w:r>
+        <w:t>FastEthernet</w:t>
+      </w:r>
+      <w:proofErr w:type="spellEnd"/>
+      <w:r>
+        <w:t xml:space="preserve"> 0/5-10</w:t>
+      </w:r>
+    </w:p>
+    <w:p>
+      <w:pPr>
+        <w:pStyle w:val="ac"/>
+      </w:pPr>
+      <w:r>
+        <w:t>Switch1(config-if-</w:t>
+      </w:r>
+      <w:proofErr w:type="gramStart"/>
+      <w:r>
+        <w:t>range)#</w:t>
+      </w:r>
+      <w:proofErr w:type="gramEnd"/>
+      <w:r>
+        <w:t>switchport mode access</w:t>
+      </w:r>
+    </w:p>
+    <w:p>
+      <w:pPr>
+        <w:pStyle w:val="ac"/>
+      </w:pPr>
+      <w:r>
+        <w:t>Switch1(config-if-</w:t>
+      </w:r>
+      <w:proofErr w:type="gramStart"/>
+      <w:r>
+        <w:t>range)#</w:t>
+      </w:r>
+      <w:proofErr w:type="gramEnd"/>
+      <w:r>
+        <w:t xml:space="preserve">switchport access </w:t>
+      </w:r>
+      <w:proofErr w:type="spellStart"/>
+      <w:r>
+        <w:rPr>
+          <w:u w:val="single"/>
+        </w:rPr>
+        <w:t>vlan</w:t>
+      </w:r>
+      <w:proofErr w:type="spellEnd"/>
+      <w:r>
+        <w:rPr>
+          <w:u w:val="single"/>
+        </w:rPr>
+        <w:t xml:space="preserve"> 20</w:t>
+      </w:r>
+    </w:p>
+    <w:p>
+      <w:pPr>
+        <w:pStyle w:val="ac"/>
+      </w:pPr>
+      <w:r>
+        <w:t>Switch1(config-if-</w:t>
+      </w:r>
+      <w:proofErr w:type="gramStart"/>
+      <w:r>
+        <w:t>range)#</w:t>
+      </w:r>
+      <w:proofErr w:type="gramEnd"/>
+      <w:r>
+        <w:t>exit</w:t>
+      </w:r>
+    </w:p>
+    <w:p>
+      <w:pPr>
+        <w:pStyle w:val="ac"/>
+      </w:pPr>
+      <w:r>
+        <w:t>Switch1(config)#</w:t>
+      </w:r>
+    </w:p>
+    <w:p>
+      <w:pPr>
+        <w:pStyle w:val="ac"/>
+      </w:pPr>
+      <w:r>
+        <w:t xml:space="preserve">Switch1(config)#interface range </w:t>
+      </w:r>
+      <w:proofErr w:type="spellStart"/>
+      <w:r>
+        <w:t>FastEthernet</w:t>
+      </w:r>
+      <w:proofErr w:type="spellEnd"/>
+      <w:r>
+        <w:t xml:space="preserve"> 0/11-22</w:t>
+      </w:r>
+    </w:p>
+    <w:p>
+      <w:pPr>
+        <w:pStyle w:val="ac"/>
+      </w:pPr>
+      <w:r>
+        <w:t>Switch1(config-if-</w:t>
+      </w:r>
+      <w:proofErr w:type="gramStart"/>
+      <w:r>
+        <w:t>range)#</w:t>
+      </w:r>
+      <w:proofErr w:type="gramEnd"/>
+      <w:r>
+        <w:t>switchport mode access</w:t>
+      </w:r>
+    </w:p>
+    <w:p>
+      <w:pPr>
+        <w:pStyle w:val="ac"/>
+      </w:pPr>
+      <w:r>
+        <w:t>Switch1(config-if-</w:t>
+      </w:r>
+      <w:proofErr w:type="gramStart"/>
+      <w:r>
+        <w:t>range)#</w:t>
+      </w:r>
+      <w:proofErr w:type="gramEnd"/>
+      <w:r>
+        <w:t xml:space="preserve">switchport access </w:t>
+      </w:r>
+      <w:proofErr w:type="spellStart"/>
+      <w:r>
+        <w:rPr>
+          <w:u w:val="single"/>
+        </w:rPr>
+        <w:t>vlan</w:t>
+      </w:r>
+      <w:proofErr w:type="spellEnd"/>
+      <w:r>
+        <w:rPr>
+          <w:u w:val="single"/>
+        </w:rPr>
+        <w:t xml:space="preserve"> 30</w:t>
+      </w:r>
+    </w:p>
+    <w:p>
+      <w:pPr>
+        <w:pStyle w:val="ac"/>
+      </w:pPr>
+      <w:r>
+        <w:t>Switch1(config-if-</w:t>
+      </w:r>
+      <w:proofErr w:type="gramStart"/>
+      <w:r>
+        <w:t>range)#</w:t>
+      </w:r>
+      <w:proofErr w:type="gramEnd"/>
+      <w:r>
+        <w:t>exit</w:t>
+      </w:r>
+    </w:p>
+    <w:p>
+      <w:pPr>
+        <w:ind w:firstLine="0"/>
+        <w:rPr>
+          <w:lang w:val="en-US"/>
+        </w:rPr>
+      </w:pPr>
+    </w:p>
+    <w:p>
+      <w:pPr>
+        <w:rPr>
+          <w:rFonts w:cs="Times New Roman"/>
+          <w:lang w:val="en-US"/>
+        </w:rPr>
+      </w:pPr>
+      <w:r>
+        <w:rPr>
+          <w:rFonts w:cs="Times New Roman"/>
+        </w:rPr>
+        <w:t>Листинг</w:t>
+      </w:r>
+      <w:r>
+        <w:rPr>
+          <w:rFonts w:cs="Times New Roman"/>
+          <w:lang w:val="en-US"/>
+        </w:rPr>
+        <w:t xml:space="preserve"> 7.3 – </w:t>
+      </w:r>
+      <w:r>
+        <w:rPr>
+          <w:rFonts w:cs="Times New Roman"/>
+        </w:rPr>
+        <w:t>Настройка</w:t>
+      </w:r>
+      <w:r>
+        <w:rPr>
+          <w:rFonts w:cs="Times New Roman"/>
+          <w:lang w:val="en-US"/>
+        </w:rPr>
+        <w:t xml:space="preserve"> </w:t>
+      </w:r>
+      <w:r>
+        <w:rPr>
+          <w:rFonts w:cs="Times New Roman"/>
+        </w:rPr>
+        <w:t>коммутатора</w:t>
+      </w:r>
+      <w:r>
+        <w:rPr>
+          <w:rFonts w:cs="Times New Roman"/>
+          <w:lang w:val="en-US"/>
+        </w:rPr>
+        <w:t xml:space="preserve"> </w:t>
+      </w:r>
+      <w:r>
+        <w:rPr>
+          <w:rFonts w:cs="Times New Roman"/>
+          <w:lang w:val="en-US"/>
+        </w:rPr>
+        <w:t>Switch</w:t>
+      </w:r>
+      <w:r>
+        <w:rPr>
+          <w:rFonts w:cs="Times New Roman"/>
+          <w:lang w:val="en-US"/>
+        </w:rPr>
+        <w:t>2</w:t>
+      </w:r>
+    </w:p>
+    <w:p>
+      <w:pPr>
+        <w:pStyle w:val="ac"/>
+      </w:pPr>
+      <w:r>
+        <w:t>Switch2&gt;</w:t>
+      </w:r>
+      <w:proofErr w:type="spellStart"/>
+      <w:r>
+        <w:t>en</w:t>
+      </w:r>
+      <w:proofErr w:type="spellEnd"/>
+    </w:p>
+    <w:p>
+      <w:pPr>
+        <w:pStyle w:val="ac"/>
+        <w:rPr>
+          <w:lang w:val="ru-RU"/>
+        </w:rPr>
+      </w:pPr>
+      <w:r>
+        <w:t>Switch</w:t>
+      </w:r>
+      <w:r>
+        <w:rPr>
+          <w:lang w:val="ru-RU"/>
+        </w:rPr>
+        <w:t>2#</w:t>
+      </w:r>
+      <w:r>
+        <w:t>conf</w:t>
+      </w:r>
+      <w:r>
+        <w:rPr>
+          <w:lang w:val="ru-RU"/>
+        </w:rPr>
+        <w:t xml:space="preserve"> </w:t>
+      </w:r>
+      <w:r>
+        <w:t>t</w:t>
+      </w:r>
+    </w:p>
+    <w:p>
+      <w:pPr>
+        <w:pStyle w:val="ac"/>
+        <w:rPr>
+          <w:lang w:val="ru-RU"/>
+        </w:rPr>
+      </w:pPr>
+    </w:p>
+    <w:p>
+      <w:pPr>
+        <w:pStyle w:val="ac"/>
         <w:rPr>
           <w:b/>
           <w:bCs/>
           <w:lang w:val="ru-RU"/>
         </w:rPr>
-        <w:t>интерфейса</w:t>
-      </w:r>
-    </w:p>
-    <w:p>
-      <w:pPr>
-        <w:pStyle w:val="ac"/>
-      </w:pPr>
-      <w:r>
-        <w:t>Switch2(config)#interface FastEthernet0/1</w:t>
-      </w:r>
-    </w:p>
-    <w:p>
-      <w:pPr>
-        <w:pStyle w:val="ac"/>
-      </w:pPr>
-      <w:r>
-        <w:lastRenderedPageBreak/>
-        <w:t>Switch2(config-if)#switchport mode trunk</w:t>
-      </w:r>
-    </w:p>
-    <w:p>
-      <w:pPr>
-        <w:pStyle w:val="ac"/>
-      </w:pPr>
-      <w:r>
-        <w:t xml:space="preserve">Switch2(config-if)#switchport trunk allowed </w:t>
-      </w:r>
-      <w:proofErr w:type="spellStart"/>
-      <w:r>
-        <w:t>vlan</w:t>
-      </w:r>
-      <w:proofErr w:type="spellEnd"/>
-      <w:r>
-        <w:t xml:space="preserve"> 40</w:t>
-      </w:r>
-    </w:p>
-    <w:p>
-      <w:pPr>
-        <w:pStyle w:val="ac"/>
-      </w:pPr>
-      <w:r>
-        <w:t>Switch2(config-if)#exit</w:t>
-      </w:r>
-    </w:p>
-    <w:p>
-      <w:pPr>
-        <w:pStyle w:val="ac"/>
-      </w:pPr>
-    </w:p>
-    <w:p>
-      <w:pPr>
-        <w:pStyle w:val="ac"/>
-        <w:rPr>
-          <w:b/>
-          <w:bCs/>
-        </w:rPr>
-      </w:pPr>
-      <w:r>
-        <w:rPr>
-          <w:b/>
-          <w:bCs/>
-        </w:rPr>
-        <w:t>!</w:t>
-      </w:r>
-      <w:r>
-        <w:rPr>
-          <w:b/>
-          <w:bCs/>
-        </w:rPr>
-        <w:t xml:space="preserve">-- </w:t>
-      </w:r>
+      </w:pPr>
+      <w:proofErr w:type="gramStart"/>
       <w:r>
         <w:rPr>
           <w:b/>
           <w:bCs/>
           <w:lang w:val="ru-RU"/>
         </w:rPr>
-        <w:t>Конфигурация</w:t>
-      </w:r>
-      <w:r>
-        <w:rPr>
-          <w:b/>
-          <w:bCs/>
-        </w:rPr>
-        <w:t xml:space="preserve"> </w:t>
-      </w:r>
+        <w:t>!--</w:t>
+      </w:r>
+      <w:proofErr w:type="gramEnd"/>
       <w:r>
         <w:rPr>
           <w:b/>
           <w:bCs/>
           <w:lang w:val="ru-RU"/>
         </w:rPr>
-        <w:t>интерфейсов</w:t>
-      </w:r>
-      <w:r>
-        <w:rPr>
-          <w:b/>
-          <w:bCs/>
-        </w:rPr>
         <w:t xml:space="preserve"> </w:t>
       </w:r>
       <w:r>
-        <w:rPr>
-          <w:b/>
-          <w:bCs/>
-        </w:rPr>
-        <w:t>VLAN</w:t>
-      </w:r>
-    </w:p>
-    <w:p>
-      <w:pPr>
-        <w:pStyle w:val="ac"/>
-      </w:pPr>
-      <w:r>
-        <w:t xml:space="preserve">Switch2(config)#interface range </w:t>
-      </w:r>
-      <w:proofErr w:type="spellStart"/>
-      <w:r>
-        <w:t>FastEthernet</w:t>
-      </w:r>
-      <w:proofErr w:type="spellEnd"/>
-      <w:r>
-        <w:t xml:space="preserve"> 0/2-21</w:t>
-      </w:r>
-    </w:p>
-    <w:p>
-      <w:pPr>
-        <w:pStyle w:val="ac"/>
-      </w:pPr>
-      <w:r>
-        <w:t>Switch2(config-if-range)#switchport mode access</w:t>
-      </w:r>
-    </w:p>
-    <w:p>
-      <w:pPr>
-        <w:pStyle w:val="ac"/>
-      </w:pPr>
-      <w:r>
-        <w:t xml:space="preserve">Switch2(config-if-range)#switchport access </w:t>
-      </w:r>
-      <w:proofErr w:type="spellStart"/>
-      <w:r>
-        <w:t>vlan</w:t>
-      </w:r>
-      <w:proofErr w:type="spellEnd"/>
-      <w:r>
-        <w:t xml:space="preserve"> 40</w:t>
-      </w:r>
-    </w:p>
-    <w:p>
-      <w:pPr>
-        <w:pStyle w:val="ac"/>
-        <w:rPr>
-          <w:lang w:val="ru-RU"/>
-        </w:rPr>
-      </w:pPr>
-      <w:r>
-        <w:t>Switch</w:t>
-      </w:r>
-      <w:r>
-        <w:rPr>
-          <w:lang w:val="ru-RU"/>
-        </w:rPr>
-        <w:t>2(</w:t>
-      </w:r>
-      <w:r>
-        <w:t>config</w:t>
-      </w:r>
-      <w:r>
-        <w:rPr>
-          <w:lang w:val="ru-RU"/>
-        </w:rPr>
-        <w:t>-</w:t>
-      </w:r>
-      <w:r>
-        <w:t>if</w:t>
-      </w:r>
-      <w:r>
-        <w:rPr>
-          <w:lang w:val="ru-RU"/>
-        </w:rPr>
-        <w:t>-</w:t>
-      </w:r>
-      <w:r>
-        <w:t>range</w:t>
-      </w:r>
-      <w:r>
-        <w:rPr>
-          <w:lang w:val="ru-RU"/>
-        </w:rPr>
-        <w:t>)#</w:t>
-      </w:r>
-      <w:r>
-        <w:t>exit</w:t>
-      </w:r>
-    </w:p>
-    <w:p/>
-    <w:p>
-      <w:pPr>
-        <w:rPr>
-          <w:rFonts w:cs="Times New Roman"/>
-        </w:rPr>
-      </w:pPr>
-      <w:r>
-        <w:rPr>
-          <w:rFonts w:cs="Times New Roman"/>
-        </w:rPr>
-        <w:t>Листинг 7.</w:t>
-      </w:r>
-      <w:r>
-        <w:rPr>
-          <w:rFonts w:cs="Times New Roman"/>
-        </w:rPr>
-        <w:t>4</w:t>
-      </w:r>
-      <w:r>
-        <w:rPr>
-          <w:rFonts w:cs="Times New Roman"/>
-        </w:rPr>
-        <w:t xml:space="preserve"> – Настройка коммутатора </w:t>
-      </w:r>
-      <w:r>
-        <w:rPr>
-          <w:rFonts w:cs="Times New Roman"/>
-          <w:lang w:val="en-US"/>
-        </w:rPr>
-        <w:t>Switch</w:t>
-      </w:r>
-      <w:r>
-        <w:rPr>
-          <w:rFonts w:cs="Times New Roman"/>
-        </w:rPr>
-        <w:t>1</w:t>
-      </w:r>
-    </w:p>
-    <w:p>
-      <w:pPr>
-        <w:pStyle w:val="ac"/>
         <w:rPr>
           <w:b/>
           <w:bCs/>
           <w:lang w:val="ru-RU"/>
         </w:rPr>
-      </w:pPr>
+        <w:t>Задание режима работы с VTP-протоколом</w:t>
+      </w:r>
+    </w:p>
+    <w:p>
+      <w:pPr>
+        <w:pStyle w:val="ac"/>
+      </w:pPr>
+      <w:r>
+        <w:t xml:space="preserve">Switch2(config)#vtp domain </w:t>
+      </w:r>
+      <w:proofErr w:type="spellStart"/>
+      <w:r>
+        <w:t>MyDomain</w:t>
+      </w:r>
+      <w:proofErr w:type="spellEnd"/>
+    </w:p>
+    <w:p>
+      <w:pPr>
+        <w:pStyle w:val="ac"/>
+      </w:pPr>
+      <w:r>
+        <w:t>Switch2(config)#vtp mode client</w:t>
+      </w:r>
+    </w:p>
+    <w:p>
+      <w:pPr>
+        <w:pStyle w:val="ac"/>
+      </w:pPr>
+    </w:p>
+    <w:p>
+      <w:pPr>
+        <w:pStyle w:val="ac"/>
+        <w:rPr>
+          <w:b/>
+          <w:bCs/>
+        </w:rPr>
+      </w:pPr>
+      <w:proofErr w:type="gramStart"/>
+      <w:r>
+        <w:rPr>
+          <w:b/>
+          <w:bCs/>
+        </w:rPr>
+        <w:t>!--</w:t>
+      </w:r>
+      <w:proofErr w:type="gramEnd"/>
+      <w:r>
+        <w:rPr>
+          <w:b/>
+          <w:bCs/>
+        </w:rPr>
+        <w:t xml:space="preserve"> </w:t>
+      </w:r>
       <w:r>
         <w:rPr>
           <w:b/>
           <w:bCs/>
           <w:lang w:val="ru-RU"/>
         </w:rPr>
-        <w:t>!-- Задание режима работы с VTP-протоколом</w:t>
-      </w:r>
-    </w:p>
-    <w:p>
-      <w:pPr>
-        <w:pStyle w:val="ac"/>
-      </w:pPr>
-      <w:r>
-        <w:t xml:space="preserve">Switch3(config)#vtp domain </w:t>
-      </w:r>
-      <w:proofErr w:type="spellStart"/>
-      <w:r>
-        <w:t>MyDomain</w:t>
-      </w:r>
-      <w:proofErr w:type="spellEnd"/>
-    </w:p>
-    <w:p>
-      <w:pPr>
-        <w:pStyle w:val="ac"/>
-      </w:pPr>
-      <w:r>
-        <w:t>Switch3(config)#vtp mode client</w:t>
-      </w:r>
-    </w:p>
-    <w:p>
-      <w:pPr>
-        <w:pStyle w:val="ac"/>
-      </w:pPr>
-    </w:p>
-    <w:p>
-      <w:pPr>
-        <w:pStyle w:val="ac"/>
+        <w:t>Конфигурация</w:t>
+      </w:r>
+      <w:r>
         <w:rPr>
           <w:b/>
           <w:bCs/>
         </w:rPr>
-      </w:pPr>
-      <w:r>
-        <w:rPr>
-          <w:b/>
-          <w:bCs/>
-        </w:rPr>
-        <w:t xml:space="preserve">!-- </w:t>
+        <w:t xml:space="preserve"> </w:t>
       </w:r>
       <w:r>
         <w:rPr>
@@ -28438,7 +28957,7 @@
           <w:bCs/>
           <w:lang w:val="ru-RU"/>
         </w:rPr>
-        <w:t>Конфигурация</w:t>
+        <w:t>магистрального</w:t>
       </w:r>
       <w:r>
         <w:rPr>
@@ -28453,8 +28972,103 @@
           <w:bCs/>
           <w:lang w:val="ru-RU"/>
         </w:rPr>
-        <w:t>магистрального</w:t>
-      </w:r>
+        <w:t>интерфейса</w:t>
+      </w:r>
+    </w:p>
+    <w:p>
+      <w:pPr>
+        <w:pStyle w:val="ac"/>
+      </w:pPr>
+      <w:r>
+        <w:t>Switch2(config)#interface FastEthernet0/1</w:t>
+      </w:r>
+    </w:p>
+    <w:p>
+      <w:pPr>
+        <w:pStyle w:val="ac"/>
+      </w:pPr>
+      <w:r>
+        <w:lastRenderedPageBreak/>
+        <w:t>Switch2(config-</w:t>
+      </w:r>
+      <w:proofErr w:type="gramStart"/>
+      <w:r>
+        <w:t>if)#</w:t>
+      </w:r>
+      <w:proofErr w:type="gramEnd"/>
+      <w:r>
+        <w:t>switchport mode trunk</w:t>
+      </w:r>
+    </w:p>
+    <w:p>
+      <w:pPr>
+        <w:pStyle w:val="ac"/>
+      </w:pPr>
+      <w:r>
+        <w:t>Switch2(config-</w:t>
+      </w:r>
+      <w:proofErr w:type="gramStart"/>
+      <w:r>
+        <w:t>if)#</w:t>
+      </w:r>
+      <w:proofErr w:type="gramEnd"/>
+      <w:r>
+        <w:t xml:space="preserve">switchport trunk allowed </w:t>
+      </w:r>
+      <w:proofErr w:type="spellStart"/>
+      <w:r>
+        <w:t>vlan</w:t>
+      </w:r>
+      <w:proofErr w:type="spellEnd"/>
+      <w:r>
+        <w:t xml:space="preserve"> 40</w:t>
+      </w:r>
+    </w:p>
+    <w:p>
+      <w:pPr>
+        <w:pStyle w:val="ac"/>
+      </w:pPr>
+      <w:r>
+        <w:t>Switch2(config-</w:t>
+      </w:r>
+      <w:proofErr w:type="gramStart"/>
+      <w:r>
+        <w:t>if)#</w:t>
+      </w:r>
+      <w:proofErr w:type="gramEnd"/>
+      <w:r>
+        <w:t>exit</w:t>
+      </w:r>
+    </w:p>
+    <w:p>
+      <w:pPr>
+        <w:pStyle w:val="ac"/>
+      </w:pPr>
+    </w:p>
+    <w:p>
+      <w:pPr>
+        <w:pStyle w:val="ac"/>
+        <w:rPr>
+          <w:b/>
+          <w:bCs/>
+        </w:rPr>
+      </w:pPr>
+      <w:proofErr w:type="gramStart"/>
+      <w:r>
+        <w:rPr>
+          <w:b/>
+          <w:bCs/>
+        </w:rPr>
+        <w:t>!</w:t>
+      </w:r>
+      <w:r>
+        <w:rPr>
+          <w:b/>
+          <w:bCs/>
+        </w:rPr>
+        <w:t>--</w:t>
+      </w:r>
+      <w:proofErr w:type="gramEnd"/>
       <w:r>
         <w:rPr>
           <w:b/>
@@ -28468,75 +29082,14 @@
           <w:bCs/>
           <w:lang w:val="ru-RU"/>
         </w:rPr>
-        <w:t>интерфейса</w:t>
-      </w:r>
-    </w:p>
-    <w:p>
-      <w:pPr>
-        <w:pStyle w:val="ac"/>
-      </w:pPr>
-      <w:r>
-        <w:t>Switch3(config)#interface FastEthernet0/1</w:t>
-      </w:r>
-    </w:p>
-    <w:p>
-      <w:pPr>
-        <w:pStyle w:val="ac"/>
-      </w:pPr>
-      <w:r>
-        <w:t>Switch3(config-if)#switchport mode trunk</w:t>
-      </w:r>
-    </w:p>
-    <w:p>
-      <w:pPr>
-        <w:pStyle w:val="ac"/>
-      </w:pPr>
-      <w:r>
-        <w:t xml:space="preserve">Switch3(config-if)#switchport trunk allowed </w:t>
-      </w:r>
-      <w:proofErr w:type="spellStart"/>
-      <w:r>
-        <w:t>vlan</w:t>
-      </w:r>
-      <w:proofErr w:type="spellEnd"/>
-      <w:r>
-        <w:t xml:space="preserve"> 40,50</w:t>
-      </w:r>
-    </w:p>
-    <w:p>
-      <w:pPr>
-        <w:pStyle w:val="ac"/>
-      </w:pPr>
-      <w:r>
-        <w:t>Switch3(config-if)#exit</w:t>
-      </w:r>
-    </w:p>
-    <w:p>
-      <w:pPr>
-        <w:pStyle w:val="ac"/>
-      </w:pPr>
-    </w:p>
-    <w:p>
-      <w:pPr>
-        <w:pStyle w:val="ac"/>
+        <w:t>Конфигурация</w:t>
+      </w:r>
+      <w:r>
         <w:rPr>
           <w:b/>
           <w:bCs/>
         </w:rPr>
-      </w:pPr>
-      <w:r>
-        <w:rPr>
-          <w:b/>
-          <w:bCs/>
-        </w:rPr>
-        <w:t>!</w:t>
-      </w:r>
-      <w:r>
-        <w:rPr>
-          <w:b/>
-          <w:bCs/>
-        </w:rPr>
-        <w:t xml:space="preserve">-- </w:t>
+        <w:t xml:space="preserve"> </w:t>
       </w:r>
       <w:r>
         <w:rPr>
@@ -28544,7 +29097,7 @@
           <w:bCs/>
           <w:lang w:val="ru-RU"/>
         </w:rPr>
-        <w:t>Конфигурация</w:t>
+        <w:t>интерфейсов</w:t>
       </w:r>
       <w:r>
         <w:rPr>
@@ -28554,271 +29107,183 @@
         <w:t xml:space="preserve"> </w:t>
       </w:r>
       <w:r>
+        <w:rPr>
+          <w:b/>
+          <w:bCs/>
+        </w:rPr>
+        <w:t>VLAN</w:t>
+      </w:r>
+    </w:p>
+    <w:p>
+      <w:pPr>
+        <w:pStyle w:val="ac"/>
+      </w:pPr>
+      <w:r>
+        <w:t xml:space="preserve">Switch2(config)#interface range </w:t>
+      </w:r>
+      <w:proofErr w:type="spellStart"/>
+      <w:r>
+        <w:t>FastEthernet</w:t>
+      </w:r>
+      <w:proofErr w:type="spellEnd"/>
+      <w:r>
+        <w:t xml:space="preserve"> 0/2-21</w:t>
+      </w:r>
+    </w:p>
+    <w:p>
+      <w:pPr>
+        <w:pStyle w:val="ac"/>
+      </w:pPr>
+      <w:r>
+        <w:t>Switch2(config-if-</w:t>
+      </w:r>
+      <w:proofErr w:type="gramStart"/>
+      <w:r>
+        <w:t>range)#</w:t>
+      </w:r>
+      <w:proofErr w:type="gramEnd"/>
+      <w:r>
+        <w:t>switchport mode access</w:t>
+      </w:r>
+    </w:p>
+    <w:p>
+      <w:pPr>
+        <w:pStyle w:val="ac"/>
+      </w:pPr>
+      <w:r>
+        <w:t>Switch2(config-if-</w:t>
+      </w:r>
+      <w:proofErr w:type="gramStart"/>
+      <w:r>
+        <w:t>range)#</w:t>
+      </w:r>
+      <w:proofErr w:type="gramEnd"/>
+      <w:r>
+        <w:t xml:space="preserve">switchport access </w:t>
+      </w:r>
+      <w:proofErr w:type="spellStart"/>
+      <w:r>
+        <w:t>vlan</w:t>
+      </w:r>
+      <w:proofErr w:type="spellEnd"/>
+      <w:r>
+        <w:t xml:space="preserve"> 40</w:t>
+      </w:r>
+    </w:p>
+    <w:p>
+      <w:pPr>
+        <w:pStyle w:val="ac"/>
+        <w:rPr>
+          <w:lang w:val="ru-RU"/>
+        </w:rPr>
+      </w:pPr>
+      <w:r>
+        <w:t>Switch</w:t>
+      </w:r>
+      <w:r>
+        <w:rPr>
+          <w:lang w:val="ru-RU"/>
+        </w:rPr>
+        <w:t>2(</w:t>
+      </w:r>
+      <w:r>
+        <w:t>config</w:t>
+      </w:r>
+      <w:r>
+        <w:rPr>
+          <w:lang w:val="ru-RU"/>
+        </w:rPr>
+        <w:t>-</w:t>
+      </w:r>
+      <w:r>
+        <w:t>if</w:t>
+      </w:r>
+      <w:r>
+        <w:rPr>
+          <w:lang w:val="ru-RU"/>
+        </w:rPr>
+        <w:t>-</w:t>
+      </w:r>
+      <w:proofErr w:type="gramStart"/>
+      <w:r>
+        <w:t>range</w:t>
+      </w:r>
+      <w:r>
+        <w:rPr>
+          <w:lang w:val="ru-RU"/>
+        </w:rPr>
+        <w:t>)#</w:t>
+      </w:r>
+      <w:proofErr w:type="gramEnd"/>
+      <w:r>
+        <w:t>exit</w:t>
+      </w:r>
+    </w:p>
+    <w:p/>
+    <w:p>
+      <w:pPr>
+        <w:rPr>
+          <w:rFonts w:cs="Times New Roman"/>
+        </w:rPr>
+      </w:pPr>
+      <w:r>
+        <w:rPr>
+          <w:rFonts w:cs="Times New Roman"/>
+        </w:rPr>
+        <w:t>Листинг 7.</w:t>
+      </w:r>
+      <w:r>
+        <w:rPr>
+          <w:rFonts w:cs="Times New Roman"/>
+        </w:rPr>
+        <w:t>4</w:t>
+      </w:r>
+      <w:r>
+        <w:rPr>
+          <w:rFonts w:cs="Times New Roman"/>
+        </w:rPr>
+        <w:t xml:space="preserve"> – Настройка коммутатора </w:t>
+      </w:r>
+      <w:r>
+        <w:rPr>
+          <w:rFonts w:cs="Times New Roman"/>
+          <w:lang w:val="en-US"/>
+        </w:rPr>
+        <w:t>Switch</w:t>
+      </w:r>
+      <w:r>
+        <w:rPr>
+          <w:rFonts w:cs="Times New Roman"/>
+        </w:rPr>
+        <w:t>1</w:t>
+      </w:r>
+    </w:p>
+    <w:p>
+      <w:pPr>
+        <w:pStyle w:val="ac"/>
         <w:rPr>
           <w:b/>
           <w:bCs/>
           <w:lang w:val="ru-RU"/>
         </w:rPr>
-        <w:t>интерфейсов</w:t>
-      </w:r>
-      <w:r>
-        <w:rPr>
-          <w:b/>
-          <w:bCs/>
-        </w:rPr>
-        <w:t xml:space="preserve"> </w:t>
-      </w:r>
-      <w:r>
-        <w:rPr>
-          <w:b/>
-          <w:bCs/>
-        </w:rPr>
-        <w:t>VLAN</w:t>
-      </w:r>
-    </w:p>
-    <w:p>
-      <w:pPr>
-        <w:pStyle w:val="ac"/>
-      </w:pPr>
-      <w:r>
-        <w:t xml:space="preserve">Switch3(config)#interface range </w:t>
-      </w:r>
-      <w:proofErr w:type="spellStart"/>
-      <w:r>
-        <w:t>FastEthernet</w:t>
-      </w:r>
-      <w:proofErr w:type="spellEnd"/>
-      <w:r>
-        <w:t xml:space="preserve"> 0/2-11</w:t>
-      </w:r>
-    </w:p>
-    <w:p>
-      <w:pPr>
-        <w:pStyle w:val="ac"/>
-      </w:pPr>
-      <w:r>
-        <w:t>Switch3(config-if-range)#switchport mode access</w:t>
-      </w:r>
-    </w:p>
-    <w:p>
-      <w:pPr>
-        <w:pStyle w:val="ac"/>
-      </w:pPr>
-      <w:r>
-        <w:t xml:space="preserve">Switch3(config-if-range)#switchport access </w:t>
-      </w:r>
-      <w:proofErr w:type="spellStart"/>
-      <w:r>
-        <w:t>vlan</w:t>
-      </w:r>
-      <w:proofErr w:type="spellEnd"/>
-      <w:r>
-        <w:t xml:space="preserve"> 40</w:t>
-      </w:r>
-    </w:p>
-    <w:p>
-      <w:pPr>
-        <w:pStyle w:val="ac"/>
-      </w:pPr>
-      <w:r>
-        <w:t>Switch3(config-if-range)#exit</w:t>
-      </w:r>
-    </w:p>
-    <w:p>
-      <w:pPr>
-        <w:pStyle w:val="ac"/>
-      </w:pPr>
-    </w:p>
-    <w:p>
-      <w:pPr>
-        <w:pStyle w:val="ac"/>
-      </w:pPr>
-      <w:r>
-        <w:t xml:space="preserve">Switch3(config)#interface range </w:t>
-      </w:r>
-      <w:proofErr w:type="spellStart"/>
-      <w:r>
-        <w:t>FastEthernet</w:t>
-      </w:r>
-      <w:proofErr w:type="spellEnd"/>
-      <w:r>
-        <w:t xml:space="preserve"> 0/12-18</w:t>
-      </w:r>
-    </w:p>
-    <w:p>
-      <w:pPr>
-        <w:pStyle w:val="ac"/>
-      </w:pPr>
-      <w:r>
-        <w:t>Switch3(config-if-range)#switchport mode access</w:t>
-      </w:r>
-    </w:p>
-    <w:p>
-      <w:pPr>
-        <w:pStyle w:val="ac"/>
-      </w:pPr>
-      <w:r>
-        <w:t xml:space="preserve">Switch3(config-if-range)#switchport access </w:t>
-      </w:r>
-      <w:proofErr w:type="spellStart"/>
-      <w:r>
-        <w:t>vlan</w:t>
-      </w:r>
-      <w:proofErr w:type="spellEnd"/>
-      <w:r>
-        <w:t xml:space="preserve"> 50</w:t>
-      </w:r>
-    </w:p>
-    <w:p>
-      <w:pPr>
-        <w:pStyle w:val="ac"/>
-      </w:pPr>
-      <w:r>
-        <w:t>Switch3(config-if-range)#exit</w:t>
-      </w:r>
-    </w:p>
-    <w:p>
-      <w:pPr>
-        <w:rPr>
-          <w:rFonts w:cs="Times New Roman"/>
-          <w:lang w:val="en-US"/>
-        </w:rPr>
-      </w:pPr>
-    </w:p>
-    <w:p>
-      <w:pPr>
-        <w:rPr>
-          <w:rFonts w:cs="Times New Roman"/>
-          <w:lang w:val="en-US"/>
-        </w:rPr>
-      </w:pPr>
-      <w:r>
-        <w:rPr>
-          <w:rFonts w:cs="Times New Roman"/>
-        </w:rPr>
-        <w:t>Листинг</w:t>
-      </w:r>
-      <w:r>
-        <w:rPr>
-          <w:rFonts w:cs="Times New Roman"/>
-          <w:lang w:val="en-US"/>
-        </w:rPr>
-        <w:t xml:space="preserve"> 7.</w:t>
-      </w:r>
-      <w:r>
-        <w:rPr>
-          <w:rFonts w:cs="Times New Roman"/>
-          <w:lang w:val="en-US"/>
-        </w:rPr>
-        <w:t>5</w:t>
-      </w:r>
-      <w:r>
-        <w:rPr>
-          <w:rFonts w:cs="Times New Roman"/>
-          <w:lang w:val="en-US"/>
-        </w:rPr>
-        <w:t xml:space="preserve"> – </w:t>
-      </w:r>
-      <w:r>
-        <w:rPr>
-          <w:rFonts w:cs="Times New Roman"/>
-        </w:rPr>
-        <w:t>Настройка</w:t>
-      </w:r>
-      <w:r>
-        <w:rPr>
-          <w:rFonts w:cs="Times New Roman"/>
-          <w:lang w:val="en-US"/>
-        </w:rPr>
-        <w:t xml:space="preserve"> </w:t>
-      </w:r>
-      <w:r>
-        <w:rPr>
-          <w:rFonts w:cs="Times New Roman"/>
-        </w:rPr>
-        <w:t>коммутатора</w:t>
-      </w:r>
-      <w:r>
-        <w:rPr>
-          <w:rFonts w:cs="Times New Roman"/>
-          <w:lang w:val="en-US"/>
-        </w:rPr>
-        <w:t xml:space="preserve"> </w:t>
-      </w:r>
-      <w:r>
-        <w:rPr>
-          <w:rFonts w:cs="Times New Roman"/>
-          <w:lang w:val="en-US"/>
-        </w:rPr>
-        <w:t>Switch4</w:t>
-      </w:r>
-    </w:p>
-    <w:p>
-      <w:pPr>
-        <w:pStyle w:val="ac"/>
-      </w:pPr>
-      <w:r>
-        <w:t>Switch4&gt;</w:t>
-      </w:r>
-      <w:proofErr w:type="spellStart"/>
-      <w:r>
-        <w:t>en</w:t>
-      </w:r>
-      <w:proofErr w:type="spellEnd"/>
-    </w:p>
-    <w:p>
-      <w:pPr>
-        <w:pStyle w:val="ac"/>
-        <w:rPr>
-          <w:lang w:val="ru-RU"/>
-        </w:rPr>
-      </w:pPr>
-      <w:r>
-        <w:t>Switch</w:t>
-      </w:r>
-      <w:r>
-        <w:rPr>
-          <w:lang w:val="ru-RU"/>
-        </w:rPr>
-        <w:t>4#</w:t>
-      </w:r>
-      <w:r>
-        <w:t>conf</w:t>
-      </w:r>
-      <w:r>
-        <w:rPr>
-          <w:lang w:val="ru-RU"/>
-        </w:rPr>
-        <w:t xml:space="preserve"> </w:t>
-      </w:r>
-      <w:r>
-        <w:t>t</w:t>
-      </w:r>
-    </w:p>
-    <w:p>
-      <w:pPr>
-        <w:pStyle w:val="ac"/>
-        <w:rPr>
-          <w:lang w:val="ru-RU"/>
-        </w:rPr>
-      </w:pPr>
-    </w:p>
-    <w:p>
-      <w:pPr>
-        <w:pStyle w:val="ac"/>
+      </w:pPr>
+      <w:proofErr w:type="gramStart"/>
+      <w:r>
         <w:rPr>
           <w:b/>
           <w:bCs/>
           <w:lang w:val="ru-RU"/>
         </w:rPr>
-      </w:pPr>
+        <w:t>!--</w:t>
+      </w:r>
+      <w:proofErr w:type="gramEnd"/>
       <w:r>
         <w:rPr>
           <w:b/>
           <w:bCs/>
           <w:lang w:val="ru-RU"/>
         </w:rPr>
-        <w:t>!-- Задание режима работы с VTP-протоколом</w:t>
+        <w:t xml:space="preserve"> Задание режима работы с VTP-протоколом</w:t>
       </w:r>
     </w:p>
     <w:p>
@@ -28826,7 +29291,7 @@
         <w:pStyle w:val="ac"/>
       </w:pPr>
       <w:r>
-        <w:t xml:space="preserve">Switch4(config)#vtp domain </w:t>
+        <w:t xml:space="preserve">Switch3(config)#vtp domain </w:t>
       </w:r>
       <w:proofErr w:type="spellStart"/>
       <w:r>
@@ -28839,7 +29304,7 @@
         <w:pStyle w:val="ac"/>
       </w:pPr>
       <w:r>
-        <w:t>Switch4(config)#vtp mode client</w:t>
+        <w:t>Switch3(config)#vtp mode client</w:t>
       </w:r>
     </w:p>
     <w:p>
@@ -28855,12 +29320,21 @@
           <w:bCs/>
         </w:rPr>
       </w:pPr>
+      <w:proofErr w:type="gramStart"/>
       <w:r>
         <w:rPr>
           <w:b/>
           <w:bCs/>
         </w:rPr>
-        <w:t xml:space="preserve">!-- </w:t>
+        <w:t>!--</w:t>
+      </w:r>
+      <w:proofErr w:type="gramEnd"/>
+      <w:r>
+        <w:rPr>
+          <w:b/>
+          <w:bCs/>
+        </w:rPr>
+        <w:t xml:space="preserve"> </w:t>
       </w:r>
       <w:r>
         <w:rPr>
@@ -28906,7 +29380,7 @@
         <w:pStyle w:val="ac"/>
       </w:pPr>
       <w:r>
-        <w:t>Switch4(config)#interface FastEthernet0/1</w:t>
+        <w:t>Switch3(config)#interface FastEthernet0/1</w:t>
       </w:r>
     </w:p>
     <w:p>
@@ -28914,7 +29388,15 @@
         <w:pStyle w:val="ac"/>
       </w:pPr>
       <w:r>
-        <w:t>Switch4(config-if)#switchport mode trunk</w:t>
+        <w:t>Switch3(config-</w:t>
+      </w:r>
+      <w:proofErr w:type="gramStart"/>
+      <w:r>
+        <w:t>if)#</w:t>
+      </w:r>
+      <w:proofErr w:type="gramEnd"/>
+      <w:r>
+        <w:t>switchport mode trunk</w:t>
       </w:r>
     </w:p>
     <w:p>
@@ -28922,7 +29404,15 @@
         <w:pStyle w:val="ac"/>
       </w:pPr>
       <w:r>
-        <w:t xml:space="preserve">Switch4(config-if)#switchport trunk allowed </w:t>
+        <w:t>Switch3(config-</w:t>
+      </w:r>
+      <w:proofErr w:type="gramStart"/>
+      <w:r>
+        <w:t>if)#</w:t>
+      </w:r>
+      <w:proofErr w:type="gramEnd"/>
+      <w:r>
+        <w:t xml:space="preserve">switchport trunk allowed </w:t>
       </w:r>
       <w:proofErr w:type="spellStart"/>
       <w:r>
@@ -28930,7 +29420,7 @@
       </w:r>
       <w:proofErr w:type="spellEnd"/>
       <w:r>
-        <w:t xml:space="preserve"> 50</w:t>
+        <w:t xml:space="preserve"> 40,50</w:t>
       </w:r>
     </w:p>
     <w:p>
@@ -28938,7 +29428,15 @@
         <w:pStyle w:val="ac"/>
       </w:pPr>
       <w:r>
-        <w:t>Switch4(config-if)#exit</w:t>
+        <w:t>Switch3(config-</w:t>
+      </w:r>
+      <w:proofErr w:type="gramStart"/>
+      <w:r>
+        <w:t>if)#</w:t>
+      </w:r>
+      <w:proofErr w:type="gramEnd"/>
+      <w:r>
+        <w:t>exit</w:t>
       </w:r>
     </w:p>
     <w:p>
@@ -28954,6 +29452,7 @@
           <w:bCs/>
         </w:rPr>
       </w:pPr>
+      <w:proofErr w:type="gramStart"/>
       <w:r>
         <w:rPr>
           <w:b/>
@@ -28966,7 +29465,15 @@
           <w:b/>
           <w:bCs/>
         </w:rPr>
-        <w:t xml:space="preserve">-- </w:t>
+        <w:t>--</w:t>
+      </w:r>
+      <w:proofErr w:type="gramEnd"/>
+      <w:r>
+        <w:rPr>
+          <w:b/>
+          <w:bCs/>
+        </w:rPr>
+        <w:t xml:space="preserve"> </w:t>
       </w:r>
       <w:r>
         <w:rPr>
@@ -29011,6 +29518,536 @@
         <w:pStyle w:val="ac"/>
       </w:pPr>
       <w:r>
+        <w:t xml:space="preserve">Switch3(config)#interface range </w:t>
+      </w:r>
+      <w:proofErr w:type="spellStart"/>
+      <w:r>
+        <w:t>FastEthernet</w:t>
+      </w:r>
+      <w:proofErr w:type="spellEnd"/>
+      <w:r>
+        <w:t xml:space="preserve"> 0/2-11</w:t>
+      </w:r>
+    </w:p>
+    <w:p>
+      <w:pPr>
+        <w:pStyle w:val="ac"/>
+      </w:pPr>
+      <w:r>
+        <w:t>Switch3(config-if-</w:t>
+      </w:r>
+      <w:proofErr w:type="gramStart"/>
+      <w:r>
+        <w:t>range)#</w:t>
+      </w:r>
+      <w:proofErr w:type="gramEnd"/>
+      <w:r>
+        <w:t>switchport mode access</w:t>
+      </w:r>
+    </w:p>
+    <w:p>
+      <w:pPr>
+        <w:pStyle w:val="ac"/>
+      </w:pPr>
+      <w:r>
+        <w:t>Switch3(config-if-</w:t>
+      </w:r>
+      <w:proofErr w:type="gramStart"/>
+      <w:r>
+        <w:t>range)#</w:t>
+      </w:r>
+      <w:proofErr w:type="gramEnd"/>
+      <w:r>
+        <w:t xml:space="preserve">switchport access </w:t>
+      </w:r>
+      <w:proofErr w:type="spellStart"/>
+      <w:r>
+        <w:t>vlan</w:t>
+      </w:r>
+      <w:proofErr w:type="spellEnd"/>
+      <w:r>
+        <w:t xml:space="preserve"> 40</w:t>
+      </w:r>
+    </w:p>
+    <w:p>
+      <w:pPr>
+        <w:pStyle w:val="ac"/>
+      </w:pPr>
+      <w:r>
+        <w:t>Switch3(config-if-</w:t>
+      </w:r>
+      <w:proofErr w:type="gramStart"/>
+      <w:r>
+        <w:t>range)#</w:t>
+      </w:r>
+      <w:proofErr w:type="gramEnd"/>
+      <w:r>
+        <w:t>exit</w:t>
+      </w:r>
+    </w:p>
+    <w:p>
+      <w:pPr>
+        <w:pStyle w:val="ac"/>
+      </w:pPr>
+    </w:p>
+    <w:p>
+      <w:pPr>
+        <w:pStyle w:val="ac"/>
+      </w:pPr>
+      <w:r>
+        <w:t xml:space="preserve">Switch3(config)#interface range </w:t>
+      </w:r>
+      <w:proofErr w:type="spellStart"/>
+      <w:r>
+        <w:t>FastEthernet</w:t>
+      </w:r>
+      <w:proofErr w:type="spellEnd"/>
+      <w:r>
+        <w:t xml:space="preserve"> 0/12-18</w:t>
+      </w:r>
+    </w:p>
+    <w:p>
+      <w:pPr>
+        <w:pStyle w:val="ac"/>
+      </w:pPr>
+      <w:r>
+        <w:t>Switch3(config-if-</w:t>
+      </w:r>
+      <w:proofErr w:type="gramStart"/>
+      <w:r>
+        <w:t>range)#</w:t>
+      </w:r>
+      <w:proofErr w:type="gramEnd"/>
+      <w:r>
+        <w:t>switchport mode access</w:t>
+      </w:r>
+    </w:p>
+    <w:p>
+      <w:pPr>
+        <w:pStyle w:val="ac"/>
+      </w:pPr>
+      <w:r>
+        <w:t>Switch3(config-if-</w:t>
+      </w:r>
+      <w:proofErr w:type="gramStart"/>
+      <w:r>
+        <w:t>range)#</w:t>
+      </w:r>
+      <w:proofErr w:type="gramEnd"/>
+      <w:r>
+        <w:t xml:space="preserve">switchport access </w:t>
+      </w:r>
+      <w:proofErr w:type="spellStart"/>
+      <w:r>
+        <w:t>vlan</w:t>
+      </w:r>
+      <w:proofErr w:type="spellEnd"/>
+      <w:r>
+        <w:t xml:space="preserve"> 50</w:t>
+      </w:r>
+    </w:p>
+    <w:p>
+      <w:pPr>
+        <w:pStyle w:val="ac"/>
+      </w:pPr>
+      <w:r>
+        <w:t>Switch3(config-if-</w:t>
+      </w:r>
+      <w:proofErr w:type="gramStart"/>
+      <w:r>
+        <w:t>range)#</w:t>
+      </w:r>
+      <w:proofErr w:type="gramEnd"/>
+      <w:r>
+        <w:t>exit</w:t>
+      </w:r>
+    </w:p>
+    <w:p>
+      <w:pPr>
+        <w:rPr>
+          <w:rFonts w:cs="Times New Roman"/>
+          <w:lang w:val="en-US"/>
+        </w:rPr>
+      </w:pPr>
+    </w:p>
+    <w:p>
+      <w:pPr>
+        <w:rPr>
+          <w:rFonts w:cs="Times New Roman"/>
+          <w:lang w:val="en-US"/>
+        </w:rPr>
+      </w:pPr>
+      <w:r>
+        <w:rPr>
+          <w:rFonts w:cs="Times New Roman"/>
+        </w:rPr>
+        <w:t>Листинг</w:t>
+      </w:r>
+      <w:r>
+        <w:rPr>
+          <w:rFonts w:cs="Times New Roman"/>
+          <w:lang w:val="en-US"/>
+        </w:rPr>
+        <w:t xml:space="preserve"> 7.</w:t>
+      </w:r>
+      <w:r>
+        <w:rPr>
+          <w:rFonts w:cs="Times New Roman"/>
+          <w:lang w:val="en-US"/>
+        </w:rPr>
+        <w:t>5</w:t>
+      </w:r>
+      <w:r>
+        <w:rPr>
+          <w:rFonts w:cs="Times New Roman"/>
+          <w:lang w:val="en-US"/>
+        </w:rPr>
+        <w:t xml:space="preserve"> – </w:t>
+      </w:r>
+      <w:r>
+        <w:rPr>
+          <w:rFonts w:cs="Times New Roman"/>
+        </w:rPr>
+        <w:t>Настройка</w:t>
+      </w:r>
+      <w:r>
+        <w:rPr>
+          <w:rFonts w:cs="Times New Roman"/>
+          <w:lang w:val="en-US"/>
+        </w:rPr>
+        <w:t xml:space="preserve"> </w:t>
+      </w:r>
+      <w:r>
+        <w:rPr>
+          <w:rFonts w:cs="Times New Roman"/>
+        </w:rPr>
+        <w:t>коммутатора</w:t>
+      </w:r>
+      <w:r>
+        <w:rPr>
+          <w:rFonts w:cs="Times New Roman"/>
+          <w:lang w:val="en-US"/>
+        </w:rPr>
+        <w:t xml:space="preserve"> </w:t>
+      </w:r>
+      <w:r>
+        <w:rPr>
+          <w:rFonts w:cs="Times New Roman"/>
+          <w:lang w:val="en-US"/>
+        </w:rPr>
+        <w:t>Switch4</w:t>
+      </w:r>
+    </w:p>
+    <w:p>
+      <w:pPr>
+        <w:pStyle w:val="ac"/>
+      </w:pPr>
+      <w:r>
+        <w:t>Switch4&gt;</w:t>
+      </w:r>
+      <w:proofErr w:type="spellStart"/>
+      <w:r>
+        <w:t>en</w:t>
+      </w:r>
+      <w:proofErr w:type="spellEnd"/>
+    </w:p>
+    <w:p>
+      <w:pPr>
+        <w:pStyle w:val="ac"/>
+        <w:rPr>
+          <w:lang w:val="ru-RU"/>
+        </w:rPr>
+      </w:pPr>
+      <w:r>
+        <w:t>Switch</w:t>
+      </w:r>
+      <w:r>
+        <w:rPr>
+          <w:lang w:val="ru-RU"/>
+        </w:rPr>
+        <w:t>4#</w:t>
+      </w:r>
+      <w:r>
+        <w:t>conf</w:t>
+      </w:r>
+      <w:r>
+        <w:rPr>
+          <w:lang w:val="ru-RU"/>
+        </w:rPr>
+        <w:t xml:space="preserve"> </w:t>
+      </w:r>
+      <w:r>
+        <w:t>t</w:t>
+      </w:r>
+    </w:p>
+    <w:p>
+      <w:pPr>
+        <w:pStyle w:val="ac"/>
+        <w:rPr>
+          <w:lang w:val="ru-RU"/>
+        </w:rPr>
+      </w:pPr>
+    </w:p>
+    <w:p>
+      <w:pPr>
+        <w:pStyle w:val="ac"/>
+        <w:rPr>
+          <w:b/>
+          <w:bCs/>
+          <w:lang w:val="ru-RU"/>
+        </w:rPr>
+      </w:pPr>
+      <w:proofErr w:type="gramStart"/>
+      <w:r>
+        <w:rPr>
+          <w:b/>
+          <w:bCs/>
+          <w:lang w:val="ru-RU"/>
+        </w:rPr>
+        <w:t>!--</w:t>
+      </w:r>
+      <w:proofErr w:type="gramEnd"/>
+      <w:r>
+        <w:rPr>
+          <w:b/>
+          <w:bCs/>
+          <w:lang w:val="ru-RU"/>
+        </w:rPr>
+        <w:t xml:space="preserve"> Задание режима работы с VTP-протоколом</w:t>
+      </w:r>
+    </w:p>
+    <w:p>
+      <w:pPr>
+        <w:pStyle w:val="ac"/>
+      </w:pPr>
+      <w:r>
+        <w:t xml:space="preserve">Switch4(config)#vtp domain </w:t>
+      </w:r>
+      <w:proofErr w:type="spellStart"/>
+      <w:r>
+        <w:t>MyDomain</w:t>
+      </w:r>
+      <w:proofErr w:type="spellEnd"/>
+    </w:p>
+    <w:p>
+      <w:pPr>
+        <w:pStyle w:val="ac"/>
+      </w:pPr>
+      <w:r>
+        <w:t>Switch4(config)#vtp mode client</w:t>
+      </w:r>
+    </w:p>
+    <w:p>
+      <w:pPr>
+        <w:pStyle w:val="ac"/>
+      </w:pPr>
+    </w:p>
+    <w:p>
+      <w:pPr>
+        <w:pStyle w:val="ac"/>
+        <w:rPr>
+          <w:b/>
+          <w:bCs/>
+        </w:rPr>
+      </w:pPr>
+      <w:proofErr w:type="gramStart"/>
+      <w:r>
+        <w:rPr>
+          <w:b/>
+          <w:bCs/>
+        </w:rPr>
+        <w:t>!--</w:t>
+      </w:r>
+      <w:proofErr w:type="gramEnd"/>
+      <w:r>
+        <w:rPr>
+          <w:b/>
+          <w:bCs/>
+        </w:rPr>
+        <w:t xml:space="preserve"> </w:t>
+      </w:r>
+      <w:r>
+        <w:rPr>
+          <w:b/>
+          <w:bCs/>
+          <w:lang w:val="ru-RU"/>
+        </w:rPr>
+        <w:t>Конфигурация</w:t>
+      </w:r>
+      <w:r>
+        <w:rPr>
+          <w:b/>
+          <w:bCs/>
+        </w:rPr>
+        <w:t xml:space="preserve"> </w:t>
+      </w:r>
+      <w:r>
+        <w:rPr>
+          <w:b/>
+          <w:bCs/>
+          <w:lang w:val="ru-RU"/>
+        </w:rPr>
+        <w:t>магистрального</w:t>
+      </w:r>
+      <w:r>
+        <w:rPr>
+          <w:b/>
+          <w:bCs/>
+        </w:rPr>
+        <w:t xml:space="preserve"> </w:t>
+      </w:r>
+      <w:r>
+        <w:rPr>
+          <w:b/>
+          <w:bCs/>
+          <w:lang w:val="ru-RU"/>
+        </w:rPr>
+        <w:t>интерфейса</w:t>
+      </w:r>
+    </w:p>
+    <w:p>
+      <w:pPr>
+        <w:pStyle w:val="ac"/>
+      </w:pPr>
+      <w:r>
+        <w:t>Switch4(config)#interface FastEthernet0/1</w:t>
+      </w:r>
+    </w:p>
+    <w:p>
+      <w:pPr>
+        <w:pStyle w:val="ac"/>
+      </w:pPr>
+      <w:r>
+        <w:t>Switch4(config-</w:t>
+      </w:r>
+      <w:proofErr w:type="gramStart"/>
+      <w:r>
+        <w:t>if)#</w:t>
+      </w:r>
+      <w:proofErr w:type="gramEnd"/>
+      <w:r>
+        <w:t>switchport mode trunk</w:t>
+      </w:r>
+    </w:p>
+    <w:p>
+      <w:pPr>
+        <w:pStyle w:val="ac"/>
+      </w:pPr>
+      <w:r>
+        <w:t>Switch4(config-</w:t>
+      </w:r>
+      <w:proofErr w:type="gramStart"/>
+      <w:r>
+        <w:t>if)#</w:t>
+      </w:r>
+      <w:proofErr w:type="gramEnd"/>
+      <w:r>
+        <w:t xml:space="preserve">switchport trunk allowed </w:t>
+      </w:r>
+      <w:proofErr w:type="spellStart"/>
+      <w:r>
+        <w:t>vlan</w:t>
+      </w:r>
+      <w:proofErr w:type="spellEnd"/>
+      <w:r>
+        <w:t xml:space="preserve"> 50</w:t>
+      </w:r>
+    </w:p>
+    <w:p>
+      <w:pPr>
+        <w:pStyle w:val="ac"/>
+      </w:pPr>
+      <w:r>
+        <w:t>Switch4(config-</w:t>
+      </w:r>
+      <w:proofErr w:type="gramStart"/>
+      <w:r>
+        <w:t>if)#</w:t>
+      </w:r>
+      <w:proofErr w:type="gramEnd"/>
+      <w:r>
+        <w:t>exit</w:t>
+      </w:r>
+    </w:p>
+    <w:p>
+      <w:pPr>
+        <w:pStyle w:val="ac"/>
+      </w:pPr>
+    </w:p>
+    <w:p>
+      <w:pPr>
+        <w:pStyle w:val="ac"/>
+        <w:rPr>
+          <w:b/>
+          <w:bCs/>
+        </w:rPr>
+      </w:pPr>
+      <w:proofErr w:type="gramStart"/>
+      <w:r>
+        <w:rPr>
+          <w:b/>
+          <w:bCs/>
+        </w:rPr>
+        <w:t>!</w:t>
+      </w:r>
+      <w:r>
+        <w:rPr>
+          <w:b/>
+          <w:bCs/>
+        </w:rPr>
+        <w:t>--</w:t>
+      </w:r>
+      <w:proofErr w:type="gramEnd"/>
+      <w:r>
+        <w:rPr>
+          <w:b/>
+          <w:bCs/>
+        </w:rPr>
+        <w:t xml:space="preserve"> </w:t>
+      </w:r>
+      <w:r>
+        <w:rPr>
+          <w:b/>
+          <w:bCs/>
+          <w:lang w:val="ru-RU"/>
+        </w:rPr>
+        <w:t>Конфигурация</w:t>
+      </w:r>
+      <w:r>
+        <w:rPr>
+          <w:b/>
+          <w:bCs/>
+        </w:rPr>
+        <w:t xml:space="preserve"> </w:t>
+      </w:r>
+      <w:r>
+        <w:rPr>
+          <w:b/>
+          <w:bCs/>
+          <w:lang w:val="ru-RU"/>
+        </w:rPr>
+        <w:t>интерфейсов</w:t>
+      </w:r>
+      <w:r>
+        <w:rPr>
+          <w:b/>
+          <w:bCs/>
+        </w:rPr>
+        <w:t xml:space="preserve"> </w:t>
+      </w:r>
+      <w:r>
+        <w:rPr>
+          <w:b/>
+          <w:bCs/>
+        </w:rPr>
+        <w:t>VLAN</w:t>
+      </w:r>
+    </w:p>
+    <w:p>
+      <w:pPr>
+        <w:pStyle w:val="ac"/>
+      </w:pPr>
+      <w:r>
         <w:t xml:space="preserve">Switch4(config)#interface range </w:t>
       </w:r>
       <w:proofErr w:type="spellStart"/>
@@ -29027,7 +30064,15 @@
         <w:pStyle w:val="ac"/>
       </w:pPr>
       <w:r>
-        <w:t>Switch4(config-if-range)#switchport mode access</w:t>
+        <w:t>Switch4(config-if-</w:t>
+      </w:r>
+      <w:proofErr w:type="gramStart"/>
+      <w:r>
+        <w:t>range)#</w:t>
+      </w:r>
+      <w:proofErr w:type="gramEnd"/>
+      <w:r>
+        <w:t>switchport mode access</w:t>
       </w:r>
     </w:p>
     <w:p>
@@ -29035,7 +30080,15 @@
         <w:pStyle w:val="ac"/>
       </w:pPr>
       <w:r>
-        <w:t xml:space="preserve">Switch4(config-if-range)#switchport access </w:t>
+        <w:t>Switch4(config-if-</w:t>
+      </w:r>
+      <w:proofErr w:type="gramStart"/>
+      <w:r>
+        <w:t>range)#</w:t>
+      </w:r>
+      <w:proofErr w:type="gramEnd"/>
+      <w:r>
+        <w:t xml:space="preserve">switchport access </w:t>
       </w:r>
       <w:proofErr w:type="spellStart"/>
       <w:r>
@@ -29080,6 +30133,7 @@
         </w:rPr>
         <w:t>-</w:t>
       </w:r>
+      <w:proofErr w:type="gramStart"/>
       <w:r>
         <w:t>range</w:t>
       </w:r>
@@ -29089,6 +30143,7 @@
         </w:rPr>
         <w:t>)#</w:t>
       </w:r>
+      <w:proofErr w:type="gramEnd"/>
       <w:r>
         <w:t>exit</w:t>
       </w:r>
@@ -29251,10 +30306,72 @@
     <w:p>
       <w:pPr>
         <w:pStyle w:val="ac"/>
-        <w:rPr>
+      </w:pPr>
+    </w:p>
+    <w:p>
+      <w:pPr>
+        <w:pStyle w:val="ac"/>
+        <w:rPr>
+          <w:b/>
+          <w:bCs/>
           <w:lang w:val="ru-RU"/>
         </w:rPr>
       </w:pPr>
+      <w:r>
+        <w:rPr>
+          <w:b/>
+          <w:bCs/>
+          <w:lang w:val="ru-RU"/>
+        </w:rPr>
+        <w:t>!</w:t>
+      </w:r>
+      <w:r>
+        <w:rPr>
+          <w:b/>
+          <w:bCs/>
+          <w:lang w:val="ru-RU"/>
+        </w:rPr>
+        <w:t xml:space="preserve">-- </w:t>
+      </w:r>
+      <w:r>
+        <w:rPr>
+          <w:b/>
+          <w:bCs/>
+          <w:lang w:val="ru-RU"/>
+        </w:rPr>
+        <w:t>Порт</w:t>
+      </w:r>
+      <w:r>
+        <w:rPr>
+          <w:b/>
+          <w:bCs/>
+          <w:lang w:val="ru-RU"/>
+        </w:rPr>
+        <w:t xml:space="preserve"> </w:t>
+      </w:r>
+      <w:r>
+        <w:rPr>
+          <w:b/>
+          <w:bCs/>
+          <w:lang w:val="ru-RU"/>
+        </w:rPr>
+        <w:t>на локальную сеть (</w:t>
+      </w:r>
+      <w:r>
+        <w:rPr>
+          <w:b/>
+          <w:bCs/>
+        </w:rPr>
+        <w:t>SW</w:t>
+      </w:r>
+      <w:r>
+        <w:rPr>
+          <w:b/>
+          <w:bCs/>
+          <w:lang w:val="ru-RU"/>
+        </w:rPr>
+        <w:t xml:space="preserve"> 3)</w:t>
+      </w:r>
     </w:p>
     <w:p>
       <w:pPr>
@@ -29269,7 +30386,15 @@
         <w:pStyle w:val="ac"/>
       </w:pPr>
       <w:r>
-        <w:t>Router(config-if)#ip address 192.168.0.1 255.255.255.0</w:t>
+        <w:t>Router(config-</w:t>
+      </w:r>
+      <w:proofErr w:type="gramStart"/>
+      <w:r>
+        <w:t>if)#</w:t>
+      </w:r>
+      <w:proofErr w:type="gramEnd"/>
+      <w:r>
+        <w:t>ip address 192.168.0.1 255.255.255.0</w:t>
       </w:r>
     </w:p>
     <w:p>
@@ -29277,7 +30402,15 @@
         <w:pStyle w:val="ac"/>
       </w:pPr>
       <w:r>
-        <w:t>Router(config-if)#no shutdown</w:t>
+        <w:t>Router(config-</w:t>
+      </w:r>
+      <w:proofErr w:type="gramStart"/>
+      <w:r>
+        <w:t>if)#</w:t>
+      </w:r>
+      <w:proofErr w:type="gramEnd"/>
+      <w:r>
+        <w:t>no shutdown</w:t>
       </w:r>
     </w:p>
     <w:p>
@@ -29285,8 +30418,13 @@
         <w:pStyle w:val="ac"/>
       </w:pPr>
       <w:r>
-        <w:t>Router(config-if)#</w:t>
-      </w:r>
+        <w:t>Router(config-</w:t>
+      </w:r>
+      <w:proofErr w:type="gramStart"/>
+      <w:r>
+        <w:t>if)#</w:t>
+      </w:r>
+      <w:proofErr w:type="gramEnd"/>
       <w:r>
         <w:t>exit</w:t>
       </w:r>
@@ -29299,6 +30437,79 @@
     <w:p>
       <w:pPr>
         <w:pStyle w:val="ac"/>
+        <w:rPr>
+          <w:b/>
+          <w:bCs/>
+          <w:lang w:val="ru-RU"/>
+        </w:rPr>
+      </w:pPr>
+      <w:r>
+        <w:rPr>
+          <w:b/>
+          <w:bCs/>
+          <w:lang w:val="ru-RU"/>
+        </w:rPr>
+        <w:t xml:space="preserve">!-- </w:t>
+      </w:r>
+      <w:r>
+        <w:rPr>
+          <w:b/>
+          <w:bCs/>
+          <w:lang w:val="ru-RU"/>
+        </w:rPr>
+        <w:t>Порт</w:t>
+      </w:r>
+      <w:r>
+        <w:rPr>
+          <w:b/>
+          <w:bCs/>
+          <w:lang w:val="ru-RU"/>
+        </w:rPr>
+        <w:t xml:space="preserve"> </w:t>
+      </w:r>
+      <w:r>
+        <w:rPr>
+          <w:b/>
+          <w:bCs/>
+          <w:lang w:val="ru-RU"/>
+        </w:rPr>
+        <w:t>на</w:t>
+      </w:r>
+      <w:r>
+        <w:rPr>
+          <w:b/>
+          <w:bCs/>
+          <w:lang w:val="ru-RU"/>
+        </w:rPr>
+        <w:t xml:space="preserve"> </w:t>
+      </w:r>
+      <w:r>
+        <w:rPr>
+          <w:b/>
+          <w:bCs/>
+          <w:lang w:val="ru-RU"/>
+        </w:rPr>
+        <w:t>коммутатор</w:t>
+      </w:r>
+      <w:r>
+        <w:rPr>
+          <w:b/>
+          <w:bCs/>
+          <w:lang w:val="ru-RU"/>
+        </w:rPr>
+        <w:t xml:space="preserve"> </w:t>
+      </w:r>
+      <w:r>
+        <w:rPr>
+          <w:b/>
+          <w:bCs/>
+        </w:rPr>
+        <w:t>DMZ</w:t>
+      </w:r>
+    </w:p>
+    <w:p>
+      <w:pPr>
+        <w:pStyle w:val="ac"/>
       </w:pPr>
       <w:r>
         <w:t>Router(config)#interface GigabitEthernet0/1</w:t>
@@ -29309,7 +30520,15 @@
         <w:pStyle w:val="ac"/>
       </w:pPr>
       <w:r>
-        <w:t>Router(config-if)#ip address 192.168.70.1 255.255.255.0</w:t>
+        <w:t>Router(config-</w:t>
+      </w:r>
+      <w:proofErr w:type="gramStart"/>
+      <w:r>
+        <w:t>if)#</w:t>
+      </w:r>
+      <w:proofErr w:type="gramEnd"/>
+      <w:r>
+        <w:t>ip address 192.168.70.1 255.255.255.0</w:t>
       </w:r>
     </w:p>
     <w:p>
@@ -29317,7 +30536,15 @@
         <w:pStyle w:val="ac"/>
       </w:pPr>
       <w:r>
-        <w:t>Router(config-if)#no shutdown</w:t>
+        <w:t>Router(config-</w:t>
+      </w:r>
+      <w:proofErr w:type="gramStart"/>
+      <w:r>
+        <w:t>if)#</w:t>
+      </w:r>
+      <w:proofErr w:type="gramEnd"/>
+      <w:r>
+        <w:t>no shutdown</w:t>
       </w:r>
     </w:p>
     <w:p>
@@ -29342,6 +30569,7 @@
         </w:rPr>
         <w:t>-</w:t>
       </w:r>
+      <w:proofErr w:type="gramStart"/>
       <w:r>
         <w:t>if</w:t>
       </w:r>
@@ -29351,6 +30579,7 @@
         </w:rPr>
         <w:t>)#</w:t>
       </w:r>
+      <w:proofErr w:type="gramEnd"/>
       <w:r>
         <w:t>exit</w:t>
       </w:r>
@@ -29358,42 +30587,84 @@
     <w:p>
       <w:pPr>
         <w:pStyle w:val="ac"/>
+        <w:rPr>
+          <w:lang w:val="ru-RU"/>
+        </w:rPr>
       </w:pPr>
     </w:p>
     <w:p>
       <w:pPr>
         <w:pStyle w:val="ac"/>
         <w:rPr>
+          <w:b/>
+          <w:bCs/>
+        </w:rPr>
+      </w:pPr>
+      <w:r>
+        <w:rPr>
+          <w:b/>
+          <w:bCs/>
+        </w:rPr>
+        <w:t>!</w:t>
+      </w:r>
+      <w:r>
+        <w:rPr>
+          <w:b/>
+          <w:bCs/>
           <w:lang w:val="ru-RU"/>
         </w:rPr>
-      </w:pPr>
+        <w:t>-- Статическая маршрутизация</w:t>
+      </w:r>
     </w:p>
     <w:p>
       <w:pPr>
         <w:pStyle w:val="ac"/>
+      </w:pPr>
+      <w:r>
+        <w:t>Router(config)#ip route 192.168.10.0 255.255.255.0 192.168.0.2</w:t>
+      </w:r>
+    </w:p>
+    <w:p>
+      <w:pPr>
+        <w:pStyle w:val="ac"/>
+      </w:pPr>
+      <w:r>
+        <w:t>Router(config)#ip route 192.168.20.0 255.255.255.0 192.168.0.2</w:t>
+      </w:r>
+    </w:p>
+    <w:p>
+      <w:pPr>
+        <w:pStyle w:val="ac"/>
+      </w:pPr>
+      <w:r>
+        <w:t>Router(config)#ip route 192.168.30.0 255.255.255.0 192.168.0.2</w:t>
+      </w:r>
+    </w:p>
+    <w:p>
+      <w:pPr>
+        <w:pStyle w:val="ac"/>
+      </w:pPr>
+      <w:r>
+        <w:t>Router(config)#ip route 192.168.40.0 255.255.255.0 192.168.0.2</w:t>
+      </w:r>
+    </w:p>
+    <w:p>
+      <w:pPr>
+        <w:pStyle w:val="ac"/>
+      </w:pPr>
+      <w:r>
+        <w:t>Router(config)#ip route 192.168.50.0 255.255.255.0 192.168.0.2</w:t>
+      </w:r>
+    </w:p>
+    <w:p>
+      <w:pPr>
+        <w:pStyle w:val="ac"/>
         <w:rPr>
           <w:lang w:val="ru-RU"/>
         </w:rPr>
       </w:pPr>
-    </w:p>
-    <w:p/>
-    <w:p>
-      <w:pPr>
-        <w:pStyle w:val="2"/>
-      </w:pPr>
-      <w:bookmarkStart w:id="25" w:name="_Toc216691469"/>
-      <w:r>
-        <w:t xml:space="preserve">7.3 </w:t>
-      </w:r>
-      <w:r>
-        <w:t>Конфигурирование списков доступа</w:t>
-      </w:r>
-      <w:bookmarkEnd w:id="25"/>
-    </w:p>
-    <w:p/>
-    <w:p>
-      <w:r>
-        <w:t>.</w:t>
+      <w:r>
+        <w:t>Router(config)#ip route 192.168.60.0 255.255.255.0 192.168.0.2</w:t>
       </w:r>
     </w:p>
     <w:p/>
@@ -29402,6 +30673,27 @@
       <w:pPr>
         <w:pStyle w:val="2"/>
       </w:pPr>
+      <w:bookmarkStart w:id="25" w:name="_Toc216691469"/>
+      <w:r>
+        <w:t xml:space="preserve">7.3 </w:t>
+      </w:r>
+      <w:r>
+        <w:t>Конфигурирование списков доступа</w:t>
+      </w:r>
+      <w:bookmarkEnd w:id="25"/>
+    </w:p>
+    <w:p/>
+    <w:p>
+      <w:r>
+        <w:t>.</w:t>
+      </w:r>
+    </w:p>
+    <w:p/>
+    <w:p/>
+    <w:p>
+      <w:pPr>
+        <w:pStyle w:val="2"/>
+      </w:pPr>
       <w:bookmarkStart w:id="26" w:name="_Toc216691470"/>
       <w:r>
         <w:t xml:space="preserve">7.4 </w:t>
@@ -29414,6 +30706,7 @@
     <w:p/>
     <w:p>
       <w:r>
+        <w:lastRenderedPageBreak/>
         <w:t>.</w:t>
       </w:r>
     </w:p>

--- a/7 семестр/ИСИС КП/ПЗ.docx
+++ b/7 семестр/ИСИС КП/ПЗ.docx
@@ -27293,9 +27293,6 @@
     <w:p>
       <w:pPr>
         <w:pStyle w:val="ac"/>
-        <w:rPr>
-          <w:lang w:val="ru-RU"/>
-        </w:rPr>
       </w:pPr>
       <w:r>
         <w:t>SwitchSW3(config)#interface FastEthernet0/1</w:t>
@@ -28687,6 +28684,7 @@
           <w:bCs/>
         </w:rPr>
       </w:pPr>
+      <w:proofErr w:type="gramStart"/>
       <w:r>
         <w:rPr>
           <w:b/>
@@ -28699,7 +28697,15 @@
           <w:b/>
           <w:bCs/>
         </w:rPr>
-        <w:t xml:space="preserve">-- </w:t>
+        <w:t>--</w:t>
+      </w:r>
+      <w:proofErr w:type="gramEnd"/>
+      <w:r>
+        <w:rPr>
+          <w:b/>
+          <w:bCs/>
+        </w:rPr>
+        <w:t xml:space="preserve"> </w:t>
       </w:r>
       <w:r>
         <w:rPr>
@@ -31071,30 +31077,1379 @@
         <w:t xml:space="preserve">политика доступа была реализована </w:t>
       </w:r>
       <w:r>
-        <w:rPr>
-          <w:color w:val="EE0000"/>
-        </w:rPr>
         <w:t xml:space="preserve">на маршрутизирующем коммутаторе </w:t>
       </w:r>
       <w:r>
-        <w:t>посредством списков доступа.</w:t>
+        <w:t xml:space="preserve">посредством </w:t>
+      </w:r>
+      <w:r>
+        <w:t xml:space="preserve">именованных </w:t>
+      </w:r>
+      <w:r>
+        <w:t>списков доступа.</w:t>
       </w:r>
     </w:p>
     <w:p/>
     <w:p>
       <w:r>
-        <w:t xml:space="preserve">Листинг 7.7 </w:t>
-      </w:r>
+        <w:t>Листинг</w:t>
+      </w:r>
+      <w:r>
+        <w:t xml:space="preserve"> 7.7 </w:t>
+      </w:r>
+      <w:r>
+        <w:t>–</w:t>
+      </w:r>
+      <w:r>
+        <w:t xml:space="preserve"> </w:t>
+      </w:r>
+      <w:r>
+        <w:t>Конфигурация списков доступа</w:t>
+      </w:r>
+    </w:p>
+    <w:p>
+      <w:pPr>
+        <w:pStyle w:val="ac"/>
+        <w:rPr>
+          <w:lang w:val="ru-RU"/>
+        </w:rPr>
+      </w:pPr>
+      <w:proofErr w:type="spellStart"/>
+      <w:r>
+        <w:t>SwitchSW</w:t>
+      </w:r>
+      <w:proofErr w:type="spellEnd"/>
+      <w:r>
+        <w:rPr>
+          <w:lang w:val="ru-RU"/>
+        </w:rPr>
+        <w:t>3&gt;</w:t>
+      </w:r>
+      <w:proofErr w:type="spellStart"/>
+      <w:r>
+        <w:t>en</w:t>
+      </w:r>
+      <w:proofErr w:type="spellEnd"/>
+    </w:p>
+    <w:p>
+      <w:pPr>
+        <w:pStyle w:val="ac"/>
+      </w:pPr>
+      <w:r>
+        <w:t>SwitchSW3#conf t</w:t>
+      </w:r>
+    </w:p>
+    <w:p>
+      <w:pPr>
+        <w:pStyle w:val="ac"/>
+      </w:pPr>
+    </w:p>
+    <w:p>
+      <w:pPr>
+        <w:pStyle w:val="ac"/>
+        <w:rPr>
+          <w:b/>
+          <w:bCs/>
+        </w:rPr>
+      </w:pPr>
       <w:proofErr w:type="gramStart"/>
       <w:r>
-        <w:t>- ?</w:t>
+        <w:rPr>
+          <w:b/>
+          <w:bCs/>
+        </w:rPr>
+        <w:t>!</w:t>
+      </w:r>
+      <w:r>
+        <w:rPr>
+          <w:b/>
+          <w:bCs/>
+        </w:rPr>
+        <w:t>--</w:t>
       </w:r>
       <w:proofErr w:type="gramEnd"/>
+      <w:r>
+        <w:rPr>
+          <w:b/>
+          <w:bCs/>
+        </w:rPr>
+        <w:t xml:space="preserve"> </w:t>
+      </w:r>
+      <w:r>
+        <w:rPr>
+          <w:b/>
+          <w:bCs/>
+          <w:lang w:val="ru-RU"/>
+        </w:rPr>
+        <w:t>Доступ</w:t>
+      </w:r>
+      <w:r>
+        <w:rPr>
+          <w:b/>
+          <w:bCs/>
+        </w:rPr>
+        <w:t xml:space="preserve"> </w:t>
+      </w:r>
+      <w:r>
+        <w:rPr>
+          <w:b/>
+          <w:bCs/>
+          <w:lang w:val="ru-RU"/>
+        </w:rPr>
+        <w:t>из</w:t>
+      </w:r>
+      <w:r>
+        <w:rPr>
+          <w:b/>
+          <w:bCs/>
+        </w:rPr>
+        <w:t xml:space="preserve"> </w:t>
+      </w:r>
+      <w:r>
+        <w:rPr>
+          <w:b/>
+          <w:bCs/>
+        </w:rPr>
+        <w:t>VLAN1</w:t>
+      </w:r>
     </w:p>
     <w:p>
       <w:pPr>
         <w:pStyle w:val="ac"/>
       </w:pPr>
+      <w:r>
+        <w:t>SwitchSW3(config)#ip access-list extended VLAN10-OUT</w:t>
+      </w:r>
+    </w:p>
+    <w:p>
+      <w:pPr>
+        <w:pStyle w:val="ac"/>
+      </w:pPr>
+      <w:r>
+        <w:t>SwitchSW3(config-</w:t>
+      </w:r>
+      <w:proofErr w:type="spellStart"/>
+      <w:r>
+        <w:t>ext</w:t>
+      </w:r>
+      <w:proofErr w:type="spellEnd"/>
+      <w:r>
+        <w:t>-</w:t>
+      </w:r>
+      <w:proofErr w:type="spellStart"/>
+      <w:proofErr w:type="gramStart"/>
+      <w:r>
+        <w:t>nacl</w:t>
+      </w:r>
+      <w:proofErr w:type="spellEnd"/>
+      <w:r>
+        <w:t>)#</w:t>
+      </w:r>
+      <w:proofErr w:type="gramEnd"/>
+      <w:r>
+        <w:t xml:space="preserve">permit </w:t>
+      </w:r>
+      <w:proofErr w:type="spellStart"/>
+      <w:r>
+        <w:t>ip</w:t>
+      </w:r>
+      <w:proofErr w:type="spellEnd"/>
+      <w:r>
+        <w:t xml:space="preserve"> any </w:t>
+      </w:r>
+      <w:proofErr w:type="spellStart"/>
+      <w:r>
+        <w:t>any</w:t>
+      </w:r>
+      <w:proofErr w:type="spellEnd"/>
+    </w:p>
+    <w:p>
+      <w:pPr>
+        <w:pStyle w:val="ac"/>
+      </w:pPr>
+      <w:r>
+        <w:t>SwitchSW3(config-</w:t>
+      </w:r>
+      <w:proofErr w:type="spellStart"/>
+      <w:r>
+        <w:t>ext</w:t>
+      </w:r>
+      <w:proofErr w:type="spellEnd"/>
+      <w:r>
+        <w:t>-</w:t>
+      </w:r>
+      <w:proofErr w:type="spellStart"/>
+      <w:proofErr w:type="gramStart"/>
+      <w:r>
+        <w:t>nacl</w:t>
+      </w:r>
+      <w:proofErr w:type="spellEnd"/>
+      <w:r>
+        <w:t>)#</w:t>
+      </w:r>
+      <w:proofErr w:type="gramEnd"/>
+      <w:r>
+        <w:t>exit</w:t>
+      </w:r>
+    </w:p>
+    <w:p>
+      <w:pPr>
+        <w:pStyle w:val="ac"/>
+      </w:pPr>
+    </w:p>
+    <w:p>
+      <w:pPr>
+        <w:pStyle w:val="ac"/>
+      </w:pPr>
+      <w:r>
+        <w:t xml:space="preserve">SwitchSW3(config)#interface </w:t>
+      </w:r>
+      <w:proofErr w:type="spellStart"/>
+      <w:r>
+        <w:t>vlan</w:t>
+      </w:r>
+      <w:proofErr w:type="spellEnd"/>
+      <w:r>
+        <w:t xml:space="preserve"> 10</w:t>
+      </w:r>
+    </w:p>
+    <w:p>
+      <w:pPr>
+        <w:pStyle w:val="ac"/>
+      </w:pPr>
+      <w:r>
+        <w:t>SwitchSW3(config-</w:t>
+      </w:r>
+      <w:proofErr w:type="gramStart"/>
+      <w:r>
+        <w:t>if)#</w:t>
+      </w:r>
+      <w:proofErr w:type="gramEnd"/>
+      <w:r>
+        <w:t>ip access-group VLAN10-OUT in</w:t>
+      </w:r>
+    </w:p>
+    <w:p>
+      <w:pPr>
+        <w:pStyle w:val="ac"/>
+      </w:pPr>
+      <w:r>
+        <w:t>SwitchSW3(config-</w:t>
+      </w:r>
+      <w:proofErr w:type="gramStart"/>
+      <w:r>
+        <w:t>if)#</w:t>
+      </w:r>
+      <w:proofErr w:type="gramEnd"/>
+      <w:r>
+        <w:t>exit</w:t>
+      </w:r>
+    </w:p>
+    <w:p>
+      <w:pPr>
+        <w:pStyle w:val="ac"/>
+      </w:pPr>
+    </w:p>
+    <w:p>
+      <w:pPr>
+        <w:pStyle w:val="ac"/>
+        <w:rPr>
+          <w:b/>
+          <w:bCs/>
+        </w:rPr>
+      </w:pPr>
+      <w:proofErr w:type="gramStart"/>
+      <w:r>
+        <w:rPr>
+          <w:b/>
+          <w:bCs/>
+        </w:rPr>
+        <w:t>!</w:t>
+      </w:r>
+      <w:r>
+        <w:rPr>
+          <w:b/>
+          <w:bCs/>
+        </w:rPr>
+        <w:t>--</w:t>
+      </w:r>
+      <w:proofErr w:type="gramEnd"/>
+      <w:r>
+        <w:rPr>
+          <w:b/>
+          <w:bCs/>
+        </w:rPr>
+        <w:t xml:space="preserve"> </w:t>
+      </w:r>
+      <w:r>
+        <w:rPr>
+          <w:b/>
+          <w:bCs/>
+          <w:lang w:val="ru-RU"/>
+        </w:rPr>
+        <w:t>Доступ</w:t>
+      </w:r>
+      <w:r>
+        <w:rPr>
+          <w:b/>
+          <w:bCs/>
+        </w:rPr>
+        <w:t xml:space="preserve"> </w:t>
+      </w:r>
+      <w:r>
+        <w:rPr>
+          <w:b/>
+          <w:bCs/>
+          <w:lang w:val="ru-RU"/>
+        </w:rPr>
+        <w:t>из</w:t>
+      </w:r>
+      <w:r>
+        <w:rPr>
+          <w:b/>
+          <w:bCs/>
+        </w:rPr>
+        <w:t xml:space="preserve"> </w:t>
+      </w:r>
+      <w:r>
+        <w:rPr>
+          <w:b/>
+          <w:bCs/>
+        </w:rPr>
+        <w:t>VLAN</w:t>
+      </w:r>
+      <w:r>
+        <w:rPr>
+          <w:b/>
+          <w:bCs/>
+        </w:rPr>
+        <w:t>2</w:t>
+      </w:r>
+    </w:p>
+    <w:p>
+      <w:pPr>
+        <w:pStyle w:val="ac"/>
+      </w:pPr>
+      <w:r>
+        <w:t>SwitchSW3(config)#ip access-list extended VLAN20-OUT</w:t>
+      </w:r>
+    </w:p>
+    <w:p>
+      <w:pPr>
+        <w:pStyle w:val="ac"/>
+      </w:pPr>
+      <w:r>
+        <w:t>SwitchSW3(config-</w:t>
+      </w:r>
+      <w:proofErr w:type="spellStart"/>
+      <w:r>
+        <w:t>ext</w:t>
+      </w:r>
+      <w:proofErr w:type="spellEnd"/>
+      <w:r>
+        <w:t>-</w:t>
+      </w:r>
+      <w:proofErr w:type="spellStart"/>
+      <w:proofErr w:type="gramStart"/>
+      <w:r>
+        <w:t>nacl</w:t>
+      </w:r>
+      <w:proofErr w:type="spellEnd"/>
+      <w:r>
+        <w:t>)#</w:t>
+      </w:r>
+      <w:proofErr w:type="gramEnd"/>
+      <w:r>
+        <w:t xml:space="preserve">deny </w:t>
+      </w:r>
+      <w:proofErr w:type="spellStart"/>
+      <w:r>
+        <w:t>ip</w:t>
+      </w:r>
+      <w:proofErr w:type="spellEnd"/>
+      <w:r>
+        <w:t xml:space="preserve"> 192.168.20.0 0.0.0.255 192.168.10.0 0.0.0.255</w:t>
+      </w:r>
+    </w:p>
+    <w:p>
+      <w:pPr>
+        <w:pStyle w:val="ac"/>
+      </w:pPr>
+      <w:r>
+        <w:t>SwitchSW3(config-</w:t>
+      </w:r>
+      <w:proofErr w:type="spellStart"/>
+      <w:r>
+        <w:t>ext</w:t>
+      </w:r>
+      <w:proofErr w:type="spellEnd"/>
+      <w:r>
+        <w:t>-</w:t>
+      </w:r>
+      <w:proofErr w:type="spellStart"/>
+      <w:proofErr w:type="gramStart"/>
+      <w:r>
+        <w:t>nacl</w:t>
+      </w:r>
+      <w:proofErr w:type="spellEnd"/>
+      <w:r>
+        <w:t>)#</w:t>
+      </w:r>
+      <w:proofErr w:type="gramEnd"/>
+      <w:r>
+        <w:t xml:space="preserve">permit </w:t>
+      </w:r>
+      <w:proofErr w:type="spellStart"/>
+      <w:r>
+        <w:t>ip</w:t>
+      </w:r>
+      <w:proofErr w:type="spellEnd"/>
+      <w:r>
+        <w:t xml:space="preserve"> any </w:t>
+      </w:r>
+      <w:proofErr w:type="spellStart"/>
+      <w:r>
+        <w:t>any</w:t>
+      </w:r>
+      <w:proofErr w:type="spellEnd"/>
+    </w:p>
+    <w:p>
+      <w:pPr>
+        <w:pStyle w:val="ac"/>
+      </w:pPr>
+      <w:r>
+        <w:t>SwitchSW3(config-</w:t>
+      </w:r>
+      <w:proofErr w:type="spellStart"/>
+      <w:r>
+        <w:t>ext</w:t>
+      </w:r>
+      <w:proofErr w:type="spellEnd"/>
+      <w:r>
+        <w:t>-</w:t>
+      </w:r>
+      <w:proofErr w:type="spellStart"/>
+      <w:proofErr w:type="gramStart"/>
+      <w:r>
+        <w:t>nacl</w:t>
+      </w:r>
+      <w:proofErr w:type="spellEnd"/>
+      <w:r>
+        <w:t>)#</w:t>
+      </w:r>
+      <w:proofErr w:type="gramEnd"/>
+      <w:r>
+        <w:t>exit</w:t>
+      </w:r>
+    </w:p>
+    <w:p>
+      <w:pPr>
+        <w:pStyle w:val="ac"/>
+      </w:pPr>
+    </w:p>
+    <w:p>
+      <w:pPr>
+        <w:pStyle w:val="ac"/>
+      </w:pPr>
+      <w:r>
+        <w:t xml:space="preserve">SwitchSW3(config)#interface </w:t>
+      </w:r>
+      <w:proofErr w:type="spellStart"/>
+      <w:r>
+        <w:t>vlan</w:t>
+      </w:r>
+      <w:proofErr w:type="spellEnd"/>
+      <w:r>
+        <w:t xml:space="preserve"> 20</w:t>
+      </w:r>
+    </w:p>
+    <w:p>
+      <w:pPr>
+        <w:pStyle w:val="ac"/>
+      </w:pPr>
+      <w:r>
+        <w:t>SwitchSW3(config-</w:t>
+      </w:r>
+      <w:proofErr w:type="gramStart"/>
+      <w:r>
+        <w:t>if)#</w:t>
+      </w:r>
+      <w:proofErr w:type="gramEnd"/>
+      <w:r>
+        <w:t>ip access-group VLAN20-OUT in</w:t>
+      </w:r>
+    </w:p>
+    <w:p>
+      <w:pPr>
+        <w:pStyle w:val="ac"/>
+      </w:pPr>
+      <w:r>
+        <w:t>SwitchSW3(config-</w:t>
+      </w:r>
+      <w:proofErr w:type="gramStart"/>
+      <w:r>
+        <w:t>if)#</w:t>
+      </w:r>
+      <w:proofErr w:type="gramEnd"/>
+      <w:r>
+        <w:t>exit</w:t>
+      </w:r>
+    </w:p>
+    <w:p>
+      <w:pPr>
+        <w:pStyle w:val="ac"/>
+      </w:pPr>
+    </w:p>
+    <w:p>
+      <w:pPr>
+        <w:pStyle w:val="ac"/>
+        <w:rPr>
+          <w:b/>
+          <w:bCs/>
+        </w:rPr>
+      </w:pPr>
+      <w:proofErr w:type="gramStart"/>
+      <w:r>
+        <w:rPr>
+          <w:b/>
+          <w:bCs/>
+        </w:rPr>
+        <w:t>!</w:t>
+      </w:r>
+      <w:r>
+        <w:rPr>
+          <w:b/>
+          <w:bCs/>
+        </w:rPr>
+        <w:t>--</w:t>
+      </w:r>
+      <w:proofErr w:type="gramEnd"/>
+      <w:r>
+        <w:rPr>
+          <w:b/>
+          <w:bCs/>
+        </w:rPr>
+        <w:t xml:space="preserve"> </w:t>
+      </w:r>
+      <w:r>
+        <w:rPr>
+          <w:b/>
+          <w:bCs/>
+          <w:lang w:val="ru-RU"/>
+        </w:rPr>
+        <w:t>Доступ</w:t>
+      </w:r>
+      <w:r>
+        <w:rPr>
+          <w:b/>
+          <w:bCs/>
+        </w:rPr>
+        <w:t xml:space="preserve"> </w:t>
+      </w:r>
+      <w:r>
+        <w:rPr>
+          <w:b/>
+          <w:bCs/>
+          <w:lang w:val="ru-RU"/>
+        </w:rPr>
+        <w:t>из</w:t>
+      </w:r>
+      <w:r>
+        <w:rPr>
+          <w:b/>
+          <w:bCs/>
+        </w:rPr>
+        <w:t xml:space="preserve"> </w:t>
+      </w:r>
+      <w:r>
+        <w:rPr>
+          <w:b/>
+          <w:bCs/>
+        </w:rPr>
+        <w:t>VLAN</w:t>
+      </w:r>
+      <w:r>
+        <w:rPr>
+          <w:b/>
+          <w:bCs/>
+        </w:rPr>
+        <w:t>3</w:t>
+      </w:r>
+    </w:p>
+    <w:p>
+      <w:pPr>
+        <w:pStyle w:val="ac"/>
+      </w:pPr>
+      <w:r>
+        <w:t>SwitchSW3(config)#ip access-list extended VLAN30-OUT</w:t>
+      </w:r>
+    </w:p>
+    <w:p>
+      <w:pPr>
+        <w:pStyle w:val="ac"/>
+      </w:pPr>
+      <w:r>
+        <w:t>SwitchSW3(config-</w:t>
+      </w:r>
+      <w:proofErr w:type="spellStart"/>
+      <w:r>
+        <w:t>ext</w:t>
+      </w:r>
+      <w:proofErr w:type="spellEnd"/>
+      <w:r>
+        <w:t>-</w:t>
+      </w:r>
+      <w:proofErr w:type="spellStart"/>
+      <w:proofErr w:type="gramStart"/>
+      <w:r>
+        <w:t>nacl</w:t>
+      </w:r>
+      <w:proofErr w:type="spellEnd"/>
+      <w:r>
+        <w:t>)#</w:t>
+      </w:r>
+      <w:proofErr w:type="gramEnd"/>
+      <w:r>
+        <w:t xml:space="preserve">permit </w:t>
+      </w:r>
+      <w:proofErr w:type="spellStart"/>
+      <w:r>
+        <w:t>ip</w:t>
+      </w:r>
+      <w:proofErr w:type="spellEnd"/>
+      <w:r>
+        <w:t xml:space="preserve"> 192.168.30.0 0.0.0.255 192.168.30.0 0.0.0.255</w:t>
+      </w:r>
+    </w:p>
+    <w:p>
+      <w:pPr>
+        <w:pStyle w:val="ac"/>
+      </w:pPr>
+      <w:r>
+        <w:t>SwitchSW3(config-</w:t>
+      </w:r>
+      <w:proofErr w:type="spellStart"/>
+      <w:r>
+        <w:t>ext</w:t>
+      </w:r>
+      <w:proofErr w:type="spellEnd"/>
+      <w:r>
+        <w:t>-</w:t>
+      </w:r>
+      <w:proofErr w:type="spellStart"/>
+      <w:proofErr w:type="gramStart"/>
+      <w:r>
+        <w:t>nacl</w:t>
+      </w:r>
+      <w:proofErr w:type="spellEnd"/>
+      <w:r>
+        <w:t>)#</w:t>
+      </w:r>
+      <w:proofErr w:type="gramEnd"/>
+      <w:r>
+        <w:t xml:space="preserve">permit </w:t>
+      </w:r>
+      <w:proofErr w:type="spellStart"/>
+      <w:r>
+        <w:t>ip</w:t>
+      </w:r>
+      <w:proofErr w:type="spellEnd"/>
+      <w:r>
+        <w:t xml:space="preserve"> 192.168.30.0 0.0.0.255 192.168.40.0 0.0.0.255</w:t>
+      </w:r>
+    </w:p>
+    <w:p>
+      <w:pPr>
+        <w:pStyle w:val="ac"/>
+      </w:pPr>
+      <w:r>
+        <w:t>SwitchSW3(config-</w:t>
+      </w:r>
+      <w:proofErr w:type="spellStart"/>
+      <w:r>
+        <w:t>ext</w:t>
+      </w:r>
+      <w:proofErr w:type="spellEnd"/>
+      <w:r>
+        <w:t>-</w:t>
+      </w:r>
+      <w:proofErr w:type="spellStart"/>
+      <w:proofErr w:type="gramStart"/>
+      <w:r>
+        <w:t>nacl</w:t>
+      </w:r>
+      <w:proofErr w:type="spellEnd"/>
+      <w:r>
+        <w:t>)#</w:t>
+      </w:r>
+      <w:proofErr w:type="gramEnd"/>
+      <w:r>
+        <w:t xml:space="preserve">permit </w:t>
+      </w:r>
+      <w:proofErr w:type="spellStart"/>
+      <w:r>
+        <w:t>ip</w:t>
+      </w:r>
+      <w:proofErr w:type="spellEnd"/>
+      <w:r>
+        <w:t xml:space="preserve"> 192.168.30.0 0.0.0.255 192.168.60.0 0.0.0.255</w:t>
+      </w:r>
+    </w:p>
+    <w:p>
+      <w:pPr>
+        <w:pStyle w:val="ac"/>
+      </w:pPr>
+      <w:r>
+        <w:t>SwitchSW3(config-</w:t>
+      </w:r>
+      <w:proofErr w:type="spellStart"/>
+      <w:r>
+        <w:t>ext</w:t>
+      </w:r>
+      <w:proofErr w:type="spellEnd"/>
+      <w:r>
+        <w:t>-</w:t>
+      </w:r>
+      <w:proofErr w:type="spellStart"/>
+      <w:proofErr w:type="gramStart"/>
+      <w:r>
+        <w:t>nacl</w:t>
+      </w:r>
+      <w:proofErr w:type="spellEnd"/>
+      <w:r>
+        <w:t>)#</w:t>
+      </w:r>
+      <w:proofErr w:type="gramEnd"/>
+      <w:r>
+        <w:t>exit</w:t>
+      </w:r>
+    </w:p>
+    <w:p>
+      <w:pPr>
+        <w:pStyle w:val="ac"/>
+      </w:pPr>
+    </w:p>
+    <w:p>
+      <w:pPr>
+        <w:pStyle w:val="ac"/>
+      </w:pPr>
+      <w:r>
+        <w:t xml:space="preserve">SwitchSW3(config)#interface </w:t>
+      </w:r>
+      <w:proofErr w:type="spellStart"/>
+      <w:r>
+        <w:t>vlan</w:t>
+      </w:r>
+      <w:proofErr w:type="spellEnd"/>
+      <w:r>
+        <w:t xml:space="preserve"> 30</w:t>
+      </w:r>
+    </w:p>
+    <w:p>
+      <w:pPr>
+        <w:pStyle w:val="ac"/>
+      </w:pPr>
+      <w:r>
+        <w:t>SwitchSW3(config-</w:t>
+      </w:r>
+      <w:proofErr w:type="gramStart"/>
+      <w:r>
+        <w:t>if)#</w:t>
+      </w:r>
+      <w:proofErr w:type="gramEnd"/>
+      <w:r>
+        <w:t>ip access-group VLAN30-OUT in</w:t>
+      </w:r>
+    </w:p>
+    <w:p>
+      <w:pPr>
+        <w:pStyle w:val="ac"/>
+      </w:pPr>
+      <w:r>
+        <w:rPr>
+          <w:lang w:val="ru-RU"/>
+        </w:rPr>
+        <w:t>SwitchSW3(</w:t>
+      </w:r>
+      <w:proofErr w:type="spellStart"/>
+      <w:r>
+        <w:rPr>
+          <w:lang w:val="ru-RU"/>
+        </w:rPr>
+        <w:t>config-</w:t>
+      </w:r>
+      <w:proofErr w:type="gramStart"/>
+      <w:r>
+        <w:rPr>
+          <w:lang w:val="ru-RU"/>
+        </w:rPr>
+        <w:t>if</w:t>
+      </w:r>
+      <w:proofErr w:type="spellEnd"/>
+      <w:r>
+        <w:rPr>
+          <w:lang w:val="ru-RU"/>
+        </w:rPr>
+        <w:t>)#</w:t>
+      </w:r>
+      <w:proofErr w:type="gramEnd"/>
+      <w:r>
+        <w:rPr>
+          <w:lang w:val="ru-RU"/>
+        </w:rPr>
+        <w:t>exit</w:t>
+      </w:r>
+    </w:p>
+    <w:p>
+      <w:pPr>
+        <w:pStyle w:val="ac"/>
+      </w:pPr>
+    </w:p>
+    <w:p>
+      <w:pPr>
+        <w:pStyle w:val="ac"/>
+        <w:rPr>
+          <w:b/>
+          <w:bCs/>
+        </w:rPr>
+      </w:pPr>
+      <w:proofErr w:type="gramStart"/>
+      <w:r>
+        <w:rPr>
+          <w:b/>
+          <w:bCs/>
+        </w:rPr>
+        <w:t>!</w:t>
+      </w:r>
+      <w:r>
+        <w:rPr>
+          <w:b/>
+          <w:bCs/>
+        </w:rPr>
+        <w:t>--</w:t>
+      </w:r>
+      <w:proofErr w:type="gramEnd"/>
+      <w:r>
+        <w:rPr>
+          <w:b/>
+          <w:bCs/>
+        </w:rPr>
+        <w:t xml:space="preserve"> </w:t>
+      </w:r>
+      <w:r>
+        <w:rPr>
+          <w:b/>
+          <w:bCs/>
+          <w:lang w:val="ru-RU"/>
+        </w:rPr>
+        <w:t>Доступ</w:t>
+      </w:r>
+      <w:r>
+        <w:rPr>
+          <w:b/>
+          <w:bCs/>
+        </w:rPr>
+        <w:t xml:space="preserve"> </w:t>
+      </w:r>
+      <w:r>
+        <w:rPr>
+          <w:b/>
+          <w:bCs/>
+          <w:lang w:val="ru-RU"/>
+        </w:rPr>
+        <w:t>из</w:t>
+      </w:r>
+      <w:r>
+        <w:rPr>
+          <w:b/>
+          <w:bCs/>
+        </w:rPr>
+        <w:t xml:space="preserve"> </w:t>
+      </w:r>
+      <w:r>
+        <w:rPr>
+          <w:b/>
+          <w:bCs/>
+        </w:rPr>
+        <w:t>VLAN</w:t>
+      </w:r>
+      <w:r>
+        <w:rPr>
+          <w:b/>
+          <w:bCs/>
+        </w:rPr>
+        <w:t>4</w:t>
+      </w:r>
+    </w:p>
+    <w:p>
+      <w:pPr>
+        <w:pStyle w:val="ac"/>
+      </w:pPr>
+      <w:r>
+        <w:t>SwitchSW3(config)#ip access-list extended VLAN40-OUT</w:t>
+      </w:r>
+    </w:p>
+    <w:p>
+      <w:pPr>
+        <w:pStyle w:val="ac"/>
+      </w:pPr>
+      <w:r>
+        <w:t>SwitchSW3(config-</w:t>
+      </w:r>
+      <w:proofErr w:type="spellStart"/>
+      <w:r>
+        <w:t>ext</w:t>
+      </w:r>
+      <w:proofErr w:type="spellEnd"/>
+      <w:r>
+        <w:t>-</w:t>
+      </w:r>
+      <w:proofErr w:type="spellStart"/>
+      <w:proofErr w:type="gramStart"/>
+      <w:r>
+        <w:t>nacl</w:t>
+      </w:r>
+      <w:proofErr w:type="spellEnd"/>
+      <w:r>
+        <w:t>)#</w:t>
+      </w:r>
+      <w:proofErr w:type="gramEnd"/>
+      <w:r>
+        <w:t xml:space="preserve">permit </w:t>
+      </w:r>
+      <w:proofErr w:type="spellStart"/>
+      <w:r>
+        <w:t>ip</w:t>
+      </w:r>
+      <w:proofErr w:type="spellEnd"/>
+      <w:r>
+        <w:t xml:space="preserve"> 192.168.40.0 0.0.0.255 192.168.40.0 0.0.0.255</w:t>
+      </w:r>
+    </w:p>
+    <w:p>
+      <w:pPr>
+        <w:pStyle w:val="ac"/>
+      </w:pPr>
+      <w:r>
+        <w:t>SwitchSW3(config-</w:t>
+      </w:r>
+      <w:proofErr w:type="spellStart"/>
+      <w:r>
+        <w:t>ext</w:t>
+      </w:r>
+      <w:proofErr w:type="spellEnd"/>
+      <w:r>
+        <w:t>-</w:t>
+      </w:r>
+      <w:proofErr w:type="spellStart"/>
+      <w:proofErr w:type="gramStart"/>
+      <w:r>
+        <w:t>nacl</w:t>
+      </w:r>
+      <w:proofErr w:type="spellEnd"/>
+      <w:r>
+        <w:t>)#</w:t>
+      </w:r>
+      <w:proofErr w:type="gramEnd"/>
+      <w:r>
+        <w:t xml:space="preserve">permit </w:t>
+      </w:r>
+      <w:proofErr w:type="spellStart"/>
+      <w:r>
+        <w:t>ip</w:t>
+      </w:r>
+      <w:proofErr w:type="spellEnd"/>
+      <w:r>
+        <w:t xml:space="preserve"> 192.168.40.0 0.0.0.255 192.168.60.0 0.0.0.255</w:t>
+      </w:r>
+    </w:p>
+    <w:p>
+      <w:pPr>
+        <w:pStyle w:val="ac"/>
+      </w:pPr>
+      <w:r>
+        <w:t>SwitchSW3(config-</w:t>
+      </w:r>
+      <w:proofErr w:type="spellStart"/>
+      <w:r>
+        <w:t>ext</w:t>
+      </w:r>
+      <w:proofErr w:type="spellEnd"/>
+      <w:r>
+        <w:t>-</w:t>
+      </w:r>
+      <w:proofErr w:type="spellStart"/>
+      <w:proofErr w:type="gramStart"/>
+      <w:r>
+        <w:t>nacl</w:t>
+      </w:r>
+      <w:proofErr w:type="spellEnd"/>
+      <w:r>
+        <w:t>)#</w:t>
+      </w:r>
+      <w:proofErr w:type="gramEnd"/>
+      <w:r>
+        <w:t>exit</w:t>
+      </w:r>
+    </w:p>
+    <w:p>
+      <w:pPr>
+        <w:pStyle w:val="ac"/>
+      </w:pPr>
+    </w:p>
+    <w:p>
+      <w:pPr>
+        <w:pStyle w:val="ac"/>
+      </w:pPr>
+      <w:r>
+        <w:t xml:space="preserve">SwitchSW3(config)#interface </w:t>
+      </w:r>
+      <w:proofErr w:type="spellStart"/>
+      <w:r>
+        <w:t>vlan</w:t>
+      </w:r>
+      <w:proofErr w:type="spellEnd"/>
+      <w:r>
+        <w:t xml:space="preserve"> 40</w:t>
+      </w:r>
+    </w:p>
+    <w:p>
+      <w:pPr>
+        <w:pStyle w:val="ac"/>
+      </w:pPr>
+      <w:r>
+        <w:t>SwitchSW3(config-</w:t>
+      </w:r>
+      <w:proofErr w:type="gramStart"/>
+      <w:r>
+        <w:t>if)#</w:t>
+      </w:r>
+      <w:proofErr w:type="gramEnd"/>
+      <w:r>
+        <w:t>ip access-group VLAN40-OUT in</w:t>
+      </w:r>
+    </w:p>
+    <w:p>
+      <w:pPr>
+        <w:pStyle w:val="ac"/>
+      </w:pPr>
+      <w:r>
+        <w:t>SwitchSW3(config-</w:t>
+      </w:r>
+      <w:proofErr w:type="gramStart"/>
+      <w:r>
+        <w:t>if)#</w:t>
+      </w:r>
+      <w:proofErr w:type="gramEnd"/>
+      <w:r>
+        <w:t>exit</w:t>
+      </w:r>
+    </w:p>
+    <w:p>
+      <w:pPr>
+        <w:pStyle w:val="ac"/>
+      </w:pPr>
+    </w:p>
+    <w:p>
+      <w:pPr>
+        <w:pStyle w:val="ac"/>
+        <w:rPr>
+          <w:b/>
+          <w:bCs/>
+        </w:rPr>
+      </w:pPr>
+      <w:proofErr w:type="gramStart"/>
+      <w:r>
+        <w:rPr>
+          <w:b/>
+          <w:bCs/>
+        </w:rPr>
+        <w:t>!</w:t>
+      </w:r>
+      <w:r>
+        <w:rPr>
+          <w:b/>
+          <w:bCs/>
+        </w:rPr>
+        <w:t>--</w:t>
+      </w:r>
+      <w:proofErr w:type="gramEnd"/>
+      <w:r>
+        <w:rPr>
+          <w:b/>
+          <w:bCs/>
+        </w:rPr>
+        <w:t xml:space="preserve"> </w:t>
+      </w:r>
+      <w:r>
+        <w:rPr>
+          <w:b/>
+          <w:bCs/>
+          <w:lang w:val="ru-RU"/>
+        </w:rPr>
+        <w:t>Доступ</w:t>
+      </w:r>
+      <w:r>
+        <w:rPr>
+          <w:b/>
+          <w:bCs/>
+        </w:rPr>
+        <w:t xml:space="preserve"> </w:t>
+      </w:r>
+      <w:r>
+        <w:rPr>
+          <w:b/>
+          <w:bCs/>
+          <w:lang w:val="ru-RU"/>
+        </w:rPr>
+        <w:t>из</w:t>
+      </w:r>
+      <w:r>
+        <w:rPr>
+          <w:b/>
+          <w:bCs/>
+        </w:rPr>
+        <w:t xml:space="preserve"> </w:t>
+      </w:r>
+      <w:r>
+        <w:rPr>
+          <w:b/>
+          <w:bCs/>
+        </w:rPr>
+        <w:t>VLAN</w:t>
+      </w:r>
+      <w:r>
+        <w:rPr>
+          <w:b/>
+          <w:bCs/>
+        </w:rPr>
+        <w:t>5</w:t>
+      </w:r>
+    </w:p>
+    <w:p>
+      <w:pPr>
+        <w:pStyle w:val="ac"/>
+      </w:pPr>
+      <w:r>
+        <w:t>SwitchSW3(config)#ip access-list extended VLAN50-OUT</w:t>
+      </w:r>
+    </w:p>
+    <w:p>
+      <w:pPr>
+        <w:pStyle w:val="ac"/>
+      </w:pPr>
+      <w:r>
+        <w:lastRenderedPageBreak/>
+        <w:t>SwitchSW3(config-</w:t>
+      </w:r>
+      <w:proofErr w:type="spellStart"/>
+      <w:r>
+        <w:t>ext</w:t>
+      </w:r>
+      <w:proofErr w:type="spellEnd"/>
+      <w:r>
+        <w:t>-</w:t>
+      </w:r>
+      <w:proofErr w:type="spellStart"/>
+      <w:proofErr w:type="gramStart"/>
+      <w:r>
+        <w:t>nacl</w:t>
+      </w:r>
+      <w:proofErr w:type="spellEnd"/>
+      <w:r>
+        <w:t>)#</w:t>
+      </w:r>
+      <w:proofErr w:type="gramEnd"/>
+      <w:r>
+        <w:t xml:space="preserve">permit </w:t>
+      </w:r>
+      <w:proofErr w:type="spellStart"/>
+      <w:r>
+        <w:t>ip</w:t>
+      </w:r>
+      <w:proofErr w:type="spellEnd"/>
+      <w:r>
+        <w:t xml:space="preserve"> 192.168.50.0 0.0.0.255 192.168.50.0 0.0.0.255</w:t>
+      </w:r>
+    </w:p>
+    <w:p>
+      <w:pPr>
+        <w:pStyle w:val="ac"/>
+      </w:pPr>
+      <w:r>
+        <w:t>SwitchSW3(config-</w:t>
+      </w:r>
+      <w:proofErr w:type="spellStart"/>
+      <w:r>
+        <w:t>ext</w:t>
+      </w:r>
+      <w:proofErr w:type="spellEnd"/>
+      <w:r>
+        <w:t>-</w:t>
+      </w:r>
+      <w:proofErr w:type="spellStart"/>
+      <w:proofErr w:type="gramStart"/>
+      <w:r>
+        <w:t>nacl</w:t>
+      </w:r>
+      <w:proofErr w:type="spellEnd"/>
+      <w:r>
+        <w:t>)#</w:t>
+      </w:r>
+      <w:proofErr w:type="gramEnd"/>
+      <w:r>
+        <w:t xml:space="preserve">permit </w:t>
+      </w:r>
+      <w:proofErr w:type="spellStart"/>
+      <w:r>
+        <w:t>ip</w:t>
+      </w:r>
+      <w:proofErr w:type="spellEnd"/>
+      <w:r>
+        <w:t xml:space="preserve"> 192.168.50.0 0.0.0.255 192.168.40.0 0.0.0.255</w:t>
+      </w:r>
+    </w:p>
+    <w:p>
+      <w:pPr>
+        <w:pStyle w:val="ac"/>
+      </w:pPr>
+      <w:r>
+        <w:t>SwitchSW3(config-</w:t>
+      </w:r>
+      <w:proofErr w:type="spellStart"/>
+      <w:r>
+        <w:t>ext</w:t>
+      </w:r>
+      <w:proofErr w:type="spellEnd"/>
+      <w:r>
+        <w:t>-</w:t>
+      </w:r>
+      <w:proofErr w:type="spellStart"/>
+      <w:proofErr w:type="gramStart"/>
+      <w:r>
+        <w:t>nacl</w:t>
+      </w:r>
+      <w:proofErr w:type="spellEnd"/>
+      <w:r>
+        <w:t>)#</w:t>
+      </w:r>
+      <w:proofErr w:type="gramEnd"/>
+      <w:r>
+        <w:t xml:space="preserve">permit </w:t>
+      </w:r>
+      <w:proofErr w:type="spellStart"/>
+      <w:r>
+        <w:t>ip</w:t>
+      </w:r>
+      <w:proofErr w:type="spellEnd"/>
+      <w:r>
+        <w:t xml:space="preserve"> 192.168.50.0 0.0.0.255 192.168.60.0 0.0.0.255</w:t>
+      </w:r>
+    </w:p>
+    <w:p>
+      <w:pPr>
+        <w:pStyle w:val="ac"/>
+      </w:pPr>
+      <w:r>
+        <w:t>SwitchSW3(config-</w:t>
+      </w:r>
+      <w:proofErr w:type="spellStart"/>
+      <w:r>
+        <w:t>ext</w:t>
+      </w:r>
+      <w:proofErr w:type="spellEnd"/>
+      <w:r>
+        <w:t>-</w:t>
+      </w:r>
+      <w:proofErr w:type="spellStart"/>
+      <w:proofErr w:type="gramStart"/>
+      <w:r>
+        <w:t>nacl</w:t>
+      </w:r>
+      <w:proofErr w:type="spellEnd"/>
+      <w:r>
+        <w:t>)#</w:t>
+      </w:r>
+      <w:proofErr w:type="gramEnd"/>
+      <w:r>
+        <w:t>exit</w:t>
+      </w:r>
+    </w:p>
+    <w:p>
+      <w:pPr>
+        <w:pStyle w:val="ac"/>
+      </w:pPr>
+    </w:p>
+    <w:p>
+      <w:pPr>
+        <w:pStyle w:val="ac"/>
+      </w:pPr>
+      <w:r>
+        <w:t xml:space="preserve">SwitchSW3(config)#interface </w:t>
+      </w:r>
+      <w:proofErr w:type="spellStart"/>
+      <w:r>
+        <w:t>vlan</w:t>
+      </w:r>
+      <w:proofErr w:type="spellEnd"/>
+      <w:r>
+        <w:t xml:space="preserve"> 50</w:t>
+      </w:r>
+    </w:p>
+    <w:p>
+      <w:pPr>
+        <w:pStyle w:val="ac"/>
+      </w:pPr>
+      <w:r>
+        <w:t>SwitchSW3(config-</w:t>
+      </w:r>
+      <w:proofErr w:type="gramStart"/>
+      <w:r>
+        <w:t>if)#</w:t>
+      </w:r>
+      <w:proofErr w:type="gramEnd"/>
+      <w:r>
+        <w:t>ip access-group VLAN50-OUT in</w:t>
+      </w:r>
+    </w:p>
+    <w:p>
+      <w:pPr>
+        <w:pStyle w:val="ac"/>
+      </w:pPr>
+      <w:r>
+        <w:rPr>
+          <w:lang w:val="ru-RU"/>
+        </w:rPr>
+        <w:t>SwitchSW3(</w:t>
+      </w:r>
+      <w:proofErr w:type="spellStart"/>
+      <w:r>
+        <w:rPr>
+          <w:lang w:val="ru-RU"/>
+        </w:rPr>
+        <w:t>config-</w:t>
+      </w:r>
+      <w:proofErr w:type="gramStart"/>
+      <w:r>
+        <w:rPr>
+          <w:lang w:val="ru-RU"/>
+        </w:rPr>
+        <w:t>if</w:t>
+      </w:r>
+      <w:proofErr w:type="spellEnd"/>
+      <w:r>
+        <w:rPr>
+          <w:lang w:val="ru-RU"/>
+        </w:rPr>
+        <w:t>)#</w:t>
+      </w:r>
+      <w:proofErr w:type="gramEnd"/>
+      <w:r>
+        <w:rPr>
+          <w:lang w:val="ru-RU"/>
+        </w:rPr>
+        <w:t>exit</w:t>
+      </w:r>
     </w:p>
     <w:p/>
     <w:p>

--- a/7 семестр/ИСИС КП/ПЗ.docx
+++ b/7 семестр/ИСИС КП/ПЗ.docx
@@ -2900,8 +2900,10 @@
         <w:ind w:firstLine="0"/>
         <w:jc w:val="left"/>
         <w:rPr>
-          <w:b/>
-          <w:caps/>
+          <w:rFonts w:eastAsia="Times New Roman" w:cs="Times New Roman"/>
+          <w:sz w:val="24"/>
+          <w:szCs w:val="24"/>
+          <w:lang w:bidi="en-US"/>
         </w:rPr>
       </w:pPr>
       <w:r>
@@ -2910,6 +2912,206 @@
           <w:sz w:val="24"/>
           <w:szCs w:val="24"/>
           <w:lang w:val="en-US" w:bidi="en-US"/>
+        </w:rPr>
+        <w:br w:type="page"/>
+      </w:r>
+    </w:p>
+    <w:p>
+      <w:pPr>
+        <w:spacing w:after="160" w:line="259" w:lineRule="auto"/>
+        <w:ind w:firstLine="0"/>
+        <w:jc w:val="left"/>
+        <w:rPr>
+          <w:rFonts w:eastAsia="Times New Roman" w:cs="Times New Roman"/>
+          <w:sz w:val="24"/>
+          <w:szCs w:val="24"/>
+          <w:lang w:bidi="en-US"/>
+        </w:rPr>
+      </w:pPr>
+      <w:r>
+        <w:rPr>
+          <w:rFonts w:eastAsia="Times New Roman" w:cs="Times New Roman"/>
+          <w:noProof/>
+          <w:sz w:val="24"/>
+          <w:szCs w:val="24"/>
+          <w:lang w:bidi="en-US"/>
+        </w:rPr>
+        <w:lastRenderedPageBreak/>
+        <w:drawing>
+          <wp:anchor distT="0" distB="0" distL="114300" distR="114300" simplePos="0" relativeHeight="251658240" behindDoc="1" locked="0" layoutInCell="1" allowOverlap="1" wp14:anchorId="28CB5CAB" wp14:editId="179AC894">
+            <wp:simplePos x="0" y="0"/>
+            <wp:positionH relativeFrom="column">
+              <wp:posOffset>-1054195</wp:posOffset>
+            </wp:positionH>
+            <wp:positionV relativeFrom="paragraph">
+              <wp:posOffset>-852035</wp:posOffset>
+            </wp:positionV>
+            <wp:extent cx="7547610" cy="10668000"/>
+            <wp:effectExtent l="0" t="0" r="0" b="0"/>
+            <wp:wrapNone/>
+            <wp:docPr id="1854083058" name="Рисунок 1"/>
+            <wp:cNvGraphicFramePr>
+              <a:graphicFrameLocks xmlns:a="http://schemas.openxmlformats.org/drawingml/2006/main" noChangeAspect="1"/>
+            </wp:cNvGraphicFramePr>
+            <a:graphic xmlns:a="http://schemas.openxmlformats.org/drawingml/2006/main">
+              <a:graphicData uri="http://schemas.openxmlformats.org/drawingml/2006/picture">
+                <pic:pic xmlns:pic="http://schemas.openxmlformats.org/drawingml/2006/picture">
+                  <pic:nvPicPr>
+                    <pic:cNvPr id="1854083058" name="Рисунок 1854083058"/>
+                    <pic:cNvPicPr/>
+                  </pic:nvPicPr>
+                  <pic:blipFill>
+                    <a:blip r:embed="rId8">
+                      <a:extLst>
+                        <a:ext uri="{28A0092B-C50C-407E-A947-70E740481C1C}">
+                          <a14:useLocalDpi xmlns:a14="http://schemas.microsoft.com/office/drawing/2010/main" val="0"/>
+                        </a:ext>
+                      </a:extLst>
+                    </a:blip>
+                    <a:stretch>
+                      <a:fillRect/>
+                    </a:stretch>
+                  </pic:blipFill>
+                  <pic:spPr>
+                    <a:xfrm>
+                      <a:off x="0" y="0"/>
+                      <a:ext cx="7560362" cy="10686024"/>
+                    </a:xfrm>
+                    <a:prstGeom prst="rect">
+                      <a:avLst/>
+                    </a:prstGeom>
+                  </pic:spPr>
+                </pic:pic>
+              </a:graphicData>
+            </a:graphic>
+            <wp14:sizeRelH relativeFrom="page">
+              <wp14:pctWidth>0</wp14:pctWidth>
+            </wp14:sizeRelH>
+            <wp14:sizeRelV relativeFrom="page">
+              <wp14:pctHeight>0</wp14:pctHeight>
+            </wp14:sizeRelV>
+          </wp:anchor>
+        </w:drawing>
+      </w:r>
+    </w:p>
+    <w:p>
+      <w:pPr>
+        <w:spacing w:after="160" w:line="259" w:lineRule="auto"/>
+        <w:ind w:firstLine="0"/>
+        <w:jc w:val="left"/>
+        <w:rPr>
+          <w:rFonts w:eastAsia="Times New Roman" w:cs="Times New Roman"/>
+          <w:sz w:val="24"/>
+          <w:szCs w:val="24"/>
+          <w:lang w:bidi="en-US"/>
+        </w:rPr>
+      </w:pPr>
+      <w:r>
+        <w:rPr>
+          <w:rFonts w:eastAsia="Times New Roman" w:cs="Times New Roman"/>
+          <w:sz w:val="24"/>
+          <w:szCs w:val="24"/>
+          <w:lang w:bidi="en-US"/>
+        </w:rPr>
+        <w:br w:type="page"/>
+      </w:r>
+    </w:p>
+    <w:p>
+      <w:pPr>
+        <w:spacing w:after="160" w:line="259" w:lineRule="auto"/>
+        <w:ind w:firstLine="0"/>
+        <w:jc w:val="left"/>
+        <w:rPr>
+          <w:rFonts w:eastAsia="Times New Roman" w:cs="Times New Roman"/>
+          <w:sz w:val="24"/>
+          <w:szCs w:val="24"/>
+          <w:lang w:bidi="en-US"/>
+        </w:rPr>
+      </w:pPr>
+      <w:r>
+        <w:rPr>
+          <w:rFonts w:eastAsia="Times New Roman" w:cs="Times New Roman"/>
+          <w:noProof/>
+          <w:sz w:val="24"/>
+          <w:szCs w:val="24"/>
+          <w:lang w:bidi="en-US"/>
+        </w:rPr>
+        <w:lastRenderedPageBreak/>
+        <w:drawing>
+          <wp:anchor distT="0" distB="0" distL="114300" distR="114300" simplePos="0" relativeHeight="251659264" behindDoc="1" locked="0" layoutInCell="1" allowOverlap="1" wp14:anchorId="1E824E35" wp14:editId="659F6670">
+            <wp:simplePos x="0" y="0"/>
+            <wp:positionH relativeFrom="column">
+              <wp:posOffset>-1073650</wp:posOffset>
+            </wp:positionH>
+            <wp:positionV relativeFrom="paragraph">
+              <wp:posOffset>-877975</wp:posOffset>
+            </wp:positionV>
+            <wp:extent cx="7581089" cy="10714822"/>
+            <wp:effectExtent l="0" t="0" r="1270" b="0"/>
+            <wp:wrapNone/>
+            <wp:docPr id="435488286" name="Рисунок 2"/>
+            <wp:cNvGraphicFramePr>
+              <a:graphicFrameLocks xmlns:a="http://schemas.openxmlformats.org/drawingml/2006/main" noChangeAspect="1"/>
+            </wp:cNvGraphicFramePr>
+            <a:graphic xmlns:a="http://schemas.openxmlformats.org/drawingml/2006/main">
+              <a:graphicData uri="http://schemas.openxmlformats.org/drawingml/2006/picture">
+                <pic:pic xmlns:pic="http://schemas.openxmlformats.org/drawingml/2006/picture">
+                  <pic:nvPicPr>
+                    <pic:cNvPr id="435488286" name="Рисунок 435488286"/>
+                    <pic:cNvPicPr/>
+                  </pic:nvPicPr>
+                  <pic:blipFill>
+                    <a:blip r:embed="rId9">
+                      <a:extLst>
+                        <a:ext uri="{28A0092B-C50C-407E-A947-70E740481C1C}">
+                          <a14:useLocalDpi xmlns:a14="http://schemas.microsoft.com/office/drawing/2010/main" val="0"/>
+                        </a:ext>
+                      </a:extLst>
+                    </a:blip>
+                    <a:stretch>
+                      <a:fillRect/>
+                    </a:stretch>
+                  </pic:blipFill>
+                  <pic:spPr>
+                    <a:xfrm>
+                      <a:off x="0" y="0"/>
+                      <a:ext cx="7601961" cy="10744322"/>
+                    </a:xfrm>
+                    <a:prstGeom prst="rect">
+                      <a:avLst/>
+                    </a:prstGeom>
+                  </pic:spPr>
+                </pic:pic>
+              </a:graphicData>
+            </a:graphic>
+            <wp14:sizeRelH relativeFrom="page">
+              <wp14:pctWidth>0</wp14:pctWidth>
+            </wp14:sizeRelH>
+            <wp14:sizeRelV relativeFrom="page">
+              <wp14:pctHeight>0</wp14:pctHeight>
+            </wp14:sizeRelV>
+          </wp:anchor>
+        </w:drawing>
+      </w:r>
+    </w:p>
+    <w:p>
+      <w:pPr>
+        <w:spacing w:after="160" w:line="259" w:lineRule="auto"/>
+        <w:ind w:firstLine="0"/>
+        <w:jc w:val="left"/>
+        <w:rPr>
+          <w:rFonts w:eastAsia="Times New Roman" w:cs="Times New Roman"/>
+          <w:sz w:val="24"/>
+          <w:szCs w:val="24"/>
+          <w:lang w:bidi="en-US"/>
+        </w:rPr>
+      </w:pPr>
+      <w:r>
+        <w:rPr>
+          <w:rFonts w:eastAsia="Times New Roman" w:cs="Times New Roman"/>
+          <w:sz w:val="24"/>
+          <w:szCs w:val="24"/>
+          <w:lang w:bidi="en-US"/>
         </w:rPr>
         <w:br w:type="page"/>
       </w:r>
@@ -6232,7 +6434,6 @@
           <w:rFonts w:cs="Times New Roman"/>
           <w:i/>
           <w:iCs/>
-          <w:color w:val="EE0000"/>
           <w:szCs w:val="28"/>
         </w:rPr>
       </w:pPr>
@@ -6278,7 +6479,6 @@
           <w:rFonts w:cs="Times New Roman"/>
           <w:i/>
           <w:iCs/>
-          <w:color w:val="EE0000"/>
           <w:szCs w:val="28"/>
         </w:rPr>
         <w:t>Также реализовано резервирование. Допустимая отказоустойчивость сети – 0,2 сек.</w:t>
@@ -8596,13 +8796,15 @@
               <w:spacing w:line="240" w:lineRule="auto"/>
               <w:ind w:firstLine="0"/>
               <w:rPr>
-                <w:color w:val="EE0000"/>
-                <w:szCs w:val="28"/>
-              </w:rPr>
-            </w:pPr>
-            <w:r>
-              <w:rPr>
-                <w:color w:val="EE0000"/>
+                <w:i/>
+                <w:iCs/>
+                <w:szCs w:val="28"/>
+              </w:rPr>
+            </w:pPr>
+            <w:r>
+              <w:rPr>
+                <w:i/>
+                <w:iCs/>
                 <w:szCs w:val="28"/>
               </w:rPr>
               <w:t>0</w:t>
@@ -8619,13 +8821,15 @@
               <w:spacing w:line="240" w:lineRule="auto"/>
               <w:ind w:firstLine="0"/>
               <w:rPr>
-                <w:color w:val="EE0000"/>
-                <w:szCs w:val="28"/>
-              </w:rPr>
-            </w:pPr>
-            <w:r>
-              <w:rPr>
-                <w:color w:val="EE0000"/>
+                <w:i/>
+                <w:iCs/>
+                <w:szCs w:val="28"/>
+              </w:rPr>
+            </w:pPr>
+            <w:r>
+              <w:rPr>
+                <w:i/>
+                <w:iCs/>
                 <w:szCs w:val="28"/>
               </w:rPr>
               <w:t>-</w:t>
@@ -8641,14 +8845,16 @@
               <w:spacing w:line="240" w:lineRule="auto"/>
               <w:ind w:firstLine="0"/>
               <w:rPr>
-                <w:color w:val="EE0000"/>
+                <w:i/>
+                <w:iCs/>
                 <w:szCs w:val="28"/>
                 <w:lang w:val="en-US"/>
               </w:rPr>
             </w:pPr>
             <w:r>
               <w:rPr>
-                <w:color w:val="EE0000"/>
+                <w:i/>
+                <w:iCs/>
                 <w:szCs w:val="28"/>
                 <w:lang w:val="en-US"/>
               </w:rPr>
@@ -8665,14 +8871,16 @@
               <w:spacing w:line="240" w:lineRule="auto"/>
               <w:ind w:firstLine="0"/>
               <w:rPr>
-                <w:color w:val="EE0000"/>
+                <w:i/>
+                <w:iCs/>
                 <w:szCs w:val="28"/>
                 <w:lang w:val="en-US"/>
               </w:rPr>
             </w:pPr>
             <w:r>
               <w:rPr>
-                <w:color w:val="EE0000"/>
+                <w:i/>
+                <w:iCs/>
                 <w:szCs w:val="28"/>
                 <w:lang w:val="en-US"/>
               </w:rPr>
@@ -10393,138 +10601,59 @@
     <w:p>
       <w:pPr>
         <w:pStyle w:val="2"/>
-        <w:rPr>
-          <w:i/>
-          <w:iCs/>
-        </w:rPr>
       </w:pPr>
       <w:bookmarkStart w:id="9" w:name="_Toc216691453"/>
       <w:r>
-        <w:rPr>
-          <w:i/>
-          <w:iCs/>
-        </w:rPr>
         <w:lastRenderedPageBreak/>
         <w:t>2.3 Обеспечение отказоустойчивости компьютерной сети</w:t>
       </w:r>
       <w:bookmarkEnd w:id="9"/>
     </w:p>
-    <w:p>
-      <w:pPr>
-        <w:rPr>
-          <w:i/>
-          <w:iCs/>
-        </w:rPr>
-      </w:pPr>
-    </w:p>
-    <w:p>
-      <w:pPr>
-        <w:rPr>
-          <w:i/>
-          <w:iCs/>
-        </w:rPr>
-      </w:pPr>
-      <w:r>
-        <w:rPr>
-          <w:i/>
-          <w:iCs/>
-        </w:rPr>
+    <w:p/>
+    <w:p>
+      <w:r>
         <w:t xml:space="preserve">Необходимо обеспечить бесперебойное функционирование сети даже в случае отказа одного или нескольких компонентов. Для этого в сети поддерживается отказоустойчивость, достигаемая за счёт резервирования оборудования, т.е. создания избыточных элементов в сети. </w:t>
       </w:r>
     </w:p>
     <w:p>
-      <w:pPr>
-        <w:rPr>
-          <w:i/>
-          <w:iCs/>
-        </w:rPr>
-      </w:pPr>
-      <w:r>
-        <w:rPr>
-          <w:i/>
-          <w:iCs/>
-        </w:rPr>
+      <w:r>
         <w:t xml:space="preserve">«Бесшовное» резервирование для указанной задачи излишне трудоёмко, </w:t>
       </w:r>
       <w:r>
-        <w:rPr>
-          <w:i/>
-          <w:iCs/>
-        </w:rPr>
         <w:t>поэтому отказоустойчивость реализуется через технологию изменения топологии сети. Данный метод работает по протоколам, предотвращающим зацикливание путей между устройствами.</w:t>
       </w:r>
     </w:p>
     <w:p>
-      <w:pPr>
-        <w:rPr>
-          <w:i/>
-          <w:iCs/>
-        </w:rPr>
-      </w:pPr>
-      <w:r>
-        <w:rPr>
-          <w:i/>
-          <w:iCs/>
-        </w:rPr>
+      <w:r>
         <w:t xml:space="preserve">Мера отказоустойчивости – время схождения (конвергенции) сети, которое для данной задачи крайне мало – 0,2 секунды. По этой причине </w:t>
       </w:r>
       <w:r>
-        <w:rPr>
-          <w:i/>
-          <w:iCs/>
-        </w:rPr>
         <w:t xml:space="preserve">на коммутаторах будет настроен протокол </w:t>
       </w:r>
       <w:r>
         <w:rPr>
-          <w:i/>
-          <w:iCs/>
           <w:lang w:val="en-US"/>
         </w:rPr>
         <w:t>RSTP</w:t>
       </w:r>
       <w:r>
-        <w:rPr>
-          <w:i/>
-          <w:iCs/>
-        </w:rPr>
         <w:t xml:space="preserve">, ускоренное расширение стандартного протокола </w:t>
       </w:r>
       <w:r>
         <w:rPr>
-          <w:i/>
-          <w:iCs/>
           <w:lang w:val="en-US"/>
         </w:rPr>
         <w:t>STP</w:t>
       </w:r>
       <w:r>
-        <w:rPr>
-          <w:i/>
-          <w:iCs/>
-        </w:rPr>
         <w:t>.</w:t>
       </w:r>
     </w:p>
     <w:p>
-      <w:pPr>
-        <w:rPr>
-          <w:i/>
-          <w:iCs/>
-        </w:rPr>
-      </w:pPr>
-      <w:r>
-        <w:rPr>
-          <w:i/>
-          <w:iCs/>
-        </w:rPr>
+      <w:r>
         <w:t xml:space="preserve">Резервирование каналов реализуется через дублирование магистральных соединений между коммутаторами. </w:t>
       </w:r>
       <w:r>
-        <w:rPr>
-          <w:i/>
-          <w:iCs/>
-        </w:rPr>
         <w:t>В случае возникновения неисправности сеть будет динамически перестроена с учётом зарезервированных каналов передачи данных.</w:t>
       </w:r>
     </w:p>
@@ -15284,7 +15413,7 @@
               <w:rPr>
                 <w:rFonts w:cs="Times New Roman"/>
                 <w:szCs w:val="28"/>
-                <w:highlight w:val="yellow"/>
+                <w:u w:val="single"/>
                 <w:lang w:val="en-US"/>
               </w:rPr>
               <w:t>Sw1</w:t>
@@ -15295,7 +15424,15 @@
                 <w:szCs w:val="28"/>
                 <w:lang w:val="en-US"/>
               </w:rPr>
-              <w:t>-Fa0/</w:t>
+              <w:t>-F</w:t>
+            </w:r>
+            <w:r>
+              <w:rPr>
+                <w:rFonts w:cs="Times New Roman"/>
+                <w:szCs w:val="28"/>
+                <w:lang w:val="en-US"/>
+              </w:rPr>
+              <w:t>a0/</w:t>
             </w:r>
             <w:r>
               <w:rPr>
@@ -16327,7 +16464,7 @@
               <w:rPr>
                 <w:rFonts w:cs="Times New Roman"/>
                 <w:szCs w:val="28"/>
-                <w:highlight w:val="yellow"/>
+                <w:u w:val="single"/>
                 <w:lang w:val="en-US"/>
               </w:rPr>
               <w:t>Sw2</w:t>
@@ -17174,7 +17311,7 @@
               <w:rPr>
                 <w:rFonts w:cs="Times New Roman"/>
                 <w:szCs w:val="28"/>
-                <w:highlight w:val="yellow"/>
+                <w:u w:val="single"/>
                 <w:lang w:val="en-US"/>
               </w:rPr>
               <w:t>Sw3</w:t>
@@ -17806,7 +17943,7 @@
               <w:rPr>
                 <w:rFonts w:cs="Times New Roman"/>
                 <w:szCs w:val="28"/>
-                <w:highlight w:val="yellow"/>
+                <w:u w:val="single"/>
                 <w:lang w:val="en-US"/>
               </w:rPr>
               <w:t>Sw4</w:t>
@@ -18467,7 +18604,8 @@
               <w:jc w:val="center"/>
               <w:rPr>
                 <w:rFonts w:cs="Times New Roman"/>
-                <w:color w:val="EE0000"/>
+                <w:i/>
+                <w:iCs/>
                 <w:sz w:val="26"/>
                 <w:szCs w:val="26"/>
                 <w:lang w:val="en-US"/>
@@ -18476,7 +18614,8 @@
             <w:r>
               <w:rPr>
                 <w:rFonts w:cs="Times New Roman"/>
-                <w:color w:val="EE0000"/>
+                <w:i/>
+                <w:iCs/>
                 <w:sz w:val="26"/>
                 <w:szCs w:val="26"/>
                 <w:lang w:val="en-US"/>
@@ -18702,7 +18841,8 @@
               <w:jc w:val="center"/>
               <w:rPr>
                 <w:rFonts w:cs="Times New Roman"/>
-                <w:color w:val="EE0000"/>
+                <w:i/>
+                <w:iCs/>
                 <w:sz w:val="26"/>
                 <w:szCs w:val="26"/>
                 <w:lang w:val="en-US"/>
@@ -18711,7 +18851,8 @@
             <w:r>
               <w:rPr>
                 <w:rFonts w:cs="Times New Roman"/>
-                <w:color w:val="EE0000"/>
+                <w:i/>
+                <w:iCs/>
                 <w:sz w:val="26"/>
                 <w:szCs w:val="26"/>
                 <w:lang w:val="en-US"/>
@@ -21009,7 +21150,7 @@
                     <pic:cNvPicPr/>
                   </pic:nvPicPr>
                   <pic:blipFill>
-                    <a:blip r:embed="rId8">
+                    <a:blip r:embed="rId10">
                       <a:extLst>
                         <a:ext uri="{28A0092B-C50C-407E-A947-70E740481C1C}">
                           <a14:useLocalDpi xmlns:a14="http://schemas.microsoft.com/office/drawing/2010/main" val="0"/>
@@ -21262,7 +21403,7 @@
                     <pic:cNvPicPr/>
                   </pic:nvPicPr>
                   <pic:blipFill>
-                    <a:blip r:embed="rId9">
+                    <a:blip r:embed="rId11">
                       <a:extLst>
                         <a:ext uri="{28A0092B-C50C-407E-A947-70E740481C1C}">
                           <a14:useLocalDpi xmlns:a14="http://schemas.microsoft.com/office/drawing/2010/main" val="0"/>
@@ -21602,7 +21743,7 @@
                     <pic:cNvPicPr/>
                   </pic:nvPicPr>
                   <pic:blipFill>
-                    <a:blip r:embed="rId10"/>
+                    <a:blip r:embed="rId12"/>
                     <a:stretch>
                       <a:fillRect/>
                     </a:stretch>
@@ -21664,7 +21805,7 @@
                     <pic:cNvPicPr/>
                   </pic:nvPicPr>
                   <pic:blipFill>
-                    <a:blip r:embed="rId11"/>
+                    <a:blip r:embed="rId13"/>
                     <a:stretch>
                       <a:fillRect/>
                     </a:stretch>
@@ -24192,7 +24333,7 @@
                     </pic:cNvPicPr>
                   </pic:nvPicPr>
                   <pic:blipFill>
-                    <a:blip r:embed="rId12" cstate="print">
+                    <a:blip r:embed="rId14" cstate="print">
                       <a:extLst>
                         <a:ext uri="{28A0092B-C50C-407E-A947-70E740481C1C}">
                           <a14:useLocalDpi xmlns:a14="http://schemas.microsoft.com/office/drawing/2010/main" val="0"/>
@@ -31956,7 +32097,7 @@
                     <pic:cNvPicPr/>
                   </pic:nvPicPr>
                   <pic:blipFill>
-                    <a:blip r:embed="rId13"/>
+                    <a:blip r:embed="rId15"/>
                     <a:stretch>
                       <a:fillRect/>
                     </a:stretch>
@@ -32255,7 +32396,7 @@
                     <pic:cNvPicPr/>
                   </pic:nvPicPr>
                   <pic:blipFill>
-                    <a:blip r:embed="rId14"/>
+                    <a:blip r:embed="rId16"/>
                     <a:stretch>
                       <a:fillRect/>
                     </a:stretch>
@@ -32330,7 +32471,7 @@
                     <pic:cNvPicPr/>
                   </pic:nvPicPr>
                   <pic:blipFill>
-                    <a:blip r:embed="rId15"/>
+                    <a:blip r:embed="rId17"/>
                     <a:stretch>
                       <a:fillRect/>
                     </a:stretch>
@@ -32413,7 +32554,7 @@
                     <pic:cNvPicPr/>
                   </pic:nvPicPr>
                   <pic:blipFill>
-                    <a:blip r:embed="rId16"/>
+                    <a:blip r:embed="rId18"/>
                     <a:stretch>
                       <a:fillRect/>
                     </a:stretch>
@@ -32479,7 +32620,7 @@
                     <pic:cNvPicPr/>
                   </pic:nvPicPr>
                   <pic:blipFill>
-                    <a:blip r:embed="rId17"/>
+                    <a:blip r:embed="rId19"/>
                     <a:stretch>
                       <a:fillRect/>
                     </a:stretch>
@@ -32589,7 +32730,7 @@
                     <pic:cNvPicPr/>
                   </pic:nvPicPr>
                   <pic:blipFill>
-                    <a:blip r:embed="rId18"/>
+                    <a:blip r:embed="rId20"/>
                     <a:stretch>
                       <a:fillRect/>
                     </a:stretch>
@@ -33287,7 +33428,7 @@
                     <pic:cNvPicPr/>
                   </pic:nvPicPr>
                   <pic:blipFill>
-                    <a:blip r:embed="rId19">
+                    <a:blip r:embed="rId21">
                       <a:extLst>
                         <a:ext uri="{28A0092B-C50C-407E-A947-70E740481C1C}">
                           <a14:useLocalDpi xmlns:a14="http://schemas.microsoft.com/office/drawing/2010/main" val="0"/>
@@ -33416,7 +33557,7 @@
                     <pic:cNvPicPr/>
                   </pic:nvPicPr>
                   <pic:blipFill>
-                    <a:blip r:embed="rId20"/>
+                    <a:blip r:embed="rId22"/>
                     <a:stretch>
                       <a:fillRect/>
                     </a:stretch>
@@ -33465,8 +33606,8 @@
       </w:pPr>
     </w:p>
     <w:sectPr>
-      <w:headerReference w:type="default" r:id="rId21"/>
-      <w:footerReference w:type="default" r:id="rId22"/>
+      <w:headerReference w:type="default" r:id="rId23"/>
+      <w:footerReference w:type="default" r:id="rId24"/>
       <w:pgSz w:w="11906" w:h="16838"/>
       <w:pgMar w:top="1134" w:right="850" w:bottom="1134" w:left="1701" w:header="708" w:footer="708" w:gutter="0"/>
       <w:pgNumType w:start="1"/>

--- a/7 семестр/ИСИС КП/ПЗ.docx
+++ b/7 семестр/ИСИС КП/ПЗ.docx
@@ -3038,18 +3038,18 @@
         </w:rPr>
         <w:lastRenderedPageBreak/>
         <w:drawing>
-          <wp:anchor distT="0" distB="0" distL="114300" distR="114300" simplePos="0" relativeHeight="251659264" behindDoc="1" locked="0" layoutInCell="1" allowOverlap="1" wp14:anchorId="1E824E35" wp14:editId="659F6670">
+          <wp:anchor distT="0" distB="0" distL="114300" distR="114300" simplePos="0" relativeHeight="251659264" behindDoc="1" locked="0" layoutInCell="1" allowOverlap="1" wp14:anchorId="46F6F95A" wp14:editId="5C30EDC4">
             <wp:simplePos x="0" y="0"/>
             <wp:positionH relativeFrom="column">
-              <wp:posOffset>-1073650</wp:posOffset>
+              <wp:posOffset>-1067165</wp:posOffset>
             </wp:positionH>
             <wp:positionV relativeFrom="paragraph">
-              <wp:posOffset>-877975</wp:posOffset>
+              <wp:posOffset>-871490</wp:posOffset>
             </wp:positionV>
-            <wp:extent cx="7581089" cy="10714822"/>
-            <wp:effectExtent l="0" t="0" r="1270" b="0"/>
+            <wp:extent cx="7557138" cy="10680970"/>
+            <wp:effectExtent l="0" t="0" r="5715" b="6350"/>
             <wp:wrapNone/>
-            <wp:docPr id="435488286" name="Рисунок 2"/>
+            <wp:docPr id="30617066" name="Рисунок 1"/>
             <wp:cNvGraphicFramePr>
               <a:graphicFrameLocks xmlns:a="http://schemas.openxmlformats.org/drawingml/2006/main" noChangeAspect="1"/>
             </wp:cNvGraphicFramePr>
@@ -3057,7 +3057,7 @@
               <a:graphicData uri="http://schemas.openxmlformats.org/drawingml/2006/picture">
                 <pic:pic xmlns:pic="http://schemas.openxmlformats.org/drawingml/2006/picture">
                   <pic:nvPicPr>
-                    <pic:cNvPr id="435488286" name="Рисунок 435488286"/>
+                    <pic:cNvPr id="30617066" name="Рисунок 30617066"/>
                     <pic:cNvPicPr/>
                   </pic:nvPicPr>
                   <pic:blipFill>
@@ -3075,7 +3075,7 @@
                   <pic:spPr>
                     <a:xfrm>
                       <a:off x="0" y="0"/>
-                      <a:ext cx="7601961" cy="10744322"/>
+                      <a:ext cx="7570618" cy="10700022"/>
                     </a:xfrm>
                     <a:prstGeom prst="rect">
                       <a:avLst/>
@@ -3217,7 +3217,7 @@
                 <w:noProof/>
                 <w:webHidden/>
               </w:rPr>
-              <w:t>4</w:t>
+              <w:t>6</w:t>
             </w:r>
             <w:r>
               <w:rPr>
@@ -3289,7 +3289,7 @@
                 <w:noProof/>
                 <w:webHidden/>
               </w:rPr>
-              <w:t>6</w:t>
+              <w:t>8</w:t>
             </w:r>
             <w:r>
               <w:rPr>
@@ -3366,7 +3366,7 @@
                 <w:noProof/>
                 <w:webHidden/>
               </w:rPr>
-              <w:t>7</w:t>
+              <w:t>9</w:t>
             </w:r>
             <w:r>
               <w:rPr>
@@ -3438,7 +3438,7 @@
                 <w:noProof/>
                 <w:webHidden/>
               </w:rPr>
-              <w:t>9</w:t>
+              <w:t>11</w:t>
             </w:r>
             <w:r>
               <w:rPr>
@@ -3509,7 +3509,7 @@
                 <w:noProof/>
                 <w:webHidden/>
               </w:rPr>
-              <w:t>9</w:t>
+              <w:t>11</w:t>
             </w:r>
             <w:r>
               <w:rPr>
@@ -3580,7 +3580,7 @@
                 <w:noProof/>
                 <w:webHidden/>
               </w:rPr>
-              <w:t>10</w:t>
+              <w:t>12</w:t>
             </w:r>
             <w:r>
               <w:rPr>
@@ -3651,7 +3651,7 @@
                 <w:noProof/>
                 <w:webHidden/>
               </w:rPr>
-              <w:t>11</w:t>
+              <w:t>13</w:t>
             </w:r>
             <w:r>
               <w:rPr>
@@ -3723,7 +3723,7 @@
                 <w:noProof/>
                 <w:webHidden/>
               </w:rPr>
-              <w:t>12</w:t>
+              <w:t>14</w:t>
             </w:r>
             <w:r>
               <w:rPr>
@@ -3795,7 +3795,7 @@
                 <w:noProof/>
                 <w:webHidden/>
               </w:rPr>
-              <w:t>14</w:t>
+              <w:t>16</w:t>
             </w:r>
             <w:r>
               <w:rPr>
@@ -3867,7 +3867,7 @@
                 <w:noProof/>
                 <w:webHidden/>
               </w:rPr>
-              <w:t>17</w:t>
+              <w:t>19</w:t>
             </w:r>
             <w:r>
               <w:rPr>
@@ -3938,7 +3938,7 @@
                 <w:noProof/>
                 <w:webHidden/>
               </w:rPr>
-              <w:t>17</w:t>
+              <w:t>19</w:t>
             </w:r>
             <w:r>
               <w:rPr>
@@ -4009,7 +4009,7 @@
                 <w:noProof/>
                 <w:webHidden/>
               </w:rPr>
-              <w:t>19</w:t>
+              <w:t>21</w:t>
             </w:r>
             <w:r>
               <w:rPr>
@@ -4080,7 +4080,7 @@
                 <w:noProof/>
                 <w:webHidden/>
               </w:rPr>
-              <w:t>22</w:t>
+              <w:t>24</w:t>
             </w:r>
             <w:r>
               <w:rPr>
@@ -4151,7 +4151,7 @@
                 <w:noProof/>
                 <w:webHidden/>
               </w:rPr>
-              <w:t>23</w:t>
+              <w:t>25</w:t>
             </w:r>
             <w:r>
               <w:rPr>
@@ -4222,7 +4222,7 @@
                 <w:noProof/>
                 <w:webHidden/>
               </w:rPr>
-              <w:t>24</w:t>
+              <w:t>26</w:t>
             </w:r>
             <w:r>
               <w:rPr>
@@ -4294,7 +4294,7 @@
                 <w:noProof/>
                 <w:webHidden/>
               </w:rPr>
-              <w:t>26</w:t>
+              <w:t>28</w:t>
             </w:r>
             <w:r>
               <w:rPr>
@@ -4365,7 +4365,7 @@
                 <w:noProof/>
                 <w:webHidden/>
               </w:rPr>
-              <w:t>26</w:t>
+              <w:t>28</w:t>
             </w:r>
             <w:r>
               <w:rPr>
@@ -4436,7 +4436,7 @@
                 <w:noProof/>
                 <w:webHidden/>
               </w:rPr>
-              <w:t>27</w:t>
+              <w:t>29</w:t>
             </w:r>
             <w:r>
               <w:rPr>
@@ -4507,7 +4507,7 @@
                 <w:noProof/>
                 <w:webHidden/>
               </w:rPr>
-              <w:t>29</w:t>
+              <w:t>31</w:t>
             </w:r>
             <w:r>
               <w:rPr>
@@ -4579,7 +4579,7 @@
                 <w:noProof/>
                 <w:webHidden/>
               </w:rPr>
-              <w:t>30</w:t>
+              <w:t>32</w:t>
             </w:r>
             <w:r>
               <w:rPr>
@@ -4650,7 +4650,7 @@
                 <w:noProof/>
                 <w:webHidden/>
               </w:rPr>
-              <w:t>30</w:t>
+              <w:t>32</w:t>
             </w:r>
             <w:r>
               <w:rPr>
@@ -4721,7 +4721,7 @@
                 <w:noProof/>
                 <w:webHidden/>
               </w:rPr>
-              <w:t>33</w:t>
+              <w:t>35</w:t>
             </w:r>
             <w:r>
               <w:rPr>
@@ -4792,7 +4792,7 @@
                 <w:noProof/>
                 <w:webHidden/>
               </w:rPr>
-              <w:t>34</w:t>
+              <w:t>36</w:t>
             </w:r>
             <w:r>
               <w:rPr>
@@ -4863,7 +4863,7 @@
                 <w:noProof/>
                 <w:webHidden/>
               </w:rPr>
-              <w:t>35</w:t>
+              <w:t>37</w:t>
             </w:r>
             <w:r>
               <w:rPr>
@@ -4935,7 +4935,7 @@
                 <w:noProof/>
                 <w:webHidden/>
               </w:rPr>
-              <w:t>37</w:t>
+              <w:t>39</w:t>
             </w:r>
             <w:r>
               <w:rPr>
@@ -5006,7 +5006,7 @@
                 <w:noProof/>
                 <w:webHidden/>
               </w:rPr>
-              <w:t>37</w:t>
+              <w:t>39</w:t>
             </w:r>
             <w:r>
               <w:rPr>
@@ -5077,7 +5077,7 @@
                 <w:noProof/>
                 <w:webHidden/>
               </w:rPr>
-              <w:t>37</w:t>
+              <w:t>39</w:t>
             </w:r>
             <w:r>
               <w:rPr>
@@ -5148,7 +5148,7 @@
                 <w:noProof/>
                 <w:webHidden/>
               </w:rPr>
-              <w:t>38</w:t>
+              <w:t>40</w:t>
             </w:r>
             <w:r>
               <w:rPr>
@@ -5219,7 +5219,7 @@
                 <w:noProof/>
                 <w:webHidden/>
               </w:rPr>
-              <w:t>39</w:t>
+              <w:t>41</w:t>
             </w:r>
             <w:r>
               <w:rPr>
@@ -5291,7 +5291,7 @@
                 <w:noProof/>
                 <w:webHidden/>
               </w:rPr>
-              <w:t>43</w:t>
+              <w:t>45</w:t>
             </w:r>
             <w:r>
               <w:rPr>
@@ -5363,7 +5363,7 @@
                 <w:noProof/>
                 <w:webHidden/>
               </w:rPr>
-              <w:t>44</w:t>
+              <w:t>46</w:t>
             </w:r>
             <w:r>
               <w:rPr>
@@ -5435,7 +5435,7 @@
                 <w:noProof/>
                 <w:webHidden/>
               </w:rPr>
-              <w:t>45</w:t>
+              <w:t>47</w:t>
             </w:r>
             <w:r>
               <w:rPr>
@@ -5507,7 +5507,7 @@
                 <w:noProof/>
                 <w:webHidden/>
               </w:rPr>
-              <w:t>46</w:t>
+              <w:t>48</w:t>
             </w:r>
             <w:r>
               <w:rPr>
@@ -5557,127 +5557,50 @@
       </w:r>
       <w:bookmarkEnd w:id="0"/>
     </w:p>
-    <w:p>
-      <w:pPr>
-        <w:ind w:firstLine="0"/>
-      </w:pPr>
-    </w:p>
-    <w:p>
-      <w:pPr>
-        <w:ind w:firstLine="0"/>
-      </w:pPr>
-    </w:p>
-    <w:p>
-      <w:pPr>
-        <w:ind w:left="113" w:right="57"/>
-        <w:contextualSpacing/>
-        <w:rPr>
-          <w:rFonts w:cs="Times New Roman"/>
-          <w:szCs w:val="28"/>
-        </w:rPr>
-      </w:pPr>
-      <w:r>
-        <w:rPr>
-          <w:rFonts w:cs="Times New Roman"/>
-          <w:szCs w:val="28"/>
-        </w:rPr>
+    <w:p/>
+    <w:p/>
+    <w:p>
+      <w:r>
         <w:t>В современном мире информационные технологии являются неотъемлемой частью структуры практически любых организаций и предприятий</w:t>
       </w:r>
       <w:r>
-        <w:rPr>
-          <w:rFonts w:cs="Times New Roman"/>
-          <w:szCs w:val="28"/>
-        </w:rPr>
         <w:t>.</w:t>
       </w:r>
       <w:r>
-        <w:rPr>
-          <w:rFonts w:cs="Times New Roman"/>
-          <w:szCs w:val="28"/>
-        </w:rPr>
         <w:t xml:space="preserve"> Они помогают решать многие задачи</w:t>
       </w:r>
       <w:r>
-        <w:rPr>
-          <w:rFonts w:cs="Times New Roman"/>
-          <w:szCs w:val="28"/>
-        </w:rPr>
         <w:t>, такие как</w:t>
       </w:r>
       <w:r>
-        <w:rPr>
-          <w:rFonts w:cs="Times New Roman"/>
-          <w:szCs w:val="28"/>
-        </w:rPr>
         <w:t xml:space="preserve">: коммуникация между сотрудниками, хранение и передача данных, </w:t>
       </w:r>
       <w:r>
-        <w:rPr>
-          <w:rFonts w:cs="Times New Roman"/>
-          <w:szCs w:val="28"/>
-        </w:rPr>
         <w:t xml:space="preserve">распределение доступа к ресурсам, </w:t>
       </w:r>
       <w:r>
-        <w:rPr>
-          <w:rFonts w:cs="Times New Roman"/>
-          <w:szCs w:val="28"/>
-        </w:rPr>
         <w:t xml:space="preserve">оптимизация рабочих процессов. Основой </w:t>
       </w:r>
       <w:r>
-        <w:rPr>
-          <w:rFonts w:cs="Times New Roman"/>
-          <w:szCs w:val="28"/>
-        </w:rPr>
         <w:t>цифровой</w:t>
       </w:r>
       <w:r>
-        <w:rPr>
-          <w:rFonts w:cs="Times New Roman"/>
-          <w:szCs w:val="28"/>
-        </w:rPr>
         <w:t xml:space="preserve"> инфраструктуры предприятия выступает </w:t>
       </w:r>
       <w:r>
-        <w:rPr>
-          <w:rFonts w:cs="Times New Roman"/>
-          <w:szCs w:val="28"/>
-        </w:rPr>
         <w:t>локальная вычислительная сеть (</w:t>
       </w:r>
       <w:r>
-        <w:rPr>
-          <w:rFonts w:cs="Times New Roman"/>
-          <w:szCs w:val="28"/>
-        </w:rPr>
         <w:t>ЛВС</w:t>
       </w:r>
       <w:r>
-        <w:rPr>
-          <w:rFonts w:cs="Times New Roman"/>
-          <w:szCs w:val="28"/>
-        </w:rPr>
         <w:t>)</w:t>
       </w:r>
       <w:r>
-        <w:rPr>
-          <w:rFonts w:cs="Times New Roman"/>
-          <w:szCs w:val="28"/>
-        </w:rPr>
         <w:t>.</w:t>
       </w:r>
     </w:p>
     <w:p>
-      <w:pPr>
-        <w:ind w:left="113" w:right="57"/>
-        <w:contextualSpacing/>
-        <w:rPr>
-          <w:rFonts w:cs="Times New Roman"/>
-          <w:color w:val="000000" w:themeColor="text1"/>
-          <w:szCs w:val="28"/>
-        </w:rPr>
-      </w:pPr>
       <w:r>
         <w:rPr>
           <w:rStyle w:val="fontstyle01"/>
@@ -5770,11 +5693,6 @@
         <w:t xml:space="preserve"> (</w:t>
       </w:r>
       <w:r>
-        <w:rPr>
-          <w:rFonts w:cs="Times New Roman"/>
-          <w:color w:val="000000" w:themeColor="text1"/>
-          <w:szCs w:val="28"/>
-        </w:rPr>
         <w:t>одно или несколько соседних зданий)</w:t>
       </w:r>
       <w:r>
@@ -5792,183 +5710,79 @@
         <w:t xml:space="preserve">элементы цифровой инфраструктуры (рабочие станции, сервера, периферийные устройства) и позволяет им быстро </w:t>
       </w:r>
       <w:r>
-        <w:rPr>
-          <w:rFonts w:cs="Times New Roman"/>
-          <w:color w:val="000000" w:themeColor="text1"/>
-          <w:szCs w:val="28"/>
-        </w:rPr>
         <w:t>обмениваться данными</w:t>
       </w:r>
       <w:r>
-        <w:rPr>
-          <w:rFonts w:cs="Times New Roman"/>
-          <w:color w:val="000000" w:themeColor="text1"/>
-          <w:szCs w:val="28"/>
-        </w:rPr>
         <w:t xml:space="preserve"> между собой</w:t>
       </w:r>
       <w:r>
-        <w:rPr>
-          <w:rFonts w:cs="Times New Roman"/>
-          <w:color w:val="000000" w:themeColor="text1"/>
-          <w:szCs w:val="28"/>
-        </w:rPr>
         <w:t xml:space="preserve"> без подключения к </w:t>
       </w:r>
       <w:r>
-        <w:rPr>
-          <w:rFonts w:cs="Times New Roman"/>
-          <w:color w:val="000000" w:themeColor="text1"/>
-          <w:szCs w:val="28"/>
-        </w:rPr>
         <w:t>И</w:t>
       </w:r>
       <w:r>
-        <w:rPr>
-          <w:rFonts w:cs="Times New Roman"/>
-          <w:color w:val="000000" w:themeColor="text1"/>
-          <w:szCs w:val="28"/>
-        </w:rPr>
         <w:t>нтернет</w:t>
       </w:r>
       <w:r>
-        <w:rPr>
-          <w:rFonts w:cs="Times New Roman"/>
-          <w:color w:val="000000" w:themeColor="text1"/>
-          <w:szCs w:val="28"/>
-        </w:rPr>
         <w:t>-</w:t>
       </w:r>
       <w:r>
-        <w:rPr>
-          <w:rFonts w:cs="Times New Roman"/>
-          <w:color w:val="000000" w:themeColor="text1"/>
-          <w:szCs w:val="28"/>
-        </w:rPr>
         <w:t>провайдеру</w:t>
       </w:r>
       <w:r>
-        <w:rPr>
-          <w:rFonts w:cs="Times New Roman"/>
-          <w:color w:val="000000" w:themeColor="text1"/>
-          <w:szCs w:val="28"/>
-        </w:rPr>
         <w:t>, а также настраивать права доступа и политику безопасности.</w:t>
       </w:r>
     </w:p>
     <w:p>
-      <w:pPr>
-        <w:ind w:left="113" w:right="57"/>
-        <w:contextualSpacing/>
-        <w:rPr>
-          <w:rFonts w:cs="Times New Roman"/>
-          <w:szCs w:val="28"/>
-        </w:rPr>
-      </w:pPr>
-      <w:r>
-        <w:rPr>
-          <w:rFonts w:cs="Times New Roman"/>
-          <w:szCs w:val="28"/>
-        </w:rPr>
+      <w:r>
         <w:t xml:space="preserve"> </w:t>
       </w:r>
       <w:r>
-        <w:rPr>
-          <w:rFonts w:cs="Times New Roman"/>
-          <w:szCs w:val="28"/>
-        </w:rPr>
         <w:t>Неполадки и</w:t>
       </w:r>
       <w:r>
-        <w:rPr>
-          <w:rFonts w:cs="Times New Roman"/>
-          <w:szCs w:val="28"/>
-        </w:rPr>
         <w:t xml:space="preserve"> </w:t>
       </w:r>
       <w:r>
-        <w:rPr>
-          <w:rFonts w:cs="Times New Roman"/>
-          <w:szCs w:val="28"/>
-        </w:rPr>
         <w:t xml:space="preserve">сбои в работе </w:t>
       </w:r>
       <w:r>
-        <w:rPr>
-          <w:rFonts w:cs="Times New Roman"/>
-          <w:szCs w:val="28"/>
-        </w:rPr>
         <w:t>ЛВС</w:t>
       </w:r>
       <w:r>
-        <w:rPr>
-          <w:rFonts w:cs="Times New Roman"/>
-          <w:szCs w:val="28"/>
-        </w:rPr>
         <w:t xml:space="preserve"> могут </w:t>
       </w:r>
       <w:r>
-        <w:rPr>
-          <w:rFonts w:cs="Times New Roman"/>
-          <w:szCs w:val="28"/>
-        </w:rPr>
         <w:t xml:space="preserve">оказать серьёзный непоправимый ущерб </w:t>
       </w:r>
       <w:r>
-        <w:rPr>
-          <w:rFonts w:cs="Times New Roman"/>
-          <w:szCs w:val="28"/>
-        </w:rPr>
         <w:t>функционированию</w:t>
       </w:r>
       <w:r>
-        <w:rPr>
-          <w:rFonts w:cs="Times New Roman"/>
-          <w:szCs w:val="28"/>
-        </w:rPr>
         <w:t xml:space="preserve"> компании. Поэтому проектирование и разработка сетевой инфраструктуры требует тщательного подхода с учётом различных аспектов: </w:t>
       </w:r>
       <w:r>
-        <w:rPr>
-          <w:szCs w:val="28"/>
-        </w:rPr>
         <w:t>выбор топологии, распределение сетевых адресов</w:t>
       </w:r>
       <w:r>
-        <w:rPr>
-          <w:szCs w:val="28"/>
-        </w:rPr>
         <w:t>,</w:t>
       </w:r>
       <w:r>
-        <w:rPr>
-          <w:szCs w:val="28"/>
-        </w:rPr>
         <w:t xml:space="preserve"> настройк</w:t>
       </w:r>
       <w:r>
-        <w:rPr>
-          <w:szCs w:val="28"/>
-        </w:rPr>
         <w:t>а</w:t>
       </w:r>
       <w:r>
-        <w:rPr>
-          <w:szCs w:val="28"/>
-        </w:rPr>
         <w:t xml:space="preserve"> списков доступа </w:t>
       </w:r>
       <w:r>
-        <w:rPr>
-          <w:szCs w:val="28"/>
-        </w:rPr>
         <w:t>и др.</w:t>
       </w:r>
     </w:p>
     <w:p>
       <w:pPr>
-        <w:ind w:left="113" w:right="57"/>
-        <w:contextualSpacing/>
         <w:rPr>
           <w:rStyle w:val="fontstyle01"/>
           <w:color w:val="000000" w:themeColor="text1"/>
@@ -6074,27 +5888,13 @@
       </w:r>
     </w:p>
     <w:p>
-      <w:pPr>
-        <w:rPr>
-          <w:szCs w:val="28"/>
-        </w:rPr>
-      </w:pPr>
-      <w:r>
-        <w:rPr>
-          <w:szCs w:val="28"/>
-        </w:rPr>
+      <w:r>
         <w:t>В</w:t>
       </w:r>
       <w:r>
-        <w:rPr>
-          <w:szCs w:val="28"/>
-        </w:rPr>
         <w:t xml:space="preserve"> ходе </w:t>
       </w:r>
       <w:r>
-        <w:rPr>
-          <w:szCs w:val="28"/>
-        </w:rPr>
         <w:t>работы будут решены следующие задачи:</w:t>
       </w:r>
     </w:p>
@@ -6253,12 +6053,6 @@
       </w:r>
     </w:p>
     <w:p>
-      <w:pPr>
-        <w:rPr>
-          <w:rFonts w:cs="Times New Roman"/>
-          <w:szCs w:val="28"/>
-        </w:rPr>
-      </w:pPr>
       <w:r>
         <w:t xml:space="preserve">Результатом работы </w:t>
       </w:r>
@@ -6275,41 +6069,18 @@
         <w:t xml:space="preserve"> </w:t>
       </w:r>
       <w:r>
-        <w:t xml:space="preserve">проект </w:t>
-      </w:r>
-      <w:r>
-        <w:rPr>
-          <w:rFonts w:cs="Times New Roman"/>
-          <w:szCs w:val="28"/>
-        </w:rPr>
-        <w:t xml:space="preserve">локальной сети, включающий её физическую и логическую структуру, конфигурацию и модель </w:t>
-      </w:r>
-      <w:r>
-        <w:rPr>
-          <w:rFonts w:cs="Times New Roman"/>
-          <w:szCs w:val="28"/>
-        </w:rPr>
+        <w:t xml:space="preserve">проект локальной сети, включающий её физическую и логическую структуру, конфигурацию и модель </w:t>
+      </w:r>
+      <w:r>
         <w:t xml:space="preserve">в </w:t>
       </w:r>
       <w:r>
-        <w:rPr>
-          <w:rFonts w:cs="Times New Roman"/>
-          <w:szCs w:val="28"/>
-        </w:rPr>
         <w:t xml:space="preserve">симуляторе </w:t>
       </w:r>
       <w:r>
-        <w:rPr>
-          <w:rFonts w:cs="Times New Roman"/>
-          <w:szCs w:val="28"/>
-        </w:rPr>
         <w:t>Cisco Packet Tracer</w:t>
       </w:r>
       <w:r>
-        <w:rPr>
-          <w:rFonts w:cs="Times New Roman"/>
-          <w:szCs w:val="28"/>
-        </w:rPr>
         <w:t>.</w:t>
       </w:r>
     </w:p>
@@ -6501,10 +6272,6 @@
         <w:t xml:space="preserve"> </w:t>
       </w:r>
       <w:r>
-        <w:rPr>
-          <w:i/>
-          <w:iCs/>
-        </w:rPr>
         <w:t>Способ адресации – бесклассовый.</w:t>
       </w:r>
     </w:p>
@@ -11808,7 +11575,6 @@
     </w:tbl>
     <w:p>
       <w:pPr>
-        <w:ind w:firstLine="0"/>
         <w:rPr>
           <w:lang w:val="en-US"/>
         </w:rPr>
@@ -21468,194 +21234,80 @@
     </w:p>
     <w:p/>
     <w:p>
-      <w:pPr>
-        <w:rPr>
-          <w:color w:val="000000" w:themeColor="text1"/>
-          <w:szCs w:val="28"/>
-        </w:rPr>
-      </w:pPr>
-      <w:r>
-        <w:rPr>
-          <w:color w:val="000000" w:themeColor="text1"/>
-          <w:szCs w:val="28"/>
-        </w:rPr>
+      <w:r>
         <w:t xml:space="preserve">Ввод коммуникационных кабелей в шкаф осуществляется через верхнее входное отверстие в его крыше. Кабели подводятся сверху в лотке и затем через верхний вводной люк вводятся внутрь. </w:t>
       </w:r>
       <w:r>
-        <w:rPr>
-          <w:color w:val="000000" w:themeColor="text1"/>
-          <w:szCs w:val="28"/>
-        </w:rPr>
         <w:t>Благодаря этому к</w:t>
       </w:r>
       <w:r>
-        <w:rPr>
-          <w:color w:val="000000" w:themeColor="text1"/>
-          <w:szCs w:val="28"/>
-        </w:rPr>
         <w:t xml:space="preserve"> кабелям нет доступа, и они хорошо физически защищены. </w:t>
       </w:r>
     </w:p>
     <w:p>
-      <w:pPr>
-        <w:rPr>
-          <w:color w:val="000000" w:themeColor="text1"/>
-          <w:szCs w:val="28"/>
-        </w:rPr>
-      </w:pPr>
-      <w:r>
-        <w:rPr>
-          <w:color w:val="000000" w:themeColor="text1"/>
-          <w:szCs w:val="28"/>
-        </w:rPr>
+      <w:r>
         <w:t>Кабели силового питания и телекоммуникационные кабели, идущие от рабочих мест, подводятся к телекоммуникационному шкафу в пластмассовом коробе и вводятся в него через нижний вводной люк.</w:t>
       </w:r>
     </w:p>
     <w:p>
-      <w:pPr>
-        <w:rPr>
-          <w:color w:val="000000" w:themeColor="text1"/>
-          <w:szCs w:val="28"/>
-        </w:rPr>
-      </w:pPr>
-      <w:r>
-        <w:rPr>
-          <w:color w:val="000000" w:themeColor="text1"/>
-          <w:szCs w:val="28"/>
-        </w:rPr>
+      <w:r>
         <w:t xml:space="preserve">В </w:t>
       </w:r>
       <w:r>
-        <w:rPr>
-          <w:color w:val="000000" w:themeColor="text1"/>
-          <w:szCs w:val="28"/>
-        </w:rPr>
         <w:t xml:space="preserve">теории в </w:t>
       </w:r>
       <w:r>
-        <w:rPr>
-          <w:color w:val="000000" w:themeColor="text1"/>
-          <w:szCs w:val="28"/>
-        </w:rPr>
         <w:t>комнате</w:t>
       </w:r>
       <w:r>
-        <w:rPr>
-          <w:color w:val="000000" w:themeColor="text1"/>
-          <w:szCs w:val="28"/>
-        </w:rPr>
         <w:t xml:space="preserve"> </w:t>
       </w:r>
       <w:r>
-        <w:rPr>
-          <w:color w:val="000000" w:themeColor="text1"/>
-          <w:szCs w:val="28"/>
-        </w:rPr>
         <w:t>можно</w:t>
       </w:r>
       <w:r>
-        <w:rPr>
-          <w:color w:val="000000" w:themeColor="text1"/>
-          <w:szCs w:val="28"/>
-        </w:rPr>
         <w:t xml:space="preserve"> дополнительно </w:t>
       </w:r>
       <w:r>
-        <w:rPr>
-          <w:color w:val="000000" w:themeColor="text1"/>
-          <w:szCs w:val="28"/>
-        </w:rPr>
         <w:t>оборудова</w:t>
       </w:r>
       <w:r>
-        <w:rPr>
-          <w:color w:val="000000" w:themeColor="text1"/>
-          <w:szCs w:val="28"/>
-        </w:rPr>
         <w:t>ть</w:t>
       </w:r>
       <w:r>
-        <w:rPr>
-          <w:color w:val="000000" w:themeColor="text1"/>
-          <w:szCs w:val="28"/>
-        </w:rPr>
         <w:t xml:space="preserve"> два рабочих места</w:t>
       </w:r>
       <w:r>
-        <w:rPr>
-          <w:color w:val="000000" w:themeColor="text1"/>
-          <w:szCs w:val="28"/>
-        </w:rPr>
         <w:t xml:space="preserve">: </w:t>
       </w:r>
       <w:r>
-        <w:rPr>
-          <w:color w:val="000000" w:themeColor="text1"/>
-          <w:szCs w:val="28"/>
-        </w:rPr>
         <w:t>для администратора сети</w:t>
       </w:r>
       <w:r>
-        <w:rPr>
-          <w:color w:val="000000" w:themeColor="text1"/>
-          <w:szCs w:val="28"/>
-        </w:rPr>
         <w:t xml:space="preserve"> и </w:t>
       </w:r>
       <w:r>
-        <w:rPr>
-          <w:color w:val="000000" w:themeColor="text1"/>
-          <w:szCs w:val="28"/>
-        </w:rPr>
         <w:t>для инженера-электронщика</w:t>
       </w:r>
       <w:r>
-        <w:rPr>
-          <w:color w:val="000000" w:themeColor="text1"/>
-          <w:szCs w:val="28"/>
-        </w:rPr>
         <w:t>, однако в плане проекта они реализованы в других комнатах</w:t>
       </w:r>
       <w:r>
-        <w:rPr>
-          <w:color w:val="000000" w:themeColor="text1"/>
-          <w:szCs w:val="28"/>
-        </w:rPr>
         <w:t xml:space="preserve">. </w:t>
       </w:r>
       <w:r>
-        <w:rPr>
-          <w:color w:val="000000" w:themeColor="text1"/>
-          <w:szCs w:val="28"/>
-        </w:rPr>
         <w:t>Тем не менее</w:t>
       </w:r>
       <w:r>
-        <w:rPr>
-          <w:color w:val="000000" w:themeColor="text1"/>
-          <w:szCs w:val="28"/>
-        </w:rPr>
         <w:t xml:space="preserve"> д</w:t>
       </w:r>
       <w:r>
-        <w:rPr>
-          <w:color w:val="000000" w:themeColor="text1"/>
-          <w:szCs w:val="28"/>
-        </w:rPr>
         <w:t xml:space="preserve">ля тестирования и ремонта </w:t>
       </w:r>
       <w:r>
-        <w:rPr>
-          <w:color w:val="000000" w:themeColor="text1"/>
-          <w:szCs w:val="28"/>
-        </w:rPr>
         <w:t>техники</w:t>
       </w:r>
       <w:r>
-        <w:rPr>
-          <w:color w:val="000000" w:themeColor="text1"/>
-          <w:szCs w:val="28"/>
-        </w:rPr>
         <w:t xml:space="preserve"> установлен специальный стол монтажника.</w:t>
       </w:r>
     </w:p>
